--- a/hcmut.docx
+++ b/hcmut.docx
@@ -245,6 +245,25 @@
         <w:rPr>
           <w:lang w:val="en-US"/>
         </w:rPr>
+        <w:t>Giả</w:t>
+      </w:r>
+      <w:r>
+        <w:rPr>
+          <w:lang w:val="en-US"/>
+        </w:rPr>
+        <w:t>i ba - OK</w:t>
+      </w:r>
+    </w:p>
+    <w:p>
+      <w:pPr>
+        <w:rPr>
+          <w:lang w:val="en-US"/>
+        </w:rPr>
+      </w:pPr>
+      <w:r>
+        <w:rPr>
+          <w:lang w:val="en-US"/>
+        </w:rPr>
         <w:t xml:space="preserve">Giấy cn tốt nghiệp </w:t>
       </w:r>
       <w:r>
@@ -417,6 +436,7 @@
           <w:rStyle w:val="Hyperlink"/>
           <w:lang w:val="en-US"/>
         </w:rPr>
+        <w:lastRenderedPageBreak/>
         <w:t>ngày 28, 9.5 đến 11 ksk</w:t>
       </w:r>
       <w:r>
@@ -440,6 +460,13 @@
         </w:rPr>
         <w:t xml:space="preserve"> (phòng 101 tòa A1)</w:t>
       </w:r>
+      <w:r>
+        <w:rPr>
+          <w:rStyle w:val="Hyperlink"/>
+          <w:lang w:val="en-US"/>
+        </w:rPr>
+        <w:t>, nộp tại phòng đạo tạo, sau đó ra ngoài bàn hồ sơ chờ gọi tên</w:t>
+      </w:r>
     </w:p>
     <w:p>
       <w:pPr>
@@ -468,7 +495,6 @@
           <w:rStyle w:val="Hyperlink"/>
           <w:lang w:val="en-US"/>
         </w:rPr>
-        <w:lastRenderedPageBreak/>
         <w:t>sinh hoạt, khai giảng (sân tòa a5)</w:t>
       </w:r>
     </w:p>
@@ -506,6 +532,28 @@
           <w:rStyle w:val="Hyperlink"/>
           <w:lang w:val="en-US"/>
         </w:rPr>
+        <w:t>khai giảng sân tòa a2, ngày 9/9, 7 giờ</w:t>
+      </w:r>
+      <w:r>
+        <w:rPr>
+          <w:rStyle w:val="Hyperlink"/>
+          <w:lang w:val="en-US"/>
+        </w:rPr>
+        <w:t>, sau đó tại nhận giấy chứng nhận sinh viên nộp cho bản chỉ huy quân sự địa phương, nhận thẻ sinh viên tại văn phòng khoa</w:t>
+      </w:r>
+    </w:p>
+    <w:p>
+      <w:pPr>
+        <w:rPr>
+          <w:rStyle w:val="Hyperlink"/>
+          <w:lang w:val="en-US"/>
+        </w:rPr>
+      </w:pPr>
+      <w:r>
+        <w:rPr>
+          <w:rStyle w:val="Hyperlink"/>
+          <w:lang w:val="en-US"/>
+        </w:rPr>
         <w:t>kiểm tra tiếng anh vào ngày 5/9, từ 15 đến 17</w:t>
       </w:r>
     </w:p>
@@ -523,6 +571,30 @@
         </w:rPr>
         <w:t>Có giấy xác nhận nhập học đăng kí kí túc xá luôn</w:t>
       </w:r>
+      <w:r>
+        <w:rPr>
+          <w:rStyle w:val="Hyperlink"/>
+          <w:lang w:val="en-US"/>
+        </w:rPr>
+        <w:t xml:space="preserve">, lên đó người ta bắt đăng ký online ở trang </w:t>
+      </w:r>
+      <w:hyperlink r:id="rId13" w:history="1">
+        <w:r>
+          <w:rPr>
+            <w:rStyle w:val="Hyperlink"/>
+            <w:lang w:val="en-US"/>
+          </w:rPr>
+          <w:t>https://sv.ktxhcm.edu.vn/</w:t>
+        </w:r>
+      </w:hyperlink>
+    </w:p>
+    <w:p>
+      <w:pPr>
+        <w:rPr>
+          <w:rStyle w:val="Hyperlink"/>
+          <w:lang w:val="en-US"/>
+        </w:rPr>
+      </w:pPr>
     </w:p>
     <w:p>
       <w:pPr>
@@ -597,9 +669,61 @@
           <w:lang w:val="en-US"/>
         </w:rPr>
         <w:t xml:space="preserve"> ktx</w:t>
+      </w:r>
+    </w:p>
+    <w:p>
+      <w:pPr>
+        <w:rPr>
+          <w:rStyle w:val="Hyperlink"/>
+          <w:lang w:val="en-US"/>
+        </w:rPr>
+      </w:pPr>
+    </w:p>
+    <w:p>
+      <w:pPr>
+        <w:rPr>
+          <w:rStyle w:val="Hyperlink"/>
+          <w:lang w:val="en-US"/>
+        </w:rPr>
+      </w:pPr>
+      <w:r>
+        <w:rPr>
+          <w:rStyle w:val="Hyperlink"/>
+          <w:lang w:val="en-US"/>
+        </w:rPr>
+        <w:t>Ả</w:t>
+      </w:r>
+      <w:r>
+        <w:rPr>
+          <w:rStyle w:val="Hyperlink"/>
+          <w:lang w:val="en-US"/>
+        </w:rPr>
+        <w:t>nh avatar, OK</w:t>
+      </w:r>
+    </w:p>
+    <w:p>
+      <w:pPr>
+        <w:rPr>
+          <w:rStyle w:val="Hyperlink"/>
+          <w:lang w:val="en-US"/>
+        </w:rPr>
+      </w:pPr>
+      <w:r>
+        <w:rPr>
+          <w:rStyle w:val="Hyperlink"/>
+          <w:lang w:val="en-US"/>
+        </w:rPr>
+        <w:t>tham gia full hộ</w:t>
       </w:r>
       <w:bookmarkStart w:id="0" w:name="_GoBack"/>
       <w:bookmarkEnd w:id="0"/>
+      <w:r>
+        <w:rPr>
+          <w:rStyle w:val="Hyperlink"/>
+          <w:lang w:val="en-US"/>
+        </w:rPr>
+        <w:t>i nhóm</w:t>
+      </w:r>
     </w:p>
     <w:p>
       <w:pPr>

--- a/hcmut.docx
+++ b/hcmut.docx
@@ -759,15 +759,87 @@
         </w:rPr>
         <w:t xml:space="preserve"> tại chỗ đó</w:t>
       </w:r>
+      <w:r>
+        <w:rPr>
+          <w:rStyle w:val="Hyperlink"/>
+          <w:lang w:val="en-US"/>
+        </w:rPr>
+        <w:t>, mặc định đéo làm cặc gì được 75 điểm</w:t>
+      </w:r>
+    </w:p>
+    <w:p>
+      <w:pPr>
+        <w:rPr>
+          <w:lang w:val="en-US"/>
+        </w:rPr>
+      </w:pPr>
+    </w:p>
+    <w:p>
+      <w:pPr>
+        <w:rPr>
+          <w:lang w:val="en-US"/>
+        </w:rPr>
+      </w:pPr>
+      <w:r>
+        <w:rPr>
+          <w:lang w:val="en-US"/>
+        </w:rPr>
+        <w:t>Nhiệm vụ 1: tham dự hội thảo học thuật</w:t>
+      </w:r>
+    </w:p>
+    <w:p>
+      <w:pPr>
+        <w:rPr>
+          <w:lang w:val="en-US"/>
+        </w:rPr>
+      </w:pPr>
+      <w:r>
+        <w:rPr>
+          <w:lang w:val="en-US"/>
+        </w:rPr>
+        <w:t>Nhiệm vụ 2: ĐTB học kỳ &gt;= 8</w:t>
+      </w:r>
+    </w:p>
+    <w:p>
+      <w:pPr>
+        <w:rPr>
+          <w:lang w:val="en-US"/>
+        </w:rPr>
+      </w:pPr>
+      <w:r>
+        <w:rPr>
+          <w:lang w:val="en-US"/>
+        </w:rPr>
+        <w:t>Nhiệm vụ 3: Tham gia full hoạt động của trường lớp</w:t>
+      </w:r>
+    </w:p>
+    <w:p>
+      <w:pPr>
+        <w:rPr>
+          <w:lang w:val="en-US"/>
+        </w:rPr>
+      </w:pPr>
+      <w:r>
+        <w:rPr>
+          <w:lang w:val="en-US"/>
+        </w:rPr>
+        <w:t>Nhiệm vụ 4: hiến máu</w:t>
+      </w:r>
+    </w:p>
+    <w:p>
+      <w:pPr>
+        <w:rPr>
+          <w:lang w:val="en-US"/>
+        </w:rPr>
+      </w:pPr>
+      <w:r>
+        <w:rPr>
+          <w:lang w:val="en-US"/>
+        </w:rPr>
+        <w:t>Nhiệm vụ 5: tham gia sinh hoạt lớp đầy đủ</w:t>
+      </w:r>
       <w:bookmarkStart w:id="0" w:name="_GoBack"/>
       <w:bookmarkEnd w:id="0"/>
-    </w:p>
-    <w:p>
-      <w:pPr>
-        <w:rPr>
-          <w:lang w:val="en-US"/>
-        </w:rPr>
-      </w:pPr>
     </w:p>
     <w:p>
       <w:pPr>

--- a/hcmut.docx
+++ b/hcmut.docx
@@ -715,23 +715,52 @@
         </w:rPr>
         <w:t>tham gia full hộ</w:t>
       </w:r>
+      <w:r>
+        <w:rPr>
+          <w:rStyle w:val="Hyperlink"/>
+          <w:lang w:val="en-US"/>
+        </w:rPr>
+        <w:t>i nhóm</w:t>
+      </w:r>
+    </w:p>
+    <w:p>
+      <w:pPr>
+        <w:rPr>
+          <w:rStyle w:val="Hyperlink"/>
+          <w:lang w:val="en-US"/>
+        </w:rPr>
+      </w:pPr>
+    </w:p>
+    <w:p>
+      <w:pPr>
+        <w:rPr>
+          <w:rStyle w:val="Hyperlink"/>
+          <w:lang w:val="en-US"/>
+        </w:rPr>
+      </w:pPr>
+      <w:r>
+        <w:rPr>
+          <w:rStyle w:val="Hyperlink"/>
+          <w:lang w:val="en-US"/>
+        </w:rPr>
+        <w:t>Điểm rèn luyệt tự đánh giá rồi đưa cho lớp đánh giá rồi đưa cho hội đồng đánh giá</w:t>
+      </w:r>
+      <w:r>
+        <w:rPr>
+          <w:rStyle w:val="Hyperlink"/>
+          <w:lang w:val="en-US"/>
+        </w:rPr>
+        <w:t>, tham dự cái gì phải có minh chứng = chụp ảnh selfie</w:t>
+      </w:r>
+      <w:r>
+        <w:rPr>
+          <w:rStyle w:val="Hyperlink"/>
+          <w:lang w:val="en-US"/>
+        </w:rPr>
+        <w:t xml:space="preserve"> tại chỗ đó</w:t>
+      </w:r>
       <w:bookmarkStart w:id="0" w:name="_GoBack"/>
       <w:bookmarkEnd w:id="0"/>
-      <w:r>
-        <w:rPr>
-          <w:rStyle w:val="Hyperlink"/>
-          <w:lang w:val="en-US"/>
-        </w:rPr>
-        <w:t>i nhóm</w:t>
-      </w:r>
-    </w:p>
-    <w:p>
-      <w:pPr>
-        <w:rPr>
-          <w:rStyle w:val="Hyperlink"/>
-          <w:lang w:val="en-US"/>
-        </w:rPr>
-      </w:pPr>
     </w:p>
     <w:p>
       <w:pPr>

--- a/hcmut.docx
+++ b/hcmut.docx
@@ -138,237 +138,6 @@
           <w:lang w:val="en-US"/>
         </w:rPr>
       </w:pPr>
-      <w:r>
-        <w:rPr>
-          <w:lang w:val="en-US"/>
-        </w:rPr>
-        <w:t>Giấy OCB – OK</w:t>
-      </w:r>
-    </w:p>
-    <w:p>
-      <w:pPr>
-        <w:rPr>
-          <w:lang w:val="en-US"/>
-        </w:rPr>
-      </w:pPr>
-      <w:r>
-        <w:rPr>
-          <w:lang w:val="en-US"/>
-        </w:rPr>
-        <w:t>Giấy khám – OK</w:t>
-      </w:r>
-    </w:p>
-    <w:p>
-      <w:pPr>
-        <w:rPr>
-          <w:lang w:val="en-US"/>
-        </w:rPr>
-      </w:pPr>
-      <w:r>
-        <w:rPr>
-          <w:lang w:val="en-US"/>
-        </w:rPr>
-        <w:t>Trích lục - OK</w:t>
-      </w:r>
-    </w:p>
-    <w:p>
-      <w:pPr>
-        <w:rPr>
-          <w:lang w:val="en-US"/>
-        </w:rPr>
-      </w:pPr>
-      <w:r>
-        <w:rPr>
-          <w:lang w:val="en-US"/>
-        </w:rPr>
-        <w:t xml:space="preserve">Phiếu đăng kí bhyt </w:t>
-      </w:r>
-      <w:r>
-        <w:rPr>
-          <w:lang w:val="en-US"/>
-        </w:rPr>
-        <w:t>ghi cái gì</w:t>
-      </w:r>
-      <w:r>
-        <w:rPr>
-          <w:lang w:val="en-US"/>
-        </w:rPr>
-        <w:t>- OK</w:t>
-      </w:r>
-    </w:p>
-    <w:p>
-      <w:pPr>
-        <w:rPr>
-          <w:lang w:val="en-US"/>
-        </w:rPr>
-      </w:pPr>
-      <w:r>
-        <w:rPr>
-          <w:lang w:val="en-US"/>
-        </w:rPr>
-        <w:t>Ghi BHYT- OK</w:t>
-      </w:r>
-    </w:p>
-    <w:p>
-      <w:pPr>
-        <w:rPr>
-          <w:lang w:val="en-US"/>
-        </w:rPr>
-      </w:pPr>
-      <w:r>
-        <w:rPr>
-          <w:lang w:val="en-US"/>
-        </w:rPr>
-        <w:t>Ảnh Thẻ - OK</w:t>
-      </w:r>
-    </w:p>
-    <w:p>
-      <w:pPr>
-        <w:rPr>
-          <w:lang w:val="en-US"/>
-        </w:rPr>
-      </w:pPr>
-      <w:r>
-        <w:rPr>
-          <w:lang w:val="en-US"/>
-        </w:rPr>
-        <w:t>Phiếu tt nhập học – OK</w:t>
-      </w:r>
-    </w:p>
-    <w:p>
-      <w:pPr>
-        <w:rPr>
-          <w:lang w:val="en-US"/>
-        </w:rPr>
-      </w:pPr>
-      <w:r>
-        <w:rPr>
-          <w:lang w:val="en-US"/>
-        </w:rPr>
-        <w:t>Giả</w:t>
-      </w:r>
-      <w:r>
-        <w:rPr>
-          <w:lang w:val="en-US"/>
-        </w:rPr>
-        <w:t>i ba - OK</w:t>
-      </w:r>
-    </w:p>
-    <w:p>
-      <w:pPr>
-        <w:rPr>
-          <w:lang w:val="en-US"/>
-        </w:rPr>
-      </w:pPr>
-      <w:r>
-        <w:rPr>
-          <w:lang w:val="en-US"/>
-        </w:rPr>
-        <w:t xml:space="preserve">Giấy cn tốt nghiệp </w:t>
-      </w:r>
-      <w:r>
-        <w:rPr>
-          <w:lang w:val="en-US"/>
-        </w:rPr>
-        <w:t>–</w:t>
-      </w:r>
-      <w:r>
-        <w:rPr>
-          <w:lang w:val="en-US"/>
-        </w:rPr>
-        <w:t xml:space="preserve"> OK</w:t>
-      </w:r>
-    </w:p>
-    <w:p>
-      <w:pPr>
-        <w:rPr>
-          <w:lang w:val="en-US"/>
-        </w:rPr>
-      </w:pPr>
-      <w:r>
-        <w:rPr>
-          <w:lang w:val="en-US"/>
-        </w:rPr>
-        <w:t>Học Bạ - OK</w:t>
-      </w:r>
-    </w:p>
-    <w:p>
-      <w:pPr>
-        <w:rPr>
-          <w:lang w:val="en-US"/>
-        </w:rPr>
-      </w:pPr>
-      <w:r>
-        <w:rPr>
-          <w:lang w:val="en-US"/>
-        </w:rPr>
-        <w:t>CCCD – OK</w:t>
-      </w:r>
-    </w:p>
-    <w:p>
-      <w:pPr>
-        <w:rPr>
-          <w:lang w:val="en-US"/>
-        </w:rPr>
-      </w:pPr>
-      <w:r>
-        <w:rPr>
-          <w:lang w:val="en-US"/>
-        </w:rPr>
-        <w:t>BKNetID- BKPay?</w:t>
-      </w:r>
-    </w:p>
-    <w:p>
-      <w:pPr>
-        <w:rPr>
-          <w:lang w:val="en-US"/>
-        </w:rPr>
-      </w:pPr>
-      <w:r>
-        <w:rPr>
-          <w:lang w:val="en-US"/>
-        </w:rPr>
-        <w:t>Điền Form – Đóng Tiền Sau ?</w:t>
-      </w:r>
-    </w:p>
-    <w:p>
-      <w:pPr>
-        <w:rPr>
-          <w:lang w:val="en-US"/>
-        </w:rPr>
-      </w:pPr>
-      <w:r>
-        <w:rPr>
-          <w:lang w:val="en-US"/>
-        </w:rPr>
-        <w:t>Lí lịch đổi nghề</w:t>
-      </w:r>
-      <w:r>
-        <w:rPr>
-          <w:lang w:val="en-US"/>
-        </w:rPr>
-        <w:t xml:space="preserve"> - OK</w:t>
-      </w:r>
-    </w:p>
-    <w:p>
-      <w:pPr>
-        <w:rPr>
-          <w:lang w:val="en-US"/>
-        </w:rPr>
-      </w:pPr>
-      <w:r>
-        <w:rPr>
-          <w:lang w:val="en-US"/>
-        </w:rPr>
-        <w:t>Chujp bien lai - OK</w:t>
-      </w:r>
-    </w:p>
-    <w:p>
-      <w:pPr>
-        <w:rPr>
-          <w:lang w:val="en-US"/>
-        </w:rPr>
-      </w:pPr>
       <w:hyperlink r:id="rId11" w:history="1">
         <w:r>
           <w:rPr>
@@ -436,7 +205,6 @@
           <w:rStyle w:val="Hyperlink"/>
           <w:lang w:val="en-US"/>
         </w:rPr>
-        <w:lastRenderedPageBreak/>
         <w:t>ngày 28, 9.5 đến 11 ksk</w:t>
       </w:r>
       <w:r>
@@ -623,180 +391,174 @@
           <w:rStyle w:val="Hyperlink"/>
           <w:lang w:val="en-US"/>
         </w:rPr>
-        <w:t>“Ờ cô cho con hỏi là bây giờ con muốn nộp giấy khám sức khỏe thì nộp ở đâu ạ?”, tại con khám ở bệnh viện rồi, …</w:t>
-      </w:r>
+        <w:t>“Ờ cô cho con hỏi là bây giờ con muốn nộp giấy khám sức khỏe thì nộp ở đâu ạ?”, tại con khám ở bệnh viện rồi, …dạ con cám ơn cô</w:t>
+      </w:r>
+    </w:p>
+    <w:p>
+      <w:pPr>
+        <w:rPr>
+          <w:rStyle w:val="Hyperlink"/>
+          <w:lang w:val="en-US"/>
+        </w:rPr>
+      </w:pPr>
+      <w:r>
+        <w:rPr>
+          <w:rStyle w:val="Hyperlink"/>
+          <w:lang w:val="en-US"/>
+        </w:rPr>
+        <w:t>Bắt chuyến 50 và 8 để vào cơ sở 1 từ ktx b</w:t>
+      </w:r>
+    </w:p>
+    <w:p>
+      <w:pPr>
+        <w:rPr>
+          <w:rStyle w:val="Hyperlink"/>
+          <w:lang w:val="en-US"/>
+        </w:rPr>
+      </w:pPr>
+      <w:r>
+        <w:rPr>
+          <w:rStyle w:val="Hyperlink"/>
+          <w:lang w:val="en-US"/>
+        </w:rPr>
+        <w:t>Ktx chỉ đc đăng kí 10 đến 12 tháng</w:t>
+      </w:r>
+    </w:p>
+    <w:p>
+      <w:pPr>
+        <w:rPr>
+          <w:rStyle w:val="Hyperlink"/>
+          <w:lang w:val="en-US"/>
+        </w:rPr>
+      </w:pPr>
+    </w:p>
+    <w:p>
+      <w:pPr>
+        <w:rPr>
+          <w:rStyle w:val="Hyperlink"/>
+          <w:lang w:val="en-US"/>
+        </w:rPr>
+      </w:pPr>
+      <w:r>
+        <w:rPr>
+          <w:rStyle w:val="Hyperlink"/>
+          <w:lang w:val="en-US"/>
+        </w:rPr>
+        <w:lastRenderedPageBreak/>
+        <w:t>Thủ tục nhận phòng gồm 2 photo CCCD, 1 photo minh chứng nhập học, 1 photo BHYT, minh chứng đóng tiền ktx, 1 minh chứng phản hồi email</w:t>
+      </w:r>
+      <w:r>
+        <w:rPr>
+          <w:rStyle w:val="Hyperlink"/>
+          <w:lang w:val="en-US"/>
+        </w:rPr>
+        <w:t xml:space="preserve"> ktx</w:t>
+      </w:r>
+    </w:p>
+    <w:p>
+      <w:pPr>
+        <w:rPr>
+          <w:rStyle w:val="Hyperlink"/>
+          <w:lang w:val="en-US"/>
+        </w:rPr>
+      </w:pPr>
+    </w:p>
+    <w:p>
+      <w:pPr>
+        <w:rPr>
+          <w:rStyle w:val="Hyperlink"/>
+          <w:lang w:val="en-US"/>
+        </w:rPr>
+      </w:pPr>
+      <w:r>
+        <w:rPr>
+          <w:rStyle w:val="Hyperlink"/>
+          <w:lang w:val="en-US"/>
+        </w:rPr>
+        <w:t>Ả</w:t>
+      </w:r>
+      <w:r>
+        <w:rPr>
+          <w:rStyle w:val="Hyperlink"/>
+          <w:lang w:val="en-US"/>
+        </w:rPr>
+        <w:t>nh avatar, OK</w:t>
+      </w:r>
+    </w:p>
+    <w:p>
+      <w:pPr>
+        <w:rPr>
+          <w:rStyle w:val="Hyperlink"/>
+          <w:lang w:val="en-US"/>
+        </w:rPr>
+      </w:pPr>
+      <w:r>
+        <w:rPr>
+          <w:rStyle w:val="Hyperlink"/>
+          <w:lang w:val="en-US"/>
+        </w:rPr>
+        <w:t>tham gia full hộ</w:t>
+      </w:r>
+      <w:r>
+        <w:rPr>
+          <w:rStyle w:val="Hyperlink"/>
+          <w:lang w:val="en-US"/>
+        </w:rPr>
+        <w:t>i nhóm</w:t>
+      </w:r>
+    </w:p>
+    <w:p>
+      <w:pPr>
+        <w:rPr>
+          <w:rStyle w:val="Hyperlink"/>
+          <w:lang w:val="en-US"/>
+        </w:rPr>
+      </w:pPr>
+    </w:p>
+    <w:p>
+      <w:pPr>
+        <w:rPr>
+          <w:rStyle w:val="Hyperlink"/>
+          <w:lang w:val="en-US"/>
+        </w:rPr>
+      </w:pPr>
+      <w:r>
+        <w:rPr>
+          <w:rStyle w:val="Hyperlink"/>
+          <w:lang w:val="en-US"/>
+        </w:rPr>
+        <w:t>Điểm rèn luyệt tự đánh giá rồi đưa cho lớp đánh giá rồi đưa cho hội đồng đánh giá</w:t>
+      </w:r>
+      <w:r>
+        <w:rPr>
+          <w:rStyle w:val="Hyperlink"/>
+          <w:lang w:val="en-US"/>
+        </w:rPr>
+        <w:t>, tham dự cái gì phải có minh chứng = chụp ảnh selfie</w:t>
+      </w:r>
+      <w:r>
+        <w:rPr>
+          <w:rStyle w:val="Hyperlink"/>
+          <w:lang w:val="en-US"/>
+        </w:rPr>
+        <w:t xml:space="preserve"> tại chỗ đó</w:t>
+      </w:r>
+      <w:r>
+        <w:rPr>
+          <w:rStyle w:val="Hyperlink"/>
+          <w:lang w:val="en-US"/>
+        </w:rPr>
+        <w:t>, mặc định đéo làm cặc gì được 75 điểm</w:t>
+      </w:r>
+    </w:p>
+    <w:p>
+      <w:pPr>
+        <w:rPr>
+          <w:lang w:val="en-US"/>
+        </w:rPr>
+      </w:pPr>
       <w:bookmarkStart w:id="0" w:name="_GoBack"/>
       <w:bookmarkEnd w:id="0"/>
-      <w:r>
-        <w:rPr>
-          <w:rStyle w:val="Hyperlink"/>
-          <w:lang w:val="en-US"/>
-        </w:rPr>
-        <w:t>dạ con cám ơn cô</w:t>
-      </w:r>
-    </w:p>
-    <w:p>
-      <w:pPr>
-        <w:rPr>
-          <w:rStyle w:val="Hyperlink"/>
-          <w:lang w:val="en-US"/>
-        </w:rPr>
-      </w:pPr>
-      <w:r>
-        <w:rPr>
-          <w:rStyle w:val="Hyperlink"/>
-          <w:lang w:val="en-US"/>
-        </w:rPr>
-        <w:t>Bắt chuyến 50 và 8 để vào cơ sở 1 từ ktx b</w:t>
-      </w:r>
-    </w:p>
-    <w:p>
-      <w:pPr>
-        <w:rPr>
-          <w:rStyle w:val="Hyperlink"/>
-          <w:lang w:val="en-US"/>
-        </w:rPr>
-      </w:pPr>
-      <w:r>
-        <w:rPr>
-          <w:rStyle w:val="Hyperlink"/>
-          <w:lang w:val="en-US"/>
-        </w:rPr>
-        <w:t>Ktx chỉ đc đăng kí 10 đến 12 tháng</w:t>
-      </w:r>
-    </w:p>
-    <w:p>
-      <w:pPr>
-        <w:rPr>
-          <w:rStyle w:val="Hyperlink"/>
-          <w:lang w:val="en-US"/>
-        </w:rPr>
-      </w:pPr>
-    </w:p>
-    <w:p>
-      <w:pPr>
-        <w:rPr>
-          <w:rStyle w:val="Hyperlink"/>
-          <w:lang w:val="en-US"/>
-        </w:rPr>
-      </w:pPr>
-      <w:r>
-        <w:rPr>
-          <w:rStyle w:val="Hyperlink"/>
-          <w:lang w:val="en-US"/>
-        </w:rPr>
-        <w:t>Thủ tục nhận phòng gồm 2 photo CCCD, 1 photo minh chứng nhập học, 1 photo BHYT, minh chứng đóng tiền ktx, 1 minh chứng phản hồi email</w:t>
-      </w:r>
-      <w:r>
-        <w:rPr>
-          <w:rStyle w:val="Hyperlink"/>
-          <w:lang w:val="en-US"/>
-        </w:rPr>
-        <w:t xml:space="preserve"> ktx</w:t>
-      </w:r>
-    </w:p>
-    <w:p>
-      <w:pPr>
-        <w:rPr>
-          <w:rStyle w:val="Hyperlink"/>
-          <w:lang w:val="en-US"/>
-        </w:rPr>
-      </w:pPr>
-    </w:p>
-    <w:p>
-      <w:pPr>
-        <w:rPr>
-          <w:rStyle w:val="Hyperlink"/>
-          <w:lang w:val="en-US"/>
-        </w:rPr>
-      </w:pPr>
-      <w:r>
-        <w:rPr>
-          <w:rStyle w:val="Hyperlink"/>
-          <w:lang w:val="en-US"/>
-        </w:rPr>
-        <w:t>Ả</w:t>
-      </w:r>
-      <w:r>
-        <w:rPr>
-          <w:rStyle w:val="Hyperlink"/>
-          <w:lang w:val="en-US"/>
-        </w:rPr>
-        <w:t>nh avatar, OK</w:t>
-      </w:r>
-    </w:p>
-    <w:p>
-      <w:pPr>
-        <w:rPr>
-          <w:rStyle w:val="Hyperlink"/>
-          <w:lang w:val="en-US"/>
-        </w:rPr>
-      </w:pPr>
-      <w:r>
-        <w:rPr>
-          <w:rStyle w:val="Hyperlink"/>
-          <w:lang w:val="en-US"/>
-        </w:rPr>
-        <w:t>tham gia full hộ</w:t>
-      </w:r>
-      <w:r>
-        <w:rPr>
-          <w:rStyle w:val="Hyperlink"/>
-          <w:lang w:val="en-US"/>
-        </w:rPr>
-        <w:t>i nhóm</w:t>
-      </w:r>
-    </w:p>
-    <w:p>
-      <w:pPr>
-        <w:rPr>
-          <w:rStyle w:val="Hyperlink"/>
-          <w:lang w:val="en-US"/>
-        </w:rPr>
-      </w:pPr>
-    </w:p>
-    <w:p>
-      <w:pPr>
-        <w:rPr>
-          <w:rStyle w:val="Hyperlink"/>
-          <w:lang w:val="en-US"/>
-        </w:rPr>
-      </w:pPr>
-      <w:r>
-        <w:rPr>
-          <w:rStyle w:val="Hyperlink"/>
-          <w:lang w:val="en-US"/>
-        </w:rPr>
-        <w:t>Điểm rèn luyệt tự đánh giá rồi đưa cho lớp đánh giá rồi đưa cho hội đồng đánh giá</w:t>
-      </w:r>
-      <w:r>
-        <w:rPr>
-          <w:rStyle w:val="Hyperlink"/>
-          <w:lang w:val="en-US"/>
-        </w:rPr>
-        <w:t>, tham dự cái gì phải có minh chứng = chụp ảnh selfie</w:t>
-      </w:r>
-      <w:r>
-        <w:rPr>
-          <w:rStyle w:val="Hyperlink"/>
-          <w:lang w:val="en-US"/>
-        </w:rPr>
-        <w:t xml:space="preserve"> tại chỗ đó</w:t>
-      </w:r>
-      <w:r>
-        <w:rPr>
-          <w:rStyle w:val="Hyperlink"/>
-          <w:lang w:val="en-US"/>
-        </w:rPr>
-        <w:t>, mặc định đéo làm cặc gì được 75 điểm</w:t>
-      </w:r>
-    </w:p>
-    <w:p>
-      <w:pPr>
-        <w:rPr>
-          <w:lang w:val="en-US"/>
-        </w:rPr>
-      </w:pPr>
     </w:p>
     <w:p>
       <w:pPr>
@@ -860,7 +622,6 @@
         <w:rPr>
           <w:lang w:val="en-US"/>
         </w:rPr>
-        <w:lastRenderedPageBreak/>
         <w:t>Nhiệm vụ 5: tham gia sinh hoạt lớp đầy đủ</w:t>
       </w:r>
     </w:p>

--- a/hcmut.docx
+++ b/hcmut.docx
@@ -623,223 +623,246 @@
           <w:rStyle w:val="Hyperlink"/>
           <w:lang w:val="en-US"/>
         </w:rPr>
-        <w:t>Bắt chuyến 50 và 8 để vào cơ sở 1 từ ktx b</w:t>
-      </w:r>
-    </w:p>
-    <w:p>
-      <w:pPr>
-        <w:rPr>
-          <w:rStyle w:val="Hyperlink"/>
-          <w:lang w:val="en-US"/>
-        </w:rPr>
-      </w:pPr>
-      <w:r>
-        <w:rPr>
-          <w:rStyle w:val="Hyperlink"/>
-          <w:lang w:val="en-US"/>
-        </w:rPr>
-        <w:t>Ktx chỉ đc đăng kí 10 đến 12 tháng</w:t>
-      </w:r>
-    </w:p>
-    <w:p>
-      <w:pPr>
-        <w:rPr>
-          <w:rStyle w:val="Hyperlink"/>
-          <w:lang w:val="en-US"/>
-        </w:rPr>
-      </w:pPr>
-    </w:p>
-    <w:p>
-      <w:pPr>
-        <w:rPr>
-          <w:rStyle w:val="Hyperlink"/>
-          <w:lang w:val="en-US"/>
-        </w:rPr>
-      </w:pPr>
-      <w:r>
-        <w:rPr>
-          <w:rStyle w:val="Hyperlink"/>
-          <w:lang w:val="en-US"/>
-        </w:rPr>
-        <w:t>Thủ tục nhận phòng gồm 2 photo CCCD, 1 photo minh chứng nhập học, 1 photo BHYT, minh chứng đóng tiền ktx, 1 minh chứng phản hồi email</w:t>
-      </w:r>
-      <w:r>
-        <w:rPr>
-          <w:rStyle w:val="Hyperlink"/>
-          <w:lang w:val="en-US"/>
-        </w:rPr>
-        <w:t xml:space="preserve"> ktx</w:t>
-      </w:r>
-    </w:p>
-    <w:p>
-      <w:pPr>
-        <w:rPr>
-          <w:rStyle w:val="Hyperlink"/>
-          <w:lang w:val="en-US"/>
-        </w:rPr>
-      </w:pPr>
-    </w:p>
-    <w:p>
-      <w:pPr>
-        <w:rPr>
-          <w:rStyle w:val="Hyperlink"/>
-          <w:lang w:val="en-US"/>
-        </w:rPr>
-      </w:pPr>
-      <w:r>
-        <w:rPr>
-          <w:rStyle w:val="Hyperlink"/>
-          <w:lang w:val="en-US"/>
-        </w:rPr>
-        <w:t>Ả</w:t>
-      </w:r>
-      <w:r>
-        <w:rPr>
-          <w:rStyle w:val="Hyperlink"/>
-          <w:lang w:val="en-US"/>
-        </w:rPr>
-        <w:t>nh avatar, OK</w:t>
-      </w:r>
-    </w:p>
-    <w:p>
-      <w:pPr>
-        <w:rPr>
-          <w:rStyle w:val="Hyperlink"/>
-          <w:lang w:val="en-US"/>
-        </w:rPr>
-      </w:pPr>
-      <w:r>
-        <w:rPr>
-          <w:rStyle w:val="Hyperlink"/>
-          <w:lang w:val="en-US"/>
-        </w:rPr>
-        <w:t>tham gia full hộ</w:t>
-      </w:r>
-      <w:r>
-        <w:rPr>
-          <w:rStyle w:val="Hyperlink"/>
-          <w:lang w:val="en-US"/>
-        </w:rPr>
-        <w:t>i nhóm</w:t>
-      </w:r>
-    </w:p>
-    <w:p>
-      <w:pPr>
-        <w:rPr>
-          <w:rStyle w:val="Hyperlink"/>
-          <w:lang w:val="en-US"/>
-        </w:rPr>
-      </w:pPr>
-    </w:p>
-    <w:p>
-      <w:pPr>
-        <w:rPr>
-          <w:rStyle w:val="Hyperlink"/>
-          <w:lang w:val="en-US"/>
-        </w:rPr>
-      </w:pPr>
-      <w:r>
-        <w:rPr>
-          <w:rStyle w:val="Hyperlink"/>
-          <w:lang w:val="en-US"/>
-        </w:rPr>
-        <w:t>Điểm rèn luyệt tự đánh giá rồi đưa cho lớp đánh giá rồi đưa cho hội đồng đánh giá</w:t>
-      </w:r>
-      <w:r>
-        <w:rPr>
-          <w:rStyle w:val="Hyperlink"/>
-          <w:lang w:val="en-US"/>
-        </w:rPr>
-        <w:t>, tham dự cái gì phải có minh chứng = chụp ảnh selfie</w:t>
-      </w:r>
-      <w:r>
-        <w:rPr>
-          <w:rStyle w:val="Hyperlink"/>
-          <w:lang w:val="en-US"/>
-        </w:rPr>
-        <w:t xml:space="preserve"> tại chỗ đó</w:t>
-      </w:r>
-      <w:r>
-        <w:rPr>
-          <w:rStyle w:val="Hyperlink"/>
-          <w:lang w:val="en-US"/>
-        </w:rPr>
-        <w:t>, mặc định đéo làm cặc gì được 75 điểm</w:t>
-      </w:r>
-    </w:p>
-    <w:p>
-      <w:pPr>
-        <w:rPr>
-          <w:lang w:val="en-US"/>
-        </w:rPr>
-      </w:pPr>
-    </w:p>
-    <w:p>
-      <w:pPr>
-        <w:rPr>
-          <w:lang w:val="en-US"/>
-        </w:rPr>
-      </w:pPr>
-      <w:r>
-        <w:rPr>
-          <w:lang w:val="en-US"/>
-        </w:rPr>
-        <w:t>Nhiệm vụ 1: tham dự hội thảo học thuật</w:t>
-      </w:r>
-    </w:p>
-    <w:p>
-      <w:pPr>
-        <w:rPr>
-          <w:lang w:val="en-US"/>
-        </w:rPr>
-      </w:pPr>
-      <w:r>
-        <w:rPr>
-          <w:lang w:val="en-US"/>
-        </w:rPr>
-        <w:t>Nhiệm vụ 2: ĐTB học kỳ &gt;= 8</w:t>
-      </w:r>
-    </w:p>
-    <w:p>
-      <w:pPr>
-        <w:rPr>
-          <w:lang w:val="en-US"/>
-        </w:rPr>
-      </w:pPr>
-      <w:r>
-        <w:rPr>
-          <w:lang w:val="en-US"/>
-        </w:rPr>
-        <w:t>Nhiệm vụ 3: Tham gia full hoạt động của trường lớp</w:t>
-      </w:r>
-    </w:p>
-    <w:p>
-      <w:pPr>
-        <w:rPr>
-          <w:lang w:val="en-US"/>
-        </w:rPr>
-      </w:pPr>
-      <w:r>
-        <w:rPr>
-          <w:lang w:val="en-US"/>
-        </w:rPr>
-        <w:t>Nhiệm vụ 4: hiến máu</w:t>
-      </w:r>
-    </w:p>
-    <w:p>
-      <w:pPr>
-        <w:rPr>
-          <w:lang w:val="en-US"/>
-        </w:rPr>
-      </w:pPr>
-      <w:r>
-        <w:rPr>
-          <w:lang w:val="en-US"/>
-        </w:rPr>
-        <w:t>Nhiệm vụ 5: tham gia sinh hoạt lớp đầy đủ</w:t>
+        <w:t>“Ờ cô cho con hỏi là bây giờ con muốn nộp giấy khám sức khỏe thì nộp ở đâu ạ?”, tại con khám ở bệnh viện rồi, …</w:t>
       </w:r>
       <w:bookmarkStart w:id="0" w:name="_GoBack"/>
       <w:bookmarkEnd w:id="0"/>
+      <w:r>
+        <w:rPr>
+          <w:rStyle w:val="Hyperlink"/>
+          <w:lang w:val="en-US"/>
+        </w:rPr>
+        <w:t>dạ con cám ơn cô</w:t>
+      </w:r>
+    </w:p>
+    <w:p>
+      <w:pPr>
+        <w:rPr>
+          <w:rStyle w:val="Hyperlink"/>
+          <w:lang w:val="en-US"/>
+        </w:rPr>
+      </w:pPr>
+      <w:r>
+        <w:rPr>
+          <w:rStyle w:val="Hyperlink"/>
+          <w:lang w:val="en-US"/>
+        </w:rPr>
+        <w:t>Bắt chuyến 50 và 8 để vào cơ sở 1 từ ktx b</w:t>
+      </w:r>
+    </w:p>
+    <w:p>
+      <w:pPr>
+        <w:rPr>
+          <w:rStyle w:val="Hyperlink"/>
+          <w:lang w:val="en-US"/>
+        </w:rPr>
+      </w:pPr>
+      <w:r>
+        <w:rPr>
+          <w:rStyle w:val="Hyperlink"/>
+          <w:lang w:val="en-US"/>
+        </w:rPr>
+        <w:t>Ktx chỉ đc đăng kí 10 đến 12 tháng</w:t>
+      </w:r>
+    </w:p>
+    <w:p>
+      <w:pPr>
+        <w:rPr>
+          <w:rStyle w:val="Hyperlink"/>
+          <w:lang w:val="en-US"/>
+        </w:rPr>
+      </w:pPr>
+    </w:p>
+    <w:p>
+      <w:pPr>
+        <w:rPr>
+          <w:rStyle w:val="Hyperlink"/>
+          <w:lang w:val="en-US"/>
+        </w:rPr>
+      </w:pPr>
+      <w:r>
+        <w:rPr>
+          <w:rStyle w:val="Hyperlink"/>
+          <w:lang w:val="en-US"/>
+        </w:rPr>
+        <w:t>Thủ tục nhận phòng gồm 2 photo CCCD, 1 photo minh chứng nhập học, 1 photo BHYT, minh chứng đóng tiền ktx, 1 minh chứng phản hồi email</w:t>
+      </w:r>
+      <w:r>
+        <w:rPr>
+          <w:rStyle w:val="Hyperlink"/>
+          <w:lang w:val="en-US"/>
+        </w:rPr>
+        <w:t xml:space="preserve"> ktx</w:t>
+      </w:r>
+    </w:p>
+    <w:p>
+      <w:pPr>
+        <w:rPr>
+          <w:rStyle w:val="Hyperlink"/>
+          <w:lang w:val="en-US"/>
+        </w:rPr>
+      </w:pPr>
+    </w:p>
+    <w:p>
+      <w:pPr>
+        <w:rPr>
+          <w:rStyle w:val="Hyperlink"/>
+          <w:lang w:val="en-US"/>
+        </w:rPr>
+      </w:pPr>
+      <w:r>
+        <w:rPr>
+          <w:rStyle w:val="Hyperlink"/>
+          <w:lang w:val="en-US"/>
+        </w:rPr>
+        <w:t>Ả</w:t>
+      </w:r>
+      <w:r>
+        <w:rPr>
+          <w:rStyle w:val="Hyperlink"/>
+          <w:lang w:val="en-US"/>
+        </w:rPr>
+        <w:t>nh avatar, OK</w:t>
+      </w:r>
+    </w:p>
+    <w:p>
+      <w:pPr>
+        <w:rPr>
+          <w:rStyle w:val="Hyperlink"/>
+          <w:lang w:val="en-US"/>
+        </w:rPr>
+      </w:pPr>
+      <w:r>
+        <w:rPr>
+          <w:rStyle w:val="Hyperlink"/>
+          <w:lang w:val="en-US"/>
+        </w:rPr>
+        <w:t>tham gia full hộ</w:t>
+      </w:r>
+      <w:r>
+        <w:rPr>
+          <w:rStyle w:val="Hyperlink"/>
+          <w:lang w:val="en-US"/>
+        </w:rPr>
+        <w:t>i nhóm</w:t>
+      </w:r>
+    </w:p>
+    <w:p>
+      <w:pPr>
+        <w:rPr>
+          <w:rStyle w:val="Hyperlink"/>
+          <w:lang w:val="en-US"/>
+        </w:rPr>
+      </w:pPr>
+    </w:p>
+    <w:p>
+      <w:pPr>
+        <w:rPr>
+          <w:rStyle w:val="Hyperlink"/>
+          <w:lang w:val="en-US"/>
+        </w:rPr>
+      </w:pPr>
+      <w:r>
+        <w:rPr>
+          <w:rStyle w:val="Hyperlink"/>
+          <w:lang w:val="en-US"/>
+        </w:rPr>
+        <w:t>Điểm rèn luyệt tự đánh giá rồi đưa cho lớp đánh giá rồi đưa cho hội đồng đánh giá</w:t>
+      </w:r>
+      <w:r>
+        <w:rPr>
+          <w:rStyle w:val="Hyperlink"/>
+          <w:lang w:val="en-US"/>
+        </w:rPr>
+        <w:t>, tham dự cái gì phải có minh chứng = chụp ảnh selfie</w:t>
+      </w:r>
+      <w:r>
+        <w:rPr>
+          <w:rStyle w:val="Hyperlink"/>
+          <w:lang w:val="en-US"/>
+        </w:rPr>
+        <w:t xml:space="preserve"> tại chỗ đó</w:t>
+      </w:r>
+      <w:r>
+        <w:rPr>
+          <w:rStyle w:val="Hyperlink"/>
+          <w:lang w:val="en-US"/>
+        </w:rPr>
+        <w:t>, mặc định đéo làm cặc gì được 75 điểm</w:t>
+      </w:r>
+    </w:p>
+    <w:p>
+      <w:pPr>
+        <w:rPr>
+          <w:lang w:val="en-US"/>
+        </w:rPr>
+      </w:pPr>
+    </w:p>
+    <w:p>
+      <w:pPr>
+        <w:rPr>
+          <w:lang w:val="en-US"/>
+        </w:rPr>
+      </w:pPr>
+      <w:r>
+        <w:rPr>
+          <w:lang w:val="en-US"/>
+        </w:rPr>
+        <w:t>Nhiệm vụ 1: tham dự hội thảo học thuật</w:t>
+      </w:r>
+    </w:p>
+    <w:p>
+      <w:pPr>
+        <w:rPr>
+          <w:lang w:val="en-US"/>
+        </w:rPr>
+      </w:pPr>
+      <w:r>
+        <w:rPr>
+          <w:lang w:val="en-US"/>
+        </w:rPr>
+        <w:t>Nhiệm vụ 2: ĐTB học kỳ &gt;= 8</w:t>
+      </w:r>
+    </w:p>
+    <w:p>
+      <w:pPr>
+        <w:rPr>
+          <w:lang w:val="en-US"/>
+        </w:rPr>
+      </w:pPr>
+      <w:r>
+        <w:rPr>
+          <w:lang w:val="en-US"/>
+        </w:rPr>
+        <w:t>Nhiệm vụ 3: Tham gia full hoạt động của trường lớp</w:t>
+      </w:r>
+    </w:p>
+    <w:p>
+      <w:pPr>
+        <w:rPr>
+          <w:lang w:val="en-US"/>
+        </w:rPr>
+      </w:pPr>
+      <w:r>
+        <w:rPr>
+          <w:lang w:val="en-US"/>
+        </w:rPr>
+        <w:t>Nhiệm vụ 4: hiến máu</w:t>
+      </w:r>
+    </w:p>
+    <w:p>
+      <w:pPr>
+        <w:rPr>
+          <w:lang w:val="en-US"/>
+        </w:rPr>
+      </w:pPr>
+      <w:r>
+        <w:rPr>
+          <w:lang w:val="en-US"/>
+        </w:rPr>
+        <w:lastRenderedPageBreak/>
+        <w:t>Nhiệm vụ 5: tham gia sinh hoạt lớp đầy đủ</w:t>
+      </w:r>
     </w:p>
     <w:p>
       <w:pPr>

--- a/hcmut.docx
+++ b/hcmut.docx
@@ -8,22 +8,150 @@
           <w:lang w:val="en-US"/>
         </w:rPr>
       </w:pPr>
-      <w:hyperlink r:id="rId5" w:history="1">
+      <w:r>
+        <w:rPr>
+          <w:lang w:val="en-US"/>
+        </w:rPr>
+        <w:t>Web:</w:t>
+      </w:r>
+    </w:p>
+    <w:p>
+      <w:pPr>
+        <w:pStyle w:val="ListParagraph"/>
+        <w:numPr>
+          <w:ilvl w:val="0"/>
+          <w:numId w:val="1"/>
+        </w:numPr>
+        <w:rPr>
+          <w:lang w:val="en-US"/>
+        </w:rPr>
+      </w:pPr>
+      <w:r>
+        <w:rPr>
+          <w:lang w:val="en-US"/>
+        </w:rPr>
+        <w:t>Web Trường?</w:t>
+      </w:r>
+    </w:p>
+    <w:p>
+      <w:pPr>
+        <w:pStyle w:val="ListParagraph"/>
+        <w:numPr>
+          <w:ilvl w:val="0"/>
+          <w:numId w:val="2"/>
+        </w:numPr>
+        <w:rPr>
+          <w:lang w:val="en-US"/>
+        </w:rPr>
+      </w:pPr>
+      <w:r>
+        <w:rPr>
+          <w:lang w:val="en-US"/>
+        </w:rPr>
+        <w:t>Cổng</w:t>
+      </w:r>
+    </w:p>
+    <w:p>
+      <w:pPr>
+        <w:pStyle w:val="ListParagraph"/>
+        <w:numPr>
+          <w:ilvl w:val="0"/>
+          <w:numId w:val="2"/>
+        </w:numPr>
+        <w:rPr>
+          <w:lang w:val="en-US"/>
+        </w:rPr>
+      </w:pPr>
+      <w:hyperlink r:id="rId6" w:history="1">
         <w:r>
           <w:rPr>
             <w:rStyle w:val="Hyperlink"/>
+            <w:lang w:val="en-US"/>
           </w:rPr>
-          <w:t>https://hcmut.edu.vn/</w:t>
+          <w:t>https://hcmut</w:t>
+        </w:r>
+        <w:r>
+          <w:rPr>
+            <w:rStyle w:val="Hyperlink"/>
+            <w:lang w:val="en-US"/>
+          </w:rPr>
+          <w:t>.</w:t>
+        </w:r>
+        <w:r>
+          <w:rPr>
+            <w:rStyle w:val="Hyperlink"/>
+            <w:lang w:val="en-US"/>
+          </w:rPr>
+          <w:t>edu.vn/</w:t>
         </w:r>
       </w:hyperlink>
     </w:p>
     <w:p>
       <w:pPr>
-        <w:rPr>
-          <w:lang w:val="en-US"/>
-        </w:rPr>
-      </w:pPr>
-      <w:hyperlink r:id="rId6" w:history="1">
+        <w:pStyle w:val="ListParagraph"/>
+        <w:numPr>
+          <w:ilvl w:val="0"/>
+          <w:numId w:val="2"/>
+        </w:numPr>
+        <w:rPr>
+          <w:lang w:val="en-US"/>
+        </w:rPr>
+      </w:pPr>
+      <w:r>
+        <w:rPr>
+          <w:lang w:val="en-US"/>
+        </w:rPr>
+        <w:t>Xem thông tin nhập học</w:t>
+      </w:r>
+    </w:p>
+    <w:p>
+      <w:pPr>
+        <w:pStyle w:val="ListParagraph"/>
+        <w:numPr>
+          <w:ilvl w:val="0"/>
+          <w:numId w:val="2"/>
+        </w:numPr>
+        <w:rPr>
+          <w:lang w:val="en-US"/>
+        </w:rPr>
+      </w:pPr>
+      <w:r>
+        <w:rPr>
+          <w:lang w:val="en-US"/>
+        </w:rPr>
+        <w:t>Vào Tab “Tuyển sinh” + chọn “Tuyển sinh đại học” + Click ảnh “THÔNG TIN NHẬP HỌC”</w:t>
+      </w:r>
+    </w:p>
+    <w:p>
+      <w:pPr>
+        <w:pStyle w:val="ListParagraph"/>
+        <w:numPr>
+          <w:ilvl w:val="0"/>
+          <w:numId w:val="1"/>
+        </w:numPr>
+        <w:rPr>
+          <w:lang w:val="en-US"/>
+        </w:rPr>
+      </w:pPr>
+      <w:r>
+        <w:rPr>
+          <w:lang w:val="en-US"/>
+        </w:rPr>
+        <w:t>Web My Bách Khoa?</w:t>
+      </w:r>
+    </w:p>
+    <w:p>
+      <w:pPr>
+        <w:pStyle w:val="ListParagraph"/>
+        <w:numPr>
+          <w:ilvl w:val="0"/>
+          <w:numId w:val="2"/>
+        </w:numPr>
+        <w:rPr>
+          <w:lang w:val="en-US"/>
+        </w:rPr>
+      </w:pPr>
+      <w:hyperlink r:id="rId7" w:history="1">
         <w:r>
           <w:rPr>
             <w:rStyle w:val="Hyperlink"/>
@@ -35,45 +163,34 @@
     </w:p>
     <w:p>
       <w:pPr>
-        <w:rPr>
-          <w:lang w:val="en-US"/>
-        </w:rPr>
-      </w:pPr>
-      <w:hyperlink r:id="rId7" w:history="1">
-        <w:r>
-          <w:rPr>
-            <w:rStyle w:val="Hyperlink"/>
-            <w:lang w:val="en-US"/>
-          </w:rPr>
-          <w:t>http://sv.ktxbk.vn/</w:t>
-        </w:r>
-      </w:hyperlink>
-    </w:p>
-    <w:p>
-      <w:pPr>
-        <w:rPr>
-          <w:rStyle w:val="Hyperlink"/>
+        <w:pStyle w:val="ListParagraph"/>
+        <w:numPr>
+          <w:ilvl w:val="0"/>
+          <w:numId w:val="1"/>
+        </w:numPr>
+        <w:rPr>
+          <w:lang w:val="en-US"/>
+        </w:rPr>
+      </w:pPr>
+      <w:r>
+        <w:rPr>
+          <w:lang w:val="en-US"/>
+        </w:rPr>
+        <w:t>Web Kí Túc Xá?</w:t>
+      </w:r>
+    </w:p>
+    <w:p>
+      <w:pPr>
+        <w:pStyle w:val="ListParagraph"/>
+        <w:numPr>
+          <w:ilvl w:val="0"/>
+          <w:numId w:val="2"/>
+        </w:numPr>
+        <w:rPr>
           <w:lang w:val="en-US"/>
         </w:rPr>
       </w:pPr>
       <w:hyperlink r:id="rId8" w:history="1">
-        <w:r>
-          <w:rPr>
-            <w:rStyle w:val="Hyperlink"/>
-            <w:lang w:val="en-US"/>
-          </w:rPr>
-          <w:t>https://mybk.hcmut.edu.vn/tuyensinh/home</w:t>
-        </w:r>
-      </w:hyperlink>
-    </w:p>
-    <w:p>
-      <w:pPr>
-        <w:rPr>
-          <w:rStyle w:val="Hyperlink"/>
-          <w:lang w:val="en-US"/>
-        </w:rPr>
-      </w:pPr>
-      <w:hyperlink r:id="rId9" w:history="1">
         <w:r>
           <w:rPr>
             <w:rStyle w:val="Hyperlink"/>
@@ -85,483 +202,629 @@
     </w:p>
     <w:p>
       <w:pPr>
-        <w:rPr>
-          <w:rStyle w:val="Hyperlink"/>
-          <w:lang w:val="en-US"/>
-        </w:rPr>
-      </w:pPr>
-      <w:hyperlink r:id="rId10" w:history="1">
+        <w:pStyle w:val="ListParagraph"/>
+        <w:numPr>
+          <w:ilvl w:val="0"/>
+          <w:numId w:val="1"/>
+        </w:numPr>
+        <w:rPr>
+          <w:lang w:val="en-US"/>
+        </w:rPr>
+      </w:pPr>
+      <w:r>
+        <w:rPr>
+          <w:lang w:val="en-US"/>
+        </w:rPr>
+        <w:t>Web B</w:t>
+      </w:r>
+      <w:r>
+        <w:rPr>
+          <w:lang w:val="en-US"/>
+        </w:rPr>
+        <w:t>HXH</w:t>
+      </w:r>
+      <w:r>
+        <w:rPr>
+          <w:lang w:val="en-US"/>
+        </w:rPr>
+        <w:t>?</w:t>
+      </w:r>
+    </w:p>
+    <w:p>
+      <w:pPr>
+        <w:pStyle w:val="ListParagraph"/>
+        <w:numPr>
+          <w:ilvl w:val="0"/>
+          <w:numId w:val="2"/>
+        </w:numPr>
+        <w:rPr>
+          <w:lang w:val="en-US"/>
+        </w:rPr>
+      </w:pPr>
+      <w:r>
+        <w:rPr>
+          <w:lang w:val="en-US"/>
+        </w:rPr>
+        <w:t>Cổng</w:t>
+      </w:r>
+    </w:p>
+    <w:p>
+      <w:pPr>
+        <w:pStyle w:val="ListParagraph"/>
+        <w:numPr>
+          <w:ilvl w:val="0"/>
+          <w:numId w:val="2"/>
+        </w:numPr>
+        <w:rPr>
+          <w:lang w:val="en-US"/>
+        </w:rPr>
+      </w:pPr>
+      <w:hyperlink r:id="rId9" w:history="1">
         <w:r>
           <w:rPr>
             <w:rStyle w:val="Hyperlink"/>
             <w:lang w:val="en-US"/>
           </w:rPr>
-          <w:t>https://hcmut.edu.vn/tuyen-sinh/dai-hoc-chinh-quy/thong-tin-nhap-hoc</w:t>
+          <w:t>https://baohiemxahoi.gov.vn/Pages/default.aspx</w:t>
         </w:r>
       </w:hyperlink>
     </w:p>
     <w:p>
       <w:pPr>
-        <w:rPr>
-          <w:rStyle w:val="Hyperlink"/>
-          <w:lang w:val="en-US"/>
-        </w:rPr>
-      </w:pPr>
-      <w:r>
-        <w:rPr>
-          <w:rStyle w:val="Hyperlink"/>
-          <w:lang w:val="en-US"/>
-        </w:rPr>
-        <w:t>https://hcmut.edu.vn/tintuc/phu-luc-2-cac-giay-to-can-nop-trong-ho-so-tsv-2023</w:t>
-      </w:r>
-    </w:p>
-    <w:p>
-      <w:pPr>
-        <w:rPr>
-          <w:rStyle w:val="Hyperlink"/>
-          <w:u w:val="none"/>
-          <w:lang w:val="en-US"/>
-        </w:rPr>
-      </w:pPr>
-      <w:r>
-        <w:rPr>
-          <w:rStyle w:val="Hyperlink"/>
-          <w:u w:val="none"/>
-          <w:lang w:val="en-US"/>
-        </w:rPr>
-        <w:t>mã nhập học 2310790</w:t>
-      </w:r>
-    </w:p>
-    <w:p>
-      <w:pPr>
-        <w:rPr>
-          <w:lang w:val="en-US"/>
-        </w:rPr>
-      </w:pPr>
-      <w:hyperlink r:id="rId11" w:history="1">
-        <w:r>
-          <w:rPr>
-            <w:rStyle w:val="Hyperlink"/>
-            <w:lang w:val="en-US"/>
-          </w:rPr>
-          <w:t>https://docs.google.com/forms/d/e/1FAIpQLScDBPs0yUFsMdpxIZSyNGk1vw2JRrXrNCOHjVMxGV0k0Fwf9g/viewform</w:t>
-        </w:r>
-      </w:hyperlink>
-    </w:p>
-    <w:p>
-      <w:pPr>
-        <w:rPr>
-          <w:lang w:val="en-US"/>
-        </w:rPr>
-      </w:pPr>
-      <w:r>
-        <w:rPr>
-          <w:lang w:val="en-US"/>
-        </w:rPr>
-        <w:t>10 số sau thẻ bhyt = mã bhxh</w:t>
-      </w:r>
-    </w:p>
-    <w:p>
-      <w:pPr>
-        <w:rPr>
-          <w:rStyle w:val="Hyperlink"/>
-          <w:lang w:val="en-US"/>
-        </w:rPr>
-      </w:pPr>
-      <w:hyperlink r:id="rId12" w:history="1">
-        <w:r>
-          <w:rPr>
-            <w:rStyle w:val="Hyperlink"/>
-            <w:lang w:val="en-US"/>
-          </w:rPr>
-          <w:t>https://baohiemxahoi.gov.vn/tracuu/Pages/tra-cuu-thoi-han-su-dung-the-bhyt.aspx</w:t>
-        </w:r>
-      </w:hyperlink>
-    </w:p>
-    <w:p>
-      <w:pPr>
-        <w:rPr>
-          <w:rStyle w:val="Hyperlink"/>
-          <w:lang w:val="en-US"/>
-        </w:rPr>
-      </w:pPr>
-      <w:r>
-        <w:rPr>
-          <w:rStyle w:val="Hyperlink"/>
-          <w:lang w:val="en-US"/>
-        </w:rPr>
-        <w:t>sau tháng 9 mới bằng tốt nghiệp chính thức</w:t>
-      </w:r>
-    </w:p>
-    <w:p>
-      <w:pPr>
-        <w:rPr>
-          <w:rStyle w:val="Hyperlink"/>
-          <w:lang w:val="en-US"/>
-        </w:rPr>
-      </w:pPr>
-      <w:r>
-        <w:rPr>
-          <w:rStyle w:val="Hyperlink"/>
-          <w:lang w:val="en-US"/>
-        </w:rPr>
-        <w:t>ngày 28, 9.5 đến 11 ksk</w:t>
-      </w:r>
-      <w:r>
-        <w:rPr>
-          <w:rStyle w:val="Hyperlink"/>
-          <w:lang w:val="en-US"/>
-        </w:rPr>
-        <w:t xml:space="preserve"> (lầu 3 tòa c4)</w:t>
-      </w:r>
-      <w:r>
-        <w:rPr>
-          <w:rStyle w:val="Hyperlink"/>
-          <w:lang w:val="en-US"/>
-        </w:rPr>
-        <w:t>, 15 đến 16.5 nộp hs</w:t>
-      </w:r>
-      <w:r>
-        <w:rPr>
-          <w:rStyle w:val="Hyperlink"/>
-          <w:lang w:val="en-US"/>
-        </w:rPr>
-        <w:t xml:space="preserve"> (phòng 101 tòa A1)</w:t>
-      </w:r>
-      <w:r>
-        <w:rPr>
-          <w:rStyle w:val="Hyperlink"/>
-          <w:lang w:val="en-US"/>
-        </w:rPr>
-        <w:t>, nộp tại phòng đạo tạo, sau đó ra ngoài bàn hồ sơ chờ gọi tên</w:t>
-      </w:r>
-    </w:p>
-    <w:p>
-      <w:pPr>
-        <w:rPr>
-          <w:rStyle w:val="Hyperlink"/>
-          <w:lang w:val="en-US"/>
-        </w:rPr>
-      </w:pPr>
-      <w:r>
-        <w:rPr>
-          <w:rStyle w:val="Hyperlink"/>
-          <w:lang w:val="en-US"/>
-        </w:rPr>
-        <w:t>kiểm tra anh văn (phòng 503 tòa c4)</w:t>
-      </w:r>
-    </w:p>
-    <w:p>
-      <w:pPr>
-        <w:rPr>
-          <w:rStyle w:val="Hyperlink"/>
-          <w:lang w:val="en-US"/>
-        </w:rPr>
-      </w:pPr>
-      <w:r>
-        <w:rPr>
-          <w:rStyle w:val="Hyperlink"/>
-          <w:lang w:val="en-US"/>
-        </w:rPr>
-        <w:t>sinh hoạt, khai giảng (sân tòa a5)</w:t>
-      </w:r>
-    </w:p>
-    <w:p>
-      <w:pPr>
-        <w:rPr>
-          <w:rStyle w:val="Hyperlink"/>
-          <w:lang w:val="en-US"/>
-        </w:rPr>
-      </w:pPr>
-      <w:r>
-        <w:rPr>
-          <w:rStyle w:val="Hyperlink"/>
-          <w:lang w:val="en-US"/>
-        </w:rPr>
-        <w:t>sinh hoạt vào ngày 6/9, 10/9, từ 7 đến 9</w:t>
-      </w:r>
-      <w:r>
-        <w:rPr>
-          <w:rStyle w:val="Hyperlink"/>
-          <w:lang w:val="en-US"/>
-        </w:rPr>
-        <w:t>, vào ngày 7/9, từ 15 đến 17</w:t>
-      </w:r>
-    </w:p>
-    <w:p>
-      <w:pPr>
-        <w:rPr>
-          <w:rStyle w:val="Hyperlink"/>
-          <w:lang w:val="en-US"/>
-        </w:rPr>
-      </w:pPr>
-      <w:r>
-        <w:rPr>
-          <w:rStyle w:val="Hyperlink"/>
-          <w:lang w:val="en-US"/>
-        </w:rPr>
-        <w:t>khai giảng sân tòa a2, ngày 9/9, 7 giờ</w:t>
-      </w:r>
-      <w:r>
-        <w:rPr>
-          <w:rStyle w:val="Hyperlink"/>
-          <w:lang w:val="en-US"/>
-        </w:rPr>
-        <w:t>, sau đó tại nhận giấy chứng nhận sinh viên nộp cho bản chỉ huy quân sự địa phương, nhận thẻ sinh viên tại văn phòng khoa</w:t>
-      </w:r>
-    </w:p>
-    <w:p>
-      <w:pPr>
-        <w:rPr>
-          <w:rStyle w:val="Hyperlink"/>
-          <w:lang w:val="en-US"/>
-        </w:rPr>
-      </w:pPr>
-      <w:r>
-        <w:rPr>
-          <w:rStyle w:val="Hyperlink"/>
-          <w:lang w:val="en-US"/>
-        </w:rPr>
-        <w:t>kiểm tra tiếng anh vào ngày 5/9, từ 15 đến 17</w:t>
-      </w:r>
-    </w:p>
-    <w:p>
-      <w:pPr>
-        <w:rPr>
-          <w:rStyle w:val="Hyperlink"/>
-          <w:lang w:val="en-US"/>
-        </w:rPr>
-      </w:pPr>
-      <w:r>
-        <w:rPr>
-          <w:rStyle w:val="Hyperlink"/>
-          <w:lang w:val="en-US"/>
-        </w:rPr>
-        <w:t>Có giấy xác nhận nhập học đăng kí kí túc xá luôn</w:t>
-      </w:r>
-      <w:r>
-        <w:rPr>
-          <w:rStyle w:val="Hyperlink"/>
-          <w:lang w:val="en-US"/>
-        </w:rPr>
-        <w:t xml:space="preserve">, lên đó người ta bắt đăng ký online ở trang </w:t>
-      </w:r>
-      <w:hyperlink r:id="rId13" w:history="1">
-        <w:r>
-          <w:rPr>
-            <w:rStyle w:val="Hyperlink"/>
-            <w:lang w:val="en-US"/>
-          </w:rPr>
-          <w:t>https://sv.ktxhcm.edu.vn/</w:t>
-        </w:r>
-      </w:hyperlink>
-    </w:p>
-    <w:p>
-      <w:pPr>
-        <w:rPr>
-          <w:rStyle w:val="Hyperlink"/>
-          <w:lang w:val="en-US"/>
-        </w:rPr>
-      </w:pPr>
-    </w:p>
-    <w:p>
-      <w:pPr>
-        <w:rPr>
-          <w:rStyle w:val="Hyperlink"/>
-          <w:lang w:val="en-US"/>
-        </w:rPr>
-      </w:pPr>
-      <w:r>
-        <w:rPr>
-          <w:rStyle w:val="Hyperlink"/>
-          <w:lang w:val="en-US"/>
-        </w:rPr>
-        <w:t>Nộp giấy khám sức khỏe ở trạm y tế B7</w:t>
-      </w:r>
-    </w:p>
-    <w:p>
-      <w:pPr>
-        <w:rPr>
-          <w:rStyle w:val="Hyperlink"/>
-          <w:lang w:val="en-US"/>
-        </w:rPr>
-      </w:pPr>
-      <w:r>
-        <w:rPr>
-          <w:rStyle w:val="Hyperlink"/>
-          <w:lang w:val="en-US"/>
-        </w:rPr>
-        <w:t>“Ờ cô cho con hỏi là bây giờ con muốn nộp giấy khám sức khỏe thì nộp ở đâu ạ?”, tại con khám ở bệnh viện rồi, …dạ con cám ơn cô</w:t>
-      </w:r>
-    </w:p>
-    <w:p>
-      <w:pPr>
-        <w:rPr>
-          <w:rStyle w:val="Hyperlink"/>
-          <w:lang w:val="en-US"/>
-        </w:rPr>
-      </w:pPr>
-      <w:r>
-        <w:rPr>
-          <w:rStyle w:val="Hyperlink"/>
-          <w:lang w:val="en-US"/>
-        </w:rPr>
-        <w:t>Bắt chuyến 50 và 8 để vào cơ sở 1 từ ktx b</w:t>
-      </w:r>
-    </w:p>
-    <w:p>
-      <w:pPr>
-        <w:rPr>
-          <w:rStyle w:val="Hyperlink"/>
-          <w:lang w:val="en-US"/>
-        </w:rPr>
-      </w:pPr>
-      <w:r>
-        <w:rPr>
-          <w:rStyle w:val="Hyperlink"/>
-          <w:lang w:val="en-US"/>
-        </w:rPr>
-        <w:t>Ktx chỉ đc đăng kí 10 đến 12 tháng</w:t>
-      </w:r>
-    </w:p>
-    <w:p>
-      <w:pPr>
-        <w:rPr>
-          <w:rStyle w:val="Hyperlink"/>
-          <w:lang w:val="en-US"/>
-        </w:rPr>
-      </w:pPr>
-    </w:p>
-    <w:p>
-      <w:pPr>
-        <w:rPr>
-          <w:rStyle w:val="Hyperlink"/>
-          <w:lang w:val="en-US"/>
-        </w:rPr>
-      </w:pPr>
-      <w:r>
-        <w:rPr>
-          <w:rStyle w:val="Hyperlink"/>
-          <w:lang w:val="en-US"/>
-        </w:rPr>
-        <w:lastRenderedPageBreak/>
-        <w:t>Thủ tục nhận phòng gồm 2 photo CCCD, 1 photo minh chứng nhập học, 1 photo BHYT, minh chứng đóng tiền ktx, 1 minh chứng phản hồi email</w:t>
-      </w:r>
-      <w:r>
-        <w:rPr>
-          <w:rStyle w:val="Hyperlink"/>
-          <w:lang w:val="en-US"/>
-        </w:rPr>
-        <w:t xml:space="preserve"> ktx</w:t>
-      </w:r>
-    </w:p>
-    <w:p>
-      <w:pPr>
-        <w:rPr>
-          <w:rStyle w:val="Hyperlink"/>
-          <w:lang w:val="en-US"/>
-        </w:rPr>
-      </w:pPr>
-    </w:p>
-    <w:p>
-      <w:pPr>
-        <w:rPr>
-          <w:rStyle w:val="Hyperlink"/>
-          <w:lang w:val="en-US"/>
-        </w:rPr>
-      </w:pPr>
-      <w:r>
-        <w:rPr>
-          <w:rStyle w:val="Hyperlink"/>
-          <w:lang w:val="en-US"/>
-        </w:rPr>
-        <w:t>Ả</w:t>
-      </w:r>
-      <w:r>
-        <w:rPr>
-          <w:rStyle w:val="Hyperlink"/>
-          <w:lang w:val="en-US"/>
-        </w:rPr>
-        <w:t>nh avatar, OK</w:t>
-      </w:r>
-    </w:p>
-    <w:p>
-      <w:pPr>
-        <w:rPr>
-          <w:rStyle w:val="Hyperlink"/>
-          <w:lang w:val="en-US"/>
-        </w:rPr>
-      </w:pPr>
-      <w:r>
-        <w:rPr>
-          <w:rStyle w:val="Hyperlink"/>
-          <w:lang w:val="en-US"/>
-        </w:rPr>
-        <w:t>tham gia full hộ</w:t>
-      </w:r>
-      <w:r>
-        <w:rPr>
-          <w:rStyle w:val="Hyperlink"/>
-          <w:lang w:val="en-US"/>
-        </w:rPr>
-        <w:t>i nhóm</w:t>
-      </w:r>
-    </w:p>
-    <w:p>
-      <w:pPr>
-        <w:rPr>
-          <w:rStyle w:val="Hyperlink"/>
-          <w:lang w:val="en-US"/>
-        </w:rPr>
-      </w:pPr>
-    </w:p>
-    <w:p>
-      <w:pPr>
-        <w:rPr>
-          <w:rStyle w:val="Hyperlink"/>
-          <w:lang w:val="en-US"/>
-        </w:rPr>
-      </w:pPr>
-      <w:r>
-        <w:rPr>
-          <w:rStyle w:val="Hyperlink"/>
-          <w:lang w:val="en-US"/>
-        </w:rPr>
-        <w:t>Điểm rèn luyệt tự đánh giá rồi đưa cho lớp đánh giá rồi đưa cho hội đồng đánh giá</w:t>
-      </w:r>
-      <w:r>
-        <w:rPr>
-          <w:rStyle w:val="Hyperlink"/>
-          <w:lang w:val="en-US"/>
-        </w:rPr>
-        <w:t>, tham dự cái gì phải có minh chứng = chụp ảnh selfie</w:t>
-      </w:r>
-      <w:r>
-        <w:rPr>
-          <w:rStyle w:val="Hyperlink"/>
-          <w:lang w:val="en-US"/>
-        </w:rPr>
-        <w:t xml:space="preserve"> tại chỗ đó</w:t>
-      </w:r>
-      <w:r>
-        <w:rPr>
-          <w:rStyle w:val="Hyperlink"/>
-          <w:lang w:val="en-US"/>
-        </w:rPr>
-        <w:t>, mặc định đéo làm cặc gì được 75 điểm</w:t>
-      </w:r>
-    </w:p>
-    <w:p>
-      <w:pPr>
-        <w:rPr>
-          <w:lang w:val="en-US"/>
-        </w:rPr>
-      </w:pPr>
+        <w:pStyle w:val="ListParagraph"/>
+        <w:numPr>
+          <w:ilvl w:val="0"/>
+          <w:numId w:val="2"/>
+        </w:numPr>
+        <w:rPr>
+          <w:lang w:val="en-US"/>
+        </w:rPr>
+      </w:pPr>
+      <w:r>
+        <w:rPr>
+          <w:lang w:val="en-US"/>
+        </w:rPr>
+        <w:t>Tra cứu thời hạn thẻ BHYT</w:t>
+      </w:r>
+    </w:p>
+    <w:p>
+      <w:pPr>
+        <w:pStyle w:val="ListParagraph"/>
+        <w:numPr>
+          <w:ilvl w:val="0"/>
+          <w:numId w:val="2"/>
+        </w:numPr>
+        <w:rPr>
+          <w:lang w:val="en-US"/>
+        </w:rPr>
+      </w:pPr>
+      <w:r>
+        <w:rPr>
+          <w:lang w:val="en-US"/>
+        </w:rPr>
+        <w:t>Click biểu tượng “TRA CỨU” + chọn “Tra cứu giá trị sử dụng thẻ BHYT” ở bên phải + tiến hành tra cứu</w:t>
+      </w:r>
+    </w:p>
+    <w:p>
+      <w:pPr>
+        <w:rPr>
+          <w:rStyle w:val="Hyperlink"/>
+          <w:lang w:val="en-US"/>
+        </w:rPr>
+      </w:pPr>
+    </w:p>
+    <w:p>
+      <w:pPr>
+        <w:rPr>
+          <w:rStyle w:val="Hyperlink"/>
+          <w:color w:val="auto"/>
+          <w:u w:val="none"/>
+          <w:lang w:val="en-US"/>
+        </w:rPr>
+      </w:pPr>
+      <w:r>
+        <w:rPr>
+          <w:rStyle w:val="Hyperlink"/>
+          <w:color w:val="auto"/>
+          <w:u w:val="none"/>
+          <w:lang w:val="en-US"/>
+        </w:rPr>
+        <w:t>Group – Nhóm:</w:t>
+      </w:r>
       <w:bookmarkStart w:id="0" w:name="_GoBack"/>
       <w:bookmarkEnd w:id="0"/>
     </w:p>
     <w:p>
       <w:pPr>
+        <w:pStyle w:val="ListParagraph"/>
+        <w:numPr>
+          <w:ilvl w:val="0"/>
+          <w:numId w:val="3"/>
+        </w:numPr>
+        <w:rPr>
+          <w:rStyle w:val="Hyperlink"/>
+          <w:color w:val="auto"/>
+          <w:u w:val="none"/>
+          <w:lang w:val="en-US"/>
+        </w:rPr>
+      </w:pPr>
+    </w:p>
+    <w:p>
+      <w:pPr>
+        <w:rPr>
+          <w:rStyle w:val="Hyperlink"/>
+          <w:color w:val="auto"/>
+          <w:u w:val="none"/>
+          <w:lang w:val="en-US"/>
+        </w:rPr>
+      </w:pPr>
+    </w:p>
+    <w:p>
+      <w:pPr>
+        <w:rPr>
+          <w:rStyle w:val="Hyperlink"/>
+          <w:color w:val="auto"/>
+          <w:u w:val="none"/>
+          <w:lang w:val="en-US"/>
+        </w:rPr>
+      </w:pPr>
+      <w:r>
+        <w:rPr>
+          <w:rStyle w:val="Hyperlink"/>
+          <w:color w:val="auto"/>
+          <w:u w:val="none"/>
+          <w:lang w:val="en-US"/>
+        </w:rPr>
+        <w:t xml:space="preserve">Schedule – Lịch </w:t>
+      </w:r>
+      <w:r>
+        <w:rPr>
+          <w:rStyle w:val="Hyperlink"/>
+          <w:color w:val="auto"/>
+          <w:u w:val="none"/>
+          <w:lang w:val="en-US"/>
+        </w:rPr>
+        <w:t>Trình:</w:t>
+      </w:r>
+    </w:p>
+    <w:p>
+      <w:pPr>
+        <w:pStyle w:val="ListParagraph"/>
+        <w:numPr>
+          <w:ilvl w:val="0"/>
+          <w:numId w:val="4"/>
+        </w:numPr>
+        <w:rPr>
+          <w:rStyle w:val="Hyperlink"/>
+          <w:color w:val="auto"/>
+          <w:u w:val="none"/>
+          <w:lang w:val="en-US"/>
+        </w:rPr>
+      </w:pPr>
+      <w:r>
+        <w:rPr>
+          <w:rStyle w:val="Hyperlink"/>
+          <w:color w:val="auto"/>
+          <w:u w:val="none"/>
+          <w:lang w:val="en-US"/>
+        </w:rPr>
+        <w:t>15 – 17 Giờ, 5/9/2023, Nhà C4, Phòng 503?</w:t>
+      </w:r>
+    </w:p>
+    <w:p>
+      <w:pPr>
+        <w:pStyle w:val="ListParagraph"/>
+        <w:numPr>
+          <w:ilvl w:val="0"/>
+          <w:numId w:val="2"/>
+        </w:numPr>
+        <w:rPr>
+          <w:rStyle w:val="Hyperlink"/>
+          <w:color w:val="auto"/>
+          <w:u w:val="none"/>
+          <w:lang w:val="en-US"/>
+        </w:rPr>
+      </w:pPr>
+      <w:r>
+        <w:rPr>
+          <w:rStyle w:val="Hyperlink"/>
+          <w:color w:val="auto"/>
+          <w:u w:val="none"/>
+          <w:lang w:val="en-US"/>
+        </w:rPr>
+        <w:t>Tập trung sau đó chia phòng kiểm tra anh văn xếp lớp</w:t>
+      </w:r>
+    </w:p>
+    <w:p>
+      <w:pPr>
+        <w:pStyle w:val="ListParagraph"/>
+        <w:numPr>
+          <w:ilvl w:val="0"/>
+          <w:numId w:val="2"/>
+        </w:numPr>
+        <w:rPr>
+          <w:rStyle w:val="Hyperlink"/>
+          <w:color w:val="auto"/>
+          <w:u w:val="none"/>
+          <w:lang w:val="en-US"/>
+        </w:rPr>
+      </w:pPr>
+      <w:r>
+        <w:rPr>
+          <w:rStyle w:val="Hyperlink"/>
+          <w:color w:val="auto"/>
+          <w:u w:val="none"/>
+          <w:lang w:val="en-US"/>
+        </w:rPr>
+        <w:t>Kiểm tra vẫn ở nhà C4, phòng 3xx, 4xx</w:t>
+      </w:r>
+    </w:p>
+    <w:p>
+      <w:pPr>
+        <w:pStyle w:val="ListParagraph"/>
+        <w:numPr>
+          <w:ilvl w:val="0"/>
+          <w:numId w:val="4"/>
+        </w:numPr>
+        <w:rPr>
+          <w:rStyle w:val="Hyperlink"/>
+          <w:color w:val="auto"/>
+          <w:u w:val="none"/>
+          <w:lang w:val="en-US"/>
+        </w:rPr>
+      </w:pPr>
+      <w:r>
+        <w:rPr>
+          <w:rStyle w:val="Hyperlink"/>
+          <w:color w:val="auto"/>
+          <w:u w:val="none"/>
+          <w:lang w:val="en-US"/>
+        </w:rPr>
+        <w:t xml:space="preserve">7 – 9 </w:t>
+      </w:r>
+      <w:r>
+        <w:rPr>
+          <w:rStyle w:val="Hyperlink"/>
+          <w:color w:val="auto"/>
+          <w:u w:val="none"/>
+          <w:lang w:val="en-US"/>
+        </w:rPr>
+        <w:t>Giờ</w:t>
+      </w:r>
+      <w:r>
+        <w:rPr>
+          <w:rStyle w:val="Hyperlink"/>
+          <w:color w:val="auto"/>
+          <w:u w:val="none"/>
+          <w:lang w:val="en-US"/>
+        </w:rPr>
+        <w:t>, 6/9/2023</w:t>
+      </w:r>
+      <w:r>
+        <w:rPr>
+          <w:rStyle w:val="Hyperlink"/>
+          <w:color w:val="auto"/>
+          <w:u w:val="none"/>
+          <w:lang w:val="en-US"/>
+        </w:rPr>
+        <w:t>, Sân A5</w:t>
+      </w:r>
+      <w:r>
+        <w:rPr>
+          <w:rStyle w:val="Hyperlink"/>
+          <w:color w:val="auto"/>
+          <w:u w:val="none"/>
+          <w:lang w:val="en-US"/>
+        </w:rPr>
+        <w:t>?</w:t>
+      </w:r>
+    </w:p>
+    <w:p>
+      <w:pPr>
+        <w:pStyle w:val="ListParagraph"/>
+        <w:numPr>
+          <w:ilvl w:val="0"/>
+          <w:numId w:val="2"/>
+        </w:numPr>
+        <w:rPr>
+          <w:rStyle w:val="Hyperlink"/>
+          <w:color w:val="auto"/>
+          <w:u w:val="none"/>
+          <w:lang w:val="en-US"/>
+        </w:rPr>
+      </w:pPr>
+      <w:r>
+        <w:rPr>
+          <w:rStyle w:val="Hyperlink"/>
+          <w:color w:val="auto"/>
+          <w:u w:val="none"/>
+          <w:lang w:val="en-US"/>
+        </w:rPr>
+        <w:t>SHCD</w:t>
+      </w:r>
+    </w:p>
+    <w:p>
+      <w:pPr>
+        <w:pStyle w:val="ListParagraph"/>
+        <w:numPr>
+          <w:ilvl w:val="0"/>
+          <w:numId w:val="4"/>
+        </w:numPr>
+        <w:rPr>
+          <w:rStyle w:val="Hyperlink"/>
+          <w:color w:val="auto"/>
+          <w:u w:val="none"/>
+          <w:lang w:val="en-US"/>
+        </w:rPr>
+      </w:pPr>
+      <w:r>
+        <w:rPr>
+          <w:rStyle w:val="Hyperlink"/>
+          <w:color w:val="auto"/>
+          <w:u w:val="none"/>
+          <w:lang w:val="en-US"/>
+        </w:rPr>
+        <w:t xml:space="preserve">15 – 17 </w:t>
+      </w:r>
+      <w:r>
+        <w:rPr>
+          <w:rStyle w:val="Hyperlink"/>
+          <w:color w:val="auto"/>
+          <w:u w:val="none"/>
+          <w:lang w:val="en-US"/>
+        </w:rPr>
+        <w:t>Gi</w:t>
+      </w:r>
+      <w:r>
+        <w:rPr>
+          <w:rStyle w:val="Hyperlink"/>
+          <w:color w:val="auto"/>
+          <w:u w:val="none"/>
+          <w:lang w:val="en-US"/>
+        </w:rPr>
+        <w:t>ờ, 7/9/2023</w:t>
+      </w:r>
+      <w:r>
+        <w:rPr>
+          <w:rStyle w:val="Hyperlink"/>
+          <w:color w:val="auto"/>
+          <w:u w:val="none"/>
+          <w:lang w:val="en-US"/>
+        </w:rPr>
+        <w:t>, Sân A5</w:t>
+      </w:r>
+      <w:r>
+        <w:rPr>
+          <w:rStyle w:val="Hyperlink"/>
+          <w:color w:val="auto"/>
+          <w:u w:val="none"/>
+          <w:lang w:val="en-US"/>
+        </w:rPr>
+        <w:t>?</w:t>
+      </w:r>
+    </w:p>
+    <w:p>
+      <w:pPr>
+        <w:pStyle w:val="ListParagraph"/>
+        <w:numPr>
+          <w:ilvl w:val="0"/>
+          <w:numId w:val="2"/>
+        </w:numPr>
+        <w:rPr>
+          <w:rStyle w:val="Hyperlink"/>
+          <w:color w:val="auto"/>
+          <w:u w:val="none"/>
+          <w:lang w:val="en-US"/>
+        </w:rPr>
+      </w:pPr>
+      <w:r>
+        <w:rPr>
+          <w:rStyle w:val="Hyperlink"/>
+          <w:color w:val="auto"/>
+          <w:u w:val="none"/>
+          <w:lang w:val="en-US"/>
+        </w:rPr>
+        <w:t>SHCD</w:t>
+      </w:r>
+    </w:p>
+    <w:p>
+      <w:pPr>
+        <w:pStyle w:val="ListParagraph"/>
+        <w:numPr>
+          <w:ilvl w:val="0"/>
+          <w:numId w:val="4"/>
+        </w:numPr>
+        <w:rPr>
+          <w:rStyle w:val="Hyperlink"/>
+          <w:color w:val="auto"/>
+          <w:u w:val="none"/>
+          <w:lang w:val="en-US"/>
+        </w:rPr>
+      </w:pPr>
+      <w:r>
+        <w:rPr>
+          <w:rStyle w:val="Hyperlink"/>
+          <w:color w:val="auto"/>
+          <w:u w:val="none"/>
+          <w:lang w:val="en-US"/>
+        </w:rPr>
+        <w:t>7 – 11.5 Giờ, 9/9/2023, Sân A5?</w:t>
+      </w:r>
+    </w:p>
+    <w:p>
+      <w:pPr>
+        <w:pStyle w:val="ListParagraph"/>
+        <w:numPr>
+          <w:ilvl w:val="0"/>
+          <w:numId w:val="2"/>
+        </w:numPr>
+        <w:rPr>
+          <w:rStyle w:val="Hyperlink"/>
+          <w:color w:val="auto"/>
+          <w:u w:val="none"/>
+          <w:lang w:val="en-US"/>
+        </w:rPr>
+      </w:pPr>
+      <w:r>
+        <w:rPr>
+          <w:rStyle w:val="Hyperlink"/>
+          <w:color w:val="auto"/>
+          <w:u w:val="none"/>
+          <w:lang w:val="en-US"/>
+        </w:rPr>
+        <w:t>Khai giảng</w:t>
+      </w:r>
+      <w:r>
+        <w:rPr>
+          <w:rStyle w:val="Hyperlink"/>
+          <w:color w:val="auto"/>
+          <w:u w:val="none"/>
+          <w:lang w:val="en-US"/>
+        </w:rPr>
+        <w:t>, nhận thẻ sinh viên tại văn phòng khoa</w:t>
+      </w:r>
+      <w:r>
+        <w:rPr>
+          <w:rStyle w:val="Hyperlink"/>
+          <w:color w:val="auto"/>
+          <w:u w:val="none"/>
+          <w:lang w:val="en-US"/>
+        </w:rPr>
+        <w:t>, nhận giấy miễn nghĩa vụ quân sự</w:t>
+      </w:r>
+    </w:p>
+    <w:p>
+      <w:pPr>
+        <w:pStyle w:val="ListParagraph"/>
+        <w:numPr>
+          <w:ilvl w:val="0"/>
+          <w:numId w:val="4"/>
+        </w:numPr>
+        <w:rPr>
+          <w:rStyle w:val="Hyperlink"/>
+          <w:color w:val="auto"/>
+          <w:u w:val="none"/>
+          <w:lang w:val="en-US"/>
+        </w:rPr>
+      </w:pPr>
+      <w:r>
+        <w:rPr>
+          <w:rStyle w:val="Hyperlink"/>
+          <w:color w:val="auto"/>
+          <w:u w:val="none"/>
+          <w:lang w:val="en-US"/>
+        </w:rPr>
+        <w:t>7 – 9 Giờ, 10/9/2023</w:t>
+      </w:r>
+      <w:r>
+        <w:rPr>
+          <w:rStyle w:val="Hyperlink"/>
+          <w:color w:val="auto"/>
+          <w:u w:val="none"/>
+          <w:lang w:val="en-US"/>
+        </w:rPr>
+        <w:t>, Sân A5</w:t>
+      </w:r>
+      <w:r>
+        <w:rPr>
+          <w:rStyle w:val="Hyperlink"/>
+          <w:color w:val="auto"/>
+          <w:u w:val="none"/>
+          <w:lang w:val="en-US"/>
+        </w:rPr>
+        <w:t>?</w:t>
+      </w:r>
+    </w:p>
+    <w:p>
+      <w:pPr>
+        <w:pStyle w:val="ListParagraph"/>
+        <w:numPr>
+          <w:ilvl w:val="0"/>
+          <w:numId w:val="2"/>
+        </w:numPr>
+        <w:rPr>
+          <w:rStyle w:val="Hyperlink"/>
+          <w:color w:val="auto"/>
+          <w:u w:val="none"/>
+          <w:lang w:val="en-US"/>
+        </w:rPr>
+      </w:pPr>
+      <w:r>
+        <w:rPr>
+          <w:rStyle w:val="Hyperlink"/>
+          <w:color w:val="auto"/>
+          <w:u w:val="none"/>
+          <w:lang w:val="en-US"/>
+        </w:rPr>
+        <w:t>SHCD</w:t>
+      </w:r>
+    </w:p>
+    <w:p>
+      <w:pPr>
+        <w:pStyle w:val="ListParagraph"/>
+        <w:numPr>
+          <w:ilvl w:val="0"/>
+          <w:numId w:val="4"/>
+        </w:numPr>
+        <w:rPr>
+          <w:rStyle w:val="Hyperlink"/>
+          <w:color w:val="auto"/>
+          <w:u w:val="none"/>
+          <w:lang w:val="en-US"/>
+        </w:rPr>
+      </w:pPr>
+      <w:r>
+        <w:rPr>
+          <w:rStyle w:val="Hyperlink"/>
+          <w:color w:val="auto"/>
+          <w:u w:val="none"/>
+          <w:lang w:val="en-US"/>
+        </w:rPr>
+        <w:t xml:space="preserve">9.5 – </w:t>
+      </w:r>
+      <w:r>
+        <w:rPr>
+          <w:rStyle w:val="Hyperlink"/>
+          <w:color w:val="auto"/>
+          <w:u w:val="none"/>
+          <w:lang w:val="en-US"/>
+        </w:rPr>
+        <w:t>11.5 Giờ, 10/9/2023?</w:t>
+      </w:r>
+    </w:p>
+    <w:p>
+      <w:pPr>
+        <w:pStyle w:val="ListParagraph"/>
+        <w:numPr>
+          <w:ilvl w:val="0"/>
+          <w:numId w:val="2"/>
+        </w:numPr>
+        <w:rPr>
+          <w:rStyle w:val="Hyperlink"/>
+          <w:color w:val="auto"/>
+          <w:u w:val="none"/>
+          <w:lang w:val="en-US"/>
+        </w:rPr>
+      </w:pPr>
+      <w:r>
+        <w:rPr>
+          <w:rStyle w:val="Hyperlink"/>
+          <w:color w:val="auto"/>
+          <w:u w:val="none"/>
+          <w:lang w:val="en-US"/>
+        </w:rPr>
+        <w:t>Chào mừng tân sinh viên</w:t>
+      </w:r>
+    </w:p>
+    <w:p>
+      <w:pPr>
+        <w:rPr>
+          <w:lang w:val="en-US"/>
+        </w:rPr>
+      </w:pPr>
+    </w:p>
+    <w:p>
+      <w:pPr>
         <w:rPr>
           <w:lang w:val="en-US"/>
         </w:rPr>
@@ -609,6 +872,7 @@
         <w:rPr>
           <w:lang w:val="en-US"/>
         </w:rPr>
+        <w:lastRenderedPageBreak/>
         <w:t>Nhiệm vụ 4: hiến máu</w:t>
       </w:r>
     </w:p>
@@ -654,6 +918,403 @@
     </w:sectPr>
   </w:body>
 </w:document>
+</file>
+
+<file path=word/numbering.xml><?xml version="1.0" encoding="utf-8"?>
+<w:numbering xmlns:wpc="http://schemas.microsoft.com/office/word/2010/wordprocessingCanvas" xmlns:mc="http://schemas.openxmlformats.org/markup-compatibility/2006" xmlns:o="urn:schemas-microsoft-com:office:office" xmlns:r="http://schemas.openxmlformats.org/officeDocument/2006/relationships" xmlns:m="http://schemas.openxmlformats.org/officeDocument/2006/math" xmlns:v="urn:schemas-microsoft-com:vml" xmlns:wp14="http://schemas.microsoft.com/office/word/2010/wordprocessingDrawing" xmlns:wp="http://schemas.openxmlformats.org/drawingml/2006/wordprocessingDrawing" xmlns:w10="urn:schemas-microsoft-com:office:word" xmlns:w="http://schemas.openxmlformats.org/wordprocessingml/2006/main" xmlns:w14="http://schemas.microsoft.com/office/word/2010/wordml" xmlns:wpg="http://schemas.microsoft.com/office/word/2010/wordprocessingGroup" xmlns:wpi="http://schemas.microsoft.com/office/word/2010/wordprocessingInk" xmlns:wne="http://schemas.microsoft.com/office/word/2006/wordml" xmlns:wps="http://schemas.microsoft.com/office/word/2010/wordprocessingShape" mc:Ignorable="w14 wp14">
+  <w:abstractNum w:abstractNumId="0">
+    <w:nsid w:val="0BD05788"/>
+    <w:multiLevelType w:val="hybridMultilevel"/>
+    <w:tmpl w:val="A55422E4"/>
+    <w:lvl w:ilvl="0" w:tplc="D1180192">
+      <w:start w:val="1"/>
+      <w:numFmt w:val="decimal"/>
+      <w:lvlText w:val="%1."/>
+      <w:lvlJc w:val="left"/>
+      <w:pPr>
+        <w:ind w:left="1080" w:hanging="360"/>
+      </w:pPr>
+      <w:rPr>
+        <w:rFonts w:hint="default"/>
+      </w:rPr>
+    </w:lvl>
+    <w:lvl w:ilvl="1" w:tplc="042A0019" w:tentative="1">
+      <w:start w:val="1"/>
+      <w:numFmt w:val="lowerLetter"/>
+      <w:lvlText w:val="%2."/>
+      <w:lvlJc w:val="left"/>
+      <w:pPr>
+        <w:ind w:left="1800" w:hanging="360"/>
+      </w:pPr>
+    </w:lvl>
+    <w:lvl w:ilvl="2" w:tplc="042A001B" w:tentative="1">
+      <w:start w:val="1"/>
+      <w:numFmt w:val="lowerRoman"/>
+      <w:lvlText w:val="%3."/>
+      <w:lvlJc w:val="right"/>
+      <w:pPr>
+        <w:ind w:left="2520" w:hanging="180"/>
+      </w:pPr>
+    </w:lvl>
+    <w:lvl w:ilvl="3" w:tplc="042A000F" w:tentative="1">
+      <w:start w:val="1"/>
+      <w:numFmt w:val="decimal"/>
+      <w:lvlText w:val="%4."/>
+      <w:lvlJc w:val="left"/>
+      <w:pPr>
+        <w:ind w:left="3240" w:hanging="360"/>
+      </w:pPr>
+    </w:lvl>
+    <w:lvl w:ilvl="4" w:tplc="042A0019" w:tentative="1">
+      <w:start w:val="1"/>
+      <w:numFmt w:val="lowerLetter"/>
+      <w:lvlText w:val="%5."/>
+      <w:lvlJc w:val="left"/>
+      <w:pPr>
+        <w:ind w:left="3960" w:hanging="360"/>
+      </w:pPr>
+    </w:lvl>
+    <w:lvl w:ilvl="5" w:tplc="042A001B" w:tentative="1">
+      <w:start w:val="1"/>
+      <w:numFmt w:val="lowerRoman"/>
+      <w:lvlText w:val="%6."/>
+      <w:lvlJc w:val="right"/>
+      <w:pPr>
+        <w:ind w:left="4680" w:hanging="180"/>
+      </w:pPr>
+    </w:lvl>
+    <w:lvl w:ilvl="6" w:tplc="042A000F" w:tentative="1">
+      <w:start w:val="1"/>
+      <w:numFmt w:val="decimal"/>
+      <w:lvlText w:val="%7."/>
+      <w:lvlJc w:val="left"/>
+      <w:pPr>
+        <w:ind w:left="5400" w:hanging="360"/>
+      </w:pPr>
+    </w:lvl>
+    <w:lvl w:ilvl="7" w:tplc="042A0019" w:tentative="1">
+      <w:start w:val="1"/>
+      <w:numFmt w:val="lowerLetter"/>
+      <w:lvlText w:val="%8."/>
+      <w:lvlJc w:val="left"/>
+      <w:pPr>
+        <w:ind w:left="6120" w:hanging="360"/>
+      </w:pPr>
+    </w:lvl>
+    <w:lvl w:ilvl="8" w:tplc="042A001B" w:tentative="1">
+      <w:start w:val="1"/>
+      <w:numFmt w:val="lowerRoman"/>
+      <w:lvlText w:val="%9."/>
+      <w:lvlJc w:val="right"/>
+      <w:pPr>
+        <w:ind w:left="6840" w:hanging="180"/>
+      </w:pPr>
+    </w:lvl>
+  </w:abstractNum>
+  <w:abstractNum w:abstractNumId="1">
+    <w:nsid w:val="0D6214D5"/>
+    <w:multiLevelType w:val="hybridMultilevel"/>
+    <w:tmpl w:val="0B506C1A"/>
+    <w:lvl w:ilvl="0" w:tplc="10864F1A">
+      <w:start w:val="1"/>
+      <w:numFmt w:val="decimal"/>
+      <w:lvlText w:val="%1."/>
+      <w:lvlJc w:val="left"/>
+      <w:pPr>
+        <w:ind w:left="1080" w:hanging="360"/>
+      </w:pPr>
+      <w:rPr>
+        <w:rFonts w:hint="default"/>
+      </w:rPr>
+    </w:lvl>
+    <w:lvl w:ilvl="1" w:tplc="042A0019" w:tentative="1">
+      <w:start w:val="1"/>
+      <w:numFmt w:val="lowerLetter"/>
+      <w:lvlText w:val="%2."/>
+      <w:lvlJc w:val="left"/>
+      <w:pPr>
+        <w:ind w:left="1800" w:hanging="360"/>
+      </w:pPr>
+    </w:lvl>
+    <w:lvl w:ilvl="2" w:tplc="042A001B" w:tentative="1">
+      <w:start w:val="1"/>
+      <w:numFmt w:val="lowerRoman"/>
+      <w:lvlText w:val="%3."/>
+      <w:lvlJc w:val="right"/>
+      <w:pPr>
+        <w:ind w:left="2520" w:hanging="180"/>
+      </w:pPr>
+    </w:lvl>
+    <w:lvl w:ilvl="3" w:tplc="042A000F" w:tentative="1">
+      <w:start w:val="1"/>
+      <w:numFmt w:val="decimal"/>
+      <w:lvlText w:val="%4."/>
+      <w:lvlJc w:val="left"/>
+      <w:pPr>
+        <w:ind w:left="3240" w:hanging="360"/>
+      </w:pPr>
+    </w:lvl>
+    <w:lvl w:ilvl="4" w:tplc="042A0019" w:tentative="1">
+      <w:start w:val="1"/>
+      <w:numFmt w:val="lowerLetter"/>
+      <w:lvlText w:val="%5."/>
+      <w:lvlJc w:val="left"/>
+      <w:pPr>
+        <w:ind w:left="3960" w:hanging="360"/>
+      </w:pPr>
+    </w:lvl>
+    <w:lvl w:ilvl="5" w:tplc="042A001B" w:tentative="1">
+      <w:start w:val="1"/>
+      <w:numFmt w:val="lowerRoman"/>
+      <w:lvlText w:val="%6."/>
+      <w:lvlJc w:val="right"/>
+      <w:pPr>
+        <w:ind w:left="4680" w:hanging="180"/>
+      </w:pPr>
+    </w:lvl>
+    <w:lvl w:ilvl="6" w:tplc="042A000F" w:tentative="1">
+      <w:start w:val="1"/>
+      <w:numFmt w:val="decimal"/>
+      <w:lvlText w:val="%7."/>
+      <w:lvlJc w:val="left"/>
+      <w:pPr>
+        <w:ind w:left="5400" w:hanging="360"/>
+      </w:pPr>
+    </w:lvl>
+    <w:lvl w:ilvl="7" w:tplc="042A0019" w:tentative="1">
+      <w:start w:val="1"/>
+      <w:numFmt w:val="lowerLetter"/>
+      <w:lvlText w:val="%8."/>
+      <w:lvlJc w:val="left"/>
+      <w:pPr>
+        <w:ind w:left="6120" w:hanging="360"/>
+      </w:pPr>
+    </w:lvl>
+    <w:lvl w:ilvl="8" w:tplc="042A001B" w:tentative="1">
+      <w:start w:val="1"/>
+      <w:numFmt w:val="lowerRoman"/>
+      <w:lvlText w:val="%9."/>
+      <w:lvlJc w:val="right"/>
+      <w:pPr>
+        <w:ind w:left="6840" w:hanging="180"/>
+      </w:pPr>
+    </w:lvl>
+  </w:abstractNum>
+  <w:abstractNum w:abstractNumId="2">
+    <w:nsid w:val="3AC31947"/>
+    <w:multiLevelType w:val="hybridMultilevel"/>
+    <w:tmpl w:val="6928B5F6"/>
+    <w:lvl w:ilvl="0" w:tplc="8D4C26CA">
+      <w:start w:val="1"/>
+      <w:numFmt w:val="bullet"/>
+      <w:lvlText w:val=""/>
+      <w:lvlJc w:val="left"/>
+      <w:pPr>
+        <w:ind w:left="1080" w:hanging="360"/>
+      </w:pPr>
+      <w:rPr>
+        <w:rFonts w:ascii="Wingdings" w:eastAsiaTheme="minorHAnsi" w:hAnsi="Wingdings" w:cstheme="minorBidi" w:hint="default"/>
+      </w:rPr>
+    </w:lvl>
+    <w:lvl w:ilvl="1" w:tplc="042A0003" w:tentative="1">
+      <w:start w:val="1"/>
+      <w:numFmt w:val="bullet"/>
+      <w:lvlText w:val="o"/>
+      <w:lvlJc w:val="left"/>
+      <w:pPr>
+        <w:ind w:left="1800" w:hanging="360"/>
+      </w:pPr>
+      <w:rPr>
+        <w:rFonts w:ascii="Courier New" w:hAnsi="Courier New" w:cs="Courier New" w:hint="default"/>
+      </w:rPr>
+    </w:lvl>
+    <w:lvl w:ilvl="2" w:tplc="042A0005" w:tentative="1">
+      <w:start w:val="1"/>
+      <w:numFmt w:val="bullet"/>
+      <w:lvlText w:val=""/>
+      <w:lvlJc w:val="left"/>
+      <w:pPr>
+        <w:ind w:left="2520" w:hanging="360"/>
+      </w:pPr>
+      <w:rPr>
+        <w:rFonts w:ascii="Wingdings" w:hAnsi="Wingdings" w:hint="default"/>
+      </w:rPr>
+    </w:lvl>
+    <w:lvl w:ilvl="3" w:tplc="042A0001" w:tentative="1">
+      <w:start w:val="1"/>
+      <w:numFmt w:val="bullet"/>
+      <w:lvlText w:val=""/>
+      <w:lvlJc w:val="left"/>
+      <w:pPr>
+        <w:ind w:left="3240" w:hanging="360"/>
+      </w:pPr>
+      <w:rPr>
+        <w:rFonts w:ascii="Symbol" w:hAnsi="Symbol" w:hint="default"/>
+      </w:rPr>
+    </w:lvl>
+    <w:lvl w:ilvl="4" w:tplc="042A0003" w:tentative="1">
+      <w:start w:val="1"/>
+      <w:numFmt w:val="bullet"/>
+      <w:lvlText w:val="o"/>
+      <w:lvlJc w:val="left"/>
+      <w:pPr>
+        <w:ind w:left="3960" w:hanging="360"/>
+      </w:pPr>
+      <w:rPr>
+        <w:rFonts w:ascii="Courier New" w:hAnsi="Courier New" w:cs="Courier New" w:hint="default"/>
+      </w:rPr>
+    </w:lvl>
+    <w:lvl w:ilvl="5" w:tplc="042A0005" w:tentative="1">
+      <w:start w:val="1"/>
+      <w:numFmt w:val="bullet"/>
+      <w:lvlText w:val=""/>
+      <w:lvlJc w:val="left"/>
+      <w:pPr>
+        <w:ind w:left="4680" w:hanging="360"/>
+      </w:pPr>
+      <w:rPr>
+        <w:rFonts w:ascii="Wingdings" w:hAnsi="Wingdings" w:hint="default"/>
+      </w:rPr>
+    </w:lvl>
+    <w:lvl w:ilvl="6" w:tplc="042A0001" w:tentative="1">
+      <w:start w:val="1"/>
+      <w:numFmt w:val="bullet"/>
+      <w:lvlText w:val=""/>
+      <w:lvlJc w:val="left"/>
+      <w:pPr>
+        <w:ind w:left="5400" w:hanging="360"/>
+      </w:pPr>
+      <w:rPr>
+        <w:rFonts w:ascii="Symbol" w:hAnsi="Symbol" w:hint="default"/>
+      </w:rPr>
+    </w:lvl>
+    <w:lvl w:ilvl="7" w:tplc="042A0003" w:tentative="1">
+      <w:start w:val="1"/>
+      <w:numFmt w:val="bullet"/>
+      <w:lvlText w:val="o"/>
+      <w:lvlJc w:val="left"/>
+      <w:pPr>
+        <w:ind w:left="6120" w:hanging="360"/>
+      </w:pPr>
+      <w:rPr>
+        <w:rFonts w:ascii="Courier New" w:hAnsi="Courier New" w:cs="Courier New" w:hint="default"/>
+      </w:rPr>
+    </w:lvl>
+    <w:lvl w:ilvl="8" w:tplc="042A0005" w:tentative="1">
+      <w:start w:val="1"/>
+      <w:numFmt w:val="bullet"/>
+      <w:lvlText w:val=""/>
+      <w:lvlJc w:val="left"/>
+      <w:pPr>
+        <w:ind w:left="6840" w:hanging="360"/>
+      </w:pPr>
+      <w:rPr>
+        <w:rFonts w:ascii="Wingdings" w:hAnsi="Wingdings" w:hint="default"/>
+      </w:rPr>
+    </w:lvl>
+  </w:abstractNum>
+  <w:abstractNum w:abstractNumId="3">
+    <w:nsid w:val="5FD36F8F"/>
+    <w:multiLevelType w:val="hybridMultilevel"/>
+    <w:tmpl w:val="9D52F7E0"/>
+    <w:lvl w:ilvl="0" w:tplc="F918C802">
+      <w:start w:val="1"/>
+      <w:numFmt w:val="decimal"/>
+      <w:lvlText w:val="%1."/>
+      <w:lvlJc w:val="left"/>
+      <w:pPr>
+        <w:ind w:left="1080" w:hanging="360"/>
+      </w:pPr>
+      <w:rPr>
+        <w:rFonts w:hint="default"/>
+      </w:rPr>
+    </w:lvl>
+    <w:lvl w:ilvl="1" w:tplc="042A0019" w:tentative="1">
+      <w:start w:val="1"/>
+      <w:numFmt w:val="lowerLetter"/>
+      <w:lvlText w:val="%2."/>
+      <w:lvlJc w:val="left"/>
+      <w:pPr>
+        <w:ind w:left="1800" w:hanging="360"/>
+      </w:pPr>
+    </w:lvl>
+    <w:lvl w:ilvl="2" w:tplc="042A001B" w:tentative="1">
+      <w:start w:val="1"/>
+      <w:numFmt w:val="lowerRoman"/>
+      <w:lvlText w:val="%3."/>
+      <w:lvlJc w:val="right"/>
+      <w:pPr>
+        <w:ind w:left="2520" w:hanging="180"/>
+      </w:pPr>
+    </w:lvl>
+    <w:lvl w:ilvl="3" w:tplc="042A000F" w:tentative="1">
+      <w:start w:val="1"/>
+      <w:numFmt w:val="decimal"/>
+      <w:lvlText w:val="%4."/>
+      <w:lvlJc w:val="left"/>
+      <w:pPr>
+        <w:ind w:left="3240" w:hanging="360"/>
+      </w:pPr>
+    </w:lvl>
+    <w:lvl w:ilvl="4" w:tplc="042A0019" w:tentative="1">
+      <w:start w:val="1"/>
+      <w:numFmt w:val="lowerLetter"/>
+      <w:lvlText w:val="%5."/>
+      <w:lvlJc w:val="left"/>
+      <w:pPr>
+        <w:ind w:left="3960" w:hanging="360"/>
+      </w:pPr>
+    </w:lvl>
+    <w:lvl w:ilvl="5" w:tplc="042A001B" w:tentative="1">
+      <w:start w:val="1"/>
+      <w:numFmt w:val="lowerRoman"/>
+      <w:lvlText w:val="%6."/>
+      <w:lvlJc w:val="right"/>
+      <w:pPr>
+        <w:ind w:left="4680" w:hanging="180"/>
+      </w:pPr>
+    </w:lvl>
+    <w:lvl w:ilvl="6" w:tplc="042A000F" w:tentative="1">
+      <w:start w:val="1"/>
+      <w:numFmt w:val="decimal"/>
+      <w:lvlText w:val="%7."/>
+      <w:lvlJc w:val="left"/>
+      <w:pPr>
+        <w:ind w:left="5400" w:hanging="360"/>
+      </w:pPr>
+    </w:lvl>
+    <w:lvl w:ilvl="7" w:tplc="042A0019" w:tentative="1">
+      <w:start w:val="1"/>
+      <w:numFmt w:val="lowerLetter"/>
+      <w:lvlText w:val="%8."/>
+      <w:lvlJc w:val="left"/>
+      <w:pPr>
+        <w:ind w:left="6120" w:hanging="360"/>
+      </w:pPr>
+    </w:lvl>
+    <w:lvl w:ilvl="8" w:tplc="042A001B" w:tentative="1">
+      <w:start w:val="1"/>
+      <w:numFmt w:val="lowerRoman"/>
+      <w:lvlText w:val="%9."/>
+      <w:lvlJc w:val="right"/>
+      <w:pPr>
+        <w:ind w:left="6840" w:hanging="180"/>
+      </w:pPr>
+    </w:lvl>
+  </w:abstractNum>
+  <w:num w:numId="1">
+    <w:abstractNumId w:val="1"/>
+  </w:num>
+  <w:num w:numId="2">
+    <w:abstractNumId w:val="2"/>
+  </w:num>
+  <w:num w:numId="3">
+    <w:abstractNumId w:val="3"/>
+  </w:num>
+  <w:num w:numId="4">
+    <w:abstractNumId w:val="0"/>
+  </w:num>
+</w:numbering>
 </file>
 
 <file path=word/styles.xml><?xml version="1.0" encoding="utf-8"?>
@@ -819,7 +1480,6 @@
   <w:style w:type="character" w:default="1" w:styleId="DefaultParagraphFont">
     <w:name w:val="Default Paragraph Font"/>
     <w:uiPriority w:val="1"/>
-    <w:semiHidden/>
     <w:unhideWhenUsed/>
   </w:style>
   <w:style w:type="table" w:default="1" w:styleId="TableNormal">
@@ -851,6 +1511,29 @@
     <w:rsid w:val="00876075"/>
     <w:rPr>
       <w:color w:val="0000FF" w:themeColor="hyperlink"/>
+      <w:u w:val="single"/>
+    </w:rPr>
+  </w:style>
+  <w:style w:type="paragraph" w:styleId="ListParagraph">
+    <w:name w:val="List Paragraph"/>
+    <w:basedOn w:val="Normal"/>
+    <w:uiPriority w:val="34"/>
+    <w:qFormat/>
+    <w:rsid w:val="0099155E"/>
+    <w:pPr>
+      <w:ind w:left="720"/>
+      <w:contextualSpacing/>
+    </w:pPr>
+  </w:style>
+  <w:style w:type="character" w:styleId="FollowedHyperlink">
+    <w:name w:val="FollowedHyperlink"/>
+    <w:basedOn w:val="DefaultParagraphFont"/>
+    <w:uiPriority w:val="99"/>
+    <w:semiHidden/>
+    <w:unhideWhenUsed/>
+    <w:rsid w:val="00776F09"/>
+    <w:rPr>
+      <w:color w:val="800080" w:themeColor="followedHyperlink"/>
       <w:u w:val="single"/>
     </w:rPr>
   </w:style>
@@ -1020,7 +1703,6 @@
   <w:style w:type="character" w:default="1" w:styleId="DefaultParagraphFont">
     <w:name w:val="Default Paragraph Font"/>
     <w:uiPriority w:val="1"/>
-    <w:semiHidden/>
     <w:unhideWhenUsed/>
   </w:style>
   <w:style w:type="table" w:default="1" w:styleId="TableNormal">
@@ -1052,6 +1734,29 @@
     <w:rsid w:val="00876075"/>
     <w:rPr>
       <w:color w:val="0000FF" w:themeColor="hyperlink"/>
+      <w:u w:val="single"/>
+    </w:rPr>
+  </w:style>
+  <w:style w:type="paragraph" w:styleId="ListParagraph">
+    <w:name w:val="List Paragraph"/>
+    <w:basedOn w:val="Normal"/>
+    <w:uiPriority w:val="34"/>
+    <w:qFormat/>
+    <w:rsid w:val="0099155E"/>
+    <w:pPr>
+      <w:ind w:left="720"/>
+      <w:contextualSpacing/>
+    </w:pPr>
+  </w:style>
+  <w:style w:type="character" w:styleId="FollowedHyperlink">
+    <w:name w:val="FollowedHyperlink"/>
+    <w:basedOn w:val="DefaultParagraphFont"/>
+    <w:uiPriority w:val="99"/>
+    <w:semiHidden/>
+    <w:unhideWhenUsed/>
+    <w:rsid w:val="00776F09"/>
+    <w:rPr>
+      <w:color w:val="800080" w:themeColor="followedHyperlink"/>
       <w:u w:val="single"/>
     </w:rPr>
   </w:style>

--- a/hcmut.docx
+++ b/hcmut.docx
@@ -68,21 +68,7 @@
             <w:rStyle w:val="Hyperlink"/>
             <w:lang w:val="en-US"/>
           </w:rPr>
-          <w:t>https://hcmut</w:t>
-        </w:r>
-        <w:r>
-          <w:rPr>
-            <w:rStyle w:val="Hyperlink"/>
-            <w:lang w:val="en-US"/>
-          </w:rPr>
-          <w:t>.</w:t>
-        </w:r>
-        <w:r>
-          <w:rPr>
-            <w:rStyle w:val="Hyperlink"/>
-            <w:lang w:val="en-US"/>
-          </w:rPr>
-          <w:t>edu.vn/</w:t>
+          <w:t>https://hcmut.edu.vn/</w:t>
         </w:r>
       </w:hyperlink>
     </w:p>
@@ -331,60 +317,201 @@
         </w:rPr>
         <w:t>Group – Nhóm:</w:t>
       </w:r>
+    </w:p>
+    <w:p>
+      <w:pPr>
+        <w:pStyle w:val="ListParagraph"/>
+        <w:numPr>
+          <w:ilvl w:val="0"/>
+          <w:numId w:val="3"/>
+        </w:numPr>
+        <w:rPr>
+          <w:rStyle w:val="Hyperlink"/>
+          <w:color w:val="auto"/>
+          <w:u w:val="none"/>
+          <w:lang w:val="en-US"/>
+        </w:rPr>
+      </w:pPr>
+    </w:p>
+    <w:p>
+      <w:pPr>
+        <w:rPr>
+          <w:rStyle w:val="Hyperlink"/>
+          <w:color w:val="auto"/>
+          <w:u w:val="none"/>
+          <w:lang w:val="en-US"/>
+        </w:rPr>
+      </w:pPr>
+    </w:p>
+    <w:p>
+      <w:pPr>
+        <w:rPr>
+          <w:rStyle w:val="Hyperlink"/>
+          <w:color w:val="auto"/>
+          <w:u w:val="none"/>
+          <w:lang w:val="en-US"/>
+        </w:rPr>
+      </w:pPr>
+      <w:r>
+        <w:rPr>
+          <w:rStyle w:val="Hyperlink"/>
+          <w:color w:val="auto"/>
+          <w:u w:val="none"/>
+          <w:lang w:val="en-US"/>
+        </w:rPr>
+        <w:t xml:space="preserve">Schedule – Lịch </w:t>
+      </w:r>
+      <w:r>
+        <w:rPr>
+          <w:rStyle w:val="Hyperlink"/>
+          <w:color w:val="auto"/>
+          <w:u w:val="none"/>
+          <w:lang w:val="en-US"/>
+        </w:rPr>
+        <w:t>Trình:</w:t>
+      </w:r>
+    </w:p>
+    <w:p>
+      <w:pPr>
+        <w:pStyle w:val="ListParagraph"/>
+        <w:numPr>
+          <w:ilvl w:val="0"/>
+          <w:numId w:val="4"/>
+        </w:numPr>
+        <w:rPr>
+          <w:rStyle w:val="Hyperlink"/>
+          <w:color w:val="auto"/>
+          <w:u w:val="none"/>
+          <w:lang w:val="en-US"/>
+        </w:rPr>
+      </w:pPr>
+      <w:r>
+        <w:rPr>
+          <w:rStyle w:val="Hyperlink"/>
+          <w:color w:val="auto"/>
+          <w:u w:val="none"/>
+          <w:lang w:val="en-US"/>
+        </w:rPr>
+        <w:t>4/9/2023?</w:t>
+      </w:r>
+    </w:p>
+    <w:p>
+      <w:pPr>
+        <w:pStyle w:val="ListParagraph"/>
+        <w:numPr>
+          <w:ilvl w:val="0"/>
+          <w:numId w:val="2"/>
+        </w:numPr>
+        <w:rPr>
+          <w:rStyle w:val="Hyperlink"/>
+          <w:color w:val="auto"/>
+          <w:u w:val="none"/>
+          <w:lang w:val="en-US"/>
+        </w:rPr>
+      </w:pPr>
+      <w:r>
+        <w:rPr>
+          <w:rStyle w:val="Hyperlink"/>
+          <w:color w:val="auto"/>
+          <w:u w:val="none"/>
+          <w:lang w:val="en-US"/>
+        </w:rPr>
+        <w:t>Về kí túc xá</w:t>
+      </w:r>
+    </w:p>
+    <w:p>
+      <w:pPr>
+        <w:pStyle w:val="ListParagraph"/>
+        <w:numPr>
+          <w:ilvl w:val="0"/>
+          <w:numId w:val="2"/>
+        </w:numPr>
+        <w:rPr>
+          <w:rStyle w:val="Hyperlink"/>
+          <w:color w:val="auto"/>
+          <w:u w:val="none"/>
+          <w:lang w:val="en-US"/>
+        </w:rPr>
+      </w:pPr>
+      <w:r>
+        <w:rPr>
+          <w:rStyle w:val="Hyperlink"/>
+          <w:color w:val="auto"/>
+          <w:u w:val="none"/>
+          <w:lang w:val="en-US"/>
+        </w:rPr>
+        <w:t>“Uhm, chào anh em, thì em là người mới, sinh viên năm nhất khoa khoa học máy tính đại học bách khoa hồ chí minh, thì em ở quê mới lên nên có gì mong anh em giúp đỡ</w:t>
+      </w:r>
+      <w:r>
+        <w:rPr>
+          <w:rStyle w:val="Hyperlink"/>
+          <w:color w:val="auto"/>
+          <w:u w:val="none"/>
+          <w:lang w:val="en-US"/>
+        </w:rPr>
+        <w:t>”</w:t>
+      </w:r>
+    </w:p>
+    <w:p>
+      <w:pPr>
+        <w:pStyle w:val="ListParagraph"/>
+        <w:numPr>
+          <w:ilvl w:val="0"/>
+          <w:numId w:val="2"/>
+        </w:numPr>
+        <w:rPr>
+          <w:rStyle w:val="Hyperlink"/>
+          <w:color w:val="auto"/>
+          <w:u w:val="none"/>
+          <w:lang w:val="en-US"/>
+        </w:rPr>
+      </w:pPr>
+      <w:r>
+        <w:rPr>
+          <w:rStyle w:val="Hyperlink"/>
+          <w:color w:val="auto"/>
+          <w:u w:val="none"/>
+          <w:lang w:val="en-US"/>
+        </w:rPr>
+        <w:t xml:space="preserve">“Còn bây giờ thì </w:t>
+      </w:r>
+      <w:r>
+        <w:rPr>
+          <w:rStyle w:val="Hyperlink"/>
+          <w:color w:val="auto"/>
+          <w:u w:val="none"/>
+          <w:lang w:val="en-US"/>
+        </w:rPr>
+        <w:t xml:space="preserve">ờ </w:t>
+      </w:r>
       <w:bookmarkStart w:id="0" w:name="_GoBack"/>
       <w:bookmarkEnd w:id="0"/>
-    </w:p>
-    <w:p>
-      <w:pPr>
-        <w:pStyle w:val="ListParagraph"/>
-        <w:numPr>
-          <w:ilvl w:val="0"/>
-          <w:numId w:val="3"/>
-        </w:numPr>
-        <w:rPr>
-          <w:rStyle w:val="Hyperlink"/>
-          <w:color w:val="auto"/>
-          <w:u w:val="none"/>
-          <w:lang w:val="en-US"/>
-        </w:rPr>
-      </w:pPr>
-    </w:p>
-    <w:p>
-      <w:pPr>
-        <w:rPr>
-          <w:rStyle w:val="Hyperlink"/>
-          <w:color w:val="auto"/>
-          <w:u w:val="none"/>
-          <w:lang w:val="en-US"/>
-        </w:rPr>
-      </w:pPr>
-    </w:p>
-    <w:p>
-      <w:pPr>
-        <w:rPr>
-          <w:rStyle w:val="Hyperlink"/>
-          <w:color w:val="auto"/>
-          <w:u w:val="none"/>
-          <w:lang w:val="en-US"/>
-        </w:rPr>
-      </w:pPr>
-      <w:r>
-        <w:rPr>
-          <w:rStyle w:val="Hyperlink"/>
-          <w:color w:val="auto"/>
-          <w:u w:val="none"/>
-          <w:lang w:val="en-US"/>
-        </w:rPr>
-        <w:t xml:space="preserve">Schedule – Lịch </w:t>
-      </w:r>
-      <w:r>
-        <w:rPr>
-          <w:rStyle w:val="Hyperlink"/>
-          <w:color w:val="auto"/>
-          <w:u w:val="none"/>
-          <w:lang w:val="en-US"/>
-        </w:rPr>
-        <w:t>Trình:</w:t>
+      <w:r>
+        <w:rPr>
+          <w:rStyle w:val="Hyperlink"/>
+          <w:color w:val="auto"/>
+          <w:u w:val="none"/>
+          <w:lang w:val="en-US"/>
+        </w:rPr>
+        <w:t>cho hỏi là cái giường số 2 nó nằm ở chỗ</w:t>
+      </w:r>
+      <w:r>
+        <w:rPr>
+          <w:rStyle w:val="Hyperlink"/>
+          <w:color w:val="auto"/>
+          <w:u w:val="none"/>
+          <w:lang w:val="en-US"/>
+        </w:rPr>
+        <w:t xml:space="preserve"> nào</w:t>
+      </w:r>
+      <w:r>
+        <w:rPr>
+          <w:rStyle w:val="Hyperlink"/>
+          <w:color w:val="auto"/>
+          <w:u w:val="none"/>
+          <w:lang w:val="en-US"/>
+        </w:rPr>
+        <w:t>”</w:t>
       </w:r>
     </w:p>
     <w:p>
@@ -714,25 +841,7 @@
           <w:u w:val="none"/>
           <w:lang w:val="en-US"/>
         </w:rPr>
-        <w:t>7 – 9 Giờ, 10/9/2023</w:t>
-      </w:r>
-      <w:r>
-        <w:rPr>
-          <w:rStyle w:val="Hyperlink"/>
-          <w:color w:val="auto"/>
-          <w:u w:val="none"/>
-          <w:lang w:val="en-US"/>
-        </w:rPr>
-        <w:t>, Sân A5</w:t>
-      </w:r>
-      <w:r>
-        <w:rPr>
-          <w:rStyle w:val="Hyperlink"/>
-          <w:color w:val="auto"/>
-          <w:u w:val="none"/>
-          <w:lang w:val="en-US"/>
-        </w:rPr>
-        <w:t>?</w:t>
+        <w:t>7 – 9 Giờ, 10/9/2023, Sân A5?</w:t>
       </w:r>
     </w:p>
     <w:p>
@@ -872,7 +981,6 @@
         <w:rPr>
           <w:lang w:val="en-US"/>
         </w:rPr>
-        <w:lastRenderedPageBreak/>
         <w:t>Nhiệm vụ 4: hiến máu</w:t>
       </w:r>
     </w:p>
@@ -1480,6 +1588,7 @@
   <w:style w:type="character" w:default="1" w:styleId="DefaultParagraphFont">
     <w:name w:val="Default Paragraph Font"/>
     <w:uiPriority w:val="1"/>
+    <w:semiHidden/>
     <w:unhideWhenUsed/>
   </w:style>
   <w:style w:type="table" w:default="1" w:styleId="TableNormal">
@@ -1703,6 +1812,7 @@
   <w:style w:type="character" w:default="1" w:styleId="DefaultParagraphFont">
     <w:name w:val="Default Paragraph Font"/>
     <w:uiPriority w:val="1"/>
+    <w:semiHidden/>
     <w:unhideWhenUsed/>
   </w:style>
   <w:style w:type="table" w:default="1" w:styleId="TableNormal">

--- a/hcmut.docx
+++ b/hcmut.docx
@@ -1,6 +1,6 @@
 
 <file path=word/document.xml><?xml version="1.0" encoding="utf-8"?>
-<w:document xmlns:wpc="http://schemas.microsoft.com/office/word/2010/wordprocessingCanvas" xmlns:mc="http://schemas.openxmlformats.org/markup-compatibility/2006" xmlns:o="urn:schemas-microsoft-com:office:office" xmlns:r="http://schemas.openxmlformats.org/officeDocument/2006/relationships" xmlns:m="http://schemas.openxmlformats.org/officeDocument/2006/math" xmlns:v="urn:schemas-microsoft-com:vml" xmlns:wp14="http://schemas.microsoft.com/office/word/2010/wordprocessingDrawing" xmlns:wp="http://schemas.openxmlformats.org/drawingml/2006/wordprocessingDrawing" xmlns:w10="urn:schemas-microsoft-com:office:word" xmlns:w="http://schemas.openxmlformats.org/wordprocessingml/2006/main" xmlns:w14="http://schemas.microsoft.com/office/word/2010/wordml" xmlns:wpg="http://schemas.microsoft.com/office/word/2010/wordprocessingGroup" xmlns:wpi="http://schemas.microsoft.com/office/word/2010/wordprocessingInk" xmlns:wne="http://schemas.microsoft.com/office/word/2006/wordml" xmlns:wps="http://schemas.microsoft.com/office/word/2010/wordprocessingShape" mc:Ignorable="w14 wp14">
+<w:document xmlns:wpc="http://schemas.microsoft.com/office/word/2010/wordprocessingCanvas" xmlns:cx="http://schemas.microsoft.com/office/drawing/2014/chartex" xmlns:cx1="http://schemas.microsoft.com/office/drawing/2015/9/8/chartex" xmlns:cx2="http://schemas.microsoft.com/office/drawing/2015/10/21/chartex" xmlns:cx3="http://schemas.microsoft.com/office/drawing/2016/5/9/chartex" xmlns:cx4="http://schemas.microsoft.com/office/drawing/2016/5/10/chartex" xmlns:cx5="http://schemas.microsoft.com/office/drawing/2016/5/11/chartex" xmlns:cx6="http://schemas.microsoft.com/office/drawing/2016/5/12/chartex" xmlns:cx7="http://schemas.microsoft.com/office/drawing/2016/5/13/chartex" xmlns:cx8="http://schemas.microsoft.com/office/drawing/2016/5/14/chartex" xmlns:mc="http://schemas.openxmlformats.org/markup-compatibility/2006" xmlns:aink="http://schemas.microsoft.com/office/drawing/2016/ink" xmlns:am3d="http://schemas.microsoft.com/office/drawing/2017/model3d" xmlns:o="urn:schemas-microsoft-com:office:office" xmlns:oel="http://schemas.microsoft.com/office/2019/extlst" xmlns:r="http://schemas.openxmlformats.org/officeDocument/2006/relationships" xmlns:m="http://schemas.openxmlformats.org/officeDocument/2006/math" xmlns:v="urn:schemas-microsoft-com:vml" xmlns:wp14="http://schemas.microsoft.com/office/word/2010/wordprocessingDrawing" xmlns:wp="http://schemas.openxmlformats.org/drawingml/2006/wordprocessingDrawing" xmlns:w10="urn:schemas-microsoft-com:office:word" xmlns:w="http://schemas.openxmlformats.org/wordprocessingml/2006/main" xmlns:w14="http://schemas.microsoft.com/office/word/2010/wordml" xmlns:w15="http://schemas.microsoft.com/office/word/2012/wordml" xmlns:w16cex="http://schemas.microsoft.com/office/word/2018/wordml/cex" xmlns:w16cid="http://schemas.microsoft.com/office/word/2016/wordml/cid" xmlns:w16="http://schemas.microsoft.com/office/word/2018/wordml" xmlns:w16sdtdh="http://schemas.microsoft.com/office/word/2020/wordml/sdtdatahash" xmlns:w16se="http://schemas.microsoft.com/office/word/2015/wordml/symex" xmlns:wpg="http://schemas.microsoft.com/office/word/2010/wordprocessingGroup" xmlns:wpi="http://schemas.microsoft.com/office/word/2010/wordprocessingInk" xmlns:wne="http://schemas.microsoft.com/office/word/2006/wordml" xmlns:wps="http://schemas.microsoft.com/office/word/2010/wordprocessingShape" mc:Ignorable="w14 w15 w16se w16cid w16 w16cex w16sdtdh wp14">
   <w:body>
     <w:p>
       <w:pPr>
@@ -44,12 +44,14 @@
           <w:lang w:val="en-US"/>
         </w:rPr>
       </w:pPr>
+      <w:proofErr w:type="spellStart"/>
       <w:r>
         <w:rPr>
           <w:lang w:val="en-US"/>
         </w:rPr>
         <w:t>Cổng</w:t>
       </w:r>
+      <w:proofErr w:type="spellEnd"/>
     </w:p>
     <w:p>
       <w:pPr>
@@ -62,7 +64,7 @@
           <w:lang w:val="en-US"/>
         </w:rPr>
       </w:pPr>
-      <w:hyperlink r:id="rId6" w:history="1">
+      <w:hyperlink r:id="rId5" w:history="1">
         <w:r>
           <w:rPr>
             <w:rStyle w:val="Hyperlink"/>
@@ -87,8 +89,44 @@
         <w:rPr>
           <w:lang w:val="en-US"/>
         </w:rPr>
-        <w:t>Xem thông tin nhập học</w:t>
-      </w:r>
+        <w:t xml:space="preserve">Xem </w:t>
+      </w:r>
+      <w:proofErr w:type="spellStart"/>
+      <w:r>
+        <w:rPr>
+          <w:lang w:val="en-US"/>
+        </w:rPr>
+        <w:t>thông</w:t>
+      </w:r>
+      <w:proofErr w:type="spellEnd"/>
+      <w:r>
+        <w:rPr>
+          <w:lang w:val="en-US"/>
+        </w:rPr>
+        <w:t xml:space="preserve"> tin </w:t>
+      </w:r>
+      <w:proofErr w:type="spellStart"/>
+      <w:r>
+        <w:rPr>
+          <w:lang w:val="en-US"/>
+        </w:rPr>
+        <w:t>nhập</w:t>
+      </w:r>
+      <w:proofErr w:type="spellEnd"/>
+      <w:r>
+        <w:rPr>
+          <w:lang w:val="en-US"/>
+        </w:rPr>
+        <w:t xml:space="preserve"> </w:t>
+      </w:r>
+      <w:proofErr w:type="spellStart"/>
+      <w:r>
+        <w:rPr>
+          <w:lang w:val="en-US"/>
+        </w:rPr>
+        <w:t>học</w:t>
+      </w:r>
+      <w:proofErr w:type="spellEnd"/>
     </w:p>
     <w:p>
       <w:pPr>
@@ -101,11 +139,131 @@
           <w:lang w:val="en-US"/>
         </w:rPr>
       </w:pPr>
-      <w:r>
-        <w:rPr>
-          <w:lang w:val="en-US"/>
-        </w:rPr>
-        <w:t>Vào Tab “Tuyển sinh” + chọn “Tuyển sinh đại học” + Click ảnh “THÔNG TIN NHẬP HỌC”</w:t>
+      <w:proofErr w:type="spellStart"/>
+      <w:r>
+        <w:rPr>
+          <w:lang w:val="en-US"/>
+        </w:rPr>
+        <w:t>Vào</w:t>
+      </w:r>
+      <w:proofErr w:type="spellEnd"/>
+      <w:r>
+        <w:rPr>
+          <w:lang w:val="en-US"/>
+        </w:rPr>
+        <w:t xml:space="preserve"> Tab “</w:t>
+      </w:r>
+      <w:proofErr w:type="spellStart"/>
+      <w:r>
+        <w:rPr>
+          <w:lang w:val="en-US"/>
+        </w:rPr>
+        <w:t>Tuyển</w:t>
+      </w:r>
+      <w:proofErr w:type="spellEnd"/>
+      <w:r>
+        <w:rPr>
+          <w:lang w:val="en-US"/>
+        </w:rPr>
+        <w:t xml:space="preserve"> </w:t>
+      </w:r>
+      <w:proofErr w:type="spellStart"/>
+      <w:r>
+        <w:rPr>
+          <w:lang w:val="en-US"/>
+        </w:rPr>
+        <w:t>sinh</w:t>
+      </w:r>
+      <w:proofErr w:type="spellEnd"/>
+      <w:r>
+        <w:rPr>
+          <w:lang w:val="en-US"/>
+        </w:rPr>
+        <w:t xml:space="preserve">” + </w:t>
+      </w:r>
+      <w:proofErr w:type="spellStart"/>
+      <w:r>
+        <w:rPr>
+          <w:lang w:val="en-US"/>
+        </w:rPr>
+        <w:t>chọn</w:t>
+      </w:r>
+      <w:proofErr w:type="spellEnd"/>
+      <w:r>
+        <w:rPr>
+          <w:lang w:val="en-US"/>
+        </w:rPr>
+        <w:t xml:space="preserve"> “</w:t>
+      </w:r>
+      <w:proofErr w:type="spellStart"/>
+      <w:r>
+        <w:rPr>
+          <w:lang w:val="en-US"/>
+        </w:rPr>
+        <w:t>Tuyển</w:t>
+      </w:r>
+      <w:proofErr w:type="spellEnd"/>
+      <w:r>
+        <w:rPr>
+          <w:lang w:val="en-US"/>
+        </w:rPr>
+        <w:t xml:space="preserve"> </w:t>
+      </w:r>
+      <w:proofErr w:type="spellStart"/>
+      <w:r>
+        <w:rPr>
+          <w:lang w:val="en-US"/>
+        </w:rPr>
+        <w:t>sinh</w:t>
+      </w:r>
+      <w:proofErr w:type="spellEnd"/>
+      <w:r>
+        <w:rPr>
+          <w:lang w:val="en-US"/>
+        </w:rPr>
+        <w:t xml:space="preserve"> </w:t>
+      </w:r>
+      <w:proofErr w:type="spellStart"/>
+      <w:r>
+        <w:rPr>
+          <w:lang w:val="en-US"/>
+        </w:rPr>
+        <w:t>đại</w:t>
+      </w:r>
+      <w:proofErr w:type="spellEnd"/>
+      <w:r>
+        <w:rPr>
+          <w:lang w:val="en-US"/>
+        </w:rPr>
+        <w:t xml:space="preserve"> </w:t>
+      </w:r>
+      <w:proofErr w:type="spellStart"/>
+      <w:r>
+        <w:rPr>
+          <w:lang w:val="en-US"/>
+        </w:rPr>
+        <w:t>học</w:t>
+      </w:r>
+      <w:proofErr w:type="spellEnd"/>
+      <w:r>
+        <w:rPr>
+          <w:lang w:val="en-US"/>
+        </w:rPr>
+        <w:t xml:space="preserve">” + Click </w:t>
+      </w:r>
+      <w:proofErr w:type="spellStart"/>
+      <w:r>
+        <w:rPr>
+          <w:lang w:val="en-US"/>
+        </w:rPr>
+        <w:t>ảnh</w:t>
+      </w:r>
+      <w:proofErr w:type="spellEnd"/>
+      <w:r>
+        <w:rPr>
+          <w:lang w:val="en-US"/>
+        </w:rPr>
+        <w:t xml:space="preserve"> “THÔNG TIN NHẬP HỌC”</w:t>
       </w:r>
     </w:p>
     <w:p>
@@ -123,7 +281,21 @@
         <w:rPr>
           <w:lang w:val="en-US"/>
         </w:rPr>
-        <w:t>Web My Bách Khoa?</w:t>
+        <w:t xml:space="preserve">Web My </w:t>
+      </w:r>
+      <w:proofErr w:type="spellStart"/>
+      <w:r>
+        <w:rPr>
+          <w:lang w:val="en-US"/>
+        </w:rPr>
+        <w:t>Bách</w:t>
+      </w:r>
+      <w:proofErr w:type="spellEnd"/>
+      <w:r>
+        <w:rPr>
+          <w:lang w:val="en-US"/>
+        </w:rPr>
+        <w:t xml:space="preserve"> Khoa?</w:t>
       </w:r>
     </w:p>
     <w:p>
@@ -137,7 +309,7 @@
           <w:lang w:val="en-US"/>
         </w:rPr>
       </w:pPr>
-      <w:hyperlink r:id="rId7" w:history="1">
+      <w:hyperlink r:id="rId6" w:history="1">
         <w:r>
           <w:rPr>
             <w:rStyle w:val="Hyperlink"/>
@@ -152,18 +324,90 @@
         <w:pStyle w:val="ListParagraph"/>
         <w:numPr>
           <w:ilvl w:val="0"/>
-          <w:numId w:val="1"/>
+          <w:numId w:val="2"/>
         </w:numPr>
         <w:rPr>
           <w:lang w:val="en-US"/>
         </w:rPr>
       </w:pPr>
-      <w:r>
-        <w:rPr>
-          <w:lang w:val="en-US"/>
-        </w:rPr>
-        <w:t>Web Kí Túc Xá?</w:t>
-      </w:r>
+      <w:proofErr w:type="spellStart"/>
+      <w:r>
+        <w:rPr>
+          <w:lang w:val="en-US"/>
+        </w:rPr>
+        <w:t>Đăng</w:t>
+      </w:r>
+      <w:proofErr w:type="spellEnd"/>
+      <w:r>
+        <w:rPr>
+          <w:lang w:val="en-US"/>
+        </w:rPr>
+        <w:t xml:space="preserve"> </w:t>
+      </w:r>
+      <w:proofErr w:type="spellStart"/>
+      <w:r>
+        <w:rPr>
+          <w:lang w:val="en-US"/>
+        </w:rPr>
+        <w:t>nhập</w:t>
+      </w:r>
+      <w:proofErr w:type="spellEnd"/>
+      <w:r>
+        <w:rPr>
+          <w:lang w:val="en-US"/>
+        </w:rPr>
+        <w:t xml:space="preserve"> = </w:t>
+      </w:r>
+      <w:proofErr w:type="spellStart"/>
+      <w:r>
+        <w:rPr>
+          <w:lang w:val="en-US"/>
+        </w:rPr>
+        <w:t>tài</w:t>
+      </w:r>
+      <w:proofErr w:type="spellEnd"/>
+      <w:r>
+        <w:rPr>
+          <w:lang w:val="en-US"/>
+        </w:rPr>
+        <w:t xml:space="preserve"> </w:t>
+      </w:r>
+      <w:proofErr w:type="spellStart"/>
+      <w:r>
+        <w:rPr>
+          <w:lang w:val="en-US"/>
+        </w:rPr>
+        <w:t>khoản</w:t>
+      </w:r>
+      <w:proofErr w:type="spellEnd"/>
+      <w:r>
+        <w:rPr>
+          <w:lang w:val="en-US"/>
+        </w:rPr>
+        <w:t xml:space="preserve"> Email </w:t>
+      </w:r>
+      <w:proofErr w:type="spellStart"/>
+      <w:r>
+        <w:rPr>
+          <w:lang w:val="en-US"/>
+        </w:rPr>
+        <w:t>trường</w:t>
+      </w:r>
+      <w:proofErr w:type="spellEnd"/>
+      <w:r>
+        <w:rPr>
+          <w:lang w:val="en-US"/>
+        </w:rPr>
+        <w:t xml:space="preserve"> </w:t>
+      </w:r>
+      <w:proofErr w:type="spellStart"/>
+      <w:r>
+        <w:rPr>
+          <w:lang w:val="en-US"/>
+        </w:rPr>
+        <w:t>cấp</w:t>
+      </w:r>
+      <w:proofErr w:type="spellEnd"/>
     </w:p>
     <w:p>
       <w:pPr>
@@ -176,7 +420,239 @@
           <w:lang w:val="en-US"/>
         </w:rPr>
       </w:pPr>
-      <w:hyperlink r:id="rId8" w:history="1">
+      <w:proofErr w:type="spellStart"/>
+      <w:r>
+        <w:rPr>
+          <w:lang w:val="en-US"/>
+        </w:rPr>
+        <w:t>Để</w:t>
+      </w:r>
+      <w:proofErr w:type="spellEnd"/>
+      <w:r>
+        <w:rPr>
+          <w:lang w:val="en-US"/>
+        </w:rPr>
+        <w:t xml:space="preserve"> </w:t>
+      </w:r>
+      <w:proofErr w:type="spellStart"/>
+      <w:r>
+        <w:rPr>
+          <w:lang w:val="en-US"/>
+        </w:rPr>
+        <w:t>xem</w:t>
+      </w:r>
+      <w:proofErr w:type="spellEnd"/>
+      <w:r>
+        <w:rPr>
+          <w:lang w:val="en-US"/>
+        </w:rPr>
+        <w:t xml:space="preserve"> </w:t>
+      </w:r>
+      <w:proofErr w:type="spellStart"/>
+      <w:r>
+        <w:rPr>
+          <w:lang w:val="en-US"/>
+        </w:rPr>
+        <w:t>tình</w:t>
+      </w:r>
+      <w:proofErr w:type="spellEnd"/>
+      <w:r>
+        <w:rPr>
+          <w:lang w:val="en-US"/>
+        </w:rPr>
+        <w:t xml:space="preserve"> </w:t>
+      </w:r>
+      <w:proofErr w:type="spellStart"/>
+      <w:r>
+        <w:rPr>
+          <w:lang w:val="en-US"/>
+        </w:rPr>
+        <w:t>hình</w:t>
+      </w:r>
+      <w:proofErr w:type="spellEnd"/>
+      <w:r>
+        <w:rPr>
+          <w:lang w:val="en-US"/>
+        </w:rPr>
+        <w:t xml:space="preserve"> CTXH, </w:t>
+      </w:r>
+      <w:proofErr w:type="spellStart"/>
+      <w:r>
+        <w:rPr>
+          <w:lang w:val="en-US"/>
+        </w:rPr>
+        <w:t>vào</w:t>
+      </w:r>
+      <w:proofErr w:type="spellEnd"/>
+      <w:r>
+        <w:rPr>
+          <w:lang w:val="en-US"/>
+        </w:rPr>
+        <w:t xml:space="preserve"> </w:t>
+      </w:r>
+      <w:proofErr w:type="spellStart"/>
+      <w:r>
+        <w:rPr>
+          <w:lang w:val="en-US"/>
+        </w:rPr>
+        <w:t>mục</w:t>
+      </w:r>
+      <w:proofErr w:type="spellEnd"/>
+      <w:r>
+        <w:rPr>
+          <w:lang w:val="en-US"/>
+        </w:rPr>
+        <w:t xml:space="preserve"> 4</w:t>
+      </w:r>
+      <w:r>
+        <w:rPr>
+          <w:lang w:val="en-US"/>
+        </w:rPr>
+        <w:t xml:space="preserve">, </w:t>
+      </w:r>
+      <w:proofErr w:type="spellStart"/>
+      <w:r>
+        <w:rPr>
+          <w:lang w:val="en-US"/>
+        </w:rPr>
+        <w:t>nếu</w:t>
+      </w:r>
+      <w:proofErr w:type="spellEnd"/>
+      <w:r>
+        <w:rPr>
+          <w:lang w:val="en-US"/>
+        </w:rPr>
+        <w:t xml:space="preserve"> </w:t>
+      </w:r>
+      <w:proofErr w:type="spellStart"/>
+      <w:r>
+        <w:rPr>
+          <w:lang w:val="en-US"/>
+        </w:rPr>
+        <w:t>muốn</w:t>
+      </w:r>
+      <w:proofErr w:type="spellEnd"/>
+      <w:r>
+        <w:rPr>
+          <w:lang w:val="en-US"/>
+        </w:rPr>
+        <w:t xml:space="preserve"> </w:t>
+      </w:r>
+      <w:proofErr w:type="spellStart"/>
+      <w:r>
+        <w:rPr>
+          <w:lang w:val="en-US"/>
+        </w:rPr>
+        <w:t>xem</w:t>
+      </w:r>
+      <w:proofErr w:type="spellEnd"/>
+      <w:r>
+        <w:rPr>
+          <w:lang w:val="en-US"/>
+        </w:rPr>
+        <w:t xml:space="preserve"> </w:t>
+      </w:r>
+      <w:proofErr w:type="spellStart"/>
+      <w:r>
+        <w:rPr>
+          <w:lang w:val="en-US"/>
+        </w:rPr>
+        <w:t>số</w:t>
+      </w:r>
+      <w:proofErr w:type="spellEnd"/>
+      <w:r>
+        <w:rPr>
+          <w:lang w:val="en-US"/>
+        </w:rPr>
+        <w:t xml:space="preserve"> </w:t>
+      </w:r>
+      <w:proofErr w:type="spellStart"/>
+      <w:r>
+        <w:rPr>
+          <w:lang w:val="en-US"/>
+        </w:rPr>
+        <w:t>ngày</w:t>
+      </w:r>
+      <w:proofErr w:type="spellEnd"/>
+      <w:r>
+        <w:rPr>
+          <w:lang w:val="en-US"/>
+        </w:rPr>
+        <w:t xml:space="preserve"> CTXH, Click “2310…”</w:t>
+      </w:r>
+    </w:p>
+    <w:p>
+      <w:pPr>
+        <w:pStyle w:val="ListParagraph"/>
+        <w:numPr>
+          <w:ilvl w:val="0"/>
+          <w:numId w:val="1"/>
+        </w:numPr>
+        <w:rPr>
+          <w:lang w:val="en-US"/>
+        </w:rPr>
+      </w:pPr>
+      <w:r>
+        <w:rPr>
+          <w:lang w:val="en-US"/>
+        </w:rPr>
+        <w:t xml:space="preserve">Web </w:t>
+      </w:r>
+      <w:proofErr w:type="spellStart"/>
+      <w:r>
+        <w:rPr>
+          <w:lang w:val="en-US"/>
+        </w:rPr>
+        <w:t>Kí</w:t>
+      </w:r>
+      <w:proofErr w:type="spellEnd"/>
+      <w:r>
+        <w:rPr>
+          <w:lang w:val="en-US"/>
+        </w:rPr>
+        <w:t xml:space="preserve"> </w:t>
+      </w:r>
+      <w:proofErr w:type="spellStart"/>
+      <w:r>
+        <w:rPr>
+          <w:lang w:val="en-US"/>
+        </w:rPr>
+        <w:t>Túc</w:t>
+      </w:r>
+      <w:proofErr w:type="spellEnd"/>
+      <w:r>
+        <w:rPr>
+          <w:lang w:val="en-US"/>
+        </w:rPr>
+        <w:t xml:space="preserve"> </w:t>
+      </w:r>
+      <w:proofErr w:type="spellStart"/>
+      <w:r>
+        <w:rPr>
+          <w:lang w:val="en-US"/>
+        </w:rPr>
+        <w:t>Xá</w:t>
+      </w:r>
+      <w:proofErr w:type="spellEnd"/>
+      <w:r>
+        <w:rPr>
+          <w:lang w:val="en-US"/>
+        </w:rPr>
+        <w:t>?</w:t>
+      </w:r>
+    </w:p>
+    <w:p>
+      <w:pPr>
+        <w:pStyle w:val="ListParagraph"/>
+        <w:numPr>
+          <w:ilvl w:val="0"/>
+          <w:numId w:val="2"/>
+        </w:numPr>
+        <w:rPr>
+          <w:lang w:val="en-US"/>
+        </w:rPr>
+      </w:pPr>
+      <w:hyperlink r:id="rId7" w:history="1">
         <w:r>
           <w:rPr>
             <w:rStyle w:val="Hyperlink"/>
@@ -227,12 +703,14 @@
           <w:lang w:val="en-US"/>
         </w:rPr>
       </w:pPr>
+      <w:proofErr w:type="spellStart"/>
       <w:r>
         <w:rPr>
           <w:lang w:val="en-US"/>
         </w:rPr>
         <w:t>Cổng</w:t>
       </w:r>
+      <w:proofErr w:type="spellEnd"/>
     </w:p>
     <w:p>
       <w:pPr>
@@ -245,7 +723,7 @@
           <w:lang w:val="en-US"/>
         </w:rPr>
       </w:pPr>
-      <w:hyperlink r:id="rId9" w:history="1">
+      <w:hyperlink r:id="rId8" w:history="1">
         <w:r>
           <w:rPr>
             <w:rStyle w:val="Hyperlink"/>
@@ -270,7 +748,63 @@
         <w:rPr>
           <w:lang w:val="en-US"/>
         </w:rPr>
-        <w:t>Tra cứu thời hạn thẻ BHYT</w:t>
+        <w:t xml:space="preserve">Tra </w:t>
+      </w:r>
+      <w:proofErr w:type="spellStart"/>
+      <w:r>
+        <w:rPr>
+          <w:lang w:val="en-US"/>
+        </w:rPr>
+        <w:t>cứu</w:t>
+      </w:r>
+      <w:proofErr w:type="spellEnd"/>
+      <w:r>
+        <w:rPr>
+          <w:lang w:val="en-US"/>
+        </w:rPr>
+        <w:t xml:space="preserve"> </w:t>
+      </w:r>
+      <w:proofErr w:type="spellStart"/>
+      <w:r>
+        <w:rPr>
+          <w:lang w:val="en-US"/>
+        </w:rPr>
+        <w:t>thời</w:t>
+      </w:r>
+      <w:proofErr w:type="spellEnd"/>
+      <w:r>
+        <w:rPr>
+          <w:lang w:val="en-US"/>
+        </w:rPr>
+        <w:t xml:space="preserve"> </w:t>
+      </w:r>
+      <w:proofErr w:type="spellStart"/>
+      <w:r>
+        <w:rPr>
+          <w:lang w:val="en-US"/>
+        </w:rPr>
+        <w:t>hạn</w:t>
+      </w:r>
+      <w:proofErr w:type="spellEnd"/>
+      <w:r>
+        <w:rPr>
+          <w:lang w:val="en-US"/>
+        </w:rPr>
+        <w:t xml:space="preserve"> </w:t>
+      </w:r>
+      <w:proofErr w:type="spellStart"/>
+      <w:r>
+        <w:rPr>
+          <w:lang w:val="en-US"/>
+        </w:rPr>
+        <w:t>thẻ</w:t>
+      </w:r>
+      <w:proofErr w:type="spellEnd"/>
+      <w:r>
+        <w:rPr>
+          <w:lang w:val="en-US"/>
+        </w:rPr>
+        <w:t xml:space="preserve"> BHYT</w:t>
       </w:r>
     </w:p>
     <w:p>
@@ -288,34 +822,1543 @@
         <w:rPr>
           <w:lang w:val="en-US"/>
         </w:rPr>
-        <w:t>Click biểu tượng “TRA CỨU” + chọn “Tra cứu giá trị sử dụng thẻ BHYT” ở bên phải + tiến hành tra cứu</w:t>
-      </w:r>
-    </w:p>
-    <w:p>
-      <w:pPr>
-        <w:rPr>
-          <w:rStyle w:val="Hyperlink"/>
-          <w:lang w:val="en-US"/>
-        </w:rPr>
-      </w:pPr>
-    </w:p>
-    <w:p>
-      <w:pPr>
-        <w:rPr>
-          <w:rStyle w:val="Hyperlink"/>
-          <w:color w:val="auto"/>
-          <w:u w:val="none"/>
-          <w:lang w:val="en-US"/>
-        </w:rPr>
-      </w:pPr>
-      <w:r>
-        <w:rPr>
-          <w:rStyle w:val="Hyperlink"/>
-          <w:color w:val="auto"/>
-          <w:u w:val="none"/>
-          <w:lang w:val="en-US"/>
-        </w:rPr>
-        <w:t>Group – Nhóm:</w:t>
+        <w:t xml:space="preserve">Click </w:t>
+      </w:r>
+      <w:proofErr w:type="spellStart"/>
+      <w:r>
+        <w:rPr>
+          <w:lang w:val="en-US"/>
+        </w:rPr>
+        <w:t>biểu</w:t>
+      </w:r>
+      <w:proofErr w:type="spellEnd"/>
+      <w:r>
+        <w:rPr>
+          <w:lang w:val="en-US"/>
+        </w:rPr>
+        <w:t xml:space="preserve"> </w:t>
+      </w:r>
+      <w:proofErr w:type="spellStart"/>
+      <w:r>
+        <w:rPr>
+          <w:lang w:val="en-US"/>
+        </w:rPr>
+        <w:t>tượng</w:t>
+      </w:r>
+      <w:proofErr w:type="spellEnd"/>
+      <w:r>
+        <w:rPr>
+          <w:lang w:val="en-US"/>
+        </w:rPr>
+        <w:t xml:space="preserve"> “TRA CỨU” + </w:t>
+      </w:r>
+      <w:proofErr w:type="spellStart"/>
+      <w:r>
+        <w:rPr>
+          <w:lang w:val="en-US"/>
+        </w:rPr>
+        <w:t>chọn</w:t>
+      </w:r>
+      <w:proofErr w:type="spellEnd"/>
+      <w:r>
+        <w:rPr>
+          <w:lang w:val="en-US"/>
+        </w:rPr>
+        <w:t xml:space="preserve"> “Tra </w:t>
+      </w:r>
+      <w:proofErr w:type="spellStart"/>
+      <w:r>
+        <w:rPr>
+          <w:lang w:val="en-US"/>
+        </w:rPr>
+        <w:t>cứu</w:t>
+      </w:r>
+      <w:proofErr w:type="spellEnd"/>
+      <w:r>
+        <w:rPr>
+          <w:lang w:val="en-US"/>
+        </w:rPr>
+        <w:t xml:space="preserve"> </w:t>
+      </w:r>
+      <w:proofErr w:type="spellStart"/>
+      <w:r>
+        <w:rPr>
+          <w:lang w:val="en-US"/>
+        </w:rPr>
+        <w:t>giá</w:t>
+      </w:r>
+      <w:proofErr w:type="spellEnd"/>
+      <w:r>
+        <w:rPr>
+          <w:lang w:val="en-US"/>
+        </w:rPr>
+        <w:t xml:space="preserve"> </w:t>
+      </w:r>
+      <w:proofErr w:type="spellStart"/>
+      <w:r>
+        <w:rPr>
+          <w:lang w:val="en-US"/>
+        </w:rPr>
+        <w:t>trị</w:t>
+      </w:r>
+      <w:proofErr w:type="spellEnd"/>
+      <w:r>
+        <w:rPr>
+          <w:lang w:val="en-US"/>
+        </w:rPr>
+        <w:t xml:space="preserve"> </w:t>
+      </w:r>
+      <w:proofErr w:type="spellStart"/>
+      <w:r>
+        <w:rPr>
+          <w:lang w:val="en-US"/>
+        </w:rPr>
+        <w:t>sử</w:t>
+      </w:r>
+      <w:proofErr w:type="spellEnd"/>
+      <w:r>
+        <w:rPr>
+          <w:lang w:val="en-US"/>
+        </w:rPr>
+        <w:t xml:space="preserve"> </w:t>
+      </w:r>
+      <w:proofErr w:type="spellStart"/>
+      <w:r>
+        <w:rPr>
+          <w:lang w:val="en-US"/>
+        </w:rPr>
+        <w:t>dụng</w:t>
+      </w:r>
+      <w:proofErr w:type="spellEnd"/>
+      <w:r>
+        <w:rPr>
+          <w:lang w:val="en-US"/>
+        </w:rPr>
+        <w:t xml:space="preserve"> </w:t>
+      </w:r>
+      <w:proofErr w:type="spellStart"/>
+      <w:r>
+        <w:rPr>
+          <w:lang w:val="en-US"/>
+        </w:rPr>
+        <w:t>thẻ</w:t>
+      </w:r>
+      <w:proofErr w:type="spellEnd"/>
+      <w:r>
+        <w:rPr>
+          <w:lang w:val="en-US"/>
+        </w:rPr>
+        <w:t xml:space="preserve"> BHYT” ở </w:t>
+      </w:r>
+      <w:proofErr w:type="spellStart"/>
+      <w:r>
+        <w:rPr>
+          <w:lang w:val="en-US"/>
+        </w:rPr>
+        <w:t>bên</w:t>
+      </w:r>
+      <w:proofErr w:type="spellEnd"/>
+      <w:r>
+        <w:rPr>
+          <w:lang w:val="en-US"/>
+        </w:rPr>
+        <w:t xml:space="preserve"> </w:t>
+      </w:r>
+      <w:proofErr w:type="spellStart"/>
+      <w:r>
+        <w:rPr>
+          <w:lang w:val="en-US"/>
+        </w:rPr>
+        <w:t>phải</w:t>
+      </w:r>
+      <w:proofErr w:type="spellEnd"/>
+      <w:r>
+        <w:rPr>
+          <w:lang w:val="en-US"/>
+        </w:rPr>
+        <w:t xml:space="preserve"> + </w:t>
+      </w:r>
+      <w:proofErr w:type="spellStart"/>
+      <w:r>
+        <w:rPr>
+          <w:lang w:val="en-US"/>
+        </w:rPr>
+        <w:t>tiến</w:t>
+      </w:r>
+      <w:proofErr w:type="spellEnd"/>
+      <w:r>
+        <w:rPr>
+          <w:lang w:val="en-US"/>
+        </w:rPr>
+        <w:t xml:space="preserve"> </w:t>
+      </w:r>
+      <w:proofErr w:type="spellStart"/>
+      <w:r>
+        <w:rPr>
+          <w:lang w:val="en-US"/>
+        </w:rPr>
+        <w:t>hành</w:t>
+      </w:r>
+      <w:proofErr w:type="spellEnd"/>
+      <w:r>
+        <w:rPr>
+          <w:lang w:val="en-US"/>
+        </w:rPr>
+        <w:t xml:space="preserve"> </w:t>
+      </w:r>
+      <w:proofErr w:type="spellStart"/>
+      <w:r>
+        <w:rPr>
+          <w:lang w:val="en-US"/>
+        </w:rPr>
+        <w:t>tra</w:t>
+      </w:r>
+      <w:proofErr w:type="spellEnd"/>
+      <w:r>
+        <w:rPr>
+          <w:lang w:val="en-US"/>
+        </w:rPr>
+        <w:t xml:space="preserve"> </w:t>
+      </w:r>
+      <w:proofErr w:type="spellStart"/>
+      <w:r>
+        <w:rPr>
+          <w:lang w:val="en-US"/>
+        </w:rPr>
+        <w:t>cứu</w:t>
+      </w:r>
+      <w:proofErr w:type="spellEnd"/>
+    </w:p>
+    <w:p>
+      <w:pPr>
+        <w:pStyle w:val="ListParagraph"/>
+        <w:numPr>
+          <w:ilvl w:val="0"/>
+          <w:numId w:val="1"/>
+        </w:numPr>
+        <w:rPr>
+          <w:lang w:val="en-US"/>
+        </w:rPr>
+      </w:pPr>
+      <w:r>
+        <w:rPr>
+          <w:lang w:val="en-US"/>
+        </w:rPr>
+        <w:t xml:space="preserve">Web </w:t>
+      </w:r>
+      <w:proofErr w:type="spellStart"/>
+      <w:r>
+        <w:rPr>
+          <w:lang w:val="en-US"/>
+        </w:rPr>
+        <w:t>Hỗ</w:t>
+      </w:r>
+      <w:proofErr w:type="spellEnd"/>
+      <w:r>
+        <w:rPr>
+          <w:lang w:val="en-US"/>
+        </w:rPr>
+        <w:t xml:space="preserve"> </w:t>
+      </w:r>
+      <w:proofErr w:type="spellStart"/>
+      <w:r>
+        <w:rPr>
+          <w:lang w:val="en-US"/>
+        </w:rPr>
+        <w:t>Trợ</w:t>
+      </w:r>
+      <w:proofErr w:type="spellEnd"/>
+      <w:r>
+        <w:rPr>
+          <w:lang w:val="en-US"/>
+        </w:rPr>
+        <w:t xml:space="preserve"> </w:t>
+      </w:r>
+      <w:proofErr w:type="spellStart"/>
+      <w:r>
+        <w:rPr>
+          <w:lang w:val="en-US"/>
+        </w:rPr>
+        <w:t>Việc</w:t>
+      </w:r>
+      <w:proofErr w:type="spellEnd"/>
+      <w:r>
+        <w:rPr>
+          <w:lang w:val="en-US"/>
+        </w:rPr>
+        <w:t xml:space="preserve"> </w:t>
+      </w:r>
+      <w:proofErr w:type="spellStart"/>
+      <w:r>
+        <w:rPr>
+          <w:lang w:val="en-US"/>
+        </w:rPr>
+        <w:t>Làm</w:t>
+      </w:r>
+      <w:proofErr w:type="spellEnd"/>
+      <w:r>
+        <w:rPr>
+          <w:lang w:val="en-US"/>
+        </w:rPr>
+        <w:t xml:space="preserve"> Sinh Viên </w:t>
+      </w:r>
+      <w:proofErr w:type="spellStart"/>
+      <w:r>
+        <w:rPr>
+          <w:lang w:val="en-US"/>
+        </w:rPr>
+        <w:t>Và</w:t>
+      </w:r>
+      <w:proofErr w:type="spellEnd"/>
+      <w:r>
+        <w:rPr>
+          <w:lang w:val="en-US"/>
+        </w:rPr>
+        <w:t xml:space="preserve"> Học </w:t>
+      </w:r>
+      <w:proofErr w:type="spellStart"/>
+      <w:r>
+        <w:rPr>
+          <w:lang w:val="en-US"/>
+        </w:rPr>
+        <w:t>Phí</w:t>
+      </w:r>
+      <w:proofErr w:type="spellEnd"/>
+      <w:r>
+        <w:rPr>
+          <w:lang w:val="en-US"/>
+        </w:rPr>
+        <w:t>?</w:t>
+      </w:r>
+    </w:p>
+    <w:p>
+      <w:pPr>
+        <w:pStyle w:val="ListParagraph"/>
+        <w:numPr>
+          <w:ilvl w:val="0"/>
+          <w:numId w:val="2"/>
+        </w:numPr>
+        <w:rPr>
+          <w:lang w:val="en-US"/>
+        </w:rPr>
+      </w:pPr>
+      <w:hyperlink r:id="rId9" w:history="1">
+        <w:r>
+          <w:rPr>
+            <w:rStyle w:val="Hyperlink"/>
+            <w:lang w:val="en-US"/>
+          </w:rPr>
+          <w:t>https://sscc.hcmut.edu.vn</w:t>
+        </w:r>
+      </w:hyperlink>
+    </w:p>
+    <w:p>
+      <w:pPr>
+        <w:pStyle w:val="ListParagraph"/>
+        <w:numPr>
+          <w:ilvl w:val="0"/>
+          <w:numId w:val="1"/>
+        </w:numPr>
+        <w:rPr>
+          <w:lang w:val="en-US"/>
+        </w:rPr>
+      </w:pPr>
+      <w:r>
+        <w:rPr>
+          <w:lang w:val="en-US"/>
+        </w:rPr>
+        <w:t xml:space="preserve">Web Học </w:t>
+      </w:r>
+      <w:proofErr w:type="spellStart"/>
+      <w:r>
+        <w:rPr>
+          <w:lang w:val="en-US"/>
+        </w:rPr>
+        <w:t>Vụ</w:t>
+      </w:r>
+      <w:proofErr w:type="spellEnd"/>
+      <w:r>
+        <w:rPr>
+          <w:lang w:val="en-US"/>
+        </w:rPr>
+        <w:t xml:space="preserve"> Khoa?</w:t>
+      </w:r>
+    </w:p>
+    <w:p>
+      <w:pPr>
+        <w:pStyle w:val="ListParagraph"/>
+        <w:numPr>
+          <w:ilvl w:val="0"/>
+          <w:numId w:val="2"/>
+        </w:numPr>
+        <w:rPr>
+          <w:lang w:val="en-US"/>
+        </w:rPr>
+      </w:pPr>
+      <w:hyperlink r:id="rId10" w:history="1">
+        <w:r>
+          <w:rPr>
+            <w:rStyle w:val="Hyperlink"/>
+            <w:lang w:val="en-US"/>
+          </w:rPr>
+          <w:t>https://elearning-cse.hcmut.edu.vn</w:t>
+        </w:r>
+      </w:hyperlink>
+    </w:p>
+    <w:p>
+      <w:pPr>
+        <w:pStyle w:val="ListParagraph"/>
+        <w:numPr>
+          <w:ilvl w:val="0"/>
+          <w:numId w:val="1"/>
+        </w:numPr>
+        <w:rPr>
+          <w:lang w:val="en-US"/>
+        </w:rPr>
+      </w:pPr>
+      <w:r>
+        <w:rPr>
+          <w:lang w:val="en-US"/>
+        </w:rPr>
+        <w:t>Web Khoa?</w:t>
+      </w:r>
+    </w:p>
+    <w:p>
+      <w:pPr>
+        <w:pStyle w:val="ListParagraph"/>
+        <w:numPr>
+          <w:ilvl w:val="0"/>
+          <w:numId w:val="2"/>
+        </w:numPr>
+        <w:rPr>
+          <w:lang w:val="en-US"/>
+        </w:rPr>
+      </w:pPr>
+      <w:hyperlink r:id="rId11" w:history="1">
+        <w:r>
+          <w:rPr>
+            <w:rStyle w:val="Hyperlink"/>
+            <w:lang w:val="en-US"/>
+          </w:rPr>
+          <w:t>https://cse.hcmut.edu.vn</w:t>
+        </w:r>
+      </w:hyperlink>
+    </w:p>
+    <w:p>
+      <w:pPr>
+        <w:rPr>
+          <w:rStyle w:val="Hyperlink"/>
+          <w:color w:val="auto"/>
+          <w:u w:val="none"/>
+          <w:lang w:val="en-US"/>
+        </w:rPr>
+      </w:pPr>
+    </w:p>
+    <w:p>
+      <w:pPr>
+        <w:rPr>
+          <w:rStyle w:val="Hyperlink"/>
+          <w:color w:val="auto"/>
+          <w:u w:val="none"/>
+          <w:lang w:val="en-US"/>
+        </w:rPr>
+      </w:pPr>
+      <w:r>
+        <w:rPr>
+          <w:rStyle w:val="Hyperlink"/>
+          <w:color w:val="auto"/>
+          <w:u w:val="none"/>
+          <w:lang w:val="en-US"/>
+        </w:rPr>
+        <w:t>Document – Tài Liệu:</w:t>
+      </w:r>
+    </w:p>
+    <w:p>
+      <w:pPr>
+        <w:pStyle w:val="ListParagraph"/>
+        <w:numPr>
+          <w:ilvl w:val="0"/>
+          <w:numId w:val="8"/>
+        </w:numPr>
+        <w:rPr>
+          <w:rStyle w:val="Hyperlink"/>
+          <w:color w:val="auto"/>
+          <w:u w:val="none"/>
+          <w:lang w:val="en-US"/>
+        </w:rPr>
+      </w:pPr>
+      <w:r>
+        <w:rPr>
+          <w:rStyle w:val="Hyperlink"/>
+          <w:color w:val="auto"/>
+          <w:u w:val="none"/>
+          <w:lang w:val="en-US"/>
+        </w:rPr>
+        <w:t xml:space="preserve">Tài Liệu </w:t>
+      </w:r>
+      <w:proofErr w:type="spellStart"/>
+      <w:r>
+        <w:rPr>
+          <w:rStyle w:val="Hyperlink"/>
+          <w:color w:val="auto"/>
+          <w:u w:val="none"/>
+          <w:lang w:val="en-US"/>
+        </w:rPr>
+        <w:t>Hướng</w:t>
+      </w:r>
+      <w:proofErr w:type="spellEnd"/>
+      <w:r>
+        <w:rPr>
+          <w:rStyle w:val="Hyperlink"/>
+          <w:color w:val="auto"/>
+          <w:u w:val="none"/>
+          <w:lang w:val="en-US"/>
+        </w:rPr>
+        <w:t xml:space="preserve"> </w:t>
+      </w:r>
+      <w:proofErr w:type="spellStart"/>
+      <w:r>
+        <w:rPr>
+          <w:rStyle w:val="Hyperlink"/>
+          <w:color w:val="auto"/>
+          <w:u w:val="none"/>
+          <w:lang w:val="en-US"/>
+        </w:rPr>
+        <w:t>Dẫn</w:t>
+      </w:r>
+      <w:proofErr w:type="spellEnd"/>
+      <w:r>
+        <w:rPr>
+          <w:rStyle w:val="Hyperlink"/>
+          <w:color w:val="auto"/>
+          <w:u w:val="none"/>
+          <w:lang w:val="en-US"/>
+        </w:rPr>
+        <w:t xml:space="preserve"> Tân Sinh Viên?</w:t>
+      </w:r>
+    </w:p>
+    <w:p>
+      <w:pPr>
+        <w:pStyle w:val="ListParagraph"/>
+        <w:numPr>
+          <w:ilvl w:val="0"/>
+          <w:numId w:val="2"/>
+        </w:numPr>
+        <w:rPr>
+          <w:rStyle w:val="Hyperlink"/>
+          <w:color w:val="auto"/>
+          <w:u w:val="none"/>
+          <w:lang w:val="en-US"/>
+        </w:rPr>
+      </w:pPr>
+      <w:hyperlink r:id="rId12" w:history="1">
+        <w:r>
+          <w:rPr>
+            <w:rStyle w:val="Hyperlink"/>
+            <w:lang w:val="en-US"/>
+          </w:rPr>
+          <w:t>https://drive.google.com/drive/folders/1NC_ve7C8qBJD-u3-tZLmAzggXAQkOZ1H</w:t>
+        </w:r>
+      </w:hyperlink>
+    </w:p>
+    <w:p>
+      <w:pPr>
+        <w:pStyle w:val="ListParagraph"/>
+        <w:numPr>
+          <w:ilvl w:val="0"/>
+          <w:numId w:val="8"/>
+        </w:numPr>
+        <w:rPr>
+          <w:rStyle w:val="Hyperlink"/>
+          <w:color w:val="auto"/>
+          <w:u w:val="none"/>
+          <w:lang w:val="en-US"/>
+        </w:rPr>
+      </w:pPr>
+    </w:p>
+    <w:p>
+      <w:pPr>
+        <w:rPr>
+          <w:rStyle w:val="Hyperlink"/>
+          <w:color w:val="auto"/>
+          <w:u w:val="none"/>
+          <w:lang w:val="en-US"/>
+        </w:rPr>
+      </w:pPr>
+    </w:p>
+    <w:p>
+      <w:pPr>
+        <w:rPr>
+          <w:rStyle w:val="Hyperlink"/>
+          <w:color w:val="auto"/>
+          <w:u w:val="none"/>
+          <w:lang w:val="en-US"/>
+        </w:rPr>
+      </w:pPr>
+      <w:r>
+        <w:rPr>
+          <w:rStyle w:val="Hyperlink"/>
+          <w:color w:val="auto"/>
+          <w:u w:val="none"/>
+          <w:lang w:val="en-US"/>
+        </w:rPr>
+        <w:t xml:space="preserve">Class – </w:t>
+      </w:r>
+      <w:proofErr w:type="spellStart"/>
+      <w:r>
+        <w:rPr>
+          <w:rStyle w:val="Hyperlink"/>
+          <w:color w:val="auto"/>
+          <w:u w:val="none"/>
+          <w:lang w:val="en-US"/>
+        </w:rPr>
+        <w:t>Lớp</w:t>
+      </w:r>
+      <w:proofErr w:type="spellEnd"/>
+      <w:r>
+        <w:rPr>
+          <w:rStyle w:val="Hyperlink"/>
+          <w:color w:val="auto"/>
+          <w:u w:val="none"/>
+          <w:lang w:val="en-US"/>
+        </w:rPr>
+        <w:t>:</w:t>
+      </w:r>
+    </w:p>
+    <w:p>
+      <w:pPr>
+        <w:pStyle w:val="ListParagraph"/>
+        <w:numPr>
+          <w:ilvl w:val="0"/>
+          <w:numId w:val="5"/>
+        </w:numPr>
+        <w:rPr>
+          <w:rStyle w:val="Hyperlink"/>
+          <w:color w:val="auto"/>
+          <w:u w:val="none"/>
+          <w:lang w:val="en-US"/>
+        </w:rPr>
+      </w:pPr>
+      <w:proofErr w:type="spellStart"/>
+      <w:r>
+        <w:rPr>
+          <w:rStyle w:val="Hyperlink"/>
+          <w:color w:val="auto"/>
+          <w:u w:val="none"/>
+          <w:lang w:val="en-US"/>
+        </w:rPr>
+        <w:t>Thầy</w:t>
+      </w:r>
+      <w:proofErr w:type="spellEnd"/>
+      <w:r>
+        <w:rPr>
+          <w:rStyle w:val="Hyperlink"/>
+          <w:color w:val="auto"/>
+          <w:u w:val="none"/>
+          <w:lang w:val="en-US"/>
+        </w:rPr>
+        <w:t xml:space="preserve"> </w:t>
+      </w:r>
+      <w:proofErr w:type="spellStart"/>
+      <w:r>
+        <w:rPr>
+          <w:rStyle w:val="Hyperlink"/>
+          <w:color w:val="auto"/>
+          <w:u w:val="none"/>
+          <w:lang w:val="en-US"/>
+        </w:rPr>
+        <w:t>Chủ</w:t>
+      </w:r>
+      <w:proofErr w:type="spellEnd"/>
+      <w:r>
+        <w:rPr>
+          <w:rStyle w:val="Hyperlink"/>
+          <w:color w:val="auto"/>
+          <w:u w:val="none"/>
+          <w:lang w:val="en-US"/>
+        </w:rPr>
+        <w:t xml:space="preserve"> </w:t>
+      </w:r>
+      <w:proofErr w:type="spellStart"/>
+      <w:r>
+        <w:rPr>
+          <w:rStyle w:val="Hyperlink"/>
+          <w:color w:val="auto"/>
+          <w:u w:val="none"/>
+          <w:lang w:val="en-US"/>
+        </w:rPr>
+        <w:t>Nhiệm</w:t>
+      </w:r>
+      <w:proofErr w:type="spellEnd"/>
+      <w:r>
+        <w:rPr>
+          <w:rStyle w:val="Hyperlink"/>
+          <w:color w:val="auto"/>
+          <w:u w:val="none"/>
+          <w:lang w:val="en-US"/>
+        </w:rPr>
+        <w:t>?</w:t>
+      </w:r>
+    </w:p>
+    <w:p>
+      <w:pPr>
+        <w:pStyle w:val="ListParagraph"/>
+        <w:numPr>
+          <w:ilvl w:val="0"/>
+          <w:numId w:val="2"/>
+        </w:numPr>
+        <w:rPr>
+          <w:rStyle w:val="Hyperlink"/>
+          <w:color w:val="auto"/>
+          <w:u w:val="none"/>
+          <w:lang w:val="en-US"/>
+        </w:rPr>
+      </w:pPr>
+      <w:r>
+        <w:rPr>
+          <w:rStyle w:val="Hyperlink"/>
+          <w:color w:val="auto"/>
+          <w:u w:val="none"/>
+          <w:lang w:val="en-US"/>
+        </w:rPr>
+        <w:t>Nguyễn Thanh Tùng</w:t>
+      </w:r>
+    </w:p>
+    <w:p>
+      <w:pPr>
+        <w:pStyle w:val="ListParagraph"/>
+        <w:numPr>
+          <w:ilvl w:val="0"/>
+          <w:numId w:val="5"/>
+        </w:numPr>
+        <w:rPr>
+          <w:rStyle w:val="Hyperlink"/>
+          <w:color w:val="auto"/>
+          <w:u w:val="none"/>
+          <w:lang w:val="en-US"/>
+        </w:rPr>
+      </w:pPr>
+      <w:proofErr w:type="spellStart"/>
+      <w:r>
+        <w:rPr>
+          <w:rStyle w:val="Hyperlink"/>
+          <w:color w:val="auto"/>
+          <w:u w:val="none"/>
+          <w:lang w:val="en-US"/>
+        </w:rPr>
+        <w:t>Mã</w:t>
+      </w:r>
+      <w:proofErr w:type="spellEnd"/>
+      <w:r>
+        <w:rPr>
+          <w:rStyle w:val="Hyperlink"/>
+          <w:color w:val="auto"/>
+          <w:u w:val="none"/>
+          <w:lang w:val="en-US"/>
+        </w:rPr>
+        <w:t xml:space="preserve"> </w:t>
+      </w:r>
+      <w:proofErr w:type="spellStart"/>
+      <w:r>
+        <w:rPr>
+          <w:rStyle w:val="Hyperlink"/>
+          <w:color w:val="auto"/>
+          <w:u w:val="none"/>
+          <w:lang w:val="en-US"/>
+        </w:rPr>
+        <w:t>Lớp</w:t>
+      </w:r>
+      <w:proofErr w:type="spellEnd"/>
+      <w:r>
+        <w:rPr>
+          <w:rStyle w:val="Hyperlink"/>
+          <w:color w:val="auto"/>
+          <w:u w:val="none"/>
+          <w:lang w:val="en-US"/>
+        </w:rPr>
+        <w:t>?</w:t>
+      </w:r>
+    </w:p>
+    <w:p>
+      <w:pPr>
+        <w:pStyle w:val="ListParagraph"/>
+        <w:numPr>
+          <w:ilvl w:val="0"/>
+          <w:numId w:val="2"/>
+        </w:numPr>
+        <w:rPr>
+          <w:rStyle w:val="Hyperlink"/>
+          <w:color w:val="auto"/>
+          <w:u w:val="none"/>
+          <w:lang w:val="en-US"/>
+        </w:rPr>
+      </w:pPr>
+      <w:r>
+        <w:rPr>
+          <w:rStyle w:val="Hyperlink"/>
+          <w:color w:val="auto"/>
+          <w:u w:val="none"/>
+          <w:lang w:val="en-US"/>
+        </w:rPr>
+        <w:t>MT23KHM3 (A – K)</w:t>
+      </w:r>
+    </w:p>
+    <w:p>
+      <w:pPr>
+        <w:pStyle w:val="ListParagraph"/>
+        <w:numPr>
+          <w:ilvl w:val="0"/>
+          <w:numId w:val="2"/>
+        </w:numPr>
+        <w:rPr>
+          <w:rStyle w:val="Hyperlink"/>
+          <w:color w:val="auto"/>
+          <w:u w:val="none"/>
+          <w:lang w:val="en-US"/>
+        </w:rPr>
+      </w:pPr>
+      <w:proofErr w:type="spellStart"/>
+      <w:r>
+        <w:rPr>
+          <w:rStyle w:val="Hyperlink"/>
+          <w:color w:val="auto"/>
+          <w:u w:val="none"/>
+          <w:lang w:val="en-US"/>
+        </w:rPr>
+        <w:t>Chứa</w:t>
+      </w:r>
+      <w:proofErr w:type="spellEnd"/>
+      <w:r>
+        <w:rPr>
+          <w:rStyle w:val="Hyperlink"/>
+          <w:color w:val="auto"/>
+          <w:u w:val="none"/>
+          <w:lang w:val="en-US"/>
+        </w:rPr>
+        <w:t xml:space="preserve"> </w:t>
+      </w:r>
+      <w:proofErr w:type="spellStart"/>
+      <w:r>
+        <w:rPr>
+          <w:rStyle w:val="Hyperlink"/>
+          <w:color w:val="auto"/>
+          <w:u w:val="none"/>
+          <w:lang w:val="en-US"/>
+        </w:rPr>
+        <w:t>các</w:t>
+      </w:r>
+      <w:proofErr w:type="spellEnd"/>
+      <w:r>
+        <w:rPr>
+          <w:rStyle w:val="Hyperlink"/>
+          <w:color w:val="auto"/>
+          <w:u w:val="none"/>
+          <w:lang w:val="en-US"/>
+        </w:rPr>
+        <w:t xml:space="preserve"> </w:t>
+      </w:r>
+      <w:proofErr w:type="spellStart"/>
+      <w:r>
+        <w:rPr>
+          <w:rStyle w:val="Hyperlink"/>
+          <w:color w:val="auto"/>
+          <w:u w:val="none"/>
+          <w:lang w:val="en-US"/>
+        </w:rPr>
+        <w:t>thành</w:t>
+      </w:r>
+      <w:proofErr w:type="spellEnd"/>
+      <w:r>
+        <w:rPr>
+          <w:rStyle w:val="Hyperlink"/>
+          <w:color w:val="auto"/>
+          <w:u w:val="none"/>
+          <w:lang w:val="en-US"/>
+        </w:rPr>
+        <w:t xml:space="preserve"> </w:t>
+      </w:r>
+      <w:proofErr w:type="spellStart"/>
+      <w:r>
+        <w:rPr>
+          <w:rStyle w:val="Hyperlink"/>
+          <w:color w:val="auto"/>
+          <w:u w:val="none"/>
+          <w:lang w:val="en-US"/>
+        </w:rPr>
+        <w:t>viên</w:t>
+      </w:r>
+      <w:proofErr w:type="spellEnd"/>
+      <w:r>
+        <w:rPr>
+          <w:rStyle w:val="Hyperlink"/>
+          <w:color w:val="auto"/>
+          <w:u w:val="none"/>
+          <w:lang w:val="en-US"/>
+        </w:rPr>
+        <w:t xml:space="preserve"> </w:t>
+      </w:r>
+      <w:proofErr w:type="spellStart"/>
+      <w:r>
+        <w:rPr>
+          <w:rStyle w:val="Hyperlink"/>
+          <w:color w:val="auto"/>
+          <w:u w:val="none"/>
+          <w:lang w:val="en-US"/>
+        </w:rPr>
+        <w:t>có</w:t>
+      </w:r>
+      <w:proofErr w:type="spellEnd"/>
+      <w:r>
+        <w:rPr>
+          <w:rStyle w:val="Hyperlink"/>
+          <w:color w:val="auto"/>
+          <w:u w:val="none"/>
+          <w:lang w:val="en-US"/>
+        </w:rPr>
+        <w:t xml:space="preserve"> </w:t>
+      </w:r>
+      <w:proofErr w:type="spellStart"/>
+      <w:r>
+        <w:rPr>
+          <w:rStyle w:val="Hyperlink"/>
+          <w:color w:val="auto"/>
+          <w:u w:val="none"/>
+          <w:lang w:val="en-US"/>
+        </w:rPr>
+        <w:t>tên</w:t>
+      </w:r>
+      <w:proofErr w:type="spellEnd"/>
+      <w:r>
+        <w:rPr>
+          <w:rStyle w:val="Hyperlink"/>
+          <w:color w:val="auto"/>
+          <w:u w:val="none"/>
+          <w:lang w:val="en-US"/>
+        </w:rPr>
+        <w:t xml:space="preserve"> </w:t>
+      </w:r>
+      <w:proofErr w:type="spellStart"/>
+      <w:r>
+        <w:rPr>
+          <w:rStyle w:val="Hyperlink"/>
+          <w:color w:val="auto"/>
+          <w:u w:val="none"/>
+          <w:lang w:val="en-US"/>
+        </w:rPr>
+        <w:t>bắt</w:t>
+      </w:r>
+      <w:proofErr w:type="spellEnd"/>
+      <w:r>
+        <w:rPr>
+          <w:rStyle w:val="Hyperlink"/>
+          <w:color w:val="auto"/>
+          <w:u w:val="none"/>
+          <w:lang w:val="en-US"/>
+        </w:rPr>
+        <w:t xml:space="preserve"> </w:t>
+      </w:r>
+      <w:proofErr w:type="spellStart"/>
+      <w:r>
+        <w:rPr>
+          <w:rStyle w:val="Hyperlink"/>
+          <w:color w:val="auto"/>
+          <w:u w:val="none"/>
+          <w:lang w:val="en-US"/>
+        </w:rPr>
+        <w:t>đầu</w:t>
+      </w:r>
+      <w:proofErr w:type="spellEnd"/>
+      <w:r>
+        <w:rPr>
+          <w:rStyle w:val="Hyperlink"/>
+          <w:color w:val="auto"/>
+          <w:u w:val="none"/>
+          <w:lang w:val="en-US"/>
+        </w:rPr>
+        <w:t xml:space="preserve"> = “A” </w:t>
+      </w:r>
+      <w:proofErr w:type="spellStart"/>
+      <w:r>
+        <w:rPr>
+          <w:rStyle w:val="Hyperlink"/>
+          <w:color w:val="auto"/>
+          <w:u w:val="none"/>
+          <w:lang w:val="en-US"/>
+        </w:rPr>
+        <w:t>cho</w:t>
+      </w:r>
+      <w:proofErr w:type="spellEnd"/>
+      <w:r>
+        <w:rPr>
+          <w:rStyle w:val="Hyperlink"/>
+          <w:color w:val="auto"/>
+          <w:u w:val="none"/>
+          <w:lang w:val="en-US"/>
+        </w:rPr>
+        <w:t xml:space="preserve"> </w:t>
+      </w:r>
+      <w:proofErr w:type="spellStart"/>
+      <w:r>
+        <w:rPr>
+          <w:rStyle w:val="Hyperlink"/>
+          <w:color w:val="auto"/>
+          <w:u w:val="none"/>
+          <w:lang w:val="en-US"/>
+        </w:rPr>
+        <w:t>tới</w:t>
+      </w:r>
+      <w:proofErr w:type="spellEnd"/>
+      <w:r>
+        <w:rPr>
+          <w:rStyle w:val="Hyperlink"/>
+          <w:color w:val="auto"/>
+          <w:u w:val="none"/>
+          <w:lang w:val="en-US"/>
+        </w:rPr>
+        <w:t xml:space="preserve"> “K”</w:t>
+      </w:r>
+    </w:p>
+    <w:p>
+      <w:pPr>
+        <w:pStyle w:val="ListParagraph"/>
+        <w:numPr>
+          <w:ilvl w:val="0"/>
+          <w:numId w:val="5"/>
+        </w:numPr>
+        <w:rPr>
+          <w:rStyle w:val="Hyperlink"/>
+          <w:color w:val="auto"/>
+          <w:u w:val="none"/>
+          <w:lang w:val="en-US"/>
+        </w:rPr>
+      </w:pPr>
+      <w:proofErr w:type="spellStart"/>
+      <w:r>
+        <w:rPr>
+          <w:rStyle w:val="Hyperlink"/>
+          <w:color w:val="auto"/>
+          <w:u w:val="none"/>
+          <w:lang w:val="en-US"/>
+        </w:rPr>
+        <w:t>Lớp</w:t>
+      </w:r>
+      <w:proofErr w:type="spellEnd"/>
+      <w:r>
+        <w:rPr>
+          <w:rStyle w:val="Hyperlink"/>
+          <w:color w:val="auto"/>
+          <w:u w:val="none"/>
+          <w:lang w:val="en-US"/>
+        </w:rPr>
+        <w:t xml:space="preserve"> </w:t>
+      </w:r>
+      <w:proofErr w:type="spellStart"/>
+      <w:r>
+        <w:rPr>
+          <w:rStyle w:val="Hyperlink"/>
+          <w:color w:val="auto"/>
+          <w:u w:val="none"/>
+          <w:lang w:val="en-US"/>
+        </w:rPr>
+        <w:t>Trưởng</w:t>
+      </w:r>
+      <w:proofErr w:type="spellEnd"/>
+      <w:r>
+        <w:rPr>
+          <w:rStyle w:val="Hyperlink"/>
+          <w:color w:val="auto"/>
+          <w:u w:val="none"/>
+          <w:lang w:val="en-US"/>
+        </w:rPr>
+        <w:t>?</w:t>
+      </w:r>
+    </w:p>
+    <w:p>
+      <w:pPr>
+        <w:pStyle w:val="ListParagraph"/>
+        <w:numPr>
+          <w:ilvl w:val="0"/>
+          <w:numId w:val="2"/>
+        </w:numPr>
+        <w:rPr>
+          <w:rStyle w:val="Hyperlink"/>
+          <w:color w:val="auto"/>
+          <w:u w:val="none"/>
+          <w:lang w:val="en-US"/>
+        </w:rPr>
+      </w:pPr>
+      <w:r>
+        <w:rPr>
+          <w:rStyle w:val="Hyperlink"/>
+          <w:color w:val="auto"/>
+          <w:u w:val="none"/>
+          <w:lang w:val="en-US"/>
+        </w:rPr>
+        <w:t>Nguyễn Tuấn Huy</w:t>
+      </w:r>
+    </w:p>
+    <w:p>
+      <w:pPr>
+        <w:pStyle w:val="ListParagraph"/>
+        <w:numPr>
+          <w:ilvl w:val="0"/>
+          <w:numId w:val="5"/>
+        </w:numPr>
+        <w:rPr>
+          <w:rStyle w:val="Hyperlink"/>
+          <w:color w:val="auto"/>
+          <w:u w:val="none"/>
+          <w:lang w:val="en-US"/>
+        </w:rPr>
+      </w:pPr>
+      <w:r>
+        <w:rPr>
+          <w:rStyle w:val="Hyperlink"/>
+          <w:color w:val="auto"/>
+          <w:u w:val="none"/>
+          <w:lang w:val="en-US"/>
+        </w:rPr>
+        <w:t>Trường Đoàn?</w:t>
+      </w:r>
+    </w:p>
+    <w:p>
+      <w:pPr>
+        <w:pStyle w:val="ListParagraph"/>
+        <w:numPr>
+          <w:ilvl w:val="0"/>
+          <w:numId w:val="2"/>
+        </w:numPr>
+        <w:rPr>
+          <w:rStyle w:val="Hyperlink"/>
+          <w:color w:val="auto"/>
+          <w:u w:val="none"/>
+          <w:lang w:val="en-US"/>
+        </w:rPr>
+      </w:pPr>
+      <w:proofErr w:type="spellStart"/>
+      <w:r>
+        <w:rPr>
+          <w:rStyle w:val="Hyperlink"/>
+          <w:color w:val="auto"/>
+          <w:u w:val="none"/>
+          <w:lang w:val="en-US"/>
+        </w:rPr>
+        <w:t>Trần</w:t>
+      </w:r>
+      <w:proofErr w:type="spellEnd"/>
+      <w:r>
+        <w:rPr>
+          <w:rStyle w:val="Hyperlink"/>
+          <w:color w:val="auto"/>
+          <w:u w:val="none"/>
+          <w:lang w:val="en-US"/>
+        </w:rPr>
+        <w:t xml:space="preserve"> Ngọc Bảo Duy</w:t>
+      </w:r>
+    </w:p>
+    <w:p>
+      <w:pPr>
+        <w:rPr>
+          <w:rStyle w:val="Hyperlink"/>
+          <w:color w:val="auto"/>
+          <w:u w:val="none"/>
+          <w:lang w:val="en-US"/>
+        </w:rPr>
+      </w:pPr>
+    </w:p>
+    <w:p>
+      <w:pPr>
+        <w:rPr>
+          <w:rStyle w:val="Hyperlink"/>
+          <w:color w:val="auto"/>
+          <w:u w:val="none"/>
+          <w:lang w:val="en-US"/>
+        </w:rPr>
+      </w:pPr>
+      <w:r>
+        <w:rPr>
+          <w:rStyle w:val="Hyperlink"/>
+          <w:color w:val="auto"/>
+          <w:u w:val="none"/>
+          <w:lang w:val="en-US"/>
+        </w:rPr>
+        <w:t>School – Trường:</w:t>
+      </w:r>
+    </w:p>
+    <w:p>
+      <w:pPr>
+        <w:pStyle w:val="ListParagraph"/>
+        <w:numPr>
+          <w:ilvl w:val="0"/>
+          <w:numId w:val="6"/>
+        </w:numPr>
+        <w:rPr>
+          <w:rStyle w:val="Hyperlink"/>
+          <w:color w:val="auto"/>
+          <w:u w:val="none"/>
+          <w:lang w:val="en-US"/>
+        </w:rPr>
+      </w:pPr>
+      <w:proofErr w:type="spellStart"/>
+      <w:r>
+        <w:rPr>
+          <w:rStyle w:val="Hyperlink"/>
+          <w:color w:val="auto"/>
+          <w:u w:val="none"/>
+          <w:lang w:val="en-US"/>
+        </w:rPr>
+        <w:t>Viết</w:t>
+      </w:r>
+      <w:proofErr w:type="spellEnd"/>
+      <w:r>
+        <w:rPr>
+          <w:rStyle w:val="Hyperlink"/>
+          <w:color w:val="auto"/>
+          <w:u w:val="none"/>
+          <w:lang w:val="en-US"/>
+        </w:rPr>
+        <w:t xml:space="preserve"> </w:t>
+      </w:r>
+      <w:proofErr w:type="spellStart"/>
+      <w:r>
+        <w:rPr>
+          <w:rStyle w:val="Hyperlink"/>
+          <w:color w:val="auto"/>
+          <w:u w:val="none"/>
+          <w:lang w:val="en-US"/>
+        </w:rPr>
+        <w:t>Tắt</w:t>
+      </w:r>
+      <w:proofErr w:type="spellEnd"/>
+      <w:r>
+        <w:rPr>
+          <w:rStyle w:val="Hyperlink"/>
+          <w:color w:val="auto"/>
+          <w:u w:val="none"/>
+          <w:lang w:val="en-US"/>
+        </w:rPr>
+        <w:t>?</w:t>
+      </w:r>
+    </w:p>
+    <w:p>
+      <w:pPr>
+        <w:pStyle w:val="ListParagraph"/>
+        <w:numPr>
+          <w:ilvl w:val="0"/>
+          <w:numId w:val="2"/>
+        </w:numPr>
+        <w:rPr>
+          <w:rStyle w:val="Hyperlink"/>
+          <w:color w:val="auto"/>
+          <w:u w:val="none"/>
+          <w:lang w:val="en-US"/>
+        </w:rPr>
+      </w:pPr>
+      <w:proofErr w:type="spellStart"/>
+      <w:r>
+        <w:rPr>
+          <w:rStyle w:val="Hyperlink"/>
+          <w:color w:val="auto"/>
+          <w:u w:val="none"/>
+          <w:lang w:val="en-US"/>
+        </w:rPr>
+        <w:t>Tòa</w:t>
+      </w:r>
+      <w:proofErr w:type="spellEnd"/>
+      <w:r>
+        <w:rPr>
+          <w:rStyle w:val="Hyperlink"/>
+          <w:color w:val="auto"/>
+          <w:u w:val="none"/>
+          <w:lang w:val="en-US"/>
+        </w:rPr>
+        <w:t xml:space="preserve"> H1 </w:t>
+      </w:r>
+      <w:proofErr w:type="spellStart"/>
+      <w:r>
+        <w:rPr>
+          <w:rStyle w:val="Hyperlink"/>
+          <w:color w:val="auto"/>
+          <w:u w:val="none"/>
+          <w:lang w:val="en-US"/>
+        </w:rPr>
+        <w:t>còn</w:t>
+      </w:r>
+      <w:proofErr w:type="spellEnd"/>
+      <w:r>
+        <w:rPr>
+          <w:rStyle w:val="Hyperlink"/>
+          <w:color w:val="auto"/>
+          <w:u w:val="none"/>
+          <w:lang w:val="en-US"/>
+        </w:rPr>
+        <w:t xml:space="preserve"> </w:t>
+      </w:r>
+      <w:proofErr w:type="spellStart"/>
+      <w:r>
+        <w:rPr>
+          <w:rStyle w:val="Hyperlink"/>
+          <w:color w:val="auto"/>
+          <w:u w:val="none"/>
+          <w:lang w:val="en-US"/>
+        </w:rPr>
+        <w:t>gọi</w:t>
+      </w:r>
+      <w:proofErr w:type="spellEnd"/>
+      <w:r>
+        <w:rPr>
+          <w:rStyle w:val="Hyperlink"/>
+          <w:color w:val="auto"/>
+          <w:u w:val="none"/>
+          <w:lang w:val="en-US"/>
+        </w:rPr>
+        <w:t xml:space="preserve"> </w:t>
+      </w:r>
+      <w:proofErr w:type="spellStart"/>
+      <w:r>
+        <w:rPr>
+          <w:rStyle w:val="Hyperlink"/>
+          <w:color w:val="auto"/>
+          <w:u w:val="none"/>
+          <w:lang w:val="en-US"/>
+        </w:rPr>
+        <w:t>là</w:t>
+      </w:r>
+      <w:proofErr w:type="spellEnd"/>
+      <w:r>
+        <w:rPr>
+          <w:rStyle w:val="Hyperlink"/>
+          <w:color w:val="auto"/>
+          <w:u w:val="none"/>
+          <w:lang w:val="en-US"/>
+        </w:rPr>
+        <w:t xml:space="preserve"> </w:t>
+      </w:r>
+      <w:proofErr w:type="gramStart"/>
+      <w:r>
+        <w:rPr>
+          <w:rStyle w:val="Hyperlink"/>
+          <w:color w:val="auto"/>
+          <w:u w:val="none"/>
+          <w:lang w:val="en-US"/>
+        </w:rPr>
+        <w:t>BK.B</w:t>
+      </w:r>
+      <w:proofErr w:type="gramEnd"/>
+      <w:r>
+        <w:rPr>
+          <w:rStyle w:val="Hyperlink"/>
+          <w:color w:val="auto"/>
+          <w:u w:val="none"/>
+          <w:lang w:val="en-US"/>
+        </w:rPr>
+        <w:t>1</w:t>
+      </w:r>
+    </w:p>
+    <w:p>
+      <w:pPr>
+        <w:pStyle w:val="ListParagraph"/>
+        <w:numPr>
+          <w:ilvl w:val="0"/>
+          <w:numId w:val="6"/>
+        </w:numPr>
+        <w:rPr>
+          <w:rStyle w:val="Hyperlink"/>
+          <w:color w:val="auto"/>
+          <w:u w:val="none"/>
+          <w:lang w:val="en-US"/>
+        </w:rPr>
+      </w:pPr>
+      <w:r>
+        <w:rPr>
+          <w:rStyle w:val="Hyperlink"/>
+          <w:color w:val="auto"/>
+          <w:u w:val="none"/>
+          <w:lang w:val="en-US"/>
+        </w:rPr>
+        <w:t xml:space="preserve">Văn </w:t>
+      </w:r>
+      <w:proofErr w:type="spellStart"/>
+      <w:r>
+        <w:rPr>
+          <w:rStyle w:val="Hyperlink"/>
+          <w:color w:val="auto"/>
+          <w:u w:val="none"/>
+          <w:lang w:val="en-US"/>
+        </w:rPr>
+        <w:t>Phòng</w:t>
+      </w:r>
+      <w:proofErr w:type="spellEnd"/>
+      <w:r>
+        <w:rPr>
+          <w:rStyle w:val="Hyperlink"/>
+          <w:color w:val="auto"/>
+          <w:u w:val="none"/>
+          <w:lang w:val="en-US"/>
+        </w:rPr>
+        <w:t xml:space="preserve"> Khoa?</w:t>
+      </w:r>
+    </w:p>
+    <w:p>
+      <w:pPr>
+        <w:pStyle w:val="ListParagraph"/>
+        <w:numPr>
+          <w:ilvl w:val="0"/>
+          <w:numId w:val="2"/>
+        </w:numPr>
+        <w:rPr>
+          <w:rStyle w:val="Hyperlink"/>
+          <w:color w:val="auto"/>
+          <w:u w:val="none"/>
+          <w:lang w:val="en-US"/>
+        </w:rPr>
+      </w:pPr>
+      <w:proofErr w:type="spellStart"/>
+      <w:r>
+        <w:rPr>
+          <w:rStyle w:val="Hyperlink"/>
+          <w:color w:val="auto"/>
+          <w:u w:val="none"/>
+          <w:lang w:val="en-US"/>
+        </w:rPr>
+        <w:t>Cơ</w:t>
+      </w:r>
+      <w:proofErr w:type="spellEnd"/>
+      <w:r>
+        <w:rPr>
+          <w:rStyle w:val="Hyperlink"/>
+          <w:color w:val="auto"/>
+          <w:u w:val="none"/>
+          <w:lang w:val="en-US"/>
+        </w:rPr>
+        <w:t xml:space="preserve"> </w:t>
+      </w:r>
+      <w:proofErr w:type="spellStart"/>
+      <w:r>
+        <w:rPr>
+          <w:rStyle w:val="Hyperlink"/>
+          <w:color w:val="auto"/>
+          <w:u w:val="none"/>
+          <w:lang w:val="en-US"/>
+        </w:rPr>
+        <w:t>sở</w:t>
+      </w:r>
+      <w:proofErr w:type="spellEnd"/>
+      <w:r>
+        <w:rPr>
+          <w:rStyle w:val="Hyperlink"/>
+          <w:color w:val="auto"/>
+          <w:u w:val="none"/>
+          <w:lang w:val="en-US"/>
+        </w:rPr>
+        <w:t xml:space="preserve"> 2, </w:t>
+      </w:r>
+      <w:proofErr w:type="spellStart"/>
+      <w:r>
+        <w:rPr>
+          <w:rStyle w:val="Hyperlink"/>
+          <w:color w:val="auto"/>
+          <w:u w:val="none"/>
+          <w:lang w:val="en-US"/>
+        </w:rPr>
+        <w:t>tòa</w:t>
+      </w:r>
+      <w:proofErr w:type="spellEnd"/>
+      <w:r>
+        <w:rPr>
+          <w:rStyle w:val="Hyperlink"/>
+          <w:color w:val="auto"/>
+          <w:u w:val="none"/>
+          <w:lang w:val="en-US"/>
+        </w:rPr>
+        <w:t xml:space="preserve"> H6, </w:t>
+      </w:r>
+      <w:proofErr w:type="spellStart"/>
+      <w:r>
+        <w:rPr>
+          <w:rStyle w:val="Hyperlink"/>
+          <w:color w:val="auto"/>
+          <w:u w:val="none"/>
+          <w:lang w:val="en-US"/>
+        </w:rPr>
+        <w:t>tầng</w:t>
+      </w:r>
+      <w:proofErr w:type="spellEnd"/>
+      <w:r>
+        <w:rPr>
+          <w:rStyle w:val="Hyperlink"/>
+          <w:color w:val="auto"/>
+          <w:u w:val="none"/>
+          <w:lang w:val="en-US"/>
+        </w:rPr>
+        <w:t xml:space="preserve"> 6, </w:t>
+      </w:r>
+      <w:proofErr w:type="spellStart"/>
+      <w:r>
+        <w:rPr>
+          <w:rStyle w:val="Hyperlink"/>
+          <w:color w:val="auto"/>
+          <w:u w:val="none"/>
+          <w:lang w:val="en-US"/>
+        </w:rPr>
+        <w:t>phòng</w:t>
+      </w:r>
+      <w:proofErr w:type="spellEnd"/>
+      <w:r>
+        <w:rPr>
+          <w:rStyle w:val="Hyperlink"/>
+          <w:color w:val="auto"/>
+          <w:u w:val="none"/>
+          <w:lang w:val="en-US"/>
+        </w:rPr>
+        <w:t xml:space="preserve"> 607</w:t>
+      </w:r>
+    </w:p>
+    <w:p>
+      <w:pPr>
+        <w:rPr>
+          <w:rStyle w:val="Hyperlink"/>
+          <w:lang w:val="en-US"/>
+        </w:rPr>
+      </w:pPr>
+    </w:p>
+    <w:p>
+      <w:pPr>
+        <w:rPr>
+          <w:rStyle w:val="Hyperlink"/>
+          <w:color w:val="auto"/>
+          <w:u w:val="none"/>
+          <w:lang w:val="en-US"/>
+        </w:rPr>
+      </w:pPr>
+      <w:r>
+        <w:rPr>
+          <w:rStyle w:val="Hyperlink"/>
+          <w:color w:val="auto"/>
+          <w:u w:val="none"/>
+          <w:lang w:val="en-US"/>
+        </w:rPr>
+        <w:t xml:space="preserve">Group – </w:t>
+      </w:r>
+      <w:proofErr w:type="spellStart"/>
+      <w:r>
+        <w:rPr>
+          <w:rStyle w:val="Hyperlink"/>
+          <w:color w:val="auto"/>
+          <w:u w:val="none"/>
+          <w:lang w:val="en-US"/>
+        </w:rPr>
+        <w:t>Nhóm</w:t>
+      </w:r>
+      <w:proofErr w:type="spellEnd"/>
+      <w:r>
+        <w:rPr>
+          <w:rStyle w:val="Hyperlink"/>
+          <w:color w:val="auto"/>
+          <w:u w:val="none"/>
+          <w:lang w:val="en-US"/>
+        </w:rPr>
+        <w:t>:</w:t>
       </w:r>
     </w:p>
     <w:p>
@@ -332,43 +2375,211 @@
           <w:lang w:val="en-US"/>
         </w:rPr>
       </w:pPr>
-    </w:p>
-    <w:p>
-      <w:pPr>
-        <w:rPr>
-          <w:rStyle w:val="Hyperlink"/>
-          <w:color w:val="auto"/>
-          <w:u w:val="none"/>
-          <w:lang w:val="en-US"/>
-        </w:rPr>
-      </w:pPr>
-    </w:p>
-    <w:p>
-      <w:pPr>
-        <w:rPr>
-          <w:rStyle w:val="Hyperlink"/>
-          <w:color w:val="auto"/>
-          <w:u w:val="none"/>
-          <w:lang w:val="en-US"/>
-        </w:rPr>
-      </w:pPr>
-      <w:r>
-        <w:rPr>
-          <w:rStyle w:val="Hyperlink"/>
-          <w:color w:val="auto"/>
-          <w:u w:val="none"/>
-          <w:lang w:val="en-US"/>
-        </w:rPr>
-        <w:t xml:space="preserve">Schedule – Lịch </w:t>
-      </w:r>
-      <w:r>
-        <w:rPr>
-          <w:rStyle w:val="Hyperlink"/>
-          <w:color w:val="auto"/>
-          <w:u w:val="none"/>
-          <w:lang w:val="en-US"/>
-        </w:rPr>
-        <w:t>Trình:</w:t>
+      <w:r>
+        <w:rPr>
+          <w:rStyle w:val="Hyperlink"/>
+          <w:color w:val="auto"/>
+          <w:u w:val="none"/>
+          <w:lang w:val="en-US"/>
+        </w:rPr>
+        <w:t xml:space="preserve">Danh </w:t>
+      </w:r>
+      <w:proofErr w:type="spellStart"/>
+      <w:r>
+        <w:rPr>
+          <w:rStyle w:val="Hyperlink"/>
+          <w:color w:val="auto"/>
+          <w:u w:val="none"/>
+          <w:lang w:val="en-US"/>
+        </w:rPr>
+        <w:t>Sách</w:t>
+      </w:r>
+      <w:proofErr w:type="spellEnd"/>
+      <w:r>
+        <w:rPr>
+          <w:rStyle w:val="Hyperlink"/>
+          <w:color w:val="auto"/>
+          <w:u w:val="none"/>
+          <w:lang w:val="en-US"/>
+        </w:rPr>
+        <w:t xml:space="preserve"> Các CLB </w:t>
+      </w:r>
+      <w:proofErr w:type="spellStart"/>
+      <w:r>
+        <w:rPr>
+          <w:rStyle w:val="Hyperlink"/>
+          <w:color w:val="auto"/>
+          <w:u w:val="none"/>
+          <w:lang w:val="en-US"/>
+        </w:rPr>
+        <w:t>Cần</w:t>
+      </w:r>
+      <w:proofErr w:type="spellEnd"/>
+      <w:r>
+        <w:rPr>
+          <w:rStyle w:val="Hyperlink"/>
+          <w:color w:val="auto"/>
+          <w:u w:val="none"/>
+          <w:lang w:val="en-US"/>
+        </w:rPr>
+        <w:t xml:space="preserve"> </w:t>
+      </w:r>
+      <w:proofErr w:type="spellStart"/>
+      <w:r>
+        <w:rPr>
+          <w:rStyle w:val="Hyperlink"/>
+          <w:color w:val="auto"/>
+          <w:u w:val="none"/>
+          <w:lang w:val="en-US"/>
+        </w:rPr>
+        <w:t>Đăng</w:t>
+      </w:r>
+      <w:proofErr w:type="spellEnd"/>
+      <w:r>
+        <w:rPr>
+          <w:rStyle w:val="Hyperlink"/>
+          <w:color w:val="auto"/>
+          <w:u w:val="none"/>
+          <w:lang w:val="en-US"/>
+        </w:rPr>
+        <w:t xml:space="preserve"> </w:t>
+      </w:r>
+      <w:proofErr w:type="spellStart"/>
+      <w:r>
+        <w:rPr>
+          <w:rStyle w:val="Hyperlink"/>
+          <w:color w:val="auto"/>
+          <w:u w:val="none"/>
+          <w:lang w:val="en-US"/>
+        </w:rPr>
+        <w:t>Kí</w:t>
+      </w:r>
+      <w:proofErr w:type="spellEnd"/>
+      <w:r>
+        <w:rPr>
+          <w:rStyle w:val="Hyperlink"/>
+          <w:color w:val="auto"/>
+          <w:u w:val="none"/>
+          <w:lang w:val="en-US"/>
+        </w:rPr>
+        <w:t>?</w:t>
+      </w:r>
+    </w:p>
+    <w:p>
+      <w:pPr>
+        <w:pStyle w:val="ListParagraph"/>
+        <w:numPr>
+          <w:ilvl w:val="0"/>
+          <w:numId w:val="2"/>
+        </w:numPr>
+        <w:rPr>
+          <w:rStyle w:val="Hyperlink"/>
+          <w:color w:val="auto"/>
+          <w:u w:val="none"/>
+          <w:lang w:val="en-US"/>
+        </w:rPr>
+      </w:pPr>
+      <w:r>
+        <w:rPr>
+          <w:rStyle w:val="Hyperlink"/>
+          <w:color w:val="auto"/>
+          <w:u w:val="none"/>
+          <w:lang w:val="en-US"/>
+        </w:rPr>
+        <w:t>Big Data Club</w:t>
+      </w:r>
+    </w:p>
+    <w:p>
+      <w:pPr>
+        <w:pStyle w:val="ListParagraph"/>
+        <w:numPr>
+          <w:ilvl w:val="0"/>
+          <w:numId w:val="2"/>
+        </w:numPr>
+        <w:rPr>
+          <w:rStyle w:val="Hyperlink"/>
+          <w:color w:val="auto"/>
+          <w:u w:val="none"/>
+          <w:lang w:val="en-US"/>
+        </w:rPr>
+      </w:pPr>
+      <w:r>
+        <w:rPr>
+          <w:rStyle w:val="Hyperlink"/>
+          <w:color w:val="auto"/>
+          <w:u w:val="none"/>
+          <w:lang w:val="en-US"/>
+        </w:rPr>
+        <w:t>CLB Robot</w:t>
+      </w:r>
+    </w:p>
+    <w:p>
+      <w:pPr>
+        <w:rPr>
+          <w:rStyle w:val="Hyperlink"/>
+          <w:color w:val="auto"/>
+          <w:u w:val="none"/>
+          <w:lang w:val="en-US"/>
+        </w:rPr>
+      </w:pPr>
+    </w:p>
+    <w:p>
+      <w:pPr>
+        <w:rPr>
+          <w:rStyle w:val="Hyperlink"/>
+          <w:color w:val="auto"/>
+          <w:u w:val="none"/>
+          <w:lang w:val="en-US"/>
+        </w:rPr>
+      </w:pPr>
+      <w:r>
+        <w:rPr>
+          <w:rStyle w:val="Hyperlink"/>
+          <w:color w:val="auto"/>
+          <w:u w:val="none"/>
+          <w:lang w:val="en-US"/>
+        </w:rPr>
+        <w:t xml:space="preserve">Schedule – </w:t>
+      </w:r>
+      <w:proofErr w:type="spellStart"/>
+      <w:r>
+        <w:rPr>
+          <w:rStyle w:val="Hyperlink"/>
+          <w:color w:val="auto"/>
+          <w:u w:val="none"/>
+          <w:lang w:val="en-US"/>
+        </w:rPr>
+        <w:t>Lịch</w:t>
+      </w:r>
+      <w:proofErr w:type="spellEnd"/>
+      <w:r>
+        <w:rPr>
+          <w:rStyle w:val="Hyperlink"/>
+          <w:color w:val="auto"/>
+          <w:u w:val="none"/>
+          <w:lang w:val="en-US"/>
+        </w:rPr>
+        <w:t xml:space="preserve"> </w:t>
+      </w:r>
+      <w:proofErr w:type="spellStart"/>
+      <w:r>
+        <w:rPr>
+          <w:rStyle w:val="Hyperlink"/>
+          <w:color w:val="auto"/>
+          <w:u w:val="none"/>
+          <w:lang w:val="en-US"/>
+        </w:rPr>
+        <w:t>Trình</w:t>
+      </w:r>
+      <w:proofErr w:type="spellEnd"/>
+      <w:r>
+        <w:rPr>
+          <w:rStyle w:val="Hyperlink"/>
+          <w:color w:val="auto"/>
+          <w:u w:val="none"/>
+          <w:lang w:val="en-US"/>
+        </w:rPr>
+        <w:t>:</w:t>
       </w:r>
     </w:p>
     <w:p>
@@ -392,7 +2603,7 @@
           <w:u w:val="none"/>
           <w:lang w:val="en-US"/>
         </w:rPr>
-        <w:t>4/9/2023?</w:t>
+        <w:t>12/9/2023?</w:t>
       </w:r>
     </w:p>
     <w:p>
@@ -416,7 +2627,67 @@
           <w:u w:val="none"/>
           <w:lang w:val="en-US"/>
         </w:rPr>
-        <w:t>Về kí túc xá</w:t>
+        <w:t xml:space="preserve">8 – 10.83 </w:t>
+      </w:r>
+      <w:proofErr w:type="spellStart"/>
+      <w:r>
+        <w:rPr>
+          <w:rStyle w:val="Hyperlink"/>
+          <w:color w:val="auto"/>
+          <w:u w:val="none"/>
+          <w:lang w:val="en-US"/>
+        </w:rPr>
+        <w:t>giờ</w:t>
+      </w:r>
+      <w:proofErr w:type="spellEnd"/>
+      <w:r>
+        <w:rPr>
+          <w:rStyle w:val="Hyperlink"/>
+          <w:color w:val="auto"/>
+          <w:u w:val="none"/>
+          <w:lang w:val="en-US"/>
+        </w:rPr>
+        <w:t xml:space="preserve">, </w:t>
+      </w:r>
+      <w:proofErr w:type="spellStart"/>
+      <w:r>
+        <w:rPr>
+          <w:rStyle w:val="Hyperlink"/>
+          <w:color w:val="auto"/>
+          <w:u w:val="none"/>
+          <w:lang w:val="en-US"/>
+        </w:rPr>
+        <w:t>vật</w:t>
+      </w:r>
+      <w:proofErr w:type="spellEnd"/>
+      <w:r>
+        <w:rPr>
+          <w:rStyle w:val="Hyperlink"/>
+          <w:color w:val="auto"/>
+          <w:u w:val="none"/>
+          <w:lang w:val="en-US"/>
+        </w:rPr>
+        <w:t xml:space="preserve"> </w:t>
+      </w:r>
+      <w:proofErr w:type="spellStart"/>
+      <w:r>
+        <w:rPr>
+          <w:rStyle w:val="Hyperlink"/>
+          <w:color w:val="auto"/>
+          <w:u w:val="none"/>
+          <w:lang w:val="en-US"/>
+        </w:rPr>
+        <w:t>lí</w:t>
+      </w:r>
+      <w:proofErr w:type="spellEnd"/>
+      <w:r>
+        <w:rPr>
+          <w:rStyle w:val="Hyperlink"/>
+          <w:color w:val="auto"/>
+          <w:u w:val="none"/>
+          <w:lang w:val="en-US"/>
+        </w:rPr>
+        <w:t xml:space="preserve"> 1</w:t>
       </w:r>
     </w:p>
     <w:p>
@@ -440,16 +2711,147 @@
           <w:u w:val="none"/>
           <w:lang w:val="en-US"/>
         </w:rPr>
-        <w:t>“Uhm, chào anh em, thì em là người mới, sinh viên năm nhất khoa khoa học máy tính đại học bách khoa hồ chí minh, thì em ở quê mới lên nên có gì mong anh em giúp đỡ</w:t>
-      </w:r>
-      <w:r>
-        <w:rPr>
-          <w:rStyle w:val="Hyperlink"/>
-          <w:color w:val="auto"/>
-          <w:u w:val="none"/>
-          <w:lang w:val="en-US"/>
-        </w:rPr>
-        <w:t>”</w:t>
+        <w:t xml:space="preserve">10.83 </w:t>
+      </w:r>
+      <w:proofErr w:type="spellStart"/>
+      <w:r>
+        <w:rPr>
+          <w:rStyle w:val="Hyperlink"/>
+          <w:color w:val="auto"/>
+          <w:u w:val="none"/>
+          <w:lang w:val="en-US"/>
+        </w:rPr>
+        <w:t>giờ</w:t>
+      </w:r>
+      <w:proofErr w:type="spellEnd"/>
+      <w:r>
+        <w:rPr>
+          <w:rStyle w:val="Hyperlink"/>
+          <w:color w:val="auto"/>
+          <w:u w:val="none"/>
+          <w:lang w:val="en-US"/>
+        </w:rPr>
+        <w:t xml:space="preserve"> </w:t>
+      </w:r>
+      <w:proofErr w:type="spellStart"/>
+      <w:r>
+        <w:rPr>
+          <w:rStyle w:val="Hyperlink"/>
+          <w:color w:val="auto"/>
+          <w:u w:val="none"/>
+          <w:lang w:val="en-US"/>
+        </w:rPr>
+        <w:t>đến</w:t>
+      </w:r>
+      <w:proofErr w:type="spellEnd"/>
+      <w:r>
+        <w:rPr>
+          <w:rStyle w:val="Hyperlink"/>
+          <w:color w:val="auto"/>
+          <w:u w:val="none"/>
+          <w:lang w:val="en-US"/>
+        </w:rPr>
+        <w:t xml:space="preserve"> 11 </w:t>
+      </w:r>
+      <w:proofErr w:type="spellStart"/>
+      <w:r>
+        <w:rPr>
+          <w:rStyle w:val="Hyperlink"/>
+          <w:color w:val="auto"/>
+          <w:u w:val="none"/>
+          <w:lang w:val="en-US"/>
+        </w:rPr>
+        <w:t>giờ</w:t>
+      </w:r>
+      <w:proofErr w:type="spellEnd"/>
+      <w:r>
+        <w:rPr>
+          <w:rStyle w:val="Hyperlink"/>
+          <w:color w:val="auto"/>
+          <w:u w:val="none"/>
+          <w:lang w:val="en-US"/>
+        </w:rPr>
+        <w:t xml:space="preserve">, </w:t>
+      </w:r>
+      <w:proofErr w:type="spellStart"/>
+      <w:r>
+        <w:rPr>
+          <w:rStyle w:val="Hyperlink"/>
+          <w:color w:val="auto"/>
+          <w:u w:val="none"/>
+          <w:lang w:val="en-US"/>
+        </w:rPr>
+        <w:t>tham</w:t>
+      </w:r>
+      <w:proofErr w:type="spellEnd"/>
+      <w:r>
+        <w:rPr>
+          <w:rStyle w:val="Hyperlink"/>
+          <w:color w:val="auto"/>
+          <w:u w:val="none"/>
+          <w:lang w:val="en-US"/>
+        </w:rPr>
+        <w:t xml:space="preserve"> </w:t>
+      </w:r>
+      <w:proofErr w:type="spellStart"/>
+      <w:r>
+        <w:rPr>
+          <w:rStyle w:val="Hyperlink"/>
+          <w:color w:val="auto"/>
+          <w:u w:val="none"/>
+          <w:lang w:val="en-US"/>
+        </w:rPr>
+        <w:t>quan</w:t>
+      </w:r>
+      <w:proofErr w:type="spellEnd"/>
+      <w:r>
+        <w:rPr>
+          <w:rStyle w:val="Hyperlink"/>
+          <w:color w:val="auto"/>
+          <w:u w:val="none"/>
+          <w:lang w:val="en-US"/>
+        </w:rPr>
+        <w:t xml:space="preserve"> </w:t>
+      </w:r>
+      <w:proofErr w:type="spellStart"/>
+      <w:r>
+        <w:rPr>
+          <w:rStyle w:val="Hyperlink"/>
+          <w:color w:val="auto"/>
+          <w:u w:val="none"/>
+          <w:lang w:val="en-US"/>
+        </w:rPr>
+        <w:t>văn</w:t>
+      </w:r>
+      <w:proofErr w:type="spellEnd"/>
+      <w:r>
+        <w:rPr>
+          <w:rStyle w:val="Hyperlink"/>
+          <w:color w:val="auto"/>
+          <w:u w:val="none"/>
+          <w:lang w:val="en-US"/>
+        </w:rPr>
+        <w:t xml:space="preserve"> </w:t>
+      </w:r>
+      <w:proofErr w:type="spellStart"/>
+      <w:r>
+        <w:rPr>
+          <w:rStyle w:val="Hyperlink"/>
+          <w:color w:val="auto"/>
+          <w:u w:val="none"/>
+          <w:lang w:val="en-US"/>
+        </w:rPr>
+        <w:t>phòng</w:t>
+      </w:r>
+      <w:proofErr w:type="spellEnd"/>
+      <w:r>
+        <w:rPr>
+          <w:rStyle w:val="Hyperlink"/>
+          <w:color w:val="auto"/>
+          <w:u w:val="none"/>
+          <w:lang w:val="en-US"/>
+        </w:rPr>
+        <w:t xml:space="preserve"> khoa</w:t>
       </w:r>
     </w:p>
     <w:p>
@@ -460,58 +2862,290 @@
           <w:numId w:val="2"/>
         </w:numPr>
         <w:rPr>
-          <w:rStyle w:val="Hyperlink"/>
-          <w:color w:val="auto"/>
-          <w:u w:val="none"/>
-          <w:lang w:val="en-US"/>
-        </w:rPr>
-      </w:pPr>
-      <w:r>
-        <w:rPr>
-          <w:rStyle w:val="Hyperlink"/>
-          <w:color w:val="auto"/>
-          <w:u w:val="none"/>
-          <w:lang w:val="en-US"/>
-        </w:rPr>
-        <w:t xml:space="preserve">“Còn bây giờ thì </w:t>
-      </w:r>
-      <w:r>
-        <w:rPr>
-          <w:rStyle w:val="Hyperlink"/>
-          <w:color w:val="auto"/>
-          <w:u w:val="none"/>
-          <w:lang w:val="en-US"/>
-        </w:rPr>
-        <w:t xml:space="preserve">ờ </w:t>
-      </w:r>
-      <w:bookmarkStart w:id="0" w:name="_GoBack"/>
-      <w:bookmarkEnd w:id="0"/>
-      <w:r>
-        <w:rPr>
-          <w:rStyle w:val="Hyperlink"/>
-          <w:color w:val="auto"/>
-          <w:u w:val="none"/>
-          <w:lang w:val="en-US"/>
-        </w:rPr>
-        <w:t>cho hỏi là cái giường số 2 nó nằm ở chỗ</w:t>
-      </w:r>
-      <w:r>
-        <w:rPr>
-          <w:rStyle w:val="Hyperlink"/>
-          <w:color w:val="auto"/>
-          <w:u w:val="none"/>
-          <w:lang w:val="en-US"/>
-        </w:rPr>
-        <w:t xml:space="preserve"> nào</w:t>
-      </w:r>
-      <w:r>
-        <w:rPr>
-          <w:rStyle w:val="Hyperlink"/>
-          <w:color w:val="auto"/>
-          <w:u w:val="none"/>
-          <w:lang w:val="en-US"/>
-        </w:rPr>
-        <w:t>”</w:t>
+          <w:lang w:val="en-US"/>
+        </w:rPr>
+      </w:pPr>
+      <w:r>
+        <w:rPr>
+          <w:lang w:val="en-US"/>
+        </w:rPr>
+        <w:t xml:space="preserve">12 – 13.83 </w:t>
+      </w:r>
+      <w:proofErr w:type="spellStart"/>
+      <w:r>
+        <w:rPr>
+          <w:lang w:val="en-US"/>
+        </w:rPr>
+        <w:t>giờ</w:t>
+      </w:r>
+      <w:proofErr w:type="spellEnd"/>
+      <w:r>
+        <w:rPr>
+          <w:lang w:val="en-US"/>
+        </w:rPr>
+        <w:t xml:space="preserve">, </w:t>
+      </w:r>
+      <w:proofErr w:type="spellStart"/>
+      <w:r>
+        <w:rPr>
+          <w:lang w:val="en-US"/>
+        </w:rPr>
+        <w:t>giải</w:t>
+      </w:r>
+      <w:proofErr w:type="spellEnd"/>
+      <w:r>
+        <w:rPr>
+          <w:lang w:val="en-US"/>
+        </w:rPr>
+        <w:t xml:space="preserve"> </w:t>
+      </w:r>
+      <w:proofErr w:type="spellStart"/>
+      <w:r>
+        <w:rPr>
+          <w:lang w:val="en-US"/>
+        </w:rPr>
+        <w:t>tích</w:t>
+      </w:r>
+      <w:proofErr w:type="spellEnd"/>
+      <w:r>
+        <w:rPr>
+          <w:lang w:val="en-US"/>
+        </w:rPr>
+        <w:t xml:space="preserve"> 1 </w:t>
+      </w:r>
+      <w:proofErr w:type="spellStart"/>
+      <w:r>
+        <w:rPr>
+          <w:lang w:val="en-US"/>
+        </w:rPr>
+        <w:t>bài</w:t>
+      </w:r>
+      <w:proofErr w:type="spellEnd"/>
+      <w:r>
+        <w:rPr>
+          <w:lang w:val="en-US"/>
+        </w:rPr>
+        <w:t xml:space="preserve"> </w:t>
+      </w:r>
+      <w:proofErr w:type="spellStart"/>
+      <w:r>
+        <w:rPr>
+          <w:lang w:val="en-US"/>
+        </w:rPr>
+        <w:t>tập</w:t>
+      </w:r>
+      <w:proofErr w:type="spellEnd"/>
+    </w:p>
+    <w:p>
+      <w:pPr>
+        <w:pStyle w:val="ListParagraph"/>
+        <w:numPr>
+          <w:ilvl w:val="0"/>
+          <w:numId w:val="2"/>
+        </w:numPr>
+        <w:rPr>
+          <w:lang w:val="en-US"/>
+        </w:rPr>
+      </w:pPr>
+      <w:r>
+        <w:rPr>
+          <w:lang w:val="en-US"/>
+        </w:rPr>
+        <w:t xml:space="preserve">14 – 15 </w:t>
+      </w:r>
+      <w:proofErr w:type="spellStart"/>
+      <w:r>
+        <w:rPr>
+          <w:lang w:val="en-US"/>
+        </w:rPr>
+        <w:t>giờ</w:t>
+      </w:r>
+      <w:proofErr w:type="spellEnd"/>
+      <w:r>
+        <w:rPr>
+          <w:lang w:val="en-US"/>
+        </w:rPr>
+        <w:t xml:space="preserve">, </w:t>
+      </w:r>
+      <w:proofErr w:type="spellStart"/>
+      <w:r>
+        <w:rPr>
+          <w:lang w:val="en-US"/>
+        </w:rPr>
+        <w:t>vào</w:t>
+      </w:r>
+      <w:proofErr w:type="spellEnd"/>
+      <w:r>
+        <w:rPr>
+          <w:lang w:val="en-US"/>
+        </w:rPr>
+        <w:t xml:space="preserve"> </w:t>
+      </w:r>
+      <w:proofErr w:type="spellStart"/>
+      <w:r>
+        <w:rPr>
+          <w:lang w:val="en-US"/>
+        </w:rPr>
+        <w:t>văn</w:t>
+      </w:r>
+      <w:proofErr w:type="spellEnd"/>
+      <w:r>
+        <w:rPr>
+          <w:lang w:val="en-US"/>
+        </w:rPr>
+        <w:t xml:space="preserve"> </w:t>
+      </w:r>
+      <w:proofErr w:type="spellStart"/>
+      <w:r>
+        <w:rPr>
+          <w:lang w:val="en-US"/>
+        </w:rPr>
+        <w:t>phòng</w:t>
+      </w:r>
+      <w:proofErr w:type="spellEnd"/>
+      <w:r>
+        <w:rPr>
+          <w:lang w:val="en-US"/>
+        </w:rPr>
+        <w:t xml:space="preserve"> khoa </w:t>
+      </w:r>
+      <w:proofErr w:type="spellStart"/>
+      <w:r>
+        <w:rPr>
+          <w:lang w:val="en-US"/>
+        </w:rPr>
+        <w:t>xin</w:t>
+      </w:r>
+      <w:proofErr w:type="spellEnd"/>
+      <w:r>
+        <w:rPr>
+          <w:lang w:val="en-US"/>
+        </w:rPr>
+        <w:t xml:space="preserve"> </w:t>
+      </w:r>
+      <w:proofErr w:type="spellStart"/>
+      <w:r>
+        <w:rPr>
+          <w:lang w:val="en-US"/>
+        </w:rPr>
+        <w:t>giấy</w:t>
+      </w:r>
+      <w:proofErr w:type="spellEnd"/>
+      <w:r>
+        <w:rPr>
+          <w:lang w:val="en-US"/>
+        </w:rPr>
+        <w:t xml:space="preserve"> </w:t>
+      </w:r>
+      <w:proofErr w:type="spellStart"/>
+      <w:r>
+        <w:rPr>
+          <w:lang w:val="en-US"/>
+        </w:rPr>
+        <w:t>xác</w:t>
+      </w:r>
+      <w:proofErr w:type="spellEnd"/>
+      <w:r>
+        <w:rPr>
+          <w:lang w:val="en-US"/>
+        </w:rPr>
+        <w:t xml:space="preserve"> </w:t>
+      </w:r>
+      <w:proofErr w:type="spellStart"/>
+      <w:r>
+        <w:rPr>
+          <w:lang w:val="en-US"/>
+        </w:rPr>
+        <w:t>nhận</w:t>
+      </w:r>
+      <w:proofErr w:type="spellEnd"/>
+      <w:r>
+        <w:rPr>
+          <w:lang w:val="en-US"/>
+        </w:rPr>
+        <w:t xml:space="preserve"> </w:t>
+      </w:r>
+      <w:proofErr w:type="spellStart"/>
+      <w:r>
+        <w:rPr>
+          <w:lang w:val="en-US"/>
+        </w:rPr>
+        <w:t>sinh</w:t>
+      </w:r>
+      <w:proofErr w:type="spellEnd"/>
+      <w:r>
+        <w:rPr>
+          <w:lang w:val="en-US"/>
+        </w:rPr>
+        <w:t xml:space="preserve"> </w:t>
+      </w:r>
+      <w:proofErr w:type="spellStart"/>
+      <w:r>
+        <w:rPr>
+          <w:lang w:val="en-US"/>
+        </w:rPr>
+        <w:t>viên</w:t>
+      </w:r>
+      <w:proofErr w:type="spellEnd"/>
+    </w:p>
+    <w:p>
+      <w:pPr>
+        <w:pStyle w:val="ListParagraph"/>
+        <w:numPr>
+          <w:ilvl w:val="0"/>
+          <w:numId w:val="2"/>
+        </w:numPr>
+        <w:rPr>
+          <w:lang w:val="en-US"/>
+        </w:rPr>
+      </w:pPr>
+      <w:r>
+        <w:rPr>
+          <w:lang w:val="en-US"/>
+        </w:rPr>
+        <w:t xml:space="preserve">15 – 17.83 </w:t>
+      </w:r>
+      <w:proofErr w:type="spellStart"/>
+      <w:r>
+        <w:rPr>
+          <w:lang w:val="en-US"/>
+        </w:rPr>
+        <w:t>giờ</w:t>
+      </w:r>
+      <w:proofErr w:type="spellEnd"/>
+      <w:r>
+        <w:rPr>
+          <w:lang w:val="en-US"/>
+        </w:rPr>
+        <w:t xml:space="preserve">, </w:t>
+      </w:r>
+      <w:proofErr w:type="spellStart"/>
+      <w:r>
+        <w:rPr>
+          <w:lang w:val="en-US"/>
+        </w:rPr>
+        <w:t>giải</w:t>
+      </w:r>
+      <w:proofErr w:type="spellEnd"/>
+      <w:r>
+        <w:rPr>
+          <w:lang w:val="en-US"/>
+        </w:rPr>
+        <w:t xml:space="preserve"> </w:t>
+      </w:r>
+      <w:proofErr w:type="spellStart"/>
+      <w:r>
+        <w:rPr>
+          <w:lang w:val="en-US"/>
+        </w:rPr>
+        <w:t>tích</w:t>
+      </w:r>
+      <w:proofErr w:type="spellEnd"/>
+      <w:r>
+        <w:rPr>
+          <w:lang w:val="en-US"/>
+        </w:rPr>
+        <w:t xml:space="preserve"> 1</w:t>
       </w:r>
     </w:p>
     <w:p>
@@ -522,20 +3156,28 @@
           <w:numId w:val="4"/>
         </w:numPr>
         <w:rPr>
-          <w:rStyle w:val="Hyperlink"/>
-          <w:color w:val="auto"/>
-          <w:u w:val="none"/>
-          <w:lang w:val="en-US"/>
-        </w:rPr>
-      </w:pPr>
-      <w:r>
-        <w:rPr>
-          <w:rStyle w:val="Hyperlink"/>
-          <w:color w:val="auto"/>
-          <w:u w:val="none"/>
-          <w:lang w:val="en-US"/>
-        </w:rPr>
-        <w:t>15 – 17 Giờ, 5/9/2023, Nhà C4, Phòng 503?</w:t>
+          <w:lang w:val="en-US"/>
+        </w:rPr>
+      </w:pPr>
+      <w:r>
+        <w:rPr>
+          <w:lang w:val="en-US"/>
+        </w:rPr>
+        <w:t xml:space="preserve">16/9/2023 </w:t>
+      </w:r>
+      <w:proofErr w:type="spellStart"/>
+      <w:r>
+        <w:rPr>
+          <w:lang w:val="en-US"/>
+        </w:rPr>
+        <w:t>Đến</w:t>
+      </w:r>
+      <w:proofErr w:type="spellEnd"/>
+      <w:r>
+        <w:rPr>
+          <w:lang w:val="en-US"/>
+        </w:rPr>
+        <w:t xml:space="preserve"> 29/9/2023?</w:t>
       </w:r>
     </w:p>
     <w:p>
@@ -546,20 +3188,208 @@
           <w:numId w:val="2"/>
         </w:numPr>
         <w:rPr>
-          <w:rStyle w:val="Hyperlink"/>
-          <w:color w:val="auto"/>
-          <w:u w:val="none"/>
-          <w:lang w:val="en-US"/>
-        </w:rPr>
-      </w:pPr>
-      <w:r>
-        <w:rPr>
-          <w:rStyle w:val="Hyperlink"/>
-          <w:color w:val="auto"/>
-          <w:u w:val="none"/>
-          <w:lang w:val="en-US"/>
-        </w:rPr>
-        <w:t>Tập trung sau đó chia phòng kiểm tra anh văn xếp lớp</w:t>
+          <w:lang w:val="en-US"/>
+        </w:rPr>
+      </w:pPr>
+      <w:proofErr w:type="spellStart"/>
+      <w:r>
+        <w:rPr>
+          <w:lang w:val="en-US"/>
+        </w:rPr>
+        <w:t>Đăng</w:t>
+      </w:r>
+      <w:proofErr w:type="spellEnd"/>
+      <w:r>
+        <w:rPr>
+          <w:lang w:val="en-US"/>
+        </w:rPr>
+        <w:t xml:space="preserve"> </w:t>
+      </w:r>
+      <w:proofErr w:type="spellStart"/>
+      <w:r>
+        <w:rPr>
+          <w:lang w:val="en-US"/>
+        </w:rPr>
+        <w:t>kí</w:t>
+      </w:r>
+      <w:proofErr w:type="spellEnd"/>
+      <w:r>
+        <w:rPr>
+          <w:lang w:val="en-US"/>
+        </w:rPr>
+        <w:t xml:space="preserve"> </w:t>
+      </w:r>
+      <w:proofErr w:type="spellStart"/>
+      <w:r>
+        <w:rPr>
+          <w:lang w:val="en-US"/>
+        </w:rPr>
+        <w:t>môn</w:t>
+      </w:r>
+      <w:proofErr w:type="spellEnd"/>
+      <w:r>
+        <w:rPr>
+          <w:lang w:val="en-US"/>
+        </w:rPr>
+        <w:t xml:space="preserve"> </w:t>
+      </w:r>
+      <w:proofErr w:type="spellStart"/>
+      <w:r>
+        <w:rPr>
+          <w:lang w:val="en-US"/>
+        </w:rPr>
+        <w:t>giáo</w:t>
+      </w:r>
+      <w:proofErr w:type="spellEnd"/>
+      <w:r>
+        <w:rPr>
+          <w:lang w:val="en-US"/>
+        </w:rPr>
+        <w:t xml:space="preserve"> </w:t>
+      </w:r>
+      <w:proofErr w:type="spellStart"/>
+      <w:r>
+        <w:rPr>
+          <w:lang w:val="en-US"/>
+        </w:rPr>
+        <w:t>dục</w:t>
+      </w:r>
+      <w:proofErr w:type="spellEnd"/>
+      <w:r>
+        <w:rPr>
+          <w:lang w:val="en-US"/>
+        </w:rPr>
+        <w:t xml:space="preserve"> </w:t>
+      </w:r>
+      <w:proofErr w:type="spellStart"/>
+      <w:r>
+        <w:rPr>
+          <w:lang w:val="en-US"/>
+        </w:rPr>
+        <w:t>thể</w:t>
+      </w:r>
+      <w:proofErr w:type="spellEnd"/>
+      <w:r>
+        <w:rPr>
+          <w:lang w:val="en-US"/>
+        </w:rPr>
+        <w:t xml:space="preserve"> </w:t>
+      </w:r>
+      <w:proofErr w:type="spellStart"/>
+      <w:r>
+        <w:rPr>
+          <w:lang w:val="en-US"/>
+        </w:rPr>
+        <w:t>chất</w:t>
+      </w:r>
+      <w:proofErr w:type="spellEnd"/>
+      <w:r>
+        <w:rPr>
+          <w:lang w:val="en-US"/>
+        </w:rPr>
+        <w:t xml:space="preserve"> + </w:t>
+      </w:r>
+      <w:proofErr w:type="spellStart"/>
+      <w:r>
+        <w:rPr>
+          <w:lang w:val="en-US"/>
+        </w:rPr>
+        <w:t>tiếng</w:t>
+      </w:r>
+      <w:proofErr w:type="spellEnd"/>
+      <w:r>
+        <w:rPr>
+          <w:lang w:val="en-US"/>
+        </w:rPr>
+        <w:t xml:space="preserve"> </w:t>
+      </w:r>
+      <w:proofErr w:type="spellStart"/>
+      <w:r>
+        <w:rPr>
+          <w:lang w:val="en-US"/>
+        </w:rPr>
+        <w:t>anh</w:t>
+      </w:r>
+      <w:proofErr w:type="spellEnd"/>
+    </w:p>
+    <w:p>
+      <w:pPr>
+        <w:rPr>
+          <w:lang w:val="en-US"/>
+        </w:rPr>
+      </w:pPr>
+    </w:p>
+    <w:p>
+      <w:pPr>
+        <w:rPr>
+          <w:lang w:val="en-US"/>
+        </w:rPr>
+      </w:pPr>
+      <w:r>
+        <w:rPr>
+          <w:lang w:val="en-US"/>
+        </w:rPr>
+        <w:t xml:space="preserve">Task – </w:t>
+      </w:r>
+      <w:proofErr w:type="spellStart"/>
+      <w:r>
+        <w:rPr>
+          <w:lang w:val="en-US"/>
+        </w:rPr>
+        <w:t>Nhiệm</w:t>
+      </w:r>
+      <w:proofErr w:type="spellEnd"/>
+      <w:r>
+        <w:rPr>
+          <w:lang w:val="en-US"/>
+        </w:rPr>
+        <w:t xml:space="preserve"> </w:t>
+      </w:r>
+      <w:proofErr w:type="spellStart"/>
+      <w:r>
+        <w:rPr>
+          <w:lang w:val="en-US"/>
+        </w:rPr>
+        <w:t>Vụ</w:t>
+      </w:r>
+      <w:proofErr w:type="spellEnd"/>
+      <w:r>
+        <w:rPr>
+          <w:lang w:val="en-US"/>
+        </w:rPr>
+        <w:t>:</w:t>
+      </w:r>
+    </w:p>
+    <w:p>
+      <w:pPr>
+        <w:pStyle w:val="ListParagraph"/>
+        <w:numPr>
+          <w:ilvl w:val="0"/>
+          <w:numId w:val="7"/>
+        </w:numPr>
+        <w:rPr>
+          <w:lang w:val="en-US"/>
+        </w:rPr>
+      </w:pPr>
+      <w:r>
+        <w:rPr>
+          <w:lang w:val="en-US"/>
+        </w:rPr>
+        <w:t xml:space="preserve">1 Học </w:t>
+      </w:r>
+      <w:proofErr w:type="spellStart"/>
+      <w:r>
+        <w:rPr>
+          <w:lang w:val="en-US"/>
+        </w:rPr>
+        <w:t>Kì</w:t>
+      </w:r>
+      <w:proofErr w:type="spellEnd"/>
+      <w:r>
+        <w:rPr>
+          <w:lang w:val="en-US"/>
+        </w:rPr>
+        <w:t>?</w:t>
       </w:r>
     </w:p>
     <w:p>
@@ -570,80 +3400,50 @@
           <w:numId w:val="2"/>
         </w:numPr>
         <w:rPr>
-          <w:rStyle w:val="Hyperlink"/>
-          <w:color w:val="auto"/>
-          <w:u w:val="none"/>
-          <w:lang w:val="en-US"/>
-        </w:rPr>
-      </w:pPr>
-      <w:r>
-        <w:rPr>
-          <w:rStyle w:val="Hyperlink"/>
-          <w:color w:val="auto"/>
-          <w:u w:val="none"/>
-          <w:lang w:val="en-US"/>
-        </w:rPr>
-        <w:t>Kiểm tra vẫn ở nhà C4, phòng 3xx, 4xx</w:t>
-      </w:r>
-    </w:p>
-    <w:p>
-      <w:pPr>
-        <w:pStyle w:val="ListParagraph"/>
-        <w:numPr>
-          <w:ilvl w:val="0"/>
-          <w:numId w:val="4"/>
-        </w:numPr>
-        <w:rPr>
-          <w:rStyle w:val="Hyperlink"/>
-          <w:color w:val="auto"/>
-          <w:u w:val="none"/>
-          <w:lang w:val="en-US"/>
-        </w:rPr>
-      </w:pPr>
-      <w:r>
-        <w:rPr>
-          <w:rStyle w:val="Hyperlink"/>
-          <w:color w:val="auto"/>
-          <w:u w:val="none"/>
-          <w:lang w:val="en-US"/>
-        </w:rPr>
-        <w:t xml:space="preserve">7 – 9 </w:t>
-      </w:r>
-      <w:r>
-        <w:rPr>
-          <w:rStyle w:val="Hyperlink"/>
-          <w:color w:val="auto"/>
-          <w:u w:val="none"/>
-          <w:lang w:val="en-US"/>
-        </w:rPr>
-        <w:t>Giờ</w:t>
-      </w:r>
-      <w:r>
-        <w:rPr>
-          <w:rStyle w:val="Hyperlink"/>
-          <w:color w:val="auto"/>
-          <w:u w:val="none"/>
-          <w:lang w:val="en-US"/>
-        </w:rPr>
-        <w:t>, 6/9/2023</w:t>
-      </w:r>
-      <w:r>
-        <w:rPr>
-          <w:rStyle w:val="Hyperlink"/>
-          <w:color w:val="auto"/>
-          <w:u w:val="none"/>
-          <w:lang w:val="en-US"/>
-        </w:rPr>
-        <w:t>, Sân A5</w:t>
-      </w:r>
-      <w:r>
-        <w:rPr>
-          <w:rStyle w:val="Hyperlink"/>
-          <w:color w:val="auto"/>
-          <w:u w:val="none"/>
-          <w:lang w:val="en-US"/>
-        </w:rPr>
-        <w:t>?</w:t>
+          <w:lang w:val="en-US"/>
+        </w:rPr>
+      </w:pPr>
+      <w:proofErr w:type="spellStart"/>
+      <w:r>
+        <w:rPr>
+          <w:lang w:val="en-US"/>
+        </w:rPr>
+        <w:t>Điểm</w:t>
+      </w:r>
+      <w:proofErr w:type="spellEnd"/>
+      <w:r>
+        <w:rPr>
+          <w:lang w:val="en-US"/>
+        </w:rPr>
+        <w:t xml:space="preserve"> </w:t>
+      </w:r>
+      <w:proofErr w:type="spellStart"/>
+      <w:r>
+        <w:rPr>
+          <w:lang w:val="en-US"/>
+        </w:rPr>
+        <w:t>trung</w:t>
+      </w:r>
+      <w:proofErr w:type="spellEnd"/>
+      <w:r>
+        <w:rPr>
+          <w:lang w:val="en-US"/>
+        </w:rPr>
+        <w:t xml:space="preserve"> </w:t>
+      </w:r>
+      <w:proofErr w:type="spellStart"/>
+      <w:r>
+        <w:rPr>
+          <w:lang w:val="en-US"/>
+        </w:rPr>
+        <w:t>bình</w:t>
+      </w:r>
+      <w:proofErr w:type="spellEnd"/>
+      <w:r>
+        <w:rPr>
+          <w:lang w:val="en-US"/>
+        </w:rPr>
+        <w:t xml:space="preserve"> 8.5</w:t>
       </w:r>
     </w:p>
     <w:p>
@@ -654,80 +3454,28 @@
           <w:numId w:val="2"/>
         </w:numPr>
         <w:rPr>
-          <w:rStyle w:val="Hyperlink"/>
-          <w:color w:val="auto"/>
-          <w:u w:val="none"/>
-          <w:lang w:val="en-US"/>
-        </w:rPr>
-      </w:pPr>
-      <w:r>
-        <w:rPr>
-          <w:rStyle w:val="Hyperlink"/>
-          <w:color w:val="auto"/>
-          <w:u w:val="none"/>
-          <w:lang w:val="en-US"/>
-        </w:rPr>
-        <w:t>SHCD</w:t>
-      </w:r>
-    </w:p>
-    <w:p>
-      <w:pPr>
-        <w:pStyle w:val="ListParagraph"/>
-        <w:numPr>
-          <w:ilvl w:val="0"/>
-          <w:numId w:val="4"/>
-        </w:numPr>
-        <w:rPr>
-          <w:rStyle w:val="Hyperlink"/>
-          <w:color w:val="auto"/>
-          <w:u w:val="none"/>
-          <w:lang w:val="en-US"/>
-        </w:rPr>
-      </w:pPr>
-      <w:r>
-        <w:rPr>
-          <w:rStyle w:val="Hyperlink"/>
-          <w:color w:val="auto"/>
-          <w:u w:val="none"/>
-          <w:lang w:val="en-US"/>
-        </w:rPr>
-        <w:t xml:space="preserve">15 – 17 </w:t>
-      </w:r>
-      <w:r>
-        <w:rPr>
-          <w:rStyle w:val="Hyperlink"/>
-          <w:color w:val="auto"/>
-          <w:u w:val="none"/>
-          <w:lang w:val="en-US"/>
-        </w:rPr>
-        <w:t>Gi</w:t>
-      </w:r>
-      <w:r>
-        <w:rPr>
-          <w:rStyle w:val="Hyperlink"/>
-          <w:color w:val="auto"/>
-          <w:u w:val="none"/>
-          <w:lang w:val="en-US"/>
-        </w:rPr>
-        <w:t>ờ, 7/9/2023</w:t>
-      </w:r>
-      <w:r>
-        <w:rPr>
-          <w:rStyle w:val="Hyperlink"/>
-          <w:color w:val="auto"/>
-          <w:u w:val="none"/>
-          <w:lang w:val="en-US"/>
-        </w:rPr>
-        <w:t>, Sân A5</w:t>
-      </w:r>
-      <w:r>
-        <w:rPr>
-          <w:rStyle w:val="Hyperlink"/>
-          <w:color w:val="auto"/>
-          <w:u w:val="none"/>
-          <w:lang w:val="en-US"/>
-        </w:rPr>
-        <w:t>?</w:t>
+          <w:lang w:val="en-US"/>
+        </w:rPr>
+      </w:pPr>
+      <w:r>
+        <w:rPr>
+          <w:lang w:val="en-US"/>
+        </w:rPr>
+        <w:t xml:space="preserve">3 </w:t>
+      </w:r>
+      <w:proofErr w:type="spellStart"/>
+      <w:r>
+        <w:rPr>
+          <w:lang w:val="en-US"/>
+        </w:rPr>
+        <w:t>ngày</w:t>
+      </w:r>
+      <w:proofErr w:type="spellEnd"/>
+      <w:r>
+        <w:rPr>
+          <w:lang w:val="en-US"/>
+        </w:rPr>
+        <w:t xml:space="preserve"> CTXH</w:t>
       </w:r>
     </w:p>
     <w:p>
@@ -738,20 +3486,50 @@
           <w:numId w:val="2"/>
         </w:numPr>
         <w:rPr>
-          <w:rStyle w:val="Hyperlink"/>
-          <w:color w:val="auto"/>
-          <w:u w:val="none"/>
-          <w:lang w:val="en-US"/>
-        </w:rPr>
-      </w:pPr>
-      <w:r>
-        <w:rPr>
-          <w:rStyle w:val="Hyperlink"/>
-          <w:color w:val="auto"/>
-          <w:u w:val="none"/>
-          <w:lang w:val="en-US"/>
-        </w:rPr>
-        <w:t>SHCD</w:t>
+          <w:lang w:val="en-US"/>
+        </w:rPr>
+      </w:pPr>
+      <w:proofErr w:type="spellStart"/>
+      <w:r>
+        <w:rPr>
+          <w:lang w:val="en-US"/>
+        </w:rPr>
+        <w:t>Điểm</w:t>
+      </w:r>
+      <w:proofErr w:type="spellEnd"/>
+      <w:r>
+        <w:rPr>
+          <w:lang w:val="en-US"/>
+        </w:rPr>
+        <w:t xml:space="preserve"> </w:t>
+      </w:r>
+      <w:proofErr w:type="spellStart"/>
+      <w:r>
+        <w:rPr>
+          <w:lang w:val="en-US"/>
+        </w:rPr>
+        <w:t>rèn</w:t>
+      </w:r>
+      <w:proofErr w:type="spellEnd"/>
+      <w:r>
+        <w:rPr>
+          <w:lang w:val="en-US"/>
+        </w:rPr>
+        <w:t xml:space="preserve"> </w:t>
+      </w:r>
+      <w:proofErr w:type="spellStart"/>
+      <w:r>
+        <w:rPr>
+          <w:lang w:val="en-US"/>
+        </w:rPr>
+        <w:t>luyện</w:t>
+      </w:r>
+      <w:proofErr w:type="spellEnd"/>
+      <w:r>
+        <w:rPr>
+          <w:lang w:val="en-US"/>
+        </w:rPr>
+        <w:t xml:space="preserve"> 85</w:t>
       </w:r>
     </w:p>
     <w:p>
@@ -759,23 +3537,45 @@
         <w:pStyle w:val="ListParagraph"/>
         <w:numPr>
           <w:ilvl w:val="0"/>
-          <w:numId w:val="4"/>
+          <w:numId w:val="7"/>
         </w:numPr>
         <w:rPr>
-          <w:rStyle w:val="Hyperlink"/>
-          <w:color w:val="auto"/>
-          <w:u w:val="none"/>
-          <w:lang w:val="en-US"/>
-        </w:rPr>
-      </w:pPr>
-      <w:r>
-        <w:rPr>
-          <w:rStyle w:val="Hyperlink"/>
-          <w:color w:val="auto"/>
-          <w:u w:val="none"/>
-          <w:lang w:val="en-US"/>
-        </w:rPr>
-        <w:t>7 – 11.5 Giờ, 9/9/2023, Sân A5?</w:t>
+          <w:lang w:val="en-US"/>
+        </w:rPr>
+      </w:pPr>
+      <w:r>
+        <w:rPr>
+          <w:lang w:val="en-US"/>
+        </w:rPr>
+        <w:t xml:space="preserve">3 </w:t>
+      </w:r>
+      <w:proofErr w:type="spellStart"/>
+      <w:r>
+        <w:rPr>
+          <w:lang w:val="en-US"/>
+        </w:rPr>
+        <w:t>Năm</w:t>
+      </w:r>
+      <w:proofErr w:type="spellEnd"/>
+      <w:r>
+        <w:rPr>
+          <w:lang w:val="en-US"/>
+        </w:rPr>
+        <w:t xml:space="preserve"> </w:t>
+      </w:r>
+      <w:proofErr w:type="spellStart"/>
+      <w:r>
+        <w:rPr>
+          <w:lang w:val="en-US"/>
+        </w:rPr>
+        <w:t>Đầu</w:t>
+      </w:r>
+      <w:proofErr w:type="spellEnd"/>
+      <w:r>
+        <w:rPr>
+          <w:lang w:val="en-US"/>
+        </w:rPr>
+        <w:t>?</w:t>
       </w:r>
     </w:p>
     <w:p>
@@ -786,216 +3586,509 @@
           <w:numId w:val="2"/>
         </w:numPr>
         <w:rPr>
-          <w:rStyle w:val="Hyperlink"/>
-          <w:color w:val="auto"/>
-          <w:u w:val="none"/>
-          <w:lang w:val="en-US"/>
-        </w:rPr>
-      </w:pPr>
-      <w:r>
-        <w:rPr>
-          <w:rStyle w:val="Hyperlink"/>
-          <w:color w:val="auto"/>
-          <w:u w:val="none"/>
-          <w:lang w:val="en-US"/>
-        </w:rPr>
-        <w:t>Khai giảng</w:t>
-      </w:r>
-      <w:r>
-        <w:rPr>
-          <w:rStyle w:val="Hyperlink"/>
-          <w:color w:val="auto"/>
-          <w:u w:val="none"/>
-          <w:lang w:val="en-US"/>
-        </w:rPr>
-        <w:t>, nhận thẻ sinh viên tại văn phòng khoa</w:t>
-      </w:r>
-      <w:r>
-        <w:rPr>
-          <w:rStyle w:val="Hyperlink"/>
-          <w:color w:val="auto"/>
-          <w:u w:val="none"/>
-          <w:lang w:val="en-US"/>
-        </w:rPr>
-        <w:t>, nhận giấy miễn nghĩa vụ quân sự</w:t>
-      </w:r>
-    </w:p>
-    <w:p>
-      <w:pPr>
-        <w:pStyle w:val="ListParagraph"/>
-        <w:numPr>
-          <w:ilvl w:val="0"/>
-          <w:numId w:val="4"/>
-        </w:numPr>
-        <w:rPr>
-          <w:rStyle w:val="Hyperlink"/>
-          <w:color w:val="auto"/>
-          <w:u w:val="none"/>
-          <w:lang w:val="en-US"/>
-        </w:rPr>
-      </w:pPr>
-      <w:r>
-        <w:rPr>
-          <w:rStyle w:val="Hyperlink"/>
-          <w:color w:val="auto"/>
-          <w:u w:val="none"/>
-          <w:lang w:val="en-US"/>
-        </w:rPr>
-        <w:t>7 – 9 Giờ, 10/9/2023, Sân A5?</w:t>
-      </w:r>
-    </w:p>
-    <w:p>
-      <w:pPr>
-        <w:pStyle w:val="ListParagraph"/>
-        <w:numPr>
-          <w:ilvl w:val="0"/>
-          <w:numId w:val="2"/>
-        </w:numPr>
-        <w:rPr>
-          <w:rStyle w:val="Hyperlink"/>
-          <w:color w:val="auto"/>
-          <w:u w:val="none"/>
-          <w:lang w:val="en-US"/>
-        </w:rPr>
-      </w:pPr>
-      <w:r>
-        <w:rPr>
-          <w:rStyle w:val="Hyperlink"/>
-          <w:color w:val="auto"/>
-          <w:u w:val="none"/>
-          <w:lang w:val="en-US"/>
-        </w:rPr>
-        <w:t>SHCD</w:t>
-      </w:r>
-    </w:p>
-    <w:p>
-      <w:pPr>
-        <w:pStyle w:val="ListParagraph"/>
-        <w:numPr>
-          <w:ilvl w:val="0"/>
-          <w:numId w:val="4"/>
-        </w:numPr>
-        <w:rPr>
-          <w:rStyle w:val="Hyperlink"/>
-          <w:color w:val="auto"/>
-          <w:u w:val="none"/>
-          <w:lang w:val="en-US"/>
-        </w:rPr>
-      </w:pPr>
-      <w:r>
-        <w:rPr>
-          <w:rStyle w:val="Hyperlink"/>
-          <w:color w:val="auto"/>
-          <w:u w:val="none"/>
-          <w:lang w:val="en-US"/>
-        </w:rPr>
-        <w:t xml:space="preserve">9.5 – </w:t>
-      </w:r>
-      <w:r>
-        <w:rPr>
-          <w:rStyle w:val="Hyperlink"/>
-          <w:color w:val="auto"/>
-          <w:u w:val="none"/>
-          <w:lang w:val="en-US"/>
-        </w:rPr>
-        <w:t>11.5 Giờ, 10/9/2023?</w:t>
-      </w:r>
-    </w:p>
-    <w:p>
-      <w:pPr>
-        <w:pStyle w:val="ListParagraph"/>
-        <w:numPr>
-          <w:ilvl w:val="0"/>
-          <w:numId w:val="2"/>
-        </w:numPr>
-        <w:rPr>
-          <w:rStyle w:val="Hyperlink"/>
-          <w:color w:val="auto"/>
-          <w:u w:val="none"/>
-          <w:lang w:val="en-US"/>
-        </w:rPr>
-      </w:pPr>
-      <w:r>
-        <w:rPr>
-          <w:rStyle w:val="Hyperlink"/>
-          <w:color w:val="auto"/>
-          <w:u w:val="none"/>
-          <w:lang w:val="en-US"/>
-        </w:rPr>
-        <w:t>Chào mừng tân sinh viên</w:t>
-      </w:r>
-    </w:p>
-    <w:p>
-      <w:pPr>
-        <w:rPr>
-          <w:lang w:val="en-US"/>
-        </w:rPr>
-      </w:pPr>
-    </w:p>
-    <w:p>
-      <w:pPr>
-        <w:rPr>
-          <w:lang w:val="en-US"/>
-        </w:rPr>
-      </w:pPr>
-      <w:r>
-        <w:rPr>
-          <w:lang w:val="en-US"/>
-        </w:rPr>
-        <w:t>Nhiệm vụ 1: tham dự hội thảo học thuật</w:t>
-      </w:r>
-    </w:p>
-    <w:p>
-      <w:pPr>
-        <w:rPr>
-          <w:lang w:val="en-US"/>
-        </w:rPr>
-      </w:pPr>
-      <w:r>
-        <w:rPr>
-          <w:lang w:val="en-US"/>
-        </w:rPr>
-        <w:t>Nhiệm vụ 2: ĐTB học kỳ &gt;= 8</w:t>
-      </w:r>
-    </w:p>
-    <w:p>
-      <w:pPr>
-        <w:rPr>
-          <w:lang w:val="en-US"/>
-        </w:rPr>
-      </w:pPr>
-      <w:r>
-        <w:rPr>
-          <w:lang w:val="en-US"/>
-        </w:rPr>
-        <w:t>Nhiệm vụ 3: Tham gia full hoạt động của trường lớp</w:t>
-      </w:r>
-    </w:p>
-    <w:p>
-      <w:pPr>
-        <w:rPr>
-          <w:lang w:val="en-US"/>
-        </w:rPr>
-      </w:pPr>
-      <w:r>
-        <w:rPr>
-          <w:lang w:val="en-US"/>
-        </w:rPr>
-        <w:t>Nhiệm vụ 4: hiến máu</w:t>
-      </w:r>
-    </w:p>
-    <w:p>
-      <w:pPr>
-        <w:rPr>
-          <w:lang w:val="en-US"/>
-        </w:rPr>
-      </w:pPr>
-      <w:r>
-        <w:rPr>
-          <w:lang w:val="en-US"/>
-        </w:rPr>
-        <w:t>Nhiệm vụ 5: tham gia sinh hoạt lớp đầy đủ</w:t>
-      </w:r>
+          <w:lang w:val="en-US"/>
+        </w:rPr>
+      </w:pPr>
+      <w:r>
+        <w:rPr>
+          <w:lang w:val="en-US"/>
+        </w:rPr>
+        <w:t xml:space="preserve">15 </w:t>
+      </w:r>
+      <w:proofErr w:type="spellStart"/>
+      <w:r>
+        <w:rPr>
+          <w:lang w:val="en-US"/>
+        </w:rPr>
+        <w:t>ngày</w:t>
+      </w:r>
+      <w:proofErr w:type="spellEnd"/>
+      <w:r>
+        <w:rPr>
+          <w:lang w:val="en-US"/>
+        </w:rPr>
+        <w:t xml:space="preserve"> CTXH</w:t>
+      </w:r>
+    </w:p>
+    <w:p>
+      <w:pPr>
+        <w:rPr>
+          <w:lang w:val="en-US"/>
+        </w:rPr>
+      </w:pPr>
+    </w:p>
+    <w:p>
+      <w:pPr>
+        <w:rPr>
+          <w:lang w:val="en-US"/>
+        </w:rPr>
+      </w:pPr>
+      <w:proofErr w:type="spellStart"/>
+      <w:r>
+        <w:rPr>
+          <w:lang w:val="en-US"/>
+        </w:rPr>
+        <w:t>Nhiệm</w:t>
+      </w:r>
+      <w:proofErr w:type="spellEnd"/>
+      <w:r>
+        <w:rPr>
+          <w:lang w:val="en-US"/>
+        </w:rPr>
+        <w:t xml:space="preserve"> </w:t>
+      </w:r>
+      <w:proofErr w:type="spellStart"/>
+      <w:r>
+        <w:rPr>
+          <w:lang w:val="en-US"/>
+        </w:rPr>
+        <w:t>vụ</w:t>
+      </w:r>
+      <w:proofErr w:type="spellEnd"/>
+      <w:r>
+        <w:rPr>
+          <w:lang w:val="en-US"/>
+        </w:rPr>
+        <w:t xml:space="preserve"> 1: </w:t>
+      </w:r>
+      <w:proofErr w:type="spellStart"/>
+      <w:r>
+        <w:rPr>
+          <w:lang w:val="en-US"/>
+        </w:rPr>
+        <w:t>tham</w:t>
+      </w:r>
+      <w:proofErr w:type="spellEnd"/>
+      <w:r>
+        <w:rPr>
+          <w:lang w:val="en-US"/>
+        </w:rPr>
+        <w:t xml:space="preserve"> </w:t>
+      </w:r>
+      <w:proofErr w:type="spellStart"/>
+      <w:r>
+        <w:rPr>
+          <w:lang w:val="en-US"/>
+        </w:rPr>
+        <w:t>dự</w:t>
+      </w:r>
+      <w:proofErr w:type="spellEnd"/>
+      <w:r>
+        <w:rPr>
+          <w:lang w:val="en-US"/>
+        </w:rPr>
+        <w:t xml:space="preserve"> </w:t>
+      </w:r>
+      <w:proofErr w:type="spellStart"/>
+      <w:r>
+        <w:rPr>
+          <w:lang w:val="en-US"/>
+        </w:rPr>
+        <w:t>hội</w:t>
+      </w:r>
+      <w:proofErr w:type="spellEnd"/>
+      <w:r>
+        <w:rPr>
+          <w:lang w:val="en-US"/>
+        </w:rPr>
+        <w:t xml:space="preserve"> </w:t>
+      </w:r>
+      <w:proofErr w:type="spellStart"/>
+      <w:r>
+        <w:rPr>
+          <w:lang w:val="en-US"/>
+        </w:rPr>
+        <w:t>thảo</w:t>
+      </w:r>
+      <w:proofErr w:type="spellEnd"/>
+      <w:r>
+        <w:rPr>
+          <w:lang w:val="en-US"/>
+        </w:rPr>
+        <w:t xml:space="preserve"> </w:t>
+      </w:r>
+      <w:proofErr w:type="spellStart"/>
+      <w:r>
+        <w:rPr>
+          <w:lang w:val="en-US"/>
+        </w:rPr>
+        <w:t>học</w:t>
+      </w:r>
+      <w:proofErr w:type="spellEnd"/>
+      <w:r>
+        <w:rPr>
+          <w:lang w:val="en-US"/>
+        </w:rPr>
+        <w:t xml:space="preserve"> </w:t>
+      </w:r>
+      <w:proofErr w:type="spellStart"/>
+      <w:r>
+        <w:rPr>
+          <w:lang w:val="en-US"/>
+        </w:rPr>
+        <w:t>thuật</w:t>
+      </w:r>
+      <w:proofErr w:type="spellEnd"/>
+    </w:p>
+    <w:p>
+      <w:pPr>
+        <w:rPr>
+          <w:lang w:val="en-US"/>
+        </w:rPr>
+      </w:pPr>
+      <w:proofErr w:type="spellStart"/>
+      <w:r>
+        <w:rPr>
+          <w:lang w:val="en-US"/>
+        </w:rPr>
+        <w:t>Nhiệm</w:t>
+      </w:r>
+      <w:proofErr w:type="spellEnd"/>
+      <w:r>
+        <w:rPr>
+          <w:lang w:val="en-US"/>
+        </w:rPr>
+        <w:t xml:space="preserve"> </w:t>
+      </w:r>
+      <w:proofErr w:type="spellStart"/>
+      <w:r>
+        <w:rPr>
+          <w:lang w:val="en-US"/>
+        </w:rPr>
+        <w:t>vụ</w:t>
+      </w:r>
+      <w:proofErr w:type="spellEnd"/>
+      <w:r>
+        <w:rPr>
+          <w:lang w:val="en-US"/>
+        </w:rPr>
+        <w:t xml:space="preserve"> 2: ĐTB </w:t>
+      </w:r>
+      <w:proofErr w:type="spellStart"/>
+      <w:r>
+        <w:rPr>
+          <w:lang w:val="en-US"/>
+        </w:rPr>
+        <w:t>học</w:t>
+      </w:r>
+      <w:proofErr w:type="spellEnd"/>
+      <w:r>
+        <w:rPr>
+          <w:lang w:val="en-US"/>
+        </w:rPr>
+        <w:t xml:space="preserve"> </w:t>
+      </w:r>
+      <w:proofErr w:type="spellStart"/>
+      <w:r>
+        <w:rPr>
+          <w:lang w:val="en-US"/>
+        </w:rPr>
+        <w:t>kỳ</w:t>
+      </w:r>
+      <w:proofErr w:type="spellEnd"/>
+      <w:r>
+        <w:rPr>
+          <w:lang w:val="en-US"/>
+        </w:rPr>
+        <w:t xml:space="preserve"> &gt;= 8</w:t>
+      </w:r>
+    </w:p>
+    <w:p>
+      <w:pPr>
+        <w:rPr>
+          <w:lang w:val="en-US"/>
+        </w:rPr>
+      </w:pPr>
+      <w:proofErr w:type="spellStart"/>
+      <w:r>
+        <w:rPr>
+          <w:lang w:val="en-US"/>
+        </w:rPr>
+        <w:t>Nhiệm</w:t>
+      </w:r>
+      <w:proofErr w:type="spellEnd"/>
+      <w:r>
+        <w:rPr>
+          <w:lang w:val="en-US"/>
+        </w:rPr>
+        <w:t xml:space="preserve"> </w:t>
+      </w:r>
+      <w:proofErr w:type="spellStart"/>
+      <w:r>
+        <w:rPr>
+          <w:lang w:val="en-US"/>
+        </w:rPr>
+        <w:t>vụ</w:t>
+      </w:r>
+      <w:proofErr w:type="spellEnd"/>
+      <w:r>
+        <w:rPr>
+          <w:lang w:val="en-US"/>
+        </w:rPr>
+        <w:t xml:space="preserve"> 3: Tham </w:t>
+      </w:r>
+      <w:proofErr w:type="spellStart"/>
+      <w:r>
+        <w:rPr>
+          <w:lang w:val="en-US"/>
+        </w:rPr>
+        <w:t>gia</w:t>
+      </w:r>
+      <w:proofErr w:type="spellEnd"/>
+      <w:r>
+        <w:rPr>
+          <w:lang w:val="en-US"/>
+        </w:rPr>
+        <w:t xml:space="preserve"> full </w:t>
+      </w:r>
+      <w:proofErr w:type="spellStart"/>
+      <w:r>
+        <w:rPr>
+          <w:lang w:val="en-US"/>
+        </w:rPr>
+        <w:t>hoạt</w:t>
+      </w:r>
+      <w:proofErr w:type="spellEnd"/>
+      <w:r>
+        <w:rPr>
+          <w:lang w:val="en-US"/>
+        </w:rPr>
+        <w:t xml:space="preserve"> </w:t>
+      </w:r>
+      <w:proofErr w:type="spellStart"/>
+      <w:r>
+        <w:rPr>
+          <w:lang w:val="en-US"/>
+        </w:rPr>
+        <w:t>động</w:t>
+      </w:r>
+      <w:proofErr w:type="spellEnd"/>
+      <w:r>
+        <w:rPr>
+          <w:lang w:val="en-US"/>
+        </w:rPr>
+        <w:t xml:space="preserve"> </w:t>
+      </w:r>
+      <w:proofErr w:type="spellStart"/>
+      <w:r>
+        <w:rPr>
+          <w:lang w:val="en-US"/>
+        </w:rPr>
+        <w:t>của</w:t>
+      </w:r>
+      <w:proofErr w:type="spellEnd"/>
+      <w:r>
+        <w:rPr>
+          <w:lang w:val="en-US"/>
+        </w:rPr>
+        <w:t xml:space="preserve"> </w:t>
+      </w:r>
+      <w:proofErr w:type="spellStart"/>
+      <w:r>
+        <w:rPr>
+          <w:lang w:val="en-US"/>
+        </w:rPr>
+        <w:t>trường</w:t>
+      </w:r>
+      <w:proofErr w:type="spellEnd"/>
+      <w:r>
+        <w:rPr>
+          <w:lang w:val="en-US"/>
+        </w:rPr>
+        <w:t xml:space="preserve"> </w:t>
+      </w:r>
+      <w:proofErr w:type="spellStart"/>
+      <w:r>
+        <w:rPr>
+          <w:lang w:val="en-US"/>
+        </w:rPr>
+        <w:t>lớp</w:t>
+      </w:r>
+      <w:proofErr w:type="spellEnd"/>
+    </w:p>
+    <w:p>
+      <w:pPr>
+        <w:rPr>
+          <w:lang w:val="en-US"/>
+        </w:rPr>
+      </w:pPr>
+      <w:proofErr w:type="spellStart"/>
+      <w:r>
+        <w:rPr>
+          <w:lang w:val="en-US"/>
+        </w:rPr>
+        <w:t>Nhiệm</w:t>
+      </w:r>
+      <w:proofErr w:type="spellEnd"/>
+      <w:r>
+        <w:rPr>
+          <w:lang w:val="en-US"/>
+        </w:rPr>
+        <w:t xml:space="preserve"> </w:t>
+      </w:r>
+      <w:proofErr w:type="spellStart"/>
+      <w:r>
+        <w:rPr>
+          <w:lang w:val="en-US"/>
+        </w:rPr>
+        <w:t>vụ</w:t>
+      </w:r>
+      <w:proofErr w:type="spellEnd"/>
+      <w:r>
+        <w:rPr>
+          <w:lang w:val="en-US"/>
+        </w:rPr>
+        <w:t xml:space="preserve"> 4: </w:t>
+      </w:r>
+      <w:proofErr w:type="spellStart"/>
+      <w:r>
+        <w:rPr>
+          <w:lang w:val="en-US"/>
+        </w:rPr>
+        <w:t>hiến</w:t>
+      </w:r>
+      <w:proofErr w:type="spellEnd"/>
+      <w:r>
+        <w:rPr>
+          <w:lang w:val="en-US"/>
+        </w:rPr>
+        <w:t xml:space="preserve"> </w:t>
+      </w:r>
+      <w:proofErr w:type="spellStart"/>
+      <w:r>
+        <w:rPr>
+          <w:lang w:val="en-US"/>
+        </w:rPr>
+        <w:t>máu</w:t>
+      </w:r>
+      <w:proofErr w:type="spellEnd"/>
+    </w:p>
+    <w:p>
+      <w:pPr>
+        <w:rPr>
+          <w:lang w:val="en-US"/>
+        </w:rPr>
+      </w:pPr>
+      <w:proofErr w:type="spellStart"/>
+      <w:r>
+        <w:rPr>
+          <w:lang w:val="en-US"/>
+        </w:rPr>
+        <w:t>Nhiệm</w:t>
+      </w:r>
+      <w:proofErr w:type="spellEnd"/>
+      <w:r>
+        <w:rPr>
+          <w:lang w:val="en-US"/>
+        </w:rPr>
+        <w:t xml:space="preserve"> </w:t>
+      </w:r>
+      <w:proofErr w:type="spellStart"/>
+      <w:r>
+        <w:rPr>
+          <w:lang w:val="en-US"/>
+        </w:rPr>
+        <w:t>vụ</w:t>
+      </w:r>
+      <w:proofErr w:type="spellEnd"/>
+      <w:r>
+        <w:rPr>
+          <w:lang w:val="en-US"/>
+        </w:rPr>
+        <w:t xml:space="preserve"> 5: </w:t>
+      </w:r>
+      <w:proofErr w:type="spellStart"/>
+      <w:r>
+        <w:rPr>
+          <w:lang w:val="en-US"/>
+        </w:rPr>
+        <w:t>tham</w:t>
+      </w:r>
+      <w:proofErr w:type="spellEnd"/>
+      <w:r>
+        <w:rPr>
+          <w:lang w:val="en-US"/>
+        </w:rPr>
+        <w:t xml:space="preserve"> </w:t>
+      </w:r>
+      <w:proofErr w:type="spellStart"/>
+      <w:r>
+        <w:rPr>
+          <w:lang w:val="en-US"/>
+        </w:rPr>
+        <w:t>gia</w:t>
+      </w:r>
+      <w:proofErr w:type="spellEnd"/>
+      <w:r>
+        <w:rPr>
+          <w:lang w:val="en-US"/>
+        </w:rPr>
+        <w:t xml:space="preserve"> </w:t>
+      </w:r>
+      <w:proofErr w:type="spellStart"/>
+      <w:r>
+        <w:rPr>
+          <w:lang w:val="en-US"/>
+        </w:rPr>
+        <w:t>sinh</w:t>
+      </w:r>
+      <w:proofErr w:type="spellEnd"/>
+      <w:r>
+        <w:rPr>
+          <w:lang w:val="en-US"/>
+        </w:rPr>
+        <w:t xml:space="preserve"> </w:t>
+      </w:r>
+      <w:proofErr w:type="spellStart"/>
+      <w:r>
+        <w:rPr>
+          <w:lang w:val="en-US"/>
+        </w:rPr>
+        <w:t>hoạt</w:t>
+      </w:r>
+      <w:proofErr w:type="spellEnd"/>
+      <w:r>
+        <w:rPr>
+          <w:lang w:val="en-US"/>
+        </w:rPr>
+        <w:t xml:space="preserve"> </w:t>
+      </w:r>
+      <w:proofErr w:type="spellStart"/>
+      <w:r>
+        <w:rPr>
+          <w:lang w:val="en-US"/>
+        </w:rPr>
+        <w:t>lớp</w:t>
+      </w:r>
+      <w:proofErr w:type="spellEnd"/>
+      <w:r>
+        <w:rPr>
+          <w:lang w:val="en-US"/>
+        </w:rPr>
+        <w:t xml:space="preserve"> </w:t>
+      </w:r>
+      <w:proofErr w:type="spellStart"/>
+      <w:r>
+        <w:rPr>
+          <w:lang w:val="en-US"/>
+        </w:rPr>
+        <w:t>đầy</w:t>
+      </w:r>
+      <w:proofErr w:type="spellEnd"/>
+      <w:r>
+        <w:rPr>
+          <w:lang w:val="en-US"/>
+        </w:rPr>
+        <w:t xml:space="preserve"> </w:t>
+      </w:r>
+      <w:proofErr w:type="spellStart"/>
+      <w:r>
+        <w:rPr>
+          <w:lang w:val="en-US"/>
+        </w:rPr>
+        <w:t>đủ</w:t>
+      </w:r>
+      <w:proofErr w:type="spellEnd"/>
     </w:p>
     <w:p>
       <w:pPr>
@@ -1029,8 +4122,8 @@
 </file>
 
 <file path=word/numbering.xml><?xml version="1.0" encoding="utf-8"?>
-<w:numbering xmlns:wpc="http://schemas.microsoft.com/office/word/2010/wordprocessingCanvas" xmlns:mc="http://schemas.openxmlformats.org/markup-compatibility/2006" xmlns:o="urn:schemas-microsoft-com:office:office" xmlns:r="http://schemas.openxmlformats.org/officeDocument/2006/relationships" xmlns:m="http://schemas.openxmlformats.org/officeDocument/2006/math" xmlns:v="urn:schemas-microsoft-com:vml" xmlns:wp14="http://schemas.microsoft.com/office/word/2010/wordprocessingDrawing" xmlns:wp="http://schemas.openxmlformats.org/drawingml/2006/wordprocessingDrawing" xmlns:w10="urn:schemas-microsoft-com:office:word" xmlns:w="http://schemas.openxmlformats.org/wordprocessingml/2006/main" xmlns:w14="http://schemas.microsoft.com/office/word/2010/wordml" xmlns:wpg="http://schemas.microsoft.com/office/word/2010/wordprocessingGroup" xmlns:wpi="http://schemas.microsoft.com/office/word/2010/wordprocessingInk" xmlns:wne="http://schemas.microsoft.com/office/word/2006/wordml" xmlns:wps="http://schemas.microsoft.com/office/word/2010/wordprocessingShape" mc:Ignorable="w14 wp14">
-  <w:abstractNum w:abstractNumId="0">
+<w:numbering xmlns:wpc="http://schemas.microsoft.com/office/word/2010/wordprocessingCanvas" xmlns:cx="http://schemas.microsoft.com/office/drawing/2014/chartex" xmlns:cx1="http://schemas.microsoft.com/office/drawing/2015/9/8/chartex" xmlns:cx2="http://schemas.microsoft.com/office/drawing/2015/10/21/chartex" xmlns:cx3="http://schemas.microsoft.com/office/drawing/2016/5/9/chartex" xmlns:cx4="http://schemas.microsoft.com/office/drawing/2016/5/10/chartex" xmlns:cx5="http://schemas.microsoft.com/office/drawing/2016/5/11/chartex" xmlns:cx6="http://schemas.microsoft.com/office/drawing/2016/5/12/chartex" xmlns:cx7="http://schemas.microsoft.com/office/drawing/2016/5/13/chartex" xmlns:cx8="http://schemas.microsoft.com/office/drawing/2016/5/14/chartex" xmlns:mc="http://schemas.openxmlformats.org/markup-compatibility/2006" xmlns:aink="http://schemas.microsoft.com/office/drawing/2016/ink" xmlns:am3d="http://schemas.microsoft.com/office/drawing/2017/model3d" xmlns:o="urn:schemas-microsoft-com:office:office" xmlns:oel="http://schemas.microsoft.com/office/2019/extlst" xmlns:r="http://schemas.openxmlformats.org/officeDocument/2006/relationships" xmlns:m="http://schemas.openxmlformats.org/officeDocument/2006/math" xmlns:v="urn:schemas-microsoft-com:vml" xmlns:wp14="http://schemas.microsoft.com/office/word/2010/wordprocessingDrawing" xmlns:wp="http://schemas.openxmlformats.org/drawingml/2006/wordprocessingDrawing" xmlns:w10="urn:schemas-microsoft-com:office:word" xmlns:w="http://schemas.openxmlformats.org/wordprocessingml/2006/main" xmlns:w14="http://schemas.microsoft.com/office/word/2010/wordml" xmlns:w15="http://schemas.microsoft.com/office/word/2012/wordml" xmlns:w16cex="http://schemas.microsoft.com/office/word/2018/wordml/cex" xmlns:w16cid="http://schemas.microsoft.com/office/word/2016/wordml/cid" xmlns:w16="http://schemas.microsoft.com/office/word/2018/wordml" xmlns:w16sdtdh="http://schemas.microsoft.com/office/word/2020/wordml/sdtdatahash" xmlns:w16se="http://schemas.microsoft.com/office/word/2015/wordml/symex" xmlns:wpg="http://schemas.microsoft.com/office/word/2010/wordprocessingGroup" xmlns:wpi="http://schemas.microsoft.com/office/word/2010/wordprocessingInk" xmlns:wne="http://schemas.microsoft.com/office/word/2006/wordml" xmlns:wps="http://schemas.microsoft.com/office/word/2010/wordprocessingShape" mc:Ignorable="w14 w15 w16se w16cid w16 w16cex w16sdtdh wp14">
+  <w:abstractNum w:abstractNumId="0" w15:restartNumberingAfterBreak="0">
     <w:nsid w:val="0BD05788"/>
     <w:multiLevelType w:val="hybridMultilevel"/>
     <w:tmpl w:val="A55422E4"/>
@@ -1119,7 +4212,7 @@
       </w:pPr>
     </w:lvl>
   </w:abstractNum>
-  <w:abstractNum w:abstractNumId="1">
+  <w:abstractNum w:abstractNumId="1" w15:restartNumberingAfterBreak="0">
     <w:nsid w:val="0D6214D5"/>
     <w:multiLevelType w:val="hybridMultilevel"/>
     <w:tmpl w:val="0B506C1A"/>
@@ -1208,7 +4301,96 @@
       </w:pPr>
     </w:lvl>
   </w:abstractNum>
-  <w:abstractNum w:abstractNumId="2">
+  <w:abstractNum w:abstractNumId="2" w15:restartNumberingAfterBreak="0">
+    <w:nsid w:val="22526689"/>
+    <w:multiLevelType w:val="hybridMultilevel"/>
+    <w:tmpl w:val="05D86906"/>
+    <w:lvl w:ilvl="0" w:tplc="37B215AE">
+      <w:start w:val="1"/>
+      <w:numFmt w:val="decimal"/>
+      <w:lvlText w:val="%1."/>
+      <w:lvlJc w:val="left"/>
+      <w:pPr>
+        <w:ind w:left="1080" w:hanging="360"/>
+      </w:pPr>
+      <w:rPr>
+        <w:rFonts w:hint="default"/>
+      </w:rPr>
+    </w:lvl>
+    <w:lvl w:ilvl="1" w:tplc="04090019" w:tentative="1">
+      <w:start w:val="1"/>
+      <w:numFmt w:val="lowerLetter"/>
+      <w:lvlText w:val="%2."/>
+      <w:lvlJc w:val="left"/>
+      <w:pPr>
+        <w:ind w:left="1800" w:hanging="360"/>
+      </w:pPr>
+    </w:lvl>
+    <w:lvl w:ilvl="2" w:tplc="0409001B" w:tentative="1">
+      <w:start w:val="1"/>
+      <w:numFmt w:val="lowerRoman"/>
+      <w:lvlText w:val="%3."/>
+      <w:lvlJc w:val="right"/>
+      <w:pPr>
+        <w:ind w:left="2520" w:hanging="180"/>
+      </w:pPr>
+    </w:lvl>
+    <w:lvl w:ilvl="3" w:tplc="0409000F" w:tentative="1">
+      <w:start w:val="1"/>
+      <w:numFmt w:val="decimal"/>
+      <w:lvlText w:val="%4."/>
+      <w:lvlJc w:val="left"/>
+      <w:pPr>
+        <w:ind w:left="3240" w:hanging="360"/>
+      </w:pPr>
+    </w:lvl>
+    <w:lvl w:ilvl="4" w:tplc="04090019" w:tentative="1">
+      <w:start w:val="1"/>
+      <w:numFmt w:val="lowerLetter"/>
+      <w:lvlText w:val="%5."/>
+      <w:lvlJc w:val="left"/>
+      <w:pPr>
+        <w:ind w:left="3960" w:hanging="360"/>
+      </w:pPr>
+    </w:lvl>
+    <w:lvl w:ilvl="5" w:tplc="0409001B" w:tentative="1">
+      <w:start w:val="1"/>
+      <w:numFmt w:val="lowerRoman"/>
+      <w:lvlText w:val="%6."/>
+      <w:lvlJc w:val="right"/>
+      <w:pPr>
+        <w:ind w:left="4680" w:hanging="180"/>
+      </w:pPr>
+    </w:lvl>
+    <w:lvl w:ilvl="6" w:tplc="0409000F" w:tentative="1">
+      <w:start w:val="1"/>
+      <w:numFmt w:val="decimal"/>
+      <w:lvlText w:val="%7."/>
+      <w:lvlJc w:val="left"/>
+      <w:pPr>
+        <w:ind w:left="5400" w:hanging="360"/>
+      </w:pPr>
+    </w:lvl>
+    <w:lvl w:ilvl="7" w:tplc="04090019" w:tentative="1">
+      <w:start w:val="1"/>
+      <w:numFmt w:val="lowerLetter"/>
+      <w:lvlText w:val="%8."/>
+      <w:lvlJc w:val="left"/>
+      <w:pPr>
+        <w:ind w:left="6120" w:hanging="360"/>
+      </w:pPr>
+    </w:lvl>
+    <w:lvl w:ilvl="8" w:tplc="0409001B" w:tentative="1">
+      <w:start w:val="1"/>
+      <w:numFmt w:val="lowerRoman"/>
+      <w:lvlText w:val="%9."/>
+      <w:lvlJc w:val="right"/>
+      <w:pPr>
+        <w:ind w:left="6840" w:hanging="180"/>
+      </w:pPr>
+    </w:lvl>
+  </w:abstractNum>
+  <w:abstractNum w:abstractNumId="3" w15:restartNumberingAfterBreak="0">
     <w:nsid w:val="3AC31947"/>
     <w:multiLevelType w:val="hybridMultilevel"/>
     <w:tmpl w:val="6928B5F6"/>
@@ -1321,7 +4503,7 @@
       </w:rPr>
     </w:lvl>
   </w:abstractNum>
-  <w:abstractNum w:abstractNumId="3">
+  <w:abstractNum w:abstractNumId="4" w15:restartNumberingAfterBreak="0">
     <w:nsid w:val="5FD36F8F"/>
     <w:multiLevelType w:val="hybridMultilevel"/>
     <w:tmpl w:val="9D52F7E0"/>
@@ -1410,23 +4592,302 @@
       </w:pPr>
     </w:lvl>
   </w:abstractNum>
-  <w:num w:numId="1">
+  <w:abstractNum w:abstractNumId="5" w15:restartNumberingAfterBreak="0">
+    <w:nsid w:val="656D481F"/>
+    <w:multiLevelType w:val="hybridMultilevel"/>
+    <w:tmpl w:val="68CA9CD6"/>
+    <w:lvl w:ilvl="0" w:tplc="917A849A">
+      <w:start w:val="1"/>
+      <w:numFmt w:val="decimal"/>
+      <w:lvlText w:val="%1."/>
+      <w:lvlJc w:val="left"/>
+      <w:pPr>
+        <w:ind w:left="1080" w:hanging="360"/>
+      </w:pPr>
+      <w:rPr>
+        <w:rFonts w:hint="default"/>
+      </w:rPr>
+    </w:lvl>
+    <w:lvl w:ilvl="1" w:tplc="04090019" w:tentative="1">
+      <w:start w:val="1"/>
+      <w:numFmt w:val="lowerLetter"/>
+      <w:lvlText w:val="%2."/>
+      <w:lvlJc w:val="left"/>
+      <w:pPr>
+        <w:ind w:left="1800" w:hanging="360"/>
+      </w:pPr>
+    </w:lvl>
+    <w:lvl w:ilvl="2" w:tplc="0409001B" w:tentative="1">
+      <w:start w:val="1"/>
+      <w:numFmt w:val="lowerRoman"/>
+      <w:lvlText w:val="%3."/>
+      <w:lvlJc w:val="right"/>
+      <w:pPr>
+        <w:ind w:left="2520" w:hanging="180"/>
+      </w:pPr>
+    </w:lvl>
+    <w:lvl w:ilvl="3" w:tplc="0409000F" w:tentative="1">
+      <w:start w:val="1"/>
+      <w:numFmt w:val="decimal"/>
+      <w:lvlText w:val="%4."/>
+      <w:lvlJc w:val="left"/>
+      <w:pPr>
+        <w:ind w:left="3240" w:hanging="360"/>
+      </w:pPr>
+    </w:lvl>
+    <w:lvl w:ilvl="4" w:tplc="04090019" w:tentative="1">
+      <w:start w:val="1"/>
+      <w:numFmt w:val="lowerLetter"/>
+      <w:lvlText w:val="%5."/>
+      <w:lvlJc w:val="left"/>
+      <w:pPr>
+        <w:ind w:left="3960" w:hanging="360"/>
+      </w:pPr>
+    </w:lvl>
+    <w:lvl w:ilvl="5" w:tplc="0409001B" w:tentative="1">
+      <w:start w:val="1"/>
+      <w:numFmt w:val="lowerRoman"/>
+      <w:lvlText w:val="%6."/>
+      <w:lvlJc w:val="right"/>
+      <w:pPr>
+        <w:ind w:left="4680" w:hanging="180"/>
+      </w:pPr>
+    </w:lvl>
+    <w:lvl w:ilvl="6" w:tplc="0409000F" w:tentative="1">
+      <w:start w:val="1"/>
+      <w:numFmt w:val="decimal"/>
+      <w:lvlText w:val="%7."/>
+      <w:lvlJc w:val="left"/>
+      <w:pPr>
+        <w:ind w:left="5400" w:hanging="360"/>
+      </w:pPr>
+    </w:lvl>
+    <w:lvl w:ilvl="7" w:tplc="04090019" w:tentative="1">
+      <w:start w:val="1"/>
+      <w:numFmt w:val="lowerLetter"/>
+      <w:lvlText w:val="%8."/>
+      <w:lvlJc w:val="left"/>
+      <w:pPr>
+        <w:ind w:left="6120" w:hanging="360"/>
+      </w:pPr>
+    </w:lvl>
+    <w:lvl w:ilvl="8" w:tplc="0409001B" w:tentative="1">
+      <w:start w:val="1"/>
+      <w:numFmt w:val="lowerRoman"/>
+      <w:lvlText w:val="%9."/>
+      <w:lvlJc w:val="right"/>
+      <w:pPr>
+        <w:ind w:left="6840" w:hanging="180"/>
+      </w:pPr>
+    </w:lvl>
+  </w:abstractNum>
+  <w:abstractNum w:abstractNumId="6" w15:restartNumberingAfterBreak="0">
+    <w:nsid w:val="7145461B"/>
+    <w:multiLevelType w:val="hybridMultilevel"/>
+    <w:tmpl w:val="16DEC1EA"/>
+    <w:lvl w:ilvl="0" w:tplc="DFBE243A">
+      <w:start w:val="1"/>
+      <w:numFmt w:val="decimal"/>
+      <w:lvlText w:val="%1."/>
+      <w:lvlJc w:val="left"/>
+      <w:pPr>
+        <w:ind w:left="1080" w:hanging="360"/>
+      </w:pPr>
+      <w:rPr>
+        <w:rFonts w:hint="default"/>
+      </w:rPr>
+    </w:lvl>
+    <w:lvl w:ilvl="1" w:tplc="04090019" w:tentative="1">
+      <w:start w:val="1"/>
+      <w:numFmt w:val="lowerLetter"/>
+      <w:lvlText w:val="%2."/>
+      <w:lvlJc w:val="left"/>
+      <w:pPr>
+        <w:ind w:left="1800" w:hanging="360"/>
+      </w:pPr>
+    </w:lvl>
+    <w:lvl w:ilvl="2" w:tplc="0409001B" w:tentative="1">
+      <w:start w:val="1"/>
+      <w:numFmt w:val="lowerRoman"/>
+      <w:lvlText w:val="%3."/>
+      <w:lvlJc w:val="right"/>
+      <w:pPr>
+        <w:ind w:left="2520" w:hanging="180"/>
+      </w:pPr>
+    </w:lvl>
+    <w:lvl w:ilvl="3" w:tplc="0409000F" w:tentative="1">
+      <w:start w:val="1"/>
+      <w:numFmt w:val="decimal"/>
+      <w:lvlText w:val="%4."/>
+      <w:lvlJc w:val="left"/>
+      <w:pPr>
+        <w:ind w:left="3240" w:hanging="360"/>
+      </w:pPr>
+    </w:lvl>
+    <w:lvl w:ilvl="4" w:tplc="04090019" w:tentative="1">
+      <w:start w:val="1"/>
+      <w:numFmt w:val="lowerLetter"/>
+      <w:lvlText w:val="%5."/>
+      <w:lvlJc w:val="left"/>
+      <w:pPr>
+        <w:ind w:left="3960" w:hanging="360"/>
+      </w:pPr>
+    </w:lvl>
+    <w:lvl w:ilvl="5" w:tplc="0409001B" w:tentative="1">
+      <w:start w:val="1"/>
+      <w:numFmt w:val="lowerRoman"/>
+      <w:lvlText w:val="%6."/>
+      <w:lvlJc w:val="right"/>
+      <w:pPr>
+        <w:ind w:left="4680" w:hanging="180"/>
+      </w:pPr>
+    </w:lvl>
+    <w:lvl w:ilvl="6" w:tplc="0409000F" w:tentative="1">
+      <w:start w:val="1"/>
+      <w:numFmt w:val="decimal"/>
+      <w:lvlText w:val="%7."/>
+      <w:lvlJc w:val="left"/>
+      <w:pPr>
+        <w:ind w:left="5400" w:hanging="360"/>
+      </w:pPr>
+    </w:lvl>
+    <w:lvl w:ilvl="7" w:tplc="04090019" w:tentative="1">
+      <w:start w:val="1"/>
+      <w:numFmt w:val="lowerLetter"/>
+      <w:lvlText w:val="%8."/>
+      <w:lvlJc w:val="left"/>
+      <w:pPr>
+        <w:ind w:left="6120" w:hanging="360"/>
+      </w:pPr>
+    </w:lvl>
+    <w:lvl w:ilvl="8" w:tplc="0409001B" w:tentative="1">
+      <w:start w:val="1"/>
+      <w:numFmt w:val="lowerRoman"/>
+      <w:lvlText w:val="%9."/>
+      <w:lvlJc w:val="right"/>
+      <w:pPr>
+        <w:ind w:left="6840" w:hanging="180"/>
+      </w:pPr>
+    </w:lvl>
+  </w:abstractNum>
+  <w:abstractNum w:abstractNumId="7" w15:restartNumberingAfterBreak="0">
+    <w:nsid w:val="73C3438B"/>
+    <w:multiLevelType w:val="hybridMultilevel"/>
+    <w:tmpl w:val="B9CA326A"/>
+    <w:lvl w:ilvl="0" w:tplc="24287F80">
+      <w:start w:val="1"/>
+      <w:numFmt w:val="decimal"/>
+      <w:lvlText w:val="%1."/>
+      <w:lvlJc w:val="left"/>
+      <w:pPr>
+        <w:ind w:left="1080" w:hanging="360"/>
+      </w:pPr>
+      <w:rPr>
+        <w:rFonts w:hint="default"/>
+      </w:rPr>
+    </w:lvl>
+    <w:lvl w:ilvl="1" w:tplc="04090019" w:tentative="1">
+      <w:start w:val="1"/>
+      <w:numFmt w:val="lowerLetter"/>
+      <w:lvlText w:val="%2."/>
+      <w:lvlJc w:val="left"/>
+      <w:pPr>
+        <w:ind w:left="1800" w:hanging="360"/>
+      </w:pPr>
+    </w:lvl>
+    <w:lvl w:ilvl="2" w:tplc="0409001B" w:tentative="1">
+      <w:start w:val="1"/>
+      <w:numFmt w:val="lowerRoman"/>
+      <w:lvlText w:val="%3."/>
+      <w:lvlJc w:val="right"/>
+      <w:pPr>
+        <w:ind w:left="2520" w:hanging="180"/>
+      </w:pPr>
+    </w:lvl>
+    <w:lvl w:ilvl="3" w:tplc="0409000F" w:tentative="1">
+      <w:start w:val="1"/>
+      <w:numFmt w:val="decimal"/>
+      <w:lvlText w:val="%4."/>
+      <w:lvlJc w:val="left"/>
+      <w:pPr>
+        <w:ind w:left="3240" w:hanging="360"/>
+      </w:pPr>
+    </w:lvl>
+    <w:lvl w:ilvl="4" w:tplc="04090019" w:tentative="1">
+      <w:start w:val="1"/>
+      <w:numFmt w:val="lowerLetter"/>
+      <w:lvlText w:val="%5."/>
+      <w:lvlJc w:val="left"/>
+      <w:pPr>
+        <w:ind w:left="3960" w:hanging="360"/>
+      </w:pPr>
+    </w:lvl>
+    <w:lvl w:ilvl="5" w:tplc="0409001B" w:tentative="1">
+      <w:start w:val="1"/>
+      <w:numFmt w:val="lowerRoman"/>
+      <w:lvlText w:val="%6."/>
+      <w:lvlJc w:val="right"/>
+      <w:pPr>
+        <w:ind w:left="4680" w:hanging="180"/>
+      </w:pPr>
+    </w:lvl>
+    <w:lvl w:ilvl="6" w:tplc="0409000F" w:tentative="1">
+      <w:start w:val="1"/>
+      <w:numFmt w:val="decimal"/>
+      <w:lvlText w:val="%7."/>
+      <w:lvlJc w:val="left"/>
+      <w:pPr>
+        <w:ind w:left="5400" w:hanging="360"/>
+      </w:pPr>
+    </w:lvl>
+    <w:lvl w:ilvl="7" w:tplc="04090019" w:tentative="1">
+      <w:start w:val="1"/>
+      <w:numFmt w:val="lowerLetter"/>
+      <w:lvlText w:val="%8."/>
+      <w:lvlJc w:val="left"/>
+      <w:pPr>
+        <w:ind w:left="6120" w:hanging="360"/>
+      </w:pPr>
+    </w:lvl>
+    <w:lvl w:ilvl="8" w:tplc="0409001B" w:tentative="1">
+      <w:start w:val="1"/>
+      <w:numFmt w:val="lowerRoman"/>
+      <w:lvlText w:val="%9."/>
+      <w:lvlJc w:val="right"/>
+      <w:pPr>
+        <w:ind w:left="6840" w:hanging="180"/>
+      </w:pPr>
+    </w:lvl>
+  </w:abstractNum>
+  <w:num w:numId="1" w16cid:durableId="453864369">
     <w:abstractNumId w:val="1"/>
   </w:num>
-  <w:num w:numId="2">
+  <w:num w:numId="2" w16cid:durableId="416051566">
+    <w:abstractNumId w:val="3"/>
+  </w:num>
+  <w:num w:numId="3" w16cid:durableId="2088964529">
+    <w:abstractNumId w:val="4"/>
+  </w:num>
+  <w:num w:numId="4" w16cid:durableId="1964573976">
+    <w:abstractNumId w:val="0"/>
+  </w:num>
+  <w:num w:numId="5" w16cid:durableId="1851337983">
+    <w:abstractNumId w:val="6"/>
+  </w:num>
+  <w:num w:numId="6" w16cid:durableId="850606350">
     <w:abstractNumId w:val="2"/>
   </w:num>
-  <w:num w:numId="3">
-    <w:abstractNumId w:val="3"/>
+  <w:num w:numId="7" w16cid:durableId="1338532365">
+    <w:abstractNumId w:val="5"/>
   </w:num>
-  <w:num w:numId="4">
-    <w:abstractNumId w:val="0"/>
+  <w:num w:numId="8" w16cid:durableId="597444692">
+    <w:abstractNumId w:val="7"/>
   </w:num>
 </w:numbering>
 </file>
 
 <file path=word/styles.xml><?xml version="1.0" encoding="utf-8"?>
-<w:styles xmlns:mc="http://schemas.openxmlformats.org/markup-compatibility/2006" xmlns:r="http://schemas.openxmlformats.org/officeDocument/2006/relationships" xmlns:w="http://schemas.openxmlformats.org/wordprocessingml/2006/main" xmlns:w14="http://schemas.microsoft.com/office/word/2010/wordml" mc:Ignorable="w14">
+<w:styles xmlns:mc="http://schemas.openxmlformats.org/markup-compatibility/2006" xmlns:r="http://schemas.openxmlformats.org/officeDocument/2006/relationships" xmlns:w="http://schemas.openxmlformats.org/wordprocessingml/2006/main" xmlns:w14="http://schemas.microsoft.com/office/word/2010/wordml" xmlns:w15="http://schemas.microsoft.com/office/word/2012/wordml" xmlns:w16cex="http://schemas.microsoft.com/office/word/2018/wordml/cex" xmlns:w16cid="http://schemas.microsoft.com/office/word/2016/wordml/cid" xmlns:w16="http://schemas.microsoft.com/office/word/2018/wordml" xmlns:w16sdtdh="http://schemas.microsoft.com/office/word/2020/wordml/sdtdatahash" xmlns:w16se="http://schemas.microsoft.com/office/word/2015/wordml/symex" mc:Ignorable="w14 w15 w16se w16cid w16 w16cex w16sdtdh">
   <w:docDefaults>
     <w:rPrDefault>
       <w:rPr>
@@ -1442,144 +4903,383 @@
       </w:pPr>
     </w:pPrDefault>
   </w:docDefaults>
-  <w:latentStyles w:defLockedState="0" w:defUIPriority="99" w:defSemiHidden="1" w:defUnhideWhenUsed="1" w:defQFormat="0" w:count="267">
-    <w:lsdException w:name="Normal" w:semiHidden="0" w:uiPriority="0" w:unhideWhenUsed="0" w:qFormat="1"/>
-    <w:lsdException w:name="heading 1" w:semiHidden="0" w:uiPriority="9" w:unhideWhenUsed="0" w:qFormat="1"/>
-    <w:lsdException w:name="heading 2" w:uiPriority="9" w:qFormat="1"/>
-    <w:lsdException w:name="heading 3" w:uiPriority="9" w:qFormat="1"/>
-    <w:lsdException w:name="heading 4" w:uiPriority="9" w:qFormat="1"/>
-    <w:lsdException w:name="heading 5" w:uiPriority="9" w:qFormat="1"/>
-    <w:lsdException w:name="heading 6" w:uiPriority="9" w:qFormat="1"/>
-    <w:lsdException w:name="heading 7" w:uiPriority="9" w:qFormat="1"/>
-    <w:lsdException w:name="heading 8" w:uiPriority="9" w:qFormat="1"/>
-    <w:lsdException w:name="heading 9" w:uiPriority="9" w:qFormat="1"/>
-    <w:lsdException w:name="toc 1" w:uiPriority="39"/>
-    <w:lsdException w:name="toc 2" w:uiPriority="39"/>
-    <w:lsdException w:name="toc 3" w:uiPriority="39"/>
-    <w:lsdException w:name="toc 4" w:uiPriority="39"/>
-    <w:lsdException w:name="toc 5" w:uiPriority="39"/>
-    <w:lsdException w:name="toc 6" w:uiPriority="39"/>
-    <w:lsdException w:name="toc 7" w:uiPriority="39"/>
-    <w:lsdException w:name="toc 8" w:uiPriority="39"/>
-    <w:lsdException w:name="toc 9" w:uiPriority="39"/>
-    <w:lsdException w:name="caption" w:uiPriority="35" w:qFormat="1"/>
-    <w:lsdException w:name="Title" w:semiHidden="0" w:uiPriority="10" w:unhideWhenUsed="0" w:qFormat="1"/>
-    <w:lsdException w:name="Default Paragraph Font" w:uiPriority="1"/>
-    <w:lsdException w:name="Subtitle" w:semiHidden="0" w:uiPriority="11" w:unhideWhenUsed="0" w:qFormat="1"/>
-    <w:lsdException w:name="Strong" w:semiHidden="0" w:uiPriority="22" w:unhideWhenUsed="0" w:qFormat="1"/>
-    <w:lsdException w:name="Emphasis" w:semiHidden="0" w:uiPriority="20" w:unhideWhenUsed="0" w:qFormat="1"/>
-    <w:lsdException w:name="Table Grid" w:semiHidden="0" w:uiPriority="59" w:unhideWhenUsed="0"/>
-    <w:lsdException w:name="Placeholder Text" w:unhideWhenUsed="0"/>
-    <w:lsdException w:name="No Spacing" w:semiHidden="0" w:uiPriority="1" w:unhideWhenUsed="0" w:qFormat="1"/>
-    <w:lsdException w:name="Light Shading" w:semiHidden="0" w:uiPriority="60" w:unhideWhenUsed="0"/>
-    <w:lsdException w:name="Light List" w:semiHidden="0" w:uiPriority="61" w:unhideWhenUsed="0"/>
-    <w:lsdException w:name="Light Grid" w:semiHidden="0" w:uiPriority="62" w:unhideWhenUsed="0"/>
-    <w:lsdException w:name="Medium Shading 1" w:semiHidden="0" w:uiPriority="63" w:unhideWhenUsed="0"/>
-    <w:lsdException w:name="Medium Shading 2" w:semiHidden="0" w:uiPriority="64" w:unhideWhenUsed="0"/>
-    <w:lsdException w:name="Medium List 1" w:semiHidden="0" w:uiPriority="65" w:unhideWhenUsed="0"/>
-    <w:lsdException w:name="Medium List 2" w:semiHidden="0" w:uiPriority="66" w:unhideWhenUsed="0"/>
-    <w:lsdException w:name="Medium Grid 1" w:semiHidden="0" w:uiPriority="67" w:unhideWhenUsed="0"/>
-    <w:lsdException w:name="Medium Grid 2" w:semiHidden="0" w:uiPriority="68" w:unhideWhenUsed="0"/>
-    <w:lsdException w:name="Medium Grid 3" w:semiHidden="0" w:uiPriority="69" w:unhideWhenUsed="0"/>
-    <w:lsdException w:name="Dark List" w:semiHidden="0" w:uiPriority="70" w:unhideWhenUsed="0"/>
-    <w:lsdException w:name="Colorful Shading" w:semiHidden="0" w:uiPriority="71" w:unhideWhenUsed="0"/>
-    <w:lsdException w:name="Colorful List" w:semiHidden="0" w:uiPriority="72" w:unhideWhenUsed="0"/>
-    <w:lsdException w:name="Colorful Grid" w:semiHidden="0" w:uiPriority="73" w:unhideWhenUsed="0"/>
-    <w:lsdException w:name="Light Shading Accent 1" w:semiHidden="0" w:uiPriority="60" w:unhideWhenUsed="0"/>
-    <w:lsdException w:name="Light List Accent 1" w:semiHidden="0" w:uiPriority="61" w:unhideWhenUsed="0"/>
-    <w:lsdException w:name="Light Grid Accent 1" w:semiHidden="0" w:uiPriority="62" w:unhideWhenUsed="0"/>
-    <w:lsdException w:name="Medium Shading 1 Accent 1" w:semiHidden="0" w:uiPriority="63" w:unhideWhenUsed="0"/>
-    <w:lsdException w:name="Medium Shading 2 Accent 1" w:semiHidden="0" w:uiPriority="64" w:unhideWhenUsed="0"/>
-    <w:lsdException w:name="Medium List 1 Accent 1" w:semiHidden="0" w:uiPriority="65" w:unhideWhenUsed="0"/>
-    <w:lsdException w:name="Revision" w:unhideWhenUsed="0"/>
-    <w:lsdException w:name="List Paragraph" w:semiHidden="0" w:uiPriority="34" w:unhideWhenUsed="0" w:qFormat="1"/>
-    <w:lsdException w:name="Quote" w:semiHidden="0" w:uiPriority="29" w:unhideWhenUsed="0" w:qFormat="1"/>
-    <w:lsdException w:name="Intense Quote" w:semiHidden="0" w:uiPriority="30" w:unhideWhenUsed="0" w:qFormat="1"/>
-    <w:lsdException w:name="Medium List 2 Accent 1" w:semiHidden="0" w:uiPriority="66" w:unhideWhenUsed="0"/>
-    <w:lsdException w:name="Medium Grid 1 Accent 1" w:semiHidden="0" w:uiPriority="67" w:unhideWhenUsed="0"/>
-    <w:lsdException w:name="Medium Grid 2 Accent 1" w:semiHidden="0" w:uiPriority="68" w:unhideWhenUsed="0"/>
-    <w:lsdException w:name="Medium Grid 3 Accent 1" w:semiHidden="0" w:uiPriority="69" w:unhideWhenUsed="0"/>
-    <w:lsdException w:name="Dark List Accent 1" w:semiHidden="0" w:uiPriority="70" w:unhideWhenUsed="0"/>
-    <w:lsdException w:name="Colorful Shading Accent 1" w:semiHidden="0" w:uiPriority="71" w:unhideWhenUsed="0"/>
-    <w:lsdException w:name="Colorful List Accent 1" w:semiHidden="0" w:uiPriority="72" w:unhideWhenUsed="0"/>
-    <w:lsdException w:name="Colorful Grid Accent 1" w:semiHidden="0" w:uiPriority="73" w:unhideWhenUsed="0"/>
-    <w:lsdException w:name="Light Shading Accent 2" w:semiHidden="0" w:uiPriority="60" w:unhideWhenUsed="0"/>
-    <w:lsdException w:name="Light List Accent 2" w:semiHidden="0" w:uiPriority="61" w:unhideWhenUsed="0"/>
-    <w:lsdException w:name="Light Grid Accent 2" w:semiHidden="0" w:uiPriority="62" w:unhideWhenUsed="0"/>
-    <w:lsdException w:name="Medium Shading 1 Accent 2" w:semiHidden="0" w:uiPriority="63" w:unhideWhenUsed="0"/>
-    <w:lsdException w:name="Medium Shading 2 Accent 2" w:semiHidden="0" w:uiPriority="64" w:unhideWhenUsed="0"/>
-    <w:lsdException w:name="Medium List 1 Accent 2" w:semiHidden="0" w:uiPriority="65" w:unhideWhenUsed="0"/>
-    <w:lsdException w:name="Medium List 2 Accent 2" w:semiHidden="0" w:uiPriority="66" w:unhideWhenUsed="0"/>
-    <w:lsdException w:name="Medium Grid 1 Accent 2" w:semiHidden="0" w:uiPriority="67" w:unhideWhenUsed="0"/>
-    <w:lsdException w:name="Medium Grid 2 Accent 2" w:semiHidden="0" w:uiPriority="68" w:unhideWhenUsed="0"/>
-    <w:lsdException w:name="Medium Grid 3 Accent 2" w:semiHidden="0" w:uiPriority="69" w:unhideWhenUsed="0"/>
-    <w:lsdException w:name="Dark List Accent 2" w:semiHidden="0" w:uiPriority="70" w:unhideWhenUsed="0"/>
-    <w:lsdException w:name="Colorful Shading Accent 2" w:semiHidden="0" w:uiPriority="71" w:unhideWhenUsed="0"/>
-    <w:lsdException w:name="Colorful List Accent 2" w:semiHidden="0" w:uiPriority="72" w:unhideWhenUsed="0"/>
-    <w:lsdException w:name="Colorful Grid Accent 2" w:semiHidden="0" w:uiPriority="73" w:unhideWhenUsed="0"/>
-    <w:lsdException w:name="Light Shading Accent 3" w:semiHidden="0" w:uiPriority="60" w:unhideWhenUsed="0"/>
-    <w:lsdException w:name="Light List Accent 3" w:semiHidden="0" w:uiPriority="61" w:unhideWhenUsed="0"/>
-    <w:lsdException w:name="Light Grid Accent 3" w:semiHidden="0" w:uiPriority="62" w:unhideWhenUsed="0"/>
-    <w:lsdException w:name="Medium Shading 1 Accent 3" w:semiHidden="0" w:uiPriority="63" w:unhideWhenUsed="0"/>
-    <w:lsdException w:name="Medium Shading 2 Accent 3" w:semiHidden="0" w:uiPriority="64" w:unhideWhenUsed="0"/>
-    <w:lsdException w:name="Medium List 1 Accent 3" w:semiHidden="0" w:uiPriority="65" w:unhideWhenUsed="0"/>
-    <w:lsdException w:name="Medium List 2 Accent 3" w:semiHidden="0" w:uiPriority="66" w:unhideWhenUsed="0"/>
-    <w:lsdException w:name="Medium Grid 1 Accent 3" w:semiHidden="0" w:uiPriority="67" w:unhideWhenUsed="0"/>
-    <w:lsdException w:name="Medium Grid 2 Accent 3" w:semiHidden="0" w:uiPriority="68" w:unhideWhenUsed="0"/>
-    <w:lsdException w:name="Medium Grid 3 Accent 3" w:semiHidden="0" w:uiPriority="69" w:unhideWhenUsed="0"/>
-    <w:lsdException w:name="Dark List Accent 3" w:semiHidden="0" w:uiPriority="70" w:unhideWhenUsed="0"/>
-    <w:lsdException w:name="Colorful Shading Accent 3" w:semiHidden="0" w:uiPriority="71" w:unhideWhenUsed="0"/>
-    <w:lsdException w:name="Colorful List Accent 3" w:semiHidden="0" w:uiPriority="72" w:unhideWhenUsed="0"/>
-    <w:lsdException w:name="Colorful Grid Accent 3" w:semiHidden="0" w:uiPriority="73" w:unhideWhenUsed="0"/>
-    <w:lsdException w:name="Light Shading Accent 4" w:semiHidden="0" w:uiPriority="60" w:unhideWhenUsed="0"/>
-    <w:lsdException w:name="Light List Accent 4" w:semiHidden="0" w:uiPriority="61" w:unhideWhenUsed="0"/>
-    <w:lsdException w:name="Light Grid Accent 4" w:semiHidden="0" w:uiPriority="62" w:unhideWhenUsed="0"/>
-    <w:lsdException w:name="Medium Shading 1 Accent 4" w:semiHidden="0" w:uiPriority="63" w:unhideWhenUsed="0"/>
-    <w:lsdException w:name="Medium Shading 2 Accent 4" w:semiHidden="0" w:uiPriority="64" w:unhideWhenUsed="0"/>
-    <w:lsdException w:name="Medium List 1 Accent 4" w:semiHidden="0" w:uiPriority="65" w:unhideWhenUsed="0"/>
-    <w:lsdException w:name="Medium List 2 Accent 4" w:semiHidden="0" w:uiPriority="66" w:unhideWhenUsed="0"/>
-    <w:lsdException w:name="Medium Grid 1 Accent 4" w:semiHidden="0" w:uiPriority="67" w:unhideWhenUsed="0"/>
-    <w:lsdException w:name="Medium Grid 2 Accent 4" w:semiHidden="0" w:uiPriority="68" w:unhideWhenUsed="0"/>
-    <w:lsdException w:name="Medium Grid 3 Accent 4" w:semiHidden="0" w:uiPriority="69" w:unhideWhenUsed="0"/>
-    <w:lsdException w:name="Dark List Accent 4" w:semiHidden="0" w:uiPriority="70" w:unhideWhenUsed="0"/>
-    <w:lsdException w:name="Colorful Shading Accent 4" w:semiHidden="0" w:uiPriority="71" w:unhideWhenUsed="0"/>
-    <w:lsdException w:name="Colorful List Accent 4" w:semiHidden="0" w:uiPriority="72" w:unhideWhenUsed="0"/>
-    <w:lsdException w:name="Colorful Grid Accent 4" w:semiHidden="0" w:uiPriority="73" w:unhideWhenUsed="0"/>
-    <w:lsdException w:name="Light Shading Accent 5" w:semiHidden="0" w:uiPriority="60" w:unhideWhenUsed="0"/>
-    <w:lsdException w:name="Light List Accent 5" w:semiHidden="0" w:uiPriority="61" w:unhideWhenUsed="0"/>
-    <w:lsdException w:name="Light Grid Accent 5" w:semiHidden="0" w:uiPriority="62" w:unhideWhenUsed="0"/>
-    <w:lsdException w:name="Medium Shading 1 Accent 5" w:semiHidden="0" w:uiPriority="63" w:unhideWhenUsed="0"/>
-    <w:lsdException w:name="Medium Shading 2 Accent 5" w:semiHidden="0" w:uiPriority="64" w:unhideWhenUsed="0"/>
-    <w:lsdException w:name="Medium List 1 Accent 5" w:semiHidden="0" w:uiPriority="65" w:unhideWhenUsed="0"/>
-    <w:lsdException w:name="Medium List 2 Accent 5" w:semiHidden="0" w:uiPriority="66" w:unhideWhenUsed="0"/>
-    <w:lsdException w:name="Medium Grid 1 Accent 5" w:semiHidden="0" w:uiPriority="67" w:unhideWhenUsed="0"/>
-    <w:lsdException w:name="Medium Grid 2 Accent 5" w:semiHidden="0" w:uiPriority="68" w:unhideWhenUsed="0"/>
-    <w:lsdException w:name="Medium Grid 3 Accent 5" w:semiHidden="0" w:uiPriority="69" w:unhideWhenUsed="0"/>
-    <w:lsdException w:name="Dark List Accent 5" w:semiHidden="0" w:uiPriority="70" w:unhideWhenUsed="0"/>
-    <w:lsdException w:name="Colorful Shading Accent 5" w:semiHidden="0" w:uiPriority="71" w:unhideWhenUsed="0"/>
-    <w:lsdException w:name="Colorful List Accent 5" w:semiHidden="0" w:uiPriority="72" w:unhideWhenUsed="0"/>
-    <w:lsdException w:name="Colorful Grid Accent 5" w:semiHidden="0" w:uiPriority="73" w:unhideWhenUsed="0"/>
-    <w:lsdException w:name="Light Shading Accent 6" w:semiHidden="0" w:uiPriority="60" w:unhideWhenUsed="0"/>
-    <w:lsdException w:name="Light List Accent 6" w:semiHidden="0" w:uiPriority="61" w:unhideWhenUsed="0"/>
-    <w:lsdException w:name="Light Grid Accent 6" w:semiHidden="0" w:uiPriority="62" w:unhideWhenUsed="0"/>
-    <w:lsdException w:name="Medium Shading 1 Accent 6" w:semiHidden="0" w:uiPriority="63" w:unhideWhenUsed="0"/>
-    <w:lsdException w:name="Medium Shading 2 Accent 6" w:semiHidden="0" w:uiPriority="64" w:unhideWhenUsed="0"/>
-    <w:lsdException w:name="Medium List 1 Accent 6" w:semiHidden="0" w:uiPriority="65" w:unhideWhenUsed="0"/>
-    <w:lsdException w:name="Medium List 2 Accent 6" w:semiHidden="0" w:uiPriority="66" w:unhideWhenUsed="0"/>
-    <w:lsdException w:name="Medium Grid 1 Accent 6" w:semiHidden="0" w:uiPriority="67" w:unhideWhenUsed="0"/>
-    <w:lsdException w:name="Medium Grid 2 Accent 6" w:semiHidden="0" w:uiPriority="68" w:unhideWhenUsed="0"/>
-    <w:lsdException w:name="Medium Grid 3 Accent 6" w:semiHidden="0" w:uiPriority="69" w:unhideWhenUsed="0"/>
-    <w:lsdException w:name="Dark List Accent 6" w:semiHidden="0" w:uiPriority="70" w:unhideWhenUsed="0"/>
-    <w:lsdException w:name="Colorful Shading Accent 6" w:semiHidden="0" w:uiPriority="71" w:unhideWhenUsed="0"/>
-    <w:lsdException w:name="Colorful List Accent 6" w:semiHidden="0" w:uiPriority="72" w:unhideWhenUsed="0"/>
-    <w:lsdException w:name="Colorful Grid Accent 6" w:semiHidden="0" w:uiPriority="73" w:unhideWhenUsed="0"/>
-    <w:lsdException w:name="Subtle Emphasis" w:semiHidden="0" w:uiPriority="19" w:unhideWhenUsed="0" w:qFormat="1"/>
-    <w:lsdException w:name="Intense Emphasis" w:semiHidden="0" w:uiPriority="21" w:unhideWhenUsed="0" w:qFormat="1"/>
-    <w:lsdException w:name="Subtle Reference" w:semiHidden="0" w:uiPriority="31" w:unhideWhenUsed="0" w:qFormat="1"/>
-    <w:lsdException w:name="Intense Reference" w:semiHidden="0" w:uiPriority="32" w:unhideWhenUsed="0" w:qFormat="1"/>
-    <w:lsdException w:name="Book Title" w:semiHidden="0" w:uiPriority="33" w:unhideWhenUsed="0" w:qFormat="1"/>
-    <w:lsdException w:name="Bibliography" w:uiPriority="37"/>
-    <w:lsdException w:name="TOC Heading" w:uiPriority="39" w:qFormat="1"/>
+  <w:latentStyles w:defLockedState="0" w:defUIPriority="99" w:defSemiHidden="0" w:defUnhideWhenUsed="0" w:defQFormat="0" w:count="376">
+    <w:lsdException w:name="Normal" w:uiPriority="0" w:qFormat="1"/>
+    <w:lsdException w:name="heading 1" w:uiPriority="9" w:qFormat="1"/>
+    <w:lsdException w:name="heading 2" w:semiHidden="1" w:uiPriority="9" w:unhideWhenUsed="1" w:qFormat="1"/>
+    <w:lsdException w:name="heading 3" w:semiHidden="1" w:uiPriority="9" w:unhideWhenUsed="1" w:qFormat="1"/>
+    <w:lsdException w:name="heading 4" w:semiHidden="1" w:uiPriority="9" w:unhideWhenUsed="1" w:qFormat="1"/>
+    <w:lsdException w:name="heading 5" w:semiHidden="1" w:uiPriority="9" w:unhideWhenUsed="1" w:qFormat="1"/>
+    <w:lsdException w:name="heading 6" w:semiHidden="1" w:uiPriority="9" w:unhideWhenUsed="1" w:qFormat="1"/>
+    <w:lsdException w:name="heading 7" w:semiHidden="1" w:uiPriority="9" w:unhideWhenUsed="1" w:qFormat="1"/>
+    <w:lsdException w:name="heading 8" w:semiHidden="1" w:uiPriority="9" w:unhideWhenUsed="1" w:qFormat="1"/>
+    <w:lsdException w:name="heading 9" w:semiHidden="1" w:uiPriority="9" w:unhideWhenUsed="1" w:qFormat="1"/>
+    <w:lsdException w:name="index 1" w:semiHidden="1" w:unhideWhenUsed="1"/>
+    <w:lsdException w:name="index 2" w:semiHidden="1" w:unhideWhenUsed="1"/>
+    <w:lsdException w:name="index 3" w:semiHidden="1" w:unhideWhenUsed="1"/>
+    <w:lsdException w:name="index 4" w:semiHidden="1" w:unhideWhenUsed="1"/>
+    <w:lsdException w:name="index 5" w:semiHidden="1" w:unhideWhenUsed="1"/>
+    <w:lsdException w:name="index 6" w:semiHidden="1" w:unhideWhenUsed="1"/>
+    <w:lsdException w:name="index 7" w:semiHidden="1" w:unhideWhenUsed="1"/>
+    <w:lsdException w:name="index 8" w:semiHidden="1" w:unhideWhenUsed="1"/>
+    <w:lsdException w:name="index 9" w:semiHidden="1" w:unhideWhenUsed="1"/>
+    <w:lsdException w:name="toc 1" w:semiHidden="1" w:uiPriority="39" w:unhideWhenUsed="1"/>
+    <w:lsdException w:name="toc 2" w:semiHidden="1" w:uiPriority="39" w:unhideWhenUsed="1"/>
+    <w:lsdException w:name="toc 3" w:semiHidden="1" w:uiPriority="39" w:unhideWhenUsed="1"/>
+    <w:lsdException w:name="toc 4" w:semiHidden="1" w:uiPriority="39" w:unhideWhenUsed="1"/>
+    <w:lsdException w:name="toc 5" w:semiHidden="1" w:uiPriority="39" w:unhideWhenUsed="1"/>
+    <w:lsdException w:name="toc 6" w:semiHidden="1" w:uiPriority="39" w:unhideWhenUsed="1"/>
+    <w:lsdException w:name="toc 7" w:semiHidden="1" w:uiPriority="39" w:unhideWhenUsed="1"/>
+    <w:lsdException w:name="toc 8" w:semiHidden="1" w:uiPriority="39" w:unhideWhenUsed="1"/>
+    <w:lsdException w:name="toc 9" w:semiHidden="1" w:uiPriority="39" w:unhideWhenUsed="1"/>
+    <w:lsdException w:name="Normal Indent" w:semiHidden="1" w:unhideWhenUsed="1"/>
+    <w:lsdException w:name="footnote text" w:semiHidden="1" w:unhideWhenUsed="1"/>
+    <w:lsdException w:name="annotation text" w:semiHidden="1" w:unhideWhenUsed="1"/>
+    <w:lsdException w:name="header" w:semiHidden="1" w:unhideWhenUsed="1"/>
+    <w:lsdException w:name="footer" w:semiHidden="1" w:unhideWhenUsed="1"/>
+    <w:lsdException w:name="index heading" w:semiHidden="1" w:unhideWhenUsed="1"/>
+    <w:lsdException w:name="caption" w:semiHidden="1" w:uiPriority="35" w:unhideWhenUsed="1" w:qFormat="1"/>
+    <w:lsdException w:name="table of figures" w:semiHidden="1" w:unhideWhenUsed="1"/>
+    <w:lsdException w:name="envelope address" w:semiHidden="1" w:unhideWhenUsed="1"/>
+    <w:lsdException w:name="envelope return" w:semiHidden="1" w:unhideWhenUsed="1"/>
+    <w:lsdException w:name="footnote reference" w:semiHidden="1" w:unhideWhenUsed="1"/>
+    <w:lsdException w:name="annotation reference" w:semiHidden="1" w:unhideWhenUsed="1"/>
+    <w:lsdException w:name="line number" w:semiHidden="1" w:unhideWhenUsed="1"/>
+    <w:lsdException w:name="page number" w:semiHidden="1" w:unhideWhenUsed="1"/>
+    <w:lsdException w:name="endnote reference" w:semiHidden="1" w:unhideWhenUsed="1"/>
+    <w:lsdException w:name="endnote text" w:semiHidden="1" w:unhideWhenUsed="1"/>
+    <w:lsdException w:name="table of authorities" w:semiHidden="1" w:unhideWhenUsed="1"/>
+    <w:lsdException w:name="macro" w:semiHidden="1" w:unhideWhenUsed="1"/>
+    <w:lsdException w:name="toa heading" w:semiHidden="1" w:unhideWhenUsed="1"/>
+    <w:lsdException w:name="List" w:semiHidden="1" w:unhideWhenUsed="1"/>
+    <w:lsdException w:name="List Bullet" w:semiHidden="1" w:unhideWhenUsed="1"/>
+    <w:lsdException w:name="List Number" w:semiHidden="1" w:unhideWhenUsed="1"/>
+    <w:lsdException w:name="List 2" w:semiHidden="1" w:unhideWhenUsed="1"/>
+    <w:lsdException w:name="List 3" w:semiHidden="1" w:unhideWhenUsed="1"/>
+    <w:lsdException w:name="List 4" w:semiHidden="1" w:unhideWhenUsed="1"/>
+    <w:lsdException w:name="List 5" w:semiHidden="1" w:unhideWhenUsed="1"/>
+    <w:lsdException w:name="List Bullet 2" w:semiHidden="1" w:unhideWhenUsed="1"/>
+    <w:lsdException w:name="List Bullet 3" w:semiHidden="1" w:unhideWhenUsed="1"/>
+    <w:lsdException w:name="List Bullet 4" w:semiHidden="1" w:unhideWhenUsed="1"/>
+    <w:lsdException w:name="List Bullet 5" w:semiHidden="1" w:unhideWhenUsed="1"/>
+    <w:lsdException w:name="List Number 2" w:semiHidden="1" w:unhideWhenUsed="1"/>
+    <w:lsdException w:name="List Number 3" w:semiHidden="1" w:unhideWhenUsed="1"/>
+    <w:lsdException w:name="List Number 4" w:semiHidden="1" w:unhideWhenUsed="1"/>
+    <w:lsdException w:name="List Number 5" w:semiHidden="1" w:unhideWhenUsed="1"/>
+    <w:lsdException w:name="Title" w:uiPriority="10" w:qFormat="1"/>
+    <w:lsdException w:name="Closing" w:semiHidden="1" w:unhideWhenUsed="1"/>
+    <w:lsdException w:name="Signature" w:semiHidden="1" w:unhideWhenUsed="1"/>
+    <w:lsdException w:name="Default Paragraph Font" w:semiHidden="1" w:uiPriority="1" w:unhideWhenUsed="1"/>
+    <w:lsdException w:name="Body Text" w:semiHidden="1" w:unhideWhenUsed="1"/>
+    <w:lsdException w:name="Body Text Indent" w:semiHidden="1" w:unhideWhenUsed="1"/>
+    <w:lsdException w:name="List Continue" w:semiHidden="1" w:unhideWhenUsed="1"/>
+    <w:lsdException w:name="List Continue 2" w:semiHidden="1" w:unhideWhenUsed="1"/>
+    <w:lsdException w:name="List Continue 3" w:semiHidden="1" w:unhideWhenUsed="1"/>
+    <w:lsdException w:name="List Continue 4" w:semiHidden="1" w:unhideWhenUsed="1"/>
+    <w:lsdException w:name="List Continue 5" w:semiHidden="1" w:unhideWhenUsed="1"/>
+    <w:lsdException w:name="Message Header" w:semiHidden="1" w:unhideWhenUsed="1"/>
+    <w:lsdException w:name="Subtitle" w:uiPriority="11" w:qFormat="1"/>
+    <w:lsdException w:name="Salutation" w:semiHidden="1" w:unhideWhenUsed="1"/>
+    <w:lsdException w:name="Date" w:semiHidden="1" w:unhideWhenUsed="1"/>
+    <w:lsdException w:name="Body Text First Indent" w:semiHidden="1" w:unhideWhenUsed="1"/>
+    <w:lsdException w:name="Body Text First Indent 2" w:semiHidden="1" w:unhideWhenUsed="1"/>
+    <w:lsdException w:name="Note Heading" w:semiHidden="1" w:unhideWhenUsed="1"/>
+    <w:lsdException w:name="Body Text 2" w:semiHidden="1" w:unhideWhenUsed="1"/>
+    <w:lsdException w:name="Body Text 3" w:semiHidden="1" w:unhideWhenUsed="1"/>
+    <w:lsdException w:name="Body Text Indent 2" w:semiHidden="1" w:unhideWhenUsed="1"/>
+    <w:lsdException w:name="Body Text Indent 3" w:semiHidden="1" w:unhideWhenUsed="1"/>
+    <w:lsdException w:name="Block Text" w:semiHidden="1" w:unhideWhenUsed="1"/>
+    <w:lsdException w:name="Hyperlink" w:semiHidden="1" w:unhideWhenUsed="1"/>
+    <w:lsdException w:name="FollowedHyperlink" w:semiHidden="1" w:unhideWhenUsed="1"/>
+    <w:lsdException w:name="Strong" w:uiPriority="22" w:qFormat="1"/>
+    <w:lsdException w:name="Emphasis" w:uiPriority="20" w:qFormat="1"/>
+    <w:lsdException w:name="Document Map" w:semiHidden="1" w:unhideWhenUsed="1"/>
+    <w:lsdException w:name="Plain Text" w:semiHidden="1" w:unhideWhenUsed="1"/>
+    <w:lsdException w:name="E-mail Signature" w:semiHidden="1" w:unhideWhenUsed="1"/>
+    <w:lsdException w:name="HTML Top of Form" w:semiHidden="1" w:unhideWhenUsed="1"/>
+    <w:lsdException w:name="HTML Bottom of Form" w:semiHidden="1" w:unhideWhenUsed="1"/>
+    <w:lsdException w:name="Normal (Web)" w:semiHidden="1" w:unhideWhenUsed="1"/>
+    <w:lsdException w:name="HTML Acronym" w:semiHidden="1" w:unhideWhenUsed="1"/>
+    <w:lsdException w:name="HTML Address" w:semiHidden="1" w:unhideWhenUsed="1"/>
+    <w:lsdException w:name="HTML Cite" w:semiHidden="1" w:unhideWhenUsed="1"/>
+    <w:lsdException w:name="HTML Code" w:semiHidden="1" w:unhideWhenUsed="1"/>
+    <w:lsdException w:name="HTML Definition" w:semiHidden="1" w:unhideWhenUsed="1"/>
+    <w:lsdException w:name="HTML Keyboard" w:semiHidden="1" w:unhideWhenUsed="1"/>
+    <w:lsdException w:name="HTML Preformatted" w:semiHidden="1" w:unhideWhenUsed="1"/>
+    <w:lsdException w:name="HTML Sample" w:semiHidden="1" w:unhideWhenUsed="1"/>
+    <w:lsdException w:name="HTML Typewriter" w:semiHidden="1" w:unhideWhenUsed="1"/>
+    <w:lsdException w:name="HTML Variable" w:semiHidden="1" w:unhideWhenUsed="1"/>
+    <w:lsdException w:name="Normal Table" w:semiHidden="1" w:unhideWhenUsed="1"/>
+    <w:lsdException w:name="annotation subject" w:semiHidden="1" w:unhideWhenUsed="1"/>
+    <w:lsdException w:name="No List" w:semiHidden="1" w:unhideWhenUsed="1"/>
+    <w:lsdException w:name="Outline List 1" w:semiHidden="1" w:unhideWhenUsed="1"/>
+    <w:lsdException w:name="Outline List 2" w:semiHidden="1" w:unhideWhenUsed="1"/>
+    <w:lsdException w:name="Outline List 3" w:semiHidden="1" w:unhideWhenUsed="1"/>
+    <w:lsdException w:name="Table Simple 1" w:semiHidden="1" w:unhideWhenUsed="1"/>
+    <w:lsdException w:name="Table Simple 2" w:semiHidden="1" w:unhideWhenUsed="1"/>
+    <w:lsdException w:name="Table Simple 3" w:semiHidden="1" w:unhideWhenUsed="1"/>
+    <w:lsdException w:name="Table Classic 1" w:semiHidden="1" w:unhideWhenUsed="1"/>
+    <w:lsdException w:name="Table Classic 2" w:semiHidden="1" w:unhideWhenUsed="1"/>
+    <w:lsdException w:name="Table Classic 3" w:semiHidden="1" w:unhideWhenUsed="1"/>
+    <w:lsdException w:name="Table Classic 4" w:semiHidden="1" w:unhideWhenUsed="1"/>
+    <w:lsdException w:name="Table Colorful 1" w:semiHidden="1" w:unhideWhenUsed="1"/>
+    <w:lsdException w:name="Table Colorful 2" w:semiHidden="1" w:unhideWhenUsed="1"/>
+    <w:lsdException w:name="Table Colorful 3" w:semiHidden="1" w:unhideWhenUsed="1"/>
+    <w:lsdException w:name="Table Columns 1" w:semiHidden="1" w:unhideWhenUsed="1"/>
+    <w:lsdException w:name="Table Columns 2" w:semiHidden="1" w:unhideWhenUsed="1"/>
+    <w:lsdException w:name="Table Columns 3" w:semiHidden="1" w:unhideWhenUsed="1"/>
+    <w:lsdException w:name="Table Columns 4" w:semiHidden="1" w:unhideWhenUsed="1"/>
+    <w:lsdException w:name="Table Columns 5" w:semiHidden="1" w:unhideWhenUsed="1"/>
+    <w:lsdException w:name="Table Grid 1" w:semiHidden="1" w:unhideWhenUsed="1"/>
+    <w:lsdException w:name="Table Grid 2" w:semiHidden="1" w:unhideWhenUsed="1"/>
+    <w:lsdException w:name="Table Grid 3" w:semiHidden="1" w:unhideWhenUsed="1"/>
+    <w:lsdException w:name="Table Grid 4" w:semiHidden="1" w:unhideWhenUsed="1"/>
+    <w:lsdException w:name="Table Grid 5" w:semiHidden="1" w:unhideWhenUsed="1"/>
+    <w:lsdException w:name="Table Grid 6" w:semiHidden="1" w:unhideWhenUsed="1"/>
+    <w:lsdException w:name="Table Grid 7" w:semiHidden="1" w:unhideWhenUsed="1"/>
+    <w:lsdException w:name="Table Grid 8" w:semiHidden="1" w:unhideWhenUsed="1"/>
+    <w:lsdException w:name="Table List 1" w:semiHidden="1" w:unhideWhenUsed="1"/>
+    <w:lsdException w:name="Table List 2" w:semiHidden="1" w:unhideWhenUsed="1"/>
+    <w:lsdException w:name="Table List 3" w:semiHidden="1" w:unhideWhenUsed="1"/>
+    <w:lsdException w:name="Table List 4" w:semiHidden="1" w:unhideWhenUsed="1"/>
+    <w:lsdException w:name="Table List 5" w:semiHidden="1" w:unhideWhenUsed="1"/>
+    <w:lsdException w:name="Table List 6" w:semiHidden="1" w:unhideWhenUsed="1"/>
+    <w:lsdException w:name="Table List 7" w:semiHidden="1" w:unhideWhenUsed="1"/>
+    <w:lsdException w:name="Table List 8" w:semiHidden="1" w:unhideWhenUsed="1"/>
+    <w:lsdException w:name="Table 3D effects 1" w:semiHidden="1" w:unhideWhenUsed="1"/>
+    <w:lsdException w:name="Table 3D effects 2" w:semiHidden="1" w:unhideWhenUsed="1"/>
+    <w:lsdException w:name="Table 3D effects 3" w:semiHidden="1" w:unhideWhenUsed="1"/>
+    <w:lsdException w:name="Table Contemporary" w:semiHidden="1" w:unhideWhenUsed="1"/>
+    <w:lsdException w:name="Table Elegant" w:semiHidden="1" w:unhideWhenUsed="1"/>
+    <w:lsdException w:name="Table Professional" w:semiHidden="1" w:unhideWhenUsed="1"/>
+    <w:lsdException w:name="Table Subtle 1" w:semiHidden="1" w:unhideWhenUsed="1"/>
+    <w:lsdException w:name="Table Subtle 2" w:semiHidden="1" w:unhideWhenUsed="1"/>
+    <w:lsdException w:name="Table Web 1" w:semiHidden="1" w:unhideWhenUsed="1"/>
+    <w:lsdException w:name="Table Web 2" w:semiHidden="1" w:unhideWhenUsed="1"/>
+    <w:lsdException w:name="Table Web 3" w:semiHidden="1" w:unhideWhenUsed="1"/>
+    <w:lsdException w:name="Balloon Text" w:semiHidden="1" w:unhideWhenUsed="1"/>
+    <w:lsdException w:name="Table Grid" w:uiPriority="59"/>
+    <w:lsdException w:name="Table Theme" w:semiHidden="1" w:unhideWhenUsed="1"/>
+    <w:lsdException w:name="Placeholder Text" w:semiHidden="1"/>
+    <w:lsdException w:name="No Spacing" w:uiPriority="1" w:qFormat="1"/>
+    <w:lsdException w:name="Light Shading" w:uiPriority="60"/>
+    <w:lsdException w:name="Light List" w:uiPriority="61"/>
+    <w:lsdException w:name="Light Grid" w:uiPriority="62"/>
+    <w:lsdException w:name="Medium Shading 1" w:uiPriority="63"/>
+    <w:lsdException w:name="Medium Shading 2" w:uiPriority="64"/>
+    <w:lsdException w:name="Medium List 1" w:uiPriority="65"/>
+    <w:lsdException w:name="Medium List 2" w:uiPriority="66"/>
+    <w:lsdException w:name="Medium Grid 1" w:uiPriority="67"/>
+    <w:lsdException w:name="Medium Grid 2" w:uiPriority="68"/>
+    <w:lsdException w:name="Medium Grid 3" w:uiPriority="69"/>
+    <w:lsdException w:name="Dark List" w:uiPriority="70"/>
+    <w:lsdException w:name="Colorful Shading" w:uiPriority="71"/>
+    <w:lsdException w:name="Colorful List" w:uiPriority="72"/>
+    <w:lsdException w:name="Colorful Grid" w:uiPriority="73"/>
+    <w:lsdException w:name="Light Shading Accent 1" w:uiPriority="60"/>
+    <w:lsdException w:name="Light List Accent 1" w:uiPriority="61"/>
+    <w:lsdException w:name="Light Grid Accent 1" w:uiPriority="62"/>
+    <w:lsdException w:name="Medium Shading 1 Accent 1" w:uiPriority="63"/>
+    <w:lsdException w:name="Medium Shading 2 Accent 1" w:uiPriority="64"/>
+    <w:lsdException w:name="Medium List 1 Accent 1" w:uiPriority="65"/>
+    <w:lsdException w:name="Revision" w:semiHidden="1"/>
+    <w:lsdException w:name="List Paragraph" w:uiPriority="34" w:qFormat="1"/>
+    <w:lsdException w:name="Quote" w:uiPriority="29" w:qFormat="1"/>
+    <w:lsdException w:name="Intense Quote" w:uiPriority="30" w:qFormat="1"/>
+    <w:lsdException w:name="Medium List 2 Accent 1" w:uiPriority="66"/>
+    <w:lsdException w:name="Medium Grid 1 Accent 1" w:uiPriority="67"/>
+    <w:lsdException w:name="Medium Grid 2 Accent 1" w:uiPriority="68"/>
+    <w:lsdException w:name="Medium Grid 3 Accent 1" w:uiPriority="69"/>
+    <w:lsdException w:name="Dark List Accent 1" w:uiPriority="70"/>
+    <w:lsdException w:name="Colorful Shading Accent 1" w:uiPriority="71"/>
+    <w:lsdException w:name="Colorful List Accent 1" w:uiPriority="72"/>
+    <w:lsdException w:name="Colorful Grid Accent 1" w:uiPriority="73"/>
+    <w:lsdException w:name="Light Shading Accent 2" w:uiPriority="60"/>
+    <w:lsdException w:name="Light List Accent 2" w:uiPriority="61"/>
+    <w:lsdException w:name="Light Grid Accent 2" w:uiPriority="62"/>
+    <w:lsdException w:name="Medium Shading 1 Accent 2" w:uiPriority="63"/>
+    <w:lsdException w:name="Medium Shading 2 Accent 2" w:uiPriority="64"/>
+    <w:lsdException w:name="Medium List 1 Accent 2" w:uiPriority="65"/>
+    <w:lsdException w:name="Medium List 2 Accent 2" w:uiPriority="66"/>
+    <w:lsdException w:name="Medium Grid 1 Accent 2" w:uiPriority="67"/>
+    <w:lsdException w:name="Medium Grid 2 Accent 2" w:uiPriority="68"/>
+    <w:lsdException w:name="Medium Grid 3 Accent 2" w:uiPriority="69"/>
+    <w:lsdException w:name="Dark List Accent 2" w:uiPriority="70"/>
+    <w:lsdException w:name="Colorful Shading Accent 2" w:uiPriority="71"/>
+    <w:lsdException w:name="Colorful List Accent 2" w:uiPriority="72"/>
+    <w:lsdException w:name="Colorful Grid Accent 2" w:uiPriority="73"/>
+    <w:lsdException w:name="Light Shading Accent 3" w:uiPriority="60"/>
+    <w:lsdException w:name="Light List Accent 3" w:uiPriority="61"/>
+    <w:lsdException w:name="Light Grid Accent 3" w:uiPriority="62"/>
+    <w:lsdException w:name="Medium Shading 1 Accent 3" w:uiPriority="63"/>
+    <w:lsdException w:name="Medium Shading 2 Accent 3" w:uiPriority="64"/>
+    <w:lsdException w:name="Medium List 1 Accent 3" w:uiPriority="65"/>
+    <w:lsdException w:name="Medium List 2 Accent 3" w:uiPriority="66"/>
+    <w:lsdException w:name="Medium Grid 1 Accent 3" w:uiPriority="67"/>
+    <w:lsdException w:name="Medium Grid 2 Accent 3" w:uiPriority="68"/>
+    <w:lsdException w:name="Medium Grid 3 Accent 3" w:uiPriority="69"/>
+    <w:lsdException w:name="Dark List Accent 3" w:uiPriority="70"/>
+    <w:lsdException w:name="Colorful Shading Accent 3" w:uiPriority="71"/>
+    <w:lsdException w:name="Colorful List Accent 3" w:uiPriority="72"/>
+    <w:lsdException w:name="Colorful Grid Accent 3" w:uiPriority="73"/>
+    <w:lsdException w:name="Light Shading Accent 4" w:uiPriority="60"/>
+    <w:lsdException w:name="Light List Accent 4" w:uiPriority="61"/>
+    <w:lsdException w:name="Light Grid Accent 4" w:uiPriority="62"/>
+    <w:lsdException w:name="Medium Shading 1 Accent 4" w:uiPriority="63"/>
+    <w:lsdException w:name="Medium Shading 2 Accent 4" w:uiPriority="64"/>
+    <w:lsdException w:name="Medium List 1 Accent 4" w:uiPriority="65"/>
+    <w:lsdException w:name="Medium List 2 Accent 4" w:uiPriority="66"/>
+    <w:lsdException w:name="Medium Grid 1 Accent 4" w:uiPriority="67"/>
+    <w:lsdException w:name="Medium Grid 2 Accent 4" w:uiPriority="68"/>
+    <w:lsdException w:name="Medium Grid 3 Accent 4" w:uiPriority="69"/>
+    <w:lsdException w:name="Dark List Accent 4" w:uiPriority="70"/>
+    <w:lsdException w:name="Colorful Shading Accent 4" w:uiPriority="71"/>
+    <w:lsdException w:name="Colorful List Accent 4" w:uiPriority="72"/>
+    <w:lsdException w:name="Colorful Grid Accent 4" w:uiPriority="73"/>
+    <w:lsdException w:name="Light Shading Accent 5" w:uiPriority="60"/>
+    <w:lsdException w:name="Light List Accent 5" w:uiPriority="61"/>
+    <w:lsdException w:name="Light Grid Accent 5" w:uiPriority="62"/>
+    <w:lsdException w:name="Medium Shading 1 Accent 5" w:uiPriority="63"/>
+    <w:lsdException w:name="Medium Shading 2 Accent 5" w:uiPriority="64"/>
+    <w:lsdException w:name="Medium List 1 Accent 5" w:uiPriority="65"/>
+    <w:lsdException w:name="Medium List 2 Accent 5" w:uiPriority="66"/>
+    <w:lsdException w:name="Medium Grid 1 Accent 5" w:uiPriority="67"/>
+    <w:lsdException w:name="Medium Grid 2 Accent 5" w:uiPriority="68"/>
+    <w:lsdException w:name="Medium Grid 3 Accent 5" w:uiPriority="69"/>
+    <w:lsdException w:name="Dark List Accent 5" w:uiPriority="70"/>
+    <w:lsdException w:name="Colorful Shading Accent 5" w:uiPriority="71"/>
+    <w:lsdException w:name="Colorful List Accent 5" w:uiPriority="72"/>
+    <w:lsdException w:name="Colorful Grid Accent 5" w:uiPriority="73"/>
+    <w:lsdException w:name="Light Shading Accent 6" w:uiPriority="60"/>
+    <w:lsdException w:name="Light List Accent 6" w:uiPriority="61"/>
+    <w:lsdException w:name="Light Grid Accent 6" w:uiPriority="62"/>
+    <w:lsdException w:name="Medium Shading 1 Accent 6" w:uiPriority="63"/>
+    <w:lsdException w:name="Medium Shading 2 Accent 6" w:uiPriority="64"/>
+    <w:lsdException w:name="Medium List 1 Accent 6" w:uiPriority="65"/>
+    <w:lsdException w:name="Medium List 2 Accent 6" w:uiPriority="66"/>
+    <w:lsdException w:name="Medium Grid 1 Accent 6" w:uiPriority="67"/>
+    <w:lsdException w:name="Medium Grid 2 Accent 6" w:uiPriority="68"/>
+    <w:lsdException w:name="Medium Grid 3 Accent 6" w:uiPriority="69"/>
+    <w:lsdException w:name="Dark List Accent 6" w:uiPriority="70"/>
+    <w:lsdException w:name="Colorful Shading Accent 6" w:uiPriority="71"/>
+    <w:lsdException w:name="Colorful List Accent 6" w:uiPriority="72"/>
+    <w:lsdException w:name="Colorful Grid Accent 6" w:uiPriority="73"/>
+    <w:lsdException w:name="Subtle Emphasis" w:uiPriority="19" w:qFormat="1"/>
+    <w:lsdException w:name="Intense Emphasis" w:uiPriority="21" w:qFormat="1"/>
+    <w:lsdException w:name="Subtle Reference" w:uiPriority="31" w:qFormat="1"/>
+    <w:lsdException w:name="Intense Reference" w:uiPriority="32" w:qFormat="1"/>
+    <w:lsdException w:name="Book Title" w:uiPriority="33" w:qFormat="1"/>
+    <w:lsdException w:name="Bibliography" w:semiHidden="1" w:uiPriority="37" w:unhideWhenUsed="1"/>
+    <w:lsdException w:name="TOC Heading" w:semiHidden="1" w:uiPriority="39" w:unhideWhenUsed="1" w:qFormat="1"/>
+    <w:lsdException w:name="Plain Table 1" w:uiPriority="41"/>
+    <w:lsdException w:name="Plain Table 2" w:uiPriority="42"/>
+    <w:lsdException w:name="Plain Table 3" w:uiPriority="43"/>
+    <w:lsdException w:name="Plain Table 4" w:uiPriority="44"/>
+    <w:lsdException w:name="Plain Table 5" w:uiPriority="45"/>
+    <w:lsdException w:name="Grid Table Light" w:uiPriority="40"/>
+    <w:lsdException w:name="Grid Table 1 Light" w:uiPriority="46"/>
+    <w:lsdException w:name="Grid Table 2" w:uiPriority="47"/>
+    <w:lsdException w:name="Grid Table 3" w:uiPriority="48"/>
+    <w:lsdException w:name="Grid Table 4" w:uiPriority="49"/>
+    <w:lsdException w:name="Grid Table 5 Dark" w:uiPriority="50"/>
+    <w:lsdException w:name="Grid Table 6 Colorful" w:uiPriority="51"/>
+    <w:lsdException w:name="Grid Table 7 Colorful" w:uiPriority="52"/>
+    <w:lsdException w:name="Grid Table 1 Light Accent 1" w:uiPriority="46"/>
+    <w:lsdException w:name="Grid Table 2 Accent 1" w:uiPriority="47"/>
+    <w:lsdException w:name="Grid Table 3 Accent 1" w:uiPriority="48"/>
+    <w:lsdException w:name="Grid Table 4 Accent 1" w:uiPriority="49"/>
+    <w:lsdException w:name="Grid Table 5 Dark Accent 1" w:uiPriority="50"/>
+    <w:lsdException w:name="Grid Table 6 Colorful Accent 1" w:uiPriority="51"/>
+    <w:lsdException w:name="Grid Table 7 Colorful Accent 1" w:uiPriority="52"/>
+    <w:lsdException w:name="Grid Table 1 Light Accent 2" w:uiPriority="46"/>
+    <w:lsdException w:name="Grid Table 2 Accent 2" w:uiPriority="47"/>
+    <w:lsdException w:name="Grid Table 3 Accent 2" w:uiPriority="48"/>
+    <w:lsdException w:name="Grid Table 4 Accent 2" w:uiPriority="49"/>
+    <w:lsdException w:name="Grid Table 5 Dark Accent 2" w:uiPriority="50"/>
+    <w:lsdException w:name="Grid Table 6 Colorful Accent 2" w:uiPriority="51"/>
+    <w:lsdException w:name="Grid Table 7 Colorful Accent 2" w:uiPriority="52"/>
+    <w:lsdException w:name="Grid Table 1 Light Accent 3" w:uiPriority="46"/>
+    <w:lsdException w:name="Grid Table 2 Accent 3" w:uiPriority="47"/>
+    <w:lsdException w:name="Grid Table 3 Accent 3" w:uiPriority="48"/>
+    <w:lsdException w:name="Grid Table 4 Accent 3" w:uiPriority="49"/>
+    <w:lsdException w:name="Grid Table 5 Dark Accent 3" w:uiPriority="50"/>
+    <w:lsdException w:name="Grid Table 6 Colorful Accent 3" w:uiPriority="51"/>
+    <w:lsdException w:name="Grid Table 7 Colorful Accent 3" w:uiPriority="52"/>
+    <w:lsdException w:name="Grid Table 1 Light Accent 4" w:uiPriority="46"/>
+    <w:lsdException w:name="Grid Table 2 Accent 4" w:uiPriority="47"/>
+    <w:lsdException w:name="Grid Table 3 Accent 4" w:uiPriority="48"/>
+    <w:lsdException w:name="Grid Table 4 Accent 4" w:uiPriority="49"/>
+    <w:lsdException w:name="Grid Table 5 Dark Accent 4" w:uiPriority="50"/>
+    <w:lsdException w:name="Grid Table 6 Colorful Accent 4" w:uiPriority="51"/>
+    <w:lsdException w:name="Grid Table 7 Colorful Accent 4" w:uiPriority="52"/>
+    <w:lsdException w:name="Grid Table 1 Light Accent 5" w:uiPriority="46"/>
+    <w:lsdException w:name="Grid Table 2 Accent 5" w:uiPriority="47"/>
+    <w:lsdException w:name="Grid Table 3 Accent 5" w:uiPriority="48"/>
+    <w:lsdException w:name="Grid Table 4 Accent 5" w:uiPriority="49"/>
+    <w:lsdException w:name="Grid Table 5 Dark Accent 5" w:uiPriority="50"/>
+    <w:lsdException w:name="Grid Table 6 Colorful Accent 5" w:uiPriority="51"/>
+    <w:lsdException w:name="Grid Table 7 Colorful Accent 5" w:uiPriority="52"/>
+    <w:lsdException w:name="Grid Table 1 Light Accent 6" w:uiPriority="46"/>
+    <w:lsdException w:name="Grid Table 2 Accent 6" w:uiPriority="47"/>
+    <w:lsdException w:name="Grid Table 3 Accent 6" w:uiPriority="48"/>
+    <w:lsdException w:name="Grid Table 4 Accent 6" w:uiPriority="49"/>
+    <w:lsdException w:name="Grid Table 5 Dark Accent 6" w:uiPriority="50"/>
+    <w:lsdException w:name="Grid Table 6 Colorful Accent 6" w:uiPriority="51"/>
+    <w:lsdException w:name="Grid Table 7 Colorful Accent 6" w:uiPriority="52"/>
+    <w:lsdException w:name="List Table 1 Light" w:uiPriority="46"/>
+    <w:lsdException w:name="List Table 2" w:uiPriority="47"/>
+    <w:lsdException w:name="List Table 3" w:uiPriority="48"/>
+    <w:lsdException w:name="List Table 4" w:uiPriority="49"/>
+    <w:lsdException w:name="List Table 5 Dark" w:uiPriority="50"/>
+    <w:lsdException w:name="List Table 6 Colorful" w:uiPriority="51"/>
+    <w:lsdException w:name="List Table 7 Colorful" w:uiPriority="52"/>
+    <w:lsdException w:name="List Table 1 Light Accent 1" w:uiPriority="46"/>
+    <w:lsdException w:name="List Table 2 Accent 1" w:uiPriority="47"/>
+    <w:lsdException w:name="List Table 3 Accent 1" w:uiPriority="48"/>
+    <w:lsdException w:name="List Table 4 Accent 1" w:uiPriority="49"/>
+    <w:lsdException w:name="List Table 5 Dark Accent 1" w:uiPriority="50"/>
+    <w:lsdException w:name="List Table 6 Colorful Accent 1" w:uiPriority="51"/>
+    <w:lsdException w:name="List Table 7 Colorful Accent 1" w:uiPriority="52"/>
+    <w:lsdException w:name="List Table 1 Light Accent 2" w:uiPriority="46"/>
+    <w:lsdException w:name="List Table 2 Accent 2" w:uiPriority="47"/>
+    <w:lsdException w:name="List Table 3 Accent 2" w:uiPriority="48"/>
+    <w:lsdException w:name="List Table 4 Accent 2" w:uiPriority="49"/>
+    <w:lsdException w:name="List Table 5 Dark Accent 2" w:uiPriority="50"/>
+    <w:lsdException w:name="List Table 6 Colorful Accent 2" w:uiPriority="51"/>
+    <w:lsdException w:name="List Table 7 Colorful Accent 2" w:uiPriority="52"/>
+    <w:lsdException w:name="List Table 1 Light Accent 3" w:uiPriority="46"/>
+    <w:lsdException w:name="List Table 2 Accent 3" w:uiPriority="47"/>
+    <w:lsdException w:name="List Table 3 Accent 3" w:uiPriority="48"/>
+    <w:lsdException w:name="List Table 4 Accent 3" w:uiPriority="49"/>
+    <w:lsdException w:name="List Table 5 Dark Accent 3" w:uiPriority="50"/>
+    <w:lsdException w:name="List Table 6 Colorful Accent 3" w:uiPriority="51"/>
+    <w:lsdException w:name="List Table 7 Colorful Accent 3" w:uiPriority="52"/>
+    <w:lsdException w:name="List Table 1 Light Accent 4" w:uiPriority="46"/>
+    <w:lsdException w:name="List Table 2 Accent 4" w:uiPriority="47"/>
+    <w:lsdException w:name="List Table 3 Accent 4" w:uiPriority="48"/>
+    <w:lsdException w:name="List Table 4 Accent 4" w:uiPriority="49"/>
+    <w:lsdException w:name="List Table 5 Dark Accent 4" w:uiPriority="50"/>
+    <w:lsdException w:name="List Table 6 Colorful Accent 4" w:uiPriority="51"/>
+    <w:lsdException w:name="List Table 7 Colorful Accent 4" w:uiPriority="52"/>
+    <w:lsdException w:name="List Table 1 Light Accent 5" w:uiPriority="46"/>
+    <w:lsdException w:name="List Table 2 Accent 5" w:uiPriority="47"/>
+    <w:lsdException w:name="List Table 3 Accent 5" w:uiPriority="48"/>
+    <w:lsdException w:name="List Table 4 Accent 5" w:uiPriority="49"/>
+    <w:lsdException w:name="List Table 5 Dark Accent 5" w:uiPriority="50"/>
+    <w:lsdException w:name="List Table 6 Colorful Accent 5" w:uiPriority="51"/>
+    <w:lsdException w:name="List Table 7 Colorful Accent 5" w:uiPriority="52"/>
+    <w:lsdException w:name="List Table 1 Light Accent 6" w:uiPriority="46"/>
+    <w:lsdException w:name="List Table 2 Accent 6" w:uiPriority="47"/>
+    <w:lsdException w:name="List Table 3 Accent 6" w:uiPriority="48"/>
+    <w:lsdException w:name="List Table 4 Accent 6" w:uiPriority="49"/>
+    <w:lsdException w:name="List Table 5 Dark Accent 6" w:uiPriority="50"/>
+    <w:lsdException w:name="List Table 6 Colorful Accent 6" w:uiPriority="51"/>
+    <w:lsdException w:name="List Table 7 Colorful Accent 6" w:uiPriority="52"/>
+    <w:lsdException w:name="Mention" w:semiHidden="1" w:unhideWhenUsed="1"/>
+    <w:lsdException w:name="Smart Hyperlink" w:semiHidden="1" w:unhideWhenUsed="1"/>
+    <w:lsdException w:name="Hashtag" w:semiHidden="1" w:unhideWhenUsed="1"/>
+    <w:lsdException w:name="Unresolved Mention" w:semiHidden="1" w:unhideWhenUsed="1"/>
+    <w:lsdException w:name="Smart Link" w:semiHidden="1" w:unhideWhenUsed="1"/>
   </w:latentStyles>
   <w:style w:type="paragraph" w:default="1" w:styleId="Normal">
     <w:name w:val="Normal"/>
@@ -1646,228 +5346,16 @@
       <w:u w:val="single"/>
     </w:rPr>
   </w:style>
-</w:styles>
-</file>
-
-<file path=word/stylesWithEffects.xml><?xml version="1.0" encoding="utf-8"?>
-<w:styles xmlns:wpc="http://schemas.microsoft.com/office/word/2010/wordprocessingCanvas" xmlns:mc="http://schemas.openxmlformats.org/markup-compatibility/2006" xmlns:o="urn:schemas-microsoft-com:office:office" xmlns:r="http://schemas.openxmlformats.org/officeDocument/2006/relationships" xmlns:m="http://schemas.openxmlformats.org/officeDocument/2006/math" xmlns:v="urn:schemas-microsoft-com:vml" xmlns:wp14="http://schemas.microsoft.com/office/word/2010/wordprocessingDrawing" xmlns:wp="http://schemas.openxmlformats.org/drawingml/2006/wordprocessingDrawing" xmlns:w10="urn:schemas-microsoft-com:office:word" xmlns:w="http://schemas.openxmlformats.org/wordprocessingml/2006/main" xmlns:w14="http://schemas.microsoft.com/office/word/2010/wordml" xmlns:wpg="http://schemas.microsoft.com/office/word/2010/wordprocessingGroup" xmlns:wpi="http://schemas.microsoft.com/office/word/2010/wordprocessingInk" xmlns:wne="http://schemas.microsoft.com/office/word/2006/wordml" xmlns:wps="http://schemas.microsoft.com/office/word/2010/wordprocessingShape" mc:Ignorable="w14 wp14">
-  <w:docDefaults>
-    <w:rPrDefault>
-      <w:rPr>
-        <w:rFonts w:asciiTheme="minorHAnsi" w:eastAsiaTheme="minorHAnsi" w:hAnsiTheme="minorHAnsi" w:cstheme="minorBidi"/>
-        <w:sz w:val="22"/>
-        <w:szCs w:val="22"/>
-        <w:lang w:val="vi-VN" w:eastAsia="en-US" w:bidi="ar-SA"/>
-      </w:rPr>
-    </w:rPrDefault>
-    <w:pPrDefault>
-      <w:pPr>
-        <w:spacing w:after="200" w:line="276" w:lineRule="auto"/>
-      </w:pPr>
-    </w:pPrDefault>
-  </w:docDefaults>
-  <w:latentStyles w:defLockedState="0" w:defUIPriority="99" w:defSemiHidden="1" w:defUnhideWhenUsed="1" w:defQFormat="0" w:count="267">
-    <w:lsdException w:name="Normal" w:semiHidden="0" w:uiPriority="0" w:unhideWhenUsed="0" w:qFormat="1"/>
-    <w:lsdException w:name="heading 1" w:semiHidden="0" w:uiPriority="9" w:unhideWhenUsed="0" w:qFormat="1"/>
-    <w:lsdException w:name="heading 2" w:uiPriority="9" w:qFormat="1"/>
-    <w:lsdException w:name="heading 3" w:uiPriority="9" w:qFormat="1"/>
-    <w:lsdException w:name="heading 4" w:uiPriority="9" w:qFormat="1"/>
-    <w:lsdException w:name="heading 5" w:uiPriority="9" w:qFormat="1"/>
-    <w:lsdException w:name="heading 6" w:uiPriority="9" w:qFormat="1"/>
-    <w:lsdException w:name="heading 7" w:uiPriority="9" w:qFormat="1"/>
-    <w:lsdException w:name="heading 8" w:uiPriority="9" w:qFormat="1"/>
-    <w:lsdException w:name="heading 9" w:uiPriority="9" w:qFormat="1"/>
-    <w:lsdException w:name="toc 1" w:uiPriority="39"/>
-    <w:lsdException w:name="toc 2" w:uiPriority="39"/>
-    <w:lsdException w:name="toc 3" w:uiPriority="39"/>
-    <w:lsdException w:name="toc 4" w:uiPriority="39"/>
-    <w:lsdException w:name="toc 5" w:uiPriority="39"/>
-    <w:lsdException w:name="toc 6" w:uiPriority="39"/>
-    <w:lsdException w:name="toc 7" w:uiPriority="39"/>
-    <w:lsdException w:name="toc 8" w:uiPriority="39"/>
-    <w:lsdException w:name="toc 9" w:uiPriority="39"/>
-    <w:lsdException w:name="caption" w:uiPriority="35" w:qFormat="1"/>
-    <w:lsdException w:name="Title" w:semiHidden="0" w:uiPriority="10" w:unhideWhenUsed="0" w:qFormat="1"/>
-    <w:lsdException w:name="Default Paragraph Font" w:uiPriority="1"/>
-    <w:lsdException w:name="Subtitle" w:semiHidden="0" w:uiPriority="11" w:unhideWhenUsed="0" w:qFormat="1"/>
-    <w:lsdException w:name="Strong" w:semiHidden="0" w:uiPriority="22" w:unhideWhenUsed="0" w:qFormat="1"/>
-    <w:lsdException w:name="Emphasis" w:semiHidden="0" w:uiPriority="20" w:unhideWhenUsed="0" w:qFormat="1"/>
-    <w:lsdException w:name="Table Grid" w:semiHidden="0" w:uiPriority="59" w:unhideWhenUsed="0"/>
-    <w:lsdException w:name="Placeholder Text" w:unhideWhenUsed="0"/>
-    <w:lsdException w:name="No Spacing" w:semiHidden="0" w:uiPriority="1" w:unhideWhenUsed="0" w:qFormat="1"/>
-    <w:lsdException w:name="Light Shading" w:semiHidden="0" w:uiPriority="60" w:unhideWhenUsed="0"/>
-    <w:lsdException w:name="Light List" w:semiHidden="0" w:uiPriority="61" w:unhideWhenUsed="0"/>
-    <w:lsdException w:name="Light Grid" w:semiHidden="0" w:uiPriority="62" w:unhideWhenUsed="0"/>
-    <w:lsdException w:name="Medium Shading 1" w:semiHidden="0" w:uiPriority="63" w:unhideWhenUsed="0"/>
-    <w:lsdException w:name="Medium Shading 2" w:semiHidden="0" w:uiPriority="64" w:unhideWhenUsed="0"/>
-    <w:lsdException w:name="Medium List 1" w:semiHidden="0" w:uiPriority="65" w:unhideWhenUsed="0"/>
-    <w:lsdException w:name="Medium List 2" w:semiHidden="0" w:uiPriority="66" w:unhideWhenUsed="0"/>
-    <w:lsdException w:name="Medium Grid 1" w:semiHidden="0" w:uiPriority="67" w:unhideWhenUsed="0"/>
-    <w:lsdException w:name="Medium Grid 2" w:semiHidden="0" w:uiPriority="68" w:unhideWhenUsed="0"/>
-    <w:lsdException w:name="Medium Grid 3" w:semiHidden="0" w:uiPriority="69" w:unhideWhenUsed="0"/>
-    <w:lsdException w:name="Dark List" w:semiHidden="0" w:uiPriority="70" w:unhideWhenUsed="0"/>
-    <w:lsdException w:name="Colorful Shading" w:semiHidden="0" w:uiPriority="71" w:unhideWhenUsed="0"/>
-    <w:lsdException w:name="Colorful List" w:semiHidden="0" w:uiPriority="72" w:unhideWhenUsed="0"/>
-    <w:lsdException w:name="Colorful Grid" w:semiHidden="0" w:uiPriority="73" w:unhideWhenUsed="0"/>
-    <w:lsdException w:name="Light Shading Accent 1" w:semiHidden="0" w:uiPriority="60" w:unhideWhenUsed="0"/>
-    <w:lsdException w:name="Light List Accent 1" w:semiHidden="0" w:uiPriority="61" w:unhideWhenUsed="0"/>
-    <w:lsdException w:name="Light Grid Accent 1" w:semiHidden="0" w:uiPriority="62" w:unhideWhenUsed="0"/>
-    <w:lsdException w:name="Medium Shading 1 Accent 1" w:semiHidden="0" w:uiPriority="63" w:unhideWhenUsed="0"/>
-    <w:lsdException w:name="Medium Shading 2 Accent 1" w:semiHidden="0" w:uiPriority="64" w:unhideWhenUsed="0"/>
-    <w:lsdException w:name="Medium List 1 Accent 1" w:semiHidden="0" w:uiPriority="65" w:unhideWhenUsed="0"/>
-    <w:lsdException w:name="Revision" w:unhideWhenUsed="0"/>
-    <w:lsdException w:name="List Paragraph" w:semiHidden="0" w:uiPriority="34" w:unhideWhenUsed="0" w:qFormat="1"/>
-    <w:lsdException w:name="Quote" w:semiHidden="0" w:uiPriority="29" w:unhideWhenUsed="0" w:qFormat="1"/>
-    <w:lsdException w:name="Intense Quote" w:semiHidden="0" w:uiPriority="30" w:unhideWhenUsed="0" w:qFormat="1"/>
-    <w:lsdException w:name="Medium List 2 Accent 1" w:semiHidden="0" w:uiPriority="66" w:unhideWhenUsed="0"/>
-    <w:lsdException w:name="Medium Grid 1 Accent 1" w:semiHidden="0" w:uiPriority="67" w:unhideWhenUsed="0"/>
-    <w:lsdException w:name="Medium Grid 2 Accent 1" w:semiHidden="0" w:uiPriority="68" w:unhideWhenUsed="0"/>
-    <w:lsdException w:name="Medium Grid 3 Accent 1" w:semiHidden="0" w:uiPriority="69" w:unhideWhenUsed="0"/>
-    <w:lsdException w:name="Dark List Accent 1" w:semiHidden="0" w:uiPriority="70" w:unhideWhenUsed="0"/>
-    <w:lsdException w:name="Colorful Shading Accent 1" w:semiHidden="0" w:uiPriority="71" w:unhideWhenUsed="0"/>
-    <w:lsdException w:name="Colorful List Accent 1" w:semiHidden="0" w:uiPriority="72" w:unhideWhenUsed="0"/>
-    <w:lsdException w:name="Colorful Grid Accent 1" w:semiHidden="0" w:uiPriority="73" w:unhideWhenUsed="0"/>
-    <w:lsdException w:name="Light Shading Accent 2" w:semiHidden="0" w:uiPriority="60" w:unhideWhenUsed="0"/>
-    <w:lsdException w:name="Light List Accent 2" w:semiHidden="0" w:uiPriority="61" w:unhideWhenUsed="0"/>
-    <w:lsdException w:name="Light Grid Accent 2" w:semiHidden="0" w:uiPriority="62" w:unhideWhenUsed="0"/>
-    <w:lsdException w:name="Medium Shading 1 Accent 2" w:semiHidden="0" w:uiPriority="63" w:unhideWhenUsed="0"/>
-    <w:lsdException w:name="Medium Shading 2 Accent 2" w:semiHidden="0" w:uiPriority="64" w:unhideWhenUsed="0"/>
-    <w:lsdException w:name="Medium List 1 Accent 2" w:semiHidden="0" w:uiPriority="65" w:unhideWhenUsed="0"/>
-    <w:lsdException w:name="Medium List 2 Accent 2" w:semiHidden="0" w:uiPriority="66" w:unhideWhenUsed="0"/>
-    <w:lsdException w:name="Medium Grid 1 Accent 2" w:semiHidden="0" w:uiPriority="67" w:unhideWhenUsed="0"/>
-    <w:lsdException w:name="Medium Grid 2 Accent 2" w:semiHidden="0" w:uiPriority="68" w:unhideWhenUsed="0"/>
-    <w:lsdException w:name="Medium Grid 3 Accent 2" w:semiHidden="0" w:uiPriority="69" w:unhideWhenUsed="0"/>
-    <w:lsdException w:name="Dark List Accent 2" w:semiHidden="0" w:uiPriority="70" w:unhideWhenUsed="0"/>
-    <w:lsdException w:name="Colorful Shading Accent 2" w:semiHidden="0" w:uiPriority="71" w:unhideWhenUsed="0"/>
-    <w:lsdException w:name="Colorful List Accent 2" w:semiHidden="0" w:uiPriority="72" w:unhideWhenUsed="0"/>
-    <w:lsdException w:name="Colorful Grid Accent 2" w:semiHidden="0" w:uiPriority="73" w:unhideWhenUsed="0"/>
-    <w:lsdException w:name="Light Shading Accent 3" w:semiHidden="0" w:uiPriority="60" w:unhideWhenUsed="0"/>
-    <w:lsdException w:name="Light List Accent 3" w:semiHidden="0" w:uiPriority="61" w:unhideWhenUsed="0"/>
-    <w:lsdException w:name="Light Grid Accent 3" w:semiHidden="0" w:uiPriority="62" w:unhideWhenUsed="0"/>
-    <w:lsdException w:name="Medium Shading 1 Accent 3" w:semiHidden="0" w:uiPriority="63" w:unhideWhenUsed="0"/>
-    <w:lsdException w:name="Medium Shading 2 Accent 3" w:semiHidden="0" w:uiPriority="64" w:unhideWhenUsed="0"/>
-    <w:lsdException w:name="Medium List 1 Accent 3" w:semiHidden="0" w:uiPriority="65" w:unhideWhenUsed="0"/>
-    <w:lsdException w:name="Medium List 2 Accent 3" w:semiHidden="0" w:uiPriority="66" w:unhideWhenUsed="0"/>
-    <w:lsdException w:name="Medium Grid 1 Accent 3" w:semiHidden="0" w:uiPriority="67" w:unhideWhenUsed="0"/>
-    <w:lsdException w:name="Medium Grid 2 Accent 3" w:semiHidden="0" w:uiPriority="68" w:unhideWhenUsed="0"/>
-    <w:lsdException w:name="Medium Grid 3 Accent 3" w:semiHidden="0" w:uiPriority="69" w:unhideWhenUsed="0"/>
-    <w:lsdException w:name="Dark List Accent 3" w:semiHidden="0" w:uiPriority="70" w:unhideWhenUsed="0"/>
-    <w:lsdException w:name="Colorful Shading Accent 3" w:semiHidden="0" w:uiPriority="71" w:unhideWhenUsed="0"/>
-    <w:lsdException w:name="Colorful List Accent 3" w:semiHidden="0" w:uiPriority="72" w:unhideWhenUsed="0"/>
-    <w:lsdException w:name="Colorful Grid Accent 3" w:semiHidden="0" w:uiPriority="73" w:unhideWhenUsed="0"/>
-    <w:lsdException w:name="Light Shading Accent 4" w:semiHidden="0" w:uiPriority="60" w:unhideWhenUsed="0"/>
-    <w:lsdException w:name="Light List Accent 4" w:semiHidden="0" w:uiPriority="61" w:unhideWhenUsed="0"/>
-    <w:lsdException w:name="Light Grid Accent 4" w:semiHidden="0" w:uiPriority="62" w:unhideWhenUsed="0"/>
-    <w:lsdException w:name="Medium Shading 1 Accent 4" w:semiHidden="0" w:uiPriority="63" w:unhideWhenUsed="0"/>
-    <w:lsdException w:name="Medium Shading 2 Accent 4" w:semiHidden="0" w:uiPriority="64" w:unhideWhenUsed="0"/>
-    <w:lsdException w:name="Medium List 1 Accent 4" w:semiHidden="0" w:uiPriority="65" w:unhideWhenUsed="0"/>
-    <w:lsdException w:name="Medium List 2 Accent 4" w:semiHidden="0" w:uiPriority="66" w:unhideWhenUsed="0"/>
-    <w:lsdException w:name="Medium Grid 1 Accent 4" w:semiHidden="0" w:uiPriority="67" w:unhideWhenUsed="0"/>
-    <w:lsdException w:name="Medium Grid 2 Accent 4" w:semiHidden="0" w:uiPriority="68" w:unhideWhenUsed="0"/>
-    <w:lsdException w:name="Medium Grid 3 Accent 4" w:semiHidden="0" w:uiPriority="69" w:unhideWhenUsed="0"/>
-    <w:lsdException w:name="Dark List Accent 4" w:semiHidden="0" w:uiPriority="70" w:unhideWhenUsed="0"/>
-    <w:lsdException w:name="Colorful Shading Accent 4" w:semiHidden="0" w:uiPriority="71" w:unhideWhenUsed="0"/>
-    <w:lsdException w:name="Colorful List Accent 4" w:semiHidden="0" w:uiPriority="72" w:unhideWhenUsed="0"/>
-    <w:lsdException w:name="Colorful Grid Accent 4" w:semiHidden="0" w:uiPriority="73" w:unhideWhenUsed="0"/>
-    <w:lsdException w:name="Light Shading Accent 5" w:semiHidden="0" w:uiPriority="60" w:unhideWhenUsed="0"/>
-    <w:lsdException w:name="Light List Accent 5" w:semiHidden="0" w:uiPriority="61" w:unhideWhenUsed="0"/>
-    <w:lsdException w:name="Light Grid Accent 5" w:semiHidden="0" w:uiPriority="62" w:unhideWhenUsed="0"/>
-    <w:lsdException w:name="Medium Shading 1 Accent 5" w:semiHidden="0" w:uiPriority="63" w:unhideWhenUsed="0"/>
-    <w:lsdException w:name="Medium Shading 2 Accent 5" w:semiHidden="0" w:uiPriority="64" w:unhideWhenUsed="0"/>
-    <w:lsdException w:name="Medium List 1 Accent 5" w:semiHidden="0" w:uiPriority="65" w:unhideWhenUsed="0"/>
-    <w:lsdException w:name="Medium List 2 Accent 5" w:semiHidden="0" w:uiPriority="66" w:unhideWhenUsed="0"/>
-    <w:lsdException w:name="Medium Grid 1 Accent 5" w:semiHidden="0" w:uiPriority="67" w:unhideWhenUsed="0"/>
-    <w:lsdException w:name="Medium Grid 2 Accent 5" w:semiHidden="0" w:uiPriority="68" w:unhideWhenUsed="0"/>
-    <w:lsdException w:name="Medium Grid 3 Accent 5" w:semiHidden="0" w:uiPriority="69" w:unhideWhenUsed="0"/>
-    <w:lsdException w:name="Dark List Accent 5" w:semiHidden="0" w:uiPriority="70" w:unhideWhenUsed="0"/>
-    <w:lsdException w:name="Colorful Shading Accent 5" w:semiHidden="0" w:uiPriority="71" w:unhideWhenUsed="0"/>
-    <w:lsdException w:name="Colorful List Accent 5" w:semiHidden="0" w:uiPriority="72" w:unhideWhenUsed="0"/>
-    <w:lsdException w:name="Colorful Grid Accent 5" w:semiHidden="0" w:uiPriority="73" w:unhideWhenUsed="0"/>
-    <w:lsdException w:name="Light Shading Accent 6" w:semiHidden="0" w:uiPriority="60" w:unhideWhenUsed="0"/>
-    <w:lsdException w:name="Light List Accent 6" w:semiHidden="0" w:uiPriority="61" w:unhideWhenUsed="0"/>
-    <w:lsdException w:name="Light Grid Accent 6" w:semiHidden="0" w:uiPriority="62" w:unhideWhenUsed="0"/>
-    <w:lsdException w:name="Medium Shading 1 Accent 6" w:semiHidden="0" w:uiPriority="63" w:unhideWhenUsed="0"/>
-    <w:lsdException w:name="Medium Shading 2 Accent 6" w:semiHidden="0" w:uiPriority="64" w:unhideWhenUsed="0"/>
-    <w:lsdException w:name="Medium List 1 Accent 6" w:semiHidden="0" w:uiPriority="65" w:unhideWhenUsed="0"/>
-    <w:lsdException w:name="Medium List 2 Accent 6" w:semiHidden="0" w:uiPriority="66" w:unhideWhenUsed="0"/>
-    <w:lsdException w:name="Medium Grid 1 Accent 6" w:semiHidden="0" w:uiPriority="67" w:unhideWhenUsed="0"/>
-    <w:lsdException w:name="Medium Grid 2 Accent 6" w:semiHidden="0" w:uiPriority="68" w:unhideWhenUsed="0"/>
-    <w:lsdException w:name="Medium Grid 3 Accent 6" w:semiHidden="0" w:uiPriority="69" w:unhideWhenUsed="0"/>
-    <w:lsdException w:name="Dark List Accent 6" w:semiHidden="0" w:uiPriority="70" w:unhideWhenUsed="0"/>
-    <w:lsdException w:name="Colorful Shading Accent 6" w:semiHidden="0" w:uiPriority="71" w:unhideWhenUsed="0"/>
-    <w:lsdException w:name="Colorful List Accent 6" w:semiHidden="0" w:uiPriority="72" w:unhideWhenUsed="0"/>
-    <w:lsdException w:name="Colorful Grid Accent 6" w:semiHidden="0" w:uiPriority="73" w:unhideWhenUsed="0"/>
-    <w:lsdException w:name="Subtle Emphasis" w:semiHidden="0" w:uiPriority="19" w:unhideWhenUsed="0" w:qFormat="1"/>
-    <w:lsdException w:name="Intense Emphasis" w:semiHidden="0" w:uiPriority="21" w:unhideWhenUsed="0" w:qFormat="1"/>
-    <w:lsdException w:name="Subtle Reference" w:semiHidden="0" w:uiPriority="31" w:unhideWhenUsed="0" w:qFormat="1"/>
-    <w:lsdException w:name="Intense Reference" w:semiHidden="0" w:uiPriority="32" w:unhideWhenUsed="0" w:qFormat="1"/>
-    <w:lsdException w:name="Book Title" w:semiHidden="0" w:uiPriority="33" w:unhideWhenUsed="0" w:qFormat="1"/>
-    <w:lsdException w:name="Bibliography" w:uiPriority="37"/>
-    <w:lsdException w:name="TOC Heading" w:uiPriority="39" w:qFormat="1"/>
-  </w:latentStyles>
-  <w:style w:type="paragraph" w:default="1" w:styleId="Normal">
-    <w:name w:val="Normal"/>
-    <w:qFormat/>
-  </w:style>
-  <w:style w:type="character" w:default="1" w:styleId="DefaultParagraphFont">
-    <w:name w:val="Default Paragraph Font"/>
-    <w:uiPriority w:val="1"/>
-    <w:semiHidden/>
-    <w:unhideWhenUsed/>
-  </w:style>
-  <w:style w:type="table" w:default="1" w:styleId="TableNormal">
-    <w:name w:val="Normal Table"/>
-    <w:uiPriority w:val="99"/>
-    <w:semiHidden/>
-    <w:unhideWhenUsed/>
-    <w:tblPr>
-      <w:tblInd w:w="0" w:type="dxa"/>
-      <w:tblCellMar>
-        <w:top w:w="0" w:type="dxa"/>
-        <w:left w:w="108" w:type="dxa"/>
-        <w:bottom w:w="0" w:type="dxa"/>
-        <w:right w:w="108" w:type="dxa"/>
-      </w:tblCellMar>
-    </w:tblPr>
-  </w:style>
-  <w:style w:type="numbering" w:default="1" w:styleId="NoList">
-    <w:name w:val="No List"/>
-    <w:uiPriority w:val="99"/>
-    <w:semiHidden/>
-    <w:unhideWhenUsed/>
-  </w:style>
-  <w:style w:type="character" w:styleId="Hyperlink">
-    <w:name w:val="Hyperlink"/>
-    <w:basedOn w:val="DefaultParagraphFont"/>
-    <w:uiPriority w:val="99"/>
-    <w:unhideWhenUsed/>
-    <w:rsid w:val="00876075"/>
-    <w:rPr>
-      <w:color w:val="0000FF" w:themeColor="hyperlink"/>
-      <w:u w:val="single"/>
-    </w:rPr>
-  </w:style>
-  <w:style w:type="paragraph" w:styleId="ListParagraph">
-    <w:name w:val="List Paragraph"/>
-    <w:basedOn w:val="Normal"/>
-    <w:uiPriority w:val="34"/>
-    <w:qFormat/>
-    <w:rsid w:val="0099155E"/>
-    <w:pPr>
-      <w:ind w:left="720"/>
-      <w:contextualSpacing/>
-    </w:pPr>
-  </w:style>
-  <w:style w:type="character" w:styleId="FollowedHyperlink">
-    <w:name w:val="FollowedHyperlink"/>
+  <w:style w:type="character" w:styleId="UnresolvedMention">
+    <w:name w:val="Unresolved Mention"/>
     <w:basedOn w:val="DefaultParagraphFont"/>
     <w:uiPriority w:val="99"/>
     <w:semiHidden/>
     <w:unhideWhenUsed/>
-    <w:rsid w:val="00776F09"/>
+    <w:rsid w:val="00FD5901"/>
     <w:rPr>
-      <w:color w:val="800080" w:themeColor="followedHyperlink"/>
-      <w:u w:val="single"/>
+      <w:color w:val="605E5C"/>
+      <w:shd w:val="clear" w:color="auto" w:fill="E1DFDD"/>
     </w:rPr>
   </w:style>
 </w:styles>

--- a/hcmut.docx
+++ b/hcmut.docx
@@ -1104,6 +1104,102 @@
     </w:p>
     <w:p>
       <w:pPr>
+        <w:pStyle w:val="ListParagraph"/>
+        <w:numPr>
+          <w:ilvl w:val="0"/>
+          <w:numId w:val="6"/>
+        </w:numPr>
+        <w:rPr>
+          <w:rStyle w:val="Hyperlink"/>
+          <w:color w:val="auto"/>
+          <w:u w:val="none"/>
+          <w:lang w:val="en-US"/>
+        </w:rPr>
+      </w:pPr>
+      <w:r>
+        <w:rPr>
+          <w:rStyle w:val="Hyperlink"/>
+          <w:color w:val="auto"/>
+          <w:u w:val="none"/>
+          <w:lang w:val="en-US"/>
+        </w:rPr>
+        <w:t>Giảng Đường H6?</w:t>
+      </w:r>
+    </w:p>
+    <w:p>
+      <w:pPr>
+        <w:pStyle w:val="ListParagraph"/>
+        <w:numPr>
+          <w:ilvl w:val="0"/>
+          <w:numId w:val="2"/>
+        </w:numPr>
+        <w:rPr>
+          <w:rStyle w:val="Hyperlink"/>
+          <w:color w:val="auto"/>
+          <w:u w:val="none"/>
+          <w:lang w:val="en-US"/>
+        </w:rPr>
+      </w:pPr>
+      <w:r>
+        <w:rPr>
+          <w:rStyle w:val="Hyperlink"/>
+          <w:color w:val="auto"/>
+          <w:u w:val="none"/>
+          <w:lang w:val="en-US"/>
+        </w:rPr>
+        <w:t>Lên tầng 6 tòa H6 = thang máy, rẽ trái lên bậc thang là tới</w:t>
+      </w:r>
+    </w:p>
+    <w:p>
+      <w:pPr>
+        <w:pStyle w:val="ListParagraph"/>
+        <w:numPr>
+          <w:ilvl w:val="0"/>
+          <w:numId w:val="6"/>
+        </w:numPr>
+        <w:rPr>
+          <w:rStyle w:val="Hyperlink"/>
+          <w:color w:val="auto"/>
+          <w:u w:val="none"/>
+          <w:lang w:val="en-US"/>
+        </w:rPr>
+      </w:pPr>
+      <w:r>
+        <w:rPr>
+          <w:rStyle w:val="Hyperlink"/>
+          <w:color w:val="auto"/>
+          <w:u w:val="none"/>
+          <w:lang w:val="en-US"/>
+        </w:rPr>
+        <w:t>Chỗ Để Xe?</w:t>
+      </w:r>
+    </w:p>
+    <w:p>
+      <w:pPr>
+        <w:pStyle w:val="ListParagraph"/>
+        <w:numPr>
+          <w:ilvl w:val="0"/>
+          <w:numId w:val="2"/>
+        </w:numPr>
+        <w:rPr>
+          <w:rStyle w:val="Hyperlink"/>
+          <w:color w:val="auto"/>
+          <w:u w:val="none"/>
+          <w:lang w:val="en-US"/>
+        </w:rPr>
+      </w:pPr>
+      <w:r>
+        <w:rPr>
+          <w:rStyle w:val="Hyperlink"/>
+          <w:color w:val="auto"/>
+          <w:u w:val="none"/>
+          <w:lang w:val="en-US"/>
+        </w:rPr>
+        <w:t>Sát mặt đường</w:t>
+      </w:r>
+    </w:p>
+    <w:p>
+      <w:pPr>
         <w:rPr>
           <w:rStyle w:val="Hyperlink"/>
           <w:lang w:val="en-US"/>
@@ -1404,109 +1500,166 @@
           <w:u w:val="none"/>
           <w:lang w:val="en-US"/>
         </w:rPr>
-        <w:t>12/9/2023?</w:t>
-      </w:r>
-    </w:p>
-    <w:p>
-      <w:pPr>
-        <w:pStyle w:val="ListParagraph"/>
-        <w:numPr>
-          <w:ilvl w:val="0"/>
-          <w:numId w:val="2"/>
-        </w:numPr>
-        <w:rPr>
-          <w:rStyle w:val="Hyperlink"/>
-          <w:color w:val="auto"/>
-          <w:u w:val="none"/>
-          <w:lang w:val="en-US"/>
-        </w:rPr>
-      </w:pPr>
-      <w:r>
-        <w:rPr>
-          <w:rStyle w:val="Hyperlink"/>
-          <w:color w:val="auto"/>
-          <w:u w:val="none"/>
-          <w:lang w:val="en-US"/>
-        </w:rPr>
-        <w:t>8 – 10.83 giờ, vật lí 1</w:t>
-      </w:r>
-    </w:p>
-    <w:p>
-      <w:pPr>
-        <w:pStyle w:val="ListParagraph"/>
-        <w:numPr>
-          <w:ilvl w:val="0"/>
-          <w:numId w:val="2"/>
-        </w:numPr>
-        <w:rPr>
-          <w:rStyle w:val="Hyperlink"/>
-          <w:color w:val="auto"/>
-          <w:u w:val="none"/>
-          <w:lang w:val="en-US"/>
-        </w:rPr>
-      </w:pPr>
-      <w:r>
-        <w:rPr>
-          <w:rStyle w:val="Hyperlink"/>
-          <w:color w:val="auto"/>
-          <w:u w:val="none"/>
-          <w:lang w:val="en-US"/>
-        </w:rPr>
-        <w:t>10.83 giờ đến 11 giờ, tham quan văn phòng khoa</w:t>
-      </w:r>
-    </w:p>
-    <w:p>
-      <w:pPr>
-        <w:pStyle w:val="ListParagraph"/>
-        <w:numPr>
-          <w:ilvl w:val="0"/>
-          <w:numId w:val="2"/>
-        </w:numPr>
-        <w:rPr>
-          <w:lang w:val="en-US"/>
-        </w:rPr>
-      </w:pPr>
-      <w:r>
-        <w:rPr>
-          <w:lang w:val="en-US"/>
-        </w:rPr>
-        <w:t>12 – 13.83 giờ, giải tích 1 bài tập</w:t>
-      </w:r>
-    </w:p>
-    <w:p>
-      <w:pPr>
-        <w:pStyle w:val="ListParagraph"/>
-        <w:numPr>
-          <w:ilvl w:val="0"/>
-          <w:numId w:val="2"/>
-        </w:numPr>
-        <w:rPr>
-          <w:lang w:val="en-US"/>
-        </w:rPr>
-      </w:pPr>
-      <w:r>
-        <w:rPr>
-          <w:lang w:val="en-US"/>
-        </w:rPr>
-        <w:t>14 – 15 giờ, vào văn phòng khoa xin giấy xác nhận sinh viên</w:t>
-      </w:r>
-    </w:p>
-    <w:p>
-      <w:pPr>
-        <w:pStyle w:val="ListParagraph"/>
-        <w:numPr>
-          <w:ilvl w:val="0"/>
-          <w:numId w:val="2"/>
-        </w:numPr>
-        <w:rPr>
-          <w:lang w:val="en-US"/>
-        </w:rPr>
-      </w:pPr>
-      <w:r>
-        <w:rPr>
-          <w:lang w:val="en-US"/>
-        </w:rPr>
-        <w:t>15 – 17.83 giờ, giải tích 1</w:t>
+        <w:t>1</w:t>
+      </w:r>
+      <w:r>
+        <w:rPr>
+          <w:rStyle w:val="Hyperlink"/>
+          <w:color w:val="auto"/>
+          <w:u w:val="none"/>
+          <w:lang w:val="en-US"/>
+        </w:rPr>
+        <w:t>3</w:t>
+      </w:r>
+      <w:r>
+        <w:rPr>
+          <w:rStyle w:val="Hyperlink"/>
+          <w:color w:val="auto"/>
+          <w:u w:val="none"/>
+          <w:lang w:val="en-US"/>
+        </w:rPr>
+        <w:t>/9/2023?</w:t>
+      </w:r>
+    </w:p>
+    <w:p>
+      <w:pPr>
+        <w:pStyle w:val="ListParagraph"/>
+        <w:numPr>
+          <w:ilvl w:val="0"/>
+          <w:numId w:val="2"/>
+        </w:numPr>
+        <w:rPr>
+          <w:rStyle w:val="Hyperlink"/>
+          <w:color w:val="auto"/>
+          <w:u w:val="none"/>
+          <w:lang w:val="en-US"/>
+        </w:rPr>
+      </w:pPr>
+      <w:r>
+        <w:rPr>
+          <w:rStyle w:val="Hyperlink"/>
+          <w:color w:val="auto"/>
+          <w:u w:val="none"/>
+          <w:lang w:val="en-US"/>
+        </w:rPr>
+        <w:t>5 – 5.5 giờ, đánh xỉa rang đái rửa mặt hít đất 20 cái</w:t>
+      </w:r>
+    </w:p>
+    <w:p>
+      <w:pPr>
+        <w:pStyle w:val="ListParagraph"/>
+        <w:numPr>
+          <w:ilvl w:val="0"/>
+          <w:numId w:val="2"/>
+        </w:numPr>
+        <w:rPr>
+          <w:rStyle w:val="Hyperlink"/>
+          <w:color w:val="auto"/>
+          <w:u w:val="none"/>
+          <w:lang w:val="en-US"/>
+        </w:rPr>
+      </w:pPr>
+      <w:r>
+        <w:rPr>
+          <w:rStyle w:val="Hyperlink"/>
+          <w:color w:val="auto"/>
+          <w:u w:val="none"/>
+          <w:lang w:val="en-US"/>
+        </w:rPr>
+        <w:t>6.5 – 7 giờ, ăn</w:t>
+      </w:r>
+    </w:p>
+    <w:p>
+      <w:pPr>
+        <w:pStyle w:val="ListParagraph"/>
+        <w:numPr>
+          <w:ilvl w:val="0"/>
+          <w:numId w:val="2"/>
+        </w:numPr>
+        <w:rPr>
+          <w:rStyle w:val="Hyperlink"/>
+          <w:color w:val="auto"/>
+          <w:u w:val="none"/>
+          <w:lang w:val="en-US"/>
+        </w:rPr>
+      </w:pPr>
+      <w:r>
+        <w:rPr>
+          <w:rStyle w:val="Hyperlink"/>
+          <w:color w:val="auto"/>
+          <w:u w:val="none"/>
+          <w:lang w:val="en-US"/>
+        </w:rPr>
+        <w:t>7 – 8 giờ, tìm chuyển phát nhanh</w:t>
+      </w:r>
+    </w:p>
+    <w:p>
+      <w:pPr>
+        <w:pStyle w:val="ListParagraph"/>
+        <w:numPr>
+          <w:ilvl w:val="0"/>
+          <w:numId w:val="2"/>
+        </w:numPr>
+        <w:rPr>
+          <w:rStyle w:val="Hyperlink"/>
+          <w:color w:val="auto"/>
+          <w:u w:val="none"/>
+          <w:lang w:val="en-US"/>
+        </w:rPr>
+      </w:pPr>
+      <w:r>
+        <w:rPr>
+          <w:rStyle w:val="Hyperlink"/>
+          <w:color w:val="auto"/>
+          <w:u w:val="none"/>
+          <w:lang w:val="en-US"/>
+        </w:rPr>
+        <w:t>8 – 9 giờ, đổ xăng bơm xe</w:t>
+      </w:r>
+    </w:p>
+    <w:p>
+      <w:pPr>
+        <w:pStyle w:val="ListParagraph"/>
+        <w:numPr>
+          <w:ilvl w:val="0"/>
+          <w:numId w:val="2"/>
+        </w:numPr>
+        <w:rPr>
+          <w:rStyle w:val="Hyperlink"/>
+          <w:color w:val="auto"/>
+          <w:u w:val="none"/>
+          <w:lang w:val="en-US"/>
+        </w:rPr>
+      </w:pPr>
+      <w:r>
+        <w:rPr>
+          <w:rStyle w:val="Hyperlink"/>
+          <w:color w:val="auto"/>
+          <w:u w:val="none"/>
+          <w:lang w:val="en-US"/>
+        </w:rPr>
+        <w:t>9 – 10 giờ, kiểm tra E Learning</w:t>
+      </w:r>
+    </w:p>
+    <w:p>
+      <w:pPr>
+        <w:pStyle w:val="ListParagraph"/>
+        <w:numPr>
+          <w:ilvl w:val="0"/>
+          <w:numId w:val="2"/>
+        </w:numPr>
+        <w:rPr>
+          <w:lang w:val="en-US"/>
+        </w:rPr>
+      </w:pPr>
+      <w:r>
+        <w:rPr>
+          <w:rStyle w:val="Hyperlink"/>
+          <w:color w:val="auto"/>
+          <w:u w:val="none"/>
+          <w:lang w:val="en-US"/>
+        </w:rPr>
+        <w:t>11 – 11.5 giờ, ăn</w:t>
       </w:r>
     </w:p>
     <w:p>
@@ -1542,6 +1695,7 @@
         <w:rPr>
           <w:lang w:val="en-US"/>
         </w:rPr>
+        <w:lastRenderedPageBreak/>
         <w:t>Đăng kí môn giáo dục thể chất + tiếng anh</w:t>
       </w:r>
     </w:p>
@@ -1583,22 +1737,93 @@
     </w:p>
     <w:p>
       <w:pPr>
-        <w:rPr>
-          <w:lang w:val="en-US"/>
-        </w:rPr>
-      </w:pPr>
-    </w:p>
-    <w:p>
-      <w:pPr>
-        <w:rPr>
-          <w:lang w:val="en-US"/>
-        </w:rPr>
-      </w:pPr>
-      <w:r>
-        <w:rPr>
-          <w:lang w:val="en-US"/>
-        </w:rPr>
-        <w:lastRenderedPageBreak/>
+        <w:pStyle w:val="ListParagraph"/>
+        <w:numPr>
+          <w:ilvl w:val="0"/>
+          <w:numId w:val="4"/>
+        </w:numPr>
+        <w:rPr>
+          <w:lang w:val="en-US"/>
+        </w:rPr>
+      </w:pPr>
+      <w:r>
+        <w:rPr>
+          <w:lang w:val="en-US"/>
+        </w:rPr>
+        <w:t>Tuần 2 Tháng 10/2023?</w:t>
+      </w:r>
+    </w:p>
+    <w:p>
+      <w:pPr>
+        <w:pStyle w:val="ListParagraph"/>
+        <w:numPr>
+          <w:ilvl w:val="0"/>
+          <w:numId w:val="2"/>
+        </w:numPr>
+        <w:rPr>
+          <w:lang w:val="en-US"/>
+        </w:rPr>
+      </w:pPr>
+      <w:r>
+        <w:rPr>
+          <w:lang w:val="en-US"/>
+        </w:rPr>
+        <w:t>Kiểm tra CNTT</w:t>
+      </w:r>
+    </w:p>
+    <w:p>
+      <w:pPr>
+        <w:pStyle w:val="ListParagraph"/>
+        <w:numPr>
+          <w:ilvl w:val="0"/>
+          <w:numId w:val="4"/>
+        </w:numPr>
+        <w:rPr>
+          <w:lang w:val="en-US"/>
+        </w:rPr>
+      </w:pPr>
+      <w:r>
+        <w:rPr>
+          <w:lang w:val="en-US"/>
+        </w:rPr>
+        <w:t>Cuối Năm 1?</w:t>
+      </w:r>
+    </w:p>
+    <w:p>
+      <w:pPr>
+        <w:pStyle w:val="ListParagraph"/>
+        <w:numPr>
+          <w:ilvl w:val="0"/>
+          <w:numId w:val="2"/>
+        </w:numPr>
+        <w:rPr>
+          <w:lang w:val="en-US"/>
+        </w:rPr>
+      </w:pPr>
+      <w:r>
+        <w:rPr>
+          <w:lang w:val="en-US"/>
+        </w:rPr>
+        <w:t>Nộp MOS</w:t>
+      </w:r>
+    </w:p>
+    <w:p>
+      <w:pPr>
+        <w:rPr>
+          <w:lang w:val="en-US"/>
+        </w:rPr>
+      </w:pPr>
+    </w:p>
+    <w:p>
+      <w:pPr>
+        <w:rPr>
+          <w:lang w:val="en-US"/>
+        </w:rPr>
+      </w:pPr>
+      <w:r>
+        <w:rPr>
+          <w:lang w:val="en-US"/>
+        </w:rPr>
         <w:t>Task – Nhiệm Vụ:</w:t>
       </w:r>
     </w:p>
@@ -1617,6 +1842,420 @@
         <w:rPr>
           <w:lang w:val="en-US"/>
         </w:rPr>
+        <w:t>Quy Đổi Điểm?</w:t>
+      </w:r>
+    </w:p>
+    <w:p>
+      <w:pPr>
+        <w:pStyle w:val="ListParagraph"/>
+        <w:numPr>
+          <w:ilvl w:val="0"/>
+          <w:numId w:val="2"/>
+        </w:numPr>
+        <w:rPr>
+          <w:lang w:val="en-US"/>
+        </w:rPr>
+      </w:pPr>
+      <w:r>
+        <w:rPr>
+          <w:lang w:val="en-US"/>
+        </w:rPr>
+        <w:t>Từ thang 10 sang chữ</w:t>
+      </w:r>
+    </w:p>
+    <w:p>
+      <w:pPr>
+        <w:pStyle w:val="ListParagraph"/>
+        <w:numPr>
+          <w:ilvl w:val="0"/>
+          <w:numId w:val="2"/>
+        </w:numPr>
+        <w:rPr>
+          <w:lang w:val="en-US"/>
+        </w:rPr>
+      </w:pPr>
+      <w:r>
+        <w:rPr>
+          <w:lang w:val="en-US"/>
+        </w:rPr>
+        <w:t>F = 4 trở xuống</w:t>
+      </w:r>
+    </w:p>
+    <w:p>
+      <w:pPr>
+        <w:pStyle w:val="ListParagraph"/>
+        <w:numPr>
+          <w:ilvl w:val="0"/>
+          <w:numId w:val="2"/>
+        </w:numPr>
+        <w:rPr>
+          <w:lang w:val="en-US"/>
+        </w:rPr>
+      </w:pPr>
+      <w:r>
+        <w:rPr>
+          <w:lang w:val="en-US"/>
+        </w:rPr>
+        <w:t>D = 4 đến 5</w:t>
+      </w:r>
+    </w:p>
+    <w:p>
+      <w:pPr>
+        <w:pStyle w:val="ListParagraph"/>
+        <w:numPr>
+          <w:ilvl w:val="0"/>
+          <w:numId w:val="2"/>
+        </w:numPr>
+        <w:rPr>
+          <w:lang w:val="en-US"/>
+        </w:rPr>
+      </w:pPr>
+      <w:r>
+        <w:rPr>
+          <w:lang w:val="en-US"/>
+        </w:rPr>
+        <w:t>D+ = 5 đến 5.5</w:t>
+      </w:r>
+    </w:p>
+    <w:p>
+      <w:pPr>
+        <w:pStyle w:val="ListParagraph"/>
+        <w:numPr>
+          <w:ilvl w:val="0"/>
+          <w:numId w:val="2"/>
+        </w:numPr>
+        <w:rPr>
+          <w:lang w:val="en-US"/>
+        </w:rPr>
+      </w:pPr>
+      <w:r>
+        <w:rPr>
+          <w:lang w:val="en-US"/>
+        </w:rPr>
+        <w:t>Mỗi chữ cái không có “+” thì tăng 1</w:t>
+      </w:r>
+    </w:p>
+    <w:p>
+      <w:pPr>
+        <w:pStyle w:val="ListParagraph"/>
+        <w:numPr>
+          <w:ilvl w:val="0"/>
+          <w:numId w:val="2"/>
+        </w:numPr>
+        <w:rPr>
+          <w:lang w:val="en-US"/>
+        </w:rPr>
+      </w:pPr>
+      <w:r>
+        <w:rPr>
+          <w:lang w:val="en-US"/>
+        </w:rPr>
+        <w:t xml:space="preserve">Mỗi chữ cái có “+” thì </w:t>
+      </w:r>
+      <w:r>
+        <w:rPr>
+          <w:lang w:val="en-US"/>
+        </w:rPr>
+        <w:t>tăng</w:t>
+      </w:r>
+      <w:r>
+        <w:rPr>
+          <w:lang w:val="en-US"/>
+        </w:rPr>
+        <w:t xml:space="preserve"> 0.5</w:t>
+      </w:r>
+    </w:p>
+    <w:p>
+      <w:pPr>
+        <w:pStyle w:val="ListParagraph"/>
+        <w:numPr>
+          <w:ilvl w:val="0"/>
+          <w:numId w:val="2"/>
+        </w:numPr>
+        <w:rPr>
+          <w:lang w:val="en-US"/>
+        </w:rPr>
+      </w:pPr>
+      <w:r>
+        <w:rPr>
+          <w:lang w:val="en-US"/>
+        </w:rPr>
+        <w:t>Từ chữ sang thang 4</w:t>
+      </w:r>
+    </w:p>
+    <w:p>
+      <w:pPr>
+        <w:pStyle w:val="ListParagraph"/>
+        <w:numPr>
+          <w:ilvl w:val="0"/>
+          <w:numId w:val="2"/>
+        </w:numPr>
+        <w:rPr>
+          <w:lang w:val="en-US"/>
+        </w:rPr>
+      </w:pPr>
+      <w:r>
+        <w:rPr>
+          <w:lang w:val="en-US"/>
+        </w:rPr>
+        <w:t>F = 0</w:t>
+      </w:r>
+    </w:p>
+    <w:p>
+      <w:pPr>
+        <w:pStyle w:val="ListParagraph"/>
+        <w:numPr>
+          <w:ilvl w:val="0"/>
+          <w:numId w:val="2"/>
+        </w:numPr>
+        <w:rPr>
+          <w:lang w:val="en-US"/>
+        </w:rPr>
+      </w:pPr>
+      <w:r>
+        <w:rPr>
+          <w:lang w:val="en-US"/>
+        </w:rPr>
+        <w:t>D = 1</w:t>
+      </w:r>
+    </w:p>
+    <w:p>
+      <w:pPr>
+        <w:pStyle w:val="ListParagraph"/>
+        <w:numPr>
+          <w:ilvl w:val="0"/>
+          <w:numId w:val="2"/>
+        </w:numPr>
+        <w:rPr>
+          <w:lang w:val="en-US"/>
+        </w:rPr>
+      </w:pPr>
+      <w:r>
+        <w:rPr>
+          <w:lang w:val="en-US"/>
+        </w:rPr>
+        <w:t>D+ = 1.5</w:t>
+      </w:r>
+    </w:p>
+    <w:p>
+      <w:pPr>
+        <w:pStyle w:val="ListParagraph"/>
+        <w:numPr>
+          <w:ilvl w:val="0"/>
+          <w:numId w:val="2"/>
+        </w:numPr>
+        <w:rPr>
+          <w:lang w:val="en-US"/>
+        </w:rPr>
+      </w:pPr>
+      <w:r>
+        <w:rPr>
+          <w:lang w:val="en-US"/>
+        </w:rPr>
+        <w:t>Mỗi chữ tiếp theo + 0.5, tối đa = 4</w:t>
+      </w:r>
+    </w:p>
+    <w:p>
+      <w:pPr>
+        <w:pStyle w:val="ListParagraph"/>
+        <w:numPr>
+          <w:ilvl w:val="0"/>
+          <w:numId w:val="2"/>
+        </w:numPr>
+        <w:rPr>
+          <w:lang w:val="en-US"/>
+        </w:rPr>
+      </w:pPr>
+      <w:r>
+        <w:rPr>
+          <w:lang w:val="en-US"/>
+        </w:rPr>
+        <w:t>Điểm trung bình 1 học kì</w:t>
+      </w:r>
+    </w:p>
+    <w:p>
+      <w:pPr>
+        <w:pStyle w:val="ListParagraph"/>
+        <w:numPr>
+          <w:ilvl w:val="0"/>
+          <w:numId w:val="2"/>
+        </w:numPr>
+        <w:rPr>
+          <w:lang w:val="en-US"/>
+        </w:rPr>
+      </w:pPr>
+      <w:r>
+        <w:rPr>
+          <w:lang w:val="en-US"/>
+        </w:rPr>
+        <w:t>Ví dụ bạn học vật lí 1 với 4 tín chỉ, giải tích 1 với 3 tín chỉ 1 học kì, đạt 8.3 điểm vật lí, 5.1 điểm giải tích, thì quy đổi chúng sang thang chữ rồi sang thang 4, được 3.5 và 1.5</w:t>
+      </w:r>
+      <w:r>
+        <w:rPr>
+          <w:lang w:val="en-US"/>
+        </w:rPr>
+        <w:t>, thì tính trung bình có trọng số là số tín chỉ tương ứng, = ((3.5 * 4) + (1.5 * 3)) / (4 + 3) = 2.6</w:t>
+      </w:r>
+    </w:p>
+    <w:p>
+      <w:pPr>
+        <w:pStyle w:val="ListParagraph"/>
+        <w:numPr>
+          <w:ilvl w:val="0"/>
+          <w:numId w:val="2"/>
+        </w:numPr>
+        <w:rPr>
+          <w:lang w:val="en-US"/>
+        </w:rPr>
+      </w:pPr>
+      <w:r>
+        <w:rPr>
+          <w:lang w:val="en-US"/>
+        </w:rPr>
+        <w:t>Dựa vào điểm trung bình để xếp loại học lực</w:t>
+      </w:r>
+    </w:p>
+    <w:p>
+      <w:pPr>
+        <w:pStyle w:val="ListParagraph"/>
+        <w:numPr>
+          <w:ilvl w:val="0"/>
+          <w:numId w:val="2"/>
+        </w:numPr>
+        <w:rPr>
+          <w:lang w:val="en-US"/>
+        </w:rPr>
+      </w:pPr>
+      <w:r>
+        <w:rPr>
+          <w:lang w:val="en-US"/>
+        </w:rPr>
+        <w:t>Kém = 1 trở xuống</w:t>
+      </w:r>
+    </w:p>
+    <w:p>
+      <w:pPr>
+        <w:pStyle w:val="ListParagraph"/>
+        <w:numPr>
+          <w:ilvl w:val="0"/>
+          <w:numId w:val="2"/>
+        </w:numPr>
+        <w:rPr>
+          <w:lang w:val="en-US"/>
+        </w:rPr>
+      </w:pPr>
+      <w:r>
+        <w:rPr>
+          <w:lang w:val="en-US"/>
+        </w:rPr>
+        <w:t>Yếu = 1 đến 2</w:t>
+      </w:r>
+    </w:p>
+    <w:p>
+      <w:pPr>
+        <w:pStyle w:val="ListParagraph"/>
+        <w:numPr>
+          <w:ilvl w:val="0"/>
+          <w:numId w:val="2"/>
+        </w:numPr>
+        <w:rPr>
+          <w:lang w:val="en-US"/>
+        </w:rPr>
+      </w:pPr>
+      <w:r>
+        <w:rPr>
+          <w:lang w:val="en-US"/>
+        </w:rPr>
+        <w:t>TB = 2 đến 2.5</w:t>
+      </w:r>
+    </w:p>
+    <w:p>
+      <w:pPr>
+        <w:pStyle w:val="ListParagraph"/>
+        <w:numPr>
+          <w:ilvl w:val="0"/>
+          <w:numId w:val="2"/>
+        </w:numPr>
+        <w:rPr>
+          <w:lang w:val="en-US"/>
+        </w:rPr>
+      </w:pPr>
+      <w:r>
+        <w:rPr>
+          <w:lang w:val="en-US"/>
+        </w:rPr>
+        <w:t>Khá = 2.5 đến 3.2</w:t>
+      </w:r>
+    </w:p>
+    <w:p>
+      <w:pPr>
+        <w:pStyle w:val="ListParagraph"/>
+        <w:numPr>
+          <w:ilvl w:val="0"/>
+          <w:numId w:val="2"/>
+        </w:numPr>
+        <w:rPr>
+          <w:lang w:val="en-US"/>
+        </w:rPr>
+      </w:pPr>
+      <w:r>
+        <w:rPr>
+          <w:lang w:val="en-US"/>
+        </w:rPr>
+        <w:t>Giỏi = 3.2 đến 3.6</w:t>
+      </w:r>
+    </w:p>
+    <w:p>
+      <w:pPr>
+        <w:pStyle w:val="ListParagraph"/>
+        <w:numPr>
+          <w:ilvl w:val="0"/>
+          <w:numId w:val="2"/>
+        </w:numPr>
+        <w:rPr>
+          <w:lang w:val="en-US"/>
+        </w:rPr>
+      </w:pPr>
+      <w:r>
+        <w:rPr>
+          <w:lang w:val="en-US"/>
+        </w:rPr>
+        <w:t>Xuất sắc = 3.6 đến 4</w:t>
+      </w:r>
+    </w:p>
+    <w:p>
+      <w:pPr>
+        <w:pStyle w:val="ListParagraph"/>
+        <w:numPr>
+          <w:ilvl w:val="0"/>
+          <w:numId w:val="2"/>
+        </w:numPr>
+        <w:rPr>
+          <w:lang w:val="en-US"/>
+        </w:rPr>
+      </w:pPr>
+      <w:r>
+        <w:rPr>
+          <w:lang w:val="en-US"/>
+        </w:rPr>
+        <w:t>Điểm trung bình tích lũy = điểm trung bình từ khi nhập học tới giờ, không phải trong 1 học kì</w:t>
+      </w:r>
+    </w:p>
+    <w:p>
+      <w:pPr>
+        <w:pStyle w:val="ListParagraph"/>
+        <w:numPr>
+          <w:ilvl w:val="0"/>
+          <w:numId w:val="7"/>
+        </w:numPr>
+        <w:rPr>
+          <w:lang w:val="en-US"/>
+        </w:rPr>
+      </w:pPr>
+      <w:r>
+        <w:rPr>
+          <w:lang w:val="en-US"/>
+        </w:rPr>
         <w:t>1 Học Kì?</w:t>
       </w:r>
     </w:p>
@@ -1635,6 +2274,24 @@
         <w:rPr>
           <w:lang w:val="en-US"/>
         </w:rPr>
+        <w:t>11 đến 25 tín chỉ</w:t>
+      </w:r>
+    </w:p>
+    <w:p>
+      <w:pPr>
+        <w:pStyle w:val="ListParagraph"/>
+        <w:numPr>
+          <w:ilvl w:val="0"/>
+          <w:numId w:val="2"/>
+        </w:numPr>
+        <w:rPr>
+          <w:lang w:val="en-US"/>
+        </w:rPr>
+      </w:pPr>
+      <w:r>
+        <w:rPr>
+          <w:lang w:val="en-US"/>
+        </w:rPr>
         <w:t>Điểm trung bình 8.5</w:t>
       </w:r>
     </w:p>
@@ -1672,6 +2329,42 @@
           <w:lang w:val="en-US"/>
         </w:rPr>
         <w:t>Điểm rèn luyện 85</w:t>
+      </w:r>
+    </w:p>
+    <w:p>
+      <w:pPr>
+        <w:pStyle w:val="ListParagraph"/>
+        <w:numPr>
+          <w:ilvl w:val="0"/>
+          <w:numId w:val="7"/>
+        </w:numPr>
+        <w:rPr>
+          <w:lang w:val="en-US"/>
+        </w:rPr>
+      </w:pPr>
+      <w:r>
+        <w:rPr>
+          <w:lang w:val="en-US"/>
+        </w:rPr>
+        <w:t>1 Năm?</w:t>
+      </w:r>
+    </w:p>
+    <w:p>
+      <w:pPr>
+        <w:pStyle w:val="ListParagraph"/>
+        <w:numPr>
+          <w:ilvl w:val="0"/>
+          <w:numId w:val="2"/>
+        </w:numPr>
+        <w:rPr>
+          <w:lang w:val="en-US"/>
+        </w:rPr>
+      </w:pPr>
+      <w:r>
+        <w:rPr>
+          <w:lang w:val="en-US"/>
+        </w:rPr>
+        <w:t>33 tín chỉ</w:t>
       </w:r>
     </w:p>
     <w:p>

--- a/hcmut.docx
+++ b/hcmut.docx
@@ -1649,6 +1649,9 @@
           <w:numId w:val="2"/>
         </w:numPr>
         <w:rPr>
+          <w:rStyle w:val="Hyperlink"/>
+          <w:color w:val="auto"/>
+          <w:u w:val="none"/>
           <w:lang w:val="en-US"/>
         </w:rPr>
       </w:pPr>
@@ -1667,6 +1670,27 @@
         <w:pStyle w:val="ListParagraph"/>
         <w:numPr>
           <w:ilvl w:val="0"/>
+          <w:numId w:val="2"/>
+        </w:numPr>
+        <w:rPr>
+          <w:lang w:val="en-US"/>
+        </w:rPr>
+      </w:pPr>
+      <w:r>
+        <w:rPr>
+          <w:rStyle w:val="Hyperlink"/>
+          <w:color w:val="auto"/>
+          <w:u w:val="none"/>
+          <w:lang w:val="en-US"/>
+        </w:rPr>
+        <w:t>12 – 13 giờ, học 3 cái note</w:t>
+      </w:r>
+    </w:p>
+    <w:p>
+      <w:pPr>
+        <w:pStyle w:val="ListParagraph"/>
+        <w:numPr>
+          <w:ilvl w:val="0"/>
           <w:numId w:val="4"/>
         </w:numPr>
         <w:rPr>
@@ -1677,6 +1701,7 @@
         <w:rPr>
           <w:lang w:val="en-US"/>
         </w:rPr>
+        <w:lastRenderedPageBreak/>
         <w:t>16/9/2023 Đến 29/9/2023?</w:t>
       </w:r>
     </w:p>
@@ -1695,747 +1720,747 @@
         <w:rPr>
           <w:lang w:val="en-US"/>
         </w:rPr>
+        <w:t>Đăng kí môn giáo dục thể chất + tiếng anh</w:t>
+      </w:r>
+    </w:p>
+    <w:p>
+      <w:pPr>
+        <w:pStyle w:val="ListParagraph"/>
+        <w:numPr>
+          <w:ilvl w:val="0"/>
+          <w:numId w:val="4"/>
+        </w:numPr>
+        <w:rPr>
+          <w:lang w:val="en-US"/>
+        </w:rPr>
+      </w:pPr>
+      <w:r>
+        <w:rPr>
+          <w:lang w:val="en-US"/>
+        </w:rPr>
+        <w:t>11/9/2023 Đến 30/9/2023?</w:t>
+      </w:r>
+    </w:p>
+    <w:p>
+      <w:pPr>
+        <w:pStyle w:val="ListParagraph"/>
+        <w:numPr>
+          <w:ilvl w:val="0"/>
+          <w:numId w:val="2"/>
+        </w:numPr>
+        <w:rPr>
+          <w:lang w:val="en-US"/>
+        </w:rPr>
+      </w:pPr>
+      <w:r>
+        <w:rPr>
+          <w:lang w:val="en-US"/>
+        </w:rPr>
+        <w:t>Hoàn thành bài thu hoạch SHCD trên E Learning</w:t>
+      </w:r>
+    </w:p>
+    <w:p>
+      <w:pPr>
+        <w:pStyle w:val="ListParagraph"/>
+        <w:numPr>
+          <w:ilvl w:val="0"/>
+          <w:numId w:val="4"/>
+        </w:numPr>
+        <w:rPr>
+          <w:lang w:val="en-US"/>
+        </w:rPr>
+      </w:pPr>
+      <w:r>
+        <w:rPr>
+          <w:lang w:val="en-US"/>
+        </w:rPr>
+        <w:t>Tuần 2 Tháng 10/2023?</w:t>
+      </w:r>
+    </w:p>
+    <w:p>
+      <w:pPr>
+        <w:pStyle w:val="ListParagraph"/>
+        <w:numPr>
+          <w:ilvl w:val="0"/>
+          <w:numId w:val="2"/>
+        </w:numPr>
+        <w:rPr>
+          <w:lang w:val="en-US"/>
+        </w:rPr>
+      </w:pPr>
+      <w:r>
+        <w:rPr>
+          <w:lang w:val="en-US"/>
+        </w:rPr>
+        <w:t>Kiểm tra CNTT</w:t>
+      </w:r>
+    </w:p>
+    <w:p>
+      <w:pPr>
+        <w:pStyle w:val="ListParagraph"/>
+        <w:numPr>
+          <w:ilvl w:val="0"/>
+          <w:numId w:val="4"/>
+        </w:numPr>
+        <w:rPr>
+          <w:lang w:val="en-US"/>
+        </w:rPr>
+      </w:pPr>
+      <w:r>
+        <w:rPr>
+          <w:lang w:val="en-US"/>
+        </w:rPr>
+        <w:t>Cuối Năm 1?</w:t>
+      </w:r>
+    </w:p>
+    <w:p>
+      <w:pPr>
+        <w:pStyle w:val="ListParagraph"/>
+        <w:numPr>
+          <w:ilvl w:val="0"/>
+          <w:numId w:val="2"/>
+        </w:numPr>
+        <w:rPr>
+          <w:lang w:val="en-US"/>
+        </w:rPr>
+      </w:pPr>
+      <w:r>
+        <w:rPr>
+          <w:lang w:val="en-US"/>
+        </w:rPr>
+        <w:t>Nộp MOS</w:t>
+      </w:r>
+    </w:p>
+    <w:p>
+      <w:pPr>
+        <w:rPr>
+          <w:lang w:val="en-US"/>
+        </w:rPr>
+      </w:pPr>
+    </w:p>
+    <w:p>
+      <w:pPr>
+        <w:rPr>
+          <w:lang w:val="en-US"/>
+        </w:rPr>
+      </w:pPr>
+      <w:r>
+        <w:rPr>
+          <w:lang w:val="en-US"/>
+        </w:rPr>
+        <w:t>Task – Nhiệm Vụ:</w:t>
+      </w:r>
+    </w:p>
+    <w:p>
+      <w:pPr>
+        <w:pStyle w:val="ListParagraph"/>
+        <w:numPr>
+          <w:ilvl w:val="0"/>
+          <w:numId w:val="7"/>
+        </w:numPr>
+        <w:rPr>
+          <w:lang w:val="en-US"/>
+        </w:rPr>
+      </w:pPr>
+      <w:r>
+        <w:rPr>
+          <w:lang w:val="en-US"/>
+        </w:rPr>
+        <w:t>Quy Đổi Điểm?</w:t>
+      </w:r>
+    </w:p>
+    <w:p>
+      <w:pPr>
+        <w:pStyle w:val="ListParagraph"/>
+        <w:numPr>
+          <w:ilvl w:val="0"/>
+          <w:numId w:val="2"/>
+        </w:numPr>
+        <w:rPr>
+          <w:lang w:val="en-US"/>
+        </w:rPr>
+      </w:pPr>
+      <w:r>
+        <w:rPr>
+          <w:lang w:val="en-US"/>
+        </w:rPr>
+        <w:t>Từ thang 10 sang chữ</w:t>
+      </w:r>
+    </w:p>
+    <w:p>
+      <w:pPr>
+        <w:pStyle w:val="ListParagraph"/>
+        <w:numPr>
+          <w:ilvl w:val="0"/>
+          <w:numId w:val="2"/>
+        </w:numPr>
+        <w:rPr>
+          <w:lang w:val="en-US"/>
+        </w:rPr>
+      </w:pPr>
+      <w:r>
+        <w:rPr>
+          <w:lang w:val="en-US"/>
+        </w:rPr>
+        <w:t>F = 4 trở xuống</w:t>
+      </w:r>
+    </w:p>
+    <w:p>
+      <w:pPr>
+        <w:pStyle w:val="ListParagraph"/>
+        <w:numPr>
+          <w:ilvl w:val="0"/>
+          <w:numId w:val="2"/>
+        </w:numPr>
+        <w:rPr>
+          <w:lang w:val="en-US"/>
+        </w:rPr>
+      </w:pPr>
+      <w:r>
+        <w:rPr>
+          <w:lang w:val="en-US"/>
+        </w:rPr>
+        <w:t>D = 4 đến 5</w:t>
+      </w:r>
+    </w:p>
+    <w:p>
+      <w:pPr>
+        <w:pStyle w:val="ListParagraph"/>
+        <w:numPr>
+          <w:ilvl w:val="0"/>
+          <w:numId w:val="2"/>
+        </w:numPr>
+        <w:rPr>
+          <w:lang w:val="en-US"/>
+        </w:rPr>
+      </w:pPr>
+      <w:r>
+        <w:rPr>
+          <w:lang w:val="en-US"/>
+        </w:rPr>
+        <w:t>D+ = 5 đến 5.5</w:t>
+      </w:r>
+    </w:p>
+    <w:p>
+      <w:pPr>
+        <w:pStyle w:val="ListParagraph"/>
+        <w:numPr>
+          <w:ilvl w:val="0"/>
+          <w:numId w:val="2"/>
+        </w:numPr>
+        <w:rPr>
+          <w:lang w:val="en-US"/>
+        </w:rPr>
+      </w:pPr>
+      <w:r>
+        <w:rPr>
+          <w:lang w:val="en-US"/>
+        </w:rPr>
+        <w:t>Mỗi chữ cái không có “+” thì tăng 1</w:t>
+      </w:r>
+    </w:p>
+    <w:p>
+      <w:pPr>
+        <w:pStyle w:val="ListParagraph"/>
+        <w:numPr>
+          <w:ilvl w:val="0"/>
+          <w:numId w:val="2"/>
+        </w:numPr>
+        <w:rPr>
+          <w:lang w:val="en-US"/>
+        </w:rPr>
+      </w:pPr>
+      <w:r>
+        <w:rPr>
+          <w:lang w:val="en-US"/>
+        </w:rPr>
+        <w:t xml:space="preserve">Mỗi chữ cái có “+” thì </w:t>
+      </w:r>
+      <w:r>
+        <w:rPr>
+          <w:lang w:val="en-US"/>
+        </w:rPr>
+        <w:t>tăng</w:t>
+      </w:r>
+      <w:r>
+        <w:rPr>
+          <w:lang w:val="en-US"/>
+        </w:rPr>
+        <w:t xml:space="preserve"> 0.5</w:t>
+      </w:r>
+    </w:p>
+    <w:p>
+      <w:pPr>
+        <w:pStyle w:val="ListParagraph"/>
+        <w:numPr>
+          <w:ilvl w:val="0"/>
+          <w:numId w:val="2"/>
+        </w:numPr>
+        <w:rPr>
+          <w:lang w:val="en-US"/>
+        </w:rPr>
+      </w:pPr>
+      <w:r>
+        <w:rPr>
+          <w:lang w:val="en-US"/>
+        </w:rPr>
+        <w:t>Từ chữ sang thang 4</w:t>
+      </w:r>
+    </w:p>
+    <w:p>
+      <w:pPr>
+        <w:pStyle w:val="ListParagraph"/>
+        <w:numPr>
+          <w:ilvl w:val="0"/>
+          <w:numId w:val="2"/>
+        </w:numPr>
+        <w:rPr>
+          <w:lang w:val="en-US"/>
+        </w:rPr>
+      </w:pPr>
+      <w:r>
+        <w:rPr>
+          <w:lang w:val="en-US"/>
+        </w:rPr>
+        <w:t>F = 0</w:t>
+      </w:r>
+    </w:p>
+    <w:p>
+      <w:pPr>
+        <w:pStyle w:val="ListParagraph"/>
+        <w:numPr>
+          <w:ilvl w:val="0"/>
+          <w:numId w:val="2"/>
+        </w:numPr>
+        <w:rPr>
+          <w:lang w:val="en-US"/>
+        </w:rPr>
+      </w:pPr>
+      <w:r>
+        <w:rPr>
+          <w:lang w:val="en-US"/>
+        </w:rPr>
+        <w:t>D = 1</w:t>
+      </w:r>
+    </w:p>
+    <w:p>
+      <w:pPr>
+        <w:pStyle w:val="ListParagraph"/>
+        <w:numPr>
+          <w:ilvl w:val="0"/>
+          <w:numId w:val="2"/>
+        </w:numPr>
+        <w:rPr>
+          <w:lang w:val="en-US"/>
+        </w:rPr>
+      </w:pPr>
+      <w:r>
+        <w:rPr>
+          <w:lang w:val="en-US"/>
+        </w:rPr>
+        <w:t>D+ = 1.5</w:t>
+      </w:r>
+    </w:p>
+    <w:p>
+      <w:pPr>
+        <w:pStyle w:val="ListParagraph"/>
+        <w:numPr>
+          <w:ilvl w:val="0"/>
+          <w:numId w:val="2"/>
+        </w:numPr>
+        <w:rPr>
+          <w:lang w:val="en-US"/>
+        </w:rPr>
+      </w:pPr>
+      <w:r>
+        <w:rPr>
+          <w:lang w:val="en-US"/>
+        </w:rPr>
+        <w:t>Mỗi chữ tiếp theo + 0.5, tối đa = 4</w:t>
+      </w:r>
+    </w:p>
+    <w:p>
+      <w:pPr>
+        <w:pStyle w:val="ListParagraph"/>
+        <w:numPr>
+          <w:ilvl w:val="0"/>
+          <w:numId w:val="2"/>
+        </w:numPr>
+        <w:rPr>
+          <w:lang w:val="en-US"/>
+        </w:rPr>
+      </w:pPr>
+      <w:r>
+        <w:rPr>
+          <w:lang w:val="en-US"/>
+        </w:rPr>
+        <w:t>Điểm trung bình 1 học kì</w:t>
+      </w:r>
+    </w:p>
+    <w:p>
+      <w:pPr>
+        <w:pStyle w:val="ListParagraph"/>
+        <w:numPr>
+          <w:ilvl w:val="0"/>
+          <w:numId w:val="2"/>
+        </w:numPr>
+        <w:rPr>
+          <w:lang w:val="en-US"/>
+        </w:rPr>
+      </w:pPr>
+      <w:r>
+        <w:rPr>
+          <w:lang w:val="en-US"/>
+        </w:rPr>
+        <w:t>Ví dụ bạn học vật lí 1 với 4 tín chỉ, giải tích 1 với 3 tín chỉ 1 học kì, đạt 8.3 điểm vật lí, 5.1 điểm giải tích, thì quy đổi chúng sang thang chữ rồi sang thang 4, được 3.5 và 1.5</w:t>
+      </w:r>
+      <w:r>
+        <w:rPr>
+          <w:lang w:val="en-US"/>
+        </w:rPr>
+        <w:t>, thì tính trung bình có trọng số là số tín chỉ tương ứng, = ((3.5 * 4) + (1.5 * 3)) / (4 + 3) = 2.6</w:t>
+      </w:r>
+    </w:p>
+    <w:p>
+      <w:pPr>
+        <w:pStyle w:val="ListParagraph"/>
+        <w:numPr>
+          <w:ilvl w:val="0"/>
+          <w:numId w:val="2"/>
+        </w:numPr>
+        <w:rPr>
+          <w:lang w:val="en-US"/>
+        </w:rPr>
+      </w:pPr>
+      <w:r>
+        <w:rPr>
+          <w:lang w:val="en-US"/>
+        </w:rPr>
+        <w:t>Dựa vào điểm trung bình để xếp loại học lực</w:t>
+      </w:r>
+    </w:p>
+    <w:p>
+      <w:pPr>
+        <w:pStyle w:val="ListParagraph"/>
+        <w:numPr>
+          <w:ilvl w:val="0"/>
+          <w:numId w:val="2"/>
+        </w:numPr>
+        <w:rPr>
+          <w:lang w:val="en-US"/>
+        </w:rPr>
+      </w:pPr>
+      <w:r>
+        <w:rPr>
+          <w:lang w:val="en-US"/>
+        </w:rPr>
+        <w:t>Kém = 1 trở xuống</w:t>
+      </w:r>
+    </w:p>
+    <w:p>
+      <w:pPr>
+        <w:pStyle w:val="ListParagraph"/>
+        <w:numPr>
+          <w:ilvl w:val="0"/>
+          <w:numId w:val="2"/>
+        </w:numPr>
+        <w:rPr>
+          <w:lang w:val="en-US"/>
+        </w:rPr>
+      </w:pPr>
+      <w:r>
+        <w:rPr>
+          <w:lang w:val="en-US"/>
+        </w:rPr>
+        <w:t>Yếu = 1 đến 2</w:t>
+      </w:r>
+    </w:p>
+    <w:p>
+      <w:pPr>
+        <w:pStyle w:val="ListParagraph"/>
+        <w:numPr>
+          <w:ilvl w:val="0"/>
+          <w:numId w:val="2"/>
+        </w:numPr>
+        <w:rPr>
+          <w:lang w:val="en-US"/>
+        </w:rPr>
+      </w:pPr>
+      <w:r>
+        <w:rPr>
+          <w:lang w:val="en-US"/>
+        </w:rPr>
+        <w:t>TB = 2 đến 2.5</w:t>
+      </w:r>
+    </w:p>
+    <w:p>
+      <w:pPr>
+        <w:pStyle w:val="ListParagraph"/>
+        <w:numPr>
+          <w:ilvl w:val="0"/>
+          <w:numId w:val="2"/>
+        </w:numPr>
+        <w:rPr>
+          <w:lang w:val="en-US"/>
+        </w:rPr>
+      </w:pPr>
+      <w:r>
+        <w:rPr>
+          <w:lang w:val="en-US"/>
+        </w:rPr>
+        <w:t>Khá = 2.5 đến 3.2</w:t>
+      </w:r>
+    </w:p>
+    <w:p>
+      <w:pPr>
+        <w:pStyle w:val="ListParagraph"/>
+        <w:numPr>
+          <w:ilvl w:val="0"/>
+          <w:numId w:val="2"/>
+        </w:numPr>
+        <w:rPr>
+          <w:lang w:val="en-US"/>
+        </w:rPr>
+      </w:pPr>
+      <w:r>
+        <w:rPr>
+          <w:lang w:val="en-US"/>
+        </w:rPr>
+        <w:t>Giỏi = 3.2 đến 3.6</w:t>
+      </w:r>
+    </w:p>
+    <w:p>
+      <w:pPr>
+        <w:pStyle w:val="ListParagraph"/>
+        <w:numPr>
+          <w:ilvl w:val="0"/>
+          <w:numId w:val="2"/>
+        </w:numPr>
+        <w:rPr>
+          <w:lang w:val="en-US"/>
+        </w:rPr>
+      </w:pPr>
+      <w:r>
+        <w:rPr>
+          <w:lang w:val="en-US"/>
+        </w:rPr>
+        <w:t>Xuất sắc = 3.6 đến 4</w:t>
+      </w:r>
+    </w:p>
+    <w:p>
+      <w:pPr>
+        <w:pStyle w:val="ListParagraph"/>
+        <w:numPr>
+          <w:ilvl w:val="0"/>
+          <w:numId w:val="2"/>
+        </w:numPr>
+        <w:rPr>
+          <w:lang w:val="en-US"/>
+        </w:rPr>
+      </w:pPr>
+      <w:r>
+        <w:rPr>
+          <w:lang w:val="en-US"/>
+        </w:rPr>
+        <w:t>Điểm trung bình tích lũy = điểm trung bình từ khi nhập học tới giờ, không phải trong 1 học kì</w:t>
+      </w:r>
+    </w:p>
+    <w:p>
+      <w:pPr>
+        <w:pStyle w:val="ListParagraph"/>
+        <w:numPr>
+          <w:ilvl w:val="0"/>
+          <w:numId w:val="7"/>
+        </w:numPr>
+        <w:rPr>
+          <w:lang w:val="en-US"/>
+        </w:rPr>
+      </w:pPr>
+      <w:r>
+        <w:rPr>
+          <w:lang w:val="en-US"/>
+        </w:rPr>
+        <w:t>1 Học Kì?</w:t>
+      </w:r>
+    </w:p>
+    <w:p>
+      <w:pPr>
+        <w:pStyle w:val="ListParagraph"/>
+        <w:numPr>
+          <w:ilvl w:val="0"/>
+          <w:numId w:val="2"/>
+        </w:numPr>
+        <w:rPr>
+          <w:lang w:val="en-US"/>
+        </w:rPr>
+      </w:pPr>
+      <w:r>
+        <w:rPr>
+          <w:lang w:val="en-US"/>
+        </w:rPr>
+        <w:t>11 đến 25 tín chỉ</w:t>
+      </w:r>
+    </w:p>
+    <w:p>
+      <w:pPr>
+        <w:pStyle w:val="ListParagraph"/>
+        <w:numPr>
+          <w:ilvl w:val="0"/>
+          <w:numId w:val="2"/>
+        </w:numPr>
+        <w:rPr>
+          <w:lang w:val="en-US"/>
+        </w:rPr>
+      </w:pPr>
+      <w:r>
+        <w:rPr>
+          <w:lang w:val="en-US"/>
+        </w:rPr>
+        <w:t>Điểm trung bình 8.5</w:t>
+      </w:r>
+    </w:p>
+    <w:p>
+      <w:pPr>
+        <w:pStyle w:val="ListParagraph"/>
+        <w:numPr>
+          <w:ilvl w:val="0"/>
+          <w:numId w:val="2"/>
+        </w:numPr>
+        <w:rPr>
+          <w:lang w:val="en-US"/>
+        </w:rPr>
+      </w:pPr>
+      <w:r>
+        <w:rPr>
+          <w:lang w:val="en-US"/>
+        </w:rPr>
+        <w:t>3 ngày CTXH</w:t>
+      </w:r>
+    </w:p>
+    <w:p>
+      <w:pPr>
+        <w:pStyle w:val="ListParagraph"/>
+        <w:numPr>
+          <w:ilvl w:val="0"/>
+          <w:numId w:val="2"/>
+        </w:numPr>
+        <w:rPr>
+          <w:lang w:val="en-US"/>
+        </w:rPr>
+      </w:pPr>
+      <w:r>
+        <w:rPr>
+          <w:lang w:val="en-US"/>
+        </w:rPr>
+        <w:t>Điểm rèn luyện 85</w:t>
+      </w:r>
+    </w:p>
+    <w:p>
+      <w:pPr>
+        <w:pStyle w:val="ListParagraph"/>
+        <w:numPr>
+          <w:ilvl w:val="0"/>
+          <w:numId w:val="7"/>
+        </w:numPr>
+        <w:rPr>
+          <w:lang w:val="en-US"/>
+        </w:rPr>
+      </w:pPr>
+      <w:r>
+        <w:rPr>
+          <w:lang w:val="en-US"/>
+        </w:rPr>
+        <w:t>1 Năm?</w:t>
+      </w:r>
+    </w:p>
+    <w:p>
+      <w:pPr>
+        <w:pStyle w:val="ListParagraph"/>
+        <w:numPr>
+          <w:ilvl w:val="0"/>
+          <w:numId w:val="2"/>
+        </w:numPr>
+        <w:rPr>
+          <w:lang w:val="en-US"/>
+        </w:rPr>
+      </w:pPr>
+      <w:r>
+        <w:rPr>
+          <w:lang w:val="en-US"/>
+        </w:rPr>
+        <w:t>33 tín chỉ</w:t>
+      </w:r>
+    </w:p>
+    <w:p>
+      <w:pPr>
+        <w:pStyle w:val="ListParagraph"/>
+        <w:numPr>
+          <w:ilvl w:val="0"/>
+          <w:numId w:val="7"/>
+        </w:numPr>
+        <w:rPr>
+          <w:lang w:val="en-US"/>
+        </w:rPr>
+      </w:pPr>
+      <w:r>
+        <w:rPr>
+          <w:lang w:val="en-US"/>
+        </w:rPr>
+        <w:t>3 Năm Đầu?</w:t>
+      </w:r>
+    </w:p>
+    <w:p>
+      <w:pPr>
+        <w:pStyle w:val="ListParagraph"/>
+        <w:numPr>
+          <w:ilvl w:val="0"/>
+          <w:numId w:val="2"/>
+        </w:numPr>
+        <w:rPr>
+          <w:lang w:val="en-US"/>
+        </w:rPr>
+      </w:pPr>
+      <w:r>
+        <w:rPr>
+          <w:lang w:val="en-US"/>
+        </w:rPr>
+        <w:t>15 ngày CTXH</w:t>
+      </w:r>
+    </w:p>
+    <w:p>
+      <w:pPr>
+        <w:pStyle w:val="ListParagraph"/>
+        <w:numPr>
+          <w:ilvl w:val="0"/>
+          <w:numId w:val="7"/>
+        </w:numPr>
+        <w:rPr>
+          <w:lang w:val="en-US"/>
+        </w:rPr>
+      </w:pPr>
+      <w:r>
+        <w:rPr>
+          <w:lang w:val="en-US"/>
+        </w:rPr>
+        <w:t>Học Bổng?</w:t>
+      </w:r>
+    </w:p>
+    <w:p>
+      <w:pPr>
+        <w:pStyle w:val="ListParagraph"/>
+        <w:numPr>
+          <w:ilvl w:val="0"/>
+          <w:numId w:val="2"/>
+        </w:numPr>
+        <w:rPr>
+          <w:lang w:val="en-US"/>
+        </w:rPr>
+      </w:pPr>
+      <w:r>
+        <w:rPr>
+          <w:lang w:val="en-US"/>
+        </w:rPr>
         <w:lastRenderedPageBreak/>
-        <w:t>Đăng kí môn giáo dục thể chất + tiếng anh</w:t>
-      </w:r>
-    </w:p>
-    <w:p>
-      <w:pPr>
-        <w:pStyle w:val="ListParagraph"/>
-        <w:numPr>
-          <w:ilvl w:val="0"/>
-          <w:numId w:val="4"/>
-        </w:numPr>
-        <w:rPr>
-          <w:lang w:val="en-US"/>
-        </w:rPr>
-      </w:pPr>
-      <w:r>
-        <w:rPr>
-          <w:lang w:val="en-US"/>
-        </w:rPr>
-        <w:t>11/9/2023 Đến 30/9/2023?</w:t>
-      </w:r>
-    </w:p>
-    <w:p>
-      <w:pPr>
-        <w:pStyle w:val="ListParagraph"/>
-        <w:numPr>
-          <w:ilvl w:val="0"/>
-          <w:numId w:val="2"/>
-        </w:numPr>
-        <w:rPr>
-          <w:lang w:val="en-US"/>
-        </w:rPr>
-      </w:pPr>
-      <w:r>
-        <w:rPr>
-          <w:lang w:val="en-US"/>
-        </w:rPr>
-        <w:t>Hoàn thành bài thu hoạch SHCD trên E Learning</w:t>
-      </w:r>
-    </w:p>
-    <w:p>
-      <w:pPr>
-        <w:pStyle w:val="ListParagraph"/>
-        <w:numPr>
-          <w:ilvl w:val="0"/>
-          <w:numId w:val="4"/>
-        </w:numPr>
-        <w:rPr>
-          <w:lang w:val="en-US"/>
-        </w:rPr>
-      </w:pPr>
-      <w:r>
-        <w:rPr>
-          <w:lang w:val="en-US"/>
-        </w:rPr>
-        <w:t>Tuần 2 Tháng 10/2023?</w:t>
-      </w:r>
-    </w:p>
-    <w:p>
-      <w:pPr>
-        <w:pStyle w:val="ListParagraph"/>
-        <w:numPr>
-          <w:ilvl w:val="0"/>
-          <w:numId w:val="2"/>
-        </w:numPr>
-        <w:rPr>
-          <w:lang w:val="en-US"/>
-        </w:rPr>
-      </w:pPr>
-      <w:r>
-        <w:rPr>
-          <w:lang w:val="en-US"/>
-        </w:rPr>
-        <w:t>Kiểm tra CNTT</w:t>
-      </w:r>
-    </w:p>
-    <w:p>
-      <w:pPr>
-        <w:pStyle w:val="ListParagraph"/>
-        <w:numPr>
-          <w:ilvl w:val="0"/>
-          <w:numId w:val="4"/>
-        </w:numPr>
-        <w:rPr>
-          <w:lang w:val="en-US"/>
-        </w:rPr>
-      </w:pPr>
-      <w:r>
-        <w:rPr>
-          <w:lang w:val="en-US"/>
-        </w:rPr>
-        <w:t>Cuối Năm 1?</w:t>
-      </w:r>
-    </w:p>
-    <w:p>
-      <w:pPr>
-        <w:pStyle w:val="ListParagraph"/>
-        <w:numPr>
-          <w:ilvl w:val="0"/>
-          <w:numId w:val="2"/>
-        </w:numPr>
-        <w:rPr>
-          <w:lang w:val="en-US"/>
-        </w:rPr>
-      </w:pPr>
-      <w:r>
-        <w:rPr>
-          <w:lang w:val="en-US"/>
-        </w:rPr>
-        <w:t>Nộp MOS</w:t>
-      </w:r>
-    </w:p>
-    <w:p>
-      <w:pPr>
-        <w:rPr>
-          <w:lang w:val="en-US"/>
-        </w:rPr>
-      </w:pPr>
-    </w:p>
-    <w:p>
-      <w:pPr>
-        <w:rPr>
-          <w:lang w:val="en-US"/>
-        </w:rPr>
-      </w:pPr>
-      <w:r>
-        <w:rPr>
-          <w:lang w:val="en-US"/>
-        </w:rPr>
-        <w:t>Task – Nhiệm Vụ:</w:t>
-      </w:r>
-    </w:p>
-    <w:p>
-      <w:pPr>
-        <w:pStyle w:val="ListParagraph"/>
-        <w:numPr>
-          <w:ilvl w:val="0"/>
-          <w:numId w:val="7"/>
-        </w:numPr>
-        <w:rPr>
-          <w:lang w:val="en-US"/>
-        </w:rPr>
-      </w:pPr>
-      <w:r>
-        <w:rPr>
-          <w:lang w:val="en-US"/>
-        </w:rPr>
-        <w:t>Quy Đổi Điểm?</w:t>
-      </w:r>
-    </w:p>
-    <w:p>
-      <w:pPr>
-        <w:pStyle w:val="ListParagraph"/>
-        <w:numPr>
-          <w:ilvl w:val="0"/>
-          <w:numId w:val="2"/>
-        </w:numPr>
-        <w:rPr>
-          <w:lang w:val="en-US"/>
-        </w:rPr>
-      </w:pPr>
-      <w:r>
-        <w:rPr>
-          <w:lang w:val="en-US"/>
-        </w:rPr>
-        <w:t>Từ thang 10 sang chữ</w:t>
-      </w:r>
-    </w:p>
-    <w:p>
-      <w:pPr>
-        <w:pStyle w:val="ListParagraph"/>
-        <w:numPr>
-          <w:ilvl w:val="0"/>
-          <w:numId w:val="2"/>
-        </w:numPr>
-        <w:rPr>
-          <w:lang w:val="en-US"/>
-        </w:rPr>
-      </w:pPr>
-      <w:r>
-        <w:rPr>
-          <w:lang w:val="en-US"/>
-        </w:rPr>
-        <w:t>F = 4 trở xuống</w:t>
-      </w:r>
-    </w:p>
-    <w:p>
-      <w:pPr>
-        <w:pStyle w:val="ListParagraph"/>
-        <w:numPr>
-          <w:ilvl w:val="0"/>
-          <w:numId w:val="2"/>
-        </w:numPr>
-        <w:rPr>
-          <w:lang w:val="en-US"/>
-        </w:rPr>
-      </w:pPr>
-      <w:r>
-        <w:rPr>
-          <w:lang w:val="en-US"/>
-        </w:rPr>
-        <w:t>D = 4 đến 5</w:t>
-      </w:r>
-    </w:p>
-    <w:p>
-      <w:pPr>
-        <w:pStyle w:val="ListParagraph"/>
-        <w:numPr>
-          <w:ilvl w:val="0"/>
-          <w:numId w:val="2"/>
-        </w:numPr>
-        <w:rPr>
-          <w:lang w:val="en-US"/>
-        </w:rPr>
-      </w:pPr>
-      <w:r>
-        <w:rPr>
-          <w:lang w:val="en-US"/>
-        </w:rPr>
-        <w:t>D+ = 5 đến 5.5</w:t>
-      </w:r>
-    </w:p>
-    <w:p>
-      <w:pPr>
-        <w:pStyle w:val="ListParagraph"/>
-        <w:numPr>
-          <w:ilvl w:val="0"/>
-          <w:numId w:val="2"/>
-        </w:numPr>
-        <w:rPr>
-          <w:lang w:val="en-US"/>
-        </w:rPr>
-      </w:pPr>
-      <w:r>
-        <w:rPr>
-          <w:lang w:val="en-US"/>
-        </w:rPr>
-        <w:t>Mỗi chữ cái không có “+” thì tăng 1</w:t>
-      </w:r>
-    </w:p>
-    <w:p>
-      <w:pPr>
-        <w:pStyle w:val="ListParagraph"/>
-        <w:numPr>
-          <w:ilvl w:val="0"/>
-          <w:numId w:val="2"/>
-        </w:numPr>
-        <w:rPr>
-          <w:lang w:val="en-US"/>
-        </w:rPr>
-      </w:pPr>
-      <w:r>
-        <w:rPr>
-          <w:lang w:val="en-US"/>
-        </w:rPr>
-        <w:t xml:space="preserve">Mỗi chữ cái có “+” thì </w:t>
-      </w:r>
-      <w:r>
-        <w:rPr>
-          <w:lang w:val="en-US"/>
-        </w:rPr>
-        <w:t>tăng</w:t>
-      </w:r>
-      <w:r>
-        <w:rPr>
-          <w:lang w:val="en-US"/>
-        </w:rPr>
-        <w:t xml:space="preserve"> 0.5</w:t>
-      </w:r>
-    </w:p>
-    <w:p>
-      <w:pPr>
-        <w:pStyle w:val="ListParagraph"/>
-        <w:numPr>
-          <w:ilvl w:val="0"/>
-          <w:numId w:val="2"/>
-        </w:numPr>
-        <w:rPr>
-          <w:lang w:val="en-US"/>
-        </w:rPr>
-      </w:pPr>
-      <w:r>
-        <w:rPr>
-          <w:lang w:val="en-US"/>
-        </w:rPr>
-        <w:t>Từ chữ sang thang 4</w:t>
-      </w:r>
-    </w:p>
-    <w:p>
-      <w:pPr>
-        <w:pStyle w:val="ListParagraph"/>
-        <w:numPr>
-          <w:ilvl w:val="0"/>
-          <w:numId w:val="2"/>
-        </w:numPr>
-        <w:rPr>
-          <w:lang w:val="en-US"/>
-        </w:rPr>
-      </w:pPr>
-      <w:r>
-        <w:rPr>
-          <w:lang w:val="en-US"/>
-        </w:rPr>
-        <w:t>F = 0</w:t>
-      </w:r>
-    </w:p>
-    <w:p>
-      <w:pPr>
-        <w:pStyle w:val="ListParagraph"/>
-        <w:numPr>
-          <w:ilvl w:val="0"/>
-          <w:numId w:val="2"/>
-        </w:numPr>
-        <w:rPr>
-          <w:lang w:val="en-US"/>
-        </w:rPr>
-      </w:pPr>
-      <w:r>
-        <w:rPr>
-          <w:lang w:val="en-US"/>
-        </w:rPr>
-        <w:t>D = 1</w:t>
-      </w:r>
-    </w:p>
-    <w:p>
-      <w:pPr>
-        <w:pStyle w:val="ListParagraph"/>
-        <w:numPr>
-          <w:ilvl w:val="0"/>
-          <w:numId w:val="2"/>
-        </w:numPr>
-        <w:rPr>
-          <w:lang w:val="en-US"/>
-        </w:rPr>
-      </w:pPr>
-      <w:r>
-        <w:rPr>
-          <w:lang w:val="en-US"/>
-        </w:rPr>
-        <w:t>D+ = 1.5</w:t>
-      </w:r>
-    </w:p>
-    <w:p>
-      <w:pPr>
-        <w:pStyle w:val="ListParagraph"/>
-        <w:numPr>
-          <w:ilvl w:val="0"/>
-          <w:numId w:val="2"/>
-        </w:numPr>
-        <w:rPr>
-          <w:lang w:val="en-US"/>
-        </w:rPr>
-      </w:pPr>
-      <w:r>
-        <w:rPr>
-          <w:lang w:val="en-US"/>
-        </w:rPr>
-        <w:t>Mỗi chữ tiếp theo + 0.5, tối đa = 4</w:t>
-      </w:r>
-    </w:p>
-    <w:p>
-      <w:pPr>
-        <w:pStyle w:val="ListParagraph"/>
-        <w:numPr>
-          <w:ilvl w:val="0"/>
-          <w:numId w:val="2"/>
-        </w:numPr>
-        <w:rPr>
-          <w:lang w:val="en-US"/>
-        </w:rPr>
-      </w:pPr>
-      <w:r>
-        <w:rPr>
-          <w:lang w:val="en-US"/>
-        </w:rPr>
-        <w:t>Điểm trung bình 1 học kì</w:t>
-      </w:r>
-    </w:p>
-    <w:p>
-      <w:pPr>
-        <w:pStyle w:val="ListParagraph"/>
-        <w:numPr>
-          <w:ilvl w:val="0"/>
-          <w:numId w:val="2"/>
-        </w:numPr>
-        <w:rPr>
-          <w:lang w:val="en-US"/>
-        </w:rPr>
-      </w:pPr>
-      <w:r>
-        <w:rPr>
-          <w:lang w:val="en-US"/>
-        </w:rPr>
-        <w:t>Ví dụ bạn học vật lí 1 với 4 tín chỉ, giải tích 1 với 3 tín chỉ 1 học kì, đạt 8.3 điểm vật lí, 5.1 điểm giải tích, thì quy đổi chúng sang thang chữ rồi sang thang 4, được 3.5 và 1.5</w:t>
-      </w:r>
-      <w:r>
-        <w:rPr>
-          <w:lang w:val="en-US"/>
-        </w:rPr>
-        <w:t>, thì tính trung bình có trọng số là số tín chỉ tương ứng, = ((3.5 * 4) + (1.5 * 3)) / (4 + 3) = 2.6</w:t>
-      </w:r>
-    </w:p>
-    <w:p>
-      <w:pPr>
-        <w:pStyle w:val="ListParagraph"/>
-        <w:numPr>
-          <w:ilvl w:val="0"/>
-          <w:numId w:val="2"/>
-        </w:numPr>
-        <w:rPr>
-          <w:lang w:val="en-US"/>
-        </w:rPr>
-      </w:pPr>
-      <w:r>
-        <w:rPr>
-          <w:lang w:val="en-US"/>
-        </w:rPr>
-        <w:t>Dựa vào điểm trung bình để xếp loại học lực</w:t>
-      </w:r>
-    </w:p>
-    <w:p>
-      <w:pPr>
-        <w:pStyle w:val="ListParagraph"/>
-        <w:numPr>
-          <w:ilvl w:val="0"/>
-          <w:numId w:val="2"/>
-        </w:numPr>
-        <w:rPr>
-          <w:lang w:val="en-US"/>
-        </w:rPr>
-      </w:pPr>
-      <w:r>
-        <w:rPr>
-          <w:lang w:val="en-US"/>
-        </w:rPr>
-        <w:t>Kém = 1 trở xuống</w:t>
-      </w:r>
-    </w:p>
-    <w:p>
-      <w:pPr>
-        <w:pStyle w:val="ListParagraph"/>
-        <w:numPr>
-          <w:ilvl w:val="0"/>
-          <w:numId w:val="2"/>
-        </w:numPr>
-        <w:rPr>
-          <w:lang w:val="en-US"/>
-        </w:rPr>
-      </w:pPr>
-      <w:r>
-        <w:rPr>
-          <w:lang w:val="en-US"/>
-        </w:rPr>
-        <w:t>Yếu = 1 đến 2</w:t>
-      </w:r>
-    </w:p>
-    <w:p>
-      <w:pPr>
-        <w:pStyle w:val="ListParagraph"/>
-        <w:numPr>
-          <w:ilvl w:val="0"/>
-          <w:numId w:val="2"/>
-        </w:numPr>
-        <w:rPr>
-          <w:lang w:val="en-US"/>
-        </w:rPr>
-      </w:pPr>
-      <w:r>
-        <w:rPr>
-          <w:lang w:val="en-US"/>
-        </w:rPr>
-        <w:t>TB = 2 đến 2.5</w:t>
-      </w:r>
-    </w:p>
-    <w:p>
-      <w:pPr>
-        <w:pStyle w:val="ListParagraph"/>
-        <w:numPr>
-          <w:ilvl w:val="0"/>
-          <w:numId w:val="2"/>
-        </w:numPr>
-        <w:rPr>
-          <w:lang w:val="en-US"/>
-        </w:rPr>
-      </w:pPr>
-      <w:r>
-        <w:rPr>
-          <w:lang w:val="en-US"/>
-        </w:rPr>
-        <w:t>Khá = 2.5 đến 3.2</w:t>
-      </w:r>
-    </w:p>
-    <w:p>
-      <w:pPr>
-        <w:pStyle w:val="ListParagraph"/>
-        <w:numPr>
-          <w:ilvl w:val="0"/>
-          <w:numId w:val="2"/>
-        </w:numPr>
-        <w:rPr>
-          <w:lang w:val="en-US"/>
-        </w:rPr>
-      </w:pPr>
-      <w:r>
-        <w:rPr>
-          <w:lang w:val="en-US"/>
-        </w:rPr>
-        <w:t>Giỏi = 3.2 đến 3.6</w:t>
-      </w:r>
-    </w:p>
-    <w:p>
-      <w:pPr>
-        <w:pStyle w:val="ListParagraph"/>
-        <w:numPr>
-          <w:ilvl w:val="0"/>
-          <w:numId w:val="2"/>
-        </w:numPr>
-        <w:rPr>
-          <w:lang w:val="en-US"/>
-        </w:rPr>
-      </w:pPr>
-      <w:r>
-        <w:rPr>
-          <w:lang w:val="en-US"/>
-        </w:rPr>
-        <w:t>Xuất sắc = 3.6 đến 4</w:t>
-      </w:r>
-    </w:p>
-    <w:p>
-      <w:pPr>
-        <w:pStyle w:val="ListParagraph"/>
-        <w:numPr>
-          <w:ilvl w:val="0"/>
-          <w:numId w:val="2"/>
-        </w:numPr>
-        <w:rPr>
-          <w:lang w:val="en-US"/>
-        </w:rPr>
-      </w:pPr>
-      <w:r>
-        <w:rPr>
-          <w:lang w:val="en-US"/>
-        </w:rPr>
-        <w:t>Điểm trung bình tích lũy = điểm trung bình từ khi nhập học tới giờ, không phải trong 1 học kì</w:t>
-      </w:r>
-    </w:p>
-    <w:p>
-      <w:pPr>
-        <w:pStyle w:val="ListParagraph"/>
-        <w:numPr>
-          <w:ilvl w:val="0"/>
-          <w:numId w:val="7"/>
-        </w:numPr>
-        <w:rPr>
-          <w:lang w:val="en-US"/>
-        </w:rPr>
-      </w:pPr>
-      <w:r>
-        <w:rPr>
-          <w:lang w:val="en-US"/>
-        </w:rPr>
-        <w:t>1 Học Kì?</w:t>
-      </w:r>
-    </w:p>
-    <w:p>
-      <w:pPr>
-        <w:pStyle w:val="ListParagraph"/>
-        <w:numPr>
-          <w:ilvl w:val="0"/>
-          <w:numId w:val="2"/>
-        </w:numPr>
-        <w:rPr>
-          <w:lang w:val="en-US"/>
-        </w:rPr>
-      </w:pPr>
-      <w:r>
-        <w:rPr>
-          <w:lang w:val="en-US"/>
-        </w:rPr>
-        <w:t>11 đến 25 tín chỉ</w:t>
-      </w:r>
-    </w:p>
-    <w:p>
-      <w:pPr>
-        <w:pStyle w:val="ListParagraph"/>
-        <w:numPr>
-          <w:ilvl w:val="0"/>
-          <w:numId w:val="2"/>
-        </w:numPr>
-        <w:rPr>
-          <w:lang w:val="en-US"/>
-        </w:rPr>
-      </w:pPr>
-      <w:r>
-        <w:rPr>
-          <w:lang w:val="en-US"/>
-        </w:rPr>
-        <w:t>Điểm trung bình 8.5</w:t>
-      </w:r>
-    </w:p>
-    <w:p>
-      <w:pPr>
-        <w:pStyle w:val="ListParagraph"/>
-        <w:numPr>
-          <w:ilvl w:val="0"/>
-          <w:numId w:val="2"/>
-        </w:numPr>
-        <w:rPr>
-          <w:lang w:val="en-US"/>
-        </w:rPr>
-      </w:pPr>
-      <w:r>
-        <w:rPr>
-          <w:lang w:val="en-US"/>
-        </w:rPr>
-        <w:t>3 ngày CTXH</w:t>
-      </w:r>
-    </w:p>
-    <w:p>
-      <w:pPr>
-        <w:pStyle w:val="ListParagraph"/>
-        <w:numPr>
-          <w:ilvl w:val="0"/>
-          <w:numId w:val="2"/>
-        </w:numPr>
-        <w:rPr>
-          <w:lang w:val="en-US"/>
-        </w:rPr>
-      </w:pPr>
-      <w:r>
-        <w:rPr>
-          <w:lang w:val="en-US"/>
-        </w:rPr>
-        <w:t>Điểm rèn luyện 85</w:t>
-      </w:r>
-    </w:p>
-    <w:p>
-      <w:pPr>
-        <w:pStyle w:val="ListParagraph"/>
-        <w:numPr>
-          <w:ilvl w:val="0"/>
-          <w:numId w:val="7"/>
-        </w:numPr>
-        <w:rPr>
-          <w:lang w:val="en-US"/>
-        </w:rPr>
-      </w:pPr>
-      <w:r>
-        <w:rPr>
-          <w:lang w:val="en-US"/>
-        </w:rPr>
-        <w:t>1 Năm?</w:t>
-      </w:r>
-    </w:p>
-    <w:p>
-      <w:pPr>
-        <w:pStyle w:val="ListParagraph"/>
-        <w:numPr>
-          <w:ilvl w:val="0"/>
-          <w:numId w:val="2"/>
-        </w:numPr>
-        <w:rPr>
-          <w:lang w:val="en-US"/>
-        </w:rPr>
-      </w:pPr>
-      <w:r>
-        <w:rPr>
-          <w:lang w:val="en-US"/>
-        </w:rPr>
-        <w:t>33 tín chỉ</w:t>
-      </w:r>
-    </w:p>
-    <w:p>
-      <w:pPr>
-        <w:pStyle w:val="ListParagraph"/>
-        <w:numPr>
-          <w:ilvl w:val="0"/>
-          <w:numId w:val="7"/>
-        </w:numPr>
-        <w:rPr>
-          <w:lang w:val="en-US"/>
-        </w:rPr>
-      </w:pPr>
-      <w:r>
-        <w:rPr>
-          <w:lang w:val="en-US"/>
-        </w:rPr>
-        <w:t>3 Năm Đầu?</w:t>
-      </w:r>
-    </w:p>
-    <w:p>
-      <w:pPr>
-        <w:pStyle w:val="ListParagraph"/>
-        <w:numPr>
-          <w:ilvl w:val="0"/>
-          <w:numId w:val="2"/>
-        </w:numPr>
-        <w:rPr>
-          <w:lang w:val="en-US"/>
-        </w:rPr>
-      </w:pPr>
-      <w:r>
-        <w:rPr>
-          <w:lang w:val="en-US"/>
-        </w:rPr>
-        <w:t>15 ngày CTXH</w:t>
-      </w:r>
-    </w:p>
-    <w:p>
-      <w:pPr>
-        <w:pStyle w:val="ListParagraph"/>
-        <w:numPr>
-          <w:ilvl w:val="0"/>
-          <w:numId w:val="7"/>
-        </w:numPr>
-        <w:rPr>
-          <w:lang w:val="en-US"/>
-        </w:rPr>
-      </w:pPr>
-      <w:r>
-        <w:rPr>
-          <w:lang w:val="en-US"/>
-        </w:rPr>
-        <w:t>Học Bổng?</w:t>
-      </w:r>
-    </w:p>
-    <w:p>
-      <w:pPr>
-        <w:pStyle w:val="ListParagraph"/>
-        <w:numPr>
-          <w:ilvl w:val="0"/>
-          <w:numId w:val="2"/>
-        </w:numPr>
-        <w:rPr>
-          <w:lang w:val="en-US"/>
-        </w:rPr>
-      </w:pPr>
-      <w:r>
-        <w:rPr>
-          <w:lang w:val="en-US"/>
-        </w:rPr>
         <w:t>Đéo cần xin trường tự cấp</w:t>
       </w:r>
     </w:p>

--- a/hcmut.docx
+++ b/hcmut.docx
@@ -557,18 +557,6 @@
     </w:p>
     <w:p>
       <w:pPr>
-        <w:pStyle w:val="ListParagraph"/>
-        <w:numPr>
-          <w:ilvl w:val="0"/>
-          <w:numId w:val="2"/>
-        </w:numPr>
-        <w:rPr>
-          <w:lang w:val="en-US"/>
-        </w:rPr>
-      </w:pPr>
-    </w:p>
-    <w:p>
-      <w:pPr>
         <w:rPr>
           <w:rStyle w:val="Hyperlink"/>
           <w:color w:val="auto"/>
@@ -658,6 +646,351 @@
           <w:lang w:val="en-US"/>
         </w:rPr>
       </w:pPr>
+      <w:r>
+        <w:rPr>
+          <w:rStyle w:val="Hyperlink"/>
+          <w:color w:val="auto"/>
+          <w:u w:val="none"/>
+          <w:lang w:val="en-US"/>
+        </w:rPr>
+        <w:t>Quy Chế Học Vụ?</w:t>
+      </w:r>
+    </w:p>
+    <w:p>
+      <w:pPr>
+        <w:pStyle w:val="ListParagraph"/>
+        <w:numPr>
+          <w:ilvl w:val="0"/>
+          <w:numId w:val="2"/>
+        </w:numPr>
+        <w:rPr>
+          <w:rStyle w:val="Hyperlink"/>
+          <w:color w:val="auto"/>
+          <w:u w:val="none"/>
+          <w:lang w:val="en-US"/>
+        </w:rPr>
+      </w:pPr>
+      <w:hyperlink r:id="rId15" w:history="1">
+        <w:r>
+          <w:rPr>
+            <w:rStyle w:val="Hyperlink"/>
+            <w:lang w:val="en-US"/>
+          </w:rPr>
+          <w:t>https://e-learning.hcmut.edu.vn/course/view.php?id=72696</w:t>
+        </w:r>
+      </w:hyperlink>
+    </w:p>
+    <w:p>
+      <w:pPr>
+        <w:pStyle w:val="ListParagraph"/>
+        <w:numPr>
+          <w:ilvl w:val="0"/>
+          <w:numId w:val="8"/>
+        </w:numPr>
+        <w:rPr>
+          <w:rStyle w:val="Hyperlink"/>
+          <w:color w:val="auto"/>
+          <w:u w:val="none"/>
+          <w:lang w:val="en-US"/>
+        </w:rPr>
+      </w:pPr>
+      <w:r>
+        <w:rPr>
+          <w:rStyle w:val="Hyperlink"/>
+          <w:color w:val="auto"/>
+          <w:u w:val="none"/>
+          <w:lang w:val="en-US"/>
+        </w:rPr>
+        <w:t>Xem Đợt Đăng Kí Môn Học?</w:t>
+      </w:r>
+    </w:p>
+    <w:p>
+      <w:pPr>
+        <w:pStyle w:val="ListParagraph"/>
+        <w:numPr>
+          <w:ilvl w:val="0"/>
+          <w:numId w:val="2"/>
+        </w:numPr>
+        <w:rPr>
+          <w:rStyle w:val="Hyperlink"/>
+          <w:color w:val="auto"/>
+          <w:u w:val="none"/>
+          <w:lang w:val="en-US"/>
+        </w:rPr>
+      </w:pPr>
+      <w:hyperlink r:id="rId16" w:history="1">
+        <w:r>
+          <w:rPr>
+            <w:rStyle w:val="Hyperlink"/>
+            <w:lang w:val="en-US"/>
+          </w:rPr>
+          <w:t>https://mybk.hcmut.edu.vn/dkmh/dangKyMonHocForm.action</w:t>
+        </w:r>
+      </w:hyperlink>
+    </w:p>
+    <w:p>
+      <w:pPr>
+        <w:pStyle w:val="ListParagraph"/>
+        <w:numPr>
+          <w:ilvl w:val="0"/>
+          <w:numId w:val="2"/>
+        </w:numPr>
+        <w:rPr>
+          <w:rStyle w:val="Hyperlink"/>
+          <w:color w:val="auto"/>
+          <w:u w:val="none"/>
+          <w:lang w:val="en-US"/>
+        </w:rPr>
+      </w:pPr>
+    </w:p>
+    <w:p>
+      <w:pPr>
+        <w:rPr>
+          <w:rStyle w:val="Hyperlink"/>
+          <w:color w:val="auto"/>
+          <w:u w:val="none"/>
+          <w:lang w:val="en-US"/>
+        </w:rPr>
+      </w:pPr>
+    </w:p>
+    <w:p>
+      <w:pPr>
+        <w:rPr>
+          <w:rStyle w:val="Hyperlink"/>
+          <w:color w:val="auto"/>
+          <w:u w:val="none"/>
+          <w:lang w:val="en-US"/>
+        </w:rPr>
+      </w:pPr>
+      <w:r>
+        <w:rPr>
+          <w:rStyle w:val="Hyperlink"/>
+          <w:color w:val="auto"/>
+          <w:u w:val="none"/>
+          <w:lang w:val="en-US"/>
+        </w:rPr>
+        <w:lastRenderedPageBreak/>
+        <w:t>Certification – Chứng Chỉ:</w:t>
+      </w:r>
+    </w:p>
+    <w:p>
+      <w:pPr>
+        <w:pStyle w:val="ListParagraph"/>
+        <w:numPr>
+          <w:ilvl w:val="0"/>
+          <w:numId w:val="9"/>
+        </w:numPr>
+        <w:rPr>
+          <w:rStyle w:val="Hyperlink"/>
+          <w:color w:val="auto"/>
+          <w:u w:val="none"/>
+          <w:lang w:val="en-US"/>
+        </w:rPr>
+      </w:pPr>
+      <w:r>
+        <w:rPr>
+          <w:rStyle w:val="Hyperlink"/>
+          <w:color w:val="auto"/>
+          <w:u w:val="none"/>
+          <w:lang w:val="en-US"/>
+        </w:rPr>
+        <w:t>IC3 (Digital Literacy Certification)?</w:t>
+      </w:r>
+    </w:p>
+    <w:p>
+      <w:pPr>
+        <w:pStyle w:val="ListParagraph"/>
+        <w:numPr>
+          <w:ilvl w:val="0"/>
+          <w:numId w:val="2"/>
+        </w:numPr>
+        <w:rPr>
+          <w:rStyle w:val="Hyperlink"/>
+          <w:color w:val="auto"/>
+          <w:u w:val="none"/>
+          <w:lang w:val="en-US"/>
+        </w:rPr>
+      </w:pPr>
+      <w:r>
+        <w:rPr>
+          <w:rStyle w:val="Hyperlink"/>
+          <w:color w:val="auto"/>
+          <w:u w:val="none"/>
+          <w:lang w:val="en-US"/>
+        </w:rPr>
+        <w:t>Chứng chỉ về khả năng sử dụng máy tính</w:t>
+      </w:r>
+    </w:p>
+    <w:p>
+      <w:pPr>
+        <w:pStyle w:val="ListParagraph"/>
+        <w:numPr>
+          <w:ilvl w:val="0"/>
+          <w:numId w:val="2"/>
+        </w:numPr>
+        <w:rPr>
+          <w:rStyle w:val="Hyperlink"/>
+          <w:color w:val="auto"/>
+          <w:u w:val="none"/>
+          <w:lang w:val="en-US"/>
+        </w:rPr>
+      </w:pPr>
+      <w:r>
+        <w:rPr>
+          <w:rStyle w:val="Hyperlink"/>
+          <w:color w:val="auto"/>
+          <w:u w:val="none"/>
+          <w:lang w:val="en-US"/>
+        </w:rPr>
+        <w:t>Bài thi trắc nghiệm + thực hành</w:t>
+      </w:r>
+    </w:p>
+    <w:p>
+      <w:pPr>
+        <w:pStyle w:val="ListParagraph"/>
+        <w:numPr>
+          <w:ilvl w:val="0"/>
+          <w:numId w:val="2"/>
+        </w:numPr>
+        <w:rPr>
+          <w:rStyle w:val="Hyperlink"/>
+          <w:color w:val="auto"/>
+          <w:u w:val="none"/>
+          <w:lang w:val="en-US"/>
+        </w:rPr>
+      </w:pPr>
+      <w:r>
+        <w:rPr>
+          <w:rStyle w:val="Hyperlink"/>
+          <w:color w:val="auto"/>
+          <w:u w:val="none"/>
+          <w:lang w:val="en-US"/>
+        </w:rPr>
+        <w:t>Sẽ được thi vào học kì 1 năm 1</w:t>
+      </w:r>
+    </w:p>
+    <w:p>
+      <w:pPr>
+        <w:pStyle w:val="ListParagraph"/>
+        <w:numPr>
+          <w:ilvl w:val="0"/>
+          <w:numId w:val="9"/>
+        </w:numPr>
+        <w:rPr>
+          <w:rStyle w:val="Hyperlink"/>
+          <w:color w:val="auto"/>
+          <w:u w:val="none"/>
+          <w:lang w:val="en-US"/>
+        </w:rPr>
+      </w:pPr>
+      <w:r>
+        <w:rPr>
+          <w:rStyle w:val="Hyperlink"/>
+          <w:color w:val="auto"/>
+          <w:u w:val="none"/>
+          <w:lang w:val="en-US"/>
+        </w:rPr>
+        <w:t>MOS (Microsoft Office Specialist)?</w:t>
+      </w:r>
+    </w:p>
+    <w:p>
+      <w:pPr>
+        <w:pStyle w:val="ListParagraph"/>
+        <w:numPr>
+          <w:ilvl w:val="0"/>
+          <w:numId w:val="2"/>
+        </w:numPr>
+        <w:rPr>
+          <w:rStyle w:val="Hyperlink"/>
+          <w:color w:val="auto"/>
+          <w:u w:val="none"/>
+          <w:lang w:val="en-US"/>
+        </w:rPr>
+      </w:pPr>
+      <w:r>
+        <w:rPr>
+          <w:rStyle w:val="Hyperlink"/>
+          <w:color w:val="auto"/>
+          <w:u w:val="none"/>
+          <w:lang w:val="en-US"/>
+        </w:rPr>
+        <w:t>Chứng chỉ về khả năng sử dụng Full bộ Office</w:t>
+      </w:r>
+    </w:p>
+    <w:p>
+      <w:pPr>
+        <w:pStyle w:val="ListParagraph"/>
+        <w:numPr>
+          <w:ilvl w:val="0"/>
+          <w:numId w:val="2"/>
+        </w:numPr>
+        <w:rPr>
+          <w:rStyle w:val="Hyperlink"/>
+          <w:color w:val="auto"/>
+          <w:u w:val="none"/>
+          <w:lang w:val="en-US"/>
+        </w:rPr>
+      </w:pPr>
+      <w:r>
+        <w:rPr>
+          <w:rStyle w:val="Hyperlink"/>
+          <w:color w:val="auto"/>
+          <w:u w:val="none"/>
+          <w:lang w:val="en-US"/>
+        </w:rPr>
+        <w:t>Bài thi</w:t>
+      </w:r>
+      <w:r>
+        <w:rPr>
+          <w:rStyle w:val="Hyperlink"/>
+          <w:color w:val="auto"/>
+          <w:u w:val="none"/>
+          <w:lang w:val="en-US"/>
+        </w:rPr>
+        <w:t xml:space="preserve"> Full</w:t>
+      </w:r>
+      <w:r>
+        <w:rPr>
+          <w:rStyle w:val="Hyperlink"/>
+          <w:color w:val="auto"/>
+          <w:u w:val="none"/>
+          <w:lang w:val="en-US"/>
+        </w:rPr>
+        <w:t xml:space="preserve"> </w:t>
+      </w:r>
+      <w:r>
+        <w:rPr>
+          <w:rStyle w:val="Hyperlink"/>
+          <w:color w:val="auto"/>
+          <w:u w:val="none"/>
+          <w:lang w:val="en-US"/>
+        </w:rPr>
+        <w:t>thực hành = giả lập</w:t>
+      </w:r>
+    </w:p>
+    <w:p>
+      <w:pPr>
+        <w:pStyle w:val="ListParagraph"/>
+        <w:numPr>
+          <w:ilvl w:val="0"/>
+          <w:numId w:val="2"/>
+        </w:numPr>
+        <w:rPr>
+          <w:rStyle w:val="Hyperlink"/>
+          <w:color w:val="auto"/>
+          <w:u w:val="none"/>
+          <w:lang w:val="en-US"/>
+        </w:rPr>
+      </w:pPr>
+      <w:r>
+        <w:rPr>
+          <w:rStyle w:val="Hyperlink"/>
+          <w:color w:val="auto"/>
+          <w:u w:val="none"/>
+          <w:lang w:val="en-US"/>
+        </w:rPr>
+        <w:t>Không được trường cho thi, cần nó để viết luận văn</w:t>
+      </w:r>
     </w:p>
     <w:p>
       <w:pPr>
@@ -757,568 +1090,625 @@
           <w:u w:val="none"/>
           <w:lang w:val="en-US"/>
         </w:rPr>
+        <w:t>Mã Lớp?</w:t>
+      </w:r>
+    </w:p>
+    <w:p>
+      <w:pPr>
+        <w:pStyle w:val="ListParagraph"/>
+        <w:numPr>
+          <w:ilvl w:val="0"/>
+          <w:numId w:val="2"/>
+        </w:numPr>
+        <w:rPr>
+          <w:rStyle w:val="Hyperlink"/>
+          <w:color w:val="auto"/>
+          <w:u w:val="none"/>
+          <w:lang w:val="en-US"/>
+        </w:rPr>
+      </w:pPr>
+      <w:r>
+        <w:rPr>
+          <w:rStyle w:val="Hyperlink"/>
+          <w:color w:val="auto"/>
+          <w:u w:val="none"/>
+          <w:lang w:val="en-US"/>
+        </w:rPr>
+        <w:t>MT23KHM3 (A – K)</w:t>
+      </w:r>
+    </w:p>
+    <w:p>
+      <w:pPr>
+        <w:pStyle w:val="ListParagraph"/>
+        <w:numPr>
+          <w:ilvl w:val="0"/>
+          <w:numId w:val="2"/>
+        </w:numPr>
+        <w:rPr>
+          <w:rStyle w:val="Hyperlink"/>
+          <w:color w:val="auto"/>
+          <w:u w:val="none"/>
+          <w:lang w:val="en-US"/>
+        </w:rPr>
+      </w:pPr>
+      <w:r>
+        <w:rPr>
+          <w:rStyle w:val="Hyperlink"/>
+          <w:color w:val="auto"/>
+          <w:u w:val="none"/>
+          <w:lang w:val="en-US"/>
+        </w:rPr>
+        <w:t>Chứa các thành viên có tên bắt đầu = “A” cho tới “K”</w:t>
+      </w:r>
+    </w:p>
+    <w:p>
+      <w:pPr>
+        <w:pStyle w:val="ListParagraph"/>
+        <w:numPr>
+          <w:ilvl w:val="0"/>
+          <w:numId w:val="5"/>
+        </w:numPr>
+        <w:rPr>
+          <w:rStyle w:val="Hyperlink"/>
+          <w:color w:val="auto"/>
+          <w:u w:val="none"/>
+          <w:lang w:val="en-US"/>
+        </w:rPr>
+      </w:pPr>
+      <w:r>
+        <w:rPr>
+          <w:rStyle w:val="Hyperlink"/>
+          <w:color w:val="auto"/>
+          <w:u w:val="none"/>
+          <w:lang w:val="en-US"/>
+        </w:rPr>
+        <w:t>Lớp Trưởng?</w:t>
+      </w:r>
+    </w:p>
+    <w:p>
+      <w:pPr>
+        <w:pStyle w:val="ListParagraph"/>
+        <w:numPr>
+          <w:ilvl w:val="0"/>
+          <w:numId w:val="2"/>
+        </w:numPr>
+        <w:rPr>
+          <w:rStyle w:val="Hyperlink"/>
+          <w:color w:val="auto"/>
+          <w:u w:val="none"/>
+          <w:lang w:val="en-US"/>
+        </w:rPr>
+      </w:pPr>
+      <w:r>
+        <w:rPr>
+          <w:rStyle w:val="Hyperlink"/>
+          <w:color w:val="auto"/>
+          <w:u w:val="none"/>
+          <w:lang w:val="en-US"/>
+        </w:rPr>
+        <w:t>Nguyễn Tuấn Huy</w:t>
+      </w:r>
+    </w:p>
+    <w:p>
+      <w:pPr>
+        <w:pStyle w:val="ListParagraph"/>
+        <w:numPr>
+          <w:ilvl w:val="0"/>
+          <w:numId w:val="5"/>
+        </w:numPr>
+        <w:rPr>
+          <w:rStyle w:val="Hyperlink"/>
+          <w:color w:val="auto"/>
+          <w:u w:val="none"/>
+          <w:lang w:val="en-US"/>
+        </w:rPr>
+      </w:pPr>
+      <w:r>
+        <w:rPr>
+          <w:rStyle w:val="Hyperlink"/>
+          <w:color w:val="auto"/>
+          <w:u w:val="none"/>
+          <w:lang w:val="en-US"/>
+        </w:rPr>
+        <w:t>Trường Đoàn?</w:t>
+      </w:r>
+    </w:p>
+    <w:p>
+      <w:pPr>
+        <w:pStyle w:val="ListParagraph"/>
+        <w:numPr>
+          <w:ilvl w:val="0"/>
+          <w:numId w:val="2"/>
+        </w:numPr>
+        <w:rPr>
+          <w:rStyle w:val="Hyperlink"/>
+          <w:color w:val="auto"/>
+          <w:u w:val="none"/>
+          <w:lang w:val="en-US"/>
+        </w:rPr>
+      </w:pPr>
+      <w:r>
+        <w:rPr>
+          <w:rStyle w:val="Hyperlink"/>
+          <w:color w:val="auto"/>
+          <w:u w:val="none"/>
+          <w:lang w:val="en-US"/>
+        </w:rPr>
+        <w:t>Trần Ngọc Bảo Duy</w:t>
+      </w:r>
+    </w:p>
+    <w:p>
+      <w:pPr>
+        <w:pStyle w:val="ListParagraph"/>
+        <w:numPr>
+          <w:ilvl w:val="0"/>
+          <w:numId w:val="5"/>
+        </w:numPr>
+        <w:rPr>
+          <w:rStyle w:val="Hyperlink"/>
+          <w:color w:val="auto"/>
+          <w:u w:val="none"/>
+          <w:lang w:val="en-US"/>
+        </w:rPr>
+      </w:pPr>
+      <w:r>
+        <w:rPr>
+          <w:rStyle w:val="Hyperlink"/>
+          <w:color w:val="auto"/>
+          <w:u w:val="none"/>
+          <w:lang w:val="en-US"/>
+        </w:rPr>
+        <w:t>Hiệu Trưởng?</w:t>
+      </w:r>
+    </w:p>
+    <w:p>
+      <w:pPr>
+        <w:pStyle w:val="ListParagraph"/>
+        <w:numPr>
+          <w:ilvl w:val="0"/>
+          <w:numId w:val="2"/>
+        </w:numPr>
+        <w:rPr>
+          <w:rStyle w:val="Hyperlink"/>
+          <w:color w:val="auto"/>
+          <w:u w:val="none"/>
+          <w:lang w:val="en-US"/>
+        </w:rPr>
+      </w:pPr>
+      <w:r>
+        <w:rPr>
+          <w:rStyle w:val="Hyperlink"/>
+          <w:color w:val="auto"/>
+          <w:u w:val="none"/>
+          <w:lang w:val="en-US"/>
+        </w:rPr>
+        <w:t>Mai Thanh Phong</w:t>
+      </w:r>
+    </w:p>
+    <w:p>
+      <w:pPr>
+        <w:rPr>
+          <w:rStyle w:val="Hyperlink"/>
+          <w:color w:val="auto"/>
+          <w:u w:val="none"/>
+          <w:lang w:val="en-US"/>
+        </w:rPr>
+      </w:pPr>
+    </w:p>
+    <w:p>
+      <w:pPr>
+        <w:rPr>
+          <w:rStyle w:val="Hyperlink"/>
+          <w:color w:val="auto"/>
+          <w:u w:val="none"/>
+          <w:lang w:val="en-US"/>
+        </w:rPr>
+      </w:pPr>
+      <w:r>
+        <w:rPr>
+          <w:rStyle w:val="Hyperlink"/>
+          <w:color w:val="auto"/>
+          <w:u w:val="none"/>
+          <w:lang w:val="en-US"/>
+        </w:rPr>
+        <w:t>School – Trường:</w:t>
+      </w:r>
+    </w:p>
+    <w:p>
+      <w:pPr>
+        <w:pStyle w:val="ListParagraph"/>
+        <w:numPr>
+          <w:ilvl w:val="0"/>
+          <w:numId w:val="6"/>
+        </w:numPr>
+        <w:rPr>
+          <w:rStyle w:val="Hyperlink"/>
+          <w:color w:val="auto"/>
+          <w:u w:val="none"/>
+          <w:lang w:val="en-US"/>
+        </w:rPr>
+      </w:pPr>
+      <w:r>
+        <w:rPr>
+          <w:rStyle w:val="Hyperlink"/>
+          <w:color w:val="auto"/>
+          <w:u w:val="none"/>
+          <w:lang w:val="en-US"/>
+        </w:rPr>
+        <w:t>Viết Tắt?</w:t>
+      </w:r>
+    </w:p>
+    <w:p>
+      <w:pPr>
+        <w:pStyle w:val="ListParagraph"/>
+        <w:numPr>
+          <w:ilvl w:val="0"/>
+          <w:numId w:val="2"/>
+        </w:numPr>
+        <w:rPr>
+          <w:rStyle w:val="Hyperlink"/>
+          <w:color w:val="auto"/>
+          <w:u w:val="none"/>
+          <w:lang w:val="en-US"/>
+        </w:rPr>
+      </w:pPr>
+      <w:r>
+        <w:rPr>
+          <w:rStyle w:val="Hyperlink"/>
+          <w:color w:val="auto"/>
+          <w:u w:val="none"/>
+          <w:lang w:val="en-US"/>
+        </w:rPr>
+        <w:t>Tòa H1 còn gọi là BK.B1</w:t>
+      </w:r>
+    </w:p>
+    <w:p>
+      <w:pPr>
+        <w:pStyle w:val="ListParagraph"/>
+        <w:numPr>
+          <w:ilvl w:val="0"/>
+          <w:numId w:val="2"/>
+        </w:numPr>
+        <w:rPr>
+          <w:rStyle w:val="Hyperlink"/>
+          <w:color w:val="auto"/>
+          <w:u w:val="none"/>
+          <w:lang w:val="en-US"/>
+        </w:rPr>
+      </w:pPr>
+      <w:r>
+        <w:rPr>
+          <w:rStyle w:val="Hyperlink"/>
+          <w:color w:val="auto"/>
+          <w:u w:val="none"/>
+          <w:lang w:val="en-US"/>
+        </w:rPr>
+        <w:t>CTCT = công tác chính trị</w:t>
+      </w:r>
+    </w:p>
+    <w:p>
+      <w:pPr>
+        <w:pStyle w:val="ListParagraph"/>
+        <w:numPr>
+          <w:ilvl w:val="0"/>
+          <w:numId w:val="6"/>
+        </w:numPr>
+        <w:rPr>
+          <w:rStyle w:val="Hyperlink"/>
+          <w:color w:val="auto"/>
+          <w:u w:val="none"/>
+          <w:lang w:val="en-US"/>
+        </w:rPr>
+      </w:pPr>
+      <w:r>
+        <w:rPr>
+          <w:rStyle w:val="Hyperlink"/>
+          <w:color w:val="auto"/>
+          <w:u w:val="none"/>
+          <w:lang w:val="en-US"/>
+        </w:rPr>
+        <w:t>Văn Phòng Khoa?</w:t>
+      </w:r>
+    </w:p>
+    <w:p>
+      <w:pPr>
+        <w:pStyle w:val="ListParagraph"/>
+        <w:numPr>
+          <w:ilvl w:val="0"/>
+          <w:numId w:val="2"/>
+        </w:numPr>
+        <w:rPr>
+          <w:rStyle w:val="Hyperlink"/>
+          <w:color w:val="auto"/>
+          <w:u w:val="none"/>
+          <w:lang w:val="en-US"/>
+        </w:rPr>
+      </w:pPr>
+      <w:r>
+        <w:rPr>
+          <w:rStyle w:val="Hyperlink"/>
+          <w:color w:val="auto"/>
+          <w:u w:val="none"/>
+          <w:lang w:val="en-US"/>
+        </w:rPr>
+        <w:t>Cơ sở 2, tòa H6, tầng 6, phòng 607</w:t>
+      </w:r>
+    </w:p>
+    <w:p>
+      <w:pPr>
+        <w:pStyle w:val="ListParagraph"/>
+        <w:numPr>
+          <w:ilvl w:val="0"/>
+          <w:numId w:val="6"/>
+        </w:numPr>
+        <w:rPr>
+          <w:rStyle w:val="Hyperlink"/>
+          <w:color w:val="auto"/>
+          <w:u w:val="none"/>
+          <w:lang w:val="en-US"/>
+        </w:rPr>
+      </w:pPr>
+      <w:r>
+        <w:rPr>
+          <w:rStyle w:val="Hyperlink"/>
+          <w:color w:val="auto"/>
+          <w:u w:val="none"/>
+          <w:lang w:val="en-US"/>
+        </w:rPr>
+        <w:t>Giảng Đường H6?</w:t>
+      </w:r>
+    </w:p>
+    <w:p>
+      <w:pPr>
+        <w:pStyle w:val="ListParagraph"/>
+        <w:numPr>
+          <w:ilvl w:val="0"/>
+          <w:numId w:val="2"/>
+        </w:numPr>
+        <w:rPr>
+          <w:rStyle w:val="Hyperlink"/>
+          <w:color w:val="auto"/>
+          <w:u w:val="none"/>
+          <w:lang w:val="en-US"/>
+        </w:rPr>
+      </w:pPr>
+      <w:r>
+        <w:rPr>
+          <w:rStyle w:val="Hyperlink"/>
+          <w:color w:val="auto"/>
+          <w:u w:val="none"/>
+          <w:lang w:val="en-US"/>
+        </w:rPr>
+        <w:t>Lên tầng 6 tòa H6 = thang máy, rẽ trái lên bậc thang là tới</w:t>
+      </w:r>
+    </w:p>
+    <w:p>
+      <w:pPr>
+        <w:pStyle w:val="ListParagraph"/>
+        <w:numPr>
+          <w:ilvl w:val="0"/>
+          <w:numId w:val="6"/>
+        </w:numPr>
+        <w:rPr>
+          <w:rStyle w:val="Hyperlink"/>
+          <w:color w:val="auto"/>
+          <w:u w:val="none"/>
+          <w:lang w:val="en-US"/>
+        </w:rPr>
+      </w:pPr>
+      <w:r>
+        <w:rPr>
+          <w:rStyle w:val="Hyperlink"/>
+          <w:color w:val="auto"/>
+          <w:u w:val="none"/>
+          <w:lang w:val="en-US"/>
+        </w:rPr>
+        <w:t>Chỗ Để Xe?</w:t>
+      </w:r>
+    </w:p>
+    <w:p>
+      <w:pPr>
+        <w:pStyle w:val="ListParagraph"/>
+        <w:numPr>
+          <w:ilvl w:val="0"/>
+          <w:numId w:val="2"/>
+        </w:numPr>
+        <w:rPr>
+          <w:rStyle w:val="Hyperlink"/>
+          <w:color w:val="auto"/>
+          <w:u w:val="none"/>
+          <w:lang w:val="en-US"/>
+        </w:rPr>
+      </w:pPr>
+      <w:r>
+        <w:rPr>
+          <w:rStyle w:val="Hyperlink"/>
+          <w:color w:val="auto"/>
+          <w:u w:val="none"/>
+          <w:lang w:val="en-US"/>
+        </w:rPr>
+        <w:t>Sát mặt đường</w:t>
+      </w:r>
+    </w:p>
+    <w:p>
+      <w:pPr>
+        <w:rPr>
+          <w:rStyle w:val="Hyperlink"/>
+          <w:lang w:val="en-US"/>
+        </w:rPr>
+      </w:pPr>
+    </w:p>
+    <w:p>
+      <w:pPr>
+        <w:rPr>
+          <w:rStyle w:val="Hyperlink"/>
+          <w:color w:val="auto"/>
+          <w:u w:val="none"/>
+          <w:lang w:val="en-US"/>
+        </w:rPr>
+      </w:pPr>
+      <w:r>
+        <w:rPr>
+          <w:rStyle w:val="Hyperlink"/>
+          <w:color w:val="auto"/>
+          <w:u w:val="none"/>
+          <w:lang w:val="en-US"/>
+        </w:rPr>
+        <w:t>Group – Nhóm:</w:t>
+      </w:r>
+    </w:p>
+    <w:p>
+      <w:pPr>
+        <w:pStyle w:val="ListParagraph"/>
+        <w:numPr>
+          <w:ilvl w:val="0"/>
+          <w:numId w:val="3"/>
+        </w:numPr>
+        <w:rPr>
+          <w:rStyle w:val="Hyperlink"/>
+          <w:color w:val="auto"/>
+          <w:u w:val="none"/>
+          <w:lang w:val="en-US"/>
+        </w:rPr>
+      </w:pPr>
+      <w:r>
+        <w:rPr>
+          <w:rStyle w:val="Hyperlink"/>
+          <w:color w:val="auto"/>
+          <w:u w:val="none"/>
+          <w:lang w:val="en-US"/>
+        </w:rPr>
+        <w:t>Danh Sách Các CLB Cần Đăng Kí?</w:t>
+      </w:r>
+    </w:p>
+    <w:p>
+      <w:pPr>
+        <w:pStyle w:val="ListParagraph"/>
+        <w:numPr>
+          <w:ilvl w:val="0"/>
+          <w:numId w:val="2"/>
+        </w:numPr>
+        <w:rPr>
+          <w:rStyle w:val="Hyperlink"/>
+          <w:color w:val="auto"/>
+          <w:u w:val="none"/>
+          <w:lang w:val="en-US"/>
+        </w:rPr>
+      </w:pPr>
+      <w:r>
+        <w:rPr>
+          <w:rStyle w:val="Hyperlink"/>
+          <w:color w:val="auto"/>
+          <w:u w:val="none"/>
+          <w:lang w:val="en-US"/>
+        </w:rPr>
+        <w:t>Big Data Club</w:t>
+      </w:r>
+    </w:p>
+    <w:p>
+      <w:pPr>
+        <w:pStyle w:val="ListParagraph"/>
+        <w:numPr>
+          <w:ilvl w:val="0"/>
+          <w:numId w:val="2"/>
+        </w:numPr>
+        <w:rPr>
+          <w:rStyle w:val="Hyperlink"/>
+          <w:color w:val="auto"/>
+          <w:u w:val="none"/>
+          <w:lang w:val="en-US"/>
+        </w:rPr>
+      </w:pPr>
+      <w:r>
+        <w:rPr>
+          <w:rStyle w:val="Hyperlink"/>
+          <w:color w:val="auto"/>
+          <w:u w:val="none"/>
+          <w:lang w:val="en-US"/>
+        </w:rPr>
+        <w:t>CLB Robot</w:t>
+      </w:r>
+    </w:p>
+    <w:p>
+      <w:pPr>
+        <w:pStyle w:val="ListParagraph"/>
+        <w:numPr>
+          <w:ilvl w:val="0"/>
+          <w:numId w:val="2"/>
+        </w:numPr>
+        <w:rPr>
+          <w:rStyle w:val="Hyperlink"/>
+          <w:color w:val="auto"/>
+          <w:u w:val="none"/>
+          <w:lang w:val="en-US"/>
+        </w:rPr>
+      </w:pPr>
+      <w:r>
+        <w:rPr>
+          <w:rStyle w:val="Hyperlink"/>
+          <w:color w:val="auto"/>
+          <w:u w:val="none"/>
+          <w:lang w:val="en-US"/>
+        </w:rPr>
+        <w:t>CLB Trí Tuệ Nhân Tạo</w:t>
+      </w:r>
+      <w:r>
+        <w:rPr>
+          <w:rStyle w:val="Hyperlink"/>
+          <w:color w:val="auto"/>
+          <w:u w:val="none"/>
+          <w:lang w:val="en-US"/>
+        </w:rPr>
+        <w:t>, năm 2</w:t>
+      </w:r>
+    </w:p>
+    <w:p>
+      <w:pPr>
+        <w:pStyle w:val="ListParagraph"/>
+        <w:numPr>
+          <w:ilvl w:val="0"/>
+          <w:numId w:val="3"/>
+        </w:numPr>
+        <w:rPr>
+          <w:rStyle w:val="Hyperlink"/>
+          <w:color w:val="auto"/>
+          <w:u w:val="none"/>
+          <w:lang w:val="en-US"/>
+        </w:rPr>
+      </w:pPr>
+      <w:r>
+        <w:rPr>
+          <w:rStyle w:val="Hyperlink"/>
+          <w:color w:val="auto"/>
+          <w:u w:val="none"/>
+          <w:lang w:val="en-US"/>
+        </w:rPr>
+        <w:t>Cách Xem Các Trang Đang Theo Dõi Và Nhóm?</w:t>
+      </w:r>
+    </w:p>
+    <w:p>
+      <w:pPr>
+        <w:pStyle w:val="ListParagraph"/>
+        <w:numPr>
+          <w:ilvl w:val="0"/>
+          <w:numId w:val="2"/>
+        </w:numPr>
+        <w:rPr>
+          <w:rStyle w:val="Hyperlink"/>
+          <w:color w:val="auto"/>
+          <w:u w:val="none"/>
+          <w:lang w:val="en-US"/>
+        </w:rPr>
+      </w:pPr>
+      <w:r>
+        <w:rPr>
+          <w:rStyle w:val="Hyperlink"/>
+          <w:color w:val="auto"/>
+          <w:u w:val="none"/>
+          <w:lang w:val="en-US"/>
+        </w:rPr>
         <w:lastRenderedPageBreak/>
-        <w:t>Mã Lớp?</w:t>
-      </w:r>
-    </w:p>
-    <w:p>
-      <w:pPr>
-        <w:pStyle w:val="ListParagraph"/>
-        <w:numPr>
-          <w:ilvl w:val="0"/>
-          <w:numId w:val="2"/>
-        </w:numPr>
-        <w:rPr>
-          <w:rStyle w:val="Hyperlink"/>
-          <w:color w:val="auto"/>
-          <w:u w:val="none"/>
-          <w:lang w:val="en-US"/>
-        </w:rPr>
-      </w:pPr>
-      <w:r>
-        <w:rPr>
-          <w:rStyle w:val="Hyperlink"/>
-          <w:color w:val="auto"/>
-          <w:u w:val="none"/>
-          <w:lang w:val="en-US"/>
-        </w:rPr>
-        <w:t>MT23KHM3 (A – K)</w:t>
-      </w:r>
-    </w:p>
-    <w:p>
-      <w:pPr>
-        <w:pStyle w:val="ListParagraph"/>
-        <w:numPr>
-          <w:ilvl w:val="0"/>
-          <w:numId w:val="2"/>
-        </w:numPr>
-        <w:rPr>
-          <w:rStyle w:val="Hyperlink"/>
-          <w:color w:val="auto"/>
-          <w:u w:val="none"/>
-          <w:lang w:val="en-US"/>
-        </w:rPr>
-      </w:pPr>
-      <w:r>
-        <w:rPr>
-          <w:rStyle w:val="Hyperlink"/>
-          <w:color w:val="auto"/>
-          <w:u w:val="none"/>
-          <w:lang w:val="en-US"/>
-        </w:rPr>
-        <w:t>Chứa các thành viên có tên bắt đầu = “A” cho tới “K”</w:t>
-      </w:r>
-    </w:p>
-    <w:p>
-      <w:pPr>
-        <w:pStyle w:val="ListParagraph"/>
-        <w:numPr>
-          <w:ilvl w:val="0"/>
-          <w:numId w:val="5"/>
-        </w:numPr>
-        <w:rPr>
-          <w:rStyle w:val="Hyperlink"/>
-          <w:color w:val="auto"/>
-          <w:u w:val="none"/>
-          <w:lang w:val="en-US"/>
-        </w:rPr>
-      </w:pPr>
-      <w:r>
-        <w:rPr>
-          <w:rStyle w:val="Hyperlink"/>
-          <w:color w:val="auto"/>
-          <w:u w:val="none"/>
-          <w:lang w:val="en-US"/>
-        </w:rPr>
-        <w:t>Lớp Trưởng?</w:t>
-      </w:r>
-    </w:p>
-    <w:p>
-      <w:pPr>
-        <w:pStyle w:val="ListParagraph"/>
-        <w:numPr>
-          <w:ilvl w:val="0"/>
-          <w:numId w:val="2"/>
-        </w:numPr>
-        <w:rPr>
-          <w:rStyle w:val="Hyperlink"/>
-          <w:color w:val="auto"/>
-          <w:u w:val="none"/>
-          <w:lang w:val="en-US"/>
-        </w:rPr>
-      </w:pPr>
-      <w:r>
-        <w:rPr>
-          <w:rStyle w:val="Hyperlink"/>
-          <w:color w:val="auto"/>
-          <w:u w:val="none"/>
-          <w:lang w:val="en-US"/>
-        </w:rPr>
-        <w:t>Nguyễn Tuấn Huy</w:t>
-      </w:r>
-    </w:p>
-    <w:p>
-      <w:pPr>
-        <w:pStyle w:val="ListParagraph"/>
-        <w:numPr>
-          <w:ilvl w:val="0"/>
-          <w:numId w:val="5"/>
-        </w:numPr>
-        <w:rPr>
-          <w:rStyle w:val="Hyperlink"/>
-          <w:color w:val="auto"/>
-          <w:u w:val="none"/>
-          <w:lang w:val="en-US"/>
-        </w:rPr>
-      </w:pPr>
-      <w:r>
-        <w:rPr>
-          <w:rStyle w:val="Hyperlink"/>
-          <w:color w:val="auto"/>
-          <w:u w:val="none"/>
-          <w:lang w:val="en-US"/>
-        </w:rPr>
-        <w:t>Trường Đoàn?</w:t>
-      </w:r>
-    </w:p>
-    <w:p>
-      <w:pPr>
-        <w:pStyle w:val="ListParagraph"/>
-        <w:numPr>
-          <w:ilvl w:val="0"/>
-          <w:numId w:val="2"/>
-        </w:numPr>
-        <w:rPr>
-          <w:rStyle w:val="Hyperlink"/>
-          <w:color w:val="auto"/>
-          <w:u w:val="none"/>
-          <w:lang w:val="en-US"/>
-        </w:rPr>
-      </w:pPr>
-      <w:r>
-        <w:rPr>
-          <w:rStyle w:val="Hyperlink"/>
-          <w:color w:val="auto"/>
-          <w:u w:val="none"/>
-          <w:lang w:val="en-US"/>
-        </w:rPr>
-        <w:t>Trần Ngọc Bảo Duy</w:t>
-      </w:r>
-    </w:p>
-    <w:p>
-      <w:pPr>
-        <w:pStyle w:val="ListParagraph"/>
-        <w:numPr>
-          <w:ilvl w:val="0"/>
-          <w:numId w:val="5"/>
-        </w:numPr>
-        <w:rPr>
-          <w:rStyle w:val="Hyperlink"/>
-          <w:color w:val="auto"/>
-          <w:u w:val="none"/>
-          <w:lang w:val="en-US"/>
-        </w:rPr>
-      </w:pPr>
-      <w:r>
-        <w:rPr>
-          <w:rStyle w:val="Hyperlink"/>
-          <w:color w:val="auto"/>
-          <w:u w:val="none"/>
-          <w:lang w:val="en-US"/>
-        </w:rPr>
-        <w:t>Hiệu Trưởng?</w:t>
-      </w:r>
-    </w:p>
-    <w:p>
-      <w:pPr>
-        <w:pStyle w:val="ListParagraph"/>
-        <w:numPr>
-          <w:ilvl w:val="0"/>
-          <w:numId w:val="2"/>
-        </w:numPr>
-        <w:rPr>
-          <w:rStyle w:val="Hyperlink"/>
-          <w:color w:val="auto"/>
-          <w:u w:val="none"/>
-          <w:lang w:val="en-US"/>
-        </w:rPr>
-      </w:pPr>
-      <w:r>
-        <w:rPr>
-          <w:rStyle w:val="Hyperlink"/>
-          <w:color w:val="auto"/>
-          <w:u w:val="none"/>
-          <w:lang w:val="en-US"/>
-        </w:rPr>
-        <w:t>Mai Thanh Phong</w:t>
-      </w:r>
-    </w:p>
-    <w:p>
-      <w:pPr>
-        <w:rPr>
-          <w:rStyle w:val="Hyperlink"/>
-          <w:color w:val="auto"/>
-          <w:u w:val="none"/>
-          <w:lang w:val="en-US"/>
-        </w:rPr>
-      </w:pPr>
-    </w:p>
-    <w:p>
-      <w:pPr>
-        <w:rPr>
-          <w:rStyle w:val="Hyperlink"/>
-          <w:color w:val="auto"/>
-          <w:u w:val="none"/>
-          <w:lang w:val="en-US"/>
-        </w:rPr>
-      </w:pPr>
-      <w:r>
-        <w:rPr>
-          <w:rStyle w:val="Hyperlink"/>
-          <w:color w:val="auto"/>
-          <w:u w:val="none"/>
-          <w:lang w:val="en-US"/>
-        </w:rPr>
-        <w:t>School – Trường:</w:t>
-      </w:r>
-    </w:p>
-    <w:p>
-      <w:pPr>
-        <w:pStyle w:val="ListParagraph"/>
-        <w:numPr>
-          <w:ilvl w:val="0"/>
-          <w:numId w:val="6"/>
-        </w:numPr>
-        <w:rPr>
-          <w:rStyle w:val="Hyperlink"/>
-          <w:color w:val="auto"/>
-          <w:u w:val="none"/>
-          <w:lang w:val="en-US"/>
-        </w:rPr>
-      </w:pPr>
-      <w:r>
-        <w:rPr>
-          <w:rStyle w:val="Hyperlink"/>
-          <w:color w:val="auto"/>
-          <w:u w:val="none"/>
-          <w:lang w:val="en-US"/>
-        </w:rPr>
-        <w:t>Viết Tắt?</w:t>
-      </w:r>
-    </w:p>
-    <w:p>
-      <w:pPr>
-        <w:pStyle w:val="ListParagraph"/>
-        <w:numPr>
-          <w:ilvl w:val="0"/>
-          <w:numId w:val="2"/>
-        </w:numPr>
-        <w:rPr>
-          <w:rStyle w:val="Hyperlink"/>
-          <w:color w:val="auto"/>
-          <w:u w:val="none"/>
-          <w:lang w:val="en-US"/>
-        </w:rPr>
-      </w:pPr>
-      <w:r>
-        <w:rPr>
-          <w:rStyle w:val="Hyperlink"/>
-          <w:color w:val="auto"/>
-          <w:u w:val="none"/>
-          <w:lang w:val="en-US"/>
-        </w:rPr>
-        <w:t>Tòa H1 còn gọi là BK.B1</w:t>
-      </w:r>
-    </w:p>
-    <w:p>
-      <w:pPr>
-        <w:pStyle w:val="ListParagraph"/>
-        <w:numPr>
-          <w:ilvl w:val="0"/>
-          <w:numId w:val="2"/>
-        </w:numPr>
-        <w:rPr>
-          <w:rStyle w:val="Hyperlink"/>
-          <w:color w:val="auto"/>
-          <w:u w:val="none"/>
-          <w:lang w:val="en-US"/>
-        </w:rPr>
-      </w:pPr>
-      <w:r>
-        <w:rPr>
-          <w:rStyle w:val="Hyperlink"/>
-          <w:color w:val="auto"/>
-          <w:u w:val="none"/>
-          <w:lang w:val="en-US"/>
-        </w:rPr>
-        <w:t>CTCT = công tác chính trị</w:t>
-      </w:r>
-    </w:p>
-    <w:p>
-      <w:pPr>
-        <w:pStyle w:val="ListParagraph"/>
-        <w:numPr>
-          <w:ilvl w:val="0"/>
-          <w:numId w:val="6"/>
-        </w:numPr>
-        <w:rPr>
-          <w:rStyle w:val="Hyperlink"/>
-          <w:color w:val="auto"/>
-          <w:u w:val="none"/>
-          <w:lang w:val="en-US"/>
-        </w:rPr>
-      </w:pPr>
-      <w:r>
-        <w:rPr>
-          <w:rStyle w:val="Hyperlink"/>
-          <w:color w:val="auto"/>
-          <w:u w:val="none"/>
-          <w:lang w:val="en-US"/>
-        </w:rPr>
-        <w:t>Văn Phòng Khoa?</w:t>
-      </w:r>
-    </w:p>
-    <w:p>
-      <w:pPr>
-        <w:pStyle w:val="ListParagraph"/>
-        <w:numPr>
-          <w:ilvl w:val="0"/>
-          <w:numId w:val="2"/>
-        </w:numPr>
-        <w:rPr>
-          <w:rStyle w:val="Hyperlink"/>
-          <w:color w:val="auto"/>
-          <w:u w:val="none"/>
-          <w:lang w:val="en-US"/>
-        </w:rPr>
-      </w:pPr>
-      <w:r>
-        <w:rPr>
-          <w:rStyle w:val="Hyperlink"/>
-          <w:color w:val="auto"/>
-          <w:u w:val="none"/>
-          <w:lang w:val="en-US"/>
-        </w:rPr>
-        <w:t>Cơ sở 2, tòa H6, tầng 6, phòng 607</w:t>
-      </w:r>
-    </w:p>
-    <w:p>
-      <w:pPr>
-        <w:pStyle w:val="ListParagraph"/>
-        <w:numPr>
-          <w:ilvl w:val="0"/>
-          <w:numId w:val="6"/>
-        </w:numPr>
-        <w:rPr>
-          <w:rStyle w:val="Hyperlink"/>
-          <w:color w:val="auto"/>
-          <w:u w:val="none"/>
-          <w:lang w:val="en-US"/>
-        </w:rPr>
-      </w:pPr>
-      <w:r>
-        <w:rPr>
-          <w:rStyle w:val="Hyperlink"/>
-          <w:color w:val="auto"/>
-          <w:u w:val="none"/>
-          <w:lang w:val="en-US"/>
-        </w:rPr>
-        <w:t>Giảng Đường H6?</w:t>
-      </w:r>
-    </w:p>
-    <w:p>
-      <w:pPr>
-        <w:pStyle w:val="ListParagraph"/>
-        <w:numPr>
-          <w:ilvl w:val="0"/>
-          <w:numId w:val="2"/>
-        </w:numPr>
-        <w:rPr>
-          <w:rStyle w:val="Hyperlink"/>
-          <w:color w:val="auto"/>
-          <w:u w:val="none"/>
-          <w:lang w:val="en-US"/>
-        </w:rPr>
-      </w:pPr>
-      <w:r>
-        <w:rPr>
-          <w:rStyle w:val="Hyperlink"/>
-          <w:color w:val="auto"/>
-          <w:u w:val="none"/>
-          <w:lang w:val="en-US"/>
-        </w:rPr>
-        <w:t>Lên tầng 6 tòa H6 = thang máy, rẽ trái lên bậc thang là tới</w:t>
-      </w:r>
-    </w:p>
-    <w:p>
-      <w:pPr>
-        <w:pStyle w:val="ListParagraph"/>
-        <w:numPr>
-          <w:ilvl w:val="0"/>
-          <w:numId w:val="6"/>
-        </w:numPr>
-        <w:rPr>
-          <w:rStyle w:val="Hyperlink"/>
-          <w:color w:val="auto"/>
-          <w:u w:val="none"/>
-          <w:lang w:val="en-US"/>
-        </w:rPr>
-      </w:pPr>
-      <w:r>
-        <w:rPr>
-          <w:rStyle w:val="Hyperlink"/>
-          <w:color w:val="auto"/>
-          <w:u w:val="none"/>
-          <w:lang w:val="en-US"/>
-        </w:rPr>
-        <w:t>Chỗ Để Xe?</w:t>
-      </w:r>
-    </w:p>
-    <w:p>
-      <w:pPr>
-        <w:pStyle w:val="ListParagraph"/>
-        <w:numPr>
-          <w:ilvl w:val="0"/>
-          <w:numId w:val="2"/>
-        </w:numPr>
-        <w:rPr>
-          <w:rStyle w:val="Hyperlink"/>
-          <w:color w:val="auto"/>
-          <w:u w:val="none"/>
-          <w:lang w:val="en-US"/>
-        </w:rPr>
-      </w:pPr>
-      <w:r>
-        <w:rPr>
-          <w:rStyle w:val="Hyperlink"/>
-          <w:color w:val="auto"/>
-          <w:u w:val="none"/>
-          <w:lang w:val="en-US"/>
-        </w:rPr>
-        <w:t>Sát mặt đường</w:t>
-      </w:r>
-    </w:p>
-    <w:p>
-      <w:pPr>
-        <w:rPr>
-          <w:rStyle w:val="Hyperlink"/>
-          <w:lang w:val="en-US"/>
-        </w:rPr>
-      </w:pPr>
-    </w:p>
-    <w:p>
-      <w:pPr>
-        <w:rPr>
-          <w:rStyle w:val="Hyperlink"/>
-          <w:color w:val="auto"/>
-          <w:u w:val="none"/>
-          <w:lang w:val="en-US"/>
-        </w:rPr>
-      </w:pPr>
-      <w:r>
-        <w:rPr>
-          <w:rStyle w:val="Hyperlink"/>
-          <w:color w:val="auto"/>
-          <w:u w:val="none"/>
-          <w:lang w:val="en-US"/>
-        </w:rPr>
-        <w:t>Group – Nhóm:</w:t>
-      </w:r>
-    </w:p>
-    <w:p>
-      <w:pPr>
-        <w:pStyle w:val="ListParagraph"/>
-        <w:numPr>
-          <w:ilvl w:val="0"/>
-          <w:numId w:val="3"/>
-        </w:numPr>
-        <w:rPr>
-          <w:rStyle w:val="Hyperlink"/>
-          <w:color w:val="auto"/>
-          <w:u w:val="none"/>
-          <w:lang w:val="en-US"/>
-        </w:rPr>
-      </w:pPr>
-      <w:r>
-        <w:rPr>
-          <w:rStyle w:val="Hyperlink"/>
-          <w:color w:val="auto"/>
-          <w:u w:val="none"/>
-          <w:lang w:val="en-US"/>
-        </w:rPr>
-        <w:t>Danh Sách Các CLB Cần Đăng Kí?</w:t>
-      </w:r>
-    </w:p>
-    <w:p>
-      <w:pPr>
-        <w:pStyle w:val="ListParagraph"/>
-        <w:numPr>
-          <w:ilvl w:val="0"/>
-          <w:numId w:val="2"/>
-        </w:numPr>
-        <w:rPr>
-          <w:rStyle w:val="Hyperlink"/>
-          <w:color w:val="auto"/>
-          <w:u w:val="none"/>
-          <w:lang w:val="en-US"/>
-        </w:rPr>
-      </w:pPr>
-      <w:r>
-        <w:rPr>
-          <w:rStyle w:val="Hyperlink"/>
-          <w:color w:val="auto"/>
-          <w:u w:val="none"/>
-          <w:lang w:val="en-US"/>
-        </w:rPr>
-        <w:t>Big Data Club</w:t>
-      </w:r>
-    </w:p>
-    <w:p>
-      <w:pPr>
-        <w:pStyle w:val="ListParagraph"/>
-        <w:numPr>
-          <w:ilvl w:val="0"/>
-          <w:numId w:val="2"/>
-        </w:numPr>
-        <w:rPr>
-          <w:rStyle w:val="Hyperlink"/>
-          <w:color w:val="auto"/>
-          <w:u w:val="none"/>
-          <w:lang w:val="en-US"/>
-        </w:rPr>
-      </w:pPr>
-      <w:r>
-        <w:rPr>
-          <w:rStyle w:val="Hyperlink"/>
-          <w:color w:val="auto"/>
-          <w:u w:val="none"/>
-          <w:lang w:val="en-US"/>
-        </w:rPr>
-        <w:t>CLB Robot</w:t>
-      </w:r>
-    </w:p>
-    <w:p>
-      <w:pPr>
-        <w:pStyle w:val="ListParagraph"/>
-        <w:numPr>
-          <w:ilvl w:val="0"/>
-          <w:numId w:val="2"/>
-        </w:numPr>
-        <w:rPr>
-          <w:rStyle w:val="Hyperlink"/>
-          <w:color w:val="auto"/>
-          <w:u w:val="none"/>
-          <w:lang w:val="en-US"/>
-        </w:rPr>
-      </w:pPr>
-      <w:r>
-        <w:rPr>
-          <w:rStyle w:val="Hyperlink"/>
-          <w:color w:val="auto"/>
-          <w:u w:val="none"/>
-          <w:lang w:val="en-US"/>
-        </w:rPr>
-        <w:t>CLB Trí Tuệ Nhân Tạo</w:t>
+        <w:t>Mở Facebook + Click Avatar của bạn + chọn “Chỉnh sửa chi tiết công khai’ + chọn “Chỉnh sửa thông tin giới thiệu” + cuộn xuống</w:t>
       </w:r>
     </w:p>
     <w:p>
@@ -1701,154 +2091,574 @@
         <w:rPr>
           <w:lang w:val="en-US"/>
         </w:rPr>
+        <w:t>16/9/2023 Đến 29/9/2023?</w:t>
+      </w:r>
+    </w:p>
+    <w:p>
+      <w:pPr>
+        <w:pStyle w:val="ListParagraph"/>
+        <w:numPr>
+          <w:ilvl w:val="0"/>
+          <w:numId w:val="2"/>
+        </w:numPr>
+        <w:rPr>
+          <w:lang w:val="en-US"/>
+        </w:rPr>
+      </w:pPr>
+      <w:r>
+        <w:rPr>
+          <w:lang w:val="en-US"/>
+        </w:rPr>
+        <w:t>Đăng kí môn giáo dục thể chất + tiếng anh</w:t>
+      </w:r>
+    </w:p>
+    <w:p>
+      <w:pPr>
+        <w:pStyle w:val="ListParagraph"/>
+        <w:numPr>
+          <w:ilvl w:val="0"/>
+          <w:numId w:val="4"/>
+        </w:numPr>
+        <w:rPr>
+          <w:lang w:val="en-US"/>
+        </w:rPr>
+      </w:pPr>
+      <w:r>
+        <w:rPr>
+          <w:lang w:val="en-US"/>
+        </w:rPr>
+        <w:t>11/9/2023 Đến 30/9/2023?</w:t>
+      </w:r>
+    </w:p>
+    <w:p>
+      <w:pPr>
+        <w:pStyle w:val="ListParagraph"/>
+        <w:numPr>
+          <w:ilvl w:val="0"/>
+          <w:numId w:val="2"/>
+        </w:numPr>
+        <w:rPr>
+          <w:lang w:val="en-US"/>
+        </w:rPr>
+      </w:pPr>
+      <w:r>
+        <w:rPr>
+          <w:lang w:val="en-US"/>
+        </w:rPr>
+        <w:t>Hoàn thành bài thu hoạch SHCD trên E Learning</w:t>
+      </w:r>
+    </w:p>
+    <w:p>
+      <w:pPr>
+        <w:pStyle w:val="ListParagraph"/>
+        <w:numPr>
+          <w:ilvl w:val="0"/>
+          <w:numId w:val="4"/>
+        </w:numPr>
+        <w:rPr>
+          <w:lang w:val="en-US"/>
+        </w:rPr>
+      </w:pPr>
+      <w:r>
+        <w:rPr>
+          <w:lang w:val="en-US"/>
+        </w:rPr>
+        <w:t>Tuần 2 Tháng 10/2023?</w:t>
+      </w:r>
+    </w:p>
+    <w:p>
+      <w:pPr>
+        <w:pStyle w:val="ListParagraph"/>
+        <w:numPr>
+          <w:ilvl w:val="0"/>
+          <w:numId w:val="2"/>
+        </w:numPr>
+        <w:rPr>
+          <w:lang w:val="en-US"/>
+        </w:rPr>
+      </w:pPr>
+      <w:r>
+        <w:rPr>
+          <w:lang w:val="en-US"/>
+        </w:rPr>
+        <w:t>Kiểm tra CNTT</w:t>
+      </w:r>
+    </w:p>
+    <w:p>
+      <w:pPr>
+        <w:pStyle w:val="ListParagraph"/>
+        <w:numPr>
+          <w:ilvl w:val="0"/>
+          <w:numId w:val="4"/>
+        </w:numPr>
+        <w:rPr>
+          <w:lang w:val="en-US"/>
+        </w:rPr>
+      </w:pPr>
+      <w:r>
+        <w:rPr>
+          <w:lang w:val="en-US"/>
+        </w:rPr>
+        <w:t>Cuối Năm 1?</w:t>
+      </w:r>
+    </w:p>
+    <w:p>
+      <w:pPr>
+        <w:pStyle w:val="ListParagraph"/>
+        <w:numPr>
+          <w:ilvl w:val="0"/>
+          <w:numId w:val="2"/>
+        </w:numPr>
+        <w:rPr>
+          <w:lang w:val="en-US"/>
+        </w:rPr>
+      </w:pPr>
+      <w:r>
+        <w:rPr>
+          <w:lang w:val="en-US"/>
+        </w:rPr>
+        <w:t>Nộp MOS</w:t>
+      </w:r>
+    </w:p>
+    <w:p>
+      <w:pPr>
+        <w:rPr>
+          <w:lang w:val="en-US"/>
+        </w:rPr>
+      </w:pPr>
+    </w:p>
+    <w:p>
+      <w:pPr>
+        <w:rPr>
+          <w:lang w:val="en-US"/>
+        </w:rPr>
+      </w:pPr>
+      <w:r>
+        <w:rPr>
+          <w:lang w:val="en-US"/>
+        </w:rPr>
+        <w:t>Task – Nhiệm Vụ:</w:t>
+      </w:r>
+    </w:p>
+    <w:p>
+      <w:pPr>
+        <w:pStyle w:val="ListParagraph"/>
+        <w:numPr>
+          <w:ilvl w:val="0"/>
+          <w:numId w:val="7"/>
+        </w:numPr>
+        <w:rPr>
+          <w:lang w:val="en-US"/>
+        </w:rPr>
+      </w:pPr>
+      <w:r>
+        <w:rPr>
+          <w:lang w:val="en-US"/>
+        </w:rPr>
+        <w:t>Quy Đổi Điểm?</w:t>
+      </w:r>
+    </w:p>
+    <w:p>
+      <w:pPr>
+        <w:pStyle w:val="ListParagraph"/>
+        <w:numPr>
+          <w:ilvl w:val="0"/>
+          <w:numId w:val="2"/>
+        </w:numPr>
+        <w:rPr>
+          <w:lang w:val="en-US"/>
+        </w:rPr>
+      </w:pPr>
+      <w:r>
+        <w:rPr>
+          <w:lang w:val="en-US"/>
+        </w:rPr>
+        <w:t>Từ thang 10 sang chữ</w:t>
+      </w:r>
+    </w:p>
+    <w:p>
+      <w:pPr>
+        <w:pStyle w:val="ListParagraph"/>
+        <w:numPr>
+          <w:ilvl w:val="0"/>
+          <w:numId w:val="2"/>
+        </w:numPr>
+        <w:rPr>
+          <w:lang w:val="en-US"/>
+        </w:rPr>
+      </w:pPr>
+      <w:r>
+        <w:rPr>
+          <w:lang w:val="en-US"/>
+        </w:rPr>
+        <w:t>F = 4 trở xuống</w:t>
+      </w:r>
+    </w:p>
+    <w:p>
+      <w:pPr>
+        <w:pStyle w:val="ListParagraph"/>
+        <w:numPr>
+          <w:ilvl w:val="0"/>
+          <w:numId w:val="2"/>
+        </w:numPr>
+        <w:rPr>
+          <w:lang w:val="en-US"/>
+        </w:rPr>
+      </w:pPr>
+      <w:r>
+        <w:rPr>
+          <w:lang w:val="en-US"/>
+        </w:rPr>
+        <w:t>D = 4 đến 5</w:t>
+      </w:r>
+    </w:p>
+    <w:p>
+      <w:pPr>
+        <w:pStyle w:val="ListParagraph"/>
+        <w:numPr>
+          <w:ilvl w:val="0"/>
+          <w:numId w:val="2"/>
+        </w:numPr>
+        <w:rPr>
+          <w:lang w:val="en-US"/>
+        </w:rPr>
+      </w:pPr>
+      <w:r>
+        <w:rPr>
+          <w:lang w:val="en-US"/>
+        </w:rPr>
+        <w:t>D+ = 5 đến 5.5</w:t>
+      </w:r>
+    </w:p>
+    <w:p>
+      <w:pPr>
+        <w:pStyle w:val="ListParagraph"/>
+        <w:numPr>
+          <w:ilvl w:val="0"/>
+          <w:numId w:val="2"/>
+        </w:numPr>
+        <w:rPr>
+          <w:lang w:val="en-US"/>
+        </w:rPr>
+      </w:pPr>
+      <w:r>
+        <w:rPr>
+          <w:lang w:val="en-US"/>
+        </w:rPr>
+        <w:t>Mỗi chữ cái không có “+” thì tăng 1</w:t>
+      </w:r>
+    </w:p>
+    <w:p>
+      <w:pPr>
+        <w:pStyle w:val="ListParagraph"/>
+        <w:numPr>
+          <w:ilvl w:val="0"/>
+          <w:numId w:val="2"/>
+        </w:numPr>
+        <w:rPr>
+          <w:lang w:val="en-US"/>
+        </w:rPr>
+      </w:pPr>
+      <w:r>
+        <w:rPr>
+          <w:lang w:val="en-US"/>
+        </w:rPr>
+        <w:t xml:space="preserve">Mỗi chữ cái có “+” thì </w:t>
+      </w:r>
+      <w:r>
+        <w:rPr>
+          <w:lang w:val="en-US"/>
+        </w:rPr>
+        <w:t>tăng</w:t>
+      </w:r>
+      <w:r>
+        <w:rPr>
+          <w:lang w:val="en-US"/>
+        </w:rPr>
+        <w:t xml:space="preserve"> 0.5</w:t>
+      </w:r>
+    </w:p>
+    <w:p>
+      <w:pPr>
+        <w:pStyle w:val="ListParagraph"/>
+        <w:numPr>
+          <w:ilvl w:val="0"/>
+          <w:numId w:val="2"/>
+        </w:numPr>
+        <w:rPr>
+          <w:lang w:val="en-US"/>
+        </w:rPr>
+      </w:pPr>
+      <w:r>
+        <w:rPr>
+          <w:lang w:val="en-US"/>
+        </w:rPr>
+        <w:t>Từ chữ sang thang 4</w:t>
+      </w:r>
+    </w:p>
+    <w:p>
+      <w:pPr>
+        <w:pStyle w:val="ListParagraph"/>
+        <w:numPr>
+          <w:ilvl w:val="0"/>
+          <w:numId w:val="2"/>
+        </w:numPr>
+        <w:rPr>
+          <w:lang w:val="en-US"/>
+        </w:rPr>
+      </w:pPr>
+      <w:r>
+        <w:rPr>
+          <w:lang w:val="en-US"/>
+        </w:rPr>
+        <w:t>F = 0</w:t>
+      </w:r>
+    </w:p>
+    <w:p>
+      <w:pPr>
+        <w:pStyle w:val="ListParagraph"/>
+        <w:numPr>
+          <w:ilvl w:val="0"/>
+          <w:numId w:val="2"/>
+        </w:numPr>
+        <w:rPr>
+          <w:lang w:val="en-US"/>
+        </w:rPr>
+      </w:pPr>
+      <w:r>
+        <w:rPr>
+          <w:lang w:val="en-US"/>
+        </w:rPr>
+        <w:t>D = 1</w:t>
+      </w:r>
+    </w:p>
+    <w:p>
+      <w:pPr>
+        <w:pStyle w:val="ListParagraph"/>
+        <w:numPr>
+          <w:ilvl w:val="0"/>
+          <w:numId w:val="2"/>
+        </w:numPr>
+        <w:rPr>
+          <w:lang w:val="en-US"/>
+        </w:rPr>
+      </w:pPr>
+      <w:r>
+        <w:rPr>
+          <w:lang w:val="en-US"/>
+        </w:rPr>
+        <w:t>D+ = 1.5</w:t>
+      </w:r>
+    </w:p>
+    <w:p>
+      <w:pPr>
+        <w:pStyle w:val="ListParagraph"/>
+        <w:numPr>
+          <w:ilvl w:val="0"/>
+          <w:numId w:val="2"/>
+        </w:numPr>
+        <w:rPr>
+          <w:lang w:val="en-US"/>
+        </w:rPr>
+      </w:pPr>
+      <w:r>
+        <w:rPr>
+          <w:lang w:val="en-US"/>
+        </w:rPr>
+        <w:t>Mỗi chữ tiếp theo + 0.5, tối đa = 4</w:t>
+      </w:r>
+    </w:p>
+    <w:p>
+      <w:pPr>
+        <w:pStyle w:val="ListParagraph"/>
+        <w:numPr>
+          <w:ilvl w:val="0"/>
+          <w:numId w:val="2"/>
+        </w:numPr>
+        <w:rPr>
+          <w:lang w:val="en-US"/>
+        </w:rPr>
+      </w:pPr>
+      <w:r>
+        <w:rPr>
+          <w:lang w:val="en-US"/>
+        </w:rPr>
+        <w:t>Điểm trung bình 1 học kì</w:t>
+      </w:r>
+    </w:p>
+    <w:p>
+      <w:pPr>
+        <w:pStyle w:val="ListParagraph"/>
+        <w:numPr>
+          <w:ilvl w:val="0"/>
+          <w:numId w:val="2"/>
+        </w:numPr>
+        <w:rPr>
+          <w:lang w:val="en-US"/>
+        </w:rPr>
+      </w:pPr>
+      <w:r>
+        <w:rPr>
+          <w:lang w:val="en-US"/>
+        </w:rPr>
+        <w:t xml:space="preserve">Ví dụ bạn học vật lí 1 với 4 tín chỉ, giải tích 1 với 3 tín chỉ 1 học kì, đạt 8.3 điểm vật lí, 5.1 điểm giải tích, thì quy đổi chúng sang thang chữ rồi sang thang 4, được </w:t>
+      </w:r>
+      <w:r>
+        <w:rPr>
+          <w:lang w:val="en-US"/>
+        </w:rPr>
         <w:lastRenderedPageBreak/>
-        <w:t>16/9/2023 Đến 29/9/2023?</w:t>
-      </w:r>
-    </w:p>
-    <w:p>
-      <w:pPr>
-        <w:pStyle w:val="ListParagraph"/>
-        <w:numPr>
-          <w:ilvl w:val="0"/>
-          <w:numId w:val="2"/>
-        </w:numPr>
-        <w:rPr>
-          <w:lang w:val="en-US"/>
-        </w:rPr>
-      </w:pPr>
-      <w:r>
-        <w:rPr>
-          <w:lang w:val="en-US"/>
-        </w:rPr>
-        <w:t>Đăng kí môn giáo dục thể chất + tiếng anh</w:t>
-      </w:r>
-    </w:p>
-    <w:p>
-      <w:pPr>
-        <w:pStyle w:val="ListParagraph"/>
-        <w:numPr>
-          <w:ilvl w:val="0"/>
-          <w:numId w:val="4"/>
-        </w:numPr>
-        <w:rPr>
-          <w:lang w:val="en-US"/>
-        </w:rPr>
-      </w:pPr>
-      <w:r>
-        <w:rPr>
-          <w:lang w:val="en-US"/>
-        </w:rPr>
-        <w:t>11/9/2023 Đến 30/9/2023?</w:t>
-      </w:r>
-    </w:p>
-    <w:p>
-      <w:pPr>
-        <w:pStyle w:val="ListParagraph"/>
-        <w:numPr>
-          <w:ilvl w:val="0"/>
-          <w:numId w:val="2"/>
-        </w:numPr>
-        <w:rPr>
-          <w:lang w:val="en-US"/>
-        </w:rPr>
-      </w:pPr>
-      <w:r>
-        <w:rPr>
-          <w:lang w:val="en-US"/>
-        </w:rPr>
-        <w:t>Hoàn thành bài thu hoạch SHCD trên E Learning</w:t>
-      </w:r>
-    </w:p>
-    <w:p>
-      <w:pPr>
-        <w:pStyle w:val="ListParagraph"/>
-        <w:numPr>
-          <w:ilvl w:val="0"/>
-          <w:numId w:val="4"/>
-        </w:numPr>
-        <w:rPr>
-          <w:lang w:val="en-US"/>
-        </w:rPr>
-      </w:pPr>
-      <w:r>
-        <w:rPr>
-          <w:lang w:val="en-US"/>
-        </w:rPr>
-        <w:t>Tuần 2 Tháng 10/2023?</w:t>
-      </w:r>
-    </w:p>
-    <w:p>
-      <w:pPr>
-        <w:pStyle w:val="ListParagraph"/>
-        <w:numPr>
-          <w:ilvl w:val="0"/>
-          <w:numId w:val="2"/>
-        </w:numPr>
-        <w:rPr>
-          <w:lang w:val="en-US"/>
-        </w:rPr>
-      </w:pPr>
-      <w:r>
-        <w:rPr>
-          <w:lang w:val="en-US"/>
-        </w:rPr>
-        <w:t>Kiểm tra CNTT</w:t>
-      </w:r>
-    </w:p>
-    <w:p>
-      <w:pPr>
-        <w:pStyle w:val="ListParagraph"/>
-        <w:numPr>
-          <w:ilvl w:val="0"/>
-          <w:numId w:val="4"/>
-        </w:numPr>
-        <w:rPr>
-          <w:lang w:val="en-US"/>
-        </w:rPr>
-      </w:pPr>
-      <w:r>
-        <w:rPr>
-          <w:lang w:val="en-US"/>
-        </w:rPr>
-        <w:t>Cuối Năm 1?</w:t>
-      </w:r>
-    </w:p>
-    <w:p>
-      <w:pPr>
-        <w:pStyle w:val="ListParagraph"/>
-        <w:numPr>
-          <w:ilvl w:val="0"/>
-          <w:numId w:val="2"/>
-        </w:numPr>
-        <w:rPr>
-          <w:lang w:val="en-US"/>
-        </w:rPr>
-      </w:pPr>
-      <w:r>
-        <w:rPr>
-          <w:lang w:val="en-US"/>
-        </w:rPr>
-        <w:t>Nộp MOS</w:t>
-      </w:r>
-    </w:p>
-    <w:p>
-      <w:pPr>
-        <w:rPr>
-          <w:lang w:val="en-US"/>
-        </w:rPr>
-      </w:pPr>
-    </w:p>
-    <w:p>
-      <w:pPr>
-        <w:rPr>
-          <w:lang w:val="en-US"/>
-        </w:rPr>
-      </w:pPr>
-      <w:r>
-        <w:rPr>
-          <w:lang w:val="en-US"/>
-        </w:rPr>
-        <w:t>Task – Nhiệm Vụ:</w:t>
+        <w:t>3.5 và 1.5</w:t>
+      </w:r>
+      <w:r>
+        <w:rPr>
+          <w:lang w:val="en-US"/>
+        </w:rPr>
+        <w:t>, thì tính trung bình có trọng số là số tín chỉ tương ứng, = ((3.5 * 4) + (1.5 * 3)) / (4 + 3) = 2.6</w:t>
+      </w:r>
+    </w:p>
+    <w:p>
+      <w:pPr>
+        <w:pStyle w:val="ListParagraph"/>
+        <w:numPr>
+          <w:ilvl w:val="0"/>
+          <w:numId w:val="2"/>
+        </w:numPr>
+        <w:rPr>
+          <w:lang w:val="en-US"/>
+        </w:rPr>
+      </w:pPr>
+      <w:r>
+        <w:rPr>
+          <w:lang w:val="en-US"/>
+        </w:rPr>
+        <w:t>Dựa vào điểm trung bình để xếp loại học lực</w:t>
+      </w:r>
+    </w:p>
+    <w:p>
+      <w:pPr>
+        <w:pStyle w:val="ListParagraph"/>
+        <w:numPr>
+          <w:ilvl w:val="0"/>
+          <w:numId w:val="2"/>
+        </w:numPr>
+        <w:rPr>
+          <w:lang w:val="en-US"/>
+        </w:rPr>
+      </w:pPr>
+      <w:r>
+        <w:rPr>
+          <w:lang w:val="en-US"/>
+        </w:rPr>
+        <w:t>Kém = 1 trở xuống</w:t>
+      </w:r>
+    </w:p>
+    <w:p>
+      <w:pPr>
+        <w:pStyle w:val="ListParagraph"/>
+        <w:numPr>
+          <w:ilvl w:val="0"/>
+          <w:numId w:val="2"/>
+        </w:numPr>
+        <w:rPr>
+          <w:lang w:val="en-US"/>
+        </w:rPr>
+      </w:pPr>
+      <w:r>
+        <w:rPr>
+          <w:lang w:val="en-US"/>
+        </w:rPr>
+        <w:t>Yếu = 1 đến 2</w:t>
+      </w:r>
+    </w:p>
+    <w:p>
+      <w:pPr>
+        <w:pStyle w:val="ListParagraph"/>
+        <w:numPr>
+          <w:ilvl w:val="0"/>
+          <w:numId w:val="2"/>
+        </w:numPr>
+        <w:rPr>
+          <w:lang w:val="en-US"/>
+        </w:rPr>
+      </w:pPr>
+      <w:r>
+        <w:rPr>
+          <w:lang w:val="en-US"/>
+        </w:rPr>
+        <w:t>TB = 2 đến 2.5</w:t>
+      </w:r>
+    </w:p>
+    <w:p>
+      <w:pPr>
+        <w:pStyle w:val="ListParagraph"/>
+        <w:numPr>
+          <w:ilvl w:val="0"/>
+          <w:numId w:val="2"/>
+        </w:numPr>
+        <w:rPr>
+          <w:lang w:val="en-US"/>
+        </w:rPr>
+      </w:pPr>
+      <w:r>
+        <w:rPr>
+          <w:lang w:val="en-US"/>
+        </w:rPr>
+        <w:t>Khá = 2.5 đến 3.2</w:t>
+      </w:r>
+    </w:p>
+    <w:p>
+      <w:pPr>
+        <w:pStyle w:val="ListParagraph"/>
+        <w:numPr>
+          <w:ilvl w:val="0"/>
+          <w:numId w:val="2"/>
+        </w:numPr>
+        <w:rPr>
+          <w:lang w:val="en-US"/>
+        </w:rPr>
+      </w:pPr>
+      <w:r>
+        <w:rPr>
+          <w:lang w:val="en-US"/>
+        </w:rPr>
+        <w:t>Giỏi = 3.2 đến 3.6</w:t>
+      </w:r>
+    </w:p>
+    <w:p>
+      <w:pPr>
+        <w:pStyle w:val="ListParagraph"/>
+        <w:numPr>
+          <w:ilvl w:val="0"/>
+          <w:numId w:val="2"/>
+        </w:numPr>
+        <w:rPr>
+          <w:lang w:val="en-US"/>
+        </w:rPr>
+      </w:pPr>
+      <w:r>
+        <w:rPr>
+          <w:lang w:val="en-US"/>
+        </w:rPr>
+        <w:t>Xuất sắc = 3.6 đến 4</w:t>
+      </w:r>
+    </w:p>
+    <w:p>
+      <w:pPr>
+        <w:pStyle w:val="ListParagraph"/>
+        <w:numPr>
+          <w:ilvl w:val="0"/>
+          <w:numId w:val="2"/>
+        </w:numPr>
+        <w:rPr>
+          <w:lang w:val="en-US"/>
+        </w:rPr>
+      </w:pPr>
+      <w:r>
+        <w:rPr>
+          <w:lang w:val="en-US"/>
+        </w:rPr>
+        <w:t>Điểm trung bình tích lũy = điểm trung bình từ khi nhập học tới giờ, không phải trong 1 học kì</w:t>
       </w:r>
     </w:p>
     <w:p>
@@ -1866,403 +2676,91 @@
         <w:rPr>
           <w:lang w:val="en-US"/>
         </w:rPr>
-        <w:t>Quy Đổi Điểm?</w:t>
-      </w:r>
-    </w:p>
-    <w:p>
-      <w:pPr>
-        <w:pStyle w:val="ListParagraph"/>
-        <w:numPr>
-          <w:ilvl w:val="0"/>
-          <w:numId w:val="2"/>
-        </w:numPr>
-        <w:rPr>
-          <w:lang w:val="en-US"/>
-        </w:rPr>
-      </w:pPr>
-      <w:r>
-        <w:rPr>
-          <w:lang w:val="en-US"/>
-        </w:rPr>
-        <w:t>Từ thang 10 sang chữ</w:t>
-      </w:r>
-    </w:p>
-    <w:p>
-      <w:pPr>
-        <w:pStyle w:val="ListParagraph"/>
-        <w:numPr>
-          <w:ilvl w:val="0"/>
-          <w:numId w:val="2"/>
-        </w:numPr>
-        <w:rPr>
-          <w:lang w:val="en-US"/>
-        </w:rPr>
-      </w:pPr>
-      <w:r>
-        <w:rPr>
-          <w:lang w:val="en-US"/>
-        </w:rPr>
-        <w:t>F = 4 trở xuống</w:t>
-      </w:r>
-    </w:p>
-    <w:p>
-      <w:pPr>
-        <w:pStyle w:val="ListParagraph"/>
-        <w:numPr>
-          <w:ilvl w:val="0"/>
-          <w:numId w:val="2"/>
-        </w:numPr>
-        <w:rPr>
-          <w:lang w:val="en-US"/>
-        </w:rPr>
-      </w:pPr>
-      <w:r>
-        <w:rPr>
-          <w:lang w:val="en-US"/>
-        </w:rPr>
-        <w:t>D = 4 đến 5</w:t>
-      </w:r>
-    </w:p>
-    <w:p>
-      <w:pPr>
-        <w:pStyle w:val="ListParagraph"/>
-        <w:numPr>
-          <w:ilvl w:val="0"/>
-          <w:numId w:val="2"/>
-        </w:numPr>
-        <w:rPr>
-          <w:lang w:val="en-US"/>
-        </w:rPr>
-      </w:pPr>
-      <w:r>
-        <w:rPr>
-          <w:lang w:val="en-US"/>
-        </w:rPr>
-        <w:t>D+ = 5 đến 5.5</w:t>
-      </w:r>
-    </w:p>
-    <w:p>
-      <w:pPr>
-        <w:pStyle w:val="ListParagraph"/>
-        <w:numPr>
-          <w:ilvl w:val="0"/>
-          <w:numId w:val="2"/>
-        </w:numPr>
-        <w:rPr>
-          <w:lang w:val="en-US"/>
-        </w:rPr>
-      </w:pPr>
-      <w:r>
-        <w:rPr>
-          <w:lang w:val="en-US"/>
-        </w:rPr>
-        <w:t>Mỗi chữ cái không có “+” thì tăng 1</w:t>
-      </w:r>
-    </w:p>
-    <w:p>
-      <w:pPr>
-        <w:pStyle w:val="ListParagraph"/>
-        <w:numPr>
-          <w:ilvl w:val="0"/>
-          <w:numId w:val="2"/>
-        </w:numPr>
-        <w:rPr>
-          <w:lang w:val="en-US"/>
-        </w:rPr>
-      </w:pPr>
-      <w:r>
-        <w:rPr>
-          <w:lang w:val="en-US"/>
-        </w:rPr>
-        <w:t xml:space="preserve">Mỗi chữ cái có “+” thì </w:t>
-      </w:r>
-      <w:r>
-        <w:rPr>
-          <w:lang w:val="en-US"/>
-        </w:rPr>
-        <w:t>tăng</w:t>
-      </w:r>
-      <w:r>
-        <w:rPr>
-          <w:lang w:val="en-US"/>
-        </w:rPr>
-        <w:t xml:space="preserve"> 0.5</w:t>
-      </w:r>
-    </w:p>
-    <w:p>
-      <w:pPr>
-        <w:pStyle w:val="ListParagraph"/>
-        <w:numPr>
-          <w:ilvl w:val="0"/>
-          <w:numId w:val="2"/>
-        </w:numPr>
-        <w:rPr>
-          <w:lang w:val="en-US"/>
-        </w:rPr>
-      </w:pPr>
-      <w:r>
-        <w:rPr>
-          <w:lang w:val="en-US"/>
-        </w:rPr>
-        <w:t>Từ chữ sang thang 4</w:t>
-      </w:r>
-    </w:p>
-    <w:p>
-      <w:pPr>
-        <w:pStyle w:val="ListParagraph"/>
-        <w:numPr>
-          <w:ilvl w:val="0"/>
-          <w:numId w:val="2"/>
-        </w:numPr>
-        <w:rPr>
-          <w:lang w:val="en-US"/>
-        </w:rPr>
-      </w:pPr>
-      <w:r>
-        <w:rPr>
-          <w:lang w:val="en-US"/>
-        </w:rPr>
-        <w:t>F = 0</w:t>
-      </w:r>
-    </w:p>
-    <w:p>
-      <w:pPr>
-        <w:pStyle w:val="ListParagraph"/>
-        <w:numPr>
-          <w:ilvl w:val="0"/>
-          <w:numId w:val="2"/>
-        </w:numPr>
-        <w:rPr>
-          <w:lang w:val="en-US"/>
-        </w:rPr>
-      </w:pPr>
-      <w:r>
-        <w:rPr>
-          <w:lang w:val="en-US"/>
-        </w:rPr>
-        <w:t>D = 1</w:t>
-      </w:r>
-    </w:p>
-    <w:p>
-      <w:pPr>
-        <w:pStyle w:val="ListParagraph"/>
-        <w:numPr>
-          <w:ilvl w:val="0"/>
-          <w:numId w:val="2"/>
-        </w:numPr>
-        <w:rPr>
-          <w:lang w:val="en-US"/>
-        </w:rPr>
-      </w:pPr>
-      <w:r>
-        <w:rPr>
-          <w:lang w:val="en-US"/>
-        </w:rPr>
-        <w:t>D+ = 1.5</w:t>
-      </w:r>
-    </w:p>
-    <w:p>
-      <w:pPr>
-        <w:pStyle w:val="ListParagraph"/>
-        <w:numPr>
-          <w:ilvl w:val="0"/>
-          <w:numId w:val="2"/>
-        </w:numPr>
-        <w:rPr>
-          <w:lang w:val="en-US"/>
-        </w:rPr>
-      </w:pPr>
-      <w:r>
-        <w:rPr>
-          <w:lang w:val="en-US"/>
-        </w:rPr>
-        <w:t>Mỗi chữ tiếp theo + 0.5, tối đa = 4</w:t>
-      </w:r>
-    </w:p>
-    <w:p>
-      <w:pPr>
-        <w:pStyle w:val="ListParagraph"/>
-        <w:numPr>
-          <w:ilvl w:val="0"/>
-          <w:numId w:val="2"/>
-        </w:numPr>
-        <w:rPr>
-          <w:lang w:val="en-US"/>
-        </w:rPr>
-      </w:pPr>
-      <w:r>
-        <w:rPr>
-          <w:lang w:val="en-US"/>
-        </w:rPr>
-        <w:t>Điểm trung bình 1 học kì</w:t>
-      </w:r>
-    </w:p>
-    <w:p>
-      <w:pPr>
-        <w:pStyle w:val="ListParagraph"/>
-        <w:numPr>
-          <w:ilvl w:val="0"/>
-          <w:numId w:val="2"/>
-        </w:numPr>
-        <w:rPr>
-          <w:lang w:val="en-US"/>
-        </w:rPr>
-      </w:pPr>
-      <w:r>
-        <w:rPr>
-          <w:lang w:val="en-US"/>
-        </w:rPr>
-        <w:t>Ví dụ bạn học vật lí 1 với 4 tín chỉ, giải tích 1 với 3 tín chỉ 1 học kì, đạt 8.3 điểm vật lí, 5.1 điểm giải tích, thì quy đổi chúng sang thang chữ rồi sang thang 4, được 3.5 và 1.5</w:t>
-      </w:r>
-      <w:r>
-        <w:rPr>
-          <w:lang w:val="en-US"/>
-        </w:rPr>
-        <w:t>, thì tính trung bình có trọng số là số tín chỉ tương ứng, = ((3.5 * 4) + (1.5 * 3)) / (4 + 3) = 2.6</w:t>
-      </w:r>
-    </w:p>
-    <w:p>
-      <w:pPr>
-        <w:pStyle w:val="ListParagraph"/>
-        <w:numPr>
-          <w:ilvl w:val="0"/>
-          <w:numId w:val="2"/>
-        </w:numPr>
-        <w:rPr>
-          <w:lang w:val="en-US"/>
-        </w:rPr>
-      </w:pPr>
-      <w:r>
-        <w:rPr>
-          <w:lang w:val="en-US"/>
-        </w:rPr>
-        <w:t>Dựa vào điểm trung bình để xếp loại học lực</w:t>
-      </w:r>
-    </w:p>
-    <w:p>
-      <w:pPr>
-        <w:pStyle w:val="ListParagraph"/>
-        <w:numPr>
-          <w:ilvl w:val="0"/>
-          <w:numId w:val="2"/>
-        </w:numPr>
-        <w:rPr>
-          <w:lang w:val="en-US"/>
-        </w:rPr>
-      </w:pPr>
-      <w:r>
-        <w:rPr>
-          <w:lang w:val="en-US"/>
-        </w:rPr>
-        <w:t>Kém = 1 trở xuống</w:t>
-      </w:r>
-    </w:p>
-    <w:p>
-      <w:pPr>
-        <w:pStyle w:val="ListParagraph"/>
-        <w:numPr>
-          <w:ilvl w:val="0"/>
-          <w:numId w:val="2"/>
-        </w:numPr>
-        <w:rPr>
-          <w:lang w:val="en-US"/>
-        </w:rPr>
-      </w:pPr>
-      <w:r>
-        <w:rPr>
-          <w:lang w:val="en-US"/>
-        </w:rPr>
-        <w:t>Yếu = 1 đến 2</w:t>
-      </w:r>
-    </w:p>
-    <w:p>
-      <w:pPr>
-        <w:pStyle w:val="ListParagraph"/>
-        <w:numPr>
-          <w:ilvl w:val="0"/>
-          <w:numId w:val="2"/>
-        </w:numPr>
-        <w:rPr>
-          <w:lang w:val="en-US"/>
-        </w:rPr>
-      </w:pPr>
-      <w:r>
-        <w:rPr>
-          <w:lang w:val="en-US"/>
-        </w:rPr>
-        <w:t>TB = 2 đến 2.5</w:t>
-      </w:r>
-    </w:p>
-    <w:p>
-      <w:pPr>
-        <w:pStyle w:val="ListParagraph"/>
-        <w:numPr>
-          <w:ilvl w:val="0"/>
-          <w:numId w:val="2"/>
-        </w:numPr>
-        <w:rPr>
-          <w:lang w:val="en-US"/>
-        </w:rPr>
-      </w:pPr>
-      <w:r>
-        <w:rPr>
-          <w:lang w:val="en-US"/>
-        </w:rPr>
-        <w:t>Khá = 2.5 đến 3.2</w:t>
-      </w:r>
-    </w:p>
-    <w:p>
-      <w:pPr>
-        <w:pStyle w:val="ListParagraph"/>
-        <w:numPr>
-          <w:ilvl w:val="0"/>
-          <w:numId w:val="2"/>
-        </w:numPr>
-        <w:rPr>
-          <w:lang w:val="en-US"/>
-        </w:rPr>
-      </w:pPr>
-      <w:r>
-        <w:rPr>
-          <w:lang w:val="en-US"/>
-        </w:rPr>
-        <w:t>Giỏi = 3.2 đến 3.6</w:t>
-      </w:r>
-    </w:p>
-    <w:p>
-      <w:pPr>
-        <w:pStyle w:val="ListParagraph"/>
-        <w:numPr>
-          <w:ilvl w:val="0"/>
-          <w:numId w:val="2"/>
-        </w:numPr>
-        <w:rPr>
-          <w:lang w:val="en-US"/>
-        </w:rPr>
-      </w:pPr>
-      <w:r>
-        <w:rPr>
-          <w:lang w:val="en-US"/>
-        </w:rPr>
-        <w:t>Xuất sắc = 3.6 đến 4</w:t>
-      </w:r>
-    </w:p>
-    <w:p>
-      <w:pPr>
-        <w:pStyle w:val="ListParagraph"/>
-        <w:numPr>
-          <w:ilvl w:val="0"/>
-          <w:numId w:val="2"/>
-        </w:numPr>
-        <w:rPr>
-          <w:lang w:val="en-US"/>
-        </w:rPr>
-      </w:pPr>
-      <w:r>
-        <w:rPr>
-          <w:lang w:val="en-US"/>
-        </w:rPr>
-        <w:t>Điểm trung bình tích lũy = điểm trung bình từ khi nhập học tới giờ, không phải trong 1 học kì</w:t>
+        <w:t>1 Học Kì?</w:t>
+      </w:r>
+    </w:p>
+    <w:p>
+      <w:pPr>
+        <w:pStyle w:val="ListParagraph"/>
+        <w:numPr>
+          <w:ilvl w:val="0"/>
+          <w:numId w:val="2"/>
+        </w:numPr>
+      </w:pPr>
+      <w:r>
+        <w:t>231 = năm 2023 học kì 1</w:t>
+      </w:r>
+    </w:p>
+    <w:p>
+      <w:pPr>
+        <w:pStyle w:val="ListParagraph"/>
+        <w:numPr>
+          <w:ilvl w:val="0"/>
+          <w:numId w:val="2"/>
+        </w:numPr>
+        <w:rPr>
+          <w:lang w:val="en-US"/>
+        </w:rPr>
+      </w:pPr>
+      <w:r>
+        <w:rPr>
+          <w:lang w:val="en-US"/>
+        </w:rPr>
+        <w:t>11 đến 25 tín chỉ</w:t>
+      </w:r>
+    </w:p>
+    <w:p>
+      <w:pPr>
+        <w:pStyle w:val="ListParagraph"/>
+        <w:numPr>
+          <w:ilvl w:val="0"/>
+          <w:numId w:val="2"/>
+        </w:numPr>
+        <w:rPr>
+          <w:lang w:val="en-US"/>
+        </w:rPr>
+      </w:pPr>
+      <w:r>
+        <w:rPr>
+          <w:lang w:val="en-US"/>
+        </w:rPr>
+        <w:t>Điểm trung bình 8.5</w:t>
+      </w:r>
+    </w:p>
+    <w:p>
+      <w:pPr>
+        <w:pStyle w:val="ListParagraph"/>
+        <w:numPr>
+          <w:ilvl w:val="0"/>
+          <w:numId w:val="2"/>
+        </w:numPr>
+        <w:rPr>
+          <w:lang w:val="en-US"/>
+        </w:rPr>
+      </w:pPr>
+      <w:r>
+        <w:rPr>
+          <w:lang w:val="en-US"/>
+        </w:rPr>
+        <w:t>3 ngày CTXH</w:t>
+      </w:r>
+    </w:p>
+    <w:p>
+      <w:pPr>
+        <w:pStyle w:val="ListParagraph"/>
+        <w:numPr>
+          <w:ilvl w:val="0"/>
+          <w:numId w:val="2"/>
+        </w:numPr>
+        <w:rPr>
+          <w:lang w:val="en-US"/>
+        </w:rPr>
+      </w:pPr>
+      <w:r>
+        <w:rPr>
+          <w:lang w:val="en-US"/>
+        </w:rPr>
+        <w:t>Điểm rèn luyện 85</w:t>
       </w:r>
     </w:p>
     <w:p>
@@ -2280,79 +2778,25 @@
         <w:rPr>
           <w:lang w:val="en-US"/>
         </w:rPr>
-        <w:t>1 Học Kì?</w:t>
-      </w:r>
-    </w:p>
-    <w:p>
-      <w:pPr>
-        <w:pStyle w:val="ListParagraph"/>
-        <w:numPr>
-          <w:ilvl w:val="0"/>
-          <w:numId w:val="2"/>
-        </w:numPr>
-        <w:rPr>
-          <w:lang w:val="en-US"/>
-        </w:rPr>
-      </w:pPr>
-      <w:r>
-        <w:rPr>
-          <w:lang w:val="en-US"/>
-        </w:rPr>
-        <w:t>11 đến 25 tín chỉ</w:t>
-      </w:r>
-    </w:p>
-    <w:p>
-      <w:pPr>
-        <w:pStyle w:val="ListParagraph"/>
-        <w:numPr>
-          <w:ilvl w:val="0"/>
-          <w:numId w:val="2"/>
-        </w:numPr>
-        <w:rPr>
-          <w:lang w:val="en-US"/>
-        </w:rPr>
-      </w:pPr>
-      <w:r>
-        <w:rPr>
-          <w:lang w:val="en-US"/>
-        </w:rPr>
-        <w:t>Điểm trung bình 8.5</w:t>
-      </w:r>
-    </w:p>
-    <w:p>
-      <w:pPr>
-        <w:pStyle w:val="ListParagraph"/>
-        <w:numPr>
-          <w:ilvl w:val="0"/>
-          <w:numId w:val="2"/>
-        </w:numPr>
-        <w:rPr>
-          <w:lang w:val="en-US"/>
-        </w:rPr>
-      </w:pPr>
-      <w:r>
-        <w:rPr>
-          <w:lang w:val="en-US"/>
-        </w:rPr>
-        <w:t>3 ngày CTXH</w:t>
-      </w:r>
-    </w:p>
-    <w:p>
-      <w:pPr>
-        <w:pStyle w:val="ListParagraph"/>
-        <w:numPr>
-          <w:ilvl w:val="0"/>
-          <w:numId w:val="2"/>
-        </w:numPr>
-        <w:rPr>
-          <w:lang w:val="en-US"/>
-        </w:rPr>
-      </w:pPr>
-      <w:r>
-        <w:rPr>
-          <w:lang w:val="en-US"/>
-        </w:rPr>
-        <w:t>Điểm rèn luyện 85</w:t>
+        <w:t>1 Năm?</w:t>
+      </w:r>
+    </w:p>
+    <w:p>
+      <w:pPr>
+        <w:pStyle w:val="ListParagraph"/>
+        <w:numPr>
+          <w:ilvl w:val="0"/>
+          <w:numId w:val="2"/>
+        </w:numPr>
+        <w:rPr>
+          <w:lang w:val="en-US"/>
+        </w:rPr>
+      </w:pPr>
+      <w:r>
+        <w:rPr>
+          <w:lang w:val="en-US"/>
+        </w:rPr>
+        <w:t>33 tín chỉ</w:t>
       </w:r>
     </w:p>
     <w:p>
@@ -2370,25 +2814,25 @@
         <w:rPr>
           <w:lang w:val="en-US"/>
         </w:rPr>
-        <w:t>1 Năm?</w:t>
-      </w:r>
-    </w:p>
-    <w:p>
-      <w:pPr>
-        <w:pStyle w:val="ListParagraph"/>
-        <w:numPr>
-          <w:ilvl w:val="0"/>
-          <w:numId w:val="2"/>
-        </w:numPr>
-        <w:rPr>
-          <w:lang w:val="en-US"/>
-        </w:rPr>
-      </w:pPr>
-      <w:r>
-        <w:rPr>
-          <w:lang w:val="en-US"/>
-        </w:rPr>
-        <w:t>33 tín chỉ</w:t>
+        <w:t>3 Năm Đầu?</w:t>
+      </w:r>
+    </w:p>
+    <w:p>
+      <w:pPr>
+        <w:pStyle w:val="ListParagraph"/>
+        <w:numPr>
+          <w:ilvl w:val="0"/>
+          <w:numId w:val="2"/>
+        </w:numPr>
+        <w:rPr>
+          <w:lang w:val="en-US"/>
+        </w:rPr>
+      </w:pPr>
+      <w:r>
+        <w:rPr>
+          <w:lang w:val="en-US"/>
+        </w:rPr>
+        <w:t>15 ngày CTXH</w:t>
       </w:r>
     </w:p>
     <w:p>
@@ -2406,42 +2850,6 @@
         <w:rPr>
           <w:lang w:val="en-US"/>
         </w:rPr>
-        <w:t>3 Năm Đầu?</w:t>
-      </w:r>
-    </w:p>
-    <w:p>
-      <w:pPr>
-        <w:pStyle w:val="ListParagraph"/>
-        <w:numPr>
-          <w:ilvl w:val="0"/>
-          <w:numId w:val="2"/>
-        </w:numPr>
-        <w:rPr>
-          <w:lang w:val="en-US"/>
-        </w:rPr>
-      </w:pPr>
-      <w:r>
-        <w:rPr>
-          <w:lang w:val="en-US"/>
-        </w:rPr>
-        <w:t>15 ngày CTXH</w:t>
-      </w:r>
-    </w:p>
-    <w:p>
-      <w:pPr>
-        <w:pStyle w:val="ListParagraph"/>
-        <w:numPr>
-          <w:ilvl w:val="0"/>
-          <w:numId w:val="7"/>
-        </w:numPr>
-        <w:rPr>
-          <w:lang w:val="en-US"/>
-        </w:rPr>
-      </w:pPr>
-      <w:r>
-        <w:rPr>
-          <w:lang w:val="en-US"/>
-        </w:rPr>
         <w:t>Học Bổng?</w:t>
       </w:r>
     </w:p>
@@ -2460,7 +2868,6 @@
         <w:rPr>
           <w:lang w:val="en-US"/>
         </w:rPr>
-        <w:lastRenderedPageBreak/>
         <w:t>Đéo cần xin trường tự cấp</w:t>
       </w:r>
     </w:p>
@@ -2748,6 +3155,95 @@
     </w:lvl>
   </w:abstractNum>
   <w:abstractNum w:abstractNumId="2" w15:restartNumberingAfterBreak="0">
+    <w:nsid w:val="1299220C"/>
+    <w:multiLevelType w:val="hybridMultilevel"/>
+    <w:tmpl w:val="42B2335E"/>
+    <w:lvl w:ilvl="0" w:tplc="B32AF164">
+      <w:start w:val="1"/>
+      <w:numFmt w:val="decimal"/>
+      <w:lvlText w:val="%1."/>
+      <w:lvlJc w:val="left"/>
+      <w:pPr>
+        <w:ind w:left="1080" w:hanging="360"/>
+      </w:pPr>
+      <w:rPr>
+        <w:rFonts w:hint="default"/>
+      </w:rPr>
+    </w:lvl>
+    <w:lvl w:ilvl="1" w:tplc="04090019" w:tentative="1">
+      <w:start w:val="1"/>
+      <w:numFmt w:val="lowerLetter"/>
+      <w:lvlText w:val="%2."/>
+      <w:lvlJc w:val="left"/>
+      <w:pPr>
+        <w:ind w:left="1800" w:hanging="360"/>
+      </w:pPr>
+    </w:lvl>
+    <w:lvl w:ilvl="2" w:tplc="0409001B" w:tentative="1">
+      <w:start w:val="1"/>
+      <w:numFmt w:val="lowerRoman"/>
+      <w:lvlText w:val="%3."/>
+      <w:lvlJc w:val="right"/>
+      <w:pPr>
+        <w:ind w:left="2520" w:hanging="180"/>
+      </w:pPr>
+    </w:lvl>
+    <w:lvl w:ilvl="3" w:tplc="0409000F" w:tentative="1">
+      <w:start w:val="1"/>
+      <w:numFmt w:val="decimal"/>
+      <w:lvlText w:val="%4."/>
+      <w:lvlJc w:val="left"/>
+      <w:pPr>
+        <w:ind w:left="3240" w:hanging="360"/>
+      </w:pPr>
+    </w:lvl>
+    <w:lvl w:ilvl="4" w:tplc="04090019" w:tentative="1">
+      <w:start w:val="1"/>
+      <w:numFmt w:val="lowerLetter"/>
+      <w:lvlText w:val="%5."/>
+      <w:lvlJc w:val="left"/>
+      <w:pPr>
+        <w:ind w:left="3960" w:hanging="360"/>
+      </w:pPr>
+    </w:lvl>
+    <w:lvl w:ilvl="5" w:tplc="0409001B" w:tentative="1">
+      <w:start w:val="1"/>
+      <w:numFmt w:val="lowerRoman"/>
+      <w:lvlText w:val="%6."/>
+      <w:lvlJc w:val="right"/>
+      <w:pPr>
+        <w:ind w:left="4680" w:hanging="180"/>
+      </w:pPr>
+    </w:lvl>
+    <w:lvl w:ilvl="6" w:tplc="0409000F" w:tentative="1">
+      <w:start w:val="1"/>
+      <w:numFmt w:val="decimal"/>
+      <w:lvlText w:val="%7."/>
+      <w:lvlJc w:val="left"/>
+      <w:pPr>
+        <w:ind w:left="5400" w:hanging="360"/>
+      </w:pPr>
+    </w:lvl>
+    <w:lvl w:ilvl="7" w:tplc="04090019" w:tentative="1">
+      <w:start w:val="1"/>
+      <w:numFmt w:val="lowerLetter"/>
+      <w:lvlText w:val="%8."/>
+      <w:lvlJc w:val="left"/>
+      <w:pPr>
+        <w:ind w:left="6120" w:hanging="360"/>
+      </w:pPr>
+    </w:lvl>
+    <w:lvl w:ilvl="8" w:tplc="0409001B" w:tentative="1">
+      <w:start w:val="1"/>
+      <w:numFmt w:val="lowerRoman"/>
+      <w:lvlText w:val="%9."/>
+      <w:lvlJc w:val="right"/>
+      <w:pPr>
+        <w:ind w:left="6840" w:hanging="180"/>
+      </w:pPr>
+    </w:lvl>
+  </w:abstractNum>
+  <w:abstractNum w:abstractNumId="3" w15:restartNumberingAfterBreak="0">
     <w:nsid w:val="22526689"/>
     <w:multiLevelType w:val="hybridMultilevel"/>
     <w:tmpl w:val="05D86906"/>
@@ -2836,7 +3332,7 @@
       </w:pPr>
     </w:lvl>
   </w:abstractNum>
-  <w:abstractNum w:abstractNumId="3" w15:restartNumberingAfterBreak="0">
+  <w:abstractNum w:abstractNumId="4" w15:restartNumberingAfterBreak="0">
     <w:nsid w:val="3AC31947"/>
     <w:multiLevelType w:val="hybridMultilevel"/>
     <w:tmpl w:val="6928B5F6"/>
@@ -2949,7 +3445,7 @@
       </w:rPr>
     </w:lvl>
   </w:abstractNum>
-  <w:abstractNum w:abstractNumId="4" w15:restartNumberingAfterBreak="0">
+  <w:abstractNum w:abstractNumId="5" w15:restartNumberingAfterBreak="0">
     <w:nsid w:val="5FD36F8F"/>
     <w:multiLevelType w:val="hybridMultilevel"/>
     <w:tmpl w:val="9D52F7E0"/>
@@ -3038,7 +3534,7 @@
       </w:pPr>
     </w:lvl>
   </w:abstractNum>
-  <w:abstractNum w:abstractNumId="5" w15:restartNumberingAfterBreak="0">
+  <w:abstractNum w:abstractNumId="6" w15:restartNumberingAfterBreak="0">
     <w:nsid w:val="656D481F"/>
     <w:multiLevelType w:val="hybridMultilevel"/>
     <w:tmpl w:val="68CA9CD6"/>
@@ -3127,7 +3623,7 @@
       </w:pPr>
     </w:lvl>
   </w:abstractNum>
-  <w:abstractNum w:abstractNumId="6" w15:restartNumberingAfterBreak="0">
+  <w:abstractNum w:abstractNumId="7" w15:restartNumberingAfterBreak="0">
     <w:nsid w:val="7145461B"/>
     <w:multiLevelType w:val="hybridMultilevel"/>
     <w:tmpl w:val="16DEC1EA"/>
@@ -3216,7 +3712,7 @@
       </w:pPr>
     </w:lvl>
   </w:abstractNum>
-  <w:abstractNum w:abstractNumId="7" w15:restartNumberingAfterBreak="0">
+  <w:abstractNum w:abstractNumId="8" w15:restartNumberingAfterBreak="0">
     <w:nsid w:val="73C3438B"/>
     <w:multiLevelType w:val="hybridMultilevel"/>
     <w:tmpl w:val="B9CA326A"/>
@@ -3309,25 +3805,28 @@
     <w:abstractNumId w:val="1"/>
   </w:num>
   <w:num w:numId="2" w16cid:durableId="416051566">
-    <w:abstractNumId w:val="3"/>
+    <w:abstractNumId w:val="4"/>
   </w:num>
   <w:num w:numId="3" w16cid:durableId="2088964529">
-    <w:abstractNumId w:val="4"/>
+    <w:abstractNumId w:val="5"/>
   </w:num>
   <w:num w:numId="4" w16cid:durableId="1964573976">
     <w:abstractNumId w:val="0"/>
   </w:num>
   <w:num w:numId="5" w16cid:durableId="1851337983">
+    <w:abstractNumId w:val="7"/>
+  </w:num>
+  <w:num w:numId="6" w16cid:durableId="850606350">
+    <w:abstractNumId w:val="3"/>
+  </w:num>
+  <w:num w:numId="7" w16cid:durableId="1338532365">
     <w:abstractNumId w:val="6"/>
   </w:num>
-  <w:num w:numId="6" w16cid:durableId="850606350">
+  <w:num w:numId="8" w16cid:durableId="597444692">
+    <w:abstractNumId w:val="8"/>
+  </w:num>
+  <w:num w:numId="9" w16cid:durableId="1641567336">
     <w:abstractNumId w:val="2"/>
-  </w:num>
-  <w:num w:numId="7" w16cid:durableId="1338532365">
-    <w:abstractNumId w:val="5"/>
-  </w:num>
-  <w:num w:numId="8" w16cid:durableId="597444692">
-    <w:abstractNumId w:val="7"/>
   </w:num>
 </w:numbering>
 </file>

--- a/hcmut.docx
+++ b/hcmut.docx
@@ -1899,7 +1899,7 @@
           <w:u w:val="none"/>
           <w:lang w:val="en-US"/>
         </w:rPr>
-        <w:t>3</w:t>
+        <w:t>4</w:t>
       </w:r>
       <w:r>
         <w:rPr>
@@ -1932,148 +1932,7 @@
           <w:u w:val="none"/>
           <w:lang w:val="en-US"/>
         </w:rPr>
-        <w:t>5 – 5.5 giờ, đánh xỉa rang đái rửa mặt hít đất 20 cái</w:t>
-      </w:r>
-    </w:p>
-    <w:p>
-      <w:pPr>
-        <w:pStyle w:val="ListParagraph"/>
-        <w:numPr>
-          <w:ilvl w:val="0"/>
-          <w:numId w:val="2"/>
-        </w:numPr>
-        <w:rPr>
-          <w:rStyle w:val="Hyperlink"/>
-          <w:color w:val="auto"/>
-          <w:u w:val="none"/>
-          <w:lang w:val="en-US"/>
-        </w:rPr>
-      </w:pPr>
-      <w:r>
-        <w:rPr>
-          <w:rStyle w:val="Hyperlink"/>
-          <w:color w:val="auto"/>
-          <w:u w:val="none"/>
-          <w:lang w:val="en-US"/>
-        </w:rPr>
-        <w:t>6.5 – 7 giờ, ăn</w:t>
-      </w:r>
-    </w:p>
-    <w:p>
-      <w:pPr>
-        <w:pStyle w:val="ListParagraph"/>
-        <w:numPr>
-          <w:ilvl w:val="0"/>
-          <w:numId w:val="2"/>
-        </w:numPr>
-        <w:rPr>
-          <w:rStyle w:val="Hyperlink"/>
-          <w:color w:val="auto"/>
-          <w:u w:val="none"/>
-          <w:lang w:val="en-US"/>
-        </w:rPr>
-      </w:pPr>
-      <w:r>
-        <w:rPr>
-          <w:rStyle w:val="Hyperlink"/>
-          <w:color w:val="auto"/>
-          <w:u w:val="none"/>
-          <w:lang w:val="en-US"/>
-        </w:rPr>
-        <w:t>7 – 8 giờ, tìm chuyển phát nhanh</w:t>
-      </w:r>
-    </w:p>
-    <w:p>
-      <w:pPr>
-        <w:pStyle w:val="ListParagraph"/>
-        <w:numPr>
-          <w:ilvl w:val="0"/>
-          <w:numId w:val="2"/>
-        </w:numPr>
-        <w:rPr>
-          <w:rStyle w:val="Hyperlink"/>
-          <w:color w:val="auto"/>
-          <w:u w:val="none"/>
-          <w:lang w:val="en-US"/>
-        </w:rPr>
-      </w:pPr>
-      <w:r>
-        <w:rPr>
-          <w:rStyle w:val="Hyperlink"/>
-          <w:color w:val="auto"/>
-          <w:u w:val="none"/>
-          <w:lang w:val="en-US"/>
-        </w:rPr>
-        <w:t>8 – 9 giờ, đổ xăng bơm xe</w:t>
-      </w:r>
-    </w:p>
-    <w:p>
-      <w:pPr>
-        <w:pStyle w:val="ListParagraph"/>
-        <w:numPr>
-          <w:ilvl w:val="0"/>
-          <w:numId w:val="2"/>
-        </w:numPr>
-        <w:rPr>
-          <w:rStyle w:val="Hyperlink"/>
-          <w:color w:val="auto"/>
-          <w:u w:val="none"/>
-          <w:lang w:val="en-US"/>
-        </w:rPr>
-      </w:pPr>
-      <w:r>
-        <w:rPr>
-          <w:rStyle w:val="Hyperlink"/>
-          <w:color w:val="auto"/>
-          <w:u w:val="none"/>
-          <w:lang w:val="en-US"/>
-        </w:rPr>
-        <w:t>9 – 10 giờ, kiểm tra E Learning</w:t>
-      </w:r>
-    </w:p>
-    <w:p>
-      <w:pPr>
-        <w:pStyle w:val="ListParagraph"/>
-        <w:numPr>
-          <w:ilvl w:val="0"/>
-          <w:numId w:val="2"/>
-        </w:numPr>
-        <w:rPr>
-          <w:rStyle w:val="Hyperlink"/>
-          <w:color w:val="auto"/>
-          <w:u w:val="none"/>
-          <w:lang w:val="en-US"/>
-        </w:rPr>
-      </w:pPr>
-      <w:r>
-        <w:rPr>
-          <w:rStyle w:val="Hyperlink"/>
-          <w:color w:val="auto"/>
-          <w:u w:val="none"/>
-          <w:lang w:val="en-US"/>
-        </w:rPr>
-        <w:t>11 – 11.5 giờ, ăn</w:t>
-      </w:r>
-    </w:p>
-    <w:p>
-      <w:pPr>
-        <w:pStyle w:val="ListParagraph"/>
-        <w:numPr>
-          <w:ilvl w:val="0"/>
-          <w:numId w:val="2"/>
-        </w:numPr>
-        <w:rPr>
-          <w:lang w:val="en-US"/>
-        </w:rPr>
-      </w:pPr>
-      <w:r>
-        <w:rPr>
-          <w:rStyle w:val="Hyperlink"/>
-          <w:color w:val="auto"/>
-          <w:u w:val="none"/>
-          <w:lang w:val="en-US"/>
-        </w:rPr>
-        <w:t>12 – 13 giờ, học 3 cái note</w:t>
+        <w:t>7 đến 8.83 giờ, hệ thống số giảng đường H6</w:t>
       </w:r>
     </w:p>
     <w:p>
@@ -2501,127 +2360,121 @@
         <w:rPr>
           <w:lang w:val="en-US"/>
         </w:rPr>
-        <w:t xml:space="preserve">Ví dụ bạn học vật lí 1 với 4 tín chỉ, giải tích 1 với 3 tín chỉ 1 học kì, đạt 8.3 điểm vật lí, 5.1 điểm giải tích, thì quy đổi chúng sang thang chữ rồi sang thang 4, được </w:t>
-      </w:r>
+        <w:t>Ví dụ bạn học vật lí 1 với 4 tín chỉ, giải tích 1 với 3 tín chỉ 1 học kì, đạt 8.3 điểm vật lí, 5.1 điểm giải tích, thì quy đổi chúng sang thang chữ rồi sang thang 4, được 3.5 và 1.5</w:t>
+      </w:r>
+      <w:r>
+        <w:rPr>
+          <w:lang w:val="en-US"/>
+        </w:rPr>
+        <w:t>, thì tính trung bình có trọng số là số tín chỉ tương ứng, = ((3.5 * 4) + (1.5 * 3)) / (4 + 3) = 2.6</w:t>
+      </w:r>
+    </w:p>
+    <w:p>
+      <w:pPr>
+        <w:pStyle w:val="ListParagraph"/>
+        <w:numPr>
+          <w:ilvl w:val="0"/>
+          <w:numId w:val="2"/>
+        </w:numPr>
+        <w:rPr>
+          <w:lang w:val="en-US"/>
+        </w:rPr>
+      </w:pPr>
+      <w:r>
+        <w:rPr>
+          <w:lang w:val="en-US"/>
+        </w:rPr>
+        <w:t>Dựa vào điểm trung bình để xếp loại học lực</w:t>
+      </w:r>
+    </w:p>
+    <w:p>
+      <w:pPr>
+        <w:pStyle w:val="ListParagraph"/>
+        <w:numPr>
+          <w:ilvl w:val="0"/>
+          <w:numId w:val="2"/>
+        </w:numPr>
+        <w:rPr>
+          <w:lang w:val="en-US"/>
+        </w:rPr>
+      </w:pPr>
+      <w:r>
+        <w:rPr>
+          <w:lang w:val="en-US"/>
+        </w:rPr>
+        <w:t>Kém = 1 trở xuống</w:t>
+      </w:r>
+    </w:p>
+    <w:p>
+      <w:pPr>
+        <w:pStyle w:val="ListParagraph"/>
+        <w:numPr>
+          <w:ilvl w:val="0"/>
+          <w:numId w:val="2"/>
+        </w:numPr>
+        <w:rPr>
+          <w:lang w:val="en-US"/>
+        </w:rPr>
+      </w:pPr>
+      <w:r>
+        <w:rPr>
+          <w:lang w:val="en-US"/>
+        </w:rPr>
+        <w:t>Yếu = 1 đến 2</w:t>
+      </w:r>
+    </w:p>
+    <w:p>
+      <w:pPr>
+        <w:pStyle w:val="ListParagraph"/>
+        <w:numPr>
+          <w:ilvl w:val="0"/>
+          <w:numId w:val="2"/>
+        </w:numPr>
+        <w:rPr>
+          <w:lang w:val="en-US"/>
+        </w:rPr>
+      </w:pPr>
+      <w:r>
+        <w:rPr>
+          <w:lang w:val="en-US"/>
+        </w:rPr>
+        <w:t>TB = 2 đến 2.5</w:t>
+      </w:r>
+    </w:p>
+    <w:p>
+      <w:pPr>
+        <w:pStyle w:val="ListParagraph"/>
+        <w:numPr>
+          <w:ilvl w:val="0"/>
+          <w:numId w:val="2"/>
+        </w:numPr>
+        <w:rPr>
+          <w:lang w:val="en-US"/>
+        </w:rPr>
+      </w:pPr>
+      <w:r>
+        <w:rPr>
+          <w:lang w:val="en-US"/>
+        </w:rPr>
+        <w:t>Khá = 2.5 đến 3.2</w:t>
+      </w:r>
+    </w:p>
+    <w:p>
+      <w:pPr>
+        <w:pStyle w:val="ListParagraph"/>
+        <w:numPr>
+          <w:ilvl w:val="0"/>
+          <w:numId w:val="2"/>
+        </w:numPr>
+        <w:rPr>
+          <w:lang w:val="en-US"/>
+        </w:rPr>
+      </w:pPr>
       <w:r>
         <w:rPr>
           <w:lang w:val="en-US"/>
         </w:rPr>
         <w:lastRenderedPageBreak/>
-        <w:t>3.5 và 1.5</w:t>
-      </w:r>
-      <w:r>
-        <w:rPr>
-          <w:lang w:val="en-US"/>
-        </w:rPr>
-        <w:t>, thì tính trung bình có trọng số là số tín chỉ tương ứng, = ((3.5 * 4) + (1.5 * 3)) / (4 + 3) = 2.6</w:t>
-      </w:r>
-    </w:p>
-    <w:p>
-      <w:pPr>
-        <w:pStyle w:val="ListParagraph"/>
-        <w:numPr>
-          <w:ilvl w:val="0"/>
-          <w:numId w:val="2"/>
-        </w:numPr>
-        <w:rPr>
-          <w:lang w:val="en-US"/>
-        </w:rPr>
-      </w:pPr>
-      <w:r>
-        <w:rPr>
-          <w:lang w:val="en-US"/>
-        </w:rPr>
-        <w:t>Dựa vào điểm trung bình để xếp loại học lực</w:t>
-      </w:r>
-    </w:p>
-    <w:p>
-      <w:pPr>
-        <w:pStyle w:val="ListParagraph"/>
-        <w:numPr>
-          <w:ilvl w:val="0"/>
-          <w:numId w:val="2"/>
-        </w:numPr>
-        <w:rPr>
-          <w:lang w:val="en-US"/>
-        </w:rPr>
-      </w:pPr>
-      <w:r>
-        <w:rPr>
-          <w:lang w:val="en-US"/>
-        </w:rPr>
-        <w:t>Kém = 1 trở xuống</w:t>
-      </w:r>
-    </w:p>
-    <w:p>
-      <w:pPr>
-        <w:pStyle w:val="ListParagraph"/>
-        <w:numPr>
-          <w:ilvl w:val="0"/>
-          <w:numId w:val="2"/>
-        </w:numPr>
-        <w:rPr>
-          <w:lang w:val="en-US"/>
-        </w:rPr>
-      </w:pPr>
-      <w:r>
-        <w:rPr>
-          <w:lang w:val="en-US"/>
-        </w:rPr>
-        <w:t>Yếu = 1 đến 2</w:t>
-      </w:r>
-    </w:p>
-    <w:p>
-      <w:pPr>
-        <w:pStyle w:val="ListParagraph"/>
-        <w:numPr>
-          <w:ilvl w:val="0"/>
-          <w:numId w:val="2"/>
-        </w:numPr>
-        <w:rPr>
-          <w:lang w:val="en-US"/>
-        </w:rPr>
-      </w:pPr>
-      <w:r>
-        <w:rPr>
-          <w:lang w:val="en-US"/>
-        </w:rPr>
-        <w:t>TB = 2 đến 2.5</w:t>
-      </w:r>
-    </w:p>
-    <w:p>
-      <w:pPr>
-        <w:pStyle w:val="ListParagraph"/>
-        <w:numPr>
-          <w:ilvl w:val="0"/>
-          <w:numId w:val="2"/>
-        </w:numPr>
-        <w:rPr>
-          <w:lang w:val="en-US"/>
-        </w:rPr>
-      </w:pPr>
-      <w:r>
-        <w:rPr>
-          <w:lang w:val="en-US"/>
-        </w:rPr>
-        <w:t>Khá = 2.5 đến 3.2</w:t>
-      </w:r>
-    </w:p>
-    <w:p>
-      <w:pPr>
-        <w:pStyle w:val="ListParagraph"/>
-        <w:numPr>
-          <w:ilvl w:val="0"/>
-          <w:numId w:val="2"/>
-        </w:numPr>
-        <w:rPr>
-          <w:lang w:val="en-US"/>
-        </w:rPr>
-      </w:pPr>
-      <w:r>
-        <w:rPr>
-          <w:lang w:val="en-US"/>
-        </w:rPr>
         <w:t>Giỏi = 3.2 đến 3.6</w:t>
       </w:r>
     </w:p>

--- a/hcmut.docx
+++ b/hcmut.docx
@@ -113,6 +113,42 @@
         <w:pStyle w:val="ListParagraph"/>
         <w:numPr>
           <w:ilvl w:val="0"/>
+          <w:numId w:val="2"/>
+        </w:numPr>
+        <w:rPr>
+          <w:lang w:val="en-US"/>
+        </w:rPr>
+      </w:pPr>
+      <w:r>
+        <w:rPr>
+          <w:lang w:val="en-US"/>
+        </w:rPr>
+        <w:t>Xem lịch năm học</w:t>
+      </w:r>
+    </w:p>
+    <w:p>
+      <w:pPr>
+        <w:pStyle w:val="ListParagraph"/>
+        <w:numPr>
+          <w:ilvl w:val="0"/>
+          <w:numId w:val="2"/>
+        </w:numPr>
+        <w:rPr>
+          <w:lang w:val="en-US"/>
+        </w:rPr>
+      </w:pPr>
+      <w:r>
+        <w:rPr>
+          <w:lang w:val="en-US"/>
+        </w:rPr>
+        <w:t>Vào Tab “Đào tạo” + chọn “Lịch học vụ” + Click “2023 – 2024” + chọn “Biểu đồ năm học” + chọn “Biểu đồ năm học” dòng chữ xanh</w:t>
+      </w:r>
+    </w:p>
+    <w:p>
+      <w:pPr>
+        <w:pStyle w:val="ListParagraph"/>
+        <w:numPr>
+          <w:ilvl w:val="0"/>
           <w:numId w:val="1"/>
         </w:numPr>
         <w:rPr>
@@ -542,6 +578,9 @@
           <w:numId w:val="2"/>
         </w:numPr>
         <w:rPr>
+          <w:rStyle w:val="Hyperlink"/>
+          <w:color w:val="auto"/>
+          <w:u w:val="none"/>
           <w:lang w:val="en-US"/>
         </w:rPr>
       </w:pPr>
@@ -557,6 +596,57 @@
     </w:p>
     <w:p>
       <w:pPr>
+        <w:pStyle w:val="ListParagraph"/>
+        <w:numPr>
+          <w:ilvl w:val="0"/>
+          <w:numId w:val="1"/>
+        </w:numPr>
+        <w:rPr>
+          <w:lang w:val="en-US"/>
+        </w:rPr>
+      </w:pPr>
+      <w:r>
+        <w:rPr>
+          <w:lang w:val="en-US"/>
+        </w:rPr>
+        <w:t>Web Tài Liệu Ôn Thi?</w:t>
+      </w:r>
+    </w:p>
+    <w:p>
+      <w:pPr>
+        <w:pStyle w:val="ListParagraph"/>
+        <w:numPr>
+          <w:ilvl w:val="0"/>
+          <w:numId w:val="2"/>
+        </w:numPr>
+        <w:rPr>
+          <w:lang w:val="en-US"/>
+        </w:rPr>
+      </w:pPr>
+      <w:hyperlink r:id="rId14" w:history="1">
+        <w:r>
+          <w:rPr>
+            <w:rStyle w:val="Hyperlink"/>
+            <w:lang w:val="en-US"/>
+          </w:rPr>
+          <w:t>https://bachkhoacncp.com</w:t>
+        </w:r>
+      </w:hyperlink>
+    </w:p>
+    <w:p>
+      <w:pPr>
+        <w:pStyle w:val="ListParagraph"/>
+        <w:numPr>
+          <w:ilvl w:val="0"/>
+          <w:numId w:val="2"/>
+        </w:numPr>
+        <w:rPr>
+          <w:lang w:val="en-US"/>
+        </w:rPr>
+      </w:pPr>
+    </w:p>
+    <w:p>
+      <w:pPr>
         <w:rPr>
           <w:rStyle w:val="Hyperlink"/>
           <w:color w:val="auto"/>
@@ -622,7 +712,7 @@
           <w:lang w:val="en-US"/>
         </w:rPr>
       </w:pPr>
-      <w:hyperlink r:id="rId14" w:history="1">
+      <w:hyperlink r:id="rId15" w:history="1">
         <w:r>
           <w:rPr>
             <w:rStyle w:val="Hyperlink"/>
@@ -670,7 +760,7 @@
           <w:lang w:val="en-US"/>
         </w:rPr>
       </w:pPr>
-      <w:hyperlink r:id="rId15" w:history="1">
+      <w:hyperlink r:id="rId16" w:history="1">
         <w:r>
           <w:rPr>
             <w:rStyle w:val="Hyperlink"/>
@@ -701,6 +791,7 @@
           <w:u w:val="none"/>
           <w:lang w:val="en-US"/>
         </w:rPr>
+        <w:lastRenderedPageBreak/>
         <w:t>Xem Đợt Đăng Kí Môn Học?</w:t>
       </w:r>
     </w:p>
@@ -718,7 +809,7 @@
           <w:lang w:val="en-US"/>
         </w:rPr>
       </w:pPr>
-      <w:hyperlink r:id="rId16" w:history="1">
+      <w:hyperlink r:id="rId17" w:history="1">
         <w:r>
           <w:rPr>
             <w:rStyle w:val="Hyperlink"/>
@@ -769,791 +860,839 @@
           <w:u w:val="none"/>
           <w:lang w:val="en-US"/>
         </w:rPr>
+        <w:t>Certification – Chứng Chỉ:</w:t>
+      </w:r>
+    </w:p>
+    <w:p>
+      <w:pPr>
+        <w:pStyle w:val="ListParagraph"/>
+        <w:numPr>
+          <w:ilvl w:val="0"/>
+          <w:numId w:val="9"/>
+        </w:numPr>
+        <w:rPr>
+          <w:rStyle w:val="Hyperlink"/>
+          <w:color w:val="auto"/>
+          <w:u w:val="none"/>
+          <w:lang w:val="en-US"/>
+        </w:rPr>
+      </w:pPr>
+      <w:r>
+        <w:rPr>
+          <w:rStyle w:val="Hyperlink"/>
+          <w:color w:val="auto"/>
+          <w:u w:val="none"/>
+          <w:lang w:val="en-US"/>
+        </w:rPr>
+        <w:t>IC3 (Digital Literacy Certification)?</w:t>
+      </w:r>
+    </w:p>
+    <w:p>
+      <w:pPr>
+        <w:pStyle w:val="ListParagraph"/>
+        <w:numPr>
+          <w:ilvl w:val="0"/>
+          <w:numId w:val="2"/>
+        </w:numPr>
+        <w:rPr>
+          <w:rStyle w:val="Hyperlink"/>
+          <w:color w:val="auto"/>
+          <w:u w:val="none"/>
+          <w:lang w:val="en-US"/>
+        </w:rPr>
+      </w:pPr>
+      <w:r>
+        <w:rPr>
+          <w:rStyle w:val="Hyperlink"/>
+          <w:color w:val="auto"/>
+          <w:u w:val="none"/>
+          <w:lang w:val="en-US"/>
+        </w:rPr>
+        <w:t>Chứng chỉ về khả năng sử dụng máy tính</w:t>
+      </w:r>
+    </w:p>
+    <w:p>
+      <w:pPr>
+        <w:pStyle w:val="ListParagraph"/>
+        <w:numPr>
+          <w:ilvl w:val="0"/>
+          <w:numId w:val="2"/>
+        </w:numPr>
+        <w:rPr>
+          <w:rStyle w:val="Hyperlink"/>
+          <w:color w:val="auto"/>
+          <w:u w:val="none"/>
+          <w:lang w:val="en-US"/>
+        </w:rPr>
+      </w:pPr>
+      <w:r>
+        <w:rPr>
+          <w:rStyle w:val="Hyperlink"/>
+          <w:color w:val="auto"/>
+          <w:u w:val="none"/>
+          <w:lang w:val="en-US"/>
+        </w:rPr>
+        <w:t>Bài thi trắc nghiệm + thực hành</w:t>
+      </w:r>
+    </w:p>
+    <w:p>
+      <w:pPr>
+        <w:pStyle w:val="ListParagraph"/>
+        <w:numPr>
+          <w:ilvl w:val="0"/>
+          <w:numId w:val="2"/>
+        </w:numPr>
+        <w:rPr>
+          <w:rStyle w:val="Hyperlink"/>
+          <w:color w:val="auto"/>
+          <w:u w:val="none"/>
+          <w:lang w:val="en-US"/>
+        </w:rPr>
+      </w:pPr>
+      <w:r>
+        <w:rPr>
+          <w:rStyle w:val="Hyperlink"/>
+          <w:color w:val="auto"/>
+          <w:u w:val="none"/>
+          <w:lang w:val="en-US"/>
+        </w:rPr>
+        <w:t>Sẽ được thi vào học kì 1 năm 1</w:t>
+      </w:r>
+    </w:p>
+    <w:p>
+      <w:pPr>
+        <w:pStyle w:val="ListParagraph"/>
+        <w:numPr>
+          <w:ilvl w:val="0"/>
+          <w:numId w:val="9"/>
+        </w:numPr>
+        <w:rPr>
+          <w:rStyle w:val="Hyperlink"/>
+          <w:color w:val="auto"/>
+          <w:u w:val="none"/>
+          <w:lang w:val="en-US"/>
+        </w:rPr>
+      </w:pPr>
+      <w:r>
+        <w:rPr>
+          <w:rStyle w:val="Hyperlink"/>
+          <w:color w:val="auto"/>
+          <w:u w:val="none"/>
+          <w:lang w:val="en-US"/>
+        </w:rPr>
+        <w:t>MOS (Microsoft Office Specialist)?</w:t>
+      </w:r>
+    </w:p>
+    <w:p>
+      <w:pPr>
+        <w:pStyle w:val="ListParagraph"/>
+        <w:numPr>
+          <w:ilvl w:val="0"/>
+          <w:numId w:val="2"/>
+        </w:numPr>
+        <w:rPr>
+          <w:rStyle w:val="Hyperlink"/>
+          <w:color w:val="auto"/>
+          <w:u w:val="none"/>
+          <w:lang w:val="en-US"/>
+        </w:rPr>
+      </w:pPr>
+      <w:r>
+        <w:rPr>
+          <w:rStyle w:val="Hyperlink"/>
+          <w:color w:val="auto"/>
+          <w:u w:val="none"/>
+          <w:lang w:val="en-US"/>
+        </w:rPr>
+        <w:t>Chứng chỉ về khả năng sử dụng Full bộ Office</w:t>
+      </w:r>
+    </w:p>
+    <w:p>
+      <w:pPr>
+        <w:pStyle w:val="ListParagraph"/>
+        <w:numPr>
+          <w:ilvl w:val="0"/>
+          <w:numId w:val="2"/>
+        </w:numPr>
+        <w:rPr>
+          <w:rStyle w:val="Hyperlink"/>
+          <w:color w:val="auto"/>
+          <w:u w:val="none"/>
+          <w:lang w:val="en-US"/>
+        </w:rPr>
+      </w:pPr>
+      <w:r>
+        <w:rPr>
+          <w:rStyle w:val="Hyperlink"/>
+          <w:color w:val="auto"/>
+          <w:u w:val="none"/>
+          <w:lang w:val="en-US"/>
+        </w:rPr>
+        <w:t>Bài thi</w:t>
+      </w:r>
+      <w:r>
+        <w:rPr>
+          <w:rStyle w:val="Hyperlink"/>
+          <w:color w:val="auto"/>
+          <w:u w:val="none"/>
+          <w:lang w:val="en-US"/>
+        </w:rPr>
+        <w:t xml:space="preserve"> Full</w:t>
+      </w:r>
+      <w:r>
+        <w:rPr>
+          <w:rStyle w:val="Hyperlink"/>
+          <w:color w:val="auto"/>
+          <w:u w:val="none"/>
+          <w:lang w:val="en-US"/>
+        </w:rPr>
+        <w:t xml:space="preserve"> </w:t>
+      </w:r>
+      <w:r>
+        <w:rPr>
+          <w:rStyle w:val="Hyperlink"/>
+          <w:color w:val="auto"/>
+          <w:u w:val="none"/>
+          <w:lang w:val="en-US"/>
+        </w:rPr>
+        <w:t>thực hành = giả lập</w:t>
+      </w:r>
+    </w:p>
+    <w:p>
+      <w:pPr>
+        <w:pStyle w:val="ListParagraph"/>
+        <w:numPr>
+          <w:ilvl w:val="0"/>
+          <w:numId w:val="2"/>
+        </w:numPr>
+        <w:rPr>
+          <w:rStyle w:val="Hyperlink"/>
+          <w:color w:val="auto"/>
+          <w:u w:val="none"/>
+          <w:lang w:val="en-US"/>
+        </w:rPr>
+      </w:pPr>
+      <w:r>
+        <w:rPr>
+          <w:rStyle w:val="Hyperlink"/>
+          <w:color w:val="auto"/>
+          <w:u w:val="none"/>
+          <w:lang w:val="en-US"/>
+        </w:rPr>
+        <w:t>Không được trường cho thi, cần nó để viết luận văn</w:t>
+      </w:r>
+    </w:p>
+    <w:p>
+      <w:pPr>
+        <w:rPr>
+          <w:rStyle w:val="Hyperlink"/>
+          <w:color w:val="auto"/>
+          <w:u w:val="none"/>
+          <w:lang w:val="en-US"/>
+        </w:rPr>
+      </w:pPr>
+    </w:p>
+    <w:p>
+      <w:pPr>
+        <w:rPr>
+          <w:rStyle w:val="Hyperlink"/>
+          <w:color w:val="auto"/>
+          <w:u w:val="none"/>
+          <w:lang w:val="en-US"/>
+        </w:rPr>
+      </w:pPr>
+      <w:r>
+        <w:rPr>
+          <w:rStyle w:val="Hyperlink"/>
+          <w:color w:val="auto"/>
+          <w:u w:val="none"/>
+          <w:lang w:val="en-US"/>
+        </w:rPr>
+        <w:t>Class – Lớp:</w:t>
+      </w:r>
+    </w:p>
+    <w:p>
+      <w:pPr>
+        <w:pStyle w:val="ListParagraph"/>
+        <w:numPr>
+          <w:ilvl w:val="0"/>
+          <w:numId w:val="5"/>
+        </w:numPr>
+        <w:rPr>
+          <w:rStyle w:val="Hyperlink"/>
+          <w:color w:val="auto"/>
+          <w:u w:val="none"/>
+          <w:lang w:val="en-US"/>
+        </w:rPr>
+      </w:pPr>
+      <w:r>
+        <w:rPr>
+          <w:rStyle w:val="Hyperlink"/>
+          <w:color w:val="auto"/>
+          <w:u w:val="none"/>
+          <w:lang w:val="en-US"/>
+        </w:rPr>
+        <w:t>Thầy Chủ Nhiệm?</w:t>
+      </w:r>
+    </w:p>
+    <w:p>
+      <w:pPr>
+        <w:pStyle w:val="ListParagraph"/>
+        <w:numPr>
+          <w:ilvl w:val="0"/>
+          <w:numId w:val="2"/>
+        </w:numPr>
+        <w:rPr>
+          <w:rStyle w:val="Hyperlink"/>
+          <w:color w:val="auto"/>
+          <w:u w:val="none"/>
+          <w:lang w:val="en-US"/>
+        </w:rPr>
+      </w:pPr>
+      <w:r>
+        <w:rPr>
+          <w:rStyle w:val="Hyperlink"/>
+          <w:color w:val="auto"/>
+          <w:u w:val="none"/>
+          <w:lang w:val="en-US"/>
+        </w:rPr>
+        <w:t>Nguyễn Thanh Tùng</w:t>
+      </w:r>
+    </w:p>
+    <w:p>
+      <w:pPr>
+        <w:pStyle w:val="ListParagraph"/>
+        <w:numPr>
+          <w:ilvl w:val="0"/>
+          <w:numId w:val="5"/>
+        </w:numPr>
+        <w:rPr>
+          <w:rStyle w:val="Hyperlink"/>
+          <w:color w:val="auto"/>
+          <w:u w:val="none"/>
+          <w:lang w:val="en-US"/>
+        </w:rPr>
+      </w:pPr>
+      <w:r>
+        <w:rPr>
+          <w:rStyle w:val="Hyperlink"/>
+          <w:color w:val="auto"/>
+          <w:u w:val="none"/>
+          <w:lang w:val="en-US"/>
+        </w:rPr>
+        <w:t>Mã Lớp?</w:t>
+      </w:r>
+    </w:p>
+    <w:p>
+      <w:pPr>
+        <w:pStyle w:val="ListParagraph"/>
+        <w:numPr>
+          <w:ilvl w:val="0"/>
+          <w:numId w:val="2"/>
+        </w:numPr>
+        <w:rPr>
+          <w:rStyle w:val="Hyperlink"/>
+          <w:color w:val="auto"/>
+          <w:u w:val="none"/>
+          <w:lang w:val="en-US"/>
+        </w:rPr>
+      </w:pPr>
+      <w:r>
+        <w:rPr>
+          <w:rStyle w:val="Hyperlink"/>
+          <w:color w:val="auto"/>
+          <w:u w:val="none"/>
+          <w:lang w:val="en-US"/>
+        </w:rPr>
+        <w:t>MT23KHM3 (A – K)</w:t>
+      </w:r>
+    </w:p>
+    <w:p>
+      <w:pPr>
+        <w:pStyle w:val="ListParagraph"/>
+        <w:numPr>
+          <w:ilvl w:val="0"/>
+          <w:numId w:val="2"/>
+        </w:numPr>
+        <w:rPr>
+          <w:rStyle w:val="Hyperlink"/>
+          <w:color w:val="auto"/>
+          <w:u w:val="none"/>
+          <w:lang w:val="en-US"/>
+        </w:rPr>
+      </w:pPr>
+      <w:r>
+        <w:rPr>
+          <w:rStyle w:val="Hyperlink"/>
+          <w:color w:val="auto"/>
+          <w:u w:val="none"/>
+          <w:lang w:val="en-US"/>
+        </w:rPr>
+        <w:t>Chứa các thành viên có tên bắt đầu = “A” cho tới “K”</w:t>
+      </w:r>
+    </w:p>
+    <w:p>
+      <w:pPr>
+        <w:pStyle w:val="ListParagraph"/>
+        <w:numPr>
+          <w:ilvl w:val="0"/>
+          <w:numId w:val="5"/>
+        </w:numPr>
+        <w:rPr>
+          <w:rStyle w:val="Hyperlink"/>
+          <w:color w:val="auto"/>
+          <w:u w:val="none"/>
+          <w:lang w:val="en-US"/>
+        </w:rPr>
+      </w:pPr>
+      <w:r>
+        <w:rPr>
+          <w:rStyle w:val="Hyperlink"/>
+          <w:color w:val="auto"/>
+          <w:u w:val="none"/>
+          <w:lang w:val="en-US"/>
+        </w:rPr>
+        <w:t>Lớp Trưởng?</w:t>
+      </w:r>
+    </w:p>
+    <w:p>
+      <w:pPr>
+        <w:pStyle w:val="ListParagraph"/>
+        <w:numPr>
+          <w:ilvl w:val="0"/>
+          <w:numId w:val="2"/>
+        </w:numPr>
+        <w:rPr>
+          <w:rStyle w:val="Hyperlink"/>
+          <w:color w:val="auto"/>
+          <w:u w:val="none"/>
+          <w:lang w:val="en-US"/>
+        </w:rPr>
+      </w:pPr>
+      <w:r>
+        <w:rPr>
+          <w:rStyle w:val="Hyperlink"/>
+          <w:color w:val="auto"/>
+          <w:u w:val="none"/>
+          <w:lang w:val="en-US"/>
+        </w:rPr>
+        <w:t>Nguyễn Tuấn Huy</w:t>
+      </w:r>
+    </w:p>
+    <w:p>
+      <w:pPr>
+        <w:pStyle w:val="ListParagraph"/>
+        <w:numPr>
+          <w:ilvl w:val="0"/>
+          <w:numId w:val="5"/>
+        </w:numPr>
+        <w:rPr>
+          <w:rStyle w:val="Hyperlink"/>
+          <w:color w:val="auto"/>
+          <w:u w:val="none"/>
+          <w:lang w:val="en-US"/>
+        </w:rPr>
+      </w:pPr>
+      <w:r>
+        <w:rPr>
+          <w:rStyle w:val="Hyperlink"/>
+          <w:color w:val="auto"/>
+          <w:u w:val="none"/>
+          <w:lang w:val="en-US"/>
+        </w:rPr>
+        <w:t>Trường Đoàn?</w:t>
+      </w:r>
+    </w:p>
+    <w:p>
+      <w:pPr>
+        <w:pStyle w:val="ListParagraph"/>
+        <w:numPr>
+          <w:ilvl w:val="0"/>
+          <w:numId w:val="2"/>
+        </w:numPr>
+        <w:rPr>
+          <w:rStyle w:val="Hyperlink"/>
+          <w:color w:val="auto"/>
+          <w:u w:val="none"/>
+          <w:lang w:val="en-US"/>
+        </w:rPr>
+      </w:pPr>
+      <w:r>
+        <w:rPr>
+          <w:rStyle w:val="Hyperlink"/>
+          <w:color w:val="auto"/>
+          <w:u w:val="none"/>
+          <w:lang w:val="en-US"/>
+        </w:rPr>
+        <w:t>Trần Ngọc Bảo Duy</w:t>
+      </w:r>
+    </w:p>
+    <w:p>
+      <w:pPr>
+        <w:pStyle w:val="ListParagraph"/>
+        <w:numPr>
+          <w:ilvl w:val="0"/>
+          <w:numId w:val="5"/>
+        </w:numPr>
+        <w:rPr>
+          <w:rStyle w:val="Hyperlink"/>
+          <w:color w:val="auto"/>
+          <w:u w:val="none"/>
+          <w:lang w:val="en-US"/>
+        </w:rPr>
+      </w:pPr>
+      <w:r>
+        <w:rPr>
+          <w:rStyle w:val="Hyperlink"/>
+          <w:color w:val="auto"/>
+          <w:u w:val="none"/>
+          <w:lang w:val="en-US"/>
+        </w:rPr>
+        <w:t>Hiệu Trưởng?</w:t>
+      </w:r>
+    </w:p>
+    <w:p>
+      <w:pPr>
+        <w:pStyle w:val="ListParagraph"/>
+        <w:numPr>
+          <w:ilvl w:val="0"/>
+          <w:numId w:val="2"/>
+        </w:numPr>
+        <w:rPr>
+          <w:rStyle w:val="Hyperlink"/>
+          <w:color w:val="auto"/>
+          <w:u w:val="none"/>
+          <w:lang w:val="en-US"/>
+        </w:rPr>
+      </w:pPr>
+      <w:r>
+        <w:rPr>
+          <w:rStyle w:val="Hyperlink"/>
+          <w:color w:val="auto"/>
+          <w:u w:val="none"/>
+          <w:lang w:val="en-US"/>
+        </w:rPr>
+        <w:t>Mai Thanh Phong</w:t>
+      </w:r>
+    </w:p>
+    <w:p>
+      <w:pPr>
+        <w:rPr>
+          <w:rStyle w:val="Hyperlink"/>
+          <w:color w:val="auto"/>
+          <w:u w:val="none"/>
+          <w:lang w:val="en-US"/>
+        </w:rPr>
+      </w:pPr>
+    </w:p>
+    <w:p>
+      <w:pPr>
+        <w:rPr>
+          <w:rStyle w:val="Hyperlink"/>
+          <w:color w:val="auto"/>
+          <w:u w:val="none"/>
+          <w:lang w:val="en-US"/>
+        </w:rPr>
+      </w:pPr>
+      <w:r>
+        <w:rPr>
+          <w:rStyle w:val="Hyperlink"/>
+          <w:color w:val="auto"/>
+          <w:u w:val="none"/>
+          <w:lang w:val="en-US"/>
+        </w:rPr>
+        <w:t>School – Trường:</w:t>
+      </w:r>
+    </w:p>
+    <w:p>
+      <w:pPr>
+        <w:pStyle w:val="ListParagraph"/>
+        <w:numPr>
+          <w:ilvl w:val="0"/>
+          <w:numId w:val="6"/>
+        </w:numPr>
+        <w:rPr>
+          <w:rStyle w:val="Hyperlink"/>
+          <w:color w:val="auto"/>
+          <w:u w:val="none"/>
+          <w:lang w:val="en-US"/>
+        </w:rPr>
+      </w:pPr>
+      <w:r>
+        <w:rPr>
+          <w:rStyle w:val="Hyperlink"/>
+          <w:color w:val="auto"/>
+          <w:u w:val="none"/>
+          <w:lang w:val="en-US"/>
+        </w:rPr>
+        <w:t>Viết Tắt?</w:t>
+      </w:r>
+    </w:p>
+    <w:p>
+      <w:pPr>
+        <w:pStyle w:val="ListParagraph"/>
+        <w:numPr>
+          <w:ilvl w:val="0"/>
+          <w:numId w:val="2"/>
+        </w:numPr>
+        <w:rPr>
+          <w:rStyle w:val="Hyperlink"/>
+          <w:color w:val="auto"/>
+          <w:u w:val="none"/>
+          <w:lang w:val="en-US"/>
+        </w:rPr>
+      </w:pPr>
+      <w:r>
+        <w:rPr>
+          <w:rStyle w:val="Hyperlink"/>
+          <w:color w:val="auto"/>
+          <w:u w:val="none"/>
+          <w:lang w:val="en-US"/>
+        </w:rPr>
+        <w:t>Tòa H1 còn gọi là BK.B1</w:t>
+      </w:r>
+    </w:p>
+    <w:p>
+      <w:pPr>
+        <w:pStyle w:val="ListParagraph"/>
+        <w:numPr>
+          <w:ilvl w:val="0"/>
+          <w:numId w:val="2"/>
+        </w:numPr>
+        <w:rPr>
+          <w:rStyle w:val="Hyperlink"/>
+          <w:color w:val="auto"/>
+          <w:u w:val="none"/>
+          <w:lang w:val="en-US"/>
+        </w:rPr>
+      </w:pPr>
+      <w:r>
+        <w:rPr>
+          <w:rStyle w:val="Hyperlink"/>
+          <w:color w:val="auto"/>
+          <w:u w:val="none"/>
+          <w:lang w:val="en-US"/>
+        </w:rPr>
+        <w:t>CTCT = công tác chính trị</w:t>
+      </w:r>
+    </w:p>
+    <w:p>
+      <w:pPr>
+        <w:pStyle w:val="ListParagraph"/>
+        <w:numPr>
+          <w:ilvl w:val="0"/>
+          <w:numId w:val="6"/>
+        </w:numPr>
+        <w:rPr>
+          <w:rStyle w:val="Hyperlink"/>
+          <w:color w:val="auto"/>
+          <w:u w:val="none"/>
+          <w:lang w:val="en-US"/>
+        </w:rPr>
+      </w:pPr>
+      <w:r>
+        <w:rPr>
+          <w:rStyle w:val="Hyperlink"/>
+          <w:color w:val="auto"/>
+          <w:u w:val="none"/>
+          <w:lang w:val="en-US"/>
+        </w:rPr>
+        <w:t>Văn Phòng Khoa?</w:t>
+      </w:r>
+    </w:p>
+    <w:p>
+      <w:pPr>
+        <w:pStyle w:val="ListParagraph"/>
+        <w:numPr>
+          <w:ilvl w:val="0"/>
+          <w:numId w:val="2"/>
+        </w:numPr>
+        <w:rPr>
+          <w:rStyle w:val="Hyperlink"/>
+          <w:color w:val="auto"/>
+          <w:u w:val="none"/>
+          <w:lang w:val="en-US"/>
+        </w:rPr>
+      </w:pPr>
+      <w:r>
+        <w:rPr>
+          <w:rStyle w:val="Hyperlink"/>
+          <w:color w:val="auto"/>
+          <w:u w:val="none"/>
+          <w:lang w:val="en-US"/>
+        </w:rPr>
+        <w:t>Cơ sở 2, tòa H6, tầng 6, phòng 607</w:t>
+      </w:r>
+    </w:p>
+    <w:p>
+      <w:pPr>
+        <w:pStyle w:val="ListParagraph"/>
+        <w:numPr>
+          <w:ilvl w:val="0"/>
+          <w:numId w:val="6"/>
+        </w:numPr>
+        <w:rPr>
+          <w:rStyle w:val="Hyperlink"/>
+          <w:color w:val="auto"/>
+          <w:u w:val="none"/>
+          <w:lang w:val="en-US"/>
+        </w:rPr>
+      </w:pPr>
+      <w:r>
+        <w:rPr>
+          <w:rStyle w:val="Hyperlink"/>
+          <w:color w:val="auto"/>
+          <w:u w:val="none"/>
+          <w:lang w:val="en-US"/>
+        </w:rPr>
+        <w:t>Giảng Đường H6?</w:t>
+      </w:r>
+    </w:p>
+    <w:p>
+      <w:pPr>
+        <w:pStyle w:val="ListParagraph"/>
+        <w:numPr>
+          <w:ilvl w:val="0"/>
+          <w:numId w:val="2"/>
+        </w:numPr>
+        <w:rPr>
+          <w:rStyle w:val="Hyperlink"/>
+          <w:color w:val="auto"/>
+          <w:u w:val="none"/>
+          <w:lang w:val="en-US"/>
+        </w:rPr>
+      </w:pPr>
+      <w:r>
+        <w:rPr>
+          <w:rStyle w:val="Hyperlink"/>
+          <w:color w:val="auto"/>
+          <w:u w:val="none"/>
+          <w:lang w:val="en-US"/>
+        </w:rPr>
+        <w:t>Lên tầng 6 tòa H6 = thang máy, rẽ trái lên bậc thang là tới</w:t>
+      </w:r>
+    </w:p>
+    <w:p>
+      <w:pPr>
+        <w:pStyle w:val="ListParagraph"/>
+        <w:numPr>
+          <w:ilvl w:val="0"/>
+          <w:numId w:val="6"/>
+        </w:numPr>
+        <w:rPr>
+          <w:rStyle w:val="Hyperlink"/>
+          <w:color w:val="auto"/>
+          <w:u w:val="none"/>
+          <w:lang w:val="en-US"/>
+        </w:rPr>
+      </w:pPr>
+      <w:r>
+        <w:rPr>
+          <w:rStyle w:val="Hyperlink"/>
+          <w:color w:val="auto"/>
+          <w:u w:val="none"/>
+          <w:lang w:val="en-US"/>
+        </w:rPr>
+        <w:t>Chỗ Để Xe?</w:t>
+      </w:r>
+    </w:p>
+    <w:p>
+      <w:pPr>
+        <w:pStyle w:val="ListParagraph"/>
+        <w:numPr>
+          <w:ilvl w:val="0"/>
+          <w:numId w:val="2"/>
+        </w:numPr>
+        <w:rPr>
+          <w:rStyle w:val="Hyperlink"/>
+          <w:color w:val="auto"/>
+          <w:u w:val="none"/>
+          <w:lang w:val="en-US"/>
+        </w:rPr>
+      </w:pPr>
+      <w:r>
+        <w:rPr>
+          <w:rStyle w:val="Hyperlink"/>
+          <w:color w:val="auto"/>
+          <w:u w:val="none"/>
+          <w:lang w:val="en-US"/>
+        </w:rPr>
+        <w:t>Sát mặt đường</w:t>
+      </w:r>
+    </w:p>
+    <w:p>
+      <w:pPr>
+        <w:pStyle w:val="ListParagraph"/>
+        <w:numPr>
+          <w:ilvl w:val="0"/>
+          <w:numId w:val="6"/>
+        </w:numPr>
+        <w:rPr>
+          <w:rStyle w:val="Hyperlink"/>
+          <w:color w:val="auto"/>
+          <w:u w:val="none"/>
+          <w:lang w:val="en-US"/>
+        </w:rPr>
+      </w:pPr>
+      <w:r>
+        <w:rPr>
+          <w:rStyle w:val="Hyperlink"/>
+          <w:color w:val="auto"/>
+          <w:u w:val="none"/>
+          <w:lang w:val="en-US"/>
+        </w:rPr>
+        <w:t>Thư Viện?</w:t>
+      </w:r>
+    </w:p>
+    <w:p>
+      <w:pPr>
+        <w:pStyle w:val="ListParagraph"/>
+        <w:numPr>
+          <w:ilvl w:val="0"/>
+          <w:numId w:val="2"/>
+        </w:numPr>
+        <w:rPr>
+          <w:rStyle w:val="Hyperlink"/>
+          <w:color w:val="auto"/>
+          <w:u w:val="none"/>
+          <w:lang w:val="en-US"/>
+        </w:rPr>
+      </w:pPr>
+      <w:r>
+        <w:rPr>
+          <w:rStyle w:val="Hyperlink"/>
+          <w:color w:val="auto"/>
+          <w:u w:val="none"/>
+          <w:lang w:val="en-US"/>
+        </w:rPr>
+        <w:t>Tòa H1</w:t>
+      </w:r>
+    </w:p>
+    <w:p>
+      <w:pPr>
+        <w:rPr>
+          <w:rStyle w:val="Hyperlink"/>
+          <w:lang w:val="en-US"/>
+        </w:rPr>
+      </w:pPr>
+    </w:p>
+    <w:p>
+      <w:pPr>
+        <w:rPr>
+          <w:rStyle w:val="Hyperlink"/>
+          <w:color w:val="auto"/>
+          <w:u w:val="none"/>
+          <w:lang w:val="en-US"/>
+        </w:rPr>
+      </w:pPr>
+      <w:r>
+        <w:rPr>
+          <w:rStyle w:val="Hyperlink"/>
+          <w:color w:val="auto"/>
+          <w:u w:val="none"/>
+          <w:lang w:val="en-US"/>
+        </w:rPr>
         <w:lastRenderedPageBreak/>
-        <w:t>Certification – Chứng Chỉ:</w:t>
-      </w:r>
-    </w:p>
-    <w:p>
-      <w:pPr>
-        <w:pStyle w:val="ListParagraph"/>
-        <w:numPr>
-          <w:ilvl w:val="0"/>
-          <w:numId w:val="9"/>
-        </w:numPr>
-        <w:rPr>
-          <w:rStyle w:val="Hyperlink"/>
-          <w:color w:val="auto"/>
-          <w:u w:val="none"/>
-          <w:lang w:val="en-US"/>
-        </w:rPr>
-      </w:pPr>
-      <w:r>
-        <w:rPr>
-          <w:rStyle w:val="Hyperlink"/>
-          <w:color w:val="auto"/>
-          <w:u w:val="none"/>
-          <w:lang w:val="en-US"/>
-        </w:rPr>
-        <w:t>IC3 (Digital Literacy Certification)?</w:t>
-      </w:r>
-    </w:p>
-    <w:p>
-      <w:pPr>
-        <w:pStyle w:val="ListParagraph"/>
-        <w:numPr>
-          <w:ilvl w:val="0"/>
-          <w:numId w:val="2"/>
-        </w:numPr>
-        <w:rPr>
-          <w:rStyle w:val="Hyperlink"/>
-          <w:color w:val="auto"/>
-          <w:u w:val="none"/>
-          <w:lang w:val="en-US"/>
-        </w:rPr>
-      </w:pPr>
-      <w:r>
-        <w:rPr>
-          <w:rStyle w:val="Hyperlink"/>
-          <w:color w:val="auto"/>
-          <w:u w:val="none"/>
-          <w:lang w:val="en-US"/>
-        </w:rPr>
-        <w:t>Chứng chỉ về khả năng sử dụng máy tính</w:t>
-      </w:r>
-    </w:p>
-    <w:p>
-      <w:pPr>
-        <w:pStyle w:val="ListParagraph"/>
-        <w:numPr>
-          <w:ilvl w:val="0"/>
-          <w:numId w:val="2"/>
-        </w:numPr>
-        <w:rPr>
-          <w:rStyle w:val="Hyperlink"/>
-          <w:color w:val="auto"/>
-          <w:u w:val="none"/>
-          <w:lang w:val="en-US"/>
-        </w:rPr>
-      </w:pPr>
-      <w:r>
-        <w:rPr>
-          <w:rStyle w:val="Hyperlink"/>
-          <w:color w:val="auto"/>
-          <w:u w:val="none"/>
-          <w:lang w:val="en-US"/>
-        </w:rPr>
-        <w:t>Bài thi trắc nghiệm + thực hành</w:t>
-      </w:r>
-    </w:p>
-    <w:p>
-      <w:pPr>
-        <w:pStyle w:val="ListParagraph"/>
-        <w:numPr>
-          <w:ilvl w:val="0"/>
-          <w:numId w:val="2"/>
-        </w:numPr>
-        <w:rPr>
-          <w:rStyle w:val="Hyperlink"/>
-          <w:color w:val="auto"/>
-          <w:u w:val="none"/>
-          <w:lang w:val="en-US"/>
-        </w:rPr>
-      </w:pPr>
-      <w:r>
-        <w:rPr>
-          <w:rStyle w:val="Hyperlink"/>
-          <w:color w:val="auto"/>
-          <w:u w:val="none"/>
-          <w:lang w:val="en-US"/>
-        </w:rPr>
-        <w:t>Sẽ được thi vào học kì 1 năm 1</w:t>
-      </w:r>
-    </w:p>
-    <w:p>
-      <w:pPr>
-        <w:pStyle w:val="ListParagraph"/>
-        <w:numPr>
-          <w:ilvl w:val="0"/>
-          <w:numId w:val="9"/>
-        </w:numPr>
-        <w:rPr>
-          <w:rStyle w:val="Hyperlink"/>
-          <w:color w:val="auto"/>
-          <w:u w:val="none"/>
-          <w:lang w:val="en-US"/>
-        </w:rPr>
-      </w:pPr>
-      <w:r>
-        <w:rPr>
-          <w:rStyle w:val="Hyperlink"/>
-          <w:color w:val="auto"/>
-          <w:u w:val="none"/>
-          <w:lang w:val="en-US"/>
-        </w:rPr>
-        <w:t>MOS (Microsoft Office Specialist)?</w:t>
-      </w:r>
-    </w:p>
-    <w:p>
-      <w:pPr>
-        <w:pStyle w:val="ListParagraph"/>
-        <w:numPr>
-          <w:ilvl w:val="0"/>
-          <w:numId w:val="2"/>
-        </w:numPr>
-        <w:rPr>
-          <w:rStyle w:val="Hyperlink"/>
-          <w:color w:val="auto"/>
-          <w:u w:val="none"/>
-          <w:lang w:val="en-US"/>
-        </w:rPr>
-      </w:pPr>
-      <w:r>
-        <w:rPr>
-          <w:rStyle w:val="Hyperlink"/>
-          <w:color w:val="auto"/>
-          <w:u w:val="none"/>
-          <w:lang w:val="en-US"/>
-        </w:rPr>
-        <w:t>Chứng chỉ về khả năng sử dụng Full bộ Office</w:t>
-      </w:r>
-    </w:p>
-    <w:p>
-      <w:pPr>
-        <w:pStyle w:val="ListParagraph"/>
-        <w:numPr>
-          <w:ilvl w:val="0"/>
-          <w:numId w:val="2"/>
-        </w:numPr>
-        <w:rPr>
-          <w:rStyle w:val="Hyperlink"/>
-          <w:color w:val="auto"/>
-          <w:u w:val="none"/>
-          <w:lang w:val="en-US"/>
-        </w:rPr>
-      </w:pPr>
-      <w:r>
-        <w:rPr>
-          <w:rStyle w:val="Hyperlink"/>
-          <w:color w:val="auto"/>
-          <w:u w:val="none"/>
-          <w:lang w:val="en-US"/>
-        </w:rPr>
-        <w:t>Bài thi</w:t>
-      </w:r>
-      <w:r>
-        <w:rPr>
-          <w:rStyle w:val="Hyperlink"/>
-          <w:color w:val="auto"/>
-          <w:u w:val="none"/>
-          <w:lang w:val="en-US"/>
-        </w:rPr>
-        <w:t xml:space="preserve"> Full</w:t>
-      </w:r>
-      <w:r>
-        <w:rPr>
-          <w:rStyle w:val="Hyperlink"/>
-          <w:color w:val="auto"/>
-          <w:u w:val="none"/>
-          <w:lang w:val="en-US"/>
-        </w:rPr>
-        <w:t xml:space="preserve"> </w:t>
-      </w:r>
-      <w:r>
-        <w:rPr>
-          <w:rStyle w:val="Hyperlink"/>
-          <w:color w:val="auto"/>
-          <w:u w:val="none"/>
-          <w:lang w:val="en-US"/>
-        </w:rPr>
-        <w:t>thực hành = giả lập</w:t>
-      </w:r>
-    </w:p>
-    <w:p>
-      <w:pPr>
-        <w:pStyle w:val="ListParagraph"/>
-        <w:numPr>
-          <w:ilvl w:val="0"/>
-          <w:numId w:val="2"/>
-        </w:numPr>
-        <w:rPr>
-          <w:rStyle w:val="Hyperlink"/>
-          <w:color w:val="auto"/>
-          <w:u w:val="none"/>
-          <w:lang w:val="en-US"/>
-        </w:rPr>
-      </w:pPr>
-      <w:r>
-        <w:rPr>
-          <w:rStyle w:val="Hyperlink"/>
-          <w:color w:val="auto"/>
-          <w:u w:val="none"/>
-          <w:lang w:val="en-US"/>
-        </w:rPr>
-        <w:t>Không được trường cho thi, cần nó để viết luận văn</w:t>
-      </w:r>
-    </w:p>
-    <w:p>
-      <w:pPr>
-        <w:rPr>
-          <w:rStyle w:val="Hyperlink"/>
-          <w:color w:val="auto"/>
-          <w:u w:val="none"/>
-          <w:lang w:val="en-US"/>
-        </w:rPr>
-      </w:pPr>
-    </w:p>
-    <w:p>
-      <w:pPr>
-        <w:rPr>
-          <w:rStyle w:val="Hyperlink"/>
-          <w:color w:val="auto"/>
-          <w:u w:val="none"/>
-          <w:lang w:val="en-US"/>
-        </w:rPr>
-      </w:pPr>
-      <w:r>
-        <w:rPr>
-          <w:rStyle w:val="Hyperlink"/>
-          <w:color w:val="auto"/>
-          <w:u w:val="none"/>
-          <w:lang w:val="en-US"/>
-        </w:rPr>
-        <w:t>Class – Lớp:</w:t>
-      </w:r>
-    </w:p>
-    <w:p>
-      <w:pPr>
-        <w:pStyle w:val="ListParagraph"/>
-        <w:numPr>
-          <w:ilvl w:val="0"/>
-          <w:numId w:val="5"/>
-        </w:numPr>
-        <w:rPr>
-          <w:rStyle w:val="Hyperlink"/>
-          <w:color w:val="auto"/>
-          <w:u w:val="none"/>
-          <w:lang w:val="en-US"/>
-        </w:rPr>
-      </w:pPr>
-      <w:r>
-        <w:rPr>
-          <w:rStyle w:val="Hyperlink"/>
-          <w:color w:val="auto"/>
-          <w:u w:val="none"/>
-          <w:lang w:val="en-US"/>
-        </w:rPr>
-        <w:t>Thầy Chủ Nhiệm?</w:t>
-      </w:r>
-    </w:p>
-    <w:p>
-      <w:pPr>
-        <w:pStyle w:val="ListParagraph"/>
-        <w:numPr>
-          <w:ilvl w:val="0"/>
-          <w:numId w:val="2"/>
-        </w:numPr>
-        <w:rPr>
-          <w:rStyle w:val="Hyperlink"/>
-          <w:color w:val="auto"/>
-          <w:u w:val="none"/>
-          <w:lang w:val="en-US"/>
-        </w:rPr>
-      </w:pPr>
-      <w:r>
-        <w:rPr>
-          <w:rStyle w:val="Hyperlink"/>
-          <w:color w:val="auto"/>
-          <w:u w:val="none"/>
-          <w:lang w:val="en-US"/>
-        </w:rPr>
-        <w:t>Nguyễn Thanh Tùng</w:t>
-      </w:r>
-    </w:p>
-    <w:p>
-      <w:pPr>
-        <w:pStyle w:val="ListParagraph"/>
-        <w:numPr>
-          <w:ilvl w:val="0"/>
-          <w:numId w:val="5"/>
-        </w:numPr>
-        <w:rPr>
-          <w:rStyle w:val="Hyperlink"/>
-          <w:color w:val="auto"/>
-          <w:u w:val="none"/>
-          <w:lang w:val="en-US"/>
-        </w:rPr>
-      </w:pPr>
-      <w:r>
-        <w:rPr>
-          <w:rStyle w:val="Hyperlink"/>
-          <w:color w:val="auto"/>
-          <w:u w:val="none"/>
-          <w:lang w:val="en-US"/>
-        </w:rPr>
-        <w:t>Mã Lớp?</w:t>
-      </w:r>
-    </w:p>
-    <w:p>
-      <w:pPr>
-        <w:pStyle w:val="ListParagraph"/>
-        <w:numPr>
-          <w:ilvl w:val="0"/>
-          <w:numId w:val="2"/>
-        </w:numPr>
-        <w:rPr>
-          <w:rStyle w:val="Hyperlink"/>
-          <w:color w:val="auto"/>
-          <w:u w:val="none"/>
-          <w:lang w:val="en-US"/>
-        </w:rPr>
-      </w:pPr>
-      <w:r>
-        <w:rPr>
-          <w:rStyle w:val="Hyperlink"/>
-          <w:color w:val="auto"/>
-          <w:u w:val="none"/>
-          <w:lang w:val="en-US"/>
-        </w:rPr>
-        <w:t>MT23KHM3 (A – K)</w:t>
-      </w:r>
-    </w:p>
-    <w:p>
-      <w:pPr>
-        <w:pStyle w:val="ListParagraph"/>
-        <w:numPr>
-          <w:ilvl w:val="0"/>
-          <w:numId w:val="2"/>
-        </w:numPr>
-        <w:rPr>
-          <w:rStyle w:val="Hyperlink"/>
-          <w:color w:val="auto"/>
-          <w:u w:val="none"/>
-          <w:lang w:val="en-US"/>
-        </w:rPr>
-      </w:pPr>
-      <w:r>
-        <w:rPr>
-          <w:rStyle w:val="Hyperlink"/>
-          <w:color w:val="auto"/>
-          <w:u w:val="none"/>
-          <w:lang w:val="en-US"/>
-        </w:rPr>
-        <w:t>Chứa các thành viên có tên bắt đầu = “A” cho tới “K”</w:t>
-      </w:r>
-    </w:p>
-    <w:p>
-      <w:pPr>
-        <w:pStyle w:val="ListParagraph"/>
-        <w:numPr>
-          <w:ilvl w:val="0"/>
-          <w:numId w:val="5"/>
-        </w:numPr>
-        <w:rPr>
-          <w:rStyle w:val="Hyperlink"/>
-          <w:color w:val="auto"/>
-          <w:u w:val="none"/>
-          <w:lang w:val="en-US"/>
-        </w:rPr>
-      </w:pPr>
-      <w:r>
-        <w:rPr>
-          <w:rStyle w:val="Hyperlink"/>
-          <w:color w:val="auto"/>
-          <w:u w:val="none"/>
-          <w:lang w:val="en-US"/>
-        </w:rPr>
-        <w:t>Lớp Trưởng?</w:t>
-      </w:r>
-    </w:p>
-    <w:p>
-      <w:pPr>
-        <w:pStyle w:val="ListParagraph"/>
-        <w:numPr>
-          <w:ilvl w:val="0"/>
-          <w:numId w:val="2"/>
-        </w:numPr>
-        <w:rPr>
-          <w:rStyle w:val="Hyperlink"/>
-          <w:color w:val="auto"/>
-          <w:u w:val="none"/>
-          <w:lang w:val="en-US"/>
-        </w:rPr>
-      </w:pPr>
-      <w:r>
-        <w:rPr>
-          <w:rStyle w:val="Hyperlink"/>
-          <w:color w:val="auto"/>
-          <w:u w:val="none"/>
-          <w:lang w:val="en-US"/>
-        </w:rPr>
-        <w:t>Nguyễn Tuấn Huy</w:t>
-      </w:r>
-    </w:p>
-    <w:p>
-      <w:pPr>
-        <w:pStyle w:val="ListParagraph"/>
-        <w:numPr>
-          <w:ilvl w:val="0"/>
-          <w:numId w:val="5"/>
-        </w:numPr>
-        <w:rPr>
-          <w:rStyle w:val="Hyperlink"/>
-          <w:color w:val="auto"/>
-          <w:u w:val="none"/>
-          <w:lang w:val="en-US"/>
-        </w:rPr>
-      </w:pPr>
-      <w:r>
-        <w:rPr>
-          <w:rStyle w:val="Hyperlink"/>
-          <w:color w:val="auto"/>
-          <w:u w:val="none"/>
-          <w:lang w:val="en-US"/>
-        </w:rPr>
-        <w:t>Trường Đoàn?</w:t>
-      </w:r>
-    </w:p>
-    <w:p>
-      <w:pPr>
-        <w:pStyle w:val="ListParagraph"/>
-        <w:numPr>
-          <w:ilvl w:val="0"/>
-          <w:numId w:val="2"/>
-        </w:numPr>
-        <w:rPr>
-          <w:rStyle w:val="Hyperlink"/>
-          <w:color w:val="auto"/>
-          <w:u w:val="none"/>
-          <w:lang w:val="en-US"/>
-        </w:rPr>
-      </w:pPr>
-      <w:r>
-        <w:rPr>
-          <w:rStyle w:val="Hyperlink"/>
-          <w:color w:val="auto"/>
-          <w:u w:val="none"/>
-          <w:lang w:val="en-US"/>
-        </w:rPr>
-        <w:t>Trần Ngọc Bảo Duy</w:t>
-      </w:r>
-    </w:p>
-    <w:p>
-      <w:pPr>
-        <w:pStyle w:val="ListParagraph"/>
-        <w:numPr>
-          <w:ilvl w:val="0"/>
-          <w:numId w:val="5"/>
-        </w:numPr>
-        <w:rPr>
-          <w:rStyle w:val="Hyperlink"/>
-          <w:color w:val="auto"/>
-          <w:u w:val="none"/>
-          <w:lang w:val="en-US"/>
-        </w:rPr>
-      </w:pPr>
-      <w:r>
-        <w:rPr>
-          <w:rStyle w:val="Hyperlink"/>
-          <w:color w:val="auto"/>
-          <w:u w:val="none"/>
-          <w:lang w:val="en-US"/>
-        </w:rPr>
-        <w:t>Hiệu Trưởng?</w:t>
-      </w:r>
-    </w:p>
-    <w:p>
-      <w:pPr>
-        <w:pStyle w:val="ListParagraph"/>
-        <w:numPr>
-          <w:ilvl w:val="0"/>
-          <w:numId w:val="2"/>
-        </w:numPr>
-        <w:rPr>
-          <w:rStyle w:val="Hyperlink"/>
-          <w:color w:val="auto"/>
-          <w:u w:val="none"/>
-          <w:lang w:val="en-US"/>
-        </w:rPr>
-      </w:pPr>
-      <w:r>
-        <w:rPr>
-          <w:rStyle w:val="Hyperlink"/>
-          <w:color w:val="auto"/>
-          <w:u w:val="none"/>
-          <w:lang w:val="en-US"/>
-        </w:rPr>
-        <w:t>Mai Thanh Phong</w:t>
-      </w:r>
-    </w:p>
-    <w:p>
-      <w:pPr>
-        <w:rPr>
-          <w:rStyle w:val="Hyperlink"/>
-          <w:color w:val="auto"/>
-          <w:u w:val="none"/>
-          <w:lang w:val="en-US"/>
-        </w:rPr>
-      </w:pPr>
-    </w:p>
-    <w:p>
-      <w:pPr>
-        <w:rPr>
-          <w:rStyle w:val="Hyperlink"/>
-          <w:color w:val="auto"/>
-          <w:u w:val="none"/>
-          <w:lang w:val="en-US"/>
-        </w:rPr>
-      </w:pPr>
-      <w:r>
-        <w:rPr>
-          <w:rStyle w:val="Hyperlink"/>
-          <w:color w:val="auto"/>
-          <w:u w:val="none"/>
-          <w:lang w:val="en-US"/>
-        </w:rPr>
-        <w:t>School – Trường:</w:t>
-      </w:r>
-    </w:p>
-    <w:p>
-      <w:pPr>
-        <w:pStyle w:val="ListParagraph"/>
-        <w:numPr>
-          <w:ilvl w:val="0"/>
-          <w:numId w:val="6"/>
-        </w:numPr>
-        <w:rPr>
-          <w:rStyle w:val="Hyperlink"/>
-          <w:color w:val="auto"/>
-          <w:u w:val="none"/>
-          <w:lang w:val="en-US"/>
-        </w:rPr>
-      </w:pPr>
-      <w:r>
-        <w:rPr>
-          <w:rStyle w:val="Hyperlink"/>
-          <w:color w:val="auto"/>
-          <w:u w:val="none"/>
-          <w:lang w:val="en-US"/>
-        </w:rPr>
-        <w:t>Viết Tắt?</w:t>
-      </w:r>
-    </w:p>
-    <w:p>
-      <w:pPr>
-        <w:pStyle w:val="ListParagraph"/>
-        <w:numPr>
-          <w:ilvl w:val="0"/>
-          <w:numId w:val="2"/>
-        </w:numPr>
-        <w:rPr>
-          <w:rStyle w:val="Hyperlink"/>
-          <w:color w:val="auto"/>
-          <w:u w:val="none"/>
-          <w:lang w:val="en-US"/>
-        </w:rPr>
-      </w:pPr>
-      <w:r>
-        <w:rPr>
-          <w:rStyle w:val="Hyperlink"/>
-          <w:color w:val="auto"/>
-          <w:u w:val="none"/>
-          <w:lang w:val="en-US"/>
-        </w:rPr>
-        <w:t>Tòa H1 còn gọi là BK.B1</w:t>
-      </w:r>
-    </w:p>
-    <w:p>
-      <w:pPr>
-        <w:pStyle w:val="ListParagraph"/>
-        <w:numPr>
-          <w:ilvl w:val="0"/>
-          <w:numId w:val="2"/>
-        </w:numPr>
-        <w:rPr>
-          <w:rStyle w:val="Hyperlink"/>
-          <w:color w:val="auto"/>
-          <w:u w:val="none"/>
-          <w:lang w:val="en-US"/>
-        </w:rPr>
-      </w:pPr>
-      <w:r>
-        <w:rPr>
-          <w:rStyle w:val="Hyperlink"/>
-          <w:color w:val="auto"/>
-          <w:u w:val="none"/>
-          <w:lang w:val="en-US"/>
-        </w:rPr>
-        <w:t>CTCT = công tác chính trị</w:t>
-      </w:r>
-    </w:p>
-    <w:p>
-      <w:pPr>
-        <w:pStyle w:val="ListParagraph"/>
-        <w:numPr>
-          <w:ilvl w:val="0"/>
-          <w:numId w:val="6"/>
-        </w:numPr>
-        <w:rPr>
-          <w:rStyle w:val="Hyperlink"/>
-          <w:color w:val="auto"/>
-          <w:u w:val="none"/>
-          <w:lang w:val="en-US"/>
-        </w:rPr>
-      </w:pPr>
-      <w:r>
-        <w:rPr>
-          <w:rStyle w:val="Hyperlink"/>
-          <w:color w:val="auto"/>
-          <w:u w:val="none"/>
-          <w:lang w:val="en-US"/>
-        </w:rPr>
-        <w:t>Văn Phòng Khoa?</w:t>
-      </w:r>
-    </w:p>
-    <w:p>
-      <w:pPr>
-        <w:pStyle w:val="ListParagraph"/>
-        <w:numPr>
-          <w:ilvl w:val="0"/>
-          <w:numId w:val="2"/>
-        </w:numPr>
-        <w:rPr>
-          <w:rStyle w:val="Hyperlink"/>
-          <w:color w:val="auto"/>
-          <w:u w:val="none"/>
-          <w:lang w:val="en-US"/>
-        </w:rPr>
-      </w:pPr>
-      <w:r>
-        <w:rPr>
-          <w:rStyle w:val="Hyperlink"/>
-          <w:color w:val="auto"/>
-          <w:u w:val="none"/>
-          <w:lang w:val="en-US"/>
-        </w:rPr>
-        <w:t>Cơ sở 2, tòa H6, tầng 6, phòng 607</w:t>
-      </w:r>
-    </w:p>
-    <w:p>
-      <w:pPr>
-        <w:pStyle w:val="ListParagraph"/>
-        <w:numPr>
-          <w:ilvl w:val="0"/>
-          <w:numId w:val="6"/>
-        </w:numPr>
-        <w:rPr>
-          <w:rStyle w:val="Hyperlink"/>
-          <w:color w:val="auto"/>
-          <w:u w:val="none"/>
-          <w:lang w:val="en-US"/>
-        </w:rPr>
-      </w:pPr>
-      <w:r>
-        <w:rPr>
-          <w:rStyle w:val="Hyperlink"/>
-          <w:color w:val="auto"/>
-          <w:u w:val="none"/>
-          <w:lang w:val="en-US"/>
-        </w:rPr>
-        <w:t>Giảng Đường H6?</w:t>
-      </w:r>
-    </w:p>
-    <w:p>
-      <w:pPr>
-        <w:pStyle w:val="ListParagraph"/>
-        <w:numPr>
-          <w:ilvl w:val="0"/>
-          <w:numId w:val="2"/>
-        </w:numPr>
-        <w:rPr>
-          <w:rStyle w:val="Hyperlink"/>
-          <w:color w:val="auto"/>
-          <w:u w:val="none"/>
-          <w:lang w:val="en-US"/>
-        </w:rPr>
-      </w:pPr>
-      <w:r>
-        <w:rPr>
-          <w:rStyle w:val="Hyperlink"/>
-          <w:color w:val="auto"/>
-          <w:u w:val="none"/>
-          <w:lang w:val="en-US"/>
-        </w:rPr>
-        <w:t>Lên tầng 6 tòa H6 = thang máy, rẽ trái lên bậc thang là tới</w:t>
-      </w:r>
-    </w:p>
-    <w:p>
-      <w:pPr>
-        <w:pStyle w:val="ListParagraph"/>
-        <w:numPr>
-          <w:ilvl w:val="0"/>
-          <w:numId w:val="6"/>
-        </w:numPr>
-        <w:rPr>
-          <w:rStyle w:val="Hyperlink"/>
-          <w:color w:val="auto"/>
-          <w:u w:val="none"/>
-          <w:lang w:val="en-US"/>
-        </w:rPr>
-      </w:pPr>
-      <w:r>
-        <w:rPr>
-          <w:rStyle w:val="Hyperlink"/>
-          <w:color w:val="auto"/>
-          <w:u w:val="none"/>
-          <w:lang w:val="en-US"/>
-        </w:rPr>
-        <w:t>Chỗ Để Xe?</w:t>
-      </w:r>
-    </w:p>
-    <w:p>
-      <w:pPr>
-        <w:pStyle w:val="ListParagraph"/>
-        <w:numPr>
-          <w:ilvl w:val="0"/>
-          <w:numId w:val="2"/>
-        </w:numPr>
-        <w:rPr>
-          <w:rStyle w:val="Hyperlink"/>
-          <w:color w:val="auto"/>
-          <w:u w:val="none"/>
-          <w:lang w:val="en-US"/>
-        </w:rPr>
-      </w:pPr>
-      <w:r>
-        <w:rPr>
-          <w:rStyle w:val="Hyperlink"/>
-          <w:color w:val="auto"/>
-          <w:u w:val="none"/>
-          <w:lang w:val="en-US"/>
-        </w:rPr>
-        <w:t>Sát mặt đường</w:t>
-      </w:r>
-    </w:p>
-    <w:p>
-      <w:pPr>
-        <w:rPr>
-          <w:rStyle w:val="Hyperlink"/>
-          <w:lang w:val="en-US"/>
-        </w:rPr>
-      </w:pPr>
-    </w:p>
-    <w:p>
-      <w:pPr>
-        <w:rPr>
-          <w:rStyle w:val="Hyperlink"/>
-          <w:color w:val="auto"/>
-          <w:u w:val="none"/>
-          <w:lang w:val="en-US"/>
-        </w:rPr>
-      </w:pPr>
-      <w:r>
-        <w:rPr>
-          <w:rStyle w:val="Hyperlink"/>
-          <w:color w:val="auto"/>
-          <w:u w:val="none"/>
-          <w:lang w:val="en-US"/>
-        </w:rPr>
         <w:t>Group – Nhóm:</w:t>
       </w:r>
     </w:p>
@@ -1707,623 +1846,794 @@
           <w:u w:val="none"/>
           <w:lang w:val="en-US"/>
         </w:rPr>
+        <w:t>Mở Facebook + Click Avatar của bạn + chọn “Chỉnh sửa chi tiết công khai’ + chọn “Chỉnh sửa thông tin giới thiệu” + cuộn xuống</w:t>
+      </w:r>
+    </w:p>
+    <w:p>
+      <w:pPr>
+        <w:rPr>
+          <w:rStyle w:val="Hyperlink"/>
+          <w:color w:val="auto"/>
+          <w:u w:val="none"/>
+          <w:lang w:val="en-US"/>
+        </w:rPr>
+      </w:pPr>
+    </w:p>
+    <w:p>
+      <w:pPr>
+        <w:rPr>
+          <w:rStyle w:val="Hyperlink"/>
+          <w:color w:val="auto"/>
+          <w:u w:val="none"/>
+          <w:lang w:val="en-US"/>
+        </w:rPr>
+      </w:pPr>
+      <w:r>
+        <w:rPr>
+          <w:rStyle w:val="Hyperlink"/>
+          <w:color w:val="auto"/>
+          <w:u w:val="none"/>
+          <w:lang w:val="en-US"/>
+        </w:rPr>
+        <w:t xml:space="preserve">Schedule – Lịch </w:t>
+      </w:r>
+      <w:r>
+        <w:rPr>
+          <w:rStyle w:val="Hyperlink"/>
+          <w:color w:val="auto"/>
+          <w:u w:val="none"/>
+          <w:lang w:val="en-US"/>
+        </w:rPr>
+        <w:t>Trình:</w:t>
+      </w:r>
+    </w:p>
+    <w:p>
+      <w:pPr>
+        <w:pStyle w:val="ListParagraph"/>
+        <w:numPr>
+          <w:ilvl w:val="0"/>
+          <w:numId w:val="4"/>
+        </w:numPr>
+        <w:rPr>
+          <w:rStyle w:val="Hyperlink"/>
+          <w:color w:val="auto"/>
+          <w:u w:val="none"/>
+          <w:lang w:val="en-US"/>
+        </w:rPr>
+      </w:pPr>
+      <w:r>
+        <w:rPr>
+          <w:rStyle w:val="Hyperlink"/>
+          <w:color w:val="auto"/>
+          <w:u w:val="none"/>
+          <w:lang w:val="en-US"/>
+        </w:rPr>
+        <w:t>Tiết Học?</w:t>
+      </w:r>
+    </w:p>
+    <w:p>
+      <w:pPr>
+        <w:pStyle w:val="ListParagraph"/>
+        <w:numPr>
+          <w:ilvl w:val="0"/>
+          <w:numId w:val="2"/>
+        </w:numPr>
+        <w:rPr>
+          <w:rStyle w:val="Hyperlink"/>
+          <w:color w:val="auto"/>
+          <w:u w:val="none"/>
+          <w:lang w:val="en-US"/>
+        </w:rPr>
+      </w:pPr>
+      <w:r>
+        <w:rPr>
+          <w:rStyle w:val="Hyperlink"/>
+          <w:color w:val="auto"/>
+          <w:u w:val="none"/>
+          <w:lang w:val="en-US"/>
+        </w:rPr>
+        <w:t>Bắt đầu từ 6 giờ đến 18 giờ</w:t>
+      </w:r>
+    </w:p>
+    <w:p>
+      <w:pPr>
+        <w:pStyle w:val="ListParagraph"/>
+        <w:numPr>
+          <w:ilvl w:val="0"/>
+          <w:numId w:val="2"/>
+        </w:numPr>
+        <w:rPr>
+          <w:rStyle w:val="Hyperlink"/>
+          <w:color w:val="auto"/>
+          <w:u w:val="none"/>
+          <w:lang w:val="en-US"/>
+        </w:rPr>
+      </w:pPr>
+      <w:r>
+        <w:rPr>
+          <w:rStyle w:val="Hyperlink"/>
+          <w:color w:val="auto"/>
+          <w:u w:val="none"/>
+          <w:lang w:val="en-US"/>
+        </w:rPr>
+        <w:t>Mỗi tiết kéo dài 50 phút + 10 phút nghỉ</w:t>
+      </w:r>
+    </w:p>
+    <w:p>
+      <w:pPr>
+        <w:pStyle w:val="ListParagraph"/>
+        <w:numPr>
+          <w:ilvl w:val="0"/>
+          <w:numId w:val="4"/>
+        </w:numPr>
+        <w:rPr>
+          <w:rStyle w:val="Hyperlink"/>
+          <w:color w:val="auto"/>
+          <w:u w:val="none"/>
+          <w:lang w:val="en-US"/>
+        </w:rPr>
+      </w:pPr>
+      <w:r>
+        <w:rPr>
+          <w:rStyle w:val="Hyperlink"/>
+          <w:color w:val="auto"/>
+          <w:u w:val="none"/>
+          <w:lang w:val="en-US"/>
+        </w:rPr>
+        <w:t>Tuần Hiện Tại?</w:t>
+      </w:r>
+    </w:p>
+    <w:p>
+      <w:pPr>
+        <w:pStyle w:val="ListParagraph"/>
+        <w:numPr>
+          <w:ilvl w:val="0"/>
+          <w:numId w:val="2"/>
+        </w:numPr>
+        <w:rPr>
+          <w:rStyle w:val="Hyperlink"/>
+          <w:color w:val="auto"/>
+          <w:u w:val="none"/>
+          <w:lang w:val="en-US"/>
+        </w:rPr>
+      </w:pPr>
+      <w:r>
+        <w:rPr>
+          <w:rStyle w:val="Hyperlink"/>
+          <w:color w:val="auto"/>
+          <w:u w:val="none"/>
+          <w:lang w:val="en-US"/>
+        </w:rPr>
+        <w:t>37</w:t>
+      </w:r>
+    </w:p>
+    <w:p>
+      <w:pPr>
+        <w:pStyle w:val="ListParagraph"/>
+        <w:numPr>
+          <w:ilvl w:val="0"/>
+          <w:numId w:val="4"/>
+        </w:numPr>
+        <w:rPr>
+          <w:rStyle w:val="Hyperlink"/>
+          <w:color w:val="auto"/>
+          <w:u w:val="none"/>
+          <w:lang w:val="en-US"/>
+        </w:rPr>
+      </w:pPr>
+      <w:r>
+        <w:rPr>
+          <w:rStyle w:val="Hyperlink"/>
+          <w:color w:val="auto"/>
+          <w:u w:val="none"/>
+          <w:lang w:val="en-US"/>
+        </w:rPr>
+        <w:t>1</w:t>
+      </w:r>
+      <w:r>
+        <w:rPr>
+          <w:rStyle w:val="Hyperlink"/>
+          <w:color w:val="auto"/>
+          <w:u w:val="none"/>
+          <w:lang w:val="en-US"/>
+        </w:rPr>
+        <w:t>5</w:t>
+      </w:r>
+      <w:r>
+        <w:rPr>
+          <w:rStyle w:val="Hyperlink"/>
+          <w:color w:val="auto"/>
+          <w:u w:val="none"/>
+          <w:lang w:val="en-US"/>
+        </w:rPr>
+        <w:t>/9/2023?</w:t>
+      </w:r>
+    </w:p>
+    <w:p>
+      <w:pPr>
+        <w:pStyle w:val="ListParagraph"/>
+        <w:numPr>
+          <w:ilvl w:val="0"/>
+          <w:numId w:val="2"/>
+        </w:numPr>
+        <w:rPr>
+          <w:rStyle w:val="Hyperlink"/>
+          <w:color w:val="auto"/>
+          <w:u w:val="none"/>
+          <w:lang w:val="en-US"/>
+        </w:rPr>
+      </w:pPr>
+      <w:r>
+        <w:rPr>
+          <w:rStyle w:val="Hyperlink"/>
+          <w:color w:val="auto"/>
+          <w:u w:val="none"/>
+          <w:lang w:val="en-US"/>
+        </w:rPr>
+        <w:t>14</w:t>
+      </w:r>
+      <w:r>
+        <w:rPr>
+          <w:rStyle w:val="Hyperlink"/>
+          <w:color w:val="auto"/>
+          <w:u w:val="none"/>
+          <w:lang w:val="en-US"/>
+        </w:rPr>
+        <w:t xml:space="preserve"> đến </w:t>
+      </w:r>
+      <w:r>
+        <w:rPr>
+          <w:rStyle w:val="Hyperlink"/>
+          <w:color w:val="auto"/>
+          <w:u w:val="none"/>
+          <w:lang w:val="en-US"/>
+        </w:rPr>
+        <w:t>15</w:t>
+      </w:r>
+      <w:r>
+        <w:rPr>
+          <w:rStyle w:val="Hyperlink"/>
+          <w:color w:val="auto"/>
+          <w:u w:val="none"/>
+          <w:lang w:val="en-US"/>
+        </w:rPr>
+        <w:t xml:space="preserve">.83 giờ, </w:t>
+      </w:r>
+      <w:r>
+        <w:rPr>
+          <w:rStyle w:val="Hyperlink"/>
+          <w:color w:val="auto"/>
+          <w:u w:val="none"/>
+          <w:lang w:val="en-US"/>
+        </w:rPr>
+        <w:t>nhập môn điệ</w:t>
+      </w:r>
+      <w:r>
+        <w:rPr>
+          <w:rStyle w:val="Hyperlink"/>
+          <w:color w:val="auto"/>
+          <w:u w:val="none"/>
+          <w:lang w:val="en-US"/>
+        </w:rPr>
+        <w:t>n</w:t>
+      </w:r>
+      <w:r>
+        <w:rPr>
+          <w:rStyle w:val="Hyperlink"/>
+          <w:color w:val="auto"/>
+          <w:u w:val="none"/>
+          <w:lang w:val="en-US"/>
+        </w:rPr>
+        <w:t xml:space="preserve"> toán</w:t>
+      </w:r>
+      <w:r>
+        <w:rPr>
+          <w:rStyle w:val="Hyperlink"/>
+          <w:color w:val="auto"/>
+          <w:u w:val="none"/>
+          <w:lang w:val="en-US"/>
+        </w:rPr>
+        <w:t xml:space="preserve"> giảng đường H6</w:t>
+      </w:r>
+    </w:p>
+    <w:p>
+      <w:pPr>
+        <w:pStyle w:val="ListParagraph"/>
+        <w:numPr>
+          <w:ilvl w:val="0"/>
+          <w:numId w:val="2"/>
+        </w:numPr>
+        <w:rPr>
+          <w:rStyle w:val="Hyperlink"/>
+          <w:color w:val="auto"/>
+          <w:u w:val="none"/>
+          <w:lang w:val="en-US"/>
+        </w:rPr>
+      </w:pPr>
+      <w:r>
+        <w:rPr>
+          <w:rStyle w:val="Hyperlink"/>
+          <w:color w:val="auto"/>
+          <w:u w:val="none"/>
+          <w:lang w:val="en-US"/>
+        </w:rPr>
+        <w:t>18 giờ, gọi mẹ xem chuyển phát nhanh chưa</w:t>
+      </w:r>
+    </w:p>
+    <w:p>
+      <w:pPr>
+        <w:pStyle w:val="ListParagraph"/>
+        <w:numPr>
+          <w:ilvl w:val="0"/>
+          <w:numId w:val="4"/>
+        </w:numPr>
+        <w:rPr>
+          <w:rStyle w:val="Hyperlink"/>
+          <w:color w:val="auto"/>
+          <w:u w:val="none"/>
+          <w:lang w:val="en-US"/>
+        </w:rPr>
+      </w:pPr>
+      <w:r>
+        <w:rPr>
+          <w:rStyle w:val="Hyperlink"/>
+          <w:color w:val="auto"/>
+          <w:u w:val="none"/>
+          <w:lang w:val="en-US"/>
+        </w:rPr>
+        <w:t>25/9/2023?</w:t>
+      </w:r>
+    </w:p>
+    <w:p>
+      <w:pPr>
+        <w:pStyle w:val="ListParagraph"/>
+        <w:numPr>
+          <w:ilvl w:val="0"/>
+          <w:numId w:val="2"/>
+        </w:numPr>
+        <w:rPr>
+          <w:rStyle w:val="Hyperlink"/>
+          <w:color w:val="auto"/>
+          <w:u w:val="none"/>
+          <w:lang w:val="en-US"/>
+        </w:rPr>
+      </w:pPr>
+      <w:r>
+        <w:rPr>
+          <w:rStyle w:val="Hyperlink"/>
+          <w:color w:val="auto"/>
+          <w:u w:val="none"/>
+          <w:lang w:val="en-US"/>
+        </w:rPr>
+        <w:t>Kiểm tra IC3 Full trắc nghiệm</w:t>
+      </w:r>
+    </w:p>
+    <w:p>
+      <w:pPr>
+        <w:pStyle w:val="ListParagraph"/>
+        <w:numPr>
+          <w:ilvl w:val="0"/>
+          <w:numId w:val="4"/>
+        </w:numPr>
+        <w:rPr>
+          <w:lang w:val="en-US"/>
+        </w:rPr>
+      </w:pPr>
+      <w:r>
+        <w:rPr>
+          <w:lang w:val="en-US"/>
+        </w:rPr>
+        <w:t>16/9/2023 Đến 29/9/2023?</w:t>
+      </w:r>
+    </w:p>
+    <w:p>
+      <w:pPr>
+        <w:pStyle w:val="ListParagraph"/>
+        <w:numPr>
+          <w:ilvl w:val="0"/>
+          <w:numId w:val="2"/>
+        </w:numPr>
+        <w:rPr>
+          <w:lang w:val="en-US"/>
+        </w:rPr>
+      </w:pPr>
+      <w:r>
+        <w:rPr>
+          <w:lang w:val="en-US"/>
+        </w:rPr>
+        <w:t>Đăng kí môn giáo dục thể chất + tiếng anh</w:t>
+      </w:r>
+    </w:p>
+    <w:p>
+      <w:pPr>
+        <w:pStyle w:val="ListParagraph"/>
+        <w:numPr>
+          <w:ilvl w:val="0"/>
+          <w:numId w:val="4"/>
+        </w:numPr>
+        <w:rPr>
+          <w:lang w:val="en-US"/>
+        </w:rPr>
+      </w:pPr>
+      <w:r>
+        <w:rPr>
+          <w:lang w:val="en-US"/>
+        </w:rPr>
+        <w:t>11/9/2023 Đến 30/9/2023?</w:t>
+      </w:r>
+    </w:p>
+    <w:p>
+      <w:pPr>
+        <w:pStyle w:val="ListParagraph"/>
+        <w:numPr>
+          <w:ilvl w:val="0"/>
+          <w:numId w:val="2"/>
+        </w:numPr>
+        <w:rPr>
+          <w:lang w:val="en-US"/>
+        </w:rPr>
+      </w:pPr>
+      <w:r>
+        <w:rPr>
+          <w:lang w:val="en-US"/>
+        </w:rPr>
+        <w:t>Hoàn thành bài thu hoạch SHCD trên E Learning</w:t>
+      </w:r>
+    </w:p>
+    <w:p>
+      <w:pPr>
+        <w:pStyle w:val="ListParagraph"/>
+        <w:numPr>
+          <w:ilvl w:val="0"/>
+          <w:numId w:val="4"/>
+        </w:numPr>
+        <w:rPr>
+          <w:lang w:val="en-US"/>
+        </w:rPr>
+      </w:pPr>
+      <w:r>
+        <w:rPr>
+          <w:lang w:val="en-US"/>
+        </w:rPr>
+        <w:t>1/10/2023 Đến 5/10/2023?</w:t>
+      </w:r>
+    </w:p>
+    <w:p>
+      <w:pPr>
+        <w:pStyle w:val="ListParagraph"/>
+        <w:numPr>
+          <w:ilvl w:val="0"/>
+          <w:numId w:val="2"/>
+        </w:numPr>
+        <w:rPr>
+          <w:lang w:val="en-US"/>
+        </w:rPr>
+      </w:pPr>
+      <w:r>
+        <w:rPr>
+          <w:lang w:val="en-US"/>
+        </w:rPr>
+        <w:t>Đăng kí xe tháng</w:t>
+      </w:r>
+    </w:p>
+    <w:p>
+      <w:pPr>
+        <w:pStyle w:val="ListParagraph"/>
+        <w:numPr>
+          <w:ilvl w:val="0"/>
+          <w:numId w:val="4"/>
+        </w:numPr>
+        <w:rPr>
+          <w:lang w:val="en-US"/>
+        </w:rPr>
+      </w:pPr>
+      <w:r>
+        <w:rPr>
+          <w:lang w:val="en-US"/>
+        </w:rPr>
+        <w:t>Tuần 2 Tháng 10/2023?</w:t>
+      </w:r>
+    </w:p>
+    <w:p>
+      <w:pPr>
+        <w:pStyle w:val="ListParagraph"/>
+        <w:numPr>
+          <w:ilvl w:val="0"/>
+          <w:numId w:val="2"/>
+        </w:numPr>
+        <w:rPr>
+          <w:lang w:val="en-US"/>
+        </w:rPr>
+      </w:pPr>
+      <w:r>
+        <w:rPr>
+          <w:lang w:val="en-US"/>
+        </w:rPr>
+        <w:t>Kiểm tra CNTT</w:t>
+      </w:r>
+    </w:p>
+    <w:p>
+      <w:pPr>
+        <w:pStyle w:val="ListParagraph"/>
+        <w:numPr>
+          <w:ilvl w:val="0"/>
+          <w:numId w:val="4"/>
+        </w:numPr>
+        <w:rPr>
+          <w:lang w:val="en-US"/>
+        </w:rPr>
+      </w:pPr>
+      <w:r>
+        <w:rPr>
+          <w:lang w:val="en-US"/>
+        </w:rPr>
+        <w:t>Cuối Năm 1?</w:t>
+      </w:r>
+    </w:p>
+    <w:p>
+      <w:pPr>
+        <w:pStyle w:val="ListParagraph"/>
+        <w:numPr>
+          <w:ilvl w:val="0"/>
+          <w:numId w:val="2"/>
+        </w:numPr>
+        <w:rPr>
+          <w:lang w:val="en-US"/>
+        </w:rPr>
+      </w:pPr>
+      <w:r>
+        <w:rPr>
+          <w:lang w:val="en-US"/>
+        </w:rPr>
+        <w:t>Nộp MOS</w:t>
+      </w:r>
+    </w:p>
+    <w:p>
+      <w:pPr>
+        <w:rPr>
+          <w:lang w:val="en-US"/>
+        </w:rPr>
+      </w:pPr>
+    </w:p>
+    <w:p>
+      <w:pPr>
+        <w:rPr>
+          <w:lang w:val="en-US"/>
+        </w:rPr>
+      </w:pPr>
+      <w:r>
+        <w:rPr>
+          <w:lang w:val="en-US"/>
+        </w:rPr>
+        <w:t>Task – Nhiệm Vụ:</w:t>
+      </w:r>
+    </w:p>
+    <w:p>
+      <w:pPr>
+        <w:pStyle w:val="ListParagraph"/>
+        <w:numPr>
+          <w:ilvl w:val="0"/>
+          <w:numId w:val="7"/>
+        </w:numPr>
+        <w:rPr>
+          <w:lang w:val="en-US"/>
+        </w:rPr>
+      </w:pPr>
+      <w:r>
+        <w:rPr>
+          <w:lang w:val="en-US"/>
+        </w:rPr>
+        <w:t>Quy Đổi Điểm?</w:t>
+      </w:r>
+    </w:p>
+    <w:p>
+      <w:pPr>
+        <w:pStyle w:val="ListParagraph"/>
+        <w:numPr>
+          <w:ilvl w:val="0"/>
+          <w:numId w:val="2"/>
+        </w:numPr>
+        <w:rPr>
+          <w:lang w:val="en-US"/>
+        </w:rPr>
+      </w:pPr>
+      <w:r>
+        <w:rPr>
+          <w:lang w:val="en-US"/>
+        </w:rPr>
+        <w:t>Từ thang 10 sang chữ</w:t>
+      </w:r>
+    </w:p>
+    <w:p>
+      <w:pPr>
+        <w:pStyle w:val="ListParagraph"/>
+        <w:numPr>
+          <w:ilvl w:val="0"/>
+          <w:numId w:val="2"/>
+        </w:numPr>
+        <w:rPr>
+          <w:lang w:val="en-US"/>
+        </w:rPr>
+      </w:pPr>
+      <w:r>
+        <w:rPr>
+          <w:lang w:val="en-US"/>
+        </w:rPr>
+        <w:t>F = 4 trở xuống</w:t>
+      </w:r>
+    </w:p>
+    <w:p>
+      <w:pPr>
+        <w:pStyle w:val="ListParagraph"/>
+        <w:numPr>
+          <w:ilvl w:val="0"/>
+          <w:numId w:val="2"/>
+        </w:numPr>
+        <w:rPr>
+          <w:lang w:val="en-US"/>
+        </w:rPr>
+      </w:pPr>
+      <w:r>
+        <w:rPr>
+          <w:lang w:val="en-US"/>
+        </w:rPr>
+        <w:t>D = 4 đến 5</w:t>
+      </w:r>
+    </w:p>
+    <w:p>
+      <w:pPr>
+        <w:pStyle w:val="ListParagraph"/>
+        <w:numPr>
+          <w:ilvl w:val="0"/>
+          <w:numId w:val="2"/>
+        </w:numPr>
+        <w:rPr>
+          <w:lang w:val="en-US"/>
+        </w:rPr>
+      </w:pPr>
+      <w:r>
+        <w:rPr>
+          <w:lang w:val="en-US"/>
+        </w:rPr>
+        <w:t>D+ = 5 đến 5.5</w:t>
+      </w:r>
+    </w:p>
+    <w:p>
+      <w:pPr>
+        <w:pStyle w:val="ListParagraph"/>
+        <w:numPr>
+          <w:ilvl w:val="0"/>
+          <w:numId w:val="2"/>
+        </w:numPr>
+        <w:rPr>
+          <w:lang w:val="en-US"/>
+        </w:rPr>
+      </w:pPr>
+      <w:r>
+        <w:rPr>
+          <w:lang w:val="en-US"/>
+        </w:rPr>
+        <w:t>Mỗi chữ cái không có “+” thì tăng 1</w:t>
+      </w:r>
+    </w:p>
+    <w:p>
+      <w:pPr>
+        <w:pStyle w:val="ListParagraph"/>
+        <w:numPr>
+          <w:ilvl w:val="0"/>
+          <w:numId w:val="2"/>
+        </w:numPr>
+        <w:rPr>
+          <w:lang w:val="en-US"/>
+        </w:rPr>
+      </w:pPr>
+      <w:r>
+        <w:rPr>
+          <w:lang w:val="en-US"/>
+        </w:rPr>
+        <w:t xml:space="preserve">Mỗi chữ cái có “+” thì </w:t>
+      </w:r>
+      <w:r>
+        <w:rPr>
+          <w:lang w:val="en-US"/>
+        </w:rPr>
+        <w:t>tăng</w:t>
+      </w:r>
+      <w:r>
+        <w:rPr>
+          <w:lang w:val="en-US"/>
+        </w:rPr>
+        <w:t xml:space="preserve"> 0.5</w:t>
+      </w:r>
+    </w:p>
+    <w:p>
+      <w:pPr>
+        <w:pStyle w:val="ListParagraph"/>
+        <w:numPr>
+          <w:ilvl w:val="0"/>
+          <w:numId w:val="2"/>
+        </w:numPr>
+        <w:rPr>
+          <w:lang w:val="en-US"/>
+        </w:rPr>
+      </w:pPr>
+      <w:r>
+        <w:rPr>
+          <w:lang w:val="en-US"/>
+        </w:rPr>
+        <w:t>Từ chữ sang thang 4</w:t>
+      </w:r>
+    </w:p>
+    <w:p>
+      <w:pPr>
+        <w:pStyle w:val="ListParagraph"/>
+        <w:numPr>
+          <w:ilvl w:val="0"/>
+          <w:numId w:val="2"/>
+        </w:numPr>
+        <w:rPr>
+          <w:lang w:val="en-US"/>
+        </w:rPr>
+      </w:pPr>
+      <w:r>
+        <w:rPr>
+          <w:lang w:val="en-US"/>
+        </w:rPr>
+        <w:t>F = 0</w:t>
+      </w:r>
+    </w:p>
+    <w:p>
+      <w:pPr>
+        <w:pStyle w:val="ListParagraph"/>
+        <w:numPr>
+          <w:ilvl w:val="0"/>
+          <w:numId w:val="2"/>
+        </w:numPr>
+        <w:rPr>
+          <w:lang w:val="en-US"/>
+        </w:rPr>
+      </w:pPr>
+      <w:r>
+        <w:rPr>
+          <w:lang w:val="en-US"/>
+        </w:rPr>
+        <w:t>D = 1</w:t>
+      </w:r>
+    </w:p>
+    <w:p>
+      <w:pPr>
+        <w:pStyle w:val="ListParagraph"/>
+        <w:numPr>
+          <w:ilvl w:val="0"/>
+          <w:numId w:val="2"/>
+        </w:numPr>
+        <w:rPr>
+          <w:lang w:val="en-US"/>
+        </w:rPr>
+      </w:pPr>
+      <w:r>
+        <w:rPr>
+          <w:lang w:val="en-US"/>
+        </w:rPr>
+        <w:t>D+ = 1.5</w:t>
+      </w:r>
+    </w:p>
+    <w:p>
+      <w:pPr>
+        <w:pStyle w:val="ListParagraph"/>
+        <w:numPr>
+          <w:ilvl w:val="0"/>
+          <w:numId w:val="2"/>
+        </w:numPr>
+        <w:rPr>
+          <w:lang w:val="en-US"/>
+        </w:rPr>
+      </w:pPr>
+      <w:r>
+        <w:rPr>
+          <w:lang w:val="en-US"/>
+        </w:rPr>
         <w:lastRenderedPageBreak/>
-        <w:t>Mở Facebook + Click Avatar của bạn + chọn “Chỉnh sửa chi tiết công khai’ + chọn “Chỉnh sửa thông tin giới thiệu” + cuộn xuống</w:t>
-      </w:r>
-    </w:p>
-    <w:p>
-      <w:pPr>
-        <w:rPr>
-          <w:rStyle w:val="Hyperlink"/>
-          <w:color w:val="auto"/>
-          <w:u w:val="none"/>
-          <w:lang w:val="en-US"/>
-        </w:rPr>
-      </w:pPr>
-    </w:p>
-    <w:p>
-      <w:pPr>
-        <w:rPr>
-          <w:rStyle w:val="Hyperlink"/>
-          <w:color w:val="auto"/>
-          <w:u w:val="none"/>
-          <w:lang w:val="en-US"/>
-        </w:rPr>
-      </w:pPr>
-      <w:r>
-        <w:rPr>
-          <w:rStyle w:val="Hyperlink"/>
-          <w:color w:val="auto"/>
-          <w:u w:val="none"/>
-          <w:lang w:val="en-US"/>
-        </w:rPr>
-        <w:t xml:space="preserve">Schedule – Lịch </w:t>
-      </w:r>
-      <w:r>
-        <w:rPr>
-          <w:rStyle w:val="Hyperlink"/>
-          <w:color w:val="auto"/>
-          <w:u w:val="none"/>
-          <w:lang w:val="en-US"/>
-        </w:rPr>
-        <w:t>Trình:</w:t>
-      </w:r>
-    </w:p>
-    <w:p>
-      <w:pPr>
-        <w:pStyle w:val="ListParagraph"/>
-        <w:numPr>
-          <w:ilvl w:val="0"/>
-          <w:numId w:val="4"/>
-        </w:numPr>
-        <w:rPr>
-          <w:rStyle w:val="Hyperlink"/>
-          <w:color w:val="auto"/>
-          <w:u w:val="none"/>
-          <w:lang w:val="en-US"/>
-        </w:rPr>
-      </w:pPr>
-      <w:r>
-        <w:rPr>
-          <w:rStyle w:val="Hyperlink"/>
-          <w:color w:val="auto"/>
-          <w:u w:val="none"/>
-          <w:lang w:val="en-US"/>
-        </w:rPr>
-        <w:t>Tiết Học?</w:t>
-      </w:r>
-    </w:p>
-    <w:p>
-      <w:pPr>
-        <w:pStyle w:val="ListParagraph"/>
-        <w:numPr>
-          <w:ilvl w:val="0"/>
-          <w:numId w:val="2"/>
-        </w:numPr>
-        <w:rPr>
-          <w:rStyle w:val="Hyperlink"/>
-          <w:color w:val="auto"/>
-          <w:u w:val="none"/>
-          <w:lang w:val="en-US"/>
-        </w:rPr>
-      </w:pPr>
-      <w:r>
-        <w:rPr>
-          <w:rStyle w:val="Hyperlink"/>
-          <w:color w:val="auto"/>
-          <w:u w:val="none"/>
-          <w:lang w:val="en-US"/>
-        </w:rPr>
-        <w:t>Bắt đầu từ 6 giờ đến 18 giờ</w:t>
-      </w:r>
-    </w:p>
-    <w:p>
-      <w:pPr>
-        <w:pStyle w:val="ListParagraph"/>
-        <w:numPr>
-          <w:ilvl w:val="0"/>
-          <w:numId w:val="2"/>
-        </w:numPr>
-        <w:rPr>
-          <w:rStyle w:val="Hyperlink"/>
-          <w:color w:val="auto"/>
-          <w:u w:val="none"/>
-          <w:lang w:val="en-US"/>
-        </w:rPr>
-      </w:pPr>
-      <w:r>
-        <w:rPr>
-          <w:rStyle w:val="Hyperlink"/>
-          <w:color w:val="auto"/>
-          <w:u w:val="none"/>
-          <w:lang w:val="en-US"/>
-        </w:rPr>
-        <w:t>Mỗi tiết kéo dài 50 phút + 10 phút nghỉ</w:t>
-      </w:r>
-    </w:p>
-    <w:p>
-      <w:pPr>
-        <w:pStyle w:val="ListParagraph"/>
-        <w:numPr>
-          <w:ilvl w:val="0"/>
-          <w:numId w:val="4"/>
-        </w:numPr>
-        <w:rPr>
-          <w:rStyle w:val="Hyperlink"/>
-          <w:color w:val="auto"/>
-          <w:u w:val="none"/>
-          <w:lang w:val="en-US"/>
-        </w:rPr>
-      </w:pPr>
-      <w:r>
-        <w:rPr>
-          <w:rStyle w:val="Hyperlink"/>
-          <w:color w:val="auto"/>
-          <w:u w:val="none"/>
-          <w:lang w:val="en-US"/>
-        </w:rPr>
-        <w:t>Tuần Hiện Tại?</w:t>
-      </w:r>
-    </w:p>
-    <w:p>
-      <w:pPr>
-        <w:pStyle w:val="ListParagraph"/>
-        <w:numPr>
-          <w:ilvl w:val="0"/>
-          <w:numId w:val="2"/>
-        </w:numPr>
-        <w:rPr>
-          <w:rStyle w:val="Hyperlink"/>
-          <w:color w:val="auto"/>
-          <w:u w:val="none"/>
-          <w:lang w:val="en-US"/>
-        </w:rPr>
-      </w:pPr>
-      <w:r>
-        <w:rPr>
-          <w:rStyle w:val="Hyperlink"/>
-          <w:color w:val="auto"/>
-          <w:u w:val="none"/>
-          <w:lang w:val="en-US"/>
-        </w:rPr>
-        <w:t>37</w:t>
-      </w:r>
-    </w:p>
-    <w:p>
-      <w:pPr>
-        <w:pStyle w:val="ListParagraph"/>
-        <w:numPr>
-          <w:ilvl w:val="0"/>
-          <w:numId w:val="4"/>
-        </w:numPr>
-        <w:rPr>
-          <w:rStyle w:val="Hyperlink"/>
-          <w:color w:val="auto"/>
-          <w:u w:val="none"/>
-          <w:lang w:val="en-US"/>
-        </w:rPr>
-      </w:pPr>
-      <w:r>
-        <w:rPr>
-          <w:rStyle w:val="Hyperlink"/>
-          <w:color w:val="auto"/>
-          <w:u w:val="none"/>
-          <w:lang w:val="en-US"/>
-        </w:rPr>
-        <w:t>1</w:t>
-      </w:r>
-      <w:r>
-        <w:rPr>
-          <w:rStyle w:val="Hyperlink"/>
-          <w:color w:val="auto"/>
-          <w:u w:val="none"/>
-          <w:lang w:val="en-US"/>
-        </w:rPr>
-        <w:t>4</w:t>
-      </w:r>
-      <w:r>
-        <w:rPr>
-          <w:rStyle w:val="Hyperlink"/>
-          <w:color w:val="auto"/>
-          <w:u w:val="none"/>
-          <w:lang w:val="en-US"/>
-        </w:rPr>
-        <w:t>/9/2023?</w:t>
-      </w:r>
-    </w:p>
-    <w:p>
-      <w:pPr>
-        <w:pStyle w:val="ListParagraph"/>
-        <w:numPr>
-          <w:ilvl w:val="0"/>
-          <w:numId w:val="2"/>
-        </w:numPr>
-        <w:rPr>
-          <w:rStyle w:val="Hyperlink"/>
-          <w:color w:val="auto"/>
-          <w:u w:val="none"/>
-          <w:lang w:val="en-US"/>
-        </w:rPr>
-      </w:pPr>
-      <w:r>
-        <w:rPr>
-          <w:rStyle w:val="Hyperlink"/>
-          <w:color w:val="auto"/>
-          <w:u w:val="none"/>
-          <w:lang w:val="en-US"/>
-        </w:rPr>
-        <w:t>7 đến 8.83 giờ, hệ thống số giảng đường H6</w:t>
-      </w:r>
-    </w:p>
-    <w:p>
-      <w:pPr>
-        <w:pStyle w:val="ListParagraph"/>
-        <w:numPr>
-          <w:ilvl w:val="0"/>
-          <w:numId w:val="4"/>
-        </w:numPr>
-        <w:rPr>
-          <w:lang w:val="en-US"/>
-        </w:rPr>
-      </w:pPr>
-      <w:r>
-        <w:rPr>
-          <w:lang w:val="en-US"/>
-        </w:rPr>
-        <w:t>16/9/2023 Đến 29/9/2023?</w:t>
-      </w:r>
-    </w:p>
-    <w:p>
-      <w:pPr>
-        <w:pStyle w:val="ListParagraph"/>
-        <w:numPr>
-          <w:ilvl w:val="0"/>
-          <w:numId w:val="2"/>
-        </w:numPr>
-        <w:rPr>
-          <w:lang w:val="en-US"/>
-        </w:rPr>
-      </w:pPr>
-      <w:r>
-        <w:rPr>
-          <w:lang w:val="en-US"/>
-        </w:rPr>
-        <w:t>Đăng kí môn giáo dục thể chất + tiếng anh</w:t>
-      </w:r>
-    </w:p>
-    <w:p>
-      <w:pPr>
-        <w:pStyle w:val="ListParagraph"/>
-        <w:numPr>
-          <w:ilvl w:val="0"/>
-          <w:numId w:val="4"/>
-        </w:numPr>
-        <w:rPr>
-          <w:lang w:val="en-US"/>
-        </w:rPr>
-      </w:pPr>
-      <w:r>
-        <w:rPr>
-          <w:lang w:val="en-US"/>
-        </w:rPr>
-        <w:t>11/9/2023 Đến 30/9/2023?</w:t>
-      </w:r>
-    </w:p>
-    <w:p>
-      <w:pPr>
-        <w:pStyle w:val="ListParagraph"/>
-        <w:numPr>
-          <w:ilvl w:val="0"/>
-          <w:numId w:val="2"/>
-        </w:numPr>
-        <w:rPr>
-          <w:lang w:val="en-US"/>
-        </w:rPr>
-      </w:pPr>
-      <w:r>
-        <w:rPr>
-          <w:lang w:val="en-US"/>
-        </w:rPr>
-        <w:t>Hoàn thành bài thu hoạch SHCD trên E Learning</w:t>
-      </w:r>
-    </w:p>
-    <w:p>
-      <w:pPr>
-        <w:pStyle w:val="ListParagraph"/>
-        <w:numPr>
-          <w:ilvl w:val="0"/>
-          <w:numId w:val="4"/>
-        </w:numPr>
-        <w:rPr>
-          <w:lang w:val="en-US"/>
-        </w:rPr>
-      </w:pPr>
-      <w:r>
-        <w:rPr>
-          <w:lang w:val="en-US"/>
-        </w:rPr>
-        <w:t>Tuần 2 Tháng 10/2023?</w:t>
-      </w:r>
-    </w:p>
-    <w:p>
-      <w:pPr>
-        <w:pStyle w:val="ListParagraph"/>
-        <w:numPr>
-          <w:ilvl w:val="0"/>
-          <w:numId w:val="2"/>
-        </w:numPr>
-        <w:rPr>
-          <w:lang w:val="en-US"/>
-        </w:rPr>
-      </w:pPr>
-      <w:r>
-        <w:rPr>
-          <w:lang w:val="en-US"/>
-        </w:rPr>
-        <w:t>Kiểm tra CNTT</w:t>
-      </w:r>
-    </w:p>
-    <w:p>
-      <w:pPr>
-        <w:pStyle w:val="ListParagraph"/>
-        <w:numPr>
-          <w:ilvl w:val="0"/>
-          <w:numId w:val="4"/>
-        </w:numPr>
-        <w:rPr>
-          <w:lang w:val="en-US"/>
-        </w:rPr>
-      </w:pPr>
-      <w:r>
-        <w:rPr>
-          <w:lang w:val="en-US"/>
-        </w:rPr>
-        <w:t>Cuối Năm 1?</w:t>
-      </w:r>
-    </w:p>
-    <w:p>
-      <w:pPr>
-        <w:pStyle w:val="ListParagraph"/>
-        <w:numPr>
-          <w:ilvl w:val="0"/>
-          <w:numId w:val="2"/>
-        </w:numPr>
-        <w:rPr>
-          <w:lang w:val="en-US"/>
-        </w:rPr>
-      </w:pPr>
-      <w:r>
-        <w:rPr>
-          <w:lang w:val="en-US"/>
-        </w:rPr>
-        <w:t>Nộp MOS</w:t>
-      </w:r>
-    </w:p>
-    <w:p>
-      <w:pPr>
-        <w:rPr>
-          <w:lang w:val="en-US"/>
-        </w:rPr>
-      </w:pPr>
-    </w:p>
-    <w:p>
-      <w:pPr>
-        <w:rPr>
-          <w:lang w:val="en-US"/>
-        </w:rPr>
-      </w:pPr>
-      <w:r>
-        <w:rPr>
-          <w:lang w:val="en-US"/>
-        </w:rPr>
-        <w:t>Task – Nhiệm Vụ:</w:t>
-      </w:r>
-    </w:p>
-    <w:p>
-      <w:pPr>
-        <w:pStyle w:val="ListParagraph"/>
-        <w:numPr>
-          <w:ilvl w:val="0"/>
-          <w:numId w:val="7"/>
-        </w:numPr>
-        <w:rPr>
-          <w:lang w:val="en-US"/>
-        </w:rPr>
-      </w:pPr>
-      <w:r>
-        <w:rPr>
-          <w:lang w:val="en-US"/>
-        </w:rPr>
-        <w:t>Quy Đổi Điểm?</w:t>
-      </w:r>
-    </w:p>
-    <w:p>
-      <w:pPr>
-        <w:pStyle w:val="ListParagraph"/>
-        <w:numPr>
-          <w:ilvl w:val="0"/>
-          <w:numId w:val="2"/>
-        </w:numPr>
-        <w:rPr>
-          <w:lang w:val="en-US"/>
-        </w:rPr>
-      </w:pPr>
-      <w:r>
-        <w:rPr>
-          <w:lang w:val="en-US"/>
-        </w:rPr>
-        <w:t>Từ thang 10 sang chữ</w:t>
-      </w:r>
-    </w:p>
-    <w:p>
-      <w:pPr>
-        <w:pStyle w:val="ListParagraph"/>
-        <w:numPr>
-          <w:ilvl w:val="0"/>
-          <w:numId w:val="2"/>
-        </w:numPr>
-        <w:rPr>
-          <w:lang w:val="en-US"/>
-        </w:rPr>
-      </w:pPr>
-      <w:r>
-        <w:rPr>
-          <w:lang w:val="en-US"/>
-        </w:rPr>
-        <w:t>F = 4 trở xuống</w:t>
-      </w:r>
-    </w:p>
-    <w:p>
-      <w:pPr>
-        <w:pStyle w:val="ListParagraph"/>
-        <w:numPr>
-          <w:ilvl w:val="0"/>
-          <w:numId w:val="2"/>
-        </w:numPr>
-        <w:rPr>
-          <w:lang w:val="en-US"/>
-        </w:rPr>
-      </w:pPr>
-      <w:r>
-        <w:rPr>
-          <w:lang w:val="en-US"/>
-        </w:rPr>
-        <w:t>D = 4 đến 5</w:t>
-      </w:r>
-    </w:p>
-    <w:p>
-      <w:pPr>
-        <w:pStyle w:val="ListParagraph"/>
-        <w:numPr>
-          <w:ilvl w:val="0"/>
-          <w:numId w:val="2"/>
-        </w:numPr>
-        <w:rPr>
-          <w:lang w:val="en-US"/>
-        </w:rPr>
-      </w:pPr>
-      <w:r>
-        <w:rPr>
-          <w:lang w:val="en-US"/>
-        </w:rPr>
-        <w:t>D+ = 5 đến 5.5</w:t>
-      </w:r>
-    </w:p>
-    <w:p>
-      <w:pPr>
-        <w:pStyle w:val="ListParagraph"/>
-        <w:numPr>
-          <w:ilvl w:val="0"/>
-          <w:numId w:val="2"/>
-        </w:numPr>
-        <w:rPr>
-          <w:lang w:val="en-US"/>
-        </w:rPr>
-      </w:pPr>
-      <w:r>
-        <w:rPr>
-          <w:lang w:val="en-US"/>
-        </w:rPr>
-        <w:t>Mỗi chữ cái không có “+” thì tăng 1</w:t>
-      </w:r>
-    </w:p>
-    <w:p>
-      <w:pPr>
-        <w:pStyle w:val="ListParagraph"/>
-        <w:numPr>
-          <w:ilvl w:val="0"/>
-          <w:numId w:val="2"/>
-        </w:numPr>
-        <w:rPr>
-          <w:lang w:val="en-US"/>
-        </w:rPr>
-      </w:pPr>
-      <w:r>
-        <w:rPr>
-          <w:lang w:val="en-US"/>
-        </w:rPr>
-        <w:t xml:space="preserve">Mỗi chữ cái có “+” thì </w:t>
-      </w:r>
-      <w:r>
-        <w:rPr>
-          <w:lang w:val="en-US"/>
-        </w:rPr>
-        <w:t>tăng</w:t>
-      </w:r>
-      <w:r>
-        <w:rPr>
-          <w:lang w:val="en-US"/>
-        </w:rPr>
-        <w:t xml:space="preserve"> 0.5</w:t>
-      </w:r>
-    </w:p>
-    <w:p>
-      <w:pPr>
-        <w:pStyle w:val="ListParagraph"/>
-        <w:numPr>
-          <w:ilvl w:val="0"/>
-          <w:numId w:val="2"/>
-        </w:numPr>
-        <w:rPr>
-          <w:lang w:val="en-US"/>
-        </w:rPr>
-      </w:pPr>
-      <w:r>
-        <w:rPr>
-          <w:lang w:val="en-US"/>
-        </w:rPr>
-        <w:t>Từ chữ sang thang 4</w:t>
-      </w:r>
-    </w:p>
-    <w:p>
-      <w:pPr>
-        <w:pStyle w:val="ListParagraph"/>
-        <w:numPr>
-          <w:ilvl w:val="0"/>
-          <w:numId w:val="2"/>
-        </w:numPr>
-        <w:rPr>
-          <w:lang w:val="en-US"/>
-        </w:rPr>
-      </w:pPr>
-      <w:r>
-        <w:rPr>
-          <w:lang w:val="en-US"/>
-        </w:rPr>
-        <w:t>F = 0</w:t>
-      </w:r>
-    </w:p>
-    <w:p>
-      <w:pPr>
-        <w:pStyle w:val="ListParagraph"/>
-        <w:numPr>
-          <w:ilvl w:val="0"/>
-          <w:numId w:val="2"/>
-        </w:numPr>
-        <w:rPr>
-          <w:lang w:val="en-US"/>
-        </w:rPr>
-      </w:pPr>
-      <w:r>
-        <w:rPr>
-          <w:lang w:val="en-US"/>
-        </w:rPr>
-        <w:t>D = 1</w:t>
-      </w:r>
-    </w:p>
-    <w:p>
-      <w:pPr>
-        <w:pStyle w:val="ListParagraph"/>
-        <w:numPr>
-          <w:ilvl w:val="0"/>
-          <w:numId w:val="2"/>
-        </w:numPr>
-        <w:rPr>
-          <w:lang w:val="en-US"/>
-        </w:rPr>
-      </w:pPr>
-      <w:r>
-        <w:rPr>
-          <w:lang w:val="en-US"/>
-        </w:rPr>
-        <w:t>D+ = 1.5</w:t>
-      </w:r>
-    </w:p>
-    <w:p>
-      <w:pPr>
-        <w:pStyle w:val="ListParagraph"/>
-        <w:numPr>
-          <w:ilvl w:val="0"/>
-          <w:numId w:val="2"/>
-        </w:numPr>
-        <w:rPr>
-          <w:lang w:val="en-US"/>
-        </w:rPr>
-      </w:pPr>
-      <w:r>
-        <w:rPr>
-          <w:lang w:val="en-US"/>
-        </w:rPr>
         <w:t>Mỗi chữ tiếp theo + 0.5, tối đa = 4</w:t>
       </w:r>
     </w:p>
@@ -2474,7 +2784,6 @@
         <w:rPr>
           <w:lang w:val="en-US"/>
         </w:rPr>
-        <w:lastRenderedPageBreak/>
         <w:t>Giỏi = 3.2 đến 3.6</w:t>
       </w:r>
     </w:p>

--- a/hcmut.docx
+++ b/hcmut.docx
@@ -1670,933 +1670,990 @@
     </w:p>
     <w:p>
       <w:pPr>
-        <w:rPr>
-          <w:rStyle w:val="Hyperlink"/>
-          <w:lang w:val="en-US"/>
-        </w:rPr>
-      </w:pPr>
-    </w:p>
-    <w:p>
-      <w:pPr>
-        <w:rPr>
-          <w:rStyle w:val="Hyperlink"/>
-          <w:color w:val="auto"/>
-          <w:u w:val="none"/>
-          <w:lang w:val="en-US"/>
-        </w:rPr>
-      </w:pPr>
-      <w:r>
-        <w:rPr>
-          <w:rStyle w:val="Hyperlink"/>
-          <w:color w:val="auto"/>
-          <w:u w:val="none"/>
+        <w:pStyle w:val="ListParagraph"/>
+        <w:numPr>
+          <w:ilvl w:val="0"/>
+          <w:numId w:val="6"/>
+        </w:numPr>
+        <w:rPr>
+          <w:rStyle w:val="Hyperlink"/>
+          <w:color w:val="auto"/>
+          <w:u w:val="none"/>
+          <w:lang w:val="en-US"/>
+        </w:rPr>
+      </w:pPr>
+      <w:r>
+        <w:rPr>
+          <w:rStyle w:val="Hyperlink"/>
+          <w:color w:val="auto"/>
+          <w:u w:val="none"/>
+          <w:lang w:val="en-US"/>
+        </w:rPr>
+        <w:t>Tên Tiếng Anh Của Trường?</w:t>
+      </w:r>
+    </w:p>
+    <w:p>
+      <w:pPr>
+        <w:pStyle w:val="ListParagraph"/>
+        <w:numPr>
+          <w:ilvl w:val="0"/>
+          <w:numId w:val="2"/>
+        </w:numPr>
+        <w:rPr>
+          <w:rStyle w:val="Hyperlink"/>
+          <w:color w:val="auto"/>
+          <w:u w:val="none"/>
+          <w:lang w:val="en-US"/>
+        </w:rPr>
+      </w:pPr>
+      <w:r>
+        <w:rPr>
+          <w:rStyle w:val="Hyperlink"/>
+          <w:color w:val="auto"/>
+          <w:u w:val="none"/>
+          <w:lang w:val="en-US"/>
+        </w:rPr>
+        <w:t xml:space="preserve">HCMUT = </w:t>
+      </w:r>
+      <w:r>
+        <w:rPr>
+          <w:rStyle w:val="Hyperlink"/>
+          <w:color w:val="auto"/>
+          <w:u w:val="none"/>
+          <w:lang w:val="en-US"/>
+        </w:rPr>
+        <w:t>Ho Chi Minh City University of Technology</w:t>
+      </w:r>
+    </w:p>
+    <w:p>
+      <w:pPr>
+        <w:rPr>
+          <w:rStyle w:val="Hyperlink"/>
+          <w:lang w:val="en-US"/>
+        </w:rPr>
+      </w:pPr>
+    </w:p>
+    <w:p>
+      <w:pPr>
+        <w:rPr>
+          <w:rStyle w:val="Hyperlink"/>
+          <w:color w:val="auto"/>
+          <w:u w:val="none"/>
+          <w:lang w:val="en-US"/>
+        </w:rPr>
+      </w:pPr>
+      <w:r>
+        <w:rPr>
+          <w:rStyle w:val="Hyperlink"/>
+          <w:color w:val="auto"/>
+          <w:u w:val="none"/>
+          <w:lang w:val="en-US"/>
+        </w:rPr>
+        <w:t>Group – Nhóm:</w:t>
+      </w:r>
+    </w:p>
+    <w:p>
+      <w:pPr>
+        <w:pStyle w:val="ListParagraph"/>
+        <w:numPr>
+          <w:ilvl w:val="0"/>
+          <w:numId w:val="3"/>
+        </w:numPr>
+        <w:rPr>
+          <w:rStyle w:val="Hyperlink"/>
+          <w:color w:val="auto"/>
+          <w:u w:val="none"/>
+          <w:lang w:val="en-US"/>
+        </w:rPr>
+      </w:pPr>
+      <w:r>
+        <w:rPr>
+          <w:rStyle w:val="Hyperlink"/>
+          <w:color w:val="auto"/>
+          <w:u w:val="none"/>
+          <w:lang w:val="en-US"/>
+        </w:rPr>
+        <w:t>Danh Sách Các CLB Cần Đăng Kí?</w:t>
+      </w:r>
+    </w:p>
+    <w:p>
+      <w:pPr>
+        <w:pStyle w:val="ListParagraph"/>
+        <w:numPr>
+          <w:ilvl w:val="0"/>
+          <w:numId w:val="2"/>
+        </w:numPr>
+        <w:rPr>
+          <w:rStyle w:val="Hyperlink"/>
+          <w:color w:val="auto"/>
+          <w:u w:val="none"/>
+          <w:lang w:val="en-US"/>
+        </w:rPr>
+      </w:pPr>
+      <w:r>
+        <w:rPr>
+          <w:rStyle w:val="Hyperlink"/>
+          <w:color w:val="auto"/>
+          <w:u w:val="none"/>
+          <w:lang w:val="en-US"/>
+        </w:rPr>
+        <w:t>Big Data Club</w:t>
+      </w:r>
+    </w:p>
+    <w:p>
+      <w:pPr>
+        <w:pStyle w:val="ListParagraph"/>
+        <w:numPr>
+          <w:ilvl w:val="0"/>
+          <w:numId w:val="2"/>
+        </w:numPr>
+        <w:rPr>
+          <w:rStyle w:val="Hyperlink"/>
+          <w:color w:val="auto"/>
+          <w:u w:val="none"/>
+          <w:lang w:val="en-US"/>
+        </w:rPr>
+      </w:pPr>
+      <w:r>
+        <w:rPr>
+          <w:rStyle w:val="Hyperlink"/>
+          <w:color w:val="auto"/>
+          <w:u w:val="none"/>
+          <w:lang w:val="en-US"/>
+        </w:rPr>
+        <w:t>CLB Robot</w:t>
+      </w:r>
+    </w:p>
+    <w:p>
+      <w:pPr>
+        <w:pStyle w:val="ListParagraph"/>
+        <w:numPr>
+          <w:ilvl w:val="0"/>
+          <w:numId w:val="2"/>
+        </w:numPr>
+        <w:rPr>
+          <w:rStyle w:val="Hyperlink"/>
+          <w:color w:val="auto"/>
+          <w:u w:val="none"/>
+          <w:lang w:val="en-US"/>
+        </w:rPr>
+      </w:pPr>
+      <w:r>
+        <w:rPr>
+          <w:rStyle w:val="Hyperlink"/>
+          <w:color w:val="auto"/>
+          <w:u w:val="none"/>
+          <w:lang w:val="en-US"/>
+        </w:rPr>
+        <w:t>CLB Trí Tuệ Nhân Tạo</w:t>
+      </w:r>
+      <w:r>
+        <w:rPr>
+          <w:rStyle w:val="Hyperlink"/>
+          <w:color w:val="auto"/>
+          <w:u w:val="none"/>
+          <w:lang w:val="en-US"/>
+        </w:rPr>
+        <w:t>, năm 2</w:t>
+      </w:r>
+    </w:p>
+    <w:p>
+      <w:pPr>
+        <w:pStyle w:val="ListParagraph"/>
+        <w:numPr>
+          <w:ilvl w:val="0"/>
+          <w:numId w:val="3"/>
+        </w:numPr>
+        <w:rPr>
+          <w:rStyle w:val="Hyperlink"/>
+          <w:color w:val="auto"/>
+          <w:u w:val="none"/>
+          <w:lang w:val="en-US"/>
+        </w:rPr>
+      </w:pPr>
+      <w:r>
+        <w:rPr>
+          <w:rStyle w:val="Hyperlink"/>
+          <w:color w:val="auto"/>
+          <w:u w:val="none"/>
+          <w:lang w:val="en-US"/>
+        </w:rPr>
+        <w:t>Cách Xem Các Trang Đang Theo Dõi Và Nhóm?</w:t>
+      </w:r>
+    </w:p>
+    <w:p>
+      <w:pPr>
+        <w:pStyle w:val="ListParagraph"/>
+        <w:numPr>
+          <w:ilvl w:val="0"/>
+          <w:numId w:val="2"/>
+        </w:numPr>
+        <w:rPr>
+          <w:rStyle w:val="Hyperlink"/>
+          <w:color w:val="auto"/>
+          <w:u w:val="none"/>
+          <w:lang w:val="en-US"/>
+        </w:rPr>
+      </w:pPr>
+      <w:r>
+        <w:rPr>
+          <w:rStyle w:val="Hyperlink"/>
+          <w:color w:val="auto"/>
+          <w:u w:val="none"/>
+          <w:lang w:val="en-US"/>
+        </w:rPr>
+        <w:t>Mở Facebook + Click Avatar của bạn + chọn “Chỉnh sửa chi tiết công khai’ + chọn “Chỉnh sửa thông tin giới thiệu” + cuộn xuống</w:t>
+      </w:r>
+    </w:p>
+    <w:p>
+      <w:pPr>
+        <w:rPr>
+          <w:rStyle w:val="Hyperlink"/>
+          <w:color w:val="auto"/>
+          <w:u w:val="none"/>
+          <w:lang w:val="en-US"/>
+        </w:rPr>
+      </w:pPr>
+    </w:p>
+    <w:p>
+      <w:pPr>
+        <w:rPr>
+          <w:rStyle w:val="Hyperlink"/>
+          <w:color w:val="auto"/>
+          <w:u w:val="none"/>
+          <w:lang w:val="en-US"/>
+        </w:rPr>
+      </w:pPr>
+      <w:r>
+        <w:rPr>
+          <w:rStyle w:val="Hyperlink"/>
+          <w:color w:val="auto"/>
+          <w:u w:val="none"/>
+          <w:lang w:val="en-US"/>
+        </w:rPr>
+        <w:t xml:space="preserve">Schedule – Lịch </w:t>
+      </w:r>
+      <w:r>
+        <w:rPr>
+          <w:rStyle w:val="Hyperlink"/>
+          <w:color w:val="auto"/>
+          <w:u w:val="none"/>
+          <w:lang w:val="en-US"/>
+        </w:rPr>
+        <w:t>Trình:</w:t>
+      </w:r>
+    </w:p>
+    <w:p>
+      <w:pPr>
+        <w:pStyle w:val="ListParagraph"/>
+        <w:numPr>
+          <w:ilvl w:val="0"/>
+          <w:numId w:val="4"/>
+        </w:numPr>
+        <w:rPr>
+          <w:rStyle w:val="Hyperlink"/>
+          <w:color w:val="auto"/>
+          <w:u w:val="none"/>
+          <w:lang w:val="en-US"/>
+        </w:rPr>
+      </w:pPr>
+      <w:r>
+        <w:rPr>
+          <w:rStyle w:val="Hyperlink"/>
+          <w:color w:val="auto"/>
+          <w:u w:val="none"/>
+          <w:lang w:val="en-US"/>
+        </w:rPr>
+        <w:t>Tiết Học?</w:t>
+      </w:r>
+    </w:p>
+    <w:p>
+      <w:pPr>
+        <w:pStyle w:val="ListParagraph"/>
+        <w:numPr>
+          <w:ilvl w:val="0"/>
+          <w:numId w:val="2"/>
+        </w:numPr>
+        <w:rPr>
+          <w:rStyle w:val="Hyperlink"/>
+          <w:color w:val="auto"/>
+          <w:u w:val="none"/>
+          <w:lang w:val="en-US"/>
+        </w:rPr>
+      </w:pPr>
+      <w:r>
+        <w:rPr>
+          <w:rStyle w:val="Hyperlink"/>
+          <w:color w:val="auto"/>
+          <w:u w:val="none"/>
+          <w:lang w:val="en-US"/>
+        </w:rPr>
+        <w:t>Bắt đầu từ 6 giờ đến 18 giờ</w:t>
+      </w:r>
+    </w:p>
+    <w:p>
+      <w:pPr>
+        <w:pStyle w:val="ListParagraph"/>
+        <w:numPr>
+          <w:ilvl w:val="0"/>
+          <w:numId w:val="2"/>
+        </w:numPr>
+        <w:rPr>
+          <w:rStyle w:val="Hyperlink"/>
+          <w:color w:val="auto"/>
+          <w:u w:val="none"/>
+          <w:lang w:val="en-US"/>
+        </w:rPr>
+      </w:pPr>
+      <w:r>
+        <w:rPr>
+          <w:rStyle w:val="Hyperlink"/>
+          <w:color w:val="auto"/>
+          <w:u w:val="none"/>
+          <w:lang w:val="en-US"/>
+        </w:rPr>
+        <w:t>Mỗi tiết kéo dài 50 phút + 10 phút nghỉ</w:t>
+      </w:r>
+    </w:p>
+    <w:p>
+      <w:pPr>
+        <w:pStyle w:val="ListParagraph"/>
+        <w:numPr>
+          <w:ilvl w:val="0"/>
+          <w:numId w:val="4"/>
+        </w:numPr>
+        <w:rPr>
+          <w:rStyle w:val="Hyperlink"/>
+          <w:color w:val="auto"/>
+          <w:u w:val="none"/>
+          <w:lang w:val="en-US"/>
+        </w:rPr>
+      </w:pPr>
+      <w:r>
+        <w:rPr>
+          <w:rStyle w:val="Hyperlink"/>
+          <w:color w:val="auto"/>
+          <w:u w:val="none"/>
+          <w:lang w:val="en-US"/>
+        </w:rPr>
+        <w:t>Tuần Hiện Tại?</w:t>
+      </w:r>
+    </w:p>
+    <w:p>
+      <w:pPr>
+        <w:pStyle w:val="ListParagraph"/>
+        <w:numPr>
+          <w:ilvl w:val="0"/>
+          <w:numId w:val="2"/>
+        </w:numPr>
+        <w:rPr>
+          <w:rStyle w:val="Hyperlink"/>
+          <w:color w:val="auto"/>
+          <w:u w:val="none"/>
+          <w:lang w:val="en-US"/>
+        </w:rPr>
+      </w:pPr>
+      <w:r>
+        <w:rPr>
+          <w:rStyle w:val="Hyperlink"/>
+          <w:color w:val="auto"/>
+          <w:u w:val="none"/>
+          <w:lang w:val="en-US"/>
+        </w:rPr>
+        <w:t>37</w:t>
+      </w:r>
+    </w:p>
+    <w:p>
+      <w:pPr>
+        <w:pStyle w:val="ListParagraph"/>
+        <w:numPr>
+          <w:ilvl w:val="0"/>
+          <w:numId w:val="4"/>
+        </w:numPr>
+        <w:rPr>
+          <w:rStyle w:val="Hyperlink"/>
+          <w:color w:val="auto"/>
+          <w:u w:val="none"/>
+          <w:lang w:val="en-US"/>
+        </w:rPr>
+      </w:pPr>
+      <w:r>
+        <w:rPr>
+          <w:rStyle w:val="Hyperlink"/>
+          <w:color w:val="auto"/>
+          <w:u w:val="none"/>
+          <w:lang w:val="en-US"/>
+        </w:rPr>
+        <w:t>1</w:t>
+      </w:r>
+      <w:r>
+        <w:rPr>
+          <w:rStyle w:val="Hyperlink"/>
+          <w:color w:val="auto"/>
+          <w:u w:val="none"/>
+          <w:lang w:val="en-US"/>
+        </w:rPr>
+        <w:t>5</w:t>
+      </w:r>
+      <w:r>
+        <w:rPr>
+          <w:rStyle w:val="Hyperlink"/>
+          <w:color w:val="auto"/>
+          <w:u w:val="none"/>
+          <w:lang w:val="en-US"/>
+        </w:rPr>
+        <w:t>/9/2023?</w:t>
+      </w:r>
+    </w:p>
+    <w:p>
+      <w:pPr>
+        <w:pStyle w:val="ListParagraph"/>
+        <w:numPr>
+          <w:ilvl w:val="0"/>
+          <w:numId w:val="2"/>
+        </w:numPr>
+        <w:rPr>
+          <w:rStyle w:val="Hyperlink"/>
+          <w:color w:val="auto"/>
+          <w:u w:val="none"/>
+          <w:lang w:val="en-US"/>
+        </w:rPr>
+      </w:pPr>
+      <w:r>
+        <w:rPr>
+          <w:rStyle w:val="Hyperlink"/>
+          <w:color w:val="auto"/>
+          <w:u w:val="none"/>
+          <w:lang w:val="en-US"/>
+        </w:rPr>
+        <w:t>14</w:t>
+      </w:r>
+      <w:r>
+        <w:rPr>
+          <w:rStyle w:val="Hyperlink"/>
+          <w:color w:val="auto"/>
+          <w:u w:val="none"/>
+          <w:lang w:val="en-US"/>
+        </w:rPr>
+        <w:t xml:space="preserve"> đến </w:t>
+      </w:r>
+      <w:r>
+        <w:rPr>
+          <w:rStyle w:val="Hyperlink"/>
+          <w:color w:val="auto"/>
+          <w:u w:val="none"/>
+          <w:lang w:val="en-US"/>
+        </w:rPr>
+        <w:t>15</w:t>
+      </w:r>
+      <w:r>
+        <w:rPr>
+          <w:rStyle w:val="Hyperlink"/>
+          <w:color w:val="auto"/>
+          <w:u w:val="none"/>
+          <w:lang w:val="en-US"/>
+        </w:rPr>
+        <w:t xml:space="preserve">.83 giờ, </w:t>
+      </w:r>
+      <w:r>
+        <w:rPr>
+          <w:rStyle w:val="Hyperlink"/>
+          <w:color w:val="auto"/>
+          <w:u w:val="none"/>
+          <w:lang w:val="en-US"/>
+        </w:rPr>
+        <w:t>nhập môn điệ</w:t>
+      </w:r>
+      <w:r>
+        <w:rPr>
+          <w:rStyle w:val="Hyperlink"/>
+          <w:color w:val="auto"/>
+          <w:u w:val="none"/>
+          <w:lang w:val="en-US"/>
+        </w:rPr>
+        <w:t>n</w:t>
+      </w:r>
+      <w:r>
+        <w:rPr>
+          <w:rStyle w:val="Hyperlink"/>
+          <w:color w:val="auto"/>
+          <w:u w:val="none"/>
+          <w:lang w:val="en-US"/>
+        </w:rPr>
+        <w:t xml:space="preserve"> toán</w:t>
+      </w:r>
+      <w:r>
+        <w:rPr>
+          <w:rStyle w:val="Hyperlink"/>
+          <w:color w:val="auto"/>
+          <w:u w:val="none"/>
+          <w:lang w:val="en-US"/>
+        </w:rPr>
+        <w:t xml:space="preserve"> giảng đường H6</w:t>
+      </w:r>
+    </w:p>
+    <w:p>
+      <w:pPr>
+        <w:pStyle w:val="ListParagraph"/>
+        <w:numPr>
+          <w:ilvl w:val="0"/>
+          <w:numId w:val="2"/>
+        </w:numPr>
+        <w:rPr>
+          <w:rStyle w:val="Hyperlink"/>
+          <w:color w:val="auto"/>
+          <w:u w:val="none"/>
+          <w:lang w:val="en-US"/>
+        </w:rPr>
+      </w:pPr>
+      <w:r>
+        <w:rPr>
+          <w:rStyle w:val="Hyperlink"/>
+          <w:color w:val="auto"/>
+          <w:u w:val="none"/>
+          <w:lang w:val="en-US"/>
+        </w:rPr>
+        <w:t>18 giờ, gọi mẹ xem chuyển phát nhanh chưa</w:t>
+      </w:r>
+    </w:p>
+    <w:p>
+      <w:pPr>
+        <w:pStyle w:val="ListParagraph"/>
+        <w:numPr>
+          <w:ilvl w:val="0"/>
+          <w:numId w:val="4"/>
+        </w:numPr>
+        <w:rPr>
+          <w:rStyle w:val="Hyperlink"/>
+          <w:color w:val="auto"/>
+          <w:u w:val="none"/>
+          <w:lang w:val="en-US"/>
+        </w:rPr>
+      </w:pPr>
+      <w:r>
+        <w:rPr>
+          <w:rStyle w:val="Hyperlink"/>
+          <w:color w:val="auto"/>
+          <w:u w:val="none"/>
+          <w:lang w:val="en-US"/>
+        </w:rPr>
+        <w:t>25/9/2023?</w:t>
+      </w:r>
+    </w:p>
+    <w:p>
+      <w:pPr>
+        <w:pStyle w:val="ListParagraph"/>
+        <w:numPr>
+          <w:ilvl w:val="0"/>
+          <w:numId w:val="2"/>
+        </w:numPr>
+        <w:rPr>
+          <w:rStyle w:val="Hyperlink"/>
+          <w:color w:val="auto"/>
+          <w:u w:val="none"/>
+          <w:lang w:val="en-US"/>
+        </w:rPr>
+      </w:pPr>
+      <w:r>
+        <w:rPr>
+          <w:rStyle w:val="Hyperlink"/>
+          <w:color w:val="auto"/>
+          <w:u w:val="none"/>
+          <w:lang w:val="en-US"/>
+        </w:rPr>
+        <w:t>Kiểm tra IC3 Full trắc nghiệm</w:t>
+      </w:r>
+    </w:p>
+    <w:p>
+      <w:pPr>
+        <w:pStyle w:val="ListParagraph"/>
+        <w:numPr>
+          <w:ilvl w:val="0"/>
+          <w:numId w:val="4"/>
+        </w:numPr>
+        <w:rPr>
+          <w:lang w:val="en-US"/>
+        </w:rPr>
+      </w:pPr>
+      <w:r>
+        <w:rPr>
+          <w:lang w:val="en-US"/>
+        </w:rPr>
+        <w:t>16/9/2023 Đến 29/9/2023?</w:t>
+      </w:r>
+    </w:p>
+    <w:p>
+      <w:pPr>
+        <w:pStyle w:val="ListParagraph"/>
+        <w:numPr>
+          <w:ilvl w:val="0"/>
+          <w:numId w:val="2"/>
+        </w:numPr>
+        <w:rPr>
+          <w:lang w:val="en-US"/>
+        </w:rPr>
+      </w:pPr>
+      <w:r>
+        <w:rPr>
+          <w:lang w:val="en-US"/>
+        </w:rPr>
+        <w:t>Đăng kí môn giáo dục thể chất + tiếng anh</w:t>
+      </w:r>
+    </w:p>
+    <w:p>
+      <w:pPr>
+        <w:pStyle w:val="ListParagraph"/>
+        <w:numPr>
+          <w:ilvl w:val="0"/>
+          <w:numId w:val="4"/>
+        </w:numPr>
+        <w:rPr>
+          <w:lang w:val="en-US"/>
+        </w:rPr>
+      </w:pPr>
+      <w:r>
+        <w:rPr>
+          <w:lang w:val="en-US"/>
+        </w:rPr>
+        <w:t>11/9/2023 Đến 30/9/2023?</w:t>
+      </w:r>
+    </w:p>
+    <w:p>
+      <w:pPr>
+        <w:pStyle w:val="ListParagraph"/>
+        <w:numPr>
+          <w:ilvl w:val="0"/>
+          <w:numId w:val="2"/>
+        </w:numPr>
+        <w:rPr>
+          <w:lang w:val="en-US"/>
+        </w:rPr>
+      </w:pPr>
+      <w:r>
+        <w:rPr>
+          <w:lang w:val="en-US"/>
+        </w:rPr>
+        <w:t>Hoàn thành bài thu hoạch SHCD trên E Learning</w:t>
+      </w:r>
+    </w:p>
+    <w:p>
+      <w:pPr>
+        <w:pStyle w:val="ListParagraph"/>
+        <w:numPr>
+          <w:ilvl w:val="0"/>
+          <w:numId w:val="4"/>
+        </w:numPr>
+        <w:rPr>
+          <w:lang w:val="en-US"/>
+        </w:rPr>
+      </w:pPr>
+      <w:r>
+        <w:rPr>
+          <w:lang w:val="en-US"/>
+        </w:rPr>
+        <w:t>1/10/2023 Đến 5/10/2023?</w:t>
+      </w:r>
+    </w:p>
+    <w:p>
+      <w:pPr>
+        <w:pStyle w:val="ListParagraph"/>
+        <w:numPr>
+          <w:ilvl w:val="0"/>
+          <w:numId w:val="2"/>
+        </w:numPr>
+        <w:rPr>
+          <w:lang w:val="en-US"/>
+        </w:rPr>
+      </w:pPr>
+      <w:r>
+        <w:rPr>
+          <w:lang w:val="en-US"/>
+        </w:rPr>
+        <w:t>Đăng kí xe tháng</w:t>
+      </w:r>
+    </w:p>
+    <w:p>
+      <w:pPr>
+        <w:pStyle w:val="ListParagraph"/>
+        <w:numPr>
+          <w:ilvl w:val="0"/>
+          <w:numId w:val="4"/>
+        </w:numPr>
+        <w:rPr>
+          <w:lang w:val="en-US"/>
+        </w:rPr>
+      </w:pPr>
+      <w:r>
+        <w:rPr>
+          <w:lang w:val="en-US"/>
+        </w:rPr>
+        <w:t>Tuần 2 Tháng 10/2023?</w:t>
+      </w:r>
+    </w:p>
+    <w:p>
+      <w:pPr>
+        <w:pStyle w:val="ListParagraph"/>
+        <w:numPr>
+          <w:ilvl w:val="0"/>
+          <w:numId w:val="2"/>
+        </w:numPr>
+        <w:rPr>
+          <w:lang w:val="en-US"/>
+        </w:rPr>
+      </w:pPr>
+      <w:r>
+        <w:rPr>
+          <w:lang w:val="en-US"/>
+        </w:rPr>
+        <w:t>Kiểm tra CNTT</w:t>
+      </w:r>
+    </w:p>
+    <w:p>
+      <w:pPr>
+        <w:pStyle w:val="ListParagraph"/>
+        <w:numPr>
+          <w:ilvl w:val="0"/>
+          <w:numId w:val="4"/>
+        </w:numPr>
+        <w:rPr>
+          <w:lang w:val="en-US"/>
+        </w:rPr>
+      </w:pPr>
+      <w:r>
+        <w:rPr>
+          <w:lang w:val="en-US"/>
+        </w:rPr>
+        <w:t>Cuối Năm 1?</w:t>
+      </w:r>
+    </w:p>
+    <w:p>
+      <w:pPr>
+        <w:pStyle w:val="ListParagraph"/>
+        <w:numPr>
+          <w:ilvl w:val="0"/>
+          <w:numId w:val="2"/>
+        </w:numPr>
+        <w:rPr>
+          <w:lang w:val="en-US"/>
+        </w:rPr>
+      </w:pPr>
+      <w:r>
+        <w:rPr>
+          <w:lang w:val="en-US"/>
+        </w:rPr>
+        <w:t>Nộp MOS</w:t>
+      </w:r>
+    </w:p>
+    <w:p>
+      <w:pPr>
+        <w:rPr>
+          <w:lang w:val="en-US"/>
+        </w:rPr>
+      </w:pPr>
+    </w:p>
+    <w:p>
+      <w:pPr>
+        <w:rPr>
+          <w:lang w:val="en-US"/>
+        </w:rPr>
+      </w:pPr>
+      <w:r>
+        <w:rPr>
+          <w:lang w:val="en-US"/>
+        </w:rPr>
+        <w:t>Task – Nhiệm Vụ:</w:t>
+      </w:r>
+    </w:p>
+    <w:p>
+      <w:pPr>
+        <w:pStyle w:val="ListParagraph"/>
+        <w:numPr>
+          <w:ilvl w:val="0"/>
+          <w:numId w:val="7"/>
+        </w:numPr>
+        <w:rPr>
+          <w:lang w:val="en-US"/>
+        </w:rPr>
+      </w:pPr>
+      <w:r>
+        <w:rPr>
+          <w:lang w:val="en-US"/>
+        </w:rPr>
+        <w:t>Quy Đổi Điểm?</w:t>
+      </w:r>
+    </w:p>
+    <w:p>
+      <w:pPr>
+        <w:pStyle w:val="ListParagraph"/>
+        <w:numPr>
+          <w:ilvl w:val="0"/>
+          <w:numId w:val="2"/>
+        </w:numPr>
+        <w:rPr>
+          <w:lang w:val="en-US"/>
+        </w:rPr>
+      </w:pPr>
+      <w:r>
+        <w:rPr>
+          <w:lang w:val="en-US"/>
+        </w:rPr>
+        <w:t>Từ thang 10 sang chữ</w:t>
+      </w:r>
+    </w:p>
+    <w:p>
+      <w:pPr>
+        <w:pStyle w:val="ListParagraph"/>
+        <w:numPr>
+          <w:ilvl w:val="0"/>
+          <w:numId w:val="2"/>
+        </w:numPr>
+        <w:rPr>
+          <w:lang w:val="en-US"/>
+        </w:rPr>
+      </w:pPr>
+      <w:r>
+        <w:rPr>
+          <w:lang w:val="en-US"/>
+        </w:rPr>
+        <w:t>F = 4 trở xuống</w:t>
+      </w:r>
+    </w:p>
+    <w:p>
+      <w:pPr>
+        <w:pStyle w:val="ListParagraph"/>
+        <w:numPr>
+          <w:ilvl w:val="0"/>
+          <w:numId w:val="2"/>
+        </w:numPr>
+        <w:rPr>
+          <w:lang w:val="en-US"/>
+        </w:rPr>
+      </w:pPr>
+      <w:r>
+        <w:rPr>
+          <w:lang w:val="en-US"/>
+        </w:rPr>
+        <w:t>D = 4 đến 5</w:t>
+      </w:r>
+    </w:p>
+    <w:p>
+      <w:pPr>
+        <w:pStyle w:val="ListParagraph"/>
+        <w:numPr>
+          <w:ilvl w:val="0"/>
+          <w:numId w:val="2"/>
+        </w:numPr>
+        <w:rPr>
+          <w:lang w:val="en-US"/>
+        </w:rPr>
+      </w:pPr>
+      <w:r>
+        <w:rPr>
+          <w:lang w:val="en-US"/>
+        </w:rPr>
+        <w:t>D+ = 5 đến 5.5</w:t>
+      </w:r>
+    </w:p>
+    <w:p>
+      <w:pPr>
+        <w:pStyle w:val="ListParagraph"/>
+        <w:numPr>
+          <w:ilvl w:val="0"/>
+          <w:numId w:val="2"/>
+        </w:numPr>
+        <w:rPr>
+          <w:lang w:val="en-US"/>
+        </w:rPr>
+      </w:pPr>
+      <w:r>
+        <w:rPr>
+          <w:lang w:val="en-US"/>
+        </w:rPr>
+        <w:t>Mỗi chữ cái không có “+” thì tăng 1</w:t>
+      </w:r>
+    </w:p>
+    <w:p>
+      <w:pPr>
+        <w:pStyle w:val="ListParagraph"/>
+        <w:numPr>
+          <w:ilvl w:val="0"/>
+          <w:numId w:val="2"/>
+        </w:numPr>
+        <w:rPr>
+          <w:lang w:val="en-US"/>
+        </w:rPr>
+      </w:pPr>
+      <w:r>
+        <w:rPr>
+          <w:lang w:val="en-US"/>
+        </w:rPr>
+        <w:t xml:space="preserve">Mỗi chữ cái có “+” thì </w:t>
+      </w:r>
+      <w:r>
+        <w:rPr>
+          <w:lang w:val="en-US"/>
+        </w:rPr>
+        <w:t>tăng</w:t>
+      </w:r>
+      <w:r>
+        <w:rPr>
+          <w:lang w:val="en-US"/>
+        </w:rPr>
+        <w:t xml:space="preserve"> 0.5</w:t>
+      </w:r>
+    </w:p>
+    <w:p>
+      <w:pPr>
+        <w:pStyle w:val="ListParagraph"/>
+        <w:numPr>
+          <w:ilvl w:val="0"/>
+          <w:numId w:val="2"/>
+        </w:numPr>
+        <w:rPr>
+          <w:lang w:val="en-US"/>
+        </w:rPr>
+      </w:pPr>
+      <w:r>
+        <w:rPr>
+          <w:lang w:val="en-US"/>
+        </w:rPr>
+        <w:t>Từ chữ sang thang 4</w:t>
+      </w:r>
+    </w:p>
+    <w:p>
+      <w:pPr>
+        <w:pStyle w:val="ListParagraph"/>
+        <w:numPr>
+          <w:ilvl w:val="0"/>
+          <w:numId w:val="2"/>
+        </w:numPr>
+        <w:rPr>
+          <w:lang w:val="en-US"/>
+        </w:rPr>
+      </w:pPr>
+      <w:r>
+        <w:rPr>
+          <w:lang w:val="en-US"/>
+        </w:rPr>
+        <w:t>F = 0</w:t>
+      </w:r>
+    </w:p>
+    <w:p>
+      <w:pPr>
+        <w:pStyle w:val="ListParagraph"/>
+        <w:numPr>
+          <w:ilvl w:val="0"/>
+          <w:numId w:val="2"/>
+        </w:numPr>
+        <w:rPr>
+          <w:lang w:val="en-US"/>
+        </w:rPr>
+      </w:pPr>
+      <w:r>
+        <w:rPr>
           <w:lang w:val="en-US"/>
         </w:rPr>
         <w:lastRenderedPageBreak/>
-        <w:t>Group – Nhóm:</w:t>
-      </w:r>
-    </w:p>
-    <w:p>
-      <w:pPr>
-        <w:pStyle w:val="ListParagraph"/>
-        <w:numPr>
-          <w:ilvl w:val="0"/>
-          <w:numId w:val="3"/>
-        </w:numPr>
-        <w:rPr>
-          <w:rStyle w:val="Hyperlink"/>
-          <w:color w:val="auto"/>
-          <w:u w:val="none"/>
-          <w:lang w:val="en-US"/>
-        </w:rPr>
-      </w:pPr>
-      <w:r>
-        <w:rPr>
-          <w:rStyle w:val="Hyperlink"/>
-          <w:color w:val="auto"/>
-          <w:u w:val="none"/>
-          <w:lang w:val="en-US"/>
-        </w:rPr>
-        <w:t>Danh Sách Các CLB Cần Đăng Kí?</w:t>
-      </w:r>
-    </w:p>
-    <w:p>
-      <w:pPr>
-        <w:pStyle w:val="ListParagraph"/>
-        <w:numPr>
-          <w:ilvl w:val="0"/>
-          <w:numId w:val="2"/>
-        </w:numPr>
-        <w:rPr>
-          <w:rStyle w:val="Hyperlink"/>
-          <w:color w:val="auto"/>
-          <w:u w:val="none"/>
-          <w:lang w:val="en-US"/>
-        </w:rPr>
-      </w:pPr>
-      <w:r>
-        <w:rPr>
-          <w:rStyle w:val="Hyperlink"/>
-          <w:color w:val="auto"/>
-          <w:u w:val="none"/>
-          <w:lang w:val="en-US"/>
-        </w:rPr>
-        <w:t>Big Data Club</w:t>
-      </w:r>
-    </w:p>
-    <w:p>
-      <w:pPr>
-        <w:pStyle w:val="ListParagraph"/>
-        <w:numPr>
-          <w:ilvl w:val="0"/>
-          <w:numId w:val="2"/>
-        </w:numPr>
-        <w:rPr>
-          <w:rStyle w:val="Hyperlink"/>
-          <w:color w:val="auto"/>
-          <w:u w:val="none"/>
-          <w:lang w:val="en-US"/>
-        </w:rPr>
-      </w:pPr>
-      <w:r>
-        <w:rPr>
-          <w:rStyle w:val="Hyperlink"/>
-          <w:color w:val="auto"/>
-          <w:u w:val="none"/>
-          <w:lang w:val="en-US"/>
-        </w:rPr>
-        <w:t>CLB Robot</w:t>
-      </w:r>
-    </w:p>
-    <w:p>
-      <w:pPr>
-        <w:pStyle w:val="ListParagraph"/>
-        <w:numPr>
-          <w:ilvl w:val="0"/>
-          <w:numId w:val="2"/>
-        </w:numPr>
-        <w:rPr>
-          <w:rStyle w:val="Hyperlink"/>
-          <w:color w:val="auto"/>
-          <w:u w:val="none"/>
-          <w:lang w:val="en-US"/>
-        </w:rPr>
-      </w:pPr>
-      <w:r>
-        <w:rPr>
-          <w:rStyle w:val="Hyperlink"/>
-          <w:color w:val="auto"/>
-          <w:u w:val="none"/>
-          <w:lang w:val="en-US"/>
-        </w:rPr>
-        <w:t>CLB Trí Tuệ Nhân Tạo</w:t>
-      </w:r>
-      <w:r>
-        <w:rPr>
-          <w:rStyle w:val="Hyperlink"/>
-          <w:color w:val="auto"/>
-          <w:u w:val="none"/>
-          <w:lang w:val="en-US"/>
-        </w:rPr>
-        <w:t>, năm 2</w:t>
-      </w:r>
-    </w:p>
-    <w:p>
-      <w:pPr>
-        <w:pStyle w:val="ListParagraph"/>
-        <w:numPr>
-          <w:ilvl w:val="0"/>
-          <w:numId w:val="3"/>
-        </w:numPr>
-        <w:rPr>
-          <w:rStyle w:val="Hyperlink"/>
-          <w:color w:val="auto"/>
-          <w:u w:val="none"/>
-          <w:lang w:val="en-US"/>
-        </w:rPr>
-      </w:pPr>
-      <w:r>
-        <w:rPr>
-          <w:rStyle w:val="Hyperlink"/>
-          <w:color w:val="auto"/>
-          <w:u w:val="none"/>
-          <w:lang w:val="en-US"/>
-        </w:rPr>
-        <w:t>Cách Xem Các Trang Đang Theo Dõi Và Nhóm?</w:t>
-      </w:r>
-    </w:p>
-    <w:p>
-      <w:pPr>
-        <w:pStyle w:val="ListParagraph"/>
-        <w:numPr>
-          <w:ilvl w:val="0"/>
-          <w:numId w:val="2"/>
-        </w:numPr>
-        <w:rPr>
-          <w:rStyle w:val="Hyperlink"/>
-          <w:color w:val="auto"/>
-          <w:u w:val="none"/>
-          <w:lang w:val="en-US"/>
-        </w:rPr>
-      </w:pPr>
-      <w:r>
-        <w:rPr>
-          <w:rStyle w:val="Hyperlink"/>
-          <w:color w:val="auto"/>
-          <w:u w:val="none"/>
-          <w:lang w:val="en-US"/>
-        </w:rPr>
-        <w:t>Mở Facebook + Click Avatar của bạn + chọn “Chỉnh sửa chi tiết công khai’ + chọn “Chỉnh sửa thông tin giới thiệu” + cuộn xuống</w:t>
-      </w:r>
-    </w:p>
-    <w:p>
-      <w:pPr>
-        <w:rPr>
-          <w:rStyle w:val="Hyperlink"/>
-          <w:color w:val="auto"/>
-          <w:u w:val="none"/>
-          <w:lang w:val="en-US"/>
-        </w:rPr>
-      </w:pPr>
-    </w:p>
-    <w:p>
-      <w:pPr>
-        <w:rPr>
-          <w:rStyle w:val="Hyperlink"/>
-          <w:color w:val="auto"/>
-          <w:u w:val="none"/>
-          <w:lang w:val="en-US"/>
-        </w:rPr>
-      </w:pPr>
-      <w:r>
-        <w:rPr>
-          <w:rStyle w:val="Hyperlink"/>
-          <w:color w:val="auto"/>
-          <w:u w:val="none"/>
-          <w:lang w:val="en-US"/>
-        </w:rPr>
-        <w:t xml:space="preserve">Schedule – Lịch </w:t>
-      </w:r>
-      <w:r>
-        <w:rPr>
-          <w:rStyle w:val="Hyperlink"/>
-          <w:color w:val="auto"/>
-          <w:u w:val="none"/>
-          <w:lang w:val="en-US"/>
-        </w:rPr>
-        <w:t>Trình:</w:t>
-      </w:r>
-    </w:p>
-    <w:p>
-      <w:pPr>
-        <w:pStyle w:val="ListParagraph"/>
-        <w:numPr>
-          <w:ilvl w:val="0"/>
-          <w:numId w:val="4"/>
-        </w:numPr>
-        <w:rPr>
-          <w:rStyle w:val="Hyperlink"/>
-          <w:color w:val="auto"/>
-          <w:u w:val="none"/>
-          <w:lang w:val="en-US"/>
-        </w:rPr>
-      </w:pPr>
-      <w:r>
-        <w:rPr>
-          <w:rStyle w:val="Hyperlink"/>
-          <w:color w:val="auto"/>
-          <w:u w:val="none"/>
-          <w:lang w:val="en-US"/>
-        </w:rPr>
-        <w:t>Tiết Học?</w:t>
-      </w:r>
-    </w:p>
-    <w:p>
-      <w:pPr>
-        <w:pStyle w:val="ListParagraph"/>
-        <w:numPr>
-          <w:ilvl w:val="0"/>
-          <w:numId w:val="2"/>
-        </w:numPr>
-        <w:rPr>
-          <w:rStyle w:val="Hyperlink"/>
-          <w:color w:val="auto"/>
-          <w:u w:val="none"/>
-          <w:lang w:val="en-US"/>
-        </w:rPr>
-      </w:pPr>
-      <w:r>
-        <w:rPr>
-          <w:rStyle w:val="Hyperlink"/>
-          <w:color w:val="auto"/>
-          <w:u w:val="none"/>
-          <w:lang w:val="en-US"/>
-        </w:rPr>
-        <w:t>Bắt đầu từ 6 giờ đến 18 giờ</w:t>
-      </w:r>
-    </w:p>
-    <w:p>
-      <w:pPr>
-        <w:pStyle w:val="ListParagraph"/>
-        <w:numPr>
-          <w:ilvl w:val="0"/>
-          <w:numId w:val="2"/>
-        </w:numPr>
-        <w:rPr>
-          <w:rStyle w:val="Hyperlink"/>
-          <w:color w:val="auto"/>
-          <w:u w:val="none"/>
-          <w:lang w:val="en-US"/>
-        </w:rPr>
-      </w:pPr>
-      <w:r>
-        <w:rPr>
-          <w:rStyle w:val="Hyperlink"/>
-          <w:color w:val="auto"/>
-          <w:u w:val="none"/>
-          <w:lang w:val="en-US"/>
-        </w:rPr>
-        <w:t>Mỗi tiết kéo dài 50 phút + 10 phút nghỉ</w:t>
-      </w:r>
-    </w:p>
-    <w:p>
-      <w:pPr>
-        <w:pStyle w:val="ListParagraph"/>
-        <w:numPr>
-          <w:ilvl w:val="0"/>
-          <w:numId w:val="4"/>
-        </w:numPr>
-        <w:rPr>
-          <w:rStyle w:val="Hyperlink"/>
-          <w:color w:val="auto"/>
-          <w:u w:val="none"/>
-          <w:lang w:val="en-US"/>
-        </w:rPr>
-      </w:pPr>
-      <w:r>
-        <w:rPr>
-          <w:rStyle w:val="Hyperlink"/>
-          <w:color w:val="auto"/>
-          <w:u w:val="none"/>
-          <w:lang w:val="en-US"/>
-        </w:rPr>
-        <w:t>Tuần Hiện Tại?</w:t>
-      </w:r>
-    </w:p>
-    <w:p>
-      <w:pPr>
-        <w:pStyle w:val="ListParagraph"/>
-        <w:numPr>
-          <w:ilvl w:val="0"/>
-          <w:numId w:val="2"/>
-        </w:numPr>
-        <w:rPr>
-          <w:rStyle w:val="Hyperlink"/>
-          <w:color w:val="auto"/>
-          <w:u w:val="none"/>
-          <w:lang w:val="en-US"/>
-        </w:rPr>
-      </w:pPr>
-      <w:r>
-        <w:rPr>
-          <w:rStyle w:val="Hyperlink"/>
-          <w:color w:val="auto"/>
-          <w:u w:val="none"/>
-          <w:lang w:val="en-US"/>
-        </w:rPr>
-        <w:t>37</w:t>
-      </w:r>
-    </w:p>
-    <w:p>
-      <w:pPr>
-        <w:pStyle w:val="ListParagraph"/>
-        <w:numPr>
-          <w:ilvl w:val="0"/>
-          <w:numId w:val="4"/>
-        </w:numPr>
-        <w:rPr>
-          <w:rStyle w:val="Hyperlink"/>
-          <w:color w:val="auto"/>
-          <w:u w:val="none"/>
-          <w:lang w:val="en-US"/>
-        </w:rPr>
-      </w:pPr>
-      <w:r>
-        <w:rPr>
-          <w:rStyle w:val="Hyperlink"/>
-          <w:color w:val="auto"/>
-          <w:u w:val="none"/>
-          <w:lang w:val="en-US"/>
-        </w:rPr>
-        <w:t>1</w:t>
-      </w:r>
-      <w:r>
-        <w:rPr>
-          <w:rStyle w:val="Hyperlink"/>
-          <w:color w:val="auto"/>
-          <w:u w:val="none"/>
-          <w:lang w:val="en-US"/>
-        </w:rPr>
-        <w:t>5</w:t>
-      </w:r>
-      <w:r>
-        <w:rPr>
-          <w:rStyle w:val="Hyperlink"/>
-          <w:color w:val="auto"/>
-          <w:u w:val="none"/>
-          <w:lang w:val="en-US"/>
-        </w:rPr>
-        <w:t>/9/2023?</w:t>
-      </w:r>
-    </w:p>
-    <w:p>
-      <w:pPr>
-        <w:pStyle w:val="ListParagraph"/>
-        <w:numPr>
-          <w:ilvl w:val="0"/>
-          <w:numId w:val="2"/>
-        </w:numPr>
-        <w:rPr>
-          <w:rStyle w:val="Hyperlink"/>
-          <w:color w:val="auto"/>
-          <w:u w:val="none"/>
-          <w:lang w:val="en-US"/>
-        </w:rPr>
-      </w:pPr>
-      <w:r>
-        <w:rPr>
-          <w:rStyle w:val="Hyperlink"/>
-          <w:color w:val="auto"/>
-          <w:u w:val="none"/>
-          <w:lang w:val="en-US"/>
-        </w:rPr>
-        <w:t>14</w:t>
-      </w:r>
-      <w:r>
-        <w:rPr>
-          <w:rStyle w:val="Hyperlink"/>
-          <w:color w:val="auto"/>
-          <w:u w:val="none"/>
-          <w:lang w:val="en-US"/>
-        </w:rPr>
-        <w:t xml:space="preserve"> đến </w:t>
-      </w:r>
-      <w:r>
-        <w:rPr>
-          <w:rStyle w:val="Hyperlink"/>
-          <w:color w:val="auto"/>
-          <w:u w:val="none"/>
-          <w:lang w:val="en-US"/>
-        </w:rPr>
-        <w:t>15</w:t>
-      </w:r>
-      <w:r>
-        <w:rPr>
-          <w:rStyle w:val="Hyperlink"/>
-          <w:color w:val="auto"/>
-          <w:u w:val="none"/>
-          <w:lang w:val="en-US"/>
-        </w:rPr>
-        <w:t xml:space="preserve">.83 giờ, </w:t>
-      </w:r>
-      <w:r>
-        <w:rPr>
-          <w:rStyle w:val="Hyperlink"/>
-          <w:color w:val="auto"/>
-          <w:u w:val="none"/>
-          <w:lang w:val="en-US"/>
-        </w:rPr>
-        <w:t>nhập môn điệ</w:t>
-      </w:r>
-      <w:r>
-        <w:rPr>
-          <w:rStyle w:val="Hyperlink"/>
-          <w:color w:val="auto"/>
-          <w:u w:val="none"/>
-          <w:lang w:val="en-US"/>
-        </w:rPr>
-        <w:t>n</w:t>
-      </w:r>
-      <w:r>
-        <w:rPr>
-          <w:rStyle w:val="Hyperlink"/>
-          <w:color w:val="auto"/>
-          <w:u w:val="none"/>
-          <w:lang w:val="en-US"/>
-        </w:rPr>
-        <w:t xml:space="preserve"> toán</w:t>
-      </w:r>
-      <w:r>
-        <w:rPr>
-          <w:rStyle w:val="Hyperlink"/>
-          <w:color w:val="auto"/>
-          <w:u w:val="none"/>
-          <w:lang w:val="en-US"/>
-        </w:rPr>
-        <w:t xml:space="preserve"> giảng đường H6</w:t>
-      </w:r>
-    </w:p>
-    <w:p>
-      <w:pPr>
-        <w:pStyle w:val="ListParagraph"/>
-        <w:numPr>
-          <w:ilvl w:val="0"/>
-          <w:numId w:val="2"/>
-        </w:numPr>
-        <w:rPr>
-          <w:rStyle w:val="Hyperlink"/>
-          <w:color w:val="auto"/>
-          <w:u w:val="none"/>
-          <w:lang w:val="en-US"/>
-        </w:rPr>
-      </w:pPr>
-      <w:r>
-        <w:rPr>
-          <w:rStyle w:val="Hyperlink"/>
-          <w:color w:val="auto"/>
-          <w:u w:val="none"/>
-          <w:lang w:val="en-US"/>
-        </w:rPr>
-        <w:t>18 giờ, gọi mẹ xem chuyển phát nhanh chưa</w:t>
-      </w:r>
-    </w:p>
-    <w:p>
-      <w:pPr>
-        <w:pStyle w:val="ListParagraph"/>
-        <w:numPr>
-          <w:ilvl w:val="0"/>
-          <w:numId w:val="4"/>
-        </w:numPr>
-        <w:rPr>
-          <w:rStyle w:val="Hyperlink"/>
-          <w:color w:val="auto"/>
-          <w:u w:val="none"/>
-          <w:lang w:val="en-US"/>
-        </w:rPr>
-      </w:pPr>
-      <w:r>
-        <w:rPr>
-          <w:rStyle w:val="Hyperlink"/>
-          <w:color w:val="auto"/>
-          <w:u w:val="none"/>
-          <w:lang w:val="en-US"/>
-        </w:rPr>
-        <w:t>25/9/2023?</w:t>
-      </w:r>
-    </w:p>
-    <w:p>
-      <w:pPr>
-        <w:pStyle w:val="ListParagraph"/>
-        <w:numPr>
-          <w:ilvl w:val="0"/>
-          <w:numId w:val="2"/>
-        </w:numPr>
-        <w:rPr>
-          <w:rStyle w:val="Hyperlink"/>
-          <w:color w:val="auto"/>
-          <w:u w:val="none"/>
-          <w:lang w:val="en-US"/>
-        </w:rPr>
-      </w:pPr>
-      <w:r>
-        <w:rPr>
-          <w:rStyle w:val="Hyperlink"/>
-          <w:color w:val="auto"/>
-          <w:u w:val="none"/>
-          <w:lang w:val="en-US"/>
-        </w:rPr>
-        <w:t>Kiểm tra IC3 Full trắc nghiệm</w:t>
-      </w:r>
-    </w:p>
-    <w:p>
-      <w:pPr>
-        <w:pStyle w:val="ListParagraph"/>
-        <w:numPr>
-          <w:ilvl w:val="0"/>
-          <w:numId w:val="4"/>
-        </w:numPr>
-        <w:rPr>
-          <w:lang w:val="en-US"/>
-        </w:rPr>
-      </w:pPr>
-      <w:r>
-        <w:rPr>
-          <w:lang w:val="en-US"/>
-        </w:rPr>
-        <w:t>16/9/2023 Đến 29/9/2023?</w:t>
-      </w:r>
-    </w:p>
-    <w:p>
-      <w:pPr>
-        <w:pStyle w:val="ListParagraph"/>
-        <w:numPr>
-          <w:ilvl w:val="0"/>
-          <w:numId w:val="2"/>
-        </w:numPr>
-        <w:rPr>
-          <w:lang w:val="en-US"/>
-        </w:rPr>
-      </w:pPr>
-      <w:r>
-        <w:rPr>
-          <w:lang w:val="en-US"/>
-        </w:rPr>
-        <w:t>Đăng kí môn giáo dục thể chất + tiếng anh</w:t>
-      </w:r>
-    </w:p>
-    <w:p>
-      <w:pPr>
-        <w:pStyle w:val="ListParagraph"/>
-        <w:numPr>
-          <w:ilvl w:val="0"/>
-          <w:numId w:val="4"/>
-        </w:numPr>
-        <w:rPr>
-          <w:lang w:val="en-US"/>
-        </w:rPr>
-      </w:pPr>
-      <w:r>
-        <w:rPr>
-          <w:lang w:val="en-US"/>
-        </w:rPr>
-        <w:t>11/9/2023 Đến 30/9/2023?</w:t>
-      </w:r>
-    </w:p>
-    <w:p>
-      <w:pPr>
-        <w:pStyle w:val="ListParagraph"/>
-        <w:numPr>
-          <w:ilvl w:val="0"/>
-          <w:numId w:val="2"/>
-        </w:numPr>
-        <w:rPr>
-          <w:lang w:val="en-US"/>
-        </w:rPr>
-      </w:pPr>
-      <w:r>
-        <w:rPr>
-          <w:lang w:val="en-US"/>
-        </w:rPr>
-        <w:t>Hoàn thành bài thu hoạch SHCD trên E Learning</w:t>
-      </w:r>
-    </w:p>
-    <w:p>
-      <w:pPr>
-        <w:pStyle w:val="ListParagraph"/>
-        <w:numPr>
-          <w:ilvl w:val="0"/>
-          <w:numId w:val="4"/>
-        </w:numPr>
-        <w:rPr>
-          <w:lang w:val="en-US"/>
-        </w:rPr>
-      </w:pPr>
-      <w:r>
-        <w:rPr>
-          <w:lang w:val="en-US"/>
-        </w:rPr>
-        <w:t>1/10/2023 Đến 5/10/2023?</w:t>
-      </w:r>
-    </w:p>
-    <w:p>
-      <w:pPr>
-        <w:pStyle w:val="ListParagraph"/>
-        <w:numPr>
-          <w:ilvl w:val="0"/>
-          <w:numId w:val="2"/>
-        </w:numPr>
-        <w:rPr>
-          <w:lang w:val="en-US"/>
-        </w:rPr>
-      </w:pPr>
-      <w:r>
-        <w:rPr>
-          <w:lang w:val="en-US"/>
-        </w:rPr>
-        <w:t>Đăng kí xe tháng</w:t>
-      </w:r>
-    </w:p>
-    <w:p>
-      <w:pPr>
-        <w:pStyle w:val="ListParagraph"/>
-        <w:numPr>
-          <w:ilvl w:val="0"/>
-          <w:numId w:val="4"/>
-        </w:numPr>
-        <w:rPr>
-          <w:lang w:val="en-US"/>
-        </w:rPr>
-      </w:pPr>
-      <w:r>
-        <w:rPr>
-          <w:lang w:val="en-US"/>
-        </w:rPr>
-        <w:t>Tuần 2 Tháng 10/2023?</w:t>
-      </w:r>
-    </w:p>
-    <w:p>
-      <w:pPr>
-        <w:pStyle w:val="ListParagraph"/>
-        <w:numPr>
-          <w:ilvl w:val="0"/>
-          <w:numId w:val="2"/>
-        </w:numPr>
-        <w:rPr>
-          <w:lang w:val="en-US"/>
-        </w:rPr>
-      </w:pPr>
-      <w:r>
-        <w:rPr>
-          <w:lang w:val="en-US"/>
-        </w:rPr>
-        <w:t>Kiểm tra CNTT</w:t>
-      </w:r>
-    </w:p>
-    <w:p>
-      <w:pPr>
-        <w:pStyle w:val="ListParagraph"/>
-        <w:numPr>
-          <w:ilvl w:val="0"/>
-          <w:numId w:val="4"/>
-        </w:numPr>
-        <w:rPr>
-          <w:lang w:val="en-US"/>
-        </w:rPr>
-      </w:pPr>
-      <w:r>
-        <w:rPr>
-          <w:lang w:val="en-US"/>
-        </w:rPr>
-        <w:t>Cuối Năm 1?</w:t>
-      </w:r>
-    </w:p>
-    <w:p>
-      <w:pPr>
-        <w:pStyle w:val="ListParagraph"/>
-        <w:numPr>
-          <w:ilvl w:val="0"/>
-          <w:numId w:val="2"/>
-        </w:numPr>
-        <w:rPr>
-          <w:lang w:val="en-US"/>
-        </w:rPr>
-      </w:pPr>
-      <w:r>
-        <w:rPr>
-          <w:lang w:val="en-US"/>
-        </w:rPr>
-        <w:t>Nộp MOS</w:t>
-      </w:r>
-    </w:p>
-    <w:p>
-      <w:pPr>
-        <w:rPr>
-          <w:lang w:val="en-US"/>
-        </w:rPr>
-      </w:pPr>
-    </w:p>
-    <w:p>
-      <w:pPr>
-        <w:rPr>
-          <w:lang w:val="en-US"/>
-        </w:rPr>
-      </w:pPr>
-      <w:r>
-        <w:rPr>
-          <w:lang w:val="en-US"/>
-        </w:rPr>
-        <w:t>Task – Nhiệm Vụ:</w:t>
-      </w:r>
-    </w:p>
-    <w:p>
-      <w:pPr>
-        <w:pStyle w:val="ListParagraph"/>
-        <w:numPr>
-          <w:ilvl w:val="0"/>
-          <w:numId w:val="7"/>
-        </w:numPr>
-        <w:rPr>
-          <w:lang w:val="en-US"/>
-        </w:rPr>
-      </w:pPr>
-      <w:r>
-        <w:rPr>
-          <w:lang w:val="en-US"/>
-        </w:rPr>
-        <w:t>Quy Đổi Điểm?</w:t>
-      </w:r>
-    </w:p>
-    <w:p>
-      <w:pPr>
-        <w:pStyle w:val="ListParagraph"/>
-        <w:numPr>
-          <w:ilvl w:val="0"/>
-          <w:numId w:val="2"/>
-        </w:numPr>
-        <w:rPr>
-          <w:lang w:val="en-US"/>
-        </w:rPr>
-      </w:pPr>
-      <w:r>
-        <w:rPr>
-          <w:lang w:val="en-US"/>
-        </w:rPr>
-        <w:t>Từ thang 10 sang chữ</w:t>
-      </w:r>
-    </w:p>
-    <w:p>
-      <w:pPr>
-        <w:pStyle w:val="ListParagraph"/>
-        <w:numPr>
-          <w:ilvl w:val="0"/>
-          <w:numId w:val="2"/>
-        </w:numPr>
-        <w:rPr>
-          <w:lang w:val="en-US"/>
-        </w:rPr>
-      </w:pPr>
-      <w:r>
-        <w:rPr>
-          <w:lang w:val="en-US"/>
-        </w:rPr>
-        <w:t>F = 4 trở xuống</w:t>
-      </w:r>
-    </w:p>
-    <w:p>
-      <w:pPr>
-        <w:pStyle w:val="ListParagraph"/>
-        <w:numPr>
-          <w:ilvl w:val="0"/>
-          <w:numId w:val="2"/>
-        </w:numPr>
-        <w:rPr>
-          <w:lang w:val="en-US"/>
-        </w:rPr>
-      </w:pPr>
-      <w:r>
-        <w:rPr>
-          <w:lang w:val="en-US"/>
-        </w:rPr>
-        <w:t>D = 4 đến 5</w:t>
-      </w:r>
-    </w:p>
-    <w:p>
-      <w:pPr>
-        <w:pStyle w:val="ListParagraph"/>
-        <w:numPr>
-          <w:ilvl w:val="0"/>
-          <w:numId w:val="2"/>
-        </w:numPr>
-        <w:rPr>
-          <w:lang w:val="en-US"/>
-        </w:rPr>
-      </w:pPr>
-      <w:r>
-        <w:rPr>
-          <w:lang w:val="en-US"/>
-        </w:rPr>
-        <w:t>D+ = 5 đến 5.5</w:t>
-      </w:r>
-    </w:p>
-    <w:p>
-      <w:pPr>
-        <w:pStyle w:val="ListParagraph"/>
-        <w:numPr>
-          <w:ilvl w:val="0"/>
-          <w:numId w:val="2"/>
-        </w:numPr>
-        <w:rPr>
-          <w:lang w:val="en-US"/>
-        </w:rPr>
-      </w:pPr>
-      <w:r>
-        <w:rPr>
-          <w:lang w:val="en-US"/>
-        </w:rPr>
-        <w:t>Mỗi chữ cái không có “+” thì tăng 1</w:t>
-      </w:r>
-    </w:p>
-    <w:p>
-      <w:pPr>
-        <w:pStyle w:val="ListParagraph"/>
-        <w:numPr>
-          <w:ilvl w:val="0"/>
-          <w:numId w:val="2"/>
-        </w:numPr>
-        <w:rPr>
-          <w:lang w:val="en-US"/>
-        </w:rPr>
-      </w:pPr>
-      <w:r>
-        <w:rPr>
-          <w:lang w:val="en-US"/>
-        </w:rPr>
-        <w:t xml:space="preserve">Mỗi chữ cái có “+” thì </w:t>
-      </w:r>
-      <w:r>
-        <w:rPr>
-          <w:lang w:val="en-US"/>
-        </w:rPr>
-        <w:t>tăng</w:t>
-      </w:r>
-      <w:r>
-        <w:rPr>
-          <w:lang w:val="en-US"/>
-        </w:rPr>
-        <w:t xml:space="preserve"> 0.5</w:t>
-      </w:r>
-    </w:p>
-    <w:p>
-      <w:pPr>
-        <w:pStyle w:val="ListParagraph"/>
-        <w:numPr>
-          <w:ilvl w:val="0"/>
-          <w:numId w:val="2"/>
-        </w:numPr>
-        <w:rPr>
-          <w:lang w:val="en-US"/>
-        </w:rPr>
-      </w:pPr>
-      <w:r>
-        <w:rPr>
-          <w:lang w:val="en-US"/>
-        </w:rPr>
-        <w:t>Từ chữ sang thang 4</w:t>
-      </w:r>
-    </w:p>
-    <w:p>
-      <w:pPr>
-        <w:pStyle w:val="ListParagraph"/>
-        <w:numPr>
-          <w:ilvl w:val="0"/>
-          <w:numId w:val="2"/>
-        </w:numPr>
-        <w:rPr>
-          <w:lang w:val="en-US"/>
-        </w:rPr>
-      </w:pPr>
-      <w:r>
-        <w:rPr>
-          <w:lang w:val="en-US"/>
-        </w:rPr>
-        <w:t>F = 0</w:t>
-      </w:r>
-    </w:p>
-    <w:p>
-      <w:pPr>
-        <w:pStyle w:val="ListParagraph"/>
-        <w:numPr>
-          <w:ilvl w:val="0"/>
-          <w:numId w:val="2"/>
-        </w:numPr>
-        <w:rPr>
-          <w:lang w:val="en-US"/>
-        </w:rPr>
-      </w:pPr>
-      <w:r>
-        <w:rPr>
-          <w:lang w:val="en-US"/>
-        </w:rPr>
         <w:t>D = 1</w:t>
       </w:r>
     </w:p>
@@ -2633,7 +2690,6 @@
         <w:rPr>
           <w:lang w:val="en-US"/>
         </w:rPr>
-        <w:lastRenderedPageBreak/>
         <w:t>Mỗi chữ tiếp theo + 0.5, tối đa = 4</w:t>
       </w:r>
     </w:p>

--- a/hcmut.docx
+++ b/hcmut.docx
@@ -599,6 +599,45 @@
         <w:pStyle w:val="ListParagraph"/>
         <w:numPr>
           <w:ilvl w:val="0"/>
+          <w:numId w:val="2"/>
+        </w:numPr>
+        <w:rPr>
+          <w:lang w:val="en-US"/>
+        </w:rPr>
+      </w:pPr>
+      <w:r>
+        <w:rPr>
+          <w:lang w:val="en-US"/>
+        </w:rPr>
+        <w:t>Mẹo làm Quiz</w:t>
+      </w:r>
+    </w:p>
+    <w:p>
+      <w:pPr>
+        <w:pStyle w:val="ListParagraph"/>
+        <w:numPr>
+          <w:ilvl w:val="0"/>
+          <w:numId w:val="2"/>
+        </w:numPr>
+        <w:rPr>
+          <w:rStyle w:val="Hyperlink"/>
+          <w:color w:val="auto"/>
+          <w:u w:val="none"/>
+          <w:lang w:val="en-US"/>
+        </w:rPr>
+      </w:pPr>
+      <w:r>
+        <w:rPr>
+          <w:lang w:val="en-US"/>
+        </w:rPr>
+        <w:t>Nếu dưới câu hỏi trắc nghiệm có nút kiểm tra, thì Click vào nó sẽ cho biết câu trả lời của bạn có chính xác không, đồng thời không tính điểm câu này</w:t>
+      </w:r>
+    </w:p>
+    <w:p>
+      <w:pPr>
+        <w:pStyle w:val="ListParagraph"/>
+        <w:numPr>
+          <w:ilvl w:val="0"/>
           <w:numId w:val="1"/>
         </w:numPr>
         <w:rPr>
@@ -791,7 +830,6 @@
           <w:u w:val="none"/>
           <w:lang w:val="en-US"/>
         </w:rPr>
-        <w:lastRenderedPageBreak/>
         <w:t>Xem Đợt Đăng Kí Môn Học?</w:t>
       </w:r>
     </w:p>
@@ -1641,6 +1679,7 @@
           <w:u w:val="none"/>
           <w:lang w:val="en-US"/>
         </w:rPr>
+        <w:lastRenderedPageBreak/>
         <w:t>Thư Viện?</w:t>
       </w:r>
     </w:p>
@@ -1964,6 +2003,144 @@
           <w:u w:val="none"/>
           <w:lang w:val="en-US"/>
         </w:rPr>
+        <w:t>Học Kì Này?</w:t>
+      </w:r>
+    </w:p>
+    <w:p>
+      <w:pPr>
+        <w:pStyle w:val="ListParagraph"/>
+        <w:numPr>
+          <w:ilvl w:val="0"/>
+          <w:numId w:val="2"/>
+        </w:numPr>
+        <w:rPr>
+          <w:rStyle w:val="Hyperlink"/>
+          <w:color w:val="auto"/>
+          <w:u w:val="none"/>
+          <w:lang w:val="en-US"/>
+        </w:rPr>
+      </w:pPr>
+      <w:r>
+        <w:rPr>
+          <w:rStyle w:val="Hyperlink"/>
+          <w:color w:val="auto"/>
+          <w:u w:val="none"/>
+          <w:lang w:val="en-US"/>
+        </w:rPr>
+        <w:t>Vật lí 1 (Lý Anh Tú)</w:t>
+      </w:r>
+    </w:p>
+    <w:p>
+      <w:pPr>
+        <w:pStyle w:val="ListParagraph"/>
+        <w:numPr>
+          <w:ilvl w:val="0"/>
+          <w:numId w:val="2"/>
+        </w:numPr>
+        <w:rPr>
+          <w:rStyle w:val="Hyperlink"/>
+          <w:color w:val="auto"/>
+          <w:u w:val="none"/>
+          <w:lang w:val="en-US"/>
+        </w:rPr>
+      </w:pPr>
+      <w:r>
+        <w:rPr>
+          <w:rStyle w:val="Hyperlink"/>
+          <w:color w:val="auto"/>
+          <w:u w:val="none"/>
+          <w:lang w:val="en-US"/>
+        </w:rPr>
+        <w:t>Giải tích 1 (Đào Huy Cường)</w:t>
+      </w:r>
+    </w:p>
+    <w:p>
+      <w:pPr>
+        <w:pStyle w:val="ListParagraph"/>
+        <w:numPr>
+          <w:ilvl w:val="0"/>
+          <w:numId w:val="2"/>
+        </w:numPr>
+        <w:rPr>
+          <w:rStyle w:val="Hyperlink"/>
+          <w:color w:val="auto"/>
+          <w:u w:val="none"/>
+          <w:lang w:val="en-US"/>
+        </w:rPr>
+      </w:pPr>
+      <w:r>
+        <w:rPr>
+          <w:rStyle w:val="Hyperlink"/>
+          <w:color w:val="auto"/>
+          <w:u w:val="none"/>
+          <w:lang w:val="en-US"/>
+        </w:rPr>
+        <w:t>Hệ thống số (Đoàn Minh Vững)</w:t>
+      </w:r>
+    </w:p>
+    <w:p>
+      <w:pPr>
+        <w:pStyle w:val="ListParagraph"/>
+        <w:numPr>
+          <w:ilvl w:val="0"/>
+          <w:numId w:val="2"/>
+        </w:numPr>
+        <w:rPr>
+          <w:rStyle w:val="Hyperlink"/>
+          <w:color w:val="auto"/>
+          <w:u w:val="none"/>
+          <w:lang w:val="en-US"/>
+        </w:rPr>
+      </w:pPr>
+      <w:r>
+        <w:rPr>
+          <w:rStyle w:val="Hyperlink"/>
+          <w:color w:val="auto"/>
+          <w:u w:val="none"/>
+          <w:lang w:val="en-US"/>
+        </w:rPr>
+        <w:t>Nhập môn điện toán (Nguyễn Cao Trí</w:t>
+      </w:r>
+      <w:r>
+        <w:rPr>
+          <w:rStyle w:val="Hyperlink"/>
+          <w:color w:val="auto"/>
+          <w:u w:val="none"/>
+          <w:lang w:val="en-US"/>
+        </w:rPr>
+        <w:t>, caotri@hcmut.edu.vn</w:t>
+      </w:r>
+      <w:r>
+        <w:rPr>
+          <w:rStyle w:val="Hyperlink"/>
+          <w:color w:val="auto"/>
+          <w:u w:val="none"/>
+          <w:lang w:val="en-US"/>
+        </w:rPr>
+        <w:t>)</w:t>
+      </w:r>
+    </w:p>
+    <w:p>
+      <w:pPr>
+        <w:pStyle w:val="ListParagraph"/>
+        <w:numPr>
+          <w:ilvl w:val="0"/>
+          <w:numId w:val="4"/>
+        </w:numPr>
+        <w:rPr>
+          <w:rStyle w:val="Hyperlink"/>
+          <w:color w:val="auto"/>
+          <w:u w:val="none"/>
+          <w:lang w:val="en-US"/>
+        </w:rPr>
+      </w:pPr>
+      <w:r>
+        <w:rPr>
+          <w:rStyle w:val="Hyperlink"/>
+          <w:color w:val="auto"/>
+          <w:u w:val="none"/>
+          <w:lang w:val="en-US"/>
+        </w:rPr>
         <w:t>Tiết Học?</w:t>
       </w:r>
     </w:p>
@@ -2479,6 +2656,7 @@
         <w:rPr>
           <w:lang w:val="en-US"/>
         </w:rPr>
+        <w:lastRenderedPageBreak/>
         <w:t>Quy Đổi Điểm?</w:t>
       </w:r>
     </w:p>
@@ -2653,511 +2831,511 @@
         <w:rPr>
           <w:lang w:val="en-US"/>
         </w:rPr>
+        <w:t>D = 1</w:t>
+      </w:r>
+    </w:p>
+    <w:p>
+      <w:pPr>
+        <w:pStyle w:val="ListParagraph"/>
+        <w:numPr>
+          <w:ilvl w:val="0"/>
+          <w:numId w:val="2"/>
+        </w:numPr>
+        <w:rPr>
+          <w:lang w:val="en-US"/>
+        </w:rPr>
+      </w:pPr>
+      <w:r>
+        <w:rPr>
+          <w:lang w:val="en-US"/>
+        </w:rPr>
+        <w:t>D+ = 1.5</w:t>
+      </w:r>
+    </w:p>
+    <w:p>
+      <w:pPr>
+        <w:pStyle w:val="ListParagraph"/>
+        <w:numPr>
+          <w:ilvl w:val="0"/>
+          <w:numId w:val="2"/>
+        </w:numPr>
+        <w:rPr>
+          <w:lang w:val="en-US"/>
+        </w:rPr>
+      </w:pPr>
+      <w:r>
+        <w:rPr>
+          <w:lang w:val="en-US"/>
+        </w:rPr>
+        <w:t>Mỗi chữ tiếp theo + 0.5, tối đa = 4</w:t>
+      </w:r>
+    </w:p>
+    <w:p>
+      <w:pPr>
+        <w:pStyle w:val="ListParagraph"/>
+        <w:numPr>
+          <w:ilvl w:val="0"/>
+          <w:numId w:val="2"/>
+        </w:numPr>
+        <w:rPr>
+          <w:lang w:val="en-US"/>
+        </w:rPr>
+      </w:pPr>
+      <w:r>
+        <w:rPr>
+          <w:lang w:val="en-US"/>
+        </w:rPr>
+        <w:t>Điểm trung bình 1 học kì</w:t>
+      </w:r>
+    </w:p>
+    <w:p>
+      <w:pPr>
+        <w:pStyle w:val="ListParagraph"/>
+        <w:numPr>
+          <w:ilvl w:val="0"/>
+          <w:numId w:val="2"/>
+        </w:numPr>
+        <w:rPr>
+          <w:lang w:val="en-US"/>
+        </w:rPr>
+      </w:pPr>
+      <w:r>
+        <w:rPr>
+          <w:lang w:val="en-US"/>
+        </w:rPr>
+        <w:t>Ví dụ bạn học vật lí 1 với 4 tín chỉ, giải tích 1 với 3 tín chỉ 1 học kì, đạt 8.3 điểm vật lí, 5.1 điểm giải tích, thì quy đổi chúng sang thang chữ rồi sang thang 4, được 3.5 và 1.5</w:t>
+      </w:r>
+      <w:r>
+        <w:rPr>
+          <w:lang w:val="en-US"/>
+        </w:rPr>
+        <w:t>, thì tính trung bình có trọng số là số tín chỉ tương ứng, = ((3.5 * 4) + (1.5 * 3)) / (4 + 3) = 2.6</w:t>
+      </w:r>
+    </w:p>
+    <w:p>
+      <w:pPr>
+        <w:pStyle w:val="ListParagraph"/>
+        <w:numPr>
+          <w:ilvl w:val="0"/>
+          <w:numId w:val="2"/>
+        </w:numPr>
+        <w:rPr>
+          <w:lang w:val="en-US"/>
+        </w:rPr>
+      </w:pPr>
+      <w:r>
+        <w:rPr>
+          <w:lang w:val="en-US"/>
+        </w:rPr>
+        <w:t>Dựa vào điểm trung bình để xếp loại học lực</w:t>
+      </w:r>
+    </w:p>
+    <w:p>
+      <w:pPr>
+        <w:pStyle w:val="ListParagraph"/>
+        <w:numPr>
+          <w:ilvl w:val="0"/>
+          <w:numId w:val="2"/>
+        </w:numPr>
+        <w:rPr>
+          <w:lang w:val="en-US"/>
+        </w:rPr>
+      </w:pPr>
+      <w:r>
+        <w:rPr>
+          <w:lang w:val="en-US"/>
+        </w:rPr>
+        <w:t>Kém = 1 trở xuống</w:t>
+      </w:r>
+    </w:p>
+    <w:p>
+      <w:pPr>
+        <w:pStyle w:val="ListParagraph"/>
+        <w:numPr>
+          <w:ilvl w:val="0"/>
+          <w:numId w:val="2"/>
+        </w:numPr>
+        <w:rPr>
+          <w:lang w:val="en-US"/>
+        </w:rPr>
+      </w:pPr>
+      <w:r>
+        <w:rPr>
+          <w:lang w:val="en-US"/>
+        </w:rPr>
+        <w:t>Yếu = 1 đến 2</w:t>
+      </w:r>
+    </w:p>
+    <w:p>
+      <w:pPr>
+        <w:pStyle w:val="ListParagraph"/>
+        <w:numPr>
+          <w:ilvl w:val="0"/>
+          <w:numId w:val="2"/>
+        </w:numPr>
+        <w:rPr>
+          <w:lang w:val="en-US"/>
+        </w:rPr>
+      </w:pPr>
+      <w:r>
+        <w:rPr>
+          <w:lang w:val="en-US"/>
+        </w:rPr>
+        <w:t>TB = 2 đến 2.5</w:t>
+      </w:r>
+    </w:p>
+    <w:p>
+      <w:pPr>
+        <w:pStyle w:val="ListParagraph"/>
+        <w:numPr>
+          <w:ilvl w:val="0"/>
+          <w:numId w:val="2"/>
+        </w:numPr>
+        <w:rPr>
+          <w:lang w:val="en-US"/>
+        </w:rPr>
+      </w:pPr>
+      <w:r>
+        <w:rPr>
+          <w:lang w:val="en-US"/>
+        </w:rPr>
+        <w:t>Khá = 2.5 đến 3.2</w:t>
+      </w:r>
+    </w:p>
+    <w:p>
+      <w:pPr>
+        <w:pStyle w:val="ListParagraph"/>
+        <w:numPr>
+          <w:ilvl w:val="0"/>
+          <w:numId w:val="2"/>
+        </w:numPr>
+        <w:rPr>
+          <w:lang w:val="en-US"/>
+        </w:rPr>
+      </w:pPr>
+      <w:r>
+        <w:rPr>
+          <w:lang w:val="en-US"/>
+        </w:rPr>
+        <w:t>Giỏi = 3.2 đến 3.6</w:t>
+      </w:r>
+    </w:p>
+    <w:p>
+      <w:pPr>
+        <w:pStyle w:val="ListParagraph"/>
+        <w:numPr>
+          <w:ilvl w:val="0"/>
+          <w:numId w:val="2"/>
+        </w:numPr>
+        <w:rPr>
+          <w:lang w:val="en-US"/>
+        </w:rPr>
+      </w:pPr>
+      <w:r>
+        <w:rPr>
+          <w:lang w:val="en-US"/>
+        </w:rPr>
+        <w:t>Xuất sắc = 3.6 đến 4</w:t>
+      </w:r>
+    </w:p>
+    <w:p>
+      <w:pPr>
+        <w:pStyle w:val="ListParagraph"/>
+        <w:numPr>
+          <w:ilvl w:val="0"/>
+          <w:numId w:val="2"/>
+        </w:numPr>
+        <w:rPr>
+          <w:lang w:val="en-US"/>
+        </w:rPr>
+      </w:pPr>
+      <w:r>
+        <w:rPr>
+          <w:lang w:val="en-US"/>
+        </w:rPr>
+        <w:t>Điểm trung bình tích lũy = điểm trung bình từ khi nhập học tới giờ, không phải trong 1 học kì</w:t>
+      </w:r>
+    </w:p>
+    <w:p>
+      <w:pPr>
+        <w:pStyle w:val="ListParagraph"/>
+        <w:numPr>
+          <w:ilvl w:val="0"/>
+          <w:numId w:val="7"/>
+        </w:numPr>
+        <w:rPr>
+          <w:lang w:val="en-US"/>
+        </w:rPr>
+      </w:pPr>
+      <w:r>
+        <w:rPr>
+          <w:lang w:val="en-US"/>
+        </w:rPr>
+        <w:t>1 Học Kì?</w:t>
+      </w:r>
+    </w:p>
+    <w:p>
+      <w:pPr>
+        <w:pStyle w:val="ListParagraph"/>
+        <w:numPr>
+          <w:ilvl w:val="0"/>
+          <w:numId w:val="2"/>
+        </w:numPr>
+      </w:pPr>
+      <w:r>
+        <w:t>231 = năm 2023 học kì 1</w:t>
+      </w:r>
+    </w:p>
+    <w:p>
+      <w:pPr>
+        <w:pStyle w:val="ListParagraph"/>
+        <w:numPr>
+          <w:ilvl w:val="0"/>
+          <w:numId w:val="2"/>
+        </w:numPr>
+        <w:rPr>
+          <w:lang w:val="en-US"/>
+        </w:rPr>
+      </w:pPr>
+      <w:r>
+        <w:rPr>
+          <w:lang w:val="en-US"/>
+        </w:rPr>
+        <w:t>11 đến 25 tín chỉ</w:t>
+      </w:r>
+    </w:p>
+    <w:p>
+      <w:pPr>
+        <w:pStyle w:val="ListParagraph"/>
+        <w:numPr>
+          <w:ilvl w:val="0"/>
+          <w:numId w:val="2"/>
+        </w:numPr>
+        <w:rPr>
+          <w:lang w:val="en-US"/>
+        </w:rPr>
+      </w:pPr>
+      <w:r>
+        <w:rPr>
+          <w:lang w:val="en-US"/>
+        </w:rPr>
+        <w:t>Điểm trung bình 8.5</w:t>
+      </w:r>
+    </w:p>
+    <w:p>
+      <w:pPr>
+        <w:pStyle w:val="ListParagraph"/>
+        <w:numPr>
+          <w:ilvl w:val="0"/>
+          <w:numId w:val="2"/>
+        </w:numPr>
+        <w:rPr>
+          <w:lang w:val="en-US"/>
+        </w:rPr>
+      </w:pPr>
+      <w:r>
+        <w:rPr>
+          <w:lang w:val="en-US"/>
+        </w:rPr>
+        <w:t>3 ngày CTXH</w:t>
+      </w:r>
+    </w:p>
+    <w:p>
+      <w:pPr>
+        <w:pStyle w:val="ListParagraph"/>
+        <w:numPr>
+          <w:ilvl w:val="0"/>
+          <w:numId w:val="2"/>
+        </w:numPr>
+        <w:rPr>
+          <w:lang w:val="en-US"/>
+        </w:rPr>
+      </w:pPr>
+      <w:r>
+        <w:rPr>
+          <w:lang w:val="en-US"/>
+        </w:rPr>
+        <w:t>Điểm rèn luyện 85</w:t>
+      </w:r>
+    </w:p>
+    <w:p>
+      <w:pPr>
+        <w:pStyle w:val="ListParagraph"/>
+        <w:numPr>
+          <w:ilvl w:val="0"/>
+          <w:numId w:val="7"/>
+        </w:numPr>
+        <w:rPr>
+          <w:lang w:val="en-US"/>
+        </w:rPr>
+      </w:pPr>
+      <w:r>
+        <w:rPr>
+          <w:lang w:val="en-US"/>
+        </w:rPr>
+        <w:t>1 Năm?</w:t>
+      </w:r>
+    </w:p>
+    <w:p>
+      <w:pPr>
+        <w:pStyle w:val="ListParagraph"/>
+        <w:numPr>
+          <w:ilvl w:val="0"/>
+          <w:numId w:val="2"/>
+        </w:numPr>
+        <w:rPr>
+          <w:lang w:val="en-US"/>
+        </w:rPr>
+      </w:pPr>
+      <w:r>
+        <w:rPr>
+          <w:lang w:val="en-US"/>
+        </w:rPr>
+        <w:t>33 tín chỉ</w:t>
+      </w:r>
+    </w:p>
+    <w:p>
+      <w:pPr>
+        <w:pStyle w:val="ListParagraph"/>
+        <w:numPr>
+          <w:ilvl w:val="0"/>
+          <w:numId w:val="7"/>
+        </w:numPr>
+        <w:rPr>
+          <w:lang w:val="en-US"/>
+        </w:rPr>
+      </w:pPr>
+      <w:r>
+        <w:rPr>
+          <w:lang w:val="en-US"/>
+        </w:rPr>
+        <w:t>3 Năm Đầu?</w:t>
+      </w:r>
+    </w:p>
+    <w:p>
+      <w:pPr>
+        <w:pStyle w:val="ListParagraph"/>
+        <w:numPr>
+          <w:ilvl w:val="0"/>
+          <w:numId w:val="2"/>
+        </w:numPr>
+        <w:rPr>
+          <w:lang w:val="en-US"/>
+        </w:rPr>
+      </w:pPr>
+      <w:r>
+        <w:rPr>
+          <w:lang w:val="en-US"/>
+        </w:rPr>
+        <w:t>15 ngày CTXH</w:t>
+      </w:r>
+    </w:p>
+    <w:p>
+      <w:pPr>
+        <w:pStyle w:val="ListParagraph"/>
+        <w:numPr>
+          <w:ilvl w:val="0"/>
+          <w:numId w:val="7"/>
+        </w:numPr>
+        <w:rPr>
+          <w:lang w:val="en-US"/>
+        </w:rPr>
+      </w:pPr>
+      <w:r>
+        <w:rPr>
+          <w:lang w:val="en-US"/>
+        </w:rPr>
+        <w:t>Học Bổng?</w:t>
+      </w:r>
+    </w:p>
+    <w:p>
+      <w:pPr>
+        <w:pStyle w:val="ListParagraph"/>
+        <w:numPr>
+          <w:ilvl w:val="0"/>
+          <w:numId w:val="2"/>
+        </w:numPr>
+        <w:rPr>
+          <w:lang w:val="en-US"/>
+        </w:rPr>
+      </w:pPr>
+      <w:r>
+        <w:rPr>
+          <w:lang w:val="en-US"/>
+        </w:rPr>
+        <w:t>Đéo cần xin trường tự cấp</w:t>
+      </w:r>
+    </w:p>
+    <w:p>
+      <w:pPr>
+        <w:rPr>
+          <w:lang w:val="en-US"/>
+        </w:rPr>
+      </w:pPr>
+    </w:p>
+    <w:p>
+      <w:pPr>
+        <w:rPr>
+          <w:lang w:val="en-US"/>
+        </w:rPr>
+      </w:pPr>
+      <w:r>
+        <w:rPr>
+          <w:lang w:val="en-US"/>
+        </w:rPr>
+        <w:t>Nhiệm vụ 1: tham dự hội thảo học thuật</w:t>
+      </w:r>
+    </w:p>
+    <w:p>
+      <w:pPr>
+        <w:rPr>
+          <w:lang w:val="en-US"/>
+        </w:rPr>
+      </w:pPr>
+      <w:r>
+        <w:rPr>
+          <w:lang w:val="en-US"/>
+        </w:rPr>
+        <w:t>Nhiệm vụ 2: ĐTB học kỳ &gt;= 8</w:t>
+      </w:r>
+    </w:p>
+    <w:p>
+      <w:pPr>
+        <w:rPr>
+          <w:lang w:val="en-US"/>
+        </w:rPr>
+      </w:pPr>
+      <w:r>
+        <w:rPr>
+          <w:lang w:val="en-US"/>
+        </w:rPr>
+        <w:t>Nhiệm vụ 3: Tham gia full hoạt động của trường lớp</w:t>
+      </w:r>
+    </w:p>
+    <w:p>
+      <w:pPr>
+        <w:rPr>
+          <w:lang w:val="en-US"/>
+        </w:rPr>
+      </w:pPr>
+      <w:r>
+        <w:rPr>
+          <w:lang w:val="en-US"/>
+        </w:rPr>
+        <w:t>Nhiệm vụ 4: hiến máu</w:t>
+      </w:r>
+    </w:p>
+    <w:p>
+      <w:pPr>
+        <w:rPr>
+          <w:lang w:val="en-US"/>
+        </w:rPr>
+      </w:pPr>
+      <w:r>
+        <w:rPr>
+          <w:lang w:val="en-US"/>
+        </w:rPr>
         <w:lastRenderedPageBreak/>
-        <w:t>D = 1</w:t>
-      </w:r>
-    </w:p>
-    <w:p>
-      <w:pPr>
-        <w:pStyle w:val="ListParagraph"/>
-        <w:numPr>
-          <w:ilvl w:val="0"/>
-          <w:numId w:val="2"/>
-        </w:numPr>
-        <w:rPr>
-          <w:lang w:val="en-US"/>
-        </w:rPr>
-      </w:pPr>
-      <w:r>
-        <w:rPr>
-          <w:lang w:val="en-US"/>
-        </w:rPr>
-        <w:t>D+ = 1.5</w:t>
-      </w:r>
-    </w:p>
-    <w:p>
-      <w:pPr>
-        <w:pStyle w:val="ListParagraph"/>
-        <w:numPr>
-          <w:ilvl w:val="0"/>
-          <w:numId w:val="2"/>
-        </w:numPr>
-        <w:rPr>
-          <w:lang w:val="en-US"/>
-        </w:rPr>
-      </w:pPr>
-      <w:r>
-        <w:rPr>
-          <w:lang w:val="en-US"/>
-        </w:rPr>
-        <w:t>Mỗi chữ tiếp theo + 0.5, tối đa = 4</w:t>
-      </w:r>
-    </w:p>
-    <w:p>
-      <w:pPr>
-        <w:pStyle w:val="ListParagraph"/>
-        <w:numPr>
-          <w:ilvl w:val="0"/>
-          <w:numId w:val="2"/>
-        </w:numPr>
-        <w:rPr>
-          <w:lang w:val="en-US"/>
-        </w:rPr>
-      </w:pPr>
-      <w:r>
-        <w:rPr>
-          <w:lang w:val="en-US"/>
-        </w:rPr>
-        <w:t>Điểm trung bình 1 học kì</w:t>
-      </w:r>
-    </w:p>
-    <w:p>
-      <w:pPr>
-        <w:pStyle w:val="ListParagraph"/>
-        <w:numPr>
-          <w:ilvl w:val="0"/>
-          <w:numId w:val="2"/>
-        </w:numPr>
-        <w:rPr>
-          <w:lang w:val="en-US"/>
-        </w:rPr>
-      </w:pPr>
-      <w:r>
-        <w:rPr>
-          <w:lang w:val="en-US"/>
-        </w:rPr>
-        <w:t>Ví dụ bạn học vật lí 1 với 4 tín chỉ, giải tích 1 với 3 tín chỉ 1 học kì, đạt 8.3 điểm vật lí, 5.1 điểm giải tích, thì quy đổi chúng sang thang chữ rồi sang thang 4, được 3.5 và 1.5</w:t>
-      </w:r>
-      <w:r>
-        <w:rPr>
-          <w:lang w:val="en-US"/>
-        </w:rPr>
-        <w:t>, thì tính trung bình có trọng số là số tín chỉ tương ứng, = ((3.5 * 4) + (1.5 * 3)) / (4 + 3) = 2.6</w:t>
-      </w:r>
-    </w:p>
-    <w:p>
-      <w:pPr>
-        <w:pStyle w:val="ListParagraph"/>
-        <w:numPr>
-          <w:ilvl w:val="0"/>
-          <w:numId w:val="2"/>
-        </w:numPr>
-        <w:rPr>
-          <w:lang w:val="en-US"/>
-        </w:rPr>
-      </w:pPr>
-      <w:r>
-        <w:rPr>
-          <w:lang w:val="en-US"/>
-        </w:rPr>
-        <w:t>Dựa vào điểm trung bình để xếp loại học lực</w:t>
-      </w:r>
-    </w:p>
-    <w:p>
-      <w:pPr>
-        <w:pStyle w:val="ListParagraph"/>
-        <w:numPr>
-          <w:ilvl w:val="0"/>
-          <w:numId w:val="2"/>
-        </w:numPr>
-        <w:rPr>
-          <w:lang w:val="en-US"/>
-        </w:rPr>
-      </w:pPr>
-      <w:r>
-        <w:rPr>
-          <w:lang w:val="en-US"/>
-        </w:rPr>
-        <w:t>Kém = 1 trở xuống</w:t>
-      </w:r>
-    </w:p>
-    <w:p>
-      <w:pPr>
-        <w:pStyle w:val="ListParagraph"/>
-        <w:numPr>
-          <w:ilvl w:val="0"/>
-          <w:numId w:val="2"/>
-        </w:numPr>
-        <w:rPr>
-          <w:lang w:val="en-US"/>
-        </w:rPr>
-      </w:pPr>
-      <w:r>
-        <w:rPr>
-          <w:lang w:val="en-US"/>
-        </w:rPr>
-        <w:t>Yếu = 1 đến 2</w:t>
-      </w:r>
-    </w:p>
-    <w:p>
-      <w:pPr>
-        <w:pStyle w:val="ListParagraph"/>
-        <w:numPr>
-          <w:ilvl w:val="0"/>
-          <w:numId w:val="2"/>
-        </w:numPr>
-        <w:rPr>
-          <w:lang w:val="en-US"/>
-        </w:rPr>
-      </w:pPr>
-      <w:r>
-        <w:rPr>
-          <w:lang w:val="en-US"/>
-        </w:rPr>
-        <w:t>TB = 2 đến 2.5</w:t>
-      </w:r>
-    </w:p>
-    <w:p>
-      <w:pPr>
-        <w:pStyle w:val="ListParagraph"/>
-        <w:numPr>
-          <w:ilvl w:val="0"/>
-          <w:numId w:val="2"/>
-        </w:numPr>
-        <w:rPr>
-          <w:lang w:val="en-US"/>
-        </w:rPr>
-      </w:pPr>
-      <w:r>
-        <w:rPr>
-          <w:lang w:val="en-US"/>
-        </w:rPr>
-        <w:t>Khá = 2.5 đến 3.2</w:t>
-      </w:r>
-    </w:p>
-    <w:p>
-      <w:pPr>
-        <w:pStyle w:val="ListParagraph"/>
-        <w:numPr>
-          <w:ilvl w:val="0"/>
-          <w:numId w:val="2"/>
-        </w:numPr>
-        <w:rPr>
-          <w:lang w:val="en-US"/>
-        </w:rPr>
-      </w:pPr>
-      <w:r>
-        <w:rPr>
-          <w:lang w:val="en-US"/>
-        </w:rPr>
-        <w:t>Giỏi = 3.2 đến 3.6</w:t>
-      </w:r>
-    </w:p>
-    <w:p>
-      <w:pPr>
-        <w:pStyle w:val="ListParagraph"/>
-        <w:numPr>
-          <w:ilvl w:val="0"/>
-          <w:numId w:val="2"/>
-        </w:numPr>
-        <w:rPr>
-          <w:lang w:val="en-US"/>
-        </w:rPr>
-      </w:pPr>
-      <w:r>
-        <w:rPr>
-          <w:lang w:val="en-US"/>
-        </w:rPr>
-        <w:t>Xuất sắc = 3.6 đến 4</w:t>
-      </w:r>
-    </w:p>
-    <w:p>
-      <w:pPr>
-        <w:pStyle w:val="ListParagraph"/>
-        <w:numPr>
-          <w:ilvl w:val="0"/>
-          <w:numId w:val="2"/>
-        </w:numPr>
-        <w:rPr>
-          <w:lang w:val="en-US"/>
-        </w:rPr>
-      </w:pPr>
-      <w:r>
-        <w:rPr>
-          <w:lang w:val="en-US"/>
-        </w:rPr>
-        <w:t>Điểm trung bình tích lũy = điểm trung bình từ khi nhập học tới giờ, không phải trong 1 học kì</w:t>
-      </w:r>
-    </w:p>
-    <w:p>
-      <w:pPr>
-        <w:pStyle w:val="ListParagraph"/>
-        <w:numPr>
-          <w:ilvl w:val="0"/>
-          <w:numId w:val="7"/>
-        </w:numPr>
-        <w:rPr>
-          <w:lang w:val="en-US"/>
-        </w:rPr>
-      </w:pPr>
-      <w:r>
-        <w:rPr>
-          <w:lang w:val="en-US"/>
-        </w:rPr>
-        <w:t>1 Học Kì?</w:t>
-      </w:r>
-    </w:p>
-    <w:p>
-      <w:pPr>
-        <w:pStyle w:val="ListParagraph"/>
-        <w:numPr>
-          <w:ilvl w:val="0"/>
-          <w:numId w:val="2"/>
-        </w:numPr>
-      </w:pPr>
-      <w:r>
-        <w:t>231 = năm 2023 học kì 1</w:t>
-      </w:r>
-    </w:p>
-    <w:p>
-      <w:pPr>
-        <w:pStyle w:val="ListParagraph"/>
-        <w:numPr>
-          <w:ilvl w:val="0"/>
-          <w:numId w:val="2"/>
-        </w:numPr>
-        <w:rPr>
-          <w:lang w:val="en-US"/>
-        </w:rPr>
-      </w:pPr>
-      <w:r>
-        <w:rPr>
-          <w:lang w:val="en-US"/>
-        </w:rPr>
-        <w:t>11 đến 25 tín chỉ</w:t>
-      </w:r>
-    </w:p>
-    <w:p>
-      <w:pPr>
-        <w:pStyle w:val="ListParagraph"/>
-        <w:numPr>
-          <w:ilvl w:val="0"/>
-          <w:numId w:val="2"/>
-        </w:numPr>
-        <w:rPr>
-          <w:lang w:val="en-US"/>
-        </w:rPr>
-      </w:pPr>
-      <w:r>
-        <w:rPr>
-          <w:lang w:val="en-US"/>
-        </w:rPr>
-        <w:t>Điểm trung bình 8.5</w:t>
-      </w:r>
-    </w:p>
-    <w:p>
-      <w:pPr>
-        <w:pStyle w:val="ListParagraph"/>
-        <w:numPr>
-          <w:ilvl w:val="0"/>
-          <w:numId w:val="2"/>
-        </w:numPr>
-        <w:rPr>
-          <w:lang w:val="en-US"/>
-        </w:rPr>
-      </w:pPr>
-      <w:r>
-        <w:rPr>
-          <w:lang w:val="en-US"/>
-        </w:rPr>
-        <w:t>3 ngày CTXH</w:t>
-      </w:r>
-    </w:p>
-    <w:p>
-      <w:pPr>
-        <w:pStyle w:val="ListParagraph"/>
-        <w:numPr>
-          <w:ilvl w:val="0"/>
-          <w:numId w:val="2"/>
-        </w:numPr>
-        <w:rPr>
-          <w:lang w:val="en-US"/>
-        </w:rPr>
-      </w:pPr>
-      <w:r>
-        <w:rPr>
-          <w:lang w:val="en-US"/>
-        </w:rPr>
-        <w:t>Điểm rèn luyện 85</w:t>
-      </w:r>
-    </w:p>
-    <w:p>
-      <w:pPr>
-        <w:pStyle w:val="ListParagraph"/>
-        <w:numPr>
-          <w:ilvl w:val="0"/>
-          <w:numId w:val="7"/>
-        </w:numPr>
-        <w:rPr>
-          <w:lang w:val="en-US"/>
-        </w:rPr>
-      </w:pPr>
-      <w:r>
-        <w:rPr>
-          <w:lang w:val="en-US"/>
-        </w:rPr>
-        <w:t>1 Năm?</w:t>
-      </w:r>
-    </w:p>
-    <w:p>
-      <w:pPr>
-        <w:pStyle w:val="ListParagraph"/>
-        <w:numPr>
-          <w:ilvl w:val="0"/>
-          <w:numId w:val="2"/>
-        </w:numPr>
-        <w:rPr>
-          <w:lang w:val="en-US"/>
-        </w:rPr>
-      </w:pPr>
-      <w:r>
-        <w:rPr>
-          <w:lang w:val="en-US"/>
-        </w:rPr>
-        <w:t>33 tín chỉ</w:t>
-      </w:r>
-    </w:p>
-    <w:p>
-      <w:pPr>
-        <w:pStyle w:val="ListParagraph"/>
-        <w:numPr>
-          <w:ilvl w:val="0"/>
-          <w:numId w:val="7"/>
-        </w:numPr>
-        <w:rPr>
-          <w:lang w:val="en-US"/>
-        </w:rPr>
-      </w:pPr>
-      <w:r>
-        <w:rPr>
-          <w:lang w:val="en-US"/>
-        </w:rPr>
-        <w:t>3 Năm Đầu?</w:t>
-      </w:r>
-    </w:p>
-    <w:p>
-      <w:pPr>
-        <w:pStyle w:val="ListParagraph"/>
-        <w:numPr>
-          <w:ilvl w:val="0"/>
-          <w:numId w:val="2"/>
-        </w:numPr>
-        <w:rPr>
-          <w:lang w:val="en-US"/>
-        </w:rPr>
-      </w:pPr>
-      <w:r>
-        <w:rPr>
-          <w:lang w:val="en-US"/>
-        </w:rPr>
-        <w:t>15 ngày CTXH</w:t>
-      </w:r>
-    </w:p>
-    <w:p>
-      <w:pPr>
-        <w:pStyle w:val="ListParagraph"/>
-        <w:numPr>
-          <w:ilvl w:val="0"/>
-          <w:numId w:val="7"/>
-        </w:numPr>
-        <w:rPr>
-          <w:lang w:val="en-US"/>
-        </w:rPr>
-      </w:pPr>
-      <w:r>
-        <w:rPr>
-          <w:lang w:val="en-US"/>
-        </w:rPr>
-        <w:t>Học Bổng?</w:t>
-      </w:r>
-    </w:p>
-    <w:p>
-      <w:pPr>
-        <w:pStyle w:val="ListParagraph"/>
-        <w:numPr>
-          <w:ilvl w:val="0"/>
-          <w:numId w:val="2"/>
-        </w:numPr>
-        <w:rPr>
-          <w:lang w:val="en-US"/>
-        </w:rPr>
-      </w:pPr>
-      <w:r>
-        <w:rPr>
-          <w:lang w:val="en-US"/>
-        </w:rPr>
-        <w:t>Đéo cần xin trường tự cấp</w:t>
-      </w:r>
-    </w:p>
-    <w:p>
-      <w:pPr>
-        <w:rPr>
-          <w:lang w:val="en-US"/>
-        </w:rPr>
-      </w:pPr>
-    </w:p>
-    <w:p>
-      <w:pPr>
-        <w:rPr>
-          <w:lang w:val="en-US"/>
-        </w:rPr>
-      </w:pPr>
-      <w:r>
-        <w:rPr>
-          <w:lang w:val="en-US"/>
-        </w:rPr>
-        <w:t>Nhiệm vụ 1: tham dự hội thảo học thuật</w:t>
-      </w:r>
-    </w:p>
-    <w:p>
-      <w:pPr>
-        <w:rPr>
-          <w:lang w:val="en-US"/>
-        </w:rPr>
-      </w:pPr>
-      <w:r>
-        <w:rPr>
-          <w:lang w:val="en-US"/>
-        </w:rPr>
-        <w:t>Nhiệm vụ 2: ĐTB học kỳ &gt;= 8</w:t>
-      </w:r>
-    </w:p>
-    <w:p>
-      <w:pPr>
-        <w:rPr>
-          <w:lang w:val="en-US"/>
-        </w:rPr>
-      </w:pPr>
-      <w:r>
-        <w:rPr>
-          <w:lang w:val="en-US"/>
-        </w:rPr>
-        <w:t>Nhiệm vụ 3: Tham gia full hoạt động của trường lớp</w:t>
-      </w:r>
-    </w:p>
-    <w:p>
-      <w:pPr>
-        <w:rPr>
-          <w:lang w:val="en-US"/>
-        </w:rPr>
-      </w:pPr>
-      <w:r>
-        <w:rPr>
-          <w:lang w:val="en-US"/>
-        </w:rPr>
-        <w:t>Nhiệm vụ 4: hiến máu</w:t>
-      </w:r>
-    </w:p>
-    <w:p>
-      <w:pPr>
-        <w:rPr>
-          <w:lang w:val="en-US"/>
-        </w:rPr>
-      </w:pPr>
-      <w:r>
-        <w:rPr>
-          <w:lang w:val="en-US"/>
-        </w:rPr>
         <w:t>Nhiệm vụ 5: tham gia sinh hoạt lớp đầy đủ</w:t>
       </w:r>
     </w:p>

--- a/hcmut.docx
+++ b/hcmut.docx
@@ -2237,7 +2237,16 @@
           <w:u w:val="none"/>
           <w:lang w:val="en-US"/>
         </w:rPr>
-        <w:t>37</w:t>
+        <w:t>3</w:t>
+      </w:r>
+      <w:r>
+        <w:rPr>
+          <w:rStyle w:val="Hyperlink"/>
+          <w:color w:val="auto"/>
+          <w:u w:val="none"/>
+          <w:lang w:val="en-US"/>
+        </w:rPr>
+        <w:t>8</w:t>
       </w:r>
     </w:p>
     <w:p>
@@ -2270,7 +2279,7 @@
           <w:u w:val="none"/>
           <w:lang w:val="en-US"/>
         </w:rPr>
-        <w:t>5</w:t>
+        <w:t>9</w:t>
       </w:r>
       <w:r>
         <w:rPr>
@@ -2303,94 +2312,79 @@
           <w:u w:val="none"/>
           <w:lang w:val="en-US"/>
         </w:rPr>
-        <w:t>14</w:t>
-      </w:r>
-      <w:r>
-        <w:rPr>
-          <w:rStyle w:val="Hyperlink"/>
-          <w:color w:val="auto"/>
-          <w:u w:val="none"/>
-          <w:lang w:val="en-US"/>
-        </w:rPr>
-        <w:t xml:space="preserve"> đến </w:t>
-      </w:r>
-      <w:r>
-        <w:rPr>
-          <w:rStyle w:val="Hyperlink"/>
-          <w:color w:val="auto"/>
-          <w:u w:val="none"/>
-          <w:lang w:val="en-US"/>
-        </w:rPr>
-        <w:t>15</w:t>
-      </w:r>
-      <w:r>
-        <w:rPr>
-          <w:rStyle w:val="Hyperlink"/>
-          <w:color w:val="auto"/>
-          <w:u w:val="none"/>
-          <w:lang w:val="en-US"/>
-        </w:rPr>
-        <w:t xml:space="preserve">.83 giờ, </w:t>
-      </w:r>
-      <w:r>
-        <w:rPr>
-          <w:rStyle w:val="Hyperlink"/>
-          <w:color w:val="auto"/>
-          <w:u w:val="none"/>
-          <w:lang w:val="en-US"/>
-        </w:rPr>
-        <w:t>nhập môn điệ</w:t>
-      </w:r>
-      <w:r>
-        <w:rPr>
-          <w:rStyle w:val="Hyperlink"/>
-          <w:color w:val="auto"/>
-          <w:u w:val="none"/>
-          <w:lang w:val="en-US"/>
-        </w:rPr>
-        <w:t>n</w:t>
-      </w:r>
-      <w:r>
-        <w:rPr>
-          <w:rStyle w:val="Hyperlink"/>
-          <w:color w:val="auto"/>
-          <w:u w:val="none"/>
-          <w:lang w:val="en-US"/>
-        </w:rPr>
-        <w:t xml:space="preserve"> toán</w:t>
-      </w:r>
-      <w:r>
-        <w:rPr>
-          <w:rStyle w:val="Hyperlink"/>
-          <w:color w:val="auto"/>
-          <w:u w:val="none"/>
-          <w:lang w:val="en-US"/>
-        </w:rPr>
-        <w:t xml:space="preserve"> giảng đường H6</w:t>
-      </w:r>
-    </w:p>
-    <w:p>
-      <w:pPr>
-        <w:pStyle w:val="ListParagraph"/>
-        <w:numPr>
-          <w:ilvl w:val="0"/>
-          <w:numId w:val="2"/>
-        </w:numPr>
-        <w:rPr>
-          <w:rStyle w:val="Hyperlink"/>
-          <w:color w:val="auto"/>
-          <w:u w:val="none"/>
-          <w:lang w:val="en-US"/>
-        </w:rPr>
-      </w:pPr>
-      <w:r>
-        <w:rPr>
-          <w:rStyle w:val="Hyperlink"/>
-          <w:color w:val="auto"/>
-          <w:u w:val="none"/>
-          <w:lang w:val="en-US"/>
-        </w:rPr>
-        <w:t>18 giờ, gọi mẹ xem chuyển phát nhanh chưa</w:t>
+        <w:t>7.5 giờ, có mặt tại trường, đọc Slide vật lí 1 trước</w:t>
+      </w:r>
+    </w:p>
+    <w:p>
+      <w:pPr>
+        <w:pStyle w:val="ListParagraph"/>
+        <w:numPr>
+          <w:ilvl w:val="0"/>
+          <w:numId w:val="2"/>
+        </w:numPr>
+        <w:rPr>
+          <w:rStyle w:val="Hyperlink"/>
+          <w:color w:val="auto"/>
+          <w:u w:val="none"/>
+          <w:lang w:val="en-US"/>
+        </w:rPr>
+      </w:pPr>
+      <w:r>
+        <w:rPr>
+          <w:rStyle w:val="Hyperlink"/>
+          <w:color w:val="auto"/>
+          <w:u w:val="none"/>
+          <w:lang w:val="en-US"/>
+        </w:rPr>
+        <w:t>8 đến 11 giờ, vật lí 1, tòa H2, tầng 2, phòng 201</w:t>
+      </w:r>
+    </w:p>
+    <w:p>
+      <w:pPr>
+        <w:pStyle w:val="ListParagraph"/>
+        <w:numPr>
+          <w:ilvl w:val="0"/>
+          <w:numId w:val="2"/>
+        </w:numPr>
+        <w:rPr>
+          <w:rStyle w:val="Hyperlink"/>
+          <w:color w:val="auto"/>
+          <w:u w:val="none"/>
+          <w:lang w:val="en-US"/>
+        </w:rPr>
+      </w:pPr>
+      <w:r>
+        <w:rPr>
+          <w:rStyle w:val="Hyperlink"/>
+          <w:color w:val="auto"/>
+          <w:u w:val="none"/>
+          <w:lang w:val="en-US"/>
+        </w:rPr>
+        <w:t>10 giờ, mở đăng kí thể dục</w:t>
+      </w:r>
+    </w:p>
+    <w:p>
+      <w:pPr>
+        <w:pStyle w:val="ListParagraph"/>
+        <w:numPr>
+          <w:ilvl w:val="0"/>
+          <w:numId w:val="2"/>
+        </w:numPr>
+        <w:rPr>
+          <w:rStyle w:val="Hyperlink"/>
+          <w:color w:val="auto"/>
+          <w:u w:val="none"/>
+          <w:lang w:val="en-US"/>
+        </w:rPr>
+      </w:pPr>
+      <w:r>
+        <w:rPr>
+          <w:rStyle w:val="Hyperlink"/>
+          <w:color w:val="auto"/>
+          <w:u w:val="none"/>
+          <w:lang w:val="en-US"/>
+        </w:rPr>
+        <w:t>15 đến 18 giờ, giải tích 1, giảng đường H6</w:t>
       </w:r>
     </w:p>
     <w:p>
@@ -2414,6 +2408,174 @@
           <w:u w:val="none"/>
           <w:lang w:val="en-US"/>
         </w:rPr>
+        <w:t>20/9/2023?</w:t>
+      </w:r>
+    </w:p>
+    <w:p>
+      <w:pPr>
+        <w:pStyle w:val="ListParagraph"/>
+        <w:numPr>
+          <w:ilvl w:val="0"/>
+          <w:numId w:val="2"/>
+        </w:numPr>
+        <w:rPr>
+          <w:rStyle w:val="Hyperlink"/>
+          <w:color w:val="auto"/>
+          <w:u w:val="none"/>
+          <w:lang w:val="en-US"/>
+        </w:rPr>
+      </w:pPr>
+      <w:r>
+        <w:rPr>
+          <w:rStyle w:val="Hyperlink"/>
+          <w:color w:val="auto"/>
+          <w:u w:val="none"/>
+          <w:lang w:val="en-US"/>
+        </w:rPr>
+        <w:t>16 đến 18 giờ, sinh hoạt, tòa H2, tầng 2, phòng 201</w:t>
+      </w:r>
+    </w:p>
+    <w:p>
+      <w:pPr>
+        <w:pStyle w:val="ListParagraph"/>
+        <w:numPr>
+          <w:ilvl w:val="0"/>
+          <w:numId w:val="4"/>
+        </w:numPr>
+        <w:rPr>
+          <w:rStyle w:val="Hyperlink"/>
+          <w:color w:val="auto"/>
+          <w:u w:val="none"/>
+          <w:lang w:val="en-US"/>
+        </w:rPr>
+      </w:pPr>
+      <w:r>
+        <w:rPr>
+          <w:rStyle w:val="Hyperlink"/>
+          <w:color w:val="auto"/>
+          <w:u w:val="none"/>
+          <w:lang w:val="en-US"/>
+        </w:rPr>
+        <w:t>21/9/2023?</w:t>
+      </w:r>
+    </w:p>
+    <w:p>
+      <w:pPr>
+        <w:pStyle w:val="ListParagraph"/>
+        <w:numPr>
+          <w:ilvl w:val="0"/>
+          <w:numId w:val="2"/>
+        </w:numPr>
+        <w:rPr>
+          <w:rStyle w:val="Hyperlink"/>
+          <w:color w:val="auto"/>
+          <w:u w:val="none"/>
+          <w:lang w:val="en-US"/>
+        </w:rPr>
+      </w:pPr>
+      <w:r>
+        <w:rPr>
+          <w:rStyle w:val="Hyperlink"/>
+          <w:color w:val="auto"/>
+          <w:u w:val="none"/>
+          <w:lang w:val="en-US"/>
+        </w:rPr>
+        <w:t>7 đến 9 giờ, hệ thống số, giảng đường H6</w:t>
+      </w:r>
+    </w:p>
+    <w:p>
+      <w:pPr>
+        <w:pStyle w:val="ListParagraph"/>
+        <w:numPr>
+          <w:ilvl w:val="0"/>
+          <w:numId w:val="4"/>
+        </w:numPr>
+        <w:rPr>
+          <w:rStyle w:val="Hyperlink"/>
+          <w:color w:val="auto"/>
+          <w:u w:val="none"/>
+          <w:lang w:val="en-US"/>
+        </w:rPr>
+      </w:pPr>
+      <w:r>
+        <w:rPr>
+          <w:rStyle w:val="Hyperlink"/>
+          <w:color w:val="auto"/>
+          <w:u w:val="none"/>
+          <w:lang w:val="en-US"/>
+        </w:rPr>
+        <w:t>22/9/2023?</w:t>
+      </w:r>
+    </w:p>
+    <w:p>
+      <w:pPr>
+        <w:pStyle w:val="ListParagraph"/>
+        <w:numPr>
+          <w:ilvl w:val="0"/>
+          <w:numId w:val="2"/>
+        </w:numPr>
+        <w:rPr>
+          <w:rStyle w:val="Hyperlink"/>
+          <w:color w:val="auto"/>
+          <w:u w:val="none"/>
+          <w:lang w:val="en-US"/>
+        </w:rPr>
+      </w:pPr>
+      <w:r>
+        <w:rPr>
+          <w:rStyle w:val="Hyperlink"/>
+          <w:color w:val="auto"/>
+          <w:u w:val="none"/>
+          <w:lang w:val="en-US"/>
+        </w:rPr>
+        <w:t>14 đến 16 giờ, nhập môn điện toán, giảng đường H6</w:t>
+      </w:r>
+    </w:p>
+    <w:p>
+      <w:pPr>
+        <w:pStyle w:val="ListParagraph"/>
+        <w:numPr>
+          <w:ilvl w:val="0"/>
+          <w:numId w:val="2"/>
+        </w:numPr>
+        <w:rPr>
+          <w:rStyle w:val="Hyperlink"/>
+          <w:color w:val="auto"/>
+          <w:u w:val="none"/>
+          <w:lang w:val="en-US"/>
+        </w:rPr>
+      </w:pPr>
+      <w:r>
+        <w:rPr>
+          <w:rStyle w:val="Hyperlink"/>
+          <w:color w:val="auto"/>
+          <w:u w:val="none"/>
+          <w:lang w:val="en-US"/>
+        </w:rPr>
+        <w:t>15 giờ, đóng đăng kí thể dục</w:t>
+      </w:r>
+    </w:p>
+    <w:p>
+      <w:pPr>
+        <w:pStyle w:val="ListParagraph"/>
+        <w:numPr>
+          <w:ilvl w:val="0"/>
+          <w:numId w:val="4"/>
+        </w:numPr>
+        <w:rPr>
+          <w:rStyle w:val="Hyperlink"/>
+          <w:color w:val="auto"/>
+          <w:u w:val="none"/>
+          <w:lang w:val="en-US"/>
+        </w:rPr>
+      </w:pPr>
+      <w:r>
+        <w:rPr>
+          <w:rStyle w:val="Hyperlink"/>
+          <w:color w:val="auto"/>
+          <w:u w:val="none"/>
+          <w:lang w:val="en-US"/>
+        </w:rPr>
         <w:t>25/9/2023?</w:t>
       </w:r>
     </w:p>
@@ -2528,6 +2690,7 @@
         <w:rPr>
           <w:lang w:val="en-US"/>
         </w:rPr>
+        <w:lastRenderedPageBreak/>
         <w:t>1/10/2023 Đến 5/10/2023?</w:t>
       </w:r>
     </w:p>
@@ -2564,6 +2727,42 @@
         <w:rPr>
           <w:lang w:val="en-US"/>
         </w:rPr>
+        <w:t>16/10/2023?</w:t>
+      </w:r>
+    </w:p>
+    <w:p>
+      <w:pPr>
+        <w:pStyle w:val="ListParagraph"/>
+        <w:numPr>
+          <w:ilvl w:val="0"/>
+          <w:numId w:val="2"/>
+        </w:numPr>
+        <w:rPr>
+          <w:lang w:val="en-US"/>
+        </w:rPr>
+      </w:pPr>
+      <w:r>
+        <w:rPr>
+          <w:lang w:val="en-US"/>
+        </w:rPr>
+        <w:t>Học thể dục</w:t>
+      </w:r>
+    </w:p>
+    <w:p>
+      <w:pPr>
+        <w:pStyle w:val="ListParagraph"/>
+        <w:numPr>
+          <w:ilvl w:val="0"/>
+          <w:numId w:val="4"/>
+        </w:numPr>
+        <w:rPr>
+          <w:lang w:val="en-US"/>
+        </w:rPr>
+      </w:pPr>
+      <w:r>
+        <w:rPr>
+          <w:lang w:val="en-US"/>
+        </w:rPr>
         <w:t>Tuần 2 Tháng 10/2023?</w:t>
       </w:r>
     </w:p>
@@ -2656,595 +2855,595 @@
         <w:rPr>
           <w:lang w:val="en-US"/>
         </w:rPr>
+        <w:t>Quy Đổi Điểm?</w:t>
+      </w:r>
+    </w:p>
+    <w:p>
+      <w:pPr>
+        <w:pStyle w:val="ListParagraph"/>
+        <w:numPr>
+          <w:ilvl w:val="0"/>
+          <w:numId w:val="2"/>
+        </w:numPr>
+        <w:rPr>
+          <w:lang w:val="en-US"/>
+        </w:rPr>
+      </w:pPr>
+      <w:r>
+        <w:rPr>
+          <w:lang w:val="en-US"/>
+        </w:rPr>
+        <w:t>Từ thang 10 sang chữ</w:t>
+      </w:r>
+    </w:p>
+    <w:p>
+      <w:pPr>
+        <w:pStyle w:val="ListParagraph"/>
+        <w:numPr>
+          <w:ilvl w:val="0"/>
+          <w:numId w:val="2"/>
+        </w:numPr>
+        <w:rPr>
+          <w:lang w:val="en-US"/>
+        </w:rPr>
+      </w:pPr>
+      <w:r>
+        <w:rPr>
+          <w:lang w:val="en-US"/>
+        </w:rPr>
+        <w:t>F = 4 trở xuống</w:t>
+      </w:r>
+    </w:p>
+    <w:p>
+      <w:pPr>
+        <w:pStyle w:val="ListParagraph"/>
+        <w:numPr>
+          <w:ilvl w:val="0"/>
+          <w:numId w:val="2"/>
+        </w:numPr>
+        <w:rPr>
+          <w:lang w:val="en-US"/>
+        </w:rPr>
+      </w:pPr>
+      <w:r>
+        <w:rPr>
+          <w:lang w:val="en-US"/>
+        </w:rPr>
+        <w:t>D = 4 đến 5</w:t>
+      </w:r>
+    </w:p>
+    <w:p>
+      <w:pPr>
+        <w:pStyle w:val="ListParagraph"/>
+        <w:numPr>
+          <w:ilvl w:val="0"/>
+          <w:numId w:val="2"/>
+        </w:numPr>
+        <w:rPr>
+          <w:lang w:val="en-US"/>
+        </w:rPr>
+      </w:pPr>
+      <w:r>
+        <w:rPr>
+          <w:lang w:val="en-US"/>
+        </w:rPr>
+        <w:t>D+ = 5 đến 5.5</w:t>
+      </w:r>
+    </w:p>
+    <w:p>
+      <w:pPr>
+        <w:pStyle w:val="ListParagraph"/>
+        <w:numPr>
+          <w:ilvl w:val="0"/>
+          <w:numId w:val="2"/>
+        </w:numPr>
+        <w:rPr>
+          <w:lang w:val="en-US"/>
+        </w:rPr>
+      </w:pPr>
+      <w:r>
+        <w:rPr>
+          <w:lang w:val="en-US"/>
+        </w:rPr>
+        <w:t>Mỗi chữ cái không có “+” thì tăng 1</w:t>
+      </w:r>
+    </w:p>
+    <w:p>
+      <w:pPr>
+        <w:pStyle w:val="ListParagraph"/>
+        <w:numPr>
+          <w:ilvl w:val="0"/>
+          <w:numId w:val="2"/>
+        </w:numPr>
+        <w:rPr>
+          <w:lang w:val="en-US"/>
+        </w:rPr>
+      </w:pPr>
+      <w:r>
+        <w:rPr>
+          <w:lang w:val="en-US"/>
+        </w:rPr>
+        <w:t xml:space="preserve">Mỗi chữ cái có “+” thì </w:t>
+      </w:r>
+      <w:r>
+        <w:rPr>
+          <w:lang w:val="en-US"/>
+        </w:rPr>
+        <w:t>tăng</w:t>
+      </w:r>
+      <w:r>
+        <w:rPr>
+          <w:lang w:val="en-US"/>
+        </w:rPr>
+        <w:t xml:space="preserve"> 0.5</w:t>
+      </w:r>
+    </w:p>
+    <w:p>
+      <w:pPr>
+        <w:pStyle w:val="ListParagraph"/>
+        <w:numPr>
+          <w:ilvl w:val="0"/>
+          <w:numId w:val="2"/>
+        </w:numPr>
+        <w:rPr>
+          <w:lang w:val="en-US"/>
+        </w:rPr>
+      </w:pPr>
+      <w:r>
+        <w:rPr>
+          <w:lang w:val="en-US"/>
+        </w:rPr>
+        <w:t>Từ chữ sang thang 4</w:t>
+      </w:r>
+    </w:p>
+    <w:p>
+      <w:pPr>
+        <w:pStyle w:val="ListParagraph"/>
+        <w:numPr>
+          <w:ilvl w:val="0"/>
+          <w:numId w:val="2"/>
+        </w:numPr>
+        <w:rPr>
+          <w:lang w:val="en-US"/>
+        </w:rPr>
+      </w:pPr>
+      <w:r>
+        <w:rPr>
+          <w:lang w:val="en-US"/>
+        </w:rPr>
+        <w:t>F = 0</w:t>
+      </w:r>
+    </w:p>
+    <w:p>
+      <w:pPr>
+        <w:pStyle w:val="ListParagraph"/>
+        <w:numPr>
+          <w:ilvl w:val="0"/>
+          <w:numId w:val="2"/>
+        </w:numPr>
+        <w:rPr>
+          <w:lang w:val="en-US"/>
+        </w:rPr>
+      </w:pPr>
+      <w:r>
+        <w:rPr>
+          <w:lang w:val="en-US"/>
+        </w:rPr>
+        <w:t>D = 1</w:t>
+      </w:r>
+    </w:p>
+    <w:p>
+      <w:pPr>
+        <w:pStyle w:val="ListParagraph"/>
+        <w:numPr>
+          <w:ilvl w:val="0"/>
+          <w:numId w:val="2"/>
+        </w:numPr>
+        <w:rPr>
+          <w:lang w:val="en-US"/>
+        </w:rPr>
+      </w:pPr>
+      <w:r>
+        <w:rPr>
+          <w:lang w:val="en-US"/>
+        </w:rPr>
+        <w:t>D+ = 1.5</w:t>
+      </w:r>
+    </w:p>
+    <w:p>
+      <w:pPr>
+        <w:pStyle w:val="ListParagraph"/>
+        <w:numPr>
+          <w:ilvl w:val="0"/>
+          <w:numId w:val="2"/>
+        </w:numPr>
+        <w:rPr>
+          <w:lang w:val="en-US"/>
+        </w:rPr>
+      </w:pPr>
+      <w:r>
+        <w:rPr>
+          <w:lang w:val="en-US"/>
+        </w:rPr>
+        <w:t>Mỗi chữ tiếp theo + 0.5, tối đa = 4</w:t>
+      </w:r>
+    </w:p>
+    <w:p>
+      <w:pPr>
+        <w:pStyle w:val="ListParagraph"/>
+        <w:numPr>
+          <w:ilvl w:val="0"/>
+          <w:numId w:val="2"/>
+        </w:numPr>
+        <w:rPr>
+          <w:lang w:val="en-US"/>
+        </w:rPr>
+      </w:pPr>
+      <w:r>
+        <w:rPr>
+          <w:lang w:val="en-US"/>
+        </w:rPr>
+        <w:t>Điểm trung bình 1 học kì</w:t>
+      </w:r>
+    </w:p>
+    <w:p>
+      <w:pPr>
+        <w:pStyle w:val="ListParagraph"/>
+        <w:numPr>
+          <w:ilvl w:val="0"/>
+          <w:numId w:val="2"/>
+        </w:numPr>
+        <w:rPr>
+          <w:lang w:val="en-US"/>
+        </w:rPr>
+      </w:pPr>
+      <w:r>
+        <w:rPr>
+          <w:lang w:val="en-US"/>
+        </w:rPr>
+        <w:t>Ví dụ bạn học vật lí 1 với 4 tín chỉ, giải tích 1 với 3 tín chỉ 1 học kì, đạt 8.3 điểm vật lí, 5.1 điểm giải tích, thì quy đổi chúng sang thang chữ rồi sang thang 4, được 3.5 và 1.5</w:t>
+      </w:r>
+      <w:r>
+        <w:rPr>
+          <w:lang w:val="en-US"/>
+        </w:rPr>
+        <w:t>, thì tính trung bình có trọng số là số tín chỉ tương ứng, = ((3.5 * 4) + (1.5 * 3)) / (4 + 3) = 2.6</w:t>
+      </w:r>
+    </w:p>
+    <w:p>
+      <w:pPr>
+        <w:pStyle w:val="ListParagraph"/>
+        <w:numPr>
+          <w:ilvl w:val="0"/>
+          <w:numId w:val="2"/>
+        </w:numPr>
+        <w:rPr>
+          <w:lang w:val="en-US"/>
+        </w:rPr>
+      </w:pPr>
+      <w:r>
+        <w:rPr>
+          <w:lang w:val="en-US"/>
+        </w:rPr>
+        <w:t>Dựa vào điểm trung bình để xếp loại học lực</w:t>
+      </w:r>
+    </w:p>
+    <w:p>
+      <w:pPr>
+        <w:pStyle w:val="ListParagraph"/>
+        <w:numPr>
+          <w:ilvl w:val="0"/>
+          <w:numId w:val="2"/>
+        </w:numPr>
+        <w:rPr>
+          <w:lang w:val="en-US"/>
+        </w:rPr>
+      </w:pPr>
+      <w:r>
+        <w:rPr>
+          <w:lang w:val="en-US"/>
+        </w:rPr>
+        <w:t>Kém = 1 trở xuống</w:t>
+      </w:r>
+    </w:p>
+    <w:p>
+      <w:pPr>
+        <w:pStyle w:val="ListParagraph"/>
+        <w:numPr>
+          <w:ilvl w:val="0"/>
+          <w:numId w:val="2"/>
+        </w:numPr>
+        <w:rPr>
+          <w:lang w:val="en-US"/>
+        </w:rPr>
+      </w:pPr>
+      <w:r>
+        <w:rPr>
+          <w:lang w:val="en-US"/>
+        </w:rPr>
+        <w:t>Yếu = 1 đến 2</w:t>
+      </w:r>
+    </w:p>
+    <w:p>
+      <w:pPr>
+        <w:pStyle w:val="ListParagraph"/>
+        <w:numPr>
+          <w:ilvl w:val="0"/>
+          <w:numId w:val="2"/>
+        </w:numPr>
+        <w:rPr>
+          <w:lang w:val="en-US"/>
+        </w:rPr>
+      </w:pPr>
+      <w:r>
+        <w:rPr>
+          <w:lang w:val="en-US"/>
+        </w:rPr>
+        <w:t>TB = 2 đến 2.5</w:t>
+      </w:r>
+    </w:p>
+    <w:p>
+      <w:pPr>
+        <w:pStyle w:val="ListParagraph"/>
+        <w:numPr>
+          <w:ilvl w:val="0"/>
+          <w:numId w:val="2"/>
+        </w:numPr>
+        <w:rPr>
+          <w:lang w:val="en-US"/>
+        </w:rPr>
+      </w:pPr>
+      <w:r>
+        <w:rPr>
+          <w:lang w:val="en-US"/>
+        </w:rPr>
+        <w:t>Khá = 2.5 đến 3.2</w:t>
+      </w:r>
+    </w:p>
+    <w:p>
+      <w:pPr>
+        <w:pStyle w:val="ListParagraph"/>
+        <w:numPr>
+          <w:ilvl w:val="0"/>
+          <w:numId w:val="2"/>
+        </w:numPr>
+        <w:rPr>
+          <w:lang w:val="en-US"/>
+        </w:rPr>
+      </w:pPr>
+      <w:r>
+        <w:rPr>
+          <w:lang w:val="en-US"/>
+        </w:rPr>
+        <w:t>Giỏi = 3.2 đến 3.6</w:t>
+      </w:r>
+    </w:p>
+    <w:p>
+      <w:pPr>
+        <w:pStyle w:val="ListParagraph"/>
+        <w:numPr>
+          <w:ilvl w:val="0"/>
+          <w:numId w:val="2"/>
+        </w:numPr>
+        <w:rPr>
+          <w:lang w:val="en-US"/>
+        </w:rPr>
+      </w:pPr>
+      <w:r>
+        <w:rPr>
+          <w:lang w:val="en-US"/>
+        </w:rPr>
+        <w:t>Xuất sắc = 3.6 đến 4</w:t>
+      </w:r>
+    </w:p>
+    <w:p>
+      <w:pPr>
+        <w:pStyle w:val="ListParagraph"/>
+        <w:numPr>
+          <w:ilvl w:val="0"/>
+          <w:numId w:val="2"/>
+        </w:numPr>
+        <w:rPr>
+          <w:lang w:val="en-US"/>
+        </w:rPr>
+      </w:pPr>
+      <w:r>
+        <w:rPr>
+          <w:lang w:val="en-US"/>
+        </w:rPr>
+        <w:t>Điểm trung bình tích lũy = điểm trung bình từ khi nhập học tới giờ, không phải trong 1 học kì</w:t>
+      </w:r>
+    </w:p>
+    <w:p>
+      <w:pPr>
+        <w:pStyle w:val="ListParagraph"/>
+        <w:numPr>
+          <w:ilvl w:val="0"/>
+          <w:numId w:val="7"/>
+        </w:numPr>
+        <w:rPr>
+          <w:lang w:val="en-US"/>
+        </w:rPr>
+      </w:pPr>
+      <w:r>
+        <w:rPr>
+          <w:lang w:val="en-US"/>
+        </w:rPr>
+        <w:t>1 Học Kì?</w:t>
+      </w:r>
+    </w:p>
+    <w:p>
+      <w:pPr>
+        <w:pStyle w:val="ListParagraph"/>
+        <w:numPr>
+          <w:ilvl w:val="0"/>
+          <w:numId w:val="2"/>
+        </w:numPr>
+      </w:pPr>
+      <w:r>
+        <w:t>231 = năm 2023 học kì 1</w:t>
+      </w:r>
+    </w:p>
+    <w:p>
+      <w:pPr>
+        <w:pStyle w:val="ListParagraph"/>
+        <w:numPr>
+          <w:ilvl w:val="0"/>
+          <w:numId w:val="2"/>
+        </w:numPr>
+        <w:rPr>
+          <w:lang w:val="en-US"/>
+        </w:rPr>
+      </w:pPr>
+      <w:r>
+        <w:rPr>
+          <w:lang w:val="en-US"/>
+        </w:rPr>
+        <w:t>11 đến 25 tín chỉ</w:t>
+      </w:r>
+    </w:p>
+    <w:p>
+      <w:pPr>
+        <w:pStyle w:val="ListParagraph"/>
+        <w:numPr>
+          <w:ilvl w:val="0"/>
+          <w:numId w:val="2"/>
+        </w:numPr>
+        <w:rPr>
+          <w:lang w:val="en-US"/>
+        </w:rPr>
+      </w:pPr>
+      <w:r>
+        <w:rPr>
+          <w:lang w:val="en-US"/>
+        </w:rPr>
+        <w:t>Điểm trung bình 8.5</w:t>
+      </w:r>
+    </w:p>
+    <w:p>
+      <w:pPr>
+        <w:pStyle w:val="ListParagraph"/>
+        <w:numPr>
+          <w:ilvl w:val="0"/>
+          <w:numId w:val="2"/>
+        </w:numPr>
+        <w:rPr>
+          <w:lang w:val="en-US"/>
+        </w:rPr>
+      </w:pPr>
+      <w:r>
+        <w:rPr>
+          <w:lang w:val="en-US"/>
+        </w:rPr>
+        <w:t>3 ngày CTXH</w:t>
+      </w:r>
+    </w:p>
+    <w:p>
+      <w:pPr>
+        <w:pStyle w:val="ListParagraph"/>
+        <w:numPr>
+          <w:ilvl w:val="0"/>
+          <w:numId w:val="2"/>
+        </w:numPr>
+        <w:rPr>
+          <w:lang w:val="en-US"/>
+        </w:rPr>
+      </w:pPr>
+      <w:r>
+        <w:rPr>
+          <w:lang w:val="en-US"/>
+        </w:rPr>
+        <w:t>Điểm rèn luyện 85</w:t>
+      </w:r>
+    </w:p>
+    <w:p>
+      <w:pPr>
+        <w:pStyle w:val="ListParagraph"/>
+        <w:numPr>
+          <w:ilvl w:val="0"/>
+          <w:numId w:val="7"/>
+        </w:numPr>
+        <w:rPr>
+          <w:lang w:val="en-US"/>
+        </w:rPr>
+      </w:pPr>
+      <w:r>
+        <w:rPr>
+          <w:lang w:val="en-US"/>
+        </w:rPr>
+        <w:t>1 Năm?</w:t>
+      </w:r>
+    </w:p>
+    <w:p>
+      <w:pPr>
+        <w:pStyle w:val="ListParagraph"/>
+        <w:numPr>
+          <w:ilvl w:val="0"/>
+          <w:numId w:val="2"/>
+        </w:numPr>
+        <w:rPr>
+          <w:lang w:val="en-US"/>
+        </w:rPr>
+      </w:pPr>
+      <w:r>
+        <w:rPr>
+          <w:lang w:val="en-US"/>
+        </w:rPr>
+        <w:t>33 tín chỉ</w:t>
+      </w:r>
+    </w:p>
+    <w:p>
+      <w:pPr>
+        <w:pStyle w:val="ListParagraph"/>
+        <w:numPr>
+          <w:ilvl w:val="0"/>
+          <w:numId w:val="7"/>
+        </w:numPr>
+        <w:rPr>
+          <w:lang w:val="en-US"/>
+        </w:rPr>
+      </w:pPr>
+      <w:r>
+        <w:rPr>
+          <w:lang w:val="en-US"/>
+        </w:rPr>
+        <w:t>3 Năm Đầu?</w:t>
+      </w:r>
+    </w:p>
+    <w:p>
+      <w:pPr>
+        <w:pStyle w:val="ListParagraph"/>
+        <w:numPr>
+          <w:ilvl w:val="0"/>
+          <w:numId w:val="2"/>
+        </w:numPr>
+        <w:rPr>
+          <w:lang w:val="en-US"/>
+        </w:rPr>
+      </w:pPr>
+      <w:r>
+        <w:rPr>
+          <w:lang w:val="en-US"/>
+        </w:rPr>
+        <w:t>15 ngày CTXH</w:t>
+      </w:r>
+    </w:p>
+    <w:p>
+      <w:pPr>
+        <w:pStyle w:val="ListParagraph"/>
+        <w:numPr>
+          <w:ilvl w:val="0"/>
+          <w:numId w:val="7"/>
+        </w:numPr>
+        <w:rPr>
+          <w:lang w:val="en-US"/>
+        </w:rPr>
+      </w:pPr>
+      <w:r>
+        <w:rPr>
+          <w:lang w:val="en-US"/>
+        </w:rPr>
         <w:lastRenderedPageBreak/>
-        <w:t>Quy Đổi Điểm?</w:t>
-      </w:r>
-    </w:p>
-    <w:p>
-      <w:pPr>
-        <w:pStyle w:val="ListParagraph"/>
-        <w:numPr>
-          <w:ilvl w:val="0"/>
-          <w:numId w:val="2"/>
-        </w:numPr>
-        <w:rPr>
-          <w:lang w:val="en-US"/>
-        </w:rPr>
-      </w:pPr>
-      <w:r>
-        <w:rPr>
-          <w:lang w:val="en-US"/>
-        </w:rPr>
-        <w:t>Từ thang 10 sang chữ</w:t>
-      </w:r>
-    </w:p>
-    <w:p>
-      <w:pPr>
-        <w:pStyle w:val="ListParagraph"/>
-        <w:numPr>
-          <w:ilvl w:val="0"/>
-          <w:numId w:val="2"/>
-        </w:numPr>
-        <w:rPr>
-          <w:lang w:val="en-US"/>
-        </w:rPr>
-      </w:pPr>
-      <w:r>
-        <w:rPr>
-          <w:lang w:val="en-US"/>
-        </w:rPr>
-        <w:t>F = 4 trở xuống</w:t>
-      </w:r>
-    </w:p>
-    <w:p>
-      <w:pPr>
-        <w:pStyle w:val="ListParagraph"/>
-        <w:numPr>
-          <w:ilvl w:val="0"/>
-          <w:numId w:val="2"/>
-        </w:numPr>
-        <w:rPr>
-          <w:lang w:val="en-US"/>
-        </w:rPr>
-      </w:pPr>
-      <w:r>
-        <w:rPr>
-          <w:lang w:val="en-US"/>
-        </w:rPr>
-        <w:t>D = 4 đến 5</w:t>
-      </w:r>
-    </w:p>
-    <w:p>
-      <w:pPr>
-        <w:pStyle w:val="ListParagraph"/>
-        <w:numPr>
-          <w:ilvl w:val="0"/>
-          <w:numId w:val="2"/>
-        </w:numPr>
-        <w:rPr>
-          <w:lang w:val="en-US"/>
-        </w:rPr>
-      </w:pPr>
-      <w:r>
-        <w:rPr>
-          <w:lang w:val="en-US"/>
-        </w:rPr>
-        <w:t>D+ = 5 đến 5.5</w:t>
-      </w:r>
-    </w:p>
-    <w:p>
-      <w:pPr>
-        <w:pStyle w:val="ListParagraph"/>
-        <w:numPr>
-          <w:ilvl w:val="0"/>
-          <w:numId w:val="2"/>
-        </w:numPr>
-        <w:rPr>
-          <w:lang w:val="en-US"/>
-        </w:rPr>
-      </w:pPr>
-      <w:r>
-        <w:rPr>
-          <w:lang w:val="en-US"/>
-        </w:rPr>
-        <w:t>Mỗi chữ cái không có “+” thì tăng 1</w:t>
-      </w:r>
-    </w:p>
-    <w:p>
-      <w:pPr>
-        <w:pStyle w:val="ListParagraph"/>
-        <w:numPr>
-          <w:ilvl w:val="0"/>
-          <w:numId w:val="2"/>
-        </w:numPr>
-        <w:rPr>
-          <w:lang w:val="en-US"/>
-        </w:rPr>
-      </w:pPr>
-      <w:r>
-        <w:rPr>
-          <w:lang w:val="en-US"/>
-        </w:rPr>
-        <w:t xml:space="preserve">Mỗi chữ cái có “+” thì </w:t>
-      </w:r>
-      <w:r>
-        <w:rPr>
-          <w:lang w:val="en-US"/>
-        </w:rPr>
-        <w:t>tăng</w:t>
-      </w:r>
-      <w:r>
-        <w:rPr>
-          <w:lang w:val="en-US"/>
-        </w:rPr>
-        <w:t xml:space="preserve"> 0.5</w:t>
-      </w:r>
-    </w:p>
-    <w:p>
-      <w:pPr>
-        <w:pStyle w:val="ListParagraph"/>
-        <w:numPr>
-          <w:ilvl w:val="0"/>
-          <w:numId w:val="2"/>
-        </w:numPr>
-        <w:rPr>
-          <w:lang w:val="en-US"/>
-        </w:rPr>
-      </w:pPr>
-      <w:r>
-        <w:rPr>
-          <w:lang w:val="en-US"/>
-        </w:rPr>
-        <w:t>Từ chữ sang thang 4</w:t>
-      </w:r>
-    </w:p>
-    <w:p>
-      <w:pPr>
-        <w:pStyle w:val="ListParagraph"/>
-        <w:numPr>
-          <w:ilvl w:val="0"/>
-          <w:numId w:val="2"/>
-        </w:numPr>
-        <w:rPr>
-          <w:lang w:val="en-US"/>
-        </w:rPr>
-      </w:pPr>
-      <w:r>
-        <w:rPr>
-          <w:lang w:val="en-US"/>
-        </w:rPr>
-        <w:t>F = 0</w:t>
-      </w:r>
-    </w:p>
-    <w:p>
-      <w:pPr>
-        <w:pStyle w:val="ListParagraph"/>
-        <w:numPr>
-          <w:ilvl w:val="0"/>
-          <w:numId w:val="2"/>
-        </w:numPr>
-        <w:rPr>
-          <w:lang w:val="en-US"/>
-        </w:rPr>
-      </w:pPr>
-      <w:r>
-        <w:rPr>
-          <w:lang w:val="en-US"/>
-        </w:rPr>
-        <w:t>D = 1</w:t>
-      </w:r>
-    </w:p>
-    <w:p>
-      <w:pPr>
-        <w:pStyle w:val="ListParagraph"/>
-        <w:numPr>
-          <w:ilvl w:val="0"/>
-          <w:numId w:val="2"/>
-        </w:numPr>
-        <w:rPr>
-          <w:lang w:val="en-US"/>
-        </w:rPr>
-      </w:pPr>
-      <w:r>
-        <w:rPr>
-          <w:lang w:val="en-US"/>
-        </w:rPr>
-        <w:t>D+ = 1.5</w:t>
-      </w:r>
-    </w:p>
-    <w:p>
-      <w:pPr>
-        <w:pStyle w:val="ListParagraph"/>
-        <w:numPr>
-          <w:ilvl w:val="0"/>
-          <w:numId w:val="2"/>
-        </w:numPr>
-        <w:rPr>
-          <w:lang w:val="en-US"/>
-        </w:rPr>
-      </w:pPr>
-      <w:r>
-        <w:rPr>
-          <w:lang w:val="en-US"/>
-        </w:rPr>
-        <w:t>Mỗi chữ tiếp theo + 0.5, tối đa = 4</w:t>
-      </w:r>
-    </w:p>
-    <w:p>
-      <w:pPr>
-        <w:pStyle w:val="ListParagraph"/>
-        <w:numPr>
-          <w:ilvl w:val="0"/>
-          <w:numId w:val="2"/>
-        </w:numPr>
-        <w:rPr>
-          <w:lang w:val="en-US"/>
-        </w:rPr>
-      </w:pPr>
-      <w:r>
-        <w:rPr>
-          <w:lang w:val="en-US"/>
-        </w:rPr>
-        <w:t>Điểm trung bình 1 học kì</w:t>
-      </w:r>
-    </w:p>
-    <w:p>
-      <w:pPr>
-        <w:pStyle w:val="ListParagraph"/>
-        <w:numPr>
-          <w:ilvl w:val="0"/>
-          <w:numId w:val="2"/>
-        </w:numPr>
-        <w:rPr>
-          <w:lang w:val="en-US"/>
-        </w:rPr>
-      </w:pPr>
-      <w:r>
-        <w:rPr>
-          <w:lang w:val="en-US"/>
-        </w:rPr>
-        <w:t>Ví dụ bạn học vật lí 1 với 4 tín chỉ, giải tích 1 với 3 tín chỉ 1 học kì, đạt 8.3 điểm vật lí, 5.1 điểm giải tích, thì quy đổi chúng sang thang chữ rồi sang thang 4, được 3.5 và 1.5</w:t>
-      </w:r>
-      <w:r>
-        <w:rPr>
-          <w:lang w:val="en-US"/>
-        </w:rPr>
-        <w:t>, thì tính trung bình có trọng số là số tín chỉ tương ứng, = ((3.5 * 4) + (1.5 * 3)) / (4 + 3) = 2.6</w:t>
-      </w:r>
-    </w:p>
-    <w:p>
-      <w:pPr>
-        <w:pStyle w:val="ListParagraph"/>
-        <w:numPr>
-          <w:ilvl w:val="0"/>
-          <w:numId w:val="2"/>
-        </w:numPr>
-        <w:rPr>
-          <w:lang w:val="en-US"/>
-        </w:rPr>
-      </w:pPr>
-      <w:r>
-        <w:rPr>
-          <w:lang w:val="en-US"/>
-        </w:rPr>
-        <w:t>Dựa vào điểm trung bình để xếp loại học lực</w:t>
-      </w:r>
-    </w:p>
-    <w:p>
-      <w:pPr>
-        <w:pStyle w:val="ListParagraph"/>
-        <w:numPr>
-          <w:ilvl w:val="0"/>
-          <w:numId w:val="2"/>
-        </w:numPr>
-        <w:rPr>
-          <w:lang w:val="en-US"/>
-        </w:rPr>
-      </w:pPr>
-      <w:r>
-        <w:rPr>
-          <w:lang w:val="en-US"/>
-        </w:rPr>
-        <w:t>Kém = 1 trở xuống</w:t>
-      </w:r>
-    </w:p>
-    <w:p>
-      <w:pPr>
-        <w:pStyle w:val="ListParagraph"/>
-        <w:numPr>
-          <w:ilvl w:val="0"/>
-          <w:numId w:val="2"/>
-        </w:numPr>
-        <w:rPr>
-          <w:lang w:val="en-US"/>
-        </w:rPr>
-      </w:pPr>
-      <w:r>
-        <w:rPr>
-          <w:lang w:val="en-US"/>
-        </w:rPr>
-        <w:t>Yếu = 1 đến 2</w:t>
-      </w:r>
-    </w:p>
-    <w:p>
-      <w:pPr>
-        <w:pStyle w:val="ListParagraph"/>
-        <w:numPr>
-          <w:ilvl w:val="0"/>
-          <w:numId w:val="2"/>
-        </w:numPr>
-        <w:rPr>
-          <w:lang w:val="en-US"/>
-        </w:rPr>
-      </w:pPr>
-      <w:r>
-        <w:rPr>
-          <w:lang w:val="en-US"/>
-        </w:rPr>
-        <w:t>TB = 2 đến 2.5</w:t>
-      </w:r>
-    </w:p>
-    <w:p>
-      <w:pPr>
-        <w:pStyle w:val="ListParagraph"/>
-        <w:numPr>
-          <w:ilvl w:val="0"/>
-          <w:numId w:val="2"/>
-        </w:numPr>
-        <w:rPr>
-          <w:lang w:val="en-US"/>
-        </w:rPr>
-      </w:pPr>
-      <w:r>
-        <w:rPr>
-          <w:lang w:val="en-US"/>
-        </w:rPr>
-        <w:t>Khá = 2.5 đến 3.2</w:t>
-      </w:r>
-    </w:p>
-    <w:p>
-      <w:pPr>
-        <w:pStyle w:val="ListParagraph"/>
-        <w:numPr>
-          <w:ilvl w:val="0"/>
-          <w:numId w:val="2"/>
-        </w:numPr>
-        <w:rPr>
-          <w:lang w:val="en-US"/>
-        </w:rPr>
-      </w:pPr>
-      <w:r>
-        <w:rPr>
-          <w:lang w:val="en-US"/>
-        </w:rPr>
-        <w:t>Giỏi = 3.2 đến 3.6</w:t>
-      </w:r>
-    </w:p>
-    <w:p>
-      <w:pPr>
-        <w:pStyle w:val="ListParagraph"/>
-        <w:numPr>
-          <w:ilvl w:val="0"/>
-          <w:numId w:val="2"/>
-        </w:numPr>
-        <w:rPr>
-          <w:lang w:val="en-US"/>
-        </w:rPr>
-      </w:pPr>
-      <w:r>
-        <w:rPr>
-          <w:lang w:val="en-US"/>
-        </w:rPr>
-        <w:t>Xuất sắc = 3.6 đến 4</w:t>
-      </w:r>
-    </w:p>
-    <w:p>
-      <w:pPr>
-        <w:pStyle w:val="ListParagraph"/>
-        <w:numPr>
-          <w:ilvl w:val="0"/>
-          <w:numId w:val="2"/>
-        </w:numPr>
-        <w:rPr>
-          <w:lang w:val="en-US"/>
-        </w:rPr>
-      </w:pPr>
-      <w:r>
-        <w:rPr>
-          <w:lang w:val="en-US"/>
-        </w:rPr>
-        <w:t>Điểm trung bình tích lũy = điểm trung bình từ khi nhập học tới giờ, không phải trong 1 học kì</w:t>
-      </w:r>
-    </w:p>
-    <w:p>
-      <w:pPr>
-        <w:pStyle w:val="ListParagraph"/>
-        <w:numPr>
-          <w:ilvl w:val="0"/>
-          <w:numId w:val="7"/>
-        </w:numPr>
-        <w:rPr>
-          <w:lang w:val="en-US"/>
-        </w:rPr>
-      </w:pPr>
-      <w:r>
-        <w:rPr>
-          <w:lang w:val="en-US"/>
-        </w:rPr>
-        <w:t>1 Học Kì?</w:t>
-      </w:r>
-    </w:p>
-    <w:p>
-      <w:pPr>
-        <w:pStyle w:val="ListParagraph"/>
-        <w:numPr>
-          <w:ilvl w:val="0"/>
-          <w:numId w:val="2"/>
-        </w:numPr>
-      </w:pPr>
-      <w:r>
-        <w:t>231 = năm 2023 học kì 1</w:t>
-      </w:r>
-    </w:p>
-    <w:p>
-      <w:pPr>
-        <w:pStyle w:val="ListParagraph"/>
-        <w:numPr>
-          <w:ilvl w:val="0"/>
-          <w:numId w:val="2"/>
-        </w:numPr>
-        <w:rPr>
-          <w:lang w:val="en-US"/>
-        </w:rPr>
-      </w:pPr>
-      <w:r>
-        <w:rPr>
-          <w:lang w:val="en-US"/>
-        </w:rPr>
-        <w:t>11 đến 25 tín chỉ</w:t>
-      </w:r>
-    </w:p>
-    <w:p>
-      <w:pPr>
-        <w:pStyle w:val="ListParagraph"/>
-        <w:numPr>
-          <w:ilvl w:val="0"/>
-          <w:numId w:val="2"/>
-        </w:numPr>
-        <w:rPr>
-          <w:lang w:val="en-US"/>
-        </w:rPr>
-      </w:pPr>
-      <w:r>
-        <w:rPr>
-          <w:lang w:val="en-US"/>
-        </w:rPr>
-        <w:t>Điểm trung bình 8.5</w:t>
-      </w:r>
-    </w:p>
-    <w:p>
-      <w:pPr>
-        <w:pStyle w:val="ListParagraph"/>
-        <w:numPr>
-          <w:ilvl w:val="0"/>
-          <w:numId w:val="2"/>
-        </w:numPr>
-        <w:rPr>
-          <w:lang w:val="en-US"/>
-        </w:rPr>
-      </w:pPr>
-      <w:r>
-        <w:rPr>
-          <w:lang w:val="en-US"/>
-        </w:rPr>
-        <w:t>3 ngày CTXH</w:t>
-      </w:r>
-    </w:p>
-    <w:p>
-      <w:pPr>
-        <w:pStyle w:val="ListParagraph"/>
-        <w:numPr>
-          <w:ilvl w:val="0"/>
-          <w:numId w:val="2"/>
-        </w:numPr>
-        <w:rPr>
-          <w:lang w:val="en-US"/>
-        </w:rPr>
-      </w:pPr>
-      <w:r>
-        <w:rPr>
-          <w:lang w:val="en-US"/>
-        </w:rPr>
-        <w:t>Điểm rèn luyện 85</w:t>
-      </w:r>
-    </w:p>
-    <w:p>
-      <w:pPr>
-        <w:pStyle w:val="ListParagraph"/>
-        <w:numPr>
-          <w:ilvl w:val="0"/>
-          <w:numId w:val="7"/>
-        </w:numPr>
-        <w:rPr>
-          <w:lang w:val="en-US"/>
-        </w:rPr>
-      </w:pPr>
-      <w:r>
-        <w:rPr>
-          <w:lang w:val="en-US"/>
-        </w:rPr>
-        <w:t>1 Năm?</w:t>
-      </w:r>
-    </w:p>
-    <w:p>
-      <w:pPr>
-        <w:pStyle w:val="ListParagraph"/>
-        <w:numPr>
-          <w:ilvl w:val="0"/>
-          <w:numId w:val="2"/>
-        </w:numPr>
-        <w:rPr>
-          <w:lang w:val="en-US"/>
-        </w:rPr>
-      </w:pPr>
-      <w:r>
-        <w:rPr>
-          <w:lang w:val="en-US"/>
-        </w:rPr>
-        <w:t>33 tín chỉ</w:t>
-      </w:r>
-    </w:p>
-    <w:p>
-      <w:pPr>
-        <w:pStyle w:val="ListParagraph"/>
-        <w:numPr>
-          <w:ilvl w:val="0"/>
-          <w:numId w:val="7"/>
-        </w:numPr>
-        <w:rPr>
-          <w:lang w:val="en-US"/>
-        </w:rPr>
-      </w:pPr>
-      <w:r>
-        <w:rPr>
-          <w:lang w:val="en-US"/>
-        </w:rPr>
-        <w:t>3 Năm Đầu?</w:t>
-      </w:r>
-    </w:p>
-    <w:p>
-      <w:pPr>
-        <w:pStyle w:val="ListParagraph"/>
-        <w:numPr>
-          <w:ilvl w:val="0"/>
-          <w:numId w:val="2"/>
-        </w:numPr>
-        <w:rPr>
-          <w:lang w:val="en-US"/>
-        </w:rPr>
-      </w:pPr>
-      <w:r>
-        <w:rPr>
-          <w:lang w:val="en-US"/>
-        </w:rPr>
-        <w:t>15 ngày CTXH</w:t>
-      </w:r>
-    </w:p>
-    <w:p>
-      <w:pPr>
-        <w:pStyle w:val="ListParagraph"/>
-        <w:numPr>
-          <w:ilvl w:val="0"/>
-          <w:numId w:val="7"/>
-        </w:numPr>
-        <w:rPr>
-          <w:lang w:val="en-US"/>
-        </w:rPr>
-      </w:pPr>
-      <w:r>
-        <w:rPr>
-          <w:lang w:val="en-US"/>
-        </w:rPr>
         <w:t>Học Bổng?</w:t>
       </w:r>
     </w:p>
@@ -3335,7 +3534,6 @@
         <w:rPr>
           <w:lang w:val="en-US"/>
         </w:rPr>
-        <w:lastRenderedPageBreak/>
         <w:t>Nhiệm vụ 5: tham gia sinh hoạt lớp đầy đủ</w:t>
       </w:r>
     </w:p>

--- a/hcmut.docx
+++ b/hcmut.docx
@@ -62,7 +62,7 @@
           <w:lang w:val="en-US"/>
         </w:rPr>
       </w:pPr>
-      <w:hyperlink r:id="rId5" w:history="1">
+      <w:hyperlink r:id="rId6" w:history="1">
         <w:r>
           <w:rPr>
             <w:rStyle w:val="Hyperlink"/>
@@ -173,7 +173,7 @@
           <w:lang w:val="en-US"/>
         </w:rPr>
       </w:pPr>
-      <w:hyperlink r:id="rId6" w:history="1">
+      <w:hyperlink r:id="rId7" w:history="1">
         <w:r>
           <w:rPr>
             <w:rStyle w:val="Hyperlink"/>
@@ -278,7 +278,7 @@
           <w:lang w:val="en-US"/>
         </w:rPr>
       </w:pPr>
-      <w:hyperlink r:id="rId7" w:history="1">
+      <w:hyperlink r:id="rId8" w:history="1">
         <w:r>
           <w:rPr>
             <w:rStyle w:val="Hyperlink"/>
@@ -347,7 +347,7 @@
           <w:lang w:val="en-US"/>
         </w:rPr>
       </w:pPr>
-      <w:hyperlink r:id="rId8" w:history="1">
+      <w:hyperlink r:id="rId9" w:history="1">
         <w:r>
           <w:rPr>
             <w:rStyle w:val="Hyperlink"/>
@@ -422,7 +422,7 @@
           <w:lang w:val="en-US"/>
         </w:rPr>
       </w:pPr>
-      <w:hyperlink r:id="rId9" w:history="1">
+      <w:hyperlink r:id="rId10" w:history="1">
         <w:r>
           <w:rPr>
             <w:rStyle w:val="Hyperlink"/>
@@ -461,7 +461,7 @@
           <w:lang w:val="en-US"/>
         </w:rPr>
       </w:pPr>
-      <w:hyperlink r:id="rId10" w:history="1">
+      <w:hyperlink r:id="rId11" w:history="1">
         <w:r>
           <w:rPr>
             <w:rStyle w:val="Hyperlink"/>
@@ -503,7 +503,7 @@
           <w:lang w:val="en-US"/>
         </w:rPr>
       </w:pPr>
-      <w:hyperlink r:id="rId11" w:history="1">
+      <w:hyperlink r:id="rId12" w:history="1">
         <w:r>
           <w:rPr>
             <w:rStyle w:val="Hyperlink"/>
@@ -542,7 +542,7 @@
           <w:lang w:val="en-US"/>
         </w:rPr>
       </w:pPr>
-      <w:hyperlink r:id="rId12" w:history="1">
+      <w:hyperlink r:id="rId13" w:history="1">
         <w:r>
           <w:rPr>
             <w:rStyle w:val="Hyperlink"/>
@@ -584,7 +584,7 @@
           <w:lang w:val="en-US"/>
         </w:rPr>
       </w:pPr>
-      <w:hyperlink r:id="rId13" w:history="1">
+      <w:hyperlink r:id="rId14" w:history="1">
         <w:r>
           <w:rPr>
             <w:rStyle w:val="Hyperlink"/>
@@ -662,7 +662,7 @@
           <w:lang w:val="en-US"/>
         </w:rPr>
       </w:pPr>
-      <w:hyperlink r:id="rId14" w:history="1">
+      <w:hyperlink r:id="rId15" w:history="1">
         <w:r>
           <w:rPr>
             <w:rStyle w:val="Hyperlink"/>
@@ -751,7 +751,7 @@
           <w:lang w:val="en-US"/>
         </w:rPr>
       </w:pPr>
-      <w:hyperlink r:id="rId15" w:history="1">
+      <w:hyperlink r:id="rId16" w:history="1">
         <w:r>
           <w:rPr>
             <w:rStyle w:val="Hyperlink"/>
@@ -799,7 +799,7 @@
           <w:lang w:val="en-US"/>
         </w:rPr>
       </w:pPr>
-      <w:hyperlink r:id="rId16" w:history="1">
+      <w:hyperlink r:id="rId17" w:history="1">
         <w:r>
           <w:rPr>
             <w:rStyle w:val="Hyperlink"/>
@@ -847,7 +847,7 @@
           <w:lang w:val="en-US"/>
         </w:rPr>
       </w:pPr>
-      <w:hyperlink r:id="rId17" w:history="1">
+      <w:hyperlink r:id="rId18" w:history="1">
         <w:r>
           <w:rPr>
             <w:rStyle w:val="Hyperlink"/>
@@ -2270,6 +2270,493 @@
           <w:u w:val="none"/>
           <w:lang w:val="en-US"/>
         </w:rPr>
+        <w:t>Lịch Bình Thường Hằng Ngày?</w:t>
+      </w:r>
+    </w:p>
+    <w:p>
+      <w:pPr>
+        <w:pStyle w:val="ListParagraph"/>
+        <w:numPr>
+          <w:ilvl w:val="0"/>
+          <w:numId w:val="2"/>
+        </w:numPr>
+        <w:rPr>
+          <w:rStyle w:val="Hyperlink"/>
+          <w:color w:val="auto"/>
+          <w:u w:val="none"/>
+          <w:lang w:val="en-US"/>
+        </w:rPr>
+      </w:pPr>
+      <w:r>
+        <w:rPr>
+          <w:rStyle w:val="Hyperlink"/>
+          <w:color w:val="auto"/>
+          <w:u w:val="none"/>
+          <w:lang w:val="en-US"/>
+        </w:rPr>
+        <w:t>5 đến 6 giờ, rửa mặt, đánh răng, xỉa răng, đái ỉa, hít đất, nghỉ 1 lát</w:t>
+      </w:r>
+    </w:p>
+    <w:p>
+      <w:pPr>
+        <w:pStyle w:val="ListParagraph"/>
+        <w:numPr>
+          <w:ilvl w:val="0"/>
+          <w:numId w:val="2"/>
+        </w:numPr>
+        <w:rPr>
+          <w:rStyle w:val="Hyperlink"/>
+          <w:color w:val="auto"/>
+          <w:u w:val="none"/>
+          <w:lang w:val="en-US"/>
+        </w:rPr>
+      </w:pPr>
+      <w:r>
+        <w:rPr>
+          <w:rStyle w:val="Hyperlink"/>
+          <w:color w:val="auto"/>
+          <w:u w:val="none"/>
+          <w:lang w:val="en-US"/>
+        </w:rPr>
+        <w:t>6 đến 6.5 giờ,</w:t>
+      </w:r>
+      <w:r>
+        <w:rPr>
+          <w:rStyle w:val="Hyperlink"/>
+          <w:color w:val="auto"/>
+          <w:u w:val="none"/>
+          <w:lang w:val="en-US"/>
+        </w:rPr>
+        <w:t xml:space="preserve"> Check Quiz,</w:t>
+      </w:r>
+      <w:r>
+        <w:rPr>
+          <w:rStyle w:val="Hyperlink"/>
+          <w:color w:val="auto"/>
+          <w:u w:val="none"/>
+          <w:lang w:val="en-US"/>
+        </w:rPr>
+        <w:t xml:space="preserve"> Check nhóm,</w:t>
+      </w:r>
+      <w:r>
+        <w:rPr>
+          <w:rStyle w:val="Hyperlink"/>
+          <w:color w:val="auto"/>
+          <w:u w:val="none"/>
+          <w:lang w:val="en-US"/>
+        </w:rPr>
+        <w:t xml:space="preserve"> đọc Berserk</w:t>
+      </w:r>
+    </w:p>
+    <w:p>
+      <w:pPr>
+        <w:pStyle w:val="ListParagraph"/>
+        <w:numPr>
+          <w:ilvl w:val="0"/>
+          <w:numId w:val="2"/>
+        </w:numPr>
+        <w:rPr>
+          <w:rStyle w:val="Hyperlink"/>
+          <w:color w:val="auto"/>
+          <w:u w:val="none"/>
+          <w:lang w:val="en-US"/>
+        </w:rPr>
+      </w:pPr>
+      <w:r>
+        <w:rPr>
+          <w:rStyle w:val="Hyperlink"/>
+          <w:color w:val="auto"/>
+          <w:u w:val="none"/>
+          <w:lang w:val="en-US"/>
+        </w:rPr>
+        <w:t>6.5 đến 7 giờ, đi ăn, về nhà, nghỉ 1 lát</w:t>
+      </w:r>
+    </w:p>
+    <w:p>
+      <w:pPr>
+        <w:pStyle w:val="ListParagraph"/>
+        <w:numPr>
+          <w:ilvl w:val="0"/>
+          <w:numId w:val="2"/>
+        </w:numPr>
+        <w:rPr>
+          <w:rStyle w:val="Hyperlink"/>
+          <w:color w:val="auto"/>
+          <w:u w:val="none"/>
+          <w:lang w:val="en-US"/>
+        </w:rPr>
+      </w:pPr>
+      <w:r>
+        <w:rPr>
+          <w:rStyle w:val="Hyperlink"/>
+          <w:color w:val="auto"/>
+          <w:u w:val="none"/>
+          <w:lang w:val="en-US"/>
+        </w:rPr>
+        <w:t>7 đến 8 giờ, học Matlab</w:t>
+      </w:r>
+    </w:p>
+    <w:p>
+      <w:pPr>
+        <w:pStyle w:val="ListParagraph"/>
+        <w:numPr>
+          <w:ilvl w:val="0"/>
+          <w:numId w:val="2"/>
+        </w:numPr>
+        <w:rPr>
+          <w:rStyle w:val="Hyperlink"/>
+          <w:color w:val="auto"/>
+          <w:u w:val="none"/>
+          <w:lang w:val="en-US"/>
+        </w:rPr>
+      </w:pPr>
+      <w:r>
+        <w:rPr>
+          <w:rStyle w:val="Hyperlink"/>
+          <w:color w:val="auto"/>
+          <w:u w:val="none"/>
+          <w:lang w:val="en-US"/>
+        </w:rPr>
+        <w:t>8 đến 9 giờ, học Tensorflow</w:t>
+      </w:r>
+    </w:p>
+    <w:p>
+      <w:pPr>
+        <w:pStyle w:val="ListParagraph"/>
+        <w:numPr>
+          <w:ilvl w:val="0"/>
+          <w:numId w:val="2"/>
+        </w:numPr>
+        <w:rPr>
+          <w:rStyle w:val="Hyperlink"/>
+          <w:color w:val="auto"/>
+          <w:u w:val="none"/>
+          <w:lang w:val="en-US"/>
+        </w:rPr>
+      </w:pPr>
+      <w:r>
+        <w:rPr>
+          <w:rStyle w:val="Hyperlink"/>
+          <w:color w:val="auto"/>
+          <w:u w:val="none"/>
+          <w:lang w:val="en-US"/>
+        </w:rPr>
+        <w:t>9 đến 10 giờ, học TOEIC + Berserk</w:t>
+      </w:r>
+    </w:p>
+    <w:p>
+      <w:pPr>
+        <w:pStyle w:val="ListParagraph"/>
+        <w:numPr>
+          <w:ilvl w:val="0"/>
+          <w:numId w:val="2"/>
+        </w:numPr>
+        <w:rPr>
+          <w:rStyle w:val="Hyperlink"/>
+          <w:color w:val="auto"/>
+          <w:u w:val="none"/>
+          <w:lang w:val="en-US"/>
+        </w:rPr>
+      </w:pPr>
+      <w:r>
+        <w:rPr>
+          <w:rStyle w:val="Hyperlink"/>
+          <w:color w:val="auto"/>
+          <w:u w:val="none"/>
+          <w:lang w:val="en-US"/>
+        </w:rPr>
+        <w:t>10 đến 11 giờ, học MOS</w:t>
+      </w:r>
+    </w:p>
+    <w:p>
+      <w:pPr>
+        <w:pStyle w:val="ListParagraph"/>
+        <w:numPr>
+          <w:ilvl w:val="0"/>
+          <w:numId w:val="2"/>
+        </w:numPr>
+        <w:rPr>
+          <w:rStyle w:val="Hyperlink"/>
+          <w:color w:val="auto"/>
+          <w:u w:val="none"/>
+          <w:lang w:val="en-US"/>
+        </w:rPr>
+      </w:pPr>
+      <w:r>
+        <w:rPr>
+          <w:rStyle w:val="Hyperlink"/>
+          <w:color w:val="auto"/>
+          <w:u w:val="none"/>
+          <w:lang w:val="en-US"/>
+        </w:rPr>
+        <w:t>11 đến 12 giờ, ăn, nghỉ, đọc Berserk</w:t>
+      </w:r>
+    </w:p>
+    <w:p>
+      <w:pPr>
+        <w:pStyle w:val="ListParagraph"/>
+        <w:numPr>
+          <w:ilvl w:val="0"/>
+          <w:numId w:val="2"/>
+        </w:numPr>
+        <w:rPr>
+          <w:rStyle w:val="Hyperlink"/>
+          <w:color w:val="auto"/>
+          <w:u w:val="none"/>
+          <w:lang w:val="en-US"/>
+        </w:rPr>
+      </w:pPr>
+      <w:r>
+        <w:rPr>
+          <w:rStyle w:val="Hyperlink"/>
+          <w:color w:val="auto"/>
+          <w:u w:val="none"/>
+          <w:lang w:val="en-US"/>
+        </w:rPr>
+        <w:t>12 đến 13 giờ, học IELTS + Berserk</w:t>
+      </w:r>
+    </w:p>
+    <w:p>
+      <w:pPr>
+        <w:pStyle w:val="ListParagraph"/>
+        <w:numPr>
+          <w:ilvl w:val="0"/>
+          <w:numId w:val="2"/>
+        </w:numPr>
+        <w:rPr>
+          <w:rStyle w:val="Hyperlink"/>
+          <w:color w:val="auto"/>
+          <w:u w:val="none"/>
+          <w:lang w:val="en-US"/>
+        </w:rPr>
+      </w:pPr>
+      <w:r>
+        <w:rPr>
+          <w:rStyle w:val="Hyperlink"/>
+          <w:color w:val="auto"/>
+          <w:u w:val="none"/>
+          <w:lang w:val="en-US"/>
+        </w:rPr>
+        <w:t>13 đến 14 giờ, học IC3</w:t>
+      </w:r>
+    </w:p>
+    <w:p>
+      <w:pPr>
+        <w:pStyle w:val="ListParagraph"/>
+        <w:numPr>
+          <w:ilvl w:val="0"/>
+          <w:numId w:val="2"/>
+        </w:numPr>
+        <w:rPr>
+          <w:rStyle w:val="Hyperlink"/>
+          <w:color w:val="auto"/>
+          <w:u w:val="none"/>
+          <w:lang w:val="en-US"/>
+        </w:rPr>
+      </w:pPr>
+      <w:r>
+        <w:rPr>
+          <w:rStyle w:val="Hyperlink"/>
+          <w:color w:val="auto"/>
+          <w:u w:val="none"/>
+          <w:lang w:val="en-US"/>
+        </w:rPr>
+        <w:t>14 đến 15 giờ, học vật lí</w:t>
+      </w:r>
+    </w:p>
+    <w:p>
+      <w:pPr>
+        <w:pStyle w:val="ListParagraph"/>
+        <w:numPr>
+          <w:ilvl w:val="0"/>
+          <w:numId w:val="2"/>
+        </w:numPr>
+        <w:rPr>
+          <w:rStyle w:val="Hyperlink"/>
+          <w:color w:val="auto"/>
+          <w:u w:val="none"/>
+          <w:lang w:val="en-US"/>
+        </w:rPr>
+      </w:pPr>
+      <w:r>
+        <w:rPr>
+          <w:rStyle w:val="Hyperlink"/>
+          <w:color w:val="auto"/>
+          <w:u w:val="none"/>
+          <w:lang w:val="en-US"/>
+        </w:rPr>
+        <w:t>15 đến 16 giờ, giải đề</w:t>
+      </w:r>
+    </w:p>
+    <w:p>
+      <w:pPr>
+        <w:pStyle w:val="ListParagraph"/>
+        <w:numPr>
+          <w:ilvl w:val="0"/>
+          <w:numId w:val="2"/>
+        </w:numPr>
+        <w:rPr>
+          <w:rStyle w:val="Hyperlink"/>
+          <w:color w:val="auto"/>
+          <w:u w:val="none"/>
+          <w:lang w:val="en-US"/>
+        </w:rPr>
+      </w:pPr>
+      <w:r>
+        <w:rPr>
+          <w:rStyle w:val="Hyperlink"/>
+          <w:color w:val="auto"/>
+          <w:u w:val="none"/>
+          <w:lang w:val="en-US"/>
+        </w:rPr>
+        <w:t>16 đến 17 giờ, học Hack + Web</w:t>
+      </w:r>
+    </w:p>
+    <w:p>
+      <w:pPr>
+        <w:pStyle w:val="ListParagraph"/>
+        <w:numPr>
+          <w:ilvl w:val="0"/>
+          <w:numId w:val="2"/>
+        </w:numPr>
+        <w:rPr>
+          <w:rStyle w:val="Hyperlink"/>
+          <w:color w:val="auto"/>
+          <w:u w:val="none"/>
+          <w:lang w:val="en-US"/>
+        </w:rPr>
+      </w:pPr>
+      <w:r>
+        <w:rPr>
+          <w:rStyle w:val="Hyperlink"/>
+          <w:color w:val="auto"/>
+          <w:u w:val="none"/>
+          <w:lang w:val="en-US"/>
+        </w:rPr>
+        <w:t>17 đến 18 giờ, tắm, giặt, phơi, nghỉ, đọc Berserk</w:t>
+      </w:r>
+    </w:p>
+    <w:p>
+      <w:pPr>
+        <w:pStyle w:val="ListParagraph"/>
+        <w:numPr>
+          <w:ilvl w:val="0"/>
+          <w:numId w:val="2"/>
+        </w:numPr>
+        <w:rPr>
+          <w:rStyle w:val="Hyperlink"/>
+          <w:color w:val="auto"/>
+          <w:u w:val="none"/>
+          <w:lang w:val="en-US"/>
+        </w:rPr>
+      </w:pPr>
+      <w:r>
+        <w:rPr>
+          <w:rStyle w:val="Hyperlink"/>
+          <w:color w:val="auto"/>
+          <w:u w:val="none"/>
+          <w:lang w:val="en-US"/>
+        </w:rPr>
+        <w:t>18 đến 19 giờ, ăn, nghỉ,</w:t>
+      </w:r>
+      <w:r>
+        <w:rPr>
+          <w:rStyle w:val="Hyperlink"/>
+          <w:color w:val="auto"/>
+          <w:u w:val="none"/>
+          <w:lang w:val="en-US"/>
+        </w:rPr>
+        <w:t xml:space="preserve"> Check Quiz,</w:t>
+      </w:r>
+      <w:r>
+        <w:rPr>
+          <w:rStyle w:val="Hyperlink"/>
+          <w:color w:val="auto"/>
+          <w:u w:val="none"/>
+          <w:lang w:val="en-US"/>
+        </w:rPr>
+        <w:t xml:space="preserve"> Check nhóm,</w:t>
+      </w:r>
+      <w:r>
+        <w:rPr>
+          <w:rStyle w:val="Hyperlink"/>
+          <w:color w:val="auto"/>
+          <w:u w:val="none"/>
+          <w:lang w:val="en-US"/>
+        </w:rPr>
+        <w:t xml:space="preserve"> đọc Berserk</w:t>
+      </w:r>
+    </w:p>
+    <w:p>
+      <w:pPr>
+        <w:pStyle w:val="ListParagraph"/>
+        <w:numPr>
+          <w:ilvl w:val="0"/>
+          <w:numId w:val="2"/>
+        </w:numPr>
+        <w:rPr>
+          <w:rStyle w:val="Hyperlink"/>
+          <w:color w:val="auto"/>
+          <w:u w:val="none"/>
+          <w:lang w:val="en-US"/>
+        </w:rPr>
+      </w:pPr>
+      <w:r>
+        <w:rPr>
+          <w:rStyle w:val="Hyperlink"/>
+          <w:color w:val="auto"/>
+          <w:u w:val="none"/>
+          <w:lang w:val="en-US"/>
+        </w:rPr>
+        <w:t>19 đến 20 giờ, học thuật toán</w:t>
+      </w:r>
+    </w:p>
+    <w:p>
+      <w:pPr>
+        <w:pStyle w:val="ListParagraph"/>
+        <w:numPr>
+          <w:ilvl w:val="0"/>
+          <w:numId w:val="2"/>
+        </w:numPr>
+        <w:rPr>
+          <w:rStyle w:val="Hyperlink"/>
+          <w:color w:val="auto"/>
+          <w:u w:val="none"/>
+          <w:lang w:val="en-US"/>
+        </w:rPr>
+      </w:pPr>
+      <w:r>
+        <w:rPr>
+          <w:rStyle w:val="Hyperlink"/>
+          <w:color w:val="auto"/>
+          <w:u w:val="none"/>
+          <w:lang w:val="en-US"/>
+        </w:rPr>
+        <w:t>20 giờ, ngủ</w:t>
+      </w:r>
+    </w:p>
+    <w:p>
+      <w:pPr>
+        <w:pStyle w:val="ListParagraph"/>
+        <w:numPr>
+          <w:ilvl w:val="0"/>
+          <w:numId w:val="4"/>
+        </w:numPr>
+        <w:rPr>
+          <w:rStyle w:val="Hyperlink"/>
+          <w:color w:val="auto"/>
+          <w:u w:val="none"/>
+          <w:lang w:val="en-US"/>
+        </w:rPr>
+      </w:pPr>
+      <w:r>
+        <w:rPr>
+          <w:rStyle w:val="Hyperlink"/>
+          <w:color w:val="auto"/>
+          <w:u w:val="none"/>
+          <w:lang w:val="en-US"/>
+        </w:rPr>
+        <w:lastRenderedPageBreak/>
         <w:t>1</w:t>
       </w:r>
       <w:r>
@@ -2690,154 +3177,568 @@
         <w:rPr>
           <w:lang w:val="en-US"/>
         </w:rPr>
+        <w:t>1/10/2023 Đến 5/10/2023?</w:t>
+      </w:r>
+    </w:p>
+    <w:p>
+      <w:pPr>
+        <w:pStyle w:val="ListParagraph"/>
+        <w:numPr>
+          <w:ilvl w:val="0"/>
+          <w:numId w:val="2"/>
+        </w:numPr>
+        <w:rPr>
+          <w:lang w:val="en-US"/>
+        </w:rPr>
+      </w:pPr>
+      <w:r>
+        <w:rPr>
+          <w:lang w:val="en-US"/>
+        </w:rPr>
+        <w:t>Đăng kí xe tháng</w:t>
+      </w:r>
+    </w:p>
+    <w:p>
+      <w:pPr>
+        <w:pStyle w:val="ListParagraph"/>
+        <w:numPr>
+          <w:ilvl w:val="0"/>
+          <w:numId w:val="4"/>
+        </w:numPr>
+        <w:rPr>
+          <w:lang w:val="en-US"/>
+        </w:rPr>
+      </w:pPr>
+      <w:r>
+        <w:rPr>
+          <w:lang w:val="en-US"/>
+        </w:rPr>
+        <w:t>16/10/2023?</w:t>
+      </w:r>
+    </w:p>
+    <w:p>
+      <w:pPr>
+        <w:pStyle w:val="ListParagraph"/>
+        <w:numPr>
+          <w:ilvl w:val="0"/>
+          <w:numId w:val="2"/>
+        </w:numPr>
+        <w:rPr>
+          <w:lang w:val="en-US"/>
+        </w:rPr>
+      </w:pPr>
+      <w:r>
+        <w:rPr>
+          <w:lang w:val="en-US"/>
+        </w:rPr>
+        <w:t>Học thể dục</w:t>
+      </w:r>
+    </w:p>
+    <w:p>
+      <w:pPr>
+        <w:pStyle w:val="ListParagraph"/>
+        <w:numPr>
+          <w:ilvl w:val="0"/>
+          <w:numId w:val="4"/>
+        </w:numPr>
+        <w:rPr>
+          <w:lang w:val="en-US"/>
+        </w:rPr>
+      </w:pPr>
+      <w:r>
+        <w:rPr>
+          <w:lang w:val="en-US"/>
+        </w:rPr>
+        <w:t>Tuần 2 Tháng 10/2023?</w:t>
+      </w:r>
+    </w:p>
+    <w:p>
+      <w:pPr>
+        <w:pStyle w:val="ListParagraph"/>
+        <w:numPr>
+          <w:ilvl w:val="0"/>
+          <w:numId w:val="2"/>
+        </w:numPr>
+        <w:rPr>
+          <w:lang w:val="en-US"/>
+        </w:rPr>
+      </w:pPr>
+      <w:r>
+        <w:rPr>
+          <w:lang w:val="en-US"/>
+        </w:rPr>
+        <w:t>Kiểm tra CNTT</w:t>
+      </w:r>
+    </w:p>
+    <w:p>
+      <w:pPr>
+        <w:pStyle w:val="ListParagraph"/>
+        <w:numPr>
+          <w:ilvl w:val="0"/>
+          <w:numId w:val="4"/>
+        </w:numPr>
+        <w:rPr>
+          <w:lang w:val="en-US"/>
+        </w:rPr>
+      </w:pPr>
+      <w:r>
+        <w:rPr>
+          <w:lang w:val="en-US"/>
+        </w:rPr>
+        <w:t>Cuối Năm 1?</w:t>
+      </w:r>
+    </w:p>
+    <w:p>
+      <w:pPr>
+        <w:pStyle w:val="ListParagraph"/>
+        <w:numPr>
+          <w:ilvl w:val="0"/>
+          <w:numId w:val="2"/>
+        </w:numPr>
+        <w:rPr>
+          <w:lang w:val="en-US"/>
+        </w:rPr>
+      </w:pPr>
+      <w:r>
+        <w:rPr>
+          <w:lang w:val="en-US"/>
+        </w:rPr>
+        <w:t>Nộp MOS</w:t>
+      </w:r>
+    </w:p>
+    <w:p>
+      <w:pPr>
+        <w:rPr>
+          <w:lang w:val="en-US"/>
+        </w:rPr>
+      </w:pPr>
+    </w:p>
+    <w:p>
+      <w:pPr>
+        <w:rPr>
+          <w:lang w:val="en-US"/>
+        </w:rPr>
+      </w:pPr>
+      <w:r>
+        <w:rPr>
+          <w:lang w:val="en-US"/>
+        </w:rPr>
+        <w:t>Task – Nhiệm Vụ:</w:t>
+      </w:r>
+    </w:p>
+    <w:p>
+      <w:pPr>
+        <w:pStyle w:val="ListParagraph"/>
+        <w:numPr>
+          <w:ilvl w:val="0"/>
+          <w:numId w:val="7"/>
+        </w:numPr>
+        <w:rPr>
+          <w:lang w:val="en-US"/>
+        </w:rPr>
+      </w:pPr>
+      <w:r>
+        <w:rPr>
+          <w:lang w:val="en-US"/>
+        </w:rPr>
+        <w:t>Quy Đổi Điểm?</w:t>
+      </w:r>
+    </w:p>
+    <w:p>
+      <w:pPr>
+        <w:pStyle w:val="ListParagraph"/>
+        <w:numPr>
+          <w:ilvl w:val="0"/>
+          <w:numId w:val="2"/>
+        </w:numPr>
+        <w:rPr>
+          <w:lang w:val="en-US"/>
+        </w:rPr>
+      </w:pPr>
+      <w:r>
+        <w:rPr>
+          <w:lang w:val="en-US"/>
+        </w:rPr>
+        <w:t>Từ thang 10 sang chữ</w:t>
+      </w:r>
+    </w:p>
+    <w:p>
+      <w:pPr>
+        <w:pStyle w:val="ListParagraph"/>
+        <w:numPr>
+          <w:ilvl w:val="0"/>
+          <w:numId w:val="2"/>
+        </w:numPr>
+        <w:rPr>
+          <w:lang w:val="en-US"/>
+        </w:rPr>
+      </w:pPr>
+      <w:r>
+        <w:rPr>
+          <w:lang w:val="en-US"/>
+        </w:rPr>
+        <w:t>F = 4 trở xuống</w:t>
+      </w:r>
+    </w:p>
+    <w:p>
+      <w:pPr>
+        <w:pStyle w:val="ListParagraph"/>
+        <w:numPr>
+          <w:ilvl w:val="0"/>
+          <w:numId w:val="2"/>
+        </w:numPr>
+        <w:rPr>
+          <w:lang w:val="en-US"/>
+        </w:rPr>
+      </w:pPr>
+      <w:r>
+        <w:rPr>
+          <w:lang w:val="en-US"/>
+        </w:rPr>
+        <w:t>D = 4 đến 5</w:t>
+      </w:r>
+    </w:p>
+    <w:p>
+      <w:pPr>
+        <w:pStyle w:val="ListParagraph"/>
+        <w:numPr>
+          <w:ilvl w:val="0"/>
+          <w:numId w:val="2"/>
+        </w:numPr>
+        <w:rPr>
+          <w:lang w:val="en-US"/>
+        </w:rPr>
+      </w:pPr>
+      <w:r>
+        <w:rPr>
+          <w:lang w:val="en-US"/>
+        </w:rPr>
+        <w:t>D+ = 5 đến 5.5</w:t>
+      </w:r>
+    </w:p>
+    <w:p>
+      <w:pPr>
+        <w:pStyle w:val="ListParagraph"/>
+        <w:numPr>
+          <w:ilvl w:val="0"/>
+          <w:numId w:val="2"/>
+        </w:numPr>
+        <w:rPr>
+          <w:lang w:val="en-US"/>
+        </w:rPr>
+      </w:pPr>
+      <w:r>
+        <w:rPr>
+          <w:lang w:val="en-US"/>
+        </w:rPr>
+        <w:t>Mỗi chữ cái không có “+” thì tăng 1</w:t>
+      </w:r>
+    </w:p>
+    <w:p>
+      <w:pPr>
+        <w:pStyle w:val="ListParagraph"/>
+        <w:numPr>
+          <w:ilvl w:val="0"/>
+          <w:numId w:val="2"/>
+        </w:numPr>
+        <w:rPr>
+          <w:lang w:val="en-US"/>
+        </w:rPr>
+      </w:pPr>
+      <w:r>
+        <w:rPr>
+          <w:lang w:val="en-US"/>
+        </w:rPr>
+        <w:t xml:space="preserve">Mỗi chữ cái có “+” thì </w:t>
+      </w:r>
+      <w:r>
+        <w:rPr>
+          <w:lang w:val="en-US"/>
+        </w:rPr>
+        <w:t>tăng</w:t>
+      </w:r>
+      <w:r>
+        <w:rPr>
+          <w:lang w:val="en-US"/>
+        </w:rPr>
+        <w:t xml:space="preserve"> 0.5</w:t>
+      </w:r>
+    </w:p>
+    <w:p>
+      <w:pPr>
+        <w:pStyle w:val="ListParagraph"/>
+        <w:numPr>
+          <w:ilvl w:val="0"/>
+          <w:numId w:val="2"/>
+        </w:numPr>
+        <w:rPr>
+          <w:lang w:val="en-US"/>
+        </w:rPr>
+      </w:pPr>
+      <w:r>
+        <w:rPr>
+          <w:lang w:val="en-US"/>
+        </w:rPr>
+        <w:t>Từ chữ sang thang 4</w:t>
+      </w:r>
+    </w:p>
+    <w:p>
+      <w:pPr>
+        <w:pStyle w:val="ListParagraph"/>
+        <w:numPr>
+          <w:ilvl w:val="0"/>
+          <w:numId w:val="2"/>
+        </w:numPr>
+        <w:rPr>
+          <w:lang w:val="en-US"/>
+        </w:rPr>
+      </w:pPr>
+      <w:r>
+        <w:rPr>
+          <w:lang w:val="en-US"/>
+        </w:rPr>
+        <w:t>F = 0</w:t>
+      </w:r>
+    </w:p>
+    <w:p>
+      <w:pPr>
+        <w:pStyle w:val="ListParagraph"/>
+        <w:numPr>
+          <w:ilvl w:val="0"/>
+          <w:numId w:val="2"/>
+        </w:numPr>
+        <w:rPr>
+          <w:lang w:val="en-US"/>
+        </w:rPr>
+      </w:pPr>
+      <w:r>
+        <w:rPr>
+          <w:lang w:val="en-US"/>
+        </w:rPr>
+        <w:t>D = 1</w:t>
+      </w:r>
+    </w:p>
+    <w:p>
+      <w:pPr>
+        <w:pStyle w:val="ListParagraph"/>
+        <w:numPr>
+          <w:ilvl w:val="0"/>
+          <w:numId w:val="2"/>
+        </w:numPr>
+        <w:rPr>
+          <w:lang w:val="en-US"/>
+        </w:rPr>
+      </w:pPr>
+      <w:r>
+        <w:rPr>
+          <w:lang w:val="en-US"/>
+        </w:rPr>
+        <w:t>D+ = 1.5</w:t>
+      </w:r>
+    </w:p>
+    <w:p>
+      <w:pPr>
+        <w:pStyle w:val="ListParagraph"/>
+        <w:numPr>
+          <w:ilvl w:val="0"/>
+          <w:numId w:val="2"/>
+        </w:numPr>
+        <w:rPr>
+          <w:lang w:val="en-US"/>
+        </w:rPr>
+      </w:pPr>
+      <w:r>
+        <w:rPr>
+          <w:lang w:val="en-US"/>
+        </w:rPr>
+        <w:t>Mỗi chữ tiếp theo + 0.5, tối đa = 4</w:t>
+      </w:r>
+    </w:p>
+    <w:p>
+      <w:pPr>
+        <w:pStyle w:val="ListParagraph"/>
+        <w:numPr>
+          <w:ilvl w:val="0"/>
+          <w:numId w:val="2"/>
+        </w:numPr>
+        <w:rPr>
+          <w:lang w:val="en-US"/>
+        </w:rPr>
+      </w:pPr>
+      <w:r>
+        <w:rPr>
+          <w:lang w:val="en-US"/>
+        </w:rPr>
+        <w:t>Điểm trung bình 1 học kì</w:t>
+      </w:r>
+    </w:p>
+    <w:p>
+      <w:pPr>
+        <w:pStyle w:val="ListParagraph"/>
+        <w:numPr>
+          <w:ilvl w:val="0"/>
+          <w:numId w:val="2"/>
+        </w:numPr>
+        <w:rPr>
+          <w:lang w:val="en-US"/>
+        </w:rPr>
+      </w:pPr>
+      <w:r>
+        <w:rPr>
+          <w:lang w:val="en-US"/>
+        </w:rPr>
+        <w:t>Ví dụ bạn học vật lí 1 với 4 tín chỉ, giải tích 1 với 3 tín chỉ 1 học kì, đạt 8.3 điểm vật lí, 5.1 điểm giải tích, thì quy đổi chúng sang thang chữ rồi sang thang 4, được 3.5 và 1.5</w:t>
+      </w:r>
+      <w:r>
+        <w:rPr>
+          <w:lang w:val="en-US"/>
+        </w:rPr>
+        <w:t>, thì tính trung bình có trọng số là số tín chỉ tương ứng, = ((3.5 * 4) + (1.5 * 3)) / (4 + 3) = 2.6</w:t>
+      </w:r>
+    </w:p>
+    <w:p>
+      <w:pPr>
+        <w:pStyle w:val="ListParagraph"/>
+        <w:numPr>
+          <w:ilvl w:val="0"/>
+          <w:numId w:val="2"/>
+        </w:numPr>
+        <w:rPr>
+          <w:lang w:val="en-US"/>
+        </w:rPr>
+      </w:pPr>
+      <w:r>
+        <w:rPr>
+          <w:lang w:val="en-US"/>
+        </w:rPr>
+        <w:t>Dựa vào điểm trung bình để xếp loại học lực</w:t>
+      </w:r>
+    </w:p>
+    <w:p>
+      <w:pPr>
+        <w:pStyle w:val="ListParagraph"/>
+        <w:numPr>
+          <w:ilvl w:val="0"/>
+          <w:numId w:val="2"/>
+        </w:numPr>
+        <w:rPr>
+          <w:lang w:val="en-US"/>
+        </w:rPr>
+      </w:pPr>
+      <w:r>
+        <w:rPr>
+          <w:lang w:val="en-US"/>
+        </w:rPr>
         <w:lastRenderedPageBreak/>
-        <w:t>1/10/2023 Đến 5/10/2023?</w:t>
-      </w:r>
-    </w:p>
-    <w:p>
-      <w:pPr>
-        <w:pStyle w:val="ListParagraph"/>
-        <w:numPr>
-          <w:ilvl w:val="0"/>
-          <w:numId w:val="2"/>
-        </w:numPr>
-        <w:rPr>
-          <w:lang w:val="en-US"/>
-        </w:rPr>
-      </w:pPr>
-      <w:r>
-        <w:rPr>
-          <w:lang w:val="en-US"/>
-        </w:rPr>
-        <w:t>Đăng kí xe tháng</w:t>
-      </w:r>
-    </w:p>
-    <w:p>
-      <w:pPr>
-        <w:pStyle w:val="ListParagraph"/>
-        <w:numPr>
-          <w:ilvl w:val="0"/>
-          <w:numId w:val="4"/>
-        </w:numPr>
-        <w:rPr>
-          <w:lang w:val="en-US"/>
-        </w:rPr>
-      </w:pPr>
-      <w:r>
-        <w:rPr>
-          <w:lang w:val="en-US"/>
-        </w:rPr>
-        <w:t>16/10/2023?</w:t>
-      </w:r>
-    </w:p>
-    <w:p>
-      <w:pPr>
-        <w:pStyle w:val="ListParagraph"/>
-        <w:numPr>
-          <w:ilvl w:val="0"/>
-          <w:numId w:val="2"/>
-        </w:numPr>
-        <w:rPr>
-          <w:lang w:val="en-US"/>
-        </w:rPr>
-      </w:pPr>
-      <w:r>
-        <w:rPr>
-          <w:lang w:val="en-US"/>
-        </w:rPr>
-        <w:t>Học thể dục</w:t>
-      </w:r>
-    </w:p>
-    <w:p>
-      <w:pPr>
-        <w:pStyle w:val="ListParagraph"/>
-        <w:numPr>
-          <w:ilvl w:val="0"/>
-          <w:numId w:val="4"/>
-        </w:numPr>
-        <w:rPr>
-          <w:lang w:val="en-US"/>
-        </w:rPr>
-      </w:pPr>
-      <w:r>
-        <w:rPr>
-          <w:lang w:val="en-US"/>
-        </w:rPr>
-        <w:t>Tuần 2 Tháng 10/2023?</w:t>
-      </w:r>
-    </w:p>
-    <w:p>
-      <w:pPr>
-        <w:pStyle w:val="ListParagraph"/>
-        <w:numPr>
-          <w:ilvl w:val="0"/>
-          <w:numId w:val="2"/>
-        </w:numPr>
-        <w:rPr>
-          <w:lang w:val="en-US"/>
-        </w:rPr>
-      </w:pPr>
-      <w:r>
-        <w:rPr>
-          <w:lang w:val="en-US"/>
-        </w:rPr>
-        <w:t>Kiểm tra CNTT</w:t>
-      </w:r>
-    </w:p>
-    <w:p>
-      <w:pPr>
-        <w:pStyle w:val="ListParagraph"/>
-        <w:numPr>
-          <w:ilvl w:val="0"/>
-          <w:numId w:val="4"/>
-        </w:numPr>
-        <w:rPr>
-          <w:lang w:val="en-US"/>
-        </w:rPr>
-      </w:pPr>
-      <w:r>
-        <w:rPr>
-          <w:lang w:val="en-US"/>
-        </w:rPr>
-        <w:t>Cuối Năm 1?</w:t>
-      </w:r>
-    </w:p>
-    <w:p>
-      <w:pPr>
-        <w:pStyle w:val="ListParagraph"/>
-        <w:numPr>
-          <w:ilvl w:val="0"/>
-          <w:numId w:val="2"/>
-        </w:numPr>
-        <w:rPr>
-          <w:lang w:val="en-US"/>
-        </w:rPr>
-      </w:pPr>
-      <w:r>
-        <w:rPr>
-          <w:lang w:val="en-US"/>
-        </w:rPr>
-        <w:t>Nộp MOS</w:t>
-      </w:r>
-    </w:p>
-    <w:p>
-      <w:pPr>
-        <w:rPr>
-          <w:lang w:val="en-US"/>
-        </w:rPr>
-      </w:pPr>
-    </w:p>
-    <w:p>
-      <w:pPr>
-        <w:rPr>
-          <w:lang w:val="en-US"/>
-        </w:rPr>
-      </w:pPr>
-      <w:r>
-        <w:rPr>
-          <w:lang w:val="en-US"/>
-        </w:rPr>
-        <w:t>Task – Nhiệm Vụ:</w:t>
+        <w:t>Kém = 1 trở xuống</w:t>
+      </w:r>
+    </w:p>
+    <w:p>
+      <w:pPr>
+        <w:pStyle w:val="ListParagraph"/>
+        <w:numPr>
+          <w:ilvl w:val="0"/>
+          <w:numId w:val="2"/>
+        </w:numPr>
+        <w:rPr>
+          <w:lang w:val="en-US"/>
+        </w:rPr>
+      </w:pPr>
+      <w:r>
+        <w:rPr>
+          <w:lang w:val="en-US"/>
+        </w:rPr>
+        <w:t>Yếu = 1 đến 2</w:t>
+      </w:r>
+    </w:p>
+    <w:p>
+      <w:pPr>
+        <w:pStyle w:val="ListParagraph"/>
+        <w:numPr>
+          <w:ilvl w:val="0"/>
+          <w:numId w:val="2"/>
+        </w:numPr>
+        <w:rPr>
+          <w:lang w:val="en-US"/>
+        </w:rPr>
+      </w:pPr>
+      <w:r>
+        <w:rPr>
+          <w:lang w:val="en-US"/>
+        </w:rPr>
+        <w:t>TB = 2 đến 2.5</w:t>
+      </w:r>
+    </w:p>
+    <w:p>
+      <w:pPr>
+        <w:pStyle w:val="ListParagraph"/>
+        <w:numPr>
+          <w:ilvl w:val="0"/>
+          <w:numId w:val="2"/>
+        </w:numPr>
+        <w:rPr>
+          <w:lang w:val="en-US"/>
+        </w:rPr>
+      </w:pPr>
+      <w:r>
+        <w:rPr>
+          <w:lang w:val="en-US"/>
+        </w:rPr>
+        <w:t>Khá = 2.5 đến 3.2</w:t>
+      </w:r>
+    </w:p>
+    <w:p>
+      <w:pPr>
+        <w:pStyle w:val="ListParagraph"/>
+        <w:numPr>
+          <w:ilvl w:val="0"/>
+          <w:numId w:val="2"/>
+        </w:numPr>
+        <w:rPr>
+          <w:lang w:val="en-US"/>
+        </w:rPr>
+      </w:pPr>
+      <w:r>
+        <w:rPr>
+          <w:lang w:val="en-US"/>
+        </w:rPr>
+        <w:t>Giỏi = 3.2 đến 3.6</w:t>
+      </w:r>
+    </w:p>
+    <w:p>
+      <w:pPr>
+        <w:pStyle w:val="ListParagraph"/>
+        <w:numPr>
+          <w:ilvl w:val="0"/>
+          <w:numId w:val="2"/>
+        </w:numPr>
+        <w:rPr>
+          <w:lang w:val="en-US"/>
+        </w:rPr>
+      </w:pPr>
+      <w:r>
+        <w:rPr>
+          <w:lang w:val="en-US"/>
+        </w:rPr>
+        <w:t>Xuất sắc = 3.6 đến 4</w:t>
+      </w:r>
+    </w:p>
+    <w:p>
+      <w:pPr>
+        <w:pStyle w:val="ListParagraph"/>
+        <w:numPr>
+          <w:ilvl w:val="0"/>
+          <w:numId w:val="2"/>
+        </w:numPr>
+        <w:rPr>
+          <w:lang w:val="en-US"/>
+        </w:rPr>
+      </w:pPr>
+      <w:r>
+        <w:rPr>
+          <w:lang w:val="en-US"/>
+        </w:rPr>
+        <w:t>Điểm trung bình tích lũy = điểm trung bình từ khi nhập học tới giờ, không phải trong 1 học kì</w:t>
       </w:r>
     </w:p>
     <w:p>
@@ -2855,403 +3756,91 @@
         <w:rPr>
           <w:lang w:val="en-US"/>
         </w:rPr>
-        <w:t>Quy Đổi Điểm?</w:t>
-      </w:r>
-    </w:p>
-    <w:p>
-      <w:pPr>
-        <w:pStyle w:val="ListParagraph"/>
-        <w:numPr>
-          <w:ilvl w:val="0"/>
-          <w:numId w:val="2"/>
-        </w:numPr>
-        <w:rPr>
-          <w:lang w:val="en-US"/>
-        </w:rPr>
-      </w:pPr>
-      <w:r>
-        <w:rPr>
-          <w:lang w:val="en-US"/>
-        </w:rPr>
-        <w:t>Từ thang 10 sang chữ</w:t>
-      </w:r>
-    </w:p>
-    <w:p>
-      <w:pPr>
-        <w:pStyle w:val="ListParagraph"/>
-        <w:numPr>
-          <w:ilvl w:val="0"/>
-          <w:numId w:val="2"/>
-        </w:numPr>
-        <w:rPr>
-          <w:lang w:val="en-US"/>
-        </w:rPr>
-      </w:pPr>
-      <w:r>
-        <w:rPr>
-          <w:lang w:val="en-US"/>
-        </w:rPr>
-        <w:t>F = 4 trở xuống</w:t>
-      </w:r>
-    </w:p>
-    <w:p>
-      <w:pPr>
-        <w:pStyle w:val="ListParagraph"/>
-        <w:numPr>
-          <w:ilvl w:val="0"/>
-          <w:numId w:val="2"/>
-        </w:numPr>
-        <w:rPr>
-          <w:lang w:val="en-US"/>
-        </w:rPr>
-      </w:pPr>
-      <w:r>
-        <w:rPr>
-          <w:lang w:val="en-US"/>
-        </w:rPr>
-        <w:t>D = 4 đến 5</w:t>
-      </w:r>
-    </w:p>
-    <w:p>
-      <w:pPr>
-        <w:pStyle w:val="ListParagraph"/>
-        <w:numPr>
-          <w:ilvl w:val="0"/>
-          <w:numId w:val="2"/>
-        </w:numPr>
-        <w:rPr>
-          <w:lang w:val="en-US"/>
-        </w:rPr>
-      </w:pPr>
-      <w:r>
-        <w:rPr>
-          <w:lang w:val="en-US"/>
-        </w:rPr>
-        <w:t>D+ = 5 đến 5.5</w:t>
-      </w:r>
-    </w:p>
-    <w:p>
-      <w:pPr>
-        <w:pStyle w:val="ListParagraph"/>
-        <w:numPr>
-          <w:ilvl w:val="0"/>
-          <w:numId w:val="2"/>
-        </w:numPr>
-        <w:rPr>
-          <w:lang w:val="en-US"/>
-        </w:rPr>
-      </w:pPr>
-      <w:r>
-        <w:rPr>
-          <w:lang w:val="en-US"/>
-        </w:rPr>
-        <w:t>Mỗi chữ cái không có “+” thì tăng 1</w:t>
-      </w:r>
-    </w:p>
-    <w:p>
-      <w:pPr>
-        <w:pStyle w:val="ListParagraph"/>
-        <w:numPr>
-          <w:ilvl w:val="0"/>
-          <w:numId w:val="2"/>
-        </w:numPr>
-        <w:rPr>
-          <w:lang w:val="en-US"/>
-        </w:rPr>
-      </w:pPr>
-      <w:r>
-        <w:rPr>
-          <w:lang w:val="en-US"/>
-        </w:rPr>
-        <w:t xml:space="preserve">Mỗi chữ cái có “+” thì </w:t>
-      </w:r>
-      <w:r>
-        <w:rPr>
-          <w:lang w:val="en-US"/>
-        </w:rPr>
-        <w:t>tăng</w:t>
-      </w:r>
-      <w:r>
-        <w:rPr>
-          <w:lang w:val="en-US"/>
-        </w:rPr>
-        <w:t xml:space="preserve"> 0.5</w:t>
-      </w:r>
-    </w:p>
-    <w:p>
-      <w:pPr>
-        <w:pStyle w:val="ListParagraph"/>
-        <w:numPr>
-          <w:ilvl w:val="0"/>
-          <w:numId w:val="2"/>
-        </w:numPr>
-        <w:rPr>
-          <w:lang w:val="en-US"/>
-        </w:rPr>
-      </w:pPr>
-      <w:r>
-        <w:rPr>
-          <w:lang w:val="en-US"/>
-        </w:rPr>
-        <w:t>Từ chữ sang thang 4</w:t>
-      </w:r>
-    </w:p>
-    <w:p>
-      <w:pPr>
-        <w:pStyle w:val="ListParagraph"/>
-        <w:numPr>
-          <w:ilvl w:val="0"/>
-          <w:numId w:val="2"/>
-        </w:numPr>
-        <w:rPr>
-          <w:lang w:val="en-US"/>
-        </w:rPr>
-      </w:pPr>
-      <w:r>
-        <w:rPr>
-          <w:lang w:val="en-US"/>
-        </w:rPr>
-        <w:t>F = 0</w:t>
-      </w:r>
-    </w:p>
-    <w:p>
-      <w:pPr>
-        <w:pStyle w:val="ListParagraph"/>
-        <w:numPr>
-          <w:ilvl w:val="0"/>
-          <w:numId w:val="2"/>
-        </w:numPr>
-        <w:rPr>
-          <w:lang w:val="en-US"/>
-        </w:rPr>
-      </w:pPr>
-      <w:r>
-        <w:rPr>
-          <w:lang w:val="en-US"/>
-        </w:rPr>
-        <w:t>D = 1</w:t>
-      </w:r>
-    </w:p>
-    <w:p>
-      <w:pPr>
-        <w:pStyle w:val="ListParagraph"/>
-        <w:numPr>
-          <w:ilvl w:val="0"/>
-          <w:numId w:val="2"/>
-        </w:numPr>
-        <w:rPr>
-          <w:lang w:val="en-US"/>
-        </w:rPr>
-      </w:pPr>
-      <w:r>
-        <w:rPr>
-          <w:lang w:val="en-US"/>
-        </w:rPr>
-        <w:t>D+ = 1.5</w:t>
-      </w:r>
-    </w:p>
-    <w:p>
-      <w:pPr>
-        <w:pStyle w:val="ListParagraph"/>
-        <w:numPr>
-          <w:ilvl w:val="0"/>
-          <w:numId w:val="2"/>
-        </w:numPr>
-        <w:rPr>
-          <w:lang w:val="en-US"/>
-        </w:rPr>
-      </w:pPr>
-      <w:r>
-        <w:rPr>
-          <w:lang w:val="en-US"/>
-        </w:rPr>
-        <w:t>Mỗi chữ tiếp theo + 0.5, tối đa = 4</w:t>
-      </w:r>
-    </w:p>
-    <w:p>
-      <w:pPr>
-        <w:pStyle w:val="ListParagraph"/>
-        <w:numPr>
-          <w:ilvl w:val="0"/>
-          <w:numId w:val="2"/>
-        </w:numPr>
-        <w:rPr>
-          <w:lang w:val="en-US"/>
-        </w:rPr>
-      </w:pPr>
-      <w:r>
-        <w:rPr>
-          <w:lang w:val="en-US"/>
-        </w:rPr>
-        <w:t>Điểm trung bình 1 học kì</w:t>
-      </w:r>
-    </w:p>
-    <w:p>
-      <w:pPr>
-        <w:pStyle w:val="ListParagraph"/>
-        <w:numPr>
-          <w:ilvl w:val="0"/>
-          <w:numId w:val="2"/>
-        </w:numPr>
-        <w:rPr>
-          <w:lang w:val="en-US"/>
-        </w:rPr>
-      </w:pPr>
-      <w:r>
-        <w:rPr>
-          <w:lang w:val="en-US"/>
-        </w:rPr>
-        <w:t>Ví dụ bạn học vật lí 1 với 4 tín chỉ, giải tích 1 với 3 tín chỉ 1 học kì, đạt 8.3 điểm vật lí, 5.1 điểm giải tích, thì quy đổi chúng sang thang chữ rồi sang thang 4, được 3.5 và 1.5</w:t>
-      </w:r>
-      <w:r>
-        <w:rPr>
-          <w:lang w:val="en-US"/>
-        </w:rPr>
-        <w:t>, thì tính trung bình có trọng số là số tín chỉ tương ứng, = ((3.5 * 4) + (1.5 * 3)) / (4 + 3) = 2.6</w:t>
-      </w:r>
-    </w:p>
-    <w:p>
-      <w:pPr>
-        <w:pStyle w:val="ListParagraph"/>
-        <w:numPr>
-          <w:ilvl w:val="0"/>
-          <w:numId w:val="2"/>
-        </w:numPr>
-        <w:rPr>
-          <w:lang w:val="en-US"/>
-        </w:rPr>
-      </w:pPr>
-      <w:r>
-        <w:rPr>
-          <w:lang w:val="en-US"/>
-        </w:rPr>
-        <w:t>Dựa vào điểm trung bình để xếp loại học lực</w:t>
-      </w:r>
-    </w:p>
-    <w:p>
-      <w:pPr>
-        <w:pStyle w:val="ListParagraph"/>
-        <w:numPr>
-          <w:ilvl w:val="0"/>
-          <w:numId w:val="2"/>
-        </w:numPr>
-        <w:rPr>
-          <w:lang w:val="en-US"/>
-        </w:rPr>
-      </w:pPr>
-      <w:r>
-        <w:rPr>
-          <w:lang w:val="en-US"/>
-        </w:rPr>
-        <w:t>Kém = 1 trở xuống</w:t>
-      </w:r>
-    </w:p>
-    <w:p>
-      <w:pPr>
-        <w:pStyle w:val="ListParagraph"/>
-        <w:numPr>
-          <w:ilvl w:val="0"/>
-          <w:numId w:val="2"/>
-        </w:numPr>
-        <w:rPr>
-          <w:lang w:val="en-US"/>
-        </w:rPr>
-      </w:pPr>
-      <w:r>
-        <w:rPr>
-          <w:lang w:val="en-US"/>
-        </w:rPr>
-        <w:t>Yếu = 1 đến 2</w:t>
-      </w:r>
-    </w:p>
-    <w:p>
-      <w:pPr>
-        <w:pStyle w:val="ListParagraph"/>
-        <w:numPr>
-          <w:ilvl w:val="0"/>
-          <w:numId w:val="2"/>
-        </w:numPr>
-        <w:rPr>
-          <w:lang w:val="en-US"/>
-        </w:rPr>
-      </w:pPr>
-      <w:r>
-        <w:rPr>
-          <w:lang w:val="en-US"/>
-        </w:rPr>
-        <w:t>TB = 2 đến 2.5</w:t>
-      </w:r>
-    </w:p>
-    <w:p>
-      <w:pPr>
-        <w:pStyle w:val="ListParagraph"/>
-        <w:numPr>
-          <w:ilvl w:val="0"/>
-          <w:numId w:val="2"/>
-        </w:numPr>
-        <w:rPr>
-          <w:lang w:val="en-US"/>
-        </w:rPr>
-      </w:pPr>
-      <w:r>
-        <w:rPr>
-          <w:lang w:val="en-US"/>
-        </w:rPr>
-        <w:t>Khá = 2.5 đến 3.2</w:t>
-      </w:r>
-    </w:p>
-    <w:p>
-      <w:pPr>
-        <w:pStyle w:val="ListParagraph"/>
-        <w:numPr>
-          <w:ilvl w:val="0"/>
-          <w:numId w:val="2"/>
-        </w:numPr>
-        <w:rPr>
-          <w:lang w:val="en-US"/>
-        </w:rPr>
-      </w:pPr>
-      <w:r>
-        <w:rPr>
-          <w:lang w:val="en-US"/>
-        </w:rPr>
-        <w:t>Giỏi = 3.2 đến 3.6</w:t>
-      </w:r>
-    </w:p>
-    <w:p>
-      <w:pPr>
-        <w:pStyle w:val="ListParagraph"/>
-        <w:numPr>
-          <w:ilvl w:val="0"/>
-          <w:numId w:val="2"/>
-        </w:numPr>
-        <w:rPr>
-          <w:lang w:val="en-US"/>
-        </w:rPr>
-      </w:pPr>
-      <w:r>
-        <w:rPr>
-          <w:lang w:val="en-US"/>
-        </w:rPr>
-        <w:t>Xuất sắc = 3.6 đến 4</w:t>
-      </w:r>
-    </w:p>
-    <w:p>
-      <w:pPr>
-        <w:pStyle w:val="ListParagraph"/>
-        <w:numPr>
-          <w:ilvl w:val="0"/>
-          <w:numId w:val="2"/>
-        </w:numPr>
-        <w:rPr>
-          <w:lang w:val="en-US"/>
-        </w:rPr>
-      </w:pPr>
-      <w:r>
-        <w:rPr>
-          <w:lang w:val="en-US"/>
-        </w:rPr>
-        <w:t>Điểm trung bình tích lũy = điểm trung bình từ khi nhập học tới giờ, không phải trong 1 học kì</w:t>
+        <w:t>1 Học Kì?</w:t>
+      </w:r>
+    </w:p>
+    <w:p>
+      <w:pPr>
+        <w:pStyle w:val="ListParagraph"/>
+        <w:numPr>
+          <w:ilvl w:val="0"/>
+          <w:numId w:val="2"/>
+        </w:numPr>
+      </w:pPr>
+      <w:r>
+        <w:t>231 = năm 2023 học kì 1</w:t>
+      </w:r>
+    </w:p>
+    <w:p>
+      <w:pPr>
+        <w:pStyle w:val="ListParagraph"/>
+        <w:numPr>
+          <w:ilvl w:val="0"/>
+          <w:numId w:val="2"/>
+        </w:numPr>
+        <w:rPr>
+          <w:lang w:val="en-US"/>
+        </w:rPr>
+      </w:pPr>
+      <w:r>
+        <w:rPr>
+          <w:lang w:val="en-US"/>
+        </w:rPr>
+        <w:t>11 đến 25 tín chỉ</w:t>
+      </w:r>
+    </w:p>
+    <w:p>
+      <w:pPr>
+        <w:pStyle w:val="ListParagraph"/>
+        <w:numPr>
+          <w:ilvl w:val="0"/>
+          <w:numId w:val="2"/>
+        </w:numPr>
+        <w:rPr>
+          <w:lang w:val="en-US"/>
+        </w:rPr>
+      </w:pPr>
+      <w:r>
+        <w:rPr>
+          <w:lang w:val="en-US"/>
+        </w:rPr>
+        <w:t>Điểm trung bình 8.5</w:t>
+      </w:r>
+    </w:p>
+    <w:p>
+      <w:pPr>
+        <w:pStyle w:val="ListParagraph"/>
+        <w:numPr>
+          <w:ilvl w:val="0"/>
+          <w:numId w:val="2"/>
+        </w:numPr>
+        <w:rPr>
+          <w:lang w:val="en-US"/>
+        </w:rPr>
+      </w:pPr>
+      <w:r>
+        <w:rPr>
+          <w:lang w:val="en-US"/>
+        </w:rPr>
+        <w:t>3 ngày CTXH</w:t>
+      </w:r>
+    </w:p>
+    <w:p>
+      <w:pPr>
+        <w:pStyle w:val="ListParagraph"/>
+        <w:numPr>
+          <w:ilvl w:val="0"/>
+          <w:numId w:val="2"/>
+        </w:numPr>
+        <w:rPr>
+          <w:lang w:val="en-US"/>
+        </w:rPr>
+      </w:pPr>
+      <w:r>
+        <w:rPr>
+          <w:lang w:val="en-US"/>
+        </w:rPr>
+        <w:t>Điểm rèn luyện 85</w:t>
       </w:r>
     </w:p>
     <w:p>
@@ -3269,91 +3858,25 @@
         <w:rPr>
           <w:lang w:val="en-US"/>
         </w:rPr>
-        <w:t>1 Học Kì?</w:t>
-      </w:r>
-    </w:p>
-    <w:p>
-      <w:pPr>
-        <w:pStyle w:val="ListParagraph"/>
-        <w:numPr>
-          <w:ilvl w:val="0"/>
-          <w:numId w:val="2"/>
-        </w:numPr>
-      </w:pPr>
-      <w:r>
-        <w:t>231 = năm 2023 học kì 1</w:t>
-      </w:r>
-    </w:p>
-    <w:p>
-      <w:pPr>
-        <w:pStyle w:val="ListParagraph"/>
-        <w:numPr>
-          <w:ilvl w:val="0"/>
-          <w:numId w:val="2"/>
-        </w:numPr>
-        <w:rPr>
-          <w:lang w:val="en-US"/>
-        </w:rPr>
-      </w:pPr>
-      <w:r>
-        <w:rPr>
-          <w:lang w:val="en-US"/>
-        </w:rPr>
-        <w:t>11 đến 25 tín chỉ</w:t>
-      </w:r>
-    </w:p>
-    <w:p>
-      <w:pPr>
-        <w:pStyle w:val="ListParagraph"/>
-        <w:numPr>
-          <w:ilvl w:val="0"/>
-          <w:numId w:val="2"/>
-        </w:numPr>
-        <w:rPr>
-          <w:lang w:val="en-US"/>
-        </w:rPr>
-      </w:pPr>
-      <w:r>
-        <w:rPr>
-          <w:lang w:val="en-US"/>
-        </w:rPr>
-        <w:t>Điểm trung bình 8.5</w:t>
-      </w:r>
-    </w:p>
-    <w:p>
-      <w:pPr>
-        <w:pStyle w:val="ListParagraph"/>
-        <w:numPr>
-          <w:ilvl w:val="0"/>
-          <w:numId w:val="2"/>
-        </w:numPr>
-        <w:rPr>
-          <w:lang w:val="en-US"/>
-        </w:rPr>
-      </w:pPr>
-      <w:r>
-        <w:rPr>
-          <w:lang w:val="en-US"/>
-        </w:rPr>
-        <w:t>3 ngày CTXH</w:t>
-      </w:r>
-    </w:p>
-    <w:p>
-      <w:pPr>
-        <w:pStyle w:val="ListParagraph"/>
-        <w:numPr>
-          <w:ilvl w:val="0"/>
-          <w:numId w:val="2"/>
-        </w:numPr>
-        <w:rPr>
-          <w:lang w:val="en-US"/>
-        </w:rPr>
-      </w:pPr>
-      <w:r>
-        <w:rPr>
-          <w:lang w:val="en-US"/>
-        </w:rPr>
-        <w:t>Điểm rèn luyện 85</w:t>
+        <w:t>1 Năm?</w:t>
+      </w:r>
+    </w:p>
+    <w:p>
+      <w:pPr>
+        <w:pStyle w:val="ListParagraph"/>
+        <w:numPr>
+          <w:ilvl w:val="0"/>
+          <w:numId w:val="2"/>
+        </w:numPr>
+        <w:rPr>
+          <w:lang w:val="en-US"/>
+        </w:rPr>
+      </w:pPr>
+      <w:r>
+        <w:rPr>
+          <w:lang w:val="en-US"/>
+        </w:rPr>
+        <w:t>33 tín chỉ</w:t>
       </w:r>
     </w:p>
     <w:p>
@@ -3371,25 +3894,25 @@
         <w:rPr>
           <w:lang w:val="en-US"/>
         </w:rPr>
-        <w:t>1 Năm?</w:t>
-      </w:r>
-    </w:p>
-    <w:p>
-      <w:pPr>
-        <w:pStyle w:val="ListParagraph"/>
-        <w:numPr>
-          <w:ilvl w:val="0"/>
-          <w:numId w:val="2"/>
-        </w:numPr>
-        <w:rPr>
-          <w:lang w:val="en-US"/>
-        </w:rPr>
-      </w:pPr>
-      <w:r>
-        <w:rPr>
-          <w:lang w:val="en-US"/>
-        </w:rPr>
-        <w:t>33 tín chỉ</w:t>
+        <w:t>3 Năm Đầu?</w:t>
+      </w:r>
+    </w:p>
+    <w:p>
+      <w:pPr>
+        <w:pStyle w:val="ListParagraph"/>
+        <w:numPr>
+          <w:ilvl w:val="0"/>
+          <w:numId w:val="2"/>
+        </w:numPr>
+        <w:rPr>
+          <w:lang w:val="en-US"/>
+        </w:rPr>
+      </w:pPr>
+      <w:r>
+        <w:rPr>
+          <w:lang w:val="en-US"/>
+        </w:rPr>
+        <w:t>15 ngày CTXH</w:t>
       </w:r>
     </w:p>
     <w:p>
@@ -3407,43 +3930,6 @@
         <w:rPr>
           <w:lang w:val="en-US"/>
         </w:rPr>
-        <w:t>3 Năm Đầu?</w:t>
-      </w:r>
-    </w:p>
-    <w:p>
-      <w:pPr>
-        <w:pStyle w:val="ListParagraph"/>
-        <w:numPr>
-          <w:ilvl w:val="0"/>
-          <w:numId w:val="2"/>
-        </w:numPr>
-        <w:rPr>
-          <w:lang w:val="en-US"/>
-        </w:rPr>
-      </w:pPr>
-      <w:r>
-        <w:rPr>
-          <w:lang w:val="en-US"/>
-        </w:rPr>
-        <w:t>15 ngày CTXH</w:t>
-      </w:r>
-    </w:p>
-    <w:p>
-      <w:pPr>
-        <w:pStyle w:val="ListParagraph"/>
-        <w:numPr>
-          <w:ilvl w:val="0"/>
-          <w:numId w:val="7"/>
-        </w:numPr>
-        <w:rPr>
-          <w:lang w:val="en-US"/>
-        </w:rPr>
-      </w:pPr>
-      <w:r>
-        <w:rPr>
-          <w:lang w:val="en-US"/>
-        </w:rPr>
-        <w:lastRenderedPageBreak/>
         <w:t>Học Bổng?</w:t>
       </w:r>
     </w:p>
@@ -5183,4 +5669,16 @@
   <a:objectDefaults/>
   <a:extraClrSchemeLst/>
 </a:theme>
+</file>
+
+<file path=customXml/item1.xml><?xml version="1.0" encoding="utf-8"?>
+<b:Sources xmlns:b="http://schemas.openxmlformats.org/officeDocument/2006/bibliography" xmlns="http://schemas.openxmlformats.org/officeDocument/2006/bibliography" SelectedStyle="\APASixthEditionOfficeOnline.xsl" StyleName="APA" Version="6"/>
+</file>
+
+<file path=customXml/itemProps1.xml><?xml version="1.0" encoding="utf-8"?>
+<ds:datastoreItem xmlns:ds="http://schemas.openxmlformats.org/officeDocument/2006/customXml" ds:itemID="{4D3168C9-6D78-4B82-9AE2-7D027E09DB8F}">
+  <ds:schemaRefs>
+    <ds:schemaRef ds:uri="http://schemas.openxmlformats.org/officeDocument/2006/bibliography"/>
+  </ds:schemaRefs>
+</ds:datastoreItem>
 </file>
--- a/hcmut.docx
+++ b/hcmut.docx
@@ -1583,6 +1583,54 @@
           <w:u w:val="none"/>
           <w:lang w:val="en-US"/>
         </w:rPr>
+        <w:t>Phòng Đào Tạo?</w:t>
+      </w:r>
+    </w:p>
+    <w:p>
+      <w:pPr>
+        <w:pStyle w:val="ListParagraph"/>
+        <w:numPr>
+          <w:ilvl w:val="0"/>
+          <w:numId w:val="2"/>
+        </w:numPr>
+        <w:rPr>
+          <w:rStyle w:val="Hyperlink"/>
+          <w:color w:val="auto"/>
+          <w:u w:val="none"/>
+          <w:lang w:val="en-US"/>
+        </w:rPr>
+      </w:pPr>
+      <w:r>
+        <w:rPr>
+          <w:rStyle w:val="Hyperlink"/>
+          <w:color w:val="auto"/>
+          <w:u w:val="none"/>
+          <w:lang w:val="en-US"/>
+        </w:rPr>
+        <w:t>Cơ sở 2, tòa H1, tầng 1, phòng 107</w:t>
+      </w:r>
+    </w:p>
+    <w:p>
+      <w:pPr>
+        <w:pStyle w:val="ListParagraph"/>
+        <w:numPr>
+          <w:ilvl w:val="0"/>
+          <w:numId w:val="6"/>
+        </w:numPr>
+        <w:rPr>
+          <w:rStyle w:val="Hyperlink"/>
+          <w:color w:val="auto"/>
+          <w:u w:val="none"/>
+          <w:lang w:val="en-US"/>
+        </w:rPr>
+      </w:pPr>
+      <w:r>
+        <w:rPr>
+          <w:rStyle w:val="Hyperlink"/>
+          <w:color w:val="auto"/>
+          <w:u w:val="none"/>
+          <w:lang w:val="en-US"/>
+        </w:rPr>
         <w:t>Giảng Đường H6?</w:t>
       </w:r>
     </w:p>
@@ -1631,6 +1679,7 @@
           <w:u w:val="none"/>
           <w:lang w:val="en-US"/>
         </w:rPr>
+        <w:lastRenderedPageBreak/>
         <w:t>Chỗ Để Xe?</w:t>
       </w:r>
     </w:p>
@@ -1679,307 +1728,1060 @@
           <w:u w:val="none"/>
           <w:lang w:val="en-US"/>
         </w:rPr>
+        <w:t>Thư Viện?</w:t>
+      </w:r>
+    </w:p>
+    <w:p>
+      <w:pPr>
+        <w:pStyle w:val="ListParagraph"/>
+        <w:numPr>
+          <w:ilvl w:val="0"/>
+          <w:numId w:val="2"/>
+        </w:numPr>
+        <w:rPr>
+          <w:rStyle w:val="Hyperlink"/>
+          <w:color w:val="auto"/>
+          <w:u w:val="none"/>
+          <w:lang w:val="en-US"/>
+        </w:rPr>
+      </w:pPr>
+      <w:r>
+        <w:rPr>
+          <w:rStyle w:val="Hyperlink"/>
+          <w:color w:val="auto"/>
+          <w:u w:val="none"/>
+          <w:lang w:val="en-US"/>
+        </w:rPr>
+        <w:t>Tòa H1</w:t>
+      </w:r>
+    </w:p>
+    <w:p>
+      <w:pPr>
+        <w:pStyle w:val="ListParagraph"/>
+        <w:numPr>
+          <w:ilvl w:val="0"/>
+          <w:numId w:val="6"/>
+        </w:numPr>
+        <w:rPr>
+          <w:rStyle w:val="Hyperlink"/>
+          <w:color w:val="auto"/>
+          <w:u w:val="none"/>
+          <w:lang w:val="en-US"/>
+        </w:rPr>
+      </w:pPr>
+      <w:r>
+        <w:rPr>
+          <w:rStyle w:val="Hyperlink"/>
+          <w:color w:val="auto"/>
+          <w:u w:val="none"/>
+          <w:lang w:val="en-US"/>
+        </w:rPr>
+        <w:t>Tên Tiếng Anh Của Trường?</w:t>
+      </w:r>
+    </w:p>
+    <w:p>
+      <w:pPr>
+        <w:pStyle w:val="ListParagraph"/>
+        <w:numPr>
+          <w:ilvl w:val="0"/>
+          <w:numId w:val="2"/>
+        </w:numPr>
+        <w:rPr>
+          <w:rStyle w:val="Hyperlink"/>
+          <w:color w:val="auto"/>
+          <w:u w:val="none"/>
+          <w:lang w:val="en-US"/>
+        </w:rPr>
+      </w:pPr>
+      <w:r>
+        <w:rPr>
+          <w:rStyle w:val="Hyperlink"/>
+          <w:color w:val="auto"/>
+          <w:u w:val="none"/>
+          <w:lang w:val="en-US"/>
+        </w:rPr>
+        <w:t xml:space="preserve">HCMUT = </w:t>
+      </w:r>
+      <w:r>
+        <w:rPr>
+          <w:rStyle w:val="Hyperlink"/>
+          <w:color w:val="auto"/>
+          <w:u w:val="none"/>
+          <w:lang w:val="en-US"/>
+        </w:rPr>
+        <w:t>Ho Chi Minh City University of Technology</w:t>
+      </w:r>
+    </w:p>
+    <w:p>
+      <w:pPr>
+        <w:rPr>
+          <w:rStyle w:val="Hyperlink"/>
+          <w:lang w:val="en-US"/>
+        </w:rPr>
+      </w:pPr>
+    </w:p>
+    <w:p>
+      <w:pPr>
+        <w:rPr>
+          <w:rStyle w:val="Hyperlink"/>
+          <w:color w:val="auto"/>
+          <w:u w:val="none"/>
+          <w:lang w:val="en-US"/>
+        </w:rPr>
+      </w:pPr>
+      <w:r>
+        <w:rPr>
+          <w:rStyle w:val="Hyperlink"/>
+          <w:color w:val="auto"/>
+          <w:u w:val="none"/>
+          <w:lang w:val="en-US"/>
+        </w:rPr>
+        <w:t>Group – Nhóm:</w:t>
+      </w:r>
+    </w:p>
+    <w:p>
+      <w:pPr>
+        <w:pStyle w:val="ListParagraph"/>
+        <w:numPr>
+          <w:ilvl w:val="0"/>
+          <w:numId w:val="3"/>
+        </w:numPr>
+        <w:rPr>
+          <w:rStyle w:val="Hyperlink"/>
+          <w:color w:val="auto"/>
+          <w:u w:val="none"/>
+          <w:lang w:val="en-US"/>
+        </w:rPr>
+      </w:pPr>
+      <w:r>
+        <w:rPr>
+          <w:rStyle w:val="Hyperlink"/>
+          <w:color w:val="auto"/>
+          <w:u w:val="none"/>
+          <w:lang w:val="en-US"/>
+        </w:rPr>
+        <w:t>Danh Sách Các CLB Cần Đăng Kí?</w:t>
+      </w:r>
+    </w:p>
+    <w:p>
+      <w:pPr>
+        <w:pStyle w:val="ListParagraph"/>
+        <w:numPr>
+          <w:ilvl w:val="0"/>
+          <w:numId w:val="2"/>
+        </w:numPr>
+        <w:rPr>
+          <w:rStyle w:val="Hyperlink"/>
+          <w:color w:val="auto"/>
+          <w:u w:val="none"/>
+          <w:lang w:val="en-US"/>
+        </w:rPr>
+      </w:pPr>
+      <w:r>
+        <w:rPr>
+          <w:rStyle w:val="Hyperlink"/>
+          <w:color w:val="auto"/>
+          <w:u w:val="none"/>
+          <w:lang w:val="en-US"/>
+        </w:rPr>
+        <w:t>Big Data Club</w:t>
+      </w:r>
+    </w:p>
+    <w:p>
+      <w:pPr>
+        <w:pStyle w:val="ListParagraph"/>
+        <w:numPr>
+          <w:ilvl w:val="0"/>
+          <w:numId w:val="2"/>
+        </w:numPr>
+        <w:rPr>
+          <w:rStyle w:val="Hyperlink"/>
+          <w:color w:val="auto"/>
+          <w:u w:val="none"/>
+          <w:lang w:val="en-US"/>
+        </w:rPr>
+      </w:pPr>
+      <w:r>
+        <w:rPr>
+          <w:rStyle w:val="Hyperlink"/>
+          <w:color w:val="auto"/>
+          <w:u w:val="none"/>
+          <w:lang w:val="en-US"/>
+        </w:rPr>
+        <w:t>CLB Robot</w:t>
+      </w:r>
+    </w:p>
+    <w:p>
+      <w:pPr>
+        <w:pStyle w:val="ListParagraph"/>
+        <w:numPr>
+          <w:ilvl w:val="0"/>
+          <w:numId w:val="2"/>
+        </w:numPr>
+        <w:rPr>
+          <w:rStyle w:val="Hyperlink"/>
+          <w:color w:val="auto"/>
+          <w:u w:val="none"/>
+          <w:lang w:val="en-US"/>
+        </w:rPr>
+      </w:pPr>
+      <w:r>
+        <w:rPr>
+          <w:rStyle w:val="Hyperlink"/>
+          <w:color w:val="auto"/>
+          <w:u w:val="none"/>
+          <w:lang w:val="en-US"/>
+        </w:rPr>
+        <w:t>CLB Trí Tuệ Nhân Tạo</w:t>
+      </w:r>
+      <w:r>
+        <w:rPr>
+          <w:rStyle w:val="Hyperlink"/>
+          <w:color w:val="auto"/>
+          <w:u w:val="none"/>
+          <w:lang w:val="en-US"/>
+        </w:rPr>
+        <w:t>, năm 2</w:t>
+      </w:r>
+    </w:p>
+    <w:p>
+      <w:pPr>
+        <w:pStyle w:val="ListParagraph"/>
+        <w:numPr>
+          <w:ilvl w:val="0"/>
+          <w:numId w:val="3"/>
+        </w:numPr>
+        <w:rPr>
+          <w:rStyle w:val="Hyperlink"/>
+          <w:color w:val="auto"/>
+          <w:u w:val="none"/>
+          <w:lang w:val="en-US"/>
+        </w:rPr>
+      </w:pPr>
+      <w:r>
+        <w:rPr>
+          <w:rStyle w:val="Hyperlink"/>
+          <w:color w:val="auto"/>
+          <w:u w:val="none"/>
+          <w:lang w:val="en-US"/>
+        </w:rPr>
+        <w:t>Cách Xem Các Trang Đang Theo Dõi Và Nhóm?</w:t>
+      </w:r>
+    </w:p>
+    <w:p>
+      <w:pPr>
+        <w:pStyle w:val="ListParagraph"/>
+        <w:numPr>
+          <w:ilvl w:val="0"/>
+          <w:numId w:val="2"/>
+        </w:numPr>
+        <w:rPr>
+          <w:rStyle w:val="Hyperlink"/>
+          <w:color w:val="auto"/>
+          <w:u w:val="none"/>
+          <w:lang w:val="en-US"/>
+        </w:rPr>
+      </w:pPr>
+      <w:r>
+        <w:rPr>
+          <w:rStyle w:val="Hyperlink"/>
+          <w:color w:val="auto"/>
+          <w:u w:val="none"/>
+          <w:lang w:val="en-US"/>
+        </w:rPr>
+        <w:t>Mở Facebook + Click Avatar của bạn + chọn “Chỉnh sửa chi tiết công khai’ + chọn “Chỉnh sửa thông tin giới thiệu” + cuộn xuống</w:t>
+      </w:r>
+    </w:p>
+    <w:p>
+      <w:pPr>
+        <w:rPr>
+          <w:rStyle w:val="Hyperlink"/>
+          <w:color w:val="auto"/>
+          <w:u w:val="none"/>
+          <w:lang w:val="en-US"/>
+        </w:rPr>
+      </w:pPr>
+    </w:p>
+    <w:p>
+      <w:pPr>
+        <w:rPr>
+          <w:rStyle w:val="Hyperlink"/>
+          <w:color w:val="auto"/>
+          <w:u w:val="none"/>
+          <w:lang w:val="en-US"/>
+        </w:rPr>
+      </w:pPr>
+      <w:r>
+        <w:rPr>
+          <w:rStyle w:val="Hyperlink"/>
+          <w:color w:val="auto"/>
+          <w:u w:val="none"/>
+          <w:lang w:val="en-US"/>
+        </w:rPr>
+        <w:t xml:space="preserve">Schedule – Lịch </w:t>
+      </w:r>
+      <w:r>
+        <w:rPr>
+          <w:rStyle w:val="Hyperlink"/>
+          <w:color w:val="auto"/>
+          <w:u w:val="none"/>
+          <w:lang w:val="en-US"/>
+        </w:rPr>
+        <w:t>Trình:</w:t>
+      </w:r>
+    </w:p>
+    <w:p>
+      <w:pPr>
+        <w:pStyle w:val="ListParagraph"/>
+        <w:numPr>
+          <w:ilvl w:val="0"/>
+          <w:numId w:val="4"/>
+        </w:numPr>
+        <w:rPr>
+          <w:rStyle w:val="Hyperlink"/>
+          <w:color w:val="auto"/>
+          <w:u w:val="none"/>
+          <w:lang w:val="en-US"/>
+        </w:rPr>
+      </w:pPr>
+      <w:r>
+        <w:rPr>
+          <w:rStyle w:val="Hyperlink"/>
+          <w:color w:val="auto"/>
+          <w:u w:val="none"/>
+          <w:lang w:val="en-US"/>
+        </w:rPr>
+        <w:t>Học Kì Này?</w:t>
+      </w:r>
+    </w:p>
+    <w:p>
+      <w:pPr>
+        <w:pStyle w:val="ListParagraph"/>
+        <w:numPr>
+          <w:ilvl w:val="0"/>
+          <w:numId w:val="2"/>
+        </w:numPr>
+        <w:rPr>
+          <w:rStyle w:val="Hyperlink"/>
+          <w:color w:val="auto"/>
+          <w:u w:val="none"/>
+          <w:lang w:val="en-US"/>
+        </w:rPr>
+      </w:pPr>
+      <w:r>
+        <w:rPr>
+          <w:rStyle w:val="Hyperlink"/>
+          <w:color w:val="auto"/>
+          <w:u w:val="none"/>
+          <w:lang w:val="en-US"/>
+        </w:rPr>
+        <w:t>Vật lí 1 (Lý Anh Tú)</w:t>
+      </w:r>
+    </w:p>
+    <w:p>
+      <w:pPr>
+        <w:pStyle w:val="ListParagraph"/>
+        <w:numPr>
+          <w:ilvl w:val="0"/>
+          <w:numId w:val="2"/>
+        </w:numPr>
+        <w:rPr>
+          <w:rStyle w:val="Hyperlink"/>
+          <w:color w:val="auto"/>
+          <w:u w:val="none"/>
+          <w:lang w:val="en-US"/>
+        </w:rPr>
+      </w:pPr>
+      <w:r>
+        <w:rPr>
+          <w:rStyle w:val="Hyperlink"/>
+          <w:color w:val="auto"/>
+          <w:u w:val="none"/>
+          <w:lang w:val="en-US"/>
+        </w:rPr>
+        <w:t>Giải tích 1 (Đào Huy Cường)</w:t>
+      </w:r>
+    </w:p>
+    <w:p>
+      <w:pPr>
+        <w:pStyle w:val="ListParagraph"/>
+        <w:numPr>
+          <w:ilvl w:val="0"/>
+          <w:numId w:val="2"/>
+        </w:numPr>
+        <w:rPr>
+          <w:rStyle w:val="Hyperlink"/>
+          <w:color w:val="auto"/>
+          <w:u w:val="none"/>
+          <w:lang w:val="en-US"/>
+        </w:rPr>
+      </w:pPr>
+      <w:r>
+        <w:rPr>
+          <w:rStyle w:val="Hyperlink"/>
+          <w:color w:val="auto"/>
+          <w:u w:val="none"/>
+          <w:lang w:val="en-US"/>
+        </w:rPr>
+        <w:t>Hệ thống số (Đoàn Minh Vững)</w:t>
+      </w:r>
+    </w:p>
+    <w:p>
+      <w:pPr>
+        <w:pStyle w:val="ListParagraph"/>
+        <w:numPr>
+          <w:ilvl w:val="0"/>
+          <w:numId w:val="2"/>
+        </w:numPr>
+        <w:rPr>
+          <w:rStyle w:val="Hyperlink"/>
+          <w:color w:val="auto"/>
+          <w:u w:val="none"/>
+          <w:lang w:val="en-US"/>
+        </w:rPr>
+      </w:pPr>
+      <w:r>
+        <w:rPr>
+          <w:rStyle w:val="Hyperlink"/>
+          <w:color w:val="auto"/>
+          <w:u w:val="none"/>
+          <w:lang w:val="en-US"/>
+        </w:rPr>
+        <w:t>Nhập môn điện toán (Nguyễn Cao Trí</w:t>
+      </w:r>
+      <w:r>
+        <w:rPr>
+          <w:rStyle w:val="Hyperlink"/>
+          <w:color w:val="auto"/>
+          <w:u w:val="none"/>
+          <w:lang w:val="en-US"/>
+        </w:rPr>
+        <w:t>, caotri@hcmut.edu.vn</w:t>
+      </w:r>
+      <w:r>
+        <w:rPr>
+          <w:rStyle w:val="Hyperlink"/>
+          <w:color w:val="auto"/>
+          <w:u w:val="none"/>
+          <w:lang w:val="en-US"/>
+        </w:rPr>
+        <w:t>)</w:t>
+      </w:r>
+    </w:p>
+    <w:p>
+      <w:pPr>
+        <w:pStyle w:val="ListParagraph"/>
+        <w:numPr>
+          <w:ilvl w:val="0"/>
+          <w:numId w:val="4"/>
+        </w:numPr>
+        <w:rPr>
+          <w:rStyle w:val="Hyperlink"/>
+          <w:color w:val="auto"/>
+          <w:u w:val="none"/>
+          <w:lang w:val="en-US"/>
+        </w:rPr>
+      </w:pPr>
+      <w:r>
+        <w:rPr>
+          <w:rStyle w:val="Hyperlink"/>
+          <w:color w:val="auto"/>
+          <w:u w:val="none"/>
+          <w:lang w:val="en-US"/>
+        </w:rPr>
+        <w:t>Tiết Học?</w:t>
+      </w:r>
+    </w:p>
+    <w:p>
+      <w:pPr>
+        <w:pStyle w:val="ListParagraph"/>
+        <w:numPr>
+          <w:ilvl w:val="0"/>
+          <w:numId w:val="2"/>
+        </w:numPr>
+        <w:rPr>
+          <w:rStyle w:val="Hyperlink"/>
+          <w:color w:val="auto"/>
+          <w:u w:val="none"/>
+          <w:lang w:val="en-US"/>
+        </w:rPr>
+      </w:pPr>
+      <w:r>
+        <w:rPr>
+          <w:rStyle w:val="Hyperlink"/>
+          <w:color w:val="auto"/>
+          <w:u w:val="none"/>
+          <w:lang w:val="en-US"/>
+        </w:rPr>
+        <w:t>Bắt đầu từ 6 giờ đến 18 giờ</w:t>
+      </w:r>
+    </w:p>
+    <w:p>
+      <w:pPr>
+        <w:pStyle w:val="ListParagraph"/>
+        <w:numPr>
+          <w:ilvl w:val="0"/>
+          <w:numId w:val="2"/>
+        </w:numPr>
+        <w:rPr>
+          <w:rStyle w:val="Hyperlink"/>
+          <w:color w:val="auto"/>
+          <w:u w:val="none"/>
+          <w:lang w:val="en-US"/>
+        </w:rPr>
+      </w:pPr>
+      <w:r>
+        <w:rPr>
+          <w:rStyle w:val="Hyperlink"/>
+          <w:color w:val="auto"/>
+          <w:u w:val="none"/>
+          <w:lang w:val="en-US"/>
+        </w:rPr>
+        <w:t>Mỗi tiết kéo dài 50 phút + 10 phút nghỉ</w:t>
+      </w:r>
+    </w:p>
+    <w:p>
+      <w:pPr>
+        <w:pStyle w:val="ListParagraph"/>
+        <w:numPr>
+          <w:ilvl w:val="0"/>
+          <w:numId w:val="4"/>
+        </w:numPr>
+        <w:rPr>
+          <w:rStyle w:val="Hyperlink"/>
+          <w:color w:val="auto"/>
+          <w:u w:val="none"/>
+          <w:lang w:val="en-US"/>
+        </w:rPr>
+      </w:pPr>
+      <w:r>
+        <w:rPr>
+          <w:rStyle w:val="Hyperlink"/>
+          <w:color w:val="auto"/>
+          <w:u w:val="none"/>
+          <w:lang w:val="en-US"/>
+        </w:rPr>
+        <w:t>Tuần Hiện Tại?</w:t>
+      </w:r>
+    </w:p>
+    <w:p>
+      <w:pPr>
+        <w:pStyle w:val="ListParagraph"/>
+        <w:numPr>
+          <w:ilvl w:val="0"/>
+          <w:numId w:val="2"/>
+        </w:numPr>
+        <w:rPr>
+          <w:rStyle w:val="Hyperlink"/>
+          <w:color w:val="auto"/>
+          <w:u w:val="none"/>
+          <w:lang w:val="en-US"/>
+        </w:rPr>
+      </w:pPr>
+      <w:r>
+        <w:rPr>
+          <w:rStyle w:val="Hyperlink"/>
+          <w:color w:val="auto"/>
+          <w:u w:val="none"/>
+          <w:lang w:val="en-US"/>
+        </w:rPr>
+        <w:t>3</w:t>
+      </w:r>
+      <w:r>
+        <w:rPr>
+          <w:rStyle w:val="Hyperlink"/>
+          <w:color w:val="auto"/>
+          <w:u w:val="none"/>
+          <w:lang w:val="en-US"/>
+        </w:rPr>
+        <w:t>8</w:t>
+      </w:r>
+    </w:p>
+    <w:p>
+      <w:pPr>
+        <w:pStyle w:val="ListParagraph"/>
+        <w:numPr>
+          <w:ilvl w:val="0"/>
+          <w:numId w:val="4"/>
+        </w:numPr>
+        <w:rPr>
+          <w:rStyle w:val="Hyperlink"/>
+          <w:color w:val="auto"/>
+          <w:u w:val="none"/>
+          <w:lang w:val="en-US"/>
+        </w:rPr>
+      </w:pPr>
+      <w:r>
+        <w:rPr>
+          <w:rStyle w:val="Hyperlink"/>
+          <w:color w:val="auto"/>
+          <w:u w:val="none"/>
+          <w:lang w:val="en-US"/>
+        </w:rPr>
+        <w:t>Lịch Bình Thường Hằng Ngày?</w:t>
+      </w:r>
+    </w:p>
+    <w:p>
+      <w:pPr>
+        <w:pStyle w:val="ListParagraph"/>
+        <w:numPr>
+          <w:ilvl w:val="0"/>
+          <w:numId w:val="2"/>
+        </w:numPr>
+        <w:rPr>
+          <w:rStyle w:val="Hyperlink"/>
+          <w:color w:val="auto"/>
+          <w:u w:val="none"/>
+          <w:lang w:val="en-US"/>
+        </w:rPr>
+      </w:pPr>
+      <w:r>
+        <w:rPr>
+          <w:rStyle w:val="Hyperlink"/>
+          <w:color w:val="auto"/>
+          <w:u w:val="none"/>
+          <w:lang w:val="en-US"/>
+        </w:rPr>
+        <w:t>5 đến 6 giờ, rửa mặt, đánh răng, xỉa răng, đái ỉa, hít đất, nghỉ 1 lát</w:t>
+      </w:r>
+    </w:p>
+    <w:p>
+      <w:pPr>
+        <w:pStyle w:val="ListParagraph"/>
+        <w:numPr>
+          <w:ilvl w:val="0"/>
+          <w:numId w:val="2"/>
+        </w:numPr>
+        <w:rPr>
+          <w:rStyle w:val="Hyperlink"/>
+          <w:color w:val="auto"/>
+          <w:u w:val="none"/>
+          <w:lang w:val="en-US"/>
+        </w:rPr>
+      </w:pPr>
+      <w:r>
+        <w:rPr>
+          <w:rStyle w:val="Hyperlink"/>
+          <w:color w:val="auto"/>
+          <w:u w:val="none"/>
+          <w:lang w:val="en-US"/>
+        </w:rPr>
+        <w:t>6 đến 6.5 giờ,</w:t>
+      </w:r>
+      <w:r>
+        <w:rPr>
+          <w:rStyle w:val="Hyperlink"/>
+          <w:color w:val="auto"/>
+          <w:u w:val="none"/>
+          <w:lang w:val="en-US"/>
+        </w:rPr>
+        <w:t xml:space="preserve"> Check Quiz,</w:t>
+      </w:r>
+      <w:r>
+        <w:rPr>
+          <w:rStyle w:val="Hyperlink"/>
+          <w:color w:val="auto"/>
+          <w:u w:val="none"/>
+          <w:lang w:val="en-US"/>
+        </w:rPr>
+        <w:t xml:space="preserve"> Check nhóm,</w:t>
+      </w:r>
+      <w:r>
+        <w:rPr>
+          <w:rStyle w:val="Hyperlink"/>
+          <w:color w:val="auto"/>
+          <w:u w:val="none"/>
+          <w:lang w:val="en-US"/>
+        </w:rPr>
+        <w:t xml:space="preserve"> đọc Berserk</w:t>
+      </w:r>
+    </w:p>
+    <w:p>
+      <w:pPr>
+        <w:pStyle w:val="ListParagraph"/>
+        <w:numPr>
+          <w:ilvl w:val="0"/>
+          <w:numId w:val="2"/>
+        </w:numPr>
+        <w:rPr>
+          <w:rStyle w:val="Hyperlink"/>
+          <w:color w:val="auto"/>
+          <w:u w:val="none"/>
+          <w:lang w:val="en-US"/>
+        </w:rPr>
+      </w:pPr>
+      <w:r>
+        <w:rPr>
+          <w:rStyle w:val="Hyperlink"/>
+          <w:color w:val="auto"/>
+          <w:u w:val="none"/>
+          <w:lang w:val="en-US"/>
+        </w:rPr>
+        <w:t>6.5 đến 7 giờ, đi ăn, về nhà, nghỉ 1 lát</w:t>
+      </w:r>
+    </w:p>
+    <w:p>
+      <w:pPr>
+        <w:pStyle w:val="ListParagraph"/>
+        <w:numPr>
+          <w:ilvl w:val="0"/>
+          <w:numId w:val="2"/>
+        </w:numPr>
+        <w:rPr>
+          <w:rStyle w:val="Hyperlink"/>
+          <w:color w:val="auto"/>
+          <w:u w:val="none"/>
+          <w:lang w:val="en-US"/>
+        </w:rPr>
+      </w:pPr>
+      <w:r>
+        <w:rPr>
+          <w:rStyle w:val="Hyperlink"/>
+          <w:color w:val="auto"/>
+          <w:u w:val="none"/>
+          <w:lang w:val="en-US"/>
+        </w:rPr>
+        <w:t>7 đến 8 giờ, học Matlab</w:t>
+      </w:r>
+    </w:p>
+    <w:p>
+      <w:pPr>
+        <w:pStyle w:val="ListParagraph"/>
+        <w:numPr>
+          <w:ilvl w:val="0"/>
+          <w:numId w:val="2"/>
+        </w:numPr>
+        <w:rPr>
+          <w:rStyle w:val="Hyperlink"/>
+          <w:color w:val="auto"/>
+          <w:u w:val="none"/>
+          <w:lang w:val="en-US"/>
+        </w:rPr>
+      </w:pPr>
+      <w:r>
+        <w:rPr>
+          <w:rStyle w:val="Hyperlink"/>
+          <w:color w:val="auto"/>
+          <w:u w:val="none"/>
+          <w:lang w:val="en-US"/>
+        </w:rPr>
+        <w:t>8 đến 9 giờ, học Tensorflow</w:t>
+      </w:r>
+    </w:p>
+    <w:p>
+      <w:pPr>
+        <w:pStyle w:val="ListParagraph"/>
+        <w:numPr>
+          <w:ilvl w:val="0"/>
+          <w:numId w:val="2"/>
+        </w:numPr>
+        <w:rPr>
+          <w:rStyle w:val="Hyperlink"/>
+          <w:color w:val="auto"/>
+          <w:u w:val="none"/>
+          <w:lang w:val="en-US"/>
+        </w:rPr>
+      </w:pPr>
+      <w:r>
+        <w:rPr>
+          <w:rStyle w:val="Hyperlink"/>
+          <w:color w:val="auto"/>
+          <w:u w:val="none"/>
+          <w:lang w:val="en-US"/>
+        </w:rPr>
+        <w:t>9 đến 10 giờ, học TOEIC + Berserk</w:t>
+      </w:r>
+    </w:p>
+    <w:p>
+      <w:pPr>
+        <w:pStyle w:val="ListParagraph"/>
+        <w:numPr>
+          <w:ilvl w:val="0"/>
+          <w:numId w:val="2"/>
+        </w:numPr>
+        <w:rPr>
+          <w:rStyle w:val="Hyperlink"/>
+          <w:color w:val="auto"/>
+          <w:u w:val="none"/>
+          <w:lang w:val="en-US"/>
+        </w:rPr>
+      </w:pPr>
+      <w:r>
+        <w:rPr>
+          <w:rStyle w:val="Hyperlink"/>
+          <w:color w:val="auto"/>
+          <w:u w:val="none"/>
+          <w:lang w:val="en-US"/>
+        </w:rPr>
+        <w:t>10 đến 11 giờ, học MOS</w:t>
+      </w:r>
+    </w:p>
+    <w:p>
+      <w:pPr>
+        <w:pStyle w:val="ListParagraph"/>
+        <w:numPr>
+          <w:ilvl w:val="0"/>
+          <w:numId w:val="2"/>
+        </w:numPr>
+        <w:rPr>
+          <w:rStyle w:val="Hyperlink"/>
+          <w:color w:val="auto"/>
+          <w:u w:val="none"/>
+          <w:lang w:val="en-US"/>
+        </w:rPr>
+      </w:pPr>
+      <w:r>
+        <w:rPr>
+          <w:rStyle w:val="Hyperlink"/>
+          <w:color w:val="auto"/>
+          <w:u w:val="none"/>
+          <w:lang w:val="en-US"/>
+        </w:rPr>
+        <w:t>11 đến 12 giờ, ăn, nghỉ, đọc Berserk</w:t>
+      </w:r>
+    </w:p>
+    <w:p>
+      <w:pPr>
+        <w:pStyle w:val="ListParagraph"/>
+        <w:numPr>
+          <w:ilvl w:val="0"/>
+          <w:numId w:val="2"/>
+        </w:numPr>
+        <w:rPr>
+          <w:rStyle w:val="Hyperlink"/>
+          <w:color w:val="auto"/>
+          <w:u w:val="none"/>
+          <w:lang w:val="en-US"/>
+        </w:rPr>
+      </w:pPr>
+      <w:r>
+        <w:rPr>
+          <w:rStyle w:val="Hyperlink"/>
+          <w:color w:val="auto"/>
+          <w:u w:val="none"/>
+          <w:lang w:val="en-US"/>
+        </w:rPr>
+        <w:t>12 đến 13 giờ, học IELTS + Berserk</w:t>
+      </w:r>
+    </w:p>
+    <w:p>
+      <w:pPr>
+        <w:pStyle w:val="ListParagraph"/>
+        <w:numPr>
+          <w:ilvl w:val="0"/>
+          <w:numId w:val="2"/>
+        </w:numPr>
+        <w:rPr>
+          <w:rStyle w:val="Hyperlink"/>
+          <w:color w:val="auto"/>
+          <w:u w:val="none"/>
+          <w:lang w:val="en-US"/>
+        </w:rPr>
+      </w:pPr>
+      <w:r>
+        <w:rPr>
+          <w:rStyle w:val="Hyperlink"/>
+          <w:color w:val="auto"/>
+          <w:u w:val="none"/>
+          <w:lang w:val="en-US"/>
+        </w:rPr>
+        <w:t>13 đến 14 giờ, học IC3</w:t>
+      </w:r>
+    </w:p>
+    <w:p>
+      <w:pPr>
+        <w:pStyle w:val="ListParagraph"/>
+        <w:numPr>
+          <w:ilvl w:val="0"/>
+          <w:numId w:val="2"/>
+        </w:numPr>
+        <w:rPr>
+          <w:rStyle w:val="Hyperlink"/>
+          <w:color w:val="auto"/>
+          <w:u w:val="none"/>
+          <w:lang w:val="en-US"/>
+        </w:rPr>
+      </w:pPr>
+      <w:r>
+        <w:rPr>
+          <w:rStyle w:val="Hyperlink"/>
+          <w:color w:val="auto"/>
+          <w:u w:val="none"/>
+          <w:lang w:val="en-US"/>
+        </w:rPr>
+        <w:t>14 đến 15 giờ, học vật lí</w:t>
+      </w:r>
+    </w:p>
+    <w:p>
+      <w:pPr>
+        <w:pStyle w:val="ListParagraph"/>
+        <w:numPr>
+          <w:ilvl w:val="0"/>
+          <w:numId w:val="2"/>
+        </w:numPr>
+        <w:rPr>
+          <w:rStyle w:val="Hyperlink"/>
+          <w:color w:val="auto"/>
+          <w:u w:val="none"/>
+          <w:lang w:val="en-US"/>
+        </w:rPr>
+      </w:pPr>
+      <w:r>
+        <w:rPr>
+          <w:rStyle w:val="Hyperlink"/>
+          <w:color w:val="auto"/>
+          <w:u w:val="none"/>
+          <w:lang w:val="en-US"/>
+        </w:rPr>
+        <w:t>15 đến 16 giờ, giải đề</w:t>
+      </w:r>
+    </w:p>
+    <w:p>
+      <w:pPr>
+        <w:pStyle w:val="ListParagraph"/>
+        <w:numPr>
+          <w:ilvl w:val="0"/>
+          <w:numId w:val="2"/>
+        </w:numPr>
+        <w:rPr>
+          <w:rStyle w:val="Hyperlink"/>
+          <w:color w:val="auto"/>
+          <w:u w:val="none"/>
+          <w:lang w:val="en-US"/>
+        </w:rPr>
+      </w:pPr>
+      <w:r>
+        <w:rPr>
+          <w:rStyle w:val="Hyperlink"/>
+          <w:color w:val="auto"/>
+          <w:u w:val="none"/>
+          <w:lang w:val="en-US"/>
+        </w:rPr>
+        <w:t>16 đến 17 giờ, học Hack + Web</w:t>
+      </w:r>
+    </w:p>
+    <w:p>
+      <w:pPr>
+        <w:pStyle w:val="ListParagraph"/>
+        <w:numPr>
+          <w:ilvl w:val="0"/>
+          <w:numId w:val="2"/>
+        </w:numPr>
+        <w:rPr>
+          <w:rStyle w:val="Hyperlink"/>
+          <w:color w:val="auto"/>
+          <w:u w:val="none"/>
+          <w:lang w:val="en-US"/>
+        </w:rPr>
+      </w:pPr>
+      <w:r>
+        <w:rPr>
+          <w:rStyle w:val="Hyperlink"/>
+          <w:color w:val="auto"/>
+          <w:u w:val="none"/>
+          <w:lang w:val="en-US"/>
+        </w:rPr>
+        <w:t>17 đến 18 giờ, tắm, giặt, phơi, nghỉ, đọc Berserk</w:t>
+      </w:r>
+    </w:p>
+    <w:p>
+      <w:pPr>
+        <w:pStyle w:val="ListParagraph"/>
+        <w:numPr>
+          <w:ilvl w:val="0"/>
+          <w:numId w:val="2"/>
+        </w:numPr>
+        <w:rPr>
+          <w:rStyle w:val="Hyperlink"/>
+          <w:color w:val="auto"/>
+          <w:u w:val="none"/>
+          <w:lang w:val="en-US"/>
+        </w:rPr>
+      </w:pPr>
+      <w:r>
+        <w:rPr>
+          <w:rStyle w:val="Hyperlink"/>
+          <w:color w:val="auto"/>
+          <w:u w:val="none"/>
+          <w:lang w:val="en-US"/>
+        </w:rPr>
+        <w:t>18 đến 19 giờ, ăn, nghỉ,</w:t>
+      </w:r>
+      <w:r>
+        <w:rPr>
+          <w:rStyle w:val="Hyperlink"/>
+          <w:color w:val="auto"/>
+          <w:u w:val="none"/>
+          <w:lang w:val="en-US"/>
+        </w:rPr>
+        <w:t xml:space="preserve"> Check Quiz,</w:t>
+      </w:r>
+      <w:r>
+        <w:rPr>
+          <w:rStyle w:val="Hyperlink"/>
+          <w:color w:val="auto"/>
+          <w:u w:val="none"/>
+          <w:lang w:val="en-US"/>
+        </w:rPr>
+        <w:t xml:space="preserve"> Check nhóm,</w:t>
+      </w:r>
+      <w:r>
+        <w:rPr>
+          <w:rStyle w:val="Hyperlink"/>
+          <w:color w:val="auto"/>
+          <w:u w:val="none"/>
+          <w:lang w:val="en-US"/>
+        </w:rPr>
+        <w:t xml:space="preserve"> đọc Berserk</w:t>
+      </w:r>
+    </w:p>
+    <w:p>
+      <w:pPr>
+        <w:pStyle w:val="ListParagraph"/>
+        <w:numPr>
+          <w:ilvl w:val="0"/>
+          <w:numId w:val="2"/>
+        </w:numPr>
+        <w:rPr>
+          <w:rStyle w:val="Hyperlink"/>
+          <w:color w:val="auto"/>
+          <w:u w:val="none"/>
+          <w:lang w:val="en-US"/>
+        </w:rPr>
+      </w:pPr>
+      <w:r>
+        <w:rPr>
+          <w:rStyle w:val="Hyperlink"/>
+          <w:color w:val="auto"/>
+          <w:u w:val="none"/>
+          <w:lang w:val="en-US"/>
+        </w:rPr>
         <w:lastRenderedPageBreak/>
-        <w:t>Thư Viện?</w:t>
-      </w:r>
-    </w:p>
-    <w:p>
-      <w:pPr>
-        <w:pStyle w:val="ListParagraph"/>
-        <w:numPr>
-          <w:ilvl w:val="0"/>
-          <w:numId w:val="2"/>
-        </w:numPr>
-        <w:rPr>
-          <w:rStyle w:val="Hyperlink"/>
-          <w:color w:val="auto"/>
-          <w:u w:val="none"/>
-          <w:lang w:val="en-US"/>
-        </w:rPr>
-      </w:pPr>
-      <w:r>
-        <w:rPr>
-          <w:rStyle w:val="Hyperlink"/>
-          <w:color w:val="auto"/>
-          <w:u w:val="none"/>
-          <w:lang w:val="en-US"/>
-        </w:rPr>
-        <w:t>Tòa H1</w:t>
-      </w:r>
-    </w:p>
-    <w:p>
-      <w:pPr>
-        <w:pStyle w:val="ListParagraph"/>
-        <w:numPr>
-          <w:ilvl w:val="0"/>
-          <w:numId w:val="6"/>
-        </w:numPr>
-        <w:rPr>
-          <w:rStyle w:val="Hyperlink"/>
-          <w:color w:val="auto"/>
-          <w:u w:val="none"/>
-          <w:lang w:val="en-US"/>
-        </w:rPr>
-      </w:pPr>
-      <w:r>
-        <w:rPr>
-          <w:rStyle w:val="Hyperlink"/>
-          <w:color w:val="auto"/>
-          <w:u w:val="none"/>
-          <w:lang w:val="en-US"/>
-        </w:rPr>
-        <w:t>Tên Tiếng Anh Của Trường?</w:t>
-      </w:r>
-    </w:p>
-    <w:p>
-      <w:pPr>
-        <w:pStyle w:val="ListParagraph"/>
-        <w:numPr>
-          <w:ilvl w:val="0"/>
-          <w:numId w:val="2"/>
-        </w:numPr>
-        <w:rPr>
-          <w:rStyle w:val="Hyperlink"/>
-          <w:color w:val="auto"/>
-          <w:u w:val="none"/>
-          <w:lang w:val="en-US"/>
-        </w:rPr>
-      </w:pPr>
-      <w:r>
-        <w:rPr>
-          <w:rStyle w:val="Hyperlink"/>
-          <w:color w:val="auto"/>
-          <w:u w:val="none"/>
-          <w:lang w:val="en-US"/>
-        </w:rPr>
-        <w:t xml:space="preserve">HCMUT = </w:t>
-      </w:r>
-      <w:r>
-        <w:rPr>
-          <w:rStyle w:val="Hyperlink"/>
-          <w:color w:val="auto"/>
-          <w:u w:val="none"/>
-          <w:lang w:val="en-US"/>
-        </w:rPr>
-        <w:t>Ho Chi Minh City University of Technology</w:t>
-      </w:r>
-    </w:p>
-    <w:p>
-      <w:pPr>
-        <w:rPr>
-          <w:rStyle w:val="Hyperlink"/>
-          <w:lang w:val="en-US"/>
-        </w:rPr>
-      </w:pPr>
-    </w:p>
-    <w:p>
-      <w:pPr>
-        <w:rPr>
-          <w:rStyle w:val="Hyperlink"/>
-          <w:color w:val="auto"/>
-          <w:u w:val="none"/>
-          <w:lang w:val="en-US"/>
-        </w:rPr>
-      </w:pPr>
-      <w:r>
-        <w:rPr>
-          <w:rStyle w:val="Hyperlink"/>
-          <w:color w:val="auto"/>
-          <w:u w:val="none"/>
-          <w:lang w:val="en-US"/>
-        </w:rPr>
-        <w:t>Group – Nhóm:</w:t>
-      </w:r>
-    </w:p>
-    <w:p>
-      <w:pPr>
-        <w:pStyle w:val="ListParagraph"/>
-        <w:numPr>
-          <w:ilvl w:val="0"/>
-          <w:numId w:val="3"/>
-        </w:numPr>
-        <w:rPr>
-          <w:rStyle w:val="Hyperlink"/>
-          <w:color w:val="auto"/>
-          <w:u w:val="none"/>
-          <w:lang w:val="en-US"/>
-        </w:rPr>
-      </w:pPr>
-      <w:r>
-        <w:rPr>
-          <w:rStyle w:val="Hyperlink"/>
-          <w:color w:val="auto"/>
-          <w:u w:val="none"/>
-          <w:lang w:val="en-US"/>
-        </w:rPr>
-        <w:t>Danh Sách Các CLB Cần Đăng Kí?</w:t>
-      </w:r>
-    </w:p>
-    <w:p>
-      <w:pPr>
-        <w:pStyle w:val="ListParagraph"/>
-        <w:numPr>
-          <w:ilvl w:val="0"/>
-          <w:numId w:val="2"/>
-        </w:numPr>
-        <w:rPr>
-          <w:rStyle w:val="Hyperlink"/>
-          <w:color w:val="auto"/>
-          <w:u w:val="none"/>
-          <w:lang w:val="en-US"/>
-        </w:rPr>
-      </w:pPr>
-      <w:r>
-        <w:rPr>
-          <w:rStyle w:val="Hyperlink"/>
-          <w:color w:val="auto"/>
-          <w:u w:val="none"/>
-          <w:lang w:val="en-US"/>
-        </w:rPr>
-        <w:t>Big Data Club</w:t>
-      </w:r>
-    </w:p>
-    <w:p>
-      <w:pPr>
-        <w:pStyle w:val="ListParagraph"/>
-        <w:numPr>
-          <w:ilvl w:val="0"/>
-          <w:numId w:val="2"/>
-        </w:numPr>
-        <w:rPr>
-          <w:rStyle w:val="Hyperlink"/>
-          <w:color w:val="auto"/>
-          <w:u w:val="none"/>
-          <w:lang w:val="en-US"/>
-        </w:rPr>
-      </w:pPr>
-      <w:r>
-        <w:rPr>
-          <w:rStyle w:val="Hyperlink"/>
-          <w:color w:val="auto"/>
-          <w:u w:val="none"/>
-          <w:lang w:val="en-US"/>
-        </w:rPr>
-        <w:t>CLB Robot</w:t>
-      </w:r>
-    </w:p>
-    <w:p>
-      <w:pPr>
-        <w:pStyle w:val="ListParagraph"/>
-        <w:numPr>
-          <w:ilvl w:val="0"/>
-          <w:numId w:val="2"/>
-        </w:numPr>
-        <w:rPr>
-          <w:rStyle w:val="Hyperlink"/>
-          <w:color w:val="auto"/>
-          <w:u w:val="none"/>
-          <w:lang w:val="en-US"/>
-        </w:rPr>
-      </w:pPr>
-      <w:r>
-        <w:rPr>
-          <w:rStyle w:val="Hyperlink"/>
-          <w:color w:val="auto"/>
-          <w:u w:val="none"/>
-          <w:lang w:val="en-US"/>
-        </w:rPr>
-        <w:t>CLB Trí Tuệ Nhân Tạo</w:t>
-      </w:r>
-      <w:r>
-        <w:rPr>
-          <w:rStyle w:val="Hyperlink"/>
-          <w:color w:val="auto"/>
-          <w:u w:val="none"/>
-          <w:lang w:val="en-US"/>
-        </w:rPr>
-        <w:t>, năm 2</w:t>
-      </w:r>
-    </w:p>
-    <w:p>
-      <w:pPr>
-        <w:pStyle w:val="ListParagraph"/>
-        <w:numPr>
-          <w:ilvl w:val="0"/>
-          <w:numId w:val="3"/>
-        </w:numPr>
-        <w:rPr>
-          <w:rStyle w:val="Hyperlink"/>
-          <w:color w:val="auto"/>
-          <w:u w:val="none"/>
-          <w:lang w:val="en-US"/>
-        </w:rPr>
-      </w:pPr>
-      <w:r>
-        <w:rPr>
-          <w:rStyle w:val="Hyperlink"/>
-          <w:color w:val="auto"/>
-          <w:u w:val="none"/>
-          <w:lang w:val="en-US"/>
-        </w:rPr>
-        <w:t>Cách Xem Các Trang Đang Theo Dõi Và Nhóm?</w:t>
-      </w:r>
-    </w:p>
-    <w:p>
-      <w:pPr>
-        <w:pStyle w:val="ListParagraph"/>
-        <w:numPr>
-          <w:ilvl w:val="0"/>
-          <w:numId w:val="2"/>
-        </w:numPr>
-        <w:rPr>
-          <w:rStyle w:val="Hyperlink"/>
-          <w:color w:val="auto"/>
-          <w:u w:val="none"/>
-          <w:lang w:val="en-US"/>
-        </w:rPr>
-      </w:pPr>
-      <w:r>
-        <w:rPr>
-          <w:rStyle w:val="Hyperlink"/>
-          <w:color w:val="auto"/>
-          <w:u w:val="none"/>
-          <w:lang w:val="en-US"/>
-        </w:rPr>
-        <w:t>Mở Facebook + Click Avatar của bạn + chọn “Chỉnh sửa chi tiết công khai’ + chọn “Chỉnh sửa thông tin giới thiệu” + cuộn xuống</w:t>
-      </w:r>
-    </w:p>
-    <w:p>
-      <w:pPr>
-        <w:rPr>
-          <w:rStyle w:val="Hyperlink"/>
-          <w:color w:val="auto"/>
-          <w:u w:val="none"/>
-          <w:lang w:val="en-US"/>
-        </w:rPr>
-      </w:pPr>
-    </w:p>
-    <w:p>
-      <w:pPr>
-        <w:rPr>
-          <w:rStyle w:val="Hyperlink"/>
-          <w:color w:val="auto"/>
-          <w:u w:val="none"/>
-          <w:lang w:val="en-US"/>
-        </w:rPr>
-      </w:pPr>
-      <w:r>
-        <w:rPr>
-          <w:rStyle w:val="Hyperlink"/>
-          <w:color w:val="auto"/>
-          <w:u w:val="none"/>
-          <w:lang w:val="en-US"/>
-        </w:rPr>
-        <w:t xml:space="preserve">Schedule – Lịch </w:t>
-      </w:r>
-      <w:r>
-        <w:rPr>
-          <w:rStyle w:val="Hyperlink"/>
-          <w:color w:val="auto"/>
-          <w:u w:val="none"/>
-          <w:lang w:val="en-US"/>
-        </w:rPr>
-        <w:t>Trình:</w:t>
+        <w:t>19 đến 20 giờ, học thuật toán</w:t>
+      </w:r>
+    </w:p>
+    <w:p>
+      <w:pPr>
+        <w:pStyle w:val="ListParagraph"/>
+        <w:numPr>
+          <w:ilvl w:val="0"/>
+          <w:numId w:val="2"/>
+        </w:numPr>
+        <w:rPr>
+          <w:rStyle w:val="Hyperlink"/>
+          <w:color w:val="auto"/>
+          <w:u w:val="none"/>
+          <w:lang w:val="en-US"/>
+        </w:rPr>
+      </w:pPr>
+      <w:r>
+        <w:rPr>
+          <w:rStyle w:val="Hyperlink"/>
+          <w:color w:val="auto"/>
+          <w:u w:val="none"/>
+          <w:lang w:val="en-US"/>
+        </w:rPr>
+        <w:t>20 giờ, ngủ</w:t>
       </w:r>
     </w:p>
     <w:p>
@@ -2003,121 +2805,121 @@
           <w:u w:val="none"/>
           <w:lang w:val="en-US"/>
         </w:rPr>
-        <w:t>Học Kì Này?</w:t>
-      </w:r>
-    </w:p>
-    <w:p>
-      <w:pPr>
-        <w:pStyle w:val="ListParagraph"/>
-        <w:numPr>
-          <w:ilvl w:val="0"/>
-          <w:numId w:val="2"/>
-        </w:numPr>
-        <w:rPr>
-          <w:rStyle w:val="Hyperlink"/>
-          <w:color w:val="auto"/>
-          <w:u w:val="none"/>
-          <w:lang w:val="en-US"/>
-        </w:rPr>
-      </w:pPr>
-      <w:r>
-        <w:rPr>
-          <w:rStyle w:val="Hyperlink"/>
-          <w:color w:val="auto"/>
-          <w:u w:val="none"/>
-          <w:lang w:val="en-US"/>
-        </w:rPr>
-        <w:t>Vật lí 1 (Lý Anh Tú)</w:t>
-      </w:r>
-    </w:p>
-    <w:p>
-      <w:pPr>
-        <w:pStyle w:val="ListParagraph"/>
-        <w:numPr>
-          <w:ilvl w:val="0"/>
-          <w:numId w:val="2"/>
-        </w:numPr>
-        <w:rPr>
-          <w:rStyle w:val="Hyperlink"/>
-          <w:color w:val="auto"/>
-          <w:u w:val="none"/>
-          <w:lang w:val="en-US"/>
-        </w:rPr>
-      </w:pPr>
-      <w:r>
-        <w:rPr>
-          <w:rStyle w:val="Hyperlink"/>
-          <w:color w:val="auto"/>
-          <w:u w:val="none"/>
-          <w:lang w:val="en-US"/>
-        </w:rPr>
-        <w:t>Giải tích 1 (Đào Huy Cường)</w:t>
-      </w:r>
-    </w:p>
-    <w:p>
-      <w:pPr>
-        <w:pStyle w:val="ListParagraph"/>
-        <w:numPr>
-          <w:ilvl w:val="0"/>
-          <w:numId w:val="2"/>
-        </w:numPr>
-        <w:rPr>
-          <w:rStyle w:val="Hyperlink"/>
-          <w:color w:val="auto"/>
-          <w:u w:val="none"/>
-          <w:lang w:val="en-US"/>
-        </w:rPr>
-      </w:pPr>
-      <w:r>
-        <w:rPr>
-          <w:rStyle w:val="Hyperlink"/>
-          <w:color w:val="auto"/>
-          <w:u w:val="none"/>
-          <w:lang w:val="en-US"/>
-        </w:rPr>
-        <w:t>Hệ thống số (Đoàn Minh Vững)</w:t>
-      </w:r>
-    </w:p>
-    <w:p>
-      <w:pPr>
-        <w:pStyle w:val="ListParagraph"/>
-        <w:numPr>
-          <w:ilvl w:val="0"/>
-          <w:numId w:val="2"/>
-        </w:numPr>
-        <w:rPr>
-          <w:rStyle w:val="Hyperlink"/>
-          <w:color w:val="auto"/>
-          <w:u w:val="none"/>
-          <w:lang w:val="en-US"/>
-        </w:rPr>
-      </w:pPr>
-      <w:r>
-        <w:rPr>
-          <w:rStyle w:val="Hyperlink"/>
-          <w:color w:val="auto"/>
-          <w:u w:val="none"/>
-          <w:lang w:val="en-US"/>
-        </w:rPr>
-        <w:t>Nhập môn điện toán (Nguyễn Cao Trí</w:t>
-      </w:r>
-      <w:r>
-        <w:rPr>
-          <w:rStyle w:val="Hyperlink"/>
-          <w:color w:val="auto"/>
-          <w:u w:val="none"/>
-          <w:lang w:val="en-US"/>
-        </w:rPr>
-        <w:t>, caotri@hcmut.edu.vn</w:t>
-      </w:r>
-      <w:r>
-        <w:rPr>
-          <w:rStyle w:val="Hyperlink"/>
-          <w:color w:val="auto"/>
-          <w:u w:val="none"/>
-          <w:lang w:val="en-US"/>
-        </w:rPr>
-        <w:t>)</w:t>
+        <w:t>1</w:t>
+      </w:r>
+      <w:r>
+        <w:rPr>
+          <w:rStyle w:val="Hyperlink"/>
+          <w:color w:val="auto"/>
+          <w:u w:val="none"/>
+          <w:lang w:val="en-US"/>
+        </w:rPr>
+        <w:t>9</w:t>
+      </w:r>
+      <w:r>
+        <w:rPr>
+          <w:rStyle w:val="Hyperlink"/>
+          <w:color w:val="auto"/>
+          <w:u w:val="none"/>
+          <w:lang w:val="en-US"/>
+        </w:rPr>
+        <w:t>/9/2023?</w:t>
+      </w:r>
+    </w:p>
+    <w:p>
+      <w:pPr>
+        <w:pStyle w:val="ListParagraph"/>
+        <w:numPr>
+          <w:ilvl w:val="0"/>
+          <w:numId w:val="2"/>
+        </w:numPr>
+        <w:rPr>
+          <w:rStyle w:val="Hyperlink"/>
+          <w:color w:val="auto"/>
+          <w:u w:val="none"/>
+          <w:lang w:val="en-US"/>
+        </w:rPr>
+      </w:pPr>
+      <w:r>
+        <w:rPr>
+          <w:rStyle w:val="Hyperlink"/>
+          <w:color w:val="auto"/>
+          <w:u w:val="none"/>
+          <w:lang w:val="en-US"/>
+        </w:rPr>
+        <w:t>7.5 giờ, có mặt tại trường, đọc Slide vật lí 1 trước</w:t>
+      </w:r>
+    </w:p>
+    <w:p>
+      <w:pPr>
+        <w:pStyle w:val="ListParagraph"/>
+        <w:numPr>
+          <w:ilvl w:val="0"/>
+          <w:numId w:val="2"/>
+        </w:numPr>
+        <w:rPr>
+          <w:rStyle w:val="Hyperlink"/>
+          <w:color w:val="auto"/>
+          <w:u w:val="none"/>
+          <w:lang w:val="en-US"/>
+        </w:rPr>
+      </w:pPr>
+      <w:r>
+        <w:rPr>
+          <w:rStyle w:val="Hyperlink"/>
+          <w:color w:val="auto"/>
+          <w:u w:val="none"/>
+          <w:lang w:val="en-US"/>
+        </w:rPr>
+        <w:t>8 đến 11 giờ, vật lí 1, tòa H2, tầng 2, phòng 201</w:t>
+      </w:r>
+    </w:p>
+    <w:p>
+      <w:pPr>
+        <w:pStyle w:val="ListParagraph"/>
+        <w:numPr>
+          <w:ilvl w:val="0"/>
+          <w:numId w:val="2"/>
+        </w:numPr>
+        <w:rPr>
+          <w:rStyle w:val="Hyperlink"/>
+          <w:color w:val="auto"/>
+          <w:u w:val="none"/>
+          <w:lang w:val="en-US"/>
+        </w:rPr>
+      </w:pPr>
+      <w:r>
+        <w:rPr>
+          <w:rStyle w:val="Hyperlink"/>
+          <w:color w:val="auto"/>
+          <w:u w:val="none"/>
+          <w:lang w:val="en-US"/>
+        </w:rPr>
+        <w:t>10 giờ, mở đăng kí thể dục</w:t>
+      </w:r>
+    </w:p>
+    <w:p>
+      <w:pPr>
+        <w:pStyle w:val="ListParagraph"/>
+        <w:numPr>
+          <w:ilvl w:val="0"/>
+          <w:numId w:val="2"/>
+        </w:numPr>
+        <w:rPr>
+          <w:rStyle w:val="Hyperlink"/>
+          <w:color w:val="auto"/>
+          <w:u w:val="none"/>
+          <w:lang w:val="en-US"/>
+        </w:rPr>
+      </w:pPr>
+      <w:r>
+        <w:rPr>
+          <w:rStyle w:val="Hyperlink"/>
+          <w:color w:val="auto"/>
+          <w:u w:val="none"/>
+          <w:lang w:val="en-US"/>
+        </w:rPr>
+        <w:t>15 đến 18 giờ, giải tích 1, giảng đường H6</w:t>
       </w:r>
     </w:p>
     <w:p>
@@ -2141,55 +2943,31 @@
           <w:u w:val="none"/>
           <w:lang w:val="en-US"/>
         </w:rPr>
-        <w:t>Tiết Học?</w:t>
-      </w:r>
-    </w:p>
-    <w:p>
-      <w:pPr>
-        <w:pStyle w:val="ListParagraph"/>
-        <w:numPr>
-          <w:ilvl w:val="0"/>
-          <w:numId w:val="2"/>
-        </w:numPr>
-        <w:rPr>
-          <w:rStyle w:val="Hyperlink"/>
-          <w:color w:val="auto"/>
-          <w:u w:val="none"/>
-          <w:lang w:val="en-US"/>
-        </w:rPr>
-      </w:pPr>
-      <w:r>
-        <w:rPr>
-          <w:rStyle w:val="Hyperlink"/>
-          <w:color w:val="auto"/>
-          <w:u w:val="none"/>
-          <w:lang w:val="en-US"/>
-        </w:rPr>
-        <w:t>Bắt đầu từ 6 giờ đến 18 giờ</w:t>
-      </w:r>
-    </w:p>
-    <w:p>
-      <w:pPr>
-        <w:pStyle w:val="ListParagraph"/>
-        <w:numPr>
-          <w:ilvl w:val="0"/>
-          <w:numId w:val="2"/>
-        </w:numPr>
-        <w:rPr>
-          <w:rStyle w:val="Hyperlink"/>
-          <w:color w:val="auto"/>
-          <w:u w:val="none"/>
-          <w:lang w:val="en-US"/>
-        </w:rPr>
-      </w:pPr>
-      <w:r>
-        <w:rPr>
-          <w:rStyle w:val="Hyperlink"/>
-          <w:color w:val="auto"/>
-          <w:u w:val="none"/>
-          <w:lang w:val="en-US"/>
-        </w:rPr>
-        <w:t>Mỗi tiết kéo dài 50 phút + 10 phút nghỉ</w:t>
+        <w:t>20/9/2023?</w:t>
+      </w:r>
+    </w:p>
+    <w:p>
+      <w:pPr>
+        <w:pStyle w:val="ListParagraph"/>
+        <w:numPr>
+          <w:ilvl w:val="0"/>
+          <w:numId w:val="2"/>
+        </w:numPr>
+        <w:rPr>
+          <w:rStyle w:val="Hyperlink"/>
+          <w:color w:val="auto"/>
+          <w:u w:val="none"/>
+          <w:lang w:val="en-US"/>
+        </w:rPr>
+      </w:pPr>
+      <w:r>
+        <w:rPr>
+          <w:rStyle w:val="Hyperlink"/>
+          <w:color w:val="auto"/>
+          <w:u w:val="none"/>
+          <w:lang w:val="en-US"/>
+        </w:rPr>
+        <w:t>16 đến 18 giờ, sinh hoạt, tòa H2, tầng 2, phòng 201</w:t>
       </w:r>
     </w:p>
     <w:p>
@@ -2213,40 +2991,31 @@
           <w:u w:val="none"/>
           <w:lang w:val="en-US"/>
         </w:rPr>
-        <w:t>Tuần Hiện Tại?</w:t>
-      </w:r>
-    </w:p>
-    <w:p>
-      <w:pPr>
-        <w:pStyle w:val="ListParagraph"/>
-        <w:numPr>
-          <w:ilvl w:val="0"/>
-          <w:numId w:val="2"/>
-        </w:numPr>
-        <w:rPr>
-          <w:rStyle w:val="Hyperlink"/>
-          <w:color w:val="auto"/>
-          <w:u w:val="none"/>
-          <w:lang w:val="en-US"/>
-        </w:rPr>
-      </w:pPr>
-      <w:r>
-        <w:rPr>
-          <w:rStyle w:val="Hyperlink"/>
-          <w:color w:val="auto"/>
-          <w:u w:val="none"/>
-          <w:lang w:val="en-US"/>
-        </w:rPr>
-        <w:t>3</w:t>
-      </w:r>
-      <w:r>
-        <w:rPr>
-          <w:rStyle w:val="Hyperlink"/>
-          <w:color w:val="auto"/>
-          <w:u w:val="none"/>
-          <w:lang w:val="en-US"/>
-        </w:rPr>
-        <w:t>8</w:t>
+        <w:t>21/9/2023?</w:t>
+      </w:r>
+    </w:p>
+    <w:p>
+      <w:pPr>
+        <w:pStyle w:val="ListParagraph"/>
+        <w:numPr>
+          <w:ilvl w:val="0"/>
+          <w:numId w:val="2"/>
+        </w:numPr>
+        <w:rPr>
+          <w:rStyle w:val="Hyperlink"/>
+          <w:color w:val="auto"/>
+          <w:u w:val="none"/>
+          <w:lang w:val="en-US"/>
+        </w:rPr>
+      </w:pPr>
+      <w:r>
+        <w:rPr>
+          <w:rStyle w:val="Hyperlink"/>
+          <w:color w:val="auto"/>
+          <w:u w:val="none"/>
+          <w:lang w:val="en-US"/>
+        </w:rPr>
+        <w:t>7 đến 9 giờ, hệ thống số, giảng đường H6</w:t>
       </w:r>
     </w:p>
     <w:p>
@@ -2270,469 +3039,55 @@
           <w:u w:val="none"/>
           <w:lang w:val="en-US"/>
         </w:rPr>
-        <w:t>Lịch Bình Thường Hằng Ngày?</w:t>
-      </w:r>
-    </w:p>
-    <w:p>
-      <w:pPr>
-        <w:pStyle w:val="ListParagraph"/>
-        <w:numPr>
-          <w:ilvl w:val="0"/>
-          <w:numId w:val="2"/>
-        </w:numPr>
-        <w:rPr>
-          <w:rStyle w:val="Hyperlink"/>
-          <w:color w:val="auto"/>
-          <w:u w:val="none"/>
-          <w:lang w:val="en-US"/>
-        </w:rPr>
-      </w:pPr>
-      <w:r>
-        <w:rPr>
-          <w:rStyle w:val="Hyperlink"/>
-          <w:color w:val="auto"/>
-          <w:u w:val="none"/>
-          <w:lang w:val="en-US"/>
-        </w:rPr>
-        <w:t>5 đến 6 giờ, rửa mặt, đánh răng, xỉa răng, đái ỉa, hít đất, nghỉ 1 lát</w:t>
-      </w:r>
-    </w:p>
-    <w:p>
-      <w:pPr>
-        <w:pStyle w:val="ListParagraph"/>
-        <w:numPr>
-          <w:ilvl w:val="0"/>
-          <w:numId w:val="2"/>
-        </w:numPr>
-        <w:rPr>
-          <w:rStyle w:val="Hyperlink"/>
-          <w:color w:val="auto"/>
-          <w:u w:val="none"/>
-          <w:lang w:val="en-US"/>
-        </w:rPr>
-      </w:pPr>
-      <w:r>
-        <w:rPr>
-          <w:rStyle w:val="Hyperlink"/>
-          <w:color w:val="auto"/>
-          <w:u w:val="none"/>
-          <w:lang w:val="en-US"/>
-        </w:rPr>
-        <w:t>6 đến 6.5 giờ,</w:t>
-      </w:r>
-      <w:r>
-        <w:rPr>
-          <w:rStyle w:val="Hyperlink"/>
-          <w:color w:val="auto"/>
-          <w:u w:val="none"/>
-          <w:lang w:val="en-US"/>
-        </w:rPr>
-        <w:t xml:space="preserve"> Check Quiz,</w:t>
-      </w:r>
-      <w:r>
-        <w:rPr>
-          <w:rStyle w:val="Hyperlink"/>
-          <w:color w:val="auto"/>
-          <w:u w:val="none"/>
-          <w:lang w:val="en-US"/>
-        </w:rPr>
-        <w:t xml:space="preserve"> Check nhóm,</w:t>
-      </w:r>
-      <w:r>
-        <w:rPr>
-          <w:rStyle w:val="Hyperlink"/>
-          <w:color w:val="auto"/>
-          <w:u w:val="none"/>
-          <w:lang w:val="en-US"/>
-        </w:rPr>
-        <w:t xml:space="preserve"> đọc Berserk</w:t>
-      </w:r>
-    </w:p>
-    <w:p>
-      <w:pPr>
-        <w:pStyle w:val="ListParagraph"/>
-        <w:numPr>
-          <w:ilvl w:val="0"/>
-          <w:numId w:val="2"/>
-        </w:numPr>
-        <w:rPr>
-          <w:rStyle w:val="Hyperlink"/>
-          <w:color w:val="auto"/>
-          <w:u w:val="none"/>
-          <w:lang w:val="en-US"/>
-        </w:rPr>
-      </w:pPr>
-      <w:r>
-        <w:rPr>
-          <w:rStyle w:val="Hyperlink"/>
-          <w:color w:val="auto"/>
-          <w:u w:val="none"/>
-          <w:lang w:val="en-US"/>
-        </w:rPr>
-        <w:t>6.5 đến 7 giờ, đi ăn, về nhà, nghỉ 1 lát</w:t>
-      </w:r>
-    </w:p>
-    <w:p>
-      <w:pPr>
-        <w:pStyle w:val="ListParagraph"/>
-        <w:numPr>
-          <w:ilvl w:val="0"/>
-          <w:numId w:val="2"/>
-        </w:numPr>
-        <w:rPr>
-          <w:rStyle w:val="Hyperlink"/>
-          <w:color w:val="auto"/>
-          <w:u w:val="none"/>
-          <w:lang w:val="en-US"/>
-        </w:rPr>
-      </w:pPr>
-      <w:r>
-        <w:rPr>
-          <w:rStyle w:val="Hyperlink"/>
-          <w:color w:val="auto"/>
-          <w:u w:val="none"/>
-          <w:lang w:val="en-US"/>
-        </w:rPr>
-        <w:t>7 đến 8 giờ, học Matlab</w:t>
-      </w:r>
-    </w:p>
-    <w:p>
-      <w:pPr>
-        <w:pStyle w:val="ListParagraph"/>
-        <w:numPr>
-          <w:ilvl w:val="0"/>
-          <w:numId w:val="2"/>
-        </w:numPr>
-        <w:rPr>
-          <w:rStyle w:val="Hyperlink"/>
-          <w:color w:val="auto"/>
-          <w:u w:val="none"/>
-          <w:lang w:val="en-US"/>
-        </w:rPr>
-      </w:pPr>
-      <w:r>
-        <w:rPr>
-          <w:rStyle w:val="Hyperlink"/>
-          <w:color w:val="auto"/>
-          <w:u w:val="none"/>
-          <w:lang w:val="en-US"/>
-        </w:rPr>
-        <w:t>8 đến 9 giờ, học Tensorflow</w:t>
-      </w:r>
-    </w:p>
-    <w:p>
-      <w:pPr>
-        <w:pStyle w:val="ListParagraph"/>
-        <w:numPr>
-          <w:ilvl w:val="0"/>
-          <w:numId w:val="2"/>
-        </w:numPr>
-        <w:rPr>
-          <w:rStyle w:val="Hyperlink"/>
-          <w:color w:val="auto"/>
-          <w:u w:val="none"/>
-          <w:lang w:val="en-US"/>
-        </w:rPr>
-      </w:pPr>
-      <w:r>
-        <w:rPr>
-          <w:rStyle w:val="Hyperlink"/>
-          <w:color w:val="auto"/>
-          <w:u w:val="none"/>
-          <w:lang w:val="en-US"/>
-        </w:rPr>
-        <w:t>9 đến 10 giờ, học TOEIC + Berserk</w:t>
-      </w:r>
-    </w:p>
-    <w:p>
-      <w:pPr>
-        <w:pStyle w:val="ListParagraph"/>
-        <w:numPr>
-          <w:ilvl w:val="0"/>
-          <w:numId w:val="2"/>
-        </w:numPr>
-        <w:rPr>
-          <w:rStyle w:val="Hyperlink"/>
-          <w:color w:val="auto"/>
-          <w:u w:val="none"/>
-          <w:lang w:val="en-US"/>
-        </w:rPr>
-      </w:pPr>
-      <w:r>
-        <w:rPr>
-          <w:rStyle w:val="Hyperlink"/>
-          <w:color w:val="auto"/>
-          <w:u w:val="none"/>
-          <w:lang w:val="en-US"/>
-        </w:rPr>
-        <w:t>10 đến 11 giờ, học MOS</w:t>
-      </w:r>
-    </w:p>
-    <w:p>
-      <w:pPr>
-        <w:pStyle w:val="ListParagraph"/>
-        <w:numPr>
-          <w:ilvl w:val="0"/>
-          <w:numId w:val="2"/>
-        </w:numPr>
-        <w:rPr>
-          <w:rStyle w:val="Hyperlink"/>
-          <w:color w:val="auto"/>
-          <w:u w:val="none"/>
-          <w:lang w:val="en-US"/>
-        </w:rPr>
-      </w:pPr>
-      <w:r>
-        <w:rPr>
-          <w:rStyle w:val="Hyperlink"/>
-          <w:color w:val="auto"/>
-          <w:u w:val="none"/>
-          <w:lang w:val="en-US"/>
-        </w:rPr>
-        <w:t>11 đến 12 giờ, ăn, nghỉ, đọc Berserk</w:t>
-      </w:r>
-    </w:p>
-    <w:p>
-      <w:pPr>
-        <w:pStyle w:val="ListParagraph"/>
-        <w:numPr>
-          <w:ilvl w:val="0"/>
-          <w:numId w:val="2"/>
-        </w:numPr>
-        <w:rPr>
-          <w:rStyle w:val="Hyperlink"/>
-          <w:color w:val="auto"/>
-          <w:u w:val="none"/>
-          <w:lang w:val="en-US"/>
-        </w:rPr>
-      </w:pPr>
-      <w:r>
-        <w:rPr>
-          <w:rStyle w:val="Hyperlink"/>
-          <w:color w:val="auto"/>
-          <w:u w:val="none"/>
-          <w:lang w:val="en-US"/>
-        </w:rPr>
-        <w:t>12 đến 13 giờ, học IELTS + Berserk</w:t>
-      </w:r>
-    </w:p>
-    <w:p>
-      <w:pPr>
-        <w:pStyle w:val="ListParagraph"/>
-        <w:numPr>
-          <w:ilvl w:val="0"/>
-          <w:numId w:val="2"/>
-        </w:numPr>
-        <w:rPr>
-          <w:rStyle w:val="Hyperlink"/>
-          <w:color w:val="auto"/>
-          <w:u w:val="none"/>
-          <w:lang w:val="en-US"/>
-        </w:rPr>
-      </w:pPr>
-      <w:r>
-        <w:rPr>
-          <w:rStyle w:val="Hyperlink"/>
-          <w:color w:val="auto"/>
-          <w:u w:val="none"/>
-          <w:lang w:val="en-US"/>
-        </w:rPr>
-        <w:t>13 đến 14 giờ, học IC3</w:t>
-      </w:r>
-    </w:p>
-    <w:p>
-      <w:pPr>
-        <w:pStyle w:val="ListParagraph"/>
-        <w:numPr>
-          <w:ilvl w:val="0"/>
-          <w:numId w:val="2"/>
-        </w:numPr>
-        <w:rPr>
-          <w:rStyle w:val="Hyperlink"/>
-          <w:color w:val="auto"/>
-          <w:u w:val="none"/>
-          <w:lang w:val="en-US"/>
-        </w:rPr>
-      </w:pPr>
-      <w:r>
-        <w:rPr>
-          <w:rStyle w:val="Hyperlink"/>
-          <w:color w:val="auto"/>
-          <w:u w:val="none"/>
-          <w:lang w:val="en-US"/>
-        </w:rPr>
-        <w:t>14 đến 15 giờ, học vật lí</w:t>
-      </w:r>
-    </w:p>
-    <w:p>
-      <w:pPr>
-        <w:pStyle w:val="ListParagraph"/>
-        <w:numPr>
-          <w:ilvl w:val="0"/>
-          <w:numId w:val="2"/>
-        </w:numPr>
-        <w:rPr>
-          <w:rStyle w:val="Hyperlink"/>
-          <w:color w:val="auto"/>
-          <w:u w:val="none"/>
-          <w:lang w:val="en-US"/>
-        </w:rPr>
-      </w:pPr>
-      <w:r>
-        <w:rPr>
-          <w:rStyle w:val="Hyperlink"/>
-          <w:color w:val="auto"/>
-          <w:u w:val="none"/>
-          <w:lang w:val="en-US"/>
-        </w:rPr>
-        <w:t>15 đến 16 giờ, giải đề</w:t>
-      </w:r>
-    </w:p>
-    <w:p>
-      <w:pPr>
-        <w:pStyle w:val="ListParagraph"/>
-        <w:numPr>
-          <w:ilvl w:val="0"/>
-          <w:numId w:val="2"/>
-        </w:numPr>
-        <w:rPr>
-          <w:rStyle w:val="Hyperlink"/>
-          <w:color w:val="auto"/>
-          <w:u w:val="none"/>
-          <w:lang w:val="en-US"/>
-        </w:rPr>
-      </w:pPr>
-      <w:r>
-        <w:rPr>
-          <w:rStyle w:val="Hyperlink"/>
-          <w:color w:val="auto"/>
-          <w:u w:val="none"/>
-          <w:lang w:val="en-US"/>
-        </w:rPr>
-        <w:t>16 đến 17 giờ, học Hack + Web</w:t>
-      </w:r>
-    </w:p>
-    <w:p>
-      <w:pPr>
-        <w:pStyle w:val="ListParagraph"/>
-        <w:numPr>
-          <w:ilvl w:val="0"/>
-          <w:numId w:val="2"/>
-        </w:numPr>
-        <w:rPr>
-          <w:rStyle w:val="Hyperlink"/>
-          <w:color w:val="auto"/>
-          <w:u w:val="none"/>
-          <w:lang w:val="en-US"/>
-        </w:rPr>
-      </w:pPr>
-      <w:r>
-        <w:rPr>
-          <w:rStyle w:val="Hyperlink"/>
-          <w:color w:val="auto"/>
-          <w:u w:val="none"/>
-          <w:lang w:val="en-US"/>
-        </w:rPr>
-        <w:t>17 đến 18 giờ, tắm, giặt, phơi, nghỉ, đọc Berserk</w:t>
-      </w:r>
-    </w:p>
-    <w:p>
-      <w:pPr>
-        <w:pStyle w:val="ListParagraph"/>
-        <w:numPr>
-          <w:ilvl w:val="0"/>
-          <w:numId w:val="2"/>
-        </w:numPr>
-        <w:rPr>
-          <w:rStyle w:val="Hyperlink"/>
-          <w:color w:val="auto"/>
-          <w:u w:val="none"/>
-          <w:lang w:val="en-US"/>
-        </w:rPr>
-      </w:pPr>
-      <w:r>
-        <w:rPr>
-          <w:rStyle w:val="Hyperlink"/>
-          <w:color w:val="auto"/>
-          <w:u w:val="none"/>
-          <w:lang w:val="en-US"/>
-        </w:rPr>
-        <w:t>18 đến 19 giờ, ăn, nghỉ,</w:t>
-      </w:r>
-      <w:r>
-        <w:rPr>
-          <w:rStyle w:val="Hyperlink"/>
-          <w:color w:val="auto"/>
-          <w:u w:val="none"/>
-          <w:lang w:val="en-US"/>
-        </w:rPr>
-        <w:t xml:space="preserve"> Check Quiz,</w:t>
-      </w:r>
-      <w:r>
-        <w:rPr>
-          <w:rStyle w:val="Hyperlink"/>
-          <w:color w:val="auto"/>
-          <w:u w:val="none"/>
-          <w:lang w:val="en-US"/>
-        </w:rPr>
-        <w:t xml:space="preserve"> Check nhóm,</w:t>
-      </w:r>
-      <w:r>
-        <w:rPr>
-          <w:rStyle w:val="Hyperlink"/>
-          <w:color w:val="auto"/>
-          <w:u w:val="none"/>
-          <w:lang w:val="en-US"/>
-        </w:rPr>
-        <w:t xml:space="preserve"> đọc Berserk</w:t>
-      </w:r>
-    </w:p>
-    <w:p>
-      <w:pPr>
-        <w:pStyle w:val="ListParagraph"/>
-        <w:numPr>
-          <w:ilvl w:val="0"/>
-          <w:numId w:val="2"/>
-        </w:numPr>
-        <w:rPr>
-          <w:rStyle w:val="Hyperlink"/>
-          <w:color w:val="auto"/>
-          <w:u w:val="none"/>
-          <w:lang w:val="en-US"/>
-        </w:rPr>
-      </w:pPr>
-      <w:r>
-        <w:rPr>
-          <w:rStyle w:val="Hyperlink"/>
-          <w:color w:val="auto"/>
-          <w:u w:val="none"/>
-          <w:lang w:val="en-US"/>
-        </w:rPr>
-        <w:t>19 đến 20 giờ, học thuật toán</w:t>
-      </w:r>
-    </w:p>
-    <w:p>
-      <w:pPr>
-        <w:pStyle w:val="ListParagraph"/>
-        <w:numPr>
-          <w:ilvl w:val="0"/>
-          <w:numId w:val="2"/>
-        </w:numPr>
-        <w:rPr>
-          <w:rStyle w:val="Hyperlink"/>
-          <w:color w:val="auto"/>
-          <w:u w:val="none"/>
-          <w:lang w:val="en-US"/>
-        </w:rPr>
-      </w:pPr>
-      <w:r>
-        <w:rPr>
-          <w:rStyle w:val="Hyperlink"/>
-          <w:color w:val="auto"/>
-          <w:u w:val="none"/>
-          <w:lang w:val="en-US"/>
-        </w:rPr>
-        <w:t>20 giờ, ngủ</w:t>
+        <w:t>22/9/2023?</w:t>
+      </w:r>
+    </w:p>
+    <w:p>
+      <w:pPr>
+        <w:pStyle w:val="ListParagraph"/>
+        <w:numPr>
+          <w:ilvl w:val="0"/>
+          <w:numId w:val="2"/>
+        </w:numPr>
+        <w:rPr>
+          <w:rStyle w:val="Hyperlink"/>
+          <w:color w:val="auto"/>
+          <w:u w:val="none"/>
+          <w:lang w:val="en-US"/>
+        </w:rPr>
+      </w:pPr>
+      <w:r>
+        <w:rPr>
+          <w:rStyle w:val="Hyperlink"/>
+          <w:color w:val="auto"/>
+          <w:u w:val="none"/>
+          <w:lang w:val="en-US"/>
+        </w:rPr>
+        <w:t>14 đến 16 giờ, nhập môn điện toán, giảng đường H6</w:t>
+      </w:r>
+    </w:p>
+    <w:p>
+      <w:pPr>
+        <w:pStyle w:val="ListParagraph"/>
+        <w:numPr>
+          <w:ilvl w:val="0"/>
+          <w:numId w:val="2"/>
+        </w:numPr>
+        <w:rPr>
+          <w:rStyle w:val="Hyperlink"/>
+          <w:color w:val="auto"/>
+          <w:u w:val="none"/>
+          <w:lang w:val="en-US"/>
+        </w:rPr>
+      </w:pPr>
+      <w:r>
+        <w:rPr>
+          <w:rStyle w:val="Hyperlink"/>
+          <w:color w:val="auto"/>
+          <w:u w:val="none"/>
+          <w:lang w:val="en-US"/>
+        </w:rPr>
+        <w:t>15 giờ, đóng đăng kí thể dục</w:t>
       </w:r>
     </w:p>
     <w:p>
@@ -2756,838 +3111,538 @@
           <w:u w:val="none"/>
           <w:lang w:val="en-US"/>
         </w:rPr>
+        <w:t>25/9/2023?</w:t>
+      </w:r>
+    </w:p>
+    <w:p>
+      <w:pPr>
+        <w:pStyle w:val="ListParagraph"/>
+        <w:numPr>
+          <w:ilvl w:val="0"/>
+          <w:numId w:val="2"/>
+        </w:numPr>
+        <w:rPr>
+          <w:rStyle w:val="Hyperlink"/>
+          <w:color w:val="auto"/>
+          <w:u w:val="none"/>
+          <w:lang w:val="en-US"/>
+        </w:rPr>
+      </w:pPr>
+      <w:r>
+        <w:rPr>
+          <w:rStyle w:val="Hyperlink"/>
+          <w:color w:val="auto"/>
+          <w:u w:val="none"/>
+          <w:lang w:val="en-US"/>
+        </w:rPr>
+        <w:t>Kiểm tra IC3 Full trắc nghiệm</w:t>
+      </w:r>
+    </w:p>
+    <w:p>
+      <w:pPr>
+        <w:pStyle w:val="ListParagraph"/>
+        <w:numPr>
+          <w:ilvl w:val="0"/>
+          <w:numId w:val="4"/>
+        </w:numPr>
+        <w:rPr>
+          <w:lang w:val="en-US"/>
+        </w:rPr>
+      </w:pPr>
+      <w:r>
+        <w:rPr>
+          <w:lang w:val="en-US"/>
+        </w:rPr>
+        <w:t>16/9/2023 Đến 29/9/2023?</w:t>
+      </w:r>
+    </w:p>
+    <w:p>
+      <w:pPr>
+        <w:pStyle w:val="ListParagraph"/>
+        <w:numPr>
+          <w:ilvl w:val="0"/>
+          <w:numId w:val="2"/>
+        </w:numPr>
+        <w:rPr>
+          <w:lang w:val="en-US"/>
+        </w:rPr>
+      </w:pPr>
+      <w:r>
+        <w:rPr>
+          <w:lang w:val="en-US"/>
+        </w:rPr>
+        <w:t>Đăng kí môn giáo dục thể chất + tiếng anh</w:t>
+      </w:r>
+    </w:p>
+    <w:p>
+      <w:pPr>
+        <w:pStyle w:val="ListParagraph"/>
+        <w:numPr>
+          <w:ilvl w:val="0"/>
+          <w:numId w:val="4"/>
+        </w:numPr>
+        <w:rPr>
+          <w:lang w:val="en-US"/>
+        </w:rPr>
+      </w:pPr>
+      <w:r>
+        <w:rPr>
+          <w:lang w:val="en-US"/>
+        </w:rPr>
+        <w:t>11/9/2023 Đến 30/9/2023?</w:t>
+      </w:r>
+    </w:p>
+    <w:p>
+      <w:pPr>
+        <w:pStyle w:val="ListParagraph"/>
+        <w:numPr>
+          <w:ilvl w:val="0"/>
+          <w:numId w:val="2"/>
+        </w:numPr>
+        <w:rPr>
+          <w:lang w:val="en-US"/>
+        </w:rPr>
+      </w:pPr>
+      <w:r>
+        <w:rPr>
+          <w:lang w:val="en-US"/>
+        </w:rPr>
+        <w:t>Hoàn thành bài thu hoạch SHCD trên E Learning</w:t>
+      </w:r>
+    </w:p>
+    <w:p>
+      <w:pPr>
+        <w:pStyle w:val="ListParagraph"/>
+        <w:numPr>
+          <w:ilvl w:val="0"/>
+          <w:numId w:val="4"/>
+        </w:numPr>
+        <w:rPr>
+          <w:lang w:val="en-US"/>
+        </w:rPr>
+      </w:pPr>
+      <w:r>
+        <w:rPr>
+          <w:lang w:val="en-US"/>
+        </w:rPr>
+        <w:t>1/10/2023 Đến 5/10/2023?</w:t>
+      </w:r>
+    </w:p>
+    <w:p>
+      <w:pPr>
+        <w:pStyle w:val="ListParagraph"/>
+        <w:numPr>
+          <w:ilvl w:val="0"/>
+          <w:numId w:val="2"/>
+        </w:numPr>
+        <w:rPr>
+          <w:lang w:val="en-US"/>
+        </w:rPr>
+      </w:pPr>
+      <w:r>
+        <w:rPr>
+          <w:lang w:val="en-US"/>
+        </w:rPr>
+        <w:t>Đăng kí xe tháng</w:t>
+      </w:r>
+    </w:p>
+    <w:p>
+      <w:pPr>
+        <w:pStyle w:val="ListParagraph"/>
+        <w:numPr>
+          <w:ilvl w:val="0"/>
+          <w:numId w:val="4"/>
+        </w:numPr>
+        <w:rPr>
+          <w:lang w:val="en-US"/>
+        </w:rPr>
+      </w:pPr>
+      <w:r>
+        <w:rPr>
+          <w:lang w:val="en-US"/>
+        </w:rPr>
+        <w:t>16/10/2023?</w:t>
+      </w:r>
+    </w:p>
+    <w:p>
+      <w:pPr>
+        <w:pStyle w:val="ListParagraph"/>
+        <w:numPr>
+          <w:ilvl w:val="0"/>
+          <w:numId w:val="2"/>
+        </w:numPr>
+        <w:rPr>
+          <w:lang w:val="en-US"/>
+        </w:rPr>
+      </w:pPr>
+      <w:r>
+        <w:rPr>
+          <w:lang w:val="en-US"/>
+        </w:rPr>
+        <w:t>Học thể dục</w:t>
+      </w:r>
+    </w:p>
+    <w:p>
+      <w:pPr>
+        <w:pStyle w:val="ListParagraph"/>
+        <w:numPr>
+          <w:ilvl w:val="0"/>
+          <w:numId w:val="4"/>
+        </w:numPr>
+        <w:rPr>
+          <w:lang w:val="en-US"/>
+        </w:rPr>
+      </w:pPr>
+      <w:r>
+        <w:rPr>
+          <w:lang w:val="en-US"/>
+        </w:rPr>
+        <w:t>Tuần 2 Tháng 10/2023?</w:t>
+      </w:r>
+    </w:p>
+    <w:p>
+      <w:pPr>
+        <w:pStyle w:val="ListParagraph"/>
+        <w:numPr>
+          <w:ilvl w:val="0"/>
+          <w:numId w:val="2"/>
+        </w:numPr>
+        <w:rPr>
+          <w:lang w:val="en-US"/>
+        </w:rPr>
+      </w:pPr>
+      <w:r>
+        <w:rPr>
+          <w:lang w:val="en-US"/>
+        </w:rPr>
+        <w:t>Kiểm tra CNTT</w:t>
+      </w:r>
+    </w:p>
+    <w:p>
+      <w:pPr>
+        <w:pStyle w:val="ListParagraph"/>
+        <w:numPr>
+          <w:ilvl w:val="0"/>
+          <w:numId w:val="4"/>
+        </w:numPr>
+        <w:rPr>
+          <w:lang w:val="en-US"/>
+        </w:rPr>
+      </w:pPr>
+      <w:r>
+        <w:rPr>
+          <w:lang w:val="en-US"/>
+        </w:rPr>
+        <w:t>Cuối Năm 1?</w:t>
+      </w:r>
+    </w:p>
+    <w:p>
+      <w:pPr>
+        <w:pStyle w:val="ListParagraph"/>
+        <w:numPr>
+          <w:ilvl w:val="0"/>
+          <w:numId w:val="2"/>
+        </w:numPr>
+        <w:rPr>
+          <w:lang w:val="en-US"/>
+        </w:rPr>
+      </w:pPr>
+      <w:r>
+        <w:rPr>
+          <w:lang w:val="en-US"/>
+        </w:rPr>
+        <w:t>Nộp MOS</w:t>
+      </w:r>
+    </w:p>
+    <w:p>
+      <w:pPr>
+        <w:rPr>
+          <w:lang w:val="en-US"/>
+        </w:rPr>
+      </w:pPr>
+    </w:p>
+    <w:p>
+      <w:pPr>
+        <w:rPr>
+          <w:lang w:val="en-US"/>
+        </w:rPr>
+      </w:pPr>
+      <w:r>
+        <w:rPr>
+          <w:lang w:val="en-US"/>
+        </w:rPr>
+        <w:t>Task – Nhiệm Vụ:</w:t>
+      </w:r>
+    </w:p>
+    <w:p>
+      <w:pPr>
+        <w:pStyle w:val="ListParagraph"/>
+        <w:numPr>
+          <w:ilvl w:val="0"/>
+          <w:numId w:val="7"/>
+        </w:numPr>
+        <w:rPr>
+          <w:lang w:val="en-US"/>
+        </w:rPr>
+      </w:pPr>
+      <w:r>
+        <w:rPr>
+          <w:lang w:val="en-US"/>
+        </w:rPr>
+        <w:t>Quy Đổi Điểm?</w:t>
+      </w:r>
+    </w:p>
+    <w:p>
+      <w:pPr>
+        <w:pStyle w:val="ListParagraph"/>
+        <w:numPr>
+          <w:ilvl w:val="0"/>
+          <w:numId w:val="2"/>
+        </w:numPr>
+        <w:rPr>
+          <w:lang w:val="en-US"/>
+        </w:rPr>
+      </w:pPr>
+      <w:r>
+        <w:rPr>
+          <w:lang w:val="en-US"/>
+        </w:rPr>
+        <w:t>Từ thang 10 sang chữ</w:t>
+      </w:r>
+    </w:p>
+    <w:p>
+      <w:pPr>
+        <w:pStyle w:val="ListParagraph"/>
+        <w:numPr>
+          <w:ilvl w:val="0"/>
+          <w:numId w:val="2"/>
+        </w:numPr>
+        <w:rPr>
+          <w:lang w:val="en-US"/>
+        </w:rPr>
+      </w:pPr>
+      <w:r>
+        <w:rPr>
+          <w:lang w:val="en-US"/>
+        </w:rPr>
+        <w:t>F = 4 trở xuống</w:t>
+      </w:r>
+    </w:p>
+    <w:p>
+      <w:pPr>
+        <w:pStyle w:val="ListParagraph"/>
+        <w:numPr>
+          <w:ilvl w:val="0"/>
+          <w:numId w:val="2"/>
+        </w:numPr>
+        <w:rPr>
+          <w:lang w:val="en-US"/>
+        </w:rPr>
+      </w:pPr>
+      <w:r>
+        <w:rPr>
+          <w:lang w:val="en-US"/>
+        </w:rPr>
+        <w:t>D = 4 đến 5</w:t>
+      </w:r>
+    </w:p>
+    <w:p>
+      <w:pPr>
+        <w:pStyle w:val="ListParagraph"/>
+        <w:numPr>
+          <w:ilvl w:val="0"/>
+          <w:numId w:val="2"/>
+        </w:numPr>
+        <w:rPr>
+          <w:lang w:val="en-US"/>
+        </w:rPr>
+      </w:pPr>
+      <w:r>
+        <w:rPr>
+          <w:lang w:val="en-US"/>
+        </w:rPr>
+        <w:t>D+ = 5 đến 5.5</w:t>
+      </w:r>
+    </w:p>
+    <w:p>
+      <w:pPr>
+        <w:pStyle w:val="ListParagraph"/>
+        <w:numPr>
+          <w:ilvl w:val="0"/>
+          <w:numId w:val="2"/>
+        </w:numPr>
+        <w:rPr>
+          <w:lang w:val="en-US"/>
+        </w:rPr>
+      </w:pPr>
+      <w:r>
+        <w:rPr>
+          <w:lang w:val="en-US"/>
+        </w:rPr>
+        <w:t>Mỗi chữ cái không có “+” thì tăng 1</w:t>
+      </w:r>
+    </w:p>
+    <w:p>
+      <w:pPr>
+        <w:pStyle w:val="ListParagraph"/>
+        <w:numPr>
+          <w:ilvl w:val="0"/>
+          <w:numId w:val="2"/>
+        </w:numPr>
+        <w:rPr>
+          <w:lang w:val="en-US"/>
+        </w:rPr>
+      </w:pPr>
+      <w:r>
+        <w:rPr>
+          <w:lang w:val="en-US"/>
+        </w:rPr>
+        <w:t xml:space="preserve">Mỗi chữ cái có “+” thì </w:t>
+      </w:r>
+      <w:r>
+        <w:rPr>
+          <w:lang w:val="en-US"/>
+        </w:rPr>
+        <w:t>tăng</w:t>
+      </w:r>
+      <w:r>
+        <w:rPr>
+          <w:lang w:val="en-US"/>
+        </w:rPr>
+        <w:t xml:space="preserve"> 0.5</w:t>
+      </w:r>
+    </w:p>
+    <w:p>
+      <w:pPr>
+        <w:pStyle w:val="ListParagraph"/>
+        <w:numPr>
+          <w:ilvl w:val="0"/>
+          <w:numId w:val="2"/>
+        </w:numPr>
+        <w:rPr>
+          <w:lang w:val="en-US"/>
+        </w:rPr>
+      </w:pPr>
+      <w:r>
+        <w:rPr>
+          <w:lang w:val="en-US"/>
+        </w:rPr>
+        <w:t>Từ chữ sang thang 4</w:t>
+      </w:r>
+    </w:p>
+    <w:p>
+      <w:pPr>
+        <w:pStyle w:val="ListParagraph"/>
+        <w:numPr>
+          <w:ilvl w:val="0"/>
+          <w:numId w:val="2"/>
+        </w:numPr>
+        <w:rPr>
+          <w:lang w:val="en-US"/>
+        </w:rPr>
+      </w:pPr>
+      <w:r>
+        <w:rPr>
+          <w:lang w:val="en-US"/>
+        </w:rPr>
+        <w:t>F = 0</w:t>
+      </w:r>
+    </w:p>
+    <w:p>
+      <w:pPr>
+        <w:pStyle w:val="ListParagraph"/>
+        <w:numPr>
+          <w:ilvl w:val="0"/>
+          <w:numId w:val="2"/>
+        </w:numPr>
+        <w:rPr>
+          <w:lang w:val="en-US"/>
+        </w:rPr>
+      </w:pPr>
+      <w:r>
+        <w:rPr>
+          <w:lang w:val="en-US"/>
+        </w:rPr>
+        <w:t>D = 1</w:t>
+      </w:r>
+    </w:p>
+    <w:p>
+      <w:pPr>
+        <w:pStyle w:val="ListParagraph"/>
+        <w:numPr>
+          <w:ilvl w:val="0"/>
+          <w:numId w:val="2"/>
+        </w:numPr>
+        <w:rPr>
+          <w:lang w:val="en-US"/>
+        </w:rPr>
+      </w:pPr>
+      <w:r>
+        <w:rPr>
+          <w:lang w:val="en-US"/>
+        </w:rPr>
+        <w:t>D+ = 1.5</w:t>
+      </w:r>
+    </w:p>
+    <w:p>
+      <w:pPr>
+        <w:pStyle w:val="ListParagraph"/>
+        <w:numPr>
+          <w:ilvl w:val="0"/>
+          <w:numId w:val="2"/>
+        </w:numPr>
+        <w:rPr>
+          <w:lang w:val="en-US"/>
+        </w:rPr>
+      </w:pPr>
+      <w:r>
+        <w:rPr>
+          <w:lang w:val="en-US"/>
+        </w:rPr>
+        <w:t>Mỗi chữ tiếp theo + 0.5, tối đa = 4</w:t>
+      </w:r>
+    </w:p>
+    <w:p>
+      <w:pPr>
+        <w:pStyle w:val="ListParagraph"/>
+        <w:numPr>
+          <w:ilvl w:val="0"/>
+          <w:numId w:val="2"/>
+        </w:numPr>
+        <w:rPr>
+          <w:lang w:val="en-US"/>
+        </w:rPr>
+      </w:pPr>
+      <w:r>
+        <w:rPr>
+          <w:lang w:val="en-US"/>
+        </w:rPr>
+        <w:t>Điểm trung bình 1 học kì</w:t>
+      </w:r>
+    </w:p>
+    <w:p>
+      <w:pPr>
+        <w:pStyle w:val="ListParagraph"/>
+        <w:numPr>
+          <w:ilvl w:val="0"/>
+          <w:numId w:val="2"/>
+        </w:numPr>
+        <w:rPr>
+          <w:lang w:val="en-US"/>
+        </w:rPr>
+      </w:pPr>
+      <w:r>
+        <w:rPr>
+          <w:lang w:val="en-US"/>
+        </w:rPr>
+        <w:t xml:space="preserve">Ví dụ bạn học vật lí 1 với 4 tín chỉ, giải tích 1 với 3 tín chỉ 1 học kì, đạt 8.3 điểm vật lí, 5.1 điểm giải tích, thì quy đổi chúng sang thang chữ rồi sang thang 4, được </w:t>
+      </w:r>
+      <w:r>
+        <w:rPr>
+          <w:lang w:val="en-US"/>
+        </w:rPr>
         <w:lastRenderedPageBreak/>
-        <w:t>1</w:t>
-      </w:r>
-      <w:r>
-        <w:rPr>
-          <w:rStyle w:val="Hyperlink"/>
-          <w:color w:val="auto"/>
-          <w:u w:val="none"/>
-          <w:lang w:val="en-US"/>
-        </w:rPr>
-        <w:t>9</w:t>
-      </w:r>
-      <w:r>
-        <w:rPr>
-          <w:rStyle w:val="Hyperlink"/>
-          <w:color w:val="auto"/>
-          <w:u w:val="none"/>
-          <w:lang w:val="en-US"/>
-        </w:rPr>
-        <w:t>/9/2023?</w:t>
-      </w:r>
-    </w:p>
-    <w:p>
-      <w:pPr>
-        <w:pStyle w:val="ListParagraph"/>
-        <w:numPr>
-          <w:ilvl w:val="0"/>
-          <w:numId w:val="2"/>
-        </w:numPr>
-        <w:rPr>
-          <w:rStyle w:val="Hyperlink"/>
-          <w:color w:val="auto"/>
-          <w:u w:val="none"/>
-          <w:lang w:val="en-US"/>
-        </w:rPr>
-      </w:pPr>
-      <w:r>
-        <w:rPr>
-          <w:rStyle w:val="Hyperlink"/>
-          <w:color w:val="auto"/>
-          <w:u w:val="none"/>
-          <w:lang w:val="en-US"/>
-        </w:rPr>
-        <w:t>7.5 giờ, có mặt tại trường, đọc Slide vật lí 1 trước</w:t>
-      </w:r>
-    </w:p>
-    <w:p>
-      <w:pPr>
-        <w:pStyle w:val="ListParagraph"/>
-        <w:numPr>
-          <w:ilvl w:val="0"/>
-          <w:numId w:val="2"/>
-        </w:numPr>
-        <w:rPr>
-          <w:rStyle w:val="Hyperlink"/>
-          <w:color w:val="auto"/>
-          <w:u w:val="none"/>
-          <w:lang w:val="en-US"/>
-        </w:rPr>
-      </w:pPr>
-      <w:r>
-        <w:rPr>
-          <w:rStyle w:val="Hyperlink"/>
-          <w:color w:val="auto"/>
-          <w:u w:val="none"/>
-          <w:lang w:val="en-US"/>
-        </w:rPr>
-        <w:t>8 đến 11 giờ, vật lí 1, tòa H2, tầng 2, phòng 201</w:t>
-      </w:r>
-    </w:p>
-    <w:p>
-      <w:pPr>
-        <w:pStyle w:val="ListParagraph"/>
-        <w:numPr>
-          <w:ilvl w:val="0"/>
-          <w:numId w:val="2"/>
-        </w:numPr>
-        <w:rPr>
-          <w:rStyle w:val="Hyperlink"/>
-          <w:color w:val="auto"/>
-          <w:u w:val="none"/>
-          <w:lang w:val="en-US"/>
-        </w:rPr>
-      </w:pPr>
-      <w:r>
-        <w:rPr>
-          <w:rStyle w:val="Hyperlink"/>
-          <w:color w:val="auto"/>
-          <w:u w:val="none"/>
-          <w:lang w:val="en-US"/>
-        </w:rPr>
-        <w:t>10 giờ, mở đăng kí thể dục</w:t>
-      </w:r>
-    </w:p>
-    <w:p>
-      <w:pPr>
-        <w:pStyle w:val="ListParagraph"/>
-        <w:numPr>
-          <w:ilvl w:val="0"/>
-          <w:numId w:val="2"/>
-        </w:numPr>
-        <w:rPr>
-          <w:rStyle w:val="Hyperlink"/>
-          <w:color w:val="auto"/>
-          <w:u w:val="none"/>
-          <w:lang w:val="en-US"/>
-        </w:rPr>
-      </w:pPr>
-      <w:r>
-        <w:rPr>
-          <w:rStyle w:val="Hyperlink"/>
-          <w:color w:val="auto"/>
-          <w:u w:val="none"/>
-          <w:lang w:val="en-US"/>
-        </w:rPr>
-        <w:t>15 đến 18 giờ, giải tích 1, giảng đường H6</w:t>
-      </w:r>
-    </w:p>
-    <w:p>
-      <w:pPr>
-        <w:pStyle w:val="ListParagraph"/>
-        <w:numPr>
-          <w:ilvl w:val="0"/>
-          <w:numId w:val="4"/>
-        </w:numPr>
-        <w:rPr>
-          <w:rStyle w:val="Hyperlink"/>
-          <w:color w:val="auto"/>
-          <w:u w:val="none"/>
-          <w:lang w:val="en-US"/>
-        </w:rPr>
-      </w:pPr>
-      <w:r>
-        <w:rPr>
-          <w:rStyle w:val="Hyperlink"/>
-          <w:color w:val="auto"/>
-          <w:u w:val="none"/>
-          <w:lang w:val="en-US"/>
-        </w:rPr>
-        <w:t>20/9/2023?</w:t>
-      </w:r>
-    </w:p>
-    <w:p>
-      <w:pPr>
-        <w:pStyle w:val="ListParagraph"/>
-        <w:numPr>
-          <w:ilvl w:val="0"/>
-          <w:numId w:val="2"/>
-        </w:numPr>
-        <w:rPr>
-          <w:rStyle w:val="Hyperlink"/>
-          <w:color w:val="auto"/>
-          <w:u w:val="none"/>
-          <w:lang w:val="en-US"/>
-        </w:rPr>
-      </w:pPr>
-      <w:r>
-        <w:rPr>
-          <w:rStyle w:val="Hyperlink"/>
-          <w:color w:val="auto"/>
-          <w:u w:val="none"/>
-          <w:lang w:val="en-US"/>
-        </w:rPr>
-        <w:t>16 đến 18 giờ, sinh hoạt, tòa H2, tầng 2, phòng 201</w:t>
-      </w:r>
-    </w:p>
-    <w:p>
-      <w:pPr>
-        <w:pStyle w:val="ListParagraph"/>
-        <w:numPr>
-          <w:ilvl w:val="0"/>
-          <w:numId w:val="4"/>
-        </w:numPr>
-        <w:rPr>
-          <w:rStyle w:val="Hyperlink"/>
-          <w:color w:val="auto"/>
-          <w:u w:val="none"/>
-          <w:lang w:val="en-US"/>
-        </w:rPr>
-      </w:pPr>
-      <w:r>
-        <w:rPr>
-          <w:rStyle w:val="Hyperlink"/>
-          <w:color w:val="auto"/>
-          <w:u w:val="none"/>
-          <w:lang w:val="en-US"/>
-        </w:rPr>
-        <w:t>21/9/2023?</w:t>
-      </w:r>
-    </w:p>
-    <w:p>
-      <w:pPr>
-        <w:pStyle w:val="ListParagraph"/>
-        <w:numPr>
-          <w:ilvl w:val="0"/>
-          <w:numId w:val="2"/>
-        </w:numPr>
-        <w:rPr>
-          <w:rStyle w:val="Hyperlink"/>
-          <w:color w:val="auto"/>
-          <w:u w:val="none"/>
-          <w:lang w:val="en-US"/>
-        </w:rPr>
-      </w:pPr>
-      <w:r>
-        <w:rPr>
-          <w:rStyle w:val="Hyperlink"/>
-          <w:color w:val="auto"/>
-          <w:u w:val="none"/>
-          <w:lang w:val="en-US"/>
-        </w:rPr>
-        <w:t>7 đến 9 giờ, hệ thống số, giảng đường H6</w:t>
-      </w:r>
-    </w:p>
-    <w:p>
-      <w:pPr>
-        <w:pStyle w:val="ListParagraph"/>
-        <w:numPr>
-          <w:ilvl w:val="0"/>
-          <w:numId w:val="4"/>
-        </w:numPr>
-        <w:rPr>
-          <w:rStyle w:val="Hyperlink"/>
-          <w:color w:val="auto"/>
-          <w:u w:val="none"/>
-          <w:lang w:val="en-US"/>
-        </w:rPr>
-      </w:pPr>
-      <w:r>
-        <w:rPr>
-          <w:rStyle w:val="Hyperlink"/>
-          <w:color w:val="auto"/>
-          <w:u w:val="none"/>
-          <w:lang w:val="en-US"/>
-        </w:rPr>
-        <w:t>22/9/2023?</w:t>
-      </w:r>
-    </w:p>
-    <w:p>
-      <w:pPr>
-        <w:pStyle w:val="ListParagraph"/>
-        <w:numPr>
-          <w:ilvl w:val="0"/>
-          <w:numId w:val="2"/>
-        </w:numPr>
-        <w:rPr>
-          <w:rStyle w:val="Hyperlink"/>
-          <w:color w:val="auto"/>
-          <w:u w:val="none"/>
-          <w:lang w:val="en-US"/>
-        </w:rPr>
-      </w:pPr>
-      <w:r>
-        <w:rPr>
-          <w:rStyle w:val="Hyperlink"/>
-          <w:color w:val="auto"/>
-          <w:u w:val="none"/>
-          <w:lang w:val="en-US"/>
-        </w:rPr>
-        <w:t>14 đến 16 giờ, nhập môn điện toán, giảng đường H6</w:t>
-      </w:r>
-    </w:p>
-    <w:p>
-      <w:pPr>
-        <w:pStyle w:val="ListParagraph"/>
-        <w:numPr>
-          <w:ilvl w:val="0"/>
-          <w:numId w:val="2"/>
-        </w:numPr>
-        <w:rPr>
-          <w:rStyle w:val="Hyperlink"/>
-          <w:color w:val="auto"/>
-          <w:u w:val="none"/>
-          <w:lang w:val="en-US"/>
-        </w:rPr>
-      </w:pPr>
-      <w:r>
-        <w:rPr>
-          <w:rStyle w:val="Hyperlink"/>
-          <w:color w:val="auto"/>
-          <w:u w:val="none"/>
-          <w:lang w:val="en-US"/>
-        </w:rPr>
-        <w:t>15 giờ, đóng đăng kí thể dục</w:t>
-      </w:r>
-    </w:p>
-    <w:p>
-      <w:pPr>
-        <w:pStyle w:val="ListParagraph"/>
-        <w:numPr>
-          <w:ilvl w:val="0"/>
-          <w:numId w:val="4"/>
-        </w:numPr>
-        <w:rPr>
-          <w:rStyle w:val="Hyperlink"/>
-          <w:color w:val="auto"/>
-          <w:u w:val="none"/>
-          <w:lang w:val="en-US"/>
-        </w:rPr>
-      </w:pPr>
-      <w:r>
-        <w:rPr>
-          <w:rStyle w:val="Hyperlink"/>
-          <w:color w:val="auto"/>
-          <w:u w:val="none"/>
-          <w:lang w:val="en-US"/>
-        </w:rPr>
-        <w:t>25/9/2023?</w:t>
-      </w:r>
-    </w:p>
-    <w:p>
-      <w:pPr>
-        <w:pStyle w:val="ListParagraph"/>
-        <w:numPr>
-          <w:ilvl w:val="0"/>
-          <w:numId w:val="2"/>
-        </w:numPr>
-        <w:rPr>
-          <w:rStyle w:val="Hyperlink"/>
-          <w:color w:val="auto"/>
-          <w:u w:val="none"/>
-          <w:lang w:val="en-US"/>
-        </w:rPr>
-      </w:pPr>
-      <w:r>
-        <w:rPr>
-          <w:rStyle w:val="Hyperlink"/>
-          <w:color w:val="auto"/>
-          <w:u w:val="none"/>
-          <w:lang w:val="en-US"/>
-        </w:rPr>
-        <w:t>Kiểm tra IC3 Full trắc nghiệm</w:t>
-      </w:r>
-    </w:p>
-    <w:p>
-      <w:pPr>
-        <w:pStyle w:val="ListParagraph"/>
-        <w:numPr>
-          <w:ilvl w:val="0"/>
-          <w:numId w:val="4"/>
-        </w:numPr>
-        <w:rPr>
-          <w:lang w:val="en-US"/>
-        </w:rPr>
-      </w:pPr>
-      <w:r>
-        <w:rPr>
-          <w:lang w:val="en-US"/>
-        </w:rPr>
-        <w:t>16/9/2023 Đến 29/9/2023?</w:t>
-      </w:r>
-    </w:p>
-    <w:p>
-      <w:pPr>
-        <w:pStyle w:val="ListParagraph"/>
-        <w:numPr>
-          <w:ilvl w:val="0"/>
-          <w:numId w:val="2"/>
-        </w:numPr>
-        <w:rPr>
-          <w:lang w:val="en-US"/>
-        </w:rPr>
-      </w:pPr>
-      <w:r>
-        <w:rPr>
-          <w:lang w:val="en-US"/>
-        </w:rPr>
-        <w:t>Đăng kí môn giáo dục thể chất + tiếng anh</w:t>
-      </w:r>
-    </w:p>
-    <w:p>
-      <w:pPr>
-        <w:pStyle w:val="ListParagraph"/>
-        <w:numPr>
-          <w:ilvl w:val="0"/>
-          <w:numId w:val="4"/>
-        </w:numPr>
-        <w:rPr>
-          <w:lang w:val="en-US"/>
-        </w:rPr>
-      </w:pPr>
-      <w:r>
-        <w:rPr>
-          <w:lang w:val="en-US"/>
-        </w:rPr>
-        <w:t>11/9/2023 Đến 30/9/2023?</w:t>
-      </w:r>
-    </w:p>
-    <w:p>
-      <w:pPr>
-        <w:pStyle w:val="ListParagraph"/>
-        <w:numPr>
-          <w:ilvl w:val="0"/>
-          <w:numId w:val="2"/>
-        </w:numPr>
-        <w:rPr>
-          <w:lang w:val="en-US"/>
-        </w:rPr>
-      </w:pPr>
-      <w:r>
-        <w:rPr>
-          <w:lang w:val="en-US"/>
-        </w:rPr>
-        <w:t>Hoàn thành bài thu hoạch SHCD trên E Learning</w:t>
-      </w:r>
-    </w:p>
-    <w:p>
-      <w:pPr>
-        <w:pStyle w:val="ListParagraph"/>
-        <w:numPr>
-          <w:ilvl w:val="0"/>
-          <w:numId w:val="4"/>
-        </w:numPr>
-        <w:rPr>
-          <w:lang w:val="en-US"/>
-        </w:rPr>
-      </w:pPr>
-      <w:r>
-        <w:rPr>
-          <w:lang w:val="en-US"/>
-        </w:rPr>
-        <w:t>1/10/2023 Đến 5/10/2023?</w:t>
-      </w:r>
-    </w:p>
-    <w:p>
-      <w:pPr>
-        <w:pStyle w:val="ListParagraph"/>
-        <w:numPr>
-          <w:ilvl w:val="0"/>
-          <w:numId w:val="2"/>
-        </w:numPr>
-        <w:rPr>
-          <w:lang w:val="en-US"/>
-        </w:rPr>
-      </w:pPr>
-      <w:r>
-        <w:rPr>
-          <w:lang w:val="en-US"/>
-        </w:rPr>
-        <w:t>Đăng kí xe tháng</w:t>
-      </w:r>
-    </w:p>
-    <w:p>
-      <w:pPr>
-        <w:pStyle w:val="ListParagraph"/>
-        <w:numPr>
-          <w:ilvl w:val="0"/>
-          <w:numId w:val="4"/>
-        </w:numPr>
-        <w:rPr>
-          <w:lang w:val="en-US"/>
-        </w:rPr>
-      </w:pPr>
-      <w:r>
-        <w:rPr>
-          <w:lang w:val="en-US"/>
-        </w:rPr>
-        <w:t>16/10/2023?</w:t>
-      </w:r>
-    </w:p>
-    <w:p>
-      <w:pPr>
-        <w:pStyle w:val="ListParagraph"/>
-        <w:numPr>
-          <w:ilvl w:val="0"/>
-          <w:numId w:val="2"/>
-        </w:numPr>
-        <w:rPr>
-          <w:lang w:val="en-US"/>
-        </w:rPr>
-      </w:pPr>
-      <w:r>
-        <w:rPr>
-          <w:lang w:val="en-US"/>
-        </w:rPr>
-        <w:t>Học thể dục</w:t>
-      </w:r>
-    </w:p>
-    <w:p>
-      <w:pPr>
-        <w:pStyle w:val="ListParagraph"/>
-        <w:numPr>
-          <w:ilvl w:val="0"/>
-          <w:numId w:val="4"/>
-        </w:numPr>
-        <w:rPr>
-          <w:lang w:val="en-US"/>
-        </w:rPr>
-      </w:pPr>
-      <w:r>
-        <w:rPr>
-          <w:lang w:val="en-US"/>
-        </w:rPr>
-        <w:t>Tuần 2 Tháng 10/2023?</w:t>
-      </w:r>
-    </w:p>
-    <w:p>
-      <w:pPr>
-        <w:pStyle w:val="ListParagraph"/>
-        <w:numPr>
-          <w:ilvl w:val="0"/>
-          <w:numId w:val="2"/>
-        </w:numPr>
-        <w:rPr>
-          <w:lang w:val="en-US"/>
-        </w:rPr>
-      </w:pPr>
-      <w:r>
-        <w:rPr>
-          <w:lang w:val="en-US"/>
-        </w:rPr>
-        <w:t>Kiểm tra CNTT</w:t>
-      </w:r>
-    </w:p>
-    <w:p>
-      <w:pPr>
-        <w:pStyle w:val="ListParagraph"/>
-        <w:numPr>
-          <w:ilvl w:val="0"/>
-          <w:numId w:val="4"/>
-        </w:numPr>
-        <w:rPr>
-          <w:lang w:val="en-US"/>
-        </w:rPr>
-      </w:pPr>
-      <w:r>
-        <w:rPr>
-          <w:lang w:val="en-US"/>
-        </w:rPr>
-        <w:t>Cuối Năm 1?</w:t>
-      </w:r>
-    </w:p>
-    <w:p>
-      <w:pPr>
-        <w:pStyle w:val="ListParagraph"/>
-        <w:numPr>
-          <w:ilvl w:val="0"/>
-          <w:numId w:val="2"/>
-        </w:numPr>
-        <w:rPr>
-          <w:lang w:val="en-US"/>
-        </w:rPr>
-      </w:pPr>
-      <w:r>
-        <w:rPr>
-          <w:lang w:val="en-US"/>
-        </w:rPr>
-        <w:t>Nộp MOS</w:t>
-      </w:r>
-    </w:p>
-    <w:p>
-      <w:pPr>
-        <w:rPr>
-          <w:lang w:val="en-US"/>
-        </w:rPr>
-      </w:pPr>
-    </w:p>
-    <w:p>
-      <w:pPr>
-        <w:rPr>
-          <w:lang w:val="en-US"/>
-        </w:rPr>
-      </w:pPr>
-      <w:r>
-        <w:rPr>
-          <w:lang w:val="en-US"/>
-        </w:rPr>
-        <w:t>Task – Nhiệm Vụ:</w:t>
-      </w:r>
-    </w:p>
-    <w:p>
-      <w:pPr>
-        <w:pStyle w:val="ListParagraph"/>
-        <w:numPr>
-          <w:ilvl w:val="0"/>
-          <w:numId w:val="7"/>
-        </w:numPr>
-        <w:rPr>
-          <w:lang w:val="en-US"/>
-        </w:rPr>
-      </w:pPr>
-      <w:r>
-        <w:rPr>
-          <w:lang w:val="en-US"/>
-        </w:rPr>
-        <w:t>Quy Đổi Điểm?</w:t>
-      </w:r>
-    </w:p>
-    <w:p>
-      <w:pPr>
-        <w:pStyle w:val="ListParagraph"/>
-        <w:numPr>
-          <w:ilvl w:val="0"/>
-          <w:numId w:val="2"/>
-        </w:numPr>
-        <w:rPr>
-          <w:lang w:val="en-US"/>
-        </w:rPr>
-      </w:pPr>
-      <w:r>
-        <w:rPr>
-          <w:lang w:val="en-US"/>
-        </w:rPr>
-        <w:t>Từ thang 10 sang chữ</w:t>
-      </w:r>
-    </w:p>
-    <w:p>
-      <w:pPr>
-        <w:pStyle w:val="ListParagraph"/>
-        <w:numPr>
-          <w:ilvl w:val="0"/>
-          <w:numId w:val="2"/>
-        </w:numPr>
-        <w:rPr>
-          <w:lang w:val="en-US"/>
-        </w:rPr>
-      </w:pPr>
-      <w:r>
-        <w:rPr>
-          <w:lang w:val="en-US"/>
-        </w:rPr>
-        <w:t>F = 4 trở xuống</w:t>
-      </w:r>
-    </w:p>
-    <w:p>
-      <w:pPr>
-        <w:pStyle w:val="ListParagraph"/>
-        <w:numPr>
-          <w:ilvl w:val="0"/>
-          <w:numId w:val="2"/>
-        </w:numPr>
-        <w:rPr>
-          <w:lang w:val="en-US"/>
-        </w:rPr>
-      </w:pPr>
-      <w:r>
-        <w:rPr>
-          <w:lang w:val="en-US"/>
-        </w:rPr>
-        <w:t>D = 4 đến 5</w:t>
-      </w:r>
-    </w:p>
-    <w:p>
-      <w:pPr>
-        <w:pStyle w:val="ListParagraph"/>
-        <w:numPr>
-          <w:ilvl w:val="0"/>
-          <w:numId w:val="2"/>
-        </w:numPr>
-        <w:rPr>
-          <w:lang w:val="en-US"/>
-        </w:rPr>
-      </w:pPr>
-      <w:r>
-        <w:rPr>
-          <w:lang w:val="en-US"/>
-        </w:rPr>
-        <w:t>D+ = 5 đến 5.5</w:t>
-      </w:r>
-    </w:p>
-    <w:p>
-      <w:pPr>
-        <w:pStyle w:val="ListParagraph"/>
-        <w:numPr>
-          <w:ilvl w:val="0"/>
-          <w:numId w:val="2"/>
-        </w:numPr>
-        <w:rPr>
-          <w:lang w:val="en-US"/>
-        </w:rPr>
-      </w:pPr>
-      <w:r>
-        <w:rPr>
-          <w:lang w:val="en-US"/>
-        </w:rPr>
-        <w:t>Mỗi chữ cái không có “+” thì tăng 1</w:t>
-      </w:r>
-    </w:p>
-    <w:p>
-      <w:pPr>
-        <w:pStyle w:val="ListParagraph"/>
-        <w:numPr>
-          <w:ilvl w:val="0"/>
-          <w:numId w:val="2"/>
-        </w:numPr>
-        <w:rPr>
-          <w:lang w:val="en-US"/>
-        </w:rPr>
-      </w:pPr>
-      <w:r>
-        <w:rPr>
-          <w:lang w:val="en-US"/>
-        </w:rPr>
-        <w:t xml:space="preserve">Mỗi chữ cái có “+” thì </w:t>
-      </w:r>
-      <w:r>
-        <w:rPr>
-          <w:lang w:val="en-US"/>
-        </w:rPr>
-        <w:t>tăng</w:t>
-      </w:r>
-      <w:r>
-        <w:rPr>
-          <w:lang w:val="en-US"/>
-        </w:rPr>
-        <w:t xml:space="preserve"> 0.5</w:t>
-      </w:r>
-    </w:p>
-    <w:p>
-      <w:pPr>
-        <w:pStyle w:val="ListParagraph"/>
-        <w:numPr>
-          <w:ilvl w:val="0"/>
-          <w:numId w:val="2"/>
-        </w:numPr>
-        <w:rPr>
-          <w:lang w:val="en-US"/>
-        </w:rPr>
-      </w:pPr>
-      <w:r>
-        <w:rPr>
-          <w:lang w:val="en-US"/>
-        </w:rPr>
-        <w:t>Từ chữ sang thang 4</w:t>
-      </w:r>
-    </w:p>
-    <w:p>
-      <w:pPr>
-        <w:pStyle w:val="ListParagraph"/>
-        <w:numPr>
-          <w:ilvl w:val="0"/>
-          <w:numId w:val="2"/>
-        </w:numPr>
-        <w:rPr>
-          <w:lang w:val="en-US"/>
-        </w:rPr>
-      </w:pPr>
-      <w:r>
-        <w:rPr>
-          <w:lang w:val="en-US"/>
-        </w:rPr>
-        <w:t>F = 0</w:t>
-      </w:r>
-    </w:p>
-    <w:p>
-      <w:pPr>
-        <w:pStyle w:val="ListParagraph"/>
-        <w:numPr>
-          <w:ilvl w:val="0"/>
-          <w:numId w:val="2"/>
-        </w:numPr>
-        <w:rPr>
-          <w:lang w:val="en-US"/>
-        </w:rPr>
-      </w:pPr>
-      <w:r>
-        <w:rPr>
-          <w:lang w:val="en-US"/>
-        </w:rPr>
-        <w:t>D = 1</w:t>
-      </w:r>
-    </w:p>
-    <w:p>
-      <w:pPr>
-        <w:pStyle w:val="ListParagraph"/>
-        <w:numPr>
-          <w:ilvl w:val="0"/>
-          <w:numId w:val="2"/>
-        </w:numPr>
-        <w:rPr>
-          <w:lang w:val="en-US"/>
-        </w:rPr>
-      </w:pPr>
-      <w:r>
-        <w:rPr>
-          <w:lang w:val="en-US"/>
-        </w:rPr>
-        <w:t>D+ = 1.5</w:t>
-      </w:r>
-    </w:p>
-    <w:p>
-      <w:pPr>
-        <w:pStyle w:val="ListParagraph"/>
-        <w:numPr>
-          <w:ilvl w:val="0"/>
-          <w:numId w:val="2"/>
-        </w:numPr>
-        <w:rPr>
-          <w:lang w:val="en-US"/>
-        </w:rPr>
-      </w:pPr>
-      <w:r>
-        <w:rPr>
-          <w:lang w:val="en-US"/>
-        </w:rPr>
-        <w:t>Mỗi chữ tiếp theo + 0.5, tối đa = 4</w:t>
-      </w:r>
-    </w:p>
-    <w:p>
-      <w:pPr>
-        <w:pStyle w:val="ListParagraph"/>
-        <w:numPr>
-          <w:ilvl w:val="0"/>
-          <w:numId w:val="2"/>
-        </w:numPr>
-        <w:rPr>
-          <w:lang w:val="en-US"/>
-        </w:rPr>
-      </w:pPr>
-      <w:r>
-        <w:rPr>
-          <w:lang w:val="en-US"/>
-        </w:rPr>
-        <w:t>Điểm trung bình 1 học kì</w:t>
-      </w:r>
-    </w:p>
-    <w:p>
-      <w:pPr>
-        <w:pStyle w:val="ListParagraph"/>
-        <w:numPr>
-          <w:ilvl w:val="0"/>
-          <w:numId w:val="2"/>
-        </w:numPr>
-        <w:rPr>
-          <w:lang w:val="en-US"/>
-        </w:rPr>
-      </w:pPr>
-      <w:r>
-        <w:rPr>
-          <w:lang w:val="en-US"/>
-        </w:rPr>
-        <w:t>Ví dụ bạn học vật lí 1 với 4 tín chỉ, giải tích 1 với 3 tín chỉ 1 học kì, đạt 8.3 điểm vật lí, 5.1 điểm giải tích, thì quy đổi chúng sang thang chữ rồi sang thang 4, được 3.5 và 1.5</w:t>
+        <w:t>3.5 và 1.5</w:t>
       </w:r>
       <w:r>
         <w:rPr>
@@ -3629,7 +3684,6 @@
         <w:rPr>
           <w:lang w:val="en-US"/>
         </w:rPr>
-        <w:lastRenderedPageBreak/>
         <w:t>Kém = 1 trở xuống</w:t>
       </w:r>
     </w:p>

--- a/hcmut.docx
+++ b/hcmut.docx
@@ -677,6 +677,59 @@
         <w:pStyle w:val="ListParagraph"/>
         <w:numPr>
           <w:ilvl w:val="0"/>
+          <w:numId w:val="1"/>
+        </w:numPr>
+        <w:rPr>
+          <w:lang w:val="en-US"/>
+        </w:rPr>
+      </w:pPr>
+      <w:r>
+        <w:rPr>
+          <w:lang w:val="en-US"/>
+        </w:rPr>
+        <w:t>Web Hóa Đơn Học Phí?</w:t>
+      </w:r>
+    </w:p>
+    <w:p>
+      <w:pPr>
+        <w:pStyle w:val="ListParagraph"/>
+        <w:numPr>
+          <w:ilvl w:val="0"/>
+          <w:numId w:val="2"/>
+        </w:numPr>
+        <w:rPr>
+          <w:lang w:val="en-US"/>
+        </w:rPr>
+      </w:pPr>
+      <w:hyperlink r:id="rId16" w:history="1">
+        <w:r>
+          <w:rPr>
+            <w:rStyle w:val="Hyperlink"/>
+            <w:lang w:val="en-US"/>
+          </w:rPr>
+          <w:t>https://sso.hcmut.edu.vn/cas/login?</w:t>
+        </w:r>
+        <w:r>
+          <w:rPr>
+            <w:rStyle w:val="Hyperlink"/>
+            <w:lang w:val="en-US"/>
+          </w:rPr>
+          <w:t>s</w:t>
+        </w:r>
+        <w:r>
+          <w:rPr>
+            <w:rStyle w:val="Hyperlink"/>
+            <w:lang w:val="en-US"/>
+          </w:rPr>
+          <w:t>ervice=http://tracuubkhcm.minvoice.vn/</w:t>
+        </w:r>
+      </w:hyperlink>
+    </w:p>
+    <w:p>
+      <w:pPr>
+        <w:pStyle w:val="ListParagraph"/>
+        <w:numPr>
+          <w:ilvl w:val="0"/>
           <w:numId w:val="2"/>
         </w:numPr>
         <w:rPr>
@@ -734,6 +787,7 @@
           <w:u w:val="none"/>
           <w:lang w:val="en-US"/>
         </w:rPr>
+        <w:lastRenderedPageBreak/>
         <w:t>Tài Liệu Hướng Dẫn Tân Sinh Viên?</w:t>
       </w:r>
     </w:p>
@@ -751,7 +805,7 @@
           <w:lang w:val="en-US"/>
         </w:rPr>
       </w:pPr>
-      <w:hyperlink r:id="rId16" w:history="1">
+      <w:hyperlink r:id="rId17" w:history="1">
         <w:r>
           <w:rPr>
             <w:rStyle w:val="Hyperlink"/>
@@ -799,7 +853,7 @@
           <w:lang w:val="en-US"/>
         </w:rPr>
       </w:pPr>
-      <w:hyperlink r:id="rId17" w:history="1">
+      <w:hyperlink r:id="rId18" w:history="1">
         <w:r>
           <w:rPr>
             <w:rStyle w:val="Hyperlink"/>
@@ -847,7 +901,7 @@
           <w:lang w:val="en-US"/>
         </w:rPr>
       </w:pPr>
-      <w:hyperlink r:id="rId18" w:history="1">
+      <w:hyperlink r:id="rId19" w:history="1">
         <w:r>
           <w:rPr>
             <w:rStyle w:val="Hyperlink"/>
@@ -1655,6 +1709,7 @@
           <w:u w:val="none"/>
           <w:lang w:val="en-US"/>
         </w:rPr>
+        <w:lastRenderedPageBreak/>
         <w:t>Lên tầng 6 tòa H6 = thang máy, rẽ trái lên bậc thang là tới</w:t>
       </w:r>
     </w:p>
@@ -1679,694 +1734,1033 @@
           <w:u w:val="none"/>
           <w:lang w:val="en-US"/>
         </w:rPr>
+        <w:t>Chỗ Để Xe?</w:t>
+      </w:r>
+    </w:p>
+    <w:p>
+      <w:pPr>
+        <w:pStyle w:val="ListParagraph"/>
+        <w:numPr>
+          <w:ilvl w:val="0"/>
+          <w:numId w:val="2"/>
+        </w:numPr>
+        <w:rPr>
+          <w:rStyle w:val="Hyperlink"/>
+          <w:color w:val="auto"/>
+          <w:u w:val="none"/>
+          <w:lang w:val="en-US"/>
+        </w:rPr>
+      </w:pPr>
+      <w:r>
+        <w:rPr>
+          <w:rStyle w:val="Hyperlink"/>
+          <w:color w:val="auto"/>
+          <w:u w:val="none"/>
+          <w:lang w:val="en-US"/>
+        </w:rPr>
+        <w:t>Sát mặt đường</w:t>
+      </w:r>
+    </w:p>
+    <w:p>
+      <w:pPr>
+        <w:pStyle w:val="ListParagraph"/>
+        <w:numPr>
+          <w:ilvl w:val="0"/>
+          <w:numId w:val="6"/>
+        </w:numPr>
+        <w:rPr>
+          <w:rStyle w:val="Hyperlink"/>
+          <w:color w:val="auto"/>
+          <w:u w:val="none"/>
+          <w:lang w:val="en-US"/>
+        </w:rPr>
+      </w:pPr>
+      <w:r>
+        <w:rPr>
+          <w:rStyle w:val="Hyperlink"/>
+          <w:color w:val="auto"/>
+          <w:u w:val="none"/>
+          <w:lang w:val="en-US"/>
+        </w:rPr>
+        <w:t>Thư Viện?</w:t>
+      </w:r>
+    </w:p>
+    <w:p>
+      <w:pPr>
+        <w:pStyle w:val="ListParagraph"/>
+        <w:numPr>
+          <w:ilvl w:val="0"/>
+          <w:numId w:val="2"/>
+        </w:numPr>
+        <w:rPr>
+          <w:rStyle w:val="Hyperlink"/>
+          <w:color w:val="auto"/>
+          <w:u w:val="none"/>
+          <w:lang w:val="en-US"/>
+        </w:rPr>
+      </w:pPr>
+      <w:r>
+        <w:rPr>
+          <w:rStyle w:val="Hyperlink"/>
+          <w:color w:val="auto"/>
+          <w:u w:val="none"/>
+          <w:lang w:val="en-US"/>
+        </w:rPr>
+        <w:t>Tòa H1</w:t>
+      </w:r>
+    </w:p>
+    <w:p>
+      <w:pPr>
+        <w:pStyle w:val="ListParagraph"/>
+        <w:numPr>
+          <w:ilvl w:val="0"/>
+          <w:numId w:val="6"/>
+        </w:numPr>
+        <w:rPr>
+          <w:rStyle w:val="Hyperlink"/>
+          <w:color w:val="auto"/>
+          <w:u w:val="none"/>
+          <w:lang w:val="en-US"/>
+        </w:rPr>
+      </w:pPr>
+      <w:r>
+        <w:rPr>
+          <w:rStyle w:val="Hyperlink"/>
+          <w:color w:val="auto"/>
+          <w:u w:val="none"/>
+          <w:lang w:val="en-US"/>
+        </w:rPr>
+        <w:t>Tên Tiếng Anh Của Trường?</w:t>
+      </w:r>
+    </w:p>
+    <w:p>
+      <w:pPr>
+        <w:pStyle w:val="ListParagraph"/>
+        <w:numPr>
+          <w:ilvl w:val="0"/>
+          <w:numId w:val="2"/>
+        </w:numPr>
+        <w:rPr>
+          <w:rStyle w:val="Hyperlink"/>
+          <w:color w:val="auto"/>
+          <w:u w:val="none"/>
+          <w:lang w:val="en-US"/>
+        </w:rPr>
+      </w:pPr>
+      <w:r>
+        <w:rPr>
+          <w:rStyle w:val="Hyperlink"/>
+          <w:color w:val="auto"/>
+          <w:u w:val="none"/>
+          <w:lang w:val="en-US"/>
+        </w:rPr>
+        <w:t xml:space="preserve">HCMUT = </w:t>
+      </w:r>
+      <w:r>
+        <w:rPr>
+          <w:rStyle w:val="Hyperlink"/>
+          <w:color w:val="auto"/>
+          <w:u w:val="none"/>
+          <w:lang w:val="en-US"/>
+        </w:rPr>
+        <w:t>Ho Chi Minh City University of Technology</w:t>
+      </w:r>
+    </w:p>
+    <w:p>
+      <w:pPr>
+        <w:rPr>
+          <w:rStyle w:val="Hyperlink"/>
+          <w:lang w:val="en-US"/>
+        </w:rPr>
+      </w:pPr>
+    </w:p>
+    <w:p>
+      <w:pPr>
+        <w:rPr>
+          <w:rStyle w:val="Hyperlink"/>
+          <w:color w:val="auto"/>
+          <w:u w:val="none"/>
+          <w:lang w:val="en-US"/>
+        </w:rPr>
+      </w:pPr>
+      <w:r>
+        <w:rPr>
+          <w:rStyle w:val="Hyperlink"/>
+          <w:color w:val="auto"/>
+          <w:u w:val="none"/>
+          <w:lang w:val="en-US"/>
+        </w:rPr>
+        <w:t>Group – Nhóm:</w:t>
+      </w:r>
+    </w:p>
+    <w:p>
+      <w:pPr>
+        <w:pStyle w:val="ListParagraph"/>
+        <w:numPr>
+          <w:ilvl w:val="0"/>
+          <w:numId w:val="3"/>
+        </w:numPr>
+        <w:rPr>
+          <w:rStyle w:val="Hyperlink"/>
+          <w:color w:val="auto"/>
+          <w:u w:val="none"/>
+          <w:lang w:val="en-US"/>
+        </w:rPr>
+      </w:pPr>
+      <w:r>
+        <w:rPr>
+          <w:rStyle w:val="Hyperlink"/>
+          <w:color w:val="auto"/>
+          <w:u w:val="none"/>
+          <w:lang w:val="en-US"/>
+        </w:rPr>
+        <w:t>Danh Sách Các CLB Cần Đăng Kí?</w:t>
+      </w:r>
+    </w:p>
+    <w:p>
+      <w:pPr>
+        <w:pStyle w:val="ListParagraph"/>
+        <w:numPr>
+          <w:ilvl w:val="0"/>
+          <w:numId w:val="2"/>
+        </w:numPr>
+        <w:rPr>
+          <w:rStyle w:val="Hyperlink"/>
+          <w:color w:val="auto"/>
+          <w:u w:val="none"/>
+          <w:lang w:val="en-US"/>
+        </w:rPr>
+      </w:pPr>
+      <w:r>
+        <w:rPr>
+          <w:rStyle w:val="Hyperlink"/>
+          <w:color w:val="auto"/>
+          <w:u w:val="none"/>
+          <w:lang w:val="en-US"/>
+        </w:rPr>
+        <w:t>Big Data Club</w:t>
+      </w:r>
+    </w:p>
+    <w:p>
+      <w:pPr>
+        <w:pStyle w:val="ListParagraph"/>
+        <w:numPr>
+          <w:ilvl w:val="0"/>
+          <w:numId w:val="2"/>
+        </w:numPr>
+        <w:rPr>
+          <w:rStyle w:val="Hyperlink"/>
+          <w:color w:val="auto"/>
+          <w:u w:val="none"/>
+          <w:lang w:val="en-US"/>
+        </w:rPr>
+      </w:pPr>
+      <w:r>
+        <w:rPr>
+          <w:rStyle w:val="Hyperlink"/>
+          <w:color w:val="auto"/>
+          <w:u w:val="none"/>
+          <w:lang w:val="en-US"/>
+        </w:rPr>
+        <w:t>CLB Robot</w:t>
+      </w:r>
+    </w:p>
+    <w:p>
+      <w:pPr>
+        <w:pStyle w:val="ListParagraph"/>
+        <w:numPr>
+          <w:ilvl w:val="0"/>
+          <w:numId w:val="2"/>
+        </w:numPr>
+        <w:rPr>
+          <w:rStyle w:val="Hyperlink"/>
+          <w:color w:val="auto"/>
+          <w:u w:val="none"/>
+          <w:lang w:val="en-US"/>
+        </w:rPr>
+      </w:pPr>
+      <w:r>
+        <w:rPr>
+          <w:rStyle w:val="Hyperlink"/>
+          <w:color w:val="auto"/>
+          <w:u w:val="none"/>
+          <w:lang w:val="en-US"/>
+        </w:rPr>
+        <w:t>CLB Trí Tuệ Nhân Tạo</w:t>
+      </w:r>
+      <w:r>
+        <w:rPr>
+          <w:rStyle w:val="Hyperlink"/>
+          <w:color w:val="auto"/>
+          <w:u w:val="none"/>
+          <w:lang w:val="en-US"/>
+        </w:rPr>
+        <w:t>, năm 2</w:t>
+      </w:r>
+    </w:p>
+    <w:p>
+      <w:pPr>
+        <w:pStyle w:val="ListParagraph"/>
+        <w:numPr>
+          <w:ilvl w:val="0"/>
+          <w:numId w:val="3"/>
+        </w:numPr>
+        <w:rPr>
+          <w:rStyle w:val="Hyperlink"/>
+          <w:color w:val="auto"/>
+          <w:u w:val="none"/>
+          <w:lang w:val="en-US"/>
+        </w:rPr>
+      </w:pPr>
+      <w:r>
+        <w:rPr>
+          <w:rStyle w:val="Hyperlink"/>
+          <w:color w:val="auto"/>
+          <w:u w:val="none"/>
+          <w:lang w:val="en-US"/>
+        </w:rPr>
+        <w:t>Cách Xem Các Trang Đang Theo Dõi Và Nhóm?</w:t>
+      </w:r>
+    </w:p>
+    <w:p>
+      <w:pPr>
+        <w:pStyle w:val="ListParagraph"/>
+        <w:numPr>
+          <w:ilvl w:val="0"/>
+          <w:numId w:val="2"/>
+        </w:numPr>
+        <w:rPr>
+          <w:rStyle w:val="Hyperlink"/>
+          <w:color w:val="auto"/>
+          <w:u w:val="none"/>
+          <w:lang w:val="en-US"/>
+        </w:rPr>
+      </w:pPr>
+      <w:r>
+        <w:rPr>
+          <w:rStyle w:val="Hyperlink"/>
+          <w:color w:val="auto"/>
+          <w:u w:val="none"/>
+          <w:lang w:val="en-US"/>
+        </w:rPr>
+        <w:t>Mở Facebook + Click Avatar của bạn + chọn “Chỉnh sửa chi tiết công khai’ + chọn “Chỉnh sửa thông tin giới thiệu” + cuộn xuống</w:t>
+      </w:r>
+    </w:p>
+    <w:p>
+      <w:pPr>
+        <w:rPr>
+          <w:rStyle w:val="Hyperlink"/>
+          <w:color w:val="auto"/>
+          <w:u w:val="none"/>
+          <w:lang w:val="en-US"/>
+        </w:rPr>
+      </w:pPr>
+    </w:p>
+    <w:p>
+      <w:pPr>
+        <w:rPr>
+          <w:rStyle w:val="Hyperlink"/>
+          <w:color w:val="auto"/>
+          <w:u w:val="none"/>
+          <w:lang w:val="en-US"/>
+        </w:rPr>
+      </w:pPr>
+      <w:r>
+        <w:rPr>
+          <w:rStyle w:val="Hyperlink"/>
+          <w:color w:val="auto"/>
+          <w:u w:val="none"/>
+          <w:lang w:val="en-US"/>
+        </w:rPr>
+        <w:t xml:space="preserve">Schedule – Lịch </w:t>
+      </w:r>
+      <w:r>
+        <w:rPr>
+          <w:rStyle w:val="Hyperlink"/>
+          <w:color w:val="auto"/>
+          <w:u w:val="none"/>
+          <w:lang w:val="en-US"/>
+        </w:rPr>
+        <w:t>Trình:</w:t>
+      </w:r>
+    </w:p>
+    <w:p>
+      <w:pPr>
+        <w:pStyle w:val="ListParagraph"/>
+        <w:numPr>
+          <w:ilvl w:val="0"/>
+          <w:numId w:val="4"/>
+        </w:numPr>
+        <w:rPr>
+          <w:rStyle w:val="Hyperlink"/>
+          <w:color w:val="auto"/>
+          <w:u w:val="none"/>
+          <w:lang w:val="en-US"/>
+        </w:rPr>
+      </w:pPr>
+      <w:r>
+        <w:rPr>
+          <w:rStyle w:val="Hyperlink"/>
+          <w:color w:val="auto"/>
+          <w:u w:val="none"/>
+          <w:lang w:val="en-US"/>
+        </w:rPr>
+        <w:t>Học Kì Này?</w:t>
+      </w:r>
+    </w:p>
+    <w:p>
+      <w:pPr>
+        <w:pStyle w:val="ListParagraph"/>
+        <w:numPr>
+          <w:ilvl w:val="0"/>
+          <w:numId w:val="2"/>
+        </w:numPr>
+        <w:rPr>
+          <w:rStyle w:val="Hyperlink"/>
+          <w:color w:val="auto"/>
+          <w:u w:val="none"/>
+          <w:lang w:val="en-US"/>
+        </w:rPr>
+      </w:pPr>
+      <w:r>
+        <w:rPr>
+          <w:rStyle w:val="Hyperlink"/>
+          <w:color w:val="auto"/>
+          <w:u w:val="none"/>
+          <w:lang w:val="en-US"/>
+        </w:rPr>
+        <w:t>Vật lí 1 (Lý Anh Tú)</w:t>
+      </w:r>
+    </w:p>
+    <w:p>
+      <w:pPr>
+        <w:pStyle w:val="ListParagraph"/>
+        <w:numPr>
+          <w:ilvl w:val="0"/>
+          <w:numId w:val="2"/>
+        </w:numPr>
+        <w:rPr>
+          <w:rStyle w:val="Hyperlink"/>
+          <w:color w:val="auto"/>
+          <w:u w:val="none"/>
+          <w:lang w:val="en-US"/>
+        </w:rPr>
+      </w:pPr>
+      <w:r>
+        <w:rPr>
+          <w:rStyle w:val="Hyperlink"/>
+          <w:color w:val="auto"/>
+          <w:u w:val="none"/>
+          <w:lang w:val="en-US"/>
+        </w:rPr>
+        <w:t>Giải tích 1 (Đào Huy Cường)</w:t>
+      </w:r>
+    </w:p>
+    <w:p>
+      <w:pPr>
+        <w:pStyle w:val="ListParagraph"/>
+        <w:numPr>
+          <w:ilvl w:val="0"/>
+          <w:numId w:val="2"/>
+        </w:numPr>
+        <w:rPr>
+          <w:rStyle w:val="Hyperlink"/>
+          <w:color w:val="auto"/>
+          <w:u w:val="none"/>
+          <w:lang w:val="en-US"/>
+        </w:rPr>
+      </w:pPr>
+      <w:r>
+        <w:rPr>
+          <w:rStyle w:val="Hyperlink"/>
+          <w:color w:val="auto"/>
+          <w:u w:val="none"/>
+          <w:lang w:val="en-US"/>
+        </w:rPr>
+        <w:t>Hệ thống số (Đoàn Minh Vững)</w:t>
+      </w:r>
+    </w:p>
+    <w:p>
+      <w:pPr>
+        <w:pStyle w:val="ListParagraph"/>
+        <w:numPr>
+          <w:ilvl w:val="0"/>
+          <w:numId w:val="2"/>
+        </w:numPr>
+        <w:rPr>
+          <w:rStyle w:val="Hyperlink"/>
+          <w:color w:val="auto"/>
+          <w:u w:val="none"/>
+          <w:lang w:val="en-US"/>
+        </w:rPr>
+      </w:pPr>
+      <w:r>
+        <w:rPr>
+          <w:rStyle w:val="Hyperlink"/>
+          <w:color w:val="auto"/>
+          <w:u w:val="none"/>
+          <w:lang w:val="en-US"/>
+        </w:rPr>
+        <w:t>Nhập môn điện toán (Nguyễn Cao Trí</w:t>
+      </w:r>
+      <w:r>
+        <w:rPr>
+          <w:rStyle w:val="Hyperlink"/>
+          <w:color w:val="auto"/>
+          <w:u w:val="none"/>
+          <w:lang w:val="en-US"/>
+        </w:rPr>
+        <w:t>, caotri@hcmut.edu.vn</w:t>
+      </w:r>
+      <w:r>
+        <w:rPr>
+          <w:rStyle w:val="Hyperlink"/>
+          <w:color w:val="auto"/>
+          <w:u w:val="none"/>
+          <w:lang w:val="en-US"/>
+        </w:rPr>
+        <w:t>)</w:t>
+      </w:r>
+    </w:p>
+    <w:p>
+      <w:pPr>
+        <w:pStyle w:val="ListParagraph"/>
+        <w:numPr>
+          <w:ilvl w:val="0"/>
+          <w:numId w:val="4"/>
+        </w:numPr>
+        <w:rPr>
+          <w:rStyle w:val="Hyperlink"/>
+          <w:color w:val="auto"/>
+          <w:u w:val="none"/>
+          <w:lang w:val="en-US"/>
+        </w:rPr>
+      </w:pPr>
+      <w:r>
+        <w:rPr>
+          <w:rStyle w:val="Hyperlink"/>
+          <w:color w:val="auto"/>
+          <w:u w:val="none"/>
+          <w:lang w:val="en-US"/>
+        </w:rPr>
+        <w:t>Tiết Học?</w:t>
+      </w:r>
+    </w:p>
+    <w:p>
+      <w:pPr>
+        <w:pStyle w:val="ListParagraph"/>
+        <w:numPr>
+          <w:ilvl w:val="0"/>
+          <w:numId w:val="2"/>
+        </w:numPr>
+        <w:rPr>
+          <w:rStyle w:val="Hyperlink"/>
+          <w:color w:val="auto"/>
+          <w:u w:val="none"/>
+          <w:lang w:val="en-US"/>
+        </w:rPr>
+      </w:pPr>
+      <w:r>
+        <w:rPr>
+          <w:rStyle w:val="Hyperlink"/>
+          <w:color w:val="auto"/>
+          <w:u w:val="none"/>
+          <w:lang w:val="en-US"/>
+        </w:rPr>
+        <w:t>Bắt đầu từ 6 giờ đến 18 giờ</w:t>
+      </w:r>
+    </w:p>
+    <w:p>
+      <w:pPr>
+        <w:pStyle w:val="ListParagraph"/>
+        <w:numPr>
+          <w:ilvl w:val="0"/>
+          <w:numId w:val="2"/>
+        </w:numPr>
+        <w:rPr>
+          <w:rStyle w:val="Hyperlink"/>
+          <w:color w:val="auto"/>
+          <w:u w:val="none"/>
+          <w:lang w:val="en-US"/>
+        </w:rPr>
+      </w:pPr>
+      <w:r>
+        <w:rPr>
+          <w:rStyle w:val="Hyperlink"/>
+          <w:color w:val="auto"/>
+          <w:u w:val="none"/>
+          <w:lang w:val="en-US"/>
+        </w:rPr>
+        <w:t>Mỗi tiết kéo dài 50 phút + 10 phút nghỉ</w:t>
+      </w:r>
+    </w:p>
+    <w:p>
+      <w:pPr>
+        <w:pStyle w:val="ListParagraph"/>
+        <w:numPr>
+          <w:ilvl w:val="0"/>
+          <w:numId w:val="4"/>
+        </w:numPr>
+        <w:rPr>
+          <w:rStyle w:val="Hyperlink"/>
+          <w:color w:val="auto"/>
+          <w:u w:val="none"/>
+          <w:lang w:val="en-US"/>
+        </w:rPr>
+      </w:pPr>
+      <w:r>
+        <w:rPr>
+          <w:rStyle w:val="Hyperlink"/>
+          <w:color w:val="auto"/>
+          <w:u w:val="none"/>
+          <w:lang w:val="en-US"/>
+        </w:rPr>
+        <w:t>Tuần Hiện Tại?</w:t>
+      </w:r>
+    </w:p>
+    <w:p>
+      <w:pPr>
+        <w:pStyle w:val="ListParagraph"/>
+        <w:numPr>
+          <w:ilvl w:val="0"/>
+          <w:numId w:val="2"/>
+        </w:numPr>
+        <w:rPr>
+          <w:rStyle w:val="Hyperlink"/>
+          <w:color w:val="auto"/>
+          <w:u w:val="none"/>
+          <w:lang w:val="en-US"/>
+        </w:rPr>
+      </w:pPr>
+      <w:r>
+        <w:rPr>
+          <w:rStyle w:val="Hyperlink"/>
+          <w:color w:val="auto"/>
+          <w:u w:val="none"/>
+          <w:lang w:val="en-US"/>
+        </w:rPr>
+        <w:t>3</w:t>
+      </w:r>
+      <w:r>
+        <w:rPr>
+          <w:rStyle w:val="Hyperlink"/>
+          <w:color w:val="auto"/>
+          <w:u w:val="none"/>
+          <w:lang w:val="en-US"/>
+        </w:rPr>
+        <w:t>8</w:t>
+      </w:r>
+    </w:p>
+    <w:p>
+      <w:pPr>
+        <w:pStyle w:val="ListParagraph"/>
+        <w:numPr>
+          <w:ilvl w:val="0"/>
+          <w:numId w:val="4"/>
+        </w:numPr>
+        <w:rPr>
+          <w:rStyle w:val="Hyperlink"/>
+          <w:color w:val="auto"/>
+          <w:u w:val="none"/>
+          <w:lang w:val="en-US"/>
+        </w:rPr>
+      </w:pPr>
+      <w:r>
+        <w:rPr>
+          <w:rStyle w:val="Hyperlink"/>
+          <w:color w:val="auto"/>
+          <w:u w:val="none"/>
+          <w:lang w:val="en-US"/>
+        </w:rPr>
+        <w:t>Lịch Bình Thường Hằng Ngày?</w:t>
+      </w:r>
+    </w:p>
+    <w:p>
+      <w:pPr>
+        <w:pStyle w:val="ListParagraph"/>
+        <w:numPr>
+          <w:ilvl w:val="0"/>
+          <w:numId w:val="2"/>
+        </w:numPr>
+        <w:rPr>
+          <w:rStyle w:val="Hyperlink"/>
+          <w:color w:val="auto"/>
+          <w:u w:val="none"/>
+          <w:lang w:val="en-US"/>
+        </w:rPr>
+      </w:pPr>
+      <w:r>
+        <w:rPr>
+          <w:rStyle w:val="Hyperlink"/>
+          <w:color w:val="auto"/>
+          <w:u w:val="none"/>
+          <w:lang w:val="en-US"/>
+        </w:rPr>
+        <w:t>5 đến 6 giờ, rửa mặt, đánh răng, xỉa răng, đái ỉa, hít đất, nghỉ 1 lát</w:t>
+      </w:r>
+    </w:p>
+    <w:p>
+      <w:pPr>
+        <w:pStyle w:val="ListParagraph"/>
+        <w:numPr>
+          <w:ilvl w:val="0"/>
+          <w:numId w:val="2"/>
+        </w:numPr>
+        <w:rPr>
+          <w:rStyle w:val="Hyperlink"/>
+          <w:color w:val="auto"/>
+          <w:u w:val="none"/>
+          <w:lang w:val="en-US"/>
+        </w:rPr>
+      </w:pPr>
+      <w:r>
+        <w:rPr>
+          <w:rStyle w:val="Hyperlink"/>
+          <w:color w:val="auto"/>
+          <w:u w:val="none"/>
+          <w:lang w:val="en-US"/>
+        </w:rPr>
+        <w:t>6 đến 6.5 giờ,</w:t>
+      </w:r>
+      <w:r>
+        <w:rPr>
+          <w:rStyle w:val="Hyperlink"/>
+          <w:color w:val="auto"/>
+          <w:u w:val="none"/>
+          <w:lang w:val="en-US"/>
+        </w:rPr>
+        <w:t xml:space="preserve"> Check Quiz,</w:t>
+      </w:r>
+      <w:r>
+        <w:rPr>
+          <w:rStyle w:val="Hyperlink"/>
+          <w:color w:val="auto"/>
+          <w:u w:val="none"/>
+          <w:lang w:val="en-US"/>
+        </w:rPr>
+        <w:t xml:space="preserve"> Check nhóm,</w:t>
+      </w:r>
+      <w:r>
+        <w:rPr>
+          <w:rStyle w:val="Hyperlink"/>
+          <w:color w:val="auto"/>
+          <w:u w:val="none"/>
+          <w:lang w:val="en-US"/>
+        </w:rPr>
+        <w:t xml:space="preserve"> đọc Berserk</w:t>
+      </w:r>
+    </w:p>
+    <w:p>
+      <w:pPr>
+        <w:pStyle w:val="ListParagraph"/>
+        <w:numPr>
+          <w:ilvl w:val="0"/>
+          <w:numId w:val="2"/>
+        </w:numPr>
+        <w:rPr>
+          <w:rStyle w:val="Hyperlink"/>
+          <w:color w:val="auto"/>
+          <w:u w:val="none"/>
+          <w:lang w:val="en-US"/>
+        </w:rPr>
+      </w:pPr>
+      <w:r>
+        <w:rPr>
+          <w:rStyle w:val="Hyperlink"/>
+          <w:color w:val="auto"/>
+          <w:u w:val="none"/>
+          <w:lang w:val="en-US"/>
+        </w:rPr>
+        <w:t>6.5 đến 7 giờ, đi ăn, về nhà, nghỉ 1 lát</w:t>
+      </w:r>
+    </w:p>
+    <w:p>
+      <w:pPr>
+        <w:pStyle w:val="ListParagraph"/>
+        <w:numPr>
+          <w:ilvl w:val="0"/>
+          <w:numId w:val="2"/>
+        </w:numPr>
+        <w:rPr>
+          <w:rStyle w:val="Hyperlink"/>
+          <w:color w:val="auto"/>
+          <w:u w:val="none"/>
+          <w:lang w:val="en-US"/>
+        </w:rPr>
+      </w:pPr>
+      <w:r>
+        <w:rPr>
+          <w:rStyle w:val="Hyperlink"/>
+          <w:color w:val="auto"/>
+          <w:u w:val="none"/>
+          <w:lang w:val="en-US"/>
+        </w:rPr>
+        <w:t>7 đến 8 giờ, học Matlab</w:t>
+      </w:r>
+    </w:p>
+    <w:p>
+      <w:pPr>
+        <w:pStyle w:val="ListParagraph"/>
+        <w:numPr>
+          <w:ilvl w:val="0"/>
+          <w:numId w:val="2"/>
+        </w:numPr>
+        <w:rPr>
+          <w:rStyle w:val="Hyperlink"/>
+          <w:color w:val="auto"/>
+          <w:u w:val="none"/>
+          <w:lang w:val="en-US"/>
+        </w:rPr>
+      </w:pPr>
+      <w:r>
+        <w:rPr>
+          <w:rStyle w:val="Hyperlink"/>
+          <w:color w:val="auto"/>
+          <w:u w:val="none"/>
+          <w:lang w:val="en-US"/>
+        </w:rPr>
+        <w:t>8 đến 9 giờ, học Tensorflow</w:t>
+      </w:r>
+    </w:p>
+    <w:p>
+      <w:pPr>
+        <w:pStyle w:val="ListParagraph"/>
+        <w:numPr>
+          <w:ilvl w:val="0"/>
+          <w:numId w:val="2"/>
+        </w:numPr>
+        <w:rPr>
+          <w:rStyle w:val="Hyperlink"/>
+          <w:color w:val="auto"/>
+          <w:u w:val="none"/>
+          <w:lang w:val="en-US"/>
+        </w:rPr>
+      </w:pPr>
+      <w:r>
+        <w:rPr>
+          <w:rStyle w:val="Hyperlink"/>
+          <w:color w:val="auto"/>
+          <w:u w:val="none"/>
+          <w:lang w:val="en-US"/>
+        </w:rPr>
+        <w:t>9 đến 10 giờ, học TOEIC + Berserk</w:t>
+      </w:r>
+    </w:p>
+    <w:p>
+      <w:pPr>
+        <w:pStyle w:val="ListParagraph"/>
+        <w:numPr>
+          <w:ilvl w:val="0"/>
+          <w:numId w:val="2"/>
+        </w:numPr>
+        <w:rPr>
+          <w:rStyle w:val="Hyperlink"/>
+          <w:color w:val="auto"/>
+          <w:u w:val="none"/>
+          <w:lang w:val="en-US"/>
+        </w:rPr>
+      </w:pPr>
+      <w:r>
+        <w:rPr>
+          <w:rStyle w:val="Hyperlink"/>
+          <w:color w:val="auto"/>
+          <w:u w:val="none"/>
+          <w:lang w:val="en-US"/>
+        </w:rPr>
+        <w:t>10 đến 11 giờ, học MOS</w:t>
+      </w:r>
+    </w:p>
+    <w:p>
+      <w:pPr>
+        <w:pStyle w:val="ListParagraph"/>
+        <w:numPr>
+          <w:ilvl w:val="0"/>
+          <w:numId w:val="2"/>
+        </w:numPr>
+        <w:rPr>
+          <w:rStyle w:val="Hyperlink"/>
+          <w:color w:val="auto"/>
+          <w:u w:val="none"/>
+          <w:lang w:val="en-US"/>
+        </w:rPr>
+      </w:pPr>
+      <w:r>
+        <w:rPr>
+          <w:rStyle w:val="Hyperlink"/>
+          <w:color w:val="auto"/>
+          <w:u w:val="none"/>
+          <w:lang w:val="en-US"/>
+        </w:rPr>
+        <w:t>11 đến 12 giờ, ăn, nghỉ, đọc Berserk</w:t>
+      </w:r>
+    </w:p>
+    <w:p>
+      <w:pPr>
+        <w:pStyle w:val="ListParagraph"/>
+        <w:numPr>
+          <w:ilvl w:val="0"/>
+          <w:numId w:val="2"/>
+        </w:numPr>
+        <w:rPr>
+          <w:rStyle w:val="Hyperlink"/>
+          <w:color w:val="auto"/>
+          <w:u w:val="none"/>
+          <w:lang w:val="en-US"/>
+        </w:rPr>
+      </w:pPr>
+      <w:r>
+        <w:rPr>
+          <w:rStyle w:val="Hyperlink"/>
+          <w:color w:val="auto"/>
+          <w:u w:val="none"/>
+          <w:lang w:val="en-US"/>
+        </w:rPr>
+        <w:t>12 đến 13 giờ, học IELTS + Berserk</w:t>
+      </w:r>
+    </w:p>
+    <w:p>
+      <w:pPr>
+        <w:pStyle w:val="ListParagraph"/>
+        <w:numPr>
+          <w:ilvl w:val="0"/>
+          <w:numId w:val="2"/>
+        </w:numPr>
+        <w:rPr>
+          <w:rStyle w:val="Hyperlink"/>
+          <w:color w:val="auto"/>
+          <w:u w:val="none"/>
+          <w:lang w:val="en-US"/>
+        </w:rPr>
+      </w:pPr>
+      <w:r>
+        <w:rPr>
+          <w:rStyle w:val="Hyperlink"/>
+          <w:color w:val="auto"/>
+          <w:u w:val="none"/>
+          <w:lang w:val="en-US"/>
+        </w:rPr>
+        <w:t>13 đến 14 giờ, học IC3</w:t>
+      </w:r>
+    </w:p>
+    <w:p>
+      <w:pPr>
+        <w:pStyle w:val="ListParagraph"/>
+        <w:numPr>
+          <w:ilvl w:val="0"/>
+          <w:numId w:val="2"/>
+        </w:numPr>
+        <w:rPr>
+          <w:rStyle w:val="Hyperlink"/>
+          <w:color w:val="auto"/>
+          <w:u w:val="none"/>
+          <w:lang w:val="en-US"/>
+        </w:rPr>
+      </w:pPr>
+      <w:r>
+        <w:rPr>
+          <w:rStyle w:val="Hyperlink"/>
+          <w:color w:val="auto"/>
+          <w:u w:val="none"/>
+          <w:lang w:val="en-US"/>
+        </w:rPr>
+        <w:t>14 đến 15 giờ, học vật lí</w:t>
+      </w:r>
+    </w:p>
+    <w:p>
+      <w:pPr>
+        <w:pStyle w:val="ListParagraph"/>
+        <w:numPr>
+          <w:ilvl w:val="0"/>
+          <w:numId w:val="2"/>
+        </w:numPr>
+        <w:rPr>
+          <w:rStyle w:val="Hyperlink"/>
+          <w:color w:val="auto"/>
+          <w:u w:val="none"/>
+          <w:lang w:val="en-US"/>
+        </w:rPr>
+      </w:pPr>
+      <w:r>
+        <w:rPr>
+          <w:rStyle w:val="Hyperlink"/>
+          <w:color w:val="auto"/>
+          <w:u w:val="none"/>
+          <w:lang w:val="en-US"/>
+        </w:rPr>
+        <w:t>15 đến 16 giờ, giải đề</w:t>
+      </w:r>
+    </w:p>
+    <w:p>
+      <w:pPr>
+        <w:pStyle w:val="ListParagraph"/>
+        <w:numPr>
+          <w:ilvl w:val="0"/>
+          <w:numId w:val="2"/>
+        </w:numPr>
+        <w:rPr>
+          <w:rStyle w:val="Hyperlink"/>
+          <w:color w:val="auto"/>
+          <w:u w:val="none"/>
+          <w:lang w:val="en-US"/>
+        </w:rPr>
+      </w:pPr>
+      <w:r>
+        <w:rPr>
+          <w:rStyle w:val="Hyperlink"/>
+          <w:color w:val="auto"/>
+          <w:u w:val="none"/>
+          <w:lang w:val="en-US"/>
+        </w:rPr>
+        <w:t>16 đến 17 giờ, học Hack + Web</w:t>
+      </w:r>
+    </w:p>
+    <w:p>
+      <w:pPr>
+        <w:pStyle w:val="ListParagraph"/>
+        <w:numPr>
+          <w:ilvl w:val="0"/>
+          <w:numId w:val="2"/>
+        </w:numPr>
+        <w:rPr>
+          <w:rStyle w:val="Hyperlink"/>
+          <w:color w:val="auto"/>
+          <w:u w:val="none"/>
+          <w:lang w:val="en-US"/>
+        </w:rPr>
+      </w:pPr>
+      <w:r>
+        <w:rPr>
+          <w:rStyle w:val="Hyperlink"/>
+          <w:color w:val="auto"/>
+          <w:u w:val="none"/>
+          <w:lang w:val="en-US"/>
+        </w:rPr>
+        <w:t>17 đến 18 giờ, tắm, giặt, phơi, nghỉ, đọc Berserk</w:t>
+      </w:r>
+    </w:p>
+    <w:p>
+      <w:pPr>
+        <w:pStyle w:val="ListParagraph"/>
+        <w:numPr>
+          <w:ilvl w:val="0"/>
+          <w:numId w:val="2"/>
+        </w:numPr>
+        <w:rPr>
+          <w:rStyle w:val="Hyperlink"/>
+          <w:color w:val="auto"/>
+          <w:u w:val="none"/>
+          <w:lang w:val="en-US"/>
+        </w:rPr>
+      </w:pPr>
+      <w:r>
+        <w:rPr>
+          <w:rStyle w:val="Hyperlink"/>
+          <w:color w:val="auto"/>
+          <w:u w:val="none"/>
+          <w:lang w:val="en-US"/>
+        </w:rPr>
         <w:lastRenderedPageBreak/>
-        <w:t>Chỗ Để Xe?</w:t>
-      </w:r>
-    </w:p>
-    <w:p>
-      <w:pPr>
-        <w:pStyle w:val="ListParagraph"/>
-        <w:numPr>
-          <w:ilvl w:val="0"/>
-          <w:numId w:val="2"/>
-        </w:numPr>
-        <w:rPr>
-          <w:rStyle w:val="Hyperlink"/>
-          <w:color w:val="auto"/>
-          <w:u w:val="none"/>
-          <w:lang w:val="en-US"/>
-        </w:rPr>
-      </w:pPr>
-      <w:r>
-        <w:rPr>
-          <w:rStyle w:val="Hyperlink"/>
-          <w:color w:val="auto"/>
-          <w:u w:val="none"/>
-          <w:lang w:val="en-US"/>
-        </w:rPr>
-        <w:t>Sát mặt đường</w:t>
-      </w:r>
-    </w:p>
-    <w:p>
-      <w:pPr>
-        <w:pStyle w:val="ListParagraph"/>
-        <w:numPr>
-          <w:ilvl w:val="0"/>
-          <w:numId w:val="6"/>
-        </w:numPr>
-        <w:rPr>
-          <w:rStyle w:val="Hyperlink"/>
-          <w:color w:val="auto"/>
-          <w:u w:val="none"/>
-          <w:lang w:val="en-US"/>
-        </w:rPr>
-      </w:pPr>
-      <w:r>
-        <w:rPr>
-          <w:rStyle w:val="Hyperlink"/>
-          <w:color w:val="auto"/>
-          <w:u w:val="none"/>
-          <w:lang w:val="en-US"/>
-        </w:rPr>
-        <w:t>Thư Viện?</w:t>
-      </w:r>
-    </w:p>
-    <w:p>
-      <w:pPr>
-        <w:pStyle w:val="ListParagraph"/>
-        <w:numPr>
-          <w:ilvl w:val="0"/>
-          <w:numId w:val="2"/>
-        </w:numPr>
-        <w:rPr>
-          <w:rStyle w:val="Hyperlink"/>
-          <w:color w:val="auto"/>
-          <w:u w:val="none"/>
-          <w:lang w:val="en-US"/>
-        </w:rPr>
-      </w:pPr>
-      <w:r>
-        <w:rPr>
-          <w:rStyle w:val="Hyperlink"/>
-          <w:color w:val="auto"/>
-          <w:u w:val="none"/>
-          <w:lang w:val="en-US"/>
-        </w:rPr>
-        <w:t>Tòa H1</w:t>
-      </w:r>
-    </w:p>
-    <w:p>
-      <w:pPr>
-        <w:pStyle w:val="ListParagraph"/>
-        <w:numPr>
-          <w:ilvl w:val="0"/>
-          <w:numId w:val="6"/>
-        </w:numPr>
-        <w:rPr>
-          <w:rStyle w:val="Hyperlink"/>
-          <w:color w:val="auto"/>
-          <w:u w:val="none"/>
-          <w:lang w:val="en-US"/>
-        </w:rPr>
-      </w:pPr>
-      <w:r>
-        <w:rPr>
-          <w:rStyle w:val="Hyperlink"/>
-          <w:color w:val="auto"/>
-          <w:u w:val="none"/>
-          <w:lang w:val="en-US"/>
-        </w:rPr>
-        <w:t>Tên Tiếng Anh Của Trường?</w:t>
-      </w:r>
-    </w:p>
-    <w:p>
-      <w:pPr>
-        <w:pStyle w:val="ListParagraph"/>
-        <w:numPr>
-          <w:ilvl w:val="0"/>
-          <w:numId w:val="2"/>
-        </w:numPr>
-        <w:rPr>
-          <w:rStyle w:val="Hyperlink"/>
-          <w:color w:val="auto"/>
-          <w:u w:val="none"/>
-          <w:lang w:val="en-US"/>
-        </w:rPr>
-      </w:pPr>
-      <w:r>
-        <w:rPr>
-          <w:rStyle w:val="Hyperlink"/>
-          <w:color w:val="auto"/>
-          <w:u w:val="none"/>
-          <w:lang w:val="en-US"/>
-        </w:rPr>
-        <w:t xml:space="preserve">HCMUT = </w:t>
-      </w:r>
-      <w:r>
-        <w:rPr>
-          <w:rStyle w:val="Hyperlink"/>
-          <w:color w:val="auto"/>
-          <w:u w:val="none"/>
-          <w:lang w:val="en-US"/>
-        </w:rPr>
-        <w:t>Ho Chi Minh City University of Technology</w:t>
-      </w:r>
-    </w:p>
-    <w:p>
-      <w:pPr>
-        <w:rPr>
-          <w:rStyle w:val="Hyperlink"/>
-          <w:lang w:val="en-US"/>
-        </w:rPr>
-      </w:pPr>
-    </w:p>
-    <w:p>
-      <w:pPr>
-        <w:rPr>
-          <w:rStyle w:val="Hyperlink"/>
-          <w:color w:val="auto"/>
-          <w:u w:val="none"/>
-          <w:lang w:val="en-US"/>
-        </w:rPr>
-      </w:pPr>
-      <w:r>
-        <w:rPr>
-          <w:rStyle w:val="Hyperlink"/>
-          <w:color w:val="auto"/>
-          <w:u w:val="none"/>
-          <w:lang w:val="en-US"/>
-        </w:rPr>
-        <w:t>Group – Nhóm:</w:t>
-      </w:r>
-    </w:p>
-    <w:p>
-      <w:pPr>
-        <w:pStyle w:val="ListParagraph"/>
-        <w:numPr>
-          <w:ilvl w:val="0"/>
-          <w:numId w:val="3"/>
-        </w:numPr>
-        <w:rPr>
-          <w:rStyle w:val="Hyperlink"/>
-          <w:color w:val="auto"/>
-          <w:u w:val="none"/>
-          <w:lang w:val="en-US"/>
-        </w:rPr>
-      </w:pPr>
-      <w:r>
-        <w:rPr>
-          <w:rStyle w:val="Hyperlink"/>
-          <w:color w:val="auto"/>
-          <w:u w:val="none"/>
-          <w:lang w:val="en-US"/>
-        </w:rPr>
-        <w:t>Danh Sách Các CLB Cần Đăng Kí?</w:t>
-      </w:r>
-    </w:p>
-    <w:p>
-      <w:pPr>
-        <w:pStyle w:val="ListParagraph"/>
-        <w:numPr>
-          <w:ilvl w:val="0"/>
-          <w:numId w:val="2"/>
-        </w:numPr>
-        <w:rPr>
-          <w:rStyle w:val="Hyperlink"/>
-          <w:color w:val="auto"/>
-          <w:u w:val="none"/>
-          <w:lang w:val="en-US"/>
-        </w:rPr>
-      </w:pPr>
-      <w:r>
-        <w:rPr>
-          <w:rStyle w:val="Hyperlink"/>
-          <w:color w:val="auto"/>
-          <w:u w:val="none"/>
-          <w:lang w:val="en-US"/>
-        </w:rPr>
-        <w:t>Big Data Club</w:t>
-      </w:r>
-    </w:p>
-    <w:p>
-      <w:pPr>
-        <w:pStyle w:val="ListParagraph"/>
-        <w:numPr>
-          <w:ilvl w:val="0"/>
-          <w:numId w:val="2"/>
-        </w:numPr>
-        <w:rPr>
-          <w:rStyle w:val="Hyperlink"/>
-          <w:color w:val="auto"/>
-          <w:u w:val="none"/>
-          <w:lang w:val="en-US"/>
-        </w:rPr>
-      </w:pPr>
-      <w:r>
-        <w:rPr>
-          <w:rStyle w:val="Hyperlink"/>
-          <w:color w:val="auto"/>
-          <w:u w:val="none"/>
-          <w:lang w:val="en-US"/>
-        </w:rPr>
-        <w:t>CLB Robot</w:t>
-      </w:r>
-    </w:p>
-    <w:p>
-      <w:pPr>
-        <w:pStyle w:val="ListParagraph"/>
-        <w:numPr>
-          <w:ilvl w:val="0"/>
-          <w:numId w:val="2"/>
-        </w:numPr>
-        <w:rPr>
-          <w:rStyle w:val="Hyperlink"/>
-          <w:color w:val="auto"/>
-          <w:u w:val="none"/>
-          <w:lang w:val="en-US"/>
-        </w:rPr>
-      </w:pPr>
-      <w:r>
-        <w:rPr>
-          <w:rStyle w:val="Hyperlink"/>
-          <w:color w:val="auto"/>
-          <w:u w:val="none"/>
-          <w:lang w:val="en-US"/>
-        </w:rPr>
-        <w:t>CLB Trí Tuệ Nhân Tạo</w:t>
-      </w:r>
-      <w:r>
-        <w:rPr>
-          <w:rStyle w:val="Hyperlink"/>
-          <w:color w:val="auto"/>
-          <w:u w:val="none"/>
-          <w:lang w:val="en-US"/>
-        </w:rPr>
-        <w:t>, năm 2</w:t>
-      </w:r>
-    </w:p>
-    <w:p>
-      <w:pPr>
-        <w:pStyle w:val="ListParagraph"/>
-        <w:numPr>
-          <w:ilvl w:val="0"/>
-          <w:numId w:val="3"/>
-        </w:numPr>
-        <w:rPr>
-          <w:rStyle w:val="Hyperlink"/>
-          <w:color w:val="auto"/>
-          <w:u w:val="none"/>
-          <w:lang w:val="en-US"/>
-        </w:rPr>
-      </w:pPr>
-      <w:r>
-        <w:rPr>
-          <w:rStyle w:val="Hyperlink"/>
-          <w:color w:val="auto"/>
-          <w:u w:val="none"/>
-          <w:lang w:val="en-US"/>
-        </w:rPr>
-        <w:t>Cách Xem Các Trang Đang Theo Dõi Và Nhóm?</w:t>
-      </w:r>
-    </w:p>
-    <w:p>
-      <w:pPr>
-        <w:pStyle w:val="ListParagraph"/>
-        <w:numPr>
-          <w:ilvl w:val="0"/>
-          <w:numId w:val="2"/>
-        </w:numPr>
-        <w:rPr>
-          <w:rStyle w:val="Hyperlink"/>
-          <w:color w:val="auto"/>
-          <w:u w:val="none"/>
-          <w:lang w:val="en-US"/>
-        </w:rPr>
-      </w:pPr>
-      <w:r>
-        <w:rPr>
-          <w:rStyle w:val="Hyperlink"/>
-          <w:color w:val="auto"/>
-          <w:u w:val="none"/>
-          <w:lang w:val="en-US"/>
-        </w:rPr>
-        <w:t>Mở Facebook + Click Avatar của bạn + chọn “Chỉnh sửa chi tiết công khai’ + chọn “Chỉnh sửa thông tin giới thiệu” + cuộn xuống</w:t>
-      </w:r>
-    </w:p>
-    <w:p>
-      <w:pPr>
-        <w:rPr>
-          <w:rStyle w:val="Hyperlink"/>
-          <w:color w:val="auto"/>
-          <w:u w:val="none"/>
-          <w:lang w:val="en-US"/>
-        </w:rPr>
-      </w:pPr>
-    </w:p>
-    <w:p>
-      <w:pPr>
-        <w:rPr>
-          <w:rStyle w:val="Hyperlink"/>
-          <w:color w:val="auto"/>
-          <w:u w:val="none"/>
-          <w:lang w:val="en-US"/>
-        </w:rPr>
-      </w:pPr>
-      <w:r>
-        <w:rPr>
-          <w:rStyle w:val="Hyperlink"/>
-          <w:color w:val="auto"/>
-          <w:u w:val="none"/>
-          <w:lang w:val="en-US"/>
-        </w:rPr>
-        <w:t xml:space="preserve">Schedule – Lịch </w:t>
-      </w:r>
-      <w:r>
-        <w:rPr>
-          <w:rStyle w:val="Hyperlink"/>
-          <w:color w:val="auto"/>
-          <w:u w:val="none"/>
-          <w:lang w:val="en-US"/>
-        </w:rPr>
-        <w:t>Trình:</w:t>
-      </w:r>
-    </w:p>
-    <w:p>
-      <w:pPr>
-        <w:pStyle w:val="ListParagraph"/>
-        <w:numPr>
-          <w:ilvl w:val="0"/>
-          <w:numId w:val="4"/>
-        </w:numPr>
-        <w:rPr>
-          <w:rStyle w:val="Hyperlink"/>
-          <w:color w:val="auto"/>
-          <w:u w:val="none"/>
-          <w:lang w:val="en-US"/>
-        </w:rPr>
-      </w:pPr>
-      <w:r>
-        <w:rPr>
-          <w:rStyle w:val="Hyperlink"/>
-          <w:color w:val="auto"/>
-          <w:u w:val="none"/>
-          <w:lang w:val="en-US"/>
-        </w:rPr>
-        <w:t>Học Kì Này?</w:t>
-      </w:r>
-    </w:p>
-    <w:p>
-      <w:pPr>
-        <w:pStyle w:val="ListParagraph"/>
-        <w:numPr>
-          <w:ilvl w:val="0"/>
-          <w:numId w:val="2"/>
-        </w:numPr>
-        <w:rPr>
-          <w:rStyle w:val="Hyperlink"/>
-          <w:color w:val="auto"/>
-          <w:u w:val="none"/>
-          <w:lang w:val="en-US"/>
-        </w:rPr>
-      </w:pPr>
-      <w:r>
-        <w:rPr>
-          <w:rStyle w:val="Hyperlink"/>
-          <w:color w:val="auto"/>
-          <w:u w:val="none"/>
-          <w:lang w:val="en-US"/>
-        </w:rPr>
-        <w:t>Vật lí 1 (Lý Anh Tú)</w:t>
-      </w:r>
-    </w:p>
-    <w:p>
-      <w:pPr>
-        <w:pStyle w:val="ListParagraph"/>
-        <w:numPr>
-          <w:ilvl w:val="0"/>
-          <w:numId w:val="2"/>
-        </w:numPr>
-        <w:rPr>
-          <w:rStyle w:val="Hyperlink"/>
-          <w:color w:val="auto"/>
-          <w:u w:val="none"/>
-          <w:lang w:val="en-US"/>
-        </w:rPr>
-      </w:pPr>
-      <w:r>
-        <w:rPr>
-          <w:rStyle w:val="Hyperlink"/>
-          <w:color w:val="auto"/>
-          <w:u w:val="none"/>
-          <w:lang w:val="en-US"/>
-        </w:rPr>
-        <w:t>Giải tích 1 (Đào Huy Cường)</w:t>
-      </w:r>
-    </w:p>
-    <w:p>
-      <w:pPr>
-        <w:pStyle w:val="ListParagraph"/>
-        <w:numPr>
-          <w:ilvl w:val="0"/>
-          <w:numId w:val="2"/>
-        </w:numPr>
-        <w:rPr>
-          <w:rStyle w:val="Hyperlink"/>
-          <w:color w:val="auto"/>
-          <w:u w:val="none"/>
-          <w:lang w:val="en-US"/>
-        </w:rPr>
-      </w:pPr>
-      <w:r>
-        <w:rPr>
-          <w:rStyle w:val="Hyperlink"/>
-          <w:color w:val="auto"/>
-          <w:u w:val="none"/>
-          <w:lang w:val="en-US"/>
-        </w:rPr>
-        <w:t>Hệ thống số (Đoàn Minh Vững)</w:t>
-      </w:r>
-    </w:p>
-    <w:p>
-      <w:pPr>
-        <w:pStyle w:val="ListParagraph"/>
-        <w:numPr>
-          <w:ilvl w:val="0"/>
-          <w:numId w:val="2"/>
-        </w:numPr>
-        <w:rPr>
-          <w:rStyle w:val="Hyperlink"/>
-          <w:color w:val="auto"/>
-          <w:u w:val="none"/>
-          <w:lang w:val="en-US"/>
-        </w:rPr>
-      </w:pPr>
-      <w:r>
-        <w:rPr>
-          <w:rStyle w:val="Hyperlink"/>
-          <w:color w:val="auto"/>
-          <w:u w:val="none"/>
-          <w:lang w:val="en-US"/>
-        </w:rPr>
-        <w:t>Nhập môn điện toán (Nguyễn Cao Trí</w:t>
-      </w:r>
-      <w:r>
-        <w:rPr>
-          <w:rStyle w:val="Hyperlink"/>
-          <w:color w:val="auto"/>
-          <w:u w:val="none"/>
-          <w:lang w:val="en-US"/>
-        </w:rPr>
-        <w:t>, caotri@hcmut.edu.vn</w:t>
-      </w:r>
-      <w:r>
-        <w:rPr>
-          <w:rStyle w:val="Hyperlink"/>
-          <w:color w:val="auto"/>
-          <w:u w:val="none"/>
-          <w:lang w:val="en-US"/>
-        </w:rPr>
-        <w:t>)</w:t>
-      </w:r>
-    </w:p>
-    <w:p>
-      <w:pPr>
-        <w:pStyle w:val="ListParagraph"/>
-        <w:numPr>
-          <w:ilvl w:val="0"/>
-          <w:numId w:val="4"/>
-        </w:numPr>
-        <w:rPr>
-          <w:rStyle w:val="Hyperlink"/>
-          <w:color w:val="auto"/>
-          <w:u w:val="none"/>
-          <w:lang w:val="en-US"/>
-        </w:rPr>
-      </w:pPr>
-      <w:r>
-        <w:rPr>
-          <w:rStyle w:val="Hyperlink"/>
-          <w:color w:val="auto"/>
-          <w:u w:val="none"/>
-          <w:lang w:val="en-US"/>
-        </w:rPr>
-        <w:t>Tiết Học?</w:t>
-      </w:r>
-    </w:p>
-    <w:p>
-      <w:pPr>
-        <w:pStyle w:val="ListParagraph"/>
-        <w:numPr>
-          <w:ilvl w:val="0"/>
-          <w:numId w:val="2"/>
-        </w:numPr>
-        <w:rPr>
-          <w:rStyle w:val="Hyperlink"/>
-          <w:color w:val="auto"/>
-          <w:u w:val="none"/>
-          <w:lang w:val="en-US"/>
-        </w:rPr>
-      </w:pPr>
-      <w:r>
-        <w:rPr>
-          <w:rStyle w:val="Hyperlink"/>
-          <w:color w:val="auto"/>
-          <w:u w:val="none"/>
-          <w:lang w:val="en-US"/>
-        </w:rPr>
-        <w:t>Bắt đầu từ 6 giờ đến 18 giờ</w:t>
-      </w:r>
-    </w:p>
-    <w:p>
-      <w:pPr>
-        <w:pStyle w:val="ListParagraph"/>
-        <w:numPr>
-          <w:ilvl w:val="0"/>
-          <w:numId w:val="2"/>
-        </w:numPr>
-        <w:rPr>
-          <w:rStyle w:val="Hyperlink"/>
-          <w:color w:val="auto"/>
-          <w:u w:val="none"/>
-          <w:lang w:val="en-US"/>
-        </w:rPr>
-      </w:pPr>
-      <w:r>
-        <w:rPr>
-          <w:rStyle w:val="Hyperlink"/>
-          <w:color w:val="auto"/>
-          <w:u w:val="none"/>
-          <w:lang w:val="en-US"/>
-        </w:rPr>
-        <w:t>Mỗi tiết kéo dài 50 phút + 10 phút nghỉ</w:t>
-      </w:r>
-    </w:p>
-    <w:p>
-      <w:pPr>
-        <w:pStyle w:val="ListParagraph"/>
-        <w:numPr>
-          <w:ilvl w:val="0"/>
-          <w:numId w:val="4"/>
-        </w:numPr>
-        <w:rPr>
-          <w:rStyle w:val="Hyperlink"/>
-          <w:color w:val="auto"/>
-          <w:u w:val="none"/>
-          <w:lang w:val="en-US"/>
-        </w:rPr>
-      </w:pPr>
-      <w:r>
-        <w:rPr>
-          <w:rStyle w:val="Hyperlink"/>
-          <w:color w:val="auto"/>
-          <w:u w:val="none"/>
-          <w:lang w:val="en-US"/>
-        </w:rPr>
-        <w:t>Tuần Hiện Tại?</w:t>
-      </w:r>
-    </w:p>
-    <w:p>
-      <w:pPr>
-        <w:pStyle w:val="ListParagraph"/>
-        <w:numPr>
-          <w:ilvl w:val="0"/>
-          <w:numId w:val="2"/>
-        </w:numPr>
-        <w:rPr>
-          <w:rStyle w:val="Hyperlink"/>
-          <w:color w:val="auto"/>
-          <w:u w:val="none"/>
-          <w:lang w:val="en-US"/>
-        </w:rPr>
-      </w:pPr>
-      <w:r>
-        <w:rPr>
-          <w:rStyle w:val="Hyperlink"/>
-          <w:color w:val="auto"/>
-          <w:u w:val="none"/>
-          <w:lang w:val="en-US"/>
-        </w:rPr>
-        <w:t>3</w:t>
-      </w:r>
-      <w:r>
-        <w:rPr>
-          <w:rStyle w:val="Hyperlink"/>
-          <w:color w:val="auto"/>
-          <w:u w:val="none"/>
-          <w:lang w:val="en-US"/>
-        </w:rPr>
-        <w:t>8</w:t>
-      </w:r>
-    </w:p>
-    <w:p>
-      <w:pPr>
-        <w:pStyle w:val="ListParagraph"/>
-        <w:numPr>
-          <w:ilvl w:val="0"/>
-          <w:numId w:val="4"/>
-        </w:numPr>
-        <w:rPr>
-          <w:rStyle w:val="Hyperlink"/>
-          <w:color w:val="auto"/>
-          <w:u w:val="none"/>
-          <w:lang w:val="en-US"/>
-        </w:rPr>
-      </w:pPr>
-      <w:r>
-        <w:rPr>
-          <w:rStyle w:val="Hyperlink"/>
-          <w:color w:val="auto"/>
-          <w:u w:val="none"/>
-          <w:lang w:val="en-US"/>
-        </w:rPr>
-        <w:t>Lịch Bình Thường Hằng Ngày?</w:t>
-      </w:r>
-    </w:p>
-    <w:p>
-      <w:pPr>
-        <w:pStyle w:val="ListParagraph"/>
-        <w:numPr>
-          <w:ilvl w:val="0"/>
-          <w:numId w:val="2"/>
-        </w:numPr>
-        <w:rPr>
-          <w:rStyle w:val="Hyperlink"/>
-          <w:color w:val="auto"/>
-          <w:u w:val="none"/>
-          <w:lang w:val="en-US"/>
-        </w:rPr>
-      </w:pPr>
-      <w:r>
-        <w:rPr>
-          <w:rStyle w:val="Hyperlink"/>
-          <w:color w:val="auto"/>
-          <w:u w:val="none"/>
-          <w:lang w:val="en-US"/>
-        </w:rPr>
-        <w:t>5 đến 6 giờ, rửa mặt, đánh răng, xỉa răng, đái ỉa, hít đất, nghỉ 1 lát</w:t>
-      </w:r>
-    </w:p>
-    <w:p>
-      <w:pPr>
-        <w:pStyle w:val="ListParagraph"/>
-        <w:numPr>
-          <w:ilvl w:val="0"/>
-          <w:numId w:val="2"/>
-        </w:numPr>
-        <w:rPr>
-          <w:rStyle w:val="Hyperlink"/>
-          <w:color w:val="auto"/>
-          <w:u w:val="none"/>
-          <w:lang w:val="en-US"/>
-        </w:rPr>
-      </w:pPr>
-      <w:r>
-        <w:rPr>
-          <w:rStyle w:val="Hyperlink"/>
-          <w:color w:val="auto"/>
-          <w:u w:val="none"/>
-          <w:lang w:val="en-US"/>
-        </w:rPr>
-        <w:t>6 đến 6.5 giờ,</w:t>
+        <w:t>18 đến 19 giờ, ăn, nghỉ,</w:t>
       </w:r>
       <w:r>
         <w:rPr>
@@ -2417,346 +2811,6 @@
           <w:u w:val="none"/>
           <w:lang w:val="en-US"/>
         </w:rPr>
-        <w:t>6.5 đến 7 giờ, đi ăn, về nhà, nghỉ 1 lát</w:t>
-      </w:r>
-    </w:p>
-    <w:p>
-      <w:pPr>
-        <w:pStyle w:val="ListParagraph"/>
-        <w:numPr>
-          <w:ilvl w:val="0"/>
-          <w:numId w:val="2"/>
-        </w:numPr>
-        <w:rPr>
-          <w:rStyle w:val="Hyperlink"/>
-          <w:color w:val="auto"/>
-          <w:u w:val="none"/>
-          <w:lang w:val="en-US"/>
-        </w:rPr>
-      </w:pPr>
-      <w:r>
-        <w:rPr>
-          <w:rStyle w:val="Hyperlink"/>
-          <w:color w:val="auto"/>
-          <w:u w:val="none"/>
-          <w:lang w:val="en-US"/>
-        </w:rPr>
-        <w:t>7 đến 8 giờ, học Matlab</w:t>
-      </w:r>
-    </w:p>
-    <w:p>
-      <w:pPr>
-        <w:pStyle w:val="ListParagraph"/>
-        <w:numPr>
-          <w:ilvl w:val="0"/>
-          <w:numId w:val="2"/>
-        </w:numPr>
-        <w:rPr>
-          <w:rStyle w:val="Hyperlink"/>
-          <w:color w:val="auto"/>
-          <w:u w:val="none"/>
-          <w:lang w:val="en-US"/>
-        </w:rPr>
-      </w:pPr>
-      <w:r>
-        <w:rPr>
-          <w:rStyle w:val="Hyperlink"/>
-          <w:color w:val="auto"/>
-          <w:u w:val="none"/>
-          <w:lang w:val="en-US"/>
-        </w:rPr>
-        <w:t>8 đến 9 giờ, học Tensorflow</w:t>
-      </w:r>
-    </w:p>
-    <w:p>
-      <w:pPr>
-        <w:pStyle w:val="ListParagraph"/>
-        <w:numPr>
-          <w:ilvl w:val="0"/>
-          <w:numId w:val="2"/>
-        </w:numPr>
-        <w:rPr>
-          <w:rStyle w:val="Hyperlink"/>
-          <w:color w:val="auto"/>
-          <w:u w:val="none"/>
-          <w:lang w:val="en-US"/>
-        </w:rPr>
-      </w:pPr>
-      <w:r>
-        <w:rPr>
-          <w:rStyle w:val="Hyperlink"/>
-          <w:color w:val="auto"/>
-          <w:u w:val="none"/>
-          <w:lang w:val="en-US"/>
-        </w:rPr>
-        <w:t>9 đến 10 giờ, học TOEIC + Berserk</w:t>
-      </w:r>
-    </w:p>
-    <w:p>
-      <w:pPr>
-        <w:pStyle w:val="ListParagraph"/>
-        <w:numPr>
-          <w:ilvl w:val="0"/>
-          <w:numId w:val="2"/>
-        </w:numPr>
-        <w:rPr>
-          <w:rStyle w:val="Hyperlink"/>
-          <w:color w:val="auto"/>
-          <w:u w:val="none"/>
-          <w:lang w:val="en-US"/>
-        </w:rPr>
-      </w:pPr>
-      <w:r>
-        <w:rPr>
-          <w:rStyle w:val="Hyperlink"/>
-          <w:color w:val="auto"/>
-          <w:u w:val="none"/>
-          <w:lang w:val="en-US"/>
-        </w:rPr>
-        <w:t>10 đến 11 giờ, học MOS</w:t>
-      </w:r>
-    </w:p>
-    <w:p>
-      <w:pPr>
-        <w:pStyle w:val="ListParagraph"/>
-        <w:numPr>
-          <w:ilvl w:val="0"/>
-          <w:numId w:val="2"/>
-        </w:numPr>
-        <w:rPr>
-          <w:rStyle w:val="Hyperlink"/>
-          <w:color w:val="auto"/>
-          <w:u w:val="none"/>
-          <w:lang w:val="en-US"/>
-        </w:rPr>
-      </w:pPr>
-      <w:r>
-        <w:rPr>
-          <w:rStyle w:val="Hyperlink"/>
-          <w:color w:val="auto"/>
-          <w:u w:val="none"/>
-          <w:lang w:val="en-US"/>
-        </w:rPr>
-        <w:t>11 đến 12 giờ, ăn, nghỉ, đọc Berserk</w:t>
-      </w:r>
-    </w:p>
-    <w:p>
-      <w:pPr>
-        <w:pStyle w:val="ListParagraph"/>
-        <w:numPr>
-          <w:ilvl w:val="0"/>
-          <w:numId w:val="2"/>
-        </w:numPr>
-        <w:rPr>
-          <w:rStyle w:val="Hyperlink"/>
-          <w:color w:val="auto"/>
-          <w:u w:val="none"/>
-          <w:lang w:val="en-US"/>
-        </w:rPr>
-      </w:pPr>
-      <w:r>
-        <w:rPr>
-          <w:rStyle w:val="Hyperlink"/>
-          <w:color w:val="auto"/>
-          <w:u w:val="none"/>
-          <w:lang w:val="en-US"/>
-        </w:rPr>
-        <w:t>12 đến 13 giờ, học IELTS + Berserk</w:t>
-      </w:r>
-    </w:p>
-    <w:p>
-      <w:pPr>
-        <w:pStyle w:val="ListParagraph"/>
-        <w:numPr>
-          <w:ilvl w:val="0"/>
-          <w:numId w:val="2"/>
-        </w:numPr>
-        <w:rPr>
-          <w:rStyle w:val="Hyperlink"/>
-          <w:color w:val="auto"/>
-          <w:u w:val="none"/>
-          <w:lang w:val="en-US"/>
-        </w:rPr>
-      </w:pPr>
-      <w:r>
-        <w:rPr>
-          <w:rStyle w:val="Hyperlink"/>
-          <w:color w:val="auto"/>
-          <w:u w:val="none"/>
-          <w:lang w:val="en-US"/>
-        </w:rPr>
-        <w:t>13 đến 14 giờ, học IC3</w:t>
-      </w:r>
-    </w:p>
-    <w:p>
-      <w:pPr>
-        <w:pStyle w:val="ListParagraph"/>
-        <w:numPr>
-          <w:ilvl w:val="0"/>
-          <w:numId w:val="2"/>
-        </w:numPr>
-        <w:rPr>
-          <w:rStyle w:val="Hyperlink"/>
-          <w:color w:val="auto"/>
-          <w:u w:val="none"/>
-          <w:lang w:val="en-US"/>
-        </w:rPr>
-      </w:pPr>
-      <w:r>
-        <w:rPr>
-          <w:rStyle w:val="Hyperlink"/>
-          <w:color w:val="auto"/>
-          <w:u w:val="none"/>
-          <w:lang w:val="en-US"/>
-        </w:rPr>
-        <w:t>14 đến 15 giờ, học vật lí</w:t>
-      </w:r>
-    </w:p>
-    <w:p>
-      <w:pPr>
-        <w:pStyle w:val="ListParagraph"/>
-        <w:numPr>
-          <w:ilvl w:val="0"/>
-          <w:numId w:val="2"/>
-        </w:numPr>
-        <w:rPr>
-          <w:rStyle w:val="Hyperlink"/>
-          <w:color w:val="auto"/>
-          <w:u w:val="none"/>
-          <w:lang w:val="en-US"/>
-        </w:rPr>
-      </w:pPr>
-      <w:r>
-        <w:rPr>
-          <w:rStyle w:val="Hyperlink"/>
-          <w:color w:val="auto"/>
-          <w:u w:val="none"/>
-          <w:lang w:val="en-US"/>
-        </w:rPr>
-        <w:t>15 đến 16 giờ, giải đề</w:t>
-      </w:r>
-    </w:p>
-    <w:p>
-      <w:pPr>
-        <w:pStyle w:val="ListParagraph"/>
-        <w:numPr>
-          <w:ilvl w:val="0"/>
-          <w:numId w:val="2"/>
-        </w:numPr>
-        <w:rPr>
-          <w:rStyle w:val="Hyperlink"/>
-          <w:color w:val="auto"/>
-          <w:u w:val="none"/>
-          <w:lang w:val="en-US"/>
-        </w:rPr>
-      </w:pPr>
-      <w:r>
-        <w:rPr>
-          <w:rStyle w:val="Hyperlink"/>
-          <w:color w:val="auto"/>
-          <w:u w:val="none"/>
-          <w:lang w:val="en-US"/>
-        </w:rPr>
-        <w:t>16 đến 17 giờ, học Hack + Web</w:t>
-      </w:r>
-    </w:p>
-    <w:p>
-      <w:pPr>
-        <w:pStyle w:val="ListParagraph"/>
-        <w:numPr>
-          <w:ilvl w:val="0"/>
-          <w:numId w:val="2"/>
-        </w:numPr>
-        <w:rPr>
-          <w:rStyle w:val="Hyperlink"/>
-          <w:color w:val="auto"/>
-          <w:u w:val="none"/>
-          <w:lang w:val="en-US"/>
-        </w:rPr>
-      </w:pPr>
-      <w:r>
-        <w:rPr>
-          <w:rStyle w:val="Hyperlink"/>
-          <w:color w:val="auto"/>
-          <w:u w:val="none"/>
-          <w:lang w:val="en-US"/>
-        </w:rPr>
-        <w:t>17 đến 18 giờ, tắm, giặt, phơi, nghỉ, đọc Berserk</w:t>
-      </w:r>
-    </w:p>
-    <w:p>
-      <w:pPr>
-        <w:pStyle w:val="ListParagraph"/>
-        <w:numPr>
-          <w:ilvl w:val="0"/>
-          <w:numId w:val="2"/>
-        </w:numPr>
-        <w:rPr>
-          <w:rStyle w:val="Hyperlink"/>
-          <w:color w:val="auto"/>
-          <w:u w:val="none"/>
-          <w:lang w:val="en-US"/>
-        </w:rPr>
-      </w:pPr>
-      <w:r>
-        <w:rPr>
-          <w:rStyle w:val="Hyperlink"/>
-          <w:color w:val="auto"/>
-          <w:u w:val="none"/>
-          <w:lang w:val="en-US"/>
-        </w:rPr>
-        <w:t>18 đến 19 giờ, ăn, nghỉ,</w:t>
-      </w:r>
-      <w:r>
-        <w:rPr>
-          <w:rStyle w:val="Hyperlink"/>
-          <w:color w:val="auto"/>
-          <w:u w:val="none"/>
-          <w:lang w:val="en-US"/>
-        </w:rPr>
-        <w:t xml:space="preserve"> Check Quiz,</w:t>
-      </w:r>
-      <w:r>
-        <w:rPr>
-          <w:rStyle w:val="Hyperlink"/>
-          <w:color w:val="auto"/>
-          <w:u w:val="none"/>
-          <w:lang w:val="en-US"/>
-        </w:rPr>
-        <w:t xml:space="preserve"> Check nhóm,</w:t>
-      </w:r>
-      <w:r>
-        <w:rPr>
-          <w:rStyle w:val="Hyperlink"/>
-          <w:color w:val="auto"/>
-          <w:u w:val="none"/>
-          <w:lang w:val="en-US"/>
-        </w:rPr>
-        <w:t xml:space="preserve"> đọc Berserk</w:t>
-      </w:r>
-    </w:p>
-    <w:p>
-      <w:pPr>
-        <w:pStyle w:val="ListParagraph"/>
-        <w:numPr>
-          <w:ilvl w:val="0"/>
-          <w:numId w:val="2"/>
-        </w:numPr>
-        <w:rPr>
-          <w:rStyle w:val="Hyperlink"/>
-          <w:color w:val="auto"/>
-          <w:u w:val="none"/>
-          <w:lang w:val="en-US"/>
-        </w:rPr>
-      </w:pPr>
-      <w:r>
-        <w:rPr>
-          <w:rStyle w:val="Hyperlink"/>
-          <w:color w:val="auto"/>
-          <w:u w:val="none"/>
-          <w:lang w:val="en-US"/>
-        </w:rPr>
-        <w:lastRenderedPageBreak/>
         <w:t>19 đến 20 giờ, học thuật toán</w:t>
       </w:r>
     </w:p>

--- a/hcmut.docx
+++ b/hcmut.docx
@@ -707,21 +707,7 @@
             <w:rStyle w:val="Hyperlink"/>
             <w:lang w:val="en-US"/>
           </w:rPr>
-          <w:t>https://sso.hcmut.edu.vn/cas/login?</w:t>
-        </w:r>
-        <w:r>
-          <w:rPr>
-            <w:rStyle w:val="Hyperlink"/>
-            <w:lang w:val="en-US"/>
-          </w:rPr>
-          <w:t>s</w:t>
-        </w:r>
-        <w:r>
-          <w:rPr>
-            <w:rStyle w:val="Hyperlink"/>
-            <w:lang w:val="en-US"/>
-          </w:rPr>
-          <w:t>ervice=http://tracuubkhcm.minvoice.vn/</w:t>
+          <w:t>https://sso.hcmut.edu.vn/cas/login?service=http://tracuubkhcm.minvoice.vn/</w:t>
         </w:r>
       </w:hyperlink>
     </w:p>
@@ -1120,6 +1106,30 @@
           <w:u w:val="none"/>
           <w:lang w:val="en-US"/>
         </w:rPr>
+        <w:t>Có tác dụng vĩnh viễn</w:t>
+      </w:r>
+    </w:p>
+    <w:p>
+      <w:pPr>
+        <w:pStyle w:val="ListParagraph"/>
+        <w:numPr>
+          <w:ilvl w:val="0"/>
+          <w:numId w:val="2"/>
+        </w:numPr>
+        <w:rPr>
+          <w:rStyle w:val="Hyperlink"/>
+          <w:color w:val="auto"/>
+          <w:u w:val="none"/>
+          <w:lang w:val="en-US"/>
+        </w:rPr>
+      </w:pPr>
+      <w:r>
+        <w:rPr>
+          <w:rStyle w:val="Hyperlink"/>
+          <w:color w:val="auto"/>
+          <w:u w:val="none"/>
+          <w:lang w:val="en-US"/>
+        </w:rPr>
         <w:t>Bài thi</w:t>
       </w:r>
       <w:r>
@@ -1685,6 +1695,7 @@
           <w:u w:val="none"/>
           <w:lang w:val="en-US"/>
         </w:rPr>
+        <w:lastRenderedPageBreak/>
         <w:t>Giảng Đường H6?</w:t>
       </w:r>
     </w:p>
@@ -1709,379 +1720,1132 @@
           <w:u w:val="none"/>
           <w:lang w:val="en-US"/>
         </w:rPr>
+        <w:t>Lên tầng 6 tòa H6 = thang máy, rẽ trái lên bậc thang là tới</w:t>
+      </w:r>
+    </w:p>
+    <w:p>
+      <w:pPr>
+        <w:pStyle w:val="ListParagraph"/>
+        <w:numPr>
+          <w:ilvl w:val="0"/>
+          <w:numId w:val="6"/>
+        </w:numPr>
+        <w:rPr>
+          <w:rStyle w:val="Hyperlink"/>
+          <w:color w:val="auto"/>
+          <w:u w:val="none"/>
+          <w:lang w:val="en-US"/>
+        </w:rPr>
+      </w:pPr>
+      <w:r>
+        <w:rPr>
+          <w:rStyle w:val="Hyperlink"/>
+          <w:color w:val="auto"/>
+          <w:u w:val="none"/>
+          <w:lang w:val="en-US"/>
+        </w:rPr>
+        <w:t>Chỗ Để Xe?</w:t>
+      </w:r>
+    </w:p>
+    <w:p>
+      <w:pPr>
+        <w:pStyle w:val="ListParagraph"/>
+        <w:numPr>
+          <w:ilvl w:val="0"/>
+          <w:numId w:val="2"/>
+        </w:numPr>
+        <w:rPr>
+          <w:rStyle w:val="Hyperlink"/>
+          <w:color w:val="auto"/>
+          <w:u w:val="none"/>
+          <w:lang w:val="en-US"/>
+        </w:rPr>
+      </w:pPr>
+      <w:r>
+        <w:rPr>
+          <w:rStyle w:val="Hyperlink"/>
+          <w:color w:val="auto"/>
+          <w:u w:val="none"/>
+          <w:lang w:val="en-US"/>
+        </w:rPr>
+        <w:t>Sát mặt đường</w:t>
+      </w:r>
+    </w:p>
+    <w:p>
+      <w:pPr>
+        <w:pStyle w:val="ListParagraph"/>
+        <w:numPr>
+          <w:ilvl w:val="0"/>
+          <w:numId w:val="6"/>
+        </w:numPr>
+        <w:rPr>
+          <w:rStyle w:val="Hyperlink"/>
+          <w:color w:val="auto"/>
+          <w:u w:val="none"/>
+          <w:lang w:val="en-US"/>
+        </w:rPr>
+      </w:pPr>
+      <w:r>
+        <w:rPr>
+          <w:rStyle w:val="Hyperlink"/>
+          <w:color w:val="auto"/>
+          <w:u w:val="none"/>
+          <w:lang w:val="en-US"/>
+        </w:rPr>
+        <w:t>Thư Viện?</w:t>
+      </w:r>
+    </w:p>
+    <w:p>
+      <w:pPr>
+        <w:pStyle w:val="ListParagraph"/>
+        <w:numPr>
+          <w:ilvl w:val="0"/>
+          <w:numId w:val="2"/>
+        </w:numPr>
+        <w:rPr>
+          <w:rStyle w:val="Hyperlink"/>
+          <w:color w:val="auto"/>
+          <w:u w:val="none"/>
+          <w:lang w:val="en-US"/>
+        </w:rPr>
+      </w:pPr>
+      <w:r>
+        <w:rPr>
+          <w:rStyle w:val="Hyperlink"/>
+          <w:color w:val="auto"/>
+          <w:u w:val="none"/>
+          <w:lang w:val="en-US"/>
+        </w:rPr>
+        <w:t>Tòa H1</w:t>
+      </w:r>
+    </w:p>
+    <w:p>
+      <w:pPr>
+        <w:pStyle w:val="ListParagraph"/>
+        <w:numPr>
+          <w:ilvl w:val="0"/>
+          <w:numId w:val="6"/>
+        </w:numPr>
+        <w:rPr>
+          <w:rStyle w:val="Hyperlink"/>
+          <w:color w:val="auto"/>
+          <w:u w:val="none"/>
+          <w:lang w:val="en-US"/>
+        </w:rPr>
+      </w:pPr>
+      <w:r>
+        <w:rPr>
+          <w:rStyle w:val="Hyperlink"/>
+          <w:color w:val="auto"/>
+          <w:u w:val="none"/>
+          <w:lang w:val="en-US"/>
+        </w:rPr>
+        <w:t>Tên Tiếng Anh Của Trường?</w:t>
+      </w:r>
+    </w:p>
+    <w:p>
+      <w:pPr>
+        <w:pStyle w:val="ListParagraph"/>
+        <w:numPr>
+          <w:ilvl w:val="0"/>
+          <w:numId w:val="2"/>
+        </w:numPr>
+        <w:rPr>
+          <w:rStyle w:val="Hyperlink"/>
+          <w:color w:val="auto"/>
+          <w:u w:val="none"/>
+          <w:lang w:val="en-US"/>
+        </w:rPr>
+      </w:pPr>
+      <w:r>
+        <w:rPr>
+          <w:rStyle w:val="Hyperlink"/>
+          <w:color w:val="auto"/>
+          <w:u w:val="none"/>
+          <w:lang w:val="en-US"/>
+        </w:rPr>
+        <w:t xml:space="preserve">HCMUT = </w:t>
+      </w:r>
+      <w:r>
+        <w:rPr>
+          <w:rStyle w:val="Hyperlink"/>
+          <w:color w:val="auto"/>
+          <w:u w:val="none"/>
+          <w:lang w:val="en-US"/>
+        </w:rPr>
+        <w:t>Ho Chi Minh City University of Technology</w:t>
+      </w:r>
+    </w:p>
+    <w:p>
+      <w:pPr>
+        <w:rPr>
+          <w:rStyle w:val="Hyperlink"/>
+          <w:lang w:val="en-US"/>
+        </w:rPr>
+      </w:pPr>
+    </w:p>
+    <w:p>
+      <w:pPr>
+        <w:rPr>
+          <w:rStyle w:val="Hyperlink"/>
+          <w:color w:val="auto"/>
+          <w:u w:val="none"/>
+          <w:lang w:val="en-US"/>
+        </w:rPr>
+      </w:pPr>
+      <w:r>
+        <w:rPr>
+          <w:rStyle w:val="Hyperlink"/>
+          <w:color w:val="auto"/>
+          <w:u w:val="none"/>
+          <w:lang w:val="en-US"/>
+        </w:rPr>
+        <w:t>Group – Nhóm:</w:t>
+      </w:r>
+    </w:p>
+    <w:p>
+      <w:pPr>
+        <w:pStyle w:val="ListParagraph"/>
+        <w:numPr>
+          <w:ilvl w:val="0"/>
+          <w:numId w:val="3"/>
+        </w:numPr>
+        <w:rPr>
+          <w:rStyle w:val="Hyperlink"/>
+          <w:color w:val="auto"/>
+          <w:u w:val="none"/>
+          <w:lang w:val="en-US"/>
+        </w:rPr>
+      </w:pPr>
+      <w:r>
+        <w:rPr>
+          <w:rStyle w:val="Hyperlink"/>
+          <w:color w:val="auto"/>
+          <w:u w:val="none"/>
+          <w:lang w:val="en-US"/>
+        </w:rPr>
+        <w:t>Danh Sách Các CLB Cần Đăng Kí?</w:t>
+      </w:r>
+    </w:p>
+    <w:p>
+      <w:pPr>
+        <w:pStyle w:val="ListParagraph"/>
+        <w:numPr>
+          <w:ilvl w:val="0"/>
+          <w:numId w:val="2"/>
+        </w:numPr>
+        <w:rPr>
+          <w:rStyle w:val="Hyperlink"/>
+          <w:color w:val="auto"/>
+          <w:u w:val="none"/>
+          <w:lang w:val="en-US"/>
+        </w:rPr>
+      </w:pPr>
+      <w:r>
+        <w:rPr>
+          <w:rStyle w:val="Hyperlink"/>
+          <w:color w:val="auto"/>
+          <w:u w:val="none"/>
+          <w:lang w:val="en-US"/>
+        </w:rPr>
+        <w:t>Big Data Club</w:t>
+      </w:r>
+    </w:p>
+    <w:p>
+      <w:pPr>
+        <w:pStyle w:val="ListParagraph"/>
+        <w:numPr>
+          <w:ilvl w:val="0"/>
+          <w:numId w:val="2"/>
+        </w:numPr>
+        <w:rPr>
+          <w:rStyle w:val="Hyperlink"/>
+          <w:color w:val="auto"/>
+          <w:u w:val="none"/>
+          <w:lang w:val="en-US"/>
+        </w:rPr>
+      </w:pPr>
+      <w:r>
+        <w:rPr>
+          <w:rStyle w:val="Hyperlink"/>
+          <w:color w:val="auto"/>
+          <w:u w:val="none"/>
+          <w:lang w:val="en-US"/>
+        </w:rPr>
+        <w:t>CLB Robot</w:t>
+      </w:r>
+    </w:p>
+    <w:p>
+      <w:pPr>
+        <w:pStyle w:val="ListParagraph"/>
+        <w:numPr>
+          <w:ilvl w:val="0"/>
+          <w:numId w:val="2"/>
+        </w:numPr>
+        <w:rPr>
+          <w:rStyle w:val="Hyperlink"/>
+          <w:color w:val="auto"/>
+          <w:u w:val="none"/>
+          <w:lang w:val="en-US"/>
+        </w:rPr>
+      </w:pPr>
+      <w:r>
+        <w:rPr>
+          <w:rStyle w:val="Hyperlink"/>
+          <w:color w:val="auto"/>
+          <w:u w:val="none"/>
+          <w:lang w:val="en-US"/>
+        </w:rPr>
+        <w:t>CLB Trí Tuệ Nhân Tạo</w:t>
+      </w:r>
+      <w:r>
+        <w:rPr>
+          <w:rStyle w:val="Hyperlink"/>
+          <w:color w:val="auto"/>
+          <w:u w:val="none"/>
+          <w:lang w:val="en-US"/>
+        </w:rPr>
+        <w:t>, năm 2</w:t>
+      </w:r>
+    </w:p>
+    <w:p>
+      <w:pPr>
+        <w:pStyle w:val="ListParagraph"/>
+        <w:numPr>
+          <w:ilvl w:val="0"/>
+          <w:numId w:val="3"/>
+        </w:numPr>
+        <w:rPr>
+          <w:rStyle w:val="Hyperlink"/>
+          <w:color w:val="auto"/>
+          <w:u w:val="none"/>
+          <w:lang w:val="en-US"/>
+        </w:rPr>
+      </w:pPr>
+      <w:r>
+        <w:rPr>
+          <w:rStyle w:val="Hyperlink"/>
+          <w:color w:val="auto"/>
+          <w:u w:val="none"/>
+          <w:lang w:val="en-US"/>
+        </w:rPr>
+        <w:t>Cách Xem Các Trang Đang Theo Dõi Và Nhóm?</w:t>
+      </w:r>
+    </w:p>
+    <w:p>
+      <w:pPr>
+        <w:pStyle w:val="ListParagraph"/>
+        <w:numPr>
+          <w:ilvl w:val="0"/>
+          <w:numId w:val="2"/>
+        </w:numPr>
+        <w:rPr>
+          <w:rStyle w:val="Hyperlink"/>
+          <w:color w:val="auto"/>
+          <w:u w:val="none"/>
+          <w:lang w:val="en-US"/>
+        </w:rPr>
+      </w:pPr>
+      <w:r>
+        <w:rPr>
+          <w:rStyle w:val="Hyperlink"/>
+          <w:color w:val="auto"/>
+          <w:u w:val="none"/>
+          <w:lang w:val="en-US"/>
+        </w:rPr>
+        <w:t>Mở Facebook + Click Avatar của bạn + chọn “Chỉnh sửa chi tiết công khai’ + chọn “Chỉnh sửa thông tin giới thiệu” + cuộn xuống</w:t>
+      </w:r>
+    </w:p>
+    <w:p>
+      <w:pPr>
+        <w:rPr>
+          <w:rStyle w:val="Hyperlink"/>
+          <w:color w:val="auto"/>
+          <w:u w:val="none"/>
+          <w:lang w:val="en-US"/>
+        </w:rPr>
+      </w:pPr>
+    </w:p>
+    <w:p>
+      <w:pPr>
+        <w:rPr>
+          <w:rStyle w:val="Hyperlink"/>
+          <w:color w:val="auto"/>
+          <w:u w:val="none"/>
+          <w:lang w:val="en-US"/>
+        </w:rPr>
+      </w:pPr>
+      <w:r>
+        <w:rPr>
+          <w:rStyle w:val="Hyperlink"/>
+          <w:color w:val="auto"/>
+          <w:u w:val="none"/>
+          <w:lang w:val="en-US"/>
+        </w:rPr>
+        <w:t xml:space="preserve">Schedule – Lịch </w:t>
+      </w:r>
+      <w:r>
+        <w:rPr>
+          <w:rStyle w:val="Hyperlink"/>
+          <w:color w:val="auto"/>
+          <w:u w:val="none"/>
+          <w:lang w:val="en-US"/>
+        </w:rPr>
+        <w:t>Trình:</w:t>
+      </w:r>
+    </w:p>
+    <w:p>
+      <w:pPr>
+        <w:pStyle w:val="ListParagraph"/>
+        <w:numPr>
+          <w:ilvl w:val="0"/>
+          <w:numId w:val="4"/>
+        </w:numPr>
+        <w:rPr>
+          <w:rStyle w:val="Hyperlink"/>
+          <w:color w:val="auto"/>
+          <w:u w:val="none"/>
+          <w:lang w:val="en-US"/>
+        </w:rPr>
+      </w:pPr>
+      <w:r>
+        <w:rPr>
+          <w:rStyle w:val="Hyperlink"/>
+          <w:color w:val="auto"/>
+          <w:u w:val="none"/>
+          <w:lang w:val="en-US"/>
+        </w:rPr>
+        <w:t>Học Kì Này?</w:t>
+      </w:r>
+    </w:p>
+    <w:p>
+      <w:pPr>
+        <w:pStyle w:val="ListParagraph"/>
+        <w:numPr>
+          <w:ilvl w:val="0"/>
+          <w:numId w:val="2"/>
+        </w:numPr>
+        <w:rPr>
+          <w:rStyle w:val="Hyperlink"/>
+          <w:color w:val="auto"/>
+          <w:u w:val="none"/>
+          <w:lang w:val="en-US"/>
+        </w:rPr>
+      </w:pPr>
+      <w:r>
+        <w:rPr>
+          <w:rStyle w:val="Hyperlink"/>
+          <w:color w:val="auto"/>
+          <w:u w:val="none"/>
+          <w:lang w:val="en-US"/>
+        </w:rPr>
+        <w:t>Vật lí 1 (Lý Anh Tú)</w:t>
+      </w:r>
+    </w:p>
+    <w:p>
+      <w:pPr>
+        <w:pStyle w:val="ListParagraph"/>
+        <w:numPr>
+          <w:ilvl w:val="0"/>
+          <w:numId w:val="2"/>
+        </w:numPr>
+        <w:rPr>
+          <w:rStyle w:val="Hyperlink"/>
+          <w:color w:val="auto"/>
+          <w:u w:val="none"/>
+          <w:lang w:val="en-US"/>
+        </w:rPr>
+      </w:pPr>
+      <w:r>
+        <w:rPr>
+          <w:rStyle w:val="Hyperlink"/>
+          <w:color w:val="auto"/>
+          <w:u w:val="none"/>
+          <w:lang w:val="en-US"/>
+        </w:rPr>
+        <w:t>Giải tích 1 (Đào Huy Cường)</w:t>
+      </w:r>
+    </w:p>
+    <w:p>
+      <w:pPr>
+        <w:pStyle w:val="ListParagraph"/>
+        <w:numPr>
+          <w:ilvl w:val="0"/>
+          <w:numId w:val="2"/>
+        </w:numPr>
+        <w:rPr>
+          <w:rStyle w:val="Hyperlink"/>
+          <w:color w:val="auto"/>
+          <w:u w:val="none"/>
+          <w:lang w:val="en-US"/>
+        </w:rPr>
+      </w:pPr>
+      <w:r>
+        <w:rPr>
+          <w:rStyle w:val="Hyperlink"/>
+          <w:color w:val="auto"/>
+          <w:u w:val="none"/>
+          <w:lang w:val="en-US"/>
+        </w:rPr>
+        <w:t>Hệ thống số (Đoàn Minh Vững)</w:t>
+      </w:r>
+    </w:p>
+    <w:p>
+      <w:pPr>
+        <w:pStyle w:val="ListParagraph"/>
+        <w:numPr>
+          <w:ilvl w:val="0"/>
+          <w:numId w:val="2"/>
+        </w:numPr>
+        <w:rPr>
+          <w:rStyle w:val="Hyperlink"/>
+          <w:color w:val="auto"/>
+          <w:u w:val="none"/>
+          <w:lang w:val="en-US"/>
+        </w:rPr>
+      </w:pPr>
+      <w:r>
+        <w:rPr>
+          <w:rStyle w:val="Hyperlink"/>
+          <w:color w:val="auto"/>
+          <w:u w:val="none"/>
+          <w:lang w:val="en-US"/>
+        </w:rPr>
+        <w:t>Nhập môn điện toán (Nguyễn Cao Trí</w:t>
+      </w:r>
+      <w:r>
+        <w:rPr>
+          <w:rStyle w:val="Hyperlink"/>
+          <w:color w:val="auto"/>
+          <w:u w:val="none"/>
+          <w:lang w:val="en-US"/>
+        </w:rPr>
+        <w:t>, caotri@hcmut.edu.vn</w:t>
+      </w:r>
+      <w:r>
+        <w:rPr>
+          <w:rStyle w:val="Hyperlink"/>
+          <w:color w:val="auto"/>
+          <w:u w:val="none"/>
+          <w:lang w:val="en-US"/>
+        </w:rPr>
+        <w:t>)</w:t>
+      </w:r>
+    </w:p>
+    <w:p>
+      <w:pPr>
+        <w:pStyle w:val="ListParagraph"/>
+        <w:numPr>
+          <w:ilvl w:val="0"/>
+          <w:numId w:val="4"/>
+        </w:numPr>
+        <w:rPr>
+          <w:rStyle w:val="Hyperlink"/>
+          <w:color w:val="auto"/>
+          <w:u w:val="none"/>
+          <w:lang w:val="en-US"/>
+        </w:rPr>
+      </w:pPr>
+      <w:r>
+        <w:rPr>
+          <w:rStyle w:val="Hyperlink"/>
+          <w:color w:val="auto"/>
+          <w:u w:val="none"/>
+          <w:lang w:val="en-US"/>
+        </w:rPr>
+        <w:t>Tiết Học?</w:t>
+      </w:r>
+    </w:p>
+    <w:p>
+      <w:pPr>
+        <w:pStyle w:val="ListParagraph"/>
+        <w:numPr>
+          <w:ilvl w:val="0"/>
+          <w:numId w:val="2"/>
+        </w:numPr>
+        <w:rPr>
+          <w:rStyle w:val="Hyperlink"/>
+          <w:color w:val="auto"/>
+          <w:u w:val="none"/>
+          <w:lang w:val="en-US"/>
+        </w:rPr>
+      </w:pPr>
+      <w:r>
+        <w:rPr>
+          <w:rStyle w:val="Hyperlink"/>
+          <w:color w:val="auto"/>
+          <w:u w:val="none"/>
+          <w:lang w:val="en-US"/>
+        </w:rPr>
+        <w:t>Bắt đầu từ 6 giờ đến 18 giờ</w:t>
+      </w:r>
+    </w:p>
+    <w:p>
+      <w:pPr>
+        <w:pStyle w:val="ListParagraph"/>
+        <w:numPr>
+          <w:ilvl w:val="0"/>
+          <w:numId w:val="2"/>
+        </w:numPr>
+        <w:rPr>
+          <w:rStyle w:val="Hyperlink"/>
+          <w:color w:val="auto"/>
+          <w:u w:val="none"/>
+          <w:lang w:val="en-US"/>
+        </w:rPr>
+      </w:pPr>
+      <w:r>
+        <w:rPr>
+          <w:rStyle w:val="Hyperlink"/>
+          <w:color w:val="auto"/>
+          <w:u w:val="none"/>
+          <w:lang w:val="en-US"/>
+        </w:rPr>
+        <w:t>Mỗi tiết kéo dài 50 phút + 10 phút nghỉ</w:t>
+      </w:r>
+    </w:p>
+    <w:p>
+      <w:pPr>
+        <w:pStyle w:val="ListParagraph"/>
+        <w:numPr>
+          <w:ilvl w:val="0"/>
+          <w:numId w:val="4"/>
+        </w:numPr>
+        <w:rPr>
+          <w:rStyle w:val="Hyperlink"/>
+          <w:color w:val="auto"/>
+          <w:u w:val="none"/>
+          <w:lang w:val="en-US"/>
+        </w:rPr>
+      </w:pPr>
+      <w:r>
+        <w:rPr>
+          <w:rStyle w:val="Hyperlink"/>
+          <w:color w:val="auto"/>
+          <w:u w:val="none"/>
+          <w:lang w:val="en-US"/>
+        </w:rPr>
+        <w:t>Tuần Hiện Tại?</w:t>
+      </w:r>
+    </w:p>
+    <w:p>
+      <w:pPr>
+        <w:pStyle w:val="ListParagraph"/>
+        <w:numPr>
+          <w:ilvl w:val="0"/>
+          <w:numId w:val="2"/>
+        </w:numPr>
+        <w:rPr>
+          <w:rStyle w:val="Hyperlink"/>
+          <w:color w:val="auto"/>
+          <w:u w:val="none"/>
+          <w:lang w:val="en-US"/>
+        </w:rPr>
+      </w:pPr>
+      <w:r>
+        <w:rPr>
+          <w:rStyle w:val="Hyperlink"/>
+          <w:color w:val="auto"/>
+          <w:u w:val="none"/>
+          <w:lang w:val="en-US"/>
+        </w:rPr>
+        <w:t>3</w:t>
+      </w:r>
+      <w:r>
+        <w:rPr>
+          <w:rStyle w:val="Hyperlink"/>
+          <w:color w:val="auto"/>
+          <w:u w:val="none"/>
+          <w:lang w:val="en-US"/>
+        </w:rPr>
+        <w:t>9</w:t>
+      </w:r>
+    </w:p>
+    <w:p>
+      <w:pPr>
+        <w:pStyle w:val="ListParagraph"/>
+        <w:numPr>
+          <w:ilvl w:val="0"/>
+          <w:numId w:val="4"/>
+        </w:numPr>
+        <w:rPr>
+          <w:rStyle w:val="Hyperlink"/>
+          <w:color w:val="auto"/>
+          <w:u w:val="none"/>
+          <w:lang w:val="en-US"/>
+        </w:rPr>
+      </w:pPr>
+      <w:r>
+        <w:rPr>
+          <w:rStyle w:val="Hyperlink"/>
+          <w:color w:val="auto"/>
+          <w:u w:val="none"/>
+          <w:lang w:val="en-US"/>
+        </w:rPr>
+        <w:t>Lịch Bình Thường Hằng Ngày?</w:t>
+      </w:r>
+    </w:p>
+    <w:p>
+      <w:pPr>
+        <w:pStyle w:val="ListParagraph"/>
+        <w:numPr>
+          <w:ilvl w:val="0"/>
+          <w:numId w:val="2"/>
+        </w:numPr>
+        <w:rPr>
+          <w:rStyle w:val="Hyperlink"/>
+          <w:color w:val="auto"/>
+          <w:u w:val="none"/>
+          <w:lang w:val="en-US"/>
+        </w:rPr>
+      </w:pPr>
+      <w:r>
+        <w:rPr>
+          <w:rStyle w:val="Hyperlink"/>
+          <w:color w:val="auto"/>
+          <w:u w:val="none"/>
+          <w:lang w:val="en-US"/>
+        </w:rPr>
+        <w:t>5 đến 6 giờ, rửa mặt, đánh răng, xỉa răng, đái ỉa, hít đất, nghỉ 1 lát</w:t>
+      </w:r>
+    </w:p>
+    <w:p>
+      <w:pPr>
+        <w:pStyle w:val="ListParagraph"/>
+        <w:numPr>
+          <w:ilvl w:val="0"/>
+          <w:numId w:val="2"/>
+        </w:numPr>
+        <w:rPr>
+          <w:rStyle w:val="Hyperlink"/>
+          <w:color w:val="auto"/>
+          <w:u w:val="none"/>
+          <w:lang w:val="en-US"/>
+        </w:rPr>
+      </w:pPr>
+      <w:r>
+        <w:rPr>
+          <w:rStyle w:val="Hyperlink"/>
+          <w:color w:val="auto"/>
+          <w:u w:val="none"/>
+          <w:lang w:val="en-US"/>
+        </w:rPr>
+        <w:t>6 đến 6.5 giờ,</w:t>
+      </w:r>
+      <w:r>
+        <w:rPr>
+          <w:rStyle w:val="Hyperlink"/>
+          <w:color w:val="auto"/>
+          <w:u w:val="none"/>
+          <w:lang w:val="en-US"/>
+        </w:rPr>
+        <w:t xml:space="preserve"> Check Quiz,</w:t>
+      </w:r>
+      <w:r>
+        <w:rPr>
+          <w:rStyle w:val="Hyperlink"/>
+          <w:color w:val="auto"/>
+          <w:u w:val="none"/>
+          <w:lang w:val="en-US"/>
+        </w:rPr>
+        <w:t xml:space="preserve"> Check nhóm,</w:t>
+      </w:r>
+      <w:r>
+        <w:rPr>
+          <w:rStyle w:val="Hyperlink"/>
+          <w:color w:val="auto"/>
+          <w:u w:val="none"/>
+          <w:lang w:val="en-US"/>
+        </w:rPr>
+        <w:t xml:space="preserve"> đọc Berserk</w:t>
+      </w:r>
+    </w:p>
+    <w:p>
+      <w:pPr>
+        <w:pStyle w:val="ListParagraph"/>
+        <w:numPr>
+          <w:ilvl w:val="0"/>
+          <w:numId w:val="2"/>
+        </w:numPr>
+        <w:rPr>
+          <w:rStyle w:val="Hyperlink"/>
+          <w:color w:val="auto"/>
+          <w:u w:val="none"/>
+          <w:lang w:val="en-US"/>
+        </w:rPr>
+      </w:pPr>
+      <w:r>
+        <w:rPr>
+          <w:rStyle w:val="Hyperlink"/>
+          <w:color w:val="auto"/>
+          <w:u w:val="none"/>
+          <w:lang w:val="en-US"/>
+        </w:rPr>
+        <w:t>6.5 đến 7 giờ, đi ăn, về nhà, nghỉ 1 lát</w:t>
+      </w:r>
+    </w:p>
+    <w:p>
+      <w:pPr>
+        <w:pStyle w:val="ListParagraph"/>
+        <w:numPr>
+          <w:ilvl w:val="0"/>
+          <w:numId w:val="2"/>
+        </w:numPr>
+        <w:rPr>
+          <w:rStyle w:val="Hyperlink"/>
+          <w:color w:val="auto"/>
+          <w:u w:val="none"/>
+          <w:lang w:val="en-US"/>
+        </w:rPr>
+      </w:pPr>
+      <w:r>
+        <w:rPr>
+          <w:rStyle w:val="Hyperlink"/>
+          <w:color w:val="auto"/>
+          <w:u w:val="none"/>
+          <w:lang w:val="en-US"/>
+        </w:rPr>
+        <w:t>7 đến 8 giờ, học Matlab</w:t>
+      </w:r>
+    </w:p>
+    <w:p>
+      <w:pPr>
+        <w:pStyle w:val="ListParagraph"/>
+        <w:numPr>
+          <w:ilvl w:val="0"/>
+          <w:numId w:val="2"/>
+        </w:numPr>
+        <w:rPr>
+          <w:rStyle w:val="Hyperlink"/>
+          <w:color w:val="auto"/>
+          <w:u w:val="none"/>
+          <w:lang w:val="en-US"/>
+        </w:rPr>
+      </w:pPr>
+      <w:r>
+        <w:rPr>
+          <w:rStyle w:val="Hyperlink"/>
+          <w:color w:val="auto"/>
+          <w:u w:val="none"/>
+          <w:lang w:val="en-US"/>
+        </w:rPr>
+        <w:t>8 đến 9 giờ, học Tensorflow</w:t>
+      </w:r>
+    </w:p>
+    <w:p>
+      <w:pPr>
+        <w:pStyle w:val="ListParagraph"/>
+        <w:numPr>
+          <w:ilvl w:val="0"/>
+          <w:numId w:val="2"/>
+        </w:numPr>
+        <w:rPr>
+          <w:rStyle w:val="Hyperlink"/>
+          <w:color w:val="auto"/>
+          <w:u w:val="none"/>
+          <w:lang w:val="en-US"/>
+        </w:rPr>
+      </w:pPr>
+      <w:r>
+        <w:rPr>
+          <w:rStyle w:val="Hyperlink"/>
+          <w:color w:val="auto"/>
+          <w:u w:val="none"/>
+          <w:lang w:val="en-US"/>
+        </w:rPr>
+        <w:t>9 đến 10 giờ, học TOEIC + Berserk</w:t>
+      </w:r>
+    </w:p>
+    <w:p>
+      <w:pPr>
+        <w:pStyle w:val="ListParagraph"/>
+        <w:numPr>
+          <w:ilvl w:val="0"/>
+          <w:numId w:val="2"/>
+        </w:numPr>
+        <w:rPr>
+          <w:rStyle w:val="Hyperlink"/>
+          <w:color w:val="auto"/>
+          <w:u w:val="none"/>
+          <w:lang w:val="en-US"/>
+        </w:rPr>
+      </w:pPr>
+      <w:r>
+        <w:rPr>
+          <w:rStyle w:val="Hyperlink"/>
+          <w:color w:val="auto"/>
+          <w:u w:val="none"/>
+          <w:lang w:val="en-US"/>
+        </w:rPr>
+        <w:t>10 đến 11 giờ, học MOS</w:t>
+      </w:r>
+    </w:p>
+    <w:p>
+      <w:pPr>
+        <w:pStyle w:val="ListParagraph"/>
+        <w:numPr>
+          <w:ilvl w:val="0"/>
+          <w:numId w:val="2"/>
+        </w:numPr>
+        <w:rPr>
+          <w:rStyle w:val="Hyperlink"/>
+          <w:color w:val="auto"/>
+          <w:u w:val="none"/>
+          <w:lang w:val="en-US"/>
+        </w:rPr>
+      </w:pPr>
+      <w:r>
+        <w:rPr>
+          <w:rStyle w:val="Hyperlink"/>
+          <w:color w:val="auto"/>
+          <w:u w:val="none"/>
+          <w:lang w:val="en-US"/>
+        </w:rPr>
+        <w:t>11 đến 12 giờ, ăn, nghỉ, đọc Berserk</w:t>
+      </w:r>
+    </w:p>
+    <w:p>
+      <w:pPr>
+        <w:pStyle w:val="ListParagraph"/>
+        <w:numPr>
+          <w:ilvl w:val="0"/>
+          <w:numId w:val="2"/>
+        </w:numPr>
+        <w:rPr>
+          <w:rStyle w:val="Hyperlink"/>
+          <w:color w:val="auto"/>
+          <w:u w:val="none"/>
+          <w:lang w:val="en-US"/>
+        </w:rPr>
+      </w:pPr>
+      <w:r>
+        <w:rPr>
+          <w:rStyle w:val="Hyperlink"/>
+          <w:color w:val="auto"/>
+          <w:u w:val="none"/>
+          <w:lang w:val="en-US"/>
+        </w:rPr>
+        <w:t>12 đến 13 giờ, học IELTS + Berserk</w:t>
+      </w:r>
+    </w:p>
+    <w:p>
+      <w:pPr>
+        <w:pStyle w:val="ListParagraph"/>
+        <w:numPr>
+          <w:ilvl w:val="0"/>
+          <w:numId w:val="2"/>
+        </w:numPr>
+        <w:rPr>
+          <w:rStyle w:val="Hyperlink"/>
+          <w:color w:val="auto"/>
+          <w:u w:val="none"/>
+          <w:lang w:val="en-US"/>
+        </w:rPr>
+      </w:pPr>
+      <w:r>
+        <w:rPr>
+          <w:rStyle w:val="Hyperlink"/>
+          <w:color w:val="auto"/>
+          <w:u w:val="none"/>
+          <w:lang w:val="en-US"/>
+        </w:rPr>
+        <w:t>13 đến 14 giờ, học IC3</w:t>
+      </w:r>
+    </w:p>
+    <w:p>
+      <w:pPr>
+        <w:pStyle w:val="ListParagraph"/>
+        <w:numPr>
+          <w:ilvl w:val="0"/>
+          <w:numId w:val="2"/>
+        </w:numPr>
+        <w:rPr>
+          <w:rStyle w:val="Hyperlink"/>
+          <w:color w:val="auto"/>
+          <w:u w:val="none"/>
+          <w:lang w:val="en-US"/>
+        </w:rPr>
+      </w:pPr>
+      <w:r>
+        <w:rPr>
+          <w:rStyle w:val="Hyperlink"/>
+          <w:color w:val="auto"/>
+          <w:u w:val="none"/>
+          <w:lang w:val="en-US"/>
+        </w:rPr>
+        <w:t>14 đến 15 giờ, học vật lí</w:t>
+      </w:r>
+    </w:p>
+    <w:p>
+      <w:pPr>
+        <w:pStyle w:val="ListParagraph"/>
+        <w:numPr>
+          <w:ilvl w:val="0"/>
+          <w:numId w:val="2"/>
+        </w:numPr>
+        <w:rPr>
+          <w:rStyle w:val="Hyperlink"/>
+          <w:color w:val="auto"/>
+          <w:u w:val="none"/>
+          <w:lang w:val="en-US"/>
+        </w:rPr>
+      </w:pPr>
+      <w:r>
+        <w:rPr>
+          <w:rStyle w:val="Hyperlink"/>
+          <w:color w:val="auto"/>
+          <w:u w:val="none"/>
+          <w:lang w:val="en-US"/>
+        </w:rPr>
+        <w:t>15 đến 16 giờ, giải đề</w:t>
+      </w:r>
+    </w:p>
+    <w:p>
+      <w:pPr>
+        <w:pStyle w:val="ListParagraph"/>
+        <w:numPr>
+          <w:ilvl w:val="0"/>
+          <w:numId w:val="2"/>
+        </w:numPr>
+        <w:rPr>
+          <w:rStyle w:val="Hyperlink"/>
+          <w:color w:val="auto"/>
+          <w:u w:val="none"/>
+          <w:lang w:val="en-US"/>
+        </w:rPr>
+      </w:pPr>
+      <w:r>
+        <w:rPr>
+          <w:rStyle w:val="Hyperlink"/>
+          <w:color w:val="auto"/>
+          <w:u w:val="none"/>
+          <w:lang w:val="en-US"/>
+        </w:rPr>
+        <w:t>16 đến 17 giờ, học Hack + Web</w:t>
+      </w:r>
+    </w:p>
+    <w:p>
+      <w:pPr>
+        <w:pStyle w:val="ListParagraph"/>
+        <w:numPr>
+          <w:ilvl w:val="0"/>
+          <w:numId w:val="2"/>
+        </w:numPr>
+        <w:rPr>
+          <w:rStyle w:val="Hyperlink"/>
+          <w:color w:val="auto"/>
+          <w:u w:val="none"/>
+          <w:lang w:val="en-US"/>
+        </w:rPr>
+      </w:pPr>
+      <w:r>
+        <w:rPr>
+          <w:rStyle w:val="Hyperlink"/>
+          <w:color w:val="auto"/>
+          <w:u w:val="none"/>
+          <w:lang w:val="en-US"/>
+        </w:rPr>
         <w:lastRenderedPageBreak/>
-        <w:t>Lên tầng 6 tòa H6 = thang máy, rẽ trái lên bậc thang là tới</w:t>
-      </w:r>
-    </w:p>
-    <w:p>
-      <w:pPr>
-        <w:pStyle w:val="ListParagraph"/>
-        <w:numPr>
-          <w:ilvl w:val="0"/>
-          <w:numId w:val="6"/>
-        </w:numPr>
-        <w:rPr>
-          <w:rStyle w:val="Hyperlink"/>
-          <w:color w:val="auto"/>
-          <w:u w:val="none"/>
-          <w:lang w:val="en-US"/>
-        </w:rPr>
-      </w:pPr>
-      <w:r>
-        <w:rPr>
-          <w:rStyle w:val="Hyperlink"/>
-          <w:color w:val="auto"/>
-          <w:u w:val="none"/>
-          <w:lang w:val="en-US"/>
-        </w:rPr>
-        <w:t>Chỗ Để Xe?</w:t>
-      </w:r>
-    </w:p>
-    <w:p>
-      <w:pPr>
-        <w:pStyle w:val="ListParagraph"/>
-        <w:numPr>
-          <w:ilvl w:val="0"/>
-          <w:numId w:val="2"/>
-        </w:numPr>
-        <w:rPr>
-          <w:rStyle w:val="Hyperlink"/>
-          <w:color w:val="auto"/>
-          <w:u w:val="none"/>
-          <w:lang w:val="en-US"/>
-        </w:rPr>
-      </w:pPr>
-      <w:r>
-        <w:rPr>
-          <w:rStyle w:val="Hyperlink"/>
-          <w:color w:val="auto"/>
-          <w:u w:val="none"/>
-          <w:lang w:val="en-US"/>
-        </w:rPr>
-        <w:t>Sát mặt đường</w:t>
-      </w:r>
-    </w:p>
-    <w:p>
-      <w:pPr>
-        <w:pStyle w:val="ListParagraph"/>
-        <w:numPr>
-          <w:ilvl w:val="0"/>
-          <w:numId w:val="6"/>
-        </w:numPr>
-        <w:rPr>
-          <w:rStyle w:val="Hyperlink"/>
-          <w:color w:val="auto"/>
-          <w:u w:val="none"/>
-          <w:lang w:val="en-US"/>
-        </w:rPr>
-      </w:pPr>
-      <w:r>
-        <w:rPr>
-          <w:rStyle w:val="Hyperlink"/>
-          <w:color w:val="auto"/>
-          <w:u w:val="none"/>
-          <w:lang w:val="en-US"/>
-        </w:rPr>
-        <w:t>Thư Viện?</w:t>
-      </w:r>
-    </w:p>
-    <w:p>
-      <w:pPr>
-        <w:pStyle w:val="ListParagraph"/>
-        <w:numPr>
-          <w:ilvl w:val="0"/>
-          <w:numId w:val="2"/>
-        </w:numPr>
-        <w:rPr>
-          <w:rStyle w:val="Hyperlink"/>
-          <w:color w:val="auto"/>
-          <w:u w:val="none"/>
-          <w:lang w:val="en-US"/>
-        </w:rPr>
-      </w:pPr>
-      <w:r>
-        <w:rPr>
-          <w:rStyle w:val="Hyperlink"/>
-          <w:color w:val="auto"/>
-          <w:u w:val="none"/>
-          <w:lang w:val="en-US"/>
-        </w:rPr>
-        <w:t>Tòa H1</w:t>
-      </w:r>
-    </w:p>
-    <w:p>
-      <w:pPr>
-        <w:pStyle w:val="ListParagraph"/>
-        <w:numPr>
-          <w:ilvl w:val="0"/>
-          <w:numId w:val="6"/>
-        </w:numPr>
-        <w:rPr>
-          <w:rStyle w:val="Hyperlink"/>
-          <w:color w:val="auto"/>
-          <w:u w:val="none"/>
-          <w:lang w:val="en-US"/>
-        </w:rPr>
-      </w:pPr>
-      <w:r>
-        <w:rPr>
-          <w:rStyle w:val="Hyperlink"/>
-          <w:color w:val="auto"/>
-          <w:u w:val="none"/>
-          <w:lang w:val="en-US"/>
-        </w:rPr>
-        <w:t>Tên Tiếng Anh Của Trường?</w:t>
-      </w:r>
-    </w:p>
-    <w:p>
-      <w:pPr>
-        <w:pStyle w:val="ListParagraph"/>
-        <w:numPr>
-          <w:ilvl w:val="0"/>
-          <w:numId w:val="2"/>
-        </w:numPr>
-        <w:rPr>
-          <w:rStyle w:val="Hyperlink"/>
-          <w:color w:val="auto"/>
-          <w:u w:val="none"/>
-          <w:lang w:val="en-US"/>
-        </w:rPr>
-      </w:pPr>
-      <w:r>
-        <w:rPr>
-          <w:rStyle w:val="Hyperlink"/>
-          <w:color w:val="auto"/>
-          <w:u w:val="none"/>
-          <w:lang w:val="en-US"/>
-        </w:rPr>
-        <w:t xml:space="preserve">HCMUT = </w:t>
-      </w:r>
-      <w:r>
-        <w:rPr>
-          <w:rStyle w:val="Hyperlink"/>
-          <w:color w:val="auto"/>
-          <w:u w:val="none"/>
-          <w:lang w:val="en-US"/>
-        </w:rPr>
-        <w:t>Ho Chi Minh City University of Technology</w:t>
-      </w:r>
-    </w:p>
-    <w:p>
-      <w:pPr>
-        <w:rPr>
-          <w:rStyle w:val="Hyperlink"/>
-          <w:lang w:val="en-US"/>
-        </w:rPr>
-      </w:pPr>
-    </w:p>
-    <w:p>
-      <w:pPr>
-        <w:rPr>
-          <w:rStyle w:val="Hyperlink"/>
-          <w:color w:val="auto"/>
-          <w:u w:val="none"/>
-          <w:lang w:val="en-US"/>
-        </w:rPr>
-      </w:pPr>
-      <w:r>
-        <w:rPr>
-          <w:rStyle w:val="Hyperlink"/>
-          <w:color w:val="auto"/>
-          <w:u w:val="none"/>
-          <w:lang w:val="en-US"/>
-        </w:rPr>
-        <w:t>Group – Nhóm:</w:t>
-      </w:r>
-    </w:p>
-    <w:p>
-      <w:pPr>
-        <w:pStyle w:val="ListParagraph"/>
-        <w:numPr>
-          <w:ilvl w:val="0"/>
-          <w:numId w:val="3"/>
-        </w:numPr>
-        <w:rPr>
-          <w:rStyle w:val="Hyperlink"/>
-          <w:color w:val="auto"/>
-          <w:u w:val="none"/>
-          <w:lang w:val="en-US"/>
-        </w:rPr>
-      </w:pPr>
-      <w:r>
-        <w:rPr>
-          <w:rStyle w:val="Hyperlink"/>
-          <w:color w:val="auto"/>
-          <w:u w:val="none"/>
-          <w:lang w:val="en-US"/>
-        </w:rPr>
-        <w:t>Danh Sách Các CLB Cần Đăng Kí?</w:t>
-      </w:r>
-    </w:p>
-    <w:p>
-      <w:pPr>
-        <w:pStyle w:val="ListParagraph"/>
-        <w:numPr>
-          <w:ilvl w:val="0"/>
-          <w:numId w:val="2"/>
-        </w:numPr>
-        <w:rPr>
-          <w:rStyle w:val="Hyperlink"/>
-          <w:color w:val="auto"/>
-          <w:u w:val="none"/>
-          <w:lang w:val="en-US"/>
-        </w:rPr>
-      </w:pPr>
-      <w:r>
-        <w:rPr>
-          <w:rStyle w:val="Hyperlink"/>
-          <w:color w:val="auto"/>
-          <w:u w:val="none"/>
-          <w:lang w:val="en-US"/>
-        </w:rPr>
-        <w:t>Big Data Club</w:t>
-      </w:r>
-    </w:p>
-    <w:p>
-      <w:pPr>
-        <w:pStyle w:val="ListParagraph"/>
-        <w:numPr>
-          <w:ilvl w:val="0"/>
-          <w:numId w:val="2"/>
-        </w:numPr>
-        <w:rPr>
-          <w:rStyle w:val="Hyperlink"/>
-          <w:color w:val="auto"/>
-          <w:u w:val="none"/>
-          <w:lang w:val="en-US"/>
-        </w:rPr>
-      </w:pPr>
-      <w:r>
-        <w:rPr>
-          <w:rStyle w:val="Hyperlink"/>
-          <w:color w:val="auto"/>
-          <w:u w:val="none"/>
-          <w:lang w:val="en-US"/>
-        </w:rPr>
-        <w:t>CLB Robot</w:t>
-      </w:r>
-    </w:p>
-    <w:p>
-      <w:pPr>
-        <w:pStyle w:val="ListParagraph"/>
-        <w:numPr>
-          <w:ilvl w:val="0"/>
-          <w:numId w:val="2"/>
-        </w:numPr>
-        <w:rPr>
-          <w:rStyle w:val="Hyperlink"/>
-          <w:color w:val="auto"/>
-          <w:u w:val="none"/>
-          <w:lang w:val="en-US"/>
-        </w:rPr>
-      </w:pPr>
-      <w:r>
-        <w:rPr>
-          <w:rStyle w:val="Hyperlink"/>
-          <w:color w:val="auto"/>
-          <w:u w:val="none"/>
-          <w:lang w:val="en-US"/>
-        </w:rPr>
-        <w:t>CLB Trí Tuệ Nhân Tạo</w:t>
-      </w:r>
-      <w:r>
-        <w:rPr>
-          <w:rStyle w:val="Hyperlink"/>
-          <w:color w:val="auto"/>
-          <w:u w:val="none"/>
-          <w:lang w:val="en-US"/>
-        </w:rPr>
-        <w:t>, năm 2</w:t>
-      </w:r>
-    </w:p>
-    <w:p>
-      <w:pPr>
-        <w:pStyle w:val="ListParagraph"/>
-        <w:numPr>
-          <w:ilvl w:val="0"/>
-          <w:numId w:val="3"/>
-        </w:numPr>
-        <w:rPr>
-          <w:rStyle w:val="Hyperlink"/>
-          <w:color w:val="auto"/>
-          <w:u w:val="none"/>
-          <w:lang w:val="en-US"/>
-        </w:rPr>
-      </w:pPr>
-      <w:r>
-        <w:rPr>
-          <w:rStyle w:val="Hyperlink"/>
-          <w:color w:val="auto"/>
-          <w:u w:val="none"/>
-          <w:lang w:val="en-US"/>
-        </w:rPr>
-        <w:t>Cách Xem Các Trang Đang Theo Dõi Và Nhóm?</w:t>
-      </w:r>
-    </w:p>
-    <w:p>
-      <w:pPr>
-        <w:pStyle w:val="ListParagraph"/>
-        <w:numPr>
-          <w:ilvl w:val="0"/>
-          <w:numId w:val="2"/>
-        </w:numPr>
-        <w:rPr>
-          <w:rStyle w:val="Hyperlink"/>
-          <w:color w:val="auto"/>
-          <w:u w:val="none"/>
-          <w:lang w:val="en-US"/>
-        </w:rPr>
-      </w:pPr>
-      <w:r>
-        <w:rPr>
-          <w:rStyle w:val="Hyperlink"/>
-          <w:color w:val="auto"/>
-          <w:u w:val="none"/>
-          <w:lang w:val="en-US"/>
-        </w:rPr>
-        <w:t>Mở Facebook + Click Avatar của bạn + chọn “Chỉnh sửa chi tiết công khai’ + chọn “Chỉnh sửa thông tin giới thiệu” + cuộn xuống</w:t>
-      </w:r>
-    </w:p>
-    <w:p>
-      <w:pPr>
-        <w:rPr>
-          <w:rStyle w:val="Hyperlink"/>
-          <w:color w:val="auto"/>
-          <w:u w:val="none"/>
-          <w:lang w:val="en-US"/>
-        </w:rPr>
-      </w:pPr>
-    </w:p>
-    <w:p>
-      <w:pPr>
-        <w:rPr>
-          <w:rStyle w:val="Hyperlink"/>
-          <w:color w:val="auto"/>
-          <w:u w:val="none"/>
-          <w:lang w:val="en-US"/>
-        </w:rPr>
-      </w:pPr>
-      <w:r>
-        <w:rPr>
-          <w:rStyle w:val="Hyperlink"/>
-          <w:color w:val="auto"/>
-          <w:u w:val="none"/>
-          <w:lang w:val="en-US"/>
-        </w:rPr>
-        <w:t xml:space="preserve">Schedule – Lịch </w:t>
-      </w:r>
-      <w:r>
-        <w:rPr>
-          <w:rStyle w:val="Hyperlink"/>
-          <w:color w:val="auto"/>
-          <w:u w:val="none"/>
-          <w:lang w:val="en-US"/>
-        </w:rPr>
-        <w:t>Trình:</w:t>
+        <w:t>17 đến 18 giờ, tắm, giặt, phơi, nghỉ, đọc Berserk</w:t>
+      </w:r>
+    </w:p>
+    <w:p>
+      <w:pPr>
+        <w:pStyle w:val="ListParagraph"/>
+        <w:numPr>
+          <w:ilvl w:val="0"/>
+          <w:numId w:val="2"/>
+        </w:numPr>
+        <w:rPr>
+          <w:rStyle w:val="Hyperlink"/>
+          <w:color w:val="auto"/>
+          <w:u w:val="none"/>
+          <w:lang w:val="en-US"/>
+        </w:rPr>
+      </w:pPr>
+      <w:r>
+        <w:rPr>
+          <w:rStyle w:val="Hyperlink"/>
+          <w:color w:val="auto"/>
+          <w:u w:val="none"/>
+          <w:lang w:val="en-US"/>
+        </w:rPr>
+        <w:t>18 đến 19 giờ, ăn, nghỉ,</w:t>
+      </w:r>
+      <w:r>
+        <w:rPr>
+          <w:rStyle w:val="Hyperlink"/>
+          <w:color w:val="auto"/>
+          <w:u w:val="none"/>
+          <w:lang w:val="en-US"/>
+        </w:rPr>
+        <w:t xml:space="preserve"> Check Quiz,</w:t>
+      </w:r>
+      <w:r>
+        <w:rPr>
+          <w:rStyle w:val="Hyperlink"/>
+          <w:color w:val="auto"/>
+          <w:u w:val="none"/>
+          <w:lang w:val="en-US"/>
+        </w:rPr>
+        <w:t xml:space="preserve"> Check nhóm,</w:t>
+      </w:r>
+      <w:r>
+        <w:rPr>
+          <w:rStyle w:val="Hyperlink"/>
+          <w:color w:val="auto"/>
+          <w:u w:val="none"/>
+          <w:lang w:val="en-US"/>
+        </w:rPr>
+        <w:t xml:space="preserve"> đọc Berserk</w:t>
+      </w:r>
+    </w:p>
+    <w:p>
+      <w:pPr>
+        <w:pStyle w:val="ListParagraph"/>
+        <w:numPr>
+          <w:ilvl w:val="0"/>
+          <w:numId w:val="2"/>
+        </w:numPr>
+        <w:rPr>
+          <w:rStyle w:val="Hyperlink"/>
+          <w:color w:val="auto"/>
+          <w:u w:val="none"/>
+          <w:lang w:val="en-US"/>
+        </w:rPr>
+      </w:pPr>
+      <w:r>
+        <w:rPr>
+          <w:rStyle w:val="Hyperlink"/>
+          <w:color w:val="auto"/>
+          <w:u w:val="none"/>
+          <w:lang w:val="en-US"/>
+        </w:rPr>
+        <w:t>19 đến 20 giờ, học thuật toán</w:t>
+      </w:r>
+    </w:p>
+    <w:p>
+      <w:pPr>
+        <w:pStyle w:val="ListParagraph"/>
+        <w:numPr>
+          <w:ilvl w:val="0"/>
+          <w:numId w:val="2"/>
+        </w:numPr>
+        <w:rPr>
+          <w:rStyle w:val="Hyperlink"/>
+          <w:color w:val="auto"/>
+          <w:u w:val="none"/>
+          <w:lang w:val="en-US"/>
+        </w:rPr>
+      </w:pPr>
+      <w:r>
+        <w:rPr>
+          <w:rStyle w:val="Hyperlink"/>
+          <w:color w:val="auto"/>
+          <w:u w:val="none"/>
+          <w:lang w:val="en-US"/>
+        </w:rPr>
+        <w:t>20 giờ, ngủ</w:t>
       </w:r>
     </w:p>
     <w:p>
@@ -2105,121 +2869,79 @@
           <w:u w:val="none"/>
           <w:lang w:val="en-US"/>
         </w:rPr>
-        <w:t>Học Kì Này?</w:t>
-      </w:r>
-    </w:p>
-    <w:p>
-      <w:pPr>
-        <w:pStyle w:val="ListParagraph"/>
-        <w:numPr>
-          <w:ilvl w:val="0"/>
-          <w:numId w:val="2"/>
-        </w:numPr>
-        <w:rPr>
-          <w:rStyle w:val="Hyperlink"/>
-          <w:color w:val="auto"/>
-          <w:u w:val="none"/>
-          <w:lang w:val="en-US"/>
-        </w:rPr>
-      </w:pPr>
-      <w:r>
-        <w:rPr>
-          <w:rStyle w:val="Hyperlink"/>
-          <w:color w:val="auto"/>
-          <w:u w:val="none"/>
-          <w:lang w:val="en-US"/>
-        </w:rPr>
-        <w:t>Vật lí 1 (Lý Anh Tú)</w:t>
-      </w:r>
-    </w:p>
-    <w:p>
-      <w:pPr>
-        <w:pStyle w:val="ListParagraph"/>
-        <w:numPr>
-          <w:ilvl w:val="0"/>
-          <w:numId w:val="2"/>
-        </w:numPr>
-        <w:rPr>
-          <w:rStyle w:val="Hyperlink"/>
-          <w:color w:val="auto"/>
-          <w:u w:val="none"/>
-          <w:lang w:val="en-US"/>
-        </w:rPr>
-      </w:pPr>
-      <w:r>
-        <w:rPr>
-          <w:rStyle w:val="Hyperlink"/>
-          <w:color w:val="auto"/>
-          <w:u w:val="none"/>
-          <w:lang w:val="en-US"/>
-        </w:rPr>
-        <w:t>Giải tích 1 (Đào Huy Cường)</w:t>
-      </w:r>
-    </w:p>
-    <w:p>
-      <w:pPr>
-        <w:pStyle w:val="ListParagraph"/>
-        <w:numPr>
-          <w:ilvl w:val="0"/>
-          <w:numId w:val="2"/>
-        </w:numPr>
-        <w:rPr>
-          <w:rStyle w:val="Hyperlink"/>
-          <w:color w:val="auto"/>
-          <w:u w:val="none"/>
-          <w:lang w:val="en-US"/>
-        </w:rPr>
-      </w:pPr>
-      <w:r>
-        <w:rPr>
-          <w:rStyle w:val="Hyperlink"/>
-          <w:color w:val="auto"/>
-          <w:u w:val="none"/>
-          <w:lang w:val="en-US"/>
-        </w:rPr>
-        <w:t>Hệ thống số (Đoàn Minh Vững)</w:t>
-      </w:r>
-    </w:p>
-    <w:p>
-      <w:pPr>
-        <w:pStyle w:val="ListParagraph"/>
-        <w:numPr>
-          <w:ilvl w:val="0"/>
-          <w:numId w:val="2"/>
-        </w:numPr>
-        <w:rPr>
-          <w:rStyle w:val="Hyperlink"/>
-          <w:color w:val="auto"/>
-          <w:u w:val="none"/>
-          <w:lang w:val="en-US"/>
-        </w:rPr>
-      </w:pPr>
-      <w:r>
-        <w:rPr>
-          <w:rStyle w:val="Hyperlink"/>
-          <w:color w:val="auto"/>
-          <w:u w:val="none"/>
-          <w:lang w:val="en-US"/>
-        </w:rPr>
-        <w:t>Nhập môn điện toán (Nguyễn Cao Trí</w:t>
-      </w:r>
-      <w:r>
-        <w:rPr>
-          <w:rStyle w:val="Hyperlink"/>
-          <w:color w:val="auto"/>
-          <w:u w:val="none"/>
-          <w:lang w:val="en-US"/>
-        </w:rPr>
-        <w:t>, caotri@hcmut.edu.vn</w:t>
-      </w:r>
-      <w:r>
-        <w:rPr>
-          <w:rStyle w:val="Hyperlink"/>
-          <w:color w:val="auto"/>
-          <w:u w:val="none"/>
-          <w:lang w:val="en-US"/>
-        </w:rPr>
-        <w:t>)</w:t>
+        <w:t>25/9/2023?</w:t>
+      </w:r>
+    </w:p>
+    <w:p>
+      <w:pPr>
+        <w:pStyle w:val="ListParagraph"/>
+        <w:numPr>
+          <w:ilvl w:val="0"/>
+          <w:numId w:val="2"/>
+        </w:numPr>
+        <w:rPr>
+          <w:rStyle w:val="Hyperlink"/>
+          <w:color w:val="auto"/>
+          <w:u w:val="none"/>
+          <w:lang w:val="en-US"/>
+        </w:rPr>
+      </w:pPr>
+      <w:r>
+        <w:rPr>
+          <w:rStyle w:val="Hyperlink"/>
+          <w:color w:val="auto"/>
+          <w:u w:val="none"/>
+          <w:lang w:val="en-US"/>
+        </w:rPr>
+        <w:t>Kiểm tra IC3 Full trắc nghiệm</w:t>
+      </w:r>
+    </w:p>
+    <w:p>
+      <w:pPr>
+        <w:pStyle w:val="ListParagraph"/>
+        <w:numPr>
+          <w:ilvl w:val="0"/>
+          <w:numId w:val="2"/>
+        </w:numPr>
+        <w:rPr>
+          <w:rStyle w:val="Hyperlink"/>
+          <w:color w:val="auto"/>
+          <w:u w:val="none"/>
+          <w:lang w:val="en-US"/>
+        </w:rPr>
+      </w:pPr>
+      <w:r>
+        <w:rPr>
+          <w:rStyle w:val="Hyperlink"/>
+          <w:color w:val="auto"/>
+          <w:u w:val="none"/>
+          <w:lang w:val="en-US"/>
+        </w:rPr>
+        <w:t>20 giờ, sạc Laptop Full</w:t>
+      </w:r>
+    </w:p>
+    <w:p>
+      <w:pPr>
+        <w:pStyle w:val="ListParagraph"/>
+        <w:numPr>
+          <w:ilvl w:val="0"/>
+          <w:numId w:val="2"/>
+        </w:numPr>
+        <w:rPr>
+          <w:rStyle w:val="Hyperlink"/>
+          <w:color w:val="auto"/>
+          <w:u w:val="none"/>
+          <w:lang w:val="en-US"/>
+        </w:rPr>
+      </w:pPr>
+      <w:r>
+        <w:rPr>
+          <w:rStyle w:val="Hyperlink"/>
+          <w:color w:val="auto"/>
+          <w:u w:val="none"/>
+          <w:lang w:val="en-US"/>
+        </w:rPr>
+        <w:t>21 giờ, sạc điện thoại</w:t>
       </w:r>
     </w:p>
     <w:p>
@@ -2243,55 +2965,175 @@
           <w:u w:val="none"/>
           <w:lang w:val="en-US"/>
         </w:rPr>
-        <w:t>Tiết Học?</w:t>
-      </w:r>
-    </w:p>
-    <w:p>
-      <w:pPr>
-        <w:pStyle w:val="ListParagraph"/>
-        <w:numPr>
-          <w:ilvl w:val="0"/>
-          <w:numId w:val="2"/>
-        </w:numPr>
-        <w:rPr>
-          <w:rStyle w:val="Hyperlink"/>
-          <w:color w:val="auto"/>
-          <w:u w:val="none"/>
-          <w:lang w:val="en-US"/>
-        </w:rPr>
-      </w:pPr>
-      <w:r>
-        <w:rPr>
-          <w:rStyle w:val="Hyperlink"/>
-          <w:color w:val="auto"/>
-          <w:u w:val="none"/>
-          <w:lang w:val="en-US"/>
-        </w:rPr>
-        <w:t>Bắt đầu từ 6 giờ đến 18 giờ</w:t>
-      </w:r>
-    </w:p>
-    <w:p>
-      <w:pPr>
-        <w:pStyle w:val="ListParagraph"/>
-        <w:numPr>
-          <w:ilvl w:val="0"/>
-          <w:numId w:val="2"/>
-        </w:numPr>
-        <w:rPr>
-          <w:rStyle w:val="Hyperlink"/>
-          <w:color w:val="auto"/>
-          <w:u w:val="none"/>
-          <w:lang w:val="en-US"/>
-        </w:rPr>
-      </w:pPr>
-      <w:r>
-        <w:rPr>
-          <w:rStyle w:val="Hyperlink"/>
-          <w:color w:val="auto"/>
-          <w:u w:val="none"/>
-          <w:lang w:val="en-US"/>
-        </w:rPr>
-        <w:t>Mỗi tiết kéo dài 50 phút + 10 phút nghỉ</w:t>
+        <w:t>26/9/2023?</w:t>
+      </w:r>
+    </w:p>
+    <w:p>
+      <w:pPr>
+        <w:pStyle w:val="ListParagraph"/>
+        <w:numPr>
+          <w:ilvl w:val="0"/>
+          <w:numId w:val="2"/>
+        </w:numPr>
+        <w:rPr>
+          <w:rStyle w:val="Hyperlink"/>
+          <w:color w:val="auto"/>
+          <w:u w:val="none"/>
+          <w:lang w:val="en-US"/>
+        </w:rPr>
+      </w:pPr>
+      <w:r>
+        <w:rPr>
+          <w:rStyle w:val="Hyperlink"/>
+          <w:color w:val="auto"/>
+          <w:u w:val="none"/>
+          <w:lang w:val="en-US"/>
+        </w:rPr>
+        <w:t>5 giờ, gỡ sạc điện thoại</w:t>
+      </w:r>
+    </w:p>
+    <w:p>
+      <w:pPr>
+        <w:pStyle w:val="ListParagraph"/>
+        <w:numPr>
+          <w:ilvl w:val="0"/>
+          <w:numId w:val="2"/>
+        </w:numPr>
+        <w:rPr>
+          <w:rStyle w:val="Hyperlink"/>
+          <w:color w:val="auto"/>
+          <w:u w:val="none"/>
+          <w:lang w:val="en-US"/>
+        </w:rPr>
+      </w:pPr>
+      <w:r>
+        <w:rPr>
+          <w:rStyle w:val="Hyperlink"/>
+          <w:color w:val="auto"/>
+          <w:u w:val="none"/>
+          <w:lang w:val="en-US"/>
+        </w:rPr>
+        <w:t>6.5 giờ, chạy ra ngô quyền mua 2 hộp cơm, ăn 1 hộp</w:t>
+      </w:r>
+    </w:p>
+    <w:p>
+      <w:pPr>
+        <w:pStyle w:val="ListParagraph"/>
+        <w:numPr>
+          <w:ilvl w:val="0"/>
+          <w:numId w:val="2"/>
+        </w:numPr>
+        <w:rPr>
+          <w:rStyle w:val="Hyperlink"/>
+          <w:color w:val="auto"/>
+          <w:u w:val="none"/>
+          <w:lang w:val="en-US"/>
+        </w:rPr>
+      </w:pPr>
+      <w:r>
+        <w:rPr>
+          <w:rStyle w:val="Hyperlink"/>
+          <w:color w:val="auto"/>
+          <w:u w:val="none"/>
+          <w:lang w:val="en-US"/>
+        </w:rPr>
+        <w:t>8 đến 10.83 giờ, vật lí 1, tòa H2, phòng 201</w:t>
+      </w:r>
+    </w:p>
+    <w:p>
+      <w:pPr>
+        <w:pStyle w:val="ListParagraph"/>
+        <w:numPr>
+          <w:ilvl w:val="0"/>
+          <w:numId w:val="2"/>
+        </w:numPr>
+        <w:rPr>
+          <w:rStyle w:val="Hyperlink"/>
+          <w:color w:val="auto"/>
+          <w:u w:val="none"/>
+          <w:lang w:val="en-US"/>
+        </w:rPr>
+      </w:pPr>
+      <w:r>
+        <w:rPr>
+          <w:rStyle w:val="Hyperlink"/>
+          <w:color w:val="auto"/>
+          <w:u w:val="none"/>
+          <w:lang w:val="en-US"/>
+        </w:rPr>
+        <w:t>11 giờ, ăn hộp cơm còn lại</w:t>
+      </w:r>
+    </w:p>
+    <w:p>
+      <w:pPr>
+        <w:pStyle w:val="ListParagraph"/>
+        <w:numPr>
+          <w:ilvl w:val="0"/>
+          <w:numId w:val="2"/>
+        </w:numPr>
+        <w:rPr>
+          <w:rStyle w:val="Hyperlink"/>
+          <w:color w:val="auto"/>
+          <w:u w:val="none"/>
+          <w:lang w:val="en-US"/>
+        </w:rPr>
+      </w:pPr>
+      <w:r>
+        <w:rPr>
+          <w:rStyle w:val="Hyperlink"/>
+          <w:color w:val="auto"/>
+          <w:u w:val="none"/>
+          <w:lang w:val="en-US"/>
+        </w:rPr>
+        <w:t>12 đến 13.83 giờ, giải tích 1 bài tập, tòa H1, phòng 802</w:t>
+      </w:r>
+    </w:p>
+    <w:p>
+      <w:pPr>
+        <w:pStyle w:val="ListParagraph"/>
+        <w:numPr>
+          <w:ilvl w:val="0"/>
+          <w:numId w:val="2"/>
+        </w:numPr>
+        <w:rPr>
+          <w:rStyle w:val="Hyperlink"/>
+          <w:color w:val="auto"/>
+          <w:u w:val="none"/>
+          <w:lang w:val="en-US"/>
+        </w:rPr>
+      </w:pPr>
+      <w:r>
+        <w:rPr>
+          <w:rStyle w:val="Hyperlink"/>
+          <w:color w:val="auto"/>
+          <w:u w:val="none"/>
+          <w:lang w:val="en-US"/>
+        </w:rPr>
+        <w:t>15 đến 17.83 giờ, giải tích 1, tòa H6, giảng đường</w:t>
+      </w:r>
+    </w:p>
+    <w:p>
+      <w:pPr>
+        <w:pStyle w:val="ListParagraph"/>
+        <w:numPr>
+          <w:ilvl w:val="0"/>
+          <w:numId w:val="2"/>
+        </w:numPr>
+        <w:rPr>
+          <w:rStyle w:val="Hyperlink"/>
+          <w:color w:val="auto"/>
+          <w:u w:val="none"/>
+          <w:lang w:val="en-US"/>
+        </w:rPr>
+      </w:pPr>
+      <w:r>
+        <w:rPr>
+          <w:rStyle w:val="Hyperlink"/>
+          <w:color w:val="auto"/>
+          <w:u w:val="none"/>
+          <w:lang w:val="en-US"/>
+        </w:rPr>
+        <w:t>18 giờ ghé bà mười mua cơm</w:t>
       </w:r>
     </w:p>
     <w:p>
@@ -2315,40 +3157,31 @@
           <w:u w:val="none"/>
           <w:lang w:val="en-US"/>
         </w:rPr>
-        <w:t>Tuần Hiện Tại?</w:t>
-      </w:r>
-    </w:p>
-    <w:p>
-      <w:pPr>
-        <w:pStyle w:val="ListParagraph"/>
-        <w:numPr>
-          <w:ilvl w:val="0"/>
-          <w:numId w:val="2"/>
-        </w:numPr>
-        <w:rPr>
-          <w:rStyle w:val="Hyperlink"/>
-          <w:color w:val="auto"/>
-          <w:u w:val="none"/>
-          <w:lang w:val="en-US"/>
-        </w:rPr>
-      </w:pPr>
-      <w:r>
-        <w:rPr>
-          <w:rStyle w:val="Hyperlink"/>
-          <w:color w:val="auto"/>
-          <w:u w:val="none"/>
-          <w:lang w:val="en-US"/>
-        </w:rPr>
-        <w:t>3</w:t>
-      </w:r>
-      <w:r>
-        <w:rPr>
-          <w:rStyle w:val="Hyperlink"/>
-          <w:color w:val="auto"/>
-          <w:u w:val="none"/>
-          <w:lang w:val="en-US"/>
-        </w:rPr>
-        <w:t>8</w:t>
+        <w:t>28/9/2023?</w:t>
+      </w:r>
+    </w:p>
+    <w:p>
+      <w:pPr>
+        <w:pStyle w:val="ListParagraph"/>
+        <w:numPr>
+          <w:ilvl w:val="0"/>
+          <w:numId w:val="2"/>
+        </w:numPr>
+        <w:rPr>
+          <w:rStyle w:val="Hyperlink"/>
+          <w:color w:val="auto"/>
+          <w:u w:val="none"/>
+          <w:lang w:val="en-US"/>
+        </w:rPr>
+      </w:pPr>
+      <w:r>
+        <w:rPr>
+          <w:rStyle w:val="Hyperlink"/>
+          <w:color w:val="auto"/>
+          <w:u w:val="none"/>
+          <w:lang w:val="en-US"/>
+        </w:rPr>
+        <w:t>7 đến 8.83 giờ, hệ thống số, tòa H6, giảng đường</w:t>
       </w:r>
     </w:p>
     <w:p>
@@ -2372,896 +3205,55 @@
           <w:u w:val="none"/>
           <w:lang w:val="en-US"/>
         </w:rPr>
-        <w:t>Lịch Bình Thường Hằng Ngày?</w:t>
-      </w:r>
-    </w:p>
-    <w:p>
-      <w:pPr>
-        <w:pStyle w:val="ListParagraph"/>
-        <w:numPr>
-          <w:ilvl w:val="0"/>
-          <w:numId w:val="2"/>
-        </w:numPr>
-        <w:rPr>
-          <w:rStyle w:val="Hyperlink"/>
-          <w:color w:val="auto"/>
-          <w:u w:val="none"/>
-          <w:lang w:val="en-US"/>
-        </w:rPr>
-      </w:pPr>
-      <w:r>
-        <w:rPr>
-          <w:rStyle w:val="Hyperlink"/>
-          <w:color w:val="auto"/>
-          <w:u w:val="none"/>
-          <w:lang w:val="en-US"/>
-        </w:rPr>
-        <w:t>5 đến 6 giờ, rửa mặt, đánh răng, xỉa răng, đái ỉa, hít đất, nghỉ 1 lát</w:t>
-      </w:r>
-    </w:p>
-    <w:p>
-      <w:pPr>
-        <w:pStyle w:val="ListParagraph"/>
-        <w:numPr>
-          <w:ilvl w:val="0"/>
-          <w:numId w:val="2"/>
-        </w:numPr>
-        <w:rPr>
-          <w:rStyle w:val="Hyperlink"/>
-          <w:color w:val="auto"/>
-          <w:u w:val="none"/>
-          <w:lang w:val="en-US"/>
-        </w:rPr>
-      </w:pPr>
-      <w:r>
-        <w:rPr>
-          <w:rStyle w:val="Hyperlink"/>
-          <w:color w:val="auto"/>
-          <w:u w:val="none"/>
-          <w:lang w:val="en-US"/>
-        </w:rPr>
-        <w:t>6 đến 6.5 giờ,</w:t>
-      </w:r>
-      <w:r>
-        <w:rPr>
-          <w:rStyle w:val="Hyperlink"/>
-          <w:color w:val="auto"/>
-          <w:u w:val="none"/>
-          <w:lang w:val="en-US"/>
-        </w:rPr>
-        <w:t xml:space="preserve"> Check Quiz,</w:t>
-      </w:r>
-      <w:r>
-        <w:rPr>
-          <w:rStyle w:val="Hyperlink"/>
-          <w:color w:val="auto"/>
-          <w:u w:val="none"/>
-          <w:lang w:val="en-US"/>
-        </w:rPr>
-        <w:t xml:space="preserve"> Check nhóm,</w:t>
-      </w:r>
-      <w:r>
-        <w:rPr>
-          <w:rStyle w:val="Hyperlink"/>
-          <w:color w:val="auto"/>
-          <w:u w:val="none"/>
-          <w:lang w:val="en-US"/>
-        </w:rPr>
-        <w:t xml:space="preserve"> đọc Berserk</w:t>
-      </w:r>
-    </w:p>
-    <w:p>
-      <w:pPr>
-        <w:pStyle w:val="ListParagraph"/>
-        <w:numPr>
-          <w:ilvl w:val="0"/>
-          <w:numId w:val="2"/>
-        </w:numPr>
-        <w:rPr>
-          <w:rStyle w:val="Hyperlink"/>
-          <w:color w:val="auto"/>
-          <w:u w:val="none"/>
-          <w:lang w:val="en-US"/>
-        </w:rPr>
-      </w:pPr>
-      <w:r>
-        <w:rPr>
-          <w:rStyle w:val="Hyperlink"/>
-          <w:color w:val="auto"/>
-          <w:u w:val="none"/>
-          <w:lang w:val="en-US"/>
-        </w:rPr>
-        <w:t>6.5 đến 7 giờ, đi ăn, về nhà, nghỉ 1 lát</w:t>
-      </w:r>
-    </w:p>
-    <w:p>
-      <w:pPr>
-        <w:pStyle w:val="ListParagraph"/>
-        <w:numPr>
-          <w:ilvl w:val="0"/>
-          <w:numId w:val="2"/>
-        </w:numPr>
-        <w:rPr>
-          <w:rStyle w:val="Hyperlink"/>
-          <w:color w:val="auto"/>
-          <w:u w:val="none"/>
-          <w:lang w:val="en-US"/>
-        </w:rPr>
-      </w:pPr>
-      <w:r>
-        <w:rPr>
-          <w:rStyle w:val="Hyperlink"/>
-          <w:color w:val="auto"/>
-          <w:u w:val="none"/>
-          <w:lang w:val="en-US"/>
-        </w:rPr>
-        <w:t>7 đến 8 giờ, học Matlab</w:t>
-      </w:r>
-    </w:p>
-    <w:p>
-      <w:pPr>
-        <w:pStyle w:val="ListParagraph"/>
-        <w:numPr>
-          <w:ilvl w:val="0"/>
-          <w:numId w:val="2"/>
-        </w:numPr>
-        <w:rPr>
-          <w:rStyle w:val="Hyperlink"/>
-          <w:color w:val="auto"/>
-          <w:u w:val="none"/>
-          <w:lang w:val="en-US"/>
-        </w:rPr>
-      </w:pPr>
-      <w:r>
-        <w:rPr>
-          <w:rStyle w:val="Hyperlink"/>
-          <w:color w:val="auto"/>
-          <w:u w:val="none"/>
-          <w:lang w:val="en-US"/>
-        </w:rPr>
-        <w:t>8 đến 9 giờ, học Tensorflow</w:t>
-      </w:r>
-    </w:p>
-    <w:p>
-      <w:pPr>
-        <w:pStyle w:val="ListParagraph"/>
-        <w:numPr>
-          <w:ilvl w:val="0"/>
-          <w:numId w:val="2"/>
-        </w:numPr>
-        <w:rPr>
-          <w:rStyle w:val="Hyperlink"/>
-          <w:color w:val="auto"/>
-          <w:u w:val="none"/>
-          <w:lang w:val="en-US"/>
-        </w:rPr>
-      </w:pPr>
-      <w:r>
-        <w:rPr>
-          <w:rStyle w:val="Hyperlink"/>
-          <w:color w:val="auto"/>
-          <w:u w:val="none"/>
-          <w:lang w:val="en-US"/>
-        </w:rPr>
-        <w:t>9 đến 10 giờ, học TOEIC + Berserk</w:t>
-      </w:r>
-    </w:p>
-    <w:p>
-      <w:pPr>
-        <w:pStyle w:val="ListParagraph"/>
-        <w:numPr>
-          <w:ilvl w:val="0"/>
-          <w:numId w:val="2"/>
-        </w:numPr>
-        <w:rPr>
-          <w:rStyle w:val="Hyperlink"/>
-          <w:color w:val="auto"/>
-          <w:u w:val="none"/>
-          <w:lang w:val="en-US"/>
-        </w:rPr>
-      </w:pPr>
-      <w:r>
-        <w:rPr>
-          <w:rStyle w:val="Hyperlink"/>
-          <w:color w:val="auto"/>
-          <w:u w:val="none"/>
-          <w:lang w:val="en-US"/>
-        </w:rPr>
-        <w:t>10 đến 11 giờ, học MOS</w:t>
-      </w:r>
-    </w:p>
-    <w:p>
-      <w:pPr>
-        <w:pStyle w:val="ListParagraph"/>
-        <w:numPr>
-          <w:ilvl w:val="0"/>
-          <w:numId w:val="2"/>
-        </w:numPr>
-        <w:rPr>
-          <w:rStyle w:val="Hyperlink"/>
-          <w:color w:val="auto"/>
-          <w:u w:val="none"/>
-          <w:lang w:val="en-US"/>
-        </w:rPr>
-      </w:pPr>
-      <w:r>
-        <w:rPr>
-          <w:rStyle w:val="Hyperlink"/>
-          <w:color w:val="auto"/>
-          <w:u w:val="none"/>
-          <w:lang w:val="en-US"/>
-        </w:rPr>
-        <w:t>11 đến 12 giờ, ăn, nghỉ, đọc Berserk</w:t>
-      </w:r>
-    </w:p>
-    <w:p>
-      <w:pPr>
-        <w:pStyle w:val="ListParagraph"/>
-        <w:numPr>
-          <w:ilvl w:val="0"/>
-          <w:numId w:val="2"/>
-        </w:numPr>
-        <w:rPr>
-          <w:rStyle w:val="Hyperlink"/>
-          <w:color w:val="auto"/>
-          <w:u w:val="none"/>
-          <w:lang w:val="en-US"/>
-        </w:rPr>
-      </w:pPr>
-      <w:r>
-        <w:rPr>
-          <w:rStyle w:val="Hyperlink"/>
-          <w:color w:val="auto"/>
-          <w:u w:val="none"/>
-          <w:lang w:val="en-US"/>
-        </w:rPr>
-        <w:t>12 đến 13 giờ, học IELTS + Berserk</w:t>
-      </w:r>
-    </w:p>
-    <w:p>
-      <w:pPr>
-        <w:pStyle w:val="ListParagraph"/>
-        <w:numPr>
-          <w:ilvl w:val="0"/>
-          <w:numId w:val="2"/>
-        </w:numPr>
-        <w:rPr>
-          <w:rStyle w:val="Hyperlink"/>
-          <w:color w:val="auto"/>
-          <w:u w:val="none"/>
-          <w:lang w:val="en-US"/>
-        </w:rPr>
-      </w:pPr>
-      <w:r>
-        <w:rPr>
-          <w:rStyle w:val="Hyperlink"/>
-          <w:color w:val="auto"/>
-          <w:u w:val="none"/>
-          <w:lang w:val="en-US"/>
-        </w:rPr>
-        <w:t>13 đến 14 giờ, học IC3</w:t>
-      </w:r>
-    </w:p>
-    <w:p>
-      <w:pPr>
-        <w:pStyle w:val="ListParagraph"/>
-        <w:numPr>
-          <w:ilvl w:val="0"/>
-          <w:numId w:val="2"/>
-        </w:numPr>
-        <w:rPr>
-          <w:rStyle w:val="Hyperlink"/>
-          <w:color w:val="auto"/>
-          <w:u w:val="none"/>
-          <w:lang w:val="en-US"/>
-        </w:rPr>
-      </w:pPr>
-      <w:r>
-        <w:rPr>
-          <w:rStyle w:val="Hyperlink"/>
-          <w:color w:val="auto"/>
-          <w:u w:val="none"/>
-          <w:lang w:val="en-US"/>
-        </w:rPr>
-        <w:t>14 đến 15 giờ, học vật lí</w:t>
-      </w:r>
-    </w:p>
-    <w:p>
-      <w:pPr>
-        <w:pStyle w:val="ListParagraph"/>
-        <w:numPr>
-          <w:ilvl w:val="0"/>
-          <w:numId w:val="2"/>
-        </w:numPr>
-        <w:rPr>
-          <w:rStyle w:val="Hyperlink"/>
-          <w:color w:val="auto"/>
-          <w:u w:val="none"/>
-          <w:lang w:val="en-US"/>
-        </w:rPr>
-      </w:pPr>
-      <w:r>
-        <w:rPr>
-          <w:rStyle w:val="Hyperlink"/>
-          <w:color w:val="auto"/>
-          <w:u w:val="none"/>
-          <w:lang w:val="en-US"/>
-        </w:rPr>
-        <w:t>15 đến 16 giờ, giải đề</w:t>
-      </w:r>
-    </w:p>
-    <w:p>
-      <w:pPr>
-        <w:pStyle w:val="ListParagraph"/>
-        <w:numPr>
-          <w:ilvl w:val="0"/>
-          <w:numId w:val="2"/>
-        </w:numPr>
-        <w:rPr>
-          <w:rStyle w:val="Hyperlink"/>
-          <w:color w:val="auto"/>
-          <w:u w:val="none"/>
-          <w:lang w:val="en-US"/>
-        </w:rPr>
-      </w:pPr>
-      <w:r>
-        <w:rPr>
-          <w:rStyle w:val="Hyperlink"/>
-          <w:color w:val="auto"/>
-          <w:u w:val="none"/>
-          <w:lang w:val="en-US"/>
-        </w:rPr>
-        <w:t>16 đến 17 giờ, học Hack + Web</w:t>
-      </w:r>
-    </w:p>
-    <w:p>
-      <w:pPr>
-        <w:pStyle w:val="ListParagraph"/>
-        <w:numPr>
-          <w:ilvl w:val="0"/>
-          <w:numId w:val="2"/>
-        </w:numPr>
-        <w:rPr>
-          <w:rStyle w:val="Hyperlink"/>
-          <w:color w:val="auto"/>
-          <w:u w:val="none"/>
-          <w:lang w:val="en-US"/>
-        </w:rPr>
-      </w:pPr>
-      <w:r>
-        <w:rPr>
-          <w:rStyle w:val="Hyperlink"/>
-          <w:color w:val="auto"/>
-          <w:u w:val="none"/>
-          <w:lang w:val="en-US"/>
-        </w:rPr>
-        <w:t>17 đến 18 giờ, tắm, giặt, phơi, nghỉ, đọc Berserk</w:t>
-      </w:r>
-    </w:p>
-    <w:p>
-      <w:pPr>
-        <w:pStyle w:val="ListParagraph"/>
-        <w:numPr>
-          <w:ilvl w:val="0"/>
-          <w:numId w:val="2"/>
-        </w:numPr>
-        <w:rPr>
-          <w:rStyle w:val="Hyperlink"/>
-          <w:color w:val="auto"/>
-          <w:u w:val="none"/>
-          <w:lang w:val="en-US"/>
-        </w:rPr>
-      </w:pPr>
-      <w:r>
-        <w:rPr>
-          <w:rStyle w:val="Hyperlink"/>
-          <w:color w:val="auto"/>
-          <w:u w:val="none"/>
-          <w:lang w:val="en-US"/>
-        </w:rPr>
-        <w:lastRenderedPageBreak/>
-        <w:t>18 đến 19 giờ, ăn, nghỉ,</w:t>
-      </w:r>
-      <w:r>
-        <w:rPr>
-          <w:rStyle w:val="Hyperlink"/>
-          <w:color w:val="auto"/>
-          <w:u w:val="none"/>
-          <w:lang w:val="en-US"/>
-        </w:rPr>
-        <w:t xml:space="preserve"> Check Quiz,</w:t>
-      </w:r>
-      <w:r>
-        <w:rPr>
-          <w:rStyle w:val="Hyperlink"/>
-          <w:color w:val="auto"/>
-          <w:u w:val="none"/>
-          <w:lang w:val="en-US"/>
-        </w:rPr>
-        <w:t xml:space="preserve"> Check nhóm,</w:t>
-      </w:r>
-      <w:r>
-        <w:rPr>
-          <w:rStyle w:val="Hyperlink"/>
-          <w:color w:val="auto"/>
-          <w:u w:val="none"/>
-          <w:lang w:val="en-US"/>
-        </w:rPr>
-        <w:t xml:space="preserve"> đọc Berserk</w:t>
-      </w:r>
-    </w:p>
-    <w:p>
-      <w:pPr>
-        <w:pStyle w:val="ListParagraph"/>
-        <w:numPr>
-          <w:ilvl w:val="0"/>
-          <w:numId w:val="2"/>
-        </w:numPr>
-        <w:rPr>
-          <w:rStyle w:val="Hyperlink"/>
-          <w:color w:val="auto"/>
-          <w:u w:val="none"/>
-          <w:lang w:val="en-US"/>
-        </w:rPr>
-      </w:pPr>
-      <w:r>
-        <w:rPr>
-          <w:rStyle w:val="Hyperlink"/>
-          <w:color w:val="auto"/>
-          <w:u w:val="none"/>
-          <w:lang w:val="en-US"/>
-        </w:rPr>
-        <w:t>19 đến 20 giờ, học thuật toán</w:t>
-      </w:r>
-    </w:p>
-    <w:p>
-      <w:pPr>
-        <w:pStyle w:val="ListParagraph"/>
-        <w:numPr>
-          <w:ilvl w:val="0"/>
-          <w:numId w:val="2"/>
-        </w:numPr>
-        <w:rPr>
-          <w:rStyle w:val="Hyperlink"/>
-          <w:color w:val="auto"/>
-          <w:u w:val="none"/>
-          <w:lang w:val="en-US"/>
-        </w:rPr>
-      </w:pPr>
-      <w:r>
-        <w:rPr>
-          <w:rStyle w:val="Hyperlink"/>
-          <w:color w:val="auto"/>
-          <w:u w:val="none"/>
-          <w:lang w:val="en-US"/>
-        </w:rPr>
-        <w:t>20 giờ, ngủ</w:t>
-      </w:r>
-    </w:p>
-    <w:p>
-      <w:pPr>
-        <w:pStyle w:val="ListParagraph"/>
-        <w:numPr>
-          <w:ilvl w:val="0"/>
-          <w:numId w:val="4"/>
-        </w:numPr>
-        <w:rPr>
-          <w:rStyle w:val="Hyperlink"/>
-          <w:color w:val="auto"/>
-          <w:u w:val="none"/>
-          <w:lang w:val="en-US"/>
-        </w:rPr>
-      </w:pPr>
-      <w:r>
-        <w:rPr>
-          <w:rStyle w:val="Hyperlink"/>
-          <w:color w:val="auto"/>
-          <w:u w:val="none"/>
-          <w:lang w:val="en-US"/>
-        </w:rPr>
-        <w:t>1</w:t>
-      </w:r>
-      <w:r>
-        <w:rPr>
-          <w:rStyle w:val="Hyperlink"/>
-          <w:color w:val="auto"/>
-          <w:u w:val="none"/>
-          <w:lang w:val="en-US"/>
-        </w:rPr>
-        <w:t>9</w:t>
-      </w:r>
-      <w:r>
-        <w:rPr>
-          <w:rStyle w:val="Hyperlink"/>
-          <w:color w:val="auto"/>
-          <w:u w:val="none"/>
-          <w:lang w:val="en-US"/>
-        </w:rPr>
-        <w:t>/9/2023?</w:t>
-      </w:r>
-    </w:p>
-    <w:p>
-      <w:pPr>
-        <w:pStyle w:val="ListParagraph"/>
-        <w:numPr>
-          <w:ilvl w:val="0"/>
-          <w:numId w:val="2"/>
-        </w:numPr>
-        <w:rPr>
-          <w:rStyle w:val="Hyperlink"/>
-          <w:color w:val="auto"/>
-          <w:u w:val="none"/>
-          <w:lang w:val="en-US"/>
-        </w:rPr>
-      </w:pPr>
-      <w:r>
-        <w:rPr>
-          <w:rStyle w:val="Hyperlink"/>
-          <w:color w:val="auto"/>
-          <w:u w:val="none"/>
-          <w:lang w:val="en-US"/>
-        </w:rPr>
-        <w:t>7.5 giờ, có mặt tại trường, đọc Slide vật lí 1 trước</w:t>
-      </w:r>
-    </w:p>
-    <w:p>
-      <w:pPr>
-        <w:pStyle w:val="ListParagraph"/>
-        <w:numPr>
-          <w:ilvl w:val="0"/>
-          <w:numId w:val="2"/>
-        </w:numPr>
-        <w:rPr>
-          <w:rStyle w:val="Hyperlink"/>
-          <w:color w:val="auto"/>
-          <w:u w:val="none"/>
-          <w:lang w:val="en-US"/>
-        </w:rPr>
-      </w:pPr>
-      <w:r>
-        <w:rPr>
-          <w:rStyle w:val="Hyperlink"/>
-          <w:color w:val="auto"/>
-          <w:u w:val="none"/>
-          <w:lang w:val="en-US"/>
-        </w:rPr>
-        <w:t>8 đến 11 giờ, vật lí 1, tòa H2, tầng 2, phòng 201</w:t>
-      </w:r>
-    </w:p>
-    <w:p>
-      <w:pPr>
-        <w:pStyle w:val="ListParagraph"/>
-        <w:numPr>
-          <w:ilvl w:val="0"/>
-          <w:numId w:val="2"/>
-        </w:numPr>
-        <w:rPr>
-          <w:rStyle w:val="Hyperlink"/>
-          <w:color w:val="auto"/>
-          <w:u w:val="none"/>
-          <w:lang w:val="en-US"/>
-        </w:rPr>
-      </w:pPr>
-      <w:r>
-        <w:rPr>
-          <w:rStyle w:val="Hyperlink"/>
-          <w:color w:val="auto"/>
-          <w:u w:val="none"/>
-          <w:lang w:val="en-US"/>
-        </w:rPr>
-        <w:t>10 giờ, mở đăng kí thể dục</w:t>
-      </w:r>
-    </w:p>
-    <w:p>
-      <w:pPr>
-        <w:pStyle w:val="ListParagraph"/>
-        <w:numPr>
-          <w:ilvl w:val="0"/>
-          <w:numId w:val="2"/>
-        </w:numPr>
-        <w:rPr>
-          <w:rStyle w:val="Hyperlink"/>
-          <w:color w:val="auto"/>
-          <w:u w:val="none"/>
-          <w:lang w:val="en-US"/>
-        </w:rPr>
-      </w:pPr>
-      <w:r>
-        <w:rPr>
-          <w:rStyle w:val="Hyperlink"/>
-          <w:color w:val="auto"/>
-          <w:u w:val="none"/>
-          <w:lang w:val="en-US"/>
-        </w:rPr>
-        <w:t>15 đến 18 giờ, giải tích 1, giảng đường H6</w:t>
-      </w:r>
-    </w:p>
-    <w:p>
-      <w:pPr>
-        <w:pStyle w:val="ListParagraph"/>
-        <w:numPr>
-          <w:ilvl w:val="0"/>
-          <w:numId w:val="4"/>
-        </w:numPr>
-        <w:rPr>
-          <w:rStyle w:val="Hyperlink"/>
-          <w:color w:val="auto"/>
-          <w:u w:val="none"/>
-          <w:lang w:val="en-US"/>
-        </w:rPr>
-      </w:pPr>
-      <w:r>
-        <w:rPr>
-          <w:rStyle w:val="Hyperlink"/>
-          <w:color w:val="auto"/>
-          <w:u w:val="none"/>
-          <w:lang w:val="en-US"/>
-        </w:rPr>
-        <w:t>20/9/2023?</w:t>
-      </w:r>
-    </w:p>
-    <w:p>
-      <w:pPr>
-        <w:pStyle w:val="ListParagraph"/>
-        <w:numPr>
-          <w:ilvl w:val="0"/>
-          <w:numId w:val="2"/>
-        </w:numPr>
-        <w:rPr>
-          <w:rStyle w:val="Hyperlink"/>
-          <w:color w:val="auto"/>
-          <w:u w:val="none"/>
-          <w:lang w:val="en-US"/>
-        </w:rPr>
-      </w:pPr>
-      <w:r>
-        <w:rPr>
-          <w:rStyle w:val="Hyperlink"/>
-          <w:color w:val="auto"/>
-          <w:u w:val="none"/>
-          <w:lang w:val="en-US"/>
-        </w:rPr>
-        <w:t>16 đến 18 giờ, sinh hoạt, tòa H2, tầng 2, phòng 201</w:t>
-      </w:r>
-    </w:p>
-    <w:p>
-      <w:pPr>
-        <w:pStyle w:val="ListParagraph"/>
-        <w:numPr>
-          <w:ilvl w:val="0"/>
-          <w:numId w:val="4"/>
-        </w:numPr>
-        <w:rPr>
-          <w:rStyle w:val="Hyperlink"/>
-          <w:color w:val="auto"/>
-          <w:u w:val="none"/>
-          <w:lang w:val="en-US"/>
-        </w:rPr>
-      </w:pPr>
-      <w:r>
-        <w:rPr>
-          <w:rStyle w:val="Hyperlink"/>
-          <w:color w:val="auto"/>
-          <w:u w:val="none"/>
-          <w:lang w:val="en-US"/>
-        </w:rPr>
-        <w:t>21/9/2023?</w:t>
-      </w:r>
-    </w:p>
-    <w:p>
-      <w:pPr>
-        <w:pStyle w:val="ListParagraph"/>
-        <w:numPr>
-          <w:ilvl w:val="0"/>
-          <w:numId w:val="2"/>
-        </w:numPr>
-        <w:rPr>
-          <w:rStyle w:val="Hyperlink"/>
-          <w:color w:val="auto"/>
-          <w:u w:val="none"/>
-          <w:lang w:val="en-US"/>
-        </w:rPr>
-      </w:pPr>
-      <w:r>
-        <w:rPr>
-          <w:rStyle w:val="Hyperlink"/>
-          <w:color w:val="auto"/>
-          <w:u w:val="none"/>
-          <w:lang w:val="en-US"/>
-        </w:rPr>
-        <w:t>7 đến 9 giờ, hệ thống số, giảng đường H6</w:t>
-      </w:r>
-    </w:p>
-    <w:p>
-      <w:pPr>
-        <w:pStyle w:val="ListParagraph"/>
-        <w:numPr>
-          <w:ilvl w:val="0"/>
-          <w:numId w:val="4"/>
-        </w:numPr>
-        <w:rPr>
-          <w:rStyle w:val="Hyperlink"/>
-          <w:color w:val="auto"/>
-          <w:u w:val="none"/>
-          <w:lang w:val="en-US"/>
-        </w:rPr>
-      </w:pPr>
-      <w:r>
-        <w:rPr>
-          <w:rStyle w:val="Hyperlink"/>
-          <w:color w:val="auto"/>
-          <w:u w:val="none"/>
-          <w:lang w:val="en-US"/>
-        </w:rPr>
-        <w:t>22/9/2023?</w:t>
-      </w:r>
-    </w:p>
-    <w:p>
-      <w:pPr>
-        <w:pStyle w:val="ListParagraph"/>
-        <w:numPr>
-          <w:ilvl w:val="0"/>
-          <w:numId w:val="2"/>
-        </w:numPr>
-        <w:rPr>
-          <w:rStyle w:val="Hyperlink"/>
-          <w:color w:val="auto"/>
-          <w:u w:val="none"/>
-          <w:lang w:val="en-US"/>
-        </w:rPr>
-      </w:pPr>
-      <w:r>
-        <w:rPr>
-          <w:rStyle w:val="Hyperlink"/>
-          <w:color w:val="auto"/>
-          <w:u w:val="none"/>
-          <w:lang w:val="en-US"/>
-        </w:rPr>
-        <w:t>14 đến 16 giờ, nhập môn điện toán, giảng đường H6</w:t>
-      </w:r>
-    </w:p>
-    <w:p>
-      <w:pPr>
-        <w:pStyle w:val="ListParagraph"/>
-        <w:numPr>
-          <w:ilvl w:val="0"/>
-          <w:numId w:val="2"/>
-        </w:numPr>
-        <w:rPr>
-          <w:rStyle w:val="Hyperlink"/>
-          <w:color w:val="auto"/>
-          <w:u w:val="none"/>
-          <w:lang w:val="en-US"/>
-        </w:rPr>
-      </w:pPr>
-      <w:r>
-        <w:rPr>
-          <w:rStyle w:val="Hyperlink"/>
-          <w:color w:val="auto"/>
-          <w:u w:val="none"/>
-          <w:lang w:val="en-US"/>
-        </w:rPr>
-        <w:t>15 giờ, đóng đăng kí thể dục</w:t>
-      </w:r>
-    </w:p>
-    <w:p>
-      <w:pPr>
-        <w:pStyle w:val="ListParagraph"/>
-        <w:numPr>
-          <w:ilvl w:val="0"/>
-          <w:numId w:val="4"/>
-        </w:numPr>
-        <w:rPr>
-          <w:rStyle w:val="Hyperlink"/>
-          <w:color w:val="auto"/>
-          <w:u w:val="none"/>
-          <w:lang w:val="en-US"/>
-        </w:rPr>
-      </w:pPr>
-      <w:r>
-        <w:rPr>
-          <w:rStyle w:val="Hyperlink"/>
-          <w:color w:val="auto"/>
-          <w:u w:val="none"/>
-          <w:lang w:val="en-US"/>
-        </w:rPr>
-        <w:t>25/9/2023?</w:t>
-      </w:r>
-    </w:p>
-    <w:p>
-      <w:pPr>
-        <w:pStyle w:val="ListParagraph"/>
-        <w:numPr>
-          <w:ilvl w:val="0"/>
-          <w:numId w:val="2"/>
-        </w:numPr>
-        <w:rPr>
-          <w:rStyle w:val="Hyperlink"/>
-          <w:color w:val="auto"/>
-          <w:u w:val="none"/>
-          <w:lang w:val="en-US"/>
-        </w:rPr>
-      </w:pPr>
-      <w:r>
-        <w:rPr>
-          <w:rStyle w:val="Hyperlink"/>
-          <w:color w:val="auto"/>
-          <w:u w:val="none"/>
-          <w:lang w:val="en-US"/>
-        </w:rPr>
-        <w:t>Kiểm tra IC3 Full trắc nghiệm</w:t>
-      </w:r>
-    </w:p>
-    <w:p>
-      <w:pPr>
-        <w:pStyle w:val="ListParagraph"/>
-        <w:numPr>
-          <w:ilvl w:val="0"/>
-          <w:numId w:val="4"/>
-        </w:numPr>
-        <w:rPr>
-          <w:lang w:val="en-US"/>
-        </w:rPr>
-      </w:pPr>
-      <w:r>
-        <w:rPr>
-          <w:lang w:val="en-US"/>
-        </w:rPr>
-        <w:t>16/9/2023 Đến 29/9/2023?</w:t>
-      </w:r>
-    </w:p>
-    <w:p>
-      <w:pPr>
-        <w:pStyle w:val="ListParagraph"/>
-        <w:numPr>
-          <w:ilvl w:val="0"/>
-          <w:numId w:val="2"/>
-        </w:numPr>
-        <w:rPr>
-          <w:lang w:val="en-US"/>
-        </w:rPr>
-      </w:pPr>
-      <w:r>
-        <w:rPr>
-          <w:lang w:val="en-US"/>
-        </w:rPr>
-        <w:t>Đăng kí môn giáo dục thể chất + tiếng anh</w:t>
-      </w:r>
-    </w:p>
-    <w:p>
-      <w:pPr>
-        <w:pStyle w:val="ListParagraph"/>
-        <w:numPr>
-          <w:ilvl w:val="0"/>
-          <w:numId w:val="4"/>
-        </w:numPr>
-        <w:rPr>
-          <w:lang w:val="en-US"/>
-        </w:rPr>
-      </w:pPr>
-      <w:r>
-        <w:rPr>
-          <w:lang w:val="en-US"/>
-        </w:rPr>
-        <w:t>11/9/2023 Đến 30/9/2023?</w:t>
-      </w:r>
-    </w:p>
-    <w:p>
-      <w:pPr>
-        <w:pStyle w:val="ListParagraph"/>
-        <w:numPr>
-          <w:ilvl w:val="0"/>
-          <w:numId w:val="2"/>
-        </w:numPr>
-        <w:rPr>
-          <w:lang w:val="en-US"/>
-        </w:rPr>
-      </w:pPr>
-      <w:r>
-        <w:rPr>
-          <w:lang w:val="en-US"/>
-        </w:rPr>
-        <w:t>Hoàn thành bài thu hoạch SHCD trên E Learning</w:t>
+        <w:t>29/9/2023?</w:t>
+      </w:r>
+    </w:p>
+    <w:p>
+      <w:pPr>
+        <w:pStyle w:val="ListParagraph"/>
+        <w:numPr>
+          <w:ilvl w:val="0"/>
+          <w:numId w:val="2"/>
+        </w:numPr>
+        <w:rPr>
+          <w:rStyle w:val="Hyperlink"/>
+          <w:color w:val="auto"/>
+          <w:u w:val="none"/>
+          <w:lang w:val="en-US"/>
+        </w:rPr>
+      </w:pPr>
+      <w:r>
+        <w:rPr>
+          <w:rStyle w:val="Hyperlink"/>
+          <w:color w:val="auto"/>
+          <w:u w:val="none"/>
+          <w:lang w:val="en-US"/>
+        </w:rPr>
+        <w:t>14 đến 15.83 giờ, nhập môn điện toán, tòa H6, giảng đường</w:t>
+      </w:r>
+    </w:p>
+    <w:p>
+      <w:pPr>
+        <w:pStyle w:val="ListParagraph"/>
+        <w:numPr>
+          <w:ilvl w:val="0"/>
+          <w:numId w:val="2"/>
+        </w:numPr>
+        <w:rPr>
+          <w:rStyle w:val="Hyperlink"/>
+          <w:color w:val="auto"/>
+          <w:u w:val="none"/>
+          <w:lang w:val="en-US"/>
+        </w:rPr>
+      </w:pPr>
+      <w:r>
+        <w:rPr>
+          <w:rStyle w:val="Hyperlink"/>
+          <w:color w:val="auto"/>
+          <w:u w:val="none"/>
+          <w:lang w:val="en-US"/>
+        </w:rPr>
+        <w:t>16 đến 17.83 giờ, vật lí 1 bài tập, tòa H1, phòng 101</w:t>
       </w:r>
     </w:p>
     <w:p>

--- a/hcmut.docx
+++ b/hcmut.docx
@@ -1679,6 +1679,31 @@
         <w:pStyle w:val="ListParagraph"/>
         <w:numPr>
           <w:ilvl w:val="0"/>
+          <w:numId w:val="2"/>
+        </w:numPr>
+        <w:rPr>
+          <w:rStyle w:val="Hyperlink"/>
+          <w:color w:val="auto"/>
+          <w:u w:val="none"/>
+          <w:lang w:val="en-US"/>
+        </w:rPr>
+      </w:pPr>
+      <w:r>
+        <w:rPr>
+          <w:rStyle w:val="Hyperlink"/>
+          <w:color w:val="auto"/>
+          <w:u w:val="none"/>
+          <w:lang w:val="en-US"/>
+        </w:rPr>
+        <w:lastRenderedPageBreak/>
+        <w:t>Cái tòa màu cam kế H2, ngay cạnh bãi đỗ xe</w:t>
+      </w:r>
+    </w:p>
+    <w:p>
+      <w:pPr>
+        <w:pStyle w:val="ListParagraph"/>
+        <w:numPr>
+          <w:ilvl w:val="0"/>
           <w:numId w:val="6"/>
         </w:numPr>
         <w:rPr>
@@ -1695,403 +1720,1204 @@
           <w:u w:val="none"/>
           <w:lang w:val="en-US"/>
         </w:rPr>
+        <w:t>Giảng Đường H6?</w:t>
+      </w:r>
+    </w:p>
+    <w:p>
+      <w:pPr>
+        <w:pStyle w:val="ListParagraph"/>
+        <w:numPr>
+          <w:ilvl w:val="0"/>
+          <w:numId w:val="2"/>
+        </w:numPr>
+        <w:rPr>
+          <w:rStyle w:val="Hyperlink"/>
+          <w:color w:val="auto"/>
+          <w:u w:val="none"/>
+          <w:lang w:val="en-US"/>
+        </w:rPr>
+      </w:pPr>
+      <w:r>
+        <w:rPr>
+          <w:rStyle w:val="Hyperlink"/>
+          <w:color w:val="auto"/>
+          <w:u w:val="none"/>
+          <w:lang w:val="en-US"/>
+        </w:rPr>
+        <w:t>Lên tầng 6 tòa H6 = thang máy, rẽ trái lên bậc thang là tới</w:t>
+      </w:r>
+    </w:p>
+    <w:p>
+      <w:pPr>
+        <w:pStyle w:val="ListParagraph"/>
+        <w:numPr>
+          <w:ilvl w:val="0"/>
+          <w:numId w:val="6"/>
+        </w:numPr>
+        <w:rPr>
+          <w:rStyle w:val="Hyperlink"/>
+          <w:color w:val="auto"/>
+          <w:u w:val="none"/>
+          <w:lang w:val="en-US"/>
+        </w:rPr>
+      </w:pPr>
+      <w:r>
+        <w:rPr>
+          <w:rStyle w:val="Hyperlink"/>
+          <w:color w:val="auto"/>
+          <w:u w:val="none"/>
+          <w:lang w:val="en-US"/>
+        </w:rPr>
+        <w:t>Chỗ Để Xe?</w:t>
+      </w:r>
+    </w:p>
+    <w:p>
+      <w:pPr>
+        <w:pStyle w:val="ListParagraph"/>
+        <w:numPr>
+          <w:ilvl w:val="0"/>
+          <w:numId w:val="2"/>
+        </w:numPr>
+        <w:rPr>
+          <w:rStyle w:val="Hyperlink"/>
+          <w:color w:val="auto"/>
+          <w:u w:val="none"/>
+          <w:lang w:val="en-US"/>
+        </w:rPr>
+      </w:pPr>
+      <w:r>
+        <w:rPr>
+          <w:rStyle w:val="Hyperlink"/>
+          <w:color w:val="auto"/>
+          <w:u w:val="none"/>
+          <w:lang w:val="en-US"/>
+        </w:rPr>
+        <w:t>Sát mặt đường</w:t>
+      </w:r>
+    </w:p>
+    <w:p>
+      <w:pPr>
+        <w:pStyle w:val="ListParagraph"/>
+        <w:numPr>
+          <w:ilvl w:val="0"/>
+          <w:numId w:val="6"/>
+        </w:numPr>
+        <w:rPr>
+          <w:rStyle w:val="Hyperlink"/>
+          <w:color w:val="auto"/>
+          <w:u w:val="none"/>
+          <w:lang w:val="en-US"/>
+        </w:rPr>
+      </w:pPr>
+      <w:r>
+        <w:rPr>
+          <w:rStyle w:val="Hyperlink"/>
+          <w:color w:val="auto"/>
+          <w:u w:val="none"/>
+          <w:lang w:val="en-US"/>
+        </w:rPr>
+        <w:t>Thư Viện?</w:t>
+      </w:r>
+    </w:p>
+    <w:p>
+      <w:pPr>
+        <w:pStyle w:val="ListParagraph"/>
+        <w:numPr>
+          <w:ilvl w:val="0"/>
+          <w:numId w:val="2"/>
+        </w:numPr>
+        <w:rPr>
+          <w:rStyle w:val="Hyperlink"/>
+          <w:color w:val="auto"/>
+          <w:u w:val="none"/>
+          <w:lang w:val="en-US"/>
+        </w:rPr>
+      </w:pPr>
+      <w:r>
+        <w:rPr>
+          <w:rStyle w:val="Hyperlink"/>
+          <w:color w:val="auto"/>
+          <w:u w:val="none"/>
+          <w:lang w:val="en-US"/>
+        </w:rPr>
+        <w:t>Tòa H1</w:t>
+      </w:r>
+    </w:p>
+    <w:p>
+      <w:pPr>
+        <w:pStyle w:val="ListParagraph"/>
+        <w:numPr>
+          <w:ilvl w:val="0"/>
+          <w:numId w:val="6"/>
+        </w:numPr>
+        <w:rPr>
+          <w:rStyle w:val="Hyperlink"/>
+          <w:color w:val="auto"/>
+          <w:u w:val="none"/>
+          <w:lang w:val="en-US"/>
+        </w:rPr>
+      </w:pPr>
+      <w:r>
+        <w:rPr>
+          <w:rStyle w:val="Hyperlink"/>
+          <w:color w:val="auto"/>
+          <w:u w:val="none"/>
+          <w:lang w:val="en-US"/>
+        </w:rPr>
+        <w:t>Tên Tiếng Anh Của Trường?</w:t>
+      </w:r>
+    </w:p>
+    <w:p>
+      <w:pPr>
+        <w:pStyle w:val="ListParagraph"/>
+        <w:numPr>
+          <w:ilvl w:val="0"/>
+          <w:numId w:val="2"/>
+        </w:numPr>
+        <w:rPr>
+          <w:rStyle w:val="Hyperlink"/>
+          <w:color w:val="auto"/>
+          <w:u w:val="none"/>
+          <w:lang w:val="en-US"/>
+        </w:rPr>
+      </w:pPr>
+      <w:r>
+        <w:rPr>
+          <w:rStyle w:val="Hyperlink"/>
+          <w:color w:val="auto"/>
+          <w:u w:val="none"/>
+          <w:lang w:val="en-US"/>
+        </w:rPr>
+        <w:t xml:space="preserve">HCMUT = </w:t>
+      </w:r>
+      <w:r>
+        <w:rPr>
+          <w:rStyle w:val="Hyperlink"/>
+          <w:color w:val="auto"/>
+          <w:u w:val="none"/>
+          <w:lang w:val="en-US"/>
+        </w:rPr>
+        <w:t>Ho Chi Minh City University of Technology</w:t>
+      </w:r>
+    </w:p>
+    <w:p>
+      <w:pPr>
+        <w:rPr>
+          <w:rStyle w:val="Hyperlink"/>
+          <w:lang w:val="en-US"/>
+        </w:rPr>
+      </w:pPr>
+    </w:p>
+    <w:p>
+      <w:pPr>
+        <w:rPr>
+          <w:rStyle w:val="Hyperlink"/>
+          <w:color w:val="auto"/>
+          <w:u w:val="none"/>
+          <w:lang w:val="en-US"/>
+        </w:rPr>
+      </w:pPr>
+      <w:r>
+        <w:rPr>
+          <w:rStyle w:val="Hyperlink"/>
+          <w:color w:val="auto"/>
+          <w:u w:val="none"/>
+          <w:lang w:val="en-US"/>
+        </w:rPr>
+        <w:t>Group – Nhóm:</w:t>
+      </w:r>
+    </w:p>
+    <w:p>
+      <w:pPr>
+        <w:pStyle w:val="ListParagraph"/>
+        <w:numPr>
+          <w:ilvl w:val="0"/>
+          <w:numId w:val="3"/>
+        </w:numPr>
+        <w:rPr>
+          <w:rStyle w:val="Hyperlink"/>
+          <w:color w:val="auto"/>
+          <w:u w:val="none"/>
+          <w:lang w:val="en-US"/>
+        </w:rPr>
+      </w:pPr>
+      <w:r>
+        <w:rPr>
+          <w:rStyle w:val="Hyperlink"/>
+          <w:color w:val="auto"/>
+          <w:u w:val="none"/>
+          <w:lang w:val="en-US"/>
+        </w:rPr>
+        <w:t>Danh Sách Các CLB Cần Đăng Kí?</w:t>
+      </w:r>
+    </w:p>
+    <w:p>
+      <w:pPr>
+        <w:pStyle w:val="ListParagraph"/>
+        <w:numPr>
+          <w:ilvl w:val="0"/>
+          <w:numId w:val="2"/>
+        </w:numPr>
+        <w:rPr>
+          <w:rStyle w:val="Hyperlink"/>
+          <w:color w:val="auto"/>
+          <w:u w:val="none"/>
+          <w:lang w:val="en-US"/>
+        </w:rPr>
+      </w:pPr>
+      <w:r>
+        <w:rPr>
+          <w:rStyle w:val="Hyperlink"/>
+          <w:color w:val="auto"/>
+          <w:u w:val="none"/>
+          <w:lang w:val="en-US"/>
+        </w:rPr>
+        <w:t>Big Data Club</w:t>
+      </w:r>
+    </w:p>
+    <w:p>
+      <w:pPr>
+        <w:pStyle w:val="ListParagraph"/>
+        <w:numPr>
+          <w:ilvl w:val="0"/>
+          <w:numId w:val="2"/>
+        </w:numPr>
+        <w:rPr>
+          <w:rStyle w:val="Hyperlink"/>
+          <w:color w:val="auto"/>
+          <w:u w:val="none"/>
+          <w:lang w:val="en-US"/>
+        </w:rPr>
+      </w:pPr>
+      <w:r>
+        <w:rPr>
+          <w:rStyle w:val="Hyperlink"/>
+          <w:color w:val="auto"/>
+          <w:u w:val="none"/>
+          <w:lang w:val="en-US"/>
+        </w:rPr>
+        <w:t>CLB Robot</w:t>
+      </w:r>
+    </w:p>
+    <w:p>
+      <w:pPr>
+        <w:pStyle w:val="ListParagraph"/>
+        <w:numPr>
+          <w:ilvl w:val="0"/>
+          <w:numId w:val="2"/>
+        </w:numPr>
+        <w:rPr>
+          <w:rStyle w:val="Hyperlink"/>
+          <w:color w:val="auto"/>
+          <w:u w:val="none"/>
+          <w:lang w:val="en-US"/>
+        </w:rPr>
+      </w:pPr>
+      <w:r>
+        <w:rPr>
+          <w:rStyle w:val="Hyperlink"/>
+          <w:color w:val="auto"/>
+          <w:u w:val="none"/>
+          <w:lang w:val="en-US"/>
+        </w:rPr>
+        <w:t>CLB Trí Tuệ Nhân Tạo</w:t>
+      </w:r>
+      <w:r>
+        <w:rPr>
+          <w:rStyle w:val="Hyperlink"/>
+          <w:color w:val="auto"/>
+          <w:u w:val="none"/>
+          <w:lang w:val="en-US"/>
+        </w:rPr>
+        <w:t>, năm 2</w:t>
+      </w:r>
+    </w:p>
+    <w:p>
+      <w:pPr>
+        <w:pStyle w:val="ListParagraph"/>
+        <w:numPr>
+          <w:ilvl w:val="0"/>
+          <w:numId w:val="3"/>
+        </w:numPr>
+        <w:rPr>
+          <w:rStyle w:val="Hyperlink"/>
+          <w:color w:val="auto"/>
+          <w:u w:val="none"/>
+          <w:lang w:val="en-US"/>
+        </w:rPr>
+      </w:pPr>
+      <w:r>
+        <w:rPr>
+          <w:rStyle w:val="Hyperlink"/>
+          <w:color w:val="auto"/>
+          <w:u w:val="none"/>
+          <w:lang w:val="en-US"/>
+        </w:rPr>
+        <w:t>Cách Xem Các Trang Đang Theo Dõi Và Nhóm?</w:t>
+      </w:r>
+    </w:p>
+    <w:p>
+      <w:pPr>
+        <w:pStyle w:val="ListParagraph"/>
+        <w:numPr>
+          <w:ilvl w:val="0"/>
+          <w:numId w:val="2"/>
+        </w:numPr>
+        <w:rPr>
+          <w:rStyle w:val="Hyperlink"/>
+          <w:color w:val="auto"/>
+          <w:u w:val="none"/>
+          <w:lang w:val="en-US"/>
+        </w:rPr>
+      </w:pPr>
+      <w:r>
+        <w:rPr>
+          <w:rStyle w:val="Hyperlink"/>
+          <w:color w:val="auto"/>
+          <w:u w:val="none"/>
+          <w:lang w:val="en-US"/>
+        </w:rPr>
+        <w:t>Mở Facebook + Click Avatar của bạn + chọn “Chỉnh sửa chi tiết công khai’ + chọn “Chỉnh sửa thông tin giới thiệu” + cuộn xuống</w:t>
+      </w:r>
+    </w:p>
+    <w:p>
+      <w:pPr>
+        <w:rPr>
+          <w:rStyle w:val="Hyperlink"/>
+          <w:color w:val="auto"/>
+          <w:u w:val="none"/>
+          <w:lang w:val="en-US"/>
+        </w:rPr>
+      </w:pPr>
+    </w:p>
+    <w:p>
+      <w:pPr>
+        <w:rPr>
+          <w:rStyle w:val="Hyperlink"/>
+          <w:color w:val="auto"/>
+          <w:u w:val="none"/>
+          <w:lang w:val="en-US"/>
+        </w:rPr>
+      </w:pPr>
+      <w:r>
+        <w:rPr>
+          <w:rStyle w:val="Hyperlink"/>
+          <w:color w:val="auto"/>
+          <w:u w:val="none"/>
+          <w:lang w:val="en-US"/>
+        </w:rPr>
+        <w:t xml:space="preserve">Schedule – Lịch </w:t>
+      </w:r>
+      <w:r>
+        <w:rPr>
+          <w:rStyle w:val="Hyperlink"/>
+          <w:color w:val="auto"/>
+          <w:u w:val="none"/>
+          <w:lang w:val="en-US"/>
+        </w:rPr>
+        <w:t>Trình:</w:t>
+      </w:r>
+    </w:p>
+    <w:p>
+      <w:pPr>
+        <w:pStyle w:val="ListParagraph"/>
+        <w:numPr>
+          <w:ilvl w:val="0"/>
+          <w:numId w:val="4"/>
+        </w:numPr>
+        <w:rPr>
+          <w:rStyle w:val="Hyperlink"/>
+          <w:color w:val="auto"/>
+          <w:u w:val="none"/>
+          <w:lang w:val="en-US"/>
+        </w:rPr>
+      </w:pPr>
+      <w:r>
+        <w:rPr>
+          <w:rStyle w:val="Hyperlink"/>
+          <w:color w:val="auto"/>
+          <w:u w:val="none"/>
+          <w:lang w:val="en-US"/>
+        </w:rPr>
+        <w:t>Học Kì Này?</w:t>
+      </w:r>
+    </w:p>
+    <w:p>
+      <w:pPr>
+        <w:pStyle w:val="ListParagraph"/>
+        <w:numPr>
+          <w:ilvl w:val="0"/>
+          <w:numId w:val="2"/>
+        </w:numPr>
+        <w:rPr>
+          <w:rStyle w:val="Hyperlink"/>
+          <w:color w:val="auto"/>
+          <w:u w:val="none"/>
+          <w:lang w:val="en-US"/>
+        </w:rPr>
+      </w:pPr>
+      <w:r>
+        <w:rPr>
+          <w:rStyle w:val="Hyperlink"/>
+          <w:color w:val="auto"/>
+          <w:u w:val="none"/>
+          <w:lang w:val="en-US"/>
+        </w:rPr>
+        <w:t>Vật lí 1 (Lý Anh Tú)</w:t>
+      </w:r>
+    </w:p>
+    <w:p>
+      <w:pPr>
+        <w:pStyle w:val="ListParagraph"/>
+        <w:numPr>
+          <w:ilvl w:val="0"/>
+          <w:numId w:val="2"/>
+        </w:numPr>
+        <w:rPr>
+          <w:rStyle w:val="Hyperlink"/>
+          <w:color w:val="auto"/>
+          <w:u w:val="none"/>
+          <w:lang w:val="en-US"/>
+        </w:rPr>
+      </w:pPr>
+      <w:r>
+        <w:rPr>
+          <w:rStyle w:val="Hyperlink"/>
+          <w:color w:val="auto"/>
+          <w:u w:val="none"/>
+          <w:lang w:val="en-US"/>
+        </w:rPr>
+        <w:t>Giải tích 1 (Đào Huy Cường)</w:t>
+      </w:r>
+    </w:p>
+    <w:p>
+      <w:pPr>
+        <w:pStyle w:val="ListParagraph"/>
+        <w:numPr>
+          <w:ilvl w:val="0"/>
+          <w:numId w:val="2"/>
+        </w:numPr>
+        <w:rPr>
+          <w:rStyle w:val="Hyperlink"/>
+          <w:color w:val="auto"/>
+          <w:u w:val="none"/>
+          <w:lang w:val="en-US"/>
+        </w:rPr>
+      </w:pPr>
+      <w:r>
+        <w:rPr>
+          <w:rStyle w:val="Hyperlink"/>
+          <w:color w:val="auto"/>
+          <w:u w:val="none"/>
+          <w:lang w:val="en-US"/>
+        </w:rPr>
+        <w:t>Hệ thống số (Đoàn Minh Vững)</w:t>
+      </w:r>
+    </w:p>
+    <w:p>
+      <w:pPr>
+        <w:pStyle w:val="ListParagraph"/>
+        <w:numPr>
+          <w:ilvl w:val="0"/>
+          <w:numId w:val="2"/>
+        </w:numPr>
+        <w:rPr>
+          <w:rStyle w:val="Hyperlink"/>
+          <w:color w:val="auto"/>
+          <w:u w:val="none"/>
+          <w:lang w:val="en-US"/>
+        </w:rPr>
+      </w:pPr>
+      <w:r>
+        <w:rPr>
+          <w:rStyle w:val="Hyperlink"/>
+          <w:color w:val="auto"/>
+          <w:u w:val="none"/>
+          <w:lang w:val="en-US"/>
+        </w:rPr>
+        <w:t>Nhập môn điện toán (Nguyễn Cao Trí</w:t>
+      </w:r>
+      <w:r>
+        <w:rPr>
+          <w:rStyle w:val="Hyperlink"/>
+          <w:color w:val="auto"/>
+          <w:u w:val="none"/>
+          <w:lang w:val="en-US"/>
+        </w:rPr>
+        <w:t>, caotri@hcmut.edu.vn</w:t>
+      </w:r>
+      <w:r>
+        <w:rPr>
+          <w:rStyle w:val="Hyperlink"/>
+          <w:color w:val="auto"/>
+          <w:u w:val="none"/>
+          <w:lang w:val="en-US"/>
+        </w:rPr>
+        <w:t>)</w:t>
+      </w:r>
+    </w:p>
+    <w:p>
+      <w:pPr>
+        <w:pStyle w:val="ListParagraph"/>
+        <w:numPr>
+          <w:ilvl w:val="0"/>
+          <w:numId w:val="4"/>
+        </w:numPr>
+        <w:rPr>
+          <w:rStyle w:val="Hyperlink"/>
+          <w:color w:val="auto"/>
+          <w:u w:val="none"/>
+          <w:lang w:val="en-US"/>
+        </w:rPr>
+      </w:pPr>
+      <w:r>
+        <w:rPr>
+          <w:rStyle w:val="Hyperlink"/>
+          <w:color w:val="auto"/>
+          <w:u w:val="none"/>
+          <w:lang w:val="en-US"/>
+        </w:rPr>
+        <w:t>Tiết Học?</w:t>
+      </w:r>
+    </w:p>
+    <w:p>
+      <w:pPr>
+        <w:pStyle w:val="ListParagraph"/>
+        <w:numPr>
+          <w:ilvl w:val="0"/>
+          <w:numId w:val="2"/>
+        </w:numPr>
+        <w:rPr>
+          <w:rStyle w:val="Hyperlink"/>
+          <w:color w:val="auto"/>
+          <w:u w:val="none"/>
+          <w:lang w:val="en-US"/>
+        </w:rPr>
+      </w:pPr>
+      <w:r>
+        <w:rPr>
+          <w:rStyle w:val="Hyperlink"/>
+          <w:color w:val="auto"/>
+          <w:u w:val="none"/>
+          <w:lang w:val="en-US"/>
+        </w:rPr>
+        <w:t>Bắt đầu từ 6 giờ đến 18 giờ</w:t>
+      </w:r>
+    </w:p>
+    <w:p>
+      <w:pPr>
+        <w:pStyle w:val="ListParagraph"/>
+        <w:numPr>
+          <w:ilvl w:val="0"/>
+          <w:numId w:val="2"/>
+        </w:numPr>
+        <w:rPr>
+          <w:rStyle w:val="Hyperlink"/>
+          <w:color w:val="auto"/>
+          <w:u w:val="none"/>
+          <w:lang w:val="en-US"/>
+        </w:rPr>
+      </w:pPr>
+      <w:r>
+        <w:rPr>
+          <w:rStyle w:val="Hyperlink"/>
+          <w:color w:val="auto"/>
+          <w:u w:val="none"/>
+          <w:lang w:val="en-US"/>
+        </w:rPr>
+        <w:t>Mỗi tiết kéo dài 50 phút + 10 phút nghỉ</w:t>
+      </w:r>
+    </w:p>
+    <w:p>
+      <w:pPr>
+        <w:pStyle w:val="ListParagraph"/>
+        <w:numPr>
+          <w:ilvl w:val="0"/>
+          <w:numId w:val="4"/>
+        </w:numPr>
+        <w:rPr>
+          <w:rStyle w:val="Hyperlink"/>
+          <w:color w:val="auto"/>
+          <w:u w:val="none"/>
+          <w:lang w:val="en-US"/>
+        </w:rPr>
+      </w:pPr>
+      <w:r>
+        <w:rPr>
+          <w:rStyle w:val="Hyperlink"/>
+          <w:color w:val="auto"/>
+          <w:u w:val="none"/>
+          <w:lang w:val="en-US"/>
+        </w:rPr>
+        <w:t>Tuần 0?</w:t>
+      </w:r>
+    </w:p>
+    <w:p>
+      <w:pPr>
+        <w:pStyle w:val="ListParagraph"/>
+        <w:numPr>
+          <w:ilvl w:val="0"/>
+          <w:numId w:val="2"/>
+        </w:numPr>
+        <w:rPr>
+          <w:rStyle w:val="Hyperlink"/>
+          <w:color w:val="auto"/>
+          <w:u w:val="none"/>
+          <w:lang w:val="en-US"/>
+        </w:rPr>
+      </w:pPr>
+      <w:r>
+        <w:rPr>
+          <w:rStyle w:val="Hyperlink"/>
+          <w:color w:val="auto"/>
+          <w:u w:val="none"/>
+          <w:lang w:val="en-US"/>
+        </w:rPr>
+        <w:t>34</w:t>
+      </w:r>
+    </w:p>
+    <w:p>
+      <w:pPr>
+        <w:pStyle w:val="ListParagraph"/>
+        <w:numPr>
+          <w:ilvl w:val="0"/>
+          <w:numId w:val="4"/>
+        </w:numPr>
+        <w:rPr>
+          <w:rStyle w:val="Hyperlink"/>
+          <w:color w:val="auto"/>
+          <w:u w:val="none"/>
+          <w:lang w:val="en-US"/>
+        </w:rPr>
+      </w:pPr>
+      <w:r>
+        <w:rPr>
+          <w:rStyle w:val="Hyperlink"/>
+          <w:color w:val="auto"/>
+          <w:u w:val="none"/>
+          <w:lang w:val="en-US"/>
+        </w:rPr>
+        <w:t>Tuần Hiện Tại?</w:t>
+      </w:r>
+    </w:p>
+    <w:p>
+      <w:pPr>
+        <w:pStyle w:val="ListParagraph"/>
+        <w:numPr>
+          <w:ilvl w:val="0"/>
+          <w:numId w:val="2"/>
+        </w:numPr>
+        <w:rPr>
+          <w:rStyle w:val="Hyperlink"/>
+          <w:color w:val="auto"/>
+          <w:u w:val="none"/>
+          <w:lang w:val="en-US"/>
+        </w:rPr>
+      </w:pPr>
+      <w:r>
+        <w:rPr>
+          <w:rStyle w:val="Hyperlink"/>
+          <w:color w:val="auto"/>
+          <w:u w:val="none"/>
+          <w:lang w:val="en-US"/>
+        </w:rPr>
+        <w:t>3</w:t>
+      </w:r>
+      <w:r>
+        <w:rPr>
+          <w:rStyle w:val="Hyperlink"/>
+          <w:color w:val="auto"/>
+          <w:u w:val="none"/>
+          <w:lang w:val="en-US"/>
+        </w:rPr>
+        <w:t>9</w:t>
+      </w:r>
+    </w:p>
+    <w:p>
+      <w:pPr>
+        <w:pStyle w:val="ListParagraph"/>
+        <w:numPr>
+          <w:ilvl w:val="0"/>
+          <w:numId w:val="4"/>
+        </w:numPr>
+        <w:rPr>
+          <w:rStyle w:val="Hyperlink"/>
+          <w:color w:val="auto"/>
+          <w:u w:val="none"/>
+          <w:lang w:val="en-US"/>
+        </w:rPr>
+      </w:pPr>
+      <w:r>
+        <w:rPr>
+          <w:rStyle w:val="Hyperlink"/>
+          <w:color w:val="auto"/>
+          <w:u w:val="none"/>
+          <w:lang w:val="en-US"/>
+        </w:rPr>
+        <w:t>Lịch Bình Thường Hằng Ngày?</w:t>
+      </w:r>
+    </w:p>
+    <w:p>
+      <w:pPr>
+        <w:pStyle w:val="ListParagraph"/>
+        <w:numPr>
+          <w:ilvl w:val="0"/>
+          <w:numId w:val="2"/>
+        </w:numPr>
+        <w:rPr>
+          <w:rStyle w:val="Hyperlink"/>
+          <w:color w:val="auto"/>
+          <w:u w:val="none"/>
+          <w:lang w:val="en-US"/>
+        </w:rPr>
+      </w:pPr>
+      <w:r>
+        <w:rPr>
+          <w:rStyle w:val="Hyperlink"/>
+          <w:color w:val="auto"/>
+          <w:u w:val="none"/>
+          <w:lang w:val="en-US"/>
+        </w:rPr>
+        <w:t>5 đến 6 giờ, rửa mặt, đánh răng, xỉa răng, đái ỉa, hít đất, nghỉ 1 lát</w:t>
+      </w:r>
+    </w:p>
+    <w:p>
+      <w:pPr>
+        <w:pStyle w:val="ListParagraph"/>
+        <w:numPr>
+          <w:ilvl w:val="0"/>
+          <w:numId w:val="2"/>
+        </w:numPr>
+        <w:rPr>
+          <w:rStyle w:val="Hyperlink"/>
+          <w:color w:val="auto"/>
+          <w:u w:val="none"/>
+          <w:lang w:val="en-US"/>
+        </w:rPr>
+      </w:pPr>
+      <w:r>
+        <w:rPr>
+          <w:rStyle w:val="Hyperlink"/>
+          <w:color w:val="auto"/>
+          <w:u w:val="none"/>
+          <w:lang w:val="en-US"/>
+        </w:rPr>
+        <w:t>6 đến 6.5 giờ,</w:t>
+      </w:r>
+      <w:r>
+        <w:rPr>
+          <w:rStyle w:val="Hyperlink"/>
+          <w:color w:val="auto"/>
+          <w:u w:val="none"/>
+          <w:lang w:val="en-US"/>
+        </w:rPr>
+        <w:t xml:space="preserve"> Check Quiz,</w:t>
+      </w:r>
+      <w:r>
+        <w:rPr>
+          <w:rStyle w:val="Hyperlink"/>
+          <w:color w:val="auto"/>
+          <w:u w:val="none"/>
+          <w:lang w:val="en-US"/>
+        </w:rPr>
+        <w:t xml:space="preserve"> Check nhóm,</w:t>
+      </w:r>
+      <w:r>
+        <w:rPr>
+          <w:rStyle w:val="Hyperlink"/>
+          <w:color w:val="auto"/>
+          <w:u w:val="none"/>
+          <w:lang w:val="en-US"/>
+        </w:rPr>
+        <w:t xml:space="preserve"> đọc Berserk</w:t>
+      </w:r>
+    </w:p>
+    <w:p>
+      <w:pPr>
+        <w:pStyle w:val="ListParagraph"/>
+        <w:numPr>
+          <w:ilvl w:val="0"/>
+          <w:numId w:val="2"/>
+        </w:numPr>
+        <w:rPr>
+          <w:rStyle w:val="Hyperlink"/>
+          <w:color w:val="auto"/>
+          <w:u w:val="none"/>
+          <w:lang w:val="en-US"/>
+        </w:rPr>
+      </w:pPr>
+      <w:r>
+        <w:rPr>
+          <w:rStyle w:val="Hyperlink"/>
+          <w:color w:val="auto"/>
+          <w:u w:val="none"/>
+          <w:lang w:val="en-US"/>
+        </w:rPr>
+        <w:t>6.5 đến 7 giờ, đi ăn, về nhà, nghỉ 1 lát</w:t>
+      </w:r>
+    </w:p>
+    <w:p>
+      <w:pPr>
+        <w:pStyle w:val="ListParagraph"/>
+        <w:numPr>
+          <w:ilvl w:val="0"/>
+          <w:numId w:val="2"/>
+        </w:numPr>
+        <w:rPr>
+          <w:rStyle w:val="Hyperlink"/>
+          <w:color w:val="auto"/>
+          <w:u w:val="none"/>
+          <w:lang w:val="en-US"/>
+        </w:rPr>
+      </w:pPr>
+      <w:r>
+        <w:rPr>
+          <w:rStyle w:val="Hyperlink"/>
+          <w:color w:val="auto"/>
+          <w:u w:val="none"/>
+          <w:lang w:val="en-US"/>
+        </w:rPr>
+        <w:t>7 đến 8 giờ, học Matlab</w:t>
+      </w:r>
+    </w:p>
+    <w:p>
+      <w:pPr>
+        <w:pStyle w:val="ListParagraph"/>
+        <w:numPr>
+          <w:ilvl w:val="0"/>
+          <w:numId w:val="2"/>
+        </w:numPr>
+        <w:rPr>
+          <w:rStyle w:val="Hyperlink"/>
+          <w:color w:val="auto"/>
+          <w:u w:val="none"/>
+          <w:lang w:val="en-US"/>
+        </w:rPr>
+      </w:pPr>
+      <w:r>
+        <w:rPr>
+          <w:rStyle w:val="Hyperlink"/>
+          <w:color w:val="auto"/>
+          <w:u w:val="none"/>
+          <w:lang w:val="en-US"/>
+        </w:rPr>
+        <w:t>8 đến 9 giờ, học Tensorflow</w:t>
+      </w:r>
+    </w:p>
+    <w:p>
+      <w:pPr>
+        <w:pStyle w:val="ListParagraph"/>
+        <w:numPr>
+          <w:ilvl w:val="0"/>
+          <w:numId w:val="2"/>
+        </w:numPr>
+        <w:rPr>
+          <w:rStyle w:val="Hyperlink"/>
+          <w:color w:val="auto"/>
+          <w:u w:val="none"/>
+          <w:lang w:val="en-US"/>
+        </w:rPr>
+      </w:pPr>
+      <w:r>
+        <w:rPr>
+          <w:rStyle w:val="Hyperlink"/>
+          <w:color w:val="auto"/>
+          <w:u w:val="none"/>
+          <w:lang w:val="en-US"/>
+        </w:rPr>
+        <w:t>9 đến 10 giờ, học TOEIC + Berserk</w:t>
+      </w:r>
+    </w:p>
+    <w:p>
+      <w:pPr>
+        <w:pStyle w:val="ListParagraph"/>
+        <w:numPr>
+          <w:ilvl w:val="0"/>
+          <w:numId w:val="2"/>
+        </w:numPr>
+        <w:rPr>
+          <w:rStyle w:val="Hyperlink"/>
+          <w:color w:val="auto"/>
+          <w:u w:val="none"/>
+          <w:lang w:val="en-US"/>
+        </w:rPr>
+      </w:pPr>
+      <w:r>
+        <w:rPr>
+          <w:rStyle w:val="Hyperlink"/>
+          <w:color w:val="auto"/>
+          <w:u w:val="none"/>
+          <w:lang w:val="en-US"/>
+        </w:rPr>
+        <w:t>10 đến 11 giờ, học MOS</w:t>
+      </w:r>
+    </w:p>
+    <w:p>
+      <w:pPr>
+        <w:pStyle w:val="ListParagraph"/>
+        <w:numPr>
+          <w:ilvl w:val="0"/>
+          <w:numId w:val="2"/>
+        </w:numPr>
+        <w:rPr>
+          <w:rStyle w:val="Hyperlink"/>
+          <w:color w:val="auto"/>
+          <w:u w:val="none"/>
+          <w:lang w:val="en-US"/>
+        </w:rPr>
+      </w:pPr>
+      <w:r>
+        <w:rPr>
+          <w:rStyle w:val="Hyperlink"/>
+          <w:color w:val="auto"/>
+          <w:u w:val="none"/>
+          <w:lang w:val="en-US"/>
+        </w:rPr>
+        <w:t>11 đến 12 giờ, ăn, nghỉ, đọc Berserk</w:t>
+      </w:r>
+    </w:p>
+    <w:p>
+      <w:pPr>
+        <w:pStyle w:val="ListParagraph"/>
+        <w:numPr>
+          <w:ilvl w:val="0"/>
+          <w:numId w:val="2"/>
+        </w:numPr>
+        <w:rPr>
+          <w:rStyle w:val="Hyperlink"/>
+          <w:color w:val="auto"/>
+          <w:u w:val="none"/>
+          <w:lang w:val="en-US"/>
+        </w:rPr>
+      </w:pPr>
+      <w:r>
+        <w:rPr>
+          <w:rStyle w:val="Hyperlink"/>
+          <w:color w:val="auto"/>
+          <w:u w:val="none"/>
+          <w:lang w:val="en-US"/>
+        </w:rPr>
+        <w:t>12 đến 13 giờ, học IELTS + Berserk</w:t>
+      </w:r>
+    </w:p>
+    <w:p>
+      <w:pPr>
+        <w:pStyle w:val="ListParagraph"/>
+        <w:numPr>
+          <w:ilvl w:val="0"/>
+          <w:numId w:val="2"/>
+        </w:numPr>
+        <w:rPr>
+          <w:rStyle w:val="Hyperlink"/>
+          <w:color w:val="auto"/>
+          <w:u w:val="none"/>
+          <w:lang w:val="en-US"/>
+        </w:rPr>
+      </w:pPr>
+      <w:r>
+        <w:rPr>
+          <w:rStyle w:val="Hyperlink"/>
+          <w:color w:val="auto"/>
+          <w:u w:val="none"/>
+          <w:lang w:val="en-US"/>
+        </w:rPr>
+        <w:t>13 đến 14 giờ, học IC3</w:t>
+      </w:r>
+    </w:p>
+    <w:p>
+      <w:pPr>
+        <w:pStyle w:val="ListParagraph"/>
+        <w:numPr>
+          <w:ilvl w:val="0"/>
+          <w:numId w:val="2"/>
+        </w:numPr>
+        <w:rPr>
+          <w:rStyle w:val="Hyperlink"/>
+          <w:color w:val="auto"/>
+          <w:u w:val="none"/>
+          <w:lang w:val="en-US"/>
+        </w:rPr>
+      </w:pPr>
+      <w:r>
+        <w:rPr>
+          <w:rStyle w:val="Hyperlink"/>
+          <w:color w:val="auto"/>
+          <w:u w:val="none"/>
+          <w:lang w:val="en-US"/>
+        </w:rPr>
         <w:lastRenderedPageBreak/>
-        <w:t>Giảng Đường H6?</w:t>
-      </w:r>
-    </w:p>
-    <w:p>
-      <w:pPr>
-        <w:pStyle w:val="ListParagraph"/>
-        <w:numPr>
-          <w:ilvl w:val="0"/>
-          <w:numId w:val="2"/>
-        </w:numPr>
-        <w:rPr>
-          <w:rStyle w:val="Hyperlink"/>
-          <w:color w:val="auto"/>
-          <w:u w:val="none"/>
-          <w:lang w:val="en-US"/>
-        </w:rPr>
-      </w:pPr>
-      <w:r>
-        <w:rPr>
-          <w:rStyle w:val="Hyperlink"/>
-          <w:color w:val="auto"/>
-          <w:u w:val="none"/>
-          <w:lang w:val="en-US"/>
-        </w:rPr>
-        <w:t>Lên tầng 6 tòa H6 = thang máy, rẽ trái lên bậc thang là tới</w:t>
-      </w:r>
-    </w:p>
-    <w:p>
-      <w:pPr>
-        <w:pStyle w:val="ListParagraph"/>
-        <w:numPr>
-          <w:ilvl w:val="0"/>
-          <w:numId w:val="6"/>
-        </w:numPr>
-        <w:rPr>
-          <w:rStyle w:val="Hyperlink"/>
-          <w:color w:val="auto"/>
-          <w:u w:val="none"/>
-          <w:lang w:val="en-US"/>
-        </w:rPr>
-      </w:pPr>
-      <w:r>
-        <w:rPr>
-          <w:rStyle w:val="Hyperlink"/>
-          <w:color w:val="auto"/>
-          <w:u w:val="none"/>
-          <w:lang w:val="en-US"/>
-        </w:rPr>
-        <w:t>Chỗ Để Xe?</w:t>
-      </w:r>
-    </w:p>
-    <w:p>
-      <w:pPr>
-        <w:pStyle w:val="ListParagraph"/>
-        <w:numPr>
-          <w:ilvl w:val="0"/>
-          <w:numId w:val="2"/>
-        </w:numPr>
-        <w:rPr>
-          <w:rStyle w:val="Hyperlink"/>
-          <w:color w:val="auto"/>
-          <w:u w:val="none"/>
-          <w:lang w:val="en-US"/>
-        </w:rPr>
-      </w:pPr>
-      <w:r>
-        <w:rPr>
-          <w:rStyle w:val="Hyperlink"/>
-          <w:color w:val="auto"/>
-          <w:u w:val="none"/>
-          <w:lang w:val="en-US"/>
-        </w:rPr>
-        <w:t>Sát mặt đường</w:t>
-      </w:r>
-    </w:p>
-    <w:p>
-      <w:pPr>
-        <w:pStyle w:val="ListParagraph"/>
-        <w:numPr>
-          <w:ilvl w:val="0"/>
-          <w:numId w:val="6"/>
-        </w:numPr>
-        <w:rPr>
-          <w:rStyle w:val="Hyperlink"/>
-          <w:color w:val="auto"/>
-          <w:u w:val="none"/>
-          <w:lang w:val="en-US"/>
-        </w:rPr>
-      </w:pPr>
-      <w:r>
-        <w:rPr>
-          <w:rStyle w:val="Hyperlink"/>
-          <w:color w:val="auto"/>
-          <w:u w:val="none"/>
-          <w:lang w:val="en-US"/>
-        </w:rPr>
-        <w:t>Thư Viện?</w:t>
-      </w:r>
-    </w:p>
-    <w:p>
-      <w:pPr>
-        <w:pStyle w:val="ListParagraph"/>
-        <w:numPr>
-          <w:ilvl w:val="0"/>
-          <w:numId w:val="2"/>
-        </w:numPr>
-        <w:rPr>
-          <w:rStyle w:val="Hyperlink"/>
-          <w:color w:val="auto"/>
-          <w:u w:val="none"/>
-          <w:lang w:val="en-US"/>
-        </w:rPr>
-      </w:pPr>
-      <w:r>
-        <w:rPr>
-          <w:rStyle w:val="Hyperlink"/>
-          <w:color w:val="auto"/>
-          <w:u w:val="none"/>
-          <w:lang w:val="en-US"/>
-        </w:rPr>
-        <w:t>Tòa H1</w:t>
-      </w:r>
-    </w:p>
-    <w:p>
-      <w:pPr>
-        <w:pStyle w:val="ListParagraph"/>
-        <w:numPr>
-          <w:ilvl w:val="0"/>
-          <w:numId w:val="6"/>
-        </w:numPr>
-        <w:rPr>
-          <w:rStyle w:val="Hyperlink"/>
-          <w:color w:val="auto"/>
-          <w:u w:val="none"/>
-          <w:lang w:val="en-US"/>
-        </w:rPr>
-      </w:pPr>
-      <w:r>
-        <w:rPr>
-          <w:rStyle w:val="Hyperlink"/>
-          <w:color w:val="auto"/>
-          <w:u w:val="none"/>
-          <w:lang w:val="en-US"/>
-        </w:rPr>
-        <w:t>Tên Tiếng Anh Của Trường?</w:t>
-      </w:r>
-    </w:p>
-    <w:p>
-      <w:pPr>
-        <w:pStyle w:val="ListParagraph"/>
-        <w:numPr>
-          <w:ilvl w:val="0"/>
-          <w:numId w:val="2"/>
-        </w:numPr>
-        <w:rPr>
-          <w:rStyle w:val="Hyperlink"/>
-          <w:color w:val="auto"/>
-          <w:u w:val="none"/>
-          <w:lang w:val="en-US"/>
-        </w:rPr>
-      </w:pPr>
-      <w:r>
-        <w:rPr>
-          <w:rStyle w:val="Hyperlink"/>
-          <w:color w:val="auto"/>
-          <w:u w:val="none"/>
-          <w:lang w:val="en-US"/>
-        </w:rPr>
-        <w:t xml:space="preserve">HCMUT = </w:t>
-      </w:r>
-      <w:r>
-        <w:rPr>
-          <w:rStyle w:val="Hyperlink"/>
-          <w:color w:val="auto"/>
-          <w:u w:val="none"/>
-          <w:lang w:val="en-US"/>
-        </w:rPr>
-        <w:t>Ho Chi Minh City University of Technology</w:t>
-      </w:r>
-    </w:p>
-    <w:p>
-      <w:pPr>
-        <w:rPr>
-          <w:rStyle w:val="Hyperlink"/>
-          <w:lang w:val="en-US"/>
-        </w:rPr>
-      </w:pPr>
-    </w:p>
-    <w:p>
-      <w:pPr>
-        <w:rPr>
-          <w:rStyle w:val="Hyperlink"/>
-          <w:color w:val="auto"/>
-          <w:u w:val="none"/>
-          <w:lang w:val="en-US"/>
-        </w:rPr>
-      </w:pPr>
-      <w:r>
-        <w:rPr>
-          <w:rStyle w:val="Hyperlink"/>
-          <w:color w:val="auto"/>
-          <w:u w:val="none"/>
-          <w:lang w:val="en-US"/>
-        </w:rPr>
-        <w:t>Group – Nhóm:</w:t>
-      </w:r>
-    </w:p>
-    <w:p>
-      <w:pPr>
-        <w:pStyle w:val="ListParagraph"/>
-        <w:numPr>
-          <w:ilvl w:val="0"/>
-          <w:numId w:val="3"/>
-        </w:numPr>
-        <w:rPr>
-          <w:rStyle w:val="Hyperlink"/>
-          <w:color w:val="auto"/>
-          <w:u w:val="none"/>
-          <w:lang w:val="en-US"/>
-        </w:rPr>
-      </w:pPr>
-      <w:r>
-        <w:rPr>
-          <w:rStyle w:val="Hyperlink"/>
-          <w:color w:val="auto"/>
-          <w:u w:val="none"/>
-          <w:lang w:val="en-US"/>
-        </w:rPr>
-        <w:t>Danh Sách Các CLB Cần Đăng Kí?</w:t>
-      </w:r>
-    </w:p>
-    <w:p>
-      <w:pPr>
-        <w:pStyle w:val="ListParagraph"/>
-        <w:numPr>
-          <w:ilvl w:val="0"/>
-          <w:numId w:val="2"/>
-        </w:numPr>
-        <w:rPr>
-          <w:rStyle w:val="Hyperlink"/>
-          <w:color w:val="auto"/>
-          <w:u w:val="none"/>
-          <w:lang w:val="en-US"/>
-        </w:rPr>
-      </w:pPr>
-      <w:r>
-        <w:rPr>
-          <w:rStyle w:val="Hyperlink"/>
-          <w:color w:val="auto"/>
-          <w:u w:val="none"/>
-          <w:lang w:val="en-US"/>
-        </w:rPr>
-        <w:t>Big Data Club</w:t>
-      </w:r>
-    </w:p>
-    <w:p>
-      <w:pPr>
-        <w:pStyle w:val="ListParagraph"/>
-        <w:numPr>
-          <w:ilvl w:val="0"/>
-          <w:numId w:val="2"/>
-        </w:numPr>
-        <w:rPr>
-          <w:rStyle w:val="Hyperlink"/>
-          <w:color w:val="auto"/>
-          <w:u w:val="none"/>
-          <w:lang w:val="en-US"/>
-        </w:rPr>
-      </w:pPr>
-      <w:r>
-        <w:rPr>
-          <w:rStyle w:val="Hyperlink"/>
-          <w:color w:val="auto"/>
-          <w:u w:val="none"/>
-          <w:lang w:val="en-US"/>
-        </w:rPr>
-        <w:t>CLB Robot</w:t>
-      </w:r>
-    </w:p>
-    <w:p>
-      <w:pPr>
-        <w:pStyle w:val="ListParagraph"/>
-        <w:numPr>
-          <w:ilvl w:val="0"/>
-          <w:numId w:val="2"/>
-        </w:numPr>
-        <w:rPr>
-          <w:rStyle w:val="Hyperlink"/>
-          <w:color w:val="auto"/>
-          <w:u w:val="none"/>
-          <w:lang w:val="en-US"/>
-        </w:rPr>
-      </w:pPr>
-      <w:r>
-        <w:rPr>
-          <w:rStyle w:val="Hyperlink"/>
-          <w:color w:val="auto"/>
-          <w:u w:val="none"/>
-          <w:lang w:val="en-US"/>
-        </w:rPr>
-        <w:t>CLB Trí Tuệ Nhân Tạo</w:t>
-      </w:r>
-      <w:r>
-        <w:rPr>
-          <w:rStyle w:val="Hyperlink"/>
-          <w:color w:val="auto"/>
-          <w:u w:val="none"/>
-          <w:lang w:val="en-US"/>
-        </w:rPr>
-        <w:t>, năm 2</w:t>
-      </w:r>
-    </w:p>
-    <w:p>
-      <w:pPr>
-        <w:pStyle w:val="ListParagraph"/>
-        <w:numPr>
-          <w:ilvl w:val="0"/>
-          <w:numId w:val="3"/>
-        </w:numPr>
-        <w:rPr>
-          <w:rStyle w:val="Hyperlink"/>
-          <w:color w:val="auto"/>
-          <w:u w:val="none"/>
-          <w:lang w:val="en-US"/>
-        </w:rPr>
-      </w:pPr>
-      <w:r>
-        <w:rPr>
-          <w:rStyle w:val="Hyperlink"/>
-          <w:color w:val="auto"/>
-          <w:u w:val="none"/>
-          <w:lang w:val="en-US"/>
-        </w:rPr>
-        <w:t>Cách Xem Các Trang Đang Theo Dõi Và Nhóm?</w:t>
-      </w:r>
-    </w:p>
-    <w:p>
-      <w:pPr>
-        <w:pStyle w:val="ListParagraph"/>
-        <w:numPr>
-          <w:ilvl w:val="0"/>
-          <w:numId w:val="2"/>
-        </w:numPr>
-        <w:rPr>
-          <w:rStyle w:val="Hyperlink"/>
-          <w:color w:val="auto"/>
-          <w:u w:val="none"/>
-          <w:lang w:val="en-US"/>
-        </w:rPr>
-      </w:pPr>
-      <w:r>
-        <w:rPr>
-          <w:rStyle w:val="Hyperlink"/>
-          <w:color w:val="auto"/>
-          <w:u w:val="none"/>
-          <w:lang w:val="en-US"/>
-        </w:rPr>
-        <w:t>Mở Facebook + Click Avatar của bạn + chọn “Chỉnh sửa chi tiết công khai’ + chọn “Chỉnh sửa thông tin giới thiệu” + cuộn xuống</w:t>
-      </w:r>
-    </w:p>
-    <w:p>
-      <w:pPr>
-        <w:rPr>
-          <w:rStyle w:val="Hyperlink"/>
-          <w:color w:val="auto"/>
-          <w:u w:val="none"/>
-          <w:lang w:val="en-US"/>
-        </w:rPr>
-      </w:pPr>
-    </w:p>
-    <w:p>
-      <w:pPr>
-        <w:rPr>
-          <w:rStyle w:val="Hyperlink"/>
-          <w:color w:val="auto"/>
-          <w:u w:val="none"/>
-          <w:lang w:val="en-US"/>
-        </w:rPr>
-      </w:pPr>
-      <w:r>
-        <w:rPr>
-          <w:rStyle w:val="Hyperlink"/>
-          <w:color w:val="auto"/>
-          <w:u w:val="none"/>
-          <w:lang w:val="en-US"/>
-        </w:rPr>
-        <w:t xml:space="preserve">Schedule – Lịch </w:t>
-      </w:r>
-      <w:r>
-        <w:rPr>
-          <w:rStyle w:val="Hyperlink"/>
-          <w:color w:val="auto"/>
-          <w:u w:val="none"/>
-          <w:lang w:val="en-US"/>
-        </w:rPr>
-        <w:t>Trình:</w:t>
+        <w:t>14 đến 15 giờ, học vật lí</w:t>
+      </w:r>
+    </w:p>
+    <w:p>
+      <w:pPr>
+        <w:pStyle w:val="ListParagraph"/>
+        <w:numPr>
+          <w:ilvl w:val="0"/>
+          <w:numId w:val="2"/>
+        </w:numPr>
+        <w:rPr>
+          <w:rStyle w:val="Hyperlink"/>
+          <w:color w:val="auto"/>
+          <w:u w:val="none"/>
+          <w:lang w:val="en-US"/>
+        </w:rPr>
+      </w:pPr>
+      <w:r>
+        <w:rPr>
+          <w:rStyle w:val="Hyperlink"/>
+          <w:color w:val="auto"/>
+          <w:u w:val="none"/>
+          <w:lang w:val="en-US"/>
+        </w:rPr>
+        <w:t>15 đến 16 giờ, giải đề</w:t>
+      </w:r>
+    </w:p>
+    <w:p>
+      <w:pPr>
+        <w:pStyle w:val="ListParagraph"/>
+        <w:numPr>
+          <w:ilvl w:val="0"/>
+          <w:numId w:val="2"/>
+        </w:numPr>
+        <w:rPr>
+          <w:rStyle w:val="Hyperlink"/>
+          <w:color w:val="auto"/>
+          <w:u w:val="none"/>
+          <w:lang w:val="en-US"/>
+        </w:rPr>
+      </w:pPr>
+      <w:r>
+        <w:rPr>
+          <w:rStyle w:val="Hyperlink"/>
+          <w:color w:val="auto"/>
+          <w:u w:val="none"/>
+          <w:lang w:val="en-US"/>
+        </w:rPr>
+        <w:t>16 đến 17 giờ, học Hack + Web</w:t>
+      </w:r>
+    </w:p>
+    <w:p>
+      <w:pPr>
+        <w:pStyle w:val="ListParagraph"/>
+        <w:numPr>
+          <w:ilvl w:val="0"/>
+          <w:numId w:val="2"/>
+        </w:numPr>
+        <w:rPr>
+          <w:rStyle w:val="Hyperlink"/>
+          <w:color w:val="auto"/>
+          <w:u w:val="none"/>
+          <w:lang w:val="en-US"/>
+        </w:rPr>
+      </w:pPr>
+      <w:r>
+        <w:rPr>
+          <w:rStyle w:val="Hyperlink"/>
+          <w:color w:val="auto"/>
+          <w:u w:val="none"/>
+          <w:lang w:val="en-US"/>
+        </w:rPr>
+        <w:t>17 đến 18 giờ, tắm, giặt, phơi, nghỉ, đọc Berserk</w:t>
+      </w:r>
+    </w:p>
+    <w:p>
+      <w:pPr>
+        <w:pStyle w:val="ListParagraph"/>
+        <w:numPr>
+          <w:ilvl w:val="0"/>
+          <w:numId w:val="2"/>
+        </w:numPr>
+        <w:rPr>
+          <w:rStyle w:val="Hyperlink"/>
+          <w:color w:val="auto"/>
+          <w:u w:val="none"/>
+          <w:lang w:val="en-US"/>
+        </w:rPr>
+      </w:pPr>
+      <w:r>
+        <w:rPr>
+          <w:rStyle w:val="Hyperlink"/>
+          <w:color w:val="auto"/>
+          <w:u w:val="none"/>
+          <w:lang w:val="en-US"/>
+        </w:rPr>
+        <w:t>18 đến 19 giờ, ăn, nghỉ,</w:t>
+      </w:r>
+      <w:r>
+        <w:rPr>
+          <w:rStyle w:val="Hyperlink"/>
+          <w:color w:val="auto"/>
+          <w:u w:val="none"/>
+          <w:lang w:val="en-US"/>
+        </w:rPr>
+        <w:t xml:space="preserve"> Check Quiz,</w:t>
+      </w:r>
+      <w:r>
+        <w:rPr>
+          <w:rStyle w:val="Hyperlink"/>
+          <w:color w:val="auto"/>
+          <w:u w:val="none"/>
+          <w:lang w:val="en-US"/>
+        </w:rPr>
+        <w:t xml:space="preserve"> Check nhóm,</w:t>
+      </w:r>
+      <w:r>
+        <w:rPr>
+          <w:rStyle w:val="Hyperlink"/>
+          <w:color w:val="auto"/>
+          <w:u w:val="none"/>
+          <w:lang w:val="en-US"/>
+        </w:rPr>
+        <w:t xml:space="preserve"> đọc Berserk</w:t>
+      </w:r>
+    </w:p>
+    <w:p>
+      <w:pPr>
+        <w:pStyle w:val="ListParagraph"/>
+        <w:numPr>
+          <w:ilvl w:val="0"/>
+          <w:numId w:val="2"/>
+        </w:numPr>
+        <w:rPr>
+          <w:rStyle w:val="Hyperlink"/>
+          <w:color w:val="auto"/>
+          <w:u w:val="none"/>
+          <w:lang w:val="en-US"/>
+        </w:rPr>
+      </w:pPr>
+      <w:r>
+        <w:rPr>
+          <w:rStyle w:val="Hyperlink"/>
+          <w:color w:val="auto"/>
+          <w:u w:val="none"/>
+          <w:lang w:val="en-US"/>
+        </w:rPr>
+        <w:t>19 đến 20 giờ, học thuật toán</w:t>
+      </w:r>
+    </w:p>
+    <w:p>
+      <w:pPr>
+        <w:pStyle w:val="ListParagraph"/>
+        <w:numPr>
+          <w:ilvl w:val="0"/>
+          <w:numId w:val="2"/>
+        </w:numPr>
+        <w:rPr>
+          <w:rStyle w:val="Hyperlink"/>
+          <w:color w:val="auto"/>
+          <w:u w:val="none"/>
+          <w:lang w:val="en-US"/>
+        </w:rPr>
+      </w:pPr>
+      <w:r>
+        <w:rPr>
+          <w:rStyle w:val="Hyperlink"/>
+          <w:color w:val="auto"/>
+          <w:u w:val="none"/>
+          <w:lang w:val="en-US"/>
+        </w:rPr>
+        <w:t>20 giờ, ngủ</w:t>
       </w:r>
     </w:p>
     <w:p>
@@ -2115,121 +2941,79 @@
           <w:u w:val="none"/>
           <w:lang w:val="en-US"/>
         </w:rPr>
-        <w:t>Học Kì Này?</w:t>
-      </w:r>
-    </w:p>
-    <w:p>
-      <w:pPr>
-        <w:pStyle w:val="ListParagraph"/>
-        <w:numPr>
-          <w:ilvl w:val="0"/>
-          <w:numId w:val="2"/>
-        </w:numPr>
-        <w:rPr>
-          <w:rStyle w:val="Hyperlink"/>
-          <w:color w:val="auto"/>
-          <w:u w:val="none"/>
-          <w:lang w:val="en-US"/>
-        </w:rPr>
-      </w:pPr>
-      <w:r>
-        <w:rPr>
-          <w:rStyle w:val="Hyperlink"/>
-          <w:color w:val="auto"/>
-          <w:u w:val="none"/>
-          <w:lang w:val="en-US"/>
-        </w:rPr>
-        <w:t>Vật lí 1 (Lý Anh Tú)</w:t>
-      </w:r>
-    </w:p>
-    <w:p>
-      <w:pPr>
-        <w:pStyle w:val="ListParagraph"/>
-        <w:numPr>
-          <w:ilvl w:val="0"/>
-          <w:numId w:val="2"/>
-        </w:numPr>
-        <w:rPr>
-          <w:rStyle w:val="Hyperlink"/>
-          <w:color w:val="auto"/>
-          <w:u w:val="none"/>
-          <w:lang w:val="en-US"/>
-        </w:rPr>
-      </w:pPr>
-      <w:r>
-        <w:rPr>
-          <w:rStyle w:val="Hyperlink"/>
-          <w:color w:val="auto"/>
-          <w:u w:val="none"/>
-          <w:lang w:val="en-US"/>
-        </w:rPr>
-        <w:t>Giải tích 1 (Đào Huy Cường)</w:t>
-      </w:r>
-    </w:p>
-    <w:p>
-      <w:pPr>
-        <w:pStyle w:val="ListParagraph"/>
-        <w:numPr>
-          <w:ilvl w:val="0"/>
-          <w:numId w:val="2"/>
-        </w:numPr>
-        <w:rPr>
-          <w:rStyle w:val="Hyperlink"/>
-          <w:color w:val="auto"/>
-          <w:u w:val="none"/>
-          <w:lang w:val="en-US"/>
-        </w:rPr>
-      </w:pPr>
-      <w:r>
-        <w:rPr>
-          <w:rStyle w:val="Hyperlink"/>
-          <w:color w:val="auto"/>
-          <w:u w:val="none"/>
-          <w:lang w:val="en-US"/>
-        </w:rPr>
-        <w:t>Hệ thống số (Đoàn Minh Vững)</w:t>
-      </w:r>
-    </w:p>
-    <w:p>
-      <w:pPr>
-        <w:pStyle w:val="ListParagraph"/>
-        <w:numPr>
-          <w:ilvl w:val="0"/>
-          <w:numId w:val="2"/>
-        </w:numPr>
-        <w:rPr>
-          <w:rStyle w:val="Hyperlink"/>
-          <w:color w:val="auto"/>
-          <w:u w:val="none"/>
-          <w:lang w:val="en-US"/>
-        </w:rPr>
-      </w:pPr>
-      <w:r>
-        <w:rPr>
-          <w:rStyle w:val="Hyperlink"/>
-          <w:color w:val="auto"/>
-          <w:u w:val="none"/>
-          <w:lang w:val="en-US"/>
-        </w:rPr>
-        <w:t>Nhập môn điện toán (Nguyễn Cao Trí</w:t>
-      </w:r>
-      <w:r>
-        <w:rPr>
-          <w:rStyle w:val="Hyperlink"/>
-          <w:color w:val="auto"/>
-          <w:u w:val="none"/>
-          <w:lang w:val="en-US"/>
-        </w:rPr>
-        <w:t>, caotri@hcmut.edu.vn</w:t>
-      </w:r>
-      <w:r>
-        <w:rPr>
-          <w:rStyle w:val="Hyperlink"/>
-          <w:color w:val="auto"/>
-          <w:u w:val="none"/>
-          <w:lang w:val="en-US"/>
-        </w:rPr>
-        <w:t>)</w:t>
+        <w:t>25/9/2023?</w:t>
+      </w:r>
+    </w:p>
+    <w:p>
+      <w:pPr>
+        <w:pStyle w:val="ListParagraph"/>
+        <w:numPr>
+          <w:ilvl w:val="0"/>
+          <w:numId w:val="2"/>
+        </w:numPr>
+        <w:rPr>
+          <w:rStyle w:val="Hyperlink"/>
+          <w:color w:val="auto"/>
+          <w:u w:val="none"/>
+          <w:lang w:val="en-US"/>
+        </w:rPr>
+      </w:pPr>
+      <w:r>
+        <w:rPr>
+          <w:rStyle w:val="Hyperlink"/>
+          <w:color w:val="auto"/>
+          <w:u w:val="none"/>
+          <w:lang w:val="en-US"/>
+        </w:rPr>
+        <w:t>Kiểm tra IC3 Full trắc nghiệm</w:t>
+      </w:r>
+    </w:p>
+    <w:p>
+      <w:pPr>
+        <w:pStyle w:val="ListParagraph"/>
+        <w:numPr>
+          <w:ilvl w:val="0"/>
+          <w:numId w:val="2"/>
+        </w:numPr>
+        <w:rPr>
+          <w:rStyle w:val="Hyperlink"/>
+          <w:color w:val="auto"/>
+          <w:u w:val="none"/>
+          <w:lang w:val="en-US"/>
+        </w:rPr>
+      </w:pPr>
+      <w:r>
+        <w:rPr>
+          <w:rStyle w:val="Hyperlink"/>
+          <w:color w:val="auto"/>
+          <w:u w:val="none"/>
+          <w:lang w:val="en-US"/>
+        </w:rPr>
+        <w:t>20 giờ, sạc Laptop Full</w:t>
+      </w:r>
+    </w:p>
+    <w:p>
+      <w:pPr>
+        <w:pStyle w:val="ListParagraph"/>
+        <w:numPr>
+          <w:ilvl w:val="0"/>
+          <w:numId w:val="2"/>
+        </w:numPr>
+        <w:rPr>
+          <w:rStyle w:val="Hyperlink"/>
+          <w:color w:val="auto"/>
+          <w:u w:val="none"/>
+          <w:lang w:val="en-US"/>
+        </w:rPr>
+      </w:pPr>
+      <w:r>
+        <w:rPr>
+          <w:rStyle w:val="Hyperlink"/>
+          <w:color w:val="auto"/>
+          <w:u w:val="none"/>
+          <w:lang w:val="en-US"/>
+        </w:rPr>
+        <w:t>21 giờ, sạc điện thoại</w:t>
       </w:r>
     </w:p>
     <w:p>
@@ -2253,55 +3037,175 @@
           <w:u w:val="none"/>
           <w:lang w:val="en-US"/>
         </w:rPr>
-        <w:t>Tiết Học?</w:t>
-      </w:r>
-    </w:p>
-    <w:p>
-      <w:pPr>
-        <w:pStyle w:val="ListParagraph"/>
-        <w:numPr>
-          <w:ilvl w:val="0"/>
-          <w:numId w:val="2"/>
-        </w:numPr>
-        <w:rPr>
-          <w:rStyle w:val="Hyperlink"/>
-          <w:color w:val="auto"/>
-          <w:u w:val="none"/>
-          <w:lang w:val="en-US"/>
-        </w:rPr>
-      </w:pPr>
-      <w:r>
-        <w:rPr>
-          <w:rStyle w:val="Hyperlink"/>
-          <w:color w:val="auto"/>
-          <w:u w:val="none"/>
-          <w:lang w:val="en-US"/>
-        </w:rPr>
-        <w:t>Bắt đầu từ 6 giờ đến 18 giờ</w:t>
-      </w:r>
-    </w:p>
-    <w:p>
-      <w:pPr>
-        <w:pStyle w:val="ListParagraph"/>
-        <w:numPr>
-          <w:ilvl w:val="0"/>
-          <w:numId w:val="2"/>
-        </w:numPr>
-        <w:rPr>
-          <w:rStyle w:val="Hyperlink"/>
-          <w:color w:val="auto"/>
-          <w:u w:val="none"/>
-          <w:lang w:val="en-US"/>
-        </w:rPr>
-      </w:pPr>
-      <w:r>
-        <w:rPr>
-          <w:rStyle w:val="Hyperlink"/>
-          <w:color w:val="auto"/>
-          <w:u w:val="none"/>
-          <w:lang w:val="en-US"/>
-        </w:rPr>
-        <w:t>Mỗi tiết kéo dài 50 phút + 10 phút nghỉ</w:t>
+        <w:t>26/9/2023?</w:t>
+      </w:r>
+    </w:p>
+    <w:p>
+      <w:pPr>
+        <w:pStyle w:val="ListParagraph"/>
+        <w:numPr>
+          <w:ilvl w:val="0"/>
+          <w:numId w:val="2"/>
+        </w:numPr>
+        <w:rPr>
+          <w:rStyle w:val="Hyperlink"/>
+          <w:color w:val="auto"/>
+          <w:u w:val="none"/>
+          <w:lang w:val="en-US"/>
+        </w:rPr>
+      </w:pPr>
+      <w:r>
+        <w:rPr>
+          <w:rStyle w:val="Hyperlink"/>
+          <w:color w:val="auto"/>
+          <w:u w:val="none"/>
+          <w:lang w:val="en-US"/>
+        </w:rPr>
+        <w:t>5 giờ, gỡ sạc điện thoại</w:t>
+      </w:r>
+    </w:p>
+    <w:p>
+      <w:pPr>
+        <w:pStyle w:val="ListParagraph"/>
+        <w:numPr>
+          <w:ilvl w:val="0"/>
+          <w:numId w:val="2"/>
+        </w:numPr>
+        <w:rPr>
+          <w:rStyle w:val="Hyperlink"/>
+          <w:color w:val="auto"/>
+          <w:u w:val="none"/>
+          <w:lang w:val="en-US"/>
+        </w:rPr>
+      </w:pPr>
+      <w:r>
+        <w:rPr>
+          <w:rStyle w:val="Hyperlink"/>
+          <w:color w:val="auto"/>
+          <w:u w:val="none"/>
+          <w:lang w:val="en-US"/>
+        </w:rPr>
+        <w:t>6.5 giờ, chạy ra ngô quyền mua 2 hộp cơm, ăn 1 hộp</w:t>
+      </w:r>
+    </w:p>
+    <w:p>
+      <w:pPr>
+        <w:pStyle w:val="ListParagraph"/>
+        <w:numPr>
+          <w:ilvl w:val="0"/>
+          <w:numId w:val="2"/>
+        </w:numPr>
+        <w:rPr>
+          <w:rStyle w:val="Hyperlink"/>
+          <w:color w:val="auto"/>
+          <w:u w:val="none"/>
+          <w:lang w:val="en-US"/>
+        </w:rPr>
+      </w:pPr>
+      <w:r>
+        <w:rPr>
+          <w:rStyle w:val="Hyperlink"/>
+          <w:color w:val="auto"/>
+          <w:u w:val="none"/>
+          <w:lang w:val="en-US"/>
+        </w:rPr>
+        <w:t>8 đến 10.83 giờ, vật lí 1, tòa H2, phòng 201</w:t>
+      </w:r>
+    </w:p>
+    <w:p>
+      <w:pPr>
+        <w:pStyle w:val="ListParagraph"/>
+        <w:numPr>
+          <w:ilvl w:val="0"/>
+          <w:numId w:val="2"/>
+        </w:numPr>
+        <w:rPr>
+          <w:rStyle w:val="Hyperlink"/>
+          <w:color w:val="auto"/>
+          <w:u w:val="none"/>
+          <w:lang w:val="en-US"/>
+        </w:rPr>
+      </w:pPr>
+      <w:r>
+        <w:rPr>
+          <w:rStyle w:val="Hyperlink"/>
+          <w:color w:val="auto"/>
+          <w:u w:val="none"/>
+          <w:lang w:val="en-US"/>
+        </w:rPr>
+        <w:t>11 giờ, ăn hộp cơm còn lại</w:t>
+      </w:r>
+    </w:p>
+    <w:p>
+      <w:pPr>
+        <w:pStyle w:val="ListParagraph"/>
+        <w:numPr>
+          <w:ilvl w:val="0"/>
+          <w:numId w:val="2"/>
+        </w:numPr>
+        <w:rPr>
+          <w:rStyle w:val="Hyperlink"/>
+          <w:color w:val="auto"/>
+          <w:u w:val="none"/>
+          <w:lang w:val="en-US"/>
+        </w:rPr>
+      </w:pPr>
+      <w:r>
+        <w:rPr>
+          <w:rStyle w:val="Hyperlink"/>
+          <w:color w:val="auto"/>
+          <w:u w:val="none"/>
+          <w:lang w:val="en-US"/>
+        </w:rPr>
+        <w:t>12 đến 13.83 giờ, giải tích 1 bài tập, tòa H1, phòng 802</w:t>
+      </w:r>
+    </w:p>
+    <w:p>
+      <w:pPr>
+        <w:pStyle w:val="ListParagraph"/>
+        <w:numPr>
+          <w:ilvl w:val="0"/>
+          <w:numId w:val="2"/>
+        </w:numPr>
+        <w:rPr>
+          <w:rStyle w:val="Hyperlink"/>
+          <w:color w:val="auto"/>
+          <w:u w:val="none"/>
+          <w:lang w:val="en-US"/>
+        </w:rPr>
+      </w:pPr>
+      <w:r>
+        <w:rPr>
+          <w:rStyle w:val="Hyperlink"/>
+          <w:color w:val="auto"/>
+          <w:u w:val="none"/>
+          <w:lang w:val="en-US"/>
+        </w:rPr>
+        <w:t>15 đến 17.83 giờ, giải tích 1, tòa H6, giảng đường</w:t>
+      </w:r>
+    </w:p>
+    <w:p>
+      <w:pPr>
+        <w:pStyle w:val="ListParagraph"/>
+        <w:numPr>
+          <w:ilvl w:val="0"/>
+          <w:numId w:val="2"/>
+        </w:numPr>
+        <w:rPr>
+          <w:rStyle w:val="Hyperlink"/>
+          <w:color w:val="auto"/>
+          <w:u w:val="none"/>
+          <w:lang w:val="en-US"/>
+        </w:rPr>
+      </w:pPr>
+      <w:r>
+        <w:rPr>
+          <w:rStyle w:val="Hyperlink"/>
+          <w:color w:val="auto"/>
+          <w:u w:val="none"/>
+          <w:lang w:val="en-US"/>
+        </w:rPr>
+        <w:t>18 giờ ghé bà mười mua cơm</w:t>
       </w:r>
     </w:p>
     <w:p>
@@ -2325,40 +3229,31 @@
           <w:u w:val="none"/>
           <w:lang w:val="en-US"/>
         </w:rPr>
-        <w:t>Tuần Hiện Tại?</w:t>
-      </w:r>
-    </w:p>
-    <w:p>
-      <w:pPr>
-        <w:pStyle w:val="ListParagraph"/>
-        <w:numPr>
-          <w:ilvl w:val="0"/>
-          <w:numId w:val="2"/>
-        </w:numPr>
-        <w:rPr>
-          <w:rStyle w:val="Hyperlink"/>
-          <w:color w:val="auto"/>
-          <w:u w:val="none"/>
-          <w:lang w:val="en-US"/>
-        </w:rPr>
-      </w:pPr>
-      <w:r>
-        <w:rPr>
-          <w:rStyle w:val="Hyperlink"/>
-          <w:color w:val="auto"/>
-          <w:u w:val="none"/>
-          <w:lang w:val="en-US"/>
-        </w:rPr>
-        <w:t>3</w:t>
-      </w:r>
-      <w:r>
-        <w:rPr>
-          <w:rStyle w:val="Hyperlink"/>
-          <w:color w:val="auto"/>
-          <w:u w:val="none"/>
-          <w:lang w:val="en-US"/>
-        </w:rPr>
-        <w:t>9</w:t>
+        <w:t>28/9/2023?</w:t>
+      </w:r>
+    </w:p>
+    <w:p>
+      <w:pPr>
+        <w:pStyle w:val="ListParagraph"/>
+        <w:numPr>
+          <w:ilvl w:val="0"/>
+          <w:numId w:val="2"/>
+        </w:numPr>
+        <w:rPr>
+          <w:rStyle w:val="Hyperlink"/>
+          <w:color w:val="auto"/>
+          <w:u w:val="none"/>
+          <w:lang w:val="en-US"/>
+        </w:rPr>
+      </w:pPr>
+      <w:r>
+        <w:rPr>
+          <w:rStyle w:val="Hyperlink"/>
+          <w:color w:val="auto"/>
+          <w:u w:val="none"/>
+          <w:lang w:val="en-US"/>
+        </w:rPr>
+        <w:t>7 đến 8.83 giờ, hệ thống số, tòa H6, giảng đường</w:t>
       </w:r>
     </w:p>
     <w:p>
@@ -2382,1287 +3277,465 @@
           <w:u w:val="none"/>
           <w:lang w:val="en-US"/>
         </w:rPr>
-        <w:t>Lịch Bình Thường Hằng Ngày?</w:t>
-      </w:r>
-    </w:p>
-    <w:p>
-      <w:pPr>
-        <w:pStyle w:val="ListParagraph"/>
-        <w:numPr>
-          <w:ilvl w:val="0"/>
-          <w:numId w:val="2"/>
-        </w:numPr>
-        <w:rPr>
-          <w:rStyle w:val="Hyperlink"/>
-          <w:color w:val="auto"/>
-          <w:u w:val="none"/>
-          <w:lang w:val="en-US"/>
-        </w:rPr>
-      </w:pPr>
-      <w:r>
-        <w:rPr>
-          <w:rStyle w:val="Hyperlink"/>
-          <w:color w:val="auto"/>
-          <w:u w:val="none"/>
-          <w:lang w:val="en-US"/>
-        </w:rPr>
-        <w:t>5 đến 6 giờ, rửa mặt, đánh răng, xỉa răng, đái ỉa, hít đất, nghỉ 1 lát</w:t>
-      </w:r>
-    </w:p>
-    <w:p>
-      <w:pPr>
-        <w:pStyle w:val="ListParagraph"/>
-        <w:numPr>
-          <w:ilvl w:val="0"/>
-          <w:numId w:val="2"/>
-        </w:numPr>
-        <w:rPr>
-          <w:rStyle w:val="Hyperlink"/>
-          <w:color w:val="auto"/>
-          <w:u w:val="none"/>
-          <w:lang w:val="en-US"/>
-        </w:rPr>
-      </w:pPr>
-      <w:r>
-        <w:rPr>
-          <w:rStyle w:val="Hyperlink"/>
-          <w:color w:val="auto"/>
-          <w:u w:val="none"/>
-          <w:lang w:val="en-US"/>
-        </w:rPr>
-        <w:t>6 đến 6.5 giờ,</w:t>
-      </w:r>
-      <w:r>
-        <w:rPr>
-          <w:rStyle w:val="Hyperlink"/>
-          <w:color w:val="auto"/>
-          <w:u w:val="none"/>
-          <w:lang w:val="en-US"/>
-        </w:rPr>
-        <w:t xml:space="preserve"> Check Quiz,</w:t>
-      </w:r>
-      <w:r>
-        <w:rPr>
-          <w:rStyle w:val="Hyperlink"/>
-          <w:color w:val="auto"/>
-          <w:u w:val="none"/>
-          <w:lang w:val="en-US"/>
-        </w:rPr>
-        <w:t xml:space="preserve"> Check nhóm,</w:t>
-      </w:r>
-      <w:r>
-        <w:rPr>
-          <w:rStyle w:val="Hyperlink"/>
-          <w:color w:val="auto"/>
-          <w:u w:val="none"/>
-          <w:lang w:val="en-US"/>
-        </w:rPr>
-        <w:t xml:space="preserve"> đọc Berserk</w:t>
-      </w:r>
-    </w:p>
-    <w:p>
-      <w:pPr>
-        <w:pStyle w:val="ListParagraph"/>
-        <w:numPr>
-          <w:ilvl w:val="0"/>
-          <w:numId w:val="2"/>
-        </w:numPr>
-        <w:rPr>
-          <w:rStyle w:val="Hyperlink"/>
-          <w:color w:val="auto"/>
-          <w:u w:val="none"/>
-          <w:lang w:val="en-US"/>
-        </w:rPr>
-      </w:pPr>
-      <w:r>
-        <w:rPr>
-          <w:rStyle w:val="Hyperlink"/>
-          <w:color w:val="auto"/>
-          <w:u w:val="none"/>
-          <w:lang w:val="en-US"/>
-        </w:rPr>
-        <w:t>6.5 đến 7 giờ, đi ăn, về nhà, nghỉ 1 lát</w:t>
-      </w:r>
-    </w:p>
-    <w:p>
-      <w:pPr>
-        <w:pStyle w:val="ListParagraph"/>
-        <w:numPr>
-          <w:ilvl w:val="0"/>
-          <w:numId w:val="2"/>
-        </w:numPr>
-        <w:rPr>
-          <w:rStyle w:val="Hyperlink"/>
-          <w:color w:val="auto"/>
-          <w:u w:val="none"/>
-          <w:lang w:val="en-US"/>
-        </w:rPr>
-      </w:pPr>
-      <w:r>
-        <w:rPr>
-          <w:rStyle w:val="Hyperlink"/>
-          <w:color w:val="auto"/>
-          <w:u w:val="none"/>
-          <w:lang w:val="en-US"/>
-        </w:rPr>
-        <w:t>7 đến 8 giờ, học Matlab</w:t>
-      </w:r>
-    </w:p>
-    <w:p>
-      <w:pPr>
-        <w:pStyle w:val="ListParagraph"/>
-        <w:numPr>
-          <w:ilvl w:val="0"/>
-          <w:numId w:val="2"/>
-        </w:numPr>
-        <w:rPr>
-          <w:rStyle w:val="Hyperlink"/>
-          <w:color w:val="auto"/>
-          <w:u w:val="none"/>
-          <w:lang w:val="en-US"/>
-        </w:rPr>
-      </w:pPr>
-      <w:r>
-        <w:rPr>
-          <w:rStyle w:val="Hyperlink"/>
-          <w:color w:val="auto"/>
-          <w:u w:val="none"/>
-          <w:lang w:val="en-US"/>
-        </w:rPr>
-        <w:t>8 đến 9 giờ, học Tensorflow</w:t>
-      </w:r>
-    </w:p>
-    <w:p>
-      <w:pPr>
-        <w:pStyle w:val="ListParagraph"/>
-        <w:numPr>
-          <w:ilvl w:val="0"/>
-          <w:numId w:val="2"/>
-        </w:numPr>
-        <w:rPr>
-          <w:rStyle w:val="Hyperlink"/>
-          <w:color w:val="auto"/>
-          <w:u w:val="none"/>
-          <w:lang w:val="en-US"/>
-        </w:rPr>
-      </w:pPr>
-      <w:r>
-        <w:rPr>
-          <w:rStyle w:val="Hyperlink"/>
-          <w:color w:val="auto"/>
-          <w:u w:val="none"/>
-          <w:lang w:val="en-US"/>
-        </w:rPr>
-        <w:t>9 đến 10 giờ, học TOEIC + Berserk</w:t>
-      </w:r>
-    </w:p>
-    <w:p>
-      <w:pPr>
-        <w:pStyle w:val="ListParagraph"/>
-        <w:numPr>
-          <w:ilvl w:val="0"/>
-          <w:numId w:val="2"/>
-        </w:numPr>
-        <w:rPr>
-          <w:rStyle w:val="Hyperlink"/>
-          <w:color w:val="auto"/>
-          <w:u w:val="none"/>
-          <w:lang w:val="en-US"/>
-        </w:rPr>
-      </w:pPr>
-      <w:r>
-        <w:rPr>
-          <w:rStyle w:val="Hyperlink"/>
-          <w:color w:val="auto"/>
-          <w:u w:val="none"/>
-          <w:lang w:val="en-US"/>
-        </w:rPr>
-        <w:t>10 đến 11 giờ, học MOS</w:t>
-      </w:r>
-    </w:p>
-    <w:p>
-      <w:pPr>
-        <w:pStyle w:val="ListParagraph"/>
-        <w:numPr>
-          <w:ilvl w:val="0"/>
-          <w:numId w:val="2"/>
-        </w:numPr>
-        <w:rPr>
-          <w:rStyle w:val="Hyperlink"/>
-          <w:color w:val="auto"/>
-          <w:u w:val="none"/>
-          <w:lang w:val="en-US"/>
-        </w:rPr>
-      </w:pPr>
-      <w:r>
-        <w:rPr>
-          <w:rStyle w:val="Hyperlink"/>
-          <w:color w:val="auto"/>
-          <w:u w:val="none"/>
-          <w:lang w:val="en-US"/>
-        </w:rPr>
-        <w:t>11 đến 12 giờ, ăn, nghỉ, đọc Berserk</w:t>
-      </w:r>
-    </w:p>
-    <w:p>
-      <w:pPr>
-        <w:pStyle w:val="ListParagraph"/>
-        <w:numPr>
-          <w:ilvl w:val="0"/>
-          <w:numId w:val="2"/>
-        </w:numPr>
-        <w:rPr>
-          <w:rStyle w:val="Hyperlink"/>
-          <w:color w:val="auto"/>
-          <w:u w:val="none"/>
-          <w:lang w:val="en-US"/>
-        </w:rPr>
-      </w:pPr>
-      <w:r>
-        <w:rPr>
-          <w:rStyle w:val="Hyperlink"/>
-          <w:color w:val="auto"/>
-          <w:u w:val="none"/>
-          <w:lang w:val="en-US"/>
-        </w:rPr>
-        <w:t>12 đến 13 giờ, học IELTS + Berserk</w:t>
-      </w:r>
-    </w:p>
-    <w:p>
-      <w:pPr>
-        <w:pStyle w:val="ListParagraph"/>
-        <w:numPr>
-          <w:ilvl w:val="0"/>
-          <w:numId w:val="2"/>
-        </w:numPr>
-        <w:rPr>
-          <w:rStyle w:val="Hyperlink"/>
-          <w:color w:val="auto"/>
-          <w:u w:val="none"/>
-          <w:lang w:val="en-US"/>
-        </w:rPr>
-      </w:pPr>
-      <w:r>
-        <w:rPr>
-          <w:rStyle w:val="Hyperlink"/>
-          <w:color w:val="auto"/>
-          <w:u w:val="none"/>
-          <w:lang w:val="en-US"/>
-        </w:rPr>
-        <w:t>13 đến 14 giờ, học IC3</w:t>
-      </w:r>
-    </w:p>
-    <w:p>
-      <w:pPr>
-        <w:pStyle w:val="ListParagraph"/>
-        <w:numPr>
-          <w:ilvl w:val="0"/>
-          <w:numId w:val="2"/>
-        </w:numPr>
-        <w:rPr>
-          <w:rStyle w:val="Hyperlink"/>
-          <w:color w:val="auto"/>
-          <w:u w:val="none"/>
-          <w:lang w:val="en-US"/>
-        </w:rPr>
-      </w:pPr>
-      <w:r>
-        <w:rPr>
-          <w:rStyle w:val="Hyperlink"/>
-          <w:color w:val="auto"/>
-          <w:u w:val="none"/>
-          <w:lang w:val="en-US"/>
-        </w:rPr>
-        <w:t>14 đến 15 giờ, học vật lí</w:t>
-      </w:r>
-    </w:p>
-    <w:p>
-      <w:pPr>
-        <w:pStyle w:val="ListParagraph"/>
-        <w:numPr>
-          <w:ilvl w:val="0"/>
-          <w:numId w:val="2"/>
-        </w:numPr>
-        <w:rPr>
-          <w:rStyle w:val="Hyperlink"/>
-          <w:color w:val="auto"/>
-          <w:u w:val="none"/>
-          <w:lang w:val="en-US"/>
-        </w:rPr>
-      </w:pPr>
-      <w:r>
-        <w:rPr>
-          <w:rStyle w:val="Hyperlink"/>
-          <w:color w:val="auto"/>
-          <w:u w:val="none"/>
-          <w:lang w:val="en-US"/>
-        </w:rPr>
-        <w:t>15 đến 16 giờ, giải đề</w:t>
-      </w:r>
-    </w:p>
-    <w:p>
-      <w:pPr>
-        <w:pStyle w:val="ListParagraph"/>
-        <w:numPr>
-          <w:ilvl w:val="0"/>
-          <w:numId w:val="2"/>
-        </w:numPr>
-        <w:rPr>
-          <w:rStyle w:val="Hyperlink"/>
-          <w:color w:val="auto"/>
-          <w:u w:val="none"/>
-          <w:lang w:val="en-US"/>
-        </w:rPr>
-      </w:pPr>
-      <w:r>
-        <w:rPr>
-          <w:rStyle w:val="Hyperlink"/>
-          <w:color w:val="auto"/>
-          <w:u w:val="none"/>
-          <w:lang w:val="en-US"/>
-        </w:rPr>
-        <w:t>16 đến 17 giờ, học Hack + Web</w:t>
-      </w:r>
-    </w:p>
-    <w:p>
-      <w:pPr>
-        <w:pStyle w:val="ListParagraph"/>
-        <w:numPr>
-          <w:ilvl w:val="0"/>
-          <w:numId w:val="2"/>
-        </w:numPr>
-        <w:rPr>
-          <w:rStyle w:val="Hyperlink"/>
-          <w:color w:val="auto"/>
-          <w:u w:val="none"/>
-          <w:lang w:val="en-US"/>
-        </w:rPr>
-      </w:pPr>
-      <w:r>
-        <w:rPr>
-          <w:rStyle w:val="Hyperlink"/>
-          <w:color w:val="auto"/>
-          <w:u w:val="none"/>
+        <w:t>29/9/2023?</w:t>
+      </w:r>
+    </w:p>
+    <w:p>
+      <w:pPr>
+        <w:pStyle w:val="ListParagraph"/>
+        <w:numPr>
+          <w:ilvl w:val="0"/>
+          <w:numId w:val="2"/>
+        </w:numPr>
+        <w:rPr>
+          <w:rStyle w:val="Hyperlink"/>
+          <w:color w:val="auto"/>
+          <w:u w:val="none"/>
+          <w:lang w:val="en-US"/>
+        </w:rPr>
+      </w:pPr>
+      <w:r>
+        <w:rPr>
+          <w:rStyle w:val="Hyperlink"/>
+          <w:color w:val="auto"/>
+          <w:u w:val="none"/>
+          <w:lang w:val="en-US"/>
+        </w:rPr>
+        <w:t>14 đến 15.83 giờ, nhập môn điện toán, tòa H6, giảng đường</w:t>
+      </w:r>
+    </w:p>
+    <w:p>
+      <w:pPr>
+        <w:pStyle w:val="ListParagraph"/>
+        <w:numPr>
+          <w:ilvl w:val="0"/>
+          <w:numId w:val="2"/>
+        </w:numPr>
+        <w:rPr>
+          <w:rStyle w:val="Hyperlink"/>
+          <w:color w:val="auto"/>
+          <w:u w:val="none"/>
+          <w:lang w:val="en-US"/>
+        </w:rPr>
+      </w:pPr>
+      <w:r>
+        <w:rPr>
+          <w:rStyle w:val="Hyperlink"/>
+          <w:color w:val="auto"/>
+          <w:u w:val="none"/>
+          <w:lang w:val="en-US"/>
+        </w:rPr>
+        <w:t>16 đến 17.83 giờ, vật lí 1 bài tập, tòa H1, phòng 101</w:t>
+      </w:r>
+    </w:p>
+    <w:p>
+      <w:pPr>
+        <w:pStyle w:val="ListParagraph"/>
+        <w:numPr>
+          <w:ilvl w:val="0"/>
+          <w:numId w:val="4"/>
+        </w:numPr>
+        <w:rPr>
+          <w:lang w:val="en-US"/>
+        </w:rPr>
+      </w:pPr>
+      <w:r>
+        <w:rPr>
+          <w:lang w:val="en-US"/>
+        </w:rPr>
+        <w:t>1/10/2023 Đến 5/10/2023?</w:t>
+      </w:r>
+    </w:p>
+    <w:p>
+      <w:pPr>
+        <w:pStyle w:val="ListParagraph"/>
+        <w:numPr>
+          <w:ilvl w:val="0"/>
+          <w:numId w:val="2"/>
+        </w:numPr>
+        <w:rPr>
+          <w:lang w:val="en-US"/>
+        </w:rPr>
+      </w:pPr>
+      <w:r>
+        <w:rPr>
+          <w:lang w:val="en-US"/>
+        </w:rPr>
+        <w:t>Đăng kí xe tháng</w:t>
+      </w:r>
+    </w:p>
+    <w:p>
+      <w:pPr>
+        <w:pStyle w:val="ListParagraph"/>
+        <w:numPr>
+          <w:ilvl w:val="0"/>
+          <w:numId w:val="4"/>
+        </w:numPr>
+        <w:rPr>
+          <w:lang w:val="en-US"/>
+        </w:rPr>
+      </w:pPr>
+      <w:r>
+        <w:rPr>
+          <w:lang w:val="en-US"/>
+        </w:rPr>
+        <w:t>16/10/2023?</w:t>
+      </w:r>
+    </w:p>
+    <w:p>
+      <w:pPr>
+        <w:pStyle w:val="ListParagraph"/>
+        <w:numPr>
+          <w:ilvl w:val="0"/>
+          <w:numId w:val="2"/>
+        </w:numPr>
+        <w:rPr>
+          <w:lang w:val="en-US"/>
+        </w:rPr>
+      </w:pPr>
+      <w:r>
+        <w:rPr>
+          <w:lang w:val="en-US"/>
+        </w:rPr>
+        <w:t>Học thể dục</w:t>
+      </w:r>
+    </w:p>
+    <w:p>
+      <w:pPr>
+        <w:pStyle w:val="ListParagraph"/>
+        <w:numPr>
+          <w:ilvl w:val="0"/>
+          <w:numId w:val="4"/>
+        </w:numPr>
+        <w:rPr>
+          <w:lang w:val="en-US"/>
+        </w:rPr>
+      </w:pPr>
+      <w:r>
+        <w:rPr>
+          <w:lang w:val="en-US"/>
+        </w:rPr>
+        <w:t>Tuần 2 Tháng 10/2023?</w:t>
+      </w:r>
+    </w:p>
+    <w:p>
+      <w:pPr>
+        <w:pStyle w:val="ListParagraph"/>
+        <w:numPr>
+          <w:ilvl w:val="0"/>
+          <w:numId w:val="2"/>
+        </w:numPr>
+        <w:rPr>
+          <w:lang w:val="en-US"/>
+        </w:rPr>
+      </w:pPr>
+      <w:r>
+        <w:rPr>
+          <w:lang w:val="en-US"/>
+        </w:rPr>
+        <w:t>Kiểm tra CNTT</w:t>
+      </w:r>
+    </w:p>
+    <w:p>
+      <w:pPr>
+        <w:pStyle w:val="ListParagraph"/>
+        <w:numPr>
+          <w:ilvl w:val="0"/>
+          <w:numId w:val="4"/>
+        </w:numPr>
+        <w:rPr>
+          <w:lang w:val="en-US"/>
+        </w:rPr>
+      </w:pPr>
+      <w:r>
+        <w:rPr>
+          <w:lang w:val="en-US"/>
+        </w:rPr>
+        <w:t>Cuối Năm 1?</w:t>
+      </w:r>
+    </w:p>
+    <w:p>
+      <w:pPr>
+        <w:pStyle w:val="ListParagraph"/>
+        <w:numPr>
+          <w:ilvl w:val="0"/>
+          <w:numId w:val="2"/>
+        </w:numPr>
+        <w:rPr>
+          <w:lang w:val="en-US"/>
+        </w:rPr>
+      </w:pPr>
+      <w:r>
+        <w:rPr>
+          <w:lang w:val="en-US"/>
+        </w:rPr>
+        <w:t>Nộp MOS</w:t>
+      </w:r>
+    </w:p>
+    <w:p>
+      <w:pPr>
+        <w:rPr>
+          <w:lang w:val="en-US"/>
+        </w:rPr>
+      </w:pPr>
+    </w:p>
+    <w:p>
+      <w:pPr>
+        <w:rPr>
+          <w:lang w:val="en-US"/>
+        </w:rPr>
+      </w:pPr>
+      <w:r>
+        <w:rPr>
+          <w:lang w:val="en-US"/>
+        </w:rPr>
+        <w:t>Task – Nhiệm Vụ:</w:t>
+      </w:r>
+    </w:p>
+    <w:p>
+      <w:pPr>
+        <w:pStyle w:val="ListParagraph"/>
+        <w:numPr>
+          <w:ilvl w:val="0"/>
+          <w:numId w:val="7"/>
+        </w:numPr>
+        <w:rPr>
+          <w:lang w:val="en-US"/>
+        </w:rPr>
+      </w:pPr>
+      <w:r>
+        <w:rPr>
+          <w:lang w:val="en-US"/>
+        </w:rPr>
+        <w:t>Quy Đổi Điểm?</w:t>
+      </w:r>
+    </w:p>
+    <w:p>
+      <w:pPr>
+        <w:pStyle w:val="ListParagraph"/>
+        <w:numPr>
+          <w:ilvl w:val="0"/>
+          <w:numId w:val="2"/>
+        </w:numPr>
+        <w:rPr>
+          <w:lang w:val="en-US"/>
+        </w:rPr>
+      </w:pPr>
+      <w:r>
+        <w:rPr>
+          <w:lang w:val="en-US"/>
+        </w:rPr>
+        <w:t>Từ thang 10 sang chữ</w:t>
+      </w:r>
+    </w:p>
+    <w:p>
+      <w:pPr>
+        <w:pStyle w:val="ListParagraph"/>
+        <w:numPr>
+          <w:ilvl w:val="0"/>
+          <w:numId w:val="2"/>
+        </w:numPr>
+        <w:rPr>
+          <w:lang w:val="en-US"/>
+        </w:rPr>
+      </w:pPr>
+      <w:r>
+        <w:rPr>
+          <w:lang w:val="en-US"/>
+        </w:rPr>
+        <w:t>F = 4 trở xuống</w:t>
+      </w:r>
+    </w:p>
+    <w:p>
+      <w:pPr>
+        <w:pStyle w:val="ListParagraph"/>
+        <w:numPr>
+          <w:ilvl w:val="0"/>
+          <w:numId w:val="2"/>
+        </w:numPr>
+        <w:rPr>
+          <w:lang w:val="en-US"/>
+        </w:rPr>
+      </w:pPr>
+      <w:r>
+        <w:rPr>
+          <w:lang w:val="en-US"/>
+        </w:rPr>
+        <w:t>D = 4 đến 5</w:t>
+      </w:r>
+    </w:p>
+    <w:p>
+      <w:pPr>
+        <w:pStyle w:val="ListParagraph"/>
+        <w:numPr>
+          <w:ilvl w:val="0"/>
+          <w:numId w:val="2"/>
+        </w:numPr>
+        <w:rPr>
+          <w:lang w:val="en-US"/>
+        </w:rPr>
+      </w:pPr>
+      <w:r>
+        <w:rPr>
+          <w:lang w:val="en-US"/>
+        </w:rPr>
+        <w:t>D+ = 5 đến 5.5</w:t>
+      </w:r>
+    </w:p>
+    <w:p>
+      <w:pPr>
+        <w:pStyle w:val="ListParagraph"/>
+        <w:numPr>
+          <w:ilvl w:val="0"/>
+          <w:numId w:val="2"/>
+        </w:numPr>
+        <w:rPr>
+          <w:lang w:val="en-US"/>
+        </w:rPr>
+      </w:pPr>
+      <w:r>
+        <w:rPr>
+          <w:lang w:val="en-US"/>
+        </w:rPr>
+        <w:t>Mỗi chữ cái không có “+” thì tăng 1</w:t>
+      </w:r>
+    </w:p>
+    <w:p>
+      <w:pPr>
+        <w:pStyle w:val="ListParagraph"/>
+        <w:numPr>
+          <w:ilvl w:val="0"/>
+          <w:numId w:val="2"/>
+        </w:numPr>
+        <w:rPr>
+          <w:lang w:val="en-US"/>
+        </w:rPr>
+      </w:pPr>
+      <w:r>
+        <w:rPr>
+          <w:lang w:val="en-US"/>
+        </w:rPr>
+        <w:t xml:space="preserve">Mỗi chữ cái có “+” thì </w:t>
+      </w:r>
+      <w:r>
+        <w:rPr>
+          <w:lang w:val="en-US"/>
+        </w:rPr>
+        <w:t>tăng</w:t>
+      </w:r>
+      <w:r>
+        <w:rPr>
+          <w:lang w:val="en-US"/>
+        </w:rPr>
+        <w:t xml:space="preserve"> 0.5</w:t>
+      </w:r>
+    </w:p>
+    <w:p>
+      <w:pPr>
+        <w:pStyle w:val="ListParagraph"/>
+        <w:numPr>
+          <w:ilvl w:val="0"/>
+          <w:numId w:val="2"/>
+        </w:numPr>
+        <w:rPr>
+          <w:lang w:val="en-US"/>
+        </w:rPr>
+      </w:pPr>
+      <w:r>
+        <w:rPr>
+          <w:lang w:val="en-US"/>
+        </w:rPr>
+        <w:t>Từ chữ sang thang 4</w:t>
+      </w:r>
+    </w:p>
+    <w:p>
+      <w:pPr>
+        <w:pStyle w:val="ListParagraph"/>
+        <w:numPr>
+          <w:ilvl w:val="0"/>
+          <w:numId w:val="2"/>
+        </w:numPr>
+        <w:rPr>
+          <w:lang w:val="en-US"/>
+        </w:rPr>
+      </w:pPr>
+      <w:r>
+        <w:rPr>
+          <w:lang w:val="en-US"/>
+        </w:rPr>
+        <w:t>F = 0</w:t>
+      </w:r>
+    </w:p>
+    <w:p>
+      <w:pPr>
+        <w:pStyle w:val="ListParagraph"/>
+        <w:numPr>
+          <w:ilvl w:val="0"/>
+          <w:numId w:val="2"/>
+        </w:numPr>
+        <w:rPr>
+          <w:lang w:val="en-US"/>
+        </w:rPr>
+      </w:pPr>
+      <w:r>
+        <w:rPr>
+          <w:lang w:val="en-US"/>
+        </w:rPr>
+        <w:t>D = 1</w:t>
+      </w:r>
+    </w:p>
+    <w:p>
+      <w:pPr>
+        <w:pStyle w:val="ListParagraph"/>
+        <w:numPr>
+          <w:ilvl w:val="0"/>
+          <w:numId w:val="2"/>
+        </w:numPr>
+        <w:rPr>
+          <w:lang w:val="en-US"/>
+        </w:rPr>
+      </w:pPr>
+      <w:r>
+        <w:rPr>
+          <w:lang w:val="en-US"/>
+        </w:rPr>
+        <w:t>D+ = 1.5</w:t>
+      </w:r>
+    </w:p>
+    <w:p>
+      <w:pPr>
+        <w:pStyle w:val="ListParagraph"/>
+        <w:numPr>
+          <w:ilvl w:val="0"/>
+          <w:numId w:val="2"/>
+        </w:numPr>
+        <w:rPr>
+          <w:lang w:val="en-US"/>
+        </w:rPr>
+      </w:pPr>
+      <w:r>
+        <w:rPr>
+          <w:lang w:val="en-US"/>
+        </w:rPr>
+        <w:t>Mỗi chữ tiếp theo + 0.5, tối đa = 4</w:t>
+      </w:r>
+    </w:p>
+    <w:p>
+      <w:pPr>
+        <w:pStyle w:val="ListParagraph"/>
+        <w:numPr>
+          <w:ilvl w:val="0"/>
+          <w:numId w:val="2"/>
+        </w:numPr>
+        <w:rPr>
+          <w:lang w:val="en-US"/>
+        </w:rPr>
+      </w:pPr>
+      <w:r>
+        <w:rPr>
           <w:lang w:val="en-US"/>
         </w:rPr>
         <w:lastRenderedPageBreak/>
-        <w:t>17 đến 18 giờ, tắm, giặt, phơi, nghỉ, đọc Berserk</w:t>
-      </w:r>
-    </w:p>
-    <w:p>
-      <w:pPr>
-        <w:pStyle w:val="ListParagraph"/>
-        <w:numPr>
-          <w:ilvl w:val="0"/>
-          <w:numId w:val="2"/>
-        </w:numPr>
-        <w:rPr>
-          <w:rStyle w:val="Hyperlink"/>
-          <w:color w:val="auto"/>
-          <w:u w:val="none"/>
-          <w:lang w:val="en-US"/>
-        </w:rPr>
-      </w:pPr>
-      <w:r>
-        <w:rPr>
-          <w:rStyle w:val="Hyperlink"/>
-          <w:color w:val="auto"/>
-          <w:u w:val="none"/>
-          <w:lang w:val="en-US"/>
-        </w:rPr>
-        <w:t>18 đến 19 giờ, ăn, nghỉ,</w:t>
-      </w:r>
-      <w:r>
-        <w:rPr>
-          <w:rStyle w:val="Hyperlink"/>
-          <w:color w:val="auto"/>
-          <w:u w:val="none"/>
-          <w:lang w:val="en-US"/>
-        </w:rPr>
-        <w:t xml:space="preserve"> Check Quiz,</w:t>
-      </w:r>
-      <w:r>
-        <w:rPr>
-          <w:rStyle w:val="Hyperlink"/>
-          <w:color w:val="auto"/>
-          <w:u w:val="none"/>
-          <w:lang w:val="en-US"/>
-        </w:rPr>
-        <w:t xml:space="preserve"> Check nhóm,</w:t>
-      </w:r>
-      <w:r>
-        <w:rPr>
-          <w:rStyle w:val="Hyperlink"/>
-          <w:color w:val="auto"/>
-          <w:u w:val="none"/>
-          <w:lang w:val="en-US"/>
-        </w:rPr>
-        <w:t xml:space="preserve"> đọc Berserk</w:t>
-      </w:r>
-    </w:p>
-    <w:p>
-      <w:pPr>
-        <w:pStyle w:val="ListParagraph"/>
-        <w:numPr>
-          <w:ilvl w:val="0"/>
-          <w:numId w:val="2"/>
-        </w:numPr>
-        <w:rPr>
-          <w:rStyle w:val="Hyperlink"/>
-          <w:color w:val="auto"/>
-          <w:u w:val="none"/>
-          <w:lang w:val="en-US"/>
-        </w:rPr>
-      </w:pPr>
-      <w:r>
-        <w:rPr>
-          <w:rStyle w:val="Hyperlink"/>
-          <w:color w:val="auto"/>
-          <w:u w:val="none"/>
-          <w:lang w:val="en-US"/>
-        </w:rPr>
-        <w:t>19 đến 20 giờ, học thuật toán</w:t>
-      </w:r>
-    </w:p>
-    <w:p>
-      <w:pPr>
-        <w:pStyle w:val="ListParagraph"/>
-        <w:numPr>
-          <w:ilvl w:val="0"/>
-          <w:numId w:val="2"/>
-        </w:numPr>
-        <w:rPr>
-          <w:rStyle w:val="Hyperlink"/>
-          <w:color w:val="auto"/>
-          <w:u w:val="none"/>
-          <w:lang w:val="en-US"/>
-        </w:rPr>
-      </w:pPr>
-      <w:r>
-        <w:rPr>
-          <w:rStyle w:val="Hyperlink"/>
-          <w:color w:val="auto"/>
-          <w:u w:val="none"/>
-          <w:lang w:val="en-US"/>
-        </w:rPr>
-        <w:t>20 giờ, ngủ</w:t>
-      </w:r>
-    </w:p>
-    <w:p>
-      <w:pPr>
-        <w:pStyle w:val="ListParagraph"/>
-        <w:numPr>
-          <w:ilvl w:val="0"/>
-          <w:numId w:val="4"/>
-        </w:numPr>
-        <w:rPr>
-          <w:rStyle w:val="Hyperlink"/>
-          <w:color w:val="auto"/>
-          <w:u w:val="none"/>
-          <w:lang w:val="en-US"/>
-        </w:rPr>
-      </w:pPr>
-      <w:r>
-        <w:rPr>
-          <w:rStyle w:val="Hyperlink"/>
-          <w:color w:val="auto"/>
-          <w:u w:val="none"/>
-          <w:lang w:val="en-US"/>
-        </w:rPr>
-        <w:t>25/9/2023?</w:t>
-      </w:r>
-    </w:p>
-    <w:p>
-      <w:pPr>
-        <w:pStyle w:val="ListParagraph"/>
-        <w:numPr>
-          <w:ilvl w:val="0"/>
-          <w:numId w:val="2"/>
-        </w:numPr>
-        <w:rPr>
-          <w:rStyle w:val="Hyperlink"/>
-          <w:color w:val="auto"/>
-          <w:u w:val="none"/>
-          <w:lang w:val="en-US"/>
-        </w:rPr>
-      </w:pPr>
-      <w:r>
-        <w:rPr>
-          <w:rStyle w:val="Hyperlink"/>
-          <w:color w:val="auto"/>
-          <w:u w:val="none"/>
-          <w:lang w:val="en-US"/>
-        </w:rPr>
-        <w:t>Kiểm tra IC3 Full trắc nghiệm</w:t>
-      </w:r>
-    </w:p>
-    <w:p>
-      <w:pPr>
-        <w:pStyle w:val="ListParagraph"/>
-        <w:numPr>
-          <w:ilvl w:val="0"/>
-          <w:numId w:val="2"/>
-        </w:numPr>
-        <w:rPr>
-          <w:rStyle w:val="Hyperlink"/>
-          <w:color w:val="auto"/>
-          <w:u w:val="none"/>
-          <w:lang w:val="en-US"/>
-        </w:rPr>
-      </w:pPr>
-      <w:r>
-        <w:rPr>
-          <w:rStyle w:val="Hyperlink"/>
-          <w:color w:val="auto"/>
-          <w:u w:val="none"/>
-          <w:lang w:val="en-US"/>
-        </w:rPr>
-        <w:t>20 giờ, sạc Laptop Full</w:t>
-      </w:r>
-    </w:p>
-    <w:p>
-      <w:pPr>
-        <w:pStyle w:val="ListParagraph"/>
-        <w:numPr>
-          <w:ilvl w:val="0"/>
-          <w:numId w:val="2"/>
-        </w:numPr>
-        <w:rPr>
-          <w:rStyle w:val="Hyperlink"/>
-          <w:color w:val="auto"/>
-          <w:u w:val="none"/>
-          <w:lang w:val="en-US"/>
-        </w:rPr>
-      </w:pPr>
-      <w:r>
-        <w:rPr>
-          <w:rStyle w:val="Hyperlink"/>
-          <w:color w:val="auto"/>
-          <w:u w:val="none"/>
-          <w:lang w:val="en-US"/>
-        </w:rPr>
-        <w:t>21 giờ, sạc điện thoại</w:t>
-      </w:r>
-    </w:p>
-    <w:p>
-      <w:pPr>
-        <w:pStyle w:val="ListParagraph"/>
-        <w:numPr>
-          <w:ilvl w:val="0"/>
-          <w:numId w:val="4"/>
-        </w:numPr>
-        <w:rPr>
-          <w:rStyle w:val="Hyperlink"/>
-          <w:color w:val="auto"/>
-          <w:u w:val="none"/>
-          <w:lang w:val="en-US"/>
-        </w:rPr>
-      </w:pPr>
-      <w:r>
-        <w:rPr>
-          <w:rStyle w:val="Hyperlink"/>
-          <w:color w:val="auto"/>
-          <w:u w:val="none"/>
-          <w:lang w:val="en-US"/>
-        </w:rPr>
-        <w:t>26/9/2023?</w:t>
-      </w:r>
-    </w:p>
-    <w:p>
-      <w:pPr>
-        <w:pStyle w:val="ListParagraph"/>
-        <w:numPr>
-          <w:ilvl w:val="0"/>
-          <w:numId w:val="2"/>
-        </w:numPr>
-        <w:rPr>
-          <w:rStyle w:val="Hyperlink"/>
-          <w:color w:val="auto"/>
-          <w:u w:val="none"/>
-          <w:lang w:val="en-US"/>
-        </w:rPr>
-      </w:pPr>
-      <w:r>
-        <w:rPr>
-          <w:rStyle w:val="Hyperlink"/>
-          <w:color w:val="auto"/>
-          <w:u w:val="none"/>
-          <w:lang w:val="en-US"/>
-        </w:rPr>
-        <w:t>5 giờ, gỡ sạc điện thoại</w:t>
-      </w:r>
-    </w:p>
-    <w:p>
-      <w:pPr>
-        <w:pStyle w:val="ListParagraph"/>
-        <w:numPr>
-          <w:ilvl w:val="0"/>
-          <w:numId w:val="2"/>
-        </w:numPr>
-        <w:rPr>
-          <w:rStyle w:val="Hyperlink"/>
-          <w:color w:val="auto"/>
-          <w:u w:val="none"/>
-          <w:lang w:val="en-US"/>
-        </w:rPr>
-      </w:pPr>
-      <w:r>
-        <w:rPr>
-          <w:rStyle w:val="Hyperlink"/>
-          <w:color w:val="auto"/>
-          <w:u w:val="none"/>
-          <w:lang w:val="en-US"/>
-        </w:rPr>
-        <w:t>6.5 giờ, chạy ra ngô quyền mua 2 hộp cơm, ăn 1 hộp</w:t>
-      </w:r>
-    </w:p>
-    <w:p>
-      <w:pPr>
-        <w:pStyle w:val="ListParagraph"/>
-        <w:numPr>
-          <w:ilvl w:val="0"/>
-          <w:numId w:val="2"/>
-        </w:numPr>
-        <w:rPr>
-          <w:rStyle w:val="Hyperlink"/>
-          <w:color w:val="auto"/>
-          <w:u w:val="none"/>
-          <w:lang w:val="en-US"/>
-        </w:rPr>
-      </w:pPr>
-      <w:r>
-        <w:rPr>
-          <w:rStyle w:val="Hyperlink"/>
-          <w:color w:val="auto"/>
-          <w:u w:val="none"/>
-          <w:lang w:val="en-US"/>
-        </w:rPr>
-        <w:t>8 đến 10.83 giờ, vật lí 1, tòa H2, phòng 201</w:t>
-      </w:r>
-    </w:p>
-    <w:p>
-      <w:pPr>
-        <w:pStyle w:val="ListParagraph"/>
-        <w:numPr>
-          <w:ilvl w:val="0"/>
-          <w:numId w:val="2"/>
-        </w:numPr>
-        <w:rPr>
-          <w:rStyle w:val="Hyperlink"/>
-          <w:color w:val="auto"/>
-          <w:u w:val="none"/>
-          <w:lang w:val="en-US"/>
-        </w:rPr>
-      </w:pPr>
-      <w:r>
-        <w:rPr>
-          <w:rStyle w:val="Hyperlink"/>
-          <w:color w:val="auto"/>
-          <w:u w:val="none"/>
-          <w:lang w:val="en-US"/>
-        </w:rPr>
-        <w:t>11 giờ, ăn hộp cơm còn lại</w:t>
-      </w:r>
-    </w:p>
-    <w:p>
-      <w:pPr>
-        <w:pStyle w:val="ListParagraph"/>
-        <w:numPr>
-          <w:ilvl w:val="0"/>
-          <w:numId w:val="2"/>
-        </w:numPr>
-        <w:rPr>
-          <w:rStyle w:val="Hyperlink"/>
-          <w:color w:val="auto"/>
-          <w:u w:val="none"/>
-          <w:lang w:val="en-US"/>
-        </w:rPr>
-      </w:pPr>
-      <w:r>
-        <w:rPr>
-          <w:rStyle w:val="Hyperlink"/>
-          <w:color w:val="auto"/>
-          <w:u w:val="none"/>
-          <w:lang w:val="en-US"/>
-        </w:rPr>
-        <w:t>12 đến 13.83 giờ, giải tích 1 bài tập, tòa H1, phòng 802</w:t>
-      </w:r>
-    </w:p>
-    <w:p>
-      <w:pPr>
-        <w:pStyle w:val="ListParagraph"/>
-        <w:numPr>
-          <w:ilvl w:val="0"/>
-          <w:numId w:val="2"/>
-        </w:numPr>
-        <w:rPr>
-          <w:rStyle w:val="Hyperlink"/>
-          <w:color w:val="auto"/>
-          <w:u w:val="none"/>
-          <w:lang w:val="en-US"/>
-        </w:rPr>
-      </w:pPr>
-      <w:r>
-        <w:rPr>
-          <w:rStyle w:val="Hyperlink"/>
-          <w:color w:val="auto"/>
-          <w:u w:val="none"/>
-          <w:lang w:val="en-US"/>
-        </w:rPr>
-        <w:t>15 đến 17.83 giờ, giải tích 1, tòa H6, giảng đường</w:t>
-      </w:r>
-    </w:p>
-    <w:p>
-      <w:pPr>
-        <w:pStyle w:val="ListParagraph"/>
-        <w:numPr>
-          <w:ilvl w:val="0"/>
-          <w:numId w:val="2"/>
-        </w:numPr>
-        <w:rPr>
-          <w:rStyle w:val="Hyperlink"/>
-          <w:color w:val="auto"/>
-          <w:u w:val="none"/>
-          <w:lang w:val="en-US"/>
-        </w:rPr>
-      </w:pPr>
-      <w:r>
-        <w:rPr>
-          <w:rStyle w:val="Hyperlink"/>
-          <w:color w:val="auto"/>
-          <w:u w:val="none"/>
-          <w:lang w:val="en-US"/>
-        </w:rPr>
-        <w:t>18 giờ ghé bà mười mua cơm</w:t>
-      </w:r>
-    </w:p>
-    <w:p>
-      <w:pPr>
-        <w:pStyle w:val="ListParagraph"/>
-        <w:numPr>
-          <w:ilvl w:val="0"/>
-          <w:numId w:val="4"/>
-        </w:numPr>
-        <w:rPr>
-          <w:rStyle w:val="Hyperlink"/>
-          <w:color w:val="auto"/>
-          <w:u w:val="none"/>
-          <w:lang w:val="en-US"/>
-        </w:rPr>
-      </w:pPr>
-      <w:r>
-        <w:rPr>
-          <w:rStyle w:val="Hyperlink"/>
-          <w:color w:val="auto"/>
-          <w:u w:val="none"/>
-          <w:lang w:val="en-US"/>
-        </w:rPr>
-        <w:t>28/9/2023?</w:t>
-      </w:r>
-    </w:p>
-    <w:p>
-      <w:pPr>
-        <w:pStyle w:val="ListParagraph"/>
-        <w:numPr>
-          <w:ilvl w:val="0"/>
-          <w:numId w:val="2"/>
-        </w:numPr>
-        <w:rPr>
-          <w:rStyle w:val="Hyperlink"/>
-          <w:color w:val="auto"/>
-          <w:u w:val="none"/>
-          <w:lang w:val="en-US"/>
-        </w:rPr>
-      </w:pPr>
-      <w:r>
-        <w:rPr>
-          <w:rStyle w:val="Hyperlink"/>
-          <w:color w:val="auto"/>
-          <w:u w:val="none"/>
-          <w:lang w:val="en-US"/>
-        </w:rPr>
-        <w:t>7 đến 8.83 giờ, hệ thống số, tòa H6, giảng đường</w:t>
-      </w:r>
-    </w:p>
-    <w:p>
-      <w:pPr>
-        <w:pStyle w:val="ListParagraph"/>
-        <w:numPr>
-          <w:ilvl w:val="0"/>
-          <w:numId w:val="4"/>
-        </w:numPr>
-        <w:rPr>
-          <w:rStyle w:val="Hyperlink"/>
-          <w:color w:val="auto"/>
-          <w:u w:val="none"/>
-          <w:lang w:val="en-US"/>
-        </w:rPr>
-      </w:pPr>
-      <w:r>
-        <w:rPr>
-          <w:rStyle w:val="Hyperlink"/>
-          <w:color w:val="auto"/>
-          <w:u w:val="none"/>
-          <w:lang w:val="en-US"/>
-        </w:rPr>
-        <w:t>29/9/2023?</w:t>
-      </w:r>
-    </w:p>
-    <w:p>
-      <w:pPr>
-        <w:pStyle w:val="ListParagraph"/>
-        <w:numPr>
-          <w:ilvl w:val="0"/>
-          <w:numId w:val="2"/>
-        </w:numPr>
-        <w:rPr>
-          <w:rStyle w:val="Hyperlink"/>
-          <w:color w:val="auto"/>
-          <w:u w:val="none"/>
-          <w:lang w:val="en-US"/>
-        </w:rPr>
-      </w:pPr>
-      <w:r>
-        <w:rPr>
-          <w:rStyle w:val="Hyperlink"/>
-          <w:color w:val="auto"/>
-          <w:u w:val="none"/>
-          <w:lang w:val="en-US"/>
-        </w:rPr>
-        <w:t>14 đến 15.83 giờ, nhập môn điện toán, tòa H6, giảng đường</w:t>
-      </w:r>
-    </w:p>
-    <w:p>
-      <w:pPr>
-        <w:pStyle w:val="ListParagraph"/>
-        <w:numPr>
-          <w:ilvl w:val="0"/>
-          <w:numId w:val="2"/>
-        </w:numPr>
-        <w:rPr>
-          <w:rStyle w:val="Hyperlink"/>
-          <w:color w:val="auto"/>
-          <w:u w:val="none"/>
-          <w:lang w:val="en-US"/>
-        </w:rPr>
-      </w:pPr>
-      <w:r>
-        <w:rPr>
-          <w:rStyle w:val="Hyperlink"/>
-          <w:color w:val="auto"/>
-          <w:u w:val="none"/>
-          <w:lang w:val="en-US"/>
-        </w:rPr>
-        <w:t>16 đến 17.83 giờ, vật lí 1 bài tập, tòa H1, phòng 101</w:t>
-      </w:r>
-    </w:p>
-    <w:p>
-      <w:pPr>
-        <w:pStyle w:val="ListParagraph"/>
-        <w:numPr>
-          <w:ilvl w:val="0"/>
-          <w:numId w:val="4"/>
-        </w:numPr>
-        <w:rPr>
-          <w:lang w:val="en-US"/>
-        </w:rPr>
-      </w:pPr>
-      <w:r>
-        <w:rPr>
-          <w:lang w:val="en-US"/>
-        </w:rPr>
-        <w:t>1/10/2023 Đến 5/10/2023?</w:t>
-      </w:r>
-    </w:p>
-    <w:p>
-      <w:pPr>
-        <w:pStyle w:val="ListParagraph"/>
-        <w:numPr>
-          <w:ilvl w:val="0"/>
-          <w:numId w:val="2"/>
-        </w:numPr>
-        <w:rPr>
-          <w:lang w:val="en-US"/>
-        </w:rPr>
-      </w:pPr>
-      <w:r>
-        <w:rPr>
-          <w:lang w:val="en-US"/>
-        </w:rPr>
-        <w:t>Đăng kí xe tháng</w:t>
-      </w:r>
-    </w:p>
-    <w:p>
-      <w:pPr>
-        <w:pStyle w:val="ListParagraph"/>
-        <w:numPr>
-          <w:ilvl w:val="0"/>
-          <w:numId w:val="4"/>
-        </w:numPr>
-        <w:rPr>
-          <w:lang w:val="en-US"/>
-        </w:rPr>
-      </w:pPr>
-      <w:r>
-        <w:rPr>
-          <w:lang w:val="en-US"/>
-        </w:rPr>
-        <w:t>16/10/2023?</w:t>
-      </w:r>
-    </w:p>
-    <w:p>
-      <w:pPr>
-        <w:pStyle w:val="ListParagraph"/>
-        <w:numPr>
-          <w:ilvl w:val="0"/>
-          <w:numId w:val="2"/>
-        </w:numPr>
-        <w:rPr>
-          <w:lang w:val="en-US"/>
-        </w:rPr>
-      </w:pPr>
-      <w:r>
-        <w:rPr>
-          <w:lang w:val="en-US"/>
-        </w:rPr>
-        <w:t>Học thể dục</w:t>
-      </w:r>
-    </w:p>
-    <w:p>
-      <w:pPr>
-        <w:pStyle w:val="ListParagraph"/>
-        <w:numPr>
-          <w:ilvl w:val="0"/>
-          <w:numId w:val="4"/>
-        </w:numPr>
-        <w:rPr>
-          <w:lang w:val="en-US"/>
-        </w:rPr>
-      </w:pPr>
-      <w:r>
-        <w:rPr>
-          <w:lang w:val="en-US"/>
-        </w:rPr>
-        <w:t>Tuần 2 Tháng 10/2023?</w:t>
-      </w:r>
-    </w:p>
-    <w:p>
-      <w:pPr>
-        <w:pStyle w:val="ListParagraph"/>
-        <w:numPr>
-          <w:ilvl w:val="0"/>
-          <w:numId w:val="2"/>
-        </w:numPr>
-        <w:rPr>
-          <w:lang w:val="en-US"/>
-        </w:rPr>
-      </w:pPr>
-      <w:r>
-        <w:rPr>
-          <w:lang w:val="en-US"/>
-        </w:rPr>
-        <w:t>Kiểm tra CNTT</w:t>
-      </w:r>
-    </w:p>
-    <w:p>
-      <w:pPr>
-        <w:pStyle w:val="ListParagraph"/>
-        <w:numPr>
-          <w:ilvl w:val="0"/>
-          <w:numId w:val="4"/>
-        </w:numPr>
-        <w:rPr>
-          <w:lang w:val="en-US"/>
-        </w:rPr>
-      </w:pPr>
-      <w:r>
-        <w:rPr>
-          <w:lang w:val="en-US"/>
-        </w:rPr>
-        <w:t>Cuối Năm 1?</w:t>
-      </w:r>
-    </w:p>
-    <w:p>
-      <w:pPr>
-        <w:pStyle w:val="ListParagraph"/>
-        <w:numPr>
-          <w:ilvl w:val="0"/>
-          <w:numId w:val="2"/>
-        </w:numPr>
-        <w:rPr>
-          <w:lang w:val="en-US"/>
-        </w:rPr>
-      </w:pPr>
-      <w:r>
-        <w:rPr>
-          <w:lang w:val="en-US"/>
-        </w:rPr>
-        <w:t>Nộp MOS</w:t>
-      </w:r>
-    </w:p>
-    <w:p>
-      <w:pPr>
-        <w:rPr>
-          <w:lang w:val="en-US"/>
-        </w:rPr>
-      </w:pPr>
-    </w:p>
-    <w:p>
-      <w:pPr>
-        <w:rPr>
-          <w:lang w:val="en-US"/>
-        </w:rPr>
-      </w:pPr>
-      <w:r>
-        <w:rPr>
-          <w:lang w:val="en-US"/>
-        </w:rPr>
-        <w:t>Task – Nhiệm Vụ:</w:t>
-      </w:r>
-    </w:p>
-    <w:p>
-      <w:pPr>
-        <w:pStyle w:val="ListParagraph"/>
-        <w:numPr>
-          <w:ilvl w:val="0"/>
-          <w:numId w:val="7"/>
-        </w:numPr>
-        <w:rPr>
-          <w:lang w:val="en-US"/>
-        </w:rPr>
-      </w:pPr>
-      <w:r>
-        <w:rPr>
-          <w:lang w:val="en-US"/>
-        </w:rPr>
-        <w:t>Quy Đổi Điểm?</w:t>
-      </w:r>
-    </w:p>
-    <w:p>
-      <w:pPr>
-        <w:pStyle w:val="ListParagraph"/>
-        <w:numPr>
-          <w:ilvl w:val="0"/>
-          <w:numId w:val="2"/>
-        </w:numPr>
-        <w:rPr>
-          <w:lang w:val="en-US"/>
-        </w:rPr>
-      </w:pPr>
-      <w:r>
-        <w:rPr>
-          <w:lang w:val="en-US"/>
-        </w:rPr>
-        <w:t>Từ thang 10 sang chữ</w:t>
-      </w:r>
-    </w:p>
-    <w:p>
-      <w:pPr>
-        <w:pStyle w:val="ListParagraph"/>
-        <w:numPr>
-          <w:ilvl w:val="0"/>
-          <w:numId w:val="2"/>
-        </w:numPr>
-        <w:rPr>
-          <w:lang w:val="en-US"/>
-        </w:rPr>
-      </w:pPr>
-      <w:r>
-        <w:rPr>
-          <w:lang w:val="en-US"/>
-        </w:rPr>
-        <w:t>F = 4 trở xuống</w:t>
-      </w:r>
-    </w:p>
-    <w:p>
-      <w:pPr>
-        <w:pStyle w:val="ListParagraph"/>
-        <w:numPr>
-          <w:ilvl w:val="0"/>
-          <w:numId w:val="2"/>
-        </w:numPr>
-        <w:rPr>
-          <w:lang w:val="en-US"/>
-        </w:rPr>
-      </w:pPr>
-      <w:r>
-        <w:rPr>
-          <w:lang w:val="en-US"/>
-        </w:rPr>
-        <w:t>D = 4 đến 5</w:t>
-      </w:r>
-    </w:p>
-    <w:p>
-      <w:pPr>
-        <w:pStyle w:val="ListParagraph"/>
-        <w:numPr>
-          <w:ilvl w:val="0"/>
-          <w:numId w:val="2"/>
-        </w:numPr>
-        <w:rPr>
-          <w:lang w:val="en-US"/>
-        </w:rPr>
-      </w:pPr>
-      <w:r>
-        <w:rPr>
-          <w:lang w:val="en-US"/>
-        </w:rPr>
-        <w:t>D+ = 5 đến 5.5</w:t>
-      </w:r>
-    </w:p>
-    <w:p>
-      <w:pPr>
-        <w:pStyle w:val="ListParagraph"/>
-        <w:numPr>
-          <w:ilvl w:val="0"/>
-          <w:numId w:val="2"/>
-        </w:numPr>
-        <w:rPr>
-          <w:lang w:val="en-US"/>
-        </w:rPr>
-      </w:pPr>
-      <w:r>
-        <w:rPr>
-          <w:lang w:val="en-US"/>
-        </w:rPr>
-        <w:t>Mỗi chữ cái không có “+” thì tăng 1</w:t>
-      </w:r>
-    </w:p>
-    <w:p>
-      <w:pPr>
-        <w:pStyle w:val="ListParagraph"/>
-        <w:numPr>
-          <w:ilvl w:val="0"/>
-          <w:numId w:val="2"/>
-        </w:numPr>
-        <w:rPr>
-          <w:lang w:val="en-US"/>
-        </w:rPr>
-      </w:pPr>
-      <w:r>
-        <w:rPr>
-          <w:lang w:val="en-US"/>
-        </w:rPr>
-        <w:t xml:space="preserve">Mỗi chữ cái có “+” thì </w:t>
-      </w:r>
-      <w:r>
-        <w:rPr>
-          <w:lang w:val="en-US"/>
-        </w:rPr>
-        <w:t>tăng</w:t>
-      </w:r>
-      <w:r>
-        <w:rPr>
-          <w:lang w:val="en-US"/>
-        </w:rPr>
-        <w:t xml:space="preserve"> 0.5</w:t>
-      </w:r>
-    </w:p>
-    <w:p>
-      <w:pPr>
-        <w:pStyle w:val="ListParagraph"/>
-        <w:numPr>
-          <w:ilvl w:val="0"/>
-          <w:numId w:val="2"/>
-        </w:numPr>
-        <w:rPr>
-          <w:lang w:val="en-US"/>
-        </w:rPr>
-      </w:pPr>
-      <w:r>
-        <w:rPr>
-          <w:lang w:val="en-US"/>
-        </w:rPr>
-        <w:t>Từ chữ sang thang 4</w:t>
-      </w:r>
-    </w:p>
-    <w:p>
-      <w:pPr>
-        <w:pStyle w:val="ListParagraph"/>
-        <w:numPr>
-          <w:ilvl w:val="0"/>
-          <w:numId w:val="2"/>
-        </w:numPr>
-        <w:rPr>
-          <w:lang w:val="en-US"/>
-        </w:rPr>
-      </w:pPr>
-      <w:r>
-        <w:rPr>
-          <w:lang w:val="en-US"/>
-        </w:rPr>
-        <w:t>F = 0</w:t>
-      </w:r>
-    </w:p>
-    <w:p>
-      <w:pPr>
-        <w:pStyle w:val="ListParagraph"/>
-        <w:numPr>
-          <w:ilvl w:val="0"/>
-          <w:numId w:val="2"/>
-        </w:numPr>
-        <w:rPr>
-          <w:lang w:val="en-US"/>
-        </w:rPr>
-      </w:pPr>
-      <w:r>
-        <w:rPr>
-          <w:lang w:val="en-US"/>
-        </w:rPr>
-        <w:t>D = 1</w:t>
-      </w:r>
-    </w:p>
-    <w:p>
-      <w:pPr>
-        <w:pStyle w:val="ListParagraph"/>
-        <w:numPr>
-          <w:ilvl w:val="0"/>
-          <w:numId w:val="2"/>
-        </w:numPr>
-        <w:rPr>
-          <w:lang w:val="en-US"/>
-        </w:rPr>
-      </w:pPr>
-      <w:r>
-        <w:rPr>
-          <w:lang w:val="en-US"/>
-        </w:rPr>
-        <w:t>D+ = 1.5</w:t>
-      </w:r>
-    </w:p>
-    <w:p>
-      <w:pPr>
-        <w:pStyle w:val="ListParagraph"/>
-        <w:numPr>
-          <w:ilvl w:val="0"/>
-          <w:numId w:val="2"/>
-        </w:numPr>
-        <w:rPr>
-          <w:lang w:val="en-US"/>
-        </w:rPr>
-      </w:pPr>
-      <w:r>
-        <w:rPr>
-          <w:lang w:val="en-US"/>
-        </w:rPr>
-        <w:t>Mỗi chữ tiếp theo + 0.5, tối đa = 4</w:t>
-      </w:r>
-    </w:p>
-    <w:p>
-      <w:pPr>
-        <w:pStyle w:val="ListParagraph"/>
-        <w:numPr>
-          <w:ilvl w:val="0"/>
-          <w:numId w:val="2"/>
-        </w:numPr>
-        <w:rPr>
-          <w:lang w:val="en-US"/>
-        </w:rPr>
-      </w:pPr>
-      <w:r>
-        <w:rPr>
-          <w:lang w:val="en-US"/>
-        </w:rPr>
         <w:t>Điểm trung bình 1 học kì</w:t>
       </w:r>
     </w:p>
@@ -3681,14 +3754,7 @@
         <w:rPr>
           <w:lang w:val="en-US"/>
         </w:rPr>
-        <w:t xml:space="preserve">Ví dụ bạn học vật lí 1 với 4 tín chỉ, giải tích 1 với 3 tín chỉ 1 học kì, đạt 8.3 điểm vật lí, 5.1 điểm giải tích, thì quy đổi chúng sang thang chữ rồi sang thang 4, được </w:t>
-      </w:r>
-      <w:r>
-        <w:rPr>
-          <w:lang w:val="en-US"/>
-        </w:rPr>
-        <w:lastRenderedPageBreak/>
-        <w:t>3.5 và 1.5</w:t>
+        <w:t>Ví dụ bạn học vật lí 1 với 4 tín chỉ, giải tích 1 với 3 tín chỉ 1 học kì, đạt 8.3 điểm vật lí, 5.1 điểm giải tích, thì quy đổi chúng sang thang chữ rồi sang thang 4, được 3.5 và 1.5</w:t>
       </w:r>
       <w:r>
         <w:rPr>

--- a/hcmut.docx
+++ b/hcmut.docx
@@ -2082,6 +2082,78 @@
     </w:p>
     <w:p>
       <w:pPr>
+        <w:pStyle w:val="ListParagraph"/>
+        <w:numPr>
+          <w:ilvl w:val="0"/>
+          <w:numId w:val="3"/>
+        </w:numPr>
+        <w:rPr>
+          <w:rStyle w:val="Hyperlink"/>
+          <w:color w:val="auto"/>
+          <w:u w:val="none"/>
+          <w:lang w:val="en-US"/>
+        </w:rPr>
+      </w:pPr>
+      <w:r>
+        <w:rPr>
+          <w:rStyle w:val="Hyperlink"/>
+          <w:color w:val="auto"/>
+          <w:u w:val="none"/>
+          <w:lang w:val="en-US"/>
+        </w:rPr>
+        <w:t>Các Nhóm Bài Tập Lớn?</w:t>
+      </w:r>
+    </w:p>
+    <w:p>
+      <w:pPr>
+        <w:pStyle w:val="ListParagraph"/>
+        <w:numPr>
+          <w:ilvl w:val="0"/>
+          <w:numId w:val="2"/>
+        </w:numPr>
+        <w:rPr>
+          <w:rStyle w:val="Hyperlink"/>
+          <w:color w:val="auto"/>
+          <w:u w:val="none"/>
+          <w:lang w:val="en-US"/>
+        </w:rPr>
+      </w:pPr>
+      <w:r>
+        <w:rPr>
+          <w:rStyle w:val="Hyperlink"/>
+          <w:color w:val="auto"/>
+          <w:u w:val="none"/>
+          <w:lang w:val="en-US"/>
+        </w:rPr>
+        <w:t>Giải tích 1</w:t>
+      </w:r>
+    </w:p>
+    <w:p>
+      <w:pPr>
+        <w:pStyle w:val="ListParagraph"/>
+        <w:numPr>
+          <w:ilvl w:val="0"/>
+          <w:numId w:val="2"/>
+        </w:numPr>
+        <w:rPr>
+          <w:rStyle w:val="Hyperlink"/>
+          <w:color w:val="auto"/>
+          <w:u w:val="none"/>
+          <w:lang w:val="en-US"/>
+        </w:rPr>
+      </w:pPr>
+      <w:r>
+        <w:rPr>
+          <w:rStyle w:val="Hyperlink"/>
+          <w:color w:val="auto"/>
+          <w:u w:val="none"/>
+          <w:lang w:val="en-US"/>
+        </w:rPr>
+        <w:t>Huỳnh Tấn Đạt</w:t>
+      </w:r>
+    </w:p>
+    <w:p>
+      <w:pPr>
         <w:rPr>
           <w:rStyle w:val="Hyperlink"/>
           <w:color w:val="auto"/>
@@ -2673,6 +2745,7 @@
           <w:u w:val="none"/>
           <w:lang w:val="en-US"/>
         </w:rPr>
+        <w:lastRenderedPageBreak/>
         <w:t>11 đến 12 giờ, ăn, nghỉ, đọc Berserk</w:t>
       </w:r>
     </w:p>
@@ -2745,942 +2818,942 @@
           <w:u w:val="none"/>
           <w:lang w:val="en-US"/>
         </w:rPr>
+        <w:t>14 đến 15 giờ, học vật lí</w:t>
+      </w:r>
+    </w:p>
+    <w:p>
+      <w:pPr>
+        <w:pStyle w:val="ListParagraph"/>
+        <w:numPr>
+          <w:ilvl w:val="0"/>
+          <w:numId w:val="2"/>
+        </w:numPr>
+        <w:rPr>
+          <w:rStyle w:val="Hyperlink"/>
+          <w:color w:val="auto"/>
+          <w:u w:val="none"/>
+          <w:lang w:val="en-US"/>
+        </w:rPr>
+      </w:pPr>
+      <w:r>
+        <w:rPr>
+          <w:rStyle w:val="Hyperlink"/>
+          <w:color w:val="auto"/>
+          <w:u w:val="none"/>
+          <w:lang w:val="en-US"/>
+        </w:rPr>
+        <w:t>15 đến 16 giờ, giải đề</w:t>
+      </w:r>
+    </w:p>
+    <w:p>
+      <w:pPr>
+        <w:pStyle w:val="ListParagraph"/>
+        <w:numPr>
+          <w:ilvl w:val="0"/>
+          <w:numId w:val="2"/>
+        </w:numPr>
+        <w:rPr>
+          <w:rStyle w:val="Hyperlink"/>
+          <w:color w:val="auto"/>
+          <w:u w:val="none"/>
+          <w:lang w:val="en-US"/>
+        </w:rPr>
+      </w:pPr>
+      <w:r>
+        <w:rPr>
+          <w:rStyle w:val="Hyperlink"/>
+          <w:color w:val="auto"/>
+          <w:u w:val="none"/>
+          <w:lang w:val="en-US"/>
+        </w:rPr>
+        <w:t>16 đến 17 giờ, học Hack + Web</w:t>
+      </w:r>
+    </w:p>
+    <w:p>
+      <w:pPr>
+        <w:pStyle w:val="ListParagraph"/>
+        <w:numPr>
+          <w:ilvl w:val="0"/>
+          <w:numId w:val="2"/>
+        </w:numPr>
+        <w:rPr>
+          <w:rStyle w:val="Hyperlink"/>
+          <w:color w:val="auto"/>
+          <w:u w:val="none"/>
+          <w:lang w:val="en-US"/>
+        </w:rPr>
+      </w:pPr>
+      <w:r>
+        <w:rPr>
+          <w:rStyle w:val="Hyperlink"/>
+          <w:color w:val="auto"/>
+          <w:u w:val="none"/>
+          <w:lang w:val="en-US"/>
+        </w:rPr>
+        <w:t>17 đến 18 giờ, tắm, giặt, phơi, nghỉ, đọc Berserk</w:t>
+      </w:r>
+    </w:p>
+    <w:p>
+      <w:pPr>
+        <w:pStyle w:val="ListParagraph"/>
+        <w:numPr>
+          <w:ilvl w:val="0"/>
+          <w:numId w:val="2"/>
+        </w:numPr>
+        <w:rPr>
+          <w:rStyle w:val="Hyperlink"/>
+          <w:color w:val="auto"/>
+          <w:u w:val="none"/>
+          <w:lang w:val="en-US"/>
+        </w:rPr>
+      </w:pPr>
+      <w:r>
+        <w:rPr>
+          <w:rStyle w:val="Hyperlink"/>
+          <w:color w:val="auto"/>
+          <w:u w:val="none"/>
+          <w:lang w:val="en-US"/>
+        </w:rPr>
+        <w:t>18 đến 19 giờ, ăn, nghỉ,</w:t>
+      </w:r>
+      <w:r>
+        <w:rPr>
+          <w:rStyle w:val="Hyperlink"/>
+          <w:color w:val="auto"/>
+          <w:u w:val="none"/>
+          <w:lang w:val="en-US"/>
+        </w:rPr>
+        <w:t xml:space="preserve"> Check Quiz,</w:t>
+      </w:r>
+      <w:r>
+        <w:rPr>
+          <w:rStyle w:val="Hyperlink"/>
+          <w:color w:val="auto"/>
+          <w:u w:val="none"/>
+          <w:lang w:val="en-US"/>
+        </w:rPr>
+        <w:t xml:space="preserve"> Check nhóm,</w:t>
+      </w:r>
+      <w:r>
+        <w:rPr>
+          <w:rStyle w:val="Hyperlink"/>
+          <w:color w:val="auto"/>
+          <w:u w:val="none"/>
+          <w:lang w:val="en-US"/>
+        </w:rPr>
+        <w:t xml:space="preserve"> đọc Berserk</w:t>
+      </w:r>
+    </w:p>
+    <w:p>
+      <w:pPr>
+        <w:pStyle w:val="ListParagraph"/>
+        <w:numPr>
+          <w:ilvl w:val="0"/>
+          <w:numId w:val="2"/>
+        </w:numPr>
+        <w:rPr>
+          <w:rStyle w:val="Hyperlink"/>
+          <w:color w:val="auto"/>
+          <w:u w:val="none"/>
+          <w:lang w:val="en-US"/>
+        </w:rPr>
+      </w:pPr>
+      <w:r>
+        <w:rPr>
+          <w:rStyle w:val="Hyperlink"/>
+          <w:color w:val="auto"/>
+          <w:u w:val="none"/>
+          <w:lang w:val="en-US"/>
+        </w:rPr>
+        <w:t>19 đến 20 giờ, học thuật toán</w:t>
+      </w:r>
+    </w:p>
+    <w:p>
+      <w:pPr>
+        <w:pStyle w:val="ListParagraph"/>
+        <w:numPr>
+          <w:ilvl w:val="0"/>
+          <w:numId w:val="2"/>
+        </w:numPr>
+        <w:rPr>
+          <w:rStyle w:val="Hyperlink"/>
+          <w:color w:val="auto"/>
+          <w:u w:val="none"/>
+          <w:lang w:val="en-US"/>
+        </w:rPr>
+      </w:pPr>
+      <w:r>
+        <w:rPr>
+          <w:rStyle w:val="Hyperlink"/>
+          <w:color w:val="auto"/>
+          <w:u w:val="none"/>
+          <w:lang w:val="en-US"/>
+        </w:rPr>
+        <w:t>20 giờ, ngủ</w:t>
+      </w:r>
+    </w:p>
+    <w:p>
+      <w:pPr>
+        <w:pStyle w:val="ListParagraph"/>
+        <w:numPr>
+          <w:ilvl w:val="0"/>
+          <w:numId w:val="4"/>
+        </w:numPr>
+        <w:rPr>
+          <w:rStyle w:val="Hyperlink"/>
+          <w:color w:val="auto"/>
+          <w:u w:val="none"/>
+          <w:lang w:val="en-US"/>
+        </w:rPr>
+      </w:pPr>
+      <w:r>
+        <w:rPr>
+          <w:rStyle w:val="Hyperlink"/>
+          <w:color w:val="auto"/>
+          <w:u w:val="none"/>
+          <w:lang w:val="en-US"/>
+        </w:rPr>
+        <w:t>25/9/2023?</w:t>
+      </w:r>
+    </w:p>
+    <w:p>
+      <w:pPr>
+        <w:pStyle w:val="ListParagraph"/>
+        <w:numPr>
+          <w:ilvl w:val="0"/>
+          <w:numId w:val="2"/>
+        </w:numPr>
+        <w:rPr>
+          <w:rStyle w:val="Hyperlink"/>
+          <w:color w:val="auto"/>
+          <w:u w:val="none"/>
+          <w:lang w:val="en-US"/>
+        </w:rPr>
+      </w:pPr>
+      <w:r>
+        <w:rPr>
+          <w:rStyle w:val="Hyperlink"/>
+          <w:color w:val="auto"/>
+          <w:u w:val="none"/>
+          <w:lang w:val="en-US"/>
+        </w:rPr>
+        <w:t>Kiểm tra IC3 Full trắc nghiệm</w:t>
+      </w:r>
+    </w:p>
+    <w:p>
+      <w:pPr>
+        <w:pStyle w:val="ListParagraph"/>
+        <w:numPr>
+          <w:ilvl w:val="0"/>
+          <w:numId w:val="2"/>
+        </w:numPr>
+        <w:rPr>
+          <w:rStyle w:val="Hyperlink"/>
+          <w:color w:val="auto"/>
+          <w:u w:val="none"/>
+          <w:lang w:val="en-US"/>
+        </w:rPr>
+      </w:pPr>
+      <w:r>
+        <w:rPr>
+          <w:rStyle w:val="Hyperlink"/>
+          <w:color w:val="auto"/>
+          <w:u w:val="none"/>
+          <w:lang w:val="en-US"/>
+        </w:rPr>
+        <w:t>20 giờ, sạc Laptop Full</w:t>
+      </w:r>
+    </w:p>
+    <w:p>
+      <w:pPr>
+        <w:pStyle w:val="ListParagraph"/>
+        <w:numPr>
+          <w:ilvl w:val="0"/>
+          <w:numId w:val="2"/>
+        </w:numPr>
+        <w:rPr>
+          <w:rStyle w:val="Hyperlink"/>
+          <w:color w:val="auto"/>
+          <w:u w:val="none"/>
+          <w:lang w:val="en-US"/>
+        </w:rPr>
+      </w:pPr>
+      <w:r>
+        <w:rPr>
+          <w:rStyle w:val="Hyperlink"/>
+          <w:color w:val="auto"/>
+          <w:u w:val="none"/>
+          <w:lang w:val="en-US"/>
+        </w:rPr>
+        <w:t>21 giờ, sạc điện thoại</w:t>
+      </w:r>
+    </w:p>
+    <w:p>
+      <w:pPr>
+        <w:pStyle w:val="ListParagraph"/>
+        <w:numPr>
+          <w:ilvl w:val="0"/>
+          <w:numId w:val="4"/>
+        </w:numPr>
+        <w:rPr>
+          <w:rStyle w:val="Hyperlink"/>
+          <w:color w:val="auto"/>
+          <w:u w:val="none"/>
+          <w:lang w:val="en-US"/>
+        </w:rPr>
+      </w:pPr>
+      <w:r>
+        <w:rPr>
+          <w:rStyle w:val="Hyperlink"/>
+          <w:color w:val="auto"/>
+          <w:u w:val="none"/>
+          <w:lang w:val="en-US"/>
+        </w:rPr>
+        <w:t>26/9/2023?</w:t>
+      </w:r>
+    </w:p>
+    <w:p>
+      <w:pPr>
+        <w:pStyle w:val="ListParagraph"/>
+        <w:numPr>
+          <w:ilvl w:val="0"/>
+          <w:numId w:val="2"/>
+        </w:numPr>
+        <w:rPr>
+          <w:rStyle w:val="Hyperlink"/>
+          <w:color w:val="auto"/>
+          <w:u w:val="none"/>
+          <w:lang w:val="en-US"/>
+        </w:rPr>
+      </w:pPr>
+      <w:r>
+        <w:rPr>
+          <w:rStyle w:val="Hyperlink"/>
+          <w:color w:val="auto"/>
+          <w:u w:val="none"/>
+          <w:lang w:val="en-US"/>
+        </w:rPr>
+        <w:t>5 giờ, gỡ sạc điện thoại</w:t>
+      </w:r>
+    </w:p>
+    <w:p>
+      <w:pPr>
+        <w:pStyle w:val="ListParagraph"/>
+        <w:numPr>
+          <w:ilvl w:val="0"/>
+          <w:numId w:val="2"/>
+        </w:numPr>
+        <w:rPr>
+          <w:rStyle w:val="Hyperlink"/>
+          <w:color w:val="auto"/>
+          <w:u w:val="none"/>
+          <w:lang w:val="en-US"/>
+        </w:rPr>
+      </w:pPr>
+      <w:r>
+        <w:rPr>
+          <w:rStyle w:val="Hyperlink"/>
+          <w:color w:val="auto"/>
+          <w:u w:val="none"/>
+          <w:lang w:val="en-US"/>
+        </w:rPr>
+        <w:t>6.5 giờ, chạy ra ngô quyền mua 2 hộp cơm, ăn 1 hộp</w:t>
+      </w:r>
+    </w:p>
+    <w:p>
+      <w:pPr>
+        <w:pStyle w:val="ListParagraph"/>
+        <w:numPr>
+          <w:ilvl w:val="0"/>
+          <w:numId w:val="2"/>
+        </w:numPr>
+        <w:rPr>
+          <w:rStyle w:val="Hyperlink"/>
+          <w:color w:val="auto"/>
+          <w:u w:val="none"/>
+          <w:lang w:val="en-US"/>
+        </w:rPr>
+      </w:pPr>
+      <w:r>
+        <w:rPr>
+          <w:rStyle w:val="Hyperlink"/>
+          <w:color w:val="auto"/>
+          <w:u w:val="none"/>
+          <w:lang w:val="en-US"/>
+        </w:rPr>
+        <w:t>8 đến 10.83 giờ, vật lí 1, tòa H2, phòng 201</w:t>
+      </w:r>
+    </w:p>
+    <w:p>
+      <w:pPr>
+        <w:pStyle w:val="ListParagraph"/>
+        <w:numPr>
+          <w:ilvl w:val="0"/>
+          <w:numId w:val="2"/>
+        </w:numPr>
+        <w:rPr>
+          <w:rStyle w:val="Hyperlink"/>
+          <w:color w:val="auto"/>
+          <w:u w:val="none"/>
+          <w:lang w:val="en-US"/>
+        </w:rPr>
+      </w:pPr>
+      <w:r>
+        <w:rPr>
+          <w:rStyle w:val="Hyperlink"/>
+          <w:color w:val="auto"/>
+          <w:u w:val="none"/>
+          <w:lang w:val="en-US"/>
+        </w:rPr>
+        <w:t>11 giờ, ăn hộp cơm còn lại</w:t>
+      </w:r>
+    </w:p>
+    <w:p>
+      <w:pPr>
+        <w:pStyle w:val="ListParagraph"/>
+        <w:numPr>
+          <w:ilvl w:val="0"/>
+          <w:numId w:val="2"/>
+        </w:numPr>
+        <w:rPr>
+          <w:rStyle w:val="Hyperlink"/>
+          <w:color w:val="auto"/>
+          <w:u w:val="none"/>
+          <w:lang w:val="en-US"/>
+        </w:rPr>
+      </w:pPr>
+      <w:r>
+        <w:rPr>
+          <w:rStyle w:val="Hyperlink"/>
+          <w:color w:val="auto"/>
+          <w:u w:val="none"/>
+          <w:lang w:val="en-US"/>
+        </w:rPr>
+        <w:t>12 đến 13.83 giờ, giải tích 1 bài tập, tòa H1, phòng 802</w:t>
+      </w:r>
+    </w:p>
+    <w:p>
+      <w:pPr>
+        <w:pStyle w:val="ListParagraph"/>
+        <w:numPr>
+          <w:ilvl w:val="0"/>
+          <w:numId w:val="2"/>
+        </w:numPr>
+        <w:rPr>
+          <w:rStyle w:val="Hyperlink"/>
+          <w:color w:val="auto"/>
+          <w:u w:val="none"/>
+          <w:lang w:val="en-US"/>
+        </w:rPr>
+      </w:pPr>
+      <w:r>
+        <w:rPr>
+          <w:rStyle w:val="Hyperlink"/>
+          <w:color w:val="auto"/>
+          <w:u w:val="none"/>
+          <w:lang w:val="en-US"/>
+        </w:rPr>
+        <w:t>15 đến 17.83 giờ, giải tích 1, tòa H6, giảng đường</w:t>
+      </w:r>
+    </w:p>
+    <w:p>
+      <w:pPr>
+        <w:pStyle w:val="ListParagraph"/>
+        <w:numPr>
+          <w:ilvl w:val="0"/>
+          <w:numId w:val="2"/>
+        </w:numPr>
+        <w:rPr>
+          <w:rStyle w:val="Hyperlink"/>
+          <w:color w:val="auto"/>
+          <w:u w:val="none"/>
+          <w:lang w:val="en-US"/>
+        </w:rPr>
+      </w:pPr>
+      <w:r>
+        <w:rPr>
+          <w:rStyle w:val="Hyperlink"/>
+          <w:color w:val="auto"/>
+          <w:u w:val="none"/>
+          <w:lang w:val="en-US"/>
+        </w:rPr>
+        <w:t>18 giờ ghé bà mười mua cơm</w:t>
+      </w:r>
+    </w:p>
+    <w:p>
+      <w:pPr>
+        <w:pStyle w:val="ListParagraph"/>
+        <w:numPr>
+          <w:ilvl w:val="0"/>
+          <w:numId w:val="4"/>
+        </w:numPr>
+        <w:rPr>
+          <w:rStyle w:val="Hyperlink"/>
+          <w:color w:val="auto"/>
+          <w:u w:val="none"/>
+          <w:lang w:val="en-US"/>
+        </w:rPr>
+      </w:pPr>
+      <w:r>
+        <w:rPr>
+          <w:rStyle w:val="Hyperlink"/>
+          <w:color w:val="auto"/>
+          <w:u w:val="none"/>
+          <w:lang w:val="en-US"/>
+        </w:rPr>
+        <w:t>28/9/2023?</w:t>
+      </w:r>
+    </w:p>
+    <w:p>
+      <w:pPr>
+        <w:pStyle w:val="ListParagraph"/>
+        <w:numPr>
+          <w:ilvl w:val="0"/>
+          <w:numId w:val="2"/>
+        </w:numPr>
+        <w:rPr>
+          <w:rStyle w:val="Hyperlink"/>
+          <w:color w:val="auto"/>
+          <w:u w:val="none"/>
+          <w:lang w:val="en-US"/>
+        </w:rPr>
+      </w:pPr>
+      <w:r>
+        <w:rPr>
+          <w:rStyle w:val="Hyperlink"/>
+          <w:color w:val="auto"/>
+          <w:u w:val="none"/>
+          <w:lang w:val="en-US"/>
+        </w:rPr>
+        <w:t>7 đến 8.83 giờ, hệ thống số, tòa H6, giảng đường</w:t>
+      </w:r>
+    </w:p>
+    <w:p>
+      <w:pPr>
+        <w:pStyle w:val="ListParagraph"/>
+        <w:numPr>
+          <w:ilvl w:val="0"/>
+          <w:numId w:val="4"/>
+        </w:numPr>
+        <w:rPr>
+          <w:rStyle w:val="Hyperlink"/>
+          <w:color w:val="auto"/>
+          <w:u w:val="none"/>
+          <w:lang w:val="en-US"/>
+        </w:rPr>
+      </w:pPr>
+      <w:r>
+        <w:rPr>
+          <w:rStyle w:val="Hyperlink"/>
+          <w:color w:val="auto"/>
+          <w:u w:val="none"/>
+          <w:lang w:val="en-US"/>
+        </w:rPr>
+        <w:t>29/9/2023?</w:t>
+      </w:r>
+    </w:p>
+    <w:p>
+      <w:pPr>
+        <w:pStyle w:val="ListParagraph"/>
+        <w:numPr>
+          <w:ilvl w:val="0"/>
+          <w:numId w:val="2"/>
+        </w:numPr>
+        <w:rPr>
+          <w:rStyle w:val="Hyperlink"/>
+          <w:color w:val="auto"/>
+          <w:u w:val="none"/>
+          <w:lang w:val="en-US"/>
+        </w:rPr>
+      </w:pPr>
+      <w:r>
+        <w:rPr>
+          <w:rStyle w:val="Hyperlink"/>
+          <w:color w:val="auto"/>
+          <w:u w:val="none"/>
+          <w:lang w:val="en-US"/>
+        </w:rPr>
+        <w:t>14 đến 15.83 giờ, nhập môn điện toán, tòa H6, giảng đường</w:t>
+      </w:r>
+    </w:p>
+    <w:p>
+      <w:pPr>
+        <w:pStyle w:val="ListParagraph"/>
+        <w:numPr>
+          <w:ilvl w:val="0"/>
+          <w:numId w:val="2"/>
+        </w:numPr>
+        <w:rPr>
+          <w:rStyle w:val="Hyperlink"/>
+          <w:color w:val="auto"/>
+          <w:u w:val="none"/>
+          <w:lang w:val="en-US"/>
+        </w:rPr>
+      </w:pPr>
+      <w:r>
+        <w:rPr>
+          <w:rStyle w:val="Hyperlink"/>
+          <w:color w:val="auto"/>
+          <w:u w:val="none"/>
+          <w:lang w:val="en-US"/>
+        </w:rPr>
+        <w:t>16 đến 17.83 giờ, vật lí 1 bài tập, tòa H1, phòng 101</w:t>
+      </w:r>
+    </w:p>
+    <w:p>
+      <w:pPr>
+        <w:pStyle w:val="ListParagraph"/>
+        <w:numPr>
+          <w:ilvl w:val="0"/>
+          <w:numId w:val="4"/>
+        </w:numPr>
+        <w:rPr>
+          <w:lang w:val="en-US"/>
+        </w:rPr>
+      </w:pPr>
+      <w:r>
+        <w:rPr>
+          <w:lang w:val="en-US"/>
+        </w:rPr>
+        <w:t>1/10/2023 Đến 5/10/2023?</w:t>
+      </w:r>
+    </w:p>
+    <w:p>
+      <w:pPr>
+        <w:pStyle w:val="ListParagraph"/>
+        <w:numPr>
+          <w:ilvl w:val="0"/>
+          <w:numId w:val="2"/>
+        </w:numPr>
+        <w:rPr>
+          <w:lang w:val="en-US"/>
+        </w:rPr>
+      </w:pPr>
+      <w:r>
+        <w:rPr>
+          <w:lang w:val="en-US"/>
+        </w:rPr>
+        <w:t>Đăng kí xe tháng</w:t>
+      </w:r>
+    </w:p>
+    <w:p>
+      <w:pPr>
+        <w:pStyle w:val="ListParagraph"/>
+        <w:numPr>
+          <w:ilvl w:val="0"/>
+          <w:numId w:val="4"/>
+        </w:numPr>
+        <w:rPr>
+          <w:lang w:val="en-US"/>
+        </w:rPr>
+      </w:pPr>
+      <w:r>
+        <w:rPr>
+          <w:lang w:val="en-US"/>
+        </w:rPr>
+        <w:t>16/10/2023?</w:t>
+      </w:r>
+    </w:p>
+    <w:p>
+      <w:pPr>
+        <w:pStyle w:val="ListParagraph"/>
+        <w:numPr>
+          <w:ilvl w:val="0"/>
+          <w:numId w:val="2"/>
+        </w:numPr>
+        <w:rPr>
+          <w:lang w:val="en-US"/>
+        </w:rPr>
+      </w:pPr>
+      <w:r>
+        <w:rPr>
+          <w:lang w:val="en-US"/>
+        </w:rPr>
+        <w:t>Học thể dục</w:t>
+      </w:r>
+    </w:p>
+    <w:p>
+      <w:pPr>
+        <w:pStyle w:val="ListParagraph"/>
+        <w:numPr>
+          <w:ilvl w:val="0"/>
+          <w:numId w:val="4"/>
+        </w:numPr>
+        <w:rPr>
+          <w:lang w:val="en-US"/>
+        </w:rPr>
+      </w:pPr>
+      <w:r>
+        <w:rPr>
+          <w:lang w:val="en-US"/>
+        </w:rPr>
+        <w:t>Tuần 2 Tháng 10/2023?</w:t>
+      </w:r>
+    </w:p>
+    <w:p>
+      <w:pPr>
+        <w:pStyle w:val="ListParagraph"/>
+        <w:numPr>
+          <w:ilvl w:val="0"/>
+          <w:numId w:val="2"/>
+        </w:numPr>
+        <w:rPr>
+          <w:lang w:val="en-US"/>
+        </w:rPr>
+      </w:pPr>
+      <w:r>
+        <w:rPr>
+          <w:lang w:val="en-US"/>
+        </w:rPr>
+        <w:t>Kiểm tra CNTT</w:t>
+      </w:r>
+    </w:p>
+    <w:p>
+      <w:pPr>
+        <w:pStyle w:val="ListParagraph"/>
+        <w:numPr>
+          <w:ilvl w:val="0"/>
+          <w:numId w:val="4"/>
+        </w:numPr>
+        <w:rPr>
+          <w:lang w:val="en-US"/>
+        </w:rPr>
+      </w:pPr>
+      <w:r>
+        <w:rPr>
+          <w:lang w:val="en-US"/>
+        </w:rPr>
+        <w:t>Cuối Năm 1?</w:t>
+      </w:r>
+    </w:p>
+    <w:p>
+      <w:pPr>
+        <w:pStyle w:val="ListParagraph"/>
+        <w:numPr>
+          <w:ilvl w:val="0"/>
+          <w:numId w:val="2"/>
+        </w:numPr>
+        <w:rPr>
+          <w:lang w:val="en-US"/>
+        </w:rPr>
+      </w:pPr>
+      <w:r>
+        <w:rPr>
+          <w:lang w:val="en-US"/>
+        </w:rPr>
+        <w:t>Nộp MOS</w:t>
+      </w:r>
+    </w:p>
+    <w:p>
+      <w:pPr>
+        <w:rPr>
+          <w:lang w:val="en-US"/>
+        </w:rPr>
+      </w:pPr>
+    </w:p>
+    <w:p>
+      <w:pPr>
+        <w:rPr>
+          <w:lang w:val="en-US"/>
+        </w:rPr>
+      </w:pPr>
+      <w:r>
+        <w:rPr>
+          <w:lang w:val="en-US"/>
+        </w:rPr>
+        <w:t>Task – Nhiệm Vụ:</w:t>
+      </w:r>
+    </w:p>
+    <w:p>
+      <w:pPr>
+        <w:pStyle w:val="ListParagraph"/>
+        <w:numPr>
+          <w:ilvl w:val="0"/>
+          <w:numId w:val="7"/>
+        </w:numPr>
+        <w:rPr>
+          <w:lang w:val="en-US"/>
+        </w:rPr>
+      </w:pPr>
+      <w:r>
+        <w:rPr>
+          <w:lang w:val="en-US"/>
+        </w:rPr>
+        <w:t>Quy Đổi Điểm?</w:t>
+      </w:r>
+    </w:p>
+    <w:p>
+      <w:pPr>
+        <w:pStyle w:val="ListParagraph"/>
+        <w:numPr>
+          <w:ilvl w:val="0"/>
+          <w:numId w:val="2"/>
+        </w:numPr>
+        <w:rPr>
+          <w:lang w:val="en-US"/>
+        </w:rPr>
+      </w:pPr>
+      <w:r>
+        <w:rPr>
+          <w:lang w:val="en-US"/>
+        </w:rPr>
+        <w:t>Từ thang 10 sang chữ</w:t>
+      </w:r>
+    </w:p>
+    <w:p>
+      <w:pPr>
+        <w:pStyle w:val="ListParagraph"/>
+        <w:numPr>
+          <w:ilvl w:val="0"/>
+          <w:numId w:val="2"/>
+        </w:numPr>
+        <w:rPr>
+          <w:lang w:val="en-US"/>
+        </w:rPr>
+      </w:pPr>
+      <w:r>
+        <w:rPr>
+          <w:lang w:val="en-US"/>
+        </w:rPr>
+        <w:t>F = 4 trở xuống</w:t>
+      </w:r>
+    </w:p>
+    <w:p>
+      <w:pPr>
+        <w:pStyle w:val="ListParagraph"/>
+        <w:numPr>
+          <w:ilvl w:val="0"/>
+          <w:numId w:val="2"/>
+        </w:numPr>
+        <w:rPr>
+          <w:lang w:val="en-US"/>
+        </w:rPr>
+      </w:pPr>
+      <w:r>
+        <w:rPr>
+          <w:lang w:val="en-US"/>
+        </w:rPr>
+        <w:t>D = 4 đến 5</w:t>
+      </w:r>
+    </w:p>
+    <w:p>
+      <w:pPr>
+        <w:pStyle w:val="ListParagraph"/>
+        <w:numPr>
+          <w:ilvl w:val="0"/>
+          <w:numId w:val="2"/>
+        </w:numPr>
+        <w:rPr>
+          <w:lang w:val="en-US"/>
+        </w:rPr>
+      </w:pPr>
+      <w:r>
+        <w:rPr>
+          <w:lang w:val="en-US"/>
+        </w:rPr>
+        <w:t>D+ = 5 đến 5.5</w:t>
+      </w:r>
+    </w:p>
+    <w:p>
+      <w:pPr>
+        <w:pStyle w:val="ListParagraph"/>
+        <w:numPr>
+          <w:ilvl w:val="0"/>
+          <w:numId w:val="2"/>
+        </w:numPr>
+        <w:rPr>
+          <w:lang w:val="en-US"/>
+        </w:rPr>
+      </w:pPr>
+      <w:r>
+        <w:rPr>
+          <w:lang w:val="en-US"/>
+        </w:rPr>
+        <w:t>Mỗi chữ cái không có “+” thì tăng 1</w:t>
+      </w:r>
+    </w:p>
+    <w:p>
+      <w:pPr>
+        <w:pStyle w:val="ListParagraph"/>
+        <w:numPr>
+          <w:ilvl w:val="0"/>
+          <w:numId w:val="2"/>
+        </w:numPr>
+        <w:rPr>
+          <w:lang w:val="en-US"/>
+        </w:rPr>
+      </w:pPr>
+      <w:r>
+        <w:rPr>
+          <w:lang w:val="en-US"/>
+        </w:rPr>
+        <w:t xml:space="preserve">Mỗi chữ cái có “+” thì </w:t>
+      </w:r>
+      <w:r>
+        <w:rPr>
+          <w:lang w:val="en-US"/>
+        </w:rPr>
+        <w:t>tăng</w:t>
+      </w:r>
+      <w:r>
+        <w:rPr>
+          <w:lang w:val="en-US"/>
+        </w:rPr>
+        <w:t xml:space="preserve"> 0.5</w:t>
+      </w:r>
+    </w:p>
+    <w:p>
+      <w:pPr>
+        <w:pStyle w:val="ListParagraph"/>
+        <w:numPr>
+          <w:ilvl w:val="0"/>
+          <w:numId w:val="2"/>
+        </w:numPr>
+        <w:rPr>
+          <w:lang w:val="en-US"/>
+        </w:rPr>
+      </w:pPr>
+      <w:r>
+        <w:rPr>
+          <w:lang w:val="en-US"/>
+        </w:rPr>
+        <w:t>Từ chữ sang thang 4</w:t>
+      </w:r>
+    </w:p>
+    <w:p>
+      <w:pPr>
+        <w:pStyle w:val="ListParagraph"/>
+        <w:numPr>
+          <w:ilvl w:val="0"/>
+          <w:numId w:val="2"/>
+        </w:numPr>
+        <w:rPr>
+          <w:lang w:val="en-US"/>
+        </w:rPr>
+      </w:pPr>
+      <w:r>
+        <w:rPr>
+          <w:lang w:val="en-US"/>
+        </w:rPr>
+        <w:t>F = 0</w:t>
+      </w:r>
+    </w:p>
+    <w:p>
+      <w:pPr>
+        <w:pStyle w:val="ListParagraph"/>
+        <w:numPr>
+          <w:ilvl w:val="0"/>
+          <w:numId w:val="2"/>
+        </w:numPr>
+        <w:rPr>
+          <w:lang w:val="en-US"/>
+        </w:rPr>
+      </w:pPr>
+      <w:r>
+        <w:rPr>
+          <w:lang w:val="en-US"/>
+        </w:rPr>
         <w:lastRenderedPageBreak/>
-        <w:t>14 đến 15 giờ, học vật lí</w:t>
-      </w:r>
-    </w:p>
-    <w:p>
-      <w:pPr>
-        <w:pStyle w:val="ListParagraph"/>
-        <w:numPr>
-          <w:ilvl w:val="0"/>
-          <w:numId w:val="2"/>
-        </w:numPr>
-        <w:rPr>
-          <w:rStyle w:val="Hyperlink"/>
-          <w:color w:val="auto"/>
-          <w:u w:val="none"/>
-          <w:lang w:val="en-US"/>
-        </w:rPr>
-      </w:pPr>
-      <w:r>
-        <w:rPr>
-          <w:rStyle w:val="Hyperlink"/>
-          <w:color w:val="auto"/>
-          <w:u w:val="none"/>
-          <w:lang w:val="en-US"/>
-        </w:rPr>
-        <w:t>15 đến 16 giờ, giải đề</w:t>
-      </w:r>
-    </w:p>
-    <w:p>
-      <w:pPr>
-        <w:pStyle w:val="ListParagraph"/>
-        <w:numPr>
-          <w:ilvl w:val="0"/>
-          <w:numId w:val="2"/>
-        </w:numPr>
-        <w:rPr>
-          <w:rStyle w:val="Hyperlink"/>
-          <w:color w:val="auto"/>
-          <w:u w:val="none"/>
-          <w:lang w:val="en-US"/>
-        </w:rPr>
-      </w:pPr>
-      <w:r>
-        <w:rPr>
-          <w:rStyle w:val="Hyperlink"/>
-          <w:color w:val="auto"/>
-          <w:u w:val="none"/>
-          <w:lang w:val="en-US"/>
-        </w:rPr>
-        <w:t>16 đến 17 giờ, học Hack + Web</w:t>
-      </w:r>
-    </w:p>
-    <w:p>
-      <w:pPr>
-        <w:pStyle w:val="ListParagraph"/>
-        <w:numPr>
-          <w:ilvl w:val="0"/>
-          <w:numId w:val="2"/>
-        </w:numPr>
-        <w:rPr>
-          <w:rStyle w:val="Hyperlink"/>
-          <w:color w:val="auto"/>
-          <w:u w:val="none"/>
-          <w:lang w:val="en-US"/>
-        </w:rPr>
-      </w:pPr>
-      <w:r>
-        <w:rPr>
-          <w:rStyle w:val="Hyperlink"/>
-          <w:color w:val="auto"/>
-          <w:u w:val="none"/>
-          <w:lang w:val="en-US"/>
-        </w:rPr>
-        <w:t>17 đến 18 giờ, tắm, giặt, phơi, nghỉ, đọc Berserk</w:t>
-      </w:r>
-    </w:p>
-    <w:p>
-      <w:pPr>
-        <w:pStyle w:val="ListParagraph"/>
-        <w:numPr>
-          <w:ilvl w:val="0"/>
-          <w:numId w:val="2"/>
-        </w:numPr>
-        <w:rPr>
-          <w:rStyle w:val="Hyperlink"/>
-          <w:color w:val="auto"/>
-          <w:u w:val="none"/>
-          <w:lang w:val="en-US"/>
-        </w:rPr>
-      </w:pPr>
-      <w:r>
-        <w:rPr>
-          <w:rStyle w:val="Hyperlink"/>
-          <w:color w:val="auto"/>
-          <w:u w:val="none"/>
-          <w:lang w:val="en-US"/>
-        </w:rPr>
-        <w:t>18 đến 19 giờ, ăn, nghỉ,</w:t>
-      </w:r>
-      <w:r>
-        <w:rPr>
-          <w:rStyle w:val="Hyperlink"/>
-          <w:color w:val="auto"/>
-          <w:u w:val="none"/>
-          <w:lang w:val="en-US"/>
-        </w:rPr>
-        <w:t xml:space="preserve"> Check Quiz,</w:t>
-      </w:r>
-      <w:r>
-        <w:rPr>
-          <w:rStyle w:val="Hyperlink"/>
-          <w:color w:val="auto"/>
-          <w:u w:val="none"/>
-          <w:lang w:val="en-US"/>
-        </w:rPr>
-        <w:t xml:space="preserve"> Check nhóm,</w:t>
-      </w:r>
-      <w:r>
-        <w:rPr>
-          <w:rStyle w:val="Hyperlink"/>
-          <w:color w:val="auto"/>
-          <w:u w:val="none"/>
-          <w:lang w:val="en-US"/>
-        </w:rPr>
-        <w:t xml:space="preserve"> đọc Berserk</w:t>
-      </w:r>
-    </w:p>
-    <w:p>
-      <w:pPr>
-        <w:pStyle w:val="ListParagraph"/>
-        <w:numPr>
-          <w:ilvl w:val="0"/>
-          <w:numId w:val="2"/>
-        </w:numPr>
-        <w:rPr>
-          <w:rStyle w:val="Hyperlink"/>
-          <w:color w:val="auto"/>
-          <w:u w:val="none"/>
-          <w:lang w:val="en-US"/>
-        </w:rPr>
-      </w:pPr>
-      <w:r>
-        <w:rPr>
-          <w:rStyle w:val="Hyperlink"/>
-          <w:color w:val="auto"/>
-          <w:u w:val="none"/>
-          <w:lang w:val="en-US"/>
-        </w:rPr>
-        <w:t>19 đến 20 giờ, học thuật toán</w:t>
-      </w:r>
-    </w:p>
-    <w:p>
-      <w:pPr>
-        <w:pStyle w:val="ListParagraph"/>
-        <w:numPr>
-          <w:ilvl w:val="0"/>
-          <w:numId w:val="2"/>
-        </w:numPr>
-        <w:rPr>
-          <w:rStyle w:val="Hyperlink"/>
-          <w:color w:val="auto"/>
-          <w:u w:val="none"/>
-          <w:lang w:val="en-US"/>
-        </w:rPr>
-      </w:pPr>
-      <w:r>
-        <w:rPr>
-          <w:rStyle w:val="Hyperlink"/>
-          <w:color w:val="auto"/>
-          <w:u w:val="none"/>
-          <w:lang w:val="en-US"/>
-        </w:rPr>
-        <w:t>20 giờ, ngủ</w:t>
-      </w:r>
-    </w:p>
-    <w:p>
-      <w:pPr>
-        <w:pStyle w:val="ListParagraph"/>
-        <w:numPr>
-          <w:ilvl w:val="0"/>
-          <w:numId w:val="4"/>
-        </w:numPr>
-        <w:rPr>
-          <w:rStyle w:val="Hyperlink"/>
-          <w:color w:val="auto"/>
-          <w:u w:val="none"/>
-          <w:lang w:val="en-US"/>
-        </w:rPr>
-      </w:pPr>
-      <w:r>
-        <w:rPr>
-          <w:rStyle w:val="Hyperlink"/>
-          <w:color w:val="auto"/>
-          <w:u w:val="none"/>
-          <w:lang w:val="en-US"/>
-        </w:rPr>
-        <w:t>25/9/2023?</w:t>
-      </w:r>
-    </w:p>
-    <w:p>
-      <w:pPr>
-        <w:pStyle w:val="ListParagraph"/>
-        <w:numPr>
-          <w:ilvl w:val="0"/>
-          <w:numId w:val="2"/>
-        </w:numPr>
-        <w:rPr>
-          <w:rStyle w:val="Hyperlink"/>
-          <w:color w:val="auto"/>
-          <w:u w:val="none"/>
-          <w:lang w:val="en-US"/>
-        </w:rPr>
-      </w:pPr>
-      <w:r>
-        <w:rPr>
-          <w:rStyle w:val="Hyperlink"/>
-          <w:color w:val="auto"/>
-          <w:u w:val="none"/>
-          <w:lang w:val="en-US"/>
-        </w:rPr>
-        <w:t>Kiểm tra IC3 Full trắc nghiệm</w:t>
-      </w:r>
-    </w:p>
-    <w:p>
-      <w:pPr>
-        <w:pStyle w:val="ListParagraph"/>
-        <w:numPr>
-          <w:ilvl w:val="0"/>
-          <w:numId w:val="2"/>
-        </w:numPr>
-        <w:rPr>
-          <w:rStyle w:val="Hyperlink"/>
-          <w:color w:val="auto"/>
-          <w:u w:val="none"/>
-          <w:lang w:val="en-US"/>
-        </w:rPr>
-      </w:pPr>
-      <w:r>
-        <w:rPr>
-          <w:rStyle w:val="Hyperlink"/>
-          <w:color w:val="auto"/>
-          <w:u w:val="none"/>
-          <w:lang w:val="en-US"/>
-        </w:rPr>
-        <w:t>20 giờ, sạc Laptop Full</w:t>
-      </w:r>
-    </w:p>
-    <w:p>
-      <w:pPr>
-        <w:pStyle w:val="ListParagraph"/>
-        <w:numPr>
-          <w:ilvl w:val="0"/>
-          <w:numId w:val="2"/>
-        </w:numPr>
-        <w:rPr>
-          <w:rStyle w:val="Hyperlink"/>
-          <w:color w:val="auto"/>
-          <w:u w:val="none"/>
-          <w:lang w:val="en-US"/>
-        </w:rPr>
-      </w:pPr>
-      <w:r>
-        <w:rPr>
-          <w:rStyle w:val="Hyperlink"/>
-          <w:color w:val="auto"/>
-          <w:u w:val="none"/>
-          <w:lang w:val="en-US"/>
-        </w:rPr>
-        <w:t>21 giờ, sạc điện thoại</w:t>
-      </w:r>
-    </w:p>
-    <w:p>
-      <w:pPr>
-        <w:pStyle w:val="ListParagraph"/>
-        <w:numPr>
-          <w:ilvl w:val="0"/>
-          <w:numId w:val="4"/>
-        </w:numPr>
-        <w:rPr>
-          <w:rStyle w:val="Hyperlink"/>
-          <w:color w:val="auto"/>
-          <w:u w:val="none"/>
-          <w:lang w:val="en-US"/>
-        </w:rPr>
-      </w:pPr>
-      <w:r>
-        <w:rPr>
-          <w:rStyle w:val="Hyperlink"/>
-          <w:color w:val="auto"/>
-          <w:u w:val="none"/>
-          <w:lang w:val="en-US"/>
-        </w:rPr>
-        <w:t>26/9/2023?</w:t>
-      </w:r>
-    </w:p>
-    <w:p>
-      <w:pPr>
-        <w:pStyle w:val="ListParagraph"/>
-        <w:numPr>
-          <w:ilvl w:val="0"/>
-          <w:numId w:val="2"/>
-        </w:numPr>
-        <w:rPr>
-          <w:rStyle w:val="Hyperlink"/>
-          <w:color w:val="auto"/>
-          <w:u w:val="none"/>
-          <w:lang w:val="en-US"/>
-        </w:rPr>
-      </w:pPr>
-      <w:r>
-        <w:rPr>
-          <w:rStyle w:val="Hyperlink"/>
-          <w:color w:val="auto"/>
-          <w:u w:val="none"/>
-          <w:lang w:val="en-US"/>
-        </w:rPr>
-        <w:t>5 giờ, gỡ sạc điện thoại</w:t>
-      </w:r>
-    </w:p>
-    <w:p>
-      <w:pPr>
-        <w:pStyle w:val="ListParagraph"/>
-        <w:numPr>
-          <w:ilvl w:val="0"/>
-          <w:numId w:val="2"/>
-        </w:numPr>
-        <w:rPr>
-          <w:rStyle w:val="Hyperlink"/>
-          <w:color w:val="auto"/>
-          <w:u w:val="none"/>
-          <w:lang w:val="en-US"/>
-        </w:rPr>
-      </w:pPr>
-      <w:r>
-        <w:rPr>
-          <w:rStyle w:val="Hyperlink"/>
-          <w:color w:val="auto"/>
-          <w:u w:val="none"/>
-          <w:lang w:val="en-US"/>
-        </w:rPr>
-        <w:t>6.5 giờ, chạy ra ngô quyền mua 2 hộp cơm, ăn 1 hộp</w:t>
-      </w:r>
-    </w:p>
-    <w:p>
-      <w:pPr>
-        <w:pStyle w:val="ListParagraph"/>
-        <w:numPr>
-          <w:ilvl w:val="0"/>
-          <w:numId w:val="2"/>
-        </w:numPr>
-        <w:rPr>
-          <w:rStyle w:val="Hyperlink"/>
-          <w:color w:val="auto"/>
-          <w:u w:val="none"/>
-          <w:lang w:val="en-US"/>
-        </w:rPr>
-      </w:pPr>
-      <w:r>
-        <w:rPr>
-          <w:rStyle w:val="Hyperlink"/>
-          <w:color w:val="auto"/>
-          <w:u w:val="none"/>
-          <w:lang w:val="en-US"/>
-        </w:rPr>
-        <w:t>8 đến 10.83 giờ, vật lí 1, tòa H2, phòng 201</w:t>
-      </w:r>
-    </w:p>
-    <w:p>
-      <w:pPr>
-        <w:pStyle w:val="ListParagraph"/>
-        <w:numPr>
-          <w:ilvl w:val="0"/>
-          <w:numId w:val="2"/>
-        </w:numPr>
-        <w:rPr>
-          <w:rStyle w:val="Hyperlink"/>
-          <w:color w:val="auto"/>
-          <w:u w:val="none"/>
-          <w:lang w:val="en-US"/>
-        </w:rPr>
-      </w:pPr>
-      <w:r>
-        <w:rPr>
-          <w:rStyle w:val="Hyperlink"/>
-          <w:color w:val="auto"/>
-          <w:u w:val="none"/>
-          <w:lang w:val="en-US"/>
-        </w:rPr>
-        <w:t>11 giờ, ăn hộp cơm còn lại</w:t>
-      </w:r>
-    </w:p>
-    <w:p>
-      <w:pPr>
-        <w:pStyle w:val="ListParagraph"/>
-        <w:numPr>
-          <w:ilvl w:val="0"/>
-          <w:numId w:val="2"/>
-        </w:numPr>
-        <w:rPr>
-          <w:rStyle w:val="Hyperlink"/>
-          <w:color w:val="auto"/>
-          <w:u w:val="none"/>
-          <w:lang w:val="en-US"/>
-        </w:rPr>
-      </w:pPr>
-      <w:r>
-        <w:rPr>
-          <w:rStyle w:val="Hyperlink"/>
-          <w:color w:val="auto"/>
-          <w:u w:val="none"/>
-          <w:lang w:val="en-US"/>
-        </w:rPr>
-        <w:t>12 đến 13.83 giờ, giải tích 1 bài tập, tòa H1, phòng 802</w:t>
-      </w:r>
-    </w:p>
-    <w:p>
-      <w:pPr>
-        <w:pStyle w:val="ListParagraph"/>
-        <w:numPr>
-          <w:ilvl w:val="0"/>
-          <w:numId w:val="2"/>
-        </w:numPr>
-        <w:rPr>
-          <w:rStyle w:val="Hyperlink"/>
-          <w:color w:val="auto"/>
-          <w:u w:val="none"/>
-          <w:lang w:val="en-US"/>
-        </w:rPr>
-      </w:pPr>
-      <w:r>
-        <w:rPr>
-          <w:rStyle w:val="Hyperlink"/>
-          <w:color w:val="auto"/>
-          <w:u w:val="none"/>
-          <w:lang w:val="en-US"/>
-        </w:rPr>
-        <w:t>15 đến 17.83 giờ, giải tích 1, tòa H6, giảng đường</w:t>
-      </w:r>
-    </w:p>
-    <w:p>
-      <w:pPr>
-        <w:pStyle w:val="ListParagraph"/>
-        <w:numPr>
-          <w:ilvl w:val="0"/>
-          <w:numId w:val="2"/>
-        </w:numPr>
-        <w:rPr>
-          <w:rStyle w:val="Hyperlink"/>
-          <w:color w:val="auto"/>
-          <w:u w:val="none"/>
-          <w:lang w:val="en-US"/>
-        </w:rPr>
-      </w:pPr>
-      <w:r>
-        <w:rPr>
-          <w:rStyle w:val="Hyperlink"/>
-          <w:color w:val="auto"/>
-          <w:u w:val="none"/>
-          <w:lang w:val="en-US"/>
-        </w:rPr>
-        <w:t>18 giờ ghé bà mười mua cơm</w:t>
-      </w:r>
-    </w:p>
-    <w:p>
-      <w:pPr>
-        <w:pStyle w:val="ListParagraph"/>
-        <w:numPr>
-          <w:ilvl w:val="0"/>
-          <w:numId w:val="4"/>
-        </w:numPr>
-        <w:rPr>
-          <w:rStyle w:val="Hyperlink"/>
-          <w:color w:val="auto"/>
-          <w:u w:val="none"/>
-          <w:lang w:val="en-US"/>
-        </w:rPr>
-      </w:pPr>
-      <w:r>
-        <w:rPr>
-          <w:rStyle w:val="Hyperlink"/>
-          <w:color w:val="auto"/>
-          <w:u w:val="none"/>
-          <w:lang w:val="en-US"/>
-        </w:rPr>
-        <w:t>28/9/2023?</w:t>
-      </w:r>
-    </w:p>
-    <w:p>
-      <w:pPr>
-        <w:pStyle w:val="ListParagraph"/>
-        <w:numPr>
-          <w:ilvl w:val="0"/>
-          <w:numId w:val="2"/>
-        </w:numPr>
-        <w:rPr>
-          <w:rStyle w:val="Hyperlink"/>
-          <w:color w:val="auto"/>
-          <w:u w:val="none"/>
-          <w:lang w:val="en-US"/>
-        </w:rPr>
-      </w:pPr>
-      <w:r>
-        <w:rPr>
-          <w:rStyle w:val="Hyperlink"/>
-          <w:color w:val="auto"/>
-          <w:u w:val="none"/>
-          <w:lang w:val="en-US"/>
-        </w:rPr>
-        <w:t>7 đến 8.83 giờ, hệ thống số, tòa H6, giảng đường</w:t>
-      </w:r>
-    </w:p>
-    <w:p>
-      <w:pPr>
-        <w:pStyle w:val="ListParagraph"/>
-        <w:numPr>
-          <w:ilvl w:val="0"/>
-          <w:numId w:val="4"/>
-        </w:numPr>
-        <w:rPr>
-          <w:rStyle w:val="Hyperlink"/>
-          <w:color w:val="auto"/>
-          <w:u w:val="none"/>
-          <w:lang w:val="en-US"/>
-        </w:rPr>
-      </w:pPr>
-      <w:r>
-        <w:rPr>
-          <w:rStyle w:val="Hyperlink"/>
-          <w:color w:val="auto"/>
-          <w:u w:val="none"/>
-          <w:lang w:val="en-US"/>
-        </w:rPr>
-        <w:t>29/9/2023?</w:t>
-      </w:r>
-    </w:p>
-    <w:p>
-      <w:pPr>
-        <w:pStyle w:val="ListParagraph"/>
-        <w:numPr>
-          <w:ilvl w:val="0"/>
-          <w:numId w:val="2"/>
-        </w:numPr>
-        <w:rPr>
-          <w:rStyle w:val="Hyperlink"/>
-          <w:color w:val="auto"/>
-          <w:u w:val="none"/>
-          <w:lang w:val="en-US"/>
-        </w:rPr>
-      </w:pPr>
-      <w:r>
-        <w:rPr>
-          <w:rStyle w:val="Hyperlink"/>
-          <w:color w:val="auto"/>
-          <w:u w:val="none"/>
-          <w:lang w:val="en-US"/>
-        </w:rPr>
-        <w:t>14 đến 15.83 giờ, nhập môn điện toán, tòa H6, giảng đường</w:t>
-      </w:r>
-    </w:p>
-    <w:p>
-      <w:pPr>
-        <w:pStyle w:val="ListParagraph"/>
-        <w:numPr>
-          <w:ilvl w:val="0"/>
-          <w:numId w:val="2"/>
-        </w:numPr>
-        <w:rPr>
-          <w:rStyle w:val="Hyperlink"/>
-          <w:color w:val="auto"/>
-          <w:u w:val="none"/>
-          <w:lang w:val="en-US"/>
-        </w:rPr>
-      </w:pPr>
-      <w:r>
-        <w:rPr>
-          <w:rStyle w:val="Hyperlink"/>
-          <w:color w:val="auto"/>
-          <w:u w:val="none"/>
-          <w:lang w:val="en-US"/>
-        </w:rPr>
-        <w:t>16 đến 17.83 giờ, vật lí 1 bài tập, tòa H1, phòng 101</w:t>
-      </w:r>
-    </w:p>
-    <w:p>
-      <w:pPr>
-        <w:pStyle w:val="ListParagraph"/>
-        <w:numPr>
-          <w:ilvl w:val="0"/>
-          <w:numId w:val="4"/>
-        </w:numPr>
-        <w:rPr>
-          <w:lang w:val="en-US"/>
-        </w:rPr>
-      </w:pPr>
-      <w:r>
-        <w:rPr>
-          <w:lang w:val="en-US"/>
-        </w:rPr>
-        <w:t>1/10/2023 Đến 5/10/2023?</w:t>
-      </w:r>
-    </w:p>
-    <w:p>
-      <w:pPr>
-        <w:pStyle w:val="ListParagraph"/>
-        <w:numPr>
-          <w:ilvl w:val="0"/>
-          <w:numId w:val="2"/>
-        </w:numPr>
-        <w:rPr>
-          <w:lang w:val="en-US"/>
-        </w:rPr>
-      </w:pPr>
-      <w:r>
-        <w:rPr>
-          <w:lang w:val="en-US"/>
-        </w:rPr>
-        <w:t>Đăng kí xe tháng</w:t>
-      </w:r>
-    </w:p>
-    <w:p>
-      <w:pPr>
-        <w:pStyle w:val="ListParagraph"/>
-        <w:numPr>
-          <w:ilvl w:val="0"/>
-          <w:numId w:val="4"/>
-        </w:numPr>
-        <w:rPr>
-          <w:lang w:val="en-US"/>
-        </w:rPr>
-      </w:pPr>
-      <w:r>
-        <w:rPr>
-          <w:lang w:val="en-US"/>
-        </w:rPr>
-        <w:t>16/10/2023?</w:t>
-      </w:r>
-    </w:p>
-    <w:p>
-      <w:pPr>
-        <w:pStyle w:val="ListParagraph"/>
-        <w:numPr>
-          <w:ilvl w:val="0"/>
-          <w:numId w:val="2"/>
-        </w:numPr>
-        <w:rPr>
-          <w:lang w:val="en-US"/>
-        </w:rPr>
-      </w:pPr>
-      <w:r>
-        <w:rPr>
-          <w:lang w:val="en-US"/>
-        </w:rPr>
-        <w:t>Học thể dục</w:t>
-      </w:r>
-    </w:p>
-    <w:p>
-      <w:pPr>
-        <w:pStyle w:val="ListParagraph"/>
-        <w:numPr>
-          <w:ilvl w:val="0"/>
-          <w:numId w:val="4"/>
-        </w:numPr>
-        <w:rPr>
-          <w:lang w:val="en-US"/>
-        </w:rPr>
-      </w:pPr>
-      <w:r>
-        <w:rPr>
-          <w:lang w:val="en-US"/>
-        </w:rPr>
-        <w:t>Tuần 2 Tháng 10/2023?</w:t>
-      </w:r>
-    </w:p>
-    <w:p>
-      <w:pPr>
-        <w:pStyle w:val="ListParagraph"/>
-        <w:numPr>
-          <w:ilvl w:val="0"/>
-          <w:numId w:val="2"/>
-        </w:numPr>
-        <w:rPr>
-          <w:lang w:val="en-US"/>
-        </w:rPr>
-      </w:pPr>
-      <w:r>
-        <w:rPr>
-          <w:lang w:val="en-US"/>
-        </w:rPr>
-        <w:t>Kiểm tra CNTT</w:t>
-      </w:r>
-    </w:p>
-    <w:p>
-      <w:pPr>
-        <w:pStyle w:val="ListParagraph"/>
-        <w:numPr>
-          <w:ilvl w:val="0"/>
-          <w:numId w:val="4"/>
-        </w:numPr>
-        <w:rPr>
-          <w:lang w:val="en-US"/>
-        </w:rPr>
-      </w:pPr>
-      <w:r>
-        <w:rPr>
-          <w:lang w:val="en-US"/>
-        </w:rPr>
-        <w:t>Cuối Năm 1?</w:t>
-      </w:r>
-    </w:p>
-    <w:p>
-      <w:pPr>
-        <w:pStyle w:val="ListParagraph"/>
-        <w:numPr>
-          <w:ilvl w:val="0"/>
-          <w:numId w:val="2"/>
-        </w:numPr>
-        <w:rPr>
-          <w:lang w:val="en-US"/>
-        </w:rPr>
-      </w:pPr>
-      <w:r>
-        <w:rPr>
-          <w:lang w:val="en-US"/>
-        </w:rPr>
-        <w:t>Nộp MOS</w:t>
-      </w:r>
-    </w:p>
-    <w:p>
-      <w:pPr>
-        <w:rPr>
-          <w:lang w:val="en-US"/>
-        </w:rPr>
-      </w:pPr>
-    </w:p>
-    <w:p>
-      <w:pPr>
-        <w:rPr>
-          <w:lang w:val="en-US"/>
-        </w:rPr>
-      </w:pPr>
-      <w:r>
-        <w:rPr>
-          <w:lang w:val="en-US"/>
-        </w:rPr>
-        <w:t>Task – Nhiệm Vụ:</w:t>
-      </w:r>
-    </w:p>
-    <w:p>
-      <w:pPr>
-        <w:pStyle w:val="ListParagraph"/>
-        <w:numPr>
-          <w:ilvl w:val="0"/>
-          <w:numId w:val="7"/>
-        </w:numPr>
-        <w:rPr>
-          <w:lang w:val="en-US"/>
-        </w:rPr>
-      </w:pPr>
-      <w:r>
-        <w:rPr>
-          <w:lang w:val="en-US"/>
-        </w:rPr>
-        <w:t>Quy Đổi Điểm?</w:t>
-      </w:r>
-    </w:p>
-    <w:p>
-      <w:pPr>
-        <w:pStyle w:val="ListParagraph"/>
-        <w:numPr>
-          <w:ilvl w:val="0"/>
-          <w:numId w:val="2"/>
-        </w:numPr>
-        <w:rPr>
-          <w:lang w:val="en-US"/>
-        </w:rPr>
-      </w:pPr>
-      <w:r>
-        <w:rPr>
-          <w:lang w:val="en-US"/>
-        </w:rPr>
-        <w:t>Từ thang 10 sang chữ</w:t>
-      </w:r>
-    </w:p>
-    <w:p>
-      <w:pPr>
-        <w:pStyle w:val="ListParagraph"/>
-        <w:numPr>
-          <w:ilvl w:val="0"/>
-          <w:numId w:val="2"/>
-        </w:numPr>
-        <w:rPr>
-          <w:lang w:val="en-US"/>
-        </w:rPr>
-      </w:pPr>
-      <w:r>
-        <w:rPr>
-          <w:lang w:val="en-US"/>
-        </w:rPr>
-        <w:t>F = 4 trở xuống</w:t>
-      </w:r>
-    </w:p>
-    <w:p>
-      <w:pPr>
-        <w:pStyle w:val="ListParagraph"/>
-        <w:numPr>
-          <w:ilvl w:val="0"/>
-          <w:numId w:val="2"/>
-        </w:numPr>
-        <w:rPr>
-          <w:lang w:val="en-US"/>
-        </w:rPr>
-      </w:pPr>
-      <w:r>
-        <w:rPr>
-          <w:lang w:val="en-US"/>
-        </w:rPr>
-        <w:t>D = 4 đến 5</w:t>
-      </w:r>
-    </w:p>
-    <w:p>
-      <w:pPr>
-        <w:pStyle w:val="ListParagraph"/>
-        <w:numPr>
-          <w:ilvl w:val="0"/>
-          <w:numId w:val="2"/>
-        </w:numPr>
-        <w:rPr>
-          <w:lang w:val="en-US"/>
-        </w:rPr>
-      </w:pPr>
-      <w:r>
-        <w:rPr>
-          <w:lang w:val="en-US"/>
-        </w:rPr>
-        <w:t>D+ = 5 đến 5.5</w:t>
-      </w:r>
-    </w:p>
-    <w:p>
-      <w:pPr>
-        <w:pStyle w:val="ListParagraph"/>
-        <w:numPr>
-          <w:ilvl w:val="0"/>
-          <w:numId w:val="2"/>
-        </w:numPr>
-        <w:rPr>
-          <w:lang w:val="en-US"/>
-        </w:rPr>
-      </w:pPr>
-      <w:r>
-        <w:rPr>
-          <w:lang w:val="en-US"/>
-        </w:rPr>
-        <w:t>Mỗi chữ cái không có “+” thì tăng 1</w:t>
-      </w:r>
-    </w:p>
-    <w:p>
-      <w:pPr>
-        <w:pStyle w:val="ListParagraph"/>
-        <w:numPr>
-          <w:ilvl w:val="0"/>
-          <w:numId w:val="2"/>
-        </w:numPr>
-        <w:rPr>
-          <w:lang w:val="en-US"/>
-        </w:rPr>
-      </w:pPr>
-      <w:r>
-        <w:rPr>
-          <w:lang w:val="en-US"/>
-        </w:rPr>
-        <w:t xml:space="preserve">Mỗi chữ cái có “+” thì </w:t>
-      </w:r>
-      <w:r>
-        <w:rPr>
-          <w:lang w:val="en-US"/>
-        </w:rPr>
-        <w:t>tăng</w:t>
-      </w:r>
-      <w:r>
-        <w:rPr>
-          <w:lang w:val="en-US"/>
-        </w:rPr>
-        <w:t xml:space="preserve"> 0.5</w:t>
-      </w:r>
-    </w:p>
-    <w:p>
-      <w:pPr>
-        <w:pStyle w:val="ListParagraph"/>
-        <w:numPr>
-          <w:ilvl w:val="0"/>
-          <w:numId w:val="2"/>
-        </w:numPr>
-        <w:rPr>
-          <w:lang w:val="en-US"/>
-        </w:rPr>
-      </w:pPr>
-      <w:r>
-        <w:rPr>
-          <w:lang w:val="en-US"/>
-        </w:rPr>
-        <w:t>Từ chữ sang thang 4</w:t>
-      </w:r>
-    </w:p>
-    <w:p>
-      <w:pPr>
-        <w:pStyle w:val="ListParagraph"/>
-        <w:numPr>
-          <w:ilvl w:val="0"/>
-          <w:numId w:val="2"/>
-        </w:numPr>
-        <w:rPr>
-          <w:lang w:val="en-US"/>
-        </w:rPr>
-      </w:pPr>
-      <w:r>
-        <w:rPr>
-          <w:lang w:val="en-US"/>
-        </w:rPr>
-        <w:t>F = 0</w:t>
-      </w:r>
-    </w:p>
-    <w:p>
-      <w:pPr>
-        <w:pStyle w:val="ListParagraph"/>
-        <w:numPr>
-          <w:ilvl w:val="0"/>
-          <w:numId w:val="2"/>
-        </w:numPr>
-        <w:rPr>
-          <w:lang w:val="en-US"/>
-        </w:rPr>
-      </w:pPr>
-      <w:r>
-        <w:rPr>
-          <w:lang w:val="en-US"/>
-        </w:rPr>
         <w:t>D = 1</w:t>
       </w:r>
     </w:p>
@@ -3735,7 +3808,6 @@
         <w:rPr>
           <w:lang w:val="en-US"/>
         </w:rPr>
-        <w:lastRenderedPageBreak/>
         <w:t>Điểm trung bình 1 học kì</w:t>
       </w:r>
     </w:p>

--- a/hcmut.docx
+++ b/hcmut.docx
@@ -3451,6 +3451,42 @@
         <w:rPr>
           <w:lang w:val="en-US"/>
         </w:rPr>
+        <w:t>6/10/2023?</w:t>
+      </w:r>
+    </w:p>
+    <w:p>
+      <w:pPr>
+        <w:pStyle w:val="ListParagraph"/>
+        <w:numPr>
+          <w:ilvl w:val="0"/>
+          <w:numId w:val="2"/>
+        </w:numPr>
+        <w:rPr>
+          <w:lang w:val="en-US"/>
+        </w:rPr>
+      </w:pPr>
+      <w:r>
+        <w:rPr>
+          <w:lang w:val="en-US"/>
+        </w:rPr>
+        <w:t>Kiểm tra CNTT</w:t>
+      </w:r>
+    </w:p>
+    <w:p>
+      <w:pPr>
+        <w:pStyle w:val="ListParagraph"/>
+        <w:numPr>
+          <w:ilvl w:val="0"/>
+          <w:numId w:val="4"/>
+        </w:numPr>
+        <w:rPr>
+          <w:lang w:val="en-US"/>
+        </w:rPr>
+      </w:pPr>
+      <w:r>
+        <w:rPr>
+          <w:lang w:val="en-US"/>
+        </w:rPr>
         <w:t>16/10/2023?</w:t>
       </w:r>
     </w:p>
@@ -3470,42 +3506,6 @@
           <w:lang w:val="en-US"/>
         </w:rPr>
         <w:t>Học thể dục</w:t>
-      </w:r>
-    </w:p>
-    <w:p>
-      <w:pPr>
-        <w:pStyle w:val="ListParagraph"/>
-        <w:numPr>
-          <w:ilvl w:val="0"/>
-          <w:numId w:val="4"/>
-        </w:numPr>
-        <w:rPr>
-          <w:lang w:val="en-US"/>
-        </w:rPr>
-      </w:pPr>
-      <w:r>
-        <w:rPr>
-          <w:lang w:val="en-US"/>
-        </w:rPr>
-        <w:t>Tuần 2 Tháng 10/2023?</w:t>
-      </w:r>
-    </w:p>
-    <w:p>
-      <w:pPr>
-        <w:pStyle w:val="ListParagraph"/>
-        <w:numPr>
-          <w:ilvl w:val="0"/>
-          <w:numId w:val="2"/>
-        </w:numPr>
-        <w:rPr>
-          <w:lang w:val="en-US"/>
-        </w:rPr>
-      </w:pPr>
-      <w:r>
-        <w:rPr>
-          <w:lang w:val="en-US"/>
-        </w:rPr>
-        <w:t>Kiểm tra CNTT</w:t>
       </w:r>
     </w:p>
     <w:p>
@@ -3977,6 +3977,42 @@
           <w:lang w:val="en-US"/>
         </w:rPr>
         <w:t>Điểm trung bình tích lũy = điểm trung bình từ khi nhập học tới giờ, không phải trong 1 học kì</w:t>
+      </w:r>
+    </w:p>
+    <w:p>
+      <w:pPr>
+        <w:pStyle w:val="ListParagraph"/>
+        <w:numPr>
+          <w:ilvl w:val="0"/>
+          <w:numId w:val="7"/>
+        </w:numPr>
+        <w:rPr>
+          <w:lang w:val="en-US"/>
+        </w:rPr>
+      </w:pPr>
+      <w:r>
+        <w:rPr>
+          <w:lang w:val="en-US"/>
+        </w:rPr>
+        <w:t>Tiến Trình Học?</w:t>
+      </w:r>
+    </w:p>
+    <w:p>
+      <w:pPr>
+        <w:pStyle w:val="ListParagraph"/>
+        <w:numPr>
+          <w:ilvl w:val="0"/>
+          <w:numId w:val="2"/>
+        </w:numPr>
+        <w:rPr>
+          <w:lang w:val="en-US"/>
+        </w:rPr>
+      </w:pPr>
+      <w:r>
+        <w:rPr>
+          <w:lang w:val="en-US"/>
+        </w:rPr>
+        <w:t>CO1005</w:t>
       </w:r>
     </w:p>
     <w:p>

--- a/hcmut.docx
+++ b/hcmut.docx
@@ -1902,6 +1902,54 @@
     </w:p>
     <w:p>
       <w:pPr>
+        <w:pStyle w:val="ListParagraph"/>
+        <w:numPr>
+          <w:ilvl w:val="0"/>
+          <w:numId w:val="6"/>
+        </w:numPr>
+        <w:rPr>
+          <w:rStyle w:val="Hyperlink"/>
+          <w:color w:val="auto"/>
+          <w:u w:val="none"/>
+          <w:lang w:val="en-US"/>
+        </w:rPr>
+      </w:pPr>
+      <w:r>
+        <w:rPr>
+          <w:rStyle w:val="Hyperlink"/>
+          <w:color w:val="auto"/>
+          <w:u w:val="none"/>
+          <w:lang w:val="en-US"/>
+        </w:rPr>
+        <w:t>Chỗ Lấy Nước Miễn Phí?</w:t>
+      </w:r>
+    </w:p>
+    <w:p>
+      <w:pPr>
+        <w:pStyle w:val="ListParagraph"/>
+        <w:numPr>
+          <w:ilvl w:val="0"/>
+          <w:numId w:val="2"/>
+        </w:numPr>
+        <w:rPr>
+          <w:rStyle w:val="Hyperlink"/>
+          <w:color w:val="auto"/>
+          <w:u w:val="none"/>
+          <w:lang w:val="en-US"/>
+        </w:rPr>
+      </w:pPr>
+      <w:r>
+        <w:rPr>
+          <w:rStyle w:val="Hyperlink"/>
+          <w:color w:val="auto"/>
+          <w:u w:val="none"/>
+          <w:lang w:val="en-US"/>
+        </w:rPr>
+        <w:t>Vào tầng 6 tòa H6, từ chỗ cửa giảng đường đi thẳng gặp vật cản rẽ phải cho đến nhà vệ sinh + ấn cái tay cầm xuống để nước từ vòi chảy ra</w:t>
+      </w:r>
+    </w:p>
+    <w:p>
+      <w:pPr>
         <w:rPr>
           <w:rStyle w:val="Hyperlink"/>
           <w:lang w:val="en-US"/>
@@ -2673,6 +2721,7 @@
           <w:u w:val="none"/>
           <w:lang w:val="en-US"/>
         </w:rPr>
+        <w:lastRenderedPageBreak/>
         <w:t>8 đến 9 giờ, học Tensorflow</w:t>
       </w:r>
     </w:p>
@@ -2745,948 +2794,948 @@
           <w:u w:val="none"/>
           <w:lang w:val="en-US"/>
         </w:rPr>
+        <w:t>11 đến 12 giờ, ăn, nghỉ, đọc Berserk</w:t>
+      </w:r>
+    </w:p>
+    <w:p>
+      <w:pPr>
+        <w:pStyle w:val="ListParagraph"/>
+        <w:numPr>
+          <w:ilvl w:val="0"/>
+          <w:numId w:val="2"/>
+        </w:numPr>
+        <w:rPr>
+          <w:rStyle w:val="Hyperlink"/>
+          <w:color w:val="auto"/>
+          <w:u w:val="none"/>
+          <w:lang w:val="en-US"/>
+        </w:rPr>
+      </w:pPr>
+      <w:r>
+        <w:rPr>
+          <w:rStyle w:val="Hyperlink"/>
+          <w:color w:val="auto"/>
+          <w:u w:val="none"/>
+          <w:lang w:val="en-US"/>
+        </w:rPr>
+        <w:t>12 đến 13 giờ, học IELTS + Berserk</w:t>
+      </w:r>
+    </w:p>
+    <w:p>
+      <w:pPr>
+        <w:pStyle w:val="ListParagraph"/>
+        <w:numPr>
+          <w:ilvl w:val="0"/>
+          <w:numId w:val="2"/>
+        </w:numPr>
+        <w:rPr>
+          <w:rStyle w:val="Hyperlink"/>
+          <w:color w:val="auto"/>
+          <w:u w:val="none"/>
+          <w:lang w:val="en-US"/>
+        </w:rPr>
+      </w:pPr>
+      <w:r>
+        <w:rPr>
+          <w:rStyle w:val="Hyperlink"/>
+          <w:color w:val="auto"/>
+          <w:u w:val="none"/>
+          <w:lang w:val="en-US"/>
+        </w:rPr>
+        <w:t>13 đến 14 giờ, học IC3</w:t>
+      </w:r>
+    </w:p>
+    <w:p>
+      <w:pPr>
+        <w:pStyle w:val="ListParagraph"/>
+        <w:numPr>
+          <w:ilvl w:val="0"/>
+          <w:numId w:val="2"/>
+        </w:numPr>
+        <w:rPr>
+          <w:rStyle w:val="Hyperlink"/>
+          <w:color w:val="auto"/>
+          <w:u w:val="none"/>
+          <w:lang w:val="en-US"/>
+        </w:rPr>
+      </w:pPr>
+      <w:r>
+        <w:rPr>
+          <w:rStyle w:val="Hyperlink"/>
+          <w:color w:val="auto"/>
+          <w:u w:val="none"/>
+          <w:lang w:val="en-US"/>
+        </w:rPr>
+        <w:t>14 đến 15 giờ, học vật lí</w:t>
+      </w:r>
+    </w:p>
+    <w:p>
+      <w:pPr>
+        <w:pStyle w:val="ListParagraph"/>
+        <w:numPr>
+          <w:ilvl w:val="0"/>
+          <w:numId w:val="2"/>
+        </w:numPr>
+        <w:rPr>
+          <w:rStyle w:val="Hyperlink"/>
+          <w:color w:val="auto"/>
+          <w:u w:val="none"/>
+          <w:lang w:val="en-US"/>
+        </w:rPr>
+      </w:pPr>
+      <w:r>
+        <w:rPr>
+          <w:rStyle w:val="Hyperlink"/>
+          <w:color w:val="auto"/>
+          <w:u w:val="none"/>
+          <w:lang w:val="en-US"/>
+        </w:rPr>
+        <w:t>15 đến 16 giờ, giải đề</w:t>
+      </w:r>
+    </w:p>
+    <w:p>
+      <w:pPr>
+        <w:pStyle w:val="ListParagraph"/>
+        <w:numPr>
+          <w:ilvl w:val="0"/>
+          <w:numId w:val="2"/>
+        </w:numPr>
+        <w:rPr>
+          <w:rStyle w:val="Hyperlink"/>
+          <w:color w:val="auto"/>
+          <w:u w:val="none"/>
+          <w:lang w:val="en-US"/>
+        </w:rPr>
+      </w:pPr>
+      <w:r>
+        <w:rPr>
+          <w:rStyle w:val="Hyperlink"/>
+          <w:color w:val="auto"/>
+          <w:u w:val="none"/>
+          <w:lang w:val="en-US"/>
+        </w:rPr>
+        <w:t>16 đến 17 giờ, học Hack + Web</w:t>
+      </w:r>
+    </w:p>
+    <w:p>
+      <w:pPr>
+        <w:pStyle w:val="ListParagraph"/>
+        <w:numPr>
+          <w:ilvl w:val="0"/>
+          <w:numId w:val="2"/>
+        </w:numPr>
+        <w:rPr>
+          <w:rStyle w:val="Hyperlink"/>
+          <w:color w:val="auto"/>
+          <w:u w:val="none"/>
+          <w:lang w:val="en-US"/>
+        </w:rPr>
+      </w:pPr>
+      <w:r>
+        <w:rPr>
+          <w:rStyle w:val="Hyperlink"/>
+          <w:color w:val="auto"/>
+          <w:u w:val="none"/>
+          <w:lang w:val="en-US"/>
+        </w:rPr>
+        <w:t>17 đến 18 giờ, tắm, giặt, phơi, nghỉ, đọc Berserk</w:t>
+      </w:r>
+    </w:p>
+    <w:p>
+      <w:pPr>
+        <w:pStyle w:val="ListParagraph"/>
+        <w:numPr>
+          <w:ilvl w:val="0"/>
+          <w:numId w:val="2"/>
+        </w:numPr>
+        <w:rPr>
+          <w:rStyle w:val="Hyperlink"/>
+          <w:color w:val="auto"/>
+          <w:u w:val="none"/>
+          <w:lang w:val="en-US"/>
+        </w:rPr>
+      </w:pPr>
+      <w:r>
+        <w:rPr>
+          <w:rStyle w:val="Hyperlink"/>
+          <w:color w:val="auto"/>
+          <w:u w:val="none"/>
+          <w:lang w:val="en-US"/>
+        </w:rPr>
+        <w:t>18 đến 19 giờ, ăn, nghỉ,</w:t>
+      </w:r>
+      <w:r>
+        <w:rPr>
+          <w:rStyle w:val="Hyperlink"/>
+          <w:color w:val="auto"/>
+          <w:u w:val="none"/>
+          <w:lang w:val="en-US"/>
+        </w:rPr>
+        <w:t xml:space="preserve"> Check Quiz,</w:t>
+      </w:r>
+      <w:r>
+        <w:rPr>
+          <w:rStyle w:val="Hyperlink"/>
+          <w:color w:val="auto"/>
+          <w:u w:val="none"/>
+          <w:lang w:val="en-US"/>
+        </w:rPr>
+        <w:t xml:space="preserve"> Check nhóm,</w:t>
+      </w:r>
+      <w:r>
+        <w:rPr>
+          <w:rStyle w:val="Hyperlink"/>
+          <w:color w:val="auto"/>
+          <w:u w:val="none"/>
+          <w:lang w:val="en-US"/>
+        </w:rPr>
+        <w:t xml:space="preserve"> đọc Berserk</w:t>
+      </w:r>
+    </w:p>
+    <w:p>
+      <w:pPr>
+        <w:pStyle w:val="ListParagraph"/>
+        <w:numPr>
+          <w:ilvl w:val="0"/>
+          <w:numId w:val="2"/>
+        </w:numPr>
+        <w:rPr>
+          <w:rStyle w:val="Hyperlink"/>
+          <w:color w:val="auto"/>
+          <w:u w:val="none"/>
+          <w:lang w:val="en-US"/>
+        </w:rPr>
+      </w:pPr>
+      <w:r>
+        <w:rPr>
+          <w:rStyle w:val="Hyperlink"/>
+          <w:color w:val="auto"/>
+          <w:u w:val="none"/>
+          <w:lang w:val="en-US"/>
+        </w:rPr>
+        <w:t>19 đến 20 giờ, học thuật toán</w:t>
+      </w:r>
+    </w:p>
+    <w:p>
+      <w:pPr>
+        <w:pStyle w:val="ListParagraph"/>
+        <w:numPr>
+          <w:ilvl w:val="0"/>
+          <w:numId w:val="2"/>
+        </w:numPr>
+        <w:rPr>
+          <w:rStyle w:val="Hyperlink"/>
+          <w:color w:val="auto"/>
+          <w:u w:val="none"/>
+          <w:lang w:val="en-US"/>
+        </w:rPr>
+      </w:pPr>
+      <w:r>
+        <w:rPr>
+          <w:rStyle w:val="Hyperlink"/>
+          <w:color w:val="auto"/>
+          <w:u w:val="none"/>
+          <w:lang w:val="en-US"/>
+        </w:rPr>
+        <w:t>20 giờ, ngủ</w:t>
+      </w:r>
+    </w:p>
+    <w:p>
+      <w:pPr>
+        <w:pStyle w:val="ListParagraph"/>
+        <w:numPr>
+          <w:ilvl w:val="0"/>
+          <w:numId w:val="4"/>
+        </w:numPr>
+        <w:rPr>
+          <w:rStyle w:val="Hyperlink"/>
+          <w:color w:val="auto"/>
+          <w:u w:val="none"/>
+          <w:lang w:val="en-US"/>
+        </w:rPr>
+      </w:pPr>
+      <w:r>
+        <w:rPr>
+          <w:rStyle w:val="Hyperlink"/>
+          <w:color w:val="auto"/>
+          <w:u w:val="none"/>
+          <w:lang w:val="en-US"/>
+        </w:rPr>
+        <w:t>25/9/2023?</w:t>
+      </w:r>
+    </w:p>
+    <w:p>
+      <w:pPr>
+        <w:pStyle w:val="ListParagraph"/>
+        <w:numPr>
+          <w:ilvl w:val="0"/>
+          <w:numId w:val="2"/>
+        </w:numPr>
+        <w:rPr>
+          <w:rStyle w:val="Hyperlink"/>
+          <w:color w:val="auto"/>
+          <w:u w:val="none"/>
+          <w:lang w:val="en-US"/>
+        </w:rPr>
+      </w:pPr>
+      <w:r>
+        <w:rPr>
+          <w:rStyle w:val="Hyperlink"/>
+          <w:color w:val="auto"/>
+          <w:u w:val="none"/>
+          <w:lang w:val="en-US"/>
+        </w:rPr>
+        <w:t>Kiểm tra IC3 Full trắc nghiệm</w:t>
+      </w:r>
+    </w:p>
+    <w:p>
+      <w:pPr>
+        <w:pStyle w:val="ListParagraph"/>
+        <w:numPr>
+          <w:ilvl w:val="0"/>
+          <w:numId w:val="2"/>
+        </w:numPr>
+        <w:rPr>
+          <w:rStyle w:val="Hyperlink"/>
+          <w:color w:val="auto"/>
+          <w:u w:val="none"/>
+          <w:lang w:val="en-US"/>
+        </w:rPr>
+      </w:pPr>
+      <w:r>
+        <w:rPr>
+          <w:rStyle w:val="Hyperlink"/>
+          <w:color w:val="auto"/>
+          <w:u w:val="none"/>
+          <w:lang w:val="en-US"/>
+        </w:rPr>
+        <w:t>20 giờ, sạc Laptop Full</w:t>
+      </w:r>
+    </w:p>
+    <w:p>
+      <w:pPr>
+        <w:pStyle w:val="ListParagraph"/>
+        <w:numPr>
+          <w:ilvl w:val="0"/>
+          <w:numId w:val="2"/>
+        </w:numPr>
+        <w:rPr>
+          <w:rStyle w:val="Hyperlink"/>
+          <w:color w:val="auto"/>
+          <w:u w:val="none"/>
+          <w:lang w:val="en-US"/>
+        </w:rPr>
+      </w:pPr>
+      <w:r>
+        <w:rPr>
+          <w:rStyle w:val="Hyperlink"/>
+          <w:color w:val="auto"/>
+          <w:u w:val="none"/>
+          <w:lang w:val="en-US"/>
+        </w:rPr>
+        <w:t>21 giờ, sạc điện thoại</w:t>
+      </w:r>
+    </w:p>
+    <w:p>
+      <w:pPr>
+        <w:pStyle w:val="ListParagraph"/>
+        <w:numPr>
+          <w:ilvl w:val="0"/>
+          <w:numId w:val="4"/>
+        </w:numPr>
+        <w:rPr>
+          <w:rStyle w:val="Hyperlink"/>
+          <w:color w:val="auto"/>
+          <w:u w:val="none"/>
+          <w:lang w:val="en-US"/>
+        </w:rPr>
+      </w:pPr>
+      <w:r>
+        <w:rPr>
+          <w:rStyle w:val="Hyperlink"/>
+          <w:color w:val="auto"/>
+          <w:u w:val="none"/>
+          <w:lang w:val="en-US"/>
+        </w:rPr>
+        <w:t>26/9/2023?</w:t>
+      </w:r>
+    </w:p>
+    <w:p>
+      <w:pPr>
+        <w:pStyle w:val="ListParagraph"/>
+        <w:numPr>
+          <w:ilvl w:val="0"/>
+          <w:numId w:val="2"/>
+        </w:numPr>
+        <w:rPr>
+          <w:rStyle w:val="Hyperlink"/>
+          <w:color w:val="auto"/>
+          <w:u w:val="none"/>
+          <w:lang w:val="en-US"/>
+        </w:rPr>
+      </w:pPr>
+      <w:r>
+        <w:rPr>
+          <w:rStyle w:val="Hyperlink"/>
+          <w:color w:val="auto"/>
+          <w:u w:val="none"/>
+          <w:lang w:val="en-US"/>
+        </w:rPr>
+        <w:t>5 giờ, gỡ sạc điện thoại</w:t>
+      </w:r>
+    </w:p>
+    <w:p>
+      <w:pPr>
+        <w:pStyle w:val="ListParagraph"/>
+        <w:numPr>
+          <w:ilvl w:val="0"/>
+          <w:numId w:val="2"/>
+        </w:numPr>
+        <w:rPr>
+          <w:rStyle w:val="Hyperlink"/>
+          <w:color w:val="auto"/>
+          <w:u w:val="none"/>
+          <w:lang w:val="en-US"/>
+        </w:rPr>
+      </w:pPr>
+      <w:r>
+        <w:rPr>
+          <w:rStyle w:val="Hyperlink"/>
+          <w:color w:val="auto"/>
+          <w:u w:val="none"/>
+          <w:lang w:val="en-US"/>
+        </w:rPr>
+        <w:t>6.5 giờ, chạy ra ngô quyền mua 2 hộp cơm, ăn 1 hộp</w:t>
+      </w:r>
+    </w:p>
+    <w:p>
+      <w:pPr>
+        <w:pStyle w:val="ListParagraph"/>
+        <w:numPr>
+          <w:ilvl w:val="0"/>
+          <w:numId w:val="2"/>
+        </w:numPr>
+        <w:rPr>
+          <w:rStyle w:val="Hyperlink"/>
+          <w:color w:val="auto"/>
+          <w:u w:val="none"/>
+          <w:lang w:val="en-US"/>
+        </w:rPr>
+      </w:pPr>
+      <w:r>
+        <w:rPr>
+          <w:rStyle w:val="Hyperlink"/>
+          <w:color w:val="auto"/>
+          <w:u w:val="none"/>
+          <w:lang w:val="en-US"/>
+        </w:rPr>
+        <w:t>8 đến 10.83 giờ, vật lí 1, tòa H2, phòng 201</w:t>
+      </w:r>
+    </w:p>
+    <w:p>
+      <w:pPr>
+        <w:pStyle w:val="ListParagraph"/>
+        <w:numPr>
+          <w:ilvl w:val="0"/>
+          <w:numId w:val="2"/>
+        </w:numPr>
+        <w:rPr>
+          <w:rStyle w:val="Hyperlink"/>
+          <w:color w:val="auto"/>
+          <w:u w:val="none"/>
+          <w:lang w:val="en-US"/>
+        </w:rPr>
+      </w:pPr>
+      <w:r>
+        <w:rPr>
+          <w:rStyle w:val="Hyperlink"/>
+          <w:color w:val="auto"/>
+          <w:u w:val="none"/>
+          <w:lang w:val="en-US"/>
+        </w:rPr>
+        <w:t>11 giờ, ăn hộp cơm còn lại</w:t>
+      </w:r>
+    </w:p>
+    <w:p>
+      <w:pPr>
+        <w:pStyle w:val="ListParagraph"/>
+        <w:numPr>
+          <w:ilvl w:val="0"/>
+          <w:numId w:val="2"/>
+        </w:numPr>
+        <w:rPr>
+          <w:rStyle w:val="Hyperlink"/>
+          <w:color w:val="auto"/>
+          <w:u w:val="none"/>
+          <w:lang w:val="en-US"/>
+        </w:rPr>
+      </w:pPr>
+      <w:r>
+        <w:rPr>
+          <w:rStyle w:val="Hyperlink"/>
+          <w:color w:val="auto"/>
+          <w:u w:val="none"/>
+          <w:lang w:val="en-US"/>
+        </w:rPr>
+        <w:t>12 đến 13.83 giờ, giải tích 1 bài tập, tòa H1, phòng 802</w:t>
+      </w:r>
+    </w:p>
+    <w:p>
+      <w:pPr>
+        <w:pStyle w:val="ListParagraph"/>
+        <w:numPr>
+          <w:ilvl w:val="0"/>
+          <w:numId w:val="2"/>
+        </w:numPr>
+        <w:rPr>
+          <w:rStyle w:val="Hyperlink"/>
+          <w:color w:val="auto"/>
+          <w:u w:val="none"/>
+          <w:lang w:val="en-US"/>
+        </w:rPr>
+      </w:pPr>
+      <w:r>
+        <w:rPr>
+          <w:rStyle w:val="Hyperlink"/>
+          <w:color w:val="auto"/>
+          <w:u w:val="none"/>
+          <w:lang w:val="en-US"/>
+        </w:rPr>
+        <w:t>15 đến 17.83 giờ, giải tích 1, tòa H6, giảng đường</w:t>
+      </w:r>
+    </w:p>
+    <w:p>
+      <w:pPr>
+        <w:pStyle w:val="ListParagraph"/>
+        <w:numPr>
+          <w:ilvl w:val="0"/>
+          <w:numId w:val="2"/>
+        </w:numPr>
+        <w:rPr>
+          <w:rStyle w:val="Hyperlink"/>
+          <w:color w:val="auto"/>
+          <w:u w:val="none"/>
+          <w:lang w:val="en-US"/>
+        </w:rPr>
+      </w:pPr>
+      <w:r>
+        <w:rPr>
+          <w:rStyle w:val="Hyperlink"/>
+          <w:color w:val="auto"/>
+          <w:u w:val="none"/>
+          <w:lang w:val="en-US"/>
+        </w:rPr>
+        <w:t>18 giờ ghé bà mười mua cơm</w:t>
+      </w:r>
+    </w:p>
+    <w:p>
+      <w:pPr>
+        <w:pStyle w:val="ListParagraph"/>
+        <w:numPr>
+          <w:ilvl w:val="0"/>
+          <w:numId w:val="4"/>
+        </w:numPr>
+        <w:rPr>
+          <w:rStyle w:val="Hyperlink"/>
+          <w:color w:val="auto"/>
+          <w:u w:val="none"/>
+          <w:lang w:val="en-US"/>
+        </w:rPr>
+      </w:pPr>
+      <w:r>
+        <w:rPr>
+          <w:rStyle w:val="Hyperlink"/>
+          <w:color w:val="auto"/>
+          <w:u w:val="none"/>
+          <w:lang w:val="en-US"/>
+        </w:rPr>
+        <w:t>28/9/2023?</w:t>
+      </w:r>
+    </w:p>
+    <w:p>
+      <w:pPr>
+        <w:pStyle w:val="ListParagraph"/>
+        <w:numPr>
+          <w:ilvl w:val="0"/>
+          <w:numId w:val="2"/>
+        </w:numPr>
+        <w:rPr>
+          <w:rStyle w:val="Hyperlink"/>
+          <w:color w:val="auto"/>
+          <w:u w:val="none"/>
+          <w:lang w:val="en-US"/>
+        </w:rPr>
+      </w:pPr>
+      <w:r>
+        <w:rPr>
+          <w:rStyle w:val="Hyperlink"/>
+          <w:color w:val="auto"/>
+          <w:u w:val="none"/>
+          <w:lang w:val="en-US"/>
+        </w:rPr>
+        <w:t>7 đến 8.83 giờ, hệ thống số, tòa H6, giảng đường</w:t>
+      </w:r>
+    </w:p>
+    <w:p>
+      <w:pPr>
+        <w:pStyle w:val="ListParagraph"/>
+        <w:numPr>
+          <w:ilvl w:val="0"/>
+          <w:numId w:val="4"/>
+        </w:numPr>
+        <w:rPr>
+          <w:rStyle w:val="Hyperlink"/>
+          <w:color w:val="auto"/>
+          <w:u w:val="none"/>
+          <w:lang w:val="en-US"/>
+        </w:rPr>
+      </w:pPr>
+      <w:r>
+        <w:rPr>
+          <w:rStyle w:val="Hyperlink"/>
+          <w:color w:val="auto"/>
+          <w:u w:val="none"/>
+          <w:lang w:val="en-US"/>
+        </w:rPr>
+        <w:t>29/9/2023?</w:t>
+      </w:r>
+    </w:p>
+    <w:p>
+      <w:pPr>
+        <w:pStyle w:val="ListParagraph"/>
+        <w:numPr>
+          <w:ilvl w:val="0"/>
+          <w:numId w:val="2"/>
+        </w:numPr>
+        <w:rPr>
+          <w:rStyle w:val="Hyperlink"/>
+          <w:color w:val="auto"/>
+          <w:u w:val="none"/>
+          <w:lang w:val="en-US"/>
+        </w:rPr>
+      </w:pPr>
+      <w:r>
+        <w:rPr>
+          <w:rStyle w:val="Hyperlink"/>
+          <w:color w:val="auto"/>
+          <w:u w:val="none"/>
+          <w:lang w:val="en-US"/>
+        </w:rPr>
+        <w:t>14 đến 15.83 giờ, nhập môn điện toán, tòa H6, giảng đường</w:t>
+      </w:r>
+    </w:p>
+    <w:p>
+      <w:pPr>
+        <w:pStyle w:val="ListParagraph"/>
+        <w:numPr>
+          <w:ilvl w:val="0"/>
+          <w:numId w:val="2"/>
+        </w:numPr>
+        <w:rPr>
+          <w:rStyle w:val="Hyperlink"/>
+          <w:color w:val="auto"/>
+          <w:u w:val="none"/>
+          <w:lang w:val="en-US"/>
+        </w:rPr>
+      </w:pPr>
+      <w:r>
+        <w:rPr>
+          <w:rStyle w:val="Hyperlink"/>
+          <w:color w:val="auto"/>
+          <w:u w:val="none"/>
+          <w:lang w:val="en-US"/>
+        </w:rPr>
+        <w:t>16 đến 17.83 giờ, vật lí 1 bài tập, tòa H1, phòng 101</w:t>
+      </w:r>
+    </w:p>
+    <w:p>
+      <w:pPr>
+        <w:pStyle w:val="ListParagraph"/>
+        <w:numPr>
+          <w:ilvl w:val="0"/>
+          <w:numId w:val="4"/>
+        </w:numPr>
+        <w:rPr>
+          <w:lang w:val="en-US"/>
+        </w:rPr>
+      </w:pPr>
+      <w:r>
+        <w:rPr>
+          <w:lang w:val="en-US"/>
+        </w:rPr>
+        <w:t>1/10/2023 Đến 5/10/2023?</w:t>
+      </w:r>
+    </w:p>
+    <w:p>
+      <w:pPr>
+        <w:pStyle w:val="ListParagraph"/>
+        <w:numPr>
+          <w:ilvl w:val="0"/>
+          <w:numId w:val="2"/>
+        </w:numPr>
+        <w:rPr>
+          <w:lang w:val="en-US"/>
+        </w:rPr>
+      </w:pPr>
+      <w:r>
+        <w:rPr>
+          <w:lang w:val="en-US"/>
+        </w:rPr>
+        <w:t>Đăng kí xe tháng</w:t>
+      </w:r>
+    </w:p>
+    <w:p>
+      <w:pPr>
+        <w:pStyle w:val="ListParagraph"/>
+        <w:numPr>
+          <w:ilvl w:val="0"/>
+          <w:numId w:val="4"/>
+        </w:numPr>
+        <w:rPr>
+          <w:lang w:val="en-US"/>
+        </w:rPr>
+      </w:pPr>
+      <w:r>
+        <w:rPr>
+          <w:lang w:val="en-US"/>
+        </w:rPr>
+        <w:t>6/10/2023?</w:t>
+      </w:r>
+    </w:p>
+    <w:p>
+      <w:pPr>
+        <w:pStyle w:val="ListParagraph"/>
+        <w:numPr>
+          <w:ilvl w:val="0"/>
+          <w:numId w:val="2"/>
+        </w:numPr>
+        <w:rPr>
+          <w:lang w:val="en-US"/>
+        </w:rPr>
+      </w:pPr>
+      <w:r>
+        <w:rPr>
+          <w:lang w:val="en-US"/>
+        </w:rPr>
+        <w:t>Kiểm tra CNTT</w:t>
+      </w:r>
+    </w:p>
+    <w:p>
+      <w:pPr>
+        <w:pStyle w:val="ListParagraph"/>
+        <w:numPr>
+          <w:ilvl w:val="0"/>
+          <w:numId w:val="4"/>
+        </w:numPr>
+        <w:rPr>
+          <w:lang w:val="en-US"/>
+        </w:rPr>
+      </w:pPr>
+      <w:r>
+        <w:rPr>
+          <w:lang w:val="en-US"/>
+        </w:rPr>
+        <w:t>16/10/2023?</w:t>
+      </w:r>
+    </w:p>
+    <w:p>
+      <w:pPr>
+        <w:pStyle w:val="ListParagraph"/>
+        <w:numPr>
+          <w:ilvl w:val="0"/>
+          <w:numId w:val="2"/>
+        </w:numPr>
+        <w:rPr>
+          <w:lang w:val="en-US"/>
+        </w:rPr>
+      </w:pPr>
+      <w:r>
+        <w:rPr>
+          <w:lang w:val="en-US"/>
+        </w:rPr>
+        <w:t>Học thể dục</w:t>
+      </w:r>
+    </w:p>
+    <w:p>
+      <w:pPr>
+        <w:pStyle w:val="ListParagraph"/>
+        <w:numPr>
+          <w:ilvl w:val="0"/>
+          <w:numId w:val="4"/>
+        </w:numPr>
+        <w:rPr>
+          <w:lang w:val="en-US"/>
+        </w:rPr>
+      </w:pPr>
+      <w:r>
+        <w:rPr>
+          <w:lang w:val="en-US"/>
+        </w:rPr>
+        <w:t>Cuối Năm 1?</w:t>
+      </w:r>
+    </w:p>
+    <w:p>
+      <w:pPr>
+        <w:pStyle w:val="ListParagraph"/>
+        <w:numPr>
+          <w:ilvl w:val="0"/>
+          <w:numId w:val="2"/>
+        </w:numPr>
+        <w:rPr>
+          <w:lang w:val="en-US"/>
+        </w:rPr>
+      </w:pPr>
+      <w:r>
+        <w:rPr>
+          <w:lang w:val="en-US"/>
+        </w:rPr>
+        <w:t>Nộp MOS</w:t>
+      </w:r>
+    </w:p>
+    <w:p>
+      <w:pPr>
+        <w:rPr>
+          <w:lang w:val="en-US"/>
+        </w:rPr>
+      </w:pPr>
+    </w:p>
+    <w:p>
+      <w:pPr>
+        <w:rPr>
+          <w:lang w:val="en-US"/>
+        </w:rPr>
+      </w:pPr>
+      <w:r>
+        <w:rPr>
+          <w:lang w:val="en-US"/>
+        </w:rPr>
+        <w:t>Task – Nhiệm Vụ:</w:t>
+      </w:r>
+    </w:p>
+    <w:p>
+      <w:pPr>
+        <w:pStyle w:val="ListParagraph"/>
+        <w:numPr>
+          <w:ilvl w:val="0"/>
+          <w:numId w:val="7"/>
+        </w:numPr>
+        <w:rPr>
+          <w:lang w:val="en-US"/>
+        </w:rPr>
+      </w:pPr>
+      <w:r>
+        <w:rPr>
+          <w:lang w:val="en-US"/>
+        </w:rPr>
+        <w:t>Quy Đổi Điểm?</w:t>
+      </w:r>
+    </w:p>
+    <w:p>
+      <w:pPr>
+        <w:pStyle w:val="ListParagraph"/>
+        <w:numPr>
+          <w:ilvl w:val="0"/>
+          <w:numId w:val="2"/>
+        </w:numPr>
+        <w:rPr>
+          <w:lang w:val="en-US"/>
+        </w:rPr>
+      </w:pPr>
+      <w:r>
+        <w:rPr>
+          <w:lang w:val="en-US"/>
+        </w:rPr>
+        <w:t>Từ thang 10 sang chữ</w:t>
+      </w:r>
+    </w:p>
+    <w:p>
+      <w:pPr>
+        <w:pStyle w:val="ListParagraph"/>
+        <w:numPr>
+          <w:ilvl w:val="0"/>
+          <w:numId w:val="2"/>
+        </w:numPr>
+        <w:rPr>
+          <w:lang w:val="en-US"/>
+        </w:rPr>
+      </w:pPr>
+      <w:r>
+        <w:rPr>
+          <w:lang w:val="en-US"/>
+        </w:rPr>
+        <w:t>F = 4 trở xuống</w:t>
+      </w:r>
+    </w:p>
+    <w:p>
+      <w:pPr>
+        <w:pStyle w:val="ListParagraph"/>
+        <w:numPr>
+          <w:ilvl w:val="0"/>
+          <w:numId w:val="2"/>
+        </w:numPr>
+        <w:rPr>
+          <w:lang w:val="en-US"/>
+        </w:rPr>
+      </w:pPr>
+      <w:r>
+        <w:rPr>
+          <w:lang w:val="en-US"/>
+        </w:rPr>
+        <w:t>D = 4 đến 5</w:t>
+      </w:r>
+    </w:p>
+    <w:p>
+      <w:pPr>
+        <w:pStyle w:val="ListParagraph"/>
+        <w:numPr>
+          <w:ilvl w:val="0"/>
+          <w:numId w:val="2"/>
+        </w:numPr>
+        <w:rPr>
+          <w:lang w:val="en-US"/>
+        </w:rPr>
+      </w:pPr>
+      <w:r>
+        <w:rPr>
+          <w:lang w:val="en-US"/>
+        </w:rPr>
+        <w:t>D+ = 5 đến 5.5</w:t>
+      </w:r>
+    </w:p>
+    <w:p>
+      <w:pPr>
+        <w:pStyle w:val="ListParagraph"/>
+        <w:numPr>
+          <w:ilvl w:val="0"/>
+          <w:numId w:val="2"/>
+        </w:numPr>
+        <w:rPr>
+          <w:lang w:val="en-US"/>
+        </w:rPr>
+      </w:pPr>
+      <w:r>
+        <w:rPr>
+          <w:lang w:val="en-US"/>
+        </w:rPr>
+        <w:t>Mỗi chữ cái không có “+” thì tăng 1</w:t>
+      </w:r>
+    </w:p>
+    <w:p>
+      <w:pPr>
+        <w:pStyle w:val="ListParagraph"/>
+        <w:numPr>
+          <w:ilvl w:val="0"/>
+          <w:numId w:val="2"/>
+        </w:numPr>
+        <w:rPr>
+          <w:lang w:val="en-US"/>
+        </w:rPr>
+      </w:pPr>
+      <w:r>
+        <w:rPr>
+          <w:lang w:val="en-US"/>
+        </w:rPr>
         <w:lastRenderedPageBreak/>
-        <w:t>11 đến 12 giờ, ăn, nghỉ, đọc Berserk</w:t>
-      </w:r>
-    </w:p>
-    <w:p>
-      <w:pPr>
-        <w:pStyle w:val="ListParagraph"/>
-        <w:numPr>
-          <w:ilvl w:val="0"/>
-          <w:numId w:val="2"/>
-        </w:numPr>
-        <w:rPr>
-          <w:rStyle w:val="Hyperlink"/>
-          <w:color w:val="auto"/>
-          <w:u w:val="none"/>
-          <w:lang w:val="en-US"/>
-        </w:rPr>
-      </w:pPr>
-      <w:r>
-        <w:rPr>
-          <w:rStyle w:val="Hyperlink"/>
-          <w:color w:val="auto"/>
-          <w:u w:val="none"/>
-          <w:lang w:val="en-US"/>
-        </w:rPr>
-        <w:t>12 đến 13 giờ, học IELTS + Berserk</w:t>
-      </w:r>
-    </w:p>
-    <w:p>
-      <w:pPr>
-        <w:pStyle w:val="ListParagraph"/>
-        <w:numPr>
-          <w:ilvl w:val="0"/>
-          <w:numId w:val="2"/>
-        </w:numPr>
-        <w:rPr>
-          <w:rStyle w:val="Hyperlink"/>
-          <w:color w:val="auto"/>
-          <w:u w:val="none"/>
-          <w:lang w:val="en-US"/>
-        </w:rPr>
-      </w:pPr>
-      <w:r>
-        <w:rPr>
-          <w:rStyle w:val="Hyperlink"/>
-          <w:color w:val="auto"/>
-          <w:u w:val="none"/>
-          <w:lang w:val="en-US"/>
-        </w:rPr>
-        <w:t>13 đến 14 giờ, học IC3</w:t>
-      </w:r>
-    </w:p>
-    <w:p>
-      <w:pPr>
-        <w:pStyle w:val="ListParagraph"/>
-        <w:numPr>
-          <w:ilvl w:val="0"/>
-          <w:numId w:val="2"/>
-        </w:numPr>
-        <w:rPr>
-          <w:rStyle w:val="Hyperlink"/>
-          <w:color w:val="auto"/>
-          <w:u w:val="none"/>
-          <w:lang w:val="en-US"/>
-        </w:rPr>
-      </w:pPr>
-      <w:r>
-        <w:rPr>
-          <w:rStyle w:val="Hyperlink"/>
-          <w:color w:val="auto"/>
-          <w:u w:val="none"/>
-          <w:lang w:val="en-US"/>
-        </w:rPr>
-        <w:t>14 đến 15 giờ, học vật lí</w:t>
-      </w:r>
-    </w:p>
-    <w:p>
-      <w:pPr>
-        <w:pStyle w:val="ListParagraph"/>
-        <w:numPr>
-          <w:ilvl w:val="0"/>
-          <w:numId w:val="2"/>
-        </w:numPr>
-        <w:rPr>
-          <w:rStyle w:val="Hyperlink"/>
-          <w:color w:val="auto"/>
-          <w:u w:val="none"/>
-          <w:lang w:val="en-US"/>
-        </w:rPr>
-      </w:pPr>
-      <w:r>
-        <w:rPr>
-          <w:rStyle w:val="Hyperlink"/>
-          <w:color w:val="auto"/>
-          <w:u w:val="none"/>
-          <w:lang w:val="en-US"/>
-        </w:rPr>
-        <w:t>15 đến 16 giờ, giải đề</w:t>
-      </w:r>
-    </w:p>
-    <w:p>
-      <w:pPr>
-        <w:pStyle w:val="ListParagraph"/>
-        <w:numPr>
-          <w:ilvl w:val="0"/>
-          <w:numId w:val="2"/>
-        </w:numPr>
-        <w:rPr>
-          <w:rStyle w:val="Hyperlink"/>
-          <w:color w:val="auto"/>
-          <w:u w:val="none"/>
-          <w:lang w:val="en-US"/>
-        </w:rPr>
-      </w:pPr>
-      <w:r>
-        <w:rPr>
-          <w:rStyle w:val="Hyperlink"/>
-          <w:color w:val="auto"/>
-          <w:u w:val="none"/>
-          <w:lang w:val="en-US"/>
-        </w:rPr>
-        <w:t>16 đến 17 giờ, học Hack + Web</w:t>
-      </w:r>
-    </w:p>
-    <w:p>
-      <w:pPr>
-        <w:pStyle w:val="ListParagraph"/>
-        <w:numPr>
-          <w:ilvl w:val="0"/>
-          <w:numId w:val="2"/>
-        </w:numPr>
-        <w:rPr>
-          <w:rStyle w:val="Hyperlink"/>
-          <w:color w:val="auto"/>
-          <w:u w:val="none"/>
-          <w:lang w:val="en-US"/>
-        </w:rPr>
-      </w:pPr>
-      <w:r>
-        <w:rPr>
-          <w:rStyle w:val="Hyperlink"/>
-          <w:color w:val="auto"/>
-          <w:u w:val="none"/>
-          <w:lang w:val="en-US"/>
-        </w:rPr>
-        <w:t>17 đến 18 giờ, tắm, giặt, phơi, nghỉ, đọc Berserk</w:t>
-      </w:r>
-    </w:p>
-    <w:p>
-      <w:pPr>
-        <w:pStyle w:val="ListParagraph"/>
-        <w:numPr>
-          <w:ilvl w:val="0"/>
-          <w:numId w:val="2"/>
-        </w:numPr>
-        <w:rPr>
-          <w:rStyle w:val="Hyperlink"/>
-          <w:color w:val="auto"/>
-          <w:u w:val="none"/>
-          <w:lang w:val="en-US"/>
-        </w:rPr>
-      </w:pPr>
-      <w:r>
-        <w:rPr>
-          <w:rStyle w:val="Hyperlink"/>
-          <w:color w:val="auto"/>
-          <w:u w:val="none"/>
-          <w:lang w:val="en-US"/>
-        </w:rPr>
-        <w:t>18 đến 19 giờ, ăn, nghỉ,</w:t>
-      </w:r>
-      <w:r>
-        <w:rPr>
-          <w:rStyle w:val="Hyperlink"/>
-          <w:color w:val="auto"/>
-          <w:u w:val="none"/>
-          <w:lang w:val="en-US"/>
-        </w:rPr>
-        <w:t xml:space="preserve"> Check Quiz,</w:t>
-      </w:r>
-      <w:r>
-        <w:rPr>
-          <w:rStyle w:val="Hyperlink"/>
-          <w:color w:val="auto"/>
-          <w:u w:val="none"/>
-          <w:lang w:val="en-US"/>
-        </w:rPr>
-        <w:t xml:space="preserve"> Check nhóm,</w:t>
-      </w:r>
-      <w:r>
-        <w:rPr>
-          <w:rStyle w:val="Hyperlink"/>
-          <w:color w:val="auto"/>
-          <w:u w:val="none"/>
-          <w:lang w:val="en-US"/>
-        </w:rPr>
-        <w:t xml:space="preserve"> đọc Berserk</w:t>
-      </w:r>
-    </w:p>
-    <w:p>
-      <w:pPr>
-        <w:pStyle w:val="ListParagraph"/>
-        <w:numPr>
-          <w:ilvl w:val="0"/>
-          <w:numId w:val="2"/>
-        </w:numPr>
-        <w:rPr>
-          <w:rStyle w:val="Hyperlink"/>
-          <w:color w:val="auto"/>
-          <w:u w:val="none"/>
-          <w:lang w:val="en-US"/>
-        </w:rPr>
-      </w:pPr>
-      <w:r>
-        <w:rPr>
-          <w:rStyle w:val="Hyperlink"/>
-          <w:color w:val="auto"/>
-          <w:u w:val="none"/>
-          <w:lang w:val="en-US"/>
-        </w:rPr>
-        <w:t>19 đến 20 giờ, học thuật toán</w:t>
-      </w:r>
-    </w:p>
-    <w:p>
-      <w:pPr>
-        <w:pStyle w:val="ListParagraph"/>
-        <w:numPr>
-          <w:ilvl w:val="0"/>
-          <w:numId w:val="2"/>
-        </w:numPr>
-        <w:rPr>
-          <w:rStyle w:val="Hyperlink"/>
-          <w:color w:val="auto"/>
-          <w:u w:val="none"/>
-          <w:lang w:val="en-US"/>
-        </w:rPr>
-      </w:pPr>
-      <w:r>
-        <w:rPr>
-          <w:rStyle w:val="Hyperlink"/>
-          <w:color w:val="auto"/>
-          <w:u w:val="none"/>
-          <w:lang w:val="en-US"/>
-        </w:rPr>
-        <w:t>20 giờ, ngủ</w:t>
-      </w:r>
-    </w:p>
-    <w:p>
-      <w:pPr>
-        <w:pStyle w:val="ListParagraph"/>
-        <w:numPr>
-          <w:ilvl w:val="0"/>
-          <w:numId w:val="4"/>
-        </w:numPr>
-        <w:rPr>
-          <w:rStyle w:val="Hyperlink"/>
-          <w:color w:val="auto"/>
-          <w:u w:val="none"/>
-          <w:lang w:val="en-US"/>
-        </w:rPr>
-      </w:pPr>
-      <w:r>
-        <w:rPr>
-          <w:rStyle w:val="Hyperlink"/>
-          <w:color w:val="auto"/>
-          <w:u w:val="none"/>
-          <w:lang w:val="en-US"/>
-        </w:rPr>
-        <w:t>25/9/2023?</w:t>
-      </w:r>
-    </w:p>
-    <w:p>
-      <w:pPr>
-        <w:pStyle w:val="ListParagraph"/>
-        <w:numPr>
-          <w:ilvl w:val="0"/>
-          <w:numId w:val="2"/>
-        </w:numPr>
-        <w:rPr>
-          <w:rStyle w:val="Hyperlink"/>
-          <w:color w:val="auto"/>
-          <w:u w:val="none"/>
-          <w:lang w:val="en-US"/>
-        </w:rPr>
-      </w:pPr>
-      <w:r>
-        <w:rPr>
-          <w:rStyle w:val="Hyperlink"/>
-          <w:color w:val="auto"/>
-          <w:u w:val="none"/>
-          <w:lang w:val="en-US"/>
-        </w:rPr>
-        <w:t>Kiểm tra IC3 Full trắc nghiệm</w:t>
-      </w:r>
-    </w:p>
-    <w:p>
-      <w:pPr>
-        <w:pStyle w:val="ListParagraph"/>
-        <w:numPr>
-          <w:ilvl w:val="0"/>
-          <w:numId w:val="2"/>
-        </w:numPr>
-        <w:rPr>
-          <w:rStyle w:val="Hyperlink"/>
-          <w:color w:val="auto"/>
-          <w:u w:val="none"/>
-          <w:lang w:val="en-US"/>
-        </w:rPr>
-      </w:pPr>
-      <w:r>
-        <w:rPr>
-          <w:rStyle w:val="Hyperlink"/>
-          <w:color w:val="auto"/>
-          <w:u w:val="none"/>
-          <w:lang w:val="en-US"/>
-        </w:rPr>
-        <w:t>20 giờ, sạc Laptop Full</w:t>
-      </w:r>
-    </w:p>
-    <w:p>
-      <w:pPr>
-        <w:pStyle w:val="ListParagraph"/>
-        <w:numPr>
-          <w:ilvl w:val="0"/>
-          <w:numId w:val="2"/>
-        </w:numPr>
-        <w:rPr>
-          <w:rStyle w:val="Hyperlink"/>
-          <w:color w:val="auto"/>
-          <w:u w:val="none"/>
-          <w:lang w:val="en-US"/>
-        </w:rPr>
-      </w:pPr>
-      <w:r>
-        <w:rPr>
-          <w:rStyle w:val="Hyperlink"/>
-          <w:color w:val="auto"/>
-          <w:u w:val="none"/>
-          <w:lang w:val="en-US"/>
-        </w:rPr>
-        <w:t>21 giờ, sạc điện thoại</w:t>
-      </w:r>
-    </w:p>
-    <w:p>
-      <w:pPr>
-        <w:pStyle w:val="ListParagraph"/>
-        <w:numPr>
-          <w:ilvl w:val="0"/>
-          <w:numId w:val="4"/>
-        </w:numPr>
-        <w:rPr>
-          <w:rStyle w:val="Hyperlink"/>
-          <w:color w:val="auto"/>
-          <w:u w:val="none"/>
-          <w:lang w:val="en-US"/>
-        </w:rPr>
-      </w:pPr>
-      <w:r>
-        <w:rPr>
-          <w:rStyle w:val="Hyperlink"/>
-          <w:color w:val="auto"/>
-          <w:u w:val="none"/>
-          <w:lang w:val="en-US"/>
-        </w:rPr>
-        <w:t>26/9/2023?</w:t>
-      </w:r>
-    </w:p>
-    <w:p>
-      <w:pPr>
-        <w:pStyle w:val="ListParagraph"/>
-        <w:numPr>
-          <w:ilvl w:val="0"/>
-          <w:numId w:val="2"/>
-        </w:numPr>
-        <w:rPr>
-          <w:rStyle w:val="Hyperlink"/>
-          <w:color w:val="auto"/>
-          <w:u w:val="none"/>
-          <w:lang w:val="en-US"/>
-        </w:rPr>
-      </w:pPr>
-      <w:r>
-        <w:rPr>
-          <w:rStyle w:val="Hyperlink"/>
-          <w:color w:val="auto"/>
-          <w:u w:val="none"/>
-          <w:lang w:val="en-US"/>
-        </w:rPr>
-        <w:t>5 giờ, gỡ sạc điện thoại</w:t>
-      </w:r>
-    </w:p>
-    <w:p>
-      <w:pPr>
-        <w:pStyle w:val="ListParagraph"/>
-        <w:numPr>
-          <w:ilvl w:val="0"/>
-          <w:numId w:val="2"/>
-        </w:numPr>
-        <w:rPr>
-          <w:rStyle w:val="Hyperlink"/>
-          <w:color w:val="auto"/>
-          <w:u w:val="none"/>
-          <w:lang w:val="en-US"/>
-        </w:rPr>
-      </w:pPr>
-      <w:r>
-        <w:rPr>
-          <w:rStyle w:val="Hyperlink"/>
-          <w:color w:val="auto"/>
-          <w:u w:val="none"/>
-          <w:lang w:val="en-US"/>
-        </w:rPr>
-        <w:t>6.5 giờ, chạy ra ngô quyền mua 2 hộp cơm, ăn 1 hộp</w:t>
-      </w:r>
-    </w:p>
-    <w:p>
-      <w:pPr>
-        <w:pStyle w:val="ListParagraph"/>
-        <w:numPr>
-          <w:ilvl w:val="0"/>
-          <w:numId w:val="2"/>
-        </w:numPr>
-        <w:rPr>
-          <w:rStyle w:val="Hyperlink"/>
-          <w:color w:val="auto"/>
-          <w:u w:val="none"/>
-          <w:lang w:val="en-US"/>
-        </w:rPr>
-      </w:pPr>
-      <w:r>
-        <w:rPr>
-          <w:rStyle w:val="Hyperlink"/>
-          <w:color w:val="auto"/>
-          <w:u w:val="none"/>
-          <w:lang w:val="en-US"/>
-        </w:rPr>
-        <w:t>8 đến 10.83 giờ, vật lí 1, tòa H2, phòng 201</w:t>
-      </w:r>
-    </w:p>
-    <w:p>
-      <w:pPr>
-        <w:pStyle w:val="ListParagraph"/>
-        <w:numPr>
-          <w:ilvl w:val="0"/>
-          <w:numId w:val="2"/>
-        </w:numPr>
-        <w:rPr>
-          <w:rStyle w:val="Hyperlink"/>
-          <w:color w:val="auto"/>
-          <w:u w:val="none"/>
-          <w:lang w:val="en-US"/>
-        </w:rPr>
-      </w:pPr>
-      <w:r>
-        <w:rPr>
-          <w:rStyle w:val="Hyperlink"/>
-          <w:color w:val="auto"/>
-          <w:u w:val="none"/>
-          <w:lang w:val="en-US"/>
-        </w:rPr>
-        <w:t>11 giờ, ăn hộp cơm còn lại</w:t>
-      </w:r>
-    </w:p>
-    <w:p>
-      <w:pPr>
-        <w:pStyle w:val="ListParagraph"/>
-        <w:numPr>
-          <w:ilvl w:val="0"/>
-          <w:numId w:val="2"/>
-        </w:numPr>
-        <w:rPr>
-          <w:rStyle w:val="Hyperlink"/>
-          <w:color w:val="auto"/>
-          <w:u w:val="none"/>
-          <w:lang w:val="en-US"/>
-        </w:rPr>
-      </w:pPr>
-      <w:r>
-        <w:rPr>
-          <w:rStyle w:val="Hyperlink"/>
-          <w:color w:val="auto"/>
-          <w:u w:val="none"/>
-          <w:lang w:val="en-US"/>
-        </w:rPr>
-        <w:t>12 đến 13.83 giờ, giải tích 1 bài tập, tòa H1, phòng 802</w:t>
-      </w:r>
-    </w:p>
-    <w:p>
-      <w:pPr>
-        <w:pStyle w:val="ListParagraph"/>
-        <w:numPr>
-          <w:ilvl w:val="0"/>
-          <w:numId w:val="2"/>
-        </w:numPr>
-        <w:rPr>
-          <w:rStyle w:val="Hyperlink"/>
-          <w:color w:val="auto"/>
-          <w:u w:val="none"/>
-          <w:lang w:val="en-US"/>
-        </w:rPr>
-      </w:pPr>
-      <w:r>
-        <w:rPr>
-          <w:rStyle w:val="Hyperlink"/>
-          <w:color w:val="auto"/>
-          <w:u w:val="none"/>
-          <w:lang w:val="en-US"/>
-        </w:rPr>
-        <w:t>15 đến 17.83 giờ, giải tích 1, tòa H6, giảng đường</w:t>
-      </w:r>
-    </w:p>
-    <w:p>
-      <w:pPr>
-        <w:pStyle w:val="ListParagraph"/>
-        <w:numPr>
-          <w:ilvl w:val="0"/>
-          <w:numId w:val="2"/>
-        </w:numPr>
-        <w:rPr>
-          <w:rStyle w:val="Hyperlink"/>
-          <w:color w:val="auto"/>
-          <w:u w:val="none"/>
-          <w:lang w:val="en-US"/>
-        </w:rPr>
-      </w:pPr>
-      <w:r>
-        <w:rPr>
-          <w:rStyle w:val="Hyperlink"/>
-          <w:color w:val="auto"/>
-          <w:u w:val="none"/>
-          <w:lang w:val="en-US"/>
-        </w:rPr>
-        <w:t>18 giờ ghé bà mười mua cơm</w:t>
-      </w:r>
-    </w:p>
-    <w:p>
-      <w:pPr>
-        <w:pStyle w:val="ListParagraph"/>
-        <w:numPr>
-          <w:ilvl w:val="0"/>
-          <w:numId w:val="4"/>
-        </w:numPr>
-        <w:rPr>
-          <w:rStyle w:val="Hyperlink"/>
-          <w:color w:val="auto"/>
-          <w:u w:val="none"/>
-          <w:lang w:val="en-US"/>
-        </w:rPr>
-      </w:pPr>
-      <w:r>
-        <w:rPr>
-          <w:rStyle w:val="Hyperlink"/>
-          <w:color w:val="auto"/>
-          <w:u w:val="none"/>
-          <w:lang w:val="en-US"/>
-        </w:rPr>
-        <w:t>28/9/2023?</w:t>
-      </w:r>
-    </w:p>
-    <w:p>
-      <w:pPr>
-        <w:pStyle w:val="ListParagraph"/>
-        <w:numPr>
-          <w:ilvl w:val="0"/>
-          <w:numId w:val="2"/>
-        </w:numPr>
-        <w:rPr>
-          <w:rStyle w:val="Hyperlink"/>
-          <w:color w:val="auto"/>
-          <w:u w:val="none"/>
-          <w:lang w:val="en-US"/>
-        </w:rPr>
-      </w:pPr>
-      <w:r>
-        <w:rPr>
-          <w:rStyle w:val="Hyperlink"/>
-          <w:color w:val="auto"/>
-          <w:u w:val="none"/>
-          <w:lang w:val="en-US"/>
-        </w:rPr>
-        <w:t>7 đến 8.83 giờ, hệ thống số, tòa H6, giảng đường</w:t>
-      </w:r>
-    </w:p>
-    <w:p>
-      <w:pPr>
-        <w:pStyle w:val="ListParagraph"/>
-        <w:numPr>
-          <w:ilvl w:val="0"/>
-          <w:numId w:val="4"/>
-        </w:numPr>
-        <w:rPr>
-          <w:rStyle w:val="Hyperlink"/>
-          <w:color w:val="auto"/>
-          <w:u w:val="none"/>
-          <w:lang w:val="en-US"/>
-        </w:rPr>
-      </w:pPr>
-      <w:r>
-        <w:rPr>
-          <w:rStyle w:val="Hyperlink"/>
-          <w:color w:val="auto"/>
-          <w:u w:val="none"/>
-          <w:lang w:val="en-US"/>
-        </w:rPr>
-        <w:t>29/9/2023?</w:t>
-      </w:r>
-    </w:p>
-    <w:p>
-      <w:pPr>
-        <w:pStyle w:val="ListParagraph"/>
-        <w:numPr>
-          <w:ilvl w:val="0"/>
-          <w:numId w:val="2"/>
-        </w:numPr>
-        <w:rPr>
-          <w:rStyle w:val="Hyperlink"/>
-          <w:color w:val="auto"/>
-          <w:u w:val="none"/>
-          <w:lang w:val="en-US"/>
-        </w:rPr>
-      </w:pPr>
-      <w:r>
-        <w:rPr>
-          <w:rStyle w:val="Hyperlink"/>
-          <w:color w:val="auto"/>
-          <w:u w:val="none"/>
-          <w:lang w:val="en-US"/>
-        </w:rPr>
-        <w:t>14 đến 15.83 giờ, nhập môn điện toán, tòa H6, giảng đường</w:t>
-      </w:r>
-    </w:p>
-    <w:p>
-      <w:pPr>
-        <w:pStyle w:val="ListParagraph"/>
-        <w:numPr>
-          <w:ilvl w:val="0"/>
-          <w:numId w:val="2"/>
-        </w:numPr>
-        <w:rPr>
-          <w:rStyle w:val="Hyperlink"/>
-          <w:color w:val="auto"/>
-          <w:u w:val="none"/>
-          <w:lang w:val="en-US"/>
-        </w:rPr>
-      </w:pPr>
-      <w:r>
-        <w:rPr>
-          <w:rStyle w:val="Hyperlink"/>
-          <w:color w:val="auto"/>
-          <w:u w:val="none"/>
-          <w:lang w:val="en-US"/>
-        </w:rPr>
-        <w:t>16 đến 17.83 giờ, vật lí 1 bài tập, tòa H1, phòng 101</w:t>
-      </w:r>
-    </w:p>
-    <w:p>
-      <w:pPr>
-        <w:pStyle w:val="ListParagraph"/>
-        <w:numPr>
-          <w:ilvl w:val="0"/>
-          <w:numId w:val="4"/>
-        </w:numPr>
-        <w:rPr>
-          <w:lang w:val="en-US"/>
-        </w:rPr>
-      </w:pPr>
-      <w:r>
-        <w:rPr>
-          <w:lang w:val="en-US"/>
-        </w:rPr>
-        <w:t>1/10/2023 Đến 5/10/2023?</w:t>
-      </w:r>
-    </w:p>
-    <w:p>
-      <w:pPr>
-        <w:pStyle w:val="ListParagraph"/>
-        <w:numPr>
-          <w:ilvl w:val="0"/>
-          <w:numId w:val="2"/>
-        </w:numPr>
-        <w:rPr>
-          <w:lang w:val="en-US"/>
-        </w:rPr>
-      </w:pPr>
-      <w:r>
-        <w:rPr>
-          <w:lang w:val="en-US"/>
-        </w:rPr>
-        <w:t>Đăng kí xe tháng</w:t>
-      </w:r>
-    </w:p>
-    <w:p>
-      <w:pPr>
-        <w:pStyle w:val="ListParagraph"/>
-        <w:numPr>
-          <w:ilvl w:val="0"/>
-          <w:numId w:val="4"/>
-        </w:numPr>
-        <w:rPr>
-          <w:lang w:val="en-US"/>
-        </w:rPr>
-      </w:pPr>
-      <w:r>
-        <w:rPr>
-          <w:lang w:val="en-US"/>
-        </w:rPr>
-        <w:t>6/10/2023?</w:t>
-      </w:r>
-    </w:p>
-    <w:p>
-      <w:pPr>
-        <w:pStyle w:val="ListParagraph"/>
-        <w:numPr>
-          <w:ilvl w:val="0"/>
-          <w:numId w:val="2"/>
-        </w:numPr>
-        <w:rPr>
-          <w:lang w:val="en-US"/>
-        </w:rPr>
-      </w:pPr>
-      <w:r>
-        <w:rPr>
-          <w:lang w:val="en-US"/>
-        </w:rPr>
-        <w:t>Kiểm tra CNTT</w:t>
-      </w:r>
-    </w:p>
-    <w:p>
-      <w:pPr>
-        <w:pStyle w:val="ListParagraph"/>
-        <w:numPr>
-          <w:ilvl w:val="0"/>
-          <w:numId w:val="4"/>
-        </w:numPr>
-        <w:rPr>
-          <w:lang w:val="en-US"/>
-        </w:rPr>
-      </w:pPr>
-      <w:r>
-        <w:rPr>
-          <w:lang w:val="en-US"/>
-        </w:rPr>
-        <w:t>16/10/2023?</w:t>
-      </w:r>
-    </w:p>
-    <w:p>
-      <w:pPr>
-        <w:pStyle w:val="ListParagraph"/>
-        <w:numPr>
-          <w:ilvl w:val="0"/>
-          <w:numId w:val="2"/>
-        </w:numPr>
-        <w:rPr>
-          <w:lang w:val="en-US"/>
-        </w:rPr>
-      </w:pPr>
-      <w:r>
-        <w:rPr>
-          <w:lang w:val="en-US"/>
-        </w:rPr>
-        <w:t>Học thể dục</w:t>
-      </w:r>
-    </w:p>
-    <w:p>
-      <w:pPr>
-        <w:pStyle w:val="ListParagraph"/>
-        <w:numPr>
-          <w:ilvl w:val="0"/>
-          <w:numId w:val="4"/>
-        </w:numPr>
-        <w:rPr>
-          <w:lang w:val="en-US"/>
-        </w:rPr>
-      </w:pPr>
-      <w:r>
-        <w:rPr>
-          <w:lang w:val="en-US"/>
-        </w:rPr>
-        <w:t>Cuối Năm 1?</w:t>
-      </w:r>
-    </w:p>
-    <w:p>
-      <w:pPr>
-        <w:pStyle w:val="ListParagraph"/>
-        <w:numPr>
-          <w:ilvl w:val="0"/>
-          <w:numId w:val="2"/>
-        </w:numPr>
-        <w:rPr>
-          <w:lang w:val="en-US"/>
-        </w:rPr>
-      </w:pPr>
-      <w:r>
-        <w:rPr>
-          <w:lang w:val="en-US"/>
-        </w:rPr>
-        <w:t>Nộp MOS</w:t>
-      </w:r>
-    </w:p>
-    <w:p>
-      <w:pPr>
-        <w:rPr>
-          <w:lang w:val="en-US"/>
-        </w:rPr>
-      </w:pPr>
-    </w:p>
-    <w:p>
-      <w:pPr>
-        <w:rPr>
-          <w:lang w:val="en-US"/>
-        </w:rPr>
-      </w:pPr>
-      <w:r>
-        <w:rPr>
-          <w:lang w:val="en-US"/>
-        </w:rPr>
-        <w:t>Task – Nhiệm Vụ:</w:t>
-      </w:r>
-    </w:p>
-    <w:p>
-      <w:pPr>
-        <w:pStyle w:val="ListParagraph"/>
-        <w:numPr>
-          <w:ilvl w:val="0"/>
-          <w:numId w:val="7"/>
-        </w:numPr>
-        <w:rPr>
-          <w:lang w:val="en-US"/>
-        </w:rPr>
-      </w:pPr>
-      <w:r>
-        <w:rPr>
-          <w:lang w:val="en-US"/>
-        </w:rPr>
-        <w:t>Quy Đổi Điểm?</w:t>
-      </w:r>
-    </w:p>
-    <w:p>
-      <w:pPr>
-        <w:pStyle w:val="ListParagraph"/>
-        <w:numPr>
-          <w:ilvl w:val="0"/>
-          <w:numId w:val="2"/>
-        </w:numPr>
-        <w:rPr>
-          <w:lang w:val="en-US"/>
-        </w:rPr>
-      </w:pPr>
-      <w:r>
-        <w:rPr>
-          <w:lang w:val="en-US"/>
-        </w:rPr>
-        <w:t>Từ thang 10 sang chữ</w:t>
-      </w:r>
-    </w:p>
-    <w:p>
-      <w:pPr>
-        <w:pStyle w:val="ListParagraph"/>
-        <w:numPr>
-          <w:ilvl w:val="0"/>
-          <w:numId w:val="2"/>
-        </w:numPr>
-        <w:rPr>
-          <w:lang w:val="en-US"/>
-        </w:rPr>
-      </w:pPr>
-      <w:r>
-        <w:rPr>
-          <w:lang w:val="en-US"/>
-        </w:rPr>
-        <w:t>F = 4 trở xuống</w:t>
-      </w:r>
-    </w:p>
-    <w:p>
-      <w:pPr>
-        <w:pStyle w:val="ListParagraph"/>
-        <w:numPr>
-          <w:ilvl w:val="0"/>
-          <w:numId w:val="2"/>
-        </w:numPr>
-        <w:rPr>
-          <w:lang w:val="en-US"/>
-        </w:rPr>
-      </w:pPr>
-      <w:r>
-        <w:rPr>
-          <w:lang w:val="en-US"/>
-        </w:rPr>
-        <w:t>D = 4 đến 5</w:t>
-      </w:r>
-    </w:p>
-    <w:p>
-      <w:pPr>
-        <w:pStyle w:val="ListParagraph"/>
-        <w:numPr>
-          <w:ilvl w:val="0"/>
-          <w:numId w:val="2"/>
-        </w:numPr>
-        <w:rPr>
-          <w:lang w:val="en-US"/>
-        </w:rPr>
-      </w:pPr>
-      <w:r>
-        <w:rPr>
-          <w:lang w:val="en-US"/>
-        </w:rPr>
-        <w:t>D+ = 5 đến 5.5</w:t>
-      </w:r>
-    </w:p>
-    <w:p>
-      <w:pPr>
-        <w:pStyle w:val="ListParagraph"/>
-        <w:numPr>
-          <w:ilvl w:val="0"/>
-          <w:numId w:val="2"/>
-        </w:numPr>
-        <w:rPr>
-          <w:lang w:val="en-US"/>
-        </w:rPr>
-      </w:pPr>
-      <w:r>
-        <w:rPr>
-          <w:lang w:val="en-US"/>
-        </w:rPr>
-        <w:t>Mỗi chữ cái không có “+” thì tăng 1</w:t>
-      </w:r>
-    </w:p>
-    <w:p>
-      <w:pPr>
-        <w:pStyle w:val="ListParagraph"/>
-        <w:numPr>
-          <w:ilvl w:val="0"/>
-          <w:numId w:val="2"/>
-        </w:numPr>
-        <w:rPr>
-          <w:lang w:val="en-US"/>
-        </w:rPr>
-      </w:pPr>
-      <w:r>
-        <w:rPr>
-          <w:lang w:val="en-US"/>
-        </w:rPr>
         <w:t xml:space="preserve">Mỗi chữ cái có “+” thì </w:t>
       </w:r>
       <w:r>
@@ -3753,7 +3802,6 @@
         <w:rPr>
           <w:lang w:val="en-US"/>
         </w:rPr>
-        <w:lastRenderedPageBreak/>
         <w:t>D = 1</w:t>
       </w:r>
     </w:p>

--- a/hcmut.docx
+++ b/hcmut.docx
@@ -2226,6 +2226,83 @@
           <w:u w:val="none"/>
           <w:lang w:val="en-US"/>
         </w:rPr>
+        <w:t>Quiz:</w:t>
+      </w:r>
+    </w:p>
+    <w:p>
+      <w:pPr>
+        <w:pStyle w:val="ListParagraph"/>
+        <w:numPr>
+          <w:ilvl w:val="0"/>
+          <w:numId w:val="10"/>
+        </w:numPr>
+        <w:rPr>
+          <w:rStyle w:val="Hyperlink"/>
+          <w:color w:val="auto"/>
+          <w:u w:val="none"/>
+          <w:lang w:val="en-US"/>
+        </w:rPr>
+      </w:pPr>
+      <w:r>
+        <w:rPr>
+          <w:rStyle w:val="Hyperlink"/>
+          <w:color w:val="auto"/>
+          <w:u w:val="none"/>
+          <w:lang w:val="en-US"/>
+        </w:rPr>
+        <w:t>Làm Gì Khi Quiz Không Load?</w:t>
+      </w:r>
+    </w:p>
+    <w:p>
+      <w:pPr>
+        <w:pStyle w:val="ListParagraph"/>
+        <w:numPr>
+          <w:ilvl w:val="0"/>
+          <w:numId w:val="2"/>
+        </w:numPr>
+        <w:rPr>
+          <w:rStyle w:val="Hyperlink"/>
+          <w:color w:val="auto"/>
+          <w:u w:val="none"/>
+          <w:lang w:val="en-US"/>
+        </w:rPr>
+      </w:pPr>
+      <w:r>
+        <w:rPr>
+          <w:rStyle w:val="Hyperlink"/>
+          <w:color w:val="auto"/>
+          <w:u w:val="none"/>
+          <w:lang w:val="en-US"/>
+        </w:rPr>
+        <w:t>Thoát ra vào lại</w:t>
+      </w:r>
+    </w:p>
+    <w:p>
+      <w:pPr>
+        <w:rPr>
+          <w:rStyle w:val="Hyperlink"/>
+          <w:color w:val="auto"/>
+          <w:u w:val="none"/>
+          <w:lang w:val="en-US"/>
+        </w:rPr>
+      </w:pPr>
+    </w:p>
+    <w:p>
+      <w:pPr>
+        <w:rPr>
+          <w:rStyle w:val="Hyperlink"/>
+          <w:color w:val="auto"/>
+          <w:u w:val="none"/>
+          <w:lang w:val="en-US"/>
+        </w:rPr>
+      </w:pPr>
+      <w:r>
+        <w:rPr>
+          <w:rStyle w:val="Hyperlink"/>
+          <w:color w:val="auto"/>
+          <w:u w:val="none"/>
+          <w:lang w:val="en-US"/>
+        </w:rPr>
         <w:t xml:space="preserve">Schedule – Lịch </w:t>
       </w:r>
       <w:r>
@@ -2541,6 +2618,7 @@
           <w:u w:val="none"/>
           <w:lang w:val="en-US"/>
         </w:rPr>
+        <w:lastRenderedPageBreak/>
         <w:t>3</w:t>
       </w:r>
       <w:r>
@@ -2721,895 +2799,1309 @@
           <w:u w:val="none"/>
           <w:lang w:val="en-US"/>
         </w:rPr>
+        <w:t>8 đến 9 giờ, học Tensorflow</w:t>
+      </w:r>
+    </w:p>
+    <w:p>
+      <w:pPr>
+        <w:pStyle w:val="ListParagraph"/>
+        <w:numPr>
+          <w:ilvl w:val="0"/>
+          <w:numId w:val="2"/>
+        </w:numPr>
+        <w:rPr>
+          <w:rStyle w:val="Hyperlink"/>
+          <w:color w:val="auto"/>
+          <w:u w:val="none"/>
+          <w:lang w:val="en-US"/>
+        </w:rPr>
+      </w:pPr>
+      <w:r>
+        <w:rPr>
+          <w:rStyle w:val="Hyperlink"/>
+          <w:color w:val="auto"/>
+          <w:u w:val="none"/>
+          <w:lang w:val="en-US"/>
+        </w:rPr>
+        <w:t>9 đến 10 giờ, học TOEIC + Berserk</w:t>
+      </w:r>
+    </w:p>
+    <w:p>
+      <w:pPr>
+        <w:pStyle w:val="ListParagraph"/>
+        <w:numPr>
+          <w:ilvl w:val="0"/>
+          <w:numId w:val="2"/>
+        </w:numPr>
+        <w:rPr>
+          <w:rStyle w:val="Hyperlink"/>
+          <w:color w:val="auto"/>
+          <w:u w:val="none"/>
+          <w:lang w:val="en-US"/>
+        </w:rPr>
+      </w:pPr>
+      <w:r>
+        <w:rPr>
+          <w:rStyle w:val="Hyperlink"/>
+          <w:color w:val="auto"/>
+          <w:u w:val="none"/>
+          <w:lang w:val="en-US"/>
+        </w:rPr>
+        <w:t>10 đến 11 giờ, học MOS</w:t>
+      </w:r>
+    </w:p>
+    <w:p>
+      <w:pPr>
+        <w:pStyle w:val="ListParagraph"/>
+        <w:numPr>
+          <w:ilvl w:val="0"/>
+          <w:numId w:val="2"/>
+        </w:numPr>
+        <w:rPr>
+          <w:rStyle w:val="Hyperlink"/>
+          <w:color w:val="auto"/>
+          <w:u w:val="none"/>
+          <w:lang w:val="en-US"/>
+        </w:rPr>
+      </w:pPr>
+      <w:r>
+        <w:rPr>
+          <w:rStyle w:val="Hyperlink"/>
+          <w:color w:val="auto"/>
+          <w:u w:val="none"/>
+          <w:lang w:val="en-US"/>
+        </w:rPr>
+        <w:t>11 đến 12 giờ, ăn, nghỉ, đọc Berserk</w:t>
+      </w:r>
+    </w:p>
+    <w:p>
+      <w:pPr>
+        <w:pStyle w:val="ListParagraph"/>
+        <w:numPr>
+          <w:ilvl w:val="0"/>
+          <w:numId w:val="2"/>
+        </w:numPr>
+        <w:rPr>
+          <w:rStyle w:val="Hyperlink"/>
+          <w:color w:val="auto"/>
+          <w:u w:val="none"/>
+          <w:lang w:val="en-US"/>
+        </w:rPr>
+      </w:pPr>
+      <w:r>
+        <w:rPr>
+          <w:rStyle w:val="Hyperlink"/>
+          <w:color w:val="auto"/>
+          <w:u w:val="none"/>
+          <w:lang w:val="en-US"/>
+        </w:rPr>
+        <w:t>12 đến 13 giờ, học IELTS + Berserk</w:t>
+      </w:r>
+    </w:p>
+    <w:p>
+      <w:pPr>
+        <w:pStyle w:val="ListParagraph"/>
+        <w:numPr>
+          <w:ilvl w:val="0"/>
+          <w:numId w:val="2"/>
+        </w:numPr>
+        <w:rPr>
+          <w:rStyle w:val="Hyperlink"/>
+          <w:color w:val="auto"/>
+          <w:u w:val="none"/>
+          <w:lang w:val="en-US"/>
+        </w:rPr>
+      </w:pPr>
+      <w:r>
+        <w:rPr>
+          <w:rStyle w:val="Hyperlink"/>
+          <w:color w:val="auto"/>
+          <w:u w:val="none"/>
+          <w:lang w:val="en-US"/>
+        </w:rPr>
+        <w:t>13 đến 14 giờ, học IC3</w:t>
+      </w:r>
+    </w:p>
+    <w:p>
+      <w:pPr>
+        <w:pStyle w:val="ListParagraph"/>
+        <w:numPr>
+          <w:ilvl w:val="0"/>
+          <w:numId w:val="2"/>
+        </w:numPr>
+        <w:rPr>
+          <w:rStyle w:val="Hyperlink"/>
+          <w:color w:val="auto"/>
+          <w:u w:val="none"/>
+          <w:lang w:val="en-US"/>
+        </w:rPr>
+      </w:pPr>
+      <w:r>
+        <w:rPr>
+          <w:rStyle w:val="Hyperlink"/>
+          <w:color w:val="auto"/>
+          <w:u w:val="none"/>
+          <w:lang w:val="en-US"/>
+        </w:rPr>
+        <w:t>14 đến 15 giờ, học vật lí</w:t>
+      </w:r>
+    </w:p>
+    <w:p>
+      <w:pPr>
+        <w:pStyle w:val="ListParagraph"/>
+        <w:numPr>
+          <w:ilvl w:val="0"/>
+          <w:numId w:val="2"/>
+        </w:numPr>
+        <w:rPr>
+          <w:rStyle w:val="Hyperlink"/>
+          <w:color w:val="auto"/>
+          <w:u w:val="none"/>
+          <w:lang w:val="en-US"/>
+        </w:rPr>
+      </w:pPr>
+      <w:r>
+        <w:rPr>
+          <w:rStyle w:val="Hyperlink"/>
+          <w:color w:val="auto"/>
+          <w:u w:val="none"/>
+          <w:lang w:val="en-US"/>
+        </w:rPr>
+        <w:t>15 đến 16 giờ, giải đề</w:t>
+      </w:r>
+    </w:p>
+    <w:p>
+      <w:pPr>
+        <w:pStyle w:val="ListParagraph"/>
+        <w:numPr>
+          <w:ilvl w:val="0"/>
+          <w:numId w:val="2"/>
+        </w:numPr>
+        <w:rPr>
+          <w:rStyle w:val="Hyperlink"/>
+          <w:color w:val="auto"/>
+          <w:u w:val="none"/>
+          <w:lang w:val="en-US"/>
+        </w:rPr>
+      </w:pPr>
+      <w:r>
+        <w:rPr>
+          <w:rStyle w:val="Hyperlink"/>
+          <w:color w:val="auto"/>
+          <w:u w:val="none"/>
+          <w:lang w:val="en-US"/>
+        </w:rPr>
+        <w:t>16 đến 17 giờ, học Hack + Web</w:t>
+      </w:r>
+    </w:p>
+    <w:p>
+      <w:pPr>
+        <w:pStyle w:val="ListParagraph"/>
+        <w:numPr>
+          <w:ilvl w:val="0"/>
+          <w:numId w:val="2"/>
+        </w:numPr>
+        <w:rPr>
+          <w:rStyle w:val="Hyperlink"/>
+          <w:color w:val="auto"/>
+          <w:u w:val="none"/>
+          <w:lang w:val="en-US"/>
+        </w:rPr>
+      </w:pPr>
+      <w:r>
+        <w:rPr>
+          <w:rStyle w:val="Hyperlink"/>
+          <w:color w:val="auto"/>
+          <w:u w:val="none"/>
+          <w:lang w:val="en-US"/>
+        </w:rPr>
+        <w:t>17 đến 18 giờ, tắm, giặt, phơi, nghỉ, đọc Berserk</w:t>
+      </w:r>
+    </w:p>
+    <w:p>
+      <w:pPr>
+        <w:pStyle w:val="ListParagraph"/>
+        <w:numPr>
+          <w:ilvl w:val="0"/>
+          <w:numId w:val="2"/>
+        </w:numPr>
+        <w:rPr>
+          <w:rStyle w:val="Hyperlink"/>
+          <w:color w:val="auto"/>
+          <w:u w:val="none"/>
+          <w:lang w:val="en-US"/>
+        </w:rPr>
+      </w:pPr>
+      <w:r>
+        <w:rPr>
+          <w:rStyle w:val="Hyperlink"/>
+          <w:color w:val="auto"/>
+          <w:u w:val="none"/>
+          <w:lang w:val="en-US"/>
+        </w:rPr>
+        <w:t>18 đến 19 giờ, ăn, nghỉ,</w:t>
+      </w:r>
+      <w:r>
+        <w:rPr>
+          <w:rStyle w:val="Hyperlink"/>
+          <w:color w:val="auto"/>
+          <w:u w:val="none"/>
+          <w:lang w:val="en-US"/>
+        </w:rPr>
+        <w:t xml:space="preserve"> Check Quiz,</w:t>
+      </w:r>
+      <w:r>
+        <w:rPr>
+          <w:rStyle w:val="Hyperlink"/>
+          <w:color w:val="auto"/>
+          <w:u w:val="none"/>
+          <w:lang w:val="en-US"/>
+        </w:rPr>
+        <w:t xml:space="preserve"> Check nhóm,</w:t>
+      </w:r>
+      <w:r>
+        <w:rPr>
+          <w:rStyle w:val="Hyperlink"/>
+          <w:color w:val="auto"/>
+          <w:u w:val="none"/>
+          <w:lang w:val="en-US"/>
+        </w:rPr>
+        <w:t xml:space="preserve"> đọc Berserk</w:t>
+      </w:r>
+    </w:p>
+    <w:p>
+      <w:pPr>
+        <w:pStyle w:val="ListParagraph"/>
+        <w:numPr>
+          <w:ilvl w:val="0"/>
+          <w:numId w:val="2"/>
+        </w:numPr>
+        <w:rPr>
+          <w:rStyle w:val="Hyperlink"/>
+          <w:color w:val="auto"/>
+          <w:u w:val="none"/>
+          <w:lang w:val="en-US"/>
+        </w:rPr>
+      </w:pPr>
+      <w:r>
+        <w:rPr>
+          <w:rStyle w:val="Hyperlink"/>
+          <w:color w:val="auto"/>
+          <w:u w:val="none"/>
+          <w:lang w:val="en-US"/>
+        </w:rPr>
+        <w:t>19 đến 20 giờ, học thuật toán</w:t>
+      </w:r>
+    </w:p>
+    <w:p>
+      <w:pPr>
+        <w:pStyle w:val="ListParagraph"/>
+        <w:numPr>
+          <w:ilvl w:val="0"/>
+          <w:numId w:val="2"/>
+        </w:numPr>
+        <w:rPr>
+          <w:rStyle w:val="Hyperlink"/>
+          <w:color w:val="auto"/>
+          <w:u w:val="none"/>
+          <w:lang w:val="en-US"/>
+        </w:rPr>
+      </w:pPr>
+      <w:r>
+        <w:rPr>
+          <w:rStyle w:val="Hyperlink"/>
+          <w:color w:val="auto"/>
+          <w:u w:val="none"/>
+          <w:lang w:val="en-US"/>
+        </w:rPr>
+        <w:t>20 giờ, ngủ</w:t>
+      </w:r>
+    </w:p>
+    <w:p>
+      <w:pPr>
+        <w:pStyle w:val="ListParagraph"/>
+        <w:numPr>
+          <w:ilvl w:val="0"/>
+          <w:numId w:val="4"/>
+        </w:numPr>
+        <w:rPr>
+          <w:rStyle w:val="Hyperlink"/>
+          <w:color w:val="auto"/>
+          <w:u w:val="none"/>
+          <w:lang w:val="en-US"/>
+        </w:rPr>
+      </w:pPr>
+      <w:r>
+        <w:rPr>
+          <w:rStyle w:val="Hyperlink"/>
+          <w:color w:val="auto"/>
+          <w:u w:val="none"/>
+          <w:lang w:val="en-US"/>
+        </w:rPr>
+        <w:t>25/9/2023?</w:t>
+      </w:r>
+    </w:p>
+    <w:p>
+      <w:pPr>
+        <w:pStyle w:val="ListParagraph"/>
+        <w:numPr>
+          <w:ilvl w:val="0"/>
+          <w:numId w:val="2"/>
+        </w:numPr>
+        <w:rPr>
+          <w:rStyle w:val="Hyperlink"/>
+          <w:color w:val="auto"/>
+          <w:u w:val="none"/>
+          <w:lang w:val="en-US"/>
+        </w:rPr>
+      </w:pPr>
+      <w:r>
+        <w:rPr>
+          <w:rStyle w:val="Hyperlink"/>
+          <w:color w:val="auto"/>
+          <w:u w:val="none"/>
+          <w:lang w:val="en-US"/>
+        </w:rPr>
+        <w:t>Kiểm tra IC3 Full trắc nghiệm</w:t>
+      </w:r>
+    </w:p>
+    <w:p>
+      <w:pPr>
+        <w:pStyle w:val="ListParagraph"/>
+        <w:numPr>
+          <w:ilvl w:val="0"/>
+          <w:numId w:val="2"/>
+        </w:numPr>
+        <w:rPr>
+          <w:rStyle w:val="Hyperlink"/>
+          <w:color w:val="auto"/>
+          <w:u w:val="none"/>
+          <w:lang w:val="en-US"/>
+        </w:rPr>
+      </w:pPr>
+      <w:r>
+        <w:rPr>
+          <w:rStyle w:val="Hyperlink"/>
+          <w:color w:val="auto"/>
+          <w:u w:val="none"/>
+          <w:lang w:val="en-US"/>
+        </w:rPr>
+        <w:t>20 giờ, sạc Laptop Full</w:t>
+      </w:r>
+    </w:p>
+    <w:p>
+      <w:pPr>
+        <w:pStyle w:val="ListParagraph"/>
+        <w:numPr>
+          <w:ilvl w:val="0"/>
+          <w:numId w:val="2"/>
+        </w:numPr>
+        <w:rPr>
+          <w:rStyle w:val="Hyperlink"/>
+          <w:color w:val="auto"/>
+          <w:u w:val="none"/>
+          <w:lang w:val="en-US"/>
+        </w:rPr>
+      </w:pPr>
+      <w:r>
+        <w:rPr>
+          <w:rStyle w:val="Hyperlink"/>
+          <w:color w:val="auto"/>
+          <w:u w:val="none"/>
+          <w:lang w:val="en-US"/>
+        </w:rPr>
+        <w:t>21 giờ, sạc điện thoại</w:t>
+      </w:r>
+    </w:p>
+    <w:p>
+      <w:pPr>
+        <w:pStyle w:val="ListParagraph"/>
+        <w:numPr>
+          <w:ilvl w:val="0"/>
+          <w:numId w:val="4"/>
+        </w:numPr>
+        <w:rPr>
+          <w:rStyle w:val="Hyperlink"/>
+          <w:color w:val="auto"/>
+          <w:u w:val="none"/>
+          <w:lang w:val="en-US"/>
+        </w:rPr>
+      </w:pPr>
+      <w:r>
+        <w:rPr>
+          <w:rStyle w:val="Hyperlink"/>
+          <w:color w:val="auto"/>
+          <w:u w:val="none"/>
+          <w:lang w:val="en-US"/>
+        </w:rPr>
+        <w:t>26/9/2023?</w:t>
+      </w:r>
+    </w:p>
+    <w:p>
+      <w:pPr>
+        <w:pStyle w:val="ListParagraph"/>
+        <w:numPr>
+          <w:ilvl w:val="0"/>
+          <w:numId w:val="2"/>
+        </w:numPr>
+        <w:rPr>
+          <w:rStyle w:val="Hyperlink"/>
+          <w:color w:val="auto"/>
+          <w:u w:val="none"/>
+          <w:lang w:val="en-US"/>
+        </w:rPr>
+      </w:pPr>
+      <w:r>
+        <w:rPr>
+          <w:rStyle w:val="Hyperlink"/>
+          <w:color w:val="auto"/>
+          <w:u w:val="none"/>
+          <w:lang w:val="en-US"/>
+        </w:rPr>
+        <w:t>5 giờ, gỡ sạc điện thoại</w:t>
+      </w:r>
+    </w:p>
+    <w:p>
+      <w:pPr>
+        <w:pStyle w:val="ListParagraph"/>
+        <w:numPr>
+          <w:ilvl w:val="0"/>
+          <w:numId w:val="2"/>
+        </w:numPr>
+        <w:rPr>
+          <w:rStyle w:val="Hyperlink"/>
+          <w:color w:val="auto"/>
+          <w:u w:val="none"/>
+          <w:lang w:val="en-US"/>
+        </w:rPr>
+      </w:pPr>
+      <w:r>
+        <w:rPr>
+          <w:rStyle w:val="Hyperlink"/>
+          <w:color w:val="auto"/>
+          <w:u w:val="none"/>
+          <w:lang w:val="en-US"/>
+        </w:rPr>
+        <w:t>6.5 giờ, chạy ra ngô quyền mua 2 hộp cơm, ăn 1 hộp</w:t>
+      </w:r>
+    </w:p>
+    <w:p>
+      <w:pPr>
+        <w:pStyle w:val="ListParagraph"/>
+        <w:numPr>
+          <w:ilvl w:val="0"/>
+          <w:numId w:val="2"/>
+        </w:numPr>
+        <w:rPr>
+          <w:rStyle w:val="Hyperlink"/>
+          <w:color w:val="auto"/>
+          <w:u w:val="none"/>
+          <w:lang w:val="en-US"/>
+        </w:rPr>
+      </w:pPr>
+      <w:r>
+        <w:rPr>
+          <w:rStyle w:val="Hyperlink"/>
+          <w:color w:val="auto"/>
+          <w:u w:val="none"/>
+          <w:lang w:val="en-US"/>
+        </w:rPr>
+        <w:t>8 đến 10.83 giờ, vật lí 1, tòa H2, phòng 201</w:t>
+      </w:r>
+    </w:p>
+    <w:p>
+      <w:pPr>
+        <w:pStyle w:val="ListParagraph"/>
+        <w:numPr>
+          <w:ilvl w:val="0"/>
+          <w:numId w:val="2"/>
+        </w:numPr>
+        <w:rPr>
+          <w:rStyle w:val="Hyperlink"/>
+          <w:color w:val="auto"/>
+          <w:u w:val="none"/>
+          <w:lang w:val="en-US"/>
+        </w:rPr>
+      </w:pPr>
+      <w:r>
+        <w:rPr>
+          <w:rStyle w:val="Hyperlink"/>
+          <w:color w:val="auto"/>
+          <w:u w:val="none"/>
+          <w:lang w:val="en-US"/>
+        </w:rPr>
+        <w:t>11 giờ, ăn hộp cơm còn lại</w:t>
+      </w:r>
+    </w:p>
+    <w:p>
+      <w:pPr>
+        <w:pStyle w:val="ListParagraph"/>
+        <w:numPr>
+          <w:ilvl w:val="0"/>
+          <w:numId w:val="2"/>
+        </w:numPr>
+        <w:rPr>
+          <w:rStyle w:val="Hyperlink"/>
+          <w:color w:val="auto"/>
+          <w:u w:val="none"/>
+          <w:lang w:val="en-US"/>
+        </w:rPr>
+      </w:pPr>
+      <w:r>
+        <w:rPr>
+          <w:rStyle w:val="Hyperlink"/>
+          <w:color w:val="auto"/>
+          <w:u w:val="none"/>
+          <w:lang w:val="en-US"/>
+        </w:rPr>
+        <w:t>12 đến 13.83 giờ, giải tích 1 bài tập, tòa H1, phòng 802</w:t>
+      </w:r>
+    </w:p>
+    <w:p>
+      <w:pPr>
+        <w:pStyle w:val="ListParagraph"/>
+        <w:numPr>
+          <w:ilvl w:val="0"/>
+          <w:numId w:val="2"/>
+        </w:numPr>
+        <w:rPr>
+          <w:rStyle w:val="Hyperlink"/>
+          <w:color w:val="auto"/>
+          <w:u w:val="none"/>
+          <w:lang w:val="en-US"/>
+        </w:rPr>
+      </w:pPr>
+      <w:r>
+        <w:rPr>
+          <w:rStyle w:val="Hyperlink"/>
+          <w:color w:val="auto"/>
+          <w:u w:val="none"/>
+          <w:lang w:val="en-US"/>
+        </w:rPr>
+        <w:t>15 đến 17.83 giờ, giải tích 1, tòa H6, giảng đường</w:t>
+      </w:r>
+    </w:p>
+    <w:p>
+      <w:pPr>
+        <w:pStyle w:val="ListParagraph"/>
+        <w:numPr>
+          <w:ilvl w:val="0"/>
+          <w:numId w:val="2"/>
+        </w:numPr>
+        <w:rPr>
+          <w:rStyle w:val="Hyperlink"/>
+          <w:color w:val="auto"/>
+          <w:u w:val="none"/>
+          <w:lang w:val="en-US"/>
+        </w:rPr>
+      </w:pPr>
+      <w:r>
+        <w:rPr>
+          <w:rStyle w:val="Hyperlink"/>
+          <w:color w:val="auto"/>
+          <w:u w:val="none"/>
+          <w:lang w:val="en-US"/>
+        </w:rPr>
+        <w:t>18 giờ ghé bà mười mua cơm</w:t>
+      </w:r>
+    </w:p>
+    <w:p>
+      <w:pPr>
+        <w:pStyle w:val="ListParagraph"/>
+        <w:numPr>
+          <w:ilvl w:val="0"/>
+          <w:numId w:val="4"/>
+        </w:numPr>
+        <w:rPr>
+          <w:rStyle w:val="Hyperlink"/>
+          <w:color w:val="auto"/>
+          <w:u w:val="none"/>
+          <w:lang w:val="en-US"/>
+        </w:rPr>
+      </w:pPr>
+      <w:r>
+        <w:rPr>
+          <w:rStyle w:val="Hyperlink"/>
+          <w:color w:val="auto"/>
+          <w:u w:val="none"/>
+          <w:lang w:val="en-US"/>
+        </w:rPr>
+        <w:t>28/9/2023?</w:t>
+      </w:r>
+    </w:p>
+    <w:p>
+      <w:pPr>
+        <w:pStyle w:val="ListParagraph"/>
+        <w:numPr>
+          <w:ilvl w:val="0"/>
+          <w:numId w:val="2"/>
+        </w:numPr>
+        <w:rPr>
+          <w:rStyle w:val="Hyperlink"/>
+          <w:color w:val="auto"/>
+          <w:u w:val="none"/>
+          <w:lang w:val="en-US"/>
+        </w:rPr>
+      </w:pPr>
+      <w:r>
+        <w:rPr>
+          <w:rStyle w:val="Hyperlink"/>
+          <w:color w:val="auto"/>
+          <w:u w:val="none"/>
+          <w:lang w:val="en-US"/>
+        </w:rPr>
+        <w:t>7 đến 8.83 giờ, hệ thống số, tòa H6, giảng đường</w:t>
+      </w:r>
+    </w:p>
+    <w:p>
+      <w:pPr>
+        <w:pStyle w:val="ListParagraph"/>
+        <w:numPr>
+          <w:ilvl w:val="0"/>
+          <w:numId w:val="4"/>
+        </w:numPr>
+        <w:rPr>
+          <w:rStyle w:val="Hyperlink"/>
+          <w:color w:val="auto"/>
+          <w:u w:val="none"/>
+          <w:lang w:val="en-US"/>
+        </w:rPr>
+      </w:pPr>
+      <w:r>
+        <w:rPr>
+          <w:rStyle w:val="Hyperlink"/>
+          <w:color w:val="auto"/>
+          <w:u w:val="none"/>
+          <w:lang w:val="en-US"/>
+        </w:rPr>
+        <w:t>29/9/2023?</w:t>
+      </w:r>
+    </w:p>
+    <w:p>
+      <w:pPr>
+        <w:pStyle w:val="ListParagraph"/>
+        <w:numPr>
+          <w:ilvl w:val="0"/>
+          <w:numId w:val="2"/>
+        </w:numPr>
+        <w:rPr>
+          <w:rStyle w:val="Hyperlink"/>
+          <w:color w:val="auto"/>
+          <w:u w:val="none"/>
+          <w:lang w:val="en-US"/>
+        </w:rPr>
+      </w:pPr>
+      <w:r>
+        <w:rPr>
+          <w:rStyle w:val="Hyperlink"/>
+          <w:color w:val="auto"/>
+          <w:u w:val="none"/>
+          <w:lang w:val="en-US"/>
+        </w:rPr>
+        <w:t>14 đến 15.83 giờ, nhập môn điện toán, tòa H6, giảng đường</w:t>
+      </w:r>
+    </w:p>
+    <w:p>
+      <w:pPr>
+        <w:pStyle w:val="ListParagraph"/>
+        <w:numPr>
+          <w:ilvl w:val="0"/>
+          <w:numId w:val="2"/>
+        </w:numPr>
+        <w:rPr>
+          <w:rStyle w:val="Hyperlink"/>
+          <w:color w:val="auto"/>
+          <w:u w:val="none"/>
+          <w:lang w:val="en-US"/>
+        </w:rPr>
+      </w:pPr>
+      <w:r>
+        <w:rPr>
+          <w:rStyle w:val="Hyperlink"/>
+          <w:color w:val="auto"/>
+          <w:u w:val="none"/>
+          <w:lang w:val="en-US"/>
+        </w:rPr>
+        <w:t>16 đến 17.83 giờ, vật lí 1 bài tập, tòa H1, phòng 101</w:t>
+      </w:r>
+    </w:p>
+    <w:p>
+      <w:pPr>
+        <w:pStyle w:val="ListParagraph"/>
+        <w:numPr>
+          <w:ilvl w:val="0"/>
+          <w:numId w:val="4"/>
+        </w:numPr>
+        <w:rPr>
+          <w:lang w:val="en-US"/>
+        </w:rPr>
+      </w:pPr>
+      <w:r>
+        <w:rPr>
+          <w:lang w:val="en-US"/>
+        </w:rPr>
+        <w:t>1/10/2023 Đến 5/10/2023?</w:t>
+      </w:r>
+    </w:p>
+    <w:p>
+      <w:pPr>
+        <w:pStyle w:val="ListParagraph"/>
+        <w:numPr>
+          <w:ilvl w:val="0"/>
+          <w:numId w:val="2"/>
+        </w:numPr>
+        <w:rPr>
+          <w:lang w:val="en-US"/>
+        </w:rPr>
+      </w:pPr>
+      <w:r>
+        <w:rPr>
+          <w:lang w:val="en-US"/>
+        </w:rPr>
+        <w:t>Đăng kí xe tháng</w:t>
+      </w:r>
+    </w:p>
+    <w:p>
+      <w:pPr>
+        <w:pStyle w:val="ListParagraph"/>
+        <w:numPr>
+          <w:ilvl w:val="0"/>
+          <w:numId w:val="4"/>
+        </w:numPr>
+        <w:rPr>
+          <w:lang w:val="en-US"/>
+        </w:rPr>
+      </w:pPr>
+      <w:r>
+        <w:rPr>
+          <w:lang w:val="en-US"/>
+        </w:rPr>
+        <w:t>6/10/2023?</w:t>
+      </w:r>
+    </w:p>
+    <w:p>
+      <w:pPr>
+        <w:pStyle w:val="ListParagraph"/>
+        <w:numPr>
+          <w:ilvl w:val="0"/>
+          <w:numId w:val="2"/>
+        </w:numPr>
+        <w:rPr>
+          <w:lang w:val="en-US"/>
+        </w:rPr>
+      </w:pPr>
+      <w:r>
+        <w:rPr>
+          <w:lang w:val="en-US"/>
+        </w:rPr>
+        <w:t>Kiểm tra CNTT</w:t>
+      </w:r>
+    </w:p>
+    <w:p>
+      <w:pPr>
+        <w:pStyle w:val="ListParagraph"/>
+        <w:numPr>
+          <w:ilvl w:val="0"/>
+          <w:numId w:val="4"/>
+        </w:numPr>
+        <w:rPr>
+          <w:lang w:val="en-US"/>
+        </w:rPr>
+      </w:pPr>
+      <w:r>
+        <w:rPr>
+          <w:lang w:val="en-US"/>
+        </w:rPr>
+        <w:t>16/10/2023?</w:t>
+      </w:r>
+    </w:p>
+    <w:p>
+      <w:pPr>
+        <w:pStyle w:val="ListParagraph"/>
+        <w:numPr>
+          <w:ilvl w:val="0"/>
+          <w:numId w:val="2"/>
+        </w:numPr>
+        <w:rPr>
+          <w:lang w:val="en-US"/>
+        </w:rPr>
+      </w:pPr>
+      <w:r>
+        <w:rPr>
+          <w:lang w:val="en-US"/>
+        </w:rPr>
+        <w:t>Học thể dục</w:t>
+      </w:r>
+    </w:p>
+    <w:p>
+      <w:pPr>
+        <w:pStyle w:val="ListParagraph"/>
+        <w:numPr>
+          <w:ilvl w:val="0"/>
+          <w:numId w:val="4"/>
+        </w:numPr>
+        <w:rPr>
+          <w:lang w:val="en-US"/>
+        </w:rPr>
+      </w:pPr>
+      <w:r>
+        <w:rPr>
+          <w:lang w:val="en-US"/>
+        </w:rPr>
+        <w:t>Cuối Năm 1?</w:t>
+      </w:r>
+    </w:p>
+    <w:p>
+      <w:pPr>
+        <w:pStyle w:val="ListParagraph"/>
+        <w:numPr>
+          <w:ilvl w:val="0"/>
+          <w:numId w:val="2"/>
+        </w:numPr>
+        <w:rPr>
+          <w:lang w:val="en-US"/>
+        </w:rPr>
+      </w:pPr>
+      <w:r>
+        <w:rPr>
+          <w:lang w:val="en-US"/>
+        </w:rPr>
+        <w:t>Nộp MOS</w:t>
+      </w:r>
+    </w:p>
+    <w:p>
+      <w:pPr>
+        <w:rPr>
+          <w:lang w:val="en-US"/>
+        </w:rPr>
+      </w:pPr>
+    </w:p>
+    <w:p>
+      <w:pPr>
+        <w:rPr>
+          <w:lang w:val="en-US"/>
+        </w:rPr>
+      </w:pPr>
+      <w:r>
+        <w:rPr>
+          <w:lang w:val="en-US"/>
+        </w:rPr>
+        <w:t>Task – Nhiệm Vụ:</w:t>
+      </w:r>
+    </w:p>
+    <w:p>
+      <w:pPr>
+        <w:pStyle w:val="ListParagraph"/>
+        <w:numPr>
+          <w:ilvl w:val="0"/>
+          <w:numId w:val="7"/>
+        </w:numPr>
+        <w:rPr>
+          <w:lang w:val="en-US"/>
+        </w:rPr>
+      </w:pPr>
+      <w:r>
+        <w:rPr>
+          <w:lang w:val="en-US"/>
+        </w:rPr>
         <w:lastRenderedPageBreak/>
-        <w:t>8 đến 9 giờ, học Tensorflow</w:t>
-      </w:r>
-    </w:p>
-    <w:p>
-      <w:pPr>
-        <w:pStyle w:val="ListParagraph"/>
-        <w:numPr>
-          <w:ilvl w:val="0"/>
-          <w:numId w:val="2"/>
-        </w:numPr>
-        <w:rPr>
-          <w:rStyle w:val="Hyperlink"/>
-          <w:color w:val="auto"/>
-          <w:u w:val="none"/>
-          <w:lang w:val="en-US"/>
-        </w:rPr>
-      </w:pPr>
-      <w:r>
-        <w:rPr>
-          <w:rStyle w:val="Hyperlink"/>
-          <w:color w:val="auto"/>
-          <w:u w:val="none"/>
-          <w:lang w:val="en-US"/>
-        </w:rPr>
-        <w:t>9 đến 10 giờ, học TOEIC + Berserk</w:t>
-      </w:r>
-    </w:p>
-    <w:p>
-      <w:pPr>
-        <w:pStyle w:val="ListParagraph"/>
-        <w:numPr>
-          <w:ilvl w:val="0"/>
-          <w:numId w:val="2"/>
-        </w:numPr>
-        <w:rPr>
-          <w:rStyle w:val="Hyperlink"/>
-          <w:color w:val="auto"/>
-          <w:u w:val="none"/>
-          <w:lang w:val="en-US"/>
-        </w:rPr>
-      </w:pPr>
-      <w:r>
-        <w:rPr>
-          <w:rStyle w:val="Hyperlink"/>
-          <w:color w:val="auto"/>
-          <w:u w:val="none"/>
-          <w:lang w:val="en-US"/>
-        </w:rPr>
-        <w:t>10 đến 11 giờ, học MOS</w:t>
-      </w:r>
-    </w:p>
-    <w:p>
-      <w:pPr>
-        <w:pStyle w:val="ListParagraph"/>
-        <w:numPr>
-          <w:ilvl w:val="0"/>
-          <w:numId w:val="2"/>
-        </w:numPr>
-        <w:rPr>
-          <w:rStyle w:val="Hyperlink"/>
-          <w:color w:val="auto"/>
-          <w:u w:val="none"/>
-          <w:lang w:val="en-US"/>
-        </w:rPr>
-      </w:pPr>
-      <w:r>
-        <w:rPr>
-          <w:rStyle w:val="Hyperlink"/>
-          <w:color w:val="auto"/>
-          <w:u w:val="none"/>
-          <w:lang w:val="en-US"/>
-        </w:rPr>
-        <w:t>11 đến 12 giờ, ăn, nghỉ, đọc Berserk</w:t>
-      </w:r>
-    </w:p>
-    <w:p>
-      <w:pPr>
-        <w:pStyle w:val="ListParagraph"/>
-        <w:numPr>
-          <w:ilvl w:val="0"/>
-          <w:numId w:val="2"/>
-        </w:numPr>
-        <w:rPr>
-          <w:rStyle w:val="Hyperlink"/>
-          <w:color w:val="auto"/>
-          <w:u w:val="none"/>
-          <w:lang w:val="en-US"/>
-        </w:rPr>
-      </w:pPr>
-      <w:r>
-        <w:rPr>
-          <w:rStyle w:val="Hyperlink"/>
-          <w:color w:val="auto"/>
-          <w:u w:val="none"/>
-          <w:lang w:val="en-US"/>
-        </w:rPr>
-        <w:t>12 đến 13 giờ, học IELTS + Berserk</w:t>
-      </w:r>
-    </w:p>
-    <w:p>
-      <w:pPr>
-        <w:pStyle w:val="ListParagraph"/>
-        <w:numPr>
-          <w:ilvl w:val="0"/>
-          <w:numId w:val="2"/>
-        </w:numPr>
-        <w:rPr>
-          <w:rStyle w:val="Hyperlink"/>
-          <w:color w:val="auto"/>
-          <w:u w:val="none"/>
-          <w:lang w:val="en-US"/>
-        </w:rPr>
-      </w:pPr>
-      <w:r>
-        <w:rPr>
-          <w:rStyle w:val="Hyperlink"/>
-          <w:color w:val="auto"/>
-          <w:u w:val="none"/>
-          <w:lang w:val="en-US"/>
-        </w:rPr>
-        <w:t>13 đến 14 giờ, học IC3</w:t>
-      </w:r>
-    </w:p>
-    <w:p>
-      <w:pPr>
-        <w:pStyle w:val="ListParagraph"/>
-        <w:numPr>
-          <w:ilvl w:val="0"/>
-          <w:numId w:val="2"/>
-        </w:numPr>
-        <w:rPr>
-          <w:rStyle w:val="Hyperlink"/>
-          <w:color w:val="auto"/>
-          <w:u w:val="none"/>
-          <w:lang w:val="en-US"/>
-        </w:rPr>
-      </w:pPr>
-      <w:r>
-        <w:rPr>
-          <w:rStyle w:val="Hyperlink"/>
-          <w:color w:val="auto"/>
-          <w:u w:val="none"/>
-          <w:lang w:val="en-US"/>
-        </w:rPr>
-        <w:t>14 đến 15 giờ, học vật lí</w:t>
-      </w:r>
-    </w:p>
-    <w:p>
-      <w:pPr>
-        <w:pStyle w:val="ListParagraph"/>
-        <w:numPr>
-          <w:ilvl w:val="0"/>
-          <w:numId w:val="2"/>
-        </w:numPr>
-        <w:rPr>
-          <w:rStyle w:val="Hyperlink"/>
-          <w:color w:val="auto"/>
-          <w:u w:val="none"/>
-          <w:lang w:val="en-US"/>
-        </w:rPr>
-      </w:pPr>
-      <w:r>
-        <w:rPr>
-          <w:rStyle w:val="Hyperlink"/>
-          <w:color w:val="auto"/>
-          <w:u w:val="none"/>
-          <w:lang w:val="en-US"/>
-        </w:rPr>
-        <w:t>15 đến 16 giờ, giải đề</w:t>
-      </w:r>
-    </w:p>
-    <w:p>
-      <w:pPr>
-        <w:pStyle w:val="ListParagraph"/>
-        <w:numPr>
-          <w:ilvl w:val="0"/>
-          <w:numId w:val="2"/>
-        </w:numPr>
-        <w:rPr>
-          <w:rStyle w:val="Hyperlink"/>
-          <w:color w:val="auto"/>
-          <w:u w:val="none"/>
-          <w:lang w:val="en-US"/>
-        </w:rPr>
-      </w:pPr>
-      <w:r>
-        <w:rPr>
-          <w:rStyle w:val="Hyperlink"/>
-          <w:color w:val="auto"/>
-          <w:u w:val="none"/>
-          <w:lang w:val="en-US"/>
-        </w:rPr>
-        <w:t>16 đến 17 giờ, học Hack + Web</w:t>
-      </w:r>
-    </w:p>
-    <w:p>
-      <w:pPr>
-        <w:pStyle w:val="ListParagraph"/>
-        <w:numPr>
-          <w:ilvl w:val="0"/>
-          <w:numId w:val="2"/>
-        </w:numPr>
-        <w:rPr>
-          <w:rStyle w:val="Hyperlink"/>
-          <w:color w:val="auto"/>
-          <w:u w:val="none"/>
-          <w:lang w:val="en-US"/>
-        </w:rPr>
-      </w:pPr>
-      <w:r>
-        <w:rPr>
-          <w:rStyle w:val="Hyperlink"/>
-          <w:color w:val="auto"/>
-          <w:u w:val="none"/>
-          <w:lang w:val="en-US"/>
-        </w:rPr>
-        <w:t>17 đến 18 giờ, tắm, giặt, phơi, nghỉ, đọc Berserk</w:t>
-      </w:r>
-    </w:p>
-    <w:p>
-      <w:pPr>
-        <w:pStyle w:val="ListParagraph"/>
-        <w:numPr>
-          <w:ilvl w:val="0"/>
-          <w:numId w:val="2"/>
-        </w:numPr>
-        <w:rPr>
-          <w:rStyle w:val="Hyperlink"/>
-          <w:color w:val="auto"/>
-          <w:u w:val="none"/>
-          <w:lang w:val="en-US"/>
-        </w:rPr>
-      </w:pPr>
-      <w:r>
-        <w:rPr>
-          <w:rStyle w:val="Hyperlink"/>
-          <w:color w:val="auto"/>
-          <w:u w:val="none"/>
-          <w:lang w:val="en-US"/>
-        </w:rPr>
-        <w:t>18 đến 19 giờ, ăn, nghỉ,</w:t>
-      </w:r>
-      <w:r>
-        <w:rPr>
-          <w:rStyle w:val="Hyperlink"/>
-          <w:color w:val="auto"/>
-          <w:u w:val="none"/>
-          <w:lang w:val="en-US"/>
-        </w:rPr>
-        <w:t xml:space="preserve"> Check Quiz,</w:t>
-      </w:r>
-      <w:r>
-        <w:rPr>
-          <w:rStyle w:val="Hyperlink"/>
-          <w:color w:val="auto"/>
-          <w:u w:val="none"/>
-          <w:lang w:val="en-US"/>
-        </w:rPr>
-        <w:t xml:space="preserve"> Check nhóm,</w:t>
-      </w:r>
-      <w:r>
-        <w:rPr>
-          <w:rStyle w:val="Hyperlink"/>
-          <w:color w:val="auto"/>
-          <w:u w:val="none"/>
-          <w:lang w:val="en-US"/>
-        </w:rPr>
-        <w:t xml:space="preserve"> đọc Berserk</w:t>
-      </w:r>
-    </w:p>
-    <w:p>
-      <w:pPr>
-        <w:pStyle w:val="ListParagraph"/>
-        <w:numPr>
-          <w:ilvl w:val="0"/>
-          <w:numId w:val="2"/>
-        </w:numPr>
-        <w:rPr>
-          <w:rStyle w:val="Hyperlink"/>
-          <w:color w:val="auto"/>
-          <w:u w:val="none"/>
-          <w:lang w:val="en-US"/>
-        </w:rPr>
-      </w:pPr>
-      <w:r>
-        <w:rPr>
-          <w:rStyle w:val="Hyperlink"/>
-          <w:color w:val="auto"/>
-          <w:u w:val="none"/>
-          <w:lang w:val="en-US"/>
-        </w:rPr>
-        <w:t>19 đến 20 giờ, học thuật toán</w:t>
-      </w:r>
-    </w:p>
-    <w:p>
-      <w:pPr>
-        <w:pStyle w:val="ListParagraph"/>
-        <w:numPr>
-          <w:ilvl w:val="0"/>
-          <w:numId w:val="2"/>
-        </w:numPr>
-        <w:rPr>
-          <w:rStyle w:val="Hyperlink"/>
-          <w:color w:val="auto"/>
-          <w:u w:val="none"/>
-          <w:lang w:val="en-US"/>
-        </w:rPr>
-      </w:pPr>
-      <w:r>
-        <w:rPr>
-          <w:rStyle w:val="Hyperlink"/>
-          <w:color w:val="auto"/>
-          <w:u w:val="none"/>
-          <w:lang w:val="en-US"/>
-        </w:rPr>
-        <w:t>20 giờ, ngủ</w:t>
-      </w:r>
-    </w:p>
-    <w:p>
-      <w:pPr>
-        <w:pStyle w:val="ListParagraph"/>
-        <w:numPr>
-          <w:ilvl w:val="0"/>
-          <w:numId w:val="4"/>
-        </w:numPr>
-        <w:rPr>
-          <w:rStyle w:val="Hyperlink"/>
-          <w:color w:val="auto"/>
-          <w:u w:val="none"/>
-          <w:lang w:val="en-US"/>
-        </w:rPr>
-      </w:pPr>
-      <w:r>
-        <w:rPr>
-          <w:rStyle w:val="Hyperlink"/>
-          <w:color w:val="auto"/>
-          <w:u w:val="none"/>
-          <w:lang w:val="en-US"/>
-        </w:rPr>
-        <w:t>25/9/2023?</w:t>
-      </w:r>
-    </w:p>
-    <w:p>
-      <w:pPr>
-        <w:pStyle w:val="ListParagraph"/>
-        <w:numPr>
-          <w:ilvl w:val="0"/>
-          <w:numId w:val="2"/>
-        </w:numPr>
-        <w:rPr>
-          <w:rStyle w:val="Hyperlink"/>
-          <w:color w:val="auto"/>
-          <w:u w:val="none"/>
-          <w:lang w:val="en-US"/>
-        </w:rPr>
-      </w:pPr>
-      <w:r>
-        <w:rPr>
-          <w:rStyle w:val="Hyperlink"/>
-          <w:color w:val="auto"/>
-          <w:u w:val="none"/>
-          <w:lang w:val="en-US"/>
-        </w:rPr>
-        <w:t>Kiểm tra IC3 Full trắc nghiệm</w:t>
-      </w:r>
-    </w:p>
-    <w:p>
-      <w:pPr>
-        <w:pStyle w:val="ListParagraph"/>
-        <w:numPr>
-          <w:ilvl w:val="0"/>
-          <w:numId w:val="2"/>
-        </w:numPr>
-        <w:rPr>
-          <w:rStyle w:val="Hyperlink"/>
-          <w:color w:val="auto"/>
-          <w:u w:val="none"/>
-          <w:lang w:val="en-US"/>
-        </w:rPr>
-      </w:pPr>
-      <w:r>
-        <w:rPr>
-          <w:rStyle w:val="Hyperlink"/>
-          <w:color w:val="auto"/>
-          <w:u w:val="none"/>
-          <w:lang w:val="en-US"/>
-        </w:rPr>
-        <w:t>20 giờ, sạc Laptop Full</w:t>
-      </w:r>
-    </w:p>
-    <w:p>
-      <w:pPr>
-        <w:pStyle w:val="ListParagraph"/>
-        <w:numPr>
-          <w:ilvl w:val="0"/>
-          <w:numId w:val="2"/>
-        </w:numPr>
-        <w:rPr>
-          <w:rStyle w:val="Hyperlink"/>
-          <w:color w:val="auto"/>
-          <w:u w:val="none"/>
-          <w:lang w:val="en-US"/>
-        </w:rPr>
-      </w:pPr>
-      <w:r>
-        <w:rPr>
-          <w:rStyle w:val="Hyperlink"/>
-          <w:color w:val="auto"/>
-          <w:u w:val="none"/>
-          <w:lang w:val="en-US"/>
-        </w:rPr>
-        <w:t>21 giờ, sạc điện thoại</w:t>
-      </w:r>
-    </w:p>
-    <w:p>
-      <w:pPr>
-        <w:pStyle w:val="ListParagraph"/>
-        <w:numPr>
-          <w:ilvl w:val="0"/>
-          <w:numId w:val="4"/>
-        </w:numPr>
-        <w:rPr>
-          <w:rStyle w:val="Hyperlink"/>
-          <w:color w:val="auto"/>
-          <w:u w:val="none"/>
-          <w:lang w:val="en-US"/>
-        </w:rPr>
-      </w:pPr>
-      <w:r>
-        <w:rPr>
-          <w:rStyle w:val="Hyperlink"/>
-          <w:color w:val="auto"/>
-          <w:u w:val="none"/>
-          <w:lang w:val="en-US"/>
-        </w:rPr>
-        <w:t>26/9/2023?</w:t>
-      </w:r>
-    </w:p>
-    <w:p>
-      <w:pPr>
-        <w:pStyle w:val="ListParagraph"/>
-        <w:numPr>
-          <w:ilvl w:val="0"/>
-          <w:numId w:val="2"/>
-        </w:numPr>
-        <w:rPr>
-          <w:rStyle w:val="Hyperlink"/>
-          <w:color w:val="auto"/>
-          <w:u w:val="none"/>
-          <w:lang w:val="en-US"/>
-        </w:rPr>
-      </w:pPr>
-      <w:r>
-        <w:rPr>
-          <w:rStyle w:val="Hyperlink"/>
-          <w:color w:val="auto"/>
-          <w:u w:val="none"/>
-          <w:lang w:val="en-US"/>
-        </w:rPr>
-        <w:t>5 giờ, gỡ sạc điện thoại</w:t>
-      </w:r>
-    </w:p>
-    <w:p>
-      <w:pPr>
-        <w:pStyle w:val="ListParagraph"/>
-        <w:numPr>
-          <w:ilvl w:val="0"/>
-          <w:numId w:val="2"/>
-        </w:numPr>
-        <w:rPr>
-          <w:rStyle w:val="Hyperlink"/>
-          <w:color w:val="auto"/>
-          <w:u w:val="none"/>
-          <w:lang w:val="en-US"/>
-        </w:rPr>
-      </w:pPr>
-      <w:r>
-        <w:rPr>
-          <w:rStyle w:val="Hyperlink"/>
-          <w:color w:val="auto"/>
-          <w:u w:val="none"/>
-          <w:lang w:val="en-US"/>
-        </w:rPr>
-        <w:t>6.5 giờ, chạy ra ngô quyền mua 2 hộp cơm, ăn 1 hộp</w:t>
-      </w:r>
-    </w:p>
-    <w:p>
-      <w:pPr>
-        <w:pStyle w:val="ListParagraph"/>
-        <w:numPr>
-          <w:ilvl w:val="0"/>
-          <w:numId w:val="2"/>
-        </w:numPr>
-        <w:rPr>
-          <w:rStyle w:val="Hyperlink"/>
-          <w:color w:val="auto"/>
-          <w:u w:val="none"/>
-          <w:lang w:val="en-US"/>
-        </w:rPr>
-      </w:pPr>
-      <w:r>
-        <w:rPr>
-          <w:rStyle w:val="Hyperlink"/>
-          <w:color w:val="auto"/>
-          <w:u w:val="none"/>
-          <w:lang w:val="en-US"/>
-        </w:rPr>
-        <w:t>8 đến 10.83 giờ, vật lí 1, tòa H2, phòng 201</w:t>
-      </w:r>
-    </w:p>
-    <w:p>
-      <w:pPr>
-        <w:pStyle w:val="ListParagraph"/>
-        <w:numPr>
-          <w:ilvl w:val="0"/>
-          <w:numId w:val="2"/>
-        </w:numPr>
-        <w:rPr>
-          <w:rStyle w:val="Hyperlink"/>
-          <w:color w:val="auto"/>
-          <w:u w:val="none"/>
-          <w:lang w:val="en-US"/>
-        </w:rPr>
-      </w:pPr>
-      <w:r>
-        <w:rPr>
-          <w:rStyle w:val="Hyperlink"/>
-          <w:color w:val="auto"/>
-          <w:u w:val="none"/>
-          <w:lang w:val="en-US"/>
-        </w:rPr>
-        <w:t>11 giờ, ăn hộp cơm còn lại</w:t>
-      </w:r>
-    </w:p>
-    <w:p>
-      <w:pPr>
-        <w:pStyle w:val="ListParagraph"/>
-        <w:numPr>
-          <w:ilvl w:val="0"/>
-          <w:numId w:val="2"/>
-        </w:numPr>
-        <w:rPr>
-          <w:rStyle w:val="Hyperlink"/>
-          <w:color w:val="auto"/>
-          <w:u w:val="none"/>
-          <w:lang w:val="en-US"/>
-        </w:rPr>
-      </w:pPr>
-      <w:r>
-        <w:rPr>
-          <w:rStyle w:val="Hyperlink"/>
-          <w:color w:val="auto"/>
-          <w:u w:val="none"/>
-          <w:lang w:val="en-US"/>
-        </w:rPr>
-        <w:t>12 đến 13.83 giờ, giải tích 1 bài tập, tòa H1, phòng 802</w:t>
-      </w:r>
-    </w:p>
-    <w:p>
-      <w:pPr>
-        <w:pStyle w:val="ListParagraph"/>
-        <w:numPr>
-          <w:ilvl w:val="0"/>
-          <w:numId w:val="2"/>
-        </w:numPr>
-        <w:rPr>
-          <w:rStyle w:val="Hyperlink"/>
-          <w:color w:val="auto"/>
-          <w:u w:val="none"/>
-          <w:lang w:val="en-US"/>
-        </w:rPr>
-      </w:pPr>
-      <w:r>
-        <w:rPr>
-          <w:rStyle w:val="Hyperlink"/>
-          <w:color w:val="auto"/>
-          <w:u w:val="none"/>
-          <w:lang w:val="en-US"/>
-        </w:rPr>
-        <w:t>15 đến 17.83 giờ, giải tích 1, tòa H6, giảng đường</w:t>
-      </w:r>
-    </w:p>
-    <w:p>
-      <w:pPr>
-        <w:pStyle w:val="ListParagraph"/>
-        <w:numPr>
-          <w:ilvl w:val="0"/>
-          <w:numId w:val="2"/>
-        </w:numPr>
-        <w:rPr>
-          <w:rStyle w:val="Hyperlink"/>
-          <w:color w:val="auto"/>
-          <w:u w:val="none"/>
-          <w:lang w:val="en-US"/>
-        </w:rPr>
-      </w:pPr>
-      <w:r>
-        <w:rPr>
-          <w:rStyle w:val="Hyperlink"/>
-          <w:color w:val="auto"/>
-          <w:u w:val="none"/>
-          <w:lang w:val="en-US"/>
-        </w:rPr>
-        <w:t>18 giờ ghé bà mười mua cơm</w:t>
-      </w:r>
-    </w:p>
-    <w:p>
-      <w:pPr>
-        <w:pStyle w:val="ListParagraph"/>
-        <w:numPr>
-          <w:ilvl w:val="0"/>
-          <w:numId w:val="4"/>
-        </w:numPr>
-        <w:rPr>
-          <w:rStyle w:val="Hyperlink"/>
-          <w:color w:val="auto"/>
-          <w:u w:val="none"/>
-          <w:lang w:val="en-US"/>
-        </w:rPr>
-      </w:pPr>
-      <w:r>
-        <w:rPr>
-          <w:rStyle w:val="Hyperlink"/>
-          <w:color w:val="auto"/>
-          <w:u w:val="none"/>
-          <w:lang w:val="en-US"/>
-        </w:rPr>
-        <w:t>28/9/2023?</w:t>
-      </w:r>
-    </w:p>
-    <w:p>
-      <w:pPr>
-        <w:pStyle w:val="ListParagraph"/>
-        <w:numPr>
-          <w:ilvl w:val="0"/>
-          <w:numId w:val="2"/>
-        </w:numPr>
-        <w:rPr>
-          <w:rStyle w:val="Hyperlink"/>
-          <w:color w:val="auto"/>
-          <w:u w:val="none"/>
-          <w:lang w:val="en-US"/>
-        </w:rPr>
-      </w:pPr>
-      <w:r>
-        <w:rPr>
-          <w:rStyle w:val="Hyperlink"/>
-          <w:color w:val="auto"/>
-          <w:u w:val="none"/>
-          <w:lang w:val="en-US"/>
-        </w:rPr>
-        <w:t>7 đến 8.83 giờ, hệ thống số, tòa H6, giảng đường</w:t>
-      </w:r>
-    </w:p>
-    <w:p>
-      <w:pPr>
-        <w:pStyle w:val="ListParagraph"/>
-        <w:numPr>
-          <w:ilvl w:val="0"/>
-          <w:numId w:val="4"/>
-        </w:numPr>
-        <w:rPr>
-          <w:rStyle w:val="Hyperlink"/>
-          <w:color w:val="auto"/>
-          <w:u w:val="none"/>
-          <w:lang w:val="en-US"/>
-        </w:rPr>
-      </w:pPr>
-      <w:r>
-        <w:rPr>
-          <w:rStyle w:val="Hyperlink"/>
-          <w:color w:val="auto"/>
-          <w:u w:val="none"/>
-          <w:lang w:val="en-US"/>
-        </w:rPr>
-        <w:t>29/9/2023?</w:t>
-      </w:r>
-    </w:p>
-    <w:p>
-      <w:pPr>
-        <w:pStyle w:val="ListParagraph"/>
-        <w:numPr>
-          <w:ilvl w:val="0"/>
-          <w:numId w:val="2"/>
-        </w:numPr>
-        <w:rPr>
-          <w:rStyle w:val="Hyperlink"/>
-          <w:color w:val="auto"/>
-          <w:u w:val="none"/>
-          <w:lang w:val="en-US"/>
-        </w:rPr>
-      </w:pPr>
-      <w:r>
-        <w:rPr>
-          <w:rStyle w:val="Hyperlink"/>
-          <w:color w:val="auto"/>
-          <w:u w:val="none"/>
-          <w:lang w:val="en-US"/>
-        </w:rPr>
-        <w:t>14 đến 15.83 giờ, nhập môn điện toán, tòa H6, giảng đường</w:t>
-      </w:r>
-    </w:p>
-    <w:p>
-      <w:pPr>
-        <w:pStyle w:val="ListParagraph"/>
-        <w:numPr>
-          <w:ilvl w:val="0"/>
-          <w:numId w:val="2"/>
-        </w:numPr>
-        <w:rPr>
-          <w:rStyle w:val="Hyperlink"/>
-          <w:color w:val="auto"/>
-          <w:u w:val="none"/>
-          <w:lang w:val="en-US"/>
-        </w:rPr>
-      </w:pPr>
-      <w:r>
-        <w:rPr>
-          <w:rStyle w:val="Hyperlink"/>
-          <w:color w:val="auto"/>
-          <w:u w:val="none"/>
-          <w:lang w:val="en-US"/>
-        </w:rPr>
-        <w:t>16 đến 17.83 giờ, vật lí 1 bài tập, tòa H1, phòng 101</w:t>
-      </w:r>
-    </w:p>
-    <w:p>
-      <w:pPr>
-        <w:pStyle w:val="ListParagraph"/>
-        <w:numPr>
-          <w:ilvl w:val="0"/>
-          <w:numId w:val="4"/>
-        </w:numPr>
-        <w:rPr>
-          <w:lang w:val="en-US"/>
-        </w:rPr>
-      </w:pPr>
-      <w:r>
-        <w:rPr>
-          <w:lang w:val="en-US"/>
-        </w:rPr>
-        <w:t>1/10/2023 Đến 5/10/2023?</w:t>
-      </w:r>
-    </w:p>
-    <w:p>
-      <w:pPr>
-        <w:pStyle w:val="ListParagraph"/>
-        <w:numPr>
-          <w:ilvl w:val="0"/>
-          <w:numId w:val="2"/>
-        </w:numPr>
-        <w:rPr>
-          <w:lang w:val="en-US"/>
-        </w:rPr>
-      </w:pPr>
-      <w:r>
-        <w:rPr>
-          <w:lang w:val="en-US"/>
-        </w:rPr>
-        <w:t>Đăng kí xe tháng</w:t>
-      </w:r>
-    </w:p>
-    <w:p>
-      <w:pPr>
-        <w:pStyle w:val="ListParagraph"/>
-        <w:numPr>
-          <w:ilvl w:val="0"/>
-          <w:numId w:val="4"/>
-        </w:numPr>
-        <w:rPr>
-          <w:lang w:val="en-US"/>
-        </w:rPr>
-      </w:pPr>
-      <w:r>
-        <w:rPr>
-          <w:lang w:val="en-US"/>
-        </w:rPr>
-        <w:t>6/10/2023?</w:t>
-      </w:r>
-    </w:p>
-    <w:p>
-      <w:pPr>
-        <w:pStyle w:val="ListParagraph"/>
-        <w:numPr>
-          <w:ilvl w:val="0"/>
-          <w:numId w:val="2"/>
-        </w:numPr>
-        <w:rPr>
-          <w:lang w:val="en-US"/>
-        </w:rPr>
-      </w:pPr>
-      <w:r>
-        <w:rPr>
-          <w:lang w:val="en-US"/>
-        </w:rPr>
-        <w:t>Kiểm tra CNTT</w:t>
-      </w:r>
-    </w:p>
-    <w:p>
-      <w:pPr>
-        <w:pStyle w:val="ListParagraph"/>
-        <w:numPr>
-          <w:ilvl w:val="0"/>
-          <w:numId w:val="4"/>
-        </w:numPr>
-        <w:rPr>
-          <w:lang w:val="en-US"/>
-        </w:rPr>
-      </w:pPr>
-      <w:r>
-        <w:rPr>
-          <w:lang w:val="en-US"/>
-        </w:rPr>
-        <w:t>16/10/2023?</w:t>
-      </w:r>
-    </w:p>
-    <w:p>
-      <w:pPr>
-        <w:pStyle w:val="ListParagraph"/>
-        <w:numPr>
-          <w:ilvl w:val="0"/>
-          <w:numId w:val="2"/>
-        </w:numPr>
-        <w:rPr>
-          <w:lang w:val="en-US"/>
-        </w:rPr>
-      </w:pPr>
-      <w:r>
-        <w:rPr>
-          <w:lang w:val="en-US"/>
-        </w:rPr>
-        <w:t>Học thể dục</w:t>
-      </w:r>
-    </w:p>
-    <w:p>
-      <w:pPr>
-        <w:pStyle w:val="ListParagraph"/>
-        <w:numPr>
-          <w:ilvl w:val="0"/>
-          <w:numId w:val="4"/>
-        </w:numPr>
-        <w:rPr>
-          <w:lang w:val="en-US"/>
-        </w:rPr>
-      </w:pPr>
-      <w:r>
-        <w:rPr>
-          <w:lang w:val="en-US"/>
-        </w:rPr>
-        <w:t>Cuối Năm 1?</w:t>
-      </w:r>
-    </w:p>
-    <w:p>
-      <w:pPr>
-        <w:pStyle w:val="ListParagraph"/>
-        <w:numPr>
-          <w:ilvl w:val="0"/>
-          <w:numId w:val="2"/>
-        </w:numPr>
-        <w:rPr>
-          <w:lang w:val="en-US"/>
-        </w:rPr>
-      </w:pPr>
-      <w:r>
-        <w:rPr>
-          <w:lang w:val="en-US"/>
-        </w:rPr>
-        <w:t>Nộp MOS</w:t>
-      </w:r>
-    </w:p>
-    <w:p>
-      <w:pPr>
-        <w:rPr>
-          <w:lang w:val="en-US"/>
-        </w:rPr>
-      </w:pPr>
-    </w:p>
-    <w:p>
-      <w:pPr>
-        <w:rPr>
-          <w:lang w:val="en-US"/>
-        </w:rPr>
-      </w:pPr>
-      <w:r>
-        <w:rPr>
-          <w:lang w:val="en-US"/>
-        </w:rPr>
-        <w:t>Task – Nhiệm Vụ:</w:t>
+        <w:t>Quy Đổi Điểm?</w:t>
+      </w:r>
+    </w:p>
+    <w:p>
+      <w:pPr>
+        <w:pStyle w:val="ListParagraph"/>
+        <w:numPr>
+          <w:ilvl w:val="0"/>
+          <w:numId w:val="2"/>
+        </w:numPr>
+        <w:rPr>
+          <w:lang w:val="en-US"/>
+        </w:rPr>
+      </w:pPr>
+      <w:r>
+        <w:rPr>
+          <w:lang w:val="en-US"/>
+        </w:rPr>
+        <w:t>Từ thang 10 sang chữ</w:t>
+      </w:r>
+    </w:p>
+    <w:p>
+      <w:pPr>
+        <w:pStyle w:val="ListParagraph"/>
+        <w:numPr>
+          <w:ilvl w:val="0"/>
+          <w:numId w:val="2"/>
+        </w:numPr>
+        <w:rPr>
+          <w:lang w:val="en-US"/>
+        </w:rPr>
+      </w:pPr>
+      <w:r>
+        <w:rPr>
+          <w:lang w:val="en-US"/>
+        </w:rPr>
+        <w:t>F = 4 trở xuống</w:t>
+      </w:r>
+    </w:p>
+    <w:p>
+      <w:pPr>
+        <w:pStyle w:val="ListParagraph"/>
+        <w:numPr>
+          <w:ilvl w:val="0"/>
+          <w:numId w:val="2"/>
+        </w:numPr>
+        <w:rPr>
+          <w:lang w:val="en-US"/>
+        </w:rPr>
+      </w:pPr>
+      <w:r>
+        <w:rPr>
+          <w:lang w:val="en-US"/>
+        </w:rPr>
+        <w:t>D = 4 đến 5</w:t>
+      </w:r>
+    </w:p>
+    <w:p>
+      <w:pPr>
+        <w:pStyle w:val="ListParagraph"/>
+        <w:numPr>
+          <w:ilvl w:val="0"/>
+          <w:numId w:val="2"/>
+        </w:numPr>
+        <w:rPr>
+          <w:lang w:val="en-US"/>
+        </w:rPr>
+      </w:pPr>
+      <w:r>
+        <w:rPr>
+          <w:lang w:val="en-US"/>
+        </w:rPr>
+        <w:t>D+ = 5 đến 5.5</w:t>
+      </w:r>
+    </w:p>
+    <w:p>
+      <w:pPr>
+        <w:pStyle w:val="ListParagraph"/>
+        <w:numPr>
+          <w:ilvl w:val="0"/>
+          <w:numId w:val="2"/>
+        </w:numPr>
+        <w:rPr>
+          <w:lang w:val="en-US"/>
+        </w:rPr>
+      </w:pPr>
+      <w:r>
+        <w:rPr>
+          <w:lang w:val="en-US"/>
+        </w:rPr>
+        <w:t>Mỗi chữ cái không có “+” thì tăng 1</w:t>
+      </w:r>
+    </w:p>
+    <w:p>
+      <w:pPr>
+        <w:pStyle w:val="ListParagraph"/>
+        <w:numPr>
+          <w:ilvl w:val="0"/>
+          <w:numId w:val="2"/>
+        </w:numPr>
+        <w:rPr>
+          <w:lang w:val="en-US"/>
+        </w:rPr>
+      </w:pPr>
+      <w:r>
+        <w:rPr>
+          <w:lang w:val="en-US"/>
+        </w:rPr>
+        <w:t xml:space="preserve">Mỗi chữ cái có “+” thì </w:t>
+      </w:r>
+      <w:r>
+        <w:rPr>
+          <w:lang w:val="en-US"/>
+        </w:rPr>
+        <w:t>tăng</w:t>
+      </w:r>
+      <w:r>
+        <w:rPr>
+          <w:lang w:val="en-US"/>
+        </w:rPr>
+        <w:t xml:space="preserve"> 0.5</w:t>
+      </w:r>
+    </w:p>
+    <w:p>
+      <w:pPr>
+        <w:pStyle w:val="ListParagraph"/>
+        <w:numPr>
+          <w:ilvl w:val="0"/>
+          <w:numId w:val="2"/>
+        </w:numPr>
+        <w:rPr>
+          <w:lang w:val="en-US"/>
+        </w:rPr>
+      </w:pPr>
+      <w:r>
+        <w:rPr>
+          <w:lang w:val="en-US"/>
+        </w:rPr>
+        <w:t>Từ chữ sang thang 4</w:t>
+      </w:r>
+    </w:p>
+    <w:p>
+      <w:pPr>
+        <w:pStyle w:val="ListParagraph"/>
+        <w:numPr>
+          <w:ilvl w:val="0"/>
+          <w:numId w:val="2"/>
+        </w:numPr>
+        <w:rPr>
+          <w:lang w:val="en-US"/>
+        </w:rPr>
+      </w:pPr>
+      <w:r>
+        <w:rPr>
+          <w:lang w:val="en-US"/>
+        </w:rPr>
+        <w:t>F = 0</w:t>
+      </w:r>
+    </w:p>
+    <w:p>
+      <w:pPr>
+        <w:pStyle w:val="ListParagraph"/>
+        <w:numPr>
+          <w:ilvl w:val="0"/>
+          <w:numId w:val="2"/>
+        </w:numPr>
+        <w:rPr>
+          <w:lang w:val="en-US"/>
+        </w:rPr>
+      </w:pPr>
+      <w:r>
+        <w:rPr>
+          <w:lang w:val="en-US"/>
+        </w:rPr>
+        <w:t>D = 1</w:t>
+      </w:r>
+    </w:p>
+    <w:p>
+      <w:pPr>
+        <w:pStyle w:val="ListParagraph"/>
+        <w:numPr>
+          <w:ilvl w:val="0"/>
+          <w:numId w:val="2"/>
+        </w:numPr>
+        <w:rPr>
+          <w:lang w:val="en-US"/>
+        </w:rPr>
+      </w:pPr>
+      <w:r>
+        <w:rPr>
+          <w:lang w:val="en-US"/>
+        </w:rPr>
+        <w:t>D+ = 1.5</w:t>
+      </w:r>
+    </w:p>
+    <w:p>
+      <w:pPr>
+        <w:pStyle w:val="ListParagraph"/>
+        <w:numPr>
+          <w:ilvl w:val="0"/>
+          <w:numId w:val="2"/>
+        </w:numPr>
+        <w:rPr>
+          <w:lang w:val="en-US"/>
+        </w:rPr>
+      </w:pPr>
+      <w:r>
+        <w:rPr>
+          <w:lang w:val="en-US"/>
+        </w:rPr>
+        <w:t>Mỗi chữ tiếp theo + 0.5, tối đa = 4</w:t>
+      </w:r>
+    </w:p>
+    <w:p>
+      <w:pPr>
+        <w:pStyle w:val="ListParagraph"/>
+        <w:numPr>
+          <w:ilvl w:val="0"/>
+          <w:numId w:val="2"/>
+        </w:numPr>
+        <w:rPr>
+          <w:lang w:val="en-US"/>
+        </w:rPr>
+      </w:pPr>
+      <w:r>
+        <w:rPr>
+          <w:lang w:val="en-US"/>
+        </w:rPr>
+        <w:t>Điểm trung bình 1 học kì</w:t>
+      </w:r>
+    </w:p>
+    <w:p>
+      <w:pPr>
+        <w:pStyle w:val="ListParagraph"/>
+        <w:numPr>
+          <w:ilvl w:val="0"/>
+          <w:numId w:val="2"/>
+        </w:numPr>
+        <w:rPr>
+          <w:lang w:val="en-US"/>
+        </w:rPr>
+      </w:pPr>
+      <w:r>
+        <w:rPr>
+          <w:lang w:val="en-US"/>
+        </w:rPr>
+        <w:t>Ví dụ bạn học vật lí 1 với 4 tín chỉ, giải tích 1 với 3 tín chỉ 1 học kì, đạt 8.3 điểm vật lí, 5.1 điểm giải tích, thì quy đổi chúng sang thang chữ rồi sang thang 4, được 3.5 và 1.5</w:t>
+      </w:r>
+      <w:r>
+        <w:rPr>
+          <w:lang w:val="en-US"/>
+        </w:rPr>
+        <w:t>, thì tính trung bình có trọng số là số tín chỉ tương ứng, = ((3.5 * 4) + (1.5 * 3)) / (4 + 3) = 2.6</w:t>
+      </w:r>
+    </w:p>
+    <w:p>
+      <w:pPr>
+        <w:pStyle w:val="ListParagraph"/>
+        <w:numPr>
+          <w:ilvl w:val="0"/>
+          <w:numId w:val="2"/>
+        </w:numPr>
+        <w:rPr>
+          <w:lang w:val="en-US"/>
+        </w:rPr>
+      </w:pPr>
+      <w:r>
+        <w:rPr>
+          <w:lang w:val="en-US"/>
+        </w:rPr>
+        <w:t>Dựa vào điểm trung bình để xếp loại học lực</w:t>
+      </w:r>
+    </w:p>
+    <w:p>
+      <w:pPr>
+        <w:pStyle w:val="ListParagraph"/>
+        <w:numPr>
+          <w:ilvl w:val="0"/>
+          <w:numId w:val="2"/>
+        </w:numPr>
+        <w:rPr>
+          <w:lang w:val="en-US"/>
+        </w:rPr>
+      </w:pPr>
+      <w:r>
+        <w:rPr>
+          <w:lang w:val="en-US"/>
+        </w:rPr>
+        <w:t>Kém = 1 trở xuống</w:t>
+      </w:r>
+    </w:p>
+    <w:p>
+      <w:pPr>
+        <w:pStyle w:val="ListParagraph"/>
+        <w:numPr>
+          <w:ilvl w:val="0"/>
+          <w:numId w:val="2"/>
+        </w:numPr>
+        <w:rPr>
+          <w:lang w:val="en-US"/>
+        </w:rPr>
+      </w:pPr>
+      <w:r>
+        <w:rPr>
+          <w:lang w:val="en-US"/>
+        </w:rPr>
+        <w:t>Yếu = 1 đến 2</w:t>
+      </w:r>
+    </w:p>
+    <w:p>
+      <w:pPr>
+        <w:pStyle w:val="ListParagraph"/>
+        <w:numPr>
+          <w:ilvl w:val="0"/>
+          <w:numId w:val="2"/>
+        </w:numPr>
+        <w:rPr>
+          <w:lang w:val="en-US"/>
+        </w:rPr>
+      </w:pPr>
+      <w:r>
+        <w:rPr>
+          <w:lang w:val="en-US"/>
+        </w:rPr>
+        <w:t>TB = 2 đến 2.5</w:t>
+      </w:r>
+    </w:p>
+    <w:p>
+      <w:pPr>
+        <w:pStyle w:val="ListParagraph"/>
+        <w:numPr>
+          <w:ilvl w:val="0"/>
+          <w:numId w:val="2"/>
+        </w:numPr>
+        <w:rPr>
+          <w:lang w:val="en-US"/>
+        </w:rPr>
+      </w:pPr>
+      <w:r>
+        <w:rPr>
+          <w:lang w:val="en-US"/>
+        </w:rPr>
+        <w:t>Khá = 2.5 đến 3.2</w:t>
+      </w:r>
+    </w:p>
+    <w:p>
+      <w:pPr>
+        <w:pStyle w:val="ListParagraph"/>
+        <w:numPr>
+          <w:ilvl w:val="0"/>
+          <w:numId w:val="2"/>
+        </w:numPr>
+        <w:rPr>
+          <w:lang w:val="en-US"/>
+        </w:rPr>
+      </w:pPr>
+      <w:r>
+        <w:rPr>
+          <w:lang w:val="en-US"/>
+        </w:rPr>
+        <w:t>Giỏi = 3.2 đến 3.6</w:t>
+      </w:r>
+    </w:p>
+    <w:p>
+      <w:pPr>
+        <w:pStyle w:val="ListParagraph"/>
+        <w:numPr>
+          <w:ilvl w:val="0"/>
+          <w:numId w:val="2"/>
+        </w:numPr>
+        <w:rPr>
+          <w:lang w:val="en-US"/>
+        </w:rPr>
+      </w:pPr>
+      <w:r>
+        <w:rPr>
+          <w:lang w:val="en-US"/>
+        </w:rPr>
+        <w:t>Xuất sắc = 3.6 đến 4</w:t>
+      </w:r>
+    </w:p>
+    <w:p>
+      <w:pPr>
+        <w:pStyle w:val="ListParagraph"/>
+        <w:numPr>
+          <w:ilvl w:val="0"/>
+          <w:numId w:val="2"/>
+        </w:numPr>
+        <w:rPr>
+          <w:lang w:val="en-US"/>
+        </w:rPr>
+      </w:pPr>
+      <w:r>
+        <w:rPr>
+          <w:lang w:val="en-US"/>
+        </w:rPr>
+        <w:t>Điểm trung bình tích lũy = điểm trung bình từ khi nhập học tới giờ, không phải trong 1 học kì</w:t>
       </w:r>
     </w:p>
     <w:p>
@@ -3627,106 +4119,285 @@
         <w:rPr>
           <w:lang w:val="en-US"/>
         </w:rPr>
-        <w:t>Quy Đổi Điểm?</w:t>
-      </w:r>
-    </w:p>
-    <w:p>
-      <w:pPr>
-        <w:pStyle w:val="ListParagraph"/>
-        <w:numPr>
-          <w:ilvl w:val="0"/>
-          <w:numId w:val="2"/>
-        </w:numPr>
-        <w:rPr>
-          <w:lang w:val="en-US"/>
-        </w:rPr>
-      </w:pPr>
-      <w:r>
-        <w:rPr>
-          <w:lang w:val="en-US"/>
-        </w:rPr>
-        <w:t>Từ thang 10 sang chữ</w:t>
-      </w:r>
-    </w:p>
-    <w:p>
-      <w:pPr>
-        <w:pStyle w:val="ListParagraph"/>
-        <w:numPr>
-          <w:ilvl w:val="0"/>
-          <w:numId w:val="2"/>
-        </w:numPr>
-        <w:rPr>
-          <w:lang w:val="en-US"/>
-        </w:rPr>
-      </w:pPr>
-      <w:r>
-        <w:rPr>
-          <w:lang w:val="en-US"/>
-        </w:rPr>
-        <w:t>F = 4 trở xuống</w:t>
-      </w:r>
-    </w:p>
-    <w:p>
-      <w:pPr>
-        <w:pStyle w:val="ListParagraph"/>
-        <w:numPr>
-          <w:ilvl w:val="0"/>
-          <w:numId w:val="2"/>
-        </w:numPr>
-        <w:rPr>
-          <w:lang w:val="en-US"/>
-        </w:rPr>
-      </w:pPr>
-      <w:r>
-        <w:rPr>
-          <w:lang w:val="en-US"/>
-        </w:rPr>
-        <w:t>D = 4 đến 5</w:t>
-      </w:r>
-    </w:p>
-    <w:p>
-      <w:pPr>
-        <w:pStyle w:val="ListParagraph"/>
-        <w:numPr>
-          <w:ilvl w:val="0"/>
-          <w:numId w:val="2"/>
-        </w:numPr>
-        <w:rPr>
-          <w:lang w:val="en-US"/>
-        </w:rPr>
-      </w:pPr>
-      <w:r>
-        <w:rPr>
-          <w:lang w:val="en-US"/>
-        </w:rPr>
-        <w:t>D+ = 5 đến 5.5</w:t>
-      </w:r>
-    </w:p>
-    <w:p>
-      <w:pPr>
-        <w:pStyle w:val="ListParagraph"/>
-        <w:numPr>
-          <w:ilvl w:val="0"/>
-          <w:numId w:val="2"/>
-        </w:numPr>
-        <w:rPr>
-          <w:lang w:val="en-US"/>
-        </w:rPr>
-      </w:pPr>
-      <w:r>
-        <w:rPr>
-          <w:lang w:val="en-US"/>
-        </w:rPr>
-        <w:t>Mỗi chữ cái không có “+” thì tăng 1</w:t>
-      </w:r>
-    </w:p>
-    <w:p>
-      <w:pPr>
-        <w:pStyle w:val="ListParagraph"/>
-        <w:numPr>
-          <w:ilvl w:val="0"/>
-          <w:numId w:val="2"/>
-        </w:numPr>
+        <w:t>Tiến Trình Học?</w:t>
+      </w:r>
+    </w:p>
+    <w:p>
+      <w:pPr>
+        <w:pStyle w:val="ListParagraph"/>
+        <w:numPr>
+          <w:ilvl w:val="0"/>
+          <w:numId w:val="2"/>
+        </w:numPr>
+        <w:rPr>
+          <w:lang w:val="en-US"/>
+        </w:rPr>
+      </w:pPr>
+      <w:r>
+        <w:rPr>
+          <w:lang w:val="en-US"/>
+        </w:rPr>
+        <w:t>CO1005</w:t>
+      </w:r>
+    </w:p>
+    <w:p>
+      <w:pPr>
+        <w:pStyle w:val="ListParagraph"/>
+        <w:numPr>
+          <w:ilvl w:val="0"/>
+          <w:numId w:val="7"/>
+        </w:numPr>
+        <w:rPr>
+          <w:lang w:val="en-US"/>
+        </w:rPr>
+      </w:pPr>
+      <w:r>
+        <w:rPr>
+          <w:lang w:val="en-US"/>
+        </w:rPr>
+        <w:t>1 Học Kì?</w:t>
+      </w:r>
+    </w:p>
+    <w:p>
+      <w:pPr>
+        <w:pStyle w:val="ListParagraph"/>
+        <w:numPr>
+          <w:ilvl w:val="0"/>
+          <w:numId w:val="2"/>
+        </w:numPr>
+      </w:pPr>
+      <w:r>
+        <w:t>231 = năm 2023 học kì 1</w:t>
+      </w:r>
+    </w:p>
+    <w:p>
+      <w:pPr>
+        <w:pStyle w:val="ListParagraph"/>
+        <w:numPr>
+          <w:ilvl w:val="0"/>
+          <w:numId w:val="2"/>
+        </w:numPr>
+        <w:rPr>
+          <w:lang w:val="en-US"/>
+        </w:rPr>
+      </w:pPr>
+      <w:r>
+        <w:rPr>
+          <w:lang w:val="en-US"/>
+        </w:rPr>
+        <w:t>11 đến 25 tín chỉ</w:t>
+      </w:r>
+    </w:p>
+    <w:p>
+      <w:pPr>
+        <w:pStyle w:val="ListParagraph"/>
+        <w:numPr>
+          <w:ilvl w:val="0"/>
+          <w:numId w:val="2"/>
+        </w:numPr>
+        <w:rPr>
+          <w:lang w:val="en-US"/>
+        </w:rPr>
+      </w:pPr>
+      <w:r>
+        <w:rPr>
+          <w:lang w:val="en-US"/>
+        </w:rPr>
+        <w:t>Điểm trung bình 8.5</w:t>
+      </w:r>
+    </w:p>
+    <w:p>
+      <w:pPr>
+        <w:pStyle w:val="ListParagraph"/>
+        <w:numPr>
+          <w:ilvl w:val="0"/>
+          <w:numId w:val="2"/>
+        </w:numPr>
+        <w:rPr>
+          <w:lang w:val="en-US"/>
+        </w:rPr>
+      </w:pPr>
+      <w:r>
+        <w:rPr>
+          <w:lang w:val="en-US"/>
+        </w:rPr>
+        <w:t>3 ngày CTXH</w:t>
+      </w:r>
+    </w:p>
+    <w:p>
+      <w:pPr>
+        <w:pStyle w:val="ListParagraph"/>
+        <w:numPr>
+          <w:ilvl w:val="0"/>
+          <w:numId w:val="2"/>
+        </w:numPr>
+        <w:rPr>
+          <w:lang w:val="en-US"/>
+        </w:rPr>
+      </w:pPr>
+      <w:r>
+        <w:rPr>
+          <w:lang w:val="en-US"/>
+        </w:rPr>
+        <w:t>Điểm rèn luyện 85</w:t>
+      </w:r>
+    </w:p>
+    <w:p>
+      <w:pPr>
+        <w:pStyle w:val="ListParagraph"/>
+        <w:numPr>
+          <w:ilvl w:val="0"/>
+          <w:numId w:val="7"/>
+        </w:numPr>
+        <w:rPr>
+          <w:lang w:val="en-US"/>
+        </w:rPr>
+      </w:pPr>
+      <w:r>
+        <w:rPr>
+          <w:lang w:val="en-US"/>
+        </w:rPr>
+        <w:t>1 Năm?</w:t>
+      </w:r>
+    </w:p>
+    <w:p>
+      <w:pPr>
+        <w:pStyle w:val="ListParagraph"/>
+        <w:numPr>
+          <w:ilvl w:val="0"/>
+          <w:numId w:val="2"/>
+        </w:numPr>
+        <w:rPr>
+          <w:lang w:val="en-US"/>
+        </w:rPr>
+      </w:pPr>
+      <w:r>
+        <w:rPr>
+          <w:lang w:val="en-US"/>
+        </w:rPr>
+        <w:t>33 tín chỉ</w:t>
+      </w:r>
+    </w:p>
+    <w:p>
+      <w:pPr>
+        <w:pStyle w:val="ListParagraph"/>
+        <w:numPr>
+          <w:ilvl w:val="0"/>
+          <w:numId w:val="7"/>
+        </w:numPr>
+        <w:rPr>
+          <w:lang w:val="en-US"/>
+        </w:rPr>
+      </w:pPr>
+      <w:r>
+        <w:rPr>
+          <w:lang w:val="en-US"/>
+        </w:rPr>
+        <w:t>3 Năm Đầu?</w:t>
+      </w:r>
+    </w:p>
+    <w:p>
+      <w:pPr>
+        <w:pStyle w:val="ListParagraph"/>
+        <w:numPr>
+          <w:ilvl w:val="0"/>
+          <w:numId w:val="2"/>
+        </w:numPr>
+        <w:rPr>
+          <w:lang w:val="en-US"/>
+        </w:rPr>
+      </w:pPr>
+      <w:r>
+        <w:rPr>
+          <w:lang w:val="en-US"/>
+        </w:rPr>
+        <w:t>15 ngày CTXH</w:t>
+      </w:r>
+    </w:p>
+    <w:p>
+      <w:pPr>
+        <w:pStyle w:val="ListParagraph"/>
+        <w:numPr>
+          <w:ilvl w:val="0"/>
+          <w:numId w:val="7"/>
+        </w:numPr>
+        <w:rPr>
+          <w:lang w:val="en-US"/>
+        </w:rPr>
+      </w:pPr>
+      <w:r>
+        <w:rPr>
+          <w:lang w:val="en-US"/>
+        </w:rPr>
+        <w:t>Học Bổng?</w:t>
+      </w:r>
+    </w:p>
+    <w:p>
+      <w:pPr>
+        <w:pStyle w:val="ListParagraph"/>
+        <w:numPr>
+          <w:ilvl w:val="0"/>
+          <w:numId w:val="2"/>
+        </w:numPr>
+        <w:rPr>
+          <w:lang w:val="en-US"/>
+        </w:rPr>
+      </w:pPr>
+      <w:r>
+        <w:rPr>
+          <w:lang w:val="en-US"/>
+        </w:rPr>
+        <w:t>Đéo cần xin trường tự cấp</w:t>
+      </w:r>
+    </w:p>
+    <w:p>
+      <w:pPr>
+        <w:rPr>
+          <w:lang w:val="en-US"/>
+        </w:rPr>
+      </w:pPr>
+    </w:p>
+    <w:p>
+      <w:pPr>
+        <w:rPr>
+          <w:lang w:val="en-US"/>
+        </w:rPr>
+      </w:pPr>
+      <w:r>
+        <w:rPr>
+          <w:lang w:val="en-US"/>
+        </w:rPr>
+        <w:t>Nhiệm vụ 1: tham dự hội thảo học thuật</w:t>
+      </w:r>
+    </w:p>
+    <w:p>
+      <w:pPr>
+        <w:rPr>
+          <w:lang w:val="en-US"/>
+        </w:rPr>
+      </w:pPr>
+      <w:r>
+        <w:rPr>
+          <w:lang w:val="en-US"/>
+        </w:rPr>
+        <w:t>Nhiệm vụ 2: ĐTB học kỳ &gt;= 8</w:t>
+      </w:r>
+    </w:p>
+    <w:p>
+      <w:pPr>
+        <w:rPr>
+          <w:lang w:val="en-US"/>
+        </w:rPr>
+      </w:pPr>
+      <w:r>
+        <w:rPr>
+          <w:lang w:val="en-US"/>
+        </w:rPr>
+        <w:t>Nhiệm vụ 3: Tham gia full hoạt động của trường lớp</w:t>
+      </w:r>
+    </w:p>
+    <w:p>
+      <w:pPr>
         <w:rPr>
           <w:lang w:val="en-US"/>
         </w:rPr>
@@ -3736,599 +4407,6 @@
           <w:lang w:val="en-US"/>
         </w:rPr>
         <w:lastRenderedPageBreak/>
-        <w:t xml:space="preserve">Mỗi chữ cái có “+” thì </w:t>
-      </w:r>
-      <w:r>
-        <w:rPr>
-          <w:lang w:val="en-US"/>
-        </w:rPr>
-        <w:t>tăng</w:t>
-      </w:r>
-      <w:r>
-        <w:rPr>
-          <w:lang w:val="en-US"/>
-        </w:rPr>
-        <w:t xml:space="preserve"> 0.5</w:t>
-      </w:r>
-    </w:p>
-    <w:p>
-      <w:pPr>
-        <w:pStyle w:val="ListParagraph"/>
-        <w:numPr>
-          <w:ilvl w:val="0"/>
-          <w:numId w:val="2"/>
-        </w:numPr>
-        <w:rPr>
-          <w:lang w:val="en-US"/>
-        </w:rPr>
-      </w:pPr>
-      <w:r>
-        <w:rPr>
-          <w:lang w:val="en-US"/>
-        </w:rPr>
-        <w:t>Từ chữ sang thang 4</w:t>
-      </w:r>
-    </w:p>
-    <w:p>
-      <w:pPr>
-        <w:pStyle w:val="ListParagraph"/>
-        <w:numPr>
-          <w:ilvl w:val="0"/>
-          <w:numId w:val="2"/>
-        </w:numPr>
-        <w:rPr>
-          <w:lang w:val="en-US"/>
-        </w:rPr>
-      </w:pPr>
-      <w:r>
-        <w:rPr>
-          <w:lang w:val="en-US"/>
-        </w:rPr>
-        <w:t>F = 0</w:t>
-      </w:r>
-    </w:p>
-    <w:p>
-      <w:pPr>
-        <w:pStyle w:val="ListParagraph"/>
-        <w:numPr>
-          <w:ilvl w:val="0"/>
-          <w:numId w:val="2"/>
-        </w:numPr>
-        <w:rPr>
-          <w:lang w:val="en-US"/>
-        </w:rPr>
-      </w:pPr>
-      <w:r>
-        <w:rPr>
-          <w:lang w:val="en-US"/>
-        </w:rPr>
-        <w:t>D = 1</w:t>
-      </w:r>
-    </w:p>
-    <w:p>
-      <w:pPr>
-        <w:pStyle w:val="ListParagraph"/>
-        <w:numPr>
-          <w:ilvl w:val="0"/>
-          <w:numId w:val="2"/>
-        </w:numPr>
-        <w:rPr>
-          <w:lang w:val="en-US"/>
-        </w:rPr>
-      </w:pPr>
-      <w:r>
-        <w:rPr>
-          <w:lang w:val="en-US"/>
-        </w:rPr>
-        <w:t>D+ = 1.5</w:t>
-      </w:r>
-    </w:p>
-    <w:p>
-      <w:pPr>
-        <w:pStyle w:val="ListParagraph"/>
-        <w:numPr>
-          <w:ilvl w:val="0"/>
-          <w:numId w:val="2"/>
-        </w:numPr>
-        <w:rPr>
-          <w:lang w:val="en-US"/>
-        </w:rPr>
-      </w:pPr>
-      <w:r>
-        <w:rPr>
-          <w:lang w:val="en-US"/>
-        </w:rPr>
-        <w:t>Mỗi chữ tiếp theo + 0.5, tối đa = 4</w:t>
-      </w:r>
-    </w:p>
-    <w:p>
-      <w:pPr>
-        <w:pStyle w:val="ListParagraph"/>
-        <w:numPr>
-          <w:ilvl w:val="0"/>
-          <w:numId w:val="2"/>
-        </w:numPr>
-        <w:rPr>
-          <w:lang w:val="en-US"/>
-        </w:rPr>
-      </w:pPr>
-      <w:r>
-        <w:rPr>
-          <w:lang w:val="en-US"/>
-        </w:rPr>
-        <w:t>Điểm trung bình 1 học kì</w:t>
-      </w:r>
-    </w:p>
-    <w:p>
-      <w:pPr>
-        <w:pStyle w:val="ListParagraph"/>
-        <w:numPr>
-          <w:ilvl w:val="0"/>
-          <w:numId w:val="2"/>
-        </w:numPr>
-        <w:rPr>
-          <w:lang w:val="en-US"/>
-        </w:rPr>
-      </w:pPr>
-      <w:r>
-        <w:rPr>
-          <w:lang w:val="en-US"/>
-        </w:rPr>
-        <w:t>Ví dụ bạn học vật lí 1 với 4 tín chỉ, giải tích 1 với 3 tín chỉ 1 học kì, đạt 8.3 điểm vật lí, 5.1 điểm giải tích, thì quy đổi chúng sang thang chữ rồi sang thang 4, được 3.5 và 1.5</w:t>
-      </w:r>
-      <w:r>
-        <w:rPr>
-          <w:lang w:val="en-US"/>
-        </w:rPr>
-        <w:t>, thì tính trung bình có trọng số là số tín chỉ tương ứng, = ((3.5 * 4) + (1.5 * 3)) / (4 + 3) = 2.6</w:t>
-      </w:r>
-    </w:p>
-    <w:p>
-      <w:pPr>
-        <w:pStyle w:val="ListParagraph"/>
-        <w:numPr>
-          <w:ilvl w:val="0"/>
-          <w:numId w:val="2"/>
-        </w:numPr>
-        <w:rPr>
-          <w:lang w:val="en-US"/>
-        </w:rPr>
-      </w:pPr>
-      <w:r>
-        <w:rPr>
-          <w:lang w:val="en-US"/>
-        </w:rPr>
-        <w:t>Dựa vào điểm trung bình để xếp loại học lực</w:t>
-      </w:r>
-    </w:p>
-    <w:p>
-      <w:pPr>
-        <w:pStyle w:val="ListParagraph"/>
-        <w:numPr>
-          <w:ilvl w:val="0"/>
-          <w:numId w:val="2"/>
-        </w:numPr>
-        <w:rPr>
-          <w:lang w:val="en-US"/>
-        </w:rPr>
-      </w:pPr>
-      <w:r>
-        <w:rPr>
-          <w:lang w:val="en-US"/>
-        </w:rPr>
-        <w:t>Kém = 1 trở xuống</w:t>
-      </w:r>
-    </w:p>
-    <w:p>
-      <w:pPr>
-        <w:pStyle w:val="ListParagraph"/>
-        <w:numPr>
-          <w:ilvl w:val="0"/>
-          <w:numId w:val="2"/>
-        </w:numPr>
-        <w:rPr>
-          <w:lang w:val="en-US"/>
-        </w:rPr>
-      </w:pPr>
-      <w:r>
-        <w:rPr>
-          <w:lang w:val="en-US"/>
-        </w:rPr>
-        <w:t>Yếu = 1 đến 2</w:t>
-      </w:r>
-    </w:p>
-    <w:p>
-      <w:pPr>
-        <w:pStyle w:val="ListParagraph"/>
-        <w:numPr>
-          <w:ilvl w:val="0"/>
-          <w:numId w:val="2"/>
-        </w:numPr>
-        <w:rPr>
-          <w:lang w:val="en-US"/>
-        </w:rPr>
-      </w:pPr>
-      <w:r>
-        <w:rPr>
-          <w:lang w:val="en-US"/>
-        </w:rPr>
-        <w:t>TB = 2 đến 2.5</w:t>
-      </w:r>
-    </w:p>
-    <w:p>
-      <w:pPr>
-        <w:pStyle w:val="ListParagraph"/>
-        <w:numPr>
-          <w:ilvl w:val="0"/>
-          <w:numId w:val="2"/>
-        </w:numPr>
-        <w:rPr>
-          <w:lang w:val="en-US"/>
-        </w:rPr>
-      </w:pPr>
-      <w:r>
-        <w:rPr>
-          <w:lang w:val="en-US"/>
-        </w:rPr>
-        <w:t>Khá = 2.5 đến 3.2</w:t>
-      </w:r>
-    </w:p>
-    <w:p>
-      <w:pPr>
-        <w:pStyle w:val="ListParagraph"/>
-        <w:numPr>
-          <w:ilvl w:val="0"/>
-          <w:numId w:val="2"/>
-        </w:numPr>
-        <w:rPr>
-          <w:lang w:val="en-US"/>
-        </w:rPr>
-      </w:pPr>
-      <w:r>
-        <w:rPr>
-          <w:lang w:val="en-US"/>
-        </w:rPr>
-        <w:t>Giỏi = 3.2 đến 3.6</w:t>
-      </w:r>
-    </w:p>
-    <w:p>
-      <w:pPr>
-        <w:pStyle w:val="ListParagraph"/>
-        <w:numPr>
-          <w:ilvl w:val="0"/>
-          <w:numId w:val="2"/>
-        </w:numPr>
-        <w:rPr>
-          <w:lang w:val="en-US"/>
-        </w:rPr>
-      </w:pPr>
-      <w:r>
-        <w:rPr>
-          <w:lang w:val="en-US"/>
-        </w:rPr>
-        <w:t>Xuất sắc = 3.6 đến 4</w:t>
-      </w:r>
-    </w:p>
-    <w:p>
-      <w:pPr>
-        <w:pStyle w:val="ListParagraph"/>
-        <w:numPr>
-          <w:ilvl w:val="0"/>
-          <w:numId w:val="2"/>
-        </w:numPr>
-        <w:rPr>
-          <w:lang w:val="en-US"/>
-        </w:rPr>
-      </w:pPr>
-      <w:r>
-        <w:rPr>
-          <w:lang w:val="en-US"/>
-        </w:rPr>
-        <w:t>Điểm trung bình tích lũy = điểm trung bình từ khi nhập học tới giờ, không phải trong 1 học kì</w:t>
-      </w:r>
-    </w:p>
-    <w:p>
-      <w:pPr>
-        <w:pStyle w:val="ListParagraph"/>
-        <w:numPr>
-          <w:ilvl w:val="0"/>
-          <w:numId w:val="7"/>
-        </w:numPr>
-        <w:rPr>
-          <w:lang w:val="en-US"/>
-        </w:rPr>
-      </w:pPr>
-      <w:r>
-        <w:rPr>
-          <w:lang w:val="en-US"/>
-        </w:rPr>
-        <w:t>Tiến Trình Học?</w:t>
-      </w:r>
-    </w:p>
-    <w:p>
-      <w:pPr>
-        <w:pStyle w:val="ListParagraph"/>
-        <w:numPr>
-          <w:ilvl w:val="0"/>
-          <w:numId w:val="2"/>
-        </w:numPr>
-        <w:rPr>
-          <w:lang w:val="en-US"/>
-        </w:rPr>
-      </w:pPr>
-      <w:r>
-        <w:rPr>
-          <w:lang w:val="en-US"/>
-        </w:rPr>
-        <w:t>CO1005</w:t>
-      </w:r>
-    </w:p>
-    <w:p>
-      <w:pPr>
-        <w:pStyle w:val="ListParagraph"/>
-        <w:numPr>
-          <w:ilvl w:val="0"/>
-          <w:numId w:val="7"/>
-        </w:numPr>
-        <w:rPr>
-          <w:lang w:val="en-US"/>
-        </w:rPr>
-      </w:pPr>
-      <w:r>
-        <w:rPr>
-          <w:lang w:val="en-US"/>
-        </w:rPr>
-        <w:t>1 Học Kì?</w:t>
-      </w:r>
-    </w:p>
-    <w:p>
-      <w:pPr>
-        <w:pStyle w:val="ListParagraph"/>
-        <w:numPr>
-          <w:ilvl w:val="0"/>
-          <w:numId w:val="2"/>
-        </w:numPr>
-      </w:pPr>
-      <w:r>
-        <w:t>231 = năm 2023 học kì 1</w:t>
-      </w:r>
-    </w:p>
-    <w:p>
-      <w:pPr>
-        <w:pStyle w:val="ListParagraph"/>
-        <w:numPr>
-          <w:ilvl w:val="0"/>
-          <w:numId w:val="2"/>
-        </w:numPr>
-        <w:rPr>
-          <w:lang w:val="en-US"/>
-        </w:rPr>
-      </w:pPr>
-      <w:r>
-        <w:rPr>
-          <w:lang w:val="en-US"/>
-        </w:rPr>
-        <w:t>11 đến 25 tín chỉ</w:t>
-      </w:r>
-    </w:p>
-    <w:p>
-      <w:pPr>
-        <w:pStyle w:val="ListParagraph"/>
-        <w:numPr>
-          <w:ilvl w:val="0"/>
-          <w:numId w:val="2"/>
-        </w:numPr>
-        <w:rPr>
-          <w:lang w:val="en-US"/>
-        </w:rPr>
-      </w:pPr>
-      <w:r>
-        <w:rPr>
-          <w:lang w:val="en-US"/>
-        </w:rPr>
-        <w:t>Điểm trung bình 8.5</w:t>
-      </w:r>
-    </w:p>
-    <w:p>
-      <w:pPr>
-        <w:pStyle w:val="ListParagraph"/>
-        <w:numPr>
-          <w:ilvl w:val="0"/>
-          <w:numId w:val="2"/>
-        </w:numPr>
-        <w:rPr>
-          <w:lang w:val="en-US"/>
-        </w:rPr>
-      </w:pPr>
-      <w:r>
-        <w:rPr>
-          <w:lang w:val="en-US"/>
-        </w:rPr>
-        <w:t>3 ngày CTXH</w:t>
-      </w:r>
-    </w:p>
-    <w:p>
-      <w:pPr>
-        <w:pStyle w:val="ListParagraph"/>
-        <w:numPr>
-          <w:ilvl w:val="0"/>
-          <w:numId w:val="2"/>
-        </w:numPr>
-        <w:rPr>
-          <w:lang w:val="en-US"/>
-        </w:rPr>
-      </w:pPr>
-      <w:r>
-        <w:rPr>
-          <w:lang w:val="en-US"/>
-        </w:rPr>
-        <w:t>Điểm rèn luyện 85</w:t>
-      </w:r>
-    </w:p>
-    <w:p>
-      <w:pPr>
-        <w:pStyle w:val="ListParagraph"/>
-        <w:numPr>
-          <w:ilvl w:val="0"/>
-          <w:numId w:val="7"/>
-        </w:numPr>
-        <w:rPr>
-          <w:lang w:val="en-US"/>
-        </w:rPr>
-      </w:pPr>
-      <w:r>
-        <w:rPr>
-          <w:lang w:val="en-US"/>
-        </w:rPr>
-        <w:t>1 Năm?</w:t>
-      </w:r>
-    </w:p>
-    <w:p>
-      <w:pPr>
-        <w:pStyle w:val="ListParagraph"/>
-        <w:numPr>
-          <w:ilvl w:val="0"/>
-          <w:numId w:val="2"/>
-        </w:numPr>
-        <w:rPr>
-          <w:lang w:val="en-US"/>
-        </w:rPr>
-      </w:pPr>
-      <w:r>
-        <w:rPr>
-          <w:lang w:val="en-US"/>
-        </w:rPr>
-        <w:t>33 tín chỉ</w:t>
-      </w:r>
-    </w:p>
-    <w:p>
-      <w:pPr>
-        <w:pStyle w:val="ListParagraph"/>
-        <w:numPr>
-          <w:ilvl w:val="0"/>
-          <w:numId w:val="7"/>
-        </w:numPr>
-        <w:rPr>
-          <w:lang w:val="en-US"/>
-        </w:rPr>
-      </w:pPr>
-      <w:r>
-        <w:rPr>
-          <w:lang w:val="en-US"/>
-        </w:rPr>
-        <w:t>3 Năm Đầu?</w:t>
-      </w:r>
-    </w:p>
-    <w:p>
-      <w:pPr>
-        <w:pStyle w:val="ListParagraph"/>
-        <w:numPr>
-          <w:ilvl w:val="0"/>
-          <w:numId w:val="2"/>
-        </w:numPr>
-        <w:rPr>
-          <w:lang w:val="en-US"/>
-        </w:rPr>
-      </w:pPr>
-      <w:r>
-        <w:rPr>
-          <w:lang w:val="en-US"/>
-        </w:rPr>
-        <w:t>15 ngày CTXH</w:t>
-      </w:r>
-    </w:p>
-    <w:p>
-      <w:pPr>
-        <w:pStyle w:val="ListParagraph"/>
-        <w:numPr>
-          <w:ilvl w:val="0"/>
-          <w:numId w:val="7"/>
-        </w:numPr>
-        <w:rPr>
-          <w:lang w:val="en-US"/>
-        </w:rPr>
-      </w:pPr>
-      <w:r>
-        <w:rPr>
-          <w:lang w:val="en-US"/>
-        </w:rPr>
-        <w:t>Học Bổng?</w:t>
-      </w:r>
-    </w:p>
-    <w:p>
-      <w:pPr>
-        <w:pStyle w:val="ListParagraph"/>
-        <w:numPr>
-          <w:ilvl w:val="0"/>
-          <w:numId w:val="2"/>
-        </w:numPr>
-        <w:rPr>
-          <w:lang w:val="en-US"/>
-        </w:rPr>
-      </w:pPr>
-      <w:r>
-        <w:rPr>
-          <w:lang w:val="en-US"/>
-        </w:rPr>
-        <w:t>Đéo cần xin trường tự cấp</w:t>
-      </w:r>
-    </w:p>
-    <w:p>
-      <w:pPr>
-        <w:rPr>
-          <w:lang w:val="en-US"/>
-        </w:rPr>
-      </w:pPr>
-    </w:p>
-    <w:p>
-      <w:pPr>
-        <w:rPr>
-          <w:lang w:val="en-US"/>
-        </w:rPr>
-      </w:pPr>
-      <w:r>
-        <w:rPr>
-          <w:lang w:val="en-US"/>
-        </w:rPr>
-        <w:t>Nhiệm vụ 1: tham dự hội thảo học thuật</w:t>
-      </w:r>
-    </w:p>
-    <w:p>
-      <w:pPr>
-        <w:rPr>
-          <w:lang w:val="en-US"/>
-        </w:rPr>
-      </w:pPr>
-      <w:r>
-        <w:rPr>
-          <w:lang w:val="en-US"/>
-        </w:rPr>
-        <w:t>Nhiệm vụ 2: ĐTB học kỳ &gt;= 8</w:t>
-      </w:r>
-    </w:p>
-    <w:p>
-      <w:pPr>
-        <w:rPr>
-          <w:lang w:val="en-US"/>
-        </w:rPr>
-      </w:pPr>
-      <w:r>
-        <w:rPr>
-          <w:lang w:val="en-US"/>
-        </w:rPr>
-        <w:t>Nhiệm vụ 3: Tham gia full hoạt động của trường lớp</w:t>
-      </w:r>
-    </w:p>
-    <w:p>
-      <w:pPr>
-        <w:rPr>
-          <w:lang w:val="en-US"/>
-        </w:rPr>
-      </w:pPr>
-      <w:r>
-        <w:rPr>
-          <w:lang w:val="en-US"/>
-        </w:rPr>
         <w:t>Nhiệm vụ 4: hiến máu</w:t>
       </w:r>
     </w:p>
@@ -4735,6 +4813,95 @@
     </w:lvl>
   </w:abstractNum>
   <w:abstractNum w:abstractNumId="4" w15:restartNumberingAfterBreak="0">
+    <w:nsid w:val="33D5225A"/>
+    <w:multiLevelType w:val="hybridMultilevel"/>
+    <w:tmpl w:val="567093F6"/>
+    <w:lvl w:ilvl="0" w:tplc="92485774">
+      <w:start w:val="1"/>
+      <w:numFmt w:val="decimal"/>
+      <w:lvlText w:val="%1."/>
+      <w:lvlJc w:val="left"/>
+      <w:pPr>
+        <w:ind w:left="1080" w:hanging="360"/>
+      </w:pPr>
+      <w:rPr>
+        <w:rFonts w:hint="default"/>
+      </w:rPr>
+    </w:lvl>
+    <w:lvl w:ilvl="1" w:tplc="04090019" w:tentative="1">
+      <w:start w:val="1"/>
+      <w:numFmt w:val="lowerLetter"/>
+      <w:lvlText w:val="%2."/>
+      <w:lvlJc w:val="left"/>
+      <w:pPr>
+        <w:ind w:left="1800" w:hanging="360"/>
+      </w:pPr>
+    </w:lvl>
+    <w:lvl w:ilvl="2" w:tplc="0409001B" w:tentative="1">
+      <w:start w:val="1"/>
+      <w:numFmt w:val="lowerRoman"/>
+      <w:lvlText w:val="%3."/>
+      <w:lvlJc w:val="right"/>
+      <w:pPr>
+        <w:ind w:left="2520" w:hanging="180"/>
+      </w:pPr>
+    </w:lvl>
+    <w:lvl w:ilvl="3" w:tplc="0409000F" w:tentative="1">
+      <w:start w:val="1"/>
+      <w:numFmt w:val="decimal"/>
+      <w:lvlText w:val="%4."/>
+      <w:lvlJc w:val="left"/>
+      <w:pPr>
+        <w:ind w:left="3240" w:hanging="360"/>
+      </w:pPr>
+    </w:lvl>
+    <w:lvl w:ilvl="4" w:tplc="04090019" w:tentative="1">
+      <w:start w:val="1"/>
+      <w:numFmt w:val="lowerLetter"/>
+      <w:lvlText w:val="%5."/>
+      <w:lvlJc w:val="left"/>
+      <w:pPr>
+        <w:ind w:left="3960" w:hanging="360"/>
+      </w:pPr>
+    </w:lvl>
+    <w:lvl w:ilvl="5" w:tplc="0409001B" w:tentative="1">
+      <w:start w:val="1"/>
+      <w:numFmt w:val="lowerRoman"/>
+      <w:lvlText w:val="%6."/>
+      <w:lvlJc w:val="right"/>
+      <w:pPr>
+        <w:ind w:left="4680" w:hanging="180"/>
+      </w:pPr>
+    </w:lvl>
+    <w:lvl w:ilvl="6" w:tplc="0409000F" w:tentative="1">
+      <w:start w:val="1"/>
+      <w:numFmt w:val="decimal"/>
+      <w:lvlText w:val="%7."/>
+      <w:lvlJc w:val="left"/>
+      <w:pPr>
+        <w:ind w:left="5400" w:hanging="360"/>
+      </w:pPr>
+    </w:lvl>
+    <w:lvl w:ilvl="7" w:tplc="04090019" w:tentative="1">
+      <w:start w:val="1"/>
+      <w:numFmt w:val="lowerLetter"/>
+      <w:lvlText w:val="%8."/>
+      <w:lvlJc w:val="left"/>
+      <w:pPr>
+        <w:ind w:left="6120" w:hanging="360"/>
+      </w:pPr>
+    </w:lvl>
+    <w:lvl w:ilvl="8" w:tplc="0409001B" w:tentative="1">
+      <w:start w:val="1"/>
+      <w:numFmt w:val="lowerRoman"/>
+      <w:lvlText w:val="%9."/>
+      <w:lvlJc w:val="right"/>
+      <w:pPr>
+        <w:ind w:left="6840" w:hanging="180"/>
+      </w:pPr>
+    </w:lvl>
+  </w:abstractNum>
+  <w:abstractNum w:abstractNumId="5" w15:restartNumberingAfterBreak="0">
     <w:nsid w:val="3AC31947"/>
     <w:multiLevelType w:val="hybridMultilevel"/>
     <w:tmpl w:val="6928B5F6"/>
@@ -4847,7 +5014,7 @@
       </w:rPr>
     </w:lvl>
   </w:abstractNum>
-  <w:abstractNum w:abstractNumId="5" w15:restartNumberingAfterBreak="0">
+  <w:abstractNum w:abstractNumId="6" w15:restartNumberingAfterBreak="0">
     <w:nsid w:val="5FD36F8F"/>
     <w:multiLevelType w:val="hybridMultilevel"/>
     <w:tmpl w:val="9D52F7E0"/>
@@ -4936,7 +5103,7 @@
       </w:pPr>
     </w:lvl>
   </w:abstractNum>
-  <w:abstractNum w:abstractNumId="6" w15:restartNumberingAfterBreak="0">
+  <w:abstractNum w:abstractNumId="7" w15:restartNumberingAfterBreak="0">
     <w:nsid w:val="656D481F"/>
     <w:multiLevelType w:val="hybridMultilevel"/>
     <w:tmpl w:val="68CA9CD6"/>
@@ -5025,7 +5192,7 @@
       </w:pPr>
     </w:lvl>
   </w:abstractNum>
-  <w:abstractNum w:abstractNumId="7" w15:restartNumberingAfterBreak="0">
+  <w:abstractNum w:abstractNumId="8" w15:restartNumberingAfterBreak="0">
     <w:nsid w:val="7145461B"/>
     <w:multiLevelType w:val="hybridMultilevel"/>
     <w:tmpl w:val="16DEC1EA"/>
@@ -5114,7 +5281,7 @@
       </w:pPr>
     </w:lvl>
   </w:abstractNum>
-  <w:abstractNum w:abstractNumId="8" w15:restartNumberingAfterBreak="0">
+  <w:abstractNum w:abstractNumId="9" w15:restartNumberingAfterBreak="0">
     <w:nsid w:val="73C3438B"/>
     <w:multiLevelType w:val="hybridMultilevel"/>
     <w:tmpl w:val="B9CA326A"/>
@@ -5207,28 +5374,31 @@
     <w:abstractNumId w:val="1"/>
   </w:num>
   <w:num w:numId="2" w16cid:durableId="416051566">
-    <w:abstractNumId w:val="4"/>
+    <w:abstractNumId w:val="5"/>
   </w:num>
   <w:num w:numId="3" w16cid:durableId="2088964529">
-    <w:abstractNumId w:val="5"/>
+    <w:abstractNumId w:val="6"/>
   </w:num>
   <w:num w:numId="4" w16cid:durableId="1964573976">
     <w:abstractNumId w:val="0"/>
   </w:num>
   <w:num w:numId="5" w16cid:durableId="1851337983">
-    <w:abstractNumId w:val="7"/>
+    <w:abstractNumId w:val="8"/>
   </w:num>
   <w:num w:numId="6" w16cid:durableId="850606350">
     <w:abstractNumId w:val="3"/>
   </w:num>
   <w:num w:numId="7" w16cid:durableId="1338532365">
-    <w:abstractNumId w:val="6"/>
+    <w:abstractNumId w:val="7"/>
   </w:num>
   <w:num w:numId="8" w16cid:durableId="597444692">
-    <w:abstractNumId w:val="8"/>
+    <w:abstractNumId w:val="9"/>
   </w:num>
   <w:num w:numId="9" w16cid:durableId="1641567336">
     <w:abstractNumId w:val="2"/>
+  </w:num>
+  <w:num w:numId="10" w16cid:durableId="648678465">
+    <w:abstractNumId w:val="4"/>
   </w:num>
 </w:numbering>
 </file>

--- a/hcmut.docx
+++ b/hcmut.docx
@@ -2130,78 +2130,6 @@
     </w:p>
     <w:p>
       <w:pPr>
-        <w:pStyle w:val="ListParagraph"/>
-        <w:numPr>
-          <w:ilvl w:val="0"/>
-          <w:numId w:val="3"/>
-        </w:numPr>
-        <w:rPr>
-          <w:rStyle w:val="Hyperlink"/>
-          <w:color w:val="auto"/>
-          <w:u w:val="none"/>
-          <w:lang w:val="en-US"/>
-        </w:rPr>
-      </w:pPr>
-      <w:r>
-        <w:rPr>
-          <w:rStyle w:val="Hyperlink"/>
-          <w:color w:val="auto"/>
-          <w:u w:val="none"/>
-          <w:lang w:val="en-US"/>
-        </w:rPr>
-        <w:t>Các Nhóm Bài Tập Lớn?</w:t>
-      </w:r>
-    </w:p>
-    <w:p>
-      <w:pPr>
-        <w:pStyle w:val="ListParagraph"/>
-        <w:numPr>
-          <w:ilvl w:val="0"/>
-          <w:numId w:val="2"/>
-        </w:numPr>
-        <w:rPr>
-          <w:rStyle w:val="Hyperlink"/>
-          <w:color w:val="auto"/>
-          <w:u w:val="none"/>
-          <w:lang w:val="en-US"/>
-        </w:rPr>
-      </w:pPr>
-      <w:r>
-        <w:rPr>
-          <w:rStyle w:val="Hyperlink"/>
-          <w:color w:val="auto"/>
-          <w:u w:val="none"/>
-          <w:lang w:val="en-US"/>
-        </w:rPr>
-        <w:t>Giải tích 1</w:t>
-      </w:r>
-    </w:p>
-    <w:p>
-      <w:pPr>
-        <w:pStyle w:val="ListParagraph"/>
-        <w:numPr>
-          <w:ilvl w:val="0"/>
-          <w:numId w:val="2"/>
-        </w:numPr>
-        <w:rPr>
-          <w:rStyle w:val="Hyperlink"/>
-          <w:color w:val="auto"/>
-          <w:u w:val="none"/>
-          <w:lang w:val="en-US"/>
-        </w:rPr>
-      </w:pPr>
-      <w:r>
-        <w:rPr>
-          <w:rStyle w:val="Hyperlink"/>
-          <w:color w:val="auto"/>
-          <w:u w:val="none"/>
-          <w:lang w:val="en-US"/>
-        </w:rPr>
-        <w:t>Huỳnh Tấn Đạt</w:t>
-      </w:r>
-    </w:p>
-    <w:p>
-      <w:pPr>
         <w:rPr>
           <w:rStyle w:val="Hyperlink"/>
           <w:color w:val="auto"/>
@@ -2618,17 +2546,503 @@
           <w:u w:val="none"/>
           <w:lang w:val="en-US"/>
         </w:rPr>
+        <w:t>3</w:t>
+      </w:r>
+      <w:r>
+        <w:rPr>
+          <w:rStyle w:val="Hyperlink"/>
+          <w:color w:val="auto"/>
+          <w:u w:val="none"/>
+          <w:lang w:val="en-US"/>
+        </w:rPr>
+        <w:t>9</w:t>
+      </w:r>
+    </w:p>
+    <w:p>
+      <w:pPr>
+        <w:pStyle w:val="ListParagraph"/>
+        <w:numPr>
+          <w:ilvl w:val="0"/>
+          <w:numId w:val="4"/>
+        </w:numPr>
+        <w:rPr>
+          <w:rStyle w:val="Hyperlink"/>
+          <w:color w:val="auto"/>
+          <w:u w:val="none"/>
+          <w:lang w:val="en-US"/>
+        </w:rPr>
+      </w:pPr>
+      <w:r>
+        <w:rPr>
+          <w:rStyle w:val="Hyperlink"/>
+          <w:color w:val="auto"/>
+          <w:u w:val="none"/>
+          <w:lang w:val="en-US"/>
+        </w:rPr>
+        <w:t>Lịch Bình Thường Hằng Ngày?</w:t>
+      </w:r>
+    </w:p>
+    <w:p>
+      <w:pPr>
+        <w:pStyle w:val="ListParagraph"/>
+        <w:numPr>
+          <w:ilvl w:val="0"/>
+          <w:numId w:val="2"/>
+        </w:numPr>
+        <w:rPr>
+          <w:rStyle w:val="Hyperlink"/>
+          <w:color w:val="auto"/>
+          <w:u w:val="none"/>
+          <w:lang w:val="en-US"/>
+        </w:rPr>
+      </w:pPr>
+      <w:r>
+        <w:rPr>
+          <w:rStyle w:val="Hyperlink"/>
+          <w:color w:val="auto"/>
+          <w:u w:val="none"/>
+          <w:lang w:val="en-US"/>
+        </w:rPr>
+        <w:t>5 đến 6 giờ, rửa mặt, đánh răng, xỉa răng, đái ỉa, hít đất, nghỉ 1 lát</w:t>
+      </w:r>
+    </w:p>
+    <w:p>
+      <w:pPr>
+        <w:pStyle w:val="ListParagraph"/>
+        <w:numPr>
+          <w:ilvl w:val="0"/>
+          <w:numId w:val="2"/>
+        </w:numPr>
+        <w:rPr>
+          <w:rStyle w:val="Hyperlink"/>
+          <w:color w:val="auto"/>
+          <w:u w:val="none"/>
+          <w:lang w:val="en-US"/>
+        </w:rPr>
+      </w:pPr>
+      <w:r>
+        <w:rPr>
+          <w:rStyle w:val="Hyperlink"/>
+          <w:color w:val="auto"/>
+          <w:u w:val="none"/>
+          <w:lang w:val="en-US"/>
+        </w:rPr>
         <w:lastRenderedPageBreak/>
-        <w:t>3</w:t>
-      </w:r>
-      <w:r>
-        <w:rPr>
-          <w:rStyle w:val="Hyperlink"/>
-          <w:color w:val="auto"/>
-          <w:u w:val="none"/>
-          <w:lang w:val="en-US"/>
-        </w:rPr>
-        <w:t>9</w:t>
+        <w:t>6 đến 6.5 giờ,</w:t>
+      </w:r>
+      <w:r>
+        <w:rPr>
+          <w:rStyle w:val="Hyperlink"/>
+          <w:color w:val="auto"/>
+          <w:u w:val="none"/>
+          <w:lang w:val="en-US"/>
+        </w:rPr>
+        <w:t xml:space="preserve"> Check Quiz,</w:t>
+      </w:r>
+      <w:r>
+        <w:rPr>
+          <w:rStyle w:val="Hyperlink"/>
+          <w:color w:val="auto"/>
+          <w:u w:val="none"/>
+          <w:lang w:val="en-US"/>
+        </w:rPr>
+        <w:t xml:space="preserve"> Check nhóm,</w:t>
+      </w:r>
+      <w:r>
+        <w:rPr>
+          <w:rStyle w:val="Hyperlink"/>
+          <w:color w:val="auto"/>
+          <w:u w:val="none"/>
+          <w:lang w:val="en-US"/>
+        </w:rPr>
+        <w:t xml:space="preserve"> đọc Berserk</w:t>
+      </w:r>
+    </w:p>
+    <w:p>
+      <w:pPr>
+        <w:pStyle w:val="ListParagraph"/>
+        <w:numPr>
+          <w:ilvl w:val="0"/>
+          <w:numId w:val="2"/>
+        </w:numPr>
+        <w:rPr>
+          <w:rStyle w:val="Hyperlink"/>
+          <w:color w:val="auto"/>
+          <w:u w:val="none"/>
+          <w:lang w:val="en-US"/>
+        </w:rPr>
+      </w:pPr>
+      <w:r>
+        <w:rPr>
+          <w:rStyle w:val="Hyperlink"/>
+          <w:color w:val="auto"/>
+          <w:u w:val="none"/>
+          <w:lang w:val="en-US"/>
+        </w:rPr>
+        <w:t>6.5 đến 7 giờ, đi ăn, về nhà, nghỉ 1 lát</w:t>
+      </w:r>
+    </w:p>
+    <w:p>
+      <w:pPr>
+        <w:pStyle w:val="ListParagraph"/>
+        <w:numPr>
+          <w:ilvl w:val="0"/>
+          <w:numId w:val="2"/>
+        </w:numPr>
+        <w:rPr>
+          <w:rStyle w:val="Hyperlink"/>
+          <w:color w:val="auto"/>
+          <w:u w:val="none"/>
+          <w:lang w:val="en-US"/>
+        </w:rPr>
+      </w:pPr>
+      <w:r>
+        <w:rPr>
+          <w:rStyle w:val="Hyperlink"/>
+          <w:color w:val="auto"/>
+          <w:u w:val="none"/>
+          <w:lang w:val="en-US"/>
+        </w:rPr>
+        <w:t>7 đến 8 giờ, học Matlab</w:t>
+      </w:r>
+    </w:p>
+    <w:p>
+      <w:pPr>
+        <w:pStyle w:val="ListParagraph"/>
+        <w:numPr>
+          <w:ilvl w:val="0"/>
+          <w:numId w:val="2"/>
+        </w:numPr>
+        <w:rPr>
+          <w:rStyle w:val="Hyperlink"/>
+          <w:color w:val="auto"/>
+          <w:u w:val="none"/>
+          <w:lang w:val="en-US"/>
+        </w:rPr>
+      </w:pPr>
+      <w:r>
+        <w:rPr>
+          <w:rStyle w:val="Hyperlink"/>
+          <w:color w:val="auto"/>
+          <w:u w:val="none"/>
+          <w:lang w:val="en-US"/>
+        </w:rPr>
+        <w:t>8 đến 9 giờ, học Tensorflow</w:t>
+      </w:r>
+    </w:p>
+    <w:p>
+      <w:pPr>
+        <w:pStyle w:val="ListParagraph"/>
+        <w:numPr>
+          <w:ilvl w:val="0"/>
+          <w:numId w:val="2"/>
+        </w:numPr>
+        <w:rPr>
+          <w:rStyle w:val="Hyperlink"/>
+          <w:color w:val="auto"/>
+          <w:u w:val="none"/>
+          <w:lang w:val="en-US"/>
+        </w:rPr>
+      </w:pPr>
+      <w:r>
+        <w:rPr>
+          <w:rStyle w:val="Hyperlink"/>
+          <w:color w:val="auto"/>
+          <w:u w:val="none"/>
+          <w:lang w:val="en-US"/>
+        </w:rPr>
+        <w:t>9 đến 10 giờ, học TOEIC + Berserk</w:t>
+      </w:r>
+    </w:p>
+    <w:p>
+      <w:pPr>
+        <w:pStyle w:val="ListParagraph"/>
+        <w:numPr>
+          <w:ilvl w:val="0"/>
+          <w:numId w:val="2"/>
+        </w:numPr>
+        <w:rPr>
+          <w:rStyle w:val="Hyperlink"/>
+          <w:color w:val="auto"/>
+          <w:u w:val="none"/>
+          <w:lang w:val="en-US"/>
+        </w:rPr>
+      </w:pPr>
+      <w:r>
+        <w:rPr>
+          <w:rStyle w:val="Hyperlink"/>
+          <w:color w:val="auto"/>
+          <w:u w:val="none"/>
+          <w:lang w:val="en-US"/>
+        </w:rPr>
+        <w:t>10 đến 11 giờ, học MOS</w:t>
+      </w:r>
+    </w:p>
+    <w:p>
+      <w:pPr>
+        <w:pStyle w:val="ListParagraph"/>
+        <w:numPr>
+          <w:ilvl w:val="0"/>
+          <w:numId w:val="2"/>
+        </w:numPr>
+        <w:rPr>
+          <w:rStyle w:val="Hyperlink"/>
+          <w:color w:val="auto"/>
+          <w:u w:val="none"/>
+          <w:lang w:val="en-US"/>
+        </w:rPr>
+      </w:pPr>
+      <w:r>
+        <w:rPr>
+          <w:rStyle w:val="Hyperlink"/>
+          <w:color w:val="auto"/>
+          <w:u w:val="none"/>
+          <w:lang w:val="en-US"/>
+        </w:rPr>
+        <w:t>11 đến 12 giờ, ăn, nghỉ, đọc Berserk</w:t>
+      </w:r>
+    </w:p>
+    <w:p>
+      <w:pPr>
+        <w:pStyle w:val="ListParagraph"/>
+        <w:numPr>
+          <w:ilvl w:val="0"/>
+          <w:numId w:val="2"/>
+        </w:numPr>
+        <w:rPr>
+          <w:rStyle w:val="Hyperlink"/>
+          <w:color w:val="auto"/>
+          <w:u w:val="none"/>
+          <w:lang w:val="en-US"/>
+        </w:rPr>
+      </w:pPr>
+      <w:r>
+        <w:rPr>
+          <w:rStyle w:val="Hyperlink"/>
+          <w:color w:val="auto"/>
+          <w:u w:val="none"/>
+          <w:lang w:val="en-US"/>
+        </w:rPr>
+        <w:t>12 đến 13 giờ, học IELTS + Berserk</w:t>
+      </w:r>
+    </w:p>
+    <w:p>
+      <w:pPr>
+        <w:pStyle w:val="ListParagraph"/>
+        <w:numPr>
+          <w:ilvl w:val="0"/>
+          <w:numId w:val="2"/>
+        </w:numPr>
+        <w:rPr>
+          <w:rStyle w:val="Hyperlink"/>
+          <w:color w:val="auto"/>
+          <w:u w:val="none"/>
+          <w:lang w:val="en-US"/>
+        </w:rPr>
+      </w:pPr>
+      <w:r>
+        <w:rPr>
+          <w:rStyle w:val="Hyperlink"/>
+          <w:color w:val="auto"/>
+          <w:u w:val="none"/>
+          <w:lang w:val="en-US"/>
+        </w:rPr>
+        <w:t>13 đến 14 giờ, học IC3</w:t>
+      </w:r>
+    </w:p>
+    <w:p>
+      <w:pPr>
+        <w:pStyle w:val="ListParagraph"/>
+        <w:numPr>
+          <w:ilvl w:val="0"/>
+          <w:numId w:val="2"/>
+        </w:numPr>
+        <w:rPr>
+          <w:rStyle w:val="Hyperlink"/>
+          <w:color w:val="auto"/>
+          <w:u w:val="none"/>
+          <w:lang w:val="en-US"/>
+        </w:rPr>
+      </w:pPr>
+      <w:r>
+        <w:rPr>
+          <w:rStyle w:val="Hyperlink"/>
+          <w:color w:val="auto"/>
+          <w:u w:val="none"/>
+          <w:lang w:val="en-US"/>
+        </w:rPr>
+        <w:t>14 đến 15 giờ, học vật lí</w:t>
+      </w:r>
+    </w:p>
+    <w:p>
+      <w:pPr>
+        <w:pStyle w:val="ListParagraph"/>
+        <w:numPr>
+          <w:ilvl w:val="0"/>
+          <w:numId w:val="2"/>
+        </w:numPr>
+        <w:rPr>
+          <w:rStyle w:val="Hyperlink"/>
+          <w:color w:val="auto"/>
+          <w:u w:val="none"/>
+          <w:lang w:val="en-US"/>
+        </w:rPr>
+      </w:pPr>
+      <w:r>
+        <w:rPr>
+          <w:rStyle w:val="Hyperlink"/>
+          <w:color w:val="auto"/>
+          <w:u w:val="none"/>
+          <w:lang w:val="en-US"/>
+        </w:rPr>
+        <w:t>15 đến 16 giờ, giải đề</w:t>
+      </w:r>
+    </w:p>
+    <w:p>
+      <w:pPr>
+        <w:pStyle w:val="ListParagraph"/>
+        <w:numPr>
+          <w:ilvl w:val="0"/>
+          <w:numId w:val="2"/>
+        </w:numPr>
+        <w:rPr>
+          <w:rStyle w:val="Hyperlink"/>
+          <w:color w:val="auto"/>
+          <w:u w:val="none"/>
+          <w:lang w:val="en-US"/>
+        </w:rPr>
+      </w:pPr>
+      <w:r>
+        <w:rPr>
+          <w:rStyle w:val="Hyperlink"/>
+          <w:color w:val="auto"/>
+          <w:u w:val="none"/>
+          <w:lang w:val="en-US"/>
+        </w:rPr>
+        <w:t>16 đến 17 giờ, học Hack + Web</w:t>
+      </w:r>
+    </w:p>
+    <w:p>
+      <w:pPr>
+        <w:pStyle w:val="ListParagraph"/>
+        <w:numPr>
+          <w:ilvl w:val="0"/>
+          <w:numId w:val="2"/>
+        </w:numPr>
+        <w:rPr>
+          <w:rStyle w:val="Hyperlink"/>
+          <w:color w:val="auto"/>
+          <w:u w:val="none"/>
+          <w:lang w:val="en-US"/>
+        </w:rPr>
+      </w:pPr>
+      <w:r>
+        <w:rPr>
+          <w:rStyle w:val="Hyperlink"/>
+          <w:color w:val="auto"/>
+          <w:u w:val="none"/>
+          <w:lang w:val="en-US"/>
+        </w:rPr>
+        <w:t>17 đến 18 giờ, tắm, giặt, phơi, nghỉ, đọc Berserk</w:t>
+      </w:r>
+    </w:p>
+    <w:p>
+      <w:pPr>
+        <w:pStyle w:val="ListParagraph"/>
+        <w:numPr>
+          <w:ilvl w:val="0"/>
+          <w:numId w:val="2"/>
+        </w:numPr>
+        <w:rPr>
+          <w:rStyle w:val="Hyperlink"/>
+          <w:color w:val="auto"/>
+          <w:u w:val="none"/>
+          <w:lang w:val="en-US"/>
+        </w:rPr>
+      </w:pPr>
+      <w:r>
+        <w:rPr>
+          <w:rStyle w:val="Hyperlink"/>
+          <w:color w:val="auto"/>
+          <w:u w:val="none"/>
+          <w:lang w:val="en-US"/>
+        </w:rPr>
+        <w:t>18 đến 19 giờ, ăn, nghỉ,</w:t>
+      </w:r>
+      <w:r>
+        <w:rPr>
+          <w:rStyle w:val="Hyperlink"/>
+          <w:color w:val="auto"/>
+          <w:u w:val="none"/>
+          <w:lang w:val="en-US"/>
+        </w:rPr>
+        <w:t xml:space="preserve"> Check Quiz,</w:t>
+      </w:r>
+      <w:r>
+        <w:rPr>
+          <w:rStyle w:val="Hyperlink"/>
+          <w:color w:val="auto"/>
+          <w:u w:val="none"/>
+          <w:lang w:val="en-US"/>
+        </w:rPr>
+        <w:t xml:space="preserve"> Check nhóm,</w:t>
+      </w:r>
+      <w:r>
+        <w:rPr>
+          <w:rStyle w:val="Hyperlink"/>
+          <w:color w:val="auto"/>
+          <w:u w:val="none"/>
+          <w:lang w:val="en-US"/>
+        </w:rPr>
+        <w:t xml:space="preserve"> đọc Berserk</w:t>
+      </w:r>
+    </w:p>
+    <w:p>
+      <w:pPr>
+        <w:pStyle w:val="ListParagraph"/>
+        <w:numPr>
+          <w:ilvl w:val="0"/>
+          <w:numId w:val="2"/>
+        </w:numPr>
+        <w:rPr>
+          <w:rStyle w:val="Hyperlink"/>
+          <w:color w:val="auto"/>
+          <w:u w:val="none"/>
+          <w:lang w:val="en-US"/>
+        </w:rPr>
+      </w:pPr>
+      <w:r>
+        <w:rPr>
+          <w:rStyle w:val="Hyperlink"/>
+          <w:color w:val="auto"/>
+          <w:u w:val="none"/>
+          <w:lang w:val="en-US"/>
+        </w:rPr>
+        <w:t>19 đến 20 giờ, học thuật toán</w:t>
+      </w:r>
+    </w:p>
+    <w:p>
+      <w:pPr>
+        <w:pStyle w:val="ListParagraph"/>
+        <w:numPr>
+          <w:ilvl w:val="0"/>
+          <w:numId w:val="2"/>
+        </w:numPr>
+        <w:rPr>
+          <w:rStyle w:val="Hyperlink"/>
+          <w:color w:val="auto"/>
+          <w:u w:val="none"/>
+          <w:lang w:val="en-US"/>
+        </w:rPr>
+      </w:pPr>
+      <w:r>
+        <w:rPr>
+          <w:rStyle w:val="Hyperlink"/>
+          <w:color w:val="auto"/>
+          <w:u w:val="none"/>
+          <w:lang w:val="en-US"/>
+        </w:rPr>
+        <w:t>20 giờ, ngủ</w:t>
       </w:r>
     </w:p>
     <w:p>
@@ -2652,469 +3066,79 @@
           <w:u w:val="none"/>
           <w:lang w:val="en-US"/>
         </w:rPr>
-        <w:t>Lịch Bình Thường Hằng Ngày?</w:t>
-      </w:r>
-    </w:p>
-    <w:p>
-      <w:pPr>
-        <w:pStyle w:val="ListParagraph"/>
-        <w:numPr>
-          <w:ilvl w:val="0"/>
-          <w:numId w:val="2"/>
-        </w:numPr>
-        <w:rPr>
-          <w:rStyle w:val="Hyperlink"/>
-          <w:color w:val="auto"/>
-          <w:u w:val="none"/>
-          <w:lang w:val="en-US"/>
-        </w:rPr>
-      </w:pPr>
-      <w:r>
-        <w:rPr>
-          <w:rStyle w:val="Hyperlink"/>
-          <w:color w:val="auto"/>
-          <w:u w:val="none"/>
-          <w:lang w:val="en-US"/>
-        </w:rPr>
-        <w:t>5 đến 6 giờ, rửa mặt, đánh răng, xỉa răng, đái ỉa, hít đất, nghỉ 1 lát</w:t>
-      </w:r>
-    </w:p>
-    <w:p>
-      <w:pPr>
-        <w:pStyle w:val="ListParagraph"/>
-        <w:numPr>
-          <w:ilvl w:val="0"/>
-          <w:numId w:val="2"/>
-        </w:numPr>
-        <w:rPr>
-          <w:rStyle w:val="Hyperlink"/>
-          <w:color w:val="auto"/>
-          <w:u w:val="none"/>
-          <w:lang w:val="en-US"/>
-        </w:rPr>
-      </w:pPr>
-      <w:r>
-        <w:rPr>
-          <w:rStyle w:val="Hyperlink"/>
-          <w:color w:val="auto"/>
-          <w:u w:val="none"/>
-          <w:lang w:val="en-US"/>
-        </w:rPr>
-        <w:t>6 đến 6.5 giờ,</w:t>
-      </w:r>
-      <w:r>
-        <w:rPr>
-          <w:rStyle w:val="Hyperlink"/>
-          <w:color w:val="auto"/>
-          <w:u w:val="none"/>
-          <w:lang w:val="en-US"/>
-        </w:rPr>
-        <w:t xml:space="preserve"> Check Quiz,</w:t>
-      </w:r>
-      <w:r>
-        <w:rPr>
-          <w:rStyle w:val="Hyperlink"/>
-          <w:color w:val="auto"/>
-          <w:u w:val="none"/>
-          <w:lang w:val="en-US"/>
-        </w:rPr>
-        <w:t xml:space="preserve"> Check nhóm,</w:t>
-      </w:r>
-      <w:r>
-        <w:rPr>
-          <w:rStyle w:val="Hyperlink"/>
-          <w:color w:val="auto"/>
-          <w:u w:val="none"/>
-          <w:lang w:val="en-US"/>
-        </w:rPr>
-        <w:t xml:space="preserve"> đọc Berserk</w:t>
-      </w:r>
-    </w:p>
-    <w:p>
-      <w:pPr>
-        <w:pStyle w:val="ListParagraph"/>
-        <w:numPr>
-          <w:ilvl w:val="0"/>
-          <w:numId w:val="2"/>
-        </w:numPr>
-        <w:rPr>
-          <w:rStyle w:val="Hyperlink"/>
-          <w:color w:val="auto"/>
-          <w:u w:val="none"/>
-          <w:lang w:val="en-US"/>
-        </w:rPr>
-      </w:pPr>
-      <w:r>
-        <w:rPr>
-          <w:rStyle w:val="Hyperlink"/>
-          <w:color w:val="auto"/>
-          <w:u w:val="none"/>
-          <w:lang w:val="en-US"/>
-        </w:rPr>
-        <w:t>6.5 đến 7 giờ, đi ăn, về nhà, nghỉ 1 lát</w:t>
-      </w:r>
-    </w:p>
-    <w:p>
-      <w:pPr>
-        <w:pStyle w:val="ListParagraph"/>
-        <w:numPr>
-          <w:ilvl w:val="0"/>
-          <w:numId w:val="2"/>
-        </w:numPr>
-        <w:rPr>
-          <w:rStyle w:val="Hyperlink"/>
-          <w:color w:val="auto"/>
-          <w:u w:val="none"/>
-          <w:lang w:val="en-US"/>
-        </w:rPr>
-      </w:pPr>
-      <w:r>
-        <w:rPr>
-          <w:rStyle w:val="Hyperlink"/>
-          <w:color w:val="auto"/>
-          <w:u w:val="none"/>
-          <w:lang w:val="en-US"/>
-        </w:rPr>
-        <w:t>7 đến 8 giờ, học Matlab</w:t>
-      </w:r>
-    </w:p>
-    <w:p>
-      <w:pPr>
-        <w:pStyle w:val="ListParagraph"/>
-        <w:numPr>
-          <w:ilvl w:val="0"/>
-          <w:numId w:val="2"/>
-        </w:numPr>
-        <w:rPr>
-          <w:rStyle w:val="Hyperlink"/>
-          <w:color w:val="auto"/>
-          <w:u w:val="none"/>
-          <w:lang w:val="en-US"/>
-        </w:rPr>
-      </w:pPr>
-      <w:r>
-        <w:rPr>
-          <w:rStyle w:val="Hyperlink"/>
-          <w:color w:val="auto"/>
-          <w:u w:val="none"/>
-          <w:lang w:val="en-US"/>
-        </w:rPr>
-        <w:t>8 đến 9 giờ, học Tensorflow</w:t>
-      </w:r>
-    </w:p>
-    <w:p>
-      <w:pPr>
-        <w:pStyle w:val="ListParagraph"/>
-        <w:numPr>
-          <w:ilvl w:val="0"/>
-          <w:numId w:val="2"/>
-        </w:numPr>
-        <w:rPr>
-          <w:rStyle w:val="Hyperlink"/>
-          <w:color w:val="auto"/>
-          <w:u w:val="none"/>
-          <w:lang w:val="en-US"/>
-        </w:rPr>
-      </w:pPr>
-      <w:r>
-        <w:rPr>
-          <w:rStyle w:val="Hyperlink"/>
-          <w:color w:val="auto"/>
-          <w:u w:val="none"/>
-          <w:lang w:val="en-US"/>
-        </w:rPr>
-        <w:t>9 đến 10 giờ, học TOEIC + Berserk</w:t>
-      </w:r>
-    </w:p>
-    <w:p>
-      <w:pPr>
-        <w:pStyle w:val="ListParagraph"/>
-        <w:numPr>
-          <w:ilvl w:val="0"/>
-          <w:numId w:val="2"/>
-        </w:numPr>
-        <w:rPr>
-          <w:rStyle w:val="Hyperlink"/>
-          <w:color w:val="auto"/>
-          <w:u w:val="none"/>
-          <w:lang w:val="en-US"/>
-        </w:rPr>
-      </w:pPr>
-      <w:r>
-        <w:rPr>
-          <w:rStyle w:val="Hyperlink"/>
-          <w:color w:val="auto"/>
-          <w:u w:val="none"/>
-          <w:lang w:val="en-US"/>
-        </w:rPr>
-        <w:t>10 đến 11 giờ, học MOS</w:t>
-      </w:r>
-    </w:p>
-    <w:p>
-      <w:pPr>
-        <w:pStyle w:val="ListParagraph"/>
-        <w:numPr>
-          <w:ilvl w:val="0"/>
-          <w:numId w:val="2"/>
-        </w:numPr>
-        <w:rPr>
-          <w:rStyle w:val="Hyperlink"/>
-          <w:color w:val="auto"/>
-          <w:u w:val="none"/>
-          <w:lang w:val="en-US"/>
-        </w:rPr>
-      </w:pPr>
-      <w:r>
-        <w:rPr>
-          <w:rStyle w:val="Hyperlink"/>
-          <w:color w:val="auto"/>
-          <w:u w:val="none"/>
-          <w:lang w:val="en-US"/>
-        </w:rPr>
-        <w:t>11 đến 12 giờ, ăn, nghỉ, đọc Berserk</w:t>
-      </w:r>
-    </w:p>
-    <w:p>
-      <w:pPr>
-        <w:pStyle w:val="ListParagraph"/>
-        <w:numPr>
-          <w:ilvl w:val="0"/>
-          <w:numId w:val="2"/>
-        </w:numPr>
-        <w:rPr>
-          <w:rStyle w:val="Hyperlink"/>
-          <w:color w:val="auto"/>
-          <w:u w:val="none"/>
-          <w:lang w:val="en-US"/>
-        </w:rPr>
-      </w:pPr>
-      <w:r>
-        <w:rPr>
-          <w:rStyle w:val="Hyperlink"/>
-          <w:color w:val="auto"/>
-          <w:u w:val="none"/>
-          <w:lang w:val="en-US"/>
-        </w:rPr>
-        <w:t>12 đến 13 giờ, học IELTS + Berserk</w:t>
-      </w:r>
-    </w:p>
-    <w:p>
-      <w:pPr>
-        <w:pStyle w:val="ListParagraph"/>
-        <w:numPr>
-          <w:ilvl w:val="0"/>
-          <w:numId w:val="2"/>
-        </w:numPr>
-        <w:rPr>
-          <w:rStyle w:val="Hyperlink"/>
-          <w:color w:val="auto"/>
-          <w:u w:val="none"/>
-          <w:lang w:val="en-US"/>
-        </w:rPr>
-      </w:pPr>
-      <w:r>
-        <w:rPr>
-          <w:rStyle w:val="Hyperlink"/>
-          <w:color w:val="auto"/>
-          <w:u w:val="none"/>
-          <w:lang w:val="en-US"/>
-        </w:rPr>
-        <w:t>13 đến 14 giờ, học IC3</w:t>
-      </w:r>
-    </w:p>
-    <w:p>
-      <w:pPr>
-        <w:pStyle w:val="ListParagraph"/>
-        <w:numPr>
-          <w:ilvl w:val="0"/>
-          <w:numId w:val="2"/>
-        </w:numPr>
-        <w:rPr>
-          <w:rStyle w:val="Hyperlink"/>
-          <w:color w:val="auto"/>
-          <w:u w:val="none"/>
-          <w:lang w:val="en-US"/>
-        </w:rPr>
-      </w:pPr>
-      <w:r>
-        <w:rPr>
-          <w:rStyle w:val="Hyperlink"/>
-          <w:color w:val="auto"/>
-          <w:u w:val="none"/>
-          <w:lang w:val="en-US"/>
-        </w:rPr>
-        <w:t>14 đến 15 giờ, học vật lí</w:t>
-      </w:r>
-    </w:p>
-    <w:p>
-      <w:pPr>
-        <w:pStyle w:val="ListParagraph"/>
-        <w:numPr>
-          <w:ilvl w:val="0"/>
-          <w:numId w:val="2"/>
-        </w:numPr>
-        <w:rPr>
-          <w:rStyle w:val="Hyperlink"/>
-          <w:color w:val="auto"/>
-          <w:u w:val="none"/>
-          <w:lang w:val="en-US"/>
-        </w:rPr>
-      </w:pPr>
-      <w:r>
-        <w:rPr>
-          <w:rStyle w:val="Hyperlink"/>
-          <w:color w:val="auto"/>
-          <w:u w:val="none"/>
-          <w:lang w:val="en-US"/>
-        </w:rPr>
-        <w:t>15 đến 16 giờ, giải đề</w:t>
-      </w:r>
-    </w:p>
-    <w:p>
-      <w:pPr>
-        <w:pStyle w:val="ListParagraph"/>
-        <w:numPr>
-          <w:ilvl w:val="0"/>
-          <w:numId w:val="2"/>
-        </w:numPr>
-        <w:rPr>
-          <w:rStyle w:val="Hyperlink"/>
-          <w:color w:val="auto"/>
-          <w:u w:val="none"/>
-          <w:lang w:val="en-US"/>
-        </w:rPr>
-      </w:pPr>
-      <w:r>
-        <w:rPr>
-          <w:rStyle w:val="Hyperlink"/>
-          <w:color w:val="auto"/>
-          <w:u w:val="none"/>
-          <w:lang w:val="en-US"/>
-        </w:rPr>
-        <w:t>16 đến 17 giờ, học Hack + Web</w:t>
-      </w:r>
-    </w:p>
-    <w:p>
-      <w:pPr>
-        <w:pStyle w:val="ListParagraph"/>
-        <w:numPr>
-          <w:ilvl w:val="0"/>
-          <w:numId w:val="2"/>
-        </w:numPr>
-        <w:rPr>
-          <w:rStyle w:val="Hyperlink"/>
-          <w:color w:val="auto"/>
-          <w:u w:val="none"/>
-          <w:lang w:val="en-US"/>
-        </w:rPr>
-      </w:pPr>
-      <w:r>
-        <w:rPr>
-          <w:rStyle w:val="Hyperlink"/>
-          <w:color w:val="auto"/>
-          <w:u w:val="none"/>
-          <w:lang w:val="en-US"/>
-        </w:rPr>
-        <w:t>17 đến 18 giờ, tắm, giặt, phơi, nghỉ, đọc Berserk</w:t>
-      </w:r>
-    </w:p>
-    <w:p>
-      <w:pPr>
-        <w:pStyle w:val="ListParagraph"/>
-        <w:numPr>
-          <w:ilvl w:val="0"/>
-          <w:numId w:val="2"/>
-        </w:numPr>
-        <w:rPr>
-          <w:rStyle w:val="Hyperlink"/>
-          <w:color w:val="auto"/>
-          <w:u w:val="none"/>
-          <w:lang w:val="en-US"/>
-        </w:rPr>
-      </w:pPr>
-      <w:r>
-        <w:rPr>
-          <w:rStyle w:val="Hyperlink"/>
-          <w:color w:val="auto"/>
-          <w:u w:val="none"/>
-          <w:lang w:val="en-US"/>
-        </w:rPr>
-        <w:t>18 đến 19 giờ, ăn, nghỉ,</w:t>
-      </w:r>
-      <w:r>
-        <w:rPr>
-          <w:rStyle w:val="Hyperlink"/>
-          <w:color w:val="auto"/>
-          <w:u w:val="none"/>
-          <w:lang w:val="en-US"/>
-        </w:rPr>
-        <w:t xml:space="preserve"> Check Quiz,</w:t>
-      </w:r>
-      <w:r>
-        <w:rPr>
-          <w:rStyle w:val="Hyperlink"/>
-          <w:color w:val="auto"/>
-          <w:u w:val="none"/>
-          <w:lang w:val="en-US"/>
-        </w:rPr>
-        <w:t xml:space="preserve"> Check nhóm,</w:t>
-      </w:r>
-      <w:r>
-        <w:rPr>
-          <w:rStyle w:val="Hyperlink"/>
-          <w:color w:val="auto"/>
-          <w:u w:val="none"/>
-          <w:lang w:val="en-US"/>
-        </w:rPr>
-        <w:t xml:space="preserve"> đọc Berserk</w:t>
-      </w:r>
-    </w:p>
-    <w:p>
-      <w:pPr>
-        <w:pStyle w:val="ListParagraph"/>
-        <w:numPr>
-          <w:ilvl w:val="0"/>
-          <w:numId w:val="2"/>
-        </w:numPr>
-        <w:rPr>
-          <w:rStyle w:val="Hyperlink"/>
-          <w:color w:val="auto"/>
-          <w:u w:val="none"/>
-          <w:lang w:val="en-US"/>
-        </w:rPr>
-      </w:pPr>
-      <w:r>
-        <w:rPr>
-          <w:rStyle w:val="Hyperlink"/>
-          <w:color w:val="auto"/>
-          <w:u w:val="none"/>
-          <w:lang w:val="en-US"/>
-        </w:rPr>
-        <w:t>19 đến 20 giờ, học thuật toán</w:t>
-      </w:r>
-    </w:p>
-    <w:p>
-      <w:pPr>
-        <w:pStyle w:val="ListParagraph"/>
-        <w:numPr>
-          <w:ilvl w:val="0"/>
-          <w:numId w:val="2"/>
-        </w:numPr>
-        <w:rPr>
-          <w:rStyle w:val="Hyperlink"/>
-          <w:color w:val="auto"/>
-          <w:u w:val="none"/>
-          <w:lang w:val="en-US"/>
-        </w:rPr>
-      </w:pPr>
-      <w:r>
-        <w:rPr>
-          <w:rStyle w:val="Hyperlink"/>
-          <w:color w:val="auto"/>
-          <w:u w:val="none"/>
-          <w:lang w:val="en-US"/>
-        </w:rPr>
-        <w:t>20 giờ, ngủ</w:t>
+        <w:t>25/9/2023?</w:t>
+      </w:r>
+    </w:p>
+    <w:p>
+      <w:pPr>
+        <w:pStyle w:val="ListParagraph"/>
+        <w:numPr>
+          <w:ilvl w:val="0"/>
+          <w:numId w:val="2"/>
+        </w:numPr>
+        <w:rPr>
+          <w:rStyle w:val="Hyperlink"/>
+          <w:color w:val="auto"/>
+          <w:u w:val="none"/>
+          <w:lang w:val="en-US"/>
+        </w:rPr>
+      </w:pPr>
+      <w:r>
+        <w:rPr>
+          <w:rStyle w:val="Hyperlink"/>
+          <w:color w:val="auto"/>
+          <w:u w:val="none"/>
+          <w:lang w:val="en-US"/>
+        </w:rPr>
+        <w:t>Kiểm tra IC3 Full trắc nghiệm</w:t>
+      </w:r>
+    </w:p>
+    <w:p>
+      <w:pPr>
+        <w:pStyle w:val="ListParagraph"/>
+        <w:numPr>
+          <w:ilvl w:val="0"/>
+          <w:numId w:val="2"/>
+        </w:numPr>
+        <w:rPr>
+          <w:rStyle w:val="Hyperlink"/>
+          <w:color w:val="auto"/>
+          <w:u w:val="none"/>
+          <w:lang w:val="en-US"/>
+        </w:rPr>
+      </w:pPr>
+      <w:r>
+        <w:rPr>
+          <w:rStyle w:val="Hyperlink"/>
+          <w:color w:val="auto"/>
+          <w:u w:val="none"/>
+          <w:lang w:val="en-US"/>
+        </w:rPr>
+        <w:t>20 giờ, sạc Laptop Full</w:t>
+      </w:r>
+    </w:p>
+    <w:p>
+      <w:pPr>
+        <w:pStyle w:val="ListParagraph"/>
+        <w:numPr>
+          <w:ilvl w:val="0"/>
+          <w:numId w:val="2"/>
+        </w:numPr>
+        <w:rPr>
+          <w:rStyle w:val="Hyperlink"/>
+          <w:color w:val="auto"/>
+          <w:u w:val="none"/>
+          <w:lang w:val="en-US"/>
+        </w:rPr>
+      </w:pPr>
+      <w:r>
+        <w:rPr>
+          <w:rStyle w:val="Hyperlink"/>
+          <w:color w:val="auto"/>
+          <w:u w:val="none"/>
+          <w:lang w:val="en-US"/>
+        </w:rPr>
+        <w:t>21 giờ, sạc điện thoại</w:t>
       </w:r>
     </w:p>
     <w:p>
@@ -3138,79 +3162,175 @@
           <w:u w:val="none"/>
           <w:lang w:val="en-US"/>
         </w:rPr>
-        <w:t>25/9/2023?</w:t>
-      </w:r>
-    </w:p>
-    <w:p>
-      <w:pPr>
-        <w:pStyle w:val="ListParagraph"/>
-        <w:numPr>
-          <w:ilvl w:val="0"/>
-          <w:numId w:val="2"/>
-        </w:numPr>
-        <w:rPr>
-          <w:rStyle w:val="Hyperlink"/>
-          <w:color w:val="auto"/>
-          <w:u w:val="none"/>
-          <w:lang w:val="en-US"/>
-        </w:rPr>
-      </w:pPr>
-      <w:r>
-        <w:rPr>
-          <w:rStyle w:val="Hyperlink"/>
-          <w:color w:val="auto"/>
-          <w:u w:val="none"/>
-          <w:lang w:val="en-US"/>
-        </w:rPr>
-        <w:t>Kiểm tra IC3 Full trắc nghiệm</w:t>
-      </w:r>
-    </w:p>
-    <w:p>
-      <w:pPr>
-        <w:pStyle w:val="ListParagraph"/>
-        <w:numPr>
-          <w:ilvl w:val="0"/>
-          <w:numId w:val="2"/>
-        </w:numPr>
-        <w:rPr>
-          <w:rStyle w:val="Hyperlink"/>
-          <w:color w:val="auto"/>
-          <w:u w:val="none"/>
-          <w:lang w:val="en-US"/>
-        </w:rPr>
-      </w:pPr>
-      <w:r>
-        <w:rPr>
-          <w:rStyle w:val="Hyperlink"/>
-          <w:color w:val="auto"/>
-          <w:u w:val="none"/>
-          <w:lang w:val="en-US"/>
-        </w:rPr>
-        <w:t>20 giờ, sạc Laptop Full</w:t>
-      </w:r>
-    </w:p>
-    <w:p>
-      <w:pPr>
-        <w:pStyle w:val="ListParagraph"/>
-        <w:numPr>
-          <w:ilvl w:val="0"/>
-          <w:numId w:val="2"/>
-        </w:numPr>
-        <w:rPr>
-          <w:rStyle w:val="Hyperlink"/>
-          <w:color w:val="auto"/>
-          <w:u w:val="none"/>
-          <w:lang w:val="en-US"/>
-        </w:rPr>
-      </w:pPr>
-      <w:r>
-        <w:rPr>
-          <w:rStyle w:val="Hyperlink"/>
-          <w:color w:val="auto"/>
-          <w:u w:val="none"/>
-          <w:lang w:val="en-US"/>
-        </w:rPr>
-        <w:t>21 giờ, sạc điện thoại</w:t>
+        <w:t>26/9/2023?</w:t>
+      </w:r>
+    </w:p>
+    <w:p>
+      <w:pPr>
+        <w:pStyle w:val="ListParagraph"/>
+        <w:numPr>
+          <w:ilvl w:val="0"/>
+          <w:numId w:val="2"/>
+        </w:numPr>
+        <w:rPr>
+          <w:rStyle w:val="Hyperlink"/>
+          <w:color w:val="auto"/>
+          <w:u w:val="none"/>
+          <w:lang w:val="en-US"/>
+        </w:rPr>
+      </w:pPr>
+      <w:r>
+        <w:rPr>
+          <w:rStyle w:val="Hyperlink"/>
+          <w:color w:val="auto"/>
+          <w:u w:val="none"/>
+          <w:lang w:val="en-US"/>
+        </w:rPr>
+        <w:t>5 giờ, gỡ sạc điện thoại</w:t>
+      </w:r>
+    </w:p>
+    <w:p>
+      <w:pPr>
+        <w:pStyle w:val="ListParagraph"/>
+        <w:numPr>
+          <w:ilvl w:val="0"/>
+          <w:numId w:val="2"/>
+        </w:numPr>
+        <w:rPr>
+          <w:rStyle w:val="Hyperlink"/>
+          <w:color w:val="auto"/>
+          <w:u w:val="none"/>
+          <w:lang w:val="en-US"/>
+        </w:rPr>
+      </w:pPr>
+      <w:r>
+        <w:rPr>
+          <w:rStyle w:val="Hyperlink"/>
+          <w:color w:val="auto"/>
+          <w:u w:val="none"/>
+          <w:lang w:val="en-US"/>
+        </w:rPr>
+        <w:t>6.5 giờ, chạy ra ngô quyền mua 2 hộp cơm, ăn 1 hộp</w:t>
+      </w:r>
+    </w:p>
+    <w:p>
+      <w:pPr>
+        <w:pStyle w:val="ListParagraph"/>
+        <w:numPr>
+          <w:ilvl w:val="0"/>
+          <w:numId w:val="2"/>
+        </w:numPr>
+        <w:rPr>
+          <w:rStyle w:val="Hyperlink"/>
+          <w:color w:val="auto"/>
+          <w:u w:val="none"/>
+          <w:lang w:val="en-US"/>
+        </w:rPr>
+      </w:pPr>
+      <w:r>
+        <w:rPr>
+          <w:rStyle w:val="Hyperlink"/>
+          <w:color w:val="auto"/>
+          <w:u w:val="none"/>
+          <w:lang w:val="en-US"/>
+        </w:rPr>
+        <w:t>8 đến 10.83 giờ, vật lí 1, tòa H2, phòng 201</w:t>
+      </w:r>
+    </w:p>
+    <w:p>
+      <w:pPr>
+        <w:pStyle w:val="ListParagraph"/>
+        <w:numPr>
+          <w:ilvl w:val="0"/>
+          <w:numId w:val="2"/>
+        </w:numPr>
+        <w:rPr>
+          <w:rStyle w:val="Hyperlink"/>
+          <w:color w:val="auto"/>
+          <w:u w:val="none"/>
+          <w:lang w:val="en-US"/>
+        </w:rPr>
+      </w:pPr>
+      <w:r>
+        <w:rPr>
+          <w:rStyle w:val="Hyperlink"/>
+          <w:color w:val="auto"/>
+          <w:u w:val="none"/>
+          <w:lang w:val="en-US"/>
+        </w:rPr>
+        <w:t>11 giờ, ăn hộp cơm còn lại</w:t>
+      </w:r>
+    </w:p>
+    <w:p>
+      <w:pPr>
+        <w:pStyle w:val="ListParagraph"/>
+        <w:numPr>
+          <w:ilvl w:val="0"/>
+          <w:numId w:val="2"/>
+        </w:numPr>
+        <w:rPr>
+          <w:rStyle w:val="Hyperlink"/>
+          <w:color w:val="auto"/>
+          <w:u w:val="none"/>
+          <w:lang w:val="en-US"/>
+        </w:rPr>
+      </w:pPr>
+      <w:r>
+        <w:rPr>
+          <w:rStyle w:val="Hyperlink"/>
+          <w:color w:val="auto"/>
+          <w:u w:val="none"/>
+          <w:lang w:val="en-US"/>
+        </w:rPr>
+        <w:t>12 đến 13.83 giờ, giải tích 1 bài tập, tòa H1, phòng 802</w:t>
+      </w:r>
+    </w:p>
+    <w:p>
+      <w:pPr>
+        <w:pStyle w:val="ListParagraph"/>
+        <w:numPr>
+          <w:ilvl w:val="0"/>
+          <w:numId w:val="2"/>
+        </w:numPr>
+        <w:rPr>
+          <w:rStyle w:val="Hyperlink"/>
+          <w:color w:val="auto"/>
+          <w:u w:val="none"/>
+          <w:lang w:val="en-US"/>
+        </w:rPr>
+      </w:pPr>
+      <w:r>
+        <w:rPr>
+          <w:rStyle w:val="Hyperlink"/>
+          <w:color w:val="auto"/>
+          <w:u w:val="none"/>
+          <w:lang w:val="en-US"/>
+        </w:rPr>
+        <w:t>15 đến 17.83 giờ, giải tích 1, tòa H6, giảng đường</w:t>
+      </w:r>
+    </w:p>
+    <w:p>
+      <w:pPr>
+        <w:pStyle w:val="ListParagraph"/>
+        <w:numPr>
+          <w:ilvl w:val="0"/>
+          <w:numId w:val="2"/>
+        </w:numPr>
+        <w:rPr>
+          <w:rStyle w:val="Hyperlink"/>
+          <w:color w:val="auto"/>
+          <w:u w:val="none"/>
+          <w:lang w:val="en-US"/>
+        </w:rPr>
+      </w:pPr>
+      <w:r>
+        <w:rPr>
+          <w:rStyle w:val="Hyperlink"/>
+          <w:color w:val="auto"/>
+          <w:u w:val="none"/>
+          <w:lang w:val="en-US"/>
+        </w:rPr>
+        <w:t>18 giờ ghé bà mười mua cơm</w:t>
       </w:r>
     </w:p>
     <w:p>
@@ -3234,175 +3354,31 @@
           <w:u w:val="none"/>
           <w:lang w:val="en-US"/>
         </w:rPr>
-        <w:t>26/9/2023?</w:t>
-      </w:r>
-    </w:p>
-    <w:p>
-      <w:pPr>
-        <w:pStyle w:val="ListParagraph"/>
-        <w:numPr>
-          <w:ilvl w:val="0"/>
-          <w:numId w:val="2"/>
-        </w:numPr>
-        <w:rPr>
-          <w:rStyle w:val="Hyperlink"/>
-          <w:color w:val="auto"/>
-          <w:u w:val="none"/>
-          <w:lang w:val="en-US"/>
-        </w:rPr>
-      </w:pPr>
-      <w:r>
-        <w:rPr>
-          <w:rStyle w:val="Hyperlink"/>
-          <w:color w:val="auto"/>
-          <w:u w:val="none"/>
-          <w:lang w:val="en-US"/>
-        </w:rPr>
-        <w:t>5 giờ, gỡ sạc điện thoại</w:t>
-      </w:r>
-    </w:p>
-    <w:p>
-      <w:pPr>
-        <w:pStyle w:val="ListParagraph"/>
-        <w:numPr>
-          <w:ilvl w:val="0"/>
-          <w:numId w:val="2"/>
-        </w:numPr>
-        <w:rPr>
-          <w:rStyle w:val="Hyperlink"/>
-          <w:color w:val="auto"/>
-          <w:u w:val="none"/>
-          <w:lang w:val="en-US"/>
-        </w:rPr>
-      </w:pPr>
-      <w:r>
-        <w:rPr>
-          <w:rStyle w:val="Hyperlink"/>
-          <w:color w:val="auto"/>
-          <w:u w:val="none"/>
-          <w:lang w:val="en-US"/>
-        </w:rPr>
-        <w:t>6.5 giờ, chạy ra ngô quyền mua 2 hộp cơm, ăn 1 hộp</w:t>
-      </w:r>
-    </w:p>
-    <w:p>
-      <w:pPr>
-        <w:pStyle w:val="ListParagraph"/>
-        <w:numPr>
-          <w:ilvl w:val="0"/>
-          <w:numId w:val="2"/>
-        </w:numPr>
-        <w:rPr>
-          <w:rStyle w:val="Hyperlink"/>
-          <w:color w:val="auto"/>
-          <w:u w:val="none"/>
-          <w:lang w:val="en-US"/>
-        </w:rPr>
-      </w:pPr>
-      <w:r>
-        <w:rPr>
-          <w:rStyle w:val="Hyperlink"/>
-          <w:color w:val="auto"/>
-          <w:u w:val="none"/>
-          <w:lang w:val="en-US"/>
-        </w:rPr>
-        <w:t>8 đến 10.83 giờ, vật lí 1, tòa H2, phòng 201</w:t>
-      </w:r>
-    </w:p>
-    <w:p>
-      <w:pPr>
-        <w:pStyle w:val="ListParagraph"/>
-        <w:numPr>
-          <w:ilvl w:val="0"/>
-          <w:numId w:val="2"/>
-        </w:numPr>
-        <w:rPr>
-          <w:rStyle w:val="Hyperlink"/>
-          <w:color w:val="auto"/>
-          <w:u w:val="none"/>
-          <w:lang w:val="en-US"/>
-        </w:rPr>
-      </w:pPr>
-      <w:r>
-        <w:rPr>
-          <w:rStyle w:val="Hyperlink"/>
-          <w:color w:val="auto"/>
-          <w:u w:val="none"/>
-          <w:lang w:val="en-US"/>
-        </w:rPr>
-        <w:t>11 giờ, ăn hộp cơm còn lại</w:t>
-      </w:r>
-    </w:p>
-    <w:p>
-      <w:pPr>
-        <w:pStyle w:val="ListParagraph"/>
-        <w:numPr>
-          <w:ilvl w:val="0"/>
-          <w:numId w:val="2"/>
-        </w:numPr>
-        <w:rPr>
-          <w:rStyle w:val="Hyperlink"/>
-          <w:color w:val="auto"/>
-          <w:u w:val="none"/>
-          <w:lang w:val="en-US"/>
-        </w:rPr>
-      </w:pPr>
-      <w:r>
-        <w:rPr>
-          <w:rStyle w:val="Hyperlink"/>
-          <w:color w:val="auto"/>
-          <w:u w:val="none"/>
-          <w:lang w:val="en-US"/>
-        </w:rPr>
-        <w:t>12 đến 13.83 giờ, giải tích 1 bài tập, tòa H1, phòng 802</w:t>
-      </w:r>
-    </w:p>
-    <w:p>
-      <w:pPr>
-        <w:pStyle w:val="ListParagraph"/>
-        <w:numPr>
-          <w:ilvl w:val="0"/>
-          <w:numId w:val="2"/>
-        </w:numPr>
-        <w:rPr>
-          <w:rStyle w:val="Hyperlink"/>
-          <w:color w:val="auto"/>
-          <w:u w:val="none"/>
-          <w:lang w:val="en-US"/>
-        </w:rPr>
-      </w:pPr>
-      <w:r>
-        <w:rPr>
-          <w:rStyle w:val="Hyperlink"/>
-          <w:color w:val="auto"/>
-          <w:u w:val="none"/>
-          <w:lang w:val="en-US"/>
-        </w:rPr>
-        <w:t>15 đến 17.83 giờ, giải tích 1, tòa H6, giảng đường</w:t>
-      </w:r>
-    </w:p>
-    <w:p>
-      <w:pPr>
-        <w:pStyle w:val="ListParagraph"/>
-        <w:numPr>
-          <w:ilvl w:val="0"/>
-          <w:numId w:val="2"/>
-        </w:numPr>
-        <w:rPr>
-          <w:rStyle w:val="Hyperlink"/>
-          <w:color w:val="auto"/>
-          <w:u w:val="none"/>
-          <w:lang w:val="en-US"/>
-        </w:rPr>
-      </w:pPr>
-      <w:r>
-        <w:rPr>
-          <w:rStyle w:val="Hyperlink"/>
-          <w:color w:val="auto"/>
-          <w:u w:val="none"/>
-          <w:lang w:val="en-US"/>
-        </w:rPr>
-        <w:t>18 giờ ghé bà mười mua cơm</w:t>
+        <w:t>28/9/2023?</w:t>
+      </w:r>
+    </w:p>
+    <w:p>
+      <w:pPr>
+        <w:pStyle w:val="ListParagraph"/>
+        <w:numPr>
+          <w:ilvl w:val="0"/>
+          <w:numId w:val="2"/>
+        </w:numPr>
+        <w:rPr>
+          <w:rStyle w:val="Hyperlink"/>
+          <w:color w:val="auto"/>
+          <w:u w:val="none"/>
+          <w:lang w:val="en-US"/>
+        </w:rPr>
+      </w:pPr>
+      <w:r>
+        <w:rPr>
+          <w:rStyle w:val="Hyperlink"/>
+          <w:color w:val="auto"/>
+          <w:u w:val="none"/>
+          <w:lang w:val="en-US"/>
+        </w:rPr>
+        <w:t>7 đến 8.83 giờ, hệ thống số, tòa H6, giảng đường</w:t>
       </w:r>
     </w:p>
     <w:p>
@@ -3426,31 +3402,55 @@
           <w:u w:val="none"/>
           <w:lang w:val="en-US"/>
         </w:rPr>
-        <w:t>28/9/2023?</w:t>
-      </w:r>
-    </w:p>
-    <w:p>
-      <w:pPr>
-        <w:pStyle w:val="ListParagraph"/>
-        <w:numPr>
-          <w:ilvl w:val="0"/>
-          <w:numId w:val="2"/>
-        </w:numPr>
-        <w:rPr>
-          <w:rStyle w:val="Hyperlink"/>
-          <w:color w:val="auto"/>
-          <w:u w:val="none"/>
-          <w:lang w:val="en-US"/>
-        </w:rPr>
-      </w:pPr>
-      <w:r>
-        <w:rPr>
-          <w:rStyle w:val="Hyperlink"/>
-          <w:color w:val="auto"/>
-          <w:u w:val="none"/>
-          <w:lang w:val="en-US"/>
-        </w:rPr>
-        <w:t>7 đến 8.83 giờ, hệ thống số, tòa H6, giảng đường</w:t>
+        <w:t>29/9/2023?</w:t>
+      </w:r>
+    </w:p>
+    <w:p>
+      <w:pPr>
+        <w:pStyle w:val="ListParagraph"/>
+        <w:numPr>
+          <w:ilvl w:val="0"/>
+          <w:numId w:val="2"/>
+        </w:numPr>
+        <w:rPr>
+          <w:rStyle w:val="Hyperlink"/>
+          <w:color w:val="auto"/>
+          <w:u w:val="none"/>
+          <w:lang w:val="en-US"/>
+        </w:rPr>
+      </w:pPr>
+      <w:r>
+        <w:rPr>
+          <w:rStyle w:val="Hyperlink"/>
+          <w:color w:val="auto"/>
+          <w:u w:val="none"/>
+          <w:lang w:val="en-US"/>
+        </w:rPr>
+        <w:t>14 đến 15.83 giờ, nhập môn điện toán, tòa H6, giảng đường</w:t>
+      </w:r>
+    </w:p>
+    <w:p>
+      <w:pPr>
+        <w:pStyle w:val="ListParagraph"/>
+        <w:numPr>
+          <w:ilvl w:val="0"/>
+          <w:numId w:val="2"/>
+        </w:numPr>
+        <w:rPr>
+          <w:rStyle w:val="Hyperlink"/>
+          <w:color w:val="auto"/>
+          <w:u w:val="none"/>
+          <w:lang w:val="en-US"/>
+        </w:rPr>
+      </w:pPr>
+      <w:r>
+        <w:rPr>
+          <w:rStyle w:val="Hyperlink"/>
+          <w:color w:val="auto"/>
+          <w:u w:val="none"/>
+          <w:lang w:val="en-US"/>
+        </w:rPr>
+        <w:t>16 đến 17.83 giờ, vật lí 1 bài tập, tòa H1, phòng 101</w:t>
       </w:r>
     </w:p>
     <w:p>
@@ -3461,68 +3461,38 @@
           <w:numId w:val="4"/>
         </w:numPr>
         <w:rPr>
-          <w:rStyle w:val="Hyperlink"/>
-          <w:color w:val="auto"/>
-          <w:u w:val="none"/>
-          <w:lang w:val="en-US"/>
-        </w:rPr>
-      </w:pPr>
-      <w:r>
-        <w:rPr>
-          <w:rStyle w:val="Hyperlink"/>
-          <w:color w:val="auto"/>
-          <w:u w:val="none"/>
-          <w:lang w:val="en-US"/>
-        </w:rPr>
-        <w:t>29/9/2023?</w:t>
-      </w:r>
-    </w:p>
-    <w:p>
-      <w:pPr>
-        <w:pStyle w:val="ListParagraph"/>
-        <w:numPr>
-          <w:ilvl w:val="0"/>
-          <w:numId w:val="2"/>
-        </w:numPr>
-        <w:rPr>
-          <w:rStyle w:val="Hyperlink"/>
-          <w:color w:val="auto"/>
-          <w:u w:val="none"/>
-          <w:lang w:val="en-US"/>
-        </w:rPr>
-      </w:pPr>
-      <w:r>
-        <w:rPr>
-          <w:rStyle w:val="Hyperlink"/>
-          <w:color w:val="auto"/>
-          <w:u w:val="none"/>
-          <w:lang w:val="en-US"/>
-        </w:rPr>
-        <w:t>14 đến 15.83 giờ, nhập môn điện toán, tòa H6, giảng đường</w:t>
-      </w:r>
-    </w:p>
-    <w:p>
-      <w:pPr>
-        <w:pStyle w:val="ListParagraph"/>
-        <w:numPr>
-          <w:ilvl w:val="0"/>
-          <w:numId w:val="2"/>
-        </w:numPr>
-        <w:rPr>
-          <w:rStyle w:val="Hyperlink"/>
-          <w:color w:val="auto"/>
-          <w:u w:val="none"/>
-          <w:lang w:val="en-US"/>
-        </w:rPr>
-      </w:pPr>
-      <w:r>
-        <w:rPr>
-          <w:rStyle w:val="Hyperlink"/>
-          <w:color w:val="auto"/>
-          <w:u w:val="none"/>
-          <w:lang w:val="en-US"/>
-        </w:rPr>
-        <w:t>16 đến 17.83 giờ, vật lí 1 bài tập, tòa H1, phòng 101</w:t>
+          <w:lang w:val="en-US"/>
+        </w:rPr>
+      </w:pPr>
+      <w:r>
+        <w:rPr>
+          <w:lang w:val="en-US"/>
+        </w:rPr>
+        <w:t>7</w:t>
+      </w:r>
+      <w:r>
+        <w:rPr>
+          <w:lang w:val="en-US"/>
+        </w:rPr>
+        <w:t>/10/2023?</w:t>
+      </w:r>
+    </w:p>
+    <w:p>
+      <w:pPr>
+        <w:pStyle w:val="ListParagraph"/>
+        <w:numPr>
+          <w:ilvl w:val="0"/>
+          <w:numId w:val="2"/>
+        </w:numPr>
+        <w:rPr>
+          <w:lang w:val="en-US"/>
+        </w:rPr>
+      </w:pPr>
+      <w:r>
+        <w:rPr>
+          <w:lang w:val="en-US"/>
+        </w:rPr>
+        <w:t>10 giờ, tòa H6, phòng 703</w:t>
       </w:r>
     </w:p>
     <w:p>
@@ -3540,25 +3510,25 @@
         <w:rPr>
           <w:lang w:val="en-US"/>
         </w:rPr>
-        <w:t>1/10/2023 Đến 5/10/2023?</w:t>
-      </w:r>
-    </w:p>
-    <w:p>
-      <w:pPr>
-        <w:pStyle w:val="ListParagraph"/>
-        <w:numPr>
-          <w:ilvl w:val="0"/>
-          <w:numId w:val="2"/>
-        </w:numPr>
-        <w:rPr>
-          <w:lang w:val="en-US"/>
-        </w:rPr>
-      </w:pPr>
-      <w:r>
-        <w:rPr>
-          <w:lang w:val="en-US"/>
-        </w:rPr>
-        <w:t>Đăng kí xe tháng</w:t>
+        <w:t>16/10/2023?</w:t>
+      </w:r>
+    </w:p>
+    <w:p>
+      <w:pPr>
+        <w:pStyle w:val="ListParagraph"/>
+        <w:numPr>
+          <w:ilvl w:val="0"/>
+          <w:numId w:val="2"/>
+        </w:numPr>
+        <w:rPr>
+          <w:lang w:val="en-US"/>
+        </w:rPr>
+      </w:pPr>
+      <w:r>
+        <w:rPr>
+          <w:lang w:val="en-US"/>
+        </w:rPr>
+        <w:t>Học thể dục</w:t>
       </w:r>
     </w:p>
     <w:p>
@@ -3576,78 +3546,6 @@
         <w:rPr>
           <w:lang w:val="en-US"/>
         </w:rPr>
-        <w:t>6/10/2023?</w:t>
-      </w:r>
-    </w:p>
-    <w:p>
-      <w:pPr>
-        <w:pStyle w:val="ListParagraph"/>
-        <w:numPr>
-          <w:ilvl w:val="0"/>
-          <w:numId w:val="2"/>
-        </w:numPr>
-        <w:rPr>
-          <w:lang w:val="en-US"/>
-        </w:rPr>
-      </w:pPr>
-      <w:r>
-        <w:rPr>
-          <w:lang w:val="en-US"/>
-        </w:rPr>
-        <w:t>Kiểm tra CNTT</w:t>
-      </w:r>
-    </w:p>
-    <w:p>
-      <w:pPr>
-        <w:pStyle w:val="ListParagraph"/>
-        <w:numPr>
-          <w:ilvl w:val="0"/>
-          <w:numId w:val="4"/>
-        </w:numPr>
-        <w:rPr>
-          <w:lang w:val="en-US"/>
-        </w:rPr>
-      </w:pPr>
-      <w:r>
-        <w:rPr>
-          <w:lang w:val="en-US"/>
-        </w:rPr>
-        <w:t>16/10/2023?</w:t>
-      </w:r>
-    </w:p>
-    <w:p>
-      <w:pPr>
-        <w:pStyle w:val="ListParagraph"/>
-        <w:numPr>
-          <w:ilvl w:val="0"/>
-          <w:numId w:val="2"/>
-        </w:numPr>
-        <w:rPr>
-          <w:lang w:val="en-US"/>
-        </w:rPr>
-      </w:pPr>
-      <w:r>
-        <w:rPr>
-          <w:lang w:val="en-US"/>
-        </w:rPr>
-        <w:t>Học thể dục</w:t>
-      </w:r>
-    </w:p>
-    <w:p>
-      <w:pPr>
-        <w:pStyle w:val="ListParagraph"/>
-        <w:numPr>
-          <w:ilvl w:val="0"/>
-          <w:numId w:val="4"/>
-        </w:numPr>
-        <w:rPr>
-          <w:lang w:val="en-US"/>
-        </w:rPr>
-      </w:pPr>
-      <w:r>
-        <w:rPr>
-          <w:lang w:val="en-US"/>
-        </w:rPr>
         <w:t>Cuối Năm 1?</w:t>
       </w:r>
     </w:p>
@@ -3704,97 +3602,97 @@
         <w:rPr>
           <w:lang w:val="en-US"/>
         </w:rPr>
+        <w:t>Quy Đổi Điểm?</w:t>
+      </w:r>
+    </w:p>
+    <w:p>
+      <w:pPr>
+        <w:pStyle w:val="ListParagraph"/>
+        <w:numPr>
+          <w:ilvl w:val="0"/>
+          <w:numId w:val="2"/>
+        </w:numPr>
+        <w:rPr>
+          <w:lang w:val="en-US"/>
+        </w:rPr>
+      </w:pPr>
+      <w:r>
+        <w:rPr>
+          <w:lang w:val="en-US"/>
+        </w:rPr>
+        <w:t>Từ thang 10 sang chữ</w:t>
+      </w:r>
+    </w:p>
+    <w:p>
+      <w:pPr>
+        <w:pStyle w:val="ListParagraph"/>
+        <w:numPr>
+          <w:ilvl w:val="0"/>
+          <w:numId w:val="2"/>
+        </w:numPr>
+        <w:rPr>
+          <w:lang w:val="en-US"/>
+        </w:rPr>
+      </w:pPr>
+      <w:r>
+        <w:rPr>
+          <w:lang w:val="en-US"/>
+        </w:rPr>
+        <w:t>F = 4 trở xuống</w:t>
+      </w:r>
+    </w:p>
+    <w:p>
+      <w:pPr>
+        <w:pStyle w:val="ListParagraph"/>
+        <w:numPr>
+          <w:ilvl w:val="0"/>
+          <w:numId w:val="2"/>
+        </w:numPr>
+        <w:rPr>
+          <w:lang w:val="en-US"/>
+        </w:rPr>
+      </w:pPr>
+      <w:r>
+        <w:rPr>
+          <w:lang w:val="en-US"/>
+        </w:rPr>
+        <w:t>D = 4 đến 5</w:t>
+      </w:r>
+    </w:p>
+    <w:p>
+      <w:pPr>
+        <w:pStyle w:val="ListParagraph"/>
+        <w:numPr>
+          <w:ilvl w:val="0"/>
+          <w:numId w:val="2"/>
+        </w:numPr>
+        <w:rPr>
+          <w:lang w:val="en-US"/>
+        </w:rPr>
+      </w:pPr>
+      <w:r>
+        <w:rPr>
+          <w:lang w:val="en-US"/>
+        </w:rPr>
+        <w:t>D+ = 5 đến 5.5</w:t>
+      </w:r>
+    </w:p>
+    <w:p>
+      <w:pPr>
+        <w:pStyle w:val="ListParagraph"/>
+        <w:numPr>
+          <w:ilvl w:val="0"/>
+          <w:numId w:val="2"/>
+        </w:numPr>
+        <w:rPr>
+          <w:lang w:val="en-US"/>
+        </w:rPr>
+      </w:pPr>
+      <w:r>
+        <w:rPr>
+          <w:lang w:val="en-US"/>
+        </w:rPr>
         <w:lastRenderedPageBreak/>
-        <w:t>Quy Đổi Điểm?</w:t>
-      </w:r>
-    </w:p>
-    <w:p>
-      <w:pPr>
-        <w:pStyle w:val="ListParagraph"/>
-        <w:numPr>
-          <w:ilvl w:val="0"/>
-          <w:numId w:val="2"/>
-        </w:numPr>
-        <w:rPr>
-          <w:lang w:val="en-US"/>
-        </w:rPr>
-      </w:pPr>
-      <w:r>
-        <w:rPr>
-          <w:lang w:val="en-US"/>
-        </w:rPr>
-        <w:t>Từ thang 10 sang chữ</w:t>
-      </w:r>
-    </w:p>
-    <w:p>
-      <w:pPr>
-        <w:pStyle w:val="ListParagraph"/>
-        <w:numPr>
-          <w:ilvl w:val="0"/>
-          <w:numId w:val="2"/>
-        </w:numPr>
-        <w:rPr>
-          <w:lang w:val="en-US"/>
-        </w:rPr>
-      </w:pPr>
-      <w:r>
-        <w:rPr>
-          <w:lang w:val="en-US"/>
-        </w:rPr>
-        <w:t>F = 4 trở xuống</w:t>
-      </w:r>
-    </w:p>
-    <w:p>
-      <w:pPr>
-        <w:pStyle w:val="ListParagraph"/>
-        <w:numPr>
-          <w:ilvl w:val="0"/>
-          <w:numId w:val="2"/>
-        </w:numPr>
-        <w:rPr>
-          <w:lang w:val="en-US"/>
-        </w:rPr>
-      </w:pPr>
-      <w:r>
-        <w:rPr>
-          <w:lang w:val="en-US"/>
-        </w:rPr>
-        <w:t>D = 4 đến 5</w:t>
-      </w:r>
-    </w:p>
-    <w:p>
-      <w:pPr>
-        <w:pStyle w:val="ListParagraph"/>
-        <w:numPr>
-          <w:ilvl w:val="0"/>
-          <w:numId w:val="2"/>
-        </w:numPr>
-        <w:rPr>
-          <w:lang w:val="en-US"/>
-        </w:rPr>
-      </w:pPr>
-      <w:r>
-        <w:rPr>
-          <w:lang w:val="en-US"/>
-        </w:rPr>
-        <w:t>D+ = 5 đến 5.5</w:t>
-      </w:r>
-    </w:p>
-    <w:p>
-      <w:pPr>
-        <w:pStyle w:val="ListParagraph"/>
-        <w:numPr>
-          <w:ilvl w:val="0"/>
-          <w:numId w:val="2"/>
-        </w:numPr>
-        <w:rPr>
-          <w:lang w:val="en-US"/>
-        </w:rPr>
-      </w:pPr>
-      <w:r>
-        <w:rPr>
-          <w:lang w:val="en-US"/>
-        </w:rPr>
         <w:t>Mỗi chữ cái không có “+” thì tăng 1</w:t>
       </w:r>
     </w:p>
@@ -4406,7 +4304,6 @@
         <w:rPr>
           <w:lang w:val="en-US"/>
         </w:rPr>
-        <w:lastRenderedPageBreak/>
         <w:t>Nhiệm vụ 4: hiến máu</w:t>
       </w:r>
     </w:p>

--- a/hcmut.docx
+++ b/hcmut.docx
@@ -2130,6 +2130,54 @@
     </w:p>
     <w:p>
       <w:pPr>
+        <w:pStyle w:val="ListParagraph"/>
+        <w:numPr>
+          <w:ilvl w:val="0"/>
+          <w:numId w:val="3"/>
+        </w:numPr>
+        <w:rPr>
+          <w:rStyle w:val="Hyperlink"/>
+          <w:color w:val="auto"/>
+          <w:u w:val="none"/>
+          <w:lang w:val="en-US"/>
+        </w:rPr>
+      </w:pPr>
+      <w:r>
+        <w:rPr>
+          <w:rStyle w:val="Hyperlink"/>
+          <w:color w:val="auto"/>
+          <w:u w:val="none"/>
+          <w:lang w:val="en-US"/>
+        </w:rPr>
+        <w:t>Cách Gửi Tin Nhắn Messenger Cho 1 Người Bạn Qua Facebook?</w:t>
+      </w:r>
+    </w:p>
+    <w:p>
+      <w:pPr>
+        <w:pStyle w:val="ListParagraph"/>
+        <w:numPr>
+          <w:ilvl w:val="0"/>
+          <w:numId w:val="2"/>
+        </w:numPr>
+        <w:rPr>
+          <w:rStyle w:val="Hyperlink"/>
+          <w:color w:val="auto"/>
+          <w:u w:val="none"/>
+          <w:lang w:val="en-US"/>
+        </w:rPr>
+      </w:pPr>
+      <w:r>
+        <w:rPr>
+          <w:rStyle w:val="Hyperlink"/>
+          <w:color w:val="auto"/>
+          <w:u w:val="none"/>
+          <w:lang w:val="en-US"/>
+        </w:rPr>
+        <w:t>Thanh trên cùng + vào Tab “Bạn bè” + vào mục “Tất cả bạn bè” + gõ tên vào ô “Tìm kiếm Bạn bè” + Click dấu 3 chấm bên phải Avatar của nó + Click “Nhắn tin cho …” + tiến hành nhắn tin</w:t>
+      </w:r>
+    </w:p>
+    <w:p>
+      <w:pPr>
         <w:rPr>
           <w:rStyle w:val="Hyperlink"/>
           <w:color w:val="auto"/>
@@ -2522,6 +2570,7 @@
           <w:u w:val="none"/>
           <w:lang w:val="en-US"/>
         </w:rPr>
+        <w:lastRenderedPageBreak/>
         <w:t>Tuần Hiện Tại?</w:t>
       </w:r>
     </w:p>
@@ -2627,1657 +2676,1728 @@
           <w:u w:val="none"/>
           <w:lang w:val="en-US"/>
         </w:rPr>
+        <w:t>6 đến 6.5 giờ,</w:t>
+      </w:r>
+      <w:r>
+        <w:rPr>
+          <w:rStyle w:val="Hyperlink"/>
+          <w:color w:val="auto"/>
+          <w:u w:val="none"/>
+          <w:lang w:val="en-US"/>
+        </w:rPr>
+        <w:t xml:space="preserve"> Check Quiz,</w:t>
+      </w:r>
+      <w:r>
+        <w:rPr>
+          <w:rStyle w:val="Hyperlink"/>
+          <w:color w:val="auto"/>
+          <w:u w:val="none"/>
+          <w:lang w:val="en-US"/>
+        </w:rPr>
+        <w:t xml:space="preserve"> Check nhóm,</w:t>
+      </w:r>
+      <w:r>
+        <w:rPr>
+          <w:rStyle w:val="Hyperlink"/>
+          <w:color w:val="auto"/>
+          <w:u w:val="none"/>
+          <w:lang w:val="en-US"/>
+        </w:rPr>
+        <w:t xml:space="preserve"> đọc Berserk</w:t>
+      </w:r>
+    </w:p>
+    <w:p>
+      <w:pPr>
+        <w:pStyle w:val="ListParagraph"/>
+        <w:numPr>
+          <w:ilvl w:val="0"/>
+          <w:numId w:val="2"/>
+        </w:numPr>
+        <w:rPr>
+          <w:rStyle w:val="Hyperlink"/>
+          <w:color w:val="auto"/>
+          <w:u w:val="none"/>
+          <w:lang w:val="en-US"/>
+        </w:rPr>
+      </w:pPr>
+      <w:r>
+        <w:rPr>
+          <w:rStyle w:val="Hyperlink"/>
+          <w:color w:val="auto"/>
+          <w:u w:val="none"/>
+          <w:lang w:val="en-US"/>
+        </w:rPr>
+        <w:t>6.5 đến 7 giờ, đi ăn, về nhà, nghỉ 1 lát</w:t>
+      </w:r>
+    </w:p>
+    <w:p>
+      <w:pPr>
+        <w:pStyle w:val="ListParagraph"/>
+        <w:numPr>
+          <w:ilvl w:val="0"/>
+          <w:numId w:val="2"/>
+        </w:numPr>
+        <w:rPr>
+          <w:rStyle w:val="Hyperlink"/>
+          <w:color w:val="auto"/>
+          <w:u w:val="none"/>
+          <w:lang w:val="en-US"/>
+        </w:rPr>
+      </w:pPr>
+      <w:r>
+        <w:rPr>
+          <w:rStyle w:val="Hyperlink"/>
+          <w:color w:val="auto"/>
+          <w:u w:val="none"/>
+          <w:lang w:val="en-US"/>
+        </w:rPr>
+        <w:t>7 đến 8 giờ, học Matlab</w:t>
+      </w:r>
+    </w:p>
+    <w:p>
+      <w:pPr>
+        <w:pStyle w:val="ListParagraph"/>
+        <w:numPr>
+          <w:ilvl w:val="0"/>
+          <w:numId w:val="2"/>
+        </w:numPr>
+        <w:rPr>
+          <w:rStyle w:val="Hyperlink"/>
+          <w:color w:val="auto"/>
+          <w:u w:val="none"/>
+          <w:lang w:val="en-US"/>
+        </w:rPr>
+      </w:pPr>
+      <w:r>
+        <w:rPr>
+          <w:rStyle w:val="Hyperlink"/>
+          <w:color w:val="auto"/>
+          <w:u w:val="none"/>
+          <w:lang w:val="en-US"/>
+        </w:rPr>
+        <w:t>8 đến 9 giờ, học Tensorflow</w:t>
+      </w:r>
+    </w:p>
+    <w:p>
+      <w:pPr>
+        <w:pStyle w:val="ListParagraph"/>
+        <w:numPr>
+          <w:ilvl w:val="0"/>
+          <w:numId w:val="2"/>
+        </w:numPr>
+        <w:rPr>
+          <w:rStyle w:val="Hyperlink"/>
+          <w:color w:val="auto"/>
+          <w:u w:val="none"/>
+          <w:lang w:val="en-US"/>
+        </w:rPr>
+      </w:pPr>
+      <w:r>
+        <w:rPr>
+          <w:rStyle w:val="Hyperlink"/>
+          <w:color w:val="auto"/>
+          <w:u w:val="none"/>
+          <w:lang w:val="en-US"/>
+        </w:rPr>
+        <w:t>9 đến 10 giờ, học TOEIC + Berserk</w:t>
+      </w:r>
+    </w:p>
+    <w:p>
+      <w:pPr>
+        <w:pStyle w:val="ListParagraph"/>
+        <w:numPr>
+          <w:ilvl w:val="0"/>
+          <w:numId w:val="2"/>
+        </w:numPr>
+        <w:rPr>
+          <w:rStyle w:val="Hyperlink"/>
+          <w:color w:val="auto"/>
+          <w:u w:val="none"/>
+          <w:lang w:val="en-US"/>
+        </w:rPr>
+      </w:pPr>
+      <w:r>
+        <w:rPr>
+          <w:rStyle w:val="Hyperlink"/>
+          <w:color w:val="auto"/>
+          <w:u w:val="none"/>
+          <w:lang w:val="en-US"/>
+        </w:rPr>
+        <w:t>10 đến 11 giờ, học MOS</w:t>
+      </w:r>
+    </w:p>
+    <w:p>
+      <w:pPr>
+        <w:pStyle w:val="ListParagraph"/>
+        <w:numPr>
+          <w:ilvl w:val="0"/>
+          <w:numId w:val="2"/>
+        </w:numPr>
+        <w:rPr>
+          <w:rStyle w:val="Hyperlink"/>
+          <w:color w:val="auto"/>
+          <w:u w:val="none"/>
+          <w:lang w:val="en-US"/>
+        </w:rPr>
+      </w:pPr>
+      <w:r>
+        <w:rPr>
+          <w:rStyle w:val="Hyperlink"/>
+          <w:color w:val="auto"/>
+          <w:u w:val="none"/>
+          <w:lang w:val="en-US"/>
+        </w:rPr>
+        <w:t>11 đến 12 giờ, ăn, nghỉ, đọc Berserk</w:t>
+      </w:r>
+    </w:p>
+    <w:p>
+      <w:pPr>
+        <w:pStyle w:val="ListParagraph"/>
+        <w:numPr>
+          <w:ilvl w:val="0"/>
+          <w:numId w:val="2"/>
+        </w:numPr>
+        <w:rPr>
+          <w:rStyle w:val="Hyperlink"/>
+          <w:color w:val="auto"/>
+          <w:u w:val="none"/>
+          <w:lang w:val="en-US"/>
+        </w:rPr>
+      </w:pPr>
+      <w:r>
+        <w:rPr>
+          <w:rStyle w:val="Hyperlink"/>
+          <w:color w:val="auto"/>
+          <w:u w:val="none"/>
+          <w:lang w:val="en-US"/>
+        </w:rPr>
+        <w:t>12 đến 13 giờ, học IELTS + Berserk</w:t>
+      </w:r>
+    </w:p>
+    <w:p>
+      <w:pPr>
+        <w:pStyle w:val="ListParagraph"/>
+        <w:numPr>
+          <w:ilvl w:val="0"/>
+          <w:numId w:val="2"/>
+        </w:numPr>
+        <w:rPr>
+          <w:rStyle w:val="Hyperlink"/>
+          <w:color w:val="auto"/>
+          <w:u w:val="none"/>
+          <w:lang w:val="en-US"/>
+        </w:rPr>
+      </w:pPr>
+      <w:r>
+        <w:rPr>
+          <w:rStyle w:val="Hyperlink"/>
+          <w:color w:val="auto"/>
+          <w:u w:val="none"/>
+          <w:lang w:val="en-US"/>
+        </w:rPr>
+        <w:t>13 đến 14 giờ, học IC3</w:t>
+      </w:r>
+    </w:p>
+    <w:p>
+      <w:pPr>
+        <w:pStyle w:val="ListParagraph"/>
+        <w:numPr>
+          <w:ilvl w:val="0"/>
+          <w:numId w:val="2"/>
+        </w:numPr>
+        <w:rPr>
+          <w:rStyle w:val="Hyperlink"/>
+          <w:color w:val="auto"/>
+          <w:u w:val="none"/>
+          <w:lang w:val="en-US"/>
+        </w:rPr>
+      </w:pPr>
+      <w:r>
+        <w:rPr>
+          <w:rStyle w:val="Hyperlink"/>
+          <w:color w:val="auto"/>
+          <w:u w:val="none"/>
+          <w:lang w:val="en-US"/>
+        </w:rPr>
+        <w:t>14 đến 15 giờ, học vật lí</w:t>
+      </w:r>
+    </w:p>
+    <w:p>
+      <w:pPr>
+        <w:pStyle w:val="ListParagraph"/>
+        <w:numPr>
+          <w:ilvl w:val="0"/>
+          <w:numId w:val="2"/>
+        </w:numPr>
+        <w:rPr>
+          <w:rStyle w:val="Hyperlink"/>
+          <w:color w:val="auto"/>
+          <w:u w:val="none"/>
+          <w:lang w:val="en-US"/>
+        </w:rPr>
+      </w:pPr>
+      <w:r>
+        <w:rPr>
+          <w:rStyle w:val="Hyperlink"/>
+          <w:color w:val="auto"/>
+          <w:u w:val="none"/>
+          <w:lang w:val="en-US"/>
+        </w:rPr>
+        <w:t>15 đến 16 giờ, giải đề</w:t>
+      </w:r>
+    </w:p>
+    <w:p>
+      <w:pPr>
+        <w:pStyle w:val="ListParagraph"/>
+        <w:numPr>
+          <w:ilvl w:val="0"/>
+          <w:numId w:val="2"/>
+        </w:numPr>
+        <w:rPr>
+          <w:rStyle w:val="Hyperlink"/>
+          <w:color w:val="auto"/>
+          <w:u w:val="none"/>
+          <w:lang w:val="en-US"/>
+        </w:rPr>
+      </w:pPr>
+      <w:r>
+        <w:rPr>
+          <w:rStyle w:val="Hyperlink"/>
+          <w:color w:val="auto"/>
+          <w:u w:val="none"/>
+          <w:lang w:val="en-US"/>
+        </w:rPr>
+        <w:t>16 đến 17 giờ, học Hack + Web</w:t>
+      </w:r>
+    </w:p>
+    <w:p>
+      <w:pPr>
+        <w:pStyle w:val="ListParagraph"/>
+        <w:numPr>
+          <w:ilvl w:val="0"/>
+          <w:numId w:val="2"/>
+        </w:numPr>
+        <w:rPr>
+          <w:rStyle w:val="Hyperlink"/>
+          <w:color w:val="auto"/>
+          <w:u w:val="none"/>
+          <w:lang w:val="en-US"/>
+        </w:rPr>
+      </w:pPr>
+      <w:r>
+        <w:rPr>
+          <w:rStyle w:val="Hyperlink"/>
+          <w:color w:val="auto"/>
+          <w:u w:val="none"/>
+          <w:lang w:val="en-US"/>
+        </w:rPr>
+        <w:t>17 đến 18 giờ, tắm, giặt, phơi, nghỉ, đọc Berserk</w:t>
+      </w:r>
+    </w:p>
+    <w:p>
+      <w:pPr>
+        <w:pStyle w:val="ListParagraph"/>
+        <w:numPr>
+          <w:ilvl w:val="0"/>
+          <w:numId w:val="2"/>
+        </w:numPr>
+        <w:rPr>
+          <w:rStyle w:val="Hyperlink"/>
+          <w:color w:val="auto"/>
+          <w:u w:val="none"/>
+          <w:lang w:val="en-US"/>
+        </w:rPr>
+      </w:pPr>
+      <w:r>
+        <w:rPr>
+          <w:rStyle w:val="Hyperlink"/>
+          <w:color w:val="auto"/>
+          <w:u w:val="none"/>
+          <w:lang w:val="en-US"/>
+        </w:rPr>
+        <w:t>18 đến 19 giờ, ăn, nghỉ,</w:t>
+      </w:r>
+      <w:r>
+        <w:rPr>
+          <w:rStyle w:val="Hyperlink"/>
+          <w:color w:val="auto"/>
+          <w:u w:val="none"/>
+          <w:lang w:val="en-US"/>
+        </w:rPr>
+        <w:t xml:space="preserve"> Check Quiz,</w:t>
+      </w:r>
+      <w:r>
+        <w:rPr>
+          <w:rStyle w:val="Hyperlink"/>
+          <w:color w:val="auto"/>
+          <w:u w:val="none"/>
+          <w:lang w:val="en-US"/>
+        </w:rPr>
+        <w:t xml:space="preserve"> Check nhóm,</w:t>
+      </w:r>
+      <w:r>
+        <w:rPr>
+          <w:rStyle w:val="Hyperlink"/>
+          <w:color w:val="auto"/>
+          <w:u w:val="none"/>
+          <w:lang w:val="en-US"/>
+        </w:rPr>
+        <w:t xml:space="preserve"> đọc Berserk</w:t>
+      </w:r>
+    </w:p>
+    <w:p>
+      <w:pPr>
+        <w:pStyle w:val="ListParagraph"/>
+        <w:numPr>
+          <w:ilvl w:val="0"/>
+          <w:numId w:val="2"/>
+        </w:numPr>
+        <w:rPr>
+          <w:rStyle w:val="Hyperlink"/>
+          <w:color w:val="auto"/>
+          <w:u w:val="none"/>
+          <w:lang w:val="en-US"/>
+        </w:rPr>
+      </w:pPr>
+      <w:r>
+        <w:rPr>
+          <w:rStyle w:val="Hyperlink"/>
+          <w:color w:val="auto"/>
+          <w:u w:val="none"/>
+          <w:lang w:val="en-US"/>
+        </w:rPr>
+        <w:t>19 đến 20 giờ, học thuật toán</w:t>
+      </w:r>
+    </w:p>
+    <w:p>
+      <w:pPr>
+        <w:pStyle w:val="ListParagraph"/>
+        <w:numPr>
+          <w:ilvl w:val="0"/>
+          <w:numId w:val="2"/>
+        </w:numPr>
+        <w:rPr>
+          <w:rStyle w:val="Hyperlink"/>
+          <w:color w:val="auto"/>
+          <w:u w:val="none"/>
+          <w:lang w:val="en-US"/>
+        </w:rPr>
+      </w:pPr>
+      <w:r>
+        <w:rPr>
+          <w:rStyle w:val="Hyperlink"/>
+          <w:color w:val="auto"/>
+          <w:u w:val="none"/>
+          <w:lang w:val="en-US"/>
+        </w:rPr>
+        <w:t>20 giờ, ngủ</w:t>
+      </w:r>
+    </w:p>
+    <w:p>
+      <w:pPr>
+        <w:pStyle w:val="ListParagraph"/>
+        <w:numPr>
+          <w:ilvl w:val="0"/>
+          <w:numId w:val="4"/>
+        </w:numPr>
+        <w:rPr>
+          <w:rStyle w:val="Hyperlink"/>
+          <w:color w:val="auto"/>
+          <w:u w:val="none"/>
+          <w:lang w:val="en-US"/>
+        </w:rPr>
+      </w:pPr>
+      <w:r>
+        <w:rPr>
+          <w:rStyle w:val="Hyperlink"/>
+          <w:color w:val="auto"/>
+          <w:u w:val="none"/>
+          <w:lang w:val="en-US"/>
+        </w:rPr>
+        <w:t>25/9/2023?</w:t>
+      </w:r>
+    </w:p>
+    <w:p>
+      <w:pPr>
+        <w:pStyle w:val="ListParagraph"/>
+        <w:numPr>
+          <w:ilvl w:val="0"/>
+          <w:numId w:val="2"/>
+        </w:numPr>
+        <w:rPr>
+          <w:rStyle w:val="Hyperlink"/>
+          <w:color w:val="auto"/>
+          <w:u w:val="none"/>
+          <w:lang w:val="en-US"/>
+        </w:rPr>
+      </w:pPr>
+      <w:r>
+        <w:rPr>
+          <w:rStyle w:val="Hyperlink"/>
+          <w:color w:val="auto"/>
+          <w:u w:val="none"/>
+          <w:lang w:val="en-US"/>
+        </w:rPr>
+        <w:t>Kiểm tra IC3 Full trắc nghiệm</w:t>
+      </w:r>
+    </w:p>
+    <w:p>
+      <w:pPr>
+        <w:pStyle w:val="ListParagraph"/>
+        <w:numPr>
+          <w:ilvl w:val="0"/>
+          <w:numId w:val="2"/>
+        </w:numPr>
+        <w:rPr>
+          <w:rStyle w:val="Hyperlink"/>
+          <w:color w:val="auto"/>
+          <w:u w:val="none"/>
+          <w:lang w:val="en-US"/>
+        </w:rPr>
+      </w:pPr>
+      <w:r>
+        <w:rPr>
+          <w:rStyle w:val="Hyperlink"/>
+          <w:color w:val="auto"/>
+          <w:u w:val="none"/>
+          <w:lang w:val="en-US"/>
+        </w:rPr>
+        <w:t>20 giờ, sạc Laptop Full</w:t>
+      </w:r>
+    </w:p>
+    <w:p>
+      <w:pPr>
+        <w:pStyle w:val="ListParagraph"/>
+        <w:numPr>
+          <w:ilvl w:val="0"/>
+          <w:numId w:val="2"/>
+        </w:numPr>
+        <w:rPr>
+          <w:rStyle w:val="Hyperlink"/>
+          <w:color w:val="auto"/>
+          <w:u w:val="none"/>
+          <w:lang w:val="en-US"/>
+        </w:rPr>
+      </w:pPr>
+      <w:r>
+        <w:rPr>
+          <w:rStyle w:val="Hyperlink"/>
+          <w:color w:val="auto"/>
+          <w:u w:val="none"/>
+          <w:lang w:val="en-US"/>
+        </w:rPr>
+        <w:t>21 giờ, sạc điện thoại</w:t>
+      </w:r>
+    </w:p>
+    <w:p>
+      <w:pPr>
+        <w:pStyle w:val="ListParagraph"/>
+        <w:numPr>
+          <w:ilvl w:val="0"/>
+          <w:numId w:val="4"/>
+        </w:numPr>
+        <w:rPr>
+          <w:rStyle w:val="Hyperlink"/>
+          <w:color w:val="auto"/>
+          <w:u w:val="none"/>
+          <w:lang w:val="en-US"/>
+        </w:rPr>
+      </w:pPr>
+      <w:r>
+        <w:rPr>
+          <w:rStyle w:val="Hyperlink"/>
+          <w:color w:val="auto"/>
+          <w:u w:val="none"/>
+          <w:lang w:val="en-US"/>
+        </w:rPr>
+        <w:t>26/9/2023?</w:t>
+      </w:r>
+    </w:p>
+    <w:p>
+      <w:pPr>
+        <w:pStyle w:val="ListParagraph"/>
+        <w:numPr>
+          <w:ilvl w:val="0"/>
+          <w:numId w:val="2"/>
+        </w:numPr>
+        <w:rPr>
+          <w:rStyle w:val="Hyperlink"/>
+          <w:color w:val="auto"/>
+          <w:u w:val="none"/>
+          <w:lang w:val="en-US"/>
+        </w:rPr>
+      </w:pPr>
+      <w:r>
+        <w:rPr>
+          <w:rStyle w:val="Hyperlink"/>
+          <w:color w:val="auto"/>
+          <w:u w:val="none"/>
+          <w:lang w:val="en-US"/>
+        </w:rPr>
+        <w:t>5 giờ, gỡ sạc điện thoại</w:t>
+      </w:r>
+    </w:p>
+    <w:p>
+      <w:pPr>
+        <w:pStyle w:val="ListParagraph"/>
+        <w:numPr>
+          <w:ilvl w:val="0"/>
+          <w:numId w:val="2"/>
+        </w:numPr>
+        <w:rPr>
+          <w:rStyle w:val="Hyperlink"/>
+          <w:color w:val="auto"/>
+          <w:u w:val="none"/>
+          <w:lang w:val="en-US"/>
+        </w:rPr>
+      </w:pPr>
+      <w:r>
+        <w:rPr>
+          <w:rStyle w:val="Hyperlink"/>
+          <w:color w:val="auto"/>
+          <w:u w:val="none"/>
+          <w:lang w:val="en-US"/>
+        </w:rPr>
+        <w:t>6.5 giờ, chạy ra ngô quyền mua 2 hộp cơm, ăn 1 hộp</w:t>
+      </w:r>
+    </w:p>
+    <w:p>
+      <w:pPr>
+        <w:pStyle w:val="ListParagraph"/>
+        <w:numPr>
+          <w:ilvl w:val="0"/>
+          <w:numId w:val="2"/>
+        </w:numPr>
+        <w:rPr>
+          <w:rStyle w:val="Hyperlink"/>
+          <w:color w:val="auto"/>
+          <w:u w:val="none"/>
+          <w:lang w:val="en-US"/>
+        </w:rPr>
+      </w:pPr>
+      <w:r>
+        <w:rPr>
+          <w:rStyle w:val="Hyperlink"/>
+          <w:color w:val="auto"/>
+          <w:u w:val="none"/>
+          <w:lang w:val="en-US"/>
+        </w:rPr>
+        <w:t>8 đến 10.83 giờ, vật lí 1, tòa H2, phòng 201</w:t>
+      </w:r>
+    </w:p>
+    <w:p>
+      <w:pPr>
+        <w:pStyle w:val="ListParagraph"/>
+        <w:numPr>
+          <w:ilvl w:val="0"/>
+          <w:numId w:val="2"/>
+        </w:numPr>
+        <w:rPr>
+          <w:rStyle w:val="Hyperlink"/>
+          <w:color w:val="auto"/>
+          <w:u w:val="none"/>
+          <w:lang w:val="en-US"/>
+        </w:rPr>
+      </w:pPr>
+      <w:r>
+        <w:rPr>
+          <w:rStyle w:val="Hyperlink"/>
+          <w:color w:val="auto"/>
+          <w:u w:val="none"/>
+          <w:lang w:val="en-US"/>
+        </w:rPr>
+        <w:t>11 giờ, ăn hộp cơm còn lại</w:t>
+      </w:r>
+    </w:p>
+    <w:p>
+      <w:pPr>
+        <w:pStyle w:val="ListParagraph"/>
+        <w:numPr>
+          <w:ilvl w:val="0"/>
+          <w:numId w:val="2"/>
+        </w:numPr>
+        <w:rPr>
+          <w:rStyle w:val="Hyperlink"/>
+          <w:color w:val="auto"/>
+          <w:u w:val="none"/>
+          <w:lang w:val="en-US"/>
+        </w:rPr>
+      </w:pPr>
+      <w:r>
+        <w:rPr>
+          <w:rStyle w:val="Hyperlink"/>
+          <w:color w:val="auto"/>
+          <w:u w:val="none"/>
+          <w:lang w:val="en-US"/>
+        </w:rPr>
+        <w:t>12 đến 13.83 giờ, giải tích 1 bài tập, tòa H1, phòng 802</w:t>
+      </w:r>
+    </w:p>
+    <w:p>
+      <w:pPr>
+        <w:pStyle w:val="ListParagraph"/>
+        <w:numPr>
+          <w:ilvl w:val="0"/>
+          <w:numId w:val="2"/>
+        </w:numPr>
+        <w:rPr>
+          <w:rStyle w:val="Hyperlink"/>
+          <w:color w:val="auto"/>
+          <w:u w:val="none"/>
+          <w:lang w:val="en-US"/>
+        </w:rPr>
+      </w:pPr>
+      <w:r>
+        <w:rPr>
+          <w:rStyle w:val="Hyperlink"/>
+          <w:color w:val="auto"/>
+          <w:u w:val="none"/>
+          <w:lang w:val="en-US"/>
+        </w:rPr>
+        <w:t>15 đến 17.83 giờ, giải tích 1, tòa H6, giảng đường</w:t>
+      </w:r>
+    </w:p>
+    <w:p>
+      <w:pPr>
+        <w:pStyle w:val="ListParagraph"/>
+        <w:numPr>
+          <w:ilvl w:val="0"/>
+          <w:numId w:val="2"/>
+        </w:numPr>
+        <w:rPr>
+          <w:rStyle w:val="Hyperlink"/>
+          <w:color w:val="auto"/>
+          <w:u w:val="none"/>
+          <w:lang w:val="en-US"/>
+        </w:rPr>
+      </w:pPr>
+      <w:r>
+        <w:rPr>
+          <w:rStyle w:val="Hyperlink"/>
+          <w:color w:val="auto"/>
+          <w:u w:val="none"/>
+          <w:lang w:val="en-US"/>
+        </w:rPr>
+        <w:t>18 giờ ghé bà mười mua cơm</w:t>
+      </w:r>
+    </w:p>
+    <w:p>
+      <w:pPr>
+        <w:pStyle w:val="ListParagraph"/>
+        <w:numPr>
+          <w:ilvl w:val="0"/>
+          <w:numId w:val="4"/>
+        </w:numPr>
+        <w:rPr>
+          <w:rStyle w:val="Hyperlink"/>
+          <w:color w:val="auto"/>
+          <w:u w:val="none"/>
+          <w:lang w:val="en-US"/>
+        </w:rPr>
+      </w:pPr>
+      <w:r>
+        <w:rPr>
+          <w:rStyle w:val="Hyperlink"/>
+          <w:color w:val="auto"/>
+          <w:u w:val="none"/>
+          <w:lang w:val="en-US"/>
+        </w:rPr>
+        <w:t>28/9/2023?</w:t>
+      </w:r>
+    </w:p>
+    <w:p>
+      <w:pPr>
+        <w:pStyle w:val="ListParagraph"/>
+        <w:numPr>
+          <w:ilvl w:val="0"/>
+          <w:numId w:val="2"/>
+        </w:numPr>
+        <w:rPr>
+          <w:rStyle w:val="Hyperlink"/>
+          <w:color w:val="auto"/>
+          <w:u w:val="none"/>
+          <w:lang w:val="en-US"/>
+        </w:rPr>
+      </w:pPr>
+      <w:r>
+        <w:rPr>
+          <w:rStyle w:val="Hyperlink"/>
+          <w:color w:val="auto"/>
+          <w:u w:val="none"/>
+          <w:lang w:val="en-US"/>
+        </w:rPr>
+        <w:t>7 đến 8.83 giờ, hệ thống số, tòa H6, giảng đường</w:t>
+      </w:r>
+    </w:p>
+    <w:p>
+      <w:pPr>
+        <w:pStyle w:val="ListParagraph"/>
+        <w:numPr>
+          <w:ilvl w:val="0"/>
+          <w:numId w:val="4"/>
+        </w:numPr>
+        <w:rPr>
+          <w:rStyle w:val="Hyperlink"/>
+          <w:color w:val="auto"/>
+          <w:u w:val="none"/>
+          <w:lang w:val="en-US"/>
+        </w:rPr>
+      </w:pPr>
+      <w:r>
+        <w:rPr>
+          <w:rStyle w:val="Hyperlink"/>
+          <w:color w:val="auto"/>
+          <w:u w:val="none"/>
+          <w:lang w:val="en-US"/>
+        </w:rPr>
+        <w:t>29/9/2023?</w:t>
+      </w:r>
+    </w:p>
+    <w:p>
+      <w:pPr>
+        <w:pStyle w:val="ListParagraph"/>
+        <w:numPr>
+          <w:ilvl w:val="0"/>
+          <w:numId w:val="2"/>
+        </w:numPr>
+        <w:rPr>
+          <w:rStyle w:val="Hyperlink"/>
+          <w:color w:val="auto"/>
+          <w:u w:val="none"/>
+          <w:lang w:val="en-US"/>
+        </w:rPr>
+      </w:pPr>
+      <w:r>
+        <w:rPr>
+          <w:rStyle w:val="Hyperlink"/>
+          <w:color w:val="auto"/>
+          <w:u w:val="none"/>
+          <w:lang w:val="en-US"/>
+        </w:rPr>
+        <w:t>14 đến 15.83 giờ, nhập môn điện toán, tòa H6, giảng đường</w:t>
+      </w:r>
+    </w:p>
+    <w:p>
+      <w:pPr>
+        <w:pStyle w:val="ListParagraph"/>
+        <w:numPr>
+          <w:ilvl w:val="0"/>
+          <w:numId w:val="2"/>
+        </w:numPr>
+        <w:rPr>
+          <w:rStyle w:val="Hyperlink"/>
+          <w:color w:val="auto"/>
+          <w:u w:val="none"/>
+          <w:lang w:val="en-US"/>
+        </w:rPr>
+      </w:pPr>
+      <w:r>
+        <w:rPr>
+          <w:rStyle w:val="Hyperlink"/>
+          <w:color w:val="auto"/>
+          <w:u w:val="none"/>
+          <w:lang w:val="en-US"/>
+        </w:rPr>
+        <w:t>16 đến 17.83 giờ, vật lí 1 bài tập, tòa H1, phòng 101</w:t>
+      </w:r>
+    </w:p>
+    <w:p>
+      <w:pPr>
+        <w:pStyle w:val="ListParagraph"/>
+        <w:numPr>
+          <w:ilvl w:val="0"/>
+          <w:numId w:val="4"/>
+        </w:numPr>
+        <w:rPr>
+          <w:lang w:val="en-US"/>
+        </w:rPr>
+      </w:pPr>
+      <w:r>
+        <w:rPr>
+          <w:lang w:val="en-US"/>
+        </w:rPr>
+        <w:t>7</w:t>
+      </w:r>
+      <w:r>
+        <w:rPr>
+          <w:lang w:val="en-US"/>
+        </w:rPr>
+        <w:t>/10/2023?</w:t>
+      </w:r>
+    </w:p>
+    <w:p>
+      <w:pPr>
+        <w:pStyle w:val="ListParagraph"/>
+        <w:numPr>
+          <w:ilvl w:val="0"/>
+          <w:numId w:val="2"/>
+        </w:numPr>
+        <w:rPr>
+          <w:lang w:val="en-US"/>
+        </w:rPr>
+      </w:pPr>
+      <w:r>
+        <w:rPr>
+          <w:lang w:val="en-US"/>
+        </w:rPr>
+        <w:t>10 giờ, tòa H6, phòng 703</w:t>
+      </w:r>
+    </w:p>
+    <w:p>
+      <w:pPr>
+        <w:pStyle w:val="ListParagraph"/>
+        <w:numPr>
+          <w:ilvl w:val="0"/>
+          <w:numId w:val="4"/>
+        </w:numPr>
+        <w:rPr>
+          <w:lang w:val="en-US"/>
+        </w:rPr>
+      </w:pPr>
+      <w:r>
+        <w:rPr>
+          <w:lang w:val="en-US"/>
+        </w:rPr>
+        <w:t>16/10/2023?</w:t>
+      </w:r>
+    </w:p>
+    <w:p>
+      <w:pPr>
+        <w:pStyle w:val="ListParagraph"/>
+        <w:numPr>
+          <w:ilvl w:val="0"/>
+          <w:numId w:val="2"/>
+        </w:numPr>
+        <w:rPr>
+          <w:lang w:val="en-US"/>
+        </w:rPr>
+      </w:pPr>
+      <w:r>
+        <w:rPr>
+          <w:lang w:val="en-US"/>
+        </w:rPr>
+        <w:t>Học thể dục</w:t>
+      </w:r>
+    </w:p>
+    <w:p>
+      <w:pPr>
+        <w:pStyle w:val="ListParagraph"/>
+        <w:numPr>
+          <w:ilvl w:val="0"/>
+          <w:numId w:val="4"/>
+        </w:numPr>
+        <w:rPr>
+          <w:lang w:val="en-US"/>
+        </w:rPr>
+      </w:pPr>
+      <w:r>
+        <w:rPr>
+          <w:lang w:val="en-US"/>
+        </w:rPr>
+        <w:t>29/10/2023?</w:t>
+      </w:r>
+    </w:p>
+    <w:p>
+      <w:pPr>
+        <w:pStyle w:val="ListParagraph"/>
+        <w:numPr>
+          <w:ilvl w:val="0"/>
+          <w:numId w:val="2"/>
+        </w:numPr>
+        <w:rPr>
+          <w:lang w:val="en-US"/>
+        </w:rPr>
+      </w:pPr>
+      <w:r>
+        <w:rPr>
+          <w:lang w:val="en-US"/>
+        </w:rPr>
+        <w:t>Đóng tiền xe tháng</w:t>
+      </w:r>
+    </w:p>
+    <w:p>
+      <w:pPr>
+        <w:pStyle w:val="ListParagraph"/>
+        <w:numPr>
+          <w:ilvl w:val="0"/>
+          <w:numId w:val="4"/>
+        </w:numPr>
+        <w:rPr>
+          <w:lang w:val="en-US"/>
+        </w:rPr>
+      </w:pPr>
+      <w:r>
+        <w:rPr>
+          <w:lang w:val="en-US"/>
+        </w:rPr>
+        <w:t>29/11/2023?</w:t>
+      </w:r>
+    </w:p>
+    <w:p>
+      <w:pPr>
+        <w:pStyle w:val="ListParagraph"/>
+        <w:numPr>
+          <w:ilvl w:val="0"/>
+          <w:numId w:val="2"/>
+        </w:numPr>
+        <w:rPr>
+          <w:lang w:val="en-US"/>
+        </w:rPr>
+      </w:pPr>
+      <w:r>
+        <w:rPr>
+          <w:lang w:val="en-US"/>
+        </w:rPr>
+        <w:t>Mua thẻ mạng</w:t>
+      </w:r>
+    </w:p>
+    <w:p>
+      <w:pPr>
+        <w:pStyle w:val="ListParagraph"/>
+        <w:numPr>
+          <w:ilvl w:val="0"/>
+          <w:numId w:val="4"/>
+        </w:numPr>
+        <w:rPr>
+          <w:lang w:val="en-US"/>
+        </w:rPr>
+      </w:pPr>
+      <w:r>
+        <w:rPr>
+          <w:lang w:val="en-US"/>
+        </w:rPr>
+        <w:t>Cuối Năm 1?</w:t>
+      </w:r>
+    </w:p>
+    <w:p>
+      <w:pPr>
+        <w:pStyle w:val="ListParagraph"/>
+        <w:numPr>
+          <w:ilvl w:val="0"/>
+          <w:numId w:val="2"/>
+        </w:numPr>
+        <w:rPr>
+          <w:lang w:val="en-US"/>
+        </w:rPr>
+      </w:pPr>
+      <w:r>
+        <w:rPr>
+          <w:lang w:val="en-US"/>
+        </w:rPr>
+        <w:t>Nộp MOS</w:t>
+      </w:r>
+    </w:p>
+    <w:p>
+      <w:pPr>
+        <w:rPr>
+          <w:lang w:val="en-US"/>
+        </w:rPr>
+      </w:pPr>
+    </w:p>
+    <w:p>
+      <w:pPr>
+        <w:rPr>
+          <w:lang w:val="en-US"/>
+        </w:rPr>
+      </w:pPr>
+      <w:r>
+        <w:rPr>
+          <w:lang w:val="en-US"/>
+        </w:rPr>
+        <w:t>Task – Nhiệm Vụ:</w:t>
+      </w:r>
+    </w:p>
+    <w:p>
+      <w:pPr>
+        <w:pStyle w:val="ListParagraph"/>
+        <w:numPr>
+          <w:ilvl w:val="0"/>
+          <w:numId w:val="7"/>
+        </w:numPr>
+        <w:rPr>
+          <w:lang w:val="en-US"/>
+        </w:rPr>
+      </w:pPr>
+      <w:r>
+        <w:rPr>
+          <w:lang w:val="en-US"/>
+        </w:rPr>
+        <w:t>Quy Đổi Điểm?</w:t>
+      </w:r>
+    </w:p>
+    <w:p>
+      <w:pPr>
+        <w:pStyle w:val="ListParagraph"/>
+        <w:numPr>
+          <w:ilvl w:val="0"/>
+          <w:numId w:val="2"/>
+        </w:numPr>
+        <w:rPr>
+          <w:lang w:val="en-US"/>
+        </w:rPr>
+      </w:pPr>
+      <w:r>
+        <w:rPr>
+          <w:lang w:val="en-US"/>
+        </w:rPr>
+        <w:t>Từ thang 10 sang chữ</w:t>
+      </w:r>
+    </w:p>
+    <w:p>
+      <w:pPr>
+        <w:pStyle w:val="ListParagraph"/>
+        <w:numPr>
+          <w:ilvl w:val="0"/>
+          <w:numId w:val="2"/>
+        </w:numPr>
+        <w:rPr>
+          <w:lang w:val="en-US"/>
+        </w:rPr>
+      </w:pPr>
+      <w:r>
+        <w:rPr>
+          <w:lang w:val="en-US"/>
+        </w:rPr>
+        <w:t>F = 4 trở xuống</w:t>
+      </w:r>
+    </w:p>
+    <w:p>
+      <w:pPr>
+        <w:pStyle w:val="ListParagraph"/>
+        <w:numPr>
+          <w:ilvl w:val="0"/>
+          <w:numId w:val="2"/>
+        </w:numPr>
+        <w:rPr>
+          <w:lang w:val="en-US"/>
+        </w:rPr>
+      </w:pPr>
+      <w:r>
+        <w:rPr>
+          <w:lang w:val="en-US"/>
+        </w:rPr>
+        <w:t>D = 4 đến 5</w:t>
+      </w:r>
+    </w:p>
+    <w:p>
+      <w:pPr>
+        <w:pStyle w:val="ListParagraph"/>
+        <w:numPr>
+          <w:ilvl w:val="0"/>
+          <w:numId w:val="2"/>
+        </w:numPr>
+        <w:rPr>
+          <w:lang w:val="en-US"/>
+        </w:rPr>
+      </w:pPr>
+      <w:r>
+        <w:rPr>
+          <w:lang w:val="en-US"/>
+        </w:rPr>
+        <w:t>D+ = 5 đến 5.5</w:t>
+      </w:r>
+    </w:p>
+    <w:p>
+      <w:pPr>
+        <w:pStyle w:val="ListParagraph"/>
+        <w:numPr>
+          <w:ilvl w:val="0"/>
+          <w:numId w:val="2"/>
+        </w:numPr>
+        <w:rPr>
+          <w:lang w:val="en-US"/>
+        </w:rPr>
+      </w:pPr>
+      <w:r>
+        <w:rPr>
+          <w:lang w:val="en-US"/>
+        </w:rPr>
+        <w:t>Mỗi chữ cái không có “+” thì tăng 1</w:t>
+      </w:r>
+    </w:p>
+    <w:p>
+      <w:pPr>
+        <w:pStyle w:val="ListParagraph"/>
+        <w:numPr>
+          <w:ilvl w:val="0"/>
+          <w:numId w:val="2"/>
+        </w:numPr>
+        <w:rPr>
+          <w:lang w:val="en-US"/>
+        </w:rPr>
+      </w:pPr>
+      <w:r>
+        <w:rPr>
+          <w:lang w:val="en-US"/>
+        </w:rPr>
+        <w:t xml:space="preserve">Mỗi chữ cái có “+” thì </w:t>
+      </w:r>
+      <w:r>
+        <w:rPr>
+          <w:lang w:val="en-US"/>
+        </w:rPr>
+        <w:t>tăng</w:t>
+      </w:r>
+      <w:r>
+        <w:rPr>
+          <w:lang w:val="en-US"/>
+        </w:rPr>
+        <w:t xml:space="preserve"> 0.5</w:t>
+      </w:r>
+    </w:p>
+    <w:p>
+      <w:pPr>
+        <w:pStyle w:val="ListParagraph"/>
+        <w:numPr>
+          <w:ilvl w:val="0"/>
+          <w:numId w:val="2"/>
+        </w:numPr>
+        <w:rPr>
+          <w:lang w:val="en-US"/>
+        </w:rPr>
+      </w:pPr>
+      <w:r>
+        <w:rPr>
+          <w:lang w:val="en-US"/>
+        </w:rPr>
+        <w:t>Từ chữ sang thang 4</w:t>
+      </w:r>
+    </w:p>
+    <w:p>
+      <w:pPr>
+        <w:pStyle w:val="ListParagraph"/>
+        <w:numPr>
+          <w:ilvl w:val="0"/>
+          <w:numId w:val="2"/>
+        </w:numPr>
+        <w:rPr>
+          <w:lang w:val="en-US"/>
+        </w:rPr>
+      </w:pPr>
+      <w:r>
+        <w:rPr>
+          <w:lang w:val="en-US"/>
+        </w:rPr>
+        <w:t>F = 0</w:t>
+      </w:r>
+    </w:p>
+    <w:p>
+      <w:pPr>
+        <w:pStyle w:val="ListParagraph"/>
+        <w:numPr>
+          <w:ilvl w:val="0"/>
+          <w:numId w:val="2"/>
+        </w:numPr>
+        <w:rPr>
+          <w:lang w:val="en-US"/>
+        </w:rPr>
+      </w:pPr>
+      <w:r>
+        <w:rPr>
+          <w:lang w:val="en-US"/>
+        </w:rPr>
+        <w:t>D = 1</w:t>
+      </w:r>
+    </w:p>
+    <w:p>
+      <w:pPr>
+        <w:pStyle w:val="ListParagraph"/>
+        <w:numPr>
+          <w:ilvl w:val="0"/>
+          <w:numId w:val="2"/>
+        </w:numPr>
+        <w:rPr>
+          <w:lang w:val="en-US"/>
+        </w:rPr>
+      </w:pPr>
+      <w:r>
+        <w:rPr>
+          <w:lang w:val="en-US"/>
+        </w:rPr>
+        <w:t>D+ = 1.5</w:t>
+      </w:r>
+    </w:p>
+    <w:p>
+      <w:pPr>
+        <w:pStyle w:val="ListParagraph"/>
+        <w:numPr>
+          <w:ilvl w:val="0"/>
+          <w:numId w:val="2"/>
+        </w:numPr>
+        <w:rPr>
+          <w:lang w:val="en-US"/>
+        </w:rPr>
+      </w:pPr>
+      <w:r>
+        <w:rPr>
+          <w:lang w:val="en-US"/>
+        </w:rPr>
+        <w:t>Mỗi chữ tiếp theo + 0.5, tối đa = 4</w:t>
+      </w:r>
+    </w:p>
+    <w:p>
+      <w:pPr>
+        <w:pStyle w:val="ListParagraph"/>
+        <w:numPr>
+          <w:ilvl w:val="0"/>
+          <w:numId w:val="2"/>
+        </w:numPr>
+        <w:rPr>
+          <w:lang w:val="en-US"/>
+        </w:rPr>
+      </w:pPr>
+      <w:r>
+        <w:rPr>
+          <w:lang w:val="en-US"/>
+        </w:rPr>
+        <w:t>Điểm trung bình 1 học kì</w:t>
+      </w:r>
+    </w:p>
+    <w:p>
+      <w:pPr>
+        <w:pStyle w:val="ListParagraph"/>
+        <w:numPr>
+          <w:ilvl w:val="0"/>
+          <w:numId w:val="2"/>
+        </w:numPr>
+        <w:rPr>
+          <w:lang w:val="en-US"/>
+        </w:rPr>
+      </w:pPr>
+      <w:r>
+        <w:rPr>
+          <w:lang w:val="en-US"/>
+        </w:rPr>
+        <w:t>Ví dụ bạn học vật lí 1 với 4 tín chỉ, giải tích 1 với 3 tín chỉ 1 học kì, đạt 8.3 điểm vật lí, 5.1 điểm giải tích, thì quy đổi chúng sang thang chữ rồi sang thang 4, được 3.5 và 1.5</w:t>
+      </w:r>
+      <w:r>
+        <w:rPr>
+          <w:lang w:val="en-US"/>
+        </w:rPr>
+        <w:t>, thì tính trung bình có trọng số là số tín chỉ tương ứng, = ((3.5 * 4) + (1.5 * 3)) / (4 + 3) = 2.6</w:t>
+      </w:r>
+    </w:p>
+    <w:p>
+      <w:pPr>
+        <w:pStyle w:val="ListParagraph"/>
+        <w:numPr>
+          <w:ilvl w:val="0"/>
+          <w:numId w:val="2"/>
+        </w:numPr>
+        <w:rPr>
+          <w:lang w:val="en-US"/>
+        </w:rPr>
+      </w:pPr>
+      <w:r>
+        <w:rPr>
+          <w:lang w:val="en-US"/>
+        </w:rPr>
+        <w:t>Dựa vào điểm trung bình để xếp loại học lực</w:t>
+      </w:r>
+    </w:p>
+    <w:p>
+      <w:pPr>
+        <w:pStyle w:val="ListParagraph"/>
+        <w:numPr>
+          <w:ilvl w:val="0"/>
+          <w:numId w:val="2"/>
+        </w:numPr>
+        <w:rPr>
+          <w:lang w:val="en-US"/>
+        </w:rPr>
+      </w:pPr>
+      <w:r>
+        <w:rPr>
+          <w:lang w:val="en-US"/>
+        </w:rPr>
+        <w:t>Kém = 1 trở xuống</w:t>
+      </w:r>
+    </w:p>
+    <w:p>
+      <w:pPr>
+        <w:pStyle w:val="ListParagraph"/>
+        <w:numPr>
+          <w:ilvl w:val="0"/>
+          <w:numId w:val="2"/>
+        </w:numPr>
+        <w:rPr>
+          <w:lang w:val="en-US"/>
+        </w:rPr>
+      </w:pPr>
+      <w:r>
+        <w:rPr>
+          <w:lang w:val="en-US"/>
+        </w:rPr>
+        <w:t>Yếu = 1 đến 2</w:t>
+      </w:r>
+    </w:p>
+    <w:p>
+      <w:pPr>
+        <w:pStyle w:val="ListParagraph"/>
+        <w:numPr>
+          <w:ilvl w:val="0"/>
+          <w:numId w:val="2"/>
+        </w:numPr>
+        <w:rPr>
+          <w:lang w:val="en-US"/>
+        </w:rPr>
+      </w:pPr>
+      <w:r>
+        <w:rPr>
+          <w:lang w:val="en-US"/>
+        </w:rPr>
+        <w:t>TB = 2 đến 2.5</w:t>
+      </w:r>
+    </w:p>
+    <w:p>
+      <w:pPr>
+        <w:pStyle w:val="ListParagraph"/>
+        <w:numPr>
+          <w:ilvl w:val="0"/>
+          <w:numId w:val="2"/>
+        </w:numPr>
+        <w:rPr>
+          <w:lang w:val="en-US"/>
+        </w:rPr>
+      </w:pPr>
+      <w:r>
+        <w:rPr>
+          <w:lang w:val="en-US"/>
+        </w:rPr>
+        <w:t>Khá = 2.5 đến 3.2</w:t>
+      </w:r>
+    </w:p>
+    <w:p>
+      <w:pPr>
+        <w:pStyle w:val="ListParagraph"/>
+        <w:numPr>
+          <w:ilvl w:val="0"/>
+          <w:numId w:val="2"/>
+        </w:numPr>
+        <w:rPr>
+          <w:lang w:val="en-US"/>
+        </w:rPr>
+      </w:pPr>
+      <w:r>
+        <w:rPr>
+          <w:lang w:val="en-US"/>
+        </w:rPr>
+        <w:t>Giỏi = 3.2 đến 3.6</w:t>
+      </w:r>
+    </w:p>
+    <w:p>
+      <w:pPr>
+        <w:pStyle w:val="ListParagraph"/>
+        <w:numPr>
+          <w:ilvl w:val="0"/>
+          <w:numId w:val="2"/>
+        </w:numPr>
+        <w:rPr>
+          <w:lang w:val="en-US"/>
+        </w:rPr>
+      </w:pPr>
+      <w:r>
+        <w:rPr>
+          <w:lang w:val="en-US"/>
+        </w:rPr>
+        <w:t>Xuất sắc = 3.6 đến 4</w:t>
+      </w:r>
+    </w:p>
+    <w:p>
+      <w:pPr>
+        <w:pStyle w:val="ListParagraph"/>
+        <w:numPr>
+          <w:ilvl w:val="0"/>
+          <w:numId w:val="2"/>
+        </w:numPr>
+        <w:rPr>
+          <w:lang w:val="en-US"/>
+        </w:rPr>
+      </w:pPr>
+      <w:r>
+        <w:rPr>
+          <w:lang w:val="en-US"/>
+        </w:rPr>
+        <w:t>Điểm trung bình tích lũy = điểm trung bình từ khi nhập học tới giờ, không phải trong 1 học kì</w:t>
+      </w:r>
+    </w:p>
+    <w:p>
+      <w:pPr>
+        <w:pStyle w:val="ListParagraph"/>
+        <w:numPr>
+          <w:ilvl w:val="0"/>
+          <w:numId w:val="7"/>
+        </w:numPr>
+        <w:rPr>
+          <w:lang w:val="en-US"/>
+        </w:rPr>
+      </w:pPr>
+      <w:r>
+        <w:rPr>
+          <w:lang w:val="en-US"/>
+        </w:rPr>
+        <w:t>Tiến Trình Học?</w:t>
+      </w:r>
+    </w:p>
+    <w:p>
+      <w:pPr>
+        <w:pStyle w:val="ListParagraph"/>
+        <w:numPr>
+          <w:ilvl w:val="0"/>
+          <w:numId w:val="2"/>
+        </w:numPr>
+        <w:rPr>
+          <w:lang w:val="en-US"/>
+        </w:rPr>
+      </w:pPr>
+      <w:r>
+        <w:rPr>
+          <w:lang w:val="en-US"/>
+        </w:rPr>
+        <w:t>CO1005</w:t>
+      </w:r>
+    </w:p>
+    <w:p>
+      <w:pPr>
+        <w:pStyle w:val="ListParagraph"/>
+        <w:numPr>
+          <w:ilvl w:val="0"/>
+          <w:numId w:val="7"/>
+        </w:numPr>
+        <w:rPr>
+          <w:lang w:val="en-US"/>
+        </w:rPr>
+      </w:pPr>
+      <w:r>
+        <w:rPr>
+          <w:lang w:val="en-US"/>
+        </w:rPr>
+        <w:t>1 Học Kì?</w:t>
+      </w:r>
+    </w:p>
+    <w:p>
+      <w:pPr>
+        <w:pStyle w:val="ListParagraph"/>
+        <w:numPr>
+          <w:ilvl w:val="0"/>
+          <w:numId w:val="2"/>
+        </w:numPr>
+      </w:pPr>
+      <w:r>
+        <w:t>231 = năm 2023 học kì 1</w:t>
+      </w:r>
+    </w:p>
+    <w:p>
+      <w:pPr>
+        <w:pStyle w:val="ListParagraph"/>
+        <w:numPr>
+          <w:ilvl w:val="0"/>
+          <w:numId w:val="2"/>
+        </w:numPr>
+        <w:rPr>
+          <w:lang w:val="en-US"/>
+        </w:rPr>
+      </w:pPr>
+      <w:r>
+        <w:rPr>
+          <w:lang w:val="en-US"/>
+        </w:rPr>
+        <w:t>11 đến 25 tín chỉ</w:t>
+      </w:r>
+    </w:p>
+    <w:p>
+      <w:pPr>
+        <w:pStyle w:val="ListParagraph"/>
+        <w:numPr>
+          <w:ilvl w:val="0"/>
+          <w:numId w:val="2"/>
+        </w:numPr>
+        <w:rPr>
+          <w:lang w:val="en-US"/>
+        </w:rPr>
+      </w:pPr>
+      <w:r>
+        <w:rPr>
+          <w:lang w:val="en-US"/>
+        </w:rPr>
+        <w:t>Điểm trung bình 8.5</w:t>
+      </w:r>
+    </w:p>
+    <w:p>
+      <w:pPr>
+        <w:pStyle w:val="ListParagraph"/>
+        <w:numPr>
+          <w:ilvl w:val="0"/>
+          <w:numId w:val="2"/>
+        </w:numPr>
+        <w:rPr>
+          <w:lang w:val="en-US"/>
+        </w:rPr>
+      </w:pPr>
+      <w:r>
+        <w:rPr>
+          <w:lang w:val="en-US"/>
+        </w:rPr>
+        <w:t>3 ngày CTXH</w:t>
+      </w:r>
+    </w:p>
+    <w:p>
+      <w:pPr>
+        <w:pStyle w:val="ListParagraph"/>
+        <w:numPr>
+          <w:ilvl w:val="0"/>
+          <w:numId w:val="2"/>
+        </w:numPr>
+        <w:rPr>
+          <w:lang w:val="en-US"/>
+        </w:rPr>
+      </w:pPr>
+      <w:r>
+        <w:rPr>
+          <w:lang w:val="en-US"/>
+        </w:rPr>
+        <w:t>Điểm rèn luyện 85</w:t>
+      </w:r>
+    </w:p>
+    <w:p>
+      <w:pPr>
+        <w:pStyle w:val="ListParagraph"/>
+        <w:numPr>
+          <w:ilvl w:val="0"/>
+          <w:numId w:val="7"/>
+        </w:numPr>
+        <w:rPr>
+          <w:lang w:val="en-US"/>
+        </w:rPr>
+      </w:pPr>
+      <w:r>
+        <w:rPr>
+          <w:lang w:val="en-US"/>
+        </w:rPr>
+        <w:t>1 Năm?</w:t>
+      </w:r>
+    </w:p>
+    <w:p>
+      <w:pPr>
+        <w:pStyle w:val="ListParagraph"/>
+        <w:numPr>
+          <w:ilvl w:val="0"/>
+          <w:numId w:val="2"/>
+        </w:numPr>
+        <w:rPr>
+          <w:lang w:val="en-US"/>
+        </w:rPr>
+      </w:pPr>
+      <w:r>
+        <w:rPr>
+          <w:lang w:val="en-US"/>
+        </w:rPr>
+        <w:t>33 tín chỉ</w:t>
+      </w:r>
+    </w:p>
+    <w:p>
+      <w:pPr>
+        <w:pStyle w:val="ListParagraph"/>
+        <w:numPr>
+          <w:ilvl w:val="0"/>
+          <w:numId w:val="7"/>
+        </w:numPr>
+        <w:rPr>
+          <w:lang w:val="en-US"/>
+        </w:rPr>
+      </w:pPr>
+      <w:r>
+        <w:rPr>
+          <w:lang w:val="en-US"/>
+        </w:rPr>
+        <w:t>3 Năm Đầu?</w:t>
+      </w:r>
+    </w:p>
+    <w:p>
+      <w:pPr>
+        <w:pStyle w:val="ListParagraph"/>
+        <w:numPr>
+          <w:ilvl w:val="0"/>
+          <w:numId w:val="2"/>
+        </w:numPr>
+        <w:rPr>
+          <w:lang w:val="en-US"/>
+        </w:rPr>
+      </w:pPr>
+      <w:r>
+        <w:rPr>
+          <w:lang w:val="en-US"/>
+        </w:rPr>
+        <w:t>15 ngày CTXH</w:t>
+      </w:r>
+    </w:p>
+    <w:p>
+      <w:pPr>
+        <w:pStyle w:val="ListParagraph"/>
+        <w:numPr>
+          <w:ilvl w:val="0"/>
+          <w:numId w:val="7"/>
+        </w:numPr>
+        <w:rPr>
+          <w:lang w:val="en-US"/>
+        </w:rPr>
+      </w:pPr>
+      <w:r>
+        <w:rPr>
+          <w:lang w:val="en-US"/>
+        </w:rPr>
+        <w:t>Học Bổng?</w:t>
+      </w:r>
+    </w:p>
+    <w:p>
+      <w:pPr>
+        <w:pStyle w:val="ListParagraph"/>
+        <w:numPr>
+          <w:ilvl w:val="0"/>
+          <w:numId w:val="2"/>
+        </w:numPr>
+        <w:rPr>
+          <w:lang w:val="en-US"/>
+        </w:rPr>
+      </w:pPr>
+      <w:r>
+        <w:rPr>
+          <w:lang w:val="en-US"/>
+        </w:rPr>
+        <w:t>Đéo cần xin trường tự cấp</w:t>
+      </w:r>
+    </w:p>
+    <w:p>
+      <w:pPr>
+        <w:rPr>
+          <w:lang w:val="en-US"/>
+        </w:rPr>
+      </w:pPr>
+    </w:p>
+    <w:p>
+      <w:pPr>
+        <w:rPr>
+          <w:lang w:val="en-US"/>
+        </w:rPr>
+      </w:pPr>
+      <w:r>
+        <w:rPr>
+          <w:lang w:val="en-US"/>
+        </w:rPr>
+        <w:t>Nhiệm vụ 1: tham dự hội thảo học thuật</w:t>
+      </w:r>
+    </w:p>
+    <w:p>
+      <w:pPr>
+        <w:rPr>
+          <w:lang w:val="en-US"/>
+        </w:rPr>
+      </w:pPr>
+      <w:r>
+        <w:rPr>
+          <w:lang w:val="en-US"/>
+        </w:rPr>
         <w:lastRenderedPageBreak/>
-        <w:t>6 đến 6.5 giờ,</w:t>
-      </w:r>
-      <w:r>
-        <w:rPr>
-          <w:rStyle w:val="Hyperlink"/>
-          <w:color w:val="auto"/>
-          <w:u w:val="none"/>
-          <w:lang w:val="en-US"/>
-        </w:rPr>
-        <w:t xml:space="preserve"> Check Quiz,</w:t>
-      </w:r>
-      <w:r>
-        <w:rPr>
-          <w:rStyle w:val="Hyperlink"/>
-          <w:color w:val="auto"/>
-          <w:u w:val="none"/>
-          <w:lang w:val="en-US"/>
-        </w:rPr>
-        <w:t xml:space="preserve"> Check nhóm,</w:t>
-      </w:r>
-      <w:r>
-        <w:rPr>
-          <w:rStyle w:val="Hyperlink"/>
-          <w:color w:val="auto"/>
-          <w:u w:val="none"/>
-          <w:lang w:val="en-US"/>
-        </w:rPr>
-        <w:t xml:space="preserve"> đọc Berserk</w:t>
-      </w:r>
-    </w:p>
-    <w:p>
-      <w:pPr>
-        <w:pStyle w:val="ListParagraph"/>
-        <w:numPr>
-          <w:ilvl w:val="0"/>
-          <w:numId w:val="2"/>
-        </w:numPr>
-        <w:rPr>
-          <w:rStyle w:val="Hyperlink"/>
-          <w:color w:val="auto"/>
-          <w:u w:val="none"/>
-          <w:lang w:val="en-US"/>
-        </w:rPr>
-      </w:pPr>
-      <w:r>
-        <w:rPr>
-          <w:rStyle w:val="Hyperlink"/>
-          <w:color w:val="auto"/>
-          <w:u w:val="none"/>
-          <w:lang w:val="en-US"/>
-        </w:rPr>
-        <w:t>6.5 đến 7 giờ, đi ăn, về nhà, nghỉ 1 lát</w:t>
-      </w:r>
-    </w:p>
-    <w:p>
-      <w:pPr>
-        <w:pStyle w:val="ListParagraph"/>
-        <w:numPr>
-          <w:ilvl w:val="0"/>
-          <w:numId w:val="2"/>
-        </w:numPr>
-        <w:rPr>
-          <w:rStyle w:val="Hyperlink"/>
-          <w:color w:val="auto"/>
-          <w:u w:val="none"/>
-          <w:lang w:val="en-US"/>
-        </w:rPr>
-      </w:pPr>
-      <w:r>
-        <w:rPr>
-          <w:rStyle w:val="Hyperlink"/>
-          <w:color w:val="auto"/>
-          <w:u w:val="none"/>
-          <w:lang w:val="en-US"/>
-        </w:rPr>
-        <w:t>7 đến 8 giờ, học Matlab</w:t>
-      </w:r>
-    </w:p>
-    <w:p>
-      <w:pPr>
-        <w:pStyle w:val="ListParagraph"/>
-        <w:numPr>
-          <w:ilvl w:val="0"/>
-          <w:numId w:val="2"/>
-        </w:numPr>
-        <w:rPr>
-          <w:rStyle w:val="Hyperlink"/>
-          <w:color w:val="auto"/>
-          <w:u w:val="none"/>
-          <w:lang w:val="en-US"/>
-        </w:rPr>
-      </w:pPr>
-      <w:r>
-        <w:rPr>
-          <w:rStyle w:val="Hyperlink"/>
-          <w:color w:val="auto"/>
-          <w:u w:val="none"/>
-          <w:lang w:val="en-US"/>
-        </w:rPr>
-        <w:t>8 đến 9 giờ, học Tensorflow</w:t>
-      </w:r>
-    </w:p>
-    <w:p>
-      <w:pPr>
-        <w:pStyle w:val="ListParagraph"/>
-        <w:numPr>
-          <w:ilvl w:val="0"/>
-          <w:numId w:val="2"/>
-        </w:numPr>
-        <w:rPr>
-          <w:rStyle w:val="Hyperlink"/>
-          <w:color w:val="auto"/>
-          <w:u w:val="none"/>
-          <w:lang w:val="en-US"/>
-        </w:rPr>
-      </w:pPr>
-      <w:r>
-        <w:rPr>
-          <w:rStyle w:val="Hyperlink"/>
-          <w:color w:val="auto"/>
-          <w:u w:val="none"/>
-          <w:lang w:val="en-US"/>
-        </w:rPr>
-        <w:t>9 đến 10 giờ, học TOEIC + Berserk</w:t>
-      </w:r>
-    </w:p>
-    <w:p>
-      <w:pPr>
-        <w:pStyle w:val="ListParagraph"/>
-        <w:numPr>
-          <w:ilvl w:val="0"/>
-          <w:numId w:val="2"/>
-        </w:numPr>
-        <w:rPr>
-          <w:rStyle w:val="Hyperlink"/>
-          <w:color w:val="auto"/>
-          <w:u w:val="none"/>
-          <w:lang w:val="en-US"/>
-        </w:rPr>
-      </w:pPr>
-      <w:r>
-        <w:rPr>
-          <w:rStyle w:val="Hyperlink"/>
-          <w:color w:val="auto"/>
-          <w:u w:val="none"/>
-          <w:lang w:val="en-US"/>
-        </w:rPr>
-        <w:t>10 đến 11 giờ, học MOS</w:t>
-      </w:r>
-    </w:p>
-    <w:p>
-      <w:pPr>
-        <w:pStyle w:val="ListParagraph"/>
-        <w:numPr>
-          <w:ilvl w:val="0"/>
-          <w:numId w:val="2"/>
-        </w:numPr>
-        <w:rPr>
-          <w:rStyle w:val="Hyperlink"/>
-          <w:color w:val="auto"/>
-          <w:u w:val="none"/>
-          <w:lang w:val="en-US"/>
-        </w:rPr>
-      </w:pPr>
-      <w:r>
-        <w:rPr>
-          <w:rStyle w:val="Hyperlink"/>
-          <w:color w:val="auto"/>
-          <w:u w:val="none"/>
-          <w:lang w:val="en-US"/>
-        </w:rPr>
-        <w:t>11 đến 12 giờ, ăn, nghỉ, đọc Berserk</w:t>
-      </w:r>
-    </w:p>
-    <w:p>
-      <w:pPr>
-        <w:pStyle w:val="ListParagraph"/>
-        <w:numPr>
-          <w:ilvl w:val="0"/>
-          <w:numId w:val="2"/>
-        </w:numPr>
-        <w:rPr>
-          <w:rStyle w:val="Hyperlink"/>
-          <w:color w:val="auto"/>
-          <w:u w:val="none"/>
-          <w:lang w:val="en-US"/>
-        </w:rPr>
-      </w:pPr>
-      <w:r>
-        <w:rPr>
-          <w:rStyle w:val="Hyperlink"/>
-          <w:color w:val="auto"/>
-          <w:u w:val="none"/>
-          <w:lang w:val="en-US"/>
-        </w:rPr>
-        <w:t>12 đến 13 giờ, học IELTS + Berserk</w:t>
-      </w:r>
-    </w:p>
-    <w:p>
-      <w:pPr>
-        <w:pStyle w:val="ListParagraph"/>
-        <w:numPr>
-          <w:ilvl w:val="0"/>
-          <w:numId w:val="2"/>
-        </w:numPr>
-        <w:rPr>
-          <w:rStyle w:val="Hyperlink"/>
-          <w:color w:val="auto"/>
-          <w:u w:val="none"/>
-          <w:lang w:val="en-US"/>
-        </w:rPr>
-      </w:pPr>
-      <w:r>
-        <w:rPr>
-          <w:rStyle w:val="Hyperlink"/>
-          <w:color w:val="auto"/>
-          <w:u w:val="none"/>
-          <w:lang w:val="en-US"/>
-        </w:rPr>
-        <w:t>13 đến 14 giờ, học IC3</w:t>
-      </w:r>
-    </w:p>
-    <w:p>
-      <w:pPr>
-        <w:pStyle w:val="ListParagraph"/>
-        <w:numPr>
-          <w:ilvl w:val="0"/>
-          <w:numId w:val="2"/>
-        </w:numPr>
-        <w:rPr>
-          <w:rStyle w:val="Hyperlink"/>
-          <w:color w:val="auto"/>
-          <w:u w:val="none"/>
-          <w:lang w:val="en-US"/>
-        </w:rPr>
-      </w:pPr>
-      <w:r>
-        <w:rPr>
-          <w:rStyle w:val="Hyperlink"/>
-          <w:color w:val="auto"/>
-          <w:u w:val="none"/>
-          <w:lang w:val="en-US"/>
-        </w:rPr>
-        <w:t>14 đến 15 giờ, học vật lí</w:t>
-      </w:r>
-    </w:p>
-    <w:p>
-      <w:pPr>
-        <w:pStyle w:val="ListParagraph"/>
-        <w:numPr>
-          <w:ilvl w:val="0"/>
-          <w:numId w:val="2"/>
-        </w:numPr>
-        <w:rPr>
-          <w:rStyle w:val="Hyperlink"/>
-          <w:color w:val="auto"/>
-          <w:u w:val="none"/>
-          <w:lang w:val="en-US"/>
-        </w:rPr>
-      </w:pPr>
-      <w:r>
-        <w:rPr>
-          <w:rStyle w:val="Hyperlink"/>
-          <w:color w:val="auto"/>
-          <w:u w:val="none"/>
-          <w:lang w:val="en-US"/>
-        </w:rPr>
-        <w:t>15 đến 16 giờ, giải đề</w:t>
-      </w:r>
-    </w:p>
-    <w:p>
-      <w:pPr>
-        <w:pStyle w:val="ListParagraph"/>
-        <w:numPr>
-          <w:ilvl w:val="0"/>
-          <w:numId w:val="2"/>
-        </w:numPr>
-        <w:rPr>
-          <w:rStyle w:val="Hyperlink"/>
-          <w:color w:val="auto"/>
-          <w:u w:val="none"/>
-          <w:lang w:val="en-US"/>
-        </w:rPr>
-      </w:pPr>
-      <w:r>
-        <w:rPr>
-          <w:rStyle w:val="Hyperlink"/>
-          <w:color w:val="auto"/>
-          <w:u w:val="none"/>
-          <w:lang w:val="en-US"/>
-        </w:rPr>
-        <w:t>16 đến 17 giờ, học Hack + Web</w:t>
-      </w:r>
-    </w:p>
-    <w:p>
-      <w:pPr>
-        <w:pStyle w:val="ListParagraph"/>
-        <w:numPr>
-          <w:ilvl w:val="0"/>
-          <w:numId w:val="2"/>
-        </w:numPr>
-        <w:rPr>
-          <w:rStyle w:val="Hyperlink"/>
-          <w:color w:val="auto"/>
-          <w:u w:val="none"/>
-          <w:lang w:val="en-US"/>
-        </w:rPr>
-      </w:pPr>
-      <w:r>
-        <w:rPr>
-          <w:rStyle w:val="Hyperlink"/>
-          <w:color w:val="auto"/>
-          <w:u w:val="none"/>
-          <w:lang w:val="en-US"/>
-        </w:rPr>
-        <w:t>17 đến 18 giờ, tắm, giặt, phơi, nghỉ, đọc Berserk</w:t>
-      </w:r>
-    </w:p>
-    <w:p>
-      <w:pPr>
-        <w:pStyle w:val="ListParagraph"/>
-        <w:numPr>
-          <w:ilvl w:val="0"/>
-          <w:numId w:val="2"/>
-        </w:numPr>
-        <w:rPr>
-          <w:rStyle w:val="Hyperlink"/>
-          <w:color w:val="auto"/>
-          <w:u w:val="none"/>
-          <w:lang w:val="en-US"/>
-        </w:rPr>
-      </w:pPr>
-      <w:r>
-        <w:rPr>
-          <w:rStyle w:val="Hyperlink"/>
-          <w:color w:val="auto"/>
-          <w:u w:val="none"/>
-          <w:lang w:val="en-US"/>
-        </w:rPr>
-        <w:t>18 đến 19 giờ, ăn, nghỉ,</w:t>
-      </w:r>
-      <w:r>
-        <w:rPr>
-          <w:rStyle w:val="Hyperlink"/>
-          <w:color w:val="auto"/>
-          <w:u w:val="none"/>
-          <w:lang w:val="en-US"/>
-        </w:rPr>
-        <w:t xml:space="preserve"> Check Quiz,</w:t>
-      </w:r>
-      <w:r>
-        <w:rPr>
-          <w:rStyle w:val="Hyperlink"/>
-          <w:color w:val="auto"/>
-          <w:u w:val="none"/>
-          <w:lang w:val="en-US"/>
-        </w:rPr>
-        <w:t xml:space="preserve"> Check nhóm,</w:t>
-      </w:r>
-      <w:r>
-        <w:rPr>
-          <w:rStyle w:val="Hyperlink"/>
-          <w:color w:val="auto"/>
-          <w:u w:val="none"/>
-          <w:lang w:val="en-US"/>
-        </w:rPr>
-        <w:t xml:space="preserve"> đọc Berserk</w:t>
-      </w:r>
-    </w:p>
-    <w:p>
-      <w:pPr>
-        <w:pStyle w:val="ListParagraph"/>
-        <w:numPr>
-          <w:ilvl w:val="0"/>
-          <w:numId w:val="2"/>
-        </w:numPr>
-        <w:rPr>
-          <w:rStyle w:val="Hyperlink"/>
-          <w:color w:val="auto"/>
-          <w:u w:val="none"/>
-          <w:lang w:val="en-US"/>
-        </w:rPr>
-      </w:pPr>
-      <w:r>
-        <w:rPr>
-          <w:rStyle w:val="Hyperlink"/>
-          <w:color w:val="auto"/>
-          <w:u w:val="none"/>
-          <w:lang w:val="en-US"/>
-        </w:rPr>
-        <w:t>19 đến 20 giờ, học thuật toán</w:t>
-      </w:r>
-    </w:p>
-    <w:p>
-      <w:pPr>
-        <w:pStyle w:val="ListParagraph"/>
-        <w:numPr>
-          <w:ilvl w:val="0"/>
-          <w:numId w:val="2"/>
-        </w:numPr>
-        <w:rPr>
-          <w:rStyle w:val="Hyperlink"/>
-          <w:color w:val="auto"/>
-          <w:u w:val="none"/>
-          <w:lang w:val="en-US"/>
-        </w:rPr>
-      </w:pPr>
-      <w:r>
-        <w:rPr>
-          <w:rStyle w:val="Hyperlink"/>
-          <w:color w:val="auto"/>
-          <w:u w:val="none"/>
-          <w:lang w:val="en-US"/>
-        </w:rPr>
-        <w:t>20 giờ, ngủ</w:t>
-      </w:r>
-    </w:p>
-    <w:p>
-      <w:pPr>
-        <w:pStyle w:val="ListParagraph"/>
-        <w:numPr>
-          <w:ilvl w:val="0"/>
-          <w:numId w:val="4"/>
-        </w:numPr>
-        <w:rPr>
-          <w:rStyle w:val="Hyperlink"/>
-          <w:color w:val="auto"/>
-          <w:u w:val="none"/>
-          <w:lang w:val="en-US"/>
-        </w:rPr>
-      </w:pPr>
-      <w:r>
-        <w:rPr>
-          <w:rStyle w:val="Hyperlink"/>
-          <w:color w:val="auto"/>
-          <w:u w:val="none"/>
-          <w:lang w:val="en-US"/>
-        </w:rPr>
-        <w:t>25/9/2023?</w:t>
-      </w:r>
-    </w:p>
-    <w:p>
-      <w:pPr>
-        <w:pStyle w:val="ListParagraph"/>
-        <w:numPr>
-          <w:ilvl w:val="0"/>
-          <w:numId w:val="2"/>
-        </w:numPr>
-        <w:rPr>
-          <w:rStyle w:val="Hyperlink"/>
-          <w:color w:val="auto"/>
-          <w:u w:val="none"/>
-          <w:lang w:val="en-US"/>
-        </w:rPr>
-      </w:pPr>
-      <w:r>
-        <w:rPr>
-          <w:rStyle w:val="Hyperlink"/>
-          <w:color w:val="auto"/>
-          <w:u w:val="none"/>
-          <w:lang w:val="en-US"/>
-        </w:rPr>
-        <w:t>Kiểm tra IC3 Full trắc nghiệm</w:t>
-      </w:r>
-    </w:p>
-    <w:p>
-      <w:pPr>
-        <w:pStyle w:val="ListParagraph"/>
-        <w:numPr>
-          <w:ilvl w:val="0"/>
-          <w:numId w:val="2"/>
-        </w:numPr>
-        <w:rPr>
-          <w:rStyle w:val="Hyperlink"/>
-          <w:color w:val="auto"/>
-          <w:u w:val="none"/>
-          <w:lang w:val="en-US"/>
-        </w:rPr>
-      </w:pPr>
-      <w:r>
-        <w:rPr>
-          <w:rStyle w:val="Hyperlink"/>
-          <w:color w:val="auto"/>
-          <w:u w:val="none"/>
-          <w:lang w:val="en-US"/>
-        </w:rPr>
-        <w:t>20 giờ, sạc Laptop Full</w:t>
-      </w:r>
-    </w:p>
-    <w:p>
-      <w:pPr>
-        <w:pStyle w:val="ListParagraph"/>
-        <w:numPr>
-          <w:ilvl w:val="0"/>
-          <w:numId w:val="2"/>
-        </w:numPr>
-        <w:rPr>
-          <w:rStyle w:val="Hyperlink"/>
-          <w:color w:val="auto"/>
-          <w:u w:val="none"/>
-          <w:lang w:val="en-US"/>
-        </w:rPr>
-      </w:pPr>
-      <w:r>
-        <w:rPr>
-          <w:rStyle w:val="Hyperlink"/>
-          <w:color w:val="auto"/>
-          <w:u w:val="none"/>
-          <w:lang w:val="en-US"/>
-        </w:rPr>
-        <w:t>21 giờ, sạc điện thoại</w:t>
-      </w:r>
-    </w:p>
-    <w:p>
-      <w:pPr>
-        <w:pStyle w:val="ListParagraph"/>
-        <w:numPr>
-          <w:ilvl w:val="0"/>
-          <w:numId w:val="4"/>
-        </w:numPr>
-        <w:rPr>
-          <w:rStyle w:val="Hyperlink"/>
-          <w:color w:val="auto"/>
-          <w:u w:val="none"/>
-          <w:lang w:val="en-US"/>
-        </w:rPr>
-      </w:pPr>
-      <w:r>
-        <w:rPr>
-          <w:rStyle w:val="Hyperlink"/>
-          <w:color w:val="auto"/>
-          <w:u w:val="none"/>
-          <w:lang w:val="en-US"/>
-        </w:rPr>
-        <w:t>26/9/2023?</w:t>
-      </w:r>
-    </w:p>
-    <w:p>
-      <w:pPr>
-        <w:pStyle w:val="ListParagraph"/>
-        <w:numPr>
-          <w:ilvl w:val="0"/>
-          <w:numId w:val="2"/>
-        </w:numPr>
-        <w:rPr>
-          <w:rStyle w:val="Hyperlink"/>
-          <w:color w:val="auto"/>
-          <w:u w:val="none"/>
-          <w:lang w:val="en-US"/>
-        </w:rPr>
-      </w:pPr>
-      <w:r>
-        <w:rPr>
-          <w:rStyle w:val="Hyperlink"/>
-          <w:color w:val="auto"/>
-          <w:u w:val="none"/>
-          <w:lang w:val="en-US"/>
-        </w:rPr>
-        <w:t>5 giờ, gỡ sạc điện thoại</w:t>
-      </w:r>
-    </w:p>
-    <w:p>
-      <w:pPr>
-        <w:pStyle w:val="ListParagraph"/>
-        <w:numPr>
-          <w:ilvl w:val="0"/>
-          <w:numId w:val="2"/>
-        </w:numPr>
-        <w:rPr>
-          <w:rStyle w:val="Hyperlink"/>
-          <w:color w:val="auto"/>
-          <w:u w:val="none"/>
-          <w:lang w:val="en-US"/>
-        </w:rPr>
-      </w:pPr>
-      <w:r>
-        <w:rPr>
-          <w:rStyle w:val="Hyperlink"/>
-          <w:color w:val="auto"/>
-          <w:u w:val="none"/>
-          <w:lang w:val="en-US"/>
-        </w:rPr>
-        <w:t>6.5 giờ, chạy ra ngô quyền mua 2 hộp cơm, ăn 1 hộp</w:t>
-      </w:r>
-    </w:p>
-    <w:p>
-      <w:pPr>
-        <w:pStyle w:val="ListParagraph"/>
-        <w:numPr>
-          <w:ilvl w:val="0"/>
-          <w:numId w:val="2"/>
-        </w:numPr>
-        <w:rPr>
-          <w:rStyle w:val="Hyperlink"/>
-          <w:color w:val="auto"/>
-          <w:u w:val="none"/>
-          <w:lang w:val="en-US"/>
-        </w:rPr>
-      </w:pPr>
-      <w:r>
-        <w:rPr>
-          <w:rStyle w:val="Hyperlink"/>
-          <w:color w:val="auto"/>
-          <w:u w:val="none"/>
-          <w:lang w:val="en-US"/>
-        </w:rPr>
-        <w:t>8 đến 10.83 giờ, vật lí 1, tòa H2, phòng 201</w:t>
-      </w:r>
-    </w:p>
-    <w:p>
-      <w:pPr>
-        <w:pStyle w:val="ListParagraph"/>
-        <w:numPr>
-          <w:ilvl w:val="0"/>
-          <w:numId w:val="2"/>
-        </w:numPr>
-        <w:rPr>
-          <w:rStyle w:val="Hyperlink"/>
-          <w:color w:val="auto"/>
-          <w:u w:val="none"/>
-          <w:lang w:val="en-US"/>
-        </w:rPr>
-      </w:pPr>
-      <w:r>
-        <w:rPr>
-          <w:rStyle w:val="Hyperlink"/>
-          <w:color w:val="auto"/>
-          <w:u w:val="none"/>
-          <w:lang w:val="en-US"/>
-        </w:rPr>
-        <w:t>11 giờ, ăn hộp cơm còn lại</w:t>
-      </w:r>
-    </w:p>
-    <w:p>
-      <w:pPr>
-        <w:pStyle w:val="ListParagraph"/>
-        <w:numPr>
-          <w:ilvl w:val="0"/>
-          <w:numId w:val="2"/>
-        </w:numPr>
-        <w:rPr>
-          <w:rStyle w:val="Hyperlink"/>
-          <w:color w:val="auto"/>
-          <w:u w:val="none"/>
-          <w:lang w:val="en-US"/>
-        </w:rPr>
-      </w:pPr>
-      <w:r>
-        <w:rPr>
-          <w:rStyle w:val="Hyperlink"/>
-          <w:color w:val="auto"/>
-          <w:u w:val="none"/>
-          <w:lang w:val="en-US"/>
-        </w:rPr>
-        <w:t>12 đến 13.83 giờ, giải tích 1 bài tập, tòa H1, phòng 802</w:t>
-      </w:r>
-    </w:p>
-    <w:p>
-      <w:pPr>
-        <w:pStyle w:val="ListParagraph"/>
-        <w:numPr>
-          <w:ilvl w:val="0"/>
-          <w:numId w:val="2"/>
-        </w:numPr>
-        <w:rPr>
-          <w:rStyle w:val="Hyperlink"/>
-          <w:color w:val="auto"/>
-          <w:u w:val="none"/>
-          <w:lang w:val="en-US"/>
-        </w:rPr>
-      </w:pPr>
-      <w:r>
-        <w:rPr>
-          <w:rStyle w:val="Hyperlink"/>
-          <w:color w:val="auto"/>
-          <w:u w:val="none"/>
-          <w:lang w:val="en-US"/>
-        </w:rPr>
-        <w:t>15 đến 17.83 giờ, giải tích 1, tòa H6, giảng đường</w:t>
-      </w:r>
-    </w:p>
-    <w:p>
-      <w:pPr>
-        <w:pStyle w:val="ListParagraph"/>
-        <w:numPr>
-          <w:ilvl w:val="0"/>
-          <w:numId w:val="2"/>
-        </w:numPr>
-        <w:rPr>
-          <w:rStyle w:val="Hyperlink"/>
-          <w:color w:val="auto"/>
-          <w:u w:val="none"/>
-          <w:lang w:val="en-US"/>
-        </w:rPr>
-      </w:pPr>
-      <w:r>
-        <w:rPr>
-          <w:rStyle w:val="Hyperlink"/>
-          <w:color w:val="auto"/>
-          <w:u w:val="none"/>
-          <w:lang w:val="en-US"/>
-        </w:rPr>
-        <w:t>18 giờ ghé bà mười mua cơm</w:t>
-      </w:r>
-    </w:p>
-    <w:p>
-      <w:pPr>
-        <w:pStyle w:val="ListParagraph"/>
-        <w:numPr>
-          <w:ilvl w:val="0"/>
-          <w:numId w:val="4"/>
-        </w:numPr>
-        <w:rPr>
-          <w:rStyle w:val="Hyperlink"/>
-          <w:color w:val="auto"/>
-          <w:u w:val="none"/>
-          <w:lang w:val="en-US"/>
-        </w:rPr>
-      </w:pPr>
-      <w:r>
-        <w:rPr>
-          <w:rStyle w:val="Hyperlink"/>
-          <w:color w:val="auto"/>
-          <w:u w:val="none"/>
-          <w:lang w:val="en-US"/>
-        </w:rPr>
-        <w:t>28/9/2023?</w:t>
-      </w:r>
-    </w:p>
-    <w:p>
-      <w:pPr>
-        <w:pStyle w:val="ListParagraph"/>
-        <w:numPr>
-          <w:ilvl w:val="0"/>
-          <w:numId w:val="2"/>
-        </w:numPr>
-        <w:rPr>
-          <w:rStyle w:val="Hyperlink"/>
-          <w:color w:val="auto"/>
-          <w:u w:val="none"/>
-          <w:lang w:val="en-US"/>
-        </w:rPr>
-      </w:pPr>
-      <w:r>
-        <w:rPr>
-          <w:rStyle w:val="Hyperlink"/>
-          <w:color w:val="auto"/>
-          <w:u w:val="none"/>
-          <w:lang w:val="en-US"/>
-        </w:rPr>
-        <w:t>7 đến 8.83 giờ, hệ thống số, tòa H6, giảng đường</w:t>
-      </w:r>
-    </w:p>
-    <w:p>
-      <w:pPr>
-        <w:pStyle w:val="ListParagraph"/>
-        <w:numPr>
-          <w:ilvl w:val="0"/>
-          <w:numId w:val="4"/>
-        </w:numPr>
-        <w:rPr>
-          <w:rStyle w:val="Hyperlink"/>
-          <w:color w:val="auto"/>
-          <w:u w:val="none"/>
-          <w:lang w:val="en-US"/>
-        </w:rPr>
-      </w:pPr>
-      <w:r>
-        <w:rPr>
-          <w:rStyle w:val="Hyperlink"/>
-          <w:color w:val="auto"/>
-          <w:u w:val="none"/>
-          <w:lang w:val="en-US"/>
-        </w:rPr>
-        <w:t>29/9/2023?</w:t>
-      </w:r>
-    </w:p>
-    <w:p>
-      <w:pPr>
-        <w:pStyle w:val="ListParagraph"/>
-        <w:numPr>
-          <w:ilvl w:val="0"/>
-          <w:numId w:val="2"/>
-        </w:numPr>
-        <w:rPr>
-          <w:rStyle w:val="Hyperlink"/>
-          <w:color w:val="auto"/>
-          <w:u w:val="none"/>
-          <w:lang w:val="en-US"/>
-        </w:rPr>
-      </w:pPr>
-      <w:r>
-        <w:rPr>
-          <w:rStyle w:val="Hyperlink"/>
-          <w:color w:val="auto"/>
-          <w:u w:val="none"/>
-          <w:lang w:val="en-US"/>
-        </w:rPr>
-        <w:t>14 đến 15.83 giờ, nhập môn điện toán, tòa H6, giảng đường</w:t>
-      </w:r>
-    </w:p>
-    <w:p>
-      <w:pPr>
-        <w:pStyle w:val="ListParagraph"/>
-        <w:numPr>
-          <w:ilvl w:val="0"/>
-          <w:numId w:val="2"/>
-        </w:numPr>
-        <w:rPr>
-          <w:rStyle w:val="Hyperlink"/>
-          <w:color w:val="auto"/>
-          <w:u w:val="none"/>
-          <w:lang w:val="en-US"/>
-        </w:rPr>
-      </w:pPr>
-      <w:r>
-        <w:rPr>
-          <w:rStyle w:val="Hyperlink"/>
-          <w:color w:val="auto"/>
-          <w:u w:val="none"/>
-          <w:lang w:val="en-US"/>
-        </w:rPr>
-        <w:t>16 đến 17.83 giờ, vật lí 1 bài tập, tòa H1, phòng 101</w:t>
-      </w:r>
-    </w:p>
-    <w:p>
-      <w:pPr>
-        <w:pStyle w:val="ListParagraph"/>
-        <w:numPr>
-          <w:ilvl w:val="0"/>
-          <w:numId w:val="4"/>
-        </w:numPr>
-        <w:rPr>
-          <w:lang w:val="en-US"/>
-        </w:rPr>
-      </w:pPr>
-      <w:r>
-        <w:rPr>
-          <w:lang w:val="en-US"/>
-        </w:rPr>
-        <w:t>7</w:t>
-      </w:r>
-      <w:r>
-        <w:rPr>
-          <w:lang w:val="en-US"/>
-        </w:rPr>
-        <w:t>/10/2023?</w:t>
-      </w:r>
-    </w:p>
-    <w:p>
-      <w:pPr>
-        <w:pStyle w:val="ListParagraph"/>
-        <w:numPr>
-          <w:ilvl w:val="0"/>
-          <w:numId w:val="2"/>
-        </w:numPr>
-        <w:rPr>
-          <w:lang w:val="en-US"/>
-        </w:rPr>
-      </w:pPr>
-      <w:r>
-        <w:rPr>
-          <w:lang w:val="en-US"/>
-        </w:rPr>
-        <w:t>10 giờ, tòa H6, phòng 703</w:t>
-      </w:r>
-    </w:p>
-    <w:p>
-      <w:pPr>
-        <w:pStyle w:val="ListParagraph"/>
-        <w:numPr>
-          <w:ilvl w:val="0"/>
-          <w:numId w:val="4"/>
-        </w:numPr>
-        <w:rPr>
-          <w:lang w:val="en-US"/>
-        </w:rPr>
-      </w:pPr>
-      <w:r>
-        <w:rPr>
-          <w:lang w:val="en-US"/>
-        </w:rPr>
-        <w:t>16/10/2023?</w:t>
-      </w:r>
-    </w:p>
-    <w:p>
-      <w:pPr>
-        <w:pStyle w:val="ListParagraph"/>
-        <w:numPr>
-          <w:ilvl w:val="0"/>
-          <w:numId w:val="2"/>
-        </w:numPr>
-        <w:rPr>
-          <w:lang w:val="en-US"/>
-        </w:rPr>
-      </w:pPr>
-      <w:r>
-        <w:rPr>
-          <w:lang w:val="en-US"/>
-        </w:rPr>
-        <w:t>Học thể dục</w:t>
-      </w:r>
-    </w:p>
-    <w:p>
-      <w:pPr>
-        <w:pStyle w:val="ListParagraph"/>
-        <w:numPr>
-          <w:ilvl w:val="0"/>
-          <w:numId w:val="4"/>
-        </w:numPr>
-        <w:rPr>
-          <w:lang w:val="en-US"/>
-        </w:rPr>
-      </w:pPr>
-      <w:r>
-        <w:rPr>
-          <w:lang w:val="en-US"/>
-        </w:rPr>
-        <w:t>Cuối Năm 1?</w:t>
-      </w:r>
-    </w:p>
-    <w:p>
-      <w:pPr>
-        <w:pStyle w:val="ListParagraph"/>
-        <w:numPr>
-          <w:ilvl w:val="0"/>
-          <w:numId w:val="2"/>
-        </w:numPr>
-        <w:rPr>
-          <w:lang w:val="en-US"/>
-        </w:rPr>
-      </w:pPr>
-      <w:r>
-        <w:rPr>
-          <w:lang w:val="en-US"/>
-        </w:rPr>
-        <w:t>Nộp MOS</w:t>
-      </w:r>
-    </w:p>
-    <w:p>
-      <w:pPr>
-        <w:rPr>
-          <w:lang w:val="en-US"/>
-        </w:rPr>
-      </w:pPr>
-    </w:p>
-    <w:p>
-      <w:pPr>
-        <w:rPr>
-          <w:lang w:val="en-US"/>
-        </w:rPr>
-      </w:pPr>
-      <w:r>
-        <w:rPr>
-          <w:lang w:val="en-US"/>
-        </w:rPr>
-        <w:t>Task – Nhiệm Vụ:</w:t>
-      </w:r>
-    </w:p>
-    <w:p>
-      <w:pPr>
-        <w:pStyle w:val="ListParagraph"/>
-        <w:numPr>
-          <w:ilvl w:val="0"/>
-          <w:numId w:val="7"/>
-        </w:numPr>
-        <w:rPr>
-          <w:lang w:val="en-US"/>
-        </w:rPr>
-      </w:pPr>
-      <w:r>
-        <w:rPr>
-          <w:lang w:val="en-US"/>
-        </w:rPr>
-        <w:t>Quy Đổi Điểm?</w:t>
-      </w:r>
-    </w:p>
-    <w:p>
-      <w:pPr>
-        <w:pStyle w:val="ListParagraph"/>
-        <w:numPr>
-          <w:ilvl w:val="0"/>
-          <w:numId w:val="2"/>
-        </w:numPr>
-        <w:rPr>
-          <w:lang w:val="en-US"/>
-        </w:rPr>
-      </w:pPr>
-      <w:r>
-        <w:rPr>
-          <w:lang w:val="en-US"/>
-        </w:rPr>
-        <w:t>Từ thang 10 sang chữ</w:t>
-      </w:r>
-    </w:p>
-    <w:p>
-      <w:pPr>
-        <w:pStyle w:val="ListParagraph"/>
-        <w:numPr>
-          <w:ilvl w:val="0"/>
-          <w:numId w:val="2"/>
-        </w:numPr>
-        <w:rPr>
-          <w:lang w:val="en-US"/>
-        </w:rPr>
-      </w:pPr>
-      <w:r>
-        <w:rPr>
-          <w:lang w:val="en-US"/>
-        </w:rPr>
-        <w:t>F = 4 trở xuống</w:t>
-      </w:r>
-    </w:p>
-    <w:p>
-      <w:pPr>
-        <w:pStyle w:val="ListParagraph"/>
-        <w:numPr>
-          <w:ilvl w:val="0"/>
-          <w:numId w:val="2"/>
-        </w:numPr>
-        <w:rPr>
-          <w:lang w:val="en-US"/>
-        </w:rPr>
-      </w:pPr>
-      <w:r>
-        <w:rPr>
-          <w:lang w:val="en-US"/>
-        </w:rPr>
-        <w:t>D = 4 đến 5</w:t>
-      </w:r>
-    </w:p>
-    <w:p>
-      <w:pPr>
-        <w:pStyle w:val="ListParagraph"/>
-        <w:numPr>
-          <w:ilvl w:val="0"/>
-          <w:numId w:val="2"/>
-        </w:numPr>
-        <w:rPr>
-          <w:lang w:val="en-US"/>
-        </w:rPr>
-      </w:pPr>
-      <w:r>
-        <w:rPr>
-          <w:lang w:val="en-US"/>
-        </w:rPr>
-        <w:t>D+ = 5 đến 5.5</w:t>
-      </w:r>
-    </w:p>
-    <w:p>
-      <w:pPr>
-        <w:pStyle w:val="ListParagraph"/>
-        <w:numPr>
-          <w:ilvl w:val="0"/>
-          <w:numId w:val="2"/>
-        </w:numPr>
-        <w:rPr>
-          <w:lang w:val="en-US"/>
-        </w:rPr>
-      </w:pPr>
-      <w:r>
-        <w:rPr>
-          <w:lang w:val="en-US"/>
-        </w:rPr>
-        <w:lastRenderedPageBreak/>
-        <w:t>Mỗi chữ cái không có “+” thì tăng 1</w:t>
-      </w:r>
-    </w:p>
-    <w:p>
-      <w:pPr>
-        <w:pStyle w:val="ListParagraph"/>
-        <w:numPr>
-          <w:ilvl w:val="0"/>
-          <w:numId w:val="2"/>
-        </w:numPr>
-        <w:rPr>
-          <w:lang w:val="en-US"/>
-        </w:rPr>
-      </w:pPr>
-      <w:r>
-        <w:rPr>
-          <w:lang w:val="en-US"/>
-        </w:rPr>
-        <w:t xml:space="preserve">Mỗi chữ cái có “+” thì </w:t>
-      </w:r>
-      <w:r>
-        <w:rPr>
-          <w:lang w:val="en-US"/>
-        </w:rPr>
-        <w:t>tăng</w:t>
-      </w:r>
-      <w:r>
-        <w:rPr>
-          <w:lang w:val="en-US"/>
-        </w:rPr>
-        <w:t xml:space="preserve"> 0.5</w:t>
-      </w:r>
-    </w:p>
-    <w:p>
-      <w:pPr>
-        <w:pStyle w:val="ListParagraph"/>
-        <w:numPr>
-          <w:ilvl w:val="0"/>
-          <w:numId w:val="2"/>
-        </w:numPr>
-        <w:rPr>
-          <w:lang w:val="en-US"/>
-        </w:rPr>
-      </w:pPr>
-      <w:r>
-        <w:rPr>
-          <w:lang w:val="en-US"/>
-        </w:rPr>
-        <w:t>Từ chữ sang thang 4</w:t>
-      </w:r>
-    </w:p>
-    <w:p>
-      <w:pPr>
-        <w:pStyle w:val="ListParagraph"/>
-        <w:numPr>
-          <w:ilvl w:val="0"/>
-          <w:numId w:val="2"/>
-        </w:numPr>
-        <w:rPr>
-          <w:lang w:val="en-US"/>
-        </w:rPr>
-      </w:pPr>
-      <w:r>
-        <w:rPr>
-          <w:lang w:val="en-US"/>
-        </w:rPr>
-        <w:t>F = 0</w:t>
-      </w:r>
-    </w:p>
-    <w:p>
-      <w:pPr>
-        <w:pStyle w:val="ListParagraph"/>
-        <w:numPr>
-          <w:ilvl w:val="0"/>
-          <w:numId w:val="2"/>
-        </w:numPr>
-        <w:rPr>
-          <w:lang w:val="en-US"/>
-        </w:rPr>
-      </w:pPr>
-      <w:r>
-        <w:rPr>
-          <w:lang w:val="en-US"/>
-        </w:rPr>
-        <w:t>D = 1</w:t>
-      </w:r>
-    </w:p>
-    <w:p>
-      <w:pPr>
-        <w:pStyle w:val="ListParagraph"/>
-        <w:numPr>
-          <w:ilvl w:val="0"/>
-          <w:numId w:val="2"/>
-        </w:numPr>
-        <w:rPr>
-          <w:lang w:val="en-US"/>
-        </w:rPr>
-      </w:pPr>
-      <w:r>
-        <w:rPr>
-          <w:lang w:val="en-US"/>
-        </w:rPr>
-        <w:t>D+ = 1.5</w:t>
-      </w:r>
-    </w:p>
-    <w:p>
-      <w:pPr>
-        <w:pStyle w:val="ListParagraph"/>
-        <w:numPr>
-          <w:ilvl w:val="0"/>
-          <w:numId w:val="2"/>
-        </w:numPr>
-        <w:rPr>
-          <w:lang w:val="en-US"/>
-        </w:rPr>
-      </w:pPr>
-      <w:r>
-        <w:rPr>
-          <w:lang w:val="en-US"/>
-        </w:rPr>
-        <w:t>Mỗi chữ tiếp theo + 0.5, tối đa = 4</w:t>
-      </w:r>
-    </w:p>
-    <w:p>
-      <w:pPr>
-        <w:pStyle w:val="ListParagraph"/>
-        <w:numPr>
-          <w:ilvl w:val="0"/>
-          <w:numId w:val="2"/>
-        </w:numPr>
-        <w:rPr>
-          <w:lang w:val="en-US"/>
-        </w:rPr>
-      </w:pPr>
-      <w:r>
-        <w:rPr>
-          <w:lang w:val="en-US"/>
-        </w:rPr>
-        <w:t>Điểm trung bình 1 học kì</w:t>
-      </w:r>
-    </w:p>
-    <w:p>
-      <w:pPr>
-        <w:pStyle w:val="ListParagraph"/>
-        <w:numPr>
-          <w:ilvl w:val="0"/>
-          <w:numId w:val="2"/>
-        </w:numPr>
-        <w:rPr>
-          <w:lang w:val="en-US"/>
-        </w:rPr>
-      </w:pPr>
-      <w:r>
-        <w:rPr>
-          <w:lang w:val="en-US"/>
-        </w:rPr>
-        <w:t>Ví dụ bạn học vật lí 1 với 4 tín chỉ, giải tích 1 với 3 tín chỉ 1 học kì, đạt 8.3 điểm vật lí, 5.1 điểm giải tích, thì quy đổi chúng sang thang chữ rồi sang thang 4, được 3.5 và 1.5</w:t>
-      </w:r>
-      <w:r>
-        <w:rPr>
-          <w:lang w:val="en-US"/>
-        </w:rPr>
-        <w:t>, thì tính trung bình có trọng số là số tín chỉ tương ứng, = ((3.5 * 4) + (1.5 * 3)) / (4 + 3) = 2.6</w:t>
-      </w:r>
-    </w:p>
-    <w:p>
-      <w:pPr>
-        <w:pStyle w:val="ListParagraph"/>
-        <w:numPr>
-          <w:ilvl w:val="0"/>
-          <w:numId w:val="2"/>
-        </w:numPr>
-        <w:rPr>
-          <w:lang w:val="en-US"/>
-        </w:rPr>
-      </w:pPr>
-      <w:r>
-        <w:rPr>
-          <w:lang w:val="en-US"/>
-        </w:rPr>
-        <w:t>Dựa vào điểm trung bình để xếp loại học lực</w:t>
-      </w:r>
-    </w:p>
-    <w:p>
-      <w:pPr>
-        <w:pStyle w:val="ListParagraph"/>
-        <w:numPr>
-          <w:ilvl w:val="0"/>
-          <w:numId w:val="2"/>
-        </w:numPr>
-        <w:rPr>
-          <w:lang w:val="en-US"/>
-        </w:rPr>
-      </w:pPr>
-      <w:r>
-        <w:rPr>
-          <w:lang w:val="en-US"/>
-        </w:rPr>
-        <w:t>Kém = 1 trở xuống</w:t>
-      </w:r>
-    </w:p>
-    <w:p>
-      <w:pPr>
-        <w:pStyle w:val="ListParagraph"/>
-        <w:numPr>
-          <w:ilvl w:val="0"/>
-          <w:numId w:val="2"/>
-        </w:numPr>
-        <w:rPr>
-          <w:lang w:val="en-US"/>
-        </w:rPr>
-      </w:pPr>
-      <w:r>
-        <w:rPr>
-          <w:lang w:val="en-US"/>
-        </w:rPr>
-        <w:t>Yếu = 1 đến 2</w:t>
-      </w:r>
-    </w:p>
-    <w:p>
-      <w:pPr>
-        <w:pStyle w:val="ListParagraph"/>
-        <w:numPr>
-          <w:ilvl w:val="0"/>
-          <w:numId w:val="2"/>
-        </w:numPr>
-        <w:rPr>
-          <w:lang w:val="en-US"/>
-        </w:rPr>
-      </w:pPr>
-      <w:r>
-        <w:rPr>
-          <w:lang w:val="en-US"/>
-        </w:rPr>
-        <w:t>TB = 2 đến 2.5</w:t>
-      </w:r>
-    </w:p>
-    <w:p>
-      <w:pPr>
-        <w:pStyle w:val="ListParagraph"/>
-        <w:numPr>
-          <w:ilvl w:val="0"/>
-          <w:numId w:val="2"/>
-        </w:numPr>
-        <w:rPr>
-          <w:lang w:val="en-US"/>
-        </w:rPr>
-      </w:pPr>
-      <w:r>
-        <w:rPr>
-          <w:lang w:val="en-US"/>
-        </w:rPr>
-        <w:t>Khá = 2.5 đến 3.2</w:t>
-      </w:r>
-    </w:p>
-    <w:p>
-      <w:pPr>
-        <w:pStyle w:val="ListParagraph"/>
-        <w:numPr>
-          <w:ilvl w:val="0"/>
-          <w:numId w:val="2"/>
-        </w:numPr>
-        <w:rPr>
-          <w:lang w:val="en-US"/>
-        </w:rPr>
-      </w:pPr>
-      <w:r>
-        <w:rPr>
-          <w:lang w:val="en-US"/>
-        </w:rPr>
-        <w:t>Giỏi = 3.2 đến 3.6</w:t>
-      </w:r>
-    </w:p>
-    <w:p>
-      <w:pPr>
-        <w:pStyle w:val="ListParagraph"/>
-        <w:numPr>
-          <w:ilvl w:val="0"/>
-          <w:numId w:val="2"/>
-        </w:numPr>
-        <w:rPr>
-          <w:lang w:val="en-US"/>
-        </w:rPr>
-      </w:pPr>
-      <w:r>
-        <w:rPr>
-          <w:lang w:val="en-US"/>
-        </w:rPr>
-        <w:t>Xuất sắc = 3.6 đến 4</w:t>
-      </w:r>
-    </w:p>
-    <w:p>
-      <w:pPr>
-        <w:pStyle w:val="ListParagraph"/>
-        <w:numPr>
-          <w:ilvl w:val="0"/>
-          <w:numId w:val="2"/>
-        </w:numPr>
-        <w:rPr>
-          <w:lang w:val="en-US"/>
-        </w:rPr>
-      </w:pPr>
-      <w:r>
-        <w:rPr>
-          <w:lang w:val="en-US"/>
-        </w:rPr>
-        <w:t>Điểm trung bình tích lũy = điểm trung bình từ khi nhập học tới giờ, không phải trong 1 học kì</w:t>
-      </w:r>
-    </w:p>
-    <w:p>
-      <w:pPr>
-        <w:pStyle w:val="ListParagraph"/>
-        <w:numPr>
-          <w:ilvl w:val="0"/>
-          <w:numId w:val="7"/>
-        </w:numPr>
-        <w:rPr>
-          <w:lang w:val="en-US"/>
-        </w:rPr>
-      </w:pPr>
-      <w:r>
-        <w:rPr>
-          <w:lang w:val="en-US"/>
-        </w:rPr>
-        <w:t>Tiến Trình Học?</w:t>
-      </w:r>
-    </w:p>
-    <w:p>
-      <w:pPr>
-        <w:pStyle w:val="ListParagraph"/>
-        <w:numPr>
-          <w:ilvl w:val="0"/>
-          <w:numId w:val="2"/>
-        </w:numPr>
-        <w:rPr>
-          <w:lang w:val="en-US"/>
-        </w:rPr>
-      </w:pPr>
-      <w:r>
-        <w:rPr>
-          <w:lang w:val="en-US"/>
-        </w:rPr>
-        <w:t>CO1005</w:t>
-      </w:r>
-    </w:p>
-    <w:p>
-      <w:pPr>
-        <w:pStyle w:val="ListParagraph"/>
-        <w:numPr>
-          <w:ilvl w:val="0"/>
-          <w:numId w:val="7"/>
-        </w:numPr>
-        <w:rPr>
-          <w:lang w:val="en-US"/>
-        </w:rPr>
-      </w:pPr>
-      <w:r>
-        <w:rPr>
-          <w:lang w:val="en-US"/>
-        </w:rPr>
-        <w:t>1 Học Kì?</w:t>
-      </w:r>
-    </w:p>
-    <w:p>
-      <w:pPr>
-        <w:pStyle w:val="ListParagraph"/>
-        <w:numPr>
-          <w:ilvl w:val="0"/>
-          <w:numId w:val="2"/>
-        </w:numPr>
-      </w:pPr>
-      <w:r>
-        <w:t>231 = năm 2023 học kì 1</w:t>
-      </w:r>
-    </w:p>
-    <w:p>
-      <w:pPr>
-        <w:pStyle w:val="ListParagraph"/>
-        <w:numPr>
-          <w:ilvl w:val="0"/>
-          <w:numId w:val="2"/>
-        </w:numPr>
-        <w:rPr>
-          <w:lang w:val="en-US"/>
-        </w:rPr>
-      </w:pPr>
-      <w:r>
-        <w:rPr>
-          <w:lang w:val="en-US"/>
-        </w:rPr>
-        <w:t>11 đến 25 tín chỉ</w:t>
-      </w:r>
-    </w:p>
-    <w:p>
-      <w:pPr>
-        <w:pStyle w:val="ListParagraph"/>
-        <w:numPr>
-          <w:ilvl w:val="0"/>
-          <w:numId w:val="2"/>
-        </w:numPr>
-        <w:rPr>
-          <w:lang w:val="en-US"/>
-        </w:rPr>
-      </w:pPr>
-      <w:r>
-        <w:rPr>
-          <w:lang w:val="en-US"/>
-        </w:rPr>
-        <w:t>Điểm trung bình 8.5</w:t>
-      </w:r>
-    </w:p>
-    <w:p>
-      <w:pPr>
-        <w:pStyle w:val="ListParagraph"/>
-        <w:numPr>
-          <w:ilvl w:val="0"/>
-          <w:numId w:val="2"/>
-        </w:numPr>
-        <w:rPr>
-          <w:lang w:val="en-US"/>
-        </w:rPr>
-      </w:pPr>
-      <w:r>
-        <w:rPr>
-          <w:lang w:val="en-US"/>
-        </w:rPr>
-        <w:t>3 ngày CTXH</w:t>
-      </w:r>
-    </w:p>
-    <w:p>
-      <w:pPr>
-        <w:pStyle w:val="ListParagraph"/>
-        <w:numPr>
-          <w:ilvl w:val="0"/>
-          <w:numId w:val="2"/>
-        </w:numPr>
-        <w:rPr>
-          <w:lang w:val="en-US"/>
-        </w:rPr>
-      </w:pPr>
-      <w:r>
-        <w:rPr>
-          <w:lang w:val="en-US"/>
-        </w:rPr>
-        <w:t>Điểm rèn luyện 85</w:t>
-      </w:r>
-    </w:p>
-    <w:p>
-      <w:pPr>
-        <w:pStyle w:val="ListParagraph"/>
-        <w:numPr>
-          <w:ilvl w:val="0"/>
-          <w:numId w:val="7"/>
-        </w:numPr>
-        <w:rPr>
-          <w:lang w:val="en-US"/>
-        </w:rPr>
-      </w:pPr>
-      <w:r>
-        <w:rPr>
-          <w:lang w:val="en-US"/>
-        </w:rPr>
-        <w:t>1 Năm?</w:t>
-      </w:r>
-    </w:p>
-    <w:p>
-      <w:pPr>
-        <w:pStyle w:val="ListParagraph"/>
-        <w:numPr>
-          <w:ilvl w:val="0"/>
-          <w:numId w:val="2"/>
-        </w:numPr>
-        <w:rPr>
-          <w:lang w:val="en-US"/>
-        </w:rPr>
-      </w:pPr>
-      <w:r>
-        <w:rPr>
-          <w:lang w:val="en-US"/>
-        </w:rPr>
-        <w:t>33 tín chỉ</w:t>
-      </w:r>
-    </w:p>
-    <w:p>
-      <w:pPr>
-        <w:pStyle w:val="ListParagraph"/>
-        <w:numPr>
-          <w:ilvl w:val="0"/>
-          <w:numId w:val="7"/>
-        </w:numPr>
-        <w:rPr>
-          <w:lang w:val="en-US"/>
-        </w:rPr>
-      </w:pPr>
-      <w:r>
-        <w:rPr>
-          <w:lang w:val="en-US"/>
-        </w:rPr>
-        <w:t>3 Năm Đầu?</w:t>
-      </w:r>
-    </w:p>
-    <w:p>
-      <w:pPr>
-        <w:pStyle w:val="ListParagraph"/>
-        <w:numPr>
-          <w:ilvl w:val="0"/>
-          <w:numId w:val="2"/>
-        </w:numPr>
-        <w:rPr>
-          <w:lang w:val="en-US"/>
-        </w:rPr>
-      </w:pPr>
-      <w:r>
-        <w:rPr>
-          <w:lang w:val="en-US"/>
-        </w:rPr>
-        <w:t>15 ngày CTXH</w:t>
-      </w:r>
-    </w:p>
-    <w:p>
-      <w:pPr>
-        <w:pStyle w:val="ListParagraph"/>
-        <w:numPr>
-          <w:ilvl w:val="0"/>
-          <w:numId w:val="7"/>
-        </w:numPr>
-        <w:rPr>
-          <w:lang w:val="en-US"/>
-        </w:rPr>
-      </w:pPr>
-      <w:r>
-        <w:rPr>
-          <w:lang w:val="en-US"/>
-        </w:rPr>
-        <w:t>Học Bổng?</w:t>
-      </w:r>
-    </w:p>
-    <w:p>
-      <w:pPr>
-        <w:pStyle w:val="ListParagraph"/>
-        <w:numPr>
-          <w:ilvl w:val="0"/>
-          <w:numId w:val="2"/>
-        </w:numPr>
-        <w:rPr>
-          <w:lang w:val="en-US"/>
-        </w:rPr>
-      </w:pPr>
-      <w:r>
-        <w:rPr>
-          <w:lang w:val="en-US"/>
-        </w:rPr>
-        <w:t>Đéo cần xin trường tự cấp</w:t>
-      </w:r>
-    </w:p>
-    <w:p>
-      <w:pPr>
-        <w:rPr>
-          <w:lang w:val="en-US"/>
-        </w:rPr>
-      </w:pPr>
-    </w:p>
-    <w:p>
-      <w:pPr>
-        <w:rPr>
-          <w:lang w:val="en-US"/>
-        </w:rPr>
-      </w:pPr>
-      <w:r>
-        <w:rPr>
-          <w:lang w:val="en-US"/>
-        </w:rPr>
-        <w:t>Nhiệm vụ 1: tham dự hội thảo học thuật</w:t>
-      </w:r>
-    </w:p>
-    <w:p>
-      <w:pPr>
-        <w:rPr>
-          <w:lang w:val="en-US"/>
-        </w:rPr>
-      </w:pPr>
-      <w:r>
-        <w:rPr>
-          <w:lang w:val="en-US"/>
-        </w:rPr>
         <w:t>Nhiệm vụ 2: ĐTB học kỳ &gt;= 8</w:t>
       </w:r>
     </w:p>

--- a/hcmut.docx
+++ b/hcmut.docx
@@ -1671,31 +1671,40 @@
           <w:u w:val="none"/>
           <w:lang w:val="en-US"/>
         </w:rPr>
-        <w:t>Cơ sở 2, tòa H1, tầng 1, phòng 107</w:t>
-      </w:r>
-    </w:p>
-    <w:p>
-      <w:pPr>
-        <w:pStyle w:val="ListParagraph"/>
-        <w:numPr>
-          <w:ilvl w:val="0"/>
-          <w:numId w:val="2"/>
-        </w:numPr>
-        <w:rPr>
-          <w:rStyle w:val="Hyperlink"/>
-          <w:color w:val="auto"/>
-          <w:u w:val="none"/>
-          <w:lang w:val="en-US"/>
-        </w:rPr>
-      </w:pPr>
-      <w:r>
-        <w:rPr>
-          <w:rStyle w:val="Hyperlink"/>
-          <w:color w:val="auto"/>
-          <w:u w:val="none"/>
-          <w:lang w:val="en-US"/>
-        </w:rPr>
         <w:lastRenderedPageBreak/>
+        <w:t xml:space="preserve">Cơ sở 2, tòa H1, tầng 1, </w:t>
+      </w:r>
+      <w:r>
+        <w:rPr>
+          <w:rStyle w:val="Hyperlink"/>
+          <w:color w:val="auto"/>
+          <w:u w:val="none"/>
+          <w:lang w:val="en-US"/>
+        </w:rPr>
+        <w:t>đi vào cổng nhìn sang trái ông bảo vệ, gần đó có cái phòng mà bên trong có cái bàn, đề “PHÒNG ĐÀO TẠO MỜI VÀO”</w:t>
+      </w:r>
+    </w:p>
+    <w:p>
+      <w:pPr>
+        <w:pStyle w:val="ListParagraph"/>
+        <w:numPr>
+          <w:ilvl w:val="0"/>
+          <w:numId w:val="2"/>
+        </w:numPr>
+        <w:rPr>
+          <w:rStyle w:val="Hyperlink"/>
+          <w:color w:val="auto"/>
+          <w:u w:val="none"/>
+          <w:lang w:val="en-US"/>
+        </w:rPr>
+      </w:pPr>
+      <w:r>
+        <w:rPr>
+          <w:rStyle w:val="Hyperlink"/>
+          <w:color w:val="auto"/>
+          <w:u w:val="none"/>
+          <w:lang w:val="en-US"/>
+        </w:rPr>
         <w:t>Cái tòa màu cam kế H2, ngay cạnh bãi đỗ xe</w:t>
       </w:r>
     </w:p>
@@ -1720,6 +1729,54 @@
           <w:u w:val="none"/>
           <w:lang w:val="en-US"/>
         </w:rPr>
+        <w:t>Phòng Công Tác Chính Trị Sinh Viên?</w:t>
+      </w:r>
+    </w:p>
+    <w:p>
+      <w:pPr>
+        <w:pStyle w:val="ListParagraph"/>
+        <w:numPr>
+          <w:ilvl w:val="0"/>
+          <w:numId w:val="2"/>
+        </w:numPr>
+        <w:rPr>
+          <w:rStyle w:val="Hyperlink"/>
+          <w:color w:val="auto"/>
+          <w:u w:val="none"/>
+          <w:lang w:val="en-US"/>
+        </w:rPr>
+      </w:pPr>
+      <w:r>
+        <w:rPr>
+          <w:rStyle w:val="Hyperlink"/>
+          <w:color w:val="auto"/>
+          <w:u w:val="none"/>
+          <w:lang w:val="en-US"/>
+        </w:rPr>
+        <w:t>Ngay bên phải phòng đạo tạo</w:t>
+      </w:r>
+    </w:p>
+    <w:p>
+      <w:pPr>
+        <w:pStyle w:val="ListParagraph"/>
+        <w:numPr>
+          <w:ilvl w:val="0"/>
+          <w:numId w:val="6"/>
+        </w:numPr>
+        <w:rPr>
+          <w:rStyle w:val="Hyperlink"/>
+          <w:color w:val="auto"/>
+          <w:u w:val="none"/>
+          <w:lang w:val="en-US"/>
+        </w:rPr>
+      </w:pPr>
+      <w:r>
+        <w:rPr>
+          <w:rStyle w:val="Hyperlink"/>
+          <w:color w:val="auto"/>
+          <w:u w:val="none"/>
+          <w:lang w:val="en-US"/>
+        </w:rPr>
         <w:t>Giảng Đường H6?</w:t>
       </w:r>
     </w:p>
@@ -1842,6 +1899,15 @@
         </w:rPr>
         <w:t>Tòa H1</w:t>
       </w:r>
+      <w:r>
+        <w:rPr>
+          <w:rStyle w:val="Hyperlink"/>
+          <w:color w:val="auto"/>
+          <w:u w:val="none"/>
+          <w:lang w:val="en-US"/>
+        </w:rPr>
+        <w:t>, gần phòng đào tạo, biển hiệu “Giáo trình bách khoa”</w:t>
+      </w:r>
     </w:p>
     <w:p>
       <w:pPr>
@@ -2336,6 +2402,30 @@
           <w:u w:val="none"/>
           <w:lang w:val="en-US"/>
         </w:rPr>
+        <w:t>Các môn không có trong thời khóa biểu thì không đi</w:t>
+      </w:r>
+    </w:p>
+    <w:p>
+      <w:pPr>
+        <w:pStyle w:val="ListParagraph"/>
+        <w:numPr>
+          <w:ilvl w:val="0"/>
+          <w:numId w:val="2"/>
+        </w:numPr>
+        <w:rPr>
+          <w:rStyle w:val="Hyperlink"/>
+          <w:color w:val="auto"/>
+          <w:u w:val="none"/>
+          <w:lang w:val="en-US"/>
+        </w:rPr>
+      </w:pPr>
+      <w:r>
+        <w:rPr>
+          <w:rStyle w:val="Hyperlink"/>
+          <w:color w:val="auto"/>
+          <w:u w:val="none"/>
+          <w:lang w:val="en-US"/>
+        </w:rPr>
         <w:t>Vật lí 1 (Lý Anh Tú)</w:t>
       </w:r>
     </w:p>
@@ -2417,8 +2507,17 @@
           <w:u w:val="none"/>
           <w:lang w:val="en-US"/>
         </w:rPr>
-        <w:t>, caotri@hcmut.edu.vn</w:t>
-      </w:r>
+        <w:t xml:space="preserve">, </w:t>
+      </w:r>
+      <w:hyperlink r:id="rId20" w:history="1">
+        <w:r>
+          <w:rPr>
+            <w:rStyle w:val="Hyperlink"/>
+            <w:lang w:val="en-US"/>
+          </w:rPr>
+          <w:t>caotri@hcmut.edu.vn</w:t>
+        </w:r>
+      </w:hyperlink>
       <w:r>
         <w:rPr>
           <w:rStyle w:val="Hyperlink"/>
@@ -2434,6 +2533,31 @@
         <w:pStyle w:val="ListParagraph"/>
         <w:numPr>
           <w:ilvl w:val="0"/>
+          <w:numId w:val="2"/>
+        </w:numPr>
+        <w:rPr>
+          <w:rStyle w:val="Hyperlink"/>
+          <w:color w:val="auto"/>
+          <w:u w:val="none"/>
+          <w:lang w:val="en-US"/>
+        </w:rPr>
+      </w:pPr>
+      <w:r>
+        <w:rPr>
+          <w:rStyle w:val="Hyperlink"/>
+          <w:color w:val="auto"/>
+          <w:u w:val="none"/>
+          <w:lang w:val="en-US"/>
+        </w:rPr>
+        <w:lastRenderedPageBreak/>
+        <w:t>Thể dục</w:t>
+      </w:r>
+    </w:p>
+    <w:p>
+      <w:pPr>
+        <w:pStyle w:val="ListParagraph"/>
+        <w:numPr>
+          <w:ilvl w:val="0"/>
           <w:numId w:val="4"/>
         </w:numPr>
         <w:rPr>
@@ -2570,1102 +2694,1054 @@
           <w:u w:val="none"/>
           <w:lang w:val="en-US"/>
         </w:rPr>
+        <w:t>Tuần Hiện Tại?</w:t>
+      </w:r>
+    </w:p>
+    <w:p>
+      <w:pPr>
+        <w:pStyle w:val="ListParagraph"/>
+        <w:numPr>
+          <w:ilvl w:val="0"/>
+          <w:numId w:val="2"/>
+        </w:numPr>
+        <w:rPr>
+          <w:rStyle w:val="Hyperlink"/>
+          <w:color w:val="auto"/>
+          <w:u w:val="none"/>
+          <w:lang w:val="en-US"/>
+        </w:rPr>
+      </w:pPr>
+      <w:r>
+        <w:rPr>
+          <w:rStyle w:val="Hyperlink"/>
+          <w:color w:val="auto"/>
+          <w:u w:val="none"/>
+          <w:lang w:val="en-US"/>
+        </w:rPr>
+        <w:t>40</w:t>
+      </w:r>
+    </w:p>
+    <w:p>
+      <w:pPr>
+        <w:pStyle w:val="ListParagraph"/>
+        <w:numPr>
+          <w:ilvl w:val="0"/>
+          <w:numId w:val="4"/>
+        </w:numPr>
+        <w:rPr>
+          <w:rStyle w:val="Hyperlink"/>
+          <w:color w:val="auto"/>
+          <w:u w:val="none"/>
+          <w:lang w:val="en-US"/>
+        </w:rPr>
+      </w:pPr>
+      <w:r>
+        <w:rPr>
+          <w:rStyle w:val="Hyperlink"/>
+          <w:color w:val="auto"/>
+          <w:u w:val="none"/>
+          <w:lang w:val="en-US"/>
+        </w:rPr>
+        <w:t>Lịch Bình Thường Hằng Ngày?</w:t>
+      </w:r>
+    </w:p>
+    <w:p>
+      <w:pPr>
+        <w:pStyle w:val="ListParagraph"/>
+        <w:numPr>
+          <w:ilvl w:val="0"/>
+          <w:numId w:val="2"/>
+        </w:numPr>
+        <w:rPr>
+          <w:rStyle w:val="Hyperlink"/>
+          <w:color w:val="auto"/>
+          <w:u w:val="none"/>
+          <w:lang w:val="en-US"/>
+        </w:rPr>
+      </w:pPr>
+      <w:r>
+        <w:rPr>
+          <w:rStyle w:val="Hyperlink"/>
+          <w:color w:val="auto"/>
+          <w:u w:val="none"/>
+          <w:lang w:val="en-US"/>
+        </w:rPr>
+        <w:t>5 đến 6 giờ, rửa mặt, đánh răng, xỉa răng, đái ỉa, hít đất, nghỉ 1 lát</w:t>
+      </w:r>
+    </w:p>
+    <w:p>
+      <w:pPr>
+        <w:pStyle w:val="ListParagraph"/>
+        <w:numPr>
+          <w:ilvl w:val="0"/>
+          <w:numId w:val="2"/>
+        </w:numPr>
+        <w:rPr>
+          <w:rStyle w:val="Hyperlink"/>
+          <w:color w:val="auto"/>
+          <w:u w:val="none"/>
+          <w:lang w:val="en-US"/>
+        </w:rPr>
+      </w:pPr>
+      <w:r>
+        <w:rPr>
+          <w:rStyle w:val="Hyperlink"/>
+          <w:color w:val="auto"/>
+          <w:u w:val="none"/>
+          <w:lang w:val="en-US"/>
+        </w:rPr>
+        <w:t>6 đến 6.5 giờ,</w:t>
+      </w:r>
+      <w:r>
+        <w:rPr>
+          <w:rStyle w:val="Hyperlink"/>
+          <w:color w:val="auto"/>
+          <w:u w:val="none"/>
+          <w:lang w:val="en-US"/>
+        </w:rPr>
+        <w:t xml:space="preserve"> Check Quiz,</w:t>
+      </w:r>
+      <w:r>
+        <w:rPr>
+          <w:rStyle w:val="Hyperlink"/>
+          <w:color w:val="auto"/>
+          <w:u w:val="none"/>
+          <w:lang w:val="en-US"/>
+        </w:rPr>
+        <w:t xml:space="preserve"> Check nhóm,</w:t>
+      </w:r>
+      <w:r>
+        <w:rPr>
+          <w:rStyle w:val="Hyperlink"/>
+          <w:color w:val="auto"/>
+          <w:u w:val="none"/>
+          <w:lang w:val="en-US"/>
+        </w:rPr>
+        <w:t xml:space="preserve"> đọc Berserk</w:t>
+      </w:r>
+    </w:p>
+    <w:p>
+      <w:pPr>
+        <w:pStyle w:val="ListParagraph"/>
+        <w:numPr>
+          <w:ilvl w:val="0"/>
+          <w:numId w:val="2"/>
+        </w:numPr>
+        <w:rPr>
+          <w:rStyle w:val="Hyperlink"/>
+          <w:color w:val="auto"/>
+          <w:u w:val="none"/>
+          <w:lang w:val="en-US"/>
+        </w:rPr>
+      </w:pPr>
+      <w:r>
+        <w:rPr>
+          <w:rStyle w:val="Hyperlink"/>
+          <w:color w:val="auto"/>
+          <w:u w:val="none"/>
+          <w:lang w:val="en-US"/>
+        </w:rPr>
+        <w:t>6.5 đến 7 giờ, đi ăn, về nhà, nghỉ 1 lát</w:t>
+      </w:r>
+    </w:p>
+    <w:p>
+      <w:pPr>
+        <w:pStyle w:val="ListParagraph"/>
+        <w:numPr>
+          <w:ilvl w:val="0"/>
+          <w:numId w:val="2"/>
+        </w:numPr>
+        <w:rPr>
+          <w:rStyle w:val="Hyperlink"/>
+          <w:color w:val="auto"/>
+          <w:u w:val="none"/>
+          <w:lang w:val="en-US"/>
+        </w:rPr>
+      </w:pPr>
+      <w:r>
+        <w:rPr>
+          <w:rStyle w:val="Hyperlink"/>
+          <w:color w:val="auto"/>
+          <w:u w:val="none"/>
+          <w:lang w:val="en-US"/>
+        </w:rPr>
+        <w:t>7 đến 8 giờ, học Matlab</w:t>
+      </w:r>
+    </w:p>
+    <w:p>
+      <w:pPr>
+        <w:pStyle w:val="ListParagraph"/>
+        <w:numPr>
+          <w:ilvl w:val="0"/>
+          <w:numId w:val="2"/>
+        </w:numPr>
+        <w:rPr>
+          <w:rStyle w:val="Hyperlink"/>
+          <w:color w:val="auto"/>
+          <w:u w:val="none"/>
+          <w:lang w:val="en-US"/>
+        </w:rPr>
+      </w:pPr>
+      <w:r>
+        <w:rPr>
+          <w:rStyle w:val="Hyperlink"/>
+          <w:color w:val="auto"/>
+          <w:u w:val="none"/>
+          <w:lang w:val="en-US"/>
+        </w:rPr>
+        <w:t>8 đến 9 giờ, học Tensorflow</w:t>
+      </w:r>
+    </w:p>
+    <w:p>
+      <w:pPr>
+        <w:pStyle w:val="ListParagraph"/>
+        <w:numPr>
+          <w:ilvl w:val="0"/>
+          <w:numId w:val="2"/>
+        </w:numPr>
+        <w:rPr>
+          <w:rStyle w:val="Hyperlink"/>
+          <w:color w:val="auto"/>
+          <w:u w:val="none"/>
+          <w:lang w:val="en-US"/>
+        </w:rPr>
+      </w:pPr>
+      <w:r>
+        <w:rPr>
+          <w:rStyle w:val="Hyperlink"/>
+          <w:color w:val="auto"/>
+          <w:u w:val="none"/>
+          <w:lang w:val="en-US"/>
+        </w:rPr>
+        <w:t>9 đến 10 giờ, học TOEIC + Berserk</w:t>
+      </w:r>
+    </w:p>
+    <w:p>
+      <w:pPr>
+        <w:pStyle w:val="ListParagraph"/>
+        <w:numPr>
+          <w:ilvl w:val="0"/>
+          <w:numId w:val="2"/>
+        </w:numPr>
+        <w:rPr>
+          <w:rStyle w:val="Hyperlink"/>
+          <w:color w:val="auto"/>
+          <w:u w:val="none"/>
+          <w:lang w:val="en-US"/>
+        </w:rPr>
+      </w:pPr>
+      <w:r>
+        <w:rPr>
+          <w:rStyle w:val="Hyperlink"/>
+          <w:color w:val="auto"/>
+          <w:u w:val="none"/>
+          <w:lang w:val="en-US"/>
+        </w:rPr>
+        <w:t>10 đến 11 giờ, học MOS</w:t>
+      </w:r>
+    </w:p>
+    <w:p>
+      <w:pPr>
+        <w:pStyle w:val="ListParagraph"/>
+        <w:numPr>
+          <w:ilvl w:val="0"/>
+          <w:numId w:val="2"/>
+        </w:numPr>
+        <w:rPr>
+          <w:rStyle w:val="Hyperlink"/>
+          <w:color w:val="auto"/>
+          <w:u w:val="none"/>
+          <w:lang w:val="en-US"/>
+        </w:rPr>
+      </w:pPr>
+      <w:r>
+        <w:rPr>
+          <w:rStyle w:val="Hyperlink"/>
+          <w:color w:val="auto"/>
+          <w:u w:val="none"/>
+          <w:lang w:val="en-US"/>
+        </w:rPr>
+        <w:t>11 đến 12 giờ, ăn, nghỉ, đọc Berserk</w:t>
+      </w:r>
+    </w:p>
+    <w:p>
+      <w:pPr>
+        <w:pStyle w:val="ListParagraph"/>
+        <w:numPr>
+          <w:ilvl w:val="0"/>
+          <w:numId w:val="2"/>
+        </w:numPr>
+        <w:rPr>
+          <w:rStyle w:val="Hyperlink"/>
+          <w:color w:val="auto"/>
+          <w:u w:val="none"/>
+          <w:lang w:val="en-US"/>
+        </w:rPr>
+      </w:pPr>
+      <w:r>
+        <w:rPr>
+          <w:rStyle w:val="Hyperlink"/>
+          <w:color w:val="auto"/>
+          <w:u w:val="none"/>
+          <w:lang w:val="en-US"/>
+        </w:rPr>
+        <w:t>12 đến 13 giờ, học IELTS + Berserk</w:t>
+      </w:r>
+    </w:p>
+    <w:p>
+      <w:pPr>
+        <w:pStyle w:val="ListParagraph"/>
+        <w:numPr>
+          <w:ilvl w:val="0"/>
+          <w:numId w:val="2"/>
+        </w:numPr>
+        <w:rPr>
+          <w:rStyle w:val="Hyperlink"/>
+          <w:color w:val="auto"/>
+          <w:u w:val="none"/>
+          <w:lang w:val="en-US"/>
+        </w:rPr>
+      </w:pPr>
+      <w:r>
+        <w:rPr>
+          <w:rStyle w:val="Hyperlink"/>
+          <w:color w:val="auto"/>
+          <w:u w:val="none"/>
+          <w:lang w:val="en-US"/>
+        </w:rPr>
+        <w:t>13 đến 14 giờ, học IC3</w:t>
+      </w:r>
+    </w:p>
+    <w:p>
+      <w:pPr>
+        <w:pStyle w:val="ListParagraph"/>
+        <w:numPr>
+          <w:ilvl w:val="0"/>
+          <w:numId w:val="2"/>
+        </w:numPr>
+        <w:rPr>
+          <w:rStyle w:val="Hyperlink"/>
+          <w:color w:val="auto"/>
+          <w:u w:val="none"/>
+          <w:lang w:val="en-US"/>
+        </w:rPr>
+      </w:pPr>
+      <w:r>
+        <w:rPr>
+          <w:rStyle w:val="Hyperlink"/>
+          <w:color w:val="auto"/>
+          <w:u w:val="none"/>
+          <w:lang w:val="en-US"/>
+        </w:rPr>
+        <w:t>14 đến 15 giờ, học vật lí</w:t>
+      </w:r>
+    </w:p>
+    <w:p>
+      <w:pPr>
+        <w:pStyle w:val="ListParagraph"/>
+        <w:numPr>
+          <w:ilvl w:val="0"/>
+          <w:numId w:val="2"/>
+        </w:numPr>
+        <w:rPr>
+          <w:rStyle w:val="Hyperlink"/>
+          <w:color w:val="auto"/>
+          <w:u w:val="none"/>
+          <w:lang w:val="en-US"/>
+        </w:rPr>
+      </w:pPr>
+      <w:r>
+        <w:rPr>
+          <w:rStyle w:val="Hyperlink"/>
+          <w:color w:val="auto"/>
+          <w:u w:val="none"/>
+          <w:lang w:val="en-US"/>
+        </w:rPr>
+        <w:t>15 đến 16 giờ, giải đề</w:t>
+      </w:r>
+    </w:p>
+    <w:p>
+      <w:pPr>
+        <w:pStyle w:val="ListParagraph"/>
+        <w:numPr>
+          <w:ilvl w:val="0"/>
+          <w:numId w:val="2"/>
+        </w:numPr>
+        <w:rPr>
+          <w:rStyle w:val="Hyperlink"/>
+          <w:color w:val="auto"/>
+          <w:u w:val="none"/>
+          <w:lang w:val="en-US"/>
+        </w:rPr>
+      </w:pPr>
+      <w:r>
+        <w:rPr>
+          <w:rStyle w:val="Hyperlink"/>
+          <w:color w:val="auto"/>
+          <w:u w:val="none"/>
+          <w:lang w:val="en-US"/>
+        </w:rPr>
+        <w:t>16 đến 17 giờ, học Hack + Web</w:t>
+      </w:r>
+    </w:p>
+    <w:p>
+      <w:pPr>
+        <w:pStyle w:val="ListParagraph"/>
+        <w:numPr>
+          <w:ilvl w:val="0"/>
+          <w:numId w:val="2"/>
+        </w:numPr>
+        <w:rPr>
+          <w:rStyle w:val="Hyperlink"/>
+          <w:color w:val="auto"/>
+          <w:u w:val="none"/>
+          <w:lang w:val="en-US"/>
+        </w:rPr>
+      </w:pPr>
+      <w:r>
+        <w:rPr>
+          <w:rStyle w:val="Hyperlink"/>
+          <w:color w:val="auto"/>
+          <w:u w:val="none"/>
+          <w:lang w:val="en-US"/>
+        </w:rPr>
+        <w:t>17 đến 18 giờ, tắm, giặt, phơi, nghỉ, đọc Berserk</w:t>
+      </w:r>
+    </w:p>
+    <w:p>
+      <w:pPr>
+        <w:pStyle w:val="ListParagraph"/>
+        <w:numPr>
+          <w:ilvl w:val="0"/>
+          <w:numId w:val="2"/>
+        </w:numPr>
+        <w:rPr>
+          <w:rStyle w:val="Hyperlink"/>
+          <w:color w:val="auto"/>
+          <w:u w:val="none"/>
+          <w:lang w:val="en-US"/>
+        </w:rPr>
+      </w:pPr>
+      <w:r>
+        <w:rPr>
+          <w:rStyle w:val="Hyperlink"/>
+          <w:color w:val="auto"/>
+          <w:u w:val="none"/>
+          <w:lang w:val="en-US"/>
+        </w:rPr>
+        <w:t>18 đến 19 giờ, ăn, nghỉ,</w:t>
+      </w:r>
+      <w:r>
+        <w:rPr>
+          <w:rStyle w:val="Hyperlink"/>
+          <w:color w:val="auto"/>
+          <w:u w:val="none"/>
+          <w:lang w:val="en-US"/>
+        </w:rPr>
+        <w:t xml:space="preserve"> Check Quiz,</w:t>
+      </w:r>
+      <w:r>
+        <w:rPr>
+          <w:rStyle w:val="Hyperlink"/>
+          <w:color w:val="auto"/>
+          <w:u w:val="none"/>
+          <w:lang w:val="en-US"/>
+        </w:rPr>
+        <w:t xml:space="preserve"> Check nhóm,</w:t>
+      </w:r>
+      <w:r>
+        <w:rPr>
+          <w:rStyle w:val="Hyperlink"/>
+          <w:color w:val="auto"/>
+          <w:u w:val="none"/>
+          <w:lang w:val="en-US"/>
+        </w:rPr>
+        <w:t xml:space="preserve"> đọc Berserk</w:t>
+      </w:r>
+    </w:p>
+    <w:p>
+      <w:pPr>
+        <w:pStyle w:val="ListParagraph"/>
+        <w:numPr>
+          <w:ilvl w:val="0"/>
+          <w:numId w:val="2"/>
+        </w:numPr>
+        <w:rPr>
+          <w:rStyle w:val="Hyperlink"/>
+          <w:color w:val="auto"/>
+          <w:u w:val="none"/>
+          <w:lang w:val="en-US"/>
+        </w:rPr>
+      </w:pPr>
+      <w:r>
+        <w:rPr>
+          <w:rStyle w:val="Hyperlink"/>
+          <w:color w:val="auto"/>
+          <w:u w:val="none"/>
+          <w:lang w:val="en-US"/>
+        </w:rPr>
+        <w:t>19 đến 20 giờ, học thuật toán</w:t>
+      </w:r>
+    </w:p>
+    <w:p>
+      <w:pPr>
+        <w:pStyle w:val="ListParagraph"/>
+        <w:numPr>
+          <w:ilvl w:val="0"/>
+          <w:numId w:val="2"/>
+        </w:numPr>
+        <w:rPr>
+          <w:rStyle w:val="Hyperlink"/>
+          <w:color w:val="auto"/>
+          <w:u w:val="none"/>
+          <w:lang w:val="en-US"/>
+        </w:rPr>
+      </w:pPr>
+      <w:r>
+        <w:rPr>
+          <w:rStyle w:val="Hyperlink"/>
+          <w:color w:val="auto"/>
+          <w:u w:val="none"/>
+          <w:lang w:val="en-US"/>
+        </w:rPr>
+        <w:t>20 giờ, ngủ</w:t>
+      </w:r>
+    </w:p>
+    <w:p>
+      <w:pPr>
+        <w:pStyle w:val="ListParagraph"/>
+        <w:numPr>
+          <w:ilvl w:val="0"/>
+          <w:numId w:val="4"/>
+        </w:numPr>
+        <w:rPr>
+          <w:rStyle w:val="Hyperlink"/>
+          <w:color w:val="auto"/>
+          <w:u w:val="none"/>
+          <w:lang w:val="en-US"/>
+        </w:rPr>
+      </w:pPr>
+      <w:r>
+        <w:rPr>
+          <w:rStyle w:val="Hyperlink"/>
+          <w:color w:val="auto"/>
+          <w:u w:val="none"/>
+          <w:lang w:val="en-US"/>
+        </w:rPr>
+        <w:t>2/10/2023?</w:t>
+      </w:r>
+    </w:p>
+    <w:p>
+      <w:pPr>
+        <w:pStyle w:val="ListParagraph"/>
+        <w:numPr>
+          <w:ilvl w:val="0"/>
+          <w:numId w:val="2"/>
+        </w:numPr>
+        <w:rPr>
+          <w:rStyle w:val="Hyperlink"/>
+          <w:color w:val="auto"/>
+          <w:u w:val="none"/>
+          <w:lang w:val="en-US"/>
+        </w:rPr>
+      </w:pPr>
+      <w:r>
+        <w:rPr>
+          <w:rStyle w:val="Hyperlink"/>
+          <w:color w:val="auto"/>
+          <w:u w:val="none"/>
+          <w:lang w:val="en-US"/>
+        </w:rPr>
+        <w:t>19 giờ, xuống đi bộ ghi Up Race</w:t>
+      </w:r>
+    </w:p>
+    <w:p>
+      <w:pPr>
+        <w:pStyle w:val="ListParagraph"/>
+        <w:numPr>
+          <w:ilvl w:val="0"/>
+          <w:numId w:val="4"/>
+        </w:numPr>
+        <w:rPr>
+          <w:rStyle w:val="Hyperlink"/>
+          <w:color w:val="auto"/>
+          <w:u w:val="none"/>
+          <w:lang w:val="en-US"/>
+        </w:rPr>
+      </w:pPr>
+      <w:r>
+        <w:rPr>
+          <w:rStyle w:val="Hyperlink"/>
+          <w:color w:val="auto"/>
+          <w:u w:val="none"/>
+          <w:lang w:val="en-US"/>
+        </w:rPr>
+        <w:t>3</w:t>
+      </w:r>
+      <w:r>
+        <w:rPr>
+          <w:rStyle w:val="Hyperlink"/>
+          <w:color w:val="auto"/>
+          <w:u w:val="none"/>
+          <w:lang w:val="en-US"/>
+        </w:rPr>
+        <w:t>/</w:t>
+      </w:r>
+      <w:r>
+        <w:rPr>
+          <w:rStyle w:val="Hyperlink"/>
+          <w:color w:val="auto"/>
+          <w:u w:val="none"/>
+          <w:lang w:val="en-US"/>
+        </w:rPr>
+        <w:t>10</w:t>
+      </w:r>
+      <w:r>
+        <w:rPr>
+          <w:rStyle w:val="Hyperlink"/>
+          <w:color w:val="auto"/>
+          <w:u w:val="none"/>
+          <w:lang w:val="en-US"/>
+        </w:rPr>
+        <w:t>/2023?</w:t>
+      </w:r>
+    </w:p>
+    <w:p>
+      <w:pPr>
+        <w:pStyle w:val="ListParagraph"/>
+        <w:numPr>
+          <w:ilvl w:val="0"/>
+          <w:numId w:val="2"/>
+        </w:numPr>
+        <w:rPr>
+          <w:rStyle w:val="Hyperlink"/>
+          <w:color w:val="auto"/>
+          <w:u w:val="none"/>
+          <w:lang w:val="en-US"/>
+        </w:rPr>
+      </w:pPr>
+      <w:r>
+        <w:rPr>
+          <w:rStyle w:val="Hyperlink"/>
+          <w:color w:val="auto"/>
+          <w:u w:val="none"/>
+          <w:lang w:val="en-US"/>
+        </w:rPr>
+        <w:t>8 đến 10.83 giờ, vật lí 1, tòa H2, phòng 201</w:t>
+      </w:r>
+    </w:p>
+    <w:p>
+      <w:pPr>
+        <w:pStyle w:val="ListParagraph"/>
+        <w:numPr>
+          <w:ilvl w:val="0"/>
+          <w:numId w:val="2"/>
+        </w:numPr>
+        <w:rPr>
+          <w:rStyle w:val="Hyperlink"/>
+          <w:color w:val="auto"/>
+          <w:u w:val="none"/>
+          <w:lang w:val="en-US"/>
+        </w:rPr>
+      </w:pPr>
+      <w:r>
+        <w:rPr>
+          <w:rStyle w:val="Hyperlink"/>
+          <w:color w:val="auto"/>
+          <w:u w:val="none"/>
+          <w:lang w:val="en-US"/>
+        </w:rPr>
+        <w:t>15 đến 17.83 giờ, giải tích 1, giảng đường H6</w:t>
+      </w:r>
+    </w:p>
+    <w:p>
+      <w:pPr>
+        <w:pStyle w:val="ListParagraph"/>
+        <w:numPr>
+          <w:ilvl w:val="0"/>
+          <w:numId w:val="4"/>
+        </w:numPr>
+        <w:rPr>
+          <w:rStyle w:val="Hyperlink"/>
+          <w:color w:val="auto"/>
+          <w:u w:val="none"/>
+          <w:lang w:val="en-US"/>
+        </w:rPr>
+      </w:pPr>
+      <w:r>
+        <w:rPr>
+          <w:rStyle w:val="Hyperlink"/>
+          <w:color w:val="auto"/>
+          <w:u w:val="none"/>
+          <w:lang w:val="en-US"/>
+        </w:rPr>
+        <w:t>4/10/2023?</w:t>
+      </w:r>
+    </w:p>
+    <w:p>
+      <w:pPr>
+        <w:pStyle w:val="ListParagraph"/>
+        <w:numPr>
+          <w:ilvl w:val="0"/>
+          <w:numId w:val="2"/>
+        </w:numPr>
+        <w:rPr>
+          <w:rStyle w:val="Hyperlink"/>
+          <w:color w:val="auto"/>
+          <w:u w:val="none"/>
+          <w:lang w:val="en-US"/>
+        </w:rPr>
+      </w:pPr>
+      <w:r>
+        <w:rPr>
+          <w:rStyle w:val="Hyperlink"/>
+          <w:color w:val="auto"/>
+          <w:u w:val="none"/>
+          <w:lang w:val="en-US"/>
+        </w:rPr>
+        <w:t>16 đến 17.83 giờ, sinh hoạt, tòa H6, phòng 110</w:t>
+      </w:r>
+    </w:p>
+    <w:p>
+      <w:pPr>
+        <w:pStyle w:val="ListParagraph"/>
+        <w:numPr>
+          <w:ilvl w:val="0"/>
+          <w:numId w:val="2"/>
+        </w:numPr>
+        <w:rPr>
+          <w:rStyle w:val="Hyperlink"/>
+          <w:color w:val="auto"/>
+          <w:u w:val="none"/>
+          <w:lang w:val="en-US"/>
+        </w:rPr>
+      </w:pPr>
+      <w:r>
+        <w:rPr>
+          <w:rStyle w:val="Hyperlink"/>
+          <w:color w:val="auto"/>
+          <w:u w:val="none"/>
+          <w:lang w:val="en-US"/>
+        </w:rPr>
+        <w:t>19 giờ, check Mail thư viện</w:t>
+      </w:r>
+    </w:p>
+    <w:p>
+      <w:pPr>
+        <w:pStyle w:val="ListParagraph"/>
+        <w:numPr>
+          <w:ilvl w:val="0"/>
+          <w:numId w:val="4"/>
+        </w:numPr>
+        <w:rPr>
+          <w:rStyle w:val="Hyperlink"/>
+          <w:color w:val="auto"/>
+          <w:u w:val="none"/>
+          <w:lang w:val="en-US"/>
+        </w:rPr>
+      </w:pPr>
+      <w:r>
+        <w:rPr>
+          <w:rStyle w:val="Hyperlink"/>
+          <w:color w:val="auto"/>
+          <w:u w:val="none"/>
+          <w:lang w:val="en-US"/>
+        </w:rPr>
+        <w:t>5/10/2023?</w:t>
+      </w:r>
+    </w:p>
+    <w:p>
+      <w:pPr>
+        <w:pStyle w:val="ListParagraph"/>
+        <w:numPr>
+          <w:ilvl w:val="0"/>
+          <w:numId w:val="2"/>
+        </w:numPr>
+        <w:rPr>
+          <w:rStyle w:val="Hyperlink"/>
+          <w:color w:val="auto"/>
+          <w:u w:val="none"/>
+          <w:lang w:val="en-US"/>
+        </w:rPr>
+      </w:pPr>
+      <w:r>
+        <w:rPr>
+          <w:rStyle w:val="Hyperlink"/>
+          <w:color w:val="auto"/>
+          <w:u w:val="none"/>
+          <w:lang w:val="en-US"/>
+        </w:rPr>
+        <w:t>7 đến 8.83 giờ, hệ thống số, giảng đường H6</w:t>
+      </w:r>
+    </w:p>
+    <w:p>
+      <w:pPr>
+        <w:pStyle w:val="ListParagraph"/>
+        <w:numPr>
+          <w:ilvl w:val="0"/>
+          <w:numId w:val="4"/>
+        </w:numPr>
+        <w:rPr>
+          <w:rStyle w:val="Hyperlink"/>
+          <w:color w:val="auto"/>
+          <w:u w:val="none"/>
+          <w:lang w:val="en-US"/>
+        </w:rPr>
+      </w:pPr>
+      <w:r>
+        <w:rPr>
+          <w:rStyle w:val="Hyperlink"/>
+          <w:color w:val="auto"/>
+          <w:u w:val="none"/>
+          <w:lang w:val="en-US"/>
+        </w:rPr>
+        <w:t>6/10/2023?</w:t>
+      </w:r>
+    </w:p>
+    <w:p>
+      <w:pPr>
+        <w:pStyle w:val="ListParagraph"/>
+        <w:numPr>
+          <w:ilvl w:val="0"/>
+          <w:numId w:val="2"/>
+        </w:numPr>
+        <w:rPr>
+          <w:rStyle w:val="Hyperlink"/>
+          <w:color w:val="auto"/>
+          <w:u w:val="none"/>
+          <w:lang w:val="en-US"/>
+        </w:rPr>
+      </w:pPr>
+      <w:r>
+        <w:rPr>
+          <w:rStyle w:val="Hyperlink"/>
+          <w:color w:val="auto"/>
+          <w:u w:val="none"/>
+          <w:lang w:val="en-US"/>
+        </w:rPr>
+        <w:t>14 đến 15.83 giờ, nhập môn điện toán, giảng đường H6</w:t>
+      </w:r>
+    </w:p>
+    <w:p>
+      <w:pPr>
+        <w:pStyle w:val="ListParagraph"/>
+        <w:numPr>
+          <w:ilvl w:val="0"/>
+          <w:numId w:val="2"/>
+        </w:numPr>
+        <w:rPr>
+          <w:rStyle w:val="Hyperlink"/>
+          <w:color w:val="auto"/>
+          <w:u w:val="none"/>
+          <w:lang w:val="en-US"/>
+        </w:rPr>
+      </w:pPr>
+      <w:r>
+        <w:rPr>
+          <w:rStyle w:val="Hyperlink"/>
+          <w:color w:val="auto"/>
+          <w:u w:val="none"/>
+          <w:lang w:val="en-US"/>
+        </w:rPr>
+        <w:t xml:space="preserve">17 giờ, nhắn tin </w:t>
+      </w:r>
+      <w:hyperlink r:id="rId21" w:history="1">
+        <w:r>
+          <w:rPr>
+            <w:rStyle w:val="Hyperlink"/>
+            <w:lang w:val="en-US"/>
+          </w:rPr>
+          <w:t>danhthiphuochieu@gmail.com@gmail.com</w:t>
+        </w:r>
+      </w:hyperlink>
+      <w:r>
+        <w:rPr>
+          <w:rStyle w:val="Hyperlink"/>
+          <w:color w:val="auto"/>
+          <w:u w:val="none"/>
+          <w:lang w:val="en-US"/>
+        </w:rPr>
+        <w:t>” có tên mình trong lớp không</w:t>
+      </w:r>
+    </w:p>
+    <w:p>
+      <w:pPr>
+        <w:pStyle w:val="ListParagraph"/>
+        <w:numPr>
+          <w:ilvl w:val="0"/>
+          <w:numId w:val="4"/>
+        </w:numPr>
+        <w:rPr>
+          <w:lang w:val="en-US"/>
+        </w:rPr>
+      </w:pPr>
+      <w:r>
+        <w:rPr>
+          <w:lang w:val="en-US"/>
+        </w:rPr>
+        <w:t>7</w:t>
+      </w:r>
+      <w:r>
+        <w:rPr>
+          <w:lang w:val="en-US"/>
+        </w:rPr>
+        <w:t>/10/2023?</w:t>
+      </w:r>
+    </w:p>
+    <w:p>
+      <w:pPr>
+        <w:pStyle w:val="ListParagraph"/>
+        <w:numPr>
+          <w:ilvl w:val="0"/>
+          <w:numId w:val="2"/>
+        </w:numPr>
+        <w:rPr>
+          <w:lang w:val="en-US"/>
+        </w:rPr>
+      </w:pPr>
+      <w:r>
+        <w:rPr>
+          <w:lang w:val="en-US"/>
+        </w:rPr>
+        <w:t>10 giờ,</w:t>
+      </w:r>
+      <w:r>
+        <w:rPr>
+          <w:lang w:val="en-US"/>
+        </w:rPr>
+        <w:t xml:space="preserve"> thi IC3,</w:t>
+      </w:r>
+      <w:r>
+        <w:rPr>
+          <w:lang w:val="en-US"/>
+        </w:rPr>
+        <w:t xml:space="preserve"> tòa H6, phòng 703</w:t>
+      </w:r>
+    </w:p>
+    <w:p>
+      <w:pPr>
+        <w:pStyle w:val="ListParagraph"/>
+        <w:numPr>
+          <w:ilvl w:val="0"/>
+          <w:numId w:val="4"/>
+        </w:numPr>
+        <w:rPr>
+          <w:lang w:val="en-US"/>
+        </w:rPr>
+      </w:pPr>
+      <w:r>
+        <w:rPr>
+          <w:lang w:val="en-US"/>
+        </w:rPr>
+        <w:t>16/10/2023?</w:t>
+      </w:r>
+    </w:p>
+    <w:p>
+      <w:pPr>
+        <w:pStyle w:val="ListParagraph"/>
+        <w:numPr>
+          <w:ilvl w:val="0"/>
+          <w:numId w:val="2"/>
+        </w:numPr>
+        <w:rPr>
+          <w:lang w:val="en-US"/>
+        </w:rPr>
+      </w:pPr>
+      <w:r>
+        <w:rPr>
+          <w:lang w:val="en-US"/>
+        </w:rPr>
+        <w:t>Học thể dục</w:t>
+      </w:r>
+    </w:p>
+    <w:p>
+      <w:pPr>
+        <w:pStyle w:val="ListParagraph"/>
+        <w:numPr>
+          <w:ilvl w:val="0"/>
+          <w:numId w:val="4"/>
+        </w:numPr>
+        <w:rPr>
+          <w:lang w:val="en-US"/>
+        </w:rPr>
+      </w:pPr>
+      <w:r>
+        <w:rPr>
+          <w:lang w:val="en-US"/>
+        </w:rPr>
+        <w:t>29/10/2023?</w:t>
+      </w:r>
+    </w:p>
+    <w:p>
+      <w:pPr>
+        <w:pStyle w:val="ListParagraph"/>
+        <w:numPr>
+          <w:ilvl w:val="0"/>
+          <w:numId w:val="2"/>
+        </w:numPr>
+        <w:rPr>
+          <w:lang w:val="en-US"/>
+        </w:rPr>
+      </w:pPr>
+      <w:r>
+        <w:rPr>
+          <w:lang w:val="en-US"/>
+        </w:rPr>
+        <w:t>Đóng tiền xe tháng</w:t>
+      </w:r>
+    </w:p>
+    <w:p>
+      <w:pPr>
+        <w:pStyle w:val="ListParagraph"/>
+        <w:numPr>
+          <w:ilvl w:val="0"/>
+          <w:numId w:val="4"/>
+        </w:numPr>
+        <w:rPr>
+          <w:lang w:val="en-US"/>
+        </w:rPr>
+      </w:pPr>
+      <w:r>
+        <w:rPr>
+          <w:lang w:val="en-US"/>
+        </w:rPr>
+        <w:t>29/11/2023?</w:t>
+      </w:r>
+    </w:p>
+    <w:p>
+      <w:pPr>
+        <w:pStyle w:val="ListParagraph"/>
+        <w:numPr>
+          <w:ilvl w:val="0"/>
+          <w:numId w:val="2"/>
+        </w:numPr>
+        <w:rPr>
+          <w:lang w:val="en-US"/>
+        </w:rPr>
+      </w:pPr>
+      <w:r>
+        <w:rPr>
+          <w:lang w:val="en-US"/>
+        </w:rPr>
+        <w:t>Mua thẻ mạng</w:t>
+      </w:r>
+    </w:p>
+    <w:p>
+      <w:pPr>
+        <w:pStyle w:val="ListParagraph"/>
+        <w:numPr>
+          <w:ilvl w:val="0"/>
+          <w:numId w:val="4"/>
+        </w:numPr>
+        <w:rPr>
+          <w:lang w:val="en-US"/>
+        </w:rPr>
+      </w:pPr>
+      <w:r>
+        <w:rPr>
+          <w:lang w:val="en-US"/>
+        </w:rPr>
         <w:lastRenderedPageBreak/>
-        <w:t>Tuần Hiện Tại?</w:t>
-      </w:r>
-    </w:p>
-    <w:p>
-      <w:pPr>
-        <w:pStyle w:val="ListParagraph"/>
-        <w:numPr>
-          <w:ilvl w:val="0"/>
-          <w:numId w:val="2"/>
-        </w:numPr>
-        <w:rPr>
-          <w:rStyle w:val="Hyperlink"/>
-          <w:color w:val="auto"/>
-          <w:u w:val="none"/>
-          <w:lang w:val="en-US"/>
-        </w:rPr>
-      </w:pPr>
-      <w:r>
-        <w:rPr>
-          <w:rStyle w:val="Hyperlink"/>
-          <w:color w:val="auto"/>
-          <w:u w:val="none"/>
-          <w:lang w:val="en-US"/>
-        </w:rPr>
-        <w:t>3</w:t>
-      </w:r>
-      <w:r>
-        <w:rPr>
-          <w:rStyle w:val="Hyperlink"/>
-          <w:color w:val="auto"/>
-          <w:u w:val="none"/>
-          <w:lang w:val="en-US"/>
-        </w:rPr>
-        <w:t>9</w:t>
-      </w:r>
-    </w:p>
-    <w:p>
-      <w:pPr>
-        <w:pStyle w:val="ListParagraph"/>
-        <w:numPr>
-          <w:ilvl w:val="0"/>
-          <w:numId w:val="4"/>
-        </w:numPr>
-        <w:rPr>
-          <w:rStyle w:val="Hyperlink"/>
-          <w:color w:val="auto"/>
-          <w:u w:val="none"/>
-          <w:lang w:val="en-US"/>
-        </w:rPr>
-      </w:pPr>
-      <w:r>
-        <w:rPr>
-          <w:rStyle w:val="Hyperlink"/>
-          <w:color w:val="auto"/>
-          <w:u w:val="none"/>
-          <w:lang w:val="en-US"/>
-        </w:rPr>
-        <w:t>Lịch Bình Thường Hằng Ngày?</w:t>
-      </w:r>
-    </w:p>
-    <w:p>
-      <w:pPr>
-        <w:pStyle w:val="ListParagraph"/>
-        <w:numPr>
-          <w:ilvl w:val="0"/>
-          <w:numId w:val="2"/>
-        </w:numPr>
-        <w:rPr>
-          <w:rStyle w:val="Hyperlink"/>
-          <w:color w:val="auto"/>
-          <w:u w:val="none"/>
-          <w:lang w:val="en-US"/>
-        </w:rPr>
-      </w:pPr>
-      <w:r>
-        <w:rPr>
-          <w:rStyle w:val="Hyperlink"/>
-          <w:color w:val="auto"/>
-          <w:u w:val="none"/>
-          <w:lang w:val="en-US"/>
-        </w:rPr>
-        <w:t>5 đến 6 giờ, rửa mặt, đánh răng, xỉa răng, đái ỉa, hít đất, nghỉ 1 lát</w:t>
-      </w:r>
-    </w:p>
-    <w:p>
-      <w:pPr>
-        <w:pStyle w:val="ListParagraph"/>
-        <w:numPr>
-          <w:ilvl w:val="0"/>
-          <w:numId w:val="2"/>
-        </w:numPr>
-        <w:rPr>
-          <w:rStyle w:val="Hyperlink"/>
-          <w:color w:val="auto"/>
-          <w:u w:val="none"/>
-          <w:lang w:val="en-US"/>
-        </w:rPr>
-      </w:pPr>
-      <w:r>
-        <w:rPr>
-          <w:rStyle w:val="Hyperlink"/>
-          <w:color w:val="auto"/>
-          <w:u w:val="none"/>
-          <w:lang w:val="en-US"/>
-        </w:rPr>
-        <w:t>6 đến 6.5 giờ,</w:t>
-      </w:r>
-      <w:r>
-        <w:rPr>
-          <w:rStyle w:val="Hyperlink"/>
-          <w:color w:val="auto"/>
-          <w:u w:val="none"/>
-          <w:lang w:val="en-US"/>
-        </w:rPr>
-        <w:t xml:space="preserve"> Check Quiz,</w:t>
-      </w:r>
-      <w:r>
-        <w:rPr>
-          <w:rStyle w:val="Hyperlink"/>
-          <w:color w:val="auto"/>
-          <w:u w:val="none"/>
-          <w:lang w:val="en-US"/>
-        </w:rPr>
-        <w:t xml:space="preserve"> Check nhóm,</w:t>
-      </w:r>
-      <w:r>
-        <w:rPr>
-          <w:rStyle w:val="Hyperlink"/>
-          <w:color w:val="auto"/>
-          <w:u w:val="none"/>
-          <w:lang w:val="en-US"/>
-        </w:rPr>
-        <w:t xml:space="preserve"> đọc Berserk</w:t>
-      </w:r>
-    </w:p>
-    <w:p>
-      <w:pPr>
-        <w:pStyle w:val="ListParagraph"/>
-        <w:numPr>
-          <w:ilvl w:val="0"/>
-          <w:numId w:val="2"/>
-        </w:numPr>
-        <w:rPr>
-          <w:rStyle w:val="Hyperlink"/>
-          <w:color w:val="auto"/>
-          <w:u w:val="none"/>
-          <w:lang w:val="en-US"/>
-        </w:rPr>
-      </w:pPr>
-      <w:r>
-        <w:rPr>
-          <w:rStyle w:val="Hyperlink"/>
-          <w:color w:val="auto"/>
-          <w:u w:val="none"/>
-          <w:lang w:val="en-US"/>
-        </w:rPr>
-        <w:t>6.5 đến 7 giờ, đi ăn, về nhà, nghỉ 1 lát</w:t>
-      </w:r>
-    </w:p>
-    <w:p>
-      <w:pPr>
-        <w:pStyle w:val="ListParagraph"/>
-        <w:numPr>
-          <w:ilvl w:val="0"/>
-          <w:numId w:val="2"/>
-        </w:numPr>
-        <w:rPr>
-          <w:rStyle w:val="Hyperlink"/>
-          <w:color w:val="auto"/>
-          <w:u w:val="none"/>
-          <w:lang w:val="en-US"/>
-        </w:rPr>
-      </w:pPr>
-      <w:r>
-        <w:rPr>
-          <w:rStyle w:val="Hyperlink"/>
-          <w:color w:val="auto"/>
-          <w:u w:val="none"/>
-          <w:lang w:val="en-US"/>
-        </w:rPr>
-        <w:t>7 đến 8 giờ, học Matlab</w:t>
-      </w:r>
-    </w:p>
-    <w:p>
-      <w:pPr>
-        <w:pStyle w:val="ListParagraph"/>
-        <w:numPr>
-          <w:ilvl w:val="0"/>
-          <w:numId w:val="2"/>
-        </w:numPr>
-        <w:rPr>
-          <w:rStyle w:val="Hyperlink"/>
-          <w:color w:val="auto"/>
-          <w:u w:val="none"/>
-          <w:lang w:val="en-US"/>
-        </w:rPr>
-      </w:pPr>
-      <w:r>
-        <w:rPr>
-          <w:rStyle w:val="Hyperlink"/>
-          <w:color w:val="auto"/>
-          <w:u w:val="none"/>
-          <w:lang w:val="en-US"/>
-        </w:rPr>
-        <w:t>8 đến 9 giờ, học Tensorflow</w:t>
-      </w:r>
-    </w:p>
-    <w:p>
-      <w:pPr>
-        <w:pStyle w:val="ListParagraph"/>
-        <w:numPr>
-          <w:ilvl w:val="0"/>
-          <w:numId w:val="2"/>
-        </w:numPr>
-        <w:rPr>
-          <w:rStyle w:val="Hyperlink"/>
-          <w:color w:val="auto"/>
-          <w:u w:val="none"/>
-          <w:lang w:val="en-US"/>
-        </w:rPr>
-      </w:pPr>
-      <w:r>
-        <w:rPr>
-          <w:rStyle w:val="Hyperlink"/>
-          <w:color w:val="auto"/>
-          <w:u w:val="none"/>
-          <w:lang w:val="en-US"/>
-        </w:rPr>
-        <w:t>9 đến 10 giờ, học TOEIC + Berserk</w:t>
-      </w:r>
-    </w:p>
-    <w:p>
-      <w:pPr>
-        <w:pStyle w:val="ListParagraph"/>
-        <w:numPr>
-          <w:ilvl w:val="0"/>
-          <w:numId w:val="2"/>
-        </w:numPr>
-        <w:rPr>
-          <w:rStyle w:val="Hyperlink"/>
-          <w:color w:val="auto"/>
-          <w:u w:val="none"/>
-          <w:lang w:val="en-US"/>
-        </w:rPr>
-      </w:pPr>
-      <w:r>
-        <w:rPr>
-          <w:rStyle w:val="Hyperlink"/>
-          <w:color w:val="auto"/>
-          <w:u w:val="none"/>
-          <w:lang w:val="en-US"/>
-        </w:rPr>
-        <w:t>10 đến 11 giờ, học MOS</w:t>
-      </w:r>
-    </w:p>
-    <w:p>
-      <w:pPr>
-        <w:pStyle w:val="ListParagraph"/>
-        <w:numPr>
-          <w:ilvl w:val="0"/>
-          <w:numId w:val="2"/>
-        </w:numPr>
-        <w:rPr>
-          <w:rStyle w:val="Hyperlink"/>
-          <w:color w:val="auto"/>
-          <w:u w:val="none"/>
-          <w:lang w:val="en-US"/>
-        </w:rPr>
-      </w:pPr>
-      <w:r>
-        <w:rPr>
-          <w:rStyle w:val="Hyperlink"/>
-          <w:color w:val="auto"/>
-          <w:u w:val="none"/>
-          <w:lang w:val="en-US"/>
-        </w:rPr>
-        <w:t>11 đến 12 giờ, ăn, nghỉ, đọc Berserk</w:t>
-      </w:r>
-    </w:p>
-    <w:p>
-      <w:pPr>
-        <w:pStyle w:val="ListParagraph"/>
-        <w:numPr>
-          <w:ilvl w:val="0"/>
-          <w:numId w:val="2"/>
-        </w:numPr>
-        <w:rPr>
-          <w:rStyle w:val="Hyperlink"/>
-          <w:color w:val="auto"/>
-          <w:u w:val="none"/>
-          <w:lang w:val="en-US"/>
-        </w:rPr>
-      </w:pPr>
-      <w:r>
-        <w:rPr>
-          <w:rStyle w:val="Hyperlink"/>
-          <w:color w:val="auto"/>
-          <w:u w:val="none"/>
-          <w:lang w:val="en-US"/>
-        </w:rPr>
-        <w:t>12 đến 13 giờ, học IELTS + Berserk</w:t>
-      </w:r>
-    </w:p>
-    <w:p>
-      <w:pPr>
-        <w:pStyle w:val="ListParagraph"/>
-        <w:numPr>
-          <w:ilvl w:val="0"/>
-          <w:numId w:val="2"/>
-        </w:numPr>
-        <w:rPr>
-          <w:rStyle w:val="Hyperlink"/>
-          <w:color w:val="auto"/>
-          <w:u w:val="none"/>
-          <w:lang w:val="en-US"/>
-        </w:rPr>
-      </w:pPr>
-      <w:r>
-        <w:rPr>
-          <w:rStyle w:val="Hyperlink"/>
-          <w:color w:val="auto"/>
-          <w:u w:val="none"/>
-          <w:lang w:val="en-US"/>
-        </w:rPr>
-        <w:t>13 đến 14 giờ, học IC3</w:t>
-      </w:r>
-    </w:p>
-    <w:p>
-      <w:pPr>
-        <w:pStyle w:val="ListParagraph"/>
-        <w:numPr>
-          <w:ilvl w:val="0"/>
-          <w:numId w:val="2"/>
-        </w:numPr>
-        <w:rPr>
-          <w:rStyle w:val="Hyperlink"/>
-          <w:color w:val="auto"/>
-          <w:u w:val="none"/>
-          <w:lang w:val="en-US"/>
-        </w:rPr>
-      </w:pPr>
-      <w:r>
-        <w:rPr>
-          <w:rStyle w:val="Hyperlink"/>
-          <w:color w:val="auto"/>
-          <w:u w:val="none"/>
-          <w:lang w:val="en-US"/>
-        </w:rPr>
-        <w:t>14 đến 15 giờ, học vật lí</w:t>
-      </w:r>
-    </w:p>
-    <w:p>
-      <w:pPr>
-        <w:pStyle w:val="ListParagraph"/>
-        <w:numPr>
-          <w:ilvl w:val="0"/>
-          <w:numId w:val="2"/>
-        </w:numPr>
-        <w:rPr>
-          <w:rStyle w:val="Hyperlink"/>
-          <w:color w:val="auto"/>
-          <w:u w:val="none"/>
-          <w:lang w:val="en-US"/>
-        </w:rPr>
-      </w:pPr>
-      <w:r>
-        <w:rPr>
-          <w:rStyle w:val="Hyperlink"/>
-          <w:color w:val="auto"/>
-          <w:u w:val="none"/>
-          <w:lang w:val="en-US"/>
-        </w:rPr>
-        <w:t>15 đến 16 giờ, giải đề</w:t>
-      </w:r>
-    </w:p>
-    <w:p>
-      <w:pPr>
-        <w:pStyle w:val="ListParagraph"/>
-        <w:numPr>
-          <w:ilvl w:val="0"/>
-          <w:numId w:val="2"/>
-        </w:numPr>
-        <w:rPr>
-          <w:rStyle w:val="Hyperlink"/>
-          <w:color w:val="auto"/>
-          <w:u w:val="none"/>
-          <w:lang w:val="en-US"/>
-        </w:rPr>
-      </w:pPr>
-      <w:r>
-        <w:rPr>
-          <w:rStyle w:val="Hyperlink"/>
-          <w:color w:val="auto"/>
-          <w:u w:val="none"/>
-          <w:lang w:val="en-US"/>
-        </w:rPr>
-        <w:t>16 đến 17 giờ, học Hack + Web</w:t>
-      </w:r>
-    </w:p>
-    <w:p>
-      <w:pPr>
-        <w:pStyle w:val="ListParagraph"/>
-        <w:numPr>
-          <w:ilvl w:val="0"/>
-          <w:numId w:val="2"/>
-        </w:numPr>
-        <w:rPr>
-          <w:rStyle w:val="Hyperlink"/>
-          <w:color w:val="auto"/>
-          <w:u w:val="none"/>
-          <w:lang w:val="en-US"/>
-        </w:rPr>
-      </w:pPr>
-      <w:r>
-        <w:rPr>
-          <w:rStyle w:val="Hyperlink"/>
-          <w:color w:val="auto"/>
-          <w:u w:val="none"/>
-          <w:lang w:val="en-US"/>
-        </w:rPr>
-        <w:t>17 đến 18 giờ, tắm, giặt, phơi, nghỉ, đọc Berserk</w:t>
-      </w:r>
-    </w:p>
-    <w:p>
-      <w:pPr>
-        <w:pStyle w:val="ListParagraph"/>
-        <w:numPr>
-          <w:ilvl w:val="0"/>
-          <w:numId w:val="2"/>
-        </w:numPr>
-        <w:rPr>
-          <w:rStyle w:val="Hyperlink"/>
-          <w:color w:val="auto"/>
-          <w:u w:val="none"/>
-          <w:lang w:val="en-US"/>
-        </w:rPr>
-      </w:pPr>
-      <w:r>
-        <w:rPr>
-          <w:rStyle w:val="Hyperlink"/>
-          <w:color w:val="auto"/>
-          <w:u w:val="none"/>
-          <w:lang w:val="en-US"/>
-        </w:rPr>
-        <w:t>18 đến 19 giờ, ăn, nghỉ,</w:t>
-      </w:r>
-      <w:r>
-        <w:rPr>
-          <w:rStyle w:val="Hyperlink"/>
-          <w:color w:val="auto"/>
-          <w:u w:val="none"/>
-          <w:lang w:val="en-US"/>
-        </w:rPr>
-        <w:t xml:space="preserve"> Check Quiz,</w:t>
-      </w:r>
-      <w:r>
-        <w:rPr>
-          <w:rStyle w:val="Hyperlink"/>
-          <w:color w:val="auto"/>
-          <w:u w:val="none"/>
-          <w:lang w:val="en-US"/>
-        </w:rPr>
-        <w:t xml:space="preserve"> Check nhóm,</w:t>
-      </w:r>
-      <w:r>
-        <w:rPr>
-          <w:rStyle w:val="Hyperlink"/>
-          <w:color w:val="auto"/>
-          <w:u w:val="none"/>
-          <w:lang w:val="en-US"/>
-        </w:rPr>
-        <w:t xml:space="preserve"> đọc Berserk</w:t>
-      </w:r>
-    </w:p>
-    <w:p>
-      <w:pPr>
-        <w:pStyle w:val="ListParagraph"/>
-        <w:numPr>
-          <w:ilvl w:val="0"/>
-          <w:numId w:val="2"/>
-        </w:numPr>
-        <w:rPr>
-          <w:rStyle w:val="Hyperlink"/>
-          <w:color w:val="auto"/>
-          <w:u w:val="none"/>
-          <w:lang w:val="en-US"/>
-        </w:rPr>
-      </w:pPr>
-      <w:r>
-        <w:rPr>
-          <w:rStyle w:val="Hyperlink"/>
-          <w:color w:val="auto"/>
-          <w:u w:val="none"/>
-          <w:lang w:val="en-US"/>
-        </w:rPr>
-        <w:t>19 đến 20 giờ, học thuật toán</w:t>
-      </w:r>
-    </w:p>
-    <w:p>
-      <w:pPr>
-        <w:pStyle w:val="ListParagraph"/>
-        <w:numPr>
-          <w:ilvl w:val="0"/>
-          <w:numId w:val="2"/>
-        </w:numPr>
-        <w:rPr>
-          <w:rStyle w:val="Hyperlink"/>
-          <w:color w:val="auto"/>
-          <w:u w:val="none"/>
-          <w:lang w:val="en-US"/>
-        </w:rPr>
-      </w:pPr>
-      <w:r>
-        <w:rPr>
-          <w:rStyle w:val="Hyperlink"/>
-          <w:color w:val="auto"/>
-          <w:u w:val="none"/>
-          <w:lang w:val="en-US"/>
-        </w:rPr>
-        <w:t>20 giờ, ngủ</w:t>
-      </w:r>
-    </w:p>
-    <w:p>
-      <w:pPr>
-        <w:pStyle w:val="ListParagraph"/>
-        <w:numPr>
-          <w:ilvl w:val="0"/>
-          <w:numId w:val="4"/>
-        </w:numPr>
-        <w:rPr>
-          <w:rStyle w:val="Hyperlink"/>
-          <w:color w:val="auto"/>
-          <w:u w:val="none"/>
-          <w:lang w:val="en-US"/>
-        </w:rPr>
-      </w:pPr>
-      <w:r>
-        <w:rPr>
-          <w:rStyle w:val="Hyperlink"/>
-          <w:color w:val="auto"/>
-          <w:u w:val="none"/>
-          <w:lang w:val="en-US"/>
-        </w:rPr>
-        <w:t>25/9/2023?</w:t>
-      </w:r>
-    </w:p>
-    <w:p>
-      <w:pPr>
-        <w:pStyle w:val="ListParagraph"/>
-        <w:numPr>
-          <w:ilvl w:val="0"/>
-          <w:numId w:val="2"/>
-        </w:numPr>
-        <w:rPr>
-          <w:rStyle w:val="Hyperlink"/>
-          <w:color w:val="auto"/>
-          <w:u w:val="none"/>
-          <w:lang w:val="en-US"/>
-        </w:rPr>
-      </w:pPr>
-      <w:r>
-        <w:rPr>
-          <w:rStyle w:val="Hyperlink"/>
-          <w:color w:val="auto"/>
-          <w:u w:val="none"/>
-          <w:lang w:val="en-US"/>
-        </w:rPr>
-        <w:t>Kiểm tra IC3 Full trắc nghiệm</w:t>
-      </w:r>
-    </w:p>
-    <w:p>
-      <w:pPr>
-        <w:pStyle w:val="ListParagraph"/>
-        <w:numPr>
-          <w:ilvl w:val="0"/>
-          <w:numId w:val="2"/>
-        </w:numPr>
-        <w:rPr>
-          <w:rStyle w:val="Hyperlink"/>
-          <w:color w:val="auto"/>
-          <w:u w:val="none"/>
-          <w:lang w:val="en-US"/>
-        </w:rPr>
-      </w:pPr>
-      <w:r>
-        <w:rPr>
-          <w:rStyle w:val="Hyperlink"/>
-          <w:color w:val="auto"/>
-          <w:u w:val="none"/>
-          <w:lang w:val="en-US"/>
-        </w:rPr>
-        <w:t>20 giờ, sạc Laptop Full</w:t>
-      </w:r>
-    </w:p>
-    <w:p>
-      <w:pPr>
-        <w:pStyle w:val="ListParagraph"/>
-        <w:numPr>
-          <w:ilvl w:val="0"/>
-          <w:numId w:val="2"/>
-        </w:numPr>
-        <w:rPr>
-          <w:rStyle w:val="Hyperlink"/>
-          <w:color w:val="auto"/>
-          <w:u w:val="none"/>
-          <w:lang w:val="en-US"/>
-        </w:rPr>
-      </w:pPr>
-      <w:r>
-        <w:rPr>
-          <w:rStyle w:val="Hyperlink"/>
-          <w:color w:val="auto"/>
-          <w:u w:val="none"/>
-          <w:lang w:val="en-US"/>
-        </w:rPr>
-        <w:t>21 giờ, sạc điện thoại</w:t>
-      </w:r>
-    </w:p>
-    <w:p>
-      <w:pPr>
-        <w:pStyle w:val="ListParagraph"/>
-        <w:numPr>
-          <w:ilvl w:val="0"/>
-          <w:numId w:val="4"/>
-        </w:numPr>
-        <w:rPr>
-          <w:rStyle w:val="Hyperlink"/>
-          <w:color w:val="auto"/>
-          <w:u w:val="none"/>
-          <w:lang w:val="en-US"/>
-        </w:rPr>
-      </w:pPr>
-      <w:r>
-        <w:rPr>
-          <w:rStyle w:val="Hyperlink"/>
-          <w:color w:val="auto"/>
-          <w:u w:val="none"/>
-          <w:lang w:val="en-US"/>
-        </w:rPr>
-        <w:t>26/9/2023?</w:t>
-      </w:r>
-    </w:p>
-    <w:p>
-      <w:pPr>
-        <w:pStyle w:val="ListParagraph"/>
-        <w:numPr>
-          <w:ilvl w:val="0"/>
-          <w:numId w:val="2"/>
-        </w:numPr>
-        <w:rPr>
-          <w:rStyle w:val="Hyperlink"/>
-          <w:color w:val="auto"/>
-          <w:u w:val="none"/>
-          <w:lang w:val="en-US"/>
-        </w:rPr>
-      </w:pPr>
-      <w:r>
-        <w:rPr>
-          <w:rStyle w:val="Hyperlink"/>
-          <w:color w:val="auto"/>
-          <w:u w:val="none"/>
-          <w:lang w:val="en-US"/>
-        </w:rPr>
-        <w:t>5 giờ, gỡ sạc điện thoại</w:t>
-      </w:r>
-    </w:p>
-    <w:p>
-      <w:pPr>
-        <w:pStyle w:val="ListParagraph"/>
-        <w:numPr>
-          <w:ilvl w:val="0"/>
-          <w:numId w:val="2"/>
-        </w:numPr>
-        <w:rPr>
-          <w:rStyle w:val="Hyperlink"/>
-          <w:color w:val="auto"/>
-          <w:u w:val="none"/>
-          <w:lang w:val="en-US"/>
-        </w:rPr>
-      </w:pPr>
-      <w:r>
-        <w:rPr>
-          <w:rStyle w:val="Hyperlink"/>
-          <w:color w:val="auto"/>
-          <w:u w:val="none"/>
-          <w:lang w:val="en-US"/>
-        </w:rPr>
-        <w:t>6.5 giờ, chạy ra ngô quyền mua 2 hộp cơm, ăn 1 hộp</w:t>
-      </w:r>
-    </w:p>
-    <w:p>
-      <w:pPr>
-        <w:pStyle w:val="ListParagraph"/>
-        <w:numPr>
-          <w:ilvl w:val="0"/>
-          <w:numId w:val="2"/>
-        </w:numPr>
-        <w:rPr>
-          <w:rStyle w:val="Hyperlink"/>
-          <w:color w:val="auto"/>
-          <w:u w:val="none"/>
-          <w:lang w:val="en-US"/>
-        </w:rPr>
-      </w:pPr>
-      <w:r>
-        <w:rPr>
-          <w:rStyle w:val="Hyperlink"/>
-          <w:color w:val="auto"/>
-          <w:u w:val="none"/>
-          <w:lang w:val="en-US"/>
-        </w:rPr>
-        <w:t>8 đến 10.83 giờ, vật lí 1, tòa H2, phòng 201</w:t>
-      </w:r>
-    </w:p>
-    <w:p>
-      <w:pPr>
-        <w:pStyle w:val="ListParagraph"/>
-        <w:numPr>
-          <w:ilvl w:val="0"/>
-          <w:numId w:val="2"/>
-        </w:numPr>
-        <w:rPr>
-          <w:rStyle w:val="Hyperlink"/>
-          <w:color w:val="auto"/>
-          <w:u w:val="none"/>
-          <w:lang w:val="en-US"/>
-        </w:rPr>
-      </w:pPr>
-      <w:r>
-        <w:rPr>
-          <w:rStyle w:val="Hyperlink"/>
-          <w:color w:val="auto"/>
-          <w:u w:val="none"/>
-          <w:lang w:val="en-US"/>
-        </w:rPr>
-        <w:t>11 giờ, ăn hộp cơm còn lại</w:t>
-      </w:r>
-    </w:p>
-    <w:p>
-      <w:pPr>
-        <w:pStyle w:val="ListParagraph"/>
-        <w:numPr>
-          <w:ilvl w:val="0"/>
-          <w:numId w:val="2"/>
-        </w:numPr>
-        <w:rPr>
-          <w:rStyle w:val="Hyperlink"/>
-          <w:color w:val="auto"/>
-          <w:u w:val="none"/>
-          <w:lang w:val="en-US"/>
-        </w:rPr>
-      </w:pPr>
-      <w:r>
-        <w:rPr>
-          <w:rStyle w:val="Hyperlink"/>
-          <w:color w:val="auto"/>
-          <w:u w:val="none"/>
-          <w:lang w:val="en-US"/>
-        </w:rPr>
-        <w:t>12 đến 13.83 giờ, giải tích 1 bài tập, tòa H1, phòng 802</w:t>
-      </w:r>
-    </w:p>
-    <w:p>
-      <w:pPr>
-        <w:pStyle w:val="ListParagraph"/>
-        <w:numPr>
-          <w:ilvl w:val="0"/>
-          <w:numId w:val="2"/>
-        </w:numPr>
-        <w:rPr>
-          <w:rStyle w:val="Hyperlink"/>
-          <w:color w:val="auto"/>
-          <w:u w:val="none"/>
-          <w:lang w:val="en-US"/>
-        </w:rPr>
-      </w:pPr>
-      <w:r>
-        <w:rPr>
-          <w:rStyle w:val="Hyperlink"/>
-          <w:color w:val="auto"/>
-          <w:u w:val="none"/>
-          <w:lang w:val="en-US"/>
-        </w:rPr>
-        <w:t>15 đến 17.83 giờ, giải tích 1, tòa H6, giảng đường</w:t>
-      </w:r>
-    </w:p>
-    <w:p>
-      <w:pPr>
-        <w:pStyle w:val="ListParagraph"/>
-        <w:numPr>
-          <w:ilvl w:val="0"/>
-          <w:numId w:val="2"/>
-        </w:numPr>
-        <w:rPr>
-          <w:rStyle w:val="Hyperlink"/>
-          <w:color w:val="auto"/>
-          <w:u w:val="none"/>
-          <w:lang w:val="en-US"/>
-        </w:rPr>
-      </w:pPr>
-      <w:r>
-        <w:rPr>
-          <w:rStyle w:val="Hyperlink"/>
-          <w:color w:val="auto"/>
-          <w:u w:val="none"/>
-          <w:lang w:val="en-US"/>
-        </w:rPr>
-        <w:t>18 giờ ghé bà mười mua cơm</w:t>
-      </w:r>
-    </w:p>
-    <w:p>
-      <w:pPr>
-        <w:pStyle w:val="ListParagraph"/>
-        <w:numPr>
-          <w:ilvl w:val="0"/>
-          <w:numId w:val="4"/>
-        </w:numPr>
-        <w:rPr>
-          <w:rStyle w:val="Hyperlink"/>
-          <w:color w:val="auto"/>
-          <w:u w:val="none"/>
-          <w:lang w:val="en-US"/>
-        </w:rPr>
-      </w:pPr>
-      <w:r>
-        <w:rPr>
-          <w:rStyle w:val="Hyperlink"/>
-          <w:color w:val="auto"/>
-          <w:u w:val="none"/>
-          <w:lang w:val="en-US"/>
-        </w:rPr>
-        <w:t>28/9/2023?</w:t>
-      </w:r>
-    </w:p>
-    <w:p>
-      <w:pPr>
-        <w:pStyle w:val="ListParagraph"/>
-        <w:numPr>
-          <w:ilvl w:val="0"/>
-          <w:numId w:val="2"/>
-        </w:numPr>
-        <w:rPr>
-          <w:rStyle w:val="Hyperlink"/>
-          <w:color w:val="auto"/>
-          <w:u w:val="none"/>
-          <w:lang w:val="en-US"/>
-        </w:rPr>
-      </w:pPr>
-      <w:r>
-        <w:rPr>
-          <w:rStyle w:val="Hyperlink"/>
-          <w:color w:val="auto"/>
-          <w:u w:val="none"/>
-          <w:lang w:val="en-US"/>
-        </w:rPr>
-        <w:t>7 đến 8.83 giờ, hệ thống số, tòa H6, giảng đường</w:t>
-      </w:r>
-    </w:p>
-    <w:p>
-      <w:pPr>
-        <w:pStyle w:val="ListParagraph"/>
-        <w:numPr>
-          <w:ilvl w:val="0"/>
-          <w:numId w:val="4"/>
-        </w:numPr>
-        <w:rPr>
-          <w:rStyle w:val="Hyperlink"/>
-          <w:color w:val="auto"/>
-          <w:u w:val="none"/>
-          <w:lang w:val="en-US"/>
-        </w:rPr>
-      </w:pPr>
-      <w:r>
-        <w:rPr>
-          <w:rStyle w:val="Hyperlink"/>
-          <w:color w:val="auto"/>
-          <w:u w:val="none"/>
-          <w:lang w:val="en-US"/>
-        </w:rPr>
-        <w:t>29/9/2023?</w:t>
-      </w:r>
-    </w:p>
-    <w:p>
-      <w:pPr>
-        <w:pStyle w:val="ListParagraph"/>
-        <w:numPr>
-          <w:ilvl w:val="0"/>
-          <w:numId w:val="2"/>
-        </w:numPr>
-        <w:rPr>
-          <w:rStyle w:val="Hyperlink"/>
-          <w:color w:val="auto"/>
-          <w:u w:val="none"/>
-          <w:lang w:val="en-US"/>
-        </w:rPr>
-      </w:pPr>
-      <w:r>
-        <w:rPr>
-          <w:rStyle w:val="Hyperlink"/>
-          <w:color w:val="auto"/>
-          <w:u w:val="none"/>
-          <w:lang w:val="en-US"/>
-        </w:rPr>
-        <w:t>14 đến 15.83 giờ, nhập môn điện toán, tòa H6, giảng đường</w:t>
-      </w:r>
-    </w:p>
-    <w:p>
-      <w:pPr>
-        <w:pStyle w:val="ListParagraph"/>
-        <w:numPr>
-          <w:ilvl w:val="0"/>
-          <w:numId w:val="2"/>
-        </w:numPr>
-        <w:rPr>
-          <w:rStyle w:val="Hyperlink"/>
-          <w:color w:val="auto"/>
-          <w:u w:val="none"/>
-          <w:lang w:val="en-US"/>
-        </w:rPr>
-      </w:pPr>
-      <w:r>
-        <w:rPr>
-          <w:rStyle w:val="Hyperlink"/>
-          <w:color w:val="auto"/>
-          <w:u w:val="none"/>
-          <w:lang w:val="en-US"/>
-        </w:rPr>
-        <w:t>16 đến 17.83 giờ, vật lí 1 bài tập, tòa H1, phòng 101</w:t>
-      </w:r>
-    </w:p>
-    <w:p>
-      <w:pPr>
-        <w:pStyle w:val="ListParagraph"/>
-        <w:numPr>
-          <w:ilvl w:val="0"/>
-          <w:numId w:val="4"/>
-        </w:numPr>
-        <w:rPr>
-          <w:lang w:val="en-US"/>
-        </w:rPr>
-      </w:pPr>
-      <w:r>
-        <w:rPr>
-          <w:lang w:val="en-US"/>
-        </w:rPr>
-        <w:t>7</w:t>
-      </w:r>
-      <w:r>
-        <w:rPr>
-          <w:lang w:val="en-US"/>
-        </w:rPr>
-        <w:t>/10/2023?</w:t>
-      </w:r>
-    </w:p>
-    <w:p>
-      <w:pPr>
-        <w:pStyle w:val="ListParagraph"/>
-        <w:numPr>
-          <w:ilvl w:val="0"/>
-          <w:numId w:val="2"/>
-        </w:numPr>
-        <w:rPr>
-          <w:lang w:val="en-US"/>
-        </w:rPr>
-      </w:pPr>
-      <w:r>
-        <w:rPr>
-          <w:lang w:val="en-US"/>
-        </w:rPr>
-        <w:t>10 giờ, tòa H6, phòng 703</w:t>
-      </w:r>
-    </w:p>
-    <w:p>
-      <w:pPr>
-        <w:pStyle w:val="ListParagraph"/>
-        <w:numPr>
-          <w:ilvl w:val="0"/>
-          <w:numId w:val="4"/>
-        </w:numPr>
-        <w:rPr>
-          <w:lang w:val="en-US"/>
-        </w:rPr>
-      </w:pPr>
-      <w:r>
-        <w:rPr>
-          <w:lang w:val="en-US"/>
-        </w:rPr>
-        <w:t>16/10/2023?</w:t>
-      </w:r>
-    </w:p>
-    <w:p>
-      <w:pPr>
-        <w:pStyle w:val="ListParagraph"/>
-        <w:numPr>
-          <w:ilvl w:val="0"/>
-          <w:numId w:val="2"/>
-        </w:numPr>
-        <w:rPr>
-          <w:lang w:val="en-US"/>
-        </w:rPr>
-      </w:pPr>
-      <w:r>
-        <w:rPr>
-          <w:lang w:val="en-US"/>
-        </w:rPr>
-        <w:t>Học thể dục</w:t>
-      </w:r>
-    </w:p>
-    <w:p>
-      <w:pPr>
-        <w:pStyle w:val="ListParagraph"/>
-        <w:numPr>
-          <w:ilvl w:val="0"/>
-          <w:numId w:val="4"/>
-        </w:numPr>
-        <w:rPr>
-          <w:lang w:val="en-US"/>
-        </w:rPr>
-      </w:pPr>
-      <w:r>
-        <w:rPr>
-          <w:lang w:val="en-US"/>
-        </w:rPr>
-        <w:t>29/10/2023?</w:t>
-      </w:r>
-    </w:p>
-    <w:p>
-      <w:pPr>
-        <w:pStyle w:val="ListParagraph"/>
-        <w:numPr>
-          <w:ilvl w:val="0"/>
-          <w:numId w:val="2"/>
-        </w:numPr>
-        <w:rPr>
-          <w:lang w:val="en-US"/>
-        </w:rPr>
-      </w:pPr>
-      <w:r>
-        <w:rPr>
-          <w:lang w:val="en-US"/>
-        </w:rPr>
-        <w:t>Đóng tiền xe tháng</w:t>
-      </w:r>
-    </w:p>
-    <w:p>
-      <w:pPr>
-        <w:pStyle w:val="ListParagraph"/>
-        <w:numPr>
-          <w:ilvl w:val="0"/>
-          <w:numId w:val="4"/>
-        </w:numPr>
-        <w:rPr>
-          <w:lang w:val="en-US"/>
-        </w:rPr>
-      </w:pPr>
-      <w:r>
-        <w:rPr>
-          <w:lang w:val="en-US"/>
-        </w:rPr>
-        <w:t>29/11/2023?</w:t>
-      </w:r>
-    </w:p>
-    <w:p>
-      <w:pPr>
-        <w:pStyle w:val="ListParagraph"/>
-        <w:numPr>
-          <w:ilvl w:val="0"/>
-          <w:numId w:val="2"/>
-        </w:numPr>
-        <w:rPr>
-          <w:lang w:val="en-US"/>
-        </w:rPr>
-      </w:pPr>
-      <w:r>
-        <w:rPr>
-          <w:lang w:val="en-US"/>
-        </w:rPr>
-        <w:t>Mua thẻ mạng</w:t>
-      </w:r>
-    </w:p>
-    <w:p>
-      <w:pPr>
-        <w:pStyle w:val="ListParagraph"/>
-        <w:numPr>
-          <w:ilvl w:val="0"/>
-          <w:numId w:val="4"/>
-        </w:numPr>
-        <w:rPr>
-          <w:lang w:val="en-US"/>
-        </w:rPr>
-      </w:pPr>
-      <w:r>
-        <w:rPr>
-          <w:lang w:val="en-US"/>
-        </w:rPr>
         <w:t>Cuối Năm 1?</w:t>
       </w:r>
     </w:p>
@@ -4384,6 +4460,7 @@
         <w:rPr>
           <w:lang w:val="en-US"/>
         </w:rPr>
+        <w:lastRenderedPageBreak/>
         <w:t>Nhiệm vụ 1: tham dự hội thảo học thuật</w:t>
       </w:r>
     </w:p>
@@ -4397,7 +4474,6 @@
         <w:rPr>
           <w:lang w:val="en-US"/>
         </w:rPr>
-        <w:lastRenderedPageBreak/>
         <w:t>Nhiệm vụ 2: ĐTB học kỳ &gt;= 8</w:t>
       </w:r>
     </w:p>

--- a/hcmut.docx
+++ b/hcmut.docx
@@ -2450,7 +2450,25 @@
           <w:u w:val="none"/>
           <w:lang w:val="en-US"/>
         </w:rPr>
-        <w:t>Giải tích 1 (Đào Huy Cường)</w:t>
+        <w:t>Giải tích 1 (Đào Huy Cường</w:t>
+      </w:r>
+      <w:r>
+        <w:rPr>
+          <w:rStyle w:val="Hyperlink"/>
+          <w:color w:val="auto"/>
+          <w:u w:val="none"/>
+          <w:lang w:val="en-US"/>
+        </w:rPr>
+        <w:t>, 009945@tmp.hcmut.edu.vn</w:t>
+      </w:r>
+      <w:r>
+        <w:rPr>
+          <w:rStyle w:val="Hyperlink"/>
+          <w:color w:val="auto"/>
+          <w:u w:val="none"/>
+          <w:lang w:val="en-US"/>
+        </w:rPr>
+        <w:t>)</w:t>
       </w:r>
     </w:p>
     <w:p>
@@ -3399,6 +3417,30 @@
           <w:u w:val="none"/>
           <w:lang w:val="en-US"/>
         </w:rPr>
+        <w:t>7 đến 8 giờ, đi đổ xăng, bơm xe, Up Race</w:t>
+      </w:r>
+    </w:p>
+    <w:p>
+      <w:pPr>
+        <w:pStyle w:val="ListParagraph"/>
+        <w:numPr>
+          <w:ilvl w:val="0"/>
+          <w:numId w:val="2"/>
+        </w:numPr>
+        <w:rPr>
+          <w:rStyle w:val="Hyperlink"/>
+          <w:color w:val="auto"/>
+          <w:u w:val="none"/>
+          <w:lang w:val="en-US"/>
+        </w:rPr>
+      </w:pPr>
+      <w:r>
+        <w:rPr>
+          <w:rStyle w:val="Hyperlink"/>
+          <w:color w:val="auto"/>
+          <w:u w:val="none"/>
+          <w:lang w:val="en-US"/>
+        </w:rPr>
         <w:t>16 đến 17.83 giờ, sinh hoạt, tòa H6, phòng 110</w:t>
       </w:r>
     </w:p>
@@ -3723,6 +3765,7 @@
         <w:rPr>
           <w:lang w:val="en-US"/>
         </w:rPr>
+        <w:lastRenderedPageBreak/>
         <w:t>Mua thẻ mạng</w:t>
       </w:r>
     </w:p>
@@ -3741,7 +3784,6 @@
         <w:rPr>
           <w:lang w:val="en-US"/>
         </w:rPr>
-        <w:lastRenderedPageBreak/>
         <w:t>Cuối Năm 1?</w:t>
       </w:r>
     </w:p>
@@ -4460,7 +4502,6 @@
         <w:rPr>
           <w:lang w:val="en-US"/>
         </w:rPr>
-        <w:lastRenderedPageBreak/>
         <w:t>Nhiệm vụ 1: tham dự hội thảo học thuật</w:t>
       </w:r>
     </w:p>

--- a/hcmut.docx
+++ b/hcmut.docx
@@ -2321,6 +2321,102 @@
     </w:p>
     <w:p>
       <w:pPr>
+        <w:pStyle w:val="ListParagraph"/>
+        <w:numPr>
+          <w:ilvl w:val="0"/>
+          <w:numId w:val="10"/>
+        </w:numPr>
+        <w:rPr>
+          <w:rStyle w:val="Hyperlink"/>
+          <w:color w:val="auto"/>
+          <w:u w:val="none"/>
+          <w:lang w:val="en-US"/>
+        </w:rPr>
+      </w:pPr>
+      <w:r>
+        <w:rPr>
+          <w:rStyle w:val="Hyperlink"/>
+          <w:color w:val="auto"/>
+          <w:u w:val="none"/>
+          <w:lang w:val="en-US"/>
+        </w:rPr>
+        <w:t>Mẹo quanh đáp án?</w:t>
+      </w:r>
+    </w:p>
+    <w:p>
+      <w:pPr>
+        <w:pStyle w:val="ListParagraph"/>
+        <w:numPr>
+          <w:ilvl w:val="0"/>
+          <w:numId w:val="2"/>
+        </w:numPr>
+        <w:rPr>
+          <w:rStyle w:val="Hyperlink"/>
+          <w:color w:val="auto"/>
+          <w:u w:val="none"/>
+          <w:lang w:val="en-US"/>
+        </w:rPr>
+      </w:pPr>
+      <w:r>
+        <w:rPr>
+          <w:rStyle w:val="Hyperlink"/>
+          <w:color w:val="auto"/>
+          <w:u w:val="none"/>
+          <w:lang w:val="en-US"/>
+        </w:rPr>
+        <w:t>Đề bảo chọn đáp án đúng, chọn cả 3 đều đúng</w:t>
+      </w:r>
+    </w:p>
+    <w:p>
+      <w:pPr>
+        <w:pStyle w:val="ListParagraph"/>
+        <w:numPr>
+          <w:ilvl w:val="0"/>
+          <w:numId w:val="2"/>
+        </w:numPr>
+        <w:rPr>
+          <w:rStyle w:val="Hyperlink"/>
+          <w:color w:val="auto"/>
+          <w:u w:val="none"/>
+          <w:lang w:val="en-US"/>
+        </w:rPr>
+      </w:pPr>
+      <w:r>
+        <w:rPr>
+          <w:rStyle w:val="Hyperlink"/>
+          <w:color w:val="auto"/>
+          <w:u w:val="none"/>
+          <w:lang w:val="en-US"/>
+        </w:rPr>
+        <w:t>Đề bảo chọn đáp án sai, không chọn cả 3 đều sai</w:t>
+      </w:r>
+    </w:p>
+    <w:p>
+      <w:pPr>
+        <w:pStyle w:val="ListParagraph"/>
+        <w:numPr>
+          <w:ilvl w:val="0"/>
+          <w:numId w:val="2"/>
+        </w:numPr>
+        <w:rPr>
+          <w:rStyle w:val="Hyperlink"/>
+          <w:color w:val="auto"/>
+          <w:u w:val="none"/>
+          <w:lang w:val="en-US"/>
+        </w:rPr>
+      </w:pPr>
+      <w:r>
+        <w:rPr>
+          <w:rStyle w:val="Hyperlink"/>
+          <w:color w:val="auto"/>
+          <w:u w:val="none"/>
+          <w:lang w:val="en-US"/>
+        </w:rPr>
+        <w:t>Không khoanh không thể xác định</w:t>
+      </w:r>
+    </w:p>
+    <w:p>
+      <w:pPr>
         <w:rPr>
           <w:rStyle w:val="Hyperlink"/>
           <w:color w:val="auto"/>
@@ -2426,6 +2522,7 @@
           <w:u w:val="none"/>
           <w:lang w:val="en-US"/>
         </w:rPr>
+        <w:lastRenderedPageBreak/>
         <w:t>Vật lí 1 (Lý Anh Tú)</w:t>
       </w:r>
     </w:p>
@@ -2567,7 +2664,6 @@
           <w:u w:val="none"/>
           <w:lang w:val="en-US"/>
         </w:rPr>
-        <w:lastRenderedPageBreak/>
         <w:t>Thể dục</w:t>
       </w:r>
     </w:p>
@@ -3693,6 +3789,7 @@
         <w:rPr>
           <w:lang w:val="en-US"/>
         </w:rPr>
+        <w:lastRenderedPageBreak/>
         <w:t>Học thể dục</w:t>
       </w:r>
     </w:p>
@@ -3765,687 +3862,687 @@
         <w:rPr>
           <w:lang w:val="en-US"/>
         </w:rPr>
+        <w:t>Mua thẻ mạng</w:t>
+      </w:r>
+    </w:p>
+    <w:p>
+      <w:pPr>
+        <w:pStyle w:val="ListParagraph"/>
+        <w:numPr>
+          <w:ilvl w:val="0"/>
+          <w:numId w:val="4"/>
+        </w:numPr>
+        <w:rPr>
+          <w:lang w:val="en-US"/>
+        </w:rPr>
+      </w:pPr>
+      <w:r>
+        <w:rPr>
+          <w:lang w:val="en-US"/>
+        </w:rPr>
+        <w:t>Cuối Năm 1?</w:t>
+      </w:r>
+    </w:p>
+    <w:p>
+      <w:pPr>
+        <w:pStyle w:val="ListParagraph"/>
+        <w:numPr>
+          <w:ilvl w:val="0"/>
+          <w:numId w:val="2"/>
+        </w:numPr>
+        <w:rPr>
+          <w:lang w:val="en-US"/>
+        </w:rPr>
+      </w:pPr>
+      <w:r>
+        <w:rPr>
+          <w:lang w:val="en-US"/>
+        </w:rPr>
+        <w:t>Nộp MOS</w:t>
+      </w:r>
+    </w:p>
+    <w:p>
+      <w:pPr>
+        <w:rPr>
+          <w:lang w:val="en-US"/>
+        </w:rPr>
+      </w:pPr>
+    </w:p>
+    <w:p>
+      <w:pPr>
+        <w:rPr>
+          <w:lang w:val="en-US"/>
+        </w:rPr>
+      </w:pPr>
+      <w:r>
+        <w:rPr>
+          <w:lang w:val="en-US"/>
+        </w:rPr>
+        <w:t>Task – Nhiệm Vụ:</w:t>
+      </w:r>
+    </w:p>
+    <w:p>
+      <w:pPr>
+        <w:pStyle w:val="ListParagraph"/>
+        <w:numPr>
+          <w:ilvl w:val="0"/>
+          <w:numId w:val="7"/>
+        </w:numPr>
+        <w:rPr>
+          <w:lang w:val="en-US"/>
+        </w:rPr>
+      </w:pPr>
+      <w:r>
+        <w:rPr>
+          <w:lang w:val="en-US"/>
+        </w:rPr>
+        <w:t>Quy Đổi Điểm?</w:t>
+      </w:r>
+    </w:p>
+    <w:p>
+      <w:pPr>
+        <w:pStyle w:val="ListParagraph"/>
+        <w:numPr>
+          <w:ilvl w:val="0"/>
+          <w:numId w:val="2"/>
+        </w:numPr>
+        <w:rPr>
+          <w:lang w:val="en-US"/>
+        </w:rPr>
+      </w:pPr>
+      <w:r>
+        <w:rPr>
+          <w:lang w:val="en-US"/>
+        </w:rPr>
+        <w:t>Từ thang 10 sang chữ</w:t>
+      </w:r>
+    </w:p>
+    <w:p>
+      <w:pPr>
+        <w:pStyle w:val="ListParagraph"/>
+        <w:numPr>
+          <w:ilvl w:val="0"/>
+          <w:numId w:val="2"/>
+        </w:numPr>
+        <w:rPr>
+          <w:lang w:val="en-US"/>
+        </w:rPr>
+      </w:pPr>
+      <w:r>
+        <w:rPr>
+          <w:lang w:val="en-US"/>
+        </w:rPr>
+        <w:t>F = 4 trở xuống</w:t>
+      </w:r>
+    </w:p>
+    <w:p>
+      <w:pPr>
+        <w:pStyle w:val="ListParagraph"/>
+        <w:numPr>
+          <w:ilvl w:val="0"/>
+          <w:numId w:val="2"/>
+        </w:numPr>
+        <w:rPr>
+          <w:lang w:val="en-US"/>
+        </w:rPr>
+      </w:pPr>
+      <w:r>
+        <w:rPr>
+          <w:lang w:val="en-US"/>
+        </w:rPr>
+        <w:t>D = 4 đến 5</w:t>
+      </w:r>
+    </w:p>
+    <w:p>
+      <w:pPr>
+        <w:pStyle w:val="ListParagraph"/>
+        <w:numPr>
+          <w:ilvl w:val="0"/>
+          <w:numId w:val="2"/>
+        </w:numPr>
+        <w:rPr>
+          <w:lang w:val="en-US"/>
+        </w:rPr>
+      </w:pPr>
+      <w:r>
+        <w:rPr>
+          <w:lang w:val="en-US"/>
+        </w:rPr>
+        <w:t>D+ = 5 đến 5.5</w:t>
+      </w:r>
+    </w:p>
+    <w:p>
+      <w:pPr>
+        <w:pStyle w:val="ListParagraph"/>
+        <w:numPr>
+          <w:ilvl w:val="0"/>
+          <w:numId w:val="2"/>
+        </w:numPr>
+        <w:rPr>
+          <w:lang w:val="en-US"/>
+        </w:rPr>
+      </w:pPr>
+      <w:r>
+        <w:rPr>
+          <w:lang w:val="en-US"/>
+        </w:rPr>
+        <w:t>Mỗi chữ cái không có “+” thì tăng 1</w:t>
+      </w:r>
+    </w:p>
+    <w:p>
+      <w:pPr>
+        <w:pStyle w:val="ListParagraph"/>
+        <w:numPr>
+          <w:ilvl w:val="0"/>
+          <w:numId w:val="2"/>
+        </w:numPr>
+        <w:rPr>
+          <w:lang w:val="en-US"/>
+        </w:rPr>
+      </w:pPr>
+      <w:r>
+        <w:rPr>
+          <w:lang w:val="en-US"/>
+        </w:rPr>
+        <w:t xml:space="preserve">Mỗi chữ cái có “+” thì </w:t>
+      </w:r>
+      <w:r>
+        <w:rPr>
+          <w:lang w:val="en-US"/>
+        </w:rPr>
+        <w:t>tăng</w:t>
+      </w:r>
+      <w:r>
+        <w:rPr>
+          <w:lang w:val="en-US"/>
+        </w:rPr>
+        <w:t xml:space="preserve"> 0.5</w:t>
+      </w:r>
+    </w:p>
+    <w:p>
+      <w:pPr>
+        <w:pStyle w:val="ListParagraph"/>
+        <w:numPr>
+          <w:ilvl w:val="0"/>
+          <w:numId w:val="2"/>
+        </w:numPr>
+        <w:rPr>
+          <w:lang w:val="en-US"/>
+        </w:rPr>
+      </w:pPr>
+      <w:r>
+        <w:rPr>
+          <w:lang w:val="en-US"/>
+        </w:rPr>
+        <w:t>Từ chữ sang thang 4</w:t>
+      </w:r>
+    </w:p>
+    <w:p>
+      <w:pPr>
+        <w:pStyle w:val="ListParagraph"/>
+        <w:numPr>
+          <w:ilvl w:val="0"/>
+          <w:numId w:val="2"/>
+        </w:numPr>
+        <w:rPr>
+          <w:lang w:val="en-US"/>
+        </w:rPr>
+      </w:pPr>
+      <w:r>
+        <w:rPr>
+          <w:lang w:val="en-US"/>
+        </w:rPr>
+        <w:t>F = 0</w:t>
+      </w:r>
+    </w:p>
+    <w:p>
+      <w:pPr>
+        <w:pStyle w:val="ListParagraph"/>
+        <w:numPr>
+          <w:ilvl w:val="0"/>
+          <w:numId w:val="2"/>
+        </w:numPr>
+        <w:rPr>
+          <w:lang w:val="en-US"/>
+        </w:rPr>
+      </w:pPr>
+      <w:r>
+        <w:rPr>
+          <w:lang w:val="en-US"/>
+        </w:rPr>
+        <w:t>D = 1</w:t>
+      </w:r>
+    </w:p>
+    <w:p>
+      <w:pPr>
+        <w:pStyle w:val="ListParagraph"/>
+        <w:numPr>
+          <w:ilvl w:val="0"/>
+          <w:numId w:val="2"/>
+        </w:numPr>
+        <w:rPr>
+          <w:lang w:val="en-US"/>
+        </w:rPr>
+      </w:pPr>
+      <w:r>
+        <w:rPr>
+          <w:lang w:val="en-US"/>
+        </w:rPr>
+        <w:t>D+ = 1.5</w:t>
+      </w:r>
+    </w:p>
+    <w:p>
+      <w:pPr>
+        <w:pStyle w:val="ListParagraph"/>
+        <w:numPr>
+          <w:ilvl w:val="0"/>
+          <w:numId w:val="2"/>
+        </w:numPr>
+        <w:rPr>
+          <w:lang w:val="en-US"/>
+        </w:rPr>
+      </w:pPr>
+      <w:r>
+        <w:rPr>
+          <w:lang w:val="en-US"/>
+        </w:rPr>
+        <w:t>Mỗi chữ tiếp theo + 0.5, tối đa = 4</w:t>
+      </w:r>
+    </w:p>
+    <w:p>
+      <w:pPr>
+        <w:pStyle w:val="ListParagraph"/>
+        <w:numPr>
+          <w:ilvl w:val="0"/>
+          <w:numId w:val="2"/>
+        </w:numPr>
+        <w:rPr>
+          <w:lang w:val="en-US"/>
+        </w:rPr>
+      </w:pPr>
+      <w:r>
+        <w:rPr>
+          <w:lang w:val="en-US"/>
+        </w:rPr>
+        <w:t>Điểm trung bình 1 học kì</w:t>
+      </w:r>
+    </w:p>
+    <w:p>
+      <w:pPr>
+        <w:pStyle w:val="ListParagraph"/>
+        <w:numPr>
+          <w:ilvl w:val="0"/>
+          <w:numId w:val="2"/>
+        </w:numPr>
+        <w:rPr>
+          <w:lang w:val="en-US"/>
+        </w:rPr>
+      </w:pPr>
+      <w:r>
+        <w:rPr>
+          <w:lang w:val="en-US"/>
+        </w:rPr>
+        <w:t>Ví dụ bạn học vật lí 1 với 4 tín chỉ, giải tích 1 với 3 tín chỉ 1 học kì, đạt 8.3 điểm vật lí, 5.1 điểm giải tích, thì quy đổi chúng sang thang chữ rồi sang thang 4, được 3.5 và 1.5</w:t>
+      </w:r>
+      <w:r>
+        <w:rPr>
+          <w:lang w:val="en-US"/>
+        </w:rPr>
+        <w:t>, thì tính trung bình có trọng số là số tín chỉ tương ứng, = ((3.5 * 4) + (1.5 * 3)) / (4 + 3) = 2.6</w:t>
+      </w:r>
+    </w:p>
+    <w:p>
+      <w:pPr>
+        <w:pStyle w:val="ListParagraph"/>
+        <w:numPr>
+          <w:ilvl w:val="0"/>
+          <w:numId w:val="2"/>
+        </w:numPr>
+        <w:rPr>
+          <w:lang w:val="en-US"/>
+        </w:rPr>
+      </w:pPr>
+      <w:r>
+        <w:rPr>
+          <w:lang w:val="en-US"/>
+        </w:rPr>
+        <w:t>Dựa vào điểm trung bình để xếp loại học lực</w:t>
+      </w:r>
+    </w:p>
+    <w:p>
+      <w:pPr>
+        <w:pStyle w:val="ListParagraph"/>
+        <w:numPr>
+          <w:ilvl w:val="0"/>
+          <w:numId w:val="2"/>
+        </w:numPr>
+        <w:rPr>
+          <w:lang w:val="en-US"/>
+        </w:rPr>
+      </w:pPr>
+      <w:r>
+        <w:rPr>
+          <w:lang w:val="en-US"/>
+        </w:rPr>
+        <w:t>Kém = 1 trở xuống</w:t>
+      </w:r>
+    </w:p>
+    <w:p>
+      <w:pPr>
+        <w:pStyle w:val="ListParagraph"/>
+        <w:numPr>
+          <w:ilvl w:val="0"/>
+          <w:numId w:val="2"/>
+        </w:numPr>
+        <w:rPr>
+          <w:lang w:val="en-US"/>
+        </w:rPr>
+      </w:pPr>
+      <w:r>
+        <w:rPr>
+          <w:lang w:val="en-US"/>
+        </w:rPr>
+        <w:t>Yếu = 1 đến 2</w:t>
+      </w:r>
+    </w:p>
+    <w:p>
+      <w:pPr>
+        <w:pStyle w:val="ListParagraph"/>
+        <w:numPr>
+          <w:ilvl w:val="0"/>
+          <w:numId w:val="2"/>
+        </w:numPr>
+        <w:rPr>
+          <w:lang w:val="en-US"/>
+        </w:rPr>
+      </w:pPr>
+      <w:r>
+        <w:rPr>
+          <w:lang w:val="en-US"/>
+        </w:rPr>
+        <w:t>TB = 2 đến 2.5</w:t>
+      </w:r>
+    </w:p>
+    <w:p>
+      <w:pPr>
+        <w:pStyle w:val="ListParagraph"/>
+        <w:numPr>
+          <w:ilvl w:val="0"/>
+          <w:numId w:val="2"/>
+        </w:numPr>
+        <w:rPr>
+          <w:lang w:val="en-US"/>
+        </w:rPr>
+      </w:pPr>
+      <w:r>
+        <w:rPr>
+          <w:lang w:val="en-US"/>
+        </w:rPr>
+        <w:t>Khá = 2.5 đến 3.2</w:t>
+      </w:r>
+    </w:p>
+    <w:p>
+      <w:pPr>
+        <w:pStyle w:val="ListParagraph"/>
+        <w:numPr>
+          <w:ilvl w:val="0"/>
+          <w:numId w:val="2"/>
+        </w:numPr>
+        <w:rPr>
+          <w:lang w:val="en-US"/>
+        </w:rPr>
+      </w:pPr>
+      <w:r>
+        <w:rPr>
+          <w:lang w:val="en-US"/>
+        </w:rPr>
+        <w:t>Giỏi = 3.2 đến 3.6</w:t>
+      </w:r>
+    </w:p>
+    <w:p>
+      <w:pPr>
+        <w:pStyle w:val="ListParagraph"/>
+        <w:numPr>
+          <w:ilvl w:val="0"/>
+          <w:numId w:val="2"/>
+        </w:numPr>
+        <w:rPr>
+          <w:lang w:val="en-US"/>
+        </w:rPr>
+      </w:pPr>
+      <w:r>
+        <w:rPr>
+          <w:lang w:val="en-US"/>
+        </w:rPr>
+        <w:t>Xuất sắc = 3.6 đến 4</w:t>
+      </w:r>
+    </w:p>
+    <w:p>
+      <w:pPr>
+        <w:pStyle w:val="ListParagraph"/>
+        <w:numPr>
+          <w:ilvl w:val="0"/>
+          <w:numId w:val="2"/>
+        </w:numPr>
+        <w:rPr>
+          <w:lang w:val="en-US"/>
+        </w:rPr>
+      </w:pPr>
+      <w:r>
+        <w:rPr>
+          <w:lang w:val="en-US"/>
+        </w:rPr>
+        <w:t>Điểm trung bình tích lũy = điểm trung bình từ khi nhập học tới giờ, không phải trong 1 học kì</w:t>
+      </w:r>
+    </w:p>
+    <w:p>
+      <w:pPr>
+        <w:pStyle w:val="ListParagraph"/>
+        <w:numPr>
+          <w:ilvl w:val="0"/>
+          <w:numId w:val="7"/>
+        </w:numPr>
+        <w:rPr>
+          <w:lang w:val="en-US"/>
+        </w:rPr>
+      </w:pPr>
+      <w:r>
+        <w:rPr>
+          <w:lang w:val="en-US"/>
+        </w:rPr>
+        <w:t>Tiến Trình Học?</w:t>
+      </w:r>
+    </w:p>
+    <w:p>
+      <w:pPr>
+        <w:pStyle w:val="ListParagraph"/>
+        <w:numPr>
+          <w:ilvl w:val="0"/>
+          <w:numId w:val="2"/>
+        </w:numPr>
+        <w:rPr>
+          <w:lang w:val="en-US"/>
+        </w:rPr>
+      </w:pPr>
+      <w:r>
+        <w:rPr>
+          <w:lang w:val="en-US"/>
+        </w:rPr>
+        <w:t>CO1005</w:t>
+      </w:r>
+    </w:p>
+    <w:p>
+      <w:pPr>
+        <w:pStyle w:val="ListParagraph"/>
+        <w:numPr>
+          <w:ilvl w:val="0"/>
+          <w:numId w:val="7"/>
+        </w:numPr>
+        <w:rPr>
+          <w:lang w:val="en-US"/>
+        </w:rPr>
+      </w:pPr>
+      <w:r>
+        <w:rPr>
+          <w:lang w:val="en-US"/>
+        </w:rPr>
+        <w:t>1 Học Kì?</w:t>
+      </w:r>
+    </w:p>
+    <w:p>
+      <w:pPr>
+        <w:pStyle w:val="ListParagraph"/>
+        <w:numPr>
+          <w:ilvl w:val="0"/>
+          <w:numId w:val="2"/>
+        </w:numPr>
+      </w:pPr>
+      <w:r>
+        <w:t>231 = năm 2023 học kì 1</w:t>
+      </w:r>
+    </w:p>
+    <w:p>
+      <w:pPr>
+        <w:pStyle w:val="ListParagraph"/>
+        <w:numPr>
+          <w:ilvl w:val="0"/>
+          <w:numId w:val="2"/>
+        </w:numPr>
+        <w:rPr>
+          <w:lang w:val="en-US"/>
+        </w:rPr>
+      </w:pPr>
+      <w:r>
+        <w:rPr>
+          <w:lang w:val="en-US"/>
+        </w:rPr>
+        <w:t>11 đến 25 tín chỉ</w:t>
+      </w:r>
+    </w:p>
+    <w:p>
+      <w:pPr>
+        <w:pStyle w:val="ListParagraph"/>
+        <w:numPr>
+          <w:ilvl w:val="0"/>
+          <w:numId w:val="2"/>
+        </w:numPr>
+        <w:rPr>
+          <w:lang w:val="en-US"/>
+        </w:rPr>
+      </w:pPr>
+      <w:r>
+        <w:rPr>
+          <w:lang w:val="en-US"/>
+        </w:rPr>
+        <w:t>Điểm trung bình 8.5</w:t>
+      </w:r>
+    </w:p>
+    <w:p>
+      <w:pPr>
+        <w:pStyle w:val="ListParagraph"/>
+        <w:numPr>
+          <w:ilvl w:val="0"/>
+          <w:numId w:val="2"/>
+        </w:numPr>
+        <w:rPr>
+          <w:lang w:val="en-US"/>
+        </w:rPr>
+      </w:pPr>
+      <w:r>
+        <w:rPr>
+          <w:lang w:val="en-US"/>
+        </w:rPr>
+        <w:t>3 ngày CTXH</w:t>
+      </w:r>
+    </w:p>
+    <w:p>
+      <w:pPr>
+        <w:pStyle w:val="ListParagraph"/>
+        <w:numPr>
+          <w:ilvl w:val="0"/>
+          <w:numId w:val="2"/>
+        </w:numPr>
+        <w:rPr>
+          <w:lang w:val="en-US"/>
+        </w:rPr>
+      </w:pPr>
+      <w:r>
+        <w:rPr>
+          <w:lang w:val="en-US"/>
+        </w:rPr>
+        <w:t>Điểm rèn luyện 85</w:t>
+      </w:r>
+    </w:p>
+    <w:p>
+      <w:pPr>
+        <w:pStyle w:val="ListParagraph"/>
+        <w:numPr>
+          <w:ilvl w:val="0"/>
+          <w:numId w:val="7"/>
+        </w:numPr>
+        <w:rPr>
+          <w:lang w:val="en-US"/>
+        </w:rPr>
+      </w:pPr>
+      <w:r>
+        <w:rPr>
+          <w:lang w:val="en-US"/>
+        </w:rPr>
+        <w:t>1 Năm?</w:t>
+      </w:r>
+    </w:p>
+    <w:p>
+      <w:pPr>
+        <w:pStyle w:val="ListParagraph"/>
+        <w:numPr>
+          <w:ilvl w:val="0"/>
+          <w:numId w:val="2"/>
+        </w:numPr>
+        <w:rPr>
+          <w:lang w:val="en-US"/>
+        </w:rPr>
+      </w:pPr>
+      <w:r>
+        <w:rPr>
+          <w:lang w:val="en-US"/>
+        </w:rPr>
+        <w:t>33 tín chỉ</w:t>
+      </w:r>
+    </w:p>
+    <w:p>
+      <w:pPr>
+        <w:pStyle w:val="ListParagraph"/>
+        <w:numPr>
+          <w:ilvl w:val="0"/>
+          <w:numId w:val="7"/>
+        </w:numPr>
+        <w:rPr>
+          <w:lang w:val="en-US"/>
+        </w:rPr>
+      </w:pPr>
+      <w:r>
+        <w:rPr>
+          <w:lang w:val="en-US"/>
+        </w:rPr>
+        <w:t>3 Năm Đầu?</w:t>
+      </w:r>
+    </w:p>
+    <w:p>
+      <w:pPr>
+        <w:pStyle w:val="ListParagraph"/>
+        <w:numPr>
+          <w:ilvl w:val="0"/>
+          <w:numId w:val="2"/>
+        </w:numPr>
+        <w:rPr>
+          <w:lang w:val="en-US"/>
+        </w:rPr>
+      </w:pPr>
+      <w:r>
+        <w:rPr>
+          <w:lang w:val="en-US"/>
+        </w:rPr>
         <w:lastRenderedPageBreak/>
-        <w:t>Mua thẻ mạng</w:t>
-      </w:r>
-    </w:p>
-    <w:p>
-      <w:pPr>
-        <w:pStyle w:val="ListParagraph"/>
-        <w:numPr>
-          <w:ilvl w:val="0"/>
-          <w:numId w:val="4"/>
-        </w:numPr>
-        <w:rPr>
-          <w:lang w:val="en-US"/>
-        </w:rPr>
-      </w:pPr>
-      <w:r>
-        <w:rPr>
-          <w:lang w:val="en-US"/>
-        </w:rPr>
-        <w:t>Cuối Năm 1?</w:t>
-      </w:r>
-    </w:p>
-    <w:p>
-      <w:pPr>
-        <w:pStyle w:val="ListParagraph"/>
-        <w:numPr>
-          <w:ilvl w:val="0"/>
-          <w:numId w:val="2"/>
-        </w:numPr>
-        <w:rPr>
-          <w:lang w:val="en-US"/>
-        </w:rPr>
-      </w:pPr>
-      <w:r>
-        <w:rPr>
-          <w:lang w:val="en-US"/>
-        </w:rPr>
-        <w:t>Nộp MOS</w:t>
-      </w:r>
-    </w:p>
-    <w:p>
-      <w:pPr>
-        <w:rPr>
-          <w:lang w:val="en-US"/>
-        </w:rPr>
-      </w:pPr>
-    </w:p>
-    <w:p>
-      <w:pPr>
-        <w:rPr>
-          <w:lang w:val="en-US"/>
-        </w:rPr>
-      </w:pPr>
-      <w:r>
-        <w:rPr>
-          <w:lang w:val="en-US"/>
-        </w:rPr>
-        <w:t>Task – Nhiệm Vụ:</w:t>
-      </w:r>
-    </w:p>
-    <w:p>
-      <w:pPr>
-        <w:pStyle w:val="ListParagraph"/>
-        <w:numPr>
-          <w:ilvl w:val="0"/>
-          <w:numId w:val="7"/>
-        </w:numPr>
-        <w:rPr>
-          <w:lang w:val="en-US"/>
-        </w:rPr>
-      </w:pPr>
-      <w:r>
-        <w:rPr>
-          <w:lang w:val="en-US"/>
-        </w:rPr>
-        <w:t>Quy Đổi Điểm?</w:t>
-      </w:r>
-    </w:p>
-    <w:p>
-      <w:pPr>
-        <w:pStyle w:val="ListParagraph"/>
-        <w:numPr>
-          <w:ilvl w:val="0"/>
-          <w:numId w:val="2"/>
-        </w:numPr>
-        <w:rPr>
-          <w:lang w:val="en-US"/>
-        </w:rPr>
-      </w:pPr>
-      <w:r>
-        <w:rPr>
-          <w:lang w:val="en-US"/>
-        </w:rPr>
-        <w:t>Từ thang 10 sang chữ</w:t>
-      </w:r>
-    </w:p>
-    <w:p>
-      <w:pPr>
-        <w:pStyle w:val="ListParagraph"/>
-        <w:numPr>
-          <w:ilvl w:val="0"/>
-          <w:numId w:val="2"/>
-        </w:numPr>
-        <w:rPr>
-          <w:lang w:val="en-US"/>
-        </w:rPr>
-      </w:pPr>
-      <w:r>
-        <w:rPr>
-          <w:lang w:val="en-US"/>
-        </w:rPr>
-        <w:t>F = 4 trở xuống</w:t>
-      </w:r>
-    </w:p>
-    <w:p>
-      <w:pPr>
-        <w:pStyle w:val="ListParagraph"/>
-        <w:numPr>
-          <w:ilvl w:val="0"/>
-          <w:numId w:val="2"/>
-        </w:numPr>
-        <w:rPr>
-          <w:lang w:val="en-US"/>
-        </w:rPr>
-      </w:pPr>
-      <w:r>
-        <w:rPr>
-          <w:lang w:val="en-US"/>
-        </w:rPr>
-        <w:t>D = 4 đến 5</w:t>
-      </w:r>
-    </w:p>
-    <w:p>
-      <w:pPr>
-        <w:pStyle w:val="ListParagraph"/>
-        <w:numPr>
-          <w:ilvl w:val="0"/>
-          <w:numId w:val="2"/>
-        </w:numPr>
-        <w:rPr>
-          <w:lang w:val="en-US"/>
-        </w:rPr>
-      </w:pPr>
-      <w:r>
-        <w:rPr>
-          <w:lang w:val="en-US"/>
-        </w:rPr>
-        <w:t>D+ = 5 đến 5.5</w:t>
-      </w:r>
-    </w:p>
-    <w:p>
-      <w:pPr>
-        <w:pStyle w:val="ListParagraph"/>
-        <w:numPr>
-          <w:ilvl w:val="0"/>
-          <w:numId w:val="2"/>
-        </w:numPr>
-        <w:rPr>
-          <w:lang w:val="en-US"/>
-        </w:rPr>
-      </w:pPr>
-      <w:r>
-        <w:rPr>
-          <w:lang w:val="en-US"/>
-        </w:rPr>
-        <w:t>Mỗi chữ cái không có “+” thì tăng 1</w:t>
-      </w:r>
-    </w:p>
-    <w:p>
-      <w:pPr>
-        <w:pStyle w:val="ListParagraph"/>
-        <w:numPr>
-          <w:ilvl w:val="0"/>
-          <w:numId w:val="2"/>
-        </w:numPr>
-        <w:rPr>
-          <w:lang w:val="en-US"/>
-        </w:rPr>
-      </w:pPr>
-      <w:r>
-        <w:rPr>
-          <w:lang w:val="en-US"/>
-        </w:rPr>
-        <w:t xml:space="preserve">Mỗi chữ cái có “+” thì </w:t>
-      </w:r>
-      <w:r>
-        <w:rPr>
-          <w:lang w:val="en-US"/>
-        </w:rPr>
-        <w:t>tăng</w:t>
-      </w:r>
-      <w:r>
-        <w:rPr>
-          <w:lang w:val="en-US"/>
-        </w:rPr>
-        <w:t xml:space="preserve"> 0.5</w:t>
-      </w:r>
-    </w:p>
-    <w:p>
-      <w:pPr>
-        <w:pStyle w:val="ListParagraph"/>
-        <w:numPr>
-          <w:ilvl w:val="0"/>
-          <w:numId w:val="2"/>
-        </w:numPr>
-        <w:rPr>
-          <w:lang w:val="en-US"/>
-        </w:rPr>
-      </w:pPr>
-      <w:r>
-        <w:rPr>
-          <w:lang w:val="en-US"/>
-        </w:rPr>
-        <w:t>Từ chữ sang thang 4</w:t>
-      </w:r>
-    </w:p>
-    <w:p>
-      <w:pPr>
-        <w:pStyle w:val="ListParagraph"/>
-        <w:numPr>
-          <w:ilvl w:val="0"/>
-          <w:numId w:val="2"/>
-        </w:numPr>
-        <w:rPr>
-          <w:lang w:val="en-US"/>
-        </w:rPr>
-      </w:pPr>
-      <w:r>
-        <w:rPr>
-          <w:lang w:val="en-US"/>
-        </w:rPr>
-        <w:t>F = 0</w:t>
-      </w:r>
-    </w:p>
-    <w:p>
-      <w:pPr>
-        <w:pStyle w:val="ListParagraph"/>
-        <w:numPr>
-          <w:ilvl w:val="0"/>
-          <w:numId w:val="2"/>
-        </w:numPr>
-        <w:rPr>
-          <w:lang w:val="en-US"/>
-        </w:rPr>
-      </w:pPr>
-      <w:r>
-        <w:rPr>
-          <w:lang w:val="en-US"/>
-        </w:rPr>
-        <w:t>D = 1</w:t>
-      </w:r>
-    </w:p>
-    <w:p>
-      <w:pPr>
-        <w:pStyle w:val="ListParagraph"/>
-        <w:numPr>
-          <w:ilvl w:val="0"/>
-          <w:numId w:val="2"/>
-        </w:numPr>
-        <w:rPr>
-          <w:lang w:val="en-US"/>
-        </w:rPr>
-      </w:pPr>
-      <w:r>
-        <w:rPr>
-          <w:lang w:val="en-US"/>
-        </w:rPr>
-        <w:t>D+ = 1.5</w:t>
-      </w:r>
-    </w:p>
-    <w:p>
-      <w:pPr>
-        <w:pStyle w:val="ListParagraph"/>
-        <w:numPr>
-          <w:ilvl w:val="0"/>
-          <w:numId w:val="2"/>
-        </w:numPr>
-        <w:rPr>
-          <w:lang w:val="en-US"/>
-        </w:rPr>
-      </w:pPr>
-      <w:r>
-        <w:rPr>
-          <w:lang w:val="en-US"/>
-        </w:rPr>
-        <w:t>Mỗi chữ tiếp theo + 0.5, tối đa = 4</w:t>
-      </w:r>
-    </w:p>
-    <w:p>
-      <w:pPr>
-        <w:pStyle w:val="ListParagraph"/>
-        <w:numPr>
-          <w:ilvl w:val="0"/>
-          <w:numId w:val="2"/>
-        </w:numPr>
-        <w:rPr>
-          <w:lang w:val="en-US"/>
-        </w:rPr>
-      </w:pPr>
-      <w:r>
-        <w:rPr>
-          <w:lang w:val="en-US"/>
-        </w:rPr>
-        <w:t>Điểm trung bình 1 học kì</w:t>
-      </w:r>
-    </w:p>
-    <w:p>
-      <w:pPr>
-        <w:pStyle w:val="ListParagraph"/>
-        <w:numPr>
-          <w:ilvl w:val="0"/>
-          <w:numId w:val="2"/>
-        </w:numPr>
-        <w:rPr>
-          <w:lang w:val="en-US"/>
-        </w:rPr>
-      </w:pPr>
-      <w:r>
-        <w:rPr>
-          <w:lang w:val="en-US"/>
-        </w:rPr>
-        <w:t>Ví dụ bạn học vật lí 1 với 4 tín chỉ, giải tích 1 với 3 tín chỉ 1 học kì, đạt 8.3 điểm vật lí, 5.1 điểm giải tích, thì quy đổi chúng sang thang chữ rồi sang thang 4, được 3.5 và 1.5</w:t>
-      </w:r>
-      <w:r>
-        <w:rPr>
-          <w:lang w:val="en-US"/>
-        </w:rPr>
-        <w:t>, thì tính trung bình có trọng số là số tín chỉ tương ứng, = ((3.5 * 4) + (1.5 * 3)) / (4 + 3) = 2.6</w:t>
-      </w:r>
-    </w:p>
-    <w:p>
-      <w:pPr>
-        <w:pStyle w:val="ListParagraph"/>
-        <w:numPr>
-          <w:ilvl w:val="0"/>
-          <w:numId w:val="2"/>
-        </w:numPr>
-        <w:rPr>
-          <w:lang w:val="en-US"/>
-        </w:rPr>
-      </w:pPr>
-      <w:r>
-        <w:rPr>
-          <w:lang w:val="en-US"/>
-        </w:rPr>
-        <w:t>Dựa vào điểm trung bình để xếp loại học lực</w:t>
-      </w:r>
-    </w:p>
-    <w:p>
-      <w:pPr>
-        <w:pStyle w:val="ListParagraph"/>
-        <w:numPr>
-          <w:ilvl w:val="0"/>
-          <w:numId w:val="2"/>
-        </w:numPr>
-        <w:rPr>
-          <w:lang w:val="en-US"/>
-        </w:rPr>
-      </w:pPr>
-      <w:r>
-        <w:rPr>
-          <w:lang w:val="en-US"/>
-        </w:rPr>
-        <w:t>Kém = 1 trở xuống</w:t>
-      </w:r>
-    </w:p>
-    <w:p>
-      <w:pPr>
-        <w:pStyle w:val="ListParagraph"/>
-        <w:numPr>
-          <w:ilvl w:val="0"/>
-          <w:numId w:val="2"/>
-        </w:numPr>
-        <w:rPr>
-          <w:lang w:val="en-US"/>
-        </w:rPr>
-      </w:pPr>
-      <w:r>
-        <w:rPr>
-          <w:lang w:val="en-US"/>
-        </w:rPr>
-        <w:t>Yếu = 1 đến 2</w:t>
-      </w:r>
-    </w:p>
-    <w:p>
-      <w:pPr>
-        <w:pStyle w:val="ListParagraph"/>
-        <w:numPr>
-          <w:ilvl w:val="0"/>
-          <w:numId w:val="2"/>
-        </w:numPr>
-        <w:rPr>
-          <w:lang w:val="en-US"/>
-        </w:rPr>
-      </w:pPr>
-      <w:r>
-        <w:rPr>
-          <w:lang w:val="en-US"/>
-        </w:rPr>
-        <w:t>TB = 2 đến 2.5</w:t>
-      </w:r>
-    </w:p>
-    <w:p>
-      <w:pPr>
-        <w:pStyle w:val="ListParagraph"/>
-        <w:numPr>
-          <w:ilvl w:val="0"/>
-          <w:numId w:val="2"/>
-        </w:numPr>
-        <w:rPr>
-          <w:lang w:val="en-US"/>
-        </w:rPr>
-      </w:pPr>
-      <w:r>
-        <w:rPr>
-          <w:lang w:val="en-US"/>
-        </w:rPr>
-        <w:t>Khá = 2.5 đến 3.2</w:t>
-      </w:r>
-    </w:p>
-    <w:p>
-      <w:pPr>
-        <w:pStyle w:val="ListParagraph"/>
-        <w:numPr>
-          <w:ilvl w:val="0"/>
-          <w:numId w:val="2"/>
-        </w:numPr>
-        <w:rPr>
-          <w:lang w:val="en-US"/>
-        </w:rPr>
-      </w:pPr>
-      <w:r>
-        <w:rPr>
-          <w:lang w:val="en-US"/>
-        </w:rPr>
-        <w:t>Giỏi = 3.2 đến 3.6</w:t>
-      </w:r>
-    </w:p>
-    <w:p>
-      <w:pPr>
-        <w:pStyle w:val="ListParagraph"/>
-        <w:numPr>
-          <w:ilvl w:val="0"/>
-          <w:numId w:val="2"/>
-        </w:numPr>
-        <w:rPr>
-          <w:lang w:val="en-US"/>
-        </w:rPr>
-      </w:pPr>
-      <w:r>
-        <w:rPr>
-          <w:lang w:val="en-US"/>
-        </w:rPr>
-        <w:t>Xuất sắc = 3.6 đến 4</w:t>
-      </w:r>
-    </w:p>
-    <w:p>
-      <w:pPr>
-        <w:pStyle w:val="ListParagraph"/>
-        <w:numPr>
-          <w:ilvl w:val="0"/>
-          <w:numId w:val="2"/>
-        </w:numPr>
-        <w:rPr>
-          <w:lang w:val="en-US"/>
-        </w:rPr>
-      </w:pPr>
-      <w:r>
-        <w:rPr>
-          <w:lang w:val="en-US"/>
-        </w:rPr>
-        <w:t>Điểm trung bình tích lũy = điểm trung bình từ khi nhập học tới giờ, không phải trong 1 học kì</w:t>
-      </w:r>
-    </w:p>
-    <w:p>
-      <w:pPr>
-        <w:pStyle w:val="ListParagraph"/>
-        <w:numPr>
-          <w:ilvl w:val="0"/>
-          <w:numId w:val="7"/>
-        </w:numPr>
-        <w:rPr>
-          <w:lang w:val="en-US"/>
-        </w:rPr>
-      </w:pPr>
-      <w:r>
-        <w:rPr>
-          <w:lang w:val="en-US"/>
-        </w:rPr>
-        <w:t>Tiến Trình Học?</w:t>
-      </w:r>
-    </w:p>
-    <w:p>
-      <w:pPr>
-        <w:pStyle w:val="ListParagraph"/>
-        <w:numPr>
-          <w:ilvl w:val="0"/>
-          <w:numId w:val="2"/>
-        </w:numPr>
-        <w:rPr>
-          <w:lang w:val="en-US"/>
-        </w:rPr>
-      </w:pPr>
-      <w:r>
-        <w:rPr>
-          <w:lang w:val="en-US"/>
-        </w:rPr>
-        <w:t>CO1005</w:t>
-      </w:r>
-    </w:p>
-    <w:p>
-      <w:pPr>
-        <w:pStyle w:val="ListParagraph"/>
-        <w:numPr>
-          <w:ilvl w:val="0"/>
-          <w:numId w:val="7"/>
-        </w:numPr>
-        <w:rPr>
-          <w:lang w:val="en-US"/>
-        </w:rPr>
-      </w:pPr>
-      <w:r>
-        <w:rPr>
-          <w:lang w:val="en-US"/>
-        </w:rPr>
-        <w:t>1 Học Kì?</w:t>
-      </w:r>
-    </w:p>
-    <w:p>
-      <w:pPr>
-        <w:pStyle w:val="ListParagraph"/>
-        <w:numPr>
-          <w:ilvl w:val="0"/>
-          <w:numId w:val="2"/>
-        </w:numPr>
-      </w:pPr>
-      <w:r>
-        <w:t>231 = năm 2023 học kì 1</w:t>
-      </w:r>
-    </w:p>
-    <w:p>
-      <w:pPr>
-        <w:pStyle w:val="ListParagraph"/>
-        <w:numPr>
-          <w:ilvl w:val="0"/>
-          <w:numId w:val="2"/>
-        </w:numPr>
-        <w:rPr>
-          <w:lang w:val="en-US"/>
-        </w:rPr>
-      </w:pPr>
-      <w:r>
-        <w:rPr>
-          <w:lang w:val="en-US"/>
-        </w:rPr>
-        <w:t>11 đến 25 tín chỉ</w:t>
-      </w:r>
-    </w:p>
-    <w:p>
-      <w:pPr>
-        <w:pStyle w:val="ListParagraph"/>
-        <w:numPr>
-          <w:ilvl w:val="0"/>
-          <w:numId w:val="2"/>
-        </w:numPr>
-        <w:rPr>
-          <w:lang w:val="en-US"/>
-        </w:rPr>
-      </w:pPr>
-      <w:r>
-        <w:rPr>
-          <w:lang w:val="en-US"/>
-        </w:rPr>
-        <w:t>Điểm trung bình 8.5</w:t>
-      </w:r>
-    </w:p>
-    <w:p>
-      <w:pPr>
-        <w:pStyle w:val="ListParagraph"/>
-        <w:numPr>
-          <w:ilvl w:val="0"/>
-          <w:numId w:val="2"/>
-        </w:numPr>
-        <w:rPr>
-          <w:lang w:val="en-US"/>
-        </w:rPr>
-      </w:pPr>
-      <w:r>
-        <w:rPr>
-          <w:lang w:val="en-US"/>
-        </w:rPr>
-        <w:t>3 ngày CTXH</w:t>
-      </w:r>
-    </w:p>
-    <w:p>
-      <w:pPr>
-        <w:pStyle w:val="ListParagraph"/>
-        <w:numPr>
-          <w:ilvl w:val="0"/>
-          <w:numId w:val="2"/>
-        </w:numPr>
-        <w:rPr>
-          <w:lang w:val="en-US"/>
-        </w:rPr>
-      </w:pPr>
-      <w:r>
-        <w:rPr>
-          <w:lang w:val="en-US"/>
-        </w:rPr>
-        <w:t>Điểm rèn luyện 85</w:t>
-      </w:r>
-    </w:p>
-    <w:p>
-      <w:pPr>
-        <w:pStyle w:val="ListParagraph"/>
-        <w:numPr>
-          <w:ilvl w:val="0"/>
-          <w:numId w:val="7"/>
-        </w:numPr>
-        <w:rPr>
-          <w:lang w:val="en-US"/>
-        </w:rPr>
-      </w:pPr>
-      <w:r>
-        <w:rPr>
-          <w:lang w:val="en-US"/>
-        </w:rPr>
-        <w:t>1 Năm?</w:t>
-      </w:r>
-    </w:p>
-    <w:p>
-      <w:pPr>
-        <w:pStyle w:val="ListParagraph"/>
-        <w:numPr>
-          <w:ilvl w:val="0"/>
-          <w:numId w:val="2"/>
-        </w:numPr>
-        <w:rPr>
-          <w:lang w:val="en-US"/>
-        </w:rPr>
-      </w:pPr>
-      <w:r>
-        <w:rPr>
-          <w:lang w:val="en-US"/>
-        </w:rPr>
-        <w:t>33 tín chỉ</w:t>
-      </w:r>
-    </w:p>
-    <w:p>
-      <w:pPr>
-        <w:pStyle w:val="ListParagraph"/>
-        <w:numPr>
-          <w:ilvl w:val="0"/>
-          <w:numId w:val="7"/>
-        </w:numPr>
-        <w:rPr>
-          <w:lang w:val="en-US"/>
-        </w:rPr>
-      </w:pPr>
-      <w:r>
-        <w:rPr>
-          <w:lang w:val="en-US"/>
-        </w:rPr>
-        <w:t>3 Năm Đầu?</w:t>
-      </w:r>
-    </w:p>
-    <w:p>
-      <w:pPr>
-        <w:pStyle w:val="ListParagraph"/>
-        <w:numPr>
-          <w:ilvl w:val="0"/>
-          <w:numId w:val="2"/>
-        </w:numPr>
-        <w:rPr>
-          <w:lang w:val="en-US"/>
-        </w:rPr>
-      </w:pPr>
-      <w:r>
-        <w:rPr>
-          <w:lang w:val="en-US"/>
-        </w:rPr>
         <w:t>15 ngày CTXH</w:t>
       </w:r>
     </w:p>

--- a/hcmut.docx
+++ b/hcmut.docx
@@ -2016,6 +2016,30 @@
     </w:p>
     <w:p>
       <w:pPr>
+        <w:pStyle w:val="ListParagraph"/>
+        <w:numPr>
+          <w:ilvl w:val="0"/>
+          <w:numId w:val="2"/>
+        </w:numPr>
+        <w:rPr>
+          <w:rStyle w:val="Hyperlink"/>
+          <w:color w:val="auto"/>
+          <w:u w:val="none"/>
+          <w:lang w:val="en-US"/>
+        </w:rPr>
+      </w:pPr>
+      <w:r>
+        <w:rPr>
+          <w:rStyle w:val="Hyperlink"/>
+          <w:color w:val="auto"/>
+          <w:u w:val="none"/>
+          <w:lang w:val="en-US"/>
+        </w:rPr>
+        <w:t>Nếu có thằng khác đang lấy nước thì chờ nó lấy xong, lấy nước vòi bên phải</w:t>
+      </w:r>
+    </w:p>
+    <w:p>
+      <w:pPr>
         <w:rPr>
           <w:rStyle w:val="Hyperlink"/>
           <w:lang w:val="en-US"/>
@@ -2498,6 +2522,7 @@
           <w:u w:val="none"/>
           <w:lang w:val="en-US"/>
         </w:rPr>
+        <w:lastRenderedPageBreak/>
         <w:t>Các môn không có trong thời khóa biểu thì không đi</w:t>
       </w:r>
     </w:p>
@@ -2522,7 +2547,6 @@
           <w:u w:val="none"/>
           <w:lang w:val="en-US"/>
         </w:rPr>
-        <w:lastRenderedPageBreak/>
         <w:t>Vật lí 1 (Lý Anh Tú)</w:t>
       </w:r>
     </w:p>
@@ -3771,6 +3795,7 @@
         <w:rPr>
           <w:lang w:val="en-US"/>
         </w:rPr>
+        <w:lastRenderedPageBreak/>
         <w:t>16/10/2023?</w:t>
       </w:r>
     </w:p>
@@ -3789,741 +3814,741 @@
         <w:rPr>
           <w:lang w:val="en-US"/>
         </w:rPr>
+        <w:t>Học thể dục</w:t>
+      </w:r>
+    </w:p>
+    <w:p>
+      <w:pPr>
+        <w:pStyle w:val="ListParagraph"/>
+        <w:numPr>
+          <w:ilvl w:val="0"/>
+          <w:numId w:val="4"/>
+        </w:numPr>
+        <w:rPr>
+          <w:lang w:val="en-US"/>
+        </w:rPr>
+      </w:pPr>
+      <w:r>
+        <w:rPr>
+          <w:lang w:val="en-US"/>
+        </w:rPr>
+        <w:t>29/10/2023?</w:t>
+      </w:r>
+    </w:p>
+    <w:p>
+      <w:pPr>
+        <w:pStyle w:val="ListParagraph"/>
+        <w:numPr>
+          <w:ilvl w:val="0"/>
+          <w:numId w:val="2"/>
+        </w:numPr>
+        <w:rPr>
+          <w:lang w:val="en-US"/>
+        </w:rPr>
+      </w:pPr>
+      <w:r>
+        <w:rPr>
+          <w:lang w:val="en-US"/>
+        </w:rPr>
+        <w:t>Đóng tiền xe tháng</w:t>
+      </w:r>
+    </w:p>
+    <w:p>
+      <w:pPr>
+        <w:pStyle w:val="ListParagraph"/>
+        <w:numPr>
+          <w:ilvl w:val="0"/>
+          <w:numId w:val="4"/>
+        </w:numPr>
+        <w:rPr>
+          <w:lang w:val="en-US"/>
+        </w:rPr>
+      </w:pPr>
+      <w:r>
+        <w:rPr>
+          <w:lang w:val="en-US"/>
+        </w:rPr>
+        <w:t>29/11/2023?</w:t>
+      </w:r>
+    </w:p>
+    <w:p>
+      <w:pPr>
+        <w:pStyle w:val="ListParagraph"/>
+        <w:numPr>
+          <w:ilvl w:val="0"/>
+          <w:numId w:val="2"/>
+        </w:numPr>
+        <w:rPr>
+          <w:lang w:val="en-US"/>
+        </w:rPr>
+      </w:pPr>
+      <w:r>
+        <w:rPr>
+          <w:lang w:val="en-US"/>
+        </w:rPr>
+        <w:t>Mua thẻ mạng</w:t>
+      </w:r>
+    </w:p>
+    <w:p>
+      <w:pPr>
+        <w:pStyle w:val="ListParagraph"/>
+        <w:numPr>
+          <w:ilvl w:val="0"/>
+          <w:numId w:val="4"/>
+        </w:numPr>
+        <w:rPr>
+          <w:lang w:val="en-US"/>
+        </w:rPr>
+      </w:pPr>
+      <w:r>
+        <w:rPr>
+          <w:lang w:val="en-US"/>
+        </w:rPr>
+        <w:t>Cuối Năm 1?</w:t>
+      </w:r>
+    </w:p>
+    <w:p>
+      <w:pPr>
+        <w:pStyle w:val="ListParagraph"/>
+        <w:numPr>
+          <w:ilvl w:val="0"/>
+          <w:numId w:val="2"/>
+        </w:numPr>
+        <w:rPr>
+          <w:lang w:val="en-US"/>
+        </w:rPr>
+      </w:pPr>
+      <w:r>
+        <w:rPr>
+          <w:lang w:val="en-US"/>
+        </w:rPr>
+        <w:t>Nộp MOS</w:t>
+      </w:r>
+    </w:p>
+    <w:p>
+      <w:pPr>
+        <w:rPr>
+          <w:lang w:val="en-US"/>
+        </w:rPr>
+      </w:pPr>
+    </w:p>
+    <w:p>
+      <w:pPr>
+        <w:rPr>
+          <w:lang w:val="en-US"/>
+        </w:rPr>
+      </w:pPr>
+      <w:r>
+        <w:rPr>
+          <w:lang w:val="en-US"/>
+        </w:rPr>
+        <w:t>Task – Nhiệm Vụ:</w:t>
+      </w:r>
+    </w:p>
+    <w:p>
+      <w:pPr>
+        <w:pStyle w:val="ListParagraph"/>
+        <w:numPr>
+          <w:ilvl w:val="0"/>
+          <w:numId w:val="7"/>
+        </w:numPr>
+        <w:rPr>
+          <w:lang w:val="en-US"/>
+        </w:rPr>
+      </w:pPr>
+      <w:r>
+        <w:rPr>
+          <w:lang w:val="en-US"/>
+        </w:rPr>
+        <w:t>Quy Đổi Điểm?</w:t>
+      </w:r>
+    </w:p>
+    <w:p>
+      <w:pPr>
+        <w:pStyle w:val="ListParagraph"/>
+        <w:numPr>
+          <w:ilvl w:val="0"/>
+          <w:numId w:val="2"/>
+        </w:numPr>
+        <w:rPr>
+          <w:lang w:val="en-US"/>
+        </w:rPr>
+      </w:pPr>
+      <w:r>
+        <w:rPr>
+          <w:lang w:val="en-US"/>
+        </w:rPr>
+        <w:t>Từ thang 10 sang chữ</w:t>
+      </w:r>
+    </w:p>
+    <w:p>
+      <w:pPr>
+        <w:pStyle w:val="ListParagraph"/>
+        <w:numPr>
+          <w:ilvl w:val="0"/>
+          <w:numId w:val="2"/>
+        </w:numPr>
+        <w:rPr>
+          <w:lang w:val="en-US"/>
+        </w:rPr>
+      </w:pPr>
+      <w:r>
+        <w:rPr>
+          <w:lang w:val="en-US"/>
+        </w:rPr>
+        <w:t>F = 4 trở xuống</w:t>
+      </w:r>
+    </w:p>
+    <w:p>
+      <w:pPr>
+        <w:pStyle w:val="ListParagraph"/>
+        <w:numPr>
+          <w:ilvl w:val="0"/>
+          <w:numId w:val="2"/>
+        </w:numPr>
+        <w:rPr>
+          <w:lang w:val="en-US"/>
+        </w:rPr>
+      </w:pPr>
+      <w:r>
+        <w:rPr>
+          <w:lang w:val="en-US"/>
+        </w:rPr>
+        <w:t>D = 4 đến 5</w:t>
+      </w:r>
+    </w:p>
+    <w:p>
+      <w:pPr>
+        <w:pStyle w:val="ListParagraph"/>
+        <w:numPr>
+          <w:ilvl w:val="0"/>
+          <w:numId w:val="2"/>
+        </w:numPr>
+        <w:rPr>
+          <w:lang w:val="en-US"/>
+        </w:rPr>
+      </w:pPr>
+      <w:r>
+        <w:rPr>
+          <w:lang w:val="en-US"/>
+        </w:rPr>
+        <w:t>D+ = 5 đến 5.5</w:t>
+      </w:r>
+    </w:p>
+    <w:p>
+      <w:pPr>
+        <w:pStyle w:val="ListParagraph"/>
+        <w:numPr>
+          <w:ilvl w:val="0"/>
+          <w:numId w:val="2"/>
+        </w:numPr>
+        <w:rPr>
+          <w:lang w:val="en-US"/>
+        </w:rPr>
+      </w:pPr>
+      <w:r>
+        <w:rPr>
+          <w:lang w:val="en-US"/>
+        </w:rPr>
+        <w:t>Mỗi chữ cái không có “+” thì tăng 1</w:t>
+      </w:r>
+    </w:p>
+    <w:p>
+      <w:pPr>
+        <w:pStyle w:val="ListParagraph"/>
+        <w:numPr>
+          <w:ilvl w:val="0"/>
+          <w:numId w:val="2"/>
+        </w:numPr>
+        <w:rPr>
+          <w:lang w:val="en-US"/>
+        </w:rPr>
+      </w:pPr>
+      <w:r>
+        <w:rPr>
+          <w:lang w:val="en-US"/>
+        </w:rPr>
+        <w:t xml:space="preserve">Mỗi chữ cái có “+” thì </w:t>
+      </w:r>
+      <w:r>
+        <w:rPr>
+          <w:lang w:val="en-US"/>
+        </w:rPr>
+        <w:t>tăng</w:t>
+      </w:r>
+      <w:r>
+        <w:rPr>
+          <w:lang w:val="en-US"/>
+        </w:rPr>
+        <w:t xml:space="preserve"> 0.5</w:t>
+      </w:r>
+    </w:p>
+    <w:p>
+      <w:pPr>
+        <w:pStyle w:val="ListParagraph"/>
+        <w:numPr>
+          <w:ilvl w:val="0"/>
+          <w:numId w:val="2"/>
+        </w:numPr>
+        <w:rPr>
+          <w:lang w:val="en-US"/>
+        </w:rPr>
+      </w:pPr>
+      <w:r>
+        <w:rPr>
+          <w:lang w:val="en-US"/>
+        </w:rPr>
+        <w:t>Từ chữ sang thang 4</w:t>
+      </w:r>
+    </w:p>
+    <w:p>
+      <w:pPr>
+        <w:pStyle w:val="ListParagraph"/>
+        <w:numPr>
+          <w:ilvl w:val="0"/>
+          <w:numId w:val="2"/>
+        </w:numPr>
+        <w:rPr>
+          <w:lang w:val="en-US"/>
+        </w:rPr>
+      </w:pPr>
+      <w:r>
+        <w:rPr>
+          <w:lang w:val="en-US"/>
+        </w:rPr>
+        <w:t>F = 0</w:t>
+      </w:r>
+    </w:p>
+    <w:p>
+      <w:pPr>
+        <w:pStyle w:val="ListParagraph"/>
+        <w:numPr>
+          <w:ilvl w:val="0"/>
+          <w:numId w:val="2"/>
+        </w:numPr>
+        <w:rPr>
+          <w:lang w:val="en-US"/>
+        </w:rPr>
+      </w:pPr>
+      <w:r>
+        <w:rPr>
+          <w:lang w:val="en-US"/>
+        </w:rPr>
+        <w:t>D = 1</w:t>
+      </w:r>
+    </w:p>
+    <w:p>
+      <w:pPr>
+        <w:pStyle w:val="ListParagraph"/>
+        <w:numPr>
+          <w:ilvl w:val="0"/>
+          <w:numId w:val="2"/>
+        </w:numPr>
+        <w:rPr>
+          <w:lang w:val="en-US"/>
+        </w:rPr>
+      </w:pPr>
+      <w:r>
+        <w:rPr>
+          <w:lang w:val="en-US"/>
+        </w:rPr>
+        <w:t>D+ = 1.5</w:t>
+      </w:r>
+    </w:p>
+    <w:p>
+      <w:pPr>
+        <w:pStyle w:val="ListParagraph"/>
+        <w:numPr>
+          <w:ilvl w:val="0"/>
+          <w:numId w:val="2"/>
+        </w:numPr>
+        <w:rPr>
+          <w:lang w:val="en-US"/>
+        </w:rPr>
+      </w:pPr>
+      <w:r>
+        <w:rPr>
+          <w:lang w:val="en-US"/>
+        </w:rPr>
+        <w:t>Mỗi chữ tiếp theo + 0.5, tối đa = 4</w:t>
+      </w:r>
+    </w:p>
+    <w:p>
+      <w:pPr>
+        <w:pStyle w:val="ListParagraph"/>
+        <w:numPr>
+          <w:ilvl w:val="0"/>
+          <w:numId w:val="2"/>
+        </w:numPr>
+        <w:rPr>
+          <w:lang w:val="en-US"/>
+        </w:rPr>
+      </w:pPr>
+      <w:r>
+        <w:rPr>
+          <w:lang w:val="en-US"/>
+        </w:rPr>
+        <w:t>Điểm trung bình 1 học kì</w:t>
+      </w:r>
+    </w:p>
+    <w:p>
+      <w:pPr>
+        <w:pStyle w:val="ListParagraph"/>
+        <w:numPr>
+          <w:ilvl w:val="0"/>
+          <w:numId w:val="2"/>
+        </w:numPr>
+        <w:rPr>
+          <w:lang w:val="en-US"/>
+        </w:rPr>
+      </w:pPr>
+      <w:r>
+        <w:rPr>
+          <w:lang w:val="en-US"/>
+        </w:rPr>
+        <w:t>Ví dụ bạn học vật lí 1 với 4 tín chỉ, giải tích 1 với 3 tín chỉ 1 học kì, đạt 8.3 điểm vật lí, 5.1 điểm giải tích, thì quy đổi chúng sang thang chữ rồi sang thang 4, được 3.5 và 1.5</w:t>
+      </w:r>
+      <w:r>
+        <w:rPr>
+          <w:lang w:val="en-US"/>
+        </w:rPr>
+        <w:t>, thì tính trung bình có trọng số là số tín chỉ tương ứng, = ((3.5 * 4) + (1.5 * 3)) / (4 + 3) = 2.6</w:t>
+      </w:r>
+    </w:p>
+    <w:p>
+      <w:pPr>
+        <w:pStyle w:val="ListParagraph"/>
+        <w:numPr>
+          <w:ilvl w:val="0"/>
+          <w:numId w:val="2"/>
+        </w:numPr>
+        <w:rPr>
+          <w:lang w:val="en-US"/>
+        </w:rPr>
+      </w:pPr>
+      <w:r>
+        <w:rPr>
+          <w:lang w:val="en-US"/>
+        </w:rPr>
+        <w:t>Dựa vào điểm trung bình để xếp loại học lực</w:t>
+      </w:r>
+    </w:p>
+    <w:p>
+      <w:pPr>
+        <w:pStyle w:val="ListParagraph"/>
+        <w:numPr>
+          <w:ilvl w:val="0"/>
+          <w:numId w:val="2"/>
+        </w:numPr>
+        <w:rPr>
+          <w:lang w:val="en-US"/>
+        </w:rPr>
+      </w:pPr>
+      <w:r>
+        <w:rPr>
+          <w:lang w:val="en-US"/>
+        </w:rPr>
+        <w:t>Kém = 1 trở xuống</w:t>
+      </w:r>
+    </w:p>
+    <w:p>
+      <w:pPr>
+        <w:pStyle w:val="ListParagraph"/>
+        <w:numPr>
+          <w:ilvl w:val="0"/>
+          <w:numId w:val="2"/>
+        </w:numPr>
+        <w:rPr>
+          <w:lang w:val="en-US"/>
+        </w:rPr>
+      </w:pPr>
+      <w:r>
+        <w:rPr>
+          <w:lang w:val="en-US"/>
+        </w:rPr>
+        <w:t>Yếu = 1 đến 2</w:t>
+      </w:r>
+    </w:p>
+    <w:p>
+      <w:pPr>
+        <w:pStyle w:val="ListParagraph"/>
+        <w:numPr>
+          <w:ilvl w:val="0"/>
+          <w:numId w:val="2"/>
+        </w:numPr>
+        <w:rPr>
+          <w:lang w:val="en-US"/>
+        </w:rPr>
+      </w:pPr>
+      <w:r>
+        <w:rPr>
+          <w:lang w:val="en-US"/>
+        </w:rPr>
+        <w:t>TB = 2 đến 2.5</w:t>
+      </w:r>
+    </w:p>
+    <w:p>
+      <w:pPr>
+        <w:pStyle w:val="ListParagraph"/>
+        <w:numPr>
+          <w:ilvl w:val="0"/>
+          <w:numId w:val="2"/>
+        </w:numPr>
+        <w:rPr>
+          <w:lang w:val="en-US"/>
+        </w:rPr>
+      </w:pPr>
+      <w:r>
+        <w:rPr>
+          <w:lang w:val="en-US"/>
+        </w:rPr>
+        <w:t>Khá = 2.5 đến 3.2</w:t>
+      </w:r>
+    </w:p>
+    <w:p>
+      <w:pPr>
+        <w:pStyle w:val="ListParagraph"/>
+        <w:numPr>
+          <w:ilvl w:val="0"/>
+          <w:numId w:val="2"/>
+        </w:numPr>
+        <w:rPr>
+          <w:lang w:val="en-US"/>
+        </w:rPr>
+      </w:pPr>
+      <w:r>
+        <w:rPr>
+          <w:lang w:val="en-US"/>
+        </w:rPr>
+        <w:t>Giỏi = 3.2 đến 3.6</w:t>
+      </w:r>
+    </w:p>
+    <w:p>
+      <w:pPr>
+        <w:pStyle w:val="ListParagraph"/>
+        <w:numPr>
+          <w:ilvl w:val="0"/>
+          <w:numId w:val="2"/>
+        </w:numPr>
+        <w:rPr>
+          <w:lang w:val="en-US"/>
+        </w:rPr>
+      </w:pPr>
+      <w:r>
+        <w:rPr>
+          <w:lang w:val="en-US"/>
+        </w:rPr>
+        <w:t>Xuất sắc = 3.6 đến 4</w:t>
+      </w:r>
+    </w:p>
+    <w:p>
+      <w:pPr>
+        <w:pStyle w:val="ListParagraph"/>
+        <w:numPr>
+          <w:ilvl w:val="0"/>
+          <w:numId w:val="2"/>
+        </w:numPr>
+        <w:rPr>
+          <w:lang w:val="en-US"/>
+        </w:rPr>
+      </w:pPr>
+      <w:r>
+        <w:rPr>
+          <w:lang w:val="en-US"/>
+        </w:rPr>
+        <w:t>Điểm trung bình tích lũy = điểm trung bình từ khi nhập học tới giờ, không phải trong 1 học kì</w:t>
+      </w:r>
+    </w:p>
+    <w:p>
+      <w:pPr>
+        <w:pStyle w:val="ListParagraph"/>
+        <w:numPr>
+          <w:ilvl w:val="0"/>
+          <w:numId w:val="7"/>
+        </w:numPr>
+        <w:rPr>
+          <w:lang w:val="en-US"/>
+        </w:rPr>
+      </w:pPr>
+      <w:r>
+        <w:rPr>
+          <w:lang w:val="en-US"/>
+        </w:rPr>
+        <w:t>Tiến Trình Học?</w:t>
+      </w:r>
+    </w:p>
+    <w:p>
+      <w:pPr>
+        <w:pStyle w:val="ListParagraph"/>
+        <w:numPr>
+          <w:ilvl w:val="0"/>
+          <w:numId w:val="2"/>
+        </w:numPr>
+        <w:rPr>
+          <w:lang w:val="en-US"/>
+        </w:rPr>
+      </w:pPr>
+      <w:r>
+        <w:rPr>
+          <w:lang w:val="en-US"/>
+        </w:rPr>
+        <w:t>CO1005</w:t>
+      </w:r>
+    </w:p>
+    <w:p>
+      <w:pPr>
+        <w:pStyle w:val="ListParagraph"/>
+        <w:numPr>
+          <w:ilvl w:val="0"/>
+          <w:numId w:val="7"/>
+        </w:numPr>
+        <w:rPr>
+          <w:lang w:val="en-US"/>
+        </w:rPr>
+      </w:pPr>
+      <w:r>
+        <w:rPr>
+          <w:lang w:val="en-US"/>
+        </w:rPr>
+        <w:t>1 Học Kì?</w:t>
+      </w:r>
+    </w:p>
+    <w:p>
+      <w:pPr>
+        <w:pStyle w:val="ListParagraph"/>
+        <w:numPr>
+          <w:ilvl w:val="0"/>
+          <w:numId w:val="2"/>
+        </w:numPr>
+      </w:pPr>
+      <w:r>
+        <w:t>231 = năm 2023 học kì 1</w:t>
+      </w:r>
+    </w:p>
+    <w:p>
+      <w:pPr>
+        <w:pStyle w:val="ListParagraph"/>
+        <w:numPr>
+          <w:ilvl w:val="0"/>
+          <w:numId w:val="2"/>
+        </w:numPr>
+        <w:rPr>
+          <w:lang w:val="en-US"/>
+        </w:rPr>
+      </w:pPr>
+      <w:r>
+        <w:rPr>
+          <w:lang w:val="en-US"/>
+        </w:rPr>
+        <w:t>11 đến 25 tín chỉ</w:t>
+      </w:r>
+    </w:p>
+    <w:p>
+      <w:pPr>
+        <w:pStyle w:val="ListParagraph"/>
+        <w:numPr>
+          <w:ilvl w:val="0"/>
+          <w:numId w:val="2"/>
+        </w:numPr>
+        <w:rPr>
+          <w:lang w:val="en-US"/>
+        </w:rPr>
+      </w:pPr>
+      <w:r>
+        <w:rPr>
+          <w:lang w:val="en-US"/>
+        </w:rPr>
+        <w:t>Điểm trung bình 8.5</w:t>
+      </w:r>
+    </w:p>
+    <w:p>
+      <w:pPr>
+        <w:pStyle w:val="ListParagraph"/>
+        <w:numPr>
+          <w:ilvl w:val="0"/>
+          <w:numId w:val="2"/>
+        </w:numPr>
+        <w:rPr>
+          <w:lang w:val="en-US"/>
+        </w:rPr>
+      </w:pPr>
+      <w:r>
+        <w:rPr>
+          <w:lang w:val="en-US"/>
+        </w:rPr>
+        <w:t>3 ngày CTXH</w:t>
+      </w:r>
+    </w:p>
+    <w:p>
+      <w:pPr>
+        <w:pStyle w:val="ListParagraph"/>
+        <w:numPr>
+          <w:ilvl w:val="0"/>
+          <w:numId w:val="2"/>
+        </w:numPr>
+        <w:rPr>
+          <w:lang w:val="en-US"/>
+        </w:rPr>
+      </w:pPr>
+      <w:r>
+        <w:rPr>
+          <w:lang w:val="en-US"/>
+        </w:rPr>
+        <w:t>Điểm rèn luyện 85</w:t>
+      </w:r>
+    </w:p>
+    <w:p>
+      <w:pPr>
+        <w:pStyle w:val="ListParagraph"/>
+        <w:numPr>
+          <w:ilvl w:val="0"/>
+          <w:numId w:val="7"/>
+        </w:numPr>
+        <w:rPr>
+          <w:lang w:val="en-US"/>
+        </w:rPr>
+      </w:pPr>
+      <w:r>
+        <w:rPr>
+          <w:lang w:val="en-US"/>
+        </w:rPr>
+        <w:t>1 Năm?</w:t>
+      </w:r>
+    </w:p>
+    <w:p>
+      <w:pPr>
+        <w:pStyle w:val="ListParagraph"/>
+        <w:numPr>
+          <w:ilvl w:val="0"/>
+          <w:numId w:val="2"/>
+        </w:numPr>
+        <w:rPr>
+          <w:lang w:val="en-US"/>
+        </w:rPr>
+      </w:pPr>
+      <w:r>
+        <w:rPr>
+          <w:lang w:val="en-US"/>
+        </w:rPr>
+        <w:t>33 tín chỉ</w:t>
+      </w:r>
+    </w:p>
+    <w:p>
+      <w:pPr>
+        <w:pStyle w:val="ListParagraph"/>
+        <w:numPr>
+          <w:ilvl w:val="0"/>
+          <w:numId w:val="7"/>
+        </w:numPr>
+        <w:rPr>
+          <w:lang w:val="en-US"/>
+        </w:rPr>
+      </w:pPr>
+      <w:r>
+        <w:rPr>
+          <w:lang w:val="en-US"/>
+        </w:rPr>
         <w:lastRenderedPageBreak/>
-        <w:t>Học thể dục</w:t>
-      </w:r>
-    </w:p>
-    <w:p>
-      <w:pPr>
-        <w:pStyle w:val="ListParagraph"/>
-        <w:numPr>
-          <w:ilvl w:val="0"/>
-          <w:numId w:val="4"/>
-        </w:numPr>
-        <w:rPr>
-          <w:lang w:val="en-US"/>
-        </w:rPr>
-      </w:pPr>
-      <w:r>
-        <w:rPr>
-          <w:lang w:val="en-US"/>
-        </w:rPr>
-        <w:t>29/10/2023?</w:t>
-      </w:r>
-    </w:p>
-    <w:p>
-      <w:pPr>
-        <w:pStyle w:val="ListParagraph"/>
-        <w:numPr>
-          <w:ilvl w:val="0"/>
-          <w:numId w:val="2"/>
-        </w:numPr>
-        <w:rPr>
-          <w:lang w:val="en-US"/>
-        </w:rPr>
-      </w:pPr>
-      <w:r>
-        <w:rPr>
-          <w:lang w:val="en-US"/>
-        </w:rPr>
-        <w:t>Đóng tiền xe tháng</w:t>
-      </w:r>
-    </w:p>
-    <w:p>
-      <w:pPr>
-        <w:pStyle w:val="ListParagraph"/>
-        <w:numPr>
-          <w:ilvl w:val="0"/>
-          <w:numId w:val="4"/>
-        </w:numPr>
-        <w:rPr>
-          <w:lang w:val="en-US"/>
-        </w:rPr>
-      </w:pPr>
-      <w:r>
-        <w:rPr>
-          <w:lang w:val="en-US"/>
-        </w:rPr>
-        <w:t>29/11/2023?</w:t>
-      </w:r>
-    </w:p>
-    <w:p>
-      <w:pPr>
-        <w:pStyle w:val="ListParagraph"/>
-        <w:numPr>
-          <w:ilvl w:val="0"/>
-          <w:numId w:val="2"/>
-        </w:numPr>
-        <w:rPr>
-          <w:lang w:val="en-US"/>
-        </w:rPr>
-      </w:pPr>
-      <w:r>
-        <w:rPr>
-          <w:lang w:val="en-US"/>
-        </w:rPr>
-        <w:t>Mua thẻ mạng</w:t>
-      </w:r>
-    </w:p>
-    <w:p>
-      <w:pPr>
-        <w:pStyle w:val="ListParagraph"/>
-        <w:numPr>
-          <w:ilvl w:val="0"/>
-          <w:numId w:val="4"/>
-        </w:numPr>
-        <w:rPr>
-          <w:lang w:val="en-US"/>
-        </w:rPr>
-      </w:pPr>
-      <w:r>
-        <w:rPr>
-          <w:lang w:val="en-US"/>
-        </w:rPr>
-        <w:t>Cuối Năm 1?</w:t>
-      </w:r>
-    </w:p>
-    <w:p>
-      <w:pPr>
-        <w:pStyle w:val="ListParagraph"/>
-        <w:numPr>
-          <w:ilvl w:val="0"/>
-          <w:numId w:val="2"/>
-        </w:numPr>
-        <w:rPr>
-          <w:lang w:val="en-US"/>
-        </w:rPr>
-      </w:pPr>
-      <w:r>
-        <w:rPr>
-          <w:lang w:val="en-US"/>
-        </w:rPr>
-        <w:t>Nộp MOS</w:t>
-      </w:r>
-    </w:p>
-    <w:p>
-      <w:pPr>
-        <w:rPr>
-          <w:lang w:val="en-US"/>
-        </w:rPr>
-      </w:pPr>
-    </w:p>
-    <w:p>
-      <w:pPr>
-        <w:rPr>
-          <w:lang w:val="en-US"/>
-        </w:rPr>
-      </w:pPr>
-      <w:r>
-        <w:rPr>
-          <w:lang w:val="en-US"/>
-        </w:rPr>
-        <w:t>Task – Nhiệm Vụ:</w:t>
-      </w:r>
-    </w:p>
-    <w:p>
-      <w:pPr>
-        <w:pStyle w:val="ListParagraph"/>
-        <w:numPr>
-          <w:ilvl w:val="0"/>
-          <w:numId w:val="7"/>
-        </w:numPr>
-        <w:rPr>
-          <w:lang w:val="en-US"/>
-        </w:rPr>
-      </w:pPr>
-      <w:r>
-        <w:rPr>
-          <w:lang w:val="en-US"/>
-        </w:rPr>
-        <w:t>Quy Đổi Điểm?</w:t>
-      </w:r>
-    </w:p>
-    <w:p>
-      <w:pPr>
-        <w:pStyle w:val="ListParagraph"/>
-        <w:numPr>
-          <w:ilvl w:val="0"/>
-          <w:numId w:val="2"/>
-        </w:numPr>
-        <w:rPr>
-          <w:lang w:val="en-US"/>
-        </w:rPr>
-      </w:pPr>
-      <w:r>
-        <w:rPr>
-          <w:lang w:val="en-US"/>
-        </w:rPr>
-        <w:t>Từ thang 10 sang chữ</w:t>
-      </w:r>
-    </w:p>
-    <w:p>
-      <w:pPr>
-        <w:pStyle w:val="ListParagraph"/>
-        <w:numPr>
-          <w:ilvl w:val="0"/>
-          <w:numId w:val="2"/>
-        </w:numPr>
-        <w:rPr>
-          <w:lang w:val="en-US"/>
-        </w:rPr>
-      </w:pPr>
-      <w:r>
-        <w:rPr>
-          <w:lang w:val="en-US"/>
-        </w:rPr>
-        <w:t>F = 4 trở xuống</w:t>
-      </w:r>
-    </w:p>
-    <w:p>
-      <w:pPr>
-        <w:pStyle w:val="ListParagraph"/>
-        <w:numPr>
-          <w:ilvl w:val="0"/>
-          <w:numId w:val="2"/>
-        </w:numPr>
-        <w:rPr>
-          <w:lang w:val="en-US"/>
-        </w:rPr>
-      </w:pPr>
-      <w:r>
-        <w:rPr>
-          <w:lang w:val="en-US"/>
-        </w:rPr>
-        <w:t>D = 4 đến 5</w:t>
-      </w:r>
-    </w:p>
-    <w:p>
-      <w:pPr>
-        <w:pStyle w:val="ListParagraph"/>
-        <w:numPr>
-          <w:ilvl w:val="0"/>
-          <w:numId w:val="2"/>
-        </w:numPr>
-        <w:rPr>
-          <w:lang w:val="en-US"/>
-        </w:rPr>
-      </w:pPr>
-      <w:r>
-        <w:rPr>
-          <w:lang w:val="en-US"/>
-        </w:rPr>
-        <w:t>D+ = 5 đến 5.5</w:t>
-      </w:r>
-    </w:p>
-    <w:p>
-      <w:pPr>
-        <w:pStyle w:val="ListParagraph"/>
-        <w:numPr>
-          <w:ilvl w:val="0"/>
-          <w:numId w:val="2"/>
-        </w:numPr>
-        <w:rPr>
-          <w:lang w:val="en-US"/>
-        </w:rPr>
-      </w:pPr>
-      <w:r>
-        <w:rPr>
-          <w:lang w:val="en-US"/>
-        </w:rPr>
-        <w:t>Mỗi chữ cái không có “+” thì tăng 1</w:t>
-      </w:r>
-    </w:p>
-    <w:p>
-      <w:pPr>
-        <w:pStyle w:val="ListParagraph"/>
-        <w:numPr>
-          <w:ilvl w:val="0"/>
-          <w:numId w:val="2"/>
-        </w:numPr>
-        <w:rPr>
-          <w:lang w:val="en-US"/>
-        </w:rPr>
-      </w:pPr>
-      <w:r>
-        <w:rPr>
-          <w:lang w:val="en-US"/>
-        </w:rPr>
-        <w:t xml:space="preserve">Mỗi chữ cái có “+” thì </w:t>
-      </w:r>
-      <w:r>
-        <w:rPr>
-          <w:lang w:val="en-US"/>
-        </w:rPr>
-        <w:t>tăng</w:t>
-      </w:r>
-      <w:r>
-        <w:rPr>
-          <w:lang w:val="en-US"/>
-        </w:rPr>
-        <w:t xml:space="preserve"> 0.5</w:t>
-      </w:r>
-    </w:p>
-    <w:p>
-      <w:pPr>
-        <w:pStyle w:val="ListParagraph"/>
-        <w:numPr>
-          <w:ilvl w:val="0"/>
-          <w:numId w:val="2"/>
-        </w:numPr>
-        <w:rPr>
-          <w:lang w:val="en-US"/>
-        </w:rPr>
-      </w:pPr>
-      <w:r>
-        <w:rPr>
-          <w:lang w:val="en-US"/>
-        </w:rPr>
-        <w:t>Từ chữ sang thang 4</w:t>
-      </w:r>
-    </w:p>
-    <w:p>
-      <w:pPr>
-        <w:pStyle w:val="ListParagraph"/>
-        <w:numPr>
-          <w:ilvl w:val="0"/>
-          <w:numId w:val="2"/>
-        </w:numPr>
-        <w:rPr>
-          <w:lang w:val="en-US"/>
-        </w:rPr>
-      </w:pPr>
-      <w:r>
-        <w:rPr>
-          <w:lang w:val="en-US"/>
-        </w:rPr>
-        <w:t>F = 0</w:t>
-      </w:r>
-    </w:p>
-    <w:p>
-      <w:pPr>
-        <w:pStyle w:val="ListParagraph"/>
-        <w:numPr>
-          <w:ilvl w:val="0"/>
-          <w:numId w:val="2"/>
-        </w:numPr>
-        <w:rPr>
-          <w:lang w:val="en-US"/>
-        </w:rPr>
-      </w:pPr>
-      <w:r>
-        <w:rPr>
-          <w:lang w:val="en-US"/>
-        </w:rPr>
-        <w:t>D = 1</w:t>
-      </w:r>
-    </w:p>
-    <w:p>
-      <w:pPr>
-        <w:pStyle w:val="ListParagraph"/>
-        <w:numPr>
-          <w:ilvl w:val="0"/>
-          <w:numId w:val="2"/>
-        </w:numPr>
-        <w:rPr>
-          <w:lang w:val="en-US"/>
-        </w:rPr>
-      </w:pPr>
-      <w:r>
-        <w:rPr>
-          <w:lang w:val="en-US"/>
-        </w:rPr>
-        <w:t>D+ = 1.5</w:t>
-      </w:r>
-    </w:p>
-    <w:p>
-      <w:pPr>
-        <w:pStyle w:val="ListParagraph"/>
-        <w:numPr>
-          <w:ilvl w:val="0"/>
-          <w:numId w:val="2"/>
-        </w:numPr>
-        <w:rPr>
-          <w:lang w:val="en-US"/>
-        </w:rPr>
-      </w:pPr>
-      <w:r>
-        <w:rPr>
-          <w:lang w:val="en-US"/>
-        </w:rPr>
-        <w:t>Mỗi chữ tiếp theo + 0.5, tối đa = 4</w:t>
-      </w:r>
-    </w:p>
-    <w:p>
-      <w:pPr>
-        <w:pStyle w:val="ListParagraph"/>
-        <w:numPr>
-          <w:ilvl w:val="0"/>
-          <w:numId w:val="2"/>
-        </w:numPr>
-        <w:rPr>
-          <w:lang w:val="en-US"/>
-        </w:rPr>
-      </w:pPr>
-      <w:r>
-        <w:rPr>
-          <w:lang w:val="en-US"/>
-        </w:rPr>
-        <w:t>Điểm trung bình 1 học kì</w:t>
-      </w:r>
-    </w:p>
-    <w:p>
-      <w:pPr>
-        <w:pStyle w:val="ListParagraph"/>
-        <w:numPr>
-          <w:ilvl w:val="0"/>
-          <w:numId w:val="2"/>
-        </w:numPr>
-        <w:rPr>
-          <w:lang w:val="en-US"/>
-        </w:rPr>
-      </w:pPr>
-      <w:r>
-        <w:rPr>
-          <w:lang w:val="en-US"/>
-        </w:rPr>
-        <w:t>Ví dụ bạn học vật lí 1 với 4 tín chỉ, giải tích 1 với 3 tín chỉ 1 học kì, đạt 8.3 điểm vật lí, 5.1 điểm giải tích, thì quy đổi chúng sang thang chữ rồi sang thang 4, được 3.5 và 1.5</w:t>
-      </w:r>
-      <w:r>
-        <w:rPr>
-          <w:lang w:val="en-US"/>
-        </w:rPr>
-        <w:t>, thì tính trung bình có trọng số là số tín chỉ tương ứng, = ((3.5 * 4) + (1.5 * 3)) / (4 + 3) = 2.6</w:t>
-      </w:r>
-    </w:p>
-    <w:p>
-      <w:pPr>
-        <w:pStyle w:val="ListParagraph"/>
-        <w:numPr>
-          <w:ilvl w:val="0"/>
-          <w:numId w:val="2"/>
-        </w:numPr>
-        <w:rPr>
-          <w:lang w:val="en-US"/>
-        </w:rPr>
-      </w:pPr>
-      <w:r>
-        <w:rPr>
-          <w:lang w:val="en-US"/>
-        </w:rPr>
-        <w:t>Dựa vào điểm trung bình để xếp loại học lực</w:t>
-      </w:r>
-    </w:p>
-    <w:p>
-      <w:pPr>
-        <w:pStyle w:val="ListParagraph"/>
-        <w:numPr>
-          <w:ilvl w:val="0"/>
-          <w:numId w:val="2"/>
-        </w:numPr>
-        <w:rPr>
-          <w:lang w:val="en-US"/>
-        </w:rPr>
-      </w:pPr>
-      <w:r>
-        <w:rPr>
-          <w:lang w:val="en-US"/>
-        </w:rPr>
-        <w:t>Kém = 1 trở xuống</w:t>
-      </w:r>
-    </w:p>
-    <w:p>
-      <w:pPr>
-        <w:pStyle w:val="ListParagraph"/>
-        <w:numPr>
-          <w:ilvl w:val="0"/>
-          <w:numId w:val="2"/>
-        </w:numPr>
-        <w:rPr>
-          <w:lang w:val="en-US"/>
-        </w:rPr>
-      </w:pPr>
-      <w:r>
-        <w:rPr>
-          <w:lang w:val="en-US"/>
-        </w:rPr>
-        <w:t>Yếu = 1 đến 2</w:t>
-      </w:r>
-    </w:p>
-    <w:p>
-      <w:pPr>
-        <w:pStyle w:val="ListParagraph"/>
-        <w:numPr>
-          <w:ilvl w:val="0"/>
-          <w:numId w:val="2"/>
-        </w:numPr>
-        <w:rPr>
-          <w:lang w:val="en-US"/>
-        </w:rPr>
-      </w:pPr>
-      <w:r>
-        <w:rPr>
-          <w:lang w:val="en-US"/>
-        </w:rPr>
-        <w:t>TB = 2 đến 2.5</w:t>
-      </w:r>
-    </w:p>
-    <w:p>
-      <w:pPr>
-        <w:pStyle w:val="ListParagraph"/>
-        <w:numPr>
-          <w:ilvl w:val="0"/>
-          <w:numId w:val="2"/>
-        </w:numPr>
-        <w:rPr>
-          <w:lang w:val="en-US"/>
-        </w:rPr>
-      </w:pPr>
-      <w:r>
-        <w:rPr>
-          <w:lang w:val="en-US"/>
-        </w:rPr>
-        <w:t>Khá = 2.5 đến 3.2</w:t>
-      </w:r>
-    </w:p>
-    <w:p>
-      <w:pPr>
-        <w:pStyle w:val="ListParagraph"/>
-        <w:numPr>
-          <w:ilvl w:val="0"/>
-          <w:numId w:val="2"/>
-        </w:numPr>
-        <w:rPr>
-          <w:lang w:val="en-US"/>
-        </w:rPr>
-      </w:pPr>
-      <w:r>
-        <w:rPr>
-          <w:lang w:val="en-US"/>
-        </w:rPr>
-        <w:t>Giỏi = 3.2 đến 3.6</w:t>
-      </w:r>
-    </w:p>
-    <w:p>
-      <w:pPr>
-        <w:pStyle w:val="ListParagraph"/>
-        <w:numPr>
-          <w:ilvl w:val="0"/>
-          <w:numId w:val="2"/>
-        </w:numPr>
-        <w:rPr>
-          <w:lang w:val="en-US"/>
-        </w:rPr>
-      </w:pPr>
-      <w:r>
-        <w:rPr>
-          <w:lang w:val="en-US"/>
-        </w:rPr>
-        <w:t>Xuất sắc = 3.6 đến 4</w:t>
-      </w:r>
-    </w:p>
-    <w:p>
-      <w:pPr>
-        <w:pStyle w:val="ListParagraph"/>
-        <w:numPr>
-          <w:ilvl w:val="0"/>
-          <w:numId w:val="2"/>
-        </w:numPr>
-        <w:rPr>
-          <w:lang w:val="en-US"/>
-        </w:rPr>
-      </w:pPr>
-      <w:r>
-        <w:rPr>
-          <w:lang w:val="en-US"/>
-        </w:rPr>
-        <w:t>Điểm trung bình tích lũy = điểm trung bình từ khi nhập học tới giờ, không phải trong 1 học kì</w:t>
-      </w:r>
-    </w:p>
-    <w:p>
-      <w:pPr>
-        <w:pStyle w:val="ListParagraph"/>
-        <w:numPr>
-          <w:ilvl w:val="0"/>
-          <w:numId w:val="7"/>
-        </w:numPr>
-        <w:rPr>
-          <w:lang w:val="en-US"/>
-        </w:rPr>
-      </w:pPr>
-      <w:r>
-        <w:rPr>
-          <w:lang w:val="en-US"/>
-        </w:rPr>
-        <w:t>Tiến Trình Học?</w:t>
-      </w:r>
-    </w:p>
-    <w:p>
-      <w:pPr>
-        <w:pStyle w:val="ListParagraph"/>
-        <w:numPr>
-          <w:ilvl w:val="0"/>
-          <w:numId w:val="2"/>
-        </w:numPr>
-        <w:rPr>
-          <w:lang w:val="en-US"/>
-        </w:rPr>
-      </w:pPr>
-      <w:r>
-        <w:rPr>
-          <w:lang w:val="en-US"/>
-        </w:rPr>
-        <w:t>CO1005</w:t>
-      </w:r>
-    </w:p>
-    <w:p>
-      <w:pPr>
-        <w:pStyle w:val="ListParagraph"/>
-        <w:numPr>
-          <w:ilvl w:val="0"/>
-          <w:numId w:val="7"/>
-        </w:numPr>
-        <w:rPr>
-          <w:lang w:val="en-US"/>
-        </w:rPr>
-      </w:pPr>
-      <w:r>
-        <w:rPr>
-          <w:lang w:val="en-US"/>
-        </w:rPr>
-        <w:t>1 Học Kì?</w:t>
-      </w:r>
-    </w:p>
-    <w:p>
-      <w:pPr>
-        <w:pStyle w:val="ListParagraph"/>
-        <w:numPr>
-          <w:ilvl w:val="0"/>
-          <w:numId w:val="2"/>
-        </w:numPr>
-      </w:pPr>
-      <w:r>
-        <w:t>231 = năm 2023 học kì 1</w:t>
-      </w:r>
-    </w:p>
-    <w:p>
-      <w:pPr>
-        <w:pStyle w:val="ListParagraph"/>
-        <w:numPr>
-          <w:ilvl w:val="0"/>
-          <w:numId w:val="2"/>
-        </w:numPr>
-        <w:rPr>
-          <w:lang w:val="en-US"/>
-        </w:rPr>
-      </w:pPr>
-      <w:r>
-        <w:rPr>
-          <w:lang w:val="en-US"/>
-        </w:rPr>
-        <w:t>11 đến 25 tín chỉ</w:t>
-      </w:r>
-    </w:p>
-    <w:p>
-      <w:pPr>
-        <w:pStyle w:val="ListParagraph"/>
-        <w:numPr>
-          <w:ilvl w:val="0"/>
-          <w:numId w:val="2"/>
-        </w:numPr>
-        <w:rPr>
-          <w:lang w:val="en-US"/>
-        </w:rPr>
-      </w:pPr>
-      <w:r>
-        <w:rPr>
-          <w:lang w:val="en-US"/>
-        </w:rPr>
-        <w:t>Điểm trung bình 8.5</w:t>
-      </w:r>
-    </w:p>
-    <w:p>
-      <w:pPr>
-        <w:pStyle w:val="ListParagraph"/>
-        <w:numPr>
-          <w:ilvl w:val="0"/>
-          <w:numId w:val="2"/>
-        </w:numPr>
-        <w:rPr>
-          <w:lang w:val="en-US"/>
-        </w:rPr>
-      </w:pPr>
-      <w:r>
-        <w:rPr>
-          <w:lang w:val="en-US"/>
-        </w:rPr>
-        <w:t>3 ngày CTXH</w:t>
-      </w:r>
-    </w:p>
-    <w:p>
-      <w:pPr>
-        <w:pStyle w:val="ListParagraph"/>
-        <w:numPr>
-          <w:ilvl w:val="0"/>
-          <w:numId w:val="2"/>
-        </w:numPr>
-        <w:rPr>
-          <w:lang w:val="en-US"/>
-        </w:rPr>
-      </w:pPr>
-      <w:r>
-        <w:rPr>
-          <w:lang w:val="en-US"/>
-        </w:rPr>
-        <w:t>Điểm rèn luyện 85</w:t>
-      </w:r>
-    </w:p>
-    <w:p>
-      <w:pPr>
-        <w:pStyle w:val="ListParagraph"/>
-        <w:numPr>
-          <w:ilvl w:val="0"/>
-          <w:numId w:val="7"/>
-        </w:numPr>
-        <w:rPr>
-          <w:lang w:val="en-US"/>
-        </w:rPr>
-      </w:pPr>
-      <w:r>
-        <w:rPr>
-          <w:lang w:val="en-US"/>
-        </w:rPr>
-        <w:t>1 Năm?</w:t>
-      </w:r>
-    </w:p>
-    <w:p>
-      <w:pPr>
-        <w:pStyle w:val="ListParagraph"/>
-        <w:numPr>
-          <w:ilvl w:val="0"/>
-          <w:numId w:val="2"/>
-        </w:numPr>
-        <w:rPr>
-          <w:lang w:val="en-US"/>
-        </w:rPr>
-      </w:pPr>
-      <w:r>
-        <w:rPr>
-          <w:lang w:val="en-US"/>
-        </w:rPr>
-        <w:t>33 tín chỉ</w:t>
-      </w:r>
-    </w:p>
-    <w:p>
-      <w:pPr>
-        <w:pStyle w:val="ListParagraph"/>
-        <w:numPr>
-          <w:ilvl w:val="0"/>
-          <w:numId w:val="7"/>
-        </w:numPr>
-        <w:rPr>
-          <w:lang w:val="en-US"/>
-        </w:rPr>
-      </w:pPr>
-      <w:r>
-        <w:rPr>
-          <w:lang w:val="en-US"/>
-        </w:rPr>
         <w:t>3 Năm Đầu?</w:t>
       </w:r>
     </w:p>
@@ -4542,7 +4567,6 @@
         <w:rPr>
           <w:lang w:val="en-US"/>
         </w:rPr>
-        <w:lastRenderedPageBreak/>
         <w:t>15 ngày CTXH</w:t>
       </w:r>
     </w:p>

--- a/hcmut.docx
+++ b/hcmut.docx
@@ -599,45 +599,6 @@
         <w:pStyle w:val="ListParagraph"/>
         <w:numPr>
           <w:ilvl w:val="0"/>
-          <w:numId w:val="2"/>
-        </w:numPr>
-        <w:rPr>
-          <w:lang w:val="en-US"/>
-        </w:rPr>
-      </w:pPr>
-      <w:r>
-        <w:rPr>
-          <w:lang w:val="en-US"/>
-        </w:rPr>
-        <w:t>Mẹo làm Quiz</w:t>
-      </w:r>
-    </w:p>
-    <w:p>
-      <w:pPr>
-        <w:pStyle w:val="ListParagraph"/>
-        <w:numPr>
-          <w:ilvl w:val="0"/>
-          <w:numId w:val="2"/>
-        </w:numPr>
-        <w:rPr>
-          <w:rStyle w:val="Hyperlink"/>
-          <w:color w:val="auto"/>
-          <w:u w:val="none"/>
-          <w:lang w:val="en-US"/>
-        </w:rPr>
-      </w:pPr>
-      <w:r>
-        <w:rPr>
-          <w:lang w:val="en-US"/>
-        </w:rPr>
-        <w:t>Nếu dưới câu hỏi trắc nghiệm có nút kiểm tra, thì Click vào nó sẽ cho biết câu trả lời của bạn có chính xác không, đồng thời không tính điểm câu này</w:t>
-      </w:r>
-    </w:p>
-    <w:p>
-      <w:pPr>
-        <w:pStyle w:val="ListParagraph"/>
-        <w:numPr>
-          <w:ilvl w:val="0"/>
           <w:numId w:val="1"/>
         </w:numPr>
         <w:rPr>
@@ -773,7 +734,6 @@
           <w:u w:val="none"/>
           <w:lang w:val="en-US"/>
         </w:rPr>
-        <w:lastRenderedPageBreak/>
         <w:t>Tài Liệu Hướng Dẫn Tân Sinh Viên?</w:t>
       </w:r>
     </w:p>
@@ -822,6 +782,7 @@
           <w:u w:val="none"/>
           <w:lang w:val="en-US"/>
         </w:rPr>
+        <w:lastRenderedPageBreak/>
         <w:t>Quy Chế Học Vụ?</w:t>
       </w:r>
     </w:p>
@@ -1671,41 +1632,89 @@
           <w:u w:val="none"/>
           <w:lang w:val="en-US"/>
         </w:rPr>
+        <w:t xml:space="preserve">Cơ sở 2, tòa H1, tầng 1, </w:t>
+      </w:r>
+      <w:r>
+        <w:rPr>
+          <w:rStyle w:val="Hyperlink"/>
+          <w:color w:val="auto"/>
+          <w:u w:val="none"/>
+          <w:lang w:val="en-US"/>
+        </w:rPr>
+        <w:t>đi vào cổng nhìn sang trái ông bảo vệ, gần đó có cái phòng mà bên trong có cái bàn, đề “PHÒNG ĐÀO TẠO MỜI VÀO”</w:t>
+      </w:r>
+    </w:p>
+    <w:p>
+      <w:pPr>
+        <w:pStyle w:val="ListParagraph"/>
+        <w:numPr>
+          <w:ilvl w:val="0"/>
+          <w:numId w:val="2"/>
+        </w:numPr>
+        <w:rPr>
+          <w:rStyle w:val="Hyperlink"/>
+          <w:color w:val="auto"/>
+          <w:u w:val="none"/>
+          <w:lang w:val="en-US"/>
+        </w:rPr>
+      </w:pPr>
+      <w:r>
+        <w:rPr>
+          <w:rStyle w:val="Hyperlink"/>
+          <w:color w:val="auto"/>
+          <w:u w:val="none"/>
+          <w:lang w:val="en-US"/>
+        </w:rPr>
+        <w:t>Cái tòa màu cam kế H2, ngay cạnh bãi đỗ xe</w:t>
+      </w:r>
+    </w:p>
+    <w:p>
+      <w:pPr>
+        <w:pStyle w:val="ListParagraph"/>
+        <w:numPr>
+          <w:ilvl w:val="0"/>
+          <w:numId w:val="6"/>
+        </w:numPr>
+        <w:rPr>
+          <w:rStyle w:val="Hyperlink"/>
+          <w:color w:val="auto"/>
+          <w:u w:val="none"/>
+          <w:lang w:val="en-US"/>
+        </w:rPr>
+      </w:pPr>
+      <w:r>
+        <w:rPr>
+          <w:rStyle w:val="Hyperlink"/>
+          <w:color w:val="auto"/>
+          <w:u w:val="none"/>
+          <w:lang w:val="en-US"/>
+        </w:rPr>
+        <w:t>Phòng Công Tác Chính Trị Sinh Viên?</w:t>
+      </w:r>
+    </w:p>
+    <w:p>
+      <w:pPr>
+        <w:pStyle w:val="ListParagraph"/>
+        <w:numPr>
+          <w:ilvl w:val="0"/>
+          <w:numId w:val="2"/>
+        </w:numPr>
+        <w:rPr>
+          <w:rStyle w:val="Hyperlink"/>
+          <w:color w:val="auto"/>
+          <w:u w:val="none"/>
+          <w:lang w:val="en-US"/>
+        </w:rPr>
+      </w:pPr>
+      <w:r>
+        <w:rPr>
+          <w:rStyle w:val="Hyperlink"/>
+          <w:color w:val="auto"/>
+          <w:u w:val="none"/>
+          <w:lang w:val="en-US"/>
+        </w:rPr>
         <w:lastRenderedPageBreak/>
-        <w:t xml:space="preserve">Cơ sở 2, tòa H1, tầng 1, </w:t>
-      </w:r>
-      <w:r>
-        <w:rPr>
-          <w:rStyle w:val="Hyperlink"/>
-          <w:color w:val="auto"/>
-          <w:u w:val="none"/>
-          <w:lang w:val="en-US"/>
-        </w:rPr>
-        <w:t>đi vào cổng nhìn sang trái ông bảo vệ, gần đó có cái phòng mà bên trong có cái bàn, đề “PHÒNG ĐÀO TẠO MỜI VÀO”</w:t>
-      </w:r>
-    </w:p>
-    <w:p>
-      <w:pPr>
-        <w:pStyle w:val="ListParagraph"/>
-        <w:numPr>
-          <w:ilvl w:val="0"/>
-          <w:numId w:val="2"/>
-        </w:numPr>
-        <w:rPr>
-          <w:rStyle w:val="Hyperlink"/>
-          <w:color w:val="auto"/>
-          <w:u w:val="none"/>
-          <w:lang w:val="en-US"/>
-        </w:rPr>
-      </w:pPr>
-      <w:r>
-        <w:rPr>
-          <w:rStyle w:val="Hyperlink"/>
-          <w:color w:val="auto"/>
-          <w:u w:val="none"/>
-          <w:lang w:val="en-US"/>
-        </w:rPr>
-        <w:t>Cái tòa màu cam kế H2, ngay cạnh bãi đỗ xe</w:t>
+        <w:t>Ngay bên phải phòng đạo tạo</w:t>
       </w:r>
     </w:p>
     <w:p>
@@ -1729,31 +1738,31 @@
           <w:u w:val="none"/>
           <w:lang w:val="en-US"/>
         </w:rPr>
-        <w:t>Phòng Công Tác Chính Trị Sinh Viên?</w:t>
-      </w:r>
-    </w:p>
-    <w:p>
-      <w:pPr>
-        <w:pStyle w:val="ListParagraph"/>
-        <w:numPr>
-          <w:ilvl w:val="0"/>
-          <w:numId w:val="2"/>
-        </w:numPr>
-        <w:rPr>
-          <w:rStyle w:val="Hyperlink"/>
-          <w:color w:val="auto"/>
-          <w:u w:val="none"/>
-          <w:lang w:val="en-US"/>
-        </w:rPr>
-      </w:pPr>
-      <w:r>
-        <w:rPr>
-          <w:rStyle w:val="Hyperlink"/>
-          <w:color w:val="auto"/>
-          <w:u w:val="none"/>
-          <w:lang w:val="en-US"/>
-        </w:rPr>
-        <w:t>Ngay bên phải phòng đạo tạo</w:t>
+        <w:t>Giảng Đường H6?</w:t>
+      </w:r>
+    </w:p>
+    <w:p>
+      <w:pPr>
+        <w:pStyle w:val="ListParagraph"/>
+        <w:numPr>
+          <w:ilvl w:val="0"/>
+          <w:numId w:val="2"/>
+        </w:numPr>
+        <w:rPr>
+          <w:rStyle w:val="Hyperlink"/>
+          <w:color w:val="auto"/>
+          <w:u w:val="none"/>
+          <w:lang w:val="en-US"/>
+        </w:rPr>
+      </w:pPr>
+      <w:r>
+        <w:rPr>
+          <w:rStyle w:val="Hyperlink"/>
+          <w:color w:val="auto"/>
+          <w:u w:val="none"/>
+          <w:lang w:val="en-US"/>
+        </w:rPr>
+        <w:t>Lên tầng 6 tòa H6 = thang máy, rẽ trái lên bậc thang là tới</w:t>
       </w:r>
     </w:p>
     <w:p>
@@ -1777,31 +1786,31 @@
           <w:u w:val="none"/>
           <w:lang w:val="en-US"/>
         </w:rPr>
-        <w:t>Giảng Đường H6?</w:t>
-      </w:r>
-    </w:p>
-    <w:p>
-      <w:pPr>
-        <w:pStyle w:val="ListParagraph"/>
-        <w:numPr>
-          <w:ilvl w:val="0"/>
-          <w:numId w:val="2"/>
-        </w:numPr>
-        <w:rPr>
-          <w:rStyle w:val="Hyperlink"/>
-          <w:color w:val="auto"/>
-          <w:u w:val="none"/>
-          <w:lang w:val="en-US"/>
-        </w:rPr>
-      </w:pPr>
-      <w:r>
-        <w:rPr>
-          <w:rStyle w:val="Hyperlink"/>
-          <w:color w:val="auto"/>
-          <w:u w:val="none"/>
-          <w:lang w:val="en-US"/>
-        </w:rPr>
-        <w:t>Lên tầng 6 tòa H6 = thang máy, rẽ trái lên bậc thang là tới</w:t>
+        <w:t>Chỗ Để Xe?</w:t>
+      </w:r>
+    </w:p>
+    <w:p>
+      <w:pPr>
+        <w:pStyle w:val="ListParagraph"/>
+        <w:numPr>
+          <w:ilvl w:val="0"/>
+          <w:numId w:val="2"/>
+        </w:numPr>
+        <w:rPr>
+          <w:rStyle w:val="Hyperlink"/>
+          <w:color w:val="auto"/>
+          <w:u w:val="none"/>
+          <w:lang w:val="en-US"/>
+        </w:rPr>
+      </w:pPr>
+      <w:r>
+        <w:rPr>
+          <w:rStyle w:val="Hyperlink"/>
+          <w:color w:val="auto"/>
+          <w:u w:val="none"/>
+          <w:lang w:val="en-US"/>
+        </w:rPr>
+        <w:t>Sát mặt đường</w:t>
       </w:r>
     </w:p>
     <w:p>
@@ -1825,31 +1834,40 @@
           <w:u w:val="none"/>
           <w:lang w:val="en-US"/>
         </w:rPr>
-        <w:t>Chỗ Để Xe?</w:t>
-      </w:r>
-    </w:p>
-    <w:p>
-      <w:pPr>
-        <w:pStyle w:val="ListParagraph"/>
-        <w:numPr>
-          <w:ilvl w:val="0"/>
-          <w:numId w:val="2"/>
-        </w:numPr>
-        <w:rPr>
-          <w:rStyle w:val="Hyperlink"/>
-          <w:color w:val="auto"/>
-          <w:u w:val="none"/>
-          <w:lang w:val="en-US"/>
-        </w:rPr>
-      </w:pPr>
-      <w:r>
-        <w:rPr>
-          <w:rStyle w:val="Hyperlink"/>
-          <w:color w:val="auto"/>
-          <w:u w:val="none"/>
-          <w:lang w:val="en-US"/>
-        </w:rPr>
-        <w:t>Sát mặt đường</w:t>
+        <w:t>Thư Viện?</w:t>
+      </w:r>
+    </w:p>
+    <w:p>
+      <w:pPr>
+        <w:pStyle w:val="ListParagraph"/>
+        <w:numPr>
+          <w:ilvl w:val="0"/>
+          <w:numId w:val="2"/>
+        </w:numPr>
+        <w:rPr>
+          <w:rStyle w:val="Hyperlink"/>
+          <w:color w:val="auto"/>
+          <w:u w:val="none"/>
+          <w:lang w:val="en-US"/>
+        </w:rPr>
+      </w:pPr>
+      <w:r>
+        <w:rPr>
+          <w:rStyle w:val="Hyperlink"/>
+          <w:color w:val="auto"/>
+          <w:u w:val="none"/>
+          <w:lang w:val="en-US"/>
+        </w:rPr>
+        <w:t>Tòa H1</w:t>
+      </w:r>
+      <w:r>
+        <w:rPr>
+          <w:rStyle w:val="Hyperlink"/>
+          <w:color w:val="auto"/>
+          <w:u w:val="none"/>
+          <w:lang w:val="en-US"/>
+        </w:rPr>
+        <w:t>, gần phòng đào tạo, biển hiệu “Giáo trình bách khoa”</w:t>
       </w:r>
     </w:p>
     <w:p>
@@ -1873,40 +1891,40 @@
           <w:u w:val="none"/>
           <w:lang w:val="en-US"/>
         </w:rPr>
-        <w:t>Thư Viện?</w:t>
-      </w:r>
-    </w:p>
-    <w:p>
-      <w:pPr>
-        <w:pStyle w:val="ListParagraph"/>
-        <w:numPr>
-          <w:ilvl w:val="0"/>
-          <w:numId w:val="2"/>
-        </w:numPr>
-        <w:rPr>
-          <w:rStyle w:val="Hyperlink"/>
-          <w:color w:val="auto"/>
-          <w:u w:val="none"/>
-          <w:lang w:val="en-US"/>
-        </w:rPr>
-      </w:pPr>
-      <w:r>
-        <w:rPr>
-          <w:rStyle w:val="Hyperlink"/>
-          <w:color w:val="auto"/>
-          <w:u w:val="none"/>
-          <w:lang w:val="en-US"/>
-        </w:rPr>
-        <w:t>Tòa H1</w:t>
-      </w:r>
-      <w:r>
-        <w:rPr>
-          <w:rStyle w:val="Hyperlink"/>
-          <w:color w:val="auto"/>
-          <w:u w:val="none"/>
-          <w:lang w:val="en-US"/>
-        </w:rPr>
-        <w:t>, gần phòng đào tạo, biển hiệu “Giáo trình bách khoa”</w:t>
+        <w:t>Tên Tiếng Anh Của Trường?</w:t>
+      </w:r>
+    </w:p>
+    <w:p>
+      <w:pPr>
+        <w:pStyle w:val="ListParagraph"/>
+        <w:numPr>
+          <w:ilvl w:val="0"/>
+          <w:numId w:val="2"/>
+        </w:numPr>
+        <w:rPr>
+          <w:rStyle w:val="Hyperlink"/>
+          <w:color w:val="auto"/>
+          <w:u w:val="none"/>
+          <w:lang w:val="en-US"/>
+        </w:rPr>
+      </w:pPr>
+      <w:r>
+        <w:rPr>
+          <w:rStyle w:val="Hyperlink"/>
+          <w:color w:val="auto"/>
+          <w:u w:val="none"/>
+          <w:lang w:val="en-US"/>
+        </w:rPr>
+        <w:t xml:space="preserve">HCMUT = </w:t>
+      </w:r>
+      <w:r>
+        <w:rPr>
+          <w:rStyle w:val="Hyperlink"/>
+          <w:color w:val="auto"/>
+          <w:u w:val="none"/>
+          <w:lang w:val="en-US"/>
+        </w:rPr>
+        <w:t>Ho Chi Minh City University of Technology</w:t>
       </w:r>
     </w:p>
     <w:p>
@@ -1930,63 +1948,6 @@
           <w:u w:val="none"/>
           <w:lang w:val="en-US"/>
         </w:rPr>
-        <w:t>Tên Tiếng Anh Của Trường?</w:t>
-      </w:r>
-    </w:p>
-    <w:p>
-      <w:pPr>
-        <w:pStyle w:val="ListParagraph"/>
-        <w:numPr>
-          <w:ilvl w:val="0"/>
-          <w:numId w:val="2"/>
-        </w:numPr>
-        <w:rPr>
-          <w:rStyle w:val="Hyperlink"/>
-          <w:color w:val="auto"/>
-          <w:u w:val="none"/>
-          <w:lang w:val="en-US"/>
-        </w:rPr>
-      </w:pPr>
-      <w:r>
-        <w:rPr>
-          <w:rStyle w:val="Hyperlink"/>
-          <w:color w:val="auto"/>
-          <w:u w:val="none"/>
-          <w:lang w:val="en-US"/>
-        </w:rPr>
-        <w:t xml:space="preserve">HCMUT = </w:t>
-      </w:r>
-      <w:r>
-        <w:rPr>
-          <w:rStyle w:val="Hyperlink"/>
-          <w:color w:val="auto"/>
-          <w:u w:val="none"/>
-          <w:lang w:val="en-US"/>
-        </w:rPr>
-        <w:t>Ho Chi Minh City University of Technology</w:t>
-      </w:r>
-    </w:p>
-    <w:p>
-      <w:pPr>
-        <w:pStyle w:val="ListParagraph"/>
-        <w:numPr>
-          <w:ilvl w:val="0"/>
-          <w:numId w:val="6"/>
-        </w:numPr>
-        <w:rPr>
-          <w:rStyle w:val="Hyperlink"/>
-          <w:color w:val="auto"/>
-          <w:u w:val="none"/>
-          <w:lang w:val="en-US"/>
-        </w:rPr>
-      </w:pPr>
-      <w:r>
-        <w:rPr>
-          <w:rStyle w:val="Hyperlink"/>
-          <w:color w:val="auto"/>
-          <w:u w:val="none"/>
-          <w:lang w:val="en-US"/>
-        </w:rPr>
         <w:t>Chỗ Lấy Nước Miễn Phí?</w:t>
       </w:r>
     </w:p>
@@ -2364,7 +2325,16 @@
           <w:u w:val="none"/>
           <w:lang w:val="en-US"/>
         </w:rPr>
-        <w:t>Mẹo quanh đáp án?</w:t>
+        <w:t xml:space="preserve">Mẹo </w:t>
+      </w:r>
+      <w:r>
+        <w:rPr>
+          <w:rStyle w:val="Hyperlink"/>
+          <w:color w:val="auto"/>
+          <w:u w:val="none"/>
+          <w:lang w:val="en-US"/>
+        </w:rPr>
+        <w:t>Quanh Đáp Án?</w:t>
       </w:r>
     </w:p>
     <w:p>
@@ -2441,6 +2411,54 @@
     </w:p>
     <w:p>
       <w:pPr>
+        <w:pStyle w:val="ListParagraph"/>
+        <w:numPr>
+          <w:ilvl w:val="0"/>
+          <w:numId w:val="10"/>
+        </w:numPr>
+        <w:rPr>
+          <w:rStyle w:val="Hyperlink"/>
+          <w:color w:val="auto"/>
+          <w:u w:val="none"/>
+          <w:lang w:val="en-US"/>
+        </w:rPr>
+      </w:pPr>
+      <w:r>
+        <w:rPr>
+          <w:rStyle w:val="Hyperlink"/>
+          <w:color w:val="auto"/>
+          <w:u w:val="none"/>
+          <w:lang w:val="en-US"/>
+        </w:rPr>
+        <w:t>Câu Chọn Nhiều Đáp Án?</w:t>
+      </w:r>
+    </w:p>
+    <w:p>
+      <w:pPr>
+        <w:pStyle w:val="ListParagraph"/>
+        <w:numPr>
+          <w:ilvl w:val="0"/>
+          <w:numId w:val="2"/>
+        </w:numPr>
+        <w:rPr>
+          <w:rStyle w:val="Hyperlink"/>
+          <w:color w:val="auto"/>
+          <w:u w:val="none"/>
+          <w:lang w:val="en-US"/>
+        </w:rPr>
+      </w:pPr>
+      <w:r>
+        <w:rPr>
+          <w:rStyle w:val="Hyperlink"/>
+          <w:color w:val="auto"/>
+          <w:u w:val="none"/>
+          <w:lang w:val="en-US"/>
+        </w:rPr>
+        <w:t>Nó sẽ hiện chính xác dưới mỗi đáp án nếu bạn không chọn hoặc chọn nó, tùy theo người ra đề có muốn bạn chọn không</w:t>
+      </w:r>
+    </w:p>
+    <w:p>
+      <w:pPr>
         <w:rPr>
           <w:rStyle w:val="Hyperlink"/>
           <w:color w:val="auto"/>
@@ -2522,31 +2540,31 @@
           <w:u w:val="none"/>
           <w:lang w:val="en-US"/>
         </w:rPr>
+        <w:t>Các môn không có trong thời khóa biểu thì không đi</w:t>
+      </w:r>
+    </w:p>
+    <w:p>
+      <w:pPr>
+        <w:pStyle w:val="ListParagraph"/>
+        <w:numPr>
+          <w:ilvl w:val="0"/>
+          <w:numId w:val="2"/>
+        </w:numPr>
+        <w:rPr>
+          <w:rStyle w:val="Hyperlink"/>
+          <w:color w:val="auto"/>
+          <w:u w:val="none"/>
+          <w:lang w:val="en-US"/>
+        </w:rPr>
+      </w:pPr>
+      <w:r>
+        <w:rPr>
+          <w:rStyle w:val="Hyperlink"/>
+          <w:color w:val="auto"/>
+          <w:u w:val="none"/>
+          <w:lang w:val="en-US"/>
+        </w:rPr>
         <w:lastRenderedPageBreak/>
-        <w:t>Các môn không có trong thời khóa biểu thì không đi</w:t>
-      </w:r>
-    </w:p>
-    <w:p>
-      <w:pPr>
-        <w:pStyle w:val="ListParagraph"/>
-        <w:numPr>
-          <w:ilvl w:val="0"/>
-          <w:numId w:val="2"/>
-        </w:numPr>
-        <w:rPr>
-          <w:rStyle w:val="Hyperlink"/>
-          <w:color w:val="auto"/>
-          <w:u w:val="none"/>
-          <w:lang w:val="en-US"/>
-        </w:rPr>
-      </w:pPr>
-      <w:r>
-        <w:rPr>
-          <w:rStyle w:val="Hyperlink"/>
-          <w:color w:val="auto"/>
-          <w:u w:val="none"/>
-          <w:lang w:val="en-US"/>
-        </w:rPr>
         <w:t>Vật lí 1 (Lý Anh Tú)</w:t>
       </w:r>
     </w:p>
@@ -3795,25 +3813,25 @@
         <w:rPr>
           <w:lang w:val="en-US"/>
         </w:rPr>
+        <w:t>16/10/2023?</w:t>
+      </w:r>
+    </w:p>
+    <w:p>
+      <w:pPr>
+        <w:pStyle w:val="ListParagraph"/>
+        <w:numPr>
+          <w:ilvl w:val="0"/>
+          <w:numId w:val="2"/>
+        </w:numPr>
+        <w:rPr>
+          <w:lang w:val="en-US"/>
+        </w:rPr>
+      </w:pPr>
+      <w:r>
+        <w:rPr>
+          <w:lang w:val="en-US"/>
+        </w:rPr>
         <w:lastRenderedPageBreak/>
-        <w:t>16/10/2023?</w:t>
-      </w:r>
-    </w:p>
-    <w:p>
-      <w:pPr>
-        <w:pStyle w:val="ListParagraph"/>
-        <w:numPr>
-          <w:ilvl w:val="0"/>
-          <w:numId w:val="2"/>
-        </w:numPr>
-        <w:rPr>
-          <w:lang w:val="en-US"/>
-        </w:rPr>
-      </w:pPr>
-      <w:r>
-        <w:rPr>
-          <w:lang w:val="en-US"/>
-        </w:rPr>
         <w:t>Học thể dục</w:t>
       </w:r>
     </w:p>
@@ -4548,25 +4566,25 @@
         <w:rPr>
           <w:lang w:val="en-US"/>
         </w:rPr>
+        <w:t>3 Năm Đầu?</w:t>
+      </w:r>
+    </w:p>
+    <w:p>
+      <w:pPr>
+        <w:pStyle w:val="ListParagraph"/>
+        <w:numPr>
+          <w:ilvl w:val="0"/>
+          <w:numId w:val="2"/>
+        </w:numPr>
+        <w:rPr>
+          <w:lang w:val="en-US"/>
+        </w:rPr>
+      </w:pPr>
+      <w:r>
+        <w:rPr>
+          <w:lang w:val="en-US"/>
+        </w:rPr>
         <w:lastRenderedPageBreak/>
-        <w:t>3 Năm Đầu?</w:t>
-      </w:r>
-    </w:p>
-    <w:p>
-      <w:pPr>
-        <w:pStyle w:val="ListParagraph"/>
-        <w:numPr>
-          <w:ilvl w:val="0"/>
-          <w:numId w:val="2"/>
-        </w:numPr>
-        <w:rPr>
-          <w:lang w:val="en-US"/>
-        </w:rPr>
-      </w:pPr>
-      <w:r>
-        <w:rPr>
-          <w:lang w:val="en-US"/>
-        </w:rPr>
         <w:t>15 ngày CTXH</w:t>
       </w:r>
     </w:p>

--- a/hcmut.docx
+++ b/hcmut.docx
@@ -2309,6 +2309,30 @@
         <w:pStyle w:val="ListParagraph"/>
         <w:numPr>
           <w:ilvl w:val="0"/>
+          <w:numId w:val="2"/>
+        </w:numPr>
+        <w:rPr>
+          <w:rStyle w:val="Hyperlink"/>
+          <w:color w:val="auto"/>
+          <w:u w:val="none"/>
+          <w:lang w:val="en-US"/>
+        </w:rPr>
+      </w:pPr>
+      <w:r>
+        <w:rPr>
+          <w:rStyle w:val="Hyperlink"/>
+          <w:color w:val="auto"/>
+          <w:u w:val="none"/>
+          <w:lang w:val="en-US"/>
+        </w:rPr>
+        <w:t>Quiz sẽ được thường xuyên gia hạn và tăng số lần làm bài</w:t>
+      </w:r>
+    </w:p>
+    <w:p>
+      <w:pPr>
+        <w:pStyle w:val="ListParagraph"/>
+        <w:numPr>
+          <w:ilvl w:val="0"/>
           <w:numId w:val="10"/>
         </w:numPr>
         <w:rPr>
@@ -2540,6 +2564,7 @@
           <w:u w:val="none"/>
           <w:lang w:val="en-US"/>
         </w:rPr>
+        <w:lastRenderedPageBreak/>
         <w:t>Các môn không có trong thời khóa biểu thì không đi</w:t>
       </w:r>
     </w:p>
@@ -2564,7 +2589,6 @@
           <w:u w:val="none"/>
           <w:lang w:val="en-US"/>
         </w:rPr>
-        <w:lastRenderedPageBreak/>
         <w:t>Vật lí 1 (Lý Anh Tú)</w:t>
       </w:r>
     </w:p>
@@ -2874,7 +2898,16 @@
           <w:u w:val="none"/>
           <w:lang w:val="en-US"/>
         </w:rPr>
-        <w:t>40</w:t>
+        <w:t>4</w:t>
+      </w:r>
+      <w:r>
+        <w:rPr>
+          <w:rStyle w:val="Hyperlink"/>
+          <w:color w:val="auto"/>
+          <w:u w:val="none"/>
+          <w:lang w:val="en-US"/>
+        </w:rPr>
+        <w:t>1</w:t>
       </w:r>
     </w:p>
     <w:p>
@@ -3384,31 +3417,130 @@
           <w:u w:val="none"/>
           <w:lang w:val="en-US"/>
         </w:rPr>
-        <w:t>2/10/2023?</w:t>
-      </w:r>
-    </w:p>
-    <w:p>
-      <w:pPr>
-        <w:pStyle w:val="ListParagraph"/>
-        <w:numPr>
-          <w:ilvl w:val="0"/>
-          <w:numId w:val="2"/>
-        </w:numPr>
-        <w:rPr>
-          <w:rStyle w:val="Hyperlink"/>
-          <w:color w:val="auto"/>
-          <w:u w:val="none"/>
-          <w:lang w:val="en-US"/>
-        </w:rPr>
-      </w:pPr>
-      <w:r>
-        <w:rPr>
-          <w:rStyle w:val="Hyperlink"/>
-          <w:color w:val="auto"/>
-          <w:u w:val="none"/>
-          <w:lang w:val="en-US"/>
-        </w:rPr>
-        <w:t>19 giờ, xuống đi bộ ghi Up Race</w:t>
+        <w:t>10</w:t>
+      </w:r>
+      <w:r>
+        <w:rPr>
+          <w:rStyle w:val="Hyperlink"/>
+          <w:color w:val="auto"/>
+          <w:u w:val="none"/>
+          <w:lang w:val="en-US"/>
+        </w:rPr>
+        <w:t>/</w:t>
+      </w:r>
+      <w:r>
+        <w:rPr>
+          <w:rStyle w:val="Hyperlink"/>
+          <w:color w:val="auto"/>
+          <w:u w:val="none"/>
+          <w:lang w:val="en-US"/>
+        </w:rPr>
+        <w:t>10</w:t>
+      </w:r>
+      <w:r>
+        <w:rPr>
+          <w:rStyle w:val="Hyperlink"/>
+          <w:color w:val="auto"/>
+          <w:u w:val="none"/>
+          <w:lang w:val="en-US"/>
+        </w:rPr>
+        <w:t>/2023?</w:t>
+      </w:r>
+    </w:p>
+    <w:p>
+      <w:pPr>
+        <w:pStyle w:val="ListParagraph"/>
+        <w:numPr>
+          <w:ilvl w:val="0"/>
+          <w:numId w:val="2"/>
+        </w:numPr>
+        <w:rPr>
+          <w:rStyle w:val="Hyperlink"/>
+          <w:color w:val="auto"/>
+          <w:u w:val="none"/>
+          <w:lang w:val="en-US"/>
+        </w:rPr>
+      </w:pPr>
+      <w:r>
+        <w:rPr>
+          <w:rStyle w:val="Hyperlink"/>
+          <w:color w:val="auto"/>
+          <w:u w:val="none"/>
+          <w:lang w:val="en-US"/>
+        </w:rPr>
+        <w:t>8 đến 10.83 giờ, vật lí 1, tòa H2, phòng 201</w:t>
+      </w:r>
+    </w:p>
+    <w:p>
+      <w:pPr>
+        <w:pStyle w:val="ListParagraph"/>
+        <w:numPr>
+          <w:ilvl w:val="0"/>
+          <w:numId w:val="2"/>
+        </w:numPr>
+        <w:rPr>
+          <w:rStyle w:val="Hyperlink"/>
+          <w:color w:val="auto"/>
+          <w:u w:val="none"/>
+          <w:lang w:val="en-US"/>
+        </w:rPr>
+      </w:pPr>
+      <w:r>
+        <w:rPr>
+          <w:rStyle w:val="Hyperlink"/>
+          <w:color w:val="auto"/>
+          <w:u w:val="none"/>
+          <w:lang w:val="en-US"/>
+        </w:rPr>
+        <w:t>12 đến 13.83 giờ, giải tích 1 bài tập, tòa H1, phòng 802</w:t>
+      </w:r>
+    </w:p>
+    <w:p>
+      <w:pPr>
+        <w:pStyle w:val="ListParagraph"/>
+        <w:numPr>
+          <w:ilvl w:val="0"/>
+          <w:numId w:val="2"/>
+        </w:numPr>
+        <w:rPr>
+          <w:rStyle w:val="Hyperlink"/>
+          <w:color w:val="auto"/>
+          <w:u w:val="none"/>
+          <w:lang w:val="en-US"/>
+        </w:rPr>
+      </w:pPr>
+      <w:r>
+        <w:rPr>
+          <w:rStyle w:val="Hyperlink"/>
+          <w:color w:val="auto"/>
+          <w:u w:val="none"/>
+          <w:lang w:val="en-US"/>
+        </w:rPr>
+        <w:t>14 đến 15.83 giờ, vật lí 1 bài tập, tòa H2, phòng 201</w:t>
+      </w:r>
+    </w:p>
+    <w:p>
+      <w:pPr>
+        <w:pStyle w:val="ListParagraph"/>
+        <w:numPr>
+          <w:ilvl w:val="0"/>
+          <w:numId w:val="2"/>
+        </w:numPr>
+        <w:rPr>
+          <w:rStyle w:val="Hyperlink"/>
+          <w:color w:val="auto"/>
+          <w:u w:val="none"/>
+          <w:lang w:val="en-US"/>
+        </w:rPr>
+      </w:pPr>
+      <w:r>
+        <w:rPr>
+          <w:rStyle w:val="Hyperlink"/>
+          <w:color w:val="auto"/>
+          <w:u w:val="none"/>
+          <w:lang w:val="en-US"/>
+        </w:rPr>
+        <w:t>15 đến 17.83 giờ, giải tích 1, giảng đường H6</w:t>
       </w:r>
     </w:p>
     <w:p>
@@ -3432,82 +3564,40 @@
           <w:u w:val="none"/>
           <w:lang w:val="en-US"/>
         </w:rPr>
-        <w:t>3</w:t>
-      </w:r>
-      <w:r>
-        <w:rPr>
-          <w:rStyle w:val="Hyperlink"/>
-          <w:color w:val="auto"/>
-          <w:u w:val="none"/>
-          <w:lang w:val="en-US"/>
-        </w:rPr>
-        <w:t>/</w:t>
-      </w:r>
-      <w:r>
-        <w:rPr>
-          <w:rStyle w:val="Hyperlink"/>
-          <w:color w:val="auto"/>
-          <w:u w:val="none"/>
-          <w:lang w:val="en-US"/>
-        </w:rPr>
-        <w:t>10</w:t>
-      </w:r>
-      <w:r>
-        <w:rPr>
-          <w:rStyle w:val="Hyperlink"/>
-          <w:color w:val="auto"/>
-          <w:u w:val="none"/>
-          <w:lang w:val="en-US"/>
-        </w:rPr>
-        <w:t>/2023?</w:t>
-      </w:r>
-    </w:p>
-    <w:p>
-      <w:pPr>
-        <w:pStyle w:val="ListParagraph"/>
-        <w:numPr>
-          <w:ilvl w:val="0"/>
-          <w:numId w:val="2"/>
-        </w:numPr>
-        <w:rPr>
-          <w:rStyle w:val="Hyperlink"/>
-          <w:color w:val="auto"/>
-          <w:u w:val="none"/>
-          <w:lang w:val="en-US"/>
-        </w:rPr>
-      </w:pPr>
-      <w:r>
-        <w:rPr>
-          <w:rStyle w:val="Hyperlink"/>
-          <w:color w:val="auto"/>
-          <w:u w:val="none"/>
-          <w:lang w:val="en-US"/>
-        </w:rPr>
-        <w:t>8 đến 10.83 giờ, vật lí 1, tòa H2, phòng 201</w:t>
-      </w:r>
-    </w:p>
-    <w:p>
-      <w:pPr>
-        <w:pStyle w:val="ListParagraph"/>
-        <w:numPr>
-          <w:ilvl w:val="0"/>
-          <w:numId w:val="2"/>
-        </w:numPr>
-        <w:rPr>
-          <w:rStyle w:val="Hyperlink"/>
-          <w:color w:val="auto"/>
-          <w:u w:val="none"/>
-          <w:lang w:val="en-US"/>
-        </w:rPr>
-      </w:pPr>
-      <w:r>
-        <w:rPr>
-          <w:rStyle w:val="Hyperlink"/>
-          <w:color w:val="auto"/>
-          <w:u w:val="none"/>
-          <w:lang w:val="en-US"/>
-        </w:rPr>
-        <w:t>15 đến 17.83 giờ, giải tích 1, giảng đường H6</w:t>
+        <w:t>12</w:t>
+      </w:r>
+      <w:r>
+        <w:rPr>
+          <w:rStyle w:val="Hyperlink"/>
+          <w:color w:val="auto"/>
+          <w:u w:val="none"/>
+          <w:lang w:val="en-US"/>
+        </w:rPr>
+        <w:t>/10/2023?</w:t>
+      </w:r>
+    </w:p>
+    <w:p>
+      <w:pPr>
+        <w:pStyle w:val="ListParagraph"/>
+        <w:numPr>
+          <w:ilvl w:val="0"/>
+          <w:numId w:val="2"/>
+        </w:numPr>
+        <w:rPr>
+          <w:rStyle w:val="Hyperlink"/>
+          <w:color w:val="auto"/>
+          <w:u w:val="none"/>
+          <w:lang w:val="en-US"/>
+        </w:rPr>
+      </w:pPr>
+      <w:r>
+        <w:rPr>
+          <w:rStyle w:val="Hyperlink"/>
+          <w:color w:val="auto"/>
+          <w:u w:val="none"/>
+          <w:lang w:val="en-US"/>
+        </w:rPr>
+        <w:t>7 đến 8.83 giờ, hệ thống số, giảng đường H6</w:t>
       </w:r>
     </w:p>
     <w:p>
@@ -3531,79 +3621,88 @@
           <w:u w:val="none"/>
           <w:lang w:val="en-US"/>
         </w:rPr>
-        <w:t>4/10/2023?</w:t>
-      </w:r>
-    </w:p>
-    <w:p>
-      <w:pPr>
-        <w:pStyle w:val="ListParagraph"/>
-        <w:numPr>
-          <w:ilvl w:val="0"/>
-          <w:numId w:val="2"/>
-        </w:numPr>
-        <w:rPr>
-          <w:rStyle w:val="Hyperlink"/>
-          <w:color w:val="auto"/>
-          <w:u w:val="none"/>
-          <w:lang w:val="en-US"/>
-        </w:rPr>
-      </w:pPr>
-      <w:r>
-        <w:rPr>
-          <w:rStyle w:val="Hyperlink"/>
-          <w:color w:val="auto"/>
-          <w:u w:val="none"/>
-          <w:lang w:val="en-US"/>
-        </w:rPr>
-        <w:t>7 đến 8 giờ, đi đổ xăng, bơm xe, Up Race</w:t>
-      </w:r>
-    </w:p>
-    <w:p>
-      <w:pPr>
-        <w:pStyle w:val="ListParagraph"/>
-        <w:numPr>
-          <w:ilvl w:val="0"/>
-          <w:numId w:val="2"/>
-        </w:numPr>
-        <w:rPr>
-          <w:rStyle w:val="Hyperlink"/>
-          <w:color w:val="auto"/>
-          <w:u w:val="none"/>
-          <w:lang w:val="en-US"/>
-        </w:rPr>
-      </w:pPr>
-      <w:r>
-        <w:rPr>
-          <w:rStyle w:val="Hyperlink"/>
-          <w:color w:val="auto"/>
-          <w:u w:val="none"/>
-          <w:lang w:val="en-US"/>
-        </w:rPr>
-        <w:t>16 đến 17.83 giờ, sinh hoạt, tòa H6, phòng 110</w:t>
-      </w:r>
-    </w:p>
-    <w:p>
-      <w:pPr>
-        <w:pStyle w:val="ListParagraph"/>
-        <w:numPr>
-          <w:ilvl w:val="0"/>
-          <w:numId w:val="2"/>
-        </w:numPr>
-        <w:rPr>
-          <w:rStyle w:val="Hyperlink"/>
-          <w:color w:val="auto"/>
-          <w:u w:val="none"/>
-          <w:lang w:val="en-US"/>
-        </w:rPr>
-      </w:pPr>
-      <w:r>
-        <w:rPr>
-          <w:rStyle w:val="Hyperlink"/>
-          <w:color w:val="auto"/>
-          <w:u w:val="none"/>
-          <w:lang w:val="en-US"/>
-        </w:rPr>
-        <w:t>19 giờ, check Mail thư viện</w:t>
+        <w:t>13</w:t>
+      </w:r>
+      <w:r>
+        <w:rPr>
+          <w:rStyle w:val="Hyperlink"/>
+          <w:color w:val="auto"/>
+          <w:u w:val="none"/>
+          <w:lang w:val="en-US"/>
+        </w:rPr>
+        <w:t>/10/2023?</w:t>
+      </w:r>
+    </w:p>
+    <w:p>
+      <w:pPr>
+        <w:pStyle w:val="ListParagraph"/>
+        <w:numPr>
+          <w:ilvl w:val="0"/>
+          <w:numId w:val="2"/>
+        </w:numPr>
+        <w:rPr>
+          <w:rStyle w:val="Hyperlink"/>
+          <w:color w:val="auto"/>
+          <w:u w:val="none"/>
+          <w:lang w:val="en-US"/>
+        </w:rPr>
+      </w:pPr>
+      <w:r>
+        <w:rPr>
+          <w:rStyle w:val="Hyperlink"/>
+          <w:color w:val="auto"/>
+          <w:u w:val="none"/>
+          <w:lang w:val="en-US"/>
+        </w:rPr>
+        <w:t>7 đến 11.83 giờ, hệ thống số thí nghiệm, tòa H6, phòng 605</w:t>
+      </w:r>
+    </w:p>
+    <w:p>
+      <w:pPr>
+        <w:pStyle w:val="ListParagraph"/>
+        <w:numPr>
+          <w:ilvl w:val="0"/>
+          <w:numId w:val="2"/>
+        </w:numPr>
+        <w:rPr>
+          <w:rStyle w:val="Hyperlink"/>
+          <w:color w:val="auto"/>
+          <w:u w:val="none"/>
+          <w:lang w:val="en-US"/>
+        </w:rPr>
+      </w:pPr>
+      <w:r>
+        <w:rPr>
+          <w:rStyle w:val="Hyperlink"/>
+          <w:color w:val="auto"/>
+          <w:u w:val="none"/>
+          <w:lang w:val="en-US"/>
+        </w:rPr>
+        <w:t>14 đến 15.83 giờ, nhập môn điện toán, giảng đường H6</w:t>
+      </w:r>
+    </w:p>
+    <w:p>
+      <w:pPr>
+        <w:pStyle w:val="ListParagraph"/>
+        <w:numPr>
+          <w:ilvl w:val="0"/>
+          <w:numId w:val="2"/>
+        </w:numPr>
+        <w:rPr>
+          <w:rStyle w:val="Hyperlink"/>
+          <w:color w:val="auto"/>
+          <w:u w:val="none"/>
+          <w:lang w:val="en-US"/>
+        </w:rPr>
+      </w:pPr>
+      <w:r>
+        <w:rPr>
+          <w:rStyle w:val="Hyperlink"/>
+          <w:color w:val="auto"/>
+          <w:u w:val="none"/>
+          <w:lang w:val="en-US"/>
+        </w:rPr>
+        <w:t>16 đến 17.83 giờ, vật lí 1 bài tập, tòa H1, phòng 101</w:t>
       </w:r>
     </w:p>
     <w:p>
@@ -3614,44 +3713,32 @@
           <w:numId w:val="4"/>
         </w:numPr>
         <w:rPr>
-          <w:rStyle w:val="Hyperlink"/>
-          <w:color w:val="auto"/>
-          <w:u w:val="none"/>
-          <w:lang w:val="en-US"/>
-        </w:rPr>
-      </w:pPr>
-      <w:r>
-        <w:rPr>
-          <w:rStyle w:val="Hyperlink"/>
-          <w:color w:val="auto"/>
-          <w:u w:val="none"/>
-          <w:lang w:val="en-US"/>
-        </w:rPr>
-        <w:t>5/10/2023?</w:t>
-      </w:r>
-    </w:p>
-    <w:p>
-      <w:pPr>
-        <w:pStyle w:val="ListParagraph"/>
-        <w:numPr>
-          <w:ilvl w:val="0"/>
-          <w:numId w:val="2"/>
-        </w:numPr>
-        <w:rPr>
-          <w:rStyle w:val="Hyperlink"/>
-          <w:color w:val="auto"/>
-          <w:u w:val="none"/>
-          <w:lang w:val="en-US"/>
-        </w:rPr>
-      </w:pPr>
-      <w:r>
-        <w:rPr>
-          <w:rStyle w:val="Hyperlink"/>
-          <w:color w:val="auto"/>
-          <w:u w:val="none"/>
-          <w:lang w:val="en-US"/>
-        </w:rPr>
-        <w:t>7 đến 8.83 giờ, hệ thống số, giảng đường H6</w:t>
+          <w:lang w:val="en-US"/>
+        </w:rPr>
+      </w:pPr>
+      <w:r>
+        <w:rPr>
+          <w:lang w:val="en-US"/>
+        </w:rPr>
+        <w:t>16/10/2023?</w:t>
+      </w:r>
+    </w:p>
+    <w:p>
+      <w:pPr>
+        <w:pStyle w:val="ListParagraph"/>
+        <w:numPr>
+          <w:ilvl w:val="0"/>
+          <w:numId w:val="2"/>
+        </w:numPr>
+        <w:rPr>
+          <w:lang w:val="en-US"/>
+        </w:rPr>
+      </w:pPr>
+      <w:r>
+        <w:rPr>
+          <w:lang w:val="en-US"/>
+        </w:rPr>
+        <w:t>Học thể dục</w:t>
       </w:r>
     </w:p>
     <w:p>
@@ -3662,86 +3749,32 @@
           <w:numId w:val="4"/>
         </w:numPr>
         <w:rPr>
-          <w:rStyle w:val="Hyperlink"/>
-          <w:color w:val="auto"/>
-          <w:u w:val="none"/>
-          <w:lang w:val="en-US"/>
-        </w:rPr>
-      </w:pPr>
-      <w:r>
-        <w:rPr>
-          <w:rStyle w:val="Hyperlink"/>
-          <w:color w:val="auto"/>
-          <w:u w:val="none"/>
-          <w:lang w:val="en-US"/>
-        </w:rPr>
-        <w:t>6/10/2023?</w:t>
-      </w:r>
-    </w:p>
-    <w:p>
-      <w:pPr>
-        <w:pStyle w:val="ListParagraph"/>
-        <w:numPr>
-          <w:ilvl w:val="0"/>
-          <w:numId w:val="2"/>
-        </w:numPr>
-        <w:rPr>
-          <w:rStyle w:val="Hyperlink"/>
-          <w:color w:val="auto"/>
-          <w:u w:val="none"/>
-          <w:lang w:val="en-US"/>
-        </w:rPr>
-      </w:pPr>
-      <w:r>
-        <w:rPr>
-          <w:rStyle w:val="Hyperlink"/>
-          <w:color w:val="auto"/>
-          <w:u w:val="none"/>
-          <w:lang w:val="en-US"/>
-        </w:rPr>
-        <w:t>14 đến 15.83 giờ, nhập môn điện toán, giảng đường H6</w:t>
-      </w:r>
-    </w:p>
-    <w:p>
-      <w:pPr>
-        <w:pStyle w:val="ListParagraph"/>
-        <w:numPr>
-          <w:ilvl w:val="0"/>
-          <w:numId w:val="2"/>
-        </w:numPr>
-        <w:rPr>
-          <w:rStyle w:val="Hyperlink"/>
-          <w:color w:val="auto"/>
-          <w:u w:val="none"/>
-          <w:lang w:val="en-US"/>
-        </w:rPr>
-      </w:pPr>
-      <w:r>
-        <w:rPr>
-          <w:rStyle w:val="Hyperlink"/>
-          <w:color w:val="auto"/>
-          <w:u w:val="none"/>
-          <w:lang w:val="en-US"/>
-        </w:rPr>
-        <w:t xml:space="preserve">17 giờ, nhắn tin </w:t>
-      </w:r>
-      <w:hyperlink r:id="rId21" w:history="1">
-        <w:r>
-          <w:rPr>
-            <w:rStyle w:val="Hyperlink"/>
-            <w:lang w:val="en-US"/>
-          </w:rPr>
-          <w:t>danhthiphuochieu@gmail.com@gmail.com</w:t>
-        </w:r>
-      </w:hyperlink>
-      <w:r>
-        <w:rPr>
-          <w:rStyle w:val="Hyperlink"/>
-          <w:color w:val="auto"/>
-          <w:u w:val="none"/>
-          <w:lang w:val="en-US"/>
-        </w:rPr>
-        <w:t>” có tên mình trong lớp không</w:t>
+          <w:lang w:val="en-US"/>
+        </w:rPr>
+      </w:pPr>
+      <w:r>
+        <w:rPr>
+          <w:lang w:val="en-US"/>
+        </w:rPr>
+        <w:t>27/10/2023?</w:t>
+      </w:r>
+    </w:p>
+    <w:p>
+      <w:pPr>
+        <w:pStyle w:val="ListParagraph"/>
+        <w:numPr>
+          <w:ilvl w:val="0"/>
+          <w:numId w:val="2"/>
+        </w:numPr>
+        <w:rPr>
+          <w:lang w:val="en-US"/>
+        </w:rPr>
+      </w:pPr>
+      <w:r>
+        <w:rPr>
+          <w:lang w:val="en-US"/>
+        </w:rPr>
+        <w:t>Không học vật lí 1 bài tập</w:t>
       </w:r>
     </w:p>
     <w:p>
@@ -3759,7 +3792,116 @@
         <w:rPr>
           <w:lang w:val="en-US"/>
         </w:rPr>
-        <w:t>7</w:t>
+        <w:t>28/10/2023?</w:t>
+      </w:r>
+    </w:p>
+    <w:p>
+      <w:pPr>
+        <w:pStyle w:val="ListParagraph"/>
+        <w:numPr>
+          <w:ilvl w:val="0"/>
+          <w:numId w:val="2"/>
+        </w:numPr>
+        <w:rPr>
+          <w:lang w:val="en-US"/>
+        </w:rPr>
+      </w:pPr>
+      <w:r>
+        <w:rPr>
+          <w:lang w:val="en-US"/>
+        </w:rPr>
+        <w:t>7 đến 9 giờ, thi vật lí 1, tòa H1, phòng 101</w:t>
+      </w:r>
+    </w:p>
+    <w:p>
+      <w:pPr>
+        <w:pStyle w:val="ListParagraph"/>
+        <w:numPr>
+          <w:ilvl w:val="0"/>
+          <w:numId w:val="2"/>
+        </w:numPr>
+        <w:rPr>
+          <w:lang w:val="en-US"/>
+        </w:rPr>
+      </w:pPr>
+      <w:r>
+        <w:rPr>
+          <w:lang w:val="en-US"/>
+        </w:rPr>
+        <w:lastRenderedPageBreak/>
+        <w:t>9 đến 11 giờ, thi giải tích 1, tòa H6, phòng 214</w:t>
+      </w:r>
+    </w:p>
+    <w:p>
+      <w:pPr>
+        <w:pStyle w:val="ListParagraph"/>
+        <w:numPr>
+          <w:ilvl w:val="0"/>
+          <w:numId w:val="4"/>
+        </w:numPr>
+        <w:rPr>
+          <w:lang w:val="en-US"/>
+        </w:rPr>
+      </w:pPr>
+      <w:r>
+        <w:rPr>
+          <w:lang w:val="en-US"/>
+        </w:rPr>
+        <w:t>29/10/2023?</w:t>
+      </w:r>
+    </w:p>
+    <w:p>
+      <w:pPr>
+        <w:pStyle w:val="ListParagraph"/>
+        <w:numPr>
+          <w:ilvl w:val="0"/>
+          <w:numId w:val="2"/>
+        </w:numPr>
+        <w:rPr>
+          <w:lang w:val="en-US"/>
+        </w:rPr>
+      </w:pPr>
+      <w:r>
+        <w:rPr>
+          <w:lang w:val="en-US"/>
+        </w:rPr>
+        <w:t>7 đến 9 giờ, thi hệ thống số, tòa H6, phòng 516</w:t>
+      </w:r>
+    </w:p>
+    <w:p>
+      <w:pPr>
+        <w:pStyle w:val="ListParagraph"/>
+        <w:numPr>
+          <w:ilvl w:val="0"/>
+          <w:numId w:val="2"/>
+        </w:numPr>
+        <w:rPr>
+          <w:lang w:val="en-US"/>
+        </w:rPr>
+      </w:pPr>
+      <w:r>
+        <w:rPr>
+          <w:lang w:val="en-US"/>
+        </w:rPr>
+        <w:t>9 đến 11 giờ, thi nhập môn điện toán, tòa H6, phòng 308</w:t>
+      </w:r>
+    </w:p>
+    <w:p>
+      <w:pPr>
+        <w:pStyle w:val="ListParagraph"/>
+        <w:numPr>
+          <w:ilvl w:val="0"/>
+          <w:numId w:val="4"/>
+        </w:numPr>
+        <w:rPr>
+          <w:lang w:val="en-US"/>
+        </w:rPr>
+      </w:pPr>
+      <w:r>
+        <w:rPr>
+          <w:lang w:val="en-US"/>
+        </w:rPr>
+        <w:t>30</w:t>
       </w:r>
       <w:r>
         <w:rPr>
@@ -3783,19 +3925,25 @@
         <w:rPr>
           <w:lang w:val="en-US"/>
         </w:rPr>
-        <w:t>10 giờ,</w:t>
-      </w:r>
-      <w:r>
-        <w:rPr>
-          <w:lang w:val="en-US"/>
-        </w:rPr>
-        <w:t xml:space="preserve"> thi IC3,</w:t>
-      </w:r>
-      <w:r>
-        <w:rPr>
-          <w:lang w:val="en-US"/>
-        </w:rPr>
-        <w:t xml:space="preserve"> tòa H6, phòng 703</w:t>
+        <w:t>Đóng tiền xe tháng</w:t>
+      </w:r>
+    </w:p>
+    <w:p>
+      <w:pPr>
+        <w:pStyle w:val="ListParagraph"/>
+        <w:numPr>
+          <w:ilvl w:val="0"/>
+          <w:numId w:val="2"/>
+        </w:numPr>
+        <w:rPr>
+          <w:lang w:val="en-US"/>
+        </w:rPr>
+      </w:pPr>
+      <w:r>
+        <w:rPr>
+          <w:lang w:val="en-US"/>
+        </w:rPr>
+        <w:t>Mua thẻ mạng</w:t>
       </w:r>
     </w:p>
     <w:p>
@@ -3813,7 +3961,627 @@
         <w:rPr>
           <w:lang w:val="en-US"/>
         </w:rPr>
-        <w:t>16/10/2023?</w:t>
+        <w:t>Giữa</w:t>
+      </w:r>
+      <w:r>
+        <w:rPr>
+          <w:lang w:val="en-US"/>
+        </w:rPr>
+        <w:t xml:space="preserve"> </w:t>
+      </w:r>
+      <w:r>
+        <w:rPr>
+          <w:lang w:val="en-US"/>
+        </w:rPr>
+        <w:t>Tháng 12/2023?</w:t>
+      </w:r>
+    </w:p>
+    <w:p>
+      <w:pPr>
+        <w:pStyle w:val="ListParagraph"/>
+        <w:numPr>
+          <w:ilvl w:val="0"/>
+          <w:numId w:val="2"/>
+        </w:numPr>
+        <w:rPr>
+          <w:lang w:val="en-US"/>
+        </w:rPr>
+      </w:pPr>
+      <w:r>
+        <w:rPr>
+          <w:lang w:val="en-US"/>
+        </w:rPr>
+        <w:t>Thi anh văn đầu vào</w:t>
+      </w:r>
+    </w:p>
+    <w:p>
+      <w:pPr>
+        <w:pStyle w:val="ListParagraph"/>
+        <w:numPr>
+          <w:ilvl w:val="0"/>
+          <w:numId w:val="4"/>
+        </w:numPr>
+        <w:rPr>
+          <w:lang w:val="en-US"/>
+        </w:rPr>
+      </w:pPr>
+      <w:r>
+        <w:rPr>
+          <w:lang w:val="en-US"/>
+        </w:rPr>
+        <w:t>Cuối Năm 1?</w:t>
+      </w:r>
+    </w:p>
+    <w:p>
+      <w:pPr>
+        <w:pStyle w:val="ListParagraph"/>
+        <w:numPr>
+          <w:ilvl w:val="0"/>
+          <w:numId w:val="2"/>
+        </w:numPr>
+        <w:rPr>
+          <w:lang w:val="en-US"/>
+        </w:rPr>
+      </w:pPr>
+      <w:r>
+        <w:rPr>
+          <w:lang w:val="en-US"/>
+        </w:rPr>
+        <w:t>Nộp MOS</w:t>
+      </w:r>
+    </w:p>
+    <w:p>
+      <w:pPr>
+        <w:rPr>
+          <w:lang w:val="en-US"/>
+        </w:rPr>
+      </w:pPr>
+    </w:p>
+    <w:p>
+      <w:pPr>
+        <w:rPr>
+          <w:lang w:val="en-US"/>
+        </w:rPr>
+      </w:pPr>
+      <w:r>
+        <w:rPr>
+          <w:lang w:val="en-US"/>
+        </w:rPr>
+        <w:t>Task – Nhiệm Vụ:</w:t>
+      </w:r>
+    </w:p>
+    <w:p>
+      <w:pPr>
+        <w:pStyle w:val="ListParagraph"/>
+        <w:numPr>
+          <w:ilvl w:val="0"/>
+          <w:numId w:val="7"/>
+        </w:numPr>
+        <w:rPr>
+          <w:lang w:val="en-US"/>
+        </w:rPr>
+      </w:pPr>
+      <w:r>
+        <w:rPr>
+          <w:lang w:val="en-US"/>
+        </w:rPr>
+        <w:t>Quy Đổi Điểm?</w:t>
+      </w:r>
+    </w:p>
+    <w:p>
+      <w:pPr>
+        <w:pStyle w:val="ListParagraph"/>
+        <w:numPr>
+          <w:ilvl w:val="0"/>
+          <w:numId w:val="2"/>
+        </w:numPr>
+        <w:rPr>
+          <w:lang w:val="en-US"/>
+        </w:rPr>
+      </w:pPr>
+      <w:r>
+        <w:rPr>
+          <w:lang w:val="en-US"/>
+        </w:rPr>
+        <w:t>Từ thang 10 sang chữ</w:t>
+      </w:r>
+    </w:p>
+    <w:p>
+      <w:pPr>
+        <w:pStyle w:val="ListParagraph"/>
+        <w:numPr>
+          <w:ilvl w:val="0"/>
+          <w:numId w:val="2"/>
+        </w:numPr>
+        <w:rPr>
+          <w:lang w:val="en-US"/>
+        </w:rPr>
+      </w:pPr>
+      <w:r>
+        <w:rPr>
+          <w:lang w:val="en-US"/>
+        </w:rPr>
+        <w:t>F = 4 trở xuống</w:t>
+      </w:r>
+    </w:p>
+    <w:p>
+      <w:pPr>
+        <w:pStyle w:val="ListParagraph"/>
+        <w:numPr>
+          <w:ilvl w:val="0"/>
+          <w:numId w:val="2"/>
+        </w:numPr>
+        <w:rPr>
+          <w:lang w:val="en-US"/>
+        </w:rPr>
+      </w:pPr>
+      <w:r>
+        <w:rPr>
+          <w:lang w:val="en-US"/>
+        </w:rPr>
+        <w:t>D = 4 đến 5</w:t>
+      </w:r>
+    </w:p>
+    <w:p>
+      <w:pPr>
+        <w:pStyle w:val="ListParagraph"/>
+        <w:numPr>
+          <w:ilvl w:val="0"/>
+          <w:numId w:val="2"/>
+        </w:numPr>
+        <w:rPr>
+          <w:lang w:val="en-US"/>
+        </w:rPr>
+      </w:pPr>
+      <w:r>
+        <w:rPr>
+          <w:lang w:val="en-US"/>
+        </w:rPr>
+        <w:t>D+ = 5 đến 5.5</w:t>
+      </w:r>
+    </w:p>
+    <w:p>
+      <w:pPr>
+        <w:pStyle w:val="ListParagraph"/>
+        <w:numPr>
+          <w:ilvl w:val="0"/>
+          <w:numId w:val="2"/>
+        </w:numPr>
+        <w:rPr>
+          <w:lang w:val="en-US"/>
+        </w:rPr>
+      </w:pPr>
+      <w:r>
+        <w:rPr>
+          <w:lang w:val="en-US"/>
+        </w:rPr>
+        <w:t>Mỗi chữ cái không có “+” thì tăng 1</w:t>
+      </w:r>
+    </w:p>
+    <w:p>
+      <w:pPr>
+        <w:pStyle w:val="ListParagraph"/>
+        <w:numPr>
+          <w:ilvl w:val="0"/>
+          <w:numId w:val="2"/>
+        </w:numPr>
+        <w:rPr>
+          <w:lang w:val="en-US"/>
+        </w:rPr>
+      </w:pPr>
+      <w:r>
+        <w:rPr>
+          <w:lang w:val="en-US"/>
+        </w:rPr>
+        <w:t xml:space="preserve">Mỗi chữ cái có “+” thì </w:t>
+      </w:r>
+      <w:r>
+        <w:rPr>
+          <w:lang w:val="en-US"/>
+        </w:rPr>
+        <w:t>tăng</w:t>
+      </w:r>
+      <w:r>
+        <w:rPr>
+          <w:lang w:val="en-US"/>
+        </w:rPr>
+        <w:t xml:space="preserve"> 0.5</w:t>
+      </w:r>
+    </w:p>
+    <w:p>
+      <w:pPr>
+        <w:pStyle w:val="ListParagraph"/>
+        <w:numPr>
+          <w:ilvl w:val="0"/>
+          <w:numId w:val="2"/>
+        </w:numPr>
+        <w:rPr>
+          <w:lang w:val="en-US"/>
+        </w:rPr>
+      </w:pPr>
+      <w:r>
+        <w:rPr>
+          <w:lang w:val="en-US"/>
+        </w:rPr>
+        <w:t>Từ chữ sang thang 4</w:t>
+      </w:r>
+    </w:p>
+    <w:p>
+      <w:pPr>
+        <w:pStyle w:val="ListParagraph"/>
+        <w:numPr>
+          <w:ilvl w:val="0"/>
+          <w:numId w:val="2"/>
+        </w:numPr>
+        <w:rPr>
+          <w:lang w:val="en-US"/>
+        </w:rPr>
+      </w:pPr>
+      <w:r>
+        <w:rPr>
+          <w:lang w:val="en-US"/>
+        </w:rPr>
+        <w:t>F = 0</w:t>
+      </w:r>
+    </w:p>
+    <w:p>
+      <w:pPr>
+        <w:pStyle w:val="ListParagraph"/>
+        <w:numPr>
+          <w:ilvl w:val="0"/>
+          <w:numId w:val="2"/>
+        </w:numPr>
+        <w:rPr>
+          <w:lang w:val="en-US"/>
+        </w:rPr>
+      </w:pPr>
+      <w:r>
+        <w:rPr>
+          <w:lang w:val="en-US"/>
+        </w:rPr>
+        <w:t>D = 1</w:t>
+      </w:r>
+    </w:p>
+    <w:p>
+      <w:pPr>
+        <w:pStyle w:val="ListParagraph"/>
+        <w:numPr>
+          <w:ilvl w:val="0"/>
+          <w:numId w:val="2"/>
+        </w:numPr>
+        <w:rPr>
+          <w:lang w:val="en-US"/>
+        </w:rPr>
+      </w:pPr>
+      <w:r>
+        <w:rPr>
+          <w:lang w:val="en-US"/>
+        </w:rPr>
+        <w:t>D+ = 1.5</w:t>
+      </w:r>
+    </w:p>
+    <w:p>
+      <w:pPr>
+        <w:pStyle w:val="ListParagraph"/>
+        <w:numPr>
+          <w:ilvl w:val="0"/>
+          <w:numId w:val="2"/>
+        </w:numPr>
+        <w:rPr>
+          <w:lang w:val="en-US"/>
+        </w:rPr>
+      </w:pPr>
+      <w:r>
+        <w:rPr>
+          <w:lang w:val="en-US"/>
+        </w:rPr>
+        <w:t>Mỗi chữ tiếp theo + 0.5, tối đa = 4</w:t>
+      </w:r>
+    </w:p>
+    <w:p>
+      <w:pPr>
+        <w:pStyle w:val="ListParagraph"/>
+        <w:numPr>
+          <w:ilvl w:val="0"/>
+          <w:numId w:val="2"/>
+        </w:numPr>
+        <w:rPr>
+          <w:lang w:val="en-US"/>
+        </w:rPr>
+      </w:pPr>
+      <w:r>
+        <w:rPr>
+          <w:lang w:val="en-US"/>
+        </w:rPr>
+        <w:t>Điểm trung bình 1 học kì</w:t>
+      </w:r>
+    </w:p>
+    <w:p>
+      <w:pPr>
+        <w:pStyle w:val="ListParagraph"/>
+        <w:numPr>
+          <w:ilvl w:val="0"/>
+          <w:numId w:val="2"/>
+        </w:numPr>
+        <w:rPr>
+          <w:lang w:val="en-US"/>
+        </w:rPr>
+      </w:pPr>
+      <w:r>
+        <w:rPr>
+          <w:lang w:val="en-US"/>
+        </w:rPr>
+        <w:t>Ví dụ bạn học vật lí 1 với 4 tín chỉ, giải tích 1 với 3 tín chỉ 1 học kì, đạt 8.3 điểm vật lí, 5.1 điểm giải tích, thì quy đổi chúng sang thang chữ rồi sang thang 4, được 3.5 và 1.5</w:t>
+      </w:r>
+      <w:r>
+        <w:rPr>
+          <w:lang w:val="en-US"/>
+        </w:rPr>
+        <w:t>, thì tính trung bình có trọng số là số tín chỉ tương ứng, = ((3.5 * 4) + (1.5 * 3)) / (4 + 3) = 2.6</w:t>
+      </w:r>
+    </w:p>
+    <w:p>
+      <w:pPr>
+        <w:pStyle w:val="ListParagraph"/>
+        <w:numPr>
+          <w:ilvl w:val="0"/>
+          <w:numId w:val="2"/>
+        </w:numPr>
+        <w:rPr>
+          <w:lang w:val="en-US"/>
+        </w:rPr>
+      </w:pPr>
+      <w:r>
+        <w:rPr>
+          <w:lang w:val="en-US"/>
+        </w:rPr>
+        <w:t>Dựa vào điểm trung bình để xếp loại học lực</w:t>
+      </w:r>
+    </w:p>
+    <w:p>
+      <w:pPr>
+        <w:pStyle w:val="ListParagraph"/>
+        <w:numPr>
+          <w:ilvl w:val="0"/>
+          <w:numId w:val="2"/>
+        </w:numPr>
+        <w:rPr>
+          <w:lang w:val="en-US"/>
+        </w:rPr>
+      </w:pPr>
+      <w:r>
+        <w:rPr>
+          <w:lang w:val="en-US"/>
+        </w:rPr>
+        <w:t>Kém = 1 trở xuống</w:t>
+      </w:r>
+    </w:p>
+    <w:p>
+      <w:pPr>
+        <w:pStyle w:val="ListParagraph"/>
+        <w:numPr>
+          <w:ilvl w:val="0"/>
+          <w:numId w:val="2"/>
+        </w:numPr>
+        <w:rPr>
+          <w:lang w:val="en-US"/>
+        </w:rPr>
+      </w:pPr>
+      <w:r>
+        <w:rPr>
+          <w:lang w:val="en-US"/>
+        </w:rPr>
+        <w:t>Yếu = 1 đến 2</w:t>
+      </w:r>
+    </w:p>
+    <w:p>
+      <w:pPr>
+        <w:pStyle w:val="ListParagraph"/>
+        <w:numPr>
+          <w:ilvl w:val="0"/>
+          <w:numId w:val="2"/>
+        </w:numPr>
+        <w:rPr>
+          <w:lang w:val="en-US"/>
+        </w:rPr>
+      </w:pPr>
+      <w:r>
+        <w:rPr>
+          <w:lang w:val="en-US"/>
+        </w:rPr>
+        <w:t>TB = 2 đến 2.5</w:t>
+      </w:r>
+    </w:p>
+    <w:p>
+      <w:pPr>
+        <w:pStyle w:val="ListParagraph"/>
+        <w:numPr>
+          <w:ilvl w:val="0"/>
+          <w:numId w:val="2"/>
+        </w:numPr>
+        <w:rPr>
+          <w:lang w:val="en-US"/>
+        </w:rPr>
+      </w:pPr>
+      <w:r>
+        <w:rPr>
+          <w:lang w:val="en-US"/>
+        </w:rPr>
+        <w:t>Khá = 2.5 đến 3.2</w:t>
+      </w:r>
+    </w:p>
+    <w:p>
+      <w:pPr>
+        <w:pStyle w:val="ListParagraph"/>
+        <w:numPr>
+          <w:ilvl w:val="0"/>
+          <w:numId w:val="2"/>
+        </w:numPr>
+        <w:rPr>
+          <w:lang w:val="en-US"/>
+        </w:rPr>
+      </w:pPr>
+      <w:r>
+        <w:rPr>
+          <w:lang w:val="en-US"/>
+        </w:rPr>
+        <w:t>Giỏi = 3.2 đến 3.6</w:t>
+      </w:r>
+    </w:p>
+    <w:p>
+      <w:pPr>
+        <w:pStyle w:val="ListParagraph"/>
+        <w:numPr>
+          <w:ilvl w:val="0"/>
+          <w:numId w:val="2"/>
+        </w:numPr>
+        <w:rPr>
+          <w:lang w:val="en-US"/>
+        </w:rPr>
+      </w:pPr>
+      <w:r>
+        <w:rPr>
+          <w:lang w:val="en-US"/>
+        </w:rPr>
+        <w:t>Xuất sắc = 3.6 đến 4</w:t>
+      </w:r>
+    </w:p>
+    <w:p>
+      <w:pPr>
+        <w:pStyle w:val="ListParagraph"/>
+        <w:numPr>
+          <w:ilvl w:val="0"/>
+          <w:numId w:val="2"/>
+        </w:numPr>
+        <w:rPr>
+          <w:lang w:val="en-US"/>
+        </w:rPr>
+      </w:pPr>
+      <w:r>
+        <w:rPr>
+          <w:lang w:val="en-US"/>
+        </w:rPr>
+        <w:t>Điểm trung bình tích lũy = điểm trung bình từ khi nhập học tới giờ, không phải trong 1 học kì</w:t>
+      </w:r>
+    </w:p>
+    <w:p>
+      <w:pPr>
+        <w:pStyle w:val="ListParagraph"/>
+        <w:numPr>
+          <w:ilvl w:val="0"/>
+          <w:numId w:val="7"/>
+        </w:numPr>
+        <w:rPr>
+          <w:lang w:val="en-US"/>
+        </w:rPr>
+      </w:pPr>
+      <w:r>
+        <w:rPr>
+          <w:lang w:val="en-US"/>
+        </w:rPr>
+        <w:t>Tiến Trình Học?</w:t>
+      </w:r>
+    </w:p>
+    <w:p>
+      <w:pPr>
+        <w:pStyle w:val="ListParagraph"/>
+        <w:numPr>
+          <w:ilvl w:val="0"/>
+          <w:numId w:val="2"/>
+        </w:numPr>
+        <w:rPr>
+          <w:lang w:val="en-US"/>
+        </w:rPr>
+      </w:pPr>
+      <w:r>
+        <w:rPr>
+          <w:lang w:val="en-US"/>
+        </w:rPr>
+        <w:t>CO1005</w:t>
+      </w:r>
+    </w:p>
+    <w:p>
+      <w:pPr>
+        <w:pStyle w:val="ListParagraph"/>
+        <w:numPr>
+          <w:ilvl w:val="0"/>
+          <w:numId w:val="7"/>
+        </w:numPr>
+        <w:rPr>
+          <w:lang w:val="en-US"/>
+        </w:rPr>
+      </w:pPr>
+      <w:r>
+        <w:rPr>
+          <w:lang w:val="en-US"/>
+        </w:rPr>
+        <w:t>1 Học Kì?</w:t>
+      </w:r>
+    </w:p>
+    <w:p>
+      <w:pPr>
+        <w:pStyle w:val="ListParagraph"/>
+        <w:numPr>
+          <w:ilvl w:val="0"/>
+          <w:numId w:val="2"/>
+        </w:numPr>
+      </w:pPr>
+      <w:r>
+        <w:t>231 = năm 2023 học kì 1</w:t>
+      </w:r>
+    </w:p>
+    <w:p>
+      <w:pPr>
+        <w:pStyle w:val="ListParagraph"/>
+        <w:numPr>
+          <w:ilvl w:val="0"/>
+          <w:numId w:val="2"/>
+        </w:numPr>
+        <w:rPr>
+          <w:lang w:val="en-US"/>
+        </w:rPr>
+      </w:pPr>
+      <w:r>
+        <w:rPr>
+          <w:lang w:val="en-US"/>
+        </w:rPr>
+        <w:t>11 đến 25 tín chỉ</w:t>
+      </w:r>
+    </w:p>
+    <w:p>
+      <w:pPr>
+        <w:pStyle w:val="ListParagraph"/>
+        <w:numPr>
+          <w:ilvl w:val="0"/>
+          <w:numId w:val="2"/>
+        </w:numPr>
+        <w:rPr>
+          <w:lang w:val="en-US"/>
+        </w:rPr>
+      </w:pPr>
+      <w:r>
+        <w:rPr>
+          <w:lang w:val="en-US"/>
+        </w:rPr>
+        <w:t>Điểm trung bình 8.5</w:t>
+      </w:r>
+    </w:p>
+    <w:p>
+      <w:pPr>
+        <w:pStyle w:val="ListParagraph"/>
+        <w:numPr>
+          <w:ilvl w:val="0"/>
+          <w:numId w:val="2"/>
+        </w:numPr>
+        <w:rPr>
+          <w:lang w:val="en-US"/>
+        </w:rPr>
+      </w:pPr>
+      <w:r>
+        <w:rPr>
+          <w:lang w:val="en-US"/>
+        </w:rPr>
+        <w:t>3 ngày CTXH</w:t>
       </w:r>
     </w:p>
     <w:p>
@@ -3832,135 +4600,7 @@
           <w:lang w:val="en-US"/>
         </w:rPr>
         <w:lastRenderedPageBreak/>
-        <w:t>Học thể dục</w:t>
-      </w:r>
-    </w:p>
-    <w:p>
-      <w:pPr>
-        <w:pStyle w:val="ListParagraph"/>
-        <w:numPr>
-          <w:ilvl w:val="0"/>
-          <w:numId w:val="4"/>
-        </w:numPr>
-        <w:rPr>
-          <w:lang w:val="en-US"/>
-        </w:rPr>
-      </w:pPr>
-      <w:r>
-        <w:rPr>
-          <w:lang w:val="en-US"/>
-        </w:rPr>
-        <w:t>29/10/2023?</w:t>
-      </w:r>
-    </w:p>
-    <w:p>
-      <w:pPr>
-        <w:pStyle w:val="ListParagraph"/>
-        <w:numPr>
-          <w:ilvl w:val="0"/>
-          <w:numId w:val="2"/>
-        </w:numPr>
-        <w:rPr>
-          <w:lang w:val="en-US"/>
-        </w:rPr>
-      </w:pPr>
-      <w:r>
-        <w:rPr>
-          <w:lang w:val="en-US"/>
-        </w:rPr>
-        <w:t>Đóng tiền xe tháng</w:t>
-      </w:r>
-    </w:p>
-    <w:p>
-      <w:pPr>
-        <w:pStyle w:val="ListParagraph"/>
-        <w:numPr>
-          <w:ilvl w:val="0"/>
-          <w:numId w:val="4"/>
-        </w:numPr>
-        <w:rPr>
-          <w:lang w:val="en-US"/>
-        </w:rPr>
-      </w:pPr>
-      <w:r>
-        <w:rPr>
-          <w:lang w:val="en-US"/>
-        </w:rPr>
-        <w:t>29/11/2023?</w:t>
-      </w:r>
-    </w:p>
-    <w:p>
-      <w:pPr>
-        <w:pStyle w:val="ListParagraph"/>
-        <w:numPr>
-          <w:ilvl w:val="0"/>
-          <w:numId w:val="2"/>
-        </w:numPr>
-        <w:rPr>
-          <w:lang w:val="en-US"/>
-        </w:rPr>
-      </w:pPr>
-      <w:r>
-        <w:rPr>
-          <w:lang w:val="en-US"/>
-        </w:rPr>
-        <w:t>Mua thẻ mạng</w:t>
-      </w:r>
-    </w:p>
-    <w:p>
-      <w:pPr>
-        <w:pStyle w:val="ListParagraph"/>
-        <w:numPr>
-          <w:ilvl w:val="0"/>
-          <w:numId w:val="4"/>
-        </w:numPr>
-        <w:rPr>
-          <w:lang w:val="en-US"/>
-        </w:rPr>
-      </w:pPr>
-      <w:r>
-        <w:rPr>
-          <w:lang w:val="en-US"/>
-        </w:rPr>
-        <w:t>Cuối Năm 1?</w:t>
-      </w:r>
-    </w:p>
-    <w:p>
-      <w:pPr>
-        <w:pStyle w:val="ListParagraph"/>
-        <w:numPr>
-          <w:ilvl w:val="0"/>
-          <w:numId w:val="2"/>
-        </w:numPr>
-        <w:rPr>
-          <w:lang w:val="en-US"/>
-        </w:rPr>
-      </w:pPr>
-      <w:r>
-        <w:rPr>
-          <w:lang w:val="en-US"/>
-        </w:rPr>
-        <w:t>Nộp MOS</w:t>
-      </w:r>
-    </w:p>
-    <w:p>
-      <w:pPr>
-        <w:rPr>
-          <w:lang w:val="en-US"/>
-        </w:rPr>
-      </w:pPr>
-    </w:p>
-    <w:p>
-      <w:pPr>
-        <w:rPr>
-          <w:lang w:val="en-US"/>
-        </w:rPr>
-      </w:pPr>
-      <w:r>
-        <w:rPr>
-          <w:lang w:val="en-US"/>
-        </w:rPr>
-        <w:t>Task – Nhiệm Vụ:</w:t>
+        <w:t>Điểm rèn luyện 85</w:t>
       </w:r>
     </w:p>
     <w:p>
@@ -3978,403 +4618,25 @@
         <w:rPr>
           <w:lang w:val="en-US"/>
         </w:rPr>
-        <w:t>Quy Đổi Điểm?</w:t>
-      </w:r>
-    </w:p>
-    <w:p>
-      <w:pPr>
-        <w:pStyle w:val="ListParagraph"/>
-        <w:numPr>
-          <w:ilvl w:val="0"/>
-          <w:numId w:val="2"/>
-        </w:numPr>
-        <w:rPr>
-          <w:lang w:val="en-US"/>
-        </w:rPr>
-      </w:pPr>
-      <w:r>
-        <w:rPr>
-          <w:lang w:val="en-US"/>
-        </w:rPr>
-        <w:t>Từ thang 10 sang chữ</w:t>
-      </w:r>
-    </w:p>
-    <w:p>
-      <w:pPr>
-        <w:pStyle w:val="ListParagraph"/>
-        <w:numPr>
-          <w:ilvl w:val="0"/>
-          <w:numId w:val="2"/>
-        </w:numPr>
-        <w:rPr>
-          <w:lang w:val="en-US"/>
-        </w:rPr>
-      </w:pPr>
-      <w:r>
-        <w:rPr>
-          <w:lang w:val="en-US"/>
-        </w:rPr>
-        <w:t>F = 4 trở xuống</w:t>
-      </w:r>
-    </w:p>
-    <w:p>
-      <w:pPr>
-        <w:pStyle w:val="ListParagraph"/>
-        <w:numPr>
-          <w:ilvl w:val="0"/>
-          <w:numId w:val="2"/>
-        </w:numPr>
-        <w:rPr>
-          <w:lang w:val="en-US"/>
-        </w:rPr>
-      </w:pPr>
-      <w:r>
-        <w:rPr>
-          <w:lang w:val="en-US"/>
-        </w:rPr>
-        <w:t>D = 4 đến 5</w:t>
-      </w:r>
-    </w:p>
-    <w:p>
-      <w:pPr>
-        <w:pStyle w:val="ListParagraph"/>
-        <w:numPr>
-          <w:ilvl w:val="0"/>
-          <w:numId w:val="2"/>
-        </w:numPr>
-        <w:rPr>
-          <w:lang w:val="en-US"/>
-        </w:rPr>
-      </w:pPr>
-      <w:r>
-        <w:rPr>
-          <w:lang w:val="en-US"/>
-        </w:rPr>
-        <w:t>D+ = 5 đến 5.5</w:t>
-      </w:r>
-    </w:p>
-    <w:p>
-      <w:pPr>
-        <w:pStyle w:val="ListParagraph"/>
-        <w:numPr>
-          <w:ilvl w:val="0"/>
-          <w:numId w:val="2"/>
-        </w:numPr>
-        <w:rPr>
-          <w:lang w:val="en-US"/>
-        </w:rPr>
-      </w:pPr>
-      <w:r>
-        <w:rPr>
-          <w:lang w:val="en-US"/>
-        </w:rPr>
-        <w:t>Mỗi chữ cái không có “+” thì tăng 1</w:t>
-      </w:r>
-    </w:p>
-    <w:p>
-      <w:pPr>
-        <w:pStyle w:val="ListParagraph"/>
-        <w:numPr>
-          <w:ilvl w:val="0"/>
-          <w:numId w:val="2"/>
-        </w:numPr>
-        <w:rPr>
-          <w:lang w:val="en-US"/>
-        </w:rPr>
-      </w:pPr>
-      <w:r>
-        <w:rPr>
-          <w:lang w:val="en-US"/>
-        </w:rPr>
-        <w:t xml:space="preserve">Mỗi chữ cái có “+” thì </w:t>
-      </w:r>
-      <w:r>
-        <w:rPr>
-          <w:lang w:val="en-US"/>
-        </w:rPr>
-        <w:t>tăng</w:t>
-      </w:r>
-      <w:r>
-        <w:rPr>
-          <w:lang w:val="en-US"/>
-        </w:rPr>
-        <w:t xml:space="preserve"> 0.5</w:t>
-      </w:r>
-    </w:p>
-    <w:p>
-      <w:pPr>
-        <w:pStyle w:val="ListParagraph"/>
-        <w:numPr>
-          <w:ilvl w:val="0"/>
-          <w:numId w:val="2"/>
-        </w:numPr>
-        <w:rPr>
-          <w:lang w:val="en-US"/>
-        </w:rPr>
-      </w:pPr>
-      <w:r>
-        <w:rPr>
-          <w:lang w:val="en-US"/>
-        </w:rPr>
-        <w:t>Từ chữ sang thang 4</w:t>
-      </w:r>
-    </w:p>
-    <w:p>
-      <w:pPr>
-        <w:pStyle w:val="ListParagraph"/>
-        <w:numPr>
-          <w:ilvl w:val="0"/>
-          <w:numId w:val="2"/>
-        </w:numPr>
-        <w:rPr>
-          <w:lang w:val="en-US"/>
-        </w:rPr>
-      </w:pPr>
-      <w:r>
-        <w:rPr>
-          <w:lang w:val="en-US"/>
-        </w:rPr>
-        <w:t>F = 0</w:t>
-      </w:r>
-    </w:p>
-    <w:p>
-      <w:pPr>
-        <w:pStyle w:val="ListParagraph"/>
-        <w:numPr>
-          <w:ilvl w:val="0"/>
-          <w:numId w:val="2"/>
-        </w:numPr>
-        <w:rPr>
-          <w:lang w:val="en-US"/>
-        </w:rPr>
-      </w:pPr>
-      <w:r>
-        <w:rPr>
-          <w:lang w:val="en-US"/>
-        </w:rPr>
-        <w:t>D = 1</w:t>
-      </w:r>
-    </w:p>
-    <w:p>
-      <w:pPr>
-        <w:pStyle w:val="ListParagraph"/>
-        <w:numPr>
-          <w:ilvl w:val="0"/>
-          <w:numId w:val="2"/>
-        </w:numPr>
-        <w:rPr>
-          <w:lang w:val="en-US"/>
-        </w:rPr>
-      </w:pPr>
-      <w:r>
-        <w:rPr>
-          <w:lang w:val="en-US"/>
-        </w:rPr>
-        <w:t>D+ = 1.5</w:t>
-      </w:r>
-    </w:p>
-    <w:p>
-      <w:pPr>
-        <w:pStyle w:val="ListParagraph"/>
-        <w:numPr>
-          <w:ilvl w:val="0"/>
-          <w:numId w:val="2"/>
-        </w:numPr>
-        <w:rPr>
-          <w:lang w:val="en-US"/>
-        </w:rPr>
-      </w:pPr>
-      <w:r>
-        <w:rPr>
-          <w:lang w:val="en-US"/>
-        </w:rPr>
-        <w:t>Mỗi chữ tiếp theo + 0.5, tối đa = 4</w:t>
-      </w:r>
-    </w:p>
-    <w:p>
-      <w:pPr>
-        <w:pStyle w:val="ListParagraph"/>
-        <w:numPr>
-          <w:ilvl w:val="0"/>
-          <w:numId w:val="2"/>
-        </w:numPr>
-        <w:rPr>
-          <w:lang w:val="en-US"/>
-        </w:rPr>
-      </w:pPr>
-      <w:r>
-        <w:rPr>
-          <w:lang w:val="en-US"/>
-        </w:rPr>
-        <w:t>Điểm trung bình 1 học kì</w:t>
-      </w:r>
-    </w:p>
-    <w:p>
-      <w:pPr>
-        <w:pStyle w:val="ListParagraph"/>
-        <w:numPr>
-          <w:ilvl w:val="0"/>
-          <w:numId w:val="2"/>
-        </w:numPr>
-        <w:rPr>
-          <w:lang w:val="en-US"/>
-        </w:rPr>
-      </w:pPr>
-      <w:r>
-        <w:rPr>
-          <w:lang w:val="en-US"/>
-        </w:rPr>
-        <w:t>Ví dụ bạn học vật lí 1 với 4 tín chỉ, giải tích 1 với 3 tín chỉ 1 học kì, đạt 8.3 điểm vật lí, 5.1 điểm giải tích, thì quy đổi chúng sang thang chữ rồi sang thang 4, được 3.5 và 1.5</w:t>
-      </w:r>
-      <w:r>
-        <w:rPr>
-          <w:lang w:val="en-US"/>
-        </w:rPr>
-        <w:t>, thì tính trung bình có trọng số là số tín chỉ tương ứng, = ((3.5 * 4) + (1.5 * 3)) / (4 + 3) = 2.6</w:t>
-      </w:r>
-    </w:p>
-    <w:p>
-      <w:pPr>
-        <w:pStyle w:val="ListParagraph"/>
-        <w:numPr>
-          <w:ilvl w:val="0"/>
-          <w:numId w:val="2"/>
-        </w:numPr>
-        <w:rPr>
-          <w:lang w:val="en-US"/>
-        </w:rPr>
-      </w:pPr>
-      <w:r>
-        <w:rPr>
-          <w:lang w:val="en-US"/>
-        </w:rPr>
-        <w:t>Dựa vào điểm trung bình để xếp loại học lực</w:t>
-      </w:r>
-    </w:p>
-    <w:p>
-      <w:pPr>
-        <w:pStyle w:val="ListParagraph"/>
-        <w:numPr>
-          <w:ilvl w:val="0"/>
-          <w:numId w:val="2"/>
-        </w:numPr>
-        <w:rPr>
-          <w:lang w:val="en-US"/>
-        </w:rPr>
-      </w:pPr>
-      <w:r>
-        <w:rPr>
-          <w:lang w:val="en-US"/>
-        </w:rPr>
-        <w:t>Kém = 1 trở xuống</w:t>
-      </w:r>
-    </w:p>
-    <w:p>
-      <w:pPr>
-        <w:pStyle w:val="ListParagraph"/>
-        <w:numPr>
-          <w:ilvl w:val="0"/>
-          <w:numId w:val="2"/>
-        </w:numPr>
-        <w:rPr>
-          <w:lang w:val="en-US"/>
-        </w:rPr>
-      </w:pPr>
-      <w:r>
-        <w:rPr>
-          <w:lang w:val="en-US"/>
-        </w:rPr>
-        <w:t>Yếu = 1 đến 2</w:t>
-      </w:r>
-    </w:p>
-    <w:p>
-      <w:pPr>
-        <w:pStyle w:val="ListParagraph"/>
-        <w:numPr>
-          <w:ilvl w:val="0"/>
-          <w:numId w:val="2"/>
-        </w:numPr>
-        <w:rPr>
-          <w:lang w:val="en-US"/>
-        </w:rPr>
-      </w:pPr>
-      <w:r>
-        <w:rPr>
-          <w:lang w:val="en-US"/>
-        </w:rPr>
-        <w:t>TB = 2 đến 2.5</w:t>
-      </w:r>
-    </w:p>
-    <w:p>
-      <w:pPr>
-        <w:pStyle w:val="ListParagraph"/>
-        <w:numPr>
-          <w:ilvl w:val="0"/>
-          <w:numId w:val="2"/>
-        </w:numPr>
-        <w:rPr>
-          <w:lang w:val="en-US"/>
-        </w:rPr>
-      </w:pPr>
-      <w:r>
-        <w:rPr>
-          <w:lang w:val="en-US"/>
-        </w:rPr>
-        <w:t>Khá = 2.5 đến 3.2</w:t>
-      </w:r>
-    </w:p>
-    <w:p>
-      <w:pPr>
-        <w:pStyle w:val="ListParagraph"/>
-        <w:numPr>
-          <w:ilvl w:val="0"/>
-          <w:numId w:val="2"/>
-        </w:numPr>
-        <w:rPr>
-          <w:lang w:val="en-US"/>
-        </w:rPr>
-      </w:pPr>
-      <w:r>
-        <w:rPr>
-          <w:lang w:val="en-US"/>
-        </w:rPr>
-        <w:t>Giỏi = 3.2 đến 3.6</w:t>
-      </w:r>
-    </w:p>
-    <w:p>
-      <w:pPr>
-        <w:pStyle w:val="ListParagraph"/>
-        <w:numPr>
-          <w:ilvl w:val="0"/>
-          <w:numId w:val="2"/>
-        </w:numPr>
-        <w:rPr>
-          <w:lang w:val="en-US"/>
-        </w:rPr>
-      </w:pPr>
-      <w:r>
-        <w:rPr>
-          <w:lang w:val="en-US"/>
-        </w:rPr>
-        <w:t>Xuất sắc = 3.6 đến 4</w:t>
-      </w:r>
-    </w:p>
-    <w:p>
-      <w:pPr>
-        <w:pStyle w:val="ListParagraph"/>
-        <w:numPr>
-          <w:ilvl w:val="0"/>
-          <w:numId w:val="2"/>
-        </w:numPr>
-        <w:rPr>
-          <w:lang w:val="en-US"/>
-        </w:rPr>
-      </w:pPr>
-      <w:r>
-        <w:rPr>
-          <w:lang w:val="en-US"/>
-        </w:rPr>
-        <w:t>Điểm trung bình tích lũy = điểm trung bình từ khi nhập học tới giờ, không phải trong 1 học kì</w:t>
+        <w:t>1 Năm?</w:t>
+      </w:r>
+    </w:p>
+    <w:p>
+      <w:pPr>
+        <w:pStyle w:val="ListParagraph"/>
+        <w:numPr>
+          <w:ilvl w:val="0"/>
+          <w:numId w:val="2"/>
+        </w:numPr>
+        <w:rPr>
+          <w:lang w:val="en-US"/>
+        </w:rPr>
+      </w:pPr>
+      <w:r>
+        <w:rPr>
+          <w:lang w:val="en-US"/>
+        </w:rPr>
+        <w:t>33 tín chỉ</w:t>
       </w:r>
     </w:p>
     <w:p>
@@ -4392,180 +4654,6 @@
         <w:rPr>
           <w:lang w:val="en-US"/>
         </w:rPr>
-        <w:t>Tiến Trình Học?</w:t>
-      </w:r>
-    </w:p>
-    <w:p>
-      <w:pPr>
-        <w:pStyle w:val="ListParagraph"/>
-        <w:numPr>
-          <w:ilvl w:val="0"/>
-          <w:numId w:val="2"/>
-        </w:numPr>
-        <w:rPr>
-          <w:lang w:val="en-US"/>
-        </w:rPr>
-      </w:pPr>
-      <w:r>
-        <w:rPr>
-          <w:lang w:val="en-US"/>
-        </w:rPr>
-        <w:t>CO1005</w:t>
-      </w:r>
-    </w:p>
-    <w:p>
-      <w:pPr>
-        <w:pStyle w:val="ListParagraph"/>
-        <w:numPr>
-          <w:ilvl w:val="0"/>
-          <w:numId w:val="7"/>
-        </w:numPr>
-        <w:rPr>
-          <w:lang w:val="en-US"/>
-        </w:rPr>
-      </w:pPr>
-      <w:r>
-        <w:rPr>
-          <w:lang w:val="en-US"/>
-        </w:rPr>
-        <w:t>1 Học Kì?</w:t>
-      </w:r>
-    </w:p>
-    <w:p>
-      <w:pPr>
-        <w:pStyle w:val="ListParagraph"/>
-        <w:numPr>
-          <w:ilvl w:val="0"/>
-          <w:numId w:val="2"/>
-        </w:numPr>
-      </w:pPr>
-      <w:r>
-        <w:t>231 = năm 2023 học kì 1</w:t>
-      </w:r>
-    </w:p>
-    <w:p>
-      <w:pPr>
-        <w:pStyle w:val="ListParagraph"/>
-        <w:numPr>
-          <w:ilvl w:val="0"/>
-          <w:numId w:val="2"/>
-        </w:numPr>
-        <w:rPr>
-          <w:lang w:val="en-US"/>
-        </w:rPr>
-      </w:pPr>
-      <w:r>
-        <w:rPr>
-          <w:lang w:val="en-US"/>
-        </w:rPr>
-        <w:t>11 đến 25 tín chỉ</w:t>
-      </w:r>
-    </w:p>
-    <w:p>
-      <w:pPr>
-        <w:pStyle w:val="ListParagraph"/>
-        <w:numPr>
-          <w:ilvl w:val="0"/>
-          <w:numId w:val="2"/>
-        </w:numPr>
-        <w:rPr>
-          <w:lang w:val="en-US"/>
-        </w:rPr>
-      </w:pPr>
-      <w:r>
-        <w:rPr>
-          <w:lang w:val="en-US"/>
-        </w:rPr>
-        <w:t>Điểm trung bình 8.5</w:t>
-      </w:r>
-    </w:p>
-    <w:p>
-      <w:pPr>
-        <w:pStyle w:val="ListParagraph"/>
-        <w:numPr>
-          <w:ilvl w:val="0"/>
-          <w:numId w:val="2"/>
-        </w:numPr>
-        <w:rPr>
-          <w:lang w:val="en-US"/>
-        </w:rPr>
-      </w:pPr>
-      <w:r>
-        <w:rPr>
-          <w:lang w:val="en-US"/>
-        </w:rPr>
-        <w:t>3 ngày CTXH</w:t>
-      </w:r>
-    </w:p>
-    <w:p>
-      <w:pPr>
-        <w:pStyle w:val="ListParagraph"/>
-        <w:numPr>
-          <w:ilvl w:val="0"/>
-          <w:numId w:val="2"/>
-        </w:numPr>
-        <w:rPr>
-          <w:lang w:val="en-US"/>
-        </w:rPr>
-      </w:pPr>
-      <w:r>
-        <w:rPr>
-          <w:lang w:val="en-US"/>
-        </w:rPr>
-        <w:t>Điểm rèn luyện 85</w:t>
-      </w:r>
-    </w:p>
-    <w:p>
-      <w:pPr>
-        <w:pStyle w:val="ListParagraph"/>
-        <w:numPr>
-          <w:ilvl w:val="0"/>
-          <w:numId w:val="7"/>
-        </w:numPr>
-        <w:rPr>
-          <w:lang w:val="en-US"/>
-        </w:rPr>
-      </w:pPr>
-      <w:r>
-        <w:rPr>
-          <w:lang w:val="en-US"/>
-        </w:rPr>
-        <w:t>1 Năm?</w:t>
-      </w:r>
-    </w:p>
-    <w:p>
-      <w:pPr>
-        <w:pStyle w:val="ListParagraph"/>
-        <w:numPr>
-          <w:ilvl w:val="0"/>
-          <w:numId w:val="2"/>
-        </w:numPr>
-        <w:rPr>
-          <w:lang w:val="en-US"/>
-        </w:rPr>
-      </w:pPr>
-      <w:r>
-        <w:rPr>
-          <w:lang w:val="en-US"/>
-        </w:rPr>
-        <w:t>33 tín chỉ</w:t>
-      </w:r>
-    </w:p>
-    <w:p>
-      <w:pPr>
-        <w:pStyle w:val="ListParagraph"/>
-        <w:numPr>
-          <w:ilvl w:val="0"/>
-          <w:numId w:val="7"/>
-        </w:numPr>
-        <w:rPr>
-          <w:lang w:val="en-US"/>
-        </w:rPr>
-      </w:pPr>
-      <w:r>
-        <w:rPr>
-          <w:lang w:val="en-US"/>
-        </w:rPr>
         <w:t>3 Năm Đầu?</w:t>
       </w:r>
     </w:p>
@@ -4584,7 +4672,6 @@
         <w:rPr>
           <w:lang w:val="en-US"/>
         </w:rPr>
-        <w:lastRenderedPageBreak/>
         <w:t>15 ngày CTXH</w:t>
       </w:r>
     </w:p>

--- a/hcmut.docx
+++ b/hcmut.docx
@@ -2679,6 +2679,48 @@
           <w:u w:val="none"/>
           <w:lang w:val="en-US"/>
         </w:rPr>
+        <w:t xml:space="preserve">Hệ thống số thí nghiệm (Phan Đình Thế Duy, </w:t>
+      </w:r>
+      <w:hyperlink r:id="rId20" w:history="1">
+        <w:r>
+          <w:rPr>
+            <w:rStyle w:val="Hyperlink"/>
+            <w:lang w:val="en-US"/>
+          </w:rPr>
+          <w:t>duy.tranminhduy15@hcmut.edu.vn</w:t>
+        </w:r>
+      </w:hyperlink>
+      <w:r>
+        <w:rPr>
+          <w:rStyle w:val="Hyperlink"/>
+          <w:color w:val="auto"/>
+          <w:u w:val="none"/>
+          <w:lang w:val="en-US"/>
+        </w:rPr>
+        <w:t>)</w:t>
+      </w:r>
+    </w:p>
+    <w:p>
+      <w:pPr>
+        <w:pStyle w:val="ListParagraph"/>
+        <w:numPr>
+          <w:ilvl w:val="0"/>
+          <w:numId w:val="2"/>
+        </w:numPr>
+        <w:rPr>
+          <w:rStyle w:val="Hyperlink"/>
+          <w:color w:val="auto"/>
+          <w:u w:val="none"/>
+          <w:lang w:val="en-US"/>
+        </w:rPr>
+      </w:pPr>
+      <w:r>
+        <w:rPr>
+          <w:rStyle w:val="Hyperlink"/>
+          <w:color w:val="auto"/>
+          <w:u w:val="none"/>
+          <w:lang w:val="en-US"/>
+        </w:rPr>
         <w:t>Nhập môn điện toán (Nguyễn Cao Trí</w:t>
       </w:r>
       <w:r>
@@ -2690,7 +2732,7 @@
         </w:rPr>
         <w:t xml:space="preserve">, </w:t>
       </w:r>
-      <w:hyperlink r:id="rId20" w:history="1">
+      <w:hyperlink r:id="rId21" w:history="1">
         <w:r>
           <w:rPr>
             <w:rStyle w:val="Hyperlink"/>
@@ -3654,6 +3696,30 @@
           <w:u w:val="none"/>
           <w:lang w:val="en-US"/>
         </w:rPr>
+        <w:t>6 giờ đến 6.5 giờ, mang Laptop</w:t>
+      </w:r>
+    </w:p>
+    <w:p>
+      <w:pPr>
+        <w:pStyle w:val="ListParagraph"/>
+        <w:numPr>
+          <w:ilvl w:val="0"/>
+          <w:numId w:val="2"/>
+        </w:numPr>
+        <w:rPr>
+          <w:rStyle w:val="Hyperlink"/>
+          <w:color w:val="auto"/>
+          <w:u w:val="none"/>
+          <w:lang w:val="en-US"/>
+        </w:rPr>
+      </w:pPr>
+      <w:r>
+        <w:rPr>
+          <w:rStyle w:val="Hyperlink"/>
+          <w:color w:val="auto"/>
+          <w:u w:val="none"/>
+          <w:lang w:val="en-US"/>
+        </w:rPr>
         <w:t>7 đến 11.83 giờ, hệ thống số thí nghiệm, tòa H6, phòng 605</w:t>
       </w:r>
     </w:p>
@@ -3774,6 +3840,7 @@
         <w:rPr>
           <w:lang w:val="en-US"/>
         </w:rPr>
+        <w:lastRenderedPageBreak/>
         <w:t>Không học vật lí 1 bài tập</w:t>
       </w:r>
     </w:p>
@@ -3828,723 +3895,723 @@
         <w:rPr>
           <w:lang w:val="en-US"/>
         </w:rPr>
+        <w:t>9 đến 11 giờ, thi giải tích 1, tòa H6, phòng 214</w:t>
+      </w:r>
+    </w:p>
+    <w:p>
+      <w:pPr>
+        <w:pStyle w:val="ListParagraph"/>
+        <w:numPr>
+          <w:ilvl w:val="0"/>
+          <w:numId w:val="4"/>
+        </w:numPr>
+        <w:rPr>
+          <w:lang w:val="en-US"/>
+        </w:rPr>
+      </w:pPr>
+      <w:r>
+        <w:rPr>
+          <w:lang w:val="en-US"/>
+        </w:rPr>
+        <w:t>29/10/2023?</w:t>
+      </w:r>
+    </w:p>
+    <w:p>
+      <w:pPr>
+        <w:pStyle w:val="ListParagraph"/>
+        <w:numPr>
+          <w:ilvl w:val="0"/>
+          <w:numId w:val="2"/>
+        </w:numPr>
+        <w:rPr>
+          <w:lang w:val="en-US"/>
+        </w:rPr>
+      </w:pPr>
+      <w:r>
+        <w:rPr>
+          <w:lang w:val="en-US"/>
+        </w:rPr>
+        <w:t>7 đến 9 giờ, thi hệ thống số, tòa H6, phòng 516</w:t>
+      </w:r>
+    </w:p>
+    <w:p>
+      <w:pPr>
+        <w:pStyle w:val="ListParagraph"/>
+        <w:numPr>
+          <w:ilvl w:val="0"/>
+          <w:numId w:val="2"/>
+        </w:numPr>
+        <w:rPr>
+          <w:lang w:val="en-US"/>
+        </w:rPr>
+      </w:pPr>
+      <w:r>
+        <w:rPr>
+          <w:lang w:val="en-US"/>
+        </w:rPr>
+        <w:t>9 đến 11 giờ, thi nhập môn điện toán, tòa H6, phòng 308</w:t>
+      </w:r>
+    </w:p>
+    <w:p>
+      <w:pPr>
+        <w:pStyle w:val="ListParagraph"/>
+        <w:numPr>
+          <w:ilvl w:val="0"/>
+          <w:numId w:val="4"/>
+        </w:numPr>
+        <w:rPr>
+          <w:lang w:val="en-US"/>
+        </w:rPr>
+      </w:pPr>
+      <w:r>
+        <w:rPr>
+          <w:lang w:val="en-US"/>
+        </w:rPr>
+        <w:t>30</w:t>
+      </w:r>
+      <w:r>
+        <w:rPr>
+          <w:lang w:val="en-US"/>
+        </w:rPr>
+        <w:t>/10/2023?</w:t>
+      </w:r>
+    </w:p>
+    <w:p>
+      <w:pPr>
+        <w:pStyle w:val="ListParagraph"/>
+        <w:numPr>
+          <w:ilvl w:val="0"/>
+          <w:numId w:val="2"/>
+        </w:numPr>
+        <w:rPr>
+          <w:lang w:val="en-US"/>
+        </w:rPr>
+      </w:pPr>
+      <w:r>
+        <w:rPr>
+          <w:lang w:val="en-US"/>
+        </w:rPr>
+        <w:t>Đóng tiền xe tháng</w:t>
+      </w:r>
+    </w:p>
+    <w:p>
+      <w:pPr>
+        <w:pStyle w:val="ListParagraph"/>
+        <w:numPr>
+          <w:ilvl w:val="0"/>
+          <w:numId w:val="2"/>
+        </w:numPr>
+        <w:rPr>
+          <w:lang w:val="en-US"/>
+        </w:rPr>
+      </w:pPr>
+      <w:r>
+        <w:rPr>
+          <w:lang w:val="en-US"/>
+        </w:rPr>
+        <w:t>Mua thẻ mạng</w:t>
+      </w:r>
+    </w:p>
+    <w:p>
+      <w:pPr>
+        <w:pStyle w:val="ListParagraph"/>
+        <w:numPr>
+          <w:ilvl w:val="0"/>
+          <w:numId w:val="4"/>
+        </w:numPr>
+        <w:rPr>
+          <w:lang w:val="en-US"/>
+        </w:rPr>
+      </w:pPr>
+      <w:r>
+        <w:rPr>
+          <w:lang w:val="en-US"/>
+        </w:rPr>
+        <w:t>Giữa</w:t>
+      </w:r>
+      <w:r>
+        <w:rPr>
+          <w:lang w:val="en-US"/>
+        </w:rPr>
+        <w:t xml:space="preserve"> </w:t>
+      </w:r>
+      <w:r>
+        <w:rPr>
+          <w:lang w:val="en-US"/>
+        </w:rPr>
+        <w:t>Tháng 12/2023?</w:t>
+      </w:r>
+    </w:p>
+    <w:p>
+      <w:pPr>
+        <w:pStyle w:val="ListParagraph"/>
+        <w:numPr>
+          <w:ilvl w:val="0"/>
+          <w:numId w:val="2"/>
+        </w:numPr>
+        <w:rPr>
+          <w:lang w:val="en-US"/>
+        </w:rPr>
+      </w:pPr>
+      <w:r>
+        <w:rPr>
+          <w:lang w:val="en-US"/>
+        </w:rPr>
+        <w:t>Thi anh văn đầu vào</w:t>
+      </w:r>
+    </w:p>
+    <w:p>
+      <w:pPr>
+        <w:pStyle w:val="ListParagraph"/>
+        <w:numPr>
+          <w:ilvl w:val="0"/>
+          <w:numId w:val="4"/>
+        </w:numPr>
+        <w:rPr>
+          <w:lang w:val="en-US"/>
+        </w:rPr>
+      </w:pPr>
+      <w:r>
+        <w:rPr>
+          <w:lang w:val="en-US"/>
+        </w:rPr>
+        <w:t>Cuối Năm 1?</w:t>
+      </w:r>
+    </w:p>
+    <w:p>
+      <w:pPr>
+        <w:pStyle w:val="ListParagraph"/>
+        <w:numPr>
+          <w:ilvl w:val="0"/>
+          <w:numId w:val="2"/>
+        </w:numPr>
+        <w:rPr>
+          <w:lang w:val="en-US"/>
+        </w:rPr>
+      </w:pPr>
+      <w:r>
+        <w:rPr>
+          <w:lang w:val="en-US"/>
+        </w:rPr>
+        <w:t>Nộp MOS</w:t>
+      </w:r>
+    </w:p>
+    <w:p>
+      <w:pPr>
+        <w:rPr>
+          <w:lang w:val="en-US"/>
+        </w:rPr>
+      </w:pPr>
+    </w:p>
+    <w:p>
+      <w:pPr>
+        <w:rPr>
+          <w:lang w:val="en-US"/>
+        </w:rPr>
+      </w:pPr>
+      <w:r>
+        <w:rPr>
+          <w:lang w:val="en-US"/>
+        </w:rPr>
+        <w:t>Task – Nhiệm Vụ:</w:t>
+      </w:r>
+    </w:p>
+    <w:p>
+      <w:pPr>
+        <w:pStyle w:val="ListParagraph"/>
+        <w:numPr>
+          <w:ilvl w:val="0"/>
+          <w:numId w:val="7"/>
+        </w:numPr>
+        <w:rPr>
+          <w:lang w:val="en-US"/>
+        </w:rPr>
+      </w:pPr>
+      <w:r>
+        <w:rPr>
+          <w:lang w:val="en-US"/>
+        </w:rPr>
+        <w:t>Quy Đổi Điểm?</w:t>
+      </w:r>
+    </w:p>
+    <w:p>
+      <w:pPr>
+        <w:pStyle w:val="ListParagraph"/>
+        <w:numPr>
+          <w:ilvl w:val="0"/>
+          <w:numId w:val="2"/>
+        </w:numPr>
+        <w:rPr>
+          <w:lang w:val="en-US"/>
+        </w:rPr>
+      </w:pPr>
+      <w:r>
+        <w:rPr>
+          <w:lang w:val="en-US"/>
+        </w:rPr>
+        <w:t>Từ thang 10 sang chữ</w:t>
+      </w:r>
+    </w:p>
+    <w:p>
+      <w:pPr>
+        <w:pStyle w:val="ListParagraph"/>
+        <w:numPr>
+          <w:ilvl w:val="0"/>
+          <w:numId w:val="2"/>
+        </w:numPr>
+        <w:rPr>
+          <w:lang w:val="en-US"/>
+        </w:rPr>
+      </w:pPr>
+      <w:r>
+        <w:rPr>
+          <w:lang w:val="en-US"/>
+        </w:rPr>
+        <w:t>F = 4 trở xuống</w:t>
+      </w:r>
+    </w:p>
+    <w:p>
+      <w:pPr>
+        <w:pStyle w:val="ListParagraph"/>
+        <w:numPr>
+          <w:ilvl w:val="0"/>
+          <w:numId w:val="2"/>
+        </w:numPr>
+        <w:rPr>
+          <w:lang w:val="en-US"/>
+        </w:rPr>
+      </w:pPr>
+      <w:r>
+        <w:rPr>
+          <w:lang w:val="en-US"/>
+        </w:rPr>
+        <w:t>D = 4 đến 5</w:t>
+      </w:r>
+    </w:p>
+    <w:p>
+      <w:pPr>
+        <w:pStyle w:val="ListParagraph"/>
+        <w:numPr>
+          <w:ilvl w:val="0"/>
+          <w:numId w:val="2"/>
+        </w:numPr>
+        <w:rPr>
+          <w:lang w:val="en-US"/>
+        </w:rPr>
+      </w:pPr>
+      <w:r>
+        <w:rPr>
+          <w:lang w:val="en-US"/>
+        </w:rPr>
+        <w:t>D+ = 5 đến 5.5</w:t>
+      </w:r>
+    </w:p>
+    <w:p>
+      <w:pPr>
+        <w:pStyle w:val="ListParagraph"/>
+        <w:numPr>
+          <w:ilvl w:val="0"/>
+          <w:numId w:val="2"/>
+        </w:numPr>
+        <w:rPr>
+          <w:lang w:val="en-US"/>
+        </w:rPr>
+      </w:pPr>
+      <w:r>
+        <w:rPr>
+          <w:lang w:val="en-US"/>
+        </w:rPr>
+        <w:t>Mỗi chữ cái không có “+” thì tăng 1</w:t>
+      </w:r>
+    </w:p>
+    <w:p>
+      <w:pPr>
+        <w:pStyle w:val="ListParagraph"/>
+        <w:numPr>
+          <w:ilvl w:val="0"/>
+          <w:numId w:val="2"/>
+        </w:numPr>
+        <w:rPr>
+          <w:lang w:val="en-US"/>
+        </w:rPr>
+      </w:pPr>
+      <w:r>
+        <w:rPr>
+          <w:lang w:val="en-US"/>
+        </w:rPr>
+        <w:t xml:space="preserve">Mỗi chữ cái có “+” thì </w:t>
+      </w:r>
+      <w:r>
+        <w:rPr>
+          <w:lang w:val="en-US"/>
+        </w:rPr>
+        <w:t>tăng</w:t>
+      </w:r>
+      <w:r>
+        <w:rPr>
+          <w:lang w:val="en-US"/>
+        </w:rPr>
+        <w:t xml:space="preserve"> 0.5</w:t>
+      </w:r>
+    </w:p>
+    <w:p>
+      <w:pPr>
+        <w:pStyle w:val="ListParagraph"/>
+        <w:numPr>
+          <w:ilvl w:val="0"/>
+          <w:numId w:val="2"/>
+        </w:numPr>
+        <w:rPr>
+          <w:lang w:val="en-US"/>
+        </w:rPr>
+      </w:pPr>
+      <w:r>
+        <w:rPr>
+          <w:lang w:val="en-US"/>
+        </w:rPr>
+        <w:t>Từ chữ sang thang 4</w:t>
+      </w:r>
+    </w:p>
+    <w:p>
+      <w:pPr>
+        <w:pStyle w:val="ListParagraph"/>
+        <w:numPr>
+          <w:ilvl w:val="0"/>
+          <w:numId w:val="2"/>
+        </w:numPr>
+        <w:rPr>
+          <w:lang w:val="en-US"/>
+        </w:rPr>
+      </w:pPr>
+      <w:r>
+        <w:rPr>
+          <w:lang w:val="en-US"/>
+        </w:rPr>
+        <w:t>F = 0</w:t>
+      </w:r>
+    </w:p>
+    <w:p>
+      <w:pPr>
+        <w:pStyle w:val="ListParagraph"/>
+        <w:numPr>
+          <w:ilvl w:val="0"/>
+          <w:numId w:val="2"/>
+        </w:numPr>
+        <w:rPr>
+          <w:lang w:val="en-US"/>
+        </w:rPr>
+      </w:pPr>
+      <w:r>
+        <w:rPr>
+          <w:lang w:val="en-US"/>
+        </w:rPr>
+        <w:t>D = 1</w:t>
+      </w:r>
+    </w:p>
+    <w:p>
+      <w:pPr>
+        <w:pStyle w:val="ListParagraph"/>
+        <w:numPr>
+          <w:ilvl w:val="0"/>
+          <w:numId w:val="2"/>
+        </w:numPr>
+        <w:rPr>
+          <w:lang w:val="en-US"/>
+        </w:rPr>
+      </w:pPr>
+      <w:r>
+        <w:rPr>
+          <w:lang w:val="en-US"/>
+        </w:rPr>
+        <w:t>D+ = 1.5</w:t>
+      </w:r>
+    </w:p>
+    <w:p>
+      <w:pPr>
+        <w:pStyle w:val="ListParagraph"/>
+        <w:numPr>
+          <w:ilvl w:val="0"/>
+          <w:numId w:val="2"/>
+        </w:numPr>
+        <w:rPr>
+          <w:lang w:val="en-US"/>
+        </w:rPr>
+      </w:pPr>
+      <w:r>
+        <w:rPr>
+          <w:lang w:val="en-US"/>
+        </w:rPr>
+        <w:t>Mỗi chữ tiếp theo + 0.5, tối đa = 4</w:t>
+      </w:r>
+    </w:p>
+    <w:p>
+      <w:pPr>
+        <w:pStyle w:val="ListParagraph"/>
+        <w:numPr>
+          <w:ilvl w:val="0"/>
+          <w:numId w:val="2"/>
+        </w:numPr>
+        <w:rPr>
+          <w:lang w:val="en-US"/>
+        </w:rPr>
+      </w:pPr>
+      <w:r>
+        <w:rPr>
+          <w:lang w:val="en-US"/>
+        </w:rPr>
+        <w:t>Điểm trung bình 1 học kì</w:t>
+      </w:r>
+    </w:p>
+    <w:p>
+      <w:pPr>
+        <w:pStyle w:val="ListParagraph"/>
+        <w:numPr>
+          <w:ilvl w:val="0"/>
+          <w:numId w:val="2"/>
+        </w:numPr>
+        <w:rPr>
+          <w:lang w:val="en-US"/>
+        </w:rPr>
+      </w:pPr>
+      <w:r>
+        <w:rPr>
+          <w:lang w:val="en-US"/>
+        </w:rPr>
+        <w:t>Ví dụ bạn học vật lí 1 với 4 tín chỉ, giải tích 1 với 3 tín chỉ 1 học kì, đạt 8.3 điểm vật lí, 5.1 điểm giải tích, thì quy đổi chúng sang thang chữ rồi sang thang 4, được 3.5 và 1.5</w:t>
+      </w:r>
+      <w:r>
+        <w:rPr>
+          <w:lang w:val="en-US"/>
+        </w:rPr>
+        <w:t>, thì tính trung bình có trọng số là số tín chỉ tương ứng, = ((3.5 * 4) + (1.5 * 3)) / (4 + 3) = 2.6</w:t>
+      </w:r>
+    </w:p>
+    <w:p>
+      <w:pPr>
+        <w:pStyle w:val="ListParagraph"/>
+        <w:numPr>
+          <w:ilvl w:val="0"/>
+          <w:numId w:val="2"/>
+        </w:numPr>
+        <w:rPr>
+          <w:lang w:val="en-US"/>
+        </w:rPr>
+      </w:pPr>
+      <w:r>
+        <w:rPr>
+          <w:lang w:val="en-US"/>
+        </w:rPr>
+        <w:t>Dựa vào điểm trung bình để xếp loại học lực</w:t>
+      </w:r>
+    </w:p>
+    <w:p>
+      <w:pPr>
+        <w:pStyle w:val="ListParagraph"/>
+        <w:numPr>
+          <w:ilvl w:val="0"/>
+          <w:numId w:val="2"/>
+        </w:numPr>
+        <w:rPr>
+          <w:lang w:val="en-US"/>
+        </w:rPr>
+      </w:pPr>
+      <w:r>
+        <w:rPr>
+          <w:lang w:val="en-US"/>
+        </w:rPr>
+        <w:t>Kém = 1 trở xuống</w:t>
+      </w:r>
+    </w:p>
+    <w:p>
+      <w:pPr>
+        <w:pStyle w:val="ListParagraph"/>
+        <w:numPr>
+          <w:ilvl w:val="0"/>
+          <w:numId w:val="2"/>
+        </w:numPr>
+        <w:rPr>
+          <w:lang w:val="en-US"/>
+        </w:rPr>
+      </w:pPr>
+      <w:r>
+        <w:rPr>
+          <w:lang w:val="en-US"/>
+        </w:rPr>
+        <w:t>Yếu = 1 đến 2</w:t>
+      </w:r>
+    </w:p>
+    <w:p>
+      <w:pPr>
+        <w:pStyle w:val="ListParagraph"/>
+        <w:numPr>
+          <w:ilvl w:val="0"/>
+          <w:numId w:val="2"/>
+        </w:numPr>
+        <w:rPr>
+          <w:lang w:val="en-US"/>
+        </w:rPr>
+      </w:pPr>
+      <w:r>
+        <w:rPr>
+          <w:lang w:val="en-US"/>
+        </w:rPr>
+        <w:t>TB = 2 đến 2.5</w:t>
+      </w:r>
+    </w:p>
+    <w:p>
+      <w:pPr>
+        <w:pStyle w:val="ListParagraph"/>
+        <w:numPr>
+          <w:ilvl w:val="0"/>
+          <w:numId w:val="2"/>
+        </w:numPr>
+        <w:rPr>
+          <w:lang w:val="en-US"/>
+        </w:rPr>
+      </w:pPr>
+      <w:r>
+        <w:rPr>
+          <w:lang w:val="en-US"/>
+        </w:rPr>
+        <w:t>Khá = 2.5 đến 3.2</w:t>
+      </w:r>
+    </w:p>
+    <w:p>
+      <w:pPr>
+        <w:pStyle w:val="ListParagraph"/>
+        <w:numPr>
+          <w:ilvl w:val="0"/>
+          <w:numId w:val="2"/>
+        </w:numPr>
+        <w:rPr>
+          <w:lang w:val="en-US"/>
+        </w:rPr>
+      </w:pPr>
+      <w:r>
+        <w:rPr>
+          <w:lang w:val="en-US"/>
+        </w:rPr>
+        <w:t>Giỏi = 3.2 đến 3.6</w:t>
+      </w:r>
+    </w:p>
+    <w:p>
+      <w:pPr>
+        <w:pStyle w:val="ListParagraph"/>
+        <w:numPr>
+          <w:ilvl w:val="0"/>
+          <w:numId w:val="2"/>
+        </w:numPr>
+        <w:rPr>
+          <w:lang w:val="en-US"/>
+        </w:rPr>
+      </w:pPr>
+      <w:r>
+        <w:rPr>
+          <w:lang w:val="en-US"/>
+        </w:rPr>
+        <w:t>Xuất sắc = 3.6 đến 4</w:t>
+      </w:r>
+    </w:p>
+    <w:p>
+      <w:pPr>
+        <w:pStyle w:val="ListParagraph"/>
+        <w:numPr>
+          <w:ilvl w:val="0"/>
+          <w:numId w:val="2"/>
+        </w:numPr>
+        <w:rPr>
+          <w:lang w:val="en-US"/>
+        </w:rPr>
+      </w:pPr>
+      <w:r>
+        <w:rPr>
+          <w:lang w:val="en-US"/>
+        </w:rPr>
+        <w:t>Điểm trung bình tích lũy = điểm trung bình từ khi nhập học tới giờ, không phải trong 1 học kì</w:t>
+      </w:r>
+    </w:p>
+    <w:p>
+      <w:pPr>
+        <w:pStyle w:val="ListParagraph"/>
+        <w:numPr>
+          <w:ilvl w:val="0"/>
+          <w:numId w:val="7"/>
+        </w:numPr>
+        <w:rPr>
+          <w:lang w:val="en-US"/>
+        </w:rPr>
+      </w:pPr>
+      <w:r>
+        <w:rPr>
+          <w:lang w:val="en-US"/>
+        </w:rPr>
+        <w:t>Tiến Trình Học?</w:t>
+      </w:r>
+    </w:p>
+    <w:p>
+      <w:pPr>
+        <w:pStyle w:val="ListParagraph"/>
+        <w:numPr>
+          <w:ilvl w:val="0"/>
+          <w:numId w:val="2"/>
+        </w:numPr>
+        <w:rPr>
+          <w:lang w:val="en-US"/>
+        </w:rPr>
+      </w:pPr>
+      <w:r>
+        <w:rPr>
+          <w:lang w:val="en-US"/>
+        </w:rPr>
+        <w:t>CO1005</w:t>
+      </w:r>
+    </w:p>
+    <w:p>
+      <w:pPr>
+        <w:pStyle w:val="ListParagraph"/>
+        <w:numPr>
+          <w:ilvl w:val="0"/>
+          <w:numId w:val="7"/>
+        </w:numPr>
+        <w:rPr>
+          <w:lang w:val="en-US"/>
+        </w:rPr>
+      </w:pPr>
+      <w:r>
+        <w:rPr>
+          <w:lang w:val="en-US"/>
+        </w:rPr>
+        <w:t>1 Học Kì?</w:t>
+      </w:r>
+    </w:p>
+    <w:p>
+      <w:pPr>
+        <w:pStyle w:val="ListParagraph"/>
+        <w:numPr>
+          <w:ilvl w:val="0"/>
+          <w:numId w:val="2"/>
+        </w:numPr>
+      </w:pPr>
+      <w:r>
+        <w:t>231 = năm 2023 học kì 1</w:t>
+      </w:r>
+    </w:p>
+    <w:p>
+      <w:pPr>
+        <w:pStyle w:val="ListParagraph"/>
+        <w:numPr>
+          <w:ilvl w:val="0"/>
+          <w:numId w:val="2"/>
+        </w:numPr>
+        <w:rPr>
+          <w:lang w:val="en-US"/>
+        </w:rPr>
+      </w:pPr>
+      <w:r>
+        <w:rPr>
+          <w:lang w:val="en-US"/>
+        </w:rPr>
         <w:lastRenderedPageBreak/>
-        <w:t>9 đến 11 giờ, thi giải tích 1, tòa H6, phòng 214</w:t>
-      </w:r>
-    </w:p>
-    <w:p>
-      <w:pPr>
-        <w:pStyle w:val="ListParagraph"/>
-        <w:numPr>
-          <w:ilvl w:val="0"/>
-          <w:numId w:val="4"/>
-        </w:numPr>
-        <w:rPr>
-          <w:lang w:val="en-US"/>
-        </w:rPr>
-      </w:pPr>
-      <w:r>
-        <w:rPr>
-          <w:lang w:val="en-US"/>
-        </w:rPr>
-        <w:t>29/10/2023?</w:t>
-      </w:r>
-    </w:p>
-    <w:p>
-      <w:pPr>
-        <w:pStyle w:val="ListParagraph"/>
-        <w:numPr>
-          <w:ilvl w:val="0"/>
-          <w:numId w:val="2"/>
-        </w:numPr>
-        <w:rPr>
-          <w:lang w:val="en-US"/>
-        </w:rPr>
-      </w:pPr>
-      <w:r>
-        <w:rPr>
-          <w:lang w:val="en-US"/>
-        </w:rPr>
-        <w:t>7 đến 9 giờ, thi hệ thống số, tòa H6, phòng 516</w:t>
-      </w:r>
-    </w:p>
-    <w:p>
-      <w:pPr>
-        <w:pStyle w:val="ListParagraph"/>
-        <w:numPr>
-          <w:ilvl w:val="0"/>
-          <w:numId w:val="2"/>
-        </w:numPr>
-        <w:rPr>
-          <w:lang w:val="en-US"/>
-        </w:rPr>
-      </w:pPr>
-      <w:r>
-        <w:rPr>
-          <w:lang w:val="en-US"/>
-        </w:rPr>
-        <w:t>9 đến 11 giờ, thi nhập môn điện toán, tòa H6, phòng 308</w:t>
-      </w:r>
-    </w:p>
-    <w:p>
-      <w:pPr>
-        <w:pStyle w:val="ListParagraph"/>
-        <w:numPr>
-          <w:ilvl w:val="0"/>
-          <w:numId w:val="4"/>
-        </w:numPr>
-        <w:rPr>
-          <w:lang w:val="en-US"/>
-        </w:rPr>
-      </w:pPr>
-      <w:r>
-        <w:rPr>
-          <w:lang w:val="en-US"/>
-        </w:rPr>
-        <w:t>30</w:t>
-      </w:r>
-      <w:r>
-        <w:rPr>
-          <w:lang w:val="en-US"/>
-        </w:rPr>
-        <w:t>/10/2023?</w:t>
-      </w:r>
-    </w:p>
-    <w:p>
-      <w:pPr>
-        <w:pStyle w:val="ListParagraph"/>
-        <w:numPr>
-          <w:ilvl w:val="0"/>
-          <w:numId w:val="2"/>
-        </w:numPr>
-        <w:rPr>
-          <w:lang w:val="en-US"/>
-        </w:rPr>
-      </w:pPr>
-      <w:r>
-        <w:rPr>
-          <w:lang w:val="en-US"/>
-        </w:rPr>
-        <w:t>Đóng tiền xe tháng</w:t>
-      </w:r>
-    </w:p>
-    <w:p>
-      <w:pPr>
-        <w:pStyle w:val="ListParagraph"/>
-        <w:numPr>
-          <w:ilvl w:val="0"/>
-          <w:numId w:val="2"/>
-        </w:numPr>
-        <w:rPr>
-          <w:lang w:val="en-US"/>
-        </w:rPr>
-      </w:pPr>
-      <w:r>
-        <w:rPr>
-          <w:lang w:val="en-US"/>
-        </w:rPr>
-        <w:t>Mua thẻ mạng</w:t>
-      </w:r>
-    </w:p>
-    <w:p>
-      <w:pPr>
-        <w:pStyle w:val="ListParagraph"/>
-        <w:numPr>
-          <w:ilvl w:val="0"/>
-          <w:numId w:val="4"/>
-        </w:numPr>
-        <w:rPr>
-          <w:lang w:val="en-US"/>
-        </w:rPr>
-      </w:pPr>
-      <w:r>
-        <w:rPr>
-          <w:lang w:val="en-US"/>
-        </w:rPr>
-        <w:t>Giữa</w:t>
-      </w:r>
-      <w:r>
-        <w:rPr>
-          <w:lang w:val="en-US"/>
-        </w:rPr>
-        <w:t xml:space="preserve"> </w:t>
-      </w:r>
-      <w:r>
-        <w:rPr>
-          <w:lang w:val="en-US"/>
-        </w:rPr>
-        <w:t>Tháng 12/2023?</w:t>
-      </w:r>
-    </w:p>
-    <w:p>
-      <w:pPr>
-        <w:pStyle w:val="ListParagraph"/>
-        <w:numPr>
-          <w:ilvl w:val="0"/>
-          <w:numId w:val="2"/>
-        </w:numPr>
-        <w:rPr>
-          <w:lang w:val="en-US"/>
-        </w:rPr>
-      </w:pPr>
-      <w:r>
-        <w:rPr>
-          <w:lang w:val="en-US"/>
-        </w:rPr>
-        <w:t>Thi anh văn đầu vào</w:t>
-      </w:r>
-    </w:p>
-    <w:p>
-      <w:pPr>
-        <w:pStyle w:val="ListParagraph"/>
-        <w:numPr>
-          <w:ilvl w:val="0"/>
-          <w:numId w:val="4"/>
-        </w:numPr>
-        <w:rPr>
-          <w:lang w:val="en-US"/>
-        </w:rPr>
-      </w:pPr>
-      <w:r>
-        <w:rPr>
-          <w:lang w:val="en-US"/>
-        </w:rPr>
-        <w:t>Cuối Năm 1?</w:t>
-      </w:r>
-    </w:p>
-    <w:p>
-      <w:pPr>
-        <w:pStyle w:val="ListParagraph"/>
-        <w:numPr>
-          <w:ilvl w:val="0"/>
-          <w:numId w:val="2"/>
-        </w:numPr>
-        <w:rPr>
-          <w:lang w:val="en-US"/>
-        </w:rPr>
-      </w:pPr>
-      <w:r>
-        <w:rPr>
-          <w:lang w:val="en-US"/>
-        </w:rPr>
-        <w:t>Nộp MOS</w:t>
-      </w:r>
-    </w:p>
-    <w:p>
-      <w:pPr>
-        <w:rPr>
-          <w:lang w:val="en-US"/>
-        </w:rPr>
-      </w:pPr>
-    </w:p>
-    <w:p>
-      <w:pPr>
-        <w:rPr>
-          <w:lang w:val="en-US"/>
-        </w:rPr>
-      </w:pPr>
-      <w:r>
-        <w:rPr>
-          <w:lang w:val="en-US"/>
-        </w:rPr>
-        <w:t>Task – Nhiệm Vụ:</w:t>
-      </w:r>
-    </w:p>
-    <w:p>
-      <w:pPr>
-        <w:pStyle w:val="ListParagraph"/>
-        <w:numPr>
-          <w:ilvl w:val="0"/>
-          <w:numId w:val="7"/>
-        </w:numPr>
-        <w:rPr>
-          <w:lang w:val="en-US"/>
-        </w:rPr>
-      </w:pPr>
-      <w:r>
-        <w:rPr>
-          <w:lang w:val="en-US"/>
-        </w:rPr>
-        <w:t>Quy Đổi Điểm?</w:t>
-      </w:r>
-    </w:p>
-    <w:p>
-      <w:pPr>
-        <w:pStyle w:val="ListParagraph"/>
-        <w:numPr>
-          <w:ilvl w:val="0"/>
-          <w:numId w:val="2"/>
-        </w:numPr>
-        <w:rPr>
-          <w:lang w:val="en-US"/>
-        </w:rPr>
-      </w:pPr>
-      <w:r>
-        <w:rPr>
-          <w:lang w:val="en-US"/>
-        </w:rPr>
-        <w:t>Từ thang 10 sang chữ</w:t>
-      </w:r>
-    </w:p>
-    <w:p>
-      <w:pPr>
-        <w:pStyle w:val="ListParagraph"/>
-        <w:numPr>
-          <w:ilvl w:val="0"/>
-          <w:numId w:val="2"/>
-        </w:numPr>
-        <w:rPr>
-          <w:lang w:val="en-US"/>
-        </w:rPr>
-      </w:pPr>
-      <w:r>
-        <w:rPr>
-          <w:lang w:val="en-US"/>
-        </w:rPr>
-        <w:t>F = 4 trở xuống</w:t>
-      </w:r>
-    </w:p>
-    <w:p>
-      <w:pPr>
-        <w:pStyle w:val="ListParagraph"/>
-        <w:numPr>
-          <w:ilvl w:val="0"/>
-          <w:numId w:val="2"/>
-        </w:numPr>
-        <w:rPr>
-          <w:lang w:val="en-US"/>
-        </w:rPr>
-      </w:pPr>
-      <w:r>
-        <w:rPr>
-          <w:lang w:val="en-US"/>
-        </w:rPr>
-        <w:t>D = 4 đến 5</w:t>
-      </w:r>
-    </w:p>
-    <w:p>
-      <w:pPr>
-        <w:pStyle w:val="ListParagraph"/>
-        <w:numPr>
-          <w:ilvl w:val="0"/>
-          <w:numId w:val="2"/>
-        </w:numPr>
-        <w:rPr>
-          <w:lang w:val="en-US"/>
-        </w:rPr>
-      </w:pPr>
-      <w:r>
-        <w:rPr>
-          <w:lang w:val="en-US"/>
-        </w:rPr>
-        <w:t>D+ = 5 đến 5.5</w:t>
-      </w:r>
-    </w:p>
-    <w:p>
-      <w:pPr>
-        <w:pStyle w:val="ListParagraph"/>
-        <w:numPr>
-          <w:ilvl w:val="0"/>
-          <w:numId w:val="2"/>
-        </w:numPr>
-        <w:rPr>
-          <w:lang w:val="en-US"/>
-        </w:rPr>
-      </w:pPr>
-      <w:r>
-        <w:rPr>
-          <w:lang w:val="en-US"/>
-        </w:rPr>
-        <w:t>Mỗi chữ cái không có “+” thì tăng 1</w:t>
-      </w:r>
-    </w:p>
-    <w:p>
-      <w:pPr>
-        <w:pStyle w:val="ListParagraph"/>
-        <w:numPr>
-          <w:ilvl w:val="0"/>
-          <w:numId w:val="2"/>
-        </w:numPr>
-        <w:rPr>
-          <w:lang w:val="en-US"/>
-        </w:rPr>
-      </w:pPr>
-      <w:r>
-        <w:rPr>
-          <w:lang w:val="en-US"/>
-        </w:rPr>
-        <w:t xml:space="preserve">Mỗi chữ cái có “+” thì </w:t>
-      </w:r>
-      <w:r>
-        <w:rPr>
-          <w:lang w:val="en-US"/>
-        </w:rPr>
-        <w:t>tăng</w:t>
-      </w:r>
-      <w:r>
-        <w:rPr>
-          <w:lang w:val="en-US"/>
-        </w:rPr>
-        <w:t xml:space="preserve"> 0.5</w:t>
-      </w:r>
-    </w:p>
-    <w:p>
-      <w:pPr>
-        <w:pStyle w:val="ListParagraph"/>
-        <w:numPr>
-          <w:ilvl w:val="0"/>
-          <w:numId w:val="2"/>
-        </w:numPr>
-        <w:rPr>
-          <w:lang w:val="en-US"/>
-        </w:rPr>
-      </w:pPr>
-      <w:r>
-        <w:rPr>
-          <w:lang w:val="en-US"/>
-        </w:rPr>
-        <w:t>Từ chữ sang thang 4</w:t>
-      </w:r>
-    </w:p>
-    <w:p>
-      <w:pPr>
-        <w:pStyle w:val="ListParagraph"/>
-        <w:numPr>
-          <w:ilvl w:val="0"/>
-          <w:numId w:val="2"/>
-        </w:numPr>
-        <w:rPr>
-          <w:lang w:val="en-US"/>
-        </w:rPr>
-      </w:pPr>
-      <w:r>
-        <w:rPr>
-          <w:lang w:val="en-US"/>
-        </w:rPr>
-        <w:t>F = 0</w:t>
-      </w:r>
-    </w:p>
-    <w:p>
-      <w:pPr>
-        <w:pStyle w:val="ListParagraph"/>
-        <w:numPr>
-          <w:ilvl w:val="0"/>
-          <w:numId w:val="2"/>
-        </w:numPr>
-        <w:rPr>
-          <w:lang w:val="en-US"/>
-        </w:rPr>
-      </w:pPr>
-      <w:r>
-        <w:rPr>
-          <w:lang w:val="en-US"/>
-        </w:rPr>
-        <w:t>D = 1</w:t>
-      </w:r>
-    </w:p>
-    <w:p>
-      <w:pPr>
-        <w:pStyle w:val="ListParagraph"/>
-        <w:numPr>
-          <w:ilvl w:val="0"/>
-          <w:numId w:val="2"/>
-        </w:numPr>
-        <w:rPr>
-          <w:lang w:val="en-US"/>
-        </w:rPr>
-      </w:pPr>
-      <w:r>
-        <w:rPr>
-          <w:lang w:val="en-US"/>
-        </w:rPr>
-        <w:t>D+ = 1.5</w:t>
-      </w:r>
-    </w:p>
-    <w:p>
-      <w:pPr>
-        <w:pStyle w:val="ListParagraph"/>
-        <w:numPr>
-          <w:ilvl w:val="0"/>
-          <w:numId w:val="2"/>
-        </w:numPr>
-        <w:rPr>
-          <w:lang w:val="en-US"/>
-        </w:rPr>
-      </w:pPr>
-      <w:r>
-        <w:rPr>
-          <w:lang w:val="en-US"/>
-        </w:rPr>
-        <w:t>Mỗi chữ tiếp theo + 0.5, tối đa = 4</w:t>
-      </w:r>
-    </w:p>
-    <w:p>
-      <w:pPr>
-        <w:pStyle w:val="ListParagraph"/>
-        <w:numPr>
-          <w:ilvl w:val="0"/>
-          <w:numId w:val="2"/>
-        </w:numPr>
-        <w:rPr>
-          <w:lang w:val="en-US"/>
-        </w:rPr>
-      </w:pPr>
-      <w:r>
-        <w:rPr>
-          <w:lang w:val="en-US"/>
-        </w:rPr>
-        <w:t>Điểm trung bình 1 học kì</w:t>
-      </w:r>
-    </w:p>
-    <w:p>
-      <w:pPr>
-        <w:pStyle w:val="ListParagraph"/>
-        <w:numPr>
-          <w:ilvl w:val="0"/>
-          <w:numId w:val="2"/>
-        </w:numPr>
-        <w:rPr>
-          <w:lang w:val="en-US"/>
-        </w:rPr>
-      </w:pPr>
-      <w:r>
-        <w:rPr>
-          <w:lang w:val="en-US"/>
-        </w:rPr>
-        <w:t>Ví dụ bạn học vật lí 1 với 4 tín chỉ, giải tích 1 với 3 tín chỉ 1 học kì, đạt 8.3 điểm vật lí, 5.1 điểm giải tích, thì quy đổi chúng sang thang chữ rồi sang thang 4, được 3.5 và 1.5</w:t>
-      </w:r>
-      <w:r>
-        <w:rPr>
-          <w:lang w:val="en-US"/>
-        </w:rPr>
-        <w:t>, thì tính trung bình có trọng số là số tín chỉ tương ứng, = ((3.5 * 4) + (1.5 * 3)) / (4 + 3) = 2.6</w:t>
-      </w:r>
-    </w:p>
-    <w:p>
-      <w:pPr>
-        <w:pStyle w:val="ListParagraph"/>
-        <w:numPr>
-          <w:ilvl w:val="0"/>
-          <w:numId w:val="2"/>
-        </w:numPr>
-        <w:rPr>
-          <w:lang w:val="en-US"/>
-        </w:rPr>
-      </w:pPr>
-      <w:r>
-        <w:rPr>
-          <w:lang w:val="en-US"/>
-        </w:rPr>
-        <w:t>Dựa vào điểm trung bình để xếp loại học lực</w:t>
-      </w:r>
-    </w:p>
-    <w:p>
-      <w:pPr>
-        <w:pStyle w:val="ListParagraph"/>
-        <w:numPr>
-          <w:ilvl w:val="0"/>
-          <w:numId w:val="2"/>
-        </w:numPr>
-        <w:rPr>
-          <w:lang w:val="en-US"/>
-        </w:rPr>
-      </w:pPr>
-      <w:r>
-        <w:rPr>
-          <w:lang w:val="en-US"/>
-        </w:rPr>
-        <w:t>Kém = 1 trở xuống</w:t>
-      </w:r>
-    </w:p>
-    <w:p>
-      <w:pPr>
-        <w:pStyle w:val="ListParagraph"/>
-        <w:numPr>
-          <w:ilvl w:val="0"/>
-          <w:numId w:val="2"/>
-        </w:numPr>
-        <w:rPr>
-          <w:lang w:val="en-US"/>
-        </w:rPr>
-      </w:pPr>
-      <w:r>
-        <w:rPr>
-          <w:lang w:val="en-US"/>
-        </w:rPr>
-        <w:t>Yếu = 1 đến 2</w:t>
-      </w:r>
-    </w:p>
-    <w:p>
-      <w:pPr>
-        <w:pStyle w:val="ListParagraph"/>
-        <w:numPr>
-          <w:ilvl w:val="0"/>
-          <w:numId w:val="2"/>
-        </w:numPr>
-        <w:rPr>
-          <w:lang w:val="en-US"/>
-        </w:rPr>
-      </w:pPr>
-      <w:r>
-        <w:rPr>
-          <w:lang w:val="en-US"/>
-        </w:rPr>
-        <w:t>TB = 2 đến 2.5</w:t>
-      </w:r>
-    </w:p>
-    <w:p>
-      <w:pPr>
-        <w:pStyle w:val="ListParagraph"/>
-        <w:numPr>
-          <w:ilvl w:val="0"/>
-          <w:numId w:val="2"/>
-        </w:numPr>
-        <w:rPr>
-          <w:lang w:val="en-US"/>
-        </w:rPr>
-      </w:pPr>
-      <w:r>
-        <w:rPr>
-          <w:lang w:val="en-US"/>
-        </w:rPr>
-        <w:t>Khá = 2.5 đến 3.2</w:t>
-      </w:r>
-    </w:p>
-    <w:p>
-      <w:pPr>
-        <w:pStyle w:val="ListParagraph"/>
-        <w:numPr>
-          <w:ilvl w:val="0"/>
-          <w:numId w:val="2"/>
-        </w:numPr>
-        <w:rPr>
-          <w:lang w:val="en-US"/>
-        </w:rPr>
-      </w:pPr>
-      <w:r>
-        <w:rPr>
-          <w:lang w:val="en-US"/>
-        </w:rPr>
-        <w:t>Giỏi = 3.2 đến 3.6</w:t>
-      </w:r>
-    </w:p>
-    <w:p>
-      <w:pPr>
-        <w:pStyle w:val="ListParagraph"/>
-        <w:numPr>
-          <w:ilvl w:val="0"/>
-          <w:numId w:val="2"/>
-        </w:numPr>
-        <w:rPr>
-          <w:lang w:val="en-US"/>
-        </w:rPr>
-      </w:pPr>
-      <w:r>
-        <w:rPr>
-          <w:lang w:val="en-US"/>
-        </w:rPr>
-        <w:t>Xuất sắc = 3.6 đến 4</w:t>
-      </w:r>
-    </w:p>
-    <w:p>
-      <w:pPr>
-        <w:pStyle w:val="ListParagraph"/>
-        <w:numPr>
-          <w:ilvl w:val="0"/>
-          <w:numId w:val="2"/>
-        </w:numPr>
-        <w:rPr>
-          <w:lang w:val="en-US"/>
-        </w:rPr>
-      </w:pPr>
-      <w:r>
-        <w:rPr>
-          <w:lang w:val="en-US"/>
-        </w:rPr>
-        <w:t>Điểm trung bình tích lũy = điểm trung bình từ khi nhập học tới giờ, không phải trong 1 học kì</w:t>
-      </w:r>
-    </w:p>
-    <w:p>
-      <w:pPr>
-        <w:pStyle w:val="ListParagraph"/>
-        <w:numPr>
-          <w:ilvl w:val="0"/>
-          <w:numId w:val="7"/>
-        </w:numPr>
-        <w:rPr>
-          <w:lang w:val="en-US"/>
-        </w:rPr>
-      </w:pPr>
-      <w:r>
-        <w:rPr>
-          <w:lang w:val="en-US"/>
-        </w:rPr>
-        <w:t>Tiến Trình Học?</w:t>
-      </w:r>
-    </w:p>
-    <w:p>
-      <w:pPr>
-        <w:pStyle w:val="ListParagraph"/>
-        <w:numPr>
-          <w:ilvl w:val="0"/>
-          <w:numId w:val="2"/>
-        </w:numPr>
-        <w:rPr>
-          <w:lang w:val="en-US"/>
-        </w:rPr>
-      </w:pPr>
-      <w:r>
-        <w:rPr>
-          <w:lang w:val="en-US"/>
-        </w:rPr>
-        <w:t>CO1005</w:t>
-      </w:r>
-    </w:p>
-    <w:p>
-      <w:pPr>
-        <w:pStyle w:val="ListParagraph"/>
-        <w:numPr>
-          <w:ilvl w:val="0"/>
-          <w:numId w:val="7"/>
-        </w:numPr>
-        <w:rPr>
-          <w:lang w:val="en-US"/>
-        </w:rPr>
-      </w:pPr>
-      <w:r>
-        <w:rPr>
-          <w:lang w:val="en-US"/>
-        </w:rPr>
-        <w:t>1 Học Kì?</w:t>
-      </w:r>
-    </w:p>
-    <w:p>
-      <w:pPr>
-        <w:pStyle w:val="ListParagraph"/>
-        <w:numPr>
-          <w:ilvl w:val="0"/>
-          <w:numId w:val="2"/>
-        </w:numPr>
-      </w:pPr>
-      <w:r>
-        <w:t>231 = năm 2023 học kì 1</w:t>
-      </w:r>
-    </w:p>
-    <w:p>
-      <w:pPr>
-        <w:pStyle w:val="ListParagraph"/>
-        <w:numPr>
-          <w:ilvl w:val="0"/>
-          <w:numId w:val="2"/>
-        </w:numPr>
-        <w:rPr>
-          <w:lang w:val="en-US"/>
-        </w:rPr>
-      </w:pPr>
-      <w:r>
-        <w:rPr>
-          <w:lang w:val="en-US"/>
-        </w:rPr>
         <w:t>11 đến 25 tín chỉ</w:t>
       </w:r>
     </w:p>
@@ -4599,7 +4666,6 @@
         <w:rPr>
           <w:lang w:val="en-US"/>
         </w:rPr>
-        <w:lastRenderedPageBreak/>
         <w:t>Điểm rèn luyện 85</w:t>
       </w:r>
     </w:p>

--- a/hcmut.docx
+++ b/hcmut.docx
@@ -3822,6 +3822,43 @@
         <w:rPr>
           <w:lang w:val="en-US"/>
         </w:rPr>
+        <w:t>18/10/2023?</w:t>
+      </w:r>
+    </w:p>
+    <w:p>
+      <w:pPr>
+        <w:pStyle w:val="ListParagraph"/>
+        <w:numPr>
+          <w:ilvl w:val="0"/>
+          <w:numId w:val="2"/>
+        </w:numPr>
+        <w:rPr>
+          <w:lang w:val="en-US"/>
+        </w:rPr>
+      </w:pPr>
+      <w:r>
+        <w:rPr>
+          <w:lang w:val="en-US"/>
+        </w:rPr>
+        <w:lastRenderedPageBreak/>
+        <w:t>6 giờ, giải Quiz 4, giải tích 1</w:t>
+      </w:r>
+    </w:p>
+    <w:p>
+      <w:pPr>
+        <w:pStyle w:val="ListParagraph"/>
+        <w:numPr>
+          <w:ilvl w:val="0"/>
+          <w:numId w:val="4"/>
+        </w:numPr>
+        <w:rPr>
+          <w:lang w:val="en-US"/>
+        </w:rPr>
+      </w:pPr>
+      <w:r>
+        <w:rPr>
+          <w:lang w:val="en-US"/>
+        </w:rPr>
         <w:t>27/10/2023?</w:t>
       </w:r>
     </w:p>
@@ -3840,280 +3877,766 @@
         <w:rPr>
           <w:lang w:val="en-US"/>
         </w:rPr>
+        <w:t>Không học vật lí 1 bài tập</w:t>
+      </w:r>
+    </w:p>
+    <w:p>
+      <w:pPr>
+        <w:pStyle w:val="ListParagraph"/>
+        <w:numPr>
+          <w:ilvl w:val="0"/>
+          <w:numId w:val="4"/>
+        </w:numPr>
+        <w:rPr>
+          <w:lang w:val="en-US"/>
+        </w:rPr>
+      </w:pPr>
+      <w:r>
+        <w:rPr>
+          <w:lang w:val="en-US"/>
+        </w:rPr>
+        <w:t>28/10/2023?</w:t>
+      </w:r>
+    </w:p>
+    <w:p>
+      <w:pPr>
+        <w:pStyle w:val="ListParagraph"/>
+        <w:numPr>
+          <w:ilvl w:val="0"/>
+          <w:numId w:val="2"/>
+        </w:numPr>
+        <w:rPr>
+          <w:lang w:val="en-US"/>
+        </w:rPr>
+      </w:pPr>
+      <w:r>
+        <w:rPr>
+          <w:lang w:val="en-US"/>
+        </w:rPr>
+        <w:t>7 đến 9 giờ, thi vật lí 1, tòa H1, phòng 101</w:t>
+      </w:r>
+    </w:p>
+    <w:p>
+      <w:pPr>
+        <w:pStyle w:val="ListParagraph"/>
+        <w:numPr>
+          <w:ilvl w:val="0"/>
+          <w:numId w:val="2"/>
+        </w:numPr>
+        <w:rPr>
+          <w:lang w:val="en-US"/>
+        </w:rPr>
+      </w:pPr>
+      <w:r>
+        <w:rPr>
+          <w:lang w:val="en-US"/>
+        </w:rPr>
+        <w:t>9 đến 11 giờ, thi giải tích 1, tòa H6, phòng 214</w:t>
+      </w:r>
+    </w:p>
+    <w:p>
+      <w:pPr>
+        <w:pStyle w:val="ListParagraph"/>
+        <w:numPr>
+          <w:ilvl w:val="0"/>
+          <w:numId w:val="4"/>
+        </w:numPr>
+        <w:rPr>
+          <w:lang w:val="en-US"/>
+        </w:rPr>
+      </w:pPr>
+      <w:r>
+        <w:rPr>
+          <w:lang w:val="en-US"/>
+        </w:rPr>
+        <w:t>29/10/2023?</w:t>
+      </w:r>
+    </w:p>
+    <w:p>
+      <w:pPr>
+        <w:pStyle w:val="ListParagraph"/>
+        <w:numPr>
+          <w:ilvl w:val="0"/>
+          <w:numId w:val="2"/>
+        </w:numPr>
+        <w:rPr>
+          <w:lang w:val="en-US"/>
+        </w:rPr>
+      </w:pPr>
+      <w:r>
+        <w:rPr>
+          <w:lang w:val="en-US"/>
+        </w:rPr>
+        <w:t>7 đến 9 giờ, thi hệ thống số, tòa H6, phòng 516</w:t>
+      </w:r>
+    </w:p>
+    <w:p>
+      <w:pPr>
+        <w:pStyle w:val="ListParagraph"/>
+        <w:numPr>
+          <w:ilvl w:val="0"/>
+          <w:numId w:val="2"/>
+        </w:numPr>
+        <w:rPr>
+          <w:lang w:val="en-US"/>
+        </w:rPr>
+      </w:pPr>
+      <w:r>
+        <w:rPr>
+          <w:lang w:val="en-US"/>
+        </w:rPr>
+        <w:t>9 đến 11 giờ, thi nhập môn điện toán, tòa H6, phòng 308</w:t>
+      </w:r>
+    </w:p>
+    <w:p>
+      <w:pPr>
+        <w:pStyle w:val="ListParagraph"/>
+        <w:numPr>
+          <w:ilvl w:val="0"/>
+          <w:numId w:val="4"/>
+        </w:numPr>
+        <w:rPr>
+          <w:lang w:val="en-US"/>
+        </w:rPr>
+      </w:pPr>
+      <w:r>
+        <w:rPr>
+          <w:lang w:val="en-US"/>
+        </w:rPr>
+        <w:t>30</w:t>
+      </w:r>
+      <w:r>
+        <w:rPr>
+          <w:lang w:val="en-US"/>
+        </w:rPr>
+        <w:t>/10/2023?</w:t>
+      </w:r>
+    </w:p>
+    <w:p>
+      <w:pPr>
+        <w:pStyle w:val="ListParagraph"/>
+        <w:numPr>
+          <w:ilvl w:val="0"/>
+          <w:numId w:val="2"/>
+        </w:numPr>
+        <w:rPr>
+          <w:lang w:val="en-US"/>
+        </w:rPr>
+      </w:pPr>
+      <w:r>
+        <w:rPr>
+          <w:lang w:val="en-US"/>
+        </w:rPr>
+        <w:t>Đóng tiền xe tháng</w:t>
+      </w:r>
+    </w:p>
+    <w:p>
+      <w:pPr>
+        <w:pStyle w:val="ListParagraph"/>
+        <w:numPr>
+          <w:ilvl w:val="0"/>
+          <w:numId w:val="2"/>
+        </w:numPr>
+        <w:rPr>
+          <w:lang w:val="en-US"/>
+        </w:rPr>
+      </w:pPr>
+      <w:r>
+        <w:rPr>
+          <w:lang w:val="en-US"/>
+        </w:rPr>
+        <w:t>Mua thẻ mạng</w:t>
+      </w:r>
+    </w:p>
+    <w:p>
+      <w:pPr>
+        <w:pStyle w:val="ListParagraph"/>
+        <w:numPr>
+          <w:ilvl w:val="0"/>
+          <w:numId w:val="4"/>
+        </w:numPr>
+        <w:rPr>
+          <w:lang w:val="en-US"/>
+        </w:rPr>
+      </w:pPr>
+      <w:r>
+        <w:rPr>
+          <w:lang w:val="en-US"/>
+        </w:rPr>
+        <w:t>17/11/2023?</w:t>
+      </w:r>
+    </w:p>
+    <w:p>
+      <w:pPr>
+        <w:pStyle w:val="ListParagraph"/>
+        <w:numPr>
+          <w:ilvl w:val="0"/>
+          <w:numId w:val="2"/>
+        </w:numPr>
+        <w:rPr>
+          <w:lang w:val="en-US"/>
+        </w:rPr>
+      </w:pPr>
+      <w:r>
+        <w:rPr>
+          <w:lang w:val="en-US"/>
+        </w:rPr>
+        <w:t>6 giờ, giải Quiz 3, nhập môn điện toán</w:t>
+      </w:r>
+    </w:p>
+    <w:p>
+      <w:pPr>
+        <w:pStyle w:val="ListParagraph"/>
+        <w:numPr>
+          <w:ilvl w:val="0"/>
+          <w:numId w:val="4"/>
+        </w:numPr>
+        <w:rPr>
+          <w:lang w:val="en-US"/>
+        </w:rPr>
+      </w:pPr>
+      <w:r>
+        <w:rPr>
+          <w:lang w:val="en-US"/>
+        </w:rPr>
+        <w:t>Giữa</w:t>
+      </w:r>
+      <w:r>
+        <w:rPr>
+          <w:lang w:val="en-US"/>
+        </w:rPr>
+        <w:t xml:space="preserve"> </w:t>
+      </w:r>
+      <w:r>
+        <w:rPr>
+          <w:lang w:val="en-US"/>
+        </w:rPr>
+        <w:t>Tháng 12/2023?</w:t>
+      </w:r>
+    </w:p>
+    <w:p>
+      <w:pPr>
+        <w:pStyle w:val="ListParagraph"/>
+        <w:numPr>
+          <w:ilvl w:val="0"/>
+          <w:numId w:val="2"/>
+        </w:numPr>
+        <w:rPr>
+          <w:lang w:val="en-US"/>
+        </w:rPr>
+      </w:pPr>
+      <w:r>
+        <w:rPr>
+          <w:lang w:val="en-US"/>
+        </w:rPr>
+        <w:t>Thi anh văn đầu vào</w:t>
+      </w:r>
+    </w:p>
+    <w:p>
+      <w:pPr>
+        <w:pStyle w:val="ListParagraph"/>
+        <w:numPr>
+          <w:ilvl w:val="0"/>
+          <w:numId w:val="4"/>
+        </w:numPr>
+        <w:rPr>
+          <w:lang w:val="en-US"/>
+        </w:rPr>
+      </w:pPr>
+      <w:r>
+        <w:rPr>
+          <w:lang w:val="en-US"/>
+        </w:rPr>
+        <w:t>Cuối Năm 1?</w:t>
+      </w:r>
+    </w:p>
+    <w:p>
+      <w:pPr>
+        <w:pStyle w:val="ListParagraph"/>
+        <w:numPr>
+          <w:ilvl w:val="0"/>
+          <w:numId w:val="2"/>
+        </w:numPr>
+        <w:rPr>
+          <w:lang w:val="en-US"/>
+        </w:rPr>
+      </w:pPr>
+      <w:r>
+        <w:rPr>
+          <w:lang w:val="en-US"/>
+        </w:rPr>
+        <w:t>Nộp MOS</w:t>
+      </w:r>
+    </w:p>
+    <w:p>
+      <w:pPr>
+        <w:rPr>
+          <w:lang w:val="en-US"/>
+        </w:rPr>
+      </w:pPr>
+    </w:p>
+    <w:p>
+      <w:pPr>
+        <w:rPr>
+          <w:lang w:val="en-US"/>
+        </w:rPr>
+      </w:pPr>
+      <w:r>
+        <w:rPr>
+          <w:lang w:val="en-US"/>
+        </w:rPr>
+        <w:t>Task – Nhiệm Vụ:</w:t>
+      </w:r>
+    </w:p>
+    <w:p>
+      <w:pPr>
+        <w:pStyle w:val="ListParagraph"/>
+        <w:numPr>
+          <w:ilvl w:val="0"/>
+          <w:numId w:val="7"/>
+        </w:numPr>
+        <w:rPr>
+          <w:lang w:val="en-US"/>
+        </w:rPr>
+      </w:pPr>
+      <w:r>
+        <w:rPr>
+          <w:lang w:val="en-US"/>
+        </w:rPr>
+        <w:t>Quy Đổi Điểm?</w:t>
+      </w:r>
+    </w:p>
+    <w:p>
+      <w:pPr>
+        <w:pStyle w:val="ListParagraph"/>
+        <w:numPr>
+          <w:ilvl w:val="0"/>
+          <w:numId w:val="2"/>
+        </w:numPr>
+        <w:rPr>
+          <w:lang w:val="en-US"/>
+        </w:rPr>
+      </w:pPr>
+      <w:r>
+        <w:rPr>
+          <w:lang w:val="en-US"/>
+        </w:rPr>
+        <w:t>Từ thang 10 sang chữ</w:t>
+      </w:r>
+    </w:p>
+    <w:p>
+      <w:pPr>
+        <w:pStyle w:val="ListParagraph"/>
+        <w:numPr>
+          <w:ilvl w:val="0"/>
+          <w:numId w:val="2"/>
+        </w:numPr>
+        <w:rPr>
+          <w:lang w:val="en-US"/>
+        </w:rPr>
+      </w:pPr>
+      <w:r>
+        <w:rPr>
+          <w:lang w:val="en-US"/>
+        </w:rPr>
+        <w:t>F = 4 trở xuống</w:t>
+      </w:r>
+    </w:p>
+    <w:p>
+      <w:pPr>
+        <w:pStyle w:val="ListParagraph"/>
+        <w:numPr>
+          <w:ilvl w:val="0"/>
+          <w:numId w:val="2"/>
+        </w:numPr>
+        <w:rPr>
+          <w:lang w:val="en-US"/>
+        </w:rPr>
+      </w:pPr>
+      <w:r>
+        <w:rPr>
+          <w:lang w:val="en-US"/>
+        </w:rPr>
+        <w:t>D = 4 đến 5</w:t>
+      </w:r>
+    </w:p>
+    <w:p>
+      <w:pPr>
+        <w:pStyle w:val="ListParagraph"/>
+        <w:numPr>
+          <w:ilvl w:val="0"/>
+          <w:numId w:val="2"/>
+        </w:numPr>
+        <w:rPr>
+          <w:lang w:val="en-US"/>
+        </w:rPr>
+      </w:pPr>
+      <w:r>
+        <w:rPr>
+          <w:lang w:val="en-US"/>
+        </w:rPr>
+        <w:t>D+ = 5 đến 5.5</w:t>
+      </w:r>
+    </w:p>
+    <w:p>
+      <w:pPr>
+        <w:pStyle w:val="ListParagraph"/>
+        <w:numPr>
+          <w:ilvl w:val="0"/>
+          <w:numId w:val="2"/>
+        </w:numPr>
+        <w:rPr>
+          <w:lang w:val="en-US"/>
+        </w:rPr>
+      </w:pPr>
+      <w:r>
+        <w:rPr>
+          <w:lang w:val="en-US"/>
+        </w:rPr>
+        <w:t>Mỗi chữ cái không có “+” thì tăng 1</w:t>
+      </w:r>
+    </w:p>
+    <w:p>
+      <w:pPr>
+        <w:pStyle w:val="ListParagraph"/>
+        <w:numPr>
+          <w:ilvl w:val="0"/>
+          <w:numId w:val="2"/>
+        </w:numPr>
+        <w:rPr>
+          <w:lang w:val="en-US"/>
+        </w:rPr>
+      </w:pPr>
+      <w:r>
+        <w:rPr>
+          <w:lang w:val="en-US"/>
+        </w:rPr>
+        <w:t xml:space="preserve">Mỗi chữ cái có “+” thì </w:t>
+      </w:r>
+      <w:r>
+        <w:rPr>
+          <w:lang w:val="en-US"/>
+        </w:rPr>
+        <w:t>tăng</w:t>
+      </w:r>
+      <w:r>
+        <w:rPr>
+          <w:lang w:val="en-US"/>
+        </w:rPr>
+        <w:t xml:space="preserve"> 0.5</w:t>
+      </w:r>
+    </w:p>
+    <w:p>
+      <w:pPr>
+        <w:pStyle w:val="ListParagraph"/>
+        <w:numPr>
+          <w:ilvl w:val="0"/>
+          <w:numId w:val="2"/>
+        </w:numPr>
+        <w:rPr>
+          <w:lang w:val="en-US"/>
+        </w:rPr>
+      </w:pPr>
+      <w:r>
+        <w:rPr>
+          <w:lang w:val="en-US"/>
+        </w:rPr>
+        <w:t>Từ chữ sang thang 4</w:t>
+      </w:r>
+    </w:p>
+    <w:p>
+      <w:pPr>
+        <w:pStyle w:val="ListParagraph"/>
+        <w:numPr>
+          <w:ilvl w:val="0"/>
+          <w:numId w:val="2"/>
+        </w:numPr>
+        <w:rPr>
+          <w:lang w:val="en-US"/>
+        </w:rPr>
+      </w:pPr>
+      <w:r>
+        <w:rPr>
+          <w:lang w:val="en-US"/>
+        </w:rPr>
+        <w:t>F = 0</w:t>
+      </w:r>
+    </w:p>
+    <w:p>
+      <w:pPr>
+        <w:pStyle w:val="ListParagraph"/>
+        <w:numPr>
+          <w:ilvl w:val="0"/>
+          <w:numId w:val="2"/>
+        </w:numPr>
+        <w:rPr>
+          <w:lang w:val="en-US"/>
+        </w:rPr>
+      </w:pPr>
+      <w:r>
+        <w:rPr>
+          <w:lang w:val="en-US"/>
+        </w:rPr>
+        <w:t>D = 1</w:t>
+      </w:r>
+    </w:p>
+    <w:p>
+      <w:pPr>
+        <w:pStyle w:val="ListParagraph"/>
+        <w:numPr>
+          <w:ilvl w:val="0"/>
+          <w:numId w:val="2"/>
+        </w:numPr>
+        <w:rPr>
+          <w:lang w:val="en-US"/>
+        </w:rPr>
+      </w:pPr>
+      <w:r>
+        <w:rPr>
+          <w:lang w:val="en-US"/>
+        </w:rPr>
+        <w:t>D+ = 1.5</w:t>
+      </w:r>
+    </w:p>
+    <w:p>
+      <w:pPr>
+        <w:pStyle w:val="ListParagraph"/>
+        <w:numPr>
+          <w:ilvl w:val="0"/>
+          <w:numId w:val="2"/>
+        </w:numPr>
+        <w:rPr>
+          <w:lang w:val="en-US"/>
+        </w:rPr>
+      </w:pPr>
+      <w:r>
+        <w:rPr>
+          <w:lang w:val="en-US"/>
+        </w:rPr>
+        <w:t>Mỗi chữ tiếp theo + 0.5, tối đa = 4</w:t>
+      </w:r>
+    </w:p>
+    <w:p>
+      <w:pPr>
+        <w:pStyle w:val="ListParagraph"/>
+        <w:numPr>
+          <w:ilvl w:val="0"/>
+          <w:numId w:val="2"/>
+        </w:numPr>
+        <w:rPr>
+          <w:lang w:val="en-US"/>
+        </w:rPr>
+      </w:pPr>
+      <w:r>
+        <w:rPr>
+          <w:lang w:val="en-US"/>
+        </w:rPr>
+        <w:t>Điểm trung bình 1 học kì</w:t>
+      </w:r>
+    </w:p>
+    <w:p>
+      <w:pPr>
+        <w:pStyle w:val="ListParagraph"/>
+        <w:numPr>
+          <w:ilvl w:val="0"/>
+          <w:numId w:val="2"/>
+        </w:numPr>
+        <w:rPr>
+          <w:lang w:val="en-US"/>
+        </w:rPr>
+      </w:pPr>
+      <w:r>
+        <w:rPr>
+          <w:lang w:val="en-US"/>
+        </w:rPr>
+        <w:t>Ví dụ bạn học vật lí 1 với 4 tín chỉ, giải tích 1 với 3 tín chỉ 1 học kì, đạt 8.3 điểm vật lí, 5.1 điểm giải tích, thì quy đổi chúng sang thang chữ rồi sang thang 4, được 3.5 và 1.5</w:t>
+      </w:r>
+      <w:r>
+        <w:rPr>
+          <w:lang w:val="en-US"/>
+        </w:rPr>
+        <w:t>, thì tính trung bình có trọng số là số tín chỉ tương ứng, = ((3.5 * 4) + (1.5 * 3)) / (4 + 3) = 2.6</w:t>
+      </w:r>
+    </w:p>
+    <w:p>
+      <w:pPr>
+        <w:pStyle w:val="ListParagraph"/>
+        <w:numPr>
+          <w:ilvl w:val="0"/>
+          <w:numId w:val="2"/>
+        </w:numPr>
+        <w:rPr>
+          <w:lang w:val="en-US"/>
+        </w:rPr>
+      </w:pPr>
+      <w:r>
+        <w:rPr>
+          <w:lang w:val="en-US"/>
+        </w:rPr>
+        <w:t>Dựa vào điểm trung bình để xếp loại học lực</w:t>
+      </w:r>
+    </w:p>
+    <w:p>
+      <w:pPr>
+        <w:pStyle w:val="ListParagraph"/>
+        <w:numPr>
+          <w:ilvl w:val="0"/>
+          <w:numId w:val="2"/>
+        </w:numPr>
+        <w:rPr>
+          <w:lang w:val="en-US"/>
+        </w:rPr>
+      </w:pPr>
+      <w:r>
+        <w:rPr>
+          <w:lang w:val="en-US"/>
+        </w:rPr>
+        <w:t>Kém = 1 trở xuống</w:t>
+      </w:r>
+    </w:p>
+    <w:p>
+      <w:pPr>
+        <w:pStyle w:val="ListParagraph"/>
+        <w:numPr>
+          <w:ilvl w:val="0"/>
+          <w:numId w:val="2"/>
+        </w:numPr>
+        <w:rPr>
+          <w:lang w:val="en-US"/>
+        </w:rPr>
+      </w:pPr>
+      <w:r>
+        <w:rPr>
+          <w:lang w:val="en-US"/>
+        </w:rPr>
+        <w:t>Yếu = 1 đến 2</w:t>
+      </w:r>
+    </w:p>
+    <w:p>
+      <w:pPr>
+        <w:pStyle w:val="ListParagraph"/>
+        <w:numPr>
+          <w:ilvl w:val="0"/>
+          <w:numId w:val="2"/>
+        </w:numPr>
+        <w:rPr>
+          <w:lang w:val="en-US"/>
+        </w:rPr>
+      </w:pPr>
+      <w:r>
+        <w:rPr>
+          <w:lang w:val="en-US"/>
+        </w:rPr>
+        <w:t>TB = 2 đến 2.5</w:t>
+      </w:r>
+    </w:p>
+    <w:p>
+      <w:pPr>
+        <w:pStyle w:val="ListParagraph"/>
+        <w:numPr>
+          <w:ilvl w:val="0"/>
+          <w:numId w:val="2"/>
+        </w:numPr>
+        <w:rPr>
+          <w:lang w:val="en-US"/>
+        </w:rPr>
+      </w:pPr>
+      <w:r>
+        <w:rPr>
+          <w:lang w:val="en-US"/>
+        </w:rPr>
+        <w:t>Khá = 2.5 đến 3.2</w:t>
+      </w:r>
+    </w:p>
+    <w:p>
+      <w:pPr>
+        <w:pStyle w:val="ListParagraph"/>
+        <w:numPr>
+          <w:ilvl w:val="0"/>
+          <w:numId w:val="2"/>
+        </w:numPr>
+        <w:rPr>
+          <w:lang w:val="en-US"/>
+        </w:rPr>
+      </w:pPr>
+      <w:r>
+        <w:rPr>
+          <w:lang w:val="en-US"/>
+        </w:rPr>
+        <w:t>Giỏi = 3.2 đến 3.6</w:t>
+      </w:r>
+    </w:p>
+    <w:p>
+      <w:pPr>
+        <w:pStyle w:val="ListParagraph"/>
+        <w:numPr>
+          <w:ilvl w:val="0"/>
+          <w:numId w:val="2"/>
+        </w:numPr>
+        <w:rPr>
+          <w:lang w:val="en-US"/>
+        </w:rPr>
+      </w:pPr>
+      <w:r>
+        <w:rPr>
+          <w:lang w:val="en-US"/>
+        </w:rPr>
+        <w:t>Xuất sắc = 3.6 đến 4</w:t>
+      </w:r>
+    </w:p>
+    <w:p>
+      <w:pPr>
+        <w:pStyle w:val="ListParagraph"/>
+        <w:numPr>
+          <w:ilvl w:val="0"/>
+          <w:numId w:val="2"/>
+        </w:numPr>
+        <w:rPr>
+          <w:lang w:val="en-US"/>
+        </w:rPr>
+      </w:pPr>
+      <w:r>
+        <w:rPr>
+          <w:lang w:val="en-US"/>
+        </w:rPr>
+        <w:t>Điểm trung bình tích lũy = điểm trung bình từ khi nhập học tới giờ, không phải trong 1 học kì</w:t>
+      </w:r>
+    </w:p>
+    <w:p>
+      <w:pPr>
+        <w:pStyle w:val="ListParagraph"/>
+        <w:numPr>
+          <w:ilvl w:val="0"/>
+          <w:numId w:val="7"/>
+        </w:numPr>
+        <w:rPr>
+          <w:lang w:val="en-US"/>
+        </w:rPr>
+      </w:pPr>
+      <w:r>
+        <w:rPr>
+          <w:lang w:val="en-US"/>
+        </w:rPr>
         <w:lastRenderedPageBreak/>
-        <w:t>Không học vật lí 1 bài tập</w:t>
-      </w:r>
-    </w:p>
-    <w:p>
-      <w:pPr>
-        <w:pStyle w:val="ListParagraph"/>
-        <w:numPr>
-          <w:ilvl w:val="0"/>
-          <w:numId w:val="4"/>
-        </w:numPr>
-        <w:rPr>
-          <w:lang w:val="en-US"/>
-        </w:rPr>
-      </w:pPr>
-      <w:r>
-        <w:rPr>
-          <w:lang w:val="en-US"/>
-        </w:rPr>
-        <w:t>28/10/2023?</w:t>
-      </w:r>
-    </w:p>
-    <w:p>
-      <w:pPr>
-        <w:pStyle w:val="ListParagraph"/>
-        <w:numPr>
-          <w:ilvl w:val="0"/>
-          <w:numId w:val="2"/>
-        </w:numPr>
-        <w:rPr>
-          <w:lang w:val="en-US"/>
-        </w:rPr>
-      </w:pPr>
-      <w:r>
-        <w:rPr>
-          <w:lang w:val="en-US"/>
-        </w:rPr>
-        <w:t>7 đến 9 giờ, thi vật lí 1, tòa H1, phòng 101</w:t>
-      </w:r>
-    </w:p>
-    <w:p>
-      <w:pPr>
-        <w:pStyle w:val="ListParagraph"/>
-        <w:numPr>
-          <w:ilvl w:val="0"/>
-          <w:numId w:val="2"/>
-        </w:numPr>
-        <w:rPr>
-          <w:lang w:val="en-US"/>
-        </w:rPr>
-      </w:pPr>
-      <w:r>
-        <w:rPr>
-          <w:lang w:val="en-US"/>
-        </w:rPr>
-        <w:t>9 đến 11 giờ, thi giải tích 1, tòa H6, phòng 214</w:t>
-      </w:r>
-    </w:p>
-    <w:p>
-      <w:pPr>
-        <w:pStyle w:val="ListParagraph"/>
-        <w:numPr>
-          <w:ilvl w:val="0"/>
-          <w:numId w:val="4"/>
-        </w:numPr>
-        <w:rPr>
-          <w:lang w:val="en-US"/>
-        </w:rPr>
-      </w:pPr>
-      <w:r>
-        <w:rPr>
-          <w:lang w:val="en-US"/>
-        </w:rPr>
-        <w:t>29/10/2023?</w:t>
-      </w:r>
-    </w:p>
-    <w:p>
-      <w:pPr>
-        <w:pStyle w:val="ListParagraph"/>
-        <w:numPr>
-          <w:ilvl w:val="0"/>
-          <w:numId w:val="2"/>
-        </w:numPr>
-        <w:rPr>
-          <w:lang w:val="en-US"/>
-        </w:rPr>
-      </w:pPr>
-      <w:r>
-        <w:rPr>
-          <w:lang w:val="en-US"/>
-        </w:rPr>
-        <w:t>7 đến 9 giờ, thi hệ thống số, tòa H6, phòng 516</w:t>
-      </w:r>
-    </w:p>
-    <w:p>
-      <w:pPr>
-        <w:pStyle w:val="ListParagraph"/>
-        <w:numPr>
-          <w:ilvl w:val="0"/>
-          <w:numId w:val="2"/>
-        </w:numPr>
-        <w:rPr>
-          <w:lang w:val="en-US"/>
-        </w:rPr>
-      </w:pPr>
-      <w:r>
-        <w:rPr>
-          <w:lang w:val="en-US"/>
-        </w:rPr>
-        <w:t>9 đến 11 giờ, thi nhập môn điện toán, tòa H6, phòng 308</w:t>
-      </w:r>
-    </w:p>
-    <w:p>
-      <w:pPr>
-        <w:pStyle w:val="ListParagraph"/>
-        <w:numPr>
-          <w:ilvl w:val="0"/>
-          <w:numId w:val="4"/>
-        </w:numPr>
-        <w:rPr>
-          <w:lang w:val="en-US"/>
-        </w:rPr>
-      </w:pPr>
-      <w:r>
-        <w:rPr>
-          <w:lang w:val="en-US"/>
-        </w:rPr>
-        <w:t>30</w:t>
-      </w:r>
-      <w:r>
-        <w:rPr>
-          <w:lang w:val="en-US"/>
-        </w:rPr>
-        <w:t>/10/2023?</w:t>
-      </w:r>
-    </w:p>
-    <w:p>
-      <w:pPr>
-        <w:pStyle w:val="ListParagraph"/>
-        <w:numPr>
-          <w:ilvl w:val="0"/>
-          <w:numId w:val="2"/>
-        </w:numPr>
-        <w:rPr>
-          <w:lang w:val="en-US"/>
-        </w:rPr>
-      </w:pPr>
-      <w:r>
-        <w:rPr>
-          <w:lang w:val="en-US"/>
-        </w:rPr>
-        <w:t>Đóng tiền xe tháng</w:t>
-      </w:r>
-    </w:p>
-    <w:p>
-      <w:pPr>
-        <w:pStyle w:val="ListParagraph"/>
-        <w:numPr>
-          <w:ilvl w:val="0"/>
-          <w:numId w:val="2"/>
-        </w:numPr>
-        <w:rPr>
-          <w:lang w:val="en-US"/>
-        </w:rPr>
-      </w:pPr>
-      <w:r>
-        <w:rPr>
-          <w:lang w:val="en-US"/>
-        </w:rPr>
-        <w:t>Mua thẻ mạng</w:t>
-      </w:r>
-    </w:p>
-    <w:p>
-      <w:pPr>
-        <w:pStyle w:val="ListParagraph"/>
-        <w:numPr>
-          <w:ilvl w:val="0"/>
-          <w:numId w:val="4"/>
-        </w:numPr>
-        <w:rPr>
-          <w:lang w:val="en-US"/>
-        </w:rPr>
-      </w:pPr>
-      <w:r>
-        <w:rPr>
-          <w:lang w:val="en-US"/>
-        </w:rPr>
-        <w:t>Giữa</w:t>
-      </w:r>
-      <w:r>
-        <w:rPr>
-          <w:lang w:val="en-US"/>
-        </w:rPr>
-        <w:t xml:space="preserve"> </w:t>
-      </w:r>
-      <w:r>
-        <w:rPr>
-          <w:lang w:val="en-US"/>
-        </w:rPr>
-        <w:t>Tháng 12/2023?</w:t>
-      </w:r>
-    </w:p>
-    <w:p>
-      <w:pPr>
-        <w:pStyle w:val="ListParagraph"/>
-        <w:numPr>
-          <w:ilvl w:val="0"/>
-          <w:numId w:val="2"/>
-        </w:numPr>
-        <w:rPr>
-          <w:lang w:val="en-US"/>
-        </w:rPr>
-      </w:pPr>
-      <w:r>
-        <w:rPr>
-          <w:lang w:val="en-US"/>
-        </w:rPr>
-        <w:t>Thi anh văn đầu vào</w:t>
-      </w:r>
-    </w:p>
-    <w:p>
-      <w:pPr>
-        <w:pStyle w:val="ListParagraph"/>
-        <w:numPr>
-          <w:ilvl w:val="0"/>
-          <w:numId w:val="4"/>
-        </w:numPr>
-        <w:rPr>
-          <w:lang w:val="en-US"/>
-        </w:rPr>
-      </w:pPr>
-      <w:r>
-        <w:rPr>
-          <w:lang w:val="en-US"/>
-        </w:rPr>
-        <w:t>Cuối Năm 1?</w:t>
-      </w:r>
-    </w:p>
-    <w:p>
-      <w:pPr>
-        <w:pStyle w:val="ListParagraph"/>
-        <w:numPr>
-          <w:ilvl w:val="0"/>
-          <w:numId w:val="2"/>
-        </w:numPr>
-        <w:rPr>
-          <w:lang w:val="en-US"/>
-        </w:rPr>
-      </w:pPr>
-      <w:r>
-        <w:rPr>
-          <w:lang w:val="en-US"/>
-        </w:rPr>
-        <w:t>Nộp MOS</w:t>
-      </w:r>
-    </w:p>
-    <w:p>
-      <w:pPr>
-        <w:rPr>
-          <w:lang w:val="en-US"/>
-        </w:rPr>
-      </w:pPr>
-    </w:p>
-    <w:p>
-      <w:pPr>
-        <w:rPr>
-          <w:lang w:val="en-US"/>
-        </w:rPr>
-      </w:pPr>
-      <w:r>
-        <w:rPr>
-          <w:lang w:val="en-US"/>
-        </w:rPr>
-        <w:t>Task – Nhiệm Vụ:</w:t>
+        <w:t>Tiến Trình Học?</w:t>
+      </w:r>
+    </w:p>
+    <w:p>
+      <w:pPr>
+        <w:pStyle w:val="ListParagraph"/>
+        <w:numPr>
+          <w:ilvl w:val="0"/>
+          <w:numId w:val="2"/>
+        </w:numPr>
+        <w:rPr>
+          <w:lang w:val="en-US"/>
+        </w:rPr>
+      </w:pPr>
+      <w:r>
+        <w:rPr>
+          <w:lang w:val="en-US"/>
+        </w:rPr>
+        <w:t>CO1005</w:t>
       </w:r>
     </w:p>
     <w:p>
@@ -4131,456 +4654,6 @@
         <w:rPr>
           <w:lang w:val="en-US"/>
         </w:rPr>
-        <w:t>Quy Đổi Điểm?</w:t>
-      </w:r>
-    </w:p>
-    <w:p>
-      <w:pPr>
-        <w:pStyle w:val="ListParagraph"/>
-        <w:numPr>
-          <w:ilvl w:val="0"/>
-          <w:numId w:val="2"/>
-        </w:numPr>
-        <w:rPr>
-          <w:lang w:val="en-US"/>
-        </w:rPr>
-      </w:pPr>
-      <w:r>
-        <w:rPr>
-          <w:lang w:val="en-US"/>
-        </w:rPr>
-        <w:t>Từ thang 10 sang chữ</w:t>
-      </w:r>
-    </w:p>
-    <w:p>
-      <w:pPr>
-        <w:pStyle w:val="ListParagraph"/>
-        <w:numPr>
-          <w:ilvl w:val="0"/>
-          <w:numId w:val="2"/>
-        </w:numPr>
-        <w:rPr>
-          <w:lang w:val="en-US"/>
-        </w:rPr>
-      </w:pPr>
-      <w:r>
-        <w:rPr>
-          <w:lang w:val="en-US"/>
-        </w:rPr>
-        <w:t>F = 4 trở xuống</w:t>
-      </w:r>
-    </w:p>
-    <w:p>
-      <w:pPr>
-        <w:pStyle w:val="ListParagraph"/>
-        <w:numPr>
-          <w:ilvl w:val="0"/>
-          <w:numId w:val="2"/>
-        </w:numPr>
-        <w:rPr>
-          <w:lang w:val="en-US"/>
-        </w:rPr>
-      </w:pPr>
-      <w:r>
-        <w:rPr>
-          <w:lang w:val="en-US"/>
-        </w:rPr>
-        <w:t>D = 4 đến 5</w:t>
-      </w:r>
-    </w:p>
-    <w:p>
-      <w:pPr>
-        <w:pStyle w:val="ListParagraph"/>
-        <w:numPr>
-          <w:ilvl w:val="0"/>
-          <w:numId w:val="2"/>
-        </w:numPr>
-        <w:rPr>
-          <w:lang w:val="en-US"/>
-        </w:rPr>
-      </w:pPr>
-      <w:r>
-        <w:rPr>
-          <w:lang w:val="en-US"/>
-        </w:rPr>
-        <w:t>D+ = 5 đến 5.5</w:t>
-      </w:r>
-    </w:p>
-    <w:p>
-      <w:pPr>
-        <w:pStyle w:val="ListParagraph"/>
-        <w:numPr>
-          <w:ilvl w:val="0"/>
-          <w:numId w:val="2"/>
-        </w:numPr>
-        <w:rPr>
-          <w:lang w:val="en-US"/>
-        </w:rPr>
-      </w:pPr>
-      <w:r>
-        <w:rPr>
-          <w:lang w:val="en-US"/>
-        </w:rPr>
-        <w:t>Mỗi chữ cái không có “+” thì tăng 1</w:t>
-      </w:r>
-    </w:p>
-    <w:p>
-      <w:pPr>
-        <w:pStyle w:val="ListParagraph"/>
-        <w:numPr>
-          <w:ilvl w:val="0"/>
-          <w:numId w:val="2"/>
-        </w:numPr>
-        <w:rPr>
-          <w:lang w:val="en-US"/>
-        </w:rPr>
-      </w:pPr>
-      <w:r>
-        <w:rPr>
-          <w:lang w:val="en-US"/>
-        </w:rPr>
-        <w:t xml:space="preserve">Mỗi chữ cái có “+” thì </w:t>
-      </w:r>
-      <w:r>
-        <w:rPr>
-          <w:lang w:val="en-US"/>
-        </w:rPr>
-        <w:t>tăng</w:t>
-      </w:r>
-      <w:r>
-        <w:rPr>
-          <w:lang w:val="en-US"/>
-        </w:rPr>
-        <w:t xml:space="preserve"> 0.5</w:t>
-      </w:r>
-    </w:p>
-    <w:p>
-      <w:pPr>
-        <w:pStyle w:val="ListParagraph"/>
-        <w:numPr>
-          <w:ilvl w:val="0"/>
-          <w:numId w:val="2"/>
-        </w:numPr>
-        <w:rPr>
-          <w:lang w:val="en-US"/>
-        </w:rPr>
-      </w:pPr>
-      <w:r>
-        <w:rPr>
-          <w:lang w:val="en-US"/>
-        </w:rPr>
-        <w:t>Từ chữ sang thang 4</w:t>
-      </w:r>
-    </w:p>
-    <w:p>
-      <w:pPr>
-        <w:pStyle w:val="ListParagraph"/>
-        <w:numPr>
-          <w:ilvl w:val="0"/>
-          <w:numId w:val="2"/>
-        </w:numPr>
-        <w:rPr>
-          <w:lang w:val="en-US"/>
-        </w:rPr>
-      </w:pPr>
-      <w:r>
-        <w:rPr>
-          <w:lang w:val="en-US"/>
-        </w:rPr>
-        <w:t>F = 0</w:t>
-      </w:r>
-    </w:p>
-    <w:p>
-      <w:pPr>
-        <w:pStyle w:val="ListParagraph"/>
-        <w:numPr>
-          <w:ilvl w:val="0"/>
-          <w:numId w:val="2"/>
-        </w:numPr>
-        <w:rPr>
-          <w:lang w:val="en-US"/>
-        </w:rPr>
-      </w:pPr>
-      <w:r>
-        <w:rPr>
-          <w:lang w:val="en-US"/>
-        </w:rPr>
-        <w:t>D = 1</w:t>
-      </w:r>
-    </w:p>
-    <w:p>
-      <w:pPr>
-        <w:pStyle w:val="ListParagraph"/>
-        <w:numPr>
-          <w:ilvl w:val="0"/>
-          <w:numId w:val="2"/>
-        </w:numPr>
-        <w:rPr>
-          <w:lang w:val="en-US"/>
-        </w:rPr>
-      </w:pPr>
-      <w:r>
-        <w:rPr>
-          <w:lang w:val="en-US"/>
-        </w:rPr>
-        <w:t>D+ = 1.5</w:t>
-      </w:r>
-    </w:p>
-    <w:p>
-      <w:pPr>
-        <w:pStyle w:val="ListParagraph"/>
-        <w:numPr>
-          <w:ilvl w:val="0"/>
-          <w:numId w:val="2"/>
-        </w:numPr>
-        <w:rPr>
-          <w:lang w:val="en-US"/>
-        </w:rPr>
-      </w:pPr>
-      <w:r>
-        <w:rPr>
-          <w:lang w:val="en-US"/>
-        </w:rPr>
-        <w:t>Mỗi chữ tiếp theo + 0.5, tối đa = 4</w:t>
-      </w:r>
-    </w:p>
-    <w:p>
-      <w:pPr>
-        <w:pStyle w:val="ListParagraph"/>
-        <w:numPr>
-          <w:ilvl w:val="0"/>
-          <w:numId w:val="2"/>
-        </w:numPr>
-        <w:rPr>
-          <w:lang w:val="en-US"/>
-        </w:rPr>
-      </w:pPr>
-      <w:r>
-        <w:rPr>
-          <w:lang w:val="en-US"/>
-        </w:rPr>
-        <w:t>Điểm trung bình 1 học kì</w:t>
-      </w:r>
-    </w:p>
-    <w:p>
-      <w:pPr>
-        <w:pStyle w:val="ListParagraph"/>
-        <w:numPr>
-          <w:ilvl w:val="0"/>
-          <w:numId w:val="2"/>
-        </w:numPr>
-        <w:rPr>
-          <w:lang w:val="en-US"/>
-        </w:rPr>
-      </w:pPr>
-      <w:r>
-        <w:rPr>
-          <w:lang w:val="en-US"/>
-        </w:rPr>
-        <w:t>Ví dụ bạn học vật lí 1 với 4 tín chỉ, giải tích 1 với 3 tín chỉ 1 học kì, đạt 8.3 điểm vật lí, 5.1 điểm giải tích, thì quy đổi chúng sang thang chữ rồi sang thang 4, được 3.5 và 1.5</w:t>
-      </w:r>
-      <w:r>
-        <w:rPr>
-          <w:lang w:val="en-US"/>
-        </w:rPr>
-        <w:t>, thì tính trung bình có trọng số là số tín chỉ tương ứng, = ((3.5 * 4) + (1.5 * 3)) / (4 + 3) = 2.6</w:t>
-      </w:r>
-    </w:p>
-    <w:p>
-      <w:pPr>
-        <w:pStyle w:val="ListParagraph"/>
-        <w:numPr>
-          <w:ilvl w:val="0"/>
-          <w:numId w:val="2"/>
-        </w:numPr>
-        <w:rPr>
-          <w:lang w:val="en-US"/>
-        </w:rPr>
-      </w:pPr>
-      <w:r>
-        <w:rPr>
-          <w:lang w:val="en-US"/>
-        </w:rPr>
-        <w:t>Dựa vào điểm trung bình để xếp loại học lực</w:t>
-      </w:r>
-    </w:p>
-    <w:p>
-      <w:pPr>
-        <w:pStyle w:val="ListParagraph"/>
-        <w:numPr>
-          <w:ilvl w:val="0"/>
-          <w:numId w:val="2"/>
-        </w:numPr>
-        <w:rPr>
-          <w:lang w:val="en-US"/>
-        </w:rPr>
-      </w:pPr>
-      <w:r>
-        <w:rPr>
-          <w:lang w:val="en-US"/>
-        </w:rPr>
-        <w:t>Kém = 1 trở xuống</w:t>
-      </w:r>
-    </w:p>
-    <w:p>
-      <w:pPr>
-        <w:pStyle w:val="ListParagraph"/>
-        <w:numPr>
-          <w:ilvl w:val="0"/>
-          <w:numId w:val="2"/>
-        </w:numPr>
-        <w:rPr>
-          <w:lang w:val="en-US"/>
-        </w:rPr>
-      </w:pPr>
-      <w:r>
-        <w:rPr>
-          <w:lang w:val="en-US"/>
-        </w:rPr>
-        <w:t>Yếu = 1 đến 2</w:t>
-      </w:r>
-    </w:p>
-    <w:p>
-      <w:pPr>
-        <w:pStyle w:val="ListParagraph"/>
-        <w:numPr>
-          <w:ilvl w:val="0"/>
-          <w:numId w:val="2"/>
-        </w:numPr>
-        <w:rPr>
-          <w:lang w:val="en-US"/>
-        </w:rPr>
-      </w:pPr>
-      <w:r>
-        <w:rPr>
-          <w:lang w:val="en-US"/>
-        </w:rPr>
-        <w:t>TB = 2 đến 2.5</w:t>
-      </w:r>
-    </w:p>
-    <w:p>
-      <w:pPr>
-        <w:pStyle w:val="ListParagraph"/>
-        <w:numPr>
-          <w:ilvl w:val="0"/>
-          <w:numId w:val="2"/>
-        </w:numPr>
-        <w:rPr>
-          <w:lang w:val="en-US"/>
-        </w:rPr>
-      </w:pPr>
-      <w:r>
-        <w:rPr>
-          <w:lang w:val="en-US"/>
-        </w:rPr>
-        <w:t>Khá = 2.5 đến 3.2</w:t>
-      </w:r>
-    </w:p>
-    <w:p>
-      <w:pPr>
-        <w:pStyle w:val="ListParagraph"/>
-        <w:numPr>
-          <w:ilvl w:val="0"/>
-          <w:numId w:val="2"/>
-        </w:numPr>
-        <w:rPr>
-          <w:lang w:val="en-US"/>
-        </w:rPr>
-      </w:pPr>
-      <w:r>
-        <w:rPr>
-          <w:lang w:val="en-US"/>
-        </w:rPr>
-        <w:t>Giỏi = 3.2 đến 3.6</w:t>
-      </w:r>
-    </w:p>
-    <w:p>
-      <w:pPr>
-        <w:pStyle w:val="ListParagraph"/>
-        <w:numPr>
-          <w:ilvl w:val="0"/>
-          <w:numId w:val="2"/>
-        </w:numPr>
-        <w:rPr>
-          <w:lang w:val="en-US"/>
-        </w:rPr>
-      </w:pPr>
-      <w:r>
-        <w:rPr>
-          <w:lang w:val="en-US"/>
-        </w:rPr>
-        <w:t>Xuất sắc = 3.6 đến 4</w:t>
-      </w:r>
-    </w:p>
-    <w:p>
-      <w:pPr>
-        <w:pStyle w:val="ListParagraph"/>
-        <w:numPr>
-          <w:ilvl w:val="0"/>
-          <w:numId w:val="2"/>
-        </w:numPr>
-        <w:rPr>
-          <w:lang w:val="en-US"/>
-        </w:rPr>
-      </w:pPr>
-      <w:r>
-        <w:rPr>
-          <w:lang w:val="en-US"/>
-        </w:rPr>
-        <w:t>Điểm trung bình tích lũy = điểm trung bình từ khi nhập học tới giờ, không phải trong 1 học kì</w:t>
-      </w:r>
-    </w:p>
-    <w:p>
-      <w:pPr>
-        <w:pStyle w:val="ListParagraph"/>
-        <w:numPr>
-          <w:ilvl w:val="0"/>
-          <w:numId w:val="7"/>
-        </w:numPr>
-        <w:rPr>
-          <w:lang w:val="en-US"/>
-        </w:rPr>
-      </w:pPr>
-      <w:r>
-        <w:rPr>
-          <w:lang w:val="en-US"/>
-        </w:rPr>
-        <w:t>Tiến Trình Học?</w:t>
-      </w:r>
-    </w:p>
-    <w:p>
-      <w:pPr>
-        <w:pStyle w:val="ListParagraph"/>
-        <w:numPr>
-          <w:ilvl w:val="0"/>
-          <w:numId w:val="2"/>
-        </w:numPr>
-        <w:rPr>
-          <w:lang w:val="en-US"/>
-        </w:rPr>
-      </w:pPr>
-      <w:r>
-        <w:rPr>
-          <w:lang w:val="en-US"/>
-        </w:rPr>
-        <w:t>CO1005</w:t>
-      </w:r>
-    </w:p>
-    <w:p>
-      <w:pPr>
-        <w:pStyle w:val="ListParagraph"/>
-        <w:numPr>
-          <w:ilvl w:val="0"/>
-          <w:numId w:val="7"/>
-        </w:numPr>
-        <w:rPr>
-          <w:lang w:val="en-US"/>
-        </w:rPr>
-      </w:pPr>
-      <w:r>
-        <w:rPr>
-          <w:lang w:val="en-US"/>
-        </w:rPr>
         <w:t>1 Học Kì?</w:t>
       </w:r>
     </w:p>
@@ -4611,7 +4684,6 @@
         <w:rPr>
           <w:lang w:val="en-US"/>
         </w:rPr>
-        <w:lastRenderedPageBreak/>
         <w:t>11 đến 25 tín chỉ</w:t>
       </w:r>
     </w:p>

--- a/hcmut.docx
+++ b/hcmut.docx
@@ -2949,8 +2949,650 @@
           <w:u w:val="none"/>
           <w:lang w:val="en-US"/>
         </w:rPr>
+        <w:t>2</w:t>
+      </w:r>
+    </w:p>
+    <w:p>
+      <w:pPr>
+        <w:pStyle w:val="ListParagraph"/>
+        <w:numPr>
+          <w:ilvl w:val="0"/>
+          <w:numId w:val="4"/>
+        </w:numPr>
+        <w:rPr>
+          <w:rStyle w:val="Hyperlink"/>
+          <w:color w:val="auto"/>
+          <w:u w:val="none"/>
+          <w:lang w:val="en-US"/>
+        </w:rPr>
+      </w:pPr>
+      <w:r>
+        <w:rPr>
+          <w:rStyle w:val="Hyperlink"/>
+          <w:color w:val="auto"/>
+          <w:u w:val="none"/>
+          <w:lang w:val="en-US"/>
+        </w:rPr>
+        <w:t>Lịch Bình Thường Hằng Ngày?</w:t>
+      </w:r>
+    </w:p>
+    <w:p>
+      <w:pPr>
+        <w:pStyle w:val="ListParagraph"/>
+        <w:numPr>
+          <w:ilvl w:val="0"/>
+          <w:numId w:val="2"/>
+        </w:numPr>
+        <w:rPr>
+          <w:rStyle w:val="Hyperlink"/>
+          <w:color w:val="auto"/>
+          <w:u w:val="none"/>
+          <w:lang w:val="en-US"/>
+        </w:rPr>
+      </w:pPr>
+      <w:r>
+        <w:rPr>
+          <w:rStyle w:val="Hyperlink"/>
+          <w:color w:val="auto"/>
+          <w:u w:val="none"/>
+          <w:lang w:val="en-US"/>
+        </w:rPr>
+        <w:t>5 đến 6 giờ, rửa mặt, đánh răng, xỉa răng, đái ỉa, hít đất, nghỉ 1 lát</w:t>
+      </w:r>
+    </w:p>
+    <w:p>
+      <w:pPr>
+        <w:pStyle w:val="ListParagraph"/>
+        <w:numPr>
+          <w:ilvl w:val="0"/>
+          <w:numId w:val="2"/>
+        </w:numPr>
+        <w:rPr>
+          <w:rStyle w:val="Hyperlink"/>
+          <w:color w:val="auto"/>
+          <w:u w:val="none"/>
+          <w:lang w:val="en-US"/>
+        </w:rPr>
+      </w:pPr>
+      <w:r>
+        <w:rPr>
+          <w:rStyle w:val="Hyperlink"/>
+          <w:color w:val="auto"/>
+          <w:u w:val="none"/>
+          <w:lang w:val="en-US"/>
+        </w:rPr>
+        <w:t>6 đến 6.5 giờ,</w:t>
+      </w:r>
+      <w:r>
+        <w:rPr>
+          <w:rStyle w:val="Hyperlink"/>
+          <w:color w:val="auto"/>
+          <w:u w:val="none"/>
+          <w:lang w:val="en-US"/>
+        </w:rPr>
+        <w:t xml:space="preserve"> Check Quiz,</w:t>
+      </w:r>
+      <w:r>
+        <w:rPr>
+          <w:rStyle w:val="Hyperlink"/>
+          <w:color w:val="auto"/>
+          <w:u w:val="none"/>
+          <w:lang w:val="en-US"/>
+        </w:rPr>
+        <w:t xml:space="preserve"> Check nhóm,</w:t>
+      </w:r>
+      <w:r>
+        <w:rPr>
+          <w:rStyle w:val="Hyperlink"/>
+          <w:color w:val="auto"/>
+          <w:u w:val="none"/>
+          <w:lang w:val="en-US"/>
+        </w:rPr>
+        <w:t xml:space="preserve"> đọc Berserk</w:t>
+      </w:r>
+    </w:p>
+    <w:p>
+      <w:pPr>
+        <w:pStyle w:val="ListParagraph"/>
+        <w:numPr>
+          <w:ilvl w:val="0"/>
+          <w:numId w:val="2"/>
+        </w:numPr>
+        <w:rPr>
+          <w:rStyle w:val="Hyperlink"/>
+          <w:color w:val="auto"/>
+          <w:u w:val="none"/>
+          <w:lang w:val="en-US"/>
+        </w:rPr>
+      </w:pPr>
+      <w:r>
+        <w:rPr>
+          <w:rStyle w:val="Hyperlink"/>
+          <w:color w:val="auto"/>
+          <w:u w:val="none"/>
+          <w:lang w:val="en-US"/>
+        </w:rPr>
+        <w:t>6.5 đến 7 giờ, đi ăn, về nhà, nghỉ 1 lát</w:t>
+      </w:r>
+    </w:p>
+    <w:p>
+      <w:pPr>
+        <w:pStyle w:val="ListParagraph"/>
+        <w:numPr>
+          <w:ilvl w:val="0"/>
+          <w:numId w:val="2"/>
+        </w:numPr>
+        <w:rPr>
+          <w:rStyle w:val="Hyperlink"/>
+          <w:color w:val="auto"/>
+          <w:u w:val="none"/>
+          <w:lang w:val="en-US"/>
+        </w:rPr>
+      </w:pPr>
+      <w:r>
+        <w:rPr>
+          <w:rStyle w:val="Hyperlink"/>
+          <w:color w:val="auto"/>
+          <w:u w:val="none"/>
+          <w:lang w:val="en-US"/>
+        </w:rPr>
+        <w:t>7 đến 8 giờ, học Matlab</w:t>
+      </w:r>
+    </w:p>
+    <w:p>
+      <w:pPr>
+        <w:pStyle w:val="ListParagraph"/>
+        <w:numPr>
+          <w:ilvl w:val="0"/>
+          <w:numId w:val="2"/>
+        </w:numPr>
+        <w:rPr>
+          <w:rStyle w:val="Hyperlink"/>
+          <w:color w:val="auto"/>
+          <w:u w:val="none"/>
+          <w:lang w:val="en-US"/>
+        </w:rPr>
+      </w:pPr>
+      <w:r>
+        <w:rPr>
+          <w:rStyle w:val="Hyperlink"/>
+          <w:color w:val="auto"/>
+          <w:u w:val="none"/>
+          <w:lang w:val="en-US"/>
+        </w:rPr>
+        <w:t>8 đến 9 giờ, học Tensorflow</w:t>
+      </w:r>
+    </w:p>
+    <w:p>
+      <w:pPr>
+        <w:pStyle w:val="ListParagraph"/>
+        <w:numPr>
+          <w:ilvl w:val="0"/>
+          <w:numId w:val="2"/>
+        </w:numPr>
+        <w:rPr>
+          <w:rStyle w:val="Hyperlink"/>
+          <w:color w:val="auto"/>
+          <w:u w:val="none"/>
+          <w:lang w:val="en-US"/>
+        </w:rPr>
+      </w:pPr>
+      <w:r>
+        <w:rPr>
+          <w:rStyle w:val="Hyperlink"/>
+          <w:color w:val="auto"/>
+          <w:u w:val="none"/>
+          <w:lang w:val="en-US"/>
+        </w:rPr>
+        <w:t>9 đến 10 giờ, học TOEIC + Berserk</w:t>
+      </w:r>
+    </w:p>
+    <w:p>
+      <w:pPr>
+        <w:pStyle w:val="ListParagraph"/>
+        <w:numPr>
+          <w:ilvl w:val="0"/>
+          <w:numId w:val="2"/>
+        </w:numPr>
+        <w:rPr>
+          <w:rStyle w:val="Hyperlink"/>
+          <w:color w:val="auto"/>
+          <w:u w:val="none"/>
+          <w:lang w:val="en-US"/>
+        </w:rPr>
+      </w:pPr>
+      <w:r>
+        <w:rPr>
+          <w:rStyle w:val="Hyperlink"/>
+          <w:color w:val="auto"/>
+          <w:u w:val="none"/>
+          <w:lang w:val="en-US"/>
+        </w:rPr>
+        <w:t>10 đến 11 giờ, học MOS</w:t>
+      </w:r>
+    </w:p>
+    <w:p>
+      <w:pPr>
+        <w:pStyle w:val="ListParagraph"/>
+        <w:numPr>
+          <w:ilvl w:val="0"/>
+          <w:numId w:val="2"/>
+        </w:numPr>
+        <w:rPr>
+          <w:rStyle w:val="Hyperlink"/>
+          <w:color w:val="auto"/>
+          <w:u w:val="none"/>
+          <w:lang w:val="en-US"/>
+        </w:rPr>
+      </w:pPr>
+      <w:r>
+        <w:rPr>
+          <w:rStyle w:val="Hyperlink"/>
+          <w:color w:val="auto"/>
+          <w:u w:val="none"/>
+          <w:lang w:val="en-US"/>
+        </w:rPr>
+        <w:t>11 đến 12 giờ, ăn, nghỉ, đọc Berserk</w:t>
+      </w:r>
+    </w:p>
+    <w:p>
+      <w:pPr>
+        <w:pStyle w:val="ListParagraph"/>
+        <w:numPr>
+          <w:ilvl w:val="0"/>
+          <w:numId w:val="2"/>
+        </w:numPr>
+        <w:rPr>
+          <w:rStyle w:val="Hyperlink"/>
+          <w:color w:val="auto"/>
+          <w:u w:val="none"/>
+          <w:lang w:val="en-US"/>
+        </w:rPr>
+      </w:pPr>
+      <w:r>
+        <w:rPr>
+          <w:rStyle w:val="Hyperlink"/>
+          <w:color w:val="auto"/>
+          <w:u w:val="none"/>
+          <w:lang w:val="en-US"/>
+        </w:rPr>
+        <w:t>12 đến 13 giờ, học IELTS + Berserk</w:t>
+      </w:r>
+    </w:p>
+    <w:p>
+      <w:pPr>
+        <w:pStyle w:val="ListParagraph"/>
+        <w:numPr>
+          <w:ilvl w:val="0"/>
+          <w:numId w:val="2"/>
+        </w:numPr>
+        <w:rPr>
+          <w:rStyle w:val="Hyperlink"/>
+          <w:color w:val="auto"/>
+          <w:u w:val="none"/>
+          <w:lang w:val="en-US"/>
+        </w:rPr>
+      </w:pPr>
+      <w:r>
+        <w:rPr>
+          <w:rStyle w:val="Hyperlink"/>
+          <w:color w:val="auto"/>
+          <w:u w:val="none"/>
+          <w:lang w:val="en-US"/>
+        </w:rPr>
+        <w:t>13 đến 14 giờ, học IC3</w:t>
+      </w:r>
+    </w:p>
+    <w:p>
+      <w:pPr>
+        <w:pStyle w:val="ListParagraph"/>
+        <w:numPr>
+          <w:ilvl w:val="0"/>
+          <w:numId w:val="2"/>
+        </w:numPr>
+        <w:rPr>
+          <w:rStyle w:val="Hyperlink"/>
+          <w:color w:val="auto"/>
+          <w:u w:val="none"/>
+          <w:lang w:val="en-US"/>
+        </w:rPr>
+      </w:pPr>
+      <w:r>
+        <w:rPr>
+          <w:rStyle w:val="Hyperlink"/>
+          <w:color w:val="auto"/>
+          <w:u w:val="none"/>
+          <w:lang w:val="en-US"/>
+        </w:rPr>
+        <w:t>14 đến 15 giờ, học vật lí</w:t>
+      </w:r>
+    </w:p>
+    <w:p>
+      <w:pPr>
+        <w:pStyle w:val="ListParagraph"/>
+        <w:numPr>
+          <w:ilvl w:val="0"/>
+          <w:numId w:val="2"/>
+        </w:numPr>
+        <w:rPr>
+          <w:rStyle w:val="Hyperlink"/>
+          <w:color w:val="auto"/>
+          <w:u w:val="none"/>
+          <w:lang w:val="en-US"/>
+        </w:rPr>
+      </w:pPr>
+      <w:r>
+        <w:rPr>
+          <w:rStyle w:val="Hyperlink"/>
+          <w:color w:val="auto"/>
+          <w:u w:val="none"/>
+          <w:lang w:val="en-US"/>
+        </w:rPr>
+        <w:t>15 đến 16 giờ, giải đề</w:t>
+      </w:r>
+    </w:p>
+    <w:p>
+      <w:pPr>
+        <w:pStyle w:val="ListParagraph"/>
+        <w:numPr>
+          <w:ilvl w:val="0"/>
+          <w:numId w:val="2"/>
+        </w:numPr>
+        <w:rPr>
+          <w:rStyle w:val="Hyperlink"/>
+          <w:color w:val="auto"/>
+          <w:u w:val="none"/>
+          <w:lang w:val="en-US"/>
+        </w:rPr>
+      </w:pPr>
+      <w:r>
+        <w:rPr>
+          <w:rStyle w:val="Hyperlink"/>
+          <w:color w:val="auto"/>
+          <w:u w:val="none"/>
+          <w:lang w:val="en-US"/>
+        </w:rPr>
+        <w:t>16 đến 17 giờ, học Hack + Web</w:t>
+      </w:r>
+    </w:p>
+    <w:p>
+      <w:pPr>
+        <w:pStyle w:val="ListParagraph"/>
+        <w:numPr>
+          <w:ilvl w:val="0"/>
+          <w:numId w:val="2"/>
+        </w:numPr>
+        <w:rPr>
+          <w:rStyle w:val="Hyperlink"/>
+          <w:color w:val="auto"/>
+          <w:u w:val="none"/>
+          <w:lang w:val="en-US"/>
+        </w:rPr>
+      </w:pPr>
+      <w:r>
+        <w:rPr>
+          <w:rStyle w:val="Hyperlink"/>
+          <w:color w:val="auto"/>
+          <w:u w:val="none"/>
+          <w:lang w:val="en-US"/>
+        </w:rPr>
+        <w:t>17 đến 18 giờ, tắm, giặt, phơi, nghỉ, đọc Berserk</w:t>
+      </w:r>
+    </w:p>
+    <w:p>
+      <w:pPr>
+        <w:pStyle w:val="ListParagraph"/>
+        <w:numPr>
+          <w:ilvl w:val="0"/>
+          <w:numId w:val="2"/>
+        </w:numPr>
+        <w:rPr>
+          <w:rStyle w:val="Hyperlink"/>
+          <w:color w:val="auto"/>
+          <w:u w:val="none"/>
+          <w:lang w:val="en-US"/>
+        </w:rPr>
+      </w:pPr>
+      <w:r>
+        <w:rPr>
+          <w:rStyle w:val="Hyperlink"/>
+          <w:color w:val="auto"/>
+          <w:u w:val="none"/>
+          <w:lang w:val="en-US"/>
+        </w:rPr>
+        <w:t>18 đến 19 giờ, ăn, nghỉ,</w:t>
+      </w:r>
+      <w:r>
+        <w:rPr>
+          <w:rStyle w:val="Hyperlink"/>
+          <w:color w:val="auto"/>
+          <w:u w:val="none"/>
+          <w:lang w:val="en-US"/>
+        </w:rPr>
+        <w:t xml:space="preserve"> Check Quiz,</w:t>
+      </w:r>
+      <w:r>
+        <w:rPr>
+          <w:rStyle w:val="Hyperlink"/>
+          <w:color w:val="auto"/>
+          <w:u w:val="none"/>
+          <w:lang w:val="en-US"/>
+        </w:rPr>
+        <w:t xml:space="preserve"> Check nhóm,</w:t>
+      </w:r>
+      <w:r>
+        <w:rPr>
+          <w:rStyle w:val="Hyperlink"/>
+          <w:color w:val="auto"/>
+          <w:u w:val="none"/>
+          <w:lang w:val="en-US"/>
+        </w:rPr>
+        <w:t xml:space="preserve"> đọc Berserk</w:t>
+      </w:r>
+    </w:p>
+    <w:p>
+      <w:pPr>
+        <w:pStyle w:val="ListParagraph"/>
+        <w:numPr>
+          <w:ilvl w:val="0"/>
+          <w:numId w:val="2"/>
+        </w:numPr>
+        <w:rPr>
+          <w:rStyle w:val="Hyperlink"/>
+          <w:color w:val="auto"/>
+          <w:u w:val="none"/>
+          <w:lang w:val="en-US"/>
+        </w:rPr>
+      </w:pPr>
+      <w:r>
+        <w:rPr>
+          <w:rStyle w:val="Hyperlink"/>
+          <w:color w:val="auto"/>
+          <w:u w:val="none"/>
+          <w:lang w:val="en-US"/>
+        </w:rPr>
+        <w:t>19 đến 20 giờ, học thuật toán</w:t>
+      </w:r>
+    </w:p>
+    <w:p>
+      <w:pPr>
+        <w:pStyle w:val="ListParagraph"/>
+        <w:numPr>
+          <w:ilvl w:val="0"/>
+          <w:numId w:val="2"/>
+        </w:numPr>
+        <w:rPr>
+          <w:rStyle w:val="Hyperlink"/>
+          <w:color w:val="auto"/>
+          <w:u w:val="none"/>
+          <w:lang w:val="en-US"/>
+        </w:rPr>
+      </w:pPr>
+      <w:r>
+        <w:rPr>
+          <w:rStyle w:val="Hyperlink"/>
+          <w:color w:val="auto"/>
+          <w:u w:val="none"/>
+          <w:lang w:val="en-US"/>
+        </w:rPr>
+        <w:t>20 giờ, ngủ</w:t>
+      </w:r>
+    </w:p>
+    <w:p>
+      <w:pPr>
+        <w:pStyle w:val="ListParagraph"/>
+        <w:numPr>
+          <w:ilvl w:val="0"/>
+          <w:numId w:val="4"/>
+        </w:numPr>
+        <w:rPr>
+          <w:rStyle w:val="Hyperlink"/>
+          <w:color w:val="auto"/>
+          <w:u w:val="none"/>
+          <w:lang w:val="en-US"/>
+        </w:rPr>
+      </w:pPr>
+      <w:r>
+        <w:rPr>
+          <w:rStyle w:val="Hyperlink"/>
+          <w:color w:val="auto"/>
+          <w:u w:val="none"/>
+          <w:lang w:val="en-US"/>
+        </w:rPr>
+        <w:t>16/10/2023?</w:t>
+      </w:r>
+    </w:p>
+    <w:p>
+      <w:pPr>
+        <w:pStyle w:val="ListParagraph"/>
+        <w:numPr>
+          <w:ilvl w:val="0"/>
+          <w:numId w:val="2"/>
+        </w:numPr>
+        <w:rPr>
+          <w:rStyle w:val="Hyperlink"/>
+          <w:color w:val="auto"/>
+          <w:u w:val="none"/>
+          <w:lang w:val="en-US"/>
+        </w:rPr>
+      </w:pPr>
+      <w:r>
+        <w:rPr>
+          <w:rStyle w:val="Hyperlink"/>
+          <w:color w:val="auto"/>
+          <w:u w:val="none"/>
+          <w:lang w:val="en-US"/>
+        </w:rPr>
+        <w:t>13 đến 15.83 giờ, thể dục, nhà thi đấu sân 1</w:t>
+      </w:r>
+    </w:p>
+    <w:p>
+      <w:pPr>
+        <w:pStyle w:val="ListParagraph"/>
+        <w:numPr>
+          <w:ilvl w:val="0"/>
+          <w:numId w:val="4"/>
+        </w:numPr>
+        <w:rPr>
+          <w:rStyle w:val="Hyperlink"/>
+          <w:color w:val="auto"/>
+          <w:u w:val="none"/>
+          <w:lang w:val="en-US"/>
+        </w:rPr>
+      </w:pPr>
+      <w:r>
+        <w:rPr>
+          <w:rStyle w:val="Hyperlink"/>
+          <w:color w:val="auto"/>
+          <w:u w:val="none"/>
+          <w:lang w:val="en-US"/>
+        </w:rPr>
         <w:t>1</w:t>
       </w:r>
+      <w:r>
+        <w:rPr>
+          <w:rStyle w:val="Hyperlink"/>
+          <w:color w:val="auto"/>
+          <w:u w:val="none"/>
+          <w:lang w:val="en-US"/>
+        </w:rPr>
+        <w:t>7</w:t>
+      </w:r>
+      <w:r>
+        <w:rPr>
+          <w:rStyle w:val="Hyperlink"/>
+          <w:color w:val="auto"/>
+          <w:u w:val="none"/>
+          <w:lang w:val="en-US"/>
+        </w:rPr>
+        <w:t>/</w:t>
+      </w:r>
+      <w:r>
+        <w:rPr>
+          <w:rStyle w:val="Hyperlink"/>
+          <w:color w:val="auto"/>
+          <w:u w:val="none"/>
+          <w:lang w:val="en-US"/>
+        </w:rPr>
+        <w:t>10</w:t>
+      </w:r>
+      <w:r>
+        <w:rPr>
+          <w:rStyle w:val="Hyperlink"/>
+          <w:color w:val="auto"/>
+          <w:u w:val="none"/>
+          <w:lang w:val="en-US"/>
+        </w:rPr>
+        <w:t>/2023?</w:t>
+      </w:r>
+    </w:p>
+    <w:p>
+      <w:pPr>
+        <w:pStyle w:val="ListParagraph"/>
+        <w:numPr>
+          <w:ilvl w:val="0"/>
+          <w:numId w:val="2"/>
+        </w:numPr>
+        <w:rPr>
+          <w:rStyle w:val="Hyperlink"/>
+          <w:color w:val="auto"/>
+          <w:u w:val="none"/>
+          <w:lang w:val="en-US"/>
+        </w:rPr>
+      </w:pPr>
+      <w:r>
+        <w:rPr>
+          <w:rStyle w:val="Hyperlink"/>
+          <w:color w:val="auto"/>
+          <w:u w:val="none"/>
+          <w:lang w:val="en-US"/>
+        </w:rPr>
+        <w:t>8 đến 10.83 giờ, vật lí 1, tòa H2, phòng 201</w:t>
+      </w:r>
+    </w:p>
+    <w:p>
+      <w:pPr>
+        <w:pStyle w:val="ListParagraph"/>
+        <w:numPr>
+          <w:ilvl w:val="0"/>
+          <w:numId w:val="2"/>
+        </w:numPr>
+        <w:rPr>
+          <w:rStyle w:val="Hyperlink"/>
+          <w:color w:val="auto"/>
+          <w:u w:val="none"/>
+          <w:lang w:val="en-US"/>
+        </w:rPr>
+      </w:pPr>
+      <w:r>
+        <w:rPr>
+          <w:rStyle w:val="Hyperlink"/>
+          <w:color w:val="auto"/>
+          <w:u w:val="none"/>
+          <w:lang w:val="en-US"/>
+        </w:rPr>
+        <w:t>15 đến 17.83 giờ, giải tích 1, giảng đường H6</w:t>
+      </w:r>
     </w:p>
     <w:p>
       <w:pPr>
@@ -2973,469 +3615,7 @@
           <w:u w:val="none"/>
           <w:lang w:val="en-US"/>
         </w:rPr>
-        <w:t>Lịch Bình Thường Hằng Ngày?</w:t>
-      </w:r>
-    </w:p>
-    <w:p>
-      <w:pPr>
-        <w:pStyle w:val="ListParagraph"/>
-        <w:numPr>
-          <w:ilvl w:val="0"/>
-          <w:numId w:val="2"/>
-        </w:numPr>
-        <w:rPr>
-          <w:rStyle w:val="Hyperlink"/>
-          <w:color w:val="auto"/>
-          <w:u w:val="none"/>
-          <w:lang w:val="en-US"/>
-        </w:rPr>
-      </w:pPr>
-      <w:r>
-        <w:rPr>
-          <w:rStyle w:val="Hyperlink"/>
-          <w:color w:val="auto"/>
-          <w:u w:val="none"/>
-          <w:lang w:val="en-US"/>
-        </w:rPr>
-        <w:t>5 đến 6 giờ, rửa mặt, đánh răng, xỉa răng, đái ỉa, hít đất, nghỉ 1 lát</w:t>
-      </w:r>
-    </w:p>
-    <w:p>
-      <w:pPr>
-        <w:pStyle w:val="ListParagraph"/>
-        <w:numPr>
-          <w:ilvl w:val="0"/>
-          <w:numId w:val="2"/>
-        </w:numPr>
-        <w:rPr>
-          <w:rStyle w:val="Hyperlink"/>
-          <w:color w:val="auto"/>
-          <w:u w:val="none"/>
-          <w:lang w:val="en-US"/>
-        </w:rPr>
-      </w:pPr>
-      <w:r>
-        <w:rPr>
-          <w:rStyle w:val="Hyperlink"/>
-          <w:color w:val="auto"/>
-          <w:u w:val="none"/>
-          <w:lang w:val="en-US"/>
-        </w:rPr>
-        <w:t>6 đến 6.5 giờ,</w:t>
-      </w:r>
-      <w:r>
-        <w:rPr>
-          <w:rStyle w:val="Hyperlink"/>
-          <w:color w:val="auto"/>
-          <w:u w:val="none"/>
-          <w:lang w:val="en-US"/>
-        </w:rPr>
-        <w:t xml:space="preserve"> Check Quiz,</w:t>
-      </w:r>
-      <w:r>
-        <w:rPr>
-          <w:rStyle w:val="Hyperlink"/>
-          <w:color w:val="auto"/>
-          <w:u w:val="none"/>
-          <w:lang w:val="en-US"/>
-        </w:rPr>
-        <w:t xml:space="preserve"> Check nhóm,</w:t>
-      </w:r>
-      <w:r>
-        <w:rPr>
-          <w:rStyle w:val="Hyperlink"/>
-          <w:color w:val="auto"/>
-          <w:u w:val="none"/>
-          <w:lang w:val="en-US"/>
-        </w:rPr>
-        <w:t xml:space="preserve"> đọc Berserk</w:t>
-      </w:r>
-    </w:p>
-    <w:p>
-      <w:pPr>
-        <w:pStyle w:val="ListParagraph"/>
-        <w:numPr>
-          <w:ilvl w:val="0"/>
-          <w:numId w:val="2"/>
-        </w:numPr>
-        <w:rPr>
-          <w:rStyle w:val="Hyperlink"/>
-          <w:color w:val="auto"/>
-          <w:u w:val="none"/>
-          <w:lang w:val="en-US"/>
-        </w:rPr>
-      </w:pPr>
-      <w:r>
-        <w:rPr>
-          <w:rStyle w:val="Hyperlink"/>
-          <w:color w:val="auto"/>
-          <w:u w:val="none"/>
-          <w:lang w:val="en-US"/>
-        </w:rPr>
-        <w:t>6.5 đến 7 giờ, đi ăn, về nhà, nghỉ 1 lát</w:t>
-      </w:r>
-    </w:p>
-    <w:p>
-      <w:pPr>
-        <w:pStyle w:val="ListParagraph"/>
-        <w:numPr>
-          <w:ilvl w:val="0"/>
-          <w:numId w:val="2"/>
-        </w:numPr>
-        <w:rPr>
-          <w:rStyle w:val="Hyperlink"/>
-          <w:color w:val="auto"/>
-          <w:u w:val="none"/>
-          <w:lang w:val="en-US"/>
-        </w:rPr>
-      </w:pPr>
-      <w:r>
-        <w:rPr>
-          <w:rStyle w:val="Hyperlink"/>
-          <w:color w:val="auto"/>
-          <w:u w:val="none"/>
-          <w:lang w:val="en-US"/>
-        </w:rPr>
-        <w:t>7 đến 8 giờ, học Matlab</w:t>
-      </w:r>
-    </w:p>
-    <w:p>
-      <w:pPr>
-        <w:pStyle w:val="ListParagraph"/>
-        <w:numPr>
-          <w:ilvl w:val="0"/>
-          <w:numId w:val="2"/>
-        </w:numPr>
-        <w:rPr>
-          <w:rStyle w:val="Hyperlink"/>
-          <w:color w:val="auto"/>
-          <w:u w:val="none"/>
-          <w:lang w:val="en-US"/>
-        </w:rPr>
-      </w:pPr>
-      <w:r>
-        <w:rPr>
-          <w:rStyle w:val="Hyperlink"/>
-          <w:color w:val="auto"/>
-          <w:u w:val="none"/>
-          <w:lang w:val="en-US"/>
-        </w:rPr>
-        <w:t>8 đến 9 giờ, học Tensorflow</w:t>
-      </w:r>
-    </w:p>
-    <w:p>
-      <w:pPr>
-        <w:pStyle w:val="ListParagraph"/>
-        <w:numPr>
-          <w:ilvl w:val="0"/>
-          <w:numId w:val="2"/>
-        </w:numPr>
-        <w:rPr>
-          <w:rStyle w:val="Hyperlink"/>
-          <w:color w:val="auto"/>
-          <w:u w:val="none"/>
-          <w:lang w:val="en-US"/>
-        </w:rPr>
-      </w:pPr>
-      <w:r>
-        <w:rPr>
-          <w:rStyle w:val="Hyperlink"/>
-          <w:color w:val="auto"/>
-          <w:u w:val="none"/>
-          <w:lang w:val="en-US"/>
-        </w:rPr>
-        <w:t>9 đến 10 giờ, học TOEIC + Berserk</w:t>
-      </w:r>
-    </w:p>
-    <w:p>
-      <w:pPr>
-        <w:pStyle w:val="ListParagraph"/>
-        <w:numPr>
-          <w:ilvl w:val="0"/>
-          <w:numId w:val="2"/>
-        </w:numPr>
-        <w:rPr>
-          <w:rStyle w:val="Hyperlink"/>
-          <w:color w:val="auto"/>
-          <w:u w:val="none"/>
-          <w:lang w:val="en-US"/>
-        </w:rPr>
-      </w:pPr>
-      <w:r>
-        <w:rPr>
-          <w:rStyle w:val="Hyperlink"/>
-          <w:color w:val="auto"/>
-          <w:u w:val="none"/>
-          <w:lang w:val="en-US"/>
-        </w:rPr>
-        <w:t>10 đến 11 giờ, học MOS</w:t>
-      </w:r>
-    </w:p>
-    <w:p>
-      <w:pPr>
-        <w:pStyle w:val="ListParagraph"/>
-        <w:numPr>
-          <w:ilvl w:val="0"/>
-          <w:numId w:val="2"/>
-        </w:numPr>
-        <w:rPr>
-          <w:rStyle w:val="Hyperlink"/>
-          <w:color w:val="auto"/>
-          <w:u w:val="none"/>
-          <w:lang w:val="en-US"/>
-        </w:rPr>
-      </w:pPr>
-      <w:r>
-        <w:rPr>
-          <w:rStyle w:val="Hyperlink"/>
-          <w:color w:val="auto"/>
-          <w:u w:val="none"/>
-          <w:lang w:val="en-US"/>
-        </w:rPr>
-        <w:t>11 đến 12 giờ, ăn, nghỉ, đọc Berserk</w:t>
-      </w:r>
-    </w:p>
-    <w:p>
-      <w:pPr>
-        <w:pStyle w:val="ListParagraph"/>
-        <w:numPr>
-          <w:ilvl w:val="0"/>
-          <w:numId w:val="2"/>
-        </w:numPr>
-        <w:rPr>
-          <w:rStyle w:val="Hyperlink"/>
-          <w:color w:val="auto"/>
-          <w:u w:val="none"/>
-          <w:lang w:val="en-US"/>
-        </w:rPr>
-      </w:pPr>
-      <w:r>
-        <w:rPr>
-          <w:rStyle w:val="Hyperlink"/>
-          <w:color w:val="auto"/>
-          <w:u w:val="none"/>
-          <w:lang w:val="en-US"/>
-        </w:rPr>
-        <w:t>12 đến 13 giờ, học IELTS + Berserk</w:t>
-      </w:r>
-    </w:p>
-    <w:p>
-      <w:pPr>
-        <w:pStyle w:val="ListParagraph"/>
-        <w:numPr>
-          <w:ilvl w:val="0"/>
-          <w:numId w:val="2"/>
-        </w:numPr>
-        <w:rPr>
-          <w:rStyle w:val="Hyperlink"/>
-          <w:color w:val="auto"/>
-          <w:u w:val="none"/>
-          <w:lang w:val="en-US"/>
-        </w:rPr>
-      </w:pPr>
-      <w:r>
-        <w:rPr>
-          <w:rStyle w:val="Hyperlink"/>
-          <w:color w:val="auto"/>
-          <w:u w:val="none"/>
-          <w:lang w:val="en-US"/>
-        </w:rPr>
-        <w:t>13 đến 14 giờ, học IC3</w:t>
-      </w:r>
-    </w:p>
-    <w:p>
-      <w:pPr>
-        <w:pStyle w:val="ListParagraph"/>
-        <w:numPr>
-          <w:ilvl w:val="0"/>
-          <w:numId w:val="2"/>
-        </w:numPr>
-        <w:rPr>
-          <w:rStyle w:val="Hyperlink"/>
-          <w:color w:val="auto"/>
-          <w:u w:val="none"/>
-          <w:lang w:val="en-US"/>
-        </w:rPr>
-      </w:pPr>
-      <w:r>
-        <w:rPr>
-          <w:rStyle w:val="Hyperlink"/>
-          <w:color w:val="auto"/>
-          <w:u w:val="none"/>
-          <w:lang w:val="en-US"/>
-        </w:rPr>
-        <w:t>14 đến 15 giờ, học vật lí</w:t>
-      </w:r>
-    </w:p>
-    <w:p>
-      <w:pPr>
-        <w:pStyle w:val="ListParagraph"/>
-        <w:numPr>
-          <w:ilvl w:val="0"/>
-          <w:numId w:val="2"/>
-        </w:numPr>
-        <w:rPr>
-          <w:rStyle w:val="Hyperlink"/>
-          <w:color w:val="auto"/>
-          <w:u w:val="none"/>
-          <w:lang w:val="en-US"/>
-        </w:rPr>
-      </w:pPr>
-      <w:r>
-        <w:rPr>
-          <w:rStyle w:val="Hyperlink"/>
-          <w:color w:val="auto"/>
-          <w:u w:val="none"/>
-          <w:lang w:val="en-US"/>
-        </w:rPr>
-        <w:t>15 đến 16 giờ, giải đề</w:t>
-      </w:r>
-    </w:p>
-    <w:p>
-      <w:pPr>
-        <w:pStyle w:val="ListParagraph"/>
-        <w:numPr>
-          <w:ilvl w:val="0"/>
-          <w:numId w:val="2"/>
-        </w:numPr>
-        <w:rPr>
-          <w:rStyle w:val="Hyperlink"/>
-          <w:color w:val="auto"/>
-          <w:u w:val="none"/>
-          <w:lang w:val="en-US"/>
-        </w:rPr>
-      </w:pPr>
-      <w:r>
-        <w:rPr>
-          <w:rStyle w:val="Hyperlink"/>
-          <w:color w:val="auto"/>
-          <w:u w:val="none"/>
-          <w:lang w:val="en-US"/>
-        </w:rPr>
-        <w:t>16 đến 17 giờ, học Hack + Web</w:t>
-      </w:r>
-    </w:p>
-    <w:p>
-      <w:pPr>
-        <w:pStyle w:val="ListParagraph"/>
-        <w:numPr>
-          <w:ilvl w:val="0"/>
-          <w:numId w:val="2"/>
-        </w:numPr>
-        <w:rPr>
-          <w:rStyle w:val="Hyperlink"/>
-          <w:color w:val="auto"/>
-          <w:u w:val="none"/>
-          <w:lang w:val="en-US"/>
-        </w:rPr>
-      </w:pPr>
-      <w:r>
-        <w:rPr>
-          <w:rStyle w:val="Hyperlink"/>
-          <w:color w:val="auto"/>
-          <w:u w:val="none"/>
-          <w:lang w:val="en-US"/>
-        </w:rPr>
-        <w:t>17 đến 18 giờ, tắm, giặt, phơi, nghỉ, đọc Berserk</w:t>
-      </w:r>
-    </w:p>
-    <w:p>
-      <w:pPr>
-        <w:pStyle w:val="ListParagraph"/>
-        <w:numPr>
-          <w:ilvl w:val="0"/>
-          <w:numId w:val="2"/>
-        </w:numPr>
-        <w:rPr>
-          <w:rStyle w:val="Hyperlink"/>
-          <w:color w:val="auto"/>
-          <w:u w:val="none"/>
-          <w:lang w:val="en-US"/>
-        </w:rPr>
-      </w:pPr>
-      <w:r>
-        <w:rPr>
-          <w:rStyle w:val="Hyperlink"/>
-          <w:color w:val="auto"/>
-          <w:u w:val="none"/>
-          <w:lang w:val="en-US"/>
-        </w:rPr>
-        <w:t>18 đến 19 giờ, ăn, nghỉ,</w:t>
-      </w:r>
-      <w:r>
-        <w:rPr>
-          <w:rStyle w:val="Hyperlink"/>
-          <w:color w:val="auto"/>
-          <w:u w:val="none"/>
-          <w:lang w:val="en-US"/>
-        </w:rPr>
-        <w:t xml:space="preserve"> Check Quiz,</w:t>
-      </w:r>
-      <w:r>
-        <w:rPr>
-          <w:rStyle w:val="Hyperlink"/>
-          <w:color w:val="auto"/>
-          <w:u w:val="none"/>
-          <w:lang w:val="en-US"/>
-        </w:rPr>
-        <w:t xml:space="preserve"> Check nhóm,</w:t>
-      </w:r>
-      <w:r>
-        <w:rPr>
-          <w:rStyle w:val="Hyperlink"/>
-          <w:color w:val="auto"/>
-          <w:u w:val="none"/>
-          <w:lang w:val="en-US"/>
-        </w:rPr>
-        <w:t xml:space="preserve"> đọc Berserk</w:t>
-      </w:r>
-    </w:p>
-    <w:p>
-      <w:pPr>
-        <w:pStyle w:val="ListParagraph"/>
-        <w:numPr>
-          <w:ilvl w:val="0"/>
-          <w:numId w:val="2"/>
-        </w:numPr>
-        <w:rPr>
-          <w:rStyle w:val="Hyperlink"/>
-          <w:color w:val="auto"/>
-          <w:u w:val="none"/>
-          <w:lang w:val="en-US"/>
-        </w:rPr>
-      </w:pPr>
-      <w:r>
-        <w:rPr>
-          <w:rStyle w:val="Hyperlink"/>
-          <w:color w:val="auto"/>
-          <w:u w:val="none"/>
-          <w:lang w:val="en-US"/>
-        </w:rPr>
-        <w:t>19 đến 20 giờ, học thuật toán</w:t>
-      </w:r>
-    </w:p>
-    <w:p>
-      <w:pPr>
-        <w:pStyle w:val="ListParagraph"/>
-        <w:numPr>
-          <w:ilvl w:val="0"/>
-          <w:numId w:val="2"/>
-        </w:numPr>
-        <w:rPr>
-          <w:rStyle w:val="Hyperlink"/>
-          <w:color w:val="auto"/>
-          <w:u w:val="none"/>
-          <w:lang w:val="en-US"/>
-        </w:rPr>
-      </w:pPr>
-      <w:r>
-        <w:rPr>
-          <w:rStyle w:val="Hyperlink"/>
-          <w:color w:val="auto"/>
-          <w:u w:val="none"/>
-          <w:lang w:val="en-US"/>
-        </w:rPr>
-        <w:t>20 giờ, ngủ</w:t>
+        <w:t>18/10/2023?</w:t>
       </w:r>
     </w:p>
     <w:p>
@@ -3459,130 +3639,37 @@
           <w:u w:val="none"/>
           <w:lang w:val="en-US"/>
         </w:rPr>
-        <w:t>10</w:t>
-      </w:r>
-      <w:r>
-        <w:rPr>
-          <w:rStyle w:val="Hyperlink"/>
-          <w:color w:val="auto"/>
-          <w:u w:val="none"/>
-          <w:lang w:val="en-US"/>
-        </w:rPr>
-        <w:t>/</w:t>
-      </w:r>
-      <w:r>
-        <w:rPr>
-          <w:rStyle w:val="Hyperlink"/>
-          <w:color w:val="auto"/>
-          <w:u w:val="none"/>
-          <w:lang w:val="en-US"/>
-        </w:rPr>
-        <w:t>10</w:t>
-      </w:r>
-      <w:r>
-        <w:rPr>
-          <w:rStyle w:val="Hyperlink"/>
-          <w:color w:val="auto"/>
-          <w:u w:val="none"/>
-          <w:lang w:val="en-US"/>
-        </w:rPr>
-        <w:t>/2023?</w:t>
-      </w:r>
-    </w:p>
-    <w:p>
-      <w:pPr>
-        <w:pStyle w:val="ListParagraph"/>
-        <w:numPr>
-          <w:ilvl w:val="0"/>
-          <w:numId w:val="2"/>
-        </w:numPr>
-        <w:rPr>
-          <w:rStyle w:val="Hyperlink"/>
-          <w:color w:val="auto"/>
-          <w:u w:val="none"/>
-          <w:lang w:val="en-US"/>
-        </w:rPr>
-      </w:pPr>
-      <w:r>
-        <w:rPr>
-          <w:rStyle w:val="Hyperlink"/>
-          <w:color w:val="auto"/>
-          <w:u w:val="none"/>
-          <w:lang w:val="en-US"/>
-        </w:rPr>
-        <w:t>8 đến 10.83 giờ, vật lí 1, tòa H2, phòng 201</w:t>
-      </w:r>
-    </w:p>
-    <w:p>
-      <w:pPr>
-        <w:pStyle w:val="ListParagraph"/>
-        <w:numPr>
-          <w:ilvl w:val="0"/>
-          <w:numId w:val="2"/>
-        </w:numPr>
-        <w:rPr>
-          <w:rStyle w:val="Hyperlink"/>
-          <w:color w:val="auto"/>
-          <w:u w:val="none"/>
-          <w:lang w:val="en-US"/>
-        </w:rPr>
-      </w:pPr>
-      <w:r>
-        <w:rPr>
-          <w:rStyle w:val="Hyperlink"/>
-          <w:color w:val="auto"/>
-          <w:u w:val="none"/>
-          <w:lang w:val="en-US"/>
-        </w:rPr>
-        <w:t>12 đến 13.83 giờ, giải tích 1 bài tập, tòa H1, phòng 802</w:t>
-      </w:r>
-    </w:p>
-    <w:p>
-      <w:pPr>
-        <w:pStyle w:val="ListParagraph"/>
-        <w:numPr>
-          <w:ilvl w:val="0"/>
-          <w:numId w:val="2"/>
-        </w:numPr>
-        <w:rPr>
-          <w:rStyle w:val="Hyperlink"/>
-          <w:color w:val="auto"/>
-          <w:u w:val="none"/>
-          <w:lang w:val="en-US"/>
-        </w:rPr>
-      </w:pPr>
-      <w:r>
-        <w:rPr>
-          <w:rStyle w:val="Hyperlink"/>
-          <w:color w:val="auto"/>
-          <w:u w:val="none"/>
-          <w:lang w:val="en-US"/>
-        </w:rPr>
-        <w:t>14 đến 15.83 giờ, vật lí 1 bài tập, tòa H2, phòng 201</w:t>
-      </w:r>
-    </w:p>
-    <w:p>
-      <w:pPr>
-        <w:pStyle w:val="ListParagraph"/>
-        <w:numPr>
-          <w:ilvl w:val="0"/>
-          <w:numId w:val="2"/>
-        </w:numPr>
-        <w:rPr>
-          <w:rStyle w:val="Hyperlink"/>
-          <w:color w:val="auto"/>
-          <w:u w:val="none"/>
-          <w:lang w:val="en-US"/>
-        </w:rPr>
-      </w:pPr>
-      <w:r>
-        <w:rPr>
-          <w:rStyle w:val="Hyperlink"/>
-          <w:color w:val="auto"/>
-          <w:u w:val="none"/>
-          <w:lang w:val="en-US"/>
-        </w:rPr>
-        <w:t>15 đến 17.83 giờ, giải tích 1, giảng đường H6</w:t>
+        <w:t>6 giờ</w:t>
+      </w:r>
+      <w:r>
+        <w:rPr>
+          <w:lang w:val="en-US"/>
+        </w:rPr>
+        <w:t>, giải Quiz 4, giải tích 1</w:t>
+      </w:r>
+    </w:p>
+    <w:p>
+      <w:pPr>
+        <w:pStyle w:val="ListParagraph"/>
+        <w:numPr>
+          <w:ilvl w:val="0"/>
+          <w:numId w:val="2"/>
+        </w:numPr>
+        <w:rPr>
+          <w:rStyle w:val="Hyperlink"/>
+          <w:color w:val="auto"/>
+          <w:u w:val="none"/>
+          <w:lang w:val="en-US"/>
+        </w:rPr>
+      </w:pPr>
+      <w:r>
+        <w:rPr>
+          <w:rStyle w:val="Hyperlink"/>
+          <w:color w:val="auto"/>
+          <w:u w:val="none"/>
+          <w:lang w:val="en-US"/>
+        </w:rPr>
+        <w:t>16 đến 17.83 giờ, sinh hoạt sinh viên, tòa H6 phòng 110</w:t>
       </w:r>
     </w:p>
     <w:p>
@@ -3606,7 +3693,16 @@
           <w:u w:val="none"/>
           <w:lang w:val="en-US"/>
         </w:rPr>
-        <w:t>12</w:t>
+        <w:t>1</w:t>
+      </w:r>
+      <w:r>
+        <w:rPr>
+          <w:rStyle w:val="Hyperlink"/>
+          <w:color w:val="auto"/>
+          <w:u w:val="none"/>
+          <w:lang w:val="en-US"/>
+        </w:rPr>
+        <w:t>9</w:t>
       </w:r>
       <w:r>
         <w:rPr>
@@ -3663,7 +3759,7 @@
           <w:u w:val="none"/>
           <w:lang w:val="en-US"/>
         </w:rPr>
-        <w:t>13</w:t>
+        <w:t>20</w:t>
       </w:r>
       <w:r>
         <w:rPr>
@@ -3696,54 +3792,6 @@
           <w:u w:val="none"/>
           <w:lang w:val="en-US"/>
         </w:rPr>
-        <w:t>6 giờ đến 6.5 giờ, mang Laptop</w:t>
-      </w:r>
-    </w:p>
-    <w:p>
-      <w:pPr>
-        <w:pStyle w:val="ListParagraph"/>
-        <w:numPr>
-          <w:ilvl w:val="0"/>
-          <w:numId w:val="2"/>
-        </w:numPr>
-        <w:rPr>
-          <w:rStyle w:val="Hyperlink"/>
-          <w:color w:val="auto"/>
-          <w:u w:val="none"/>
-          <w:lang w:val="en-US"/>
-        </w:rPr>
-      </w:pPr>
-      <w:r>
-        <w:rPr>
-          <w:rStyle w:val="Hyperlink"/>
-          <w:color w:val="auto"/>
-          <w:u w:val="none"/>
-          <w:lang w:val="en-US"/>
-        </w:rPr>
-        <w:t>7 đến 11.83 giờ, hệ thống số thí nghiệm, tòa H6, phòng 605</w:t>
-      </w:r>
-    </w:p>
-    <w:p>
-      <w:pPr>
-        <w:pStyle w:val="ListParagraph"/>
-        <w:numPr>
-          <w:ilvl w:val="0"/>
-          <w:numId w:val="2"/>
-        </w:numPr>
-        <w:rPr>
-          <w:rStyle w:val="Hyperlink"/>
-          <w:color w:val="auto"/>
-          <w:u w:val="none"/>
-          <w:lang w:val="en-US"/>
-        </w:rPr>
-      </w:pPr>
-      <w:r>
-        <w:rPr>
-          <w:rStyle w:val="Hyperlink"/>
-          <w:color w:val="auto"/>
-          <w:u w:val="none"/>
-          <w:lang w:val="en-US"/>
-        </w:rPr>
         <w:t>14 đến 15.83 giờ, nhập môn điện toán, giảng đường H6</w:t>
       </w:r>
     </w:p>
@@ -3768,7 +3816,7 @@
           <w:u w:val="none"/>
           <w:lang w:val="en-US"/>
         </w:rPr>
-        <w:t>16 đến 17.83 giờ, vật lí 1 bài tập, tòa H1, phòng 101</w:t>
+        <w:t>18 đến 20.5, thể dục, nhà thi đấu sân 1</w:t>
       </w:r>
     </w:p>
     <w:p>
@@ -3786,25 +3834,25 @@
         <w:rPr>
           <w:lang w:val="en-US"/>
         </w:rPr>
-        <w:t>16/10/2023?</w:t>
-      </w:r>
-    </w:p>
-    <w:p>
-      <w:pPr>
-        <w:pStyle w:val="ListParagraph"/>
-        <w:numPr>
-          <w:ilvl w:val="0"/>
-          <w:numId w:val="2"/>
-        </w:numPr>
-        <w:rPr>
-          <w:lang w:val="en-US"/>
-        </w:rPr>
-      </w:pPr>
-      <w:r>
-        <w:rPr>
-          <w:lang w:val="en-US"/>
-        </w:rPr>
-        <w:t>Học thể dục</w:t>
+        <w:t>27/10/2023?</w:t>
+      </w:r>
+    </w:p>
+    <w:p>
+      <w:pPr>
+        <w:pStyle w:val="ListParagraph"/>
+        <w:numPr>
+          <w:ilvl w:val="0"/>
+          <w:numId w:val="2"/>
+        </w:numPr>
+        <w:rPr>
+          <w:lang w:val="en-US"/>
+        </w:rPr>
+      </w:pPr>
+      <w:r>
+        <w:rPr>
+          <w:lang w:val="en-US"/>
+        </w:rPr>
+        <w:t>Không học vật lí 1 bài tập</w:t>
       </w:r>
     </w:p>
     <w:p>
@@ -3822,26 +3870,44 @@
         <w:rPr>
           <w:lang w:val="en-US"/>
         </w:rPr>
-        <w:t>18/10/2023?</w:t>
-      </w:r>
-    </w:p>
-    <w:p>
-      <w:pPr>
-        <w:pStyle w:val="ListParagraph"/>
-        <w:numPr>
-          <w:ilvl w:val="0"/>
-          <w:numId w:val="2"/>
-        </w:numPr>
-        <w:rPr>
-          <w:lang w:val="en-US"/>
-        </w:rPr>
-      </w:pPr>
-      <w:r>
-        <w:rPr>
-          <w:lang w:val="en-US"/>
-        </w:rPr>
         <w:lastRenderedPageBreak/>
-        <w:t>6 giờ, giải Quiz 4, giải tích 1</w:t>
+        <w:t>28/10/2023?</w:t>
+      </w:r>
+    </w:p>
+    <w:p>
+      <w:pPr>
+        <w:pStyle w:val="ListParagraph"/>
+        <w:numPr>
+          <w:ilvl w:val="0"/>
+          <w:numId w:val="2"/>
+        </w:numPr>
+        <w:rPr>
+          <w:lang w:val="en-US"/>
+        </w:rPr>
+      </w:pPr>
+      <w:r>
+        <w:rPr>
+          <w:lang w:val="en-US"/>
+        </w:rPr>
+        <w:t>7 đến 9 giờ, thi vật lí 1, tòa H1, phòng 101</w:t>
+      </w:r>
+    </w:p>
+    <w:p>
+      <w:pPr>
+        <w:pStyle w:val="ListParagraph"/>
+        <w:numPr>
+          <w:ilvl w:val="0"/>
+          <w:numId w:val="2"/>
+        </w:numPr>
+        <w:rPr>
+          <w:lang w:val="en-US"/>
+        </w:rPr>
+      </w:pPr>
+      <w:r>
+        <w:rPr>
+          <w:lang w:val="en-US"/>
+        </w:rPr>
+        <w:t>9 đến 11 giờ, thi giải tích 1, tòa H6, phòng 214</w:t>
       </w:r>
     </w:p>
     <w:p>
@@ -3859,25 +3925,43 @@
         <w:rPr>
           <w:lang w:val="en-US"/>
         </w:rPr>
-        <w:t>27/10/2023?</w:t>
-      </w:r>
-    </w:p>
-    <w:p>
-      <w:pPr>
-        <w:pStyle w:val="ListParagraph"/>
-        <w:numPr>
-          <w:ilvl w:val="0"/>
-          <w:numId w:val="2"/>
-        </w:numPr>
-        <w:rPr>
-          <w:lang w:val="en-US"/>
-        </w:rPr>
-      </w:pPr>
-      <w:r>
-        <w:rPr>
-          <w:lang w:val="en-US"/>
-        </w:rPr>
-        <w:t>Không học vật lí 1 bài tập</w:t>
+        <w:t>29/10/2023?</w:t>
+      </w:r>
+    </w:p>
+    <w:p>
+      <w:pPr>
+        <w:pStyle w:val="ListParagraph"/>
+        <w:numPr>
+          <w:ilvl w:val="0"/>
+          <w:numId w:val="2"/>
+        </w:numPr>
+        <w:rPr>
+          <w:lang w:val="en-US"/>
+        </w:rPr>
+      </w:pPr>
+      <w:r>
+        <w:rPr>
+          <w:lang w:val="en-US"/>
+        </w:rPr>
+        <w:t>7 đến 9 giờ, thi hệ thống số, tòa H6, phòng 516</w:t>
+      </w:r>
+    </w:p>
+    <w:p>
+      <w:pPr>
+        <w:pStyle w:val="ListParagraph"/>
+        <w:numPr>
+          <w:ilvl w:val="0"/>
+          <w:numId w:val="2"/>
+        </w:numPr>
+        <w:rPr>
+          <w:lang w:val="en-US"/>
+        </w:rPr>
+      </w:pPr>
+      <w:r>
+        <w:rPr>
+          <w:lang w:val="en-US"/>
+        </w:rPr>
+        <w:t>9 đến 11 giờ, thi nhập môn điện toán, tòa H6, phòng 308</w:t>
       </w:r>
     </w:p>
     <w:p>
@@ -3895,43 +3979,49 @@
         <w:rPr>
           <w:lang w:val="en-US"/>
         </w:rPr>
-        <w:t>28/10/2023?</w:t>
-      </w:r>
-    </w:p>
-    <w:p>
-      <w:pPr>
-        <w:pStyle w:val="ListParagraph"/>
-        <w:numPr>
-          <w:ilvl w:val="0"/>
-          <w:numId w:val="2"/>
-        </w:numPr>
-        <w:rPr>
-          <w:lang w:val="en-US"/>
-        </w:rPr>
-      </w:pPr>
-      <w:r>
-        <w:rPr>
-          <w:lang w:val="en-US"/>
-        </w:rPr>
-        <w:t>7 đến 9 giờ, thi vật lí 1, tòa H1, phòng 101</w:t>
-      </w:r>
-    </w:p>
-    <w:p>
-      <w:pPr>
-        <w:pStyle w:val="ListParagraph"/>
-        <w:numPr>
-          <w:ilvl w:val="0"/>
-          <w:numId w:val="2"/>
-        </w:numPr>
-        <w:rPr>
-          <w:lang w:val="en-US"/>
-        </w:rPr>
-      </w:pPr>
-      <w:r>
-        <w:rPr>
-          <w:lang w:val="en-US"/>
-        </w:rPr>
-        <w:t>9 đến 11 giờ, thi giải tích 1, tòa H6, phòng 214</w:t>
+        <w:t>30</w:t>
+      </w:r>
+      <w:r>
+        <w:rPr>
+          <w:lang w:val="en-US"/>
+        </w:rPr>
+        <w:t>/10/2023?</w:t>
+      </w:r>
+    </w:p>
+    <w:p>
+      <w:pPr>
+        <w:pStyle w:val="ListParagraph"/>
+        <w:numPr>
+          <w:ilvl w:val="0"/>
+          <w:numId w:val="2"/>
+        </w:numPr>
+        <w:rPr>
+          <w:lang w:val="en-US"/>
+        </w:rPr>
+      </w:pPr>
+      <w:r>
+        <w:rPr>
+          <w:lang w:val="en-US"/>
+        </w:rPr>
+        <w:t>Đóng tiền xe tháng</w:t>
+      </w:r>
+    </w:p>
+    <w:p>
+      <w:pPr>
+        <w:pStyle w:val="ListParagraph"/>
+        <w:numPr>
+          <w:ilvl w:val="0"/>
+          <w:numId w:val="2"/>
+        </w:numPr>
+        <w:rPr>
+          <w:lang w:val="en-US"/>
+        </w:rPr>
+      </w:pPr>
+      <w:r>
+        <w:rPr>
+          <w:lang w:val="en-US"/>
+        </w:rPr>
+        <w:t>Mua thẻ mạng</w:t>
       </w:r>
     </w:p>
     <w:p>
@@ -3949,43 +4039,25 @@
         <w:rPr>
           <w:lang w:val="en-US"/>
         </w:rPr>
-        <w:t>29/10/2023?</w:t>
-      </w:r>
-    </w:p>
-    <w:p>
-      <w:pPr>
-        <w:pStyle w:val="ListParagraph"/>
-        <w:numPr>
-          <w:ilvl w:val="0"/>
-          <w:numId w:val="2"/>
-        </w:numPr>
-        <w:rPr>
-          <w:lang w:val="en-US"/>
-        </w:rPr>
-      </w:pPr>
-      <w:r>
-        <w:rPr>
-          <w:lang w:val="en-US"/>
-        </w:rPr>
-        <w:t>7 đến 9 giờ, thi hệ thống số, tòa H6, phòng 516</w:t>
-      </w:r>
-    </w:p>
-    <w:p>
-      <w:pPr>
-        <w:pStyle w:val="ListParagraph"/>
-        <w:numPr>
-          <w:ilvl w:val="0"/>
-          <w:numId w:val="2"/>
-        </w:numPr>
-        <w:rPr>
-          <w:lang w:val="en-US"/>
-        </w:rPr>
-      </w:pPr>
-      <w:r>
-        <w:rPr>
-          <w:lang w:val="en-US"/>
-        </w:rPr>
-        <w:t>9 đến 11 giờ, thi nhập môn điện toán, tòa H6, phòng 308</w:t>
+        <w:t>17/11/2023?</w:t>
+      </w:r>
+    </w:p>
+    <w:p>
+      <w:pPr>
+        <w:pStyle w:val="ListParagraph"/>
+        <w:numPr>
+          <w:ilvl w:val="0"/>
+          <w:numId w:val="2"/>
+        </w:numPr>
+        <w:rPr>
+          <w:lang w:val="en-US"/>
+        </w:rPr>
+      </w:pPr>
+      <w:r>
+        <w:rPr>
+          <w:lang w:val="en-US"/>
+        </w:rPr>
+        <w:t>6 giờ, giải Quiz 3, nhập môn điện toán</w:t>
       </w:r>
     </w:p>
     <w:p>
@@ -4003,49 +4075,37 @@
         <w:rPr>
           <w:lang w:val="en-US"/>
         </w:rPr>
-        <w:t>30</w:t>
-      </w:r>
-      <w:r>
-        <w:rPr>
-          <w:lang w:val="en-US"/>
-        </w:rPr>
-        <w:t>/10/2023?</w:t>
-      </w:r>
-    </w:p>
-    <w:p>
-      <w:pPr>
-        <w:pStyle w:val="ListParagraph"/>
-        <w:numPr>
-          <w:ilvl w:val="0"/>
-          <w:numId w:val="2"/>
-        </w:numPr>
-        <w:rPr>
-          <w:lang w:val="en-US"/>
-        </w:rPr>
-      </w:pPr>
-      <w:r>
-        <w:rPr>
-          <w:lang w:val="en-US"/>
-        </w:rPr>
-        <w:t>Đóng tiền xe tháng</w:t>
-      </w:r>
-    </w:p>
-    <w:p>
-      <w:pPr>
-        <w:pStyle w:val="ListParagraph"/>
-        <w:numPr>
-          <w:ilvl w:val="0"/>
-          <w:numId w:val="2"/>
-        </w:numPr>
-        <w:rPr>
-          <w:lang w:val="en-US"/>
-        </w:rPr>
-      </w:pPr>
-      <w:r>
-        <w:rPr>
-          <w:lang w:val="en-US"/>
-        </w:rPr>
-        <w:t>Mua thẻ mạng</w:t>
+        <w:t>Giữa</w:t>
+      </w:r>
+      <w:r>
+        <w:rPr>
+          <w:lang w:val="en-US"/>
+        </w:rPr>
+        <w:t xml:space="preserve"> </w:t>
+      </w:r>
+      <w:r>
+        <w:rPr>
+          <w:lang w:val="en-US"/>
+        </w:rPr>
+        <w:t>Tháng 12/2023?</w:t>
+      </w:r>
+    </w:p>
+    <w:p>
+      <w:pPr>
+        <w:pStyle w:val="ListParagraph"/>
+        <w:numPr>
+          <w:ilvl w:val="0"/>
+          <w:numId w:val="2"/>
+        </w:numPr>
+        <w:rPr>
+          <w:lang w:val="en-US"/>
+        </w:rPr>
+      </w:pPr>
+      <w:r>
+        <w:rPr>
+          <w:lang w:val="en-US"/>
+        </w:rPr>
+        <w:t>Thi anh văn đầu vào</w:t>
       </w:r>
     </w:p>
     <w:p>
@@ -4063,90 +4123,6 @@
         <w:rPr>
           <w:lang w:val="en-US"/>
         </w:rPr>
-        <w:t>17/11/2023?</w:t>
-      </w:r>
-    </w:p>
-    <w:p>
-      <w:pPr>
-        <w:pStyle w:val="ListParagraph"/>
-        <w:numPr>
-          <w:ilvl w:val="0"/>
-          <w:numId w:val="2"/>
-        </w:numPr>
-        <w:rPr>
-          <w:lang w:val="en-US"/>
-        </w:rPr>
-      </w:pPr>
-      <w:r>
-        <w:rPr>
-          <w:lang w:val="en-US"/>
-        </w:rPr>
-        <w:t>6 giờ, giải Quiz 3, nhập môn điện toán</w:t>
-      </w:r>
-    </w:p>
-    <w:p>
-      <w:pPr>
-        <w:pStyle w:val="ListParagraph"/>
-        <w:numPr>
-          <w:ilvl w:val="0"/>
-          <w:numId w:val="4"/>
-        </w:numPr>
-        <w:rPr>
-          <w:lang w:val="en-US"/>
-        </w:rPr>
-      </w:pPr>
-      <w:r>
-        <w:rPr>
-          <w:lang w:val="en-US"/>
-        </w:rPr>
-        <w:t>Giữa</w:t>
-      </w:r>
-      <w:r>
-        <w:rPr>
-          <w:lang w:val="en-US"/>
-        </w:rPr>
-        <w:t xml:space="preserve"> </w:t>
-      </w:r>
-      <w:r>
-        <w:rPr>
-          <w:lang w:val="en-US"/>
-        </w:rPr>
-        <w:t>Tháng 12/2023?</w:t>
-      </w:r>
-    </w:p>
-    <w:p>
-      <w:pPr>
-        <w:pStyle w:val="ListParagraph"/>
-        <w:numPr>
-          <w:ilvl w:val="0"/>
-          <w:numId w:val="2"/>
-        </w:numPr>
-        <w:rPr>
-          <w:lang w:val="en-US"/>
-        </w:rPr>
-      </w:pPr>
-      <w:r>
-        <w:rPr>
-          <w:lang w:val="en-US"/>
-        </w:rPr>
-        <w:t>Thi anh văn đầu vào</w:t>
-      </w:r>
-    </w:p>
-    <w:p>
-      <w:pPr>
-        <w:pStyle w:val="ListParagraph"/>
-        <w:numPr>
-          <w:ilvl w:val="0"/>
-          <w:numId w:val="4"/>
-        </w:numPr>
-        <w:rPr>
-          <w:lang w:val="en-US"/>
-        </w:rPr>
-      </w:pPr>
-      <w:r>
-        <w:rPr>
-          <w:lang w:val="en-US"/>
-        </w:rPr>
         <w:t>Cuối Năm 1?</w:t>
       </w:r>
     </w:p>
@@ -4617,55 +4593,55 @@
         <w:rPr>
           <w:lang w:val="en-US"/>
         </w:rPr>
+        <w:t>Tiến Trình Học?</w:t>
+      </w:r>
+    </w:p>
+    <w:p>
+      <w:pPr>
+        <w:pStyle w:val="ListParagraph"/>
+        <w:numPr>
+          <w:ilvl w:val="0"/>
+          <w:numId w:val="2"/>
+        </w:numPr>
+        <w:rPr>
+          <w:lang w:val="en-US"/>
+        </w:rPr>
+      </w:pPr>
+      <w:r>
+        <w:rPr>
+          <w:lang w:val="en-US"/>
+        </w:rPr>
+        <w:t>CO1005</w:t>
+      </w:r>
+    </w:p>
+    <w:p>
+      <w:pPr>
+        <w:pStyle w:val="ListParagraph"/>
+        <w:numPr>
+          <w:ilvl w:val="0"/>
+          <w:numId w:val="7"/>
+        </w:numPr>
+        <w:rPr>
+          <w:lang w:val="en-US"/>
+        </w:rPr>
+      </w:pPr>
+      <w:r>
+        <w:rPr>
+          <w:lang w:val="en-US"/>
+        </w:rPr>
+        <w:t>1 Học Kì?</w:t>
+      </w:r>
+    </w:p>
+    <w:p>
+      <w:pPr>
+        <w:pStyle w:val="ListParagraph"/>
+        <w:numPr>
+          <w:ilvl w:val="0"/>
+          <w:numId w:val="2"/>
+        </w:numPr>
+      </w:pPr>
+      <w:r>
         <w:lastRenderedPageBreak/>
-        <w:t>Tiến Trình Học?</w:t>
-      </w:r>
-    </w:p>
-    <w:p>
-      <w:pPr>
-        <w:pStyle w:val="ListParagraph"/>
-        <w:numPr>
-          <w:ilvl w:val="0"/>
-          <w:numId w:val="2"/>
-        </w:numPr>
-        <w:rPr>
-          <w:lang w:val="en-US"/>
-        </w:rPr>
-      </w:pPr>
-      <w:r>
-        <w:rPr>
-          <w:lang w:val="en-US"/>
-        </w:rPr>
-        <w:t>CO1005</w:t>
-      </w:r>
-    </w:p>
-    <w:p>
-      <w:pPr>
-        <w:pStyle w:val="ListParagraph"/>
-        <w:numPr>
-          <w:ilvl w:val="0"/>
-          <w:numId w:val="7"/>
-        </w:numPr>
-        <w:rPr>
-          <w:lang w:val="en-US"/>
-        </w:rPr>
-      </w:pPr>
-      <w:r>
-        <w:rPr>
-          <w:lang w:val="en-US"/>
-        </w:rPr>
-        <w:t>1 Học Kì?</w:t>
-      </w:r>
-    </w:p>
-    <w:p>
-      <w:pPr>
-        <w:pStyle w:val="ListParagraph"/>
-        <w:numPr>
-          <w:ilvl w:val="0"/>
-          <w:numId w:val="2"/>
-        </w:numPr>
-      </w:pPr>
-      <w:r>
         <w:t>231 = năm 2023 học kì 1</w:t>
       </w:r>
     </w:p>

--- a/hcmut.docx
+++ b/hcmut.docx
@@ -863,6 +863,54 @@
         <w:pStyle w:val="ListParagraph"/>
         <w:numPr>
           <w:ilvl w:val="0"/>
+          <w:numId w:val="8"/>
+        </w:numPr>
+        <w:rPr>
+          <w:rStyle w:val="Hyperlink"/>
+          <w:color w:val="auto"/>
+          <w:u w:val="none"/>
+          <w:lang w:val="en-US"/>
+        </w:rPr>
+      </w:pPr>
+      <w:r>
+        <w:rPr>
+          <w:rStyle w:val="Hyperlink"/>
+          <w:color w:val="auto"/>
+          <w:u w:val="none"/>
+          <w:lang w:val="en-US"/>
+        </w:rPr>
+        <w:t>Tài Liệu Thi Các Môn?</w:t>
+      </w:r>
+    </w:p>
+    <w:p>
+      <w:pPr>
+        <w:pStyle w:val="ListParagraph"/>
+        <w:numPr>
+          <w:ilvl w:val="0"/>
+          <w:numId w:val="2"/>
+        </w:numPr>
+        <w:rPr>
+          <w:rStyle w:val="Hyperlink"/>
+          <w:color w:val="auto"/>
+          <w:u w:val="none"/>
+          <w:lang w:val="en-US"/>
+        </w:rPr>
+      </w:pPr>
+      <w:hyperlink r:id="rId20" w:history="1">
+        <w:r>
+          <w:rPr>
+            <w:rStyle w:val="Hyperlink"/>
+            <w:lang w:val="en-US"/>
+          </w:rPr>
+          <w:t>https://tinyurl.com/52xx3fun</w:t>
+        </w:r>
+      </w:hyperlink>
+    </w:p>
+    <w:p>
+      <w:pPr>
+        <w:pStyle w:val="ListParagraph"/>
+        <w:numPr>
+          <w:ilvl w:val="0"/>
           <w:numId w:val="2"/>
         </w:numPr>
         <w:rPr>
@@ -1665,6 +1713,7 @@
           <w:u w:val="none"/>
           <w:lang w:val="en-US"/>
         </w:rPr>
+        <w:lastRenderedPageBreak/>
         <w:t>Cái tòa màu cam kế H2, ngay cạnh bãi đỗ xe</w:t>
       </w:r>
     </w:p>
@@ -1713,833 +1762,833 @@
           <w:u w:val="none"/>
           <w:lang w:val="en-US"/>
         </w:rPr>
+        <w:t>Ngay bên phải phòng đạo tạo</w:t>
+      </w:r>
+    </w:p>
+    <w:p>
+      <w:pPr>
+        <w:pStyle w:val="ListParagraph"/>
+        <w:numPr>
+          <w:ilvl w:val="0"/>
+          <w:numId w:val="6"/>
+        </w:numPr>
+        <w:rPr>
+          <w:rStyle w:val="Hyperlink"/>
+          <w:color w:val="auto"/>
+          <w:u w:val="none"/>
+          <w:lang w:val="en-US"/>
+        </w:rPr>
+      </w:pPr>
+      <w:r>
+        <w:rPr>
+          <w:rStyle w:val="Hyperlink"/>
+          <w:color w:val="auto"/>
+          <w:u w:val="none"/>
+          <w:lang w:val="en-US"/>
+        </w:rPr>
+        <w:t>Giảng Đường H6?</w:t>
+      </w:r>
+    </w:p>
+    <w:p>
+      <w:pPr>
+        <w:pStyle w:val="ListParagraph"/>
+        <w:numPr>
+          <w:ilvl w:val="0"/>
+          <w:numId w:val="2"/>
+        </w:numPr>
+        <w:rPr>
+          <w:rStyle w:val="Hyperlink"/>
+          <w:color w:val="auto"/>
+          <w:u w:val="none"/>
+          <w:lang w:val="en-US"/>
+        </w:rPr>
+      </w:pPr>
+      <w:r>
+        <w:rPr>
+          <w:rStyle w:val="Hyperlink"/>
+          <w:color w:val="auto"/>
+          <w:u w:val="none"/>
+          <w:lang w:val="en-US"/>
+        </w:rPr>
+        <w:t>Lên tầng 6 tòa H6 = thang máy, rẽ trái lên bậc thang là tới</w:t>
+      </w:r>
+    </w:p>
+    <w:p>
+      <w:pPr>
+        <w:pStyle w:val="ListParagraph"/>
+        <w:numPr>
+          <w:ilvl w:val="0"/>
+          <w:numId w:val="6"/>
+        </w:numPr>
+        <w:rPr>
+          <w:rStyle w:val="Hyperlink"/>
+          <w:color w:val="auto"/>
+          <w:u w:val="none"/>
+          <w:lang w:val="en-US"/>
+        </w:rPr>
+      </w:pPr>
+      <w:r>
+        <w:rPr>
+          <w:rStyle w:val="Hyperlink"/>
+          <w:color w:val="auto"/>
+          <w:u w:val="none"/>
+          <w:lang w:val="en-US"/>
+        </w:rPr>
+        <w:t>Chỗ Để Xe?</w:t>
+      </w:r>
+    </w:p>
+    <w:p>
+      <w:pPr>
+        <w:pStyle w:val="ListParagraph"/>
+        <w:numPr>
+          <w:ilvl w:val="0"/>
+          <w:numId w:val="2"/>
+        </w:numPr>
+        <w:rPr>
+          <w:rStyle w:val="Hyperlink"/>
+          <w:color w:val="auto"/>
+          <w:u w:val="none"/>
+          <w:lang w:val="en-US"/>
+        </w:rPr>
+      </w:pPr>
+      <w:r>
+        <w:rPr>
+          <w:rStyle w:val="Hyperlink"/>
+          <w:color w:val="auto"/>
+          <w:u w:val="none"/>
+          <w:lang w:val="en-US"/>
+        </w:rPr>
+        <w:t>Sát mặt đường</w:t>
+      </w:r>
+    </w:p>
+    <w:p>
+      <w:pPr>
+        <w:pStyle w:val="ListParagraph"/>
+        <w:numPr>
+          <w:ilvl w:val="0"/>
+          <w:numId w:val="6"/>
+        </w:numPr>
+        <w:rPr>
+          <w:rStyle w:val="Hyperlink"/>
+          <w:color w:val="auto"/>
+          <w:u w:val="none"/>
+          <w:lang w:val="en-US"/>
+        </w:rPr>
+      </w:pPr>
+      <w:r>
+        <w:rPr>
+          <w:rStyle w:val="Hyperlink"/>
+          <w:color w:val="auto"/>
+          <w:u w:val="none"/>
+          <w:lang w:val="en-US"/>
+        </w:rPr>
+        <w:t>Thư Viện?</w:t>
+      </w:r>
+    </w:p>
+    <w:p>
+      <w:pPr>
+        <w:pStyle w:val="ListParagraph"/>
+        <w:numPr>
+          <w:ilvl w:val="0"/>
+          <w:numId w:val="2"/>
+        </w:numPr>
+        <w:rPr>
+          <w:rStyle w:val="Hyperlink"/>
+          <w:color w:val="auto"/>
+          <w:u w:val="none"/>
+          <w:lang w:val="en-US"/>
+        </w:rPr>
+      </w:pPr>
+      <w:r>
+        <w:rPr>
+          <w:rStyle w:val="Hyperlink"/>
+          <w:color w:val="auto"/>
+          <w:u w:val="none"/>
+          <w:lang w:val="en-US"/>
+        </w:rPr>
+        <w:t>Tòa H1</w:t>
+      </w:r>
+      <w:r>
+        <w:rPr>
+          <w:rStyle w:val="Hyperlink"/>
+          <w:color w:val="auto"/>
+          <w:u w:val="none"/>
+          <w:lang w:val="en-US"/>
+        </w:rPr>
+        <w:t>, gần phòng đào tạo, biển hiệu “Giáo trình bách khoa”</w:t>
+      </w:r>
+    </w:p>
+    <w:p>
+      <w:pPr>
+        <w:pStyle w:val="ListParagraph"/>
+        <w:numPr>
+          <w:ilvl w:val="0"/>
+          <w:numId w:val="6"/>
+        </w:numPr>
+        <w:rPr>
+          <w:rStyle w:val="Hyperlink"/>
+          <w:color w:val="auto"/>
+          <w:u w:val="none"/>
+          <w:lang w:val="en-US"/>
+        </w:rPr>
+      </w:pPr>
+      <w:r>
+        <w:rPr>
+          <w:rStyle w:val="Hyperlink"/>
+          <w:color w:val="auto"/>
+          <w:u w:val="none"/>
+          <w:lang w:val="en-US"/>
+        </w:rPr>
+        <w:t>Tên Tiếng Anh Của Trường?</w:t>
+      </w:r>
+    </w:p>
+    <w:p>
+      <w:pPr>
+        <w:pStyle w:val="ListParagraph"/>
+        <w:numPr>
+          <w:ilvl w:val="0"/>
+          <w:numId w:val="2"/>
+        </w:numPr>
+        <w:rPr>
+          <w:rStyle w:val="Hyperlink"/>
+          <w:color w:val="auto"/>
+          <w:u w:val="none"/>
+          <w:lang w:val="en-US"/>
+        </w:rPr>
+      </w:pPr>
+      <w:r>
+        <w:rPr>
+          <w:rStyle w:val="Hyperlink"/>
+          <w:color w:val="auto"/>
+          <w:u w:val="none"/>
+          <w:lang w:val="en-US"/>
+        </w:rPr>
+        <w:t xml:space="preserve">HCMUT = </w:t>
+      </w:r>
+      <w:r>
+        <w:rPr>
+          <w:rStyle w:val="Hyperlink"/>
+          <w:color w:val="auto"/>
+          <w:u w:val="none"/>
+          <w:lang w:val="en-US"/>
+        </w:rPr>
+        <w:t>Ho Chi Minh City University of Technology</w:t>
+      </w:r>
+    </w:p>
+    <w:p>
+      <w:pPr>
+        <w:pStyle w:val="ListParagraph"/>
+        <w:numPr>
+          <w:ilvl w:val="0"/>
+          <w:numId w:val="6"/>
+        </w:numPr>
+        <w:rPr>
+          <w:rStyle w:val="Hyperlink"/>
+          <w:color w:val="auto"/>
+          <w:u w:val="none"/>
+          <w:lang w:val="en-US"/>
+        </w:rPr>
+      </w:pPr>
+      <w:r>
+        <w:rPr>
+          <w:rStyle w:val="Hyperlink"/>
+          <w:color w:val="auto"/>
+          <w:u w:val="none"/>
+          <w:lang w:val="en-US"/>
+        </w:rPr>
+        <w:t>Chỗ Lấy Nước Miễn Phí?</w:t>
+      </w:r>
+    </w:p>
+    <w:p>
+      <w:pPr>
+        <w:pStyle w:val="ListParagraph"/>
+        <w:numPr>
+          <w:ilvl w:val="0"/>
+          <w:numId w:val="2"/>
+        </w:numPr>
+        <w:rPr>
+          <w:rStyle w:val="Hyperlink"/>
+          <w:color w:val="auto"/>
+          <w:u w:val="none"/>
+          <w:lang w:val="en-US"/>
+        </w:rPr>
+      </w:pPr>
+      <w:r>
+        <w:rPr>
+          <w:rStyle w:val="Hyperlink"/>
+          <w:color w:val="auto"/>
+          <w:u w:val="none"/>
+          <w:lang w:val="en-US"/>
+        </w:rPr>
+        <w:t>Vào tầng 6 tòa H6, từ chỗ cửa giảng đường đi thẳng gặp vật cản rẽ phải cho đến nhà vệ sinh + ấn cái tay cầm xuống để nước từ vòi chảy ra</w:t>
+      </w:r>
+    </w:p>
+    <w:p>
+      <w:pPr>
+        <w:pStyle w:val="ListParagraph"/>
+        <w:numPr>
+          <w:ilvl w:val="0"/>
+          <w:numId w:val="2"/>
+        </w:numPr>
+        <w:rPr>
+          <w:rStyle w:val="Hyperlink"/>
+          <w:color w:val="auto"/>
+          <w:u w:val="none"/>
+          <w:lang w:val="en-US"/>
+        </w:rPr>
+      </w:pPr>
+      <w:r>
+        <w:rPr>
+          <w:rStyle w:val="Hyperlink"/>
+          <w:color w:val="auto"/>
+          <w:u w:val="none"/>
+          <w:lang w:val="en-US"/>
+        </w:rPr>
+        <w:t>Nếu có thằng khác đang lấy nước thì chờ nó lấy xong, lấy nước vòi bên phải</w:t>
+      </w:r>
+    </w:p>
+    <w:p>
+      <w:pPr>
+        <w:rPr>
+          <w:rStyle w:val="Hyperlink"/>
+          <w:lang w:val="en-US"/>
+        </w:rPr>
+      </w:pPr>
+    </w:p>
+    <w:p>
+      <w:pPr>
+        <w:rPr>
+          <w:rStyle w:val="Hyperlink"/>
+          <w:color w:val="auto"/>
+          <w:u w:val="none"/>
+          <w:lang w:val="en-US"/>
+        </w:rPr>
+      </w:pPr>
+      <w:r>
+        <w:rPr>
+          <w:rStyle w:val="Hyperlink"/>
+          <w:color w:val="auto"/>
+          <w:u w:val="none"/>
+          <w:lang w:val="en-US"/>
+        </w:rPr>
+        <w:t>Group – Nhóm:</w:t>
+      </w:r>
+    </w:p>
+    <w:p>
+      <w:pPr>
+        <w:pStyle w:val="ListParagraph"/>
+        <w:numPr>
+          <w:ilvl w:val="0"/>
+          <w:numId w:val="3"/>
+        </w:numPr>
+        <w:rPr>
+          <w:rStyle w:val="Hyperlink"/>
+          <w:color w:val="auto"/>
+          <w:u w:val="none"/>
+          <w:lang w:val="en-US"/>
+        </w:rPr>
+      </w:pPr>
+      <w:r>
+        <w:rPr>
+          <w:rStyle w:val="Hyperlink"/>
+          <w:color w:val="auto"/>
+          <w:u w:val="none"/>
+          <w:lang w:val="en-US"/>
+        </w:rPr>
+        <w:t>Danh Sách Các CLB Cần Đăng Kí?</w:t>
+      </w:r>
+    </w:p>
+    <w:p>
+      <w:pPr>
+        <w:pStyle w:val="ListParagraph"/>
+        <w:numPr>
+          <w:ilvl w:val="0"/>
+          <w:numId w:val="2"/>
+        </w:numPr>
+        <w:rPr>
+          <w:rStyle w:val="Hyperlink"/>
+          <w:color w:val="auto"/>
+          <w:u w:val="none"/>
+          <w:lang w:val="en-US"/>
+        </w:rPr>
+      </w:pPr>
+      <w:r>
+        <w:rPr>
+          <w:rStyle w:val="Hyperlink"/>
+          <w:color w:val="auto"/>
+          <w:u w:val="none"/>
+          <w:lang w:val="en-US"/>
+        </w:rPr>
+        <w:t>Big Data Club</w:t>
+      </w:r>
+    </w:p>
+    <w:p>
+      <w:pPr>
+        <w:pStyle w:val="ListParagraph"/>
+        <w:numPr>
+          <w:ilvl w:val="0"/>
+          <w:numId w:val="2"/>
+        </w:numPr>
+        <w:rPr>
+          <w:rStyle w:val="Hyperlink"/>
+          <w:color w:val="auto"/>
+          <w:u w:val="none"/>
+          <w:lang w:val="en-US"/>
+        </w:rPr>
+      </w:pPr>
+      <w:r>
+        <w:rPr>
+          <w:rStyle w:val="Hyperlink"/>
+          <w:color w:val="auto"/>
+          <w:u w:val="none"/>
+          <w:lang w:val="en-US"/>
+        </w:rPr>
+        <w:t>CLB Robot</w:t>
+      </w:r>
+    </w:p>
+    <w:p>
+      <w:pPr>
+        <w:pStyle w:val="ListParagraph"/>
+        <w:numPr>
+          <w:ilvl w:val="0"/>
+          <w:numId w:val="2"/>
+        </w:numPr>
+        <w:rPr>
+          <w:rStyle w:val="Hyperlink"/>
+          <w:color w:val="auto"/>
+          <w:u w:val="none"/>
+          <w:lang w:val="en-US"/>
+        </w:rPr>
+      </w:pPr>
+      <w:r>
+        <w:rPr>
+          <w:rStyle w:val="Hyperlink"/>
+          <w:color w:val="auto"/>
+          <w:u w:val="none"/>
+          <w:lang w:val="en-US"/>
+        </w:rPr>
+        <w:t>CLB Trí Tuệ Nhân Tạo</w:t>
+      </w:r>
+      <w:r>
+        <w:rPr>
+          <w:rStyle w:val="Hyperlink"/>
+          <w:color w:val="auto"/>
+          <w:u w:val="none"/>
+          <w:lang w:val="en-US"/>
+        </w:rPr>
+        <w:t>, năm 2</w:t>
+      </w:r>
+    </w:p>
+    <w:p>
+      <w:pPr>
+        <w:pStyle w:val="ListParagraph"/>
+        <w:numPr>
+          <w:ilvl w:val="0"/>
+          <w:numId w:val="3"/>
+        </w:numPr>
+        <w:rPr>
+          <w:rStyle w:val="Hyperlink"/>
+          <w:color w:val="auto"/>
+          <w:u w:val="none"/>
+          <w:lang w:val="en-US"/>
+        </w:rPr>
+      </w:pPr>
+      <w:r>
+        <w:rPr>
+          <w:rStyle w:val="Hyperlink"/>
+          <w:color w:val="auto"/>
+          <w:u w:val="none"/>
+          <w:lang w:val="en-US"/>
+        </w:rPr>
+        <w:t>Cách Xem Các Trang Đang Theo Dõi Và Nhóm?</w:t>
+      </w:r>
+    </w:p>
+    <w:p>
+      <w:pPr>
+        <w:pStyle w:val="ListParagraph"/>
+        <w:numPr>
+          <w:ilvl w:val="0"/>
+          <w:numId w:val="2"/>
+        </w:numPr>
+        <w:rPr>
+          <w:rStyle w:val="Hyperlink"/>
+          <w:color w:val="auto"/>
+          <w:u w:val="none"/>
+          <w:lang w:val="en-US"/>
+        </w:rPr>
+      </w:pPr>
+      <w:r>
+        <w:rPr>
+          <w:rStyle w:val="Hyperlink"/>
+          <w:color w:val="auto"/>
+          <w:u w:val="none"/>
+          <w:lang w:val="en-US"/>
+        </w:rPr>
+        <w:t>Mở Facebook + Click Avatar của bạn + chọn “Chỉnh sửa chi tiết công khai’ + chọn “Chỉnh sửa thông tin giới thiệu” + cuộn xuống</w:t>
+      </w:r>
+    </w:p>
+    <w:p>
+      <w:pPr>
+        <w:pStyle w:val="ListParagraph"/>
+        <w:numPr>
+          <w:ilvl w:val="0"/>
+          <w:numId w:val="3"/>
+        </w:numPr>
+        <w:rPr>
+          <w:rStyle w:val="Hyperlink"/>
+          <w:color w:val="auto"/>
+          <w:u w:val="none"/>
+          <w:lang w:val="en-US"/>
+        </w:rPr>
+      </w:pPr>
+      <w:r>
+        <w:rPr>
+          <w:rStyle w:val="Hyperlink"/>
+          <w:color w:val="auto"/>
+          <w:u w:val="none"/>
+          <w:lang w:val="en-US"/>
+        </w:rPr>
+        <w:t>Cách Gửi Tin Nhắn Messenger Cho 1 Người Bạn Qua Facebook?</w:t>
+      </w:r>
+    </w:p>
+    <w:p>
+      <w:pPr>
+        <w:pStyle w:val="ListParagraph"/>
+        <w:numPr>
+          <w:ilvl w:val="0"/>
+          <w:numId w:val="2"/>
+        </w:numPr>
+        <w:rPr>
+          <w:rStyle w:val="Hyperlink"/>
+          <w:color w:val="auto"/>
+          <w:u w:val="none"/>
+          <w:lang w:val="en-US"/>
+        </w:rPr>
+      </w:pPr>
+      <w:r>
+        <w:rPr>
+          <w:rStyle w:val="Hyperlink"/>
+          <w:color w:val="auto"/>
+          <w:u w:val="none"/>
+          <w:lang w:val="en-US"/>
+        </w:rPr>
+        <w:t>Thanh trên cùng + vào Tab “Bạn bè” + vào mục “Tất cả bạn bè” + gõ tên vào ô “Tìm kiếm Bạn bè” + Click dấu 3 chấm bên phải Avatar của nó + Click “Nhắn tin cho …” + tiến hành nhắn tin</w:t>
+      </w:r>
+    </w:p>
+    <w:p>
+      <w:pPr>
+        <w:rPr>
+          <w:rStyle w:val="Hyperlink"/>
+          <w:color w:val="auto"/>
+          <w:u w:val="none"/>
+          <w:lang w:val="en-US"/>
+        </w:rPr>
+      </w:pPr>
+    </w:p>
+    <w:p>
+      <w:pPr>
+        <w:rPr>
+          <w:rStyle w:val="Hyperlink"/>
+          <w:color w:val="auto"/>
+          <w:u w:val="none"/>
+          <w:lang w:val="en-US"/>
+        </w:rPr>
+      </w:pPr>
+      <w:r>
+        <w:rPr>
+          <w:rStyle w:val="Hyperlink"/>
+          <w:color w:val="auto"/>
+          <w:u w:val="none"/>
+          <w:lang w:val="en-US"/>
+        </w:rPr>
+        <w:t>Quiz:</w:t>
+      </w:r>
+    </w:p>
+    <w:p>
+      <w:pPr>
+        <w:pStyle w:val="ListParagraph"/>
+        <w:numPr>
+          <w:ilvl w:val="0"/>
+          <w:numId w:val="10"/>
+        </w:numPr>
+        <w:rPr>
+          <w:rStyle w:val="Hyperlink"/>
+          <w:color w:val="auto"/>
+          <w:u w:val="none"/>
+          <w:lang w:val="en-US"/>
+        </w:rPr>
+      </w:pPr>
+      <w:r>
+        <w:rPr>
+          <w:rStyle w:val="Hyperlink"/>
+          <w:color w:val="auto"/>
+          <w:u w:val="none"/>
+          <w:lang w:val="en-US"/>
+        </w:rPr>
+        <w:t>Làm Gì Khi Quiz Không Load?</w:t>
+      </w:r>
+    </w:p>
+    <w:p>
+      <w:pPr>
+        <w:pStyle w:val="ListParagraph"/>
+        <w:numPr>
+          <w:ilvl w:val="0"/>
+          <w:numId w:val="2"/>
+        </w:numPr>
+        <w:rPr>
+          <w:rStyle w:val="Hyperlink"/>
+          <w:color w:val="auto"/>
+          <w:u w:val="none"/>
+          <w:lang w:val="en-US"/>
+        </w:rPr>
+      </w:pPr>
+      <w:r>
+        <w:rPr>
+          <w:rStyle w:val="Hyperlink"/>
+          <w:color w:val="auto"/>
+          <w:u w:val="none"/>
+          <w:lang w:val="en-US"/>
+        </w:rPr>
+        <w:t>Thoát ra vào lại</w:t>
+      </w:r>
+    </w:p>
+    <w:p>
+      <w:pPr>
+        <w:pStyle w:val="ListParagraph"/>
+        <w:numPr>
+          <w:ilvl w:val="0"/>
+          <w:numId w:val="2"/>
+        </w:numPr>
+        <w:rPr>
+          <w:rStyle w:val="Hyperlink"/>
+          <w:color w:val="auto"/>
+          <w:u w:val="none"/>
+          <w:lang w:val="en-US"/>
+        </w:rPr>
+      </w:pPr>
+      <w:r>
+        <w:rPr>
+          <w:rStyle w:val="Hyperlink"/>
+          <w:color w:val="auto"/>
+          <w:u w:val="none"/>
+          <w:lang w:val="en-US"/>
+        </w:rPr>
+        <w:t>Quiz sẽ được thường xuyên gia hạn và tăng số lần làm bài</w:t>
+      </w:r>
+    </w:p>
+    <w:p>
+      <w:pPr>
+        <w:pStyle w:val="ListParagraph"/>
+        <w:numPr>
+          <w:ilvl w:val="0"/>
+          <w:numId w:val="10"/>
+        </w:numPr>
+        <w:rPr>
+          <w:rStyle w:val="Hyperlink"/>
+          <w:color w:val="auto"/>
+          <w:u w:val="none"/>
+          <w:lang w:val="en-US"/>
+        </w:rPr>
+      </w:pPr>
+      <w:r>
+        <w:rPr>
+          <w:rStyle w:val="Hyperlink"/>
+          <w:color w:val="auto"/>
+          <w:u w:val="none"/>
+          <w:lang w:val="en-US"/>
+        </w:rPr>
+        <w:t xml:space="preserve">Mẹo </w:t>
+      </w:r>
+      <w:r>
+        <w:rPr>
+          <w:rStyle w:val="Hyperlink"/>
+          <w:color w:val="auto"/>
+          <w:u w:val="none"/>
+          <w:lang w:val="en-US"/>
+        </w:rPr>
+        <w:t>Quanh Đáp Án?</w:t>
+      </w:r>
+    </w:p>
+    <w:p>
+      <w:pPr>
+        <w:pStyle w:val="ListParagraph"/>
+        <w:numPr>
+          <w:ilvl w:val="0"/>
+          <w:numId w:val="2"/>
+        </w:numPr>
+        <w:rPr>
+          <w:rStyle w:val="Hyperlink"/>
+          <w:color w:val="auto"/>
+          <w:u w:val="none"/>
+          <w:lang w:val="en-US"/>
+        </w:rPr>
+      </w:pPr>
+      <w:r>
+        <w:rPr>
+          <w:rStyle w:val="Hyperlink"/>
+          <w:color w:val="auto"/>
+          <w:u w:val="none"/>
+          <w:lang w:val="en-US"/>
+        </w:rPr>
+        <w:t>Đề bảo chọn đáp án đúng, chọn cả 3 đều đúng</w:t>
+      </w:r>
+    </w:p>
+    <w:p>
+      <w:pPr>
+        <w:pStyle w:val="ListParagraph"/>
+        <w:numPr>
+          <w:ilvl w:val="0"/>
+          <w:numId w:val="2"/>
+        </w:numPr>
+        <w:rPr>
+          <w:rStyle w:val="Hyperlink"/>
+          <w:color w:val="auto"/>
+          <w:u w:val="none"/>
+          <w:lang w:val="en-US"/>
+        </w:rPr>
+      </w:pPr>
+      <w:r>
+        <w:rPr>
+          <w:rStyle w:val="Hyperlink"/>
+          <w:color w:val="auto"/>
+          <w:u w:val="none"/>
+          <w:lang w:val="en-US"/>
+        </w:rPr>
+        <w:t>Đề bảo chọn đáp án sai, không chọn cả 3 đều sai</w:t>
+      </w:r>
+    </w:p>
+    <w:p>
+      <w:pPr>
+        <w:pStyle w:val="ListParagraph"/>
+        <w:numPr>
+          <w:ilvl w:val="0"/>
+          <w:numId w:val="2"/>
+        </w:numPr>
+        <w:rPr>
+          <w:rStyle w:val="Hyperlink"/>
+          <w:color w:val="auto"/>
+          <w:u w:val="none"/>
+          <w:lang w:val="en-US"/>
+        </w:rPr>
+      </w:pPr>
+      <w:r>
+        <w:rPr>
+          <w:rStyle w:val="Hyperlink"/>
+          <w:color w:val="auto"/>
+          <w:u w:val="none"/>
+          <w:lang w:val="en-US"/>
+        </w:rPr>
+        <w:t>Không khoanh không thể xác định</w:t>
+      </w:r>
+    </w:p>
+    <w:p>
+      <w:pPr>
+        <w:pStyle w:val="ListParagraph"/>
+        <w:numPr>
+          <w:ilvl w:val="0"/>
+          <w:numId w:val="10"/>
+        </w:numPr>
+        <w:rPr>
+          <w:rStyle w:val="Hyperlink"/>
+          <w:color w:val="auto"/>
+          <w:u w:val="none"/>
+          <w:lang w:val="en-US"/>
+        </w:rPr>
+      </w:pPr>
+      <w:r>
+        <w:rPr>
+          <w:rStyle w:val="Hyperlink"/>
+          <w:color w:val="auto"/>
+          <w:u w:val="none"/>
+          <w:lang w:val="en-US"/>
+        </w:rPr>
+        <w:t>Câu Chọn Nhiều Đáp Án?</w:t>
+      </w:r>
+    </w:p>
+    <w:p>
+      <w:pPr>
+        <w:pStyle w:val="ListParagraph"/>
+        <w:numPr>
+          <w:ilvl w:val="0"/>
+          <w:numId w:val="2"/>
+        </w:numPr>
+        <w:rPr>
+          <w:rStyle w:val="Hyperlink"/>
+          <w:color w:val="auto"/>
+          <w:u w:val="none"/>
+          <w:lang w:val="en-US"/>
+        </w:rPr>
+      </w:pPr>
+      <w:r>
+        <w:rPr>
+          <w:rStyle w:val="Hyperlink"/>
+          <w:color w:val="auto"/>
+          <w:u w:val="none"/>
+          <w:lang w:val="en-US"/>
+        </w:rPr>
+        <w:t>Nó sẽ hiện chính xác dưới mỗi đáp án nếu bạn không chọn hoặc chọn nó, tùy theo người ra đề có muốn bạn chọn không</w:t>
+      </w:r>
+    </w:p>
+    <w:p>
+      <w:pPr>
+        <w:rPr>
+          <w:rStyle w:val="Hyperlink"/>
+          <w:color w:val="auto"/>
+          <w:u w:val="none"/>
+          <w:lang w:val="en-US"/>
+        </w:rPr>
+      </w:pPr>
+    </w:p>
+    <w:p>
+      <w:pPr>
+        <w:rPr>
+          <w:rStyle w:val="Hyperlink"/>
+          <w:color w:val="auto"/>
+          <w:u w:val="none"/>
+          <w:lang w:val="en-US"/>
+        </w:rPr>
+      </w:pPr>
+      <w:r>
+        <w:rPr>
+          <w:rStyle w:val="Hyperlink"/>
+          <w:color w:val="auto"/>
+          <w:u w:val="none"/>
+          <w:lang w:val="en-US"/>
+        </w:rPr>
+        <w:t xml:space="preserve">Schedule – Lịch </w:t>
+      </w:r>
+      <w:r>
+        <w:rPr>
+          <w:rStyle w:val="Hyperlink"/>
+          <w:color w:val="auto"/>
+          <w:u w:val="none"/>
+          <w:lang w:val="en-US"/>
+        </w:rPr>
+        <w:t>Trình:</w:t>
+      </w:r>
+    </w:p>
+    <w:p>
+      <w:pPr>
+        <w:pStyle w:val="ListParagraph"/>
+        <w:numPr>
+          <w:ilvl w:val="0"/>
+          <w:numId w:val="4"/>
+        </w:numPr>
+        <w:rPr>
+          <w:rStyle w:val="Hyperlink"/>
+          <w:color w:val="auto"/>
+          <w:u w:val="none"/>
+          <w:lang w:val="en-US"/>
+        </w:rPr>
+      </w:pPr>
+      <w:r>
+        <w:rPr>
+          <w:rStyle w:val="Hyperlink"/>
+          <w:color w:val="auto"/>
+          <w:u w:val="none"/>
+          <w:lang w:val="en-US"/>
+        </w:rPr>
         <w:lastRenderedPageBreak/>
-        <w:t>Ngay bên phải phòng đạo tạo</w:t>
-      </w:r>
-    </w:p>
-    <w:p>
-      <w:pPr>
-        <w:pStyle w:val="ListParagraph"/>
-        <w:numPr>
-          <w:ilvl w:val="0"/>
-          <w:numId w:val="6"/>
-        </w:numPr>
-        <w:rPr>
-          <w:rStyle w:val="Hyperlink"/>
-          <w:color w:val="auto"/>
-          <w:u w:val="none"/>
-          <w:lang w:val="en-US"/>
-        </w:rPr>
-      </w:pPr>
-      <w:r>
-        <w:rPr>
-          <w:rStyle w:val="Hyperlink"/>
-          <w:color w:val="auto"/>
-          <w:u w:val="none"/>
-          <w:lang w:val="en-US"/>
-        </w:rPr>
-        <w:t>Giảng Đường H6?</w:t>
-      </w:r>
-    </w:p>
-    <w:p>
-      <w:pPr>
-        <w:pStyle w:val="ListParagraph"/>
-        <w:numPr>
-          <w:ilvl w:val="0"/>
-          <w:numId w:val="2"/>
-        </w:numPr>
-        <w:rPr>
-          <w:rStyle w:val="Hyperlink"/>
-          <w:color w:val="auto"/>
-          <w:u w:val="none"/>
-          <w:lang w:val="en-US"/>
-        </w:rPr>
-      </w:pPr>
-      <w:r>
-        <w:rPr>
-          <w:rStyle w:val="Hyperlink"/>
-          <w:color w:val="auto"/>
-          <w:u w:val="none"/>
-          <w:lang w:val="en-US"/>
-        </w:rPr>
-        <w:t>Lên tầng 6 tòa H6 = thang máy, rẽ trái lên bậc thang là tới</w:t>
-      </w:r>
-    </w:p>
-    <w:p>
-      <w:pPr>
-        <w:pStyle w:val="ListParagraph"/>
-        <w:numPr>
-          <w:ilvl w:val="0"/>
-          <w:numId w:val="6"/>
-        </w:numPr>
-        <w:rPr>
-          <w:rStyle w:val="Hyperlink"/>
-          <w:color w:val="auto"/>
-          <w:u w:val="none"/>
-          <w:lang w:val="en-US"/>
-        </w:rPr>
-      </w:pPr>
-      <w:r>
-        <w:rPr>
-          <w:rStyle w:val="Hyperlink"/>
-          <w:color w:val="auto"/>
-          <w:u w:val="none"/>
-          <w:lang w:val="en-US"/>
-        </w:rPr>
-        <w:t>Chỗ Để Xe?</w:t>
-      </w:r>
-    </w:p>
-    <w:p>
-      <w:pPr>
-        <w:pStyle w:val="ListParagraph"/>
-        <w:numPr>
-          <w:ilvl w:val="0"/>
-          <w:numId w:val="2"/>
-        </w:numPr>
-        <w:rPr>
-          <w:rStyle w:val="Hyperlink"/>
-          <w:color w:val="auto"/>
-          <w:u w:val="none"/>
-          <w:lang w:val="en-US"/>
-        </w:rPr>
-      </w:pPr>
-      <w:r>
-        <w:rPr>
-          <w:rStyle w:val="Hyperlink"/>
-          <w:color w:val="auto"/>
-          <w:u w:val="none"/>
-          <w:lang w:val="en-US"/>
-        </w:rPr>
-        <w:t>Sát mặt đường</w:t>
-      </w:r>
-    </w:p>
-    <w:p>
-      <w:pPr>
-        <w:pStyle w:val="ListParagraph"/>
-        <w:numPr>
-          <w:ilvl w:val="0"/>
-          <w:numId w:val="6"/>
-        </w:numPr>
-        <w:rPr>
-          <w:rStyle w:val="Hyperlink"/>
-          <w:color w:val="auto"/>
-          <w:u w:val="none"/>
-          <w:lang w:val="en-US"/>
-        </w:rPr>
-      </w:pPr>
-      <w:r>
-        <w:rPr>
-          <w:rStyle w:val="Hyperlink"/>
-          <w:color w:val="auto"/>
-          <w:u w:val="none"/>
-          <w:lang w:val="en-US"/>
-        </w:rPr>
-        <w:t>Thư Viện?</w:t>
-      </w:r>
-    </w:p>
-    <w:p>
-      <w:pPr>
-        <w:pStyle w:val="ListParagraph"/>
-        <w:numPr>
-          <w:ilvl w:val="0"/>
-          <w:numId w:val="2"/>
-        </w:numPr>
-        <w:rPr>
-          <w:rStyle w:val="Hyperlink"/>
-          <w:color w:val="auto"/>
-          <w:u w:val="none"/>
-          <w:lang w:val="en-US"/>
-        </w:rPr>
-      </w:pPr>
-      <w:r>
-        <w:rPr>
-          <w:rStyle w:val="Hyperlink"/>
-          <w:color w:val="auto"/>
-          <w:u w:val="none"/>
-          <w:lang w:val="en-US"/>
-        </w:rPr>
-        <w:t>Tòa H1</w:t>
-      </w:r>
-      <w:r>
-        <w:rPr>
-          <w:rStyle w:val="Hyperlink"/>
-          <w:color w:val="auto"/>
-          <w:u w:val="none"/>
-          <w:lang w:val="en-US"/>
-        </w:rPr>
-        <w:t>, gần phòng đào tạo, biển hiệu “Giáo trình bách khoa”</w:t>
-      </w:r>
-    </w:p>
-    <w:p>
-      <w:pPr>
-        <w:pStyle w:val="ListParagraph"/>
-        <w:numPr>
-          <w:ilvl w:val="0"/>
-          <w:numId w:val="6"/>
-        </w:numPr>
-        <w:rPr>
-          <w:rStyle w:val="Hyperlink"/>
-          <w:color w:val="auto"/>
-          <w:u w:val="none"/>
-          <w:lang w:val="en-US"/>
-        </w:rPr>
-      </w:pPr>
-      <w:r>
-        <w:rPr>
-          <w:rStyle w:val="Hyperlink"/>
-          <w:color w:val="auto"/>
-          <w:u w:val="none"/>
-          <w:lang w:val="en-US"/>
-        </w:rPr>
-        <w:t>Tên Tiếng Anh Của Trường?</w:t>
-      </w:r>
-    </w:p>
-    <w:p>
-      <w:pPr>
-        <w:pStyle w:val="ListParagraph"/>
-        <w:numPr>
-          <w:ilvl w:val="0"/>
-          <w:numId w:val="2"/>
-        </w:numPr>
-        <w:rPr>
-          <w:rStyle w:val="Hyperlink"/>
-          <w:color w:val="auto"/>
-          <w:u w:val="none"/>
-          <w:lang w:val="en-US"/>
-        </w:rPr>
-      </w:pPr>
-      <w:r>
-        <w:rPr>
-          <w:rStyle w:val="Hyperlink"/>
-          <w:color w:val="auto"/>
-          <w:u w:val="none"/>
-          <w:lang w:val="en-US"/>
-        </w:rPr>
-        <w:t xml:space="preserve">HCMUT = </w:t>
-      </w:r>
-      <w:r>
-        <w:rPr>
-          <w:rStyle w:val="Hyperlink"/>
-          <w:color w:val="auto"/>
-          <w:u w:val="none"/>
-          <w:lang w:val="en-US"/>
-        </w:rPr>
-        <w:t>Ho Chi Minh City University of Technology</w:t>
-      </w:r>
-    </w:p>
-    <w:p>
-      <w:pPr>
-        <w:pStyle w:val="ListParagraph"/>
-        <w:numPr>
-          <w:ilvl w:val="0"/>
-          <w:numId w:val="6"/>
-        </w:numPr>
-        <w:rPr>
-          <w:rStyle w:val="Hyperlink"/>
-          <w:color w:val="auto"/>
-          <w:u w:val="none"/>
-          <w:lang w:val="en-US"/>
-        </w:rPr>
-      </w:pPr>
-      <w:r>
-        <w:rPr>
-          <w:rStyle w:val="Hyperlink"/>
-          <w:color w:val="auto"/>
-          <w:u w:val="none"/>
-          <w:lang w:val="en-US"/>
-        </w:rPr>
-        <w:t>Chỗ Lấy Nước Miễn Phí?</w:t>
-      </w:r>
-    </w:p>
-    <w:p>
-      <w:pPr>
-        <w:pStyle w:val="ListParagraph"/>
-        <w:numPr>
-          <w:ilvl w:val="0"/>
-          <w:numId w:val="2"/>
-        </w:numPr>
-        <w:rPr>
-          <w:rStyle w:val="Hyperlink"/>
-          <w:color w:val="auto"/>
-          <w:u w:val="none"/>
-          <w:lang w:val="en-US"/>
-        </w:rPr>
-      </w:pPr>
-      <w:r>
-        <w:rPr>
-          <w:rStyle w:val="Hyperlink"/>
-          <w:color w:val="auto"/>
-          <w:u w:val="none"/>
-          <w:lang w:val="en-US"/>
-        </w:rPr>
-        <w:t>Vào tầng 6 tòa H6, từ chỗ cửa giảng đường đi thẳng gặp vật cản rẽ phải cho đến nhà vệ sinh + ấn cái tay cầm xuống để nước từ vòi chảy ra</w:t>
-      </w:r>
-    </w:p>
-    <w:p>
-      <w:pPr>
-        <w:pStyle w:val="ListParagraph"/>
-        <w:numPr>
-          <w:ilvl w:val="0"/>
-          <w:numId w:val="2"/>
-        </w:numPr>
-        <w:rPr>
-          <w:rStyle w:val="Hyperlink"/>
-          <w:color w:val="auto"/>
-          <w:u w:val="none"/>
-          <w:lang w:val="en-US"/>
-        </w:rPr>
-      </w:pPr>
-      <w:r>
-        <w:rPr>
-          <w:rStyle w:val="Hyperlink"/>
-          <w:color w:val="auto"/>
-          <w:u w:val="none"/>
-          <w:lang w:val="en-US"/>
-        </w:rPr>
-        <w:t>Nếu có thằng khác đang lấy nước thì chờ nó lấy xong, lấy nước vòi bên phải</w:t>
-      </w:r>
-    </w:p>
-    <w:p>
-      <w:pPr>
-        <w:rPr>
-          <w:rStyle w:val="Hyperlink"/>
-          <w:lang w:val="en-US"/>
-        </w:rPr>
-      </w:pPr>
-    </w:p>
-    <w:p>
-      <w:pPr>
-        <w:rPr>
-          <w:rStyle w:val="Hyperlink"/>
-          <w:color w:val="auto"/>
-          <w:u w:val="none"/>
-          <w:lang w:val="en-US"/>
-        </w:rPr>
-      </w:pPr>
-      <w:r>
-        <w:rPr>
-          <w:rStyle w:val="Hyperlink"/>
-          <w:color w:val="auto"/>
-          <w:u w:val="none"/>
-          <w:lang w:val="en-US"/>
-        </w:rPr>
-        <w:t>Group – Nhóm:</w:t>
-      </w:r>
-    </w:p>
-    <w:p>
-      <w:pPr>
-        <w:pStyle w:val="ListParagraph"/>
-        <w:numPr>
-          <w:ilvl w:val="0"/>
-          <w:numId w:val="3"/>
-        </w:numPr>
-        <w:rPr>
-          <w:rStyle w:val="Hyperlink"/>
-          <w:color w:val="auto"/>
-          <w:u w:val="none"/>
-          <w:lang w:val="en-US"/>
-        </w:rPr>
-      </w:pPr>
-      <w:r>
-        <w:rPr>
-          <w:rStyle w:val="Hyperlink"/>
-          <w:color w:val="auto"/>
-          <w:u w:val="none"/>
-          <w:lang w:val="en-US"/>
-        </w:rPr>
-        <w:t>Danh Sách Các CLB Cần Đăng Kí?</w:t>
-      </w:r>
-    </w:p>
-    <w:p>
-      <w:pPr>
-        <w:pStyle w:val="ListParagraph"/>
-        <w:numPr>
-          <w:ilvl w:val="0"/>
-          <w:numId w:val="2"/>
-        </w:numPr>
-        <w:rPr>
-          <w:rStyle w:val="Hyperlink"/>
-          <w:color w:val="auto"/>
-          <w:u w:val="none"/>
-          <w:lang w:val="en-US"/>
-        </w:rPr>
-      </w:pPr>
-      <w:r>
-        <w:rPr>
-          <w:rStyle w:val="Hyperlink"/>
-          <w:color w:val="auto"/>
-          <w:u w:val="none"/>
-          <w:lang w:val="en-US"/>
-        </w:rPr>
-        <w:t>Big Data Club</w:t>
-      </w:r>
-    </w:p>
-    <w:p>
-      <w:pPr>
-        <w:pStyle w:val="ListParagraph"/>
-        <w:numPr>
-          <w:ilvl w:val="0"/>
-          <w:numId w:val="2"/>
-        </w:numPr>
-        <w:rPr>
-          <w:rStyle w:val="Hyperlink"/>
-          <w:color w:val="auto"/>
-          <w:u w:val="none"/>
-          <w:lang w:val="en-US"/>
-        </w:rPr>
-      </w:pPr>
-      <w:r>
-        <w:rPr>
-          <w:rStyle w:val="Hyperlink"/>
-          <w:color w:val="auto"/>
-          <w:u w:val="none"/>
-          <w:lang w:val="en-US"/>
-        </w:rPr>
-        <w:t>CLB Robot</w:t>
-      </w:r>
-    </w:p>
-    <w:p>
-      <w:pPr>
-        <w:pStyle w:val="ListParagraph"/>
-        <w:numPr>
-          <w:ilvl w:val="0"/>
-          <w:numId w:val="2"/>
-        </w:numPr>
-        <w:rPr>
-          <w:rStyle w:val="Hyperlink"/>
-          <w:color w:val="auto"/>
-          <w:u w:val="none"/>
-          <w:lang w:val="en-US"/>
-        </w:rPr>
-      </w:pPr>
-      <w:r>
-        <w:rPr>
-          <w:rStyle w:val="Hyperlink"/>
-          <w:color w:val="auto"/>
-          <w:u w:val="none"/>
-          <w:lang w:val="en-US"/>
-        </w:rPr>
-        <w:t>CLB Trí Tuệ Nhân Tạo</w:t>
-      </w:r>
-      <w:r>
-        <w:rPr>
-          <w:rStyle w:val="Hyperlink"/>
-          <w:color w:val="auto"/>
-          <w:u w:val="none"/>
-          <w:lang w:val="en-US"/>
-        </w:rPr>
-        <w:t>, năm 2</w:t>
-      </w:r>
-    </w:p>
-    <w:p>
-      <w:pPr>
-        <w:pStyle w:val="ListParagraph"/>
-        <w:numPr>
-          <w:ilvl w:val="0"/>
-          <w:numId w:val="3"/>
-        </w:numPr>
-        <w:rPr>
-          <w:rStyle w:val="Hyperlink"/>
-          <w:color w:val="auto"/>
-          <w:u w:val="none"/>
-          <w:lang w:val="en-US"/>
-        </w:rPr>
-      </w:pPr>
-      <w:r>
-        <w:rPr>
-          <w:rStyle w:val="Hyperlink"/>
-          <w:color w:val="auto"/>
-          <w:u w:val="none"/>
-          <w:lang w:val="en-US"/>
-        </w:rPr>
-        <w:t>Cách Xem Các Trang Đang Theo Dõi Và Nhóm?</w:t>
-      </w:r>
-    </w:p>
-    <w:p>
-      <w:pPr>
-        <w:pStyle w:val="ListParagraph"/>
-        <w:numPr>
-          <w:ilvl w:val="0"/>
-          <w:numId w:val="2"/>
-        </w:numPr>
-        <w:rPr>
-          <w:rStyle w:val="Hyperlink"/>
-          <w:color w:val="auto"/>
-          <w:u w:val="none"/>
-          <w:lang w:val="en-US"/>
-        </w:rPr>
-      </w:pPr>
-      <w:r>
-        <w:rPr>
-          <w:rStyle w:val="Hyperlink"/>
-          <w:color w:val="auto"/>
-          <w:u w:val="none"/>
-          <w:lang w:val="en-US"/>
-        </w:rPr>
-        <w:t>Mở Facebook + Click Avatar của bạn + chọn “Chỉnh sửa chi tiết công khai’ + chọn “Chỉnh sửa thông tin giới thiệu” + cuộn xuống</w:t>
-      </w:r>
-    </w:p>
-    <w:p>
-      <w:pPr>
-        <w:pStyle w:val="ListParagraph"/>
-        <w:numPr>
-          <w:ilvl w:val="0"/>
-          <w:numId w:val="3"/>
-        </w:numPr>
-        <w:rPr>
-          <w:rStyle w:val="Hyperlink"/>
-          <w:color w:val="auto"/>
-          <w:u w:val="none"/>
-          <w:lang w:val="en-US"/>
-        </w:rPr>
-      </w:pPr>
-      <w:r>
-        <w:rPr>
-          <w:rStyle w:val="Hyperlink"/>
-          <w:color w:val="auto"/>
-          <w:u w:val="none"/>
-          <w:lang w:val="en-US"/>
-        </w:rPr>
-        <w:t>Cách Gửi Tin Nhắn Messenger Cho 1 Người Bạn Qua Facebook?</w:t>
-      </w:r>
-    </w:p>
-    <w:p>
-      <w:pPr>
-        <w:pStyle w:val="ListParagraph"/>
-        <w:numPr>
-          <w:ilvl w:val="0"/>
-          <w:numId w:val="2"/>
-        </w:numPr>
-        <w:rPr>
-          <w:rStyle w:val="Hyperlink"/>
-          <w:color w:val="auto"/>
-          <w:u w:val="none"/>
-          <w:lang w:val="en-US"/>
-        </w:rPr>
-      </w:pPr>
-      <w:r>
-        <w:rPr>
-          <w:rStyle w:val="Hyperlink"/>
-          <w:color w:val="auto"/>
-          <w:u w:val="none"/>
-          <w:lang w:val="en-US"/>
-        </w:rPr>
-        <w:t>Thanh trên cùng + vào Tab “Bạn bè” + vào mục “Tất cả bạn bè” + gõ tên vào ô “Tìm kiếm Bạn bè” + Click dấu 3 chấm bên phải Avatar của nó + Click “Nhắn tin cho …” + tiến hành nhắn tin</w:t>
-      </w:r>
-    </w:p>
-    <w:p>
-      <w:pPr>
-        <w:rPr>
-          <w:rStyle w:val="Hyperlink"/>
-          <w:color w:val="auto"/>
-          <w:u w:val="none"/>
-          <w:lang w:val="en-US"/>
-        </w:rPr>
-      </w:pPr>
-    </w:p>
-    <w:p>
-      <w:pPr>
-        <w:rPr>
-          <w:rStyle w:val="Hyperlink"/>
-          <w:color w:val="auto"/>
-          <w:u w:val="none"/>
-          <w:lang w:val="en-US"/>
-        </w:rPr>
-      </w:pPr>
-      <w:r>
-        <w:rPr>
-          <w:rStyle w:val="Hyperlink"/>
-          <w:color w:val="auto"/>
-          <w:u w:val="none"/>
-          <w:lang w:val="en-US"/>
-        </w:rPr>
-        <w:t>Quiz:</w:t>
-      </w:r>
-    </w:p>
-    <w:p>
-      <w:pPr>
-        <w:pStyle w:val="ListParagraph"/>
-        <w:numPr>
-          <w:ilvl w:val="0"/>
-          <w:numId w:val="10"/>
-        </w:numPr>
-        <w:rPr>
-          <w:rStyle w:val="Hyperlink"/>
-          <w:color w:val="auto"/>
-          <w:u w:val="none"/>
-          <w:lang w:val="en-US"/>
-        </w:rPr>
-      </w:pPr>
-      <w:r>
-        <w:rPr>
-          <w:rStyle w:val="Hyperlink"/>
-          <w:color w:val="auto"/>
-          <w:u w:val="none"/>
-          <w:lang w:val="en-US"/>
-        </w:rPr>
-        <w:t>Làm Gì Khi Quiz Không Load?</w:t>
-      </w:r>
-    </w:p>
-    <w:p>
-      <w:pPr>
-        <w:pStyle w:val="ListParagraph"/>
-        <w:numPr>
-          <w:ilvl w:val="0"/>
-          <w:numId w:val="2"/>
-        </w:numPr>
-        <w:rPr>
-          <w:rStyle w:val="Hyperlink"/>
-          <w:color w:val="auto"/>
-          <w:u w:val="none"/>
-          <w:lang w:val="en-US"/>
-        </w:rPr>
-      </w:pPr>
-      <w:r>
-        <w:rPr>
-          <w:rStyle w:val="Hyperlink"/>
-          <w:color w:val="auto"/>
-          <w:u w:val="none"/>
-          <w:lang w:val="en-US"/>
-        </w:rPr>
-        <w:t>Thoát ra vào lại</w:t>
-      </w:r>
-    </w:p>
-    <w:p>
-      <w:pPr>
-        <w:pStyle w:val="ListParagraph"/>
-        <w:numPr>
-          <w:ilvl w:val="0"/>
-          <w:numId w:val="2"/>
-        </w:numPr>
-        <w:rPr>
-          <w:rStyle w:val="Hyperlink"/>
-          <w:color w:val="auto"/>
-          <w:u w:val="none"/>
-          <w:lang w:val="en-US"/>
-        </w:rPr>
-      </w:pPr>
-      <w:r>
-        <w:rPr>
-          <w:rStyle w:val="Hyperlink"/>
-          <w:color w:val="auto"/>
-          <w:u w:val="none"/>
-          <w:lang w:val="en-US"/>
-        </w:rPr>
-        <w:t>Quiz sẽ được thường xuyên gia hạn và tăng số lần làm bài</w:t>
-      </w:r>
-    </w:p>
-    <w:p>
-      <w:pPr>
-        <w:pStyle w:val="ListParagraph"/>
-        <w:numPr>
-          <w:ilvl w:val="0"/>
-          <w:numId w:val="10"/>
-        </w:numPr>
-        <w:rPr>
-          <w:rStyle w:val="Hyperlink"/>
-          <w:color w:val="auto"/>
-          <w:u w:val="none"/>
-          <w:lang w:val="en-US"/>
-        </w:rPr>
-      </w:pPr>
-      <w:r>
-        <w:rPr>
-          <w:rStyle w:val="Hyperlink"/>
-          <w:color w:val="auto"/>
-          <w:u w:val="none"/>
-          <w:lang w:val="en-US"/>
-        </w:rPr>
-        <w:t xml:space="preserve">Mẹo </w:t>
-      </w:r>
-      <w:r>
-        <w:rPr>
-          <w:rStyle w:val="Hyperlink"/>
-          <w:color w:val="auto"/>
-          <w:u w:val="none"/>
-          <w:lang w:val="en-US"/>
-        </w:rPr>
-        <w:t>Quanh Đáp Án?</w:t>
-      </w:r>
-    </w:p>
-    <w:p>
-      <w:pPr>
-        <w:pStyle w:val="ListParagraph"/>
-        <w:numPr>
-          <w:ilvl w:val="0"/>
-          <w:numId w:val="2"/>
-        </w:numPr>
-        <w:rPr>
-          <w:rStyle w:val="Hyperlink"/>
-          <w:color w:val="auto"/>
-          <w:u w:val="none"/>
-          <w:lang w:val="en-US"/>
-        </w:rPr>
-      </w:pPr>
-      <w:r>
-        <w:rPr>
-          <w:rStyle w:val="Hyperlink"/>
-          <w:color w:val="auto"/>
-          <w:u w:val="none"/>
-          <w:lang w:val="en-US"/>
-        </w:rPr>
-        <w:t>Đề bảo chọn đáp án đúng, chọn cả 3 đều đúng</w:t>
-      </w:r>
-    </w:p>
-    <w:p>
-      <w:pPr>
-        <w:pStyle w:val="ListParagraph"/>
-        <w:numPr>
-          <w:ilvl w:val="0"/>
-          <w:numId w:val="2"/>
-        </w:numPr>
-        <w:rPr>
-          <w:rStyle w:val="Hyperlink"/>
-          <w:color w:val="auto"/>
-          <w:u w:val="none"/>
-          <w:lang w:val="en-US"/>
-        </w:rPr>
-      </w:pPr>
-      <w:r>
-        <w:rPr>
-          <w:rStyle w:val="Hyperlink"/>
-          <w:color w:val="auto"/>
-          <w:u w:val="none"/>
-          <w:lang w:val="en-US"/>
-        </w:rPr>
-        <w:t>Đề bảo chọn đáp án sai, không chọn cả 3 đều sai</w:t>
-      </w:r>
-    </w:p>
-    <w:p>
-      <w:pPr>
-        <w:pStyle w:val="ListParagraph"/>
-        <w:numPr>
-          <w:ilvl w:val="0"/>
-          <w:numId w:val="2"/>
-        </w:numPr>
-        <w:rPr>
-          <w:rStyle w:val="Hyperlink"/>
-          <w:color w:val="auto"/>
-          <w:u w:val="none"/>
-          <w:lang w:val="en-US"/>
-        </w:rPr>
-      </w:pPr>
-      <w:r>
-        <w:rPr>
-          <w:rStyle w:val="Hyperlink"/>
-          <w:color w:val="auto"/>
-          <w:u w:val="none"/>
-          <w:lang w:val="en-US"/>
-        </w:rPr>
-        <w:t>Không khoanh không thể xác định</w:t>
-      </w:r>
-    </w:p>
-    <w:p>
-      <w:pPr>
-        <w:pStyle w:val="ListParagraph"/>
-        <w:numPr>
-          <w:ilvl w:val="0"/>
-          <w:numId w:val="10"/>
-        </w:numPr>
-        <w:rPr>
-          <w:rStyle w:val="Hyperlink"/>
-          <w:color w:val="auto"/>
-          <w:u w:val="none"/>
-          <w:lang w:val="en-US"/>
-        </w:rPr>
-      </w:pPr>
-      <w:r>
-        <w:rPr>
-          <w:rStyle w:val="Hyperlink"/>
-          <w:color w:val="auto"/>
-          <w:u w:val="none"/>
-          <w:lang w:val="en-US"/>
-        </w:rPr>
-        <w:t>Câu Chọn Nhiều Đáp Án?</w:t>
-      </w:r>
-    </w:p>
-    <w:p>
-      <w:pPr>
-        <w:pStyle w:val="ListParagraph"/>
-        <w:numPr>
-          <w:ilvl w:val="0"/>
-          <w:numId w:val="2"/>
-        </w:numPr>
-        <w:rPr>
-          <w:rStyle w:val="Hyperlink"/>
-          <w:color w:val="auto"/>
-          <w:u w:val="none"/>
-          <w:lang w:val="en-US"/>
-        </w:rPr>
-      </w:pPr>
-      <w:r>
-        <w:rPr>
-          <w:rStyle w:val="Hyperlink"/>
-          <w:color w:val="auto"/>
-          <w:u w:val="none"/>
-          <w:lang w:val="en-US"/>
-        </w:rPr>
-        <w:t>Nó sẽ hiện chính xác dưới mỗi đáp án nếu bạn không chọn hoặc chọn nó, tùy theo người ra đề có muốn bạn chọn không</w:t>
-      </w:r>
-    </w:p>
-    <w:p>
-      <w:pPr>
-        <w:rPr>
-          <w:rStyle w:val="Hyperlink"/>
-          <w:color w:val="auto"/>
-          <w:u w:val="none"/>
-          <w:lang w:val="en-US"/>
-        </w:rPr>
-      </w:pPr>
-    </w:p>
-    <w:p>
-      <w:pPr>
-        <w:rPr>
-          <w:rStyle w:val="Hyperlink"/>
-          <w:color w:val="auto"/>
-          <w:u w:val="none"/>
-          <w:lang w:val="en-US"/>
-        </w:rPr>
-      </w:pPr>
-      <w:r>
-        <w:rPr>
-          <w:rStyle w:val="Hyperlink"/>
-          <w:color w:val="auto"/>
-          <w:u w:val="none"/>
-          <w:lang w:val="en-US"/>
-        </w:rPr>
-        <w:t xml:space="preserve">Schedule – Lịch </w:t>
-      </w:r>
-      <w:r>
-        <w:rPr>
-          <w:rStyle w:val="Hyperlink"/>
-          <w:color w:val="auto"/>
-          <w:u w:val="none"/>
-          <w:lang w:val="en-US"/>
-        </w:rPr>
-        <w:t>Trình:</w:t>
-      </w:r>
-    </w:p>
-    <w:p>
-      <w:pPr>
-        <w:pStyle w:val="ListParagraph"/>
-        <w:numPr>
-          <w:ilvl w:val="0"/>
-          <w:numId w:val="4"/>
-        </w:numPr>
-        <w:rPr>
-          <w:rStyle w:val="Hyperlink"/>
-          <w:color w:val="auto"/>
-          <w:u w:val="none"/>
-          <w:lang w:val="en-US"/>
-        </w:rPr>
-      </w:pPr>
-      <w:r>
-        <w:rPr>
-          <w:rStyle w:val="Hyperlink"/>
-          <w:color w:val="auto"/>
-          <w:u w:val="none"/>
-          <w:lang w:val="en-US"/>
-        </w:rPr>
         <w:t>Học Kì Này?</w:t>
       </w:r>
     </w:p>
@@ -2564,7 +2613,6 @@
           <w:u w:val="none"/>
           <w:lang w:val="en-US"/>
         </w:rPr>
-        <w:lastRenderedPageBreak/>
         <w:t>Các môn không có trong thời khóa biểu thì không đi</w:t>
       </w:r>
     </w:p>
@@ -2681,7 +2729,7 @@
         </w:rPr>
         <w:t xml:space="preserve">Hệ thống số thí nghiệm (Phan Đình Thế Duy, </w:t>
       </w:r>
-      <w:hyperlink r:id="rId20" w:history="1">
+      <w:hyperlink r:id="rId21" w:history="1">
         <w:r>
           <w:rPr>
             <w:rStyle w:val="Hyperlink"/>
@@ -2732,7 +2780,7 @@
         </w:rPr>
         <w:t xml:space="preserve">, </w:t>
       </w:r>
-      <w:hyperlink r:id="rId21" w:history="1">
+      <w:hyperlink r:id="rId22" w:history="1">
         <w:r>
           <w:rPr>
             <w:rStyle w:val="Hyperlink"/>
@@ -3039,16 +3087,7 @@
           <w:u w:val="none"/>
           <w:lang w:val="en-US"/>
         </w:rPr>
-        <w:t xml:space="preserve"> Check nhóm,</w:t>
-      </w:r>
-      <w:r>
-        <w:rPr>
-          <w:rStyle w:val="Hyperlink"/>
-          <w:color w:val="auto"/>
-          <w:u w:val="none"/>
-          <w:lang w:val="en-US"/>
-        </w:rPr>
-        <w:t xml:space="preserve"> đọc Berserk</w:t>
+        <w:t xml:space="preserve"> Check nhóm</w:t>
       </w:r>
     </w:p>
     <w:p>
@@ -3096,30 +3135,6 @@
           <w:u w:val="none"/>
           <w:lang w:val="en-US"/>
         </w:rPr>
-        <w:t>7 đến 8 giờ, học Matlab</w:t>
-      </w:r>
-    </w:p>
-    <w:p>
-      <w:pPr>
-        <w:pStyle w:val="ListParagraph"/>
-        <w:numPr>
-          <w:ilvl w:val="0"/>
-          <w:numId w:val="2"/>
-        </w:numPr>
-        <w:rPr>
-          <w:rStyle w:val="Hyperlink"/>
-          <w:color w:val="auto"/>
-          <w:u w:val="none"/>
-          <w:lang w:val="en-US"/>
-        </w:rPr>
-      </w:pPr>
-      <w:r>
-        <w:rPr>
-          <w:rStyle w:val="Hyperlink"/>
-          <w:color w:val="auto"/>
-          <w:u w:val="none"/>
-          <w:lang w:val="en-US"/>
-        </w:rPr>
         <w:t>8 đến 9 giờ, học Tensorflow</w:t>
       </w:r>
     </w:p>
@@ -3144,7 +3159,7 @@
           <w:u w:val="none"/>
           <w:lang w:val="en-US"/>
         </w:rPr>
-        <w:t>9 đến 10 giờ, học TOEIC + Berserk</w:t>
+        <w:t>9 đến 10 giờ, học TOEIC</w:t>
       </w:r>
     </w:p>
     <w:p>
@@ -3192,31 +3207,31 @@
           <w:u w:val="none"/>
           <w:lang w:val="en-US"/>
         </w:rPr>
-        <w:t>11 đến 12 giờ, ăn, nghỉ, đọc Berserk</w:t>
-      </w:r>
-    </w:p>
-    <w:p>
-      <w:pPr>
-        <w:pStyle w:val="ListParagraph"/>
-        <w:numPr>
-          <w:ilvl w:val="0"/>
-          <w:numId w:val="2"/>
-        </w:numPr>
-        <w:rPr>
-          <w:rStyle w:val="Hyperlink"/>
-          <w:color w:val="auto"/>
-          <w:u w:val="none"/>
-          <w:lang w:val="en-US"/>
-        </w:rPr>
-      </w:pPr>
-      <w:r>
-        <w:rPr>
-          <w:rStyle w:val="Hyperlink"/>
-          <w:color w:val="auto"/>
-          <w:u w:val="none"/>
-          <w:lang w:val="en-US"/>
-        </w:rPr>
-        <w:t>12 đến 13 giờ, học IELTS + Berserk</w:t>
+        <w:t>11 đến 12 giờ, ăn, nghỉ</w:t>
+      </w:r>
+    </w:p>
+    <w:p>
+      <w:pPr>
+        <w:pStyle w:val="ListParagraph"/>
+        <w:numPr>
+          <w:ilvl w:val="0"/>
+          <w:numId w:val="2"/>
+        </w:numPr>
+        <w:rPr>
+          <w:rStyle w:val="Hyperlink"/>
+          <w:color w:val="auto"/>
+          <w:u w:val="none"/>
+          <w:lang w:val="en-US"/>
+        </w:rPr>
+      </w:pPr>
+      <w:r>
+        <w:rPr>
+          <w:rStyle w:val="Hyperlink"/>
+          <w:color w:val="auto"/>
+          <w:u w:val="none"/>
+          <w:lang w:val="en-US"/>
+        </w:rPr>
+        <w:t>12 đến 13 giờ, học IELTS</w:t>
       </w:r>
     </w:p>
     <w:p>
@@ -3336,7 +3351,7 @@
           <w:u w:val="none"/>
           <w:lang w:val="en-US"/>
         </w:rPr>
-        <w:t>17 đến 18 giờ, tắm, giặt, phơi, nghỉ, đọc Berserk</w:t>
+        <w:t>17 đến 18 giờ, tắm, giặt, phơi, nghỉ</w:t>
       </w:r>
     </w:p>
     <w:p>
@@ -3378,16 +3393,7 @@
           <w:u w:val="none"/>
           <w:lang w:val="en-US"/>
         </w:rPr>
-        <w:t xml:space="preserve"> Check nhóm,</w:t>
-      </w:r>
-      <w:r>
-        <w:rPr>
-          <w:rStyle w:val="Hyperlink"/>
-          <w:color w:val="auto"/>
-          <w:u w:val="none"/>
-          <w:lang w:val="en-US"/>
-        </w:rPr>
-        <w:t xml:space="preserve"> đọc Berserk</w:t>
+        <w:t xml:space="preserve"> Check nhóm</w:t>
       </w:r>
     </w:p>
     <w:p>

--- a/hcmut.docx
+++ b/hcmut.docx
@@ -2822,6 +2822,15 @@
         </w:rPr>
         <w:t>Thể dục</w:t>
       </w:r>
+      <w:r>
+        <w:rPr>
+          <w:rStyle w:val="Hyperlink"/>
+          <w:color w:val="auto"/>
+          <w:u w:val="none"/>
+          <w:lang w:val="en-US"/>
+        </w:rPr>
+        <w:t xml:space="preserve"> (Võ Nhật Thanh)</w:t>
+      </w:r>
     </w:p>
     <w:p>
       <w:pPr>
@@ -3629,6 +3638,72 @@
         <w:pStyle w:val="ListParagraph"/>
         <w:numPr>
           <w:ilvl w:val="0"/>
+          <w:numId w:val="2"/>
+        </w:numPr>
+        <w:rPr>
+          <w:lang w:val="en-US"/>
+        </w:rPr>
+      </w:pPr>
+      <w:r>
+        <w:rPr>
+          <w:rStyle w:val="Hyperlink"/>
+          <w:color w:val="auto"/>
+          <w:u w:val="none"/>
+          <w:lang w:val="en-US"/>
+        </w:rPr>
+        <w:t>6 giờ</w:t>
+      </w:r>
+      <w:r>
+        <w:rPr>
+          <w:lang w:val="en-US"/>
+        </w:rPr>
+        <w:t>, giải Quiz 4, giải tích 1</w:t>
+      </w:r>
+    </w:p>
+    <w:p>
+      <w:pPr>
+        <w:pStyle w:val="ListParagraph"/>
+        <w:numPr>
+          <w:ilvl w:val="0"/>
+          <w:numId w:val="2"/>
+        </w:numPr>
+        <w:rPr>
+          <w:lang w:val="en-US"/>
+        </w:rPr>
+      </w:pPr>
+      <w:r>
+        <w:rPr>
+          <w:lang w:val="en-US"/>
+        </w:rPr>
+        <w:t>9 giờ, tập thể dục</w:t>
+      </w:r>
+    </w:p>
+    <w:p>
+      <w:pPr>
+        <w:pStyle w:val="ListParagraph"/>
+        <w:numPr>
+          <w:ilvl w:val="0"/>
+          <w:numId w:val="2"/>
+        </w:numPr>
+        <w:rPr>
+          <w:rStyle w:val="Hyperlink"/>
+          <w:color w:val="auto"/>
+          <w:u w:val="none"/>
+          <w:lang w:val="en-US"/>
+        </w:rPr>
+      </w:pPr>
+      <w:r>
+        <w:rPr>
+          <w:lang w:val="en-US"/>
+        </w:rPr>
+        <w:t>10 giờ, mua bút bi bút chì</w:t>
+      </w:r>
+    </w:p>
+    <w:p>
+      <w:pPr>
+        <w:pStyle w:val="ListParagraph"/>
+        <w:numPr>
+          <w:ilvl w:val="0"/>
           <w:numId w:val="4"/>
         </w:numPr>
         <w:rPr>
@@ -3645,37 +3720,49 @@
           <w:u w:val="none"/>
           <w:lang w:val="en-US"/>
         </w:rPr>
-        <w:t>6 giờ</w:t>
-      </w:r>
-      <w:r>
-        <w:rPr>
-          <w:lang w:val="en-US"/>
-        </w:rPr>
-        <w:t>, giải Quiz 4, giải tích 1</w:t>
-      </w:r>
-    </w:p>
-    <w:p>
-      <w:pPr>
-        <w:pStyle w:val="ListParagraph"/>
-        <w:numPr>
-          <w:ilvl w:val="0"/>
-          <w:numId w:val="2"/>
-        </w:numPr>
-        <w:rPr>
-          <w:rStyle w:val="Hyperlink"/>
-          <w:color w:val="auto"/>
-          <w:u w:val="none"/>
-          <w:lang w:val="en-US"/>
-        </w:rPr>
-      </w:pPr>
-      <w:r>
-        <w:rPr>
-          <w:rStyle w:val="Hyperlink"/>
-          <w:color w:val="auto"/>
-          <w:u w:val="none"/>
-          <w:lang w:val="en-US"/>
-        </w:rPr>
-        <w:t>16 đến 17.83 giờ, sinh hoạt sinh viên, tòa H6 phòng 110</w:t>
+        <w:t>1</w:t>
+      </w:r>
+      <w:r>
+        <w:rPr>
+          <w:rStyle w:val="Hyperlink"/>
+          <w:color w:val="auto"/>
+          <w:u w:val="none"/>
+          <w:lang w:val="en-US"/>
+        </w:rPr>
+        <w:t>9</w:t>
+      </w:r>
+      <w:r>
+        <w:rPr>
+          <w:rStyle w:val="Hyperlink"/>
+          <w:color w:val="auto"/>
+          <w:u w:val="none"/>
+          <w:lang w:val="en-US"/>
+        </w:rPr>
+        <w:t>/10/2023?</w:t>
+      </w:r>
+    </w:p>
+    <w:p>
+      <w:pPr>
+        <w:pStyle w:val="ListParagraph"/>
+        <w:numPr>
+          <w:ilvl w:val="0"/>
+          <w:numId w:val="2"/>
+        </w:numPr>
+        <w:rPr>
+          <w:rStyle w:val="Hyperlink"/>
+          <w:color w:val="auto"/>
+          <w:u w:val="none"/>
+          <w:lang w:val="en-US"/>
+        </w:rPr>
+      </w:pPr>
+      <w:r>
+        <w:rPr>
+          <w:rStyle w:val="Hyperlink"/>
+          <w:color w:val="auto"/>
+          <w:u w:val="none"/>
+          <w:lang w:val="en-US"/>
+        </w:rPr>
+        <w:t>7 đến 8.83 giờ, hệ thống số, giảng đường H6</w:t>
       </w:r>
     </w:p>
     <w:p>
@@ -3699,16 +3786,7 @@
           <w:u w:val="none"/>
           <w:lang w:val="en-US"/>
         </w:rPr>
-        <w:t>1</w:t>
-      </w:r>
-      <w:r>
-        <w:rPr>
-          <w:rStyle w:val="Hyperlink"/>
-          <w:color w:val="auto"/>
-          <w:u w:val="none"/>
-          <w:lang w:val="en-US"/>
-        </w:rPr>
-        <w:t>9</w:t>
+        <w:t>20</w:t>
       </w:r>
       <w:r>
         <w:rPr>
@@ -3741,7 +3819,64 @@
           <w:u w:val="none"/>
           <w:lang w:val="en-US"/>
         </w:rPr>
-        <w:t>7 đến 8.83 giờ, hệ thống số, giảng đường H6</w:t>
+        <w:t>14 đến 15.83 giờ, nhập môn điện toán, giảng đường H6</w:t>
+      </w:r>
+    </w:p>
+    <w:p>
+      <w:pPr>
+        <w:pStyle w:val="ListParagraph"/>
+        <w:numPr>
+          <w:ilvl w:val="0"/>
+          <w:numId w:val="2"/>
+        </w:numPr>
+        <w:rPr>
+          <w:rStyle w:val="Hyperlink"/>
+          <w:color w:val="auto"/>
+          <w:u w:val="none"/>
+          <w:lang w:val="en-US"/>
+        </w:rPr>
+      </w:pPr>
+      <w:r>
+        <w:rPr>
+          <w:rStyle w:val="Hyperlink"/>
+          <w:color w:val="auto"/>
+          <w:u w:val="none"/>
+          <w:lang w:val="en-US"/>
+        </w:rPr>
+        <w:t>17.5 giờ, mang 200 nghìn</w:t>
+      </w:r>
+      <w:r>
+        <w:rPr>
+          <w:rStyle w:val="Hyperlink"/>
+          <w:color w:val="auto"/>
+          <w:u w:val="none"/>
+          <w:lang w:val="en-US"/>
+        </w:rPr>
+        <w:t>, đeo giày</w:t>
+      </w:r>
+    </w:p>
+    <w:p>
+      <w:pPr>
+        <w:pStyle w:val="ListParagraph"/>
+        <w:numPr>
+          <w:ilvl w:val="0"/>
+          <w:numId w:val="2"/>
+        </w:numPr>
+        <w:rPr>
+          <w:rStyle w:val="Hyperlink"/>
+          <w:color w:val="auto"/>
+          <w:u w:val="none"/>
+          <w:lang w:val="en-US"/>
+        </w:rPr>
+      </w:pPr>
+      <w:r>
+        <w:rPr>
+          <w:rStyle w:val="Hyperlink"/>
+          <w:color w:val="auto"/>
+          <w:u w:val="none"/>
+          <w:lang w:val="en-US"/>
+        </w:rPr>
+        <w:t>18 đến 20.5, thể dục, nhà thi đấu sân 1</w:t>
       </w:r>
     </w:p>
     <w:p>
@@ -3752,26 +3887,162 @@
           <w:numId w:val="4"/>
         </w:numPr>
         <w:rPr>
-          <w:rStyle w:val="Hyperlink"/>
-          <w:color w:val="auto"/>
-          <w:u w:val="none"/>
-          <w:lang w:val="en-US"/>
-        </w:rPr>
-      </w:pPr>
-      <w:r>
-        <w:rPr>
-          <w:rStyle w:val="Hyperlink"/>
-          <w:color w:val="auto"/>
-          <w:u w:val="none"/>
-          <w:lang w:val="en-US"/>
-        </w:rPr>
-        <w:t>20</w:t>
-      </w:r>
-      <w:r>
-        <w:rPr>
-          <w:rStyle w:val="Hyperlink"/>
-          <w:color w:val="auto"/>
-          <w:u w:val="none"/>
+          <w:lang w:val="en-US"/>
+        </w:rPr>
+      </w:pPr>
+      <w:r>
+        <w:rPr>
+          <w:lang w:val="en-US"/>
+        </w:rPr>
+        <w:lastRenderedPageBreak/>
+        <w:t>27/10/2023?</w:t>
+      </w:r>
+    </w:p>
+    <w:p>
+      <w:pPr>
+        <w:pStyle w:val="ListParagraph"/>
+        <w:numPr>
+          <w:ilvl w:val="0"/>
+          <w:numId w:val="2"/>
+        </w:numPr>
+        <w:rPr>
+          <w:lang w:val="en-US"/>
+        </w:rPr>
+      </w:pPr>
+      <w:r>
+        <w:rPr>
+          <w:lang w:val="en-US"/>
+        </w:rPr>
+        <w:t>Không học vật lí 1 bài tập</w:t>
+      </w:r>
+    </w:p>
+    <w:p>
+      <w:pPr>
+        <w:pStyle w:val="ListParagraph"/>
+        <w:numPr>
+          <w:ilvl w:val="0"/>
+          <w:numId w:val="4"/>
+        </w:numPr>
+        <w:rPr>
+          <w:lang w:val="en-US"/>
+        </w:rPr>
+      </w:pPr>
+      <w:r>
+        <w:rPr>
+          <w:lang w:val="en-US"/>
+        </w:rPr>
+        <w:t>28/10/2023?</w:t>
+      </w:r>
+    </w:p>
+    <w:p>
+      <w:pPr>
+        <w:pStyle w:val="ListParagraph"/>
+        <w:numPr>
+          <w:ilvl w:val="0"/>
+          <w:numId w:val="2"/>
+        </w:numPr>
+        <w:rPr>
+          <w:lang w:val="en-US"/>
+        </w:rPr>
+      </w:pPr>
+      <w:r>
+        <w:rPr>
+          <w:lang w:val="en-US"/>
+        </w:rPr>
+        <w:t>7 đến 9 giờ, thi vật lí 1, tòa H1, phòng 101</w:t>
+      </w:r>
+    </w:p>
+    <w:p>
+      <w:pPr>
+        <w:pStyle w:val="ListParagraph"/>
+        <w:numPr>
+          <w:ilvl w:val="0"/>
+          <w:numId w:val="2"/>
+        </w:numPr>
+        <w:rPr>
+          <w:lang w:val="en-US"/>
+        </w:rPr>
+      </w:pPr>
+      <w:r>
+        <w:rPr>
+          <w:lang w:val="en-US"/>
+        </w:rPr>
+        <w:t>9 đến 11 giờ, thi giải tích 1, tòa H6, phòng 214</w:t>
+      </w:r>
+    </w:p>
+    <w:p>
+      <w:pPr>
+        <w:pStyle w:val="ListParagraph"/>
+        <w:numPr>
+          <w:ilvl w:val="0"/>
+          <w:numId w:val="4"/>
+        </w:numPr>
+        <w:rPr>
+          <w:lang w:val="en-US"/>
+        </w:rPr>
+      </w:pPr>
+      <w:r>
+        <w:rPr>
+          <w:lang w:val="en-US"/>
+        </w:rPr>
+        <w:t>29/10/2023?</w:t>
+      </w:r>
+    </w:p>
+    <w:p>
+      <w:pPr>
+        <w:pStyle w:val="ListParagraph"/>
+        <w:numPr>
+          <w:ilvl w:val="0"/>
+          <w:numId w:val="2"/>
+        </w:numPr>
+        <w:rPr>
+          <w:lang w:val="en-US"/>
+        </w:rPr>
+      </w:pPr>
+      <w:r>
+        <w:rPr>
+          <w:lang w:val="en-US"/>
+        </w:rPr>
+        <w:t>7 đến 9 giờ, thi hệ thống số, tòa H6, phòng 516</w:t>
+      </w:r>
+    </w:p>
+    <w:p>
+      <w:pPr>
+        <w:pStyle w:val="ListParagraph"/>
+        <w:numPr>
+          <w:ilvl w:val="0"/>
+          <w:numId w:val="2"/>
+        </w:numPr>
+        <w:rPr>
+          <w:lang w:val="en-US"/>
+        </w:rPr>
+      </w:pPr>
+      <w:r>
+        <w:rPr>
+          <w:lang w:val="en-US"/>
+        </w:rPr>
+        <w:t>9 đến 11 giờ, thi nhập môn điện toán, tòa H6, phòng 308</w:t>
+      </w:r>
+    </w:p>
+    <w:p>
+      <w:pPr>
+        <w:pStyle w:val="ListParagraph"/>
+        <w:numPr>
+          <w:ilvl w:val="0"/>
+          <w:numId w:val="4"/>
+        </w:numPr>
+        <w:rPr>
+          <w:lang w:val="en-US"/>
+        </w:rPr>
+      </w:pPr>
+      <w:r>
+        <w:rPr>
+          <w:lang w:val="en-US"/>
+        </w:rPr>
+        <w:t>30</w:t>
+      </w:r>
+      <w:r>
+        <w:rPr>
           <w:lang w:val="en-US"/>
         </w:rPr>
         <w:t>/10/2023?</w:t>
@@ -3785,44 +4056,32 @@
           <w:numId w:val="2"/>
         </w:numPr>
         <w:rPr>
-          <w:rStyle w:val="Hyperlink"/>
-          <w:color w:val="auto"/>
-          <w:u w:val="none"/>
-          <w:lang w:val="en-US"/>
-        </w:rPr>
-      </w:pPr>
-      <w:r>
-        <w:rPr>
-          <w:rStyle w:val="Hyperlink"/>
-          <w:color w:val="auto"/>
-          <w:u w:val="none"/>
-          <w:lang w:val="en-US"/>
-        </w:rPr>
-        <w:t>14 đến 15.83 giờ, nhập môn điện toán, giảng đường H6</w:t>
-      </w:r>
-    </w:p>
-    <w:p>
-      <w:pPr>
-        <w:pStyle w:val="ListParagraph"/>
-        <w:numPr>
-          <w:ilvl w:val="0"/>
-          <w:numId w:val="2"/>
-        </w:numPr>
-        <w:rPr>
-          <w:rStyle w:val="Hyperlink"/>
-          <w:color w:val="auto"/>
-          <w:u w:val="none"/>
-          <w:lang w:val="en-US"/>
-        </w:rPr>
-      </w:pPr>
-      <w:r>
-        <w:rPr>
-          <w:rStyle w:val="Hyperlink"/>
-          <w:color w:val="auto"/>
-          <w:u w:val="none"/>
-          <w:lang w:val="en-US"/>
-        </w:rPr>
-        <w:t>18 đến 20.5, thể dục, nhà thi đấu sân 1</w:t>
+          <w:lang w:val="en-US"/>
+        </w:rPr>
+      </w:pPr>
+      <w:r>
+        <w:rPr>
+          <w:lang w:val="en-US"/>
+        </w:rPr>
+        <w:t>Đóng tiền xe tháng</w:t>
+      </w:r>
+    </w:p>
+    <w:p>
+      <w:pPr>
+        <w:pStyle w:val="ListParagraph"/>
+        <w:numPr>
+          <w:ilvl w:val="0"/>
+          <w:numId w:val="2"/>
+        </w:numPr>
+        <w:rPr>
+          <w:lang w:val="en-US"/>
+        </w:rPr>
+      </w:pPr>
+      <w:r>
+        <w:rPr>
+          <w:lang w:val="en-US"/>
+        </w:rPr>
+        <w:t>Mua thẻ mạng</w:t>
       </w:r>
     </w:p>
     <w:p>
@@ -3840,25 +4099,25 @@
         <w:rPr>
           <w:lang w:val="en-US"/>
         </w:rPr>
-        <w:t>27/10/2023?</w:t>
-      </w:r>
-    </w:p>
-    <w:p>
-      <w:pPr>
-        <w:pStyle w:val="ListParagraph"/>
-        <w:numPr>
-          <w:ilvl w:val="0"/>
-          <w:numId w:val="2"/>
-        </w:numPr>
-        <w:rPr>
-          <w:lang w:val="en-US"/>
-        </w:rPr>
-      </w:pPr>
-      <w:r>
-        <w:rPr>
-          <w:lang w:val="en-US"/>
-        </w:rPr>
-        <w:t>Không học vật lí 1 bài tập</w:t>
+        <w:t>17/11/2023?</w:t>
+      </w:r>
+    </w:p>
+    <w:p>
+      <w:pPr>
+        <w:pStyle w:val="ListParagraph"/>
+        <w:numPr>
+          <w:ilvl w:val="0"/>
+          <w:numId w:val="2"/>
+        </w:numPr>
+        <w:rPr>
+          <w:lang w:val="en-US"/>
+        </w:rPr>
+      </w:pPr>
+      <w:r>
+        <w:rPr>
+          <w:lang w:val="en-US"/>
+        </w:rPr>
+        <w:t>6 giờ, giải Quiz 3, nhập môn điện toán</w:t>
       </w:r>
     </w:p>
     <w:p>
@@ -3876,298 +4135,544 @@
         <w:rPr>
           <w:lang w:val="en-US"/>
         </w:rPr>
+        <w:t>Giữa</w:t>
+      </w:r>
+      <w:r>
+        <w:rPr>
+          <w:lang w:val="en-US"/>
+        </w:rPr>
+        <w:t xml:space="preserve"> </w:t>
+      </w:r>
+      <w:r>
+        <w:rPr>
+          <w:lang w:val="en-US"/>
+        </w:rPr>
+        <w:t>Tháng 12/2023?</w:t>
+      </w:r>
+    </w:p>
+    <w:p>
+      <w:pPr>
+        <w:pStyle w:val="ListParagraph"/>
+        <w:numPr>
+          <w:ilvl w:val="0"/>
+          <w:numId w:val="2"/>
+        </w:numPr>
+        <w:rPr>
+          <w:lang w:val="en-US"/>
+        </w:rPr>
+      </w:pPr>
+      <w:r>
+        <w:rPr>
+          <w:lang w:val="en-US"/>
+        </w:rPr>
+        <w:t>Thi anh văn đầu vào</w:t>
+      </w:r>
+    </w:p>
+    <w:p>
+      <w:pPr>
+        <w:pStyle w:val="ListParagraph"/>
+        <w:numPr>
+          <w:ilvl w:val="0"/>
+          <w:numId w:val="4"/>
+        </w:numPr>
+        <w:rPr>
+          <w:lang w:val="en-US"/>
+        </w:rPr>
+      </w:pPr>
+      <w:r>
+        <w:rPr>
+          <w:lang w:val="en-US"/>
+        </w:rPr>
+        <w:t>Cuối Năm 1?</w:t>
+      </w:r>
+    </w:p>
+    <w:p>
+      <w:pPr>
+        <w:pStyle w:val="ListParagraph"/>
+        <w:numPr>
+          <w:ilvl w:val="0"/>
+          <w:numId w:val="2"/>
+        </w:numPr>
+        <w:rPr>
+          <w:lang w:val="en-US"/>
+        </w:rPr>
+      </w:pPr>
+      <w:r>
+        <w:rPr>
+          <w:lang w:val="en-US"/>
+        </w:rPr>
+        <w:t>Nộp MOS</w:t>
+      </w:r>
+    </w:p>
+    <w:p>
+      <w:pPr>
+        <w:rPr>
+          <w:lang w:val="en-US"/>
+        </w:rPr>
+      </w:pPr>
+    </w:p>
+    <w:p>
+      <w:pPr>
+        <w:rPr>
+          <w:lang w:val="en-US"/>
+        </w:rPr>
+      </w:pPr>
+      <w:r>
+        <w:rPr>
+          <w:lang w:val="en-US"/>
+        </w:rPr>
+        <w:t>Task – Nhiệm Vụ:</w:t>
+      </w:r>
+    </w:p>
+    <w:p>
+      <w:pPr>
+        <w:pStyle w:val="ListParagraph"/>
+        <w:numPr>
+          <w:ilvl w:val="0"/>
+          <w:numId w:val="7"/>
+        </w:numPr>
+        <w:rPr>
+          <w:lang w:val="en-US"/>
+        </w:rPr>
+      </w:pPr>
+      <w:r>
+        <w:rPr>
+          <w:lang w:val="en-US"/>
+        </w:rPr>
+        <w:t>Quy Đổi Điểm?</w:t>
+      </w:r>
+    </w:p>
+    <w:p>
+      <w:pPr>
+        <w:pStyle w:val="ListParagraph"/>
+        <w:numPr>
+          <w:ilvl w:val="0"/>
+          <w:numId w:val="2"/>
+        </w:numPr>
+        <w:rPr>
+          <w:lang w:val="en-US"/>
+        </w:rPr>
+      </w:pPr>
+      <w:r>
+        <w:rPr>
+          <w:lang w:val="en-US"/>
+        </w:rPr>
+        <w:t>Từ thang 10 sang chữ</w:t>
+      </w:r>
+    </w:p>
+    <w:p>
+      <w:pPr>
+        <w:pStyle w:val="ListParagraph"/>
+        <w:numPr>
+          <w:ilvl w:val="0"/>
+          <w:numId w:val="2"/>
+        </w:numPr>
+        <w:rPr>
+          <w:lang w:val="en-US"/>
+        </w:rPr>
+      </w:pPr>
+      <w:r>
+        <w:rPr>
+          <w:lang w:val="en-US"/>
+        </w:rPr>
+        <w:t>F = 4 trở xuống</w:t>
+      </w:r>
+    </w:p>
+    <w:p>
+      <w:pPr>
+        <w:pStyle w:val="ListParagraph"/>
+        <w:numPr>
+          <w:ilvl w:val="0"/>
+          <w:numId w:val="2"/>
+        </w:numPr>
+        <w:rPr>
+          <w:lang w:val="en-US"/>
+        </w:rPr>
+      </w:pPr>
+      <w:r>
+        <w:rPr>
+          <w:lang w:val="en-US"/>
+        </w:rPr>
+        <w:t>D = 4 đến 5</w:t>
+      </w:r>
+    </w:p>
+    <w:p>
+      <w:pPr>
+        <w:pStyle w:val="ListParagraph"/>
+        <w:numPr>
+          <w:ilvl w:val="0"/>
+          <w:numId w:val="2"/>
+        </w:numPr>
+        <w:rPr>
+          <w:lang w:val="en-US"/>
+        </w:rPr>
+      </w:pPr>
+      <w:r>
+        <w:rPr>
+          <w:lang w:val="en-US"/>
+        </w:rPr>
+        <w:t>D+ = 5 đến 5.5</w:t>
+      </w:r>
+    </w:p>
+    <w:p>
+      <w:pPr>
+        <w:pStyle w:val="ListParagraph"/>
+        <w:numPr>
+          <w:ilvl w:val="0"/>
+          <w:numId w:val="2"/>
+        </w:numPr>
+        <w:rPr>
+          <w:lang w:val="en-US"/>
+        </w:rPr>
+      </w:pPr>
+      <w:r>
+        <w:rPr>
+          <w:lang w:val="en-US"/>
+        </w:rPr>
+        <w:t>Mỗi chữ cái không có “+” thì tăng 1</w:t>
+      </w:r>
+    </w:p>
+    <w:p>
+      <w:pPr>
+        <w:pStyle w:val="ListParagraph"/>
+        <w:numPr>
+          <w:ilvl w:val="0"/>
+          <w:numId w:val="2"/>
+        </w:numPr>
+        <w:rPr>
+          <w:lang w:val="en-US"/>
+        </w:rPr>
+      </w:pPr>
+      <w:r>
+        <w:rPr>
+          <w:lang w:val="en-US"/>
+        </w:rPr>
+        <w:t xml:space="preserve">Mỗi chữ cái có “+” thì </w:t>
+      </w:r>
+      <w:r>
+        <w:rPr>
+          <w:lang w:val="en-US"/>
+        </w:rPr>
+        <w:t>tăng</w:t>
+      </w:r>
+      <w:r>
+        <w:rPr>
+          <w:lang w:val="en-US"/>
+        </w:rPr>
+        <w:t xml:space="preserve"> 0.5</w:t>
+      </w:r>
+    </w:p>
+    <w:p>
+      <w:pPr>
+        <w:pStyle w:val="ListParagraph"/>
+        <w:numPr>
+          <w:ilvl w:val="0"/>
+          <w:numId w:val="2"/>
+        </w:numPr>
+        <w:rPr>
+          <w:lang w:val="en-US"/>
+        </w:rPr>
+      </w:pPr>
+      <w:r>
+        <w:rPr>
+          <w:lang w:val="en-US"/>
+        </w:rPr>
+        <w:t>Từ chữ sang thang 4</w:t>
+      </w:r>
+    </w:p>
+    <w:p>
+      <w:pPr>
+        <w:pStyle w:val="ListParagraph"/>
+        <w:numPr>
+          <w:ilvl w:val="0"/>
+          <w:numId w:val="2"/>
+        </w:numPr>
+        <w:rPr>
+          <w:lang w:val="en-US"/>
+        </w:rPr>
+      </w:pPr>
+      <w:r>
+        <w:rPr>
+          <w:lang w:val="en-US"/>
+        </w:rPr>
+        <w:t>F = 0</w:t>
+      </w:r>
+    </w:p>
+    <w:p>
+      <w:pPr>
+        <w:pStyle w:val="ListParagraph"/>
+        <w:numPr>
+          <w:ilvl w:val="0"/>
+          <w:numId w:val="2"/>
+        </w:numPr>
+        <w:rPr>
+          <w:lang w:val="en-US"/>
+        </w:rPr>
+      </w:pPr>
+      <w:r>
+        <w:rPr>
+          <w:lang w:val="en-US"/>
+        </w:rPr>
+        <w:t>D = 1</w:t>
+      </w:r>
+    </w:p>
+    <w:p>
+      <w:pPr>
+        <w:pStyle w:val="ListParagraph"/>
+        <w:numPr>
+          <w:ilvl w:val="0"/>
+          <w:numId w:val="2"/>
+        </w:numPr>
+        <w:rPr>
+          <w:lang w:val="en-US"/>
+        </w:rPr>
+      </w:pPr>
+      <w:r>
+        <w:rPr>
+          <w:lang w:val="en-US"/>
+        </w:rPr>
+        <w:t>D+ = 1.5</w:t>
+      </w:r>
+    </w:p>
+    <w:p>
+      <w:pPr>
+        <w:pStyle w:val="ListParagraph"/>
+        <w:numPr>
+          <w:ilvl w:val="0"/>
+          <w:numId w:val="2"/>
+        </w:numPr>
+        <w:rPr>
+          <w:lang w:val="en-US"/>
+        </w:rPr>
+      </w:pPr>
+      <w:r>
+        <w:rPr>
+          <w:lang w:val="en-US"/>
+        </w:rPr>
+        <w:t>Mỗi chữ tiếp theo + 0.5, tối đa = 4</w:t>
+      </w:r>
+    </w:p>
+    <w:p>
+      <w:pPr>
+        <w:pStyle w:val="ListParagraph"/>
+        <w:numPr>
+          <w:ilvl w:val="0"/>
+          <w:numId w:val="2"/>
+        </w:numPr>
+        <w:rPr>
+          <w:lang w:val="en-US"/>
+        </w:rPr>
+      </w:pPr>
+      <w:r>
+        <w:rPr>
+          <w:lang w:val="en-US"/>
+        </w:rPr>
+        <w:t>Điểm trung bình 1 học kì</w:t>
+      </w:r>
+    </w:p>
+    <w:p>
+      <w:pPr>
+        <w:pStyle w:val="ListParagraph"/>
+        <w:numPr>
+          <w:ilvl w:val="0"/>
+          <w:numId w:val="2"/>
+        </w:numPr>
+        <w:rPr>
+          <w:lang w:val="en-US"/>
+        </w:rPr>
+      </w:pPr>
+      <w:r>
+        <w:rPr>
+          <w:lang w:val="en-US"/>
+        </w:rPr>
+        <w:t>Ví dụ bạn học vật lí 1 với 4 tín chỉ, giải tích 1 với 3 tín chỉ 1 học kì, đạt 8.3 điểm vật lí, 5.1 điểm giải tích, thì quy đổi chúng sang thang chữ rồi sang thang 4, được 3.5 và 1.5</w:t>
+      </w:r>
+      <w:r>
+        <w:rPr>
+          <w:lang w:val="en-US"/>
+        </w:rPr>
+        <w:t>, thì tính trung bình có trọng số là số tín chỉ tương ứng, = ((3.5 * 4) + (1.5 * 3)) / (4 + 3) = 2.6</w:t>
+      </w:r>
+    </w:p>
+    <w:p>
+      <w:pPr>
+        <w:pStyle w:val="ListParagraph"/>
+        <w:numPr>
+          <w:ilvl w:val="0"/>
+          <w:numId w:val="2"/>
+        </w:numPr>
+        <w:rPr>
+          <w:lang w:val="en-US"/>
+        </w:rPr>
+      </w:pPr>
+      <w:r>
+        <w:rPr>
+          <w:lang w:val="en-US"/>
+        </w:rPr>
+        <w:t>Dựa vào điểm trung bình để xếp loại học lực</w:t>
+      </w:r>
+    </w:p>
+    <w:p>
+      <w:pPr>
+        <w:pStyle w:val="ListParagraph"/>
+        <w:numPr>
+          <w:ilvl w:val="0"/>
+          <w:numId w:val="2"/>
+        </w:numPr>
+        <w:rPr>
+          <w:lang w:val="en-US"/>
+        </w:rPr>
+      </w:pPr>
+      <w:r>
+        <w:rPr>
+          <w:lang w:val="en-US"/>
+        </w:rPr>
+        <w:t>Kém = 1 trở xuống</w:t>
+      </w:r>
+    </w:p>
+    <w:p>
+      <w:pPr>
+        <w:pStyle w:val="ListParagraph"/>
+        <w:numPr>
+          <w:ilvl w:val="0"/>
+          <w:numId w:val="2"/>
+        </w:numPr>
+        <w:rPr>
+          <w:lang w:val="en-US"/>
+        </w:rPr>
+      </w:pPr>
+      <w:r>
+        <w:rPr>
+          <w:lang w:val="en-US"/>
+        </w:rPr>
+        <w:t>Yếu = 1 đến 2</w:t>
+      </w:r>
+    </w:p>
+    <w:p>
+      <w:pPr>
+        <w:pStyle w:val="ListParagraph"/>
+        <w:numPr>
+          <w:ilvl w:val="0"/>
+          <w:numId w:val="2"/>
+        </w:numPr>
+        <w:rPr>
+          <w:lang w:val="en-US"/>
+        </w:rPr>
+      </w:pPr>
+      <w:r>
+        <w:rPr>
+          <w:lang w:val="en-US"/>
+        </w:rPr>
+        <w:t>TB = 2 đến 2.5</w:t>
+      </w:r>
+    </w:p>
+    <w:p>
+      <w:pPr>
+        <w:pStyle w:val="ListParagraph"/>
+        <w:numPr>
+          <w:ilvl w:val="0"/>
+          <w:numId w:val="2"/>
+        </w:numPr>
+        <w:rPr>
+          <w:lang w:val="en-US"/>
+        </w:rPr>
+      </w:pPr>
+      <w:r>
+        <w:rPr>
+          <w:lang w:val="en-US"/>
+        </w:rPr>
+        <w:t>Khá = 2.5 đến 3.2</w:t>
+      </w:r>
+    </w:p>
+    <w:p>
+      <w:pPr>
+        <w:pStyle w:val="ListParagraph"/>
+        <w:numPr>
+          <w:ilvl w:val="0"/>
+          <w:numId w:val="2"/>
+        </w:numPr>
+        <w:rPr>
+          <w:lang w:val="en-US"/>
+        </w:rPr>
+      </w:pPr>
+      <w:r>
+        <w:rPr>
+          <w:lang w:val="en-US"/>
+        </w:rPr>
+        <w:t>Giỏi = 3.2 đến 3.6</w:t>
+      </w:r>
+    </w:p>
+    <w:p>
+      <w:pPr>
+        <w:pStyle w:val="ListParagraph"/>
+        <w:numPr>
+          <w:ilvl w:val="0"/>
+          <w:numId w:val="2"/>
+        </w:numPr>
+        <w:rPr>
+          <w:lang w:val="en-US"/>
+        </w:rPr>
+      </w:pPr>
+      <w:r>
+        <w:rPr>
+          <w:lang w:val="en-US"/>
+        </w:rPr>
+        <w:t>Xuất sắc = 3.6 đến 4</w:t>
+      </w:r>
+    </w:p>
+    <w:p>
+      <w:pPr>
+        <w:pStyle w:val="ListParagraph"/>
+        <w:numPr>
+          <w:ilvl w:val="0"/>
+          <w:numId w:val="2"/>
+        </w:numPr>
+        <w:rPr>
+          <w:lang w:val="en-US"/>
+        </w:rPr>
+      </w:pPr>
+      <w:r>
+        <w:rPr>
+          <w:lang w:val="en-US"/>
+        </w:rPr>
+        <w:t>Điểm trung bình tích lũy = điểm trung bình từ khi nhập học tới giờ, không phải trong 1 học kì</w:t>
+      </w:r>
+    </w:p>
+    <w:p>
+      <w:pPr>
+        <w:pStyle w:val="ListParagraph"/>
+        <w:numPr>
+          <w:ilvl w:val="0"/>
+          <w:numId w:val="7"/>
+        </w:numPr>
+        <w:rPr>
+          <w:lang w:val="en-US"/>
+        </w:rPr>
+      </w:pPr>
+      <w:r>
+        <w:rPr>
+          <w:lang w:val="en-US"/>
+        </w:rPr>
+        <w:t>Tiến Trình Học?</w:t>
+      </w:r>
+    </w:p>
+    <w:p>
+      <w:pPr>
+        <w:pStyle w:val="ListParagraph"/>
+        <w:numPr>
+          <w:ilvl w:val="0"/>
+          <w:numId w:val="2"/>
+        </w:numPr>
+        <w:rPr>
+          <w:lang w:val="en-US"/>
+        </w:rPr>
+      </w:pPr>
+      <w:r>
+        <w:rPr>
+          <w:lang w:val="en-US"/>
+        </w:rPr>
         <w:lastRenderedPageBreak/>
-        <w:t>28/10/2023?</w:t>
-      </w:r>
-    </w:p>
-    <w:p>
-      <w:pPr>
-        <w:pStyle w:val="ListParagraph"/>
-        <w:numPr>
-          <w:ilvl w:val="0"/>
-          <w:numId w:val="2"/>
-        </w:numPr>
-        <w:rPr>
-          <w:lang w:val="en-US"/>
-        </w:rPr>
-      </w:pPr>
-      <w:r>
-        <w:rPr>
-          <w:lang w:val="en-US"/>
-        </w:rPr>
-        <w:t>7 đến 9 giờ, thi vật lí 1, tòa H1, phòng 101</w:t>
-      </w:r>
-    </w:p>
-    <w:p>
-      <w:pPr>
-        <w:pStyle w:val="ListParagraph"/>
-        <w:numPr>
-          <w:ilvl w:val="0"/>
-          <w:numId w:val="2"/>
-        </w:numPr>
-        <w:rPr>
-          <w:lang w:val="en-US"/>
-        </w:rPr>
-      </w:pPr>
-      <w:r>
-        <w:rPr>
-          <w:lang w:val="en-US"/>
-        </w:rPr>
-        <w:t>9 đến 11 giờ, thi giải tích 1, tòa H6, phòng 214</w:t>
-      </w:r>
-    </w:p>
-    <w:p>
-      <w:pPr>
-        <w:pStyle w:val="ListParagraph"/>
-        <w:numPr>
-          <w:ilvl w:val="0"/>
-          <w:numId w:val="4"/>
-        </w:numPr>
-        <w:rPr>
-          <w:lang w:val="en-US"/>
-        </w:rPr>
-      </w:pPr>
-      <w:r>
-        <w:rPr>
-          <w:lang w:val="en-US"/>
-        </w:rPr>
-        <w:t>29/10/2023?</w:t>
-      </w:r>
-    </w:p>
-    <w:p>
-      <w:pPr>
-        <w:pStyle w:val="ListParagraph"/>
-        <w:numPr>
-          <w:ilvl w:val="0"/>
-          <w:numId w:val="2"/>
-        </w:numPr>
-        <w:rPr>
-          <w:lang w:val="en-US"/>
-        </w:rPr>
-      </w:pPr>
-      <w:r>
-        <w:rPr>
-          <w:lang w:val="en-US"/>
-        </w:rPr>
-        <w:t>7 đến 9 giờ, thi hệ thống số, tòa H6, phòng 516</w:t>
-      </w:r>
-    </w:p>
-    <w:p>
-      <w:pPr>
-        <w:pStyle w:val="ListParagraph"/>
-        <w:numPr>
-          <w:ilvl w:val="0"/>
-          <w:numId w:val="2"/>
-        </w:numPr>
-        <w:rPr>
-          <w:lang w:val="en-US"/>
-        </w:rPr>
-      </w:pPr>
-      <w:r>
-        <w:rPr>
-          <w:lang w:val="en-US"/>
-        </w:rPr>
-        <w:t>9 đến 11 giờ, thi nhập môn điện toán, tòa H6, phòng 308</w:t>
-      </w:r>
-    </w:p>
-    <w:p>
-      <w:pPr>
-        <w:pStyle w:val="ListParagraph"/>
-        <w:numPr>
-          <w:ilvl w:val="0"/>
-          <w:numId w:val="4"/>
-        </w:numPr>
-        <w:rPr>
-          <w:lang w:val="en-US"/>
-        </w:rPr>
-      </w:pPr>
-      <w:r>
-        <w:rPr>
-          <w:lang w:val="en-US"/>
-        </w:rPr>
-        <w:t>30</w:t>
-      </w:r>
-      <w:r>
-        <w:rPr>
-          <w:lang w:val="en-US"/>
-        </w:rPr>
-        <w:t>/10/2023?</w:t>
-      </w:r>
-    </w:p>
-    <w:p>
-      <w:pPr>
-        <w:pStyle w:val="ListParagraph"/>
-        <w:numPr>
-          <w:ilvl w:val="0"/>
-          <w:numId w:val="2"/>
-        </w:numPr>
-        <w:rPr>
-          <w:lang w:val="en-US"/>
-        </w:rPr>
-      </w:pPr>
-      <w:r>
-        <w:rPr>
-          <w:lang w:val="en-US"/>
-        </w:rPr>
-        <w:t>Đóng tiền xe tháng</w:t>
-      </w:r>
-    </w:p>
-    <w:p>
-      <w:pPr>
-        <w:pStyle w:val="ListParagraph"/>
-        <w:numPr>
-          <w:ilvl w:val="0"/>
-          <w:numId w:val="2"/>
-        </w:numPr>
-        <w:rPr>
-          <w:lang w:val="en-US"/>
-        </w:rPr>
-      </w:pPr>
-      <w:r>
-        <w:rPr>
-          <w:lang w:val="en-US"/>
-        </w:rPr>
-        <w:t>Mua thẻ mạng</w:t>
-      </w:r>
-    </w:p>
-    <w:p>
-      <w:pPr>
-        <w:pStyle w:val="ListParagraph"/>
-        <w:numPr>
-          <w:ilvl w:val="0"/>
-          <w:numId w:val="4"/>
-        </w:numPr>
-        <w:rPr>
-          <w:lang w:val="en-US"/>
-        </w:rPr>
-      </w:pPr>
-      <w:r>
-        <w:rPr>
-          <w:lang w:val="en-US"/>
-        </w:rPr>
-        <w:t>17/11/2023?</w:t>
-      </w:r>
-    </w:p>
-    <w:p>
-      <w:pPr>
-        <w:pStyle w:val="ListParagraph"/>
-        <w:numPr>
-          <w:ilvl w:val="0"/>
-          <w:numId w:val="2"/>
-        </w:numPr>
-        <w:rPr>
-          <w:lang w:val="en-US"/>
-        </w:rPr>
-      </w:pPr>
-      <w:r>
-        <w:rPr>
-          <w:lang w:val="en-US"/>
-        </w:rPr>
-        <w:t>6 giờ, giải Quiz 3, nhập môn điện toán</w:t>
-      </w:r>
-    </w:p>
-    <w:p>
-      <w:pPr>
-        <w:pStyle w:val="ListParagraph"/>
-        <w:numPr>
-          <w:ilvl w:val="0"/>
-          <w:numId w:val="4"/>
-        </w:numPr>
-        <w:rPr>
-          <w:lang w:val="en-US"/>
-        </w:rPr>
-      </w:pPr>
-      <w:r>
-        <w:rPr>
-          <w:lang w:val="en-US"/>
-        </w:rPr>
-        <w:t>Giữa</w:t>
-      </w:r>
-      <w:r>
-        <w:rPr>
-          <w:lang w:val="en-US"/>
-        </w:rPr>
-        <w:t xml:space="preserve"> </w:t>
-      </w:r>
-      <w:r>
-        <w:rPr>
-          <w:lang w:val="en-US"/>
-        </w:rPr>
-        <w:t>Tháng 12/2023?</w:t>
-      </w:r>
-    </w:p>
-    <w:p>
-      <w:pPr>
-        <w:pStyle w:val="ListParagraph"/>
-        <w:numPr>
-          <w:ilvl w:val="0"/>
-          <w:numId w:val="2"/>
-        </w:numPr>
-        <w:rPr>
-          <w:lang w:val="en-US"/>
-        </w:rPr>
-      </w:pPr>
-      <w:r>
-        <w:rPr>
-          <w:lang w:val="en-US"/>
-        </w:rPr>
-        <w:t>Thi anh văn đầu vào</w:t>
-      </w:r>
-    </w:p>
-    <w:p>
-      <w:pPr>
-        <w:pStyle w:val="ListParagraph"/>
-        <w:numPr>
-          <w:ilvl w:val="0"/>
-          <w:numId w:val="4"/>
-        </w:numPr>
-        <w:rPr>
-          <w:lang w:val="en-US"/>
-        </w:rPr>
-      </w:pPr>
-      <w:r>
-        <w:rPr>
-          <w:lang w:val="en-US"/>
-        </w:rPr>
-        <w:t>Cuối Năm 1?</w:t>
-      </w:r>
-    </w:p>
-    <w:p>
-      <w:pPr>
-        <w:pStyle w:val="ListParagraph"/>
-        <w:numPr>
-          <w:ilvl w:val="0"/>
-          <w:numId w:val="2"/>
-        </w:numPr>
-        <w:rPr>
-          <w:lang w:val="en-US"/>
-        </w:rPr>
-      </w:pPr>
-      <w:r>
-        <w:rPr>
-          <w:lang w:val="en-US"/>
-        </w:rPr>
-        <w:t>Nộp MOS</w:t>
-      </w:r>
-    </w:p>
-    <w:p>
-      <w:pPr>
-        <w:rPr>
-          <w:lang w:val="en-US"/>
-        </w:rPr>
-      </w:pPr>
-    </w:p>
-    <w:p>
-      <w:pPr>
-        <w:rPr>
-          <w:lang w:val="en-US"/>
-        </w:rPr>
-      </w:pPr>
-      <w:r>
-        <w:rPr>
-          <w:lang w:val="en-US"/>
-        </w:rPr>
-        <w:t>Task – Nhiệm Vụ:</w:t>
+        <w:t>CO1005</w:t>
       </w:r>
     </w:p>
     <w:p>
@@ -4185,456 +4690,6 @@
         <w:rPr>
           <w:lang w:val="en-US"/>
         </w:rPr>
-        <w:t>Quy Đổi Điểm?</w:t>
-      </w:r>
-    </w:p>
-    <w:p>
-      <w:pPr>
-        <w:pStyle w:val="ListParagraph"/>
-        <w:numPr>
-          <w:ilvl w:val="0"/>
-          <w:numId w:val="2"/>
-        </w:numPr>
-        <w:rPr>
-          <w:lang w:val="en-US"/>
-        </w:rPr>
-      </w:pPr>
-      <w:r>
-        <w:rPr>
-          <w:lang w:val="en-US"/>
-        </w:rPr>
-        <w:t>Từ thang 10 sang chữ</w:t>
-      </w:r>
-    </w:p>
-    <w:p>
-      <w:pPr>
-        <w:pStyle w:val="ListParagraph"/>
-        <w:numPr>
-          <w:ilvl w:val="0"/>
-          <w:numId w:val="2"/>
-        </w:numPr>
-        <w:rPr>
-          <w:lang w:val="en-US"/>
-        </w:rPr>
-      </w:pPr>
-      <w:r>
-        <w:rPr>
-          <w:lang w:val="en-US"/>
-        </w:rPr>
-        <w:t>F = 4 trở xuống</w:t>
-      </w:r>
-    </w:p>
-    <w:p>
-      <w:pPr>
-        <w:pStyle w:val="ListParagraph"/>
-        <w:numPr>
-          <w:ilvl w:val="0"/>
-          <w:numId w:val="2"/>
-        </w:numPr>
-        <w:rPr>
-          <w:lang w:val="en-US"/>
-        </w:rPr>
-      </w:pPr>
-      <w:r>
-        <w:rPr>
-          <w:lang w:val="en-US"/>
-        </w:rPr>
-        <w:t>D = 4 đến 5</w:t>
-      </w:r>
-    </w:p>
-    <w:p>
-      <w:pPr>
-        <w:pStyle w:val="ListParagraph"/>
-        <w:numPr>
-          <w:ilvl w:val="0"/>
-          <w:numId w:val="2"/>
-        </w:numPr>
-        <w:rPr>
-          <w:lang w:val="en-US"/>
-        </w:rPr>
-      </w:pPr>
-      <w:r>
-        <w:rPr>
-          <w:lang w:val="en-US"/>
-        </w:rPr>
-        <w:t>D+ = 5 đến 5.5</w:t>
-      </w:r>
-    </w:p>
-    <w:p>
-      <w:pPr>
-        <w:pStyle w:val="ListParagraph"/>
-        <w:numPr>
-          <w:ilvl w:val="0"/>
-          <w:numId w:val="2"/>
-        </w:numPr>
-        <w:rPr>
-          <w:lang w:val="en-US"/>
-        </w:rPr>
-      </w:pPr>
-      <w:r>
-        <w:rPr>
-          <w:lang w:val="en-US"/>
-        </w:rPr>
-        <w:t>Mỗi chữ cái không có “+” thì tăng 1</w:t>
-      </w:r>
-    </w:p>
-    <w:p>
-      <w:pPr>
-        <w:pStyle w:val="ListParagraph"/>
-        <w:numPr>
-          <w:ilvl w:val="0"/>
-          <w:numId w:val="2"/>
-        </w:numPr>
-        <w:rPr>
-          <w:lang w:val="en-US"/>
-        </w:rPr>
-      </w:pPr>
-      <w:r>
-        <w:rPr>
-          <w:lang w:val="en-US"/>
-        </w:rPr>
-        <w:t xml:space="preserve">Mỗi chữ cái có “+” thì </w:t>
-      </w:r>
-      <w:r>
-        <w:rPr>
-          <w:lang w:val="en-US"/>
-        </w:rPr>
-        <w:t>tăng</w:t>
-      </w:r>
-      <w:r>
-        <w:rPr>
-          <w:lang w:val="en-US"/>
-        </w:rPr>
-        <w:t xml:space="preserve"> 0.5</w:t>
-      </w:r>
-    </w:p>
-    <w:p>
-      <w:pPr>
-        <w:pStyle w:val="ListParagraph"/>
-        <w:numPr>
-          <w:ilvl w:val="0"/>
-          <w:numId w:val="2"/>
-        </w:numPr>
-        <w:rPr>
-          <w:lang w:val="en-US"/>
-        </w:rPr>
-      </w:pPr>
-      <w:r>
-        <w:rPr>
-          <w:lang w:val="en-US"/>
-        </w:rPr>
-        <w:t>Từ chữ sang thang 4</w:t>
-      </w:r>
-    </w:p>
-    <w:p>
-      <w:pPr>
-        <w:pStyle w:val="ListParagraph"/>
-        <w:numPr>
-          <w:ilvl w:val="0"/>
-          <w:numId w:val="2"/>
-        </w:numPr>
-        <w:rPr>
-          <w:lang w:val="en-US"/>
-        </w:rPr>
-      </w:pPr>
-      <w:r>
-        <w:rPr>
-          <w:lang w:val="en-US"/>
-        </w:rPr>
-        <w:t>F = 0</w:t>
-      </w:r>
-    </w:p>
-    <w:p>
-      <w:pPr>
-        <w:pStyle w:val="ListParagraph"/>
-        <w:numPr>
-          <w:ilvl w:val="0"/>
-          <w:numId w:val="2"/>
-        </w:numPr>
-        <w:rPr>
-          <w:lang w:val="en-US"/>
-        </w:rPr>
-      </w:pPr>
-      <w:r>
-        <w:rPr>
-          <w:lang w:val="en-US"/>
-        </w:rPr>
-        <w:t>D = 1</w:t>
-      </w:r>
-    </w:p>
-    <w:p>
-      <w:pPr>
-        <w:pStyle w:val="ListParagraph"/>
-        <w:numPr>
-          <w:ilvl w:val="0"/>
-          <w:numId w:val="2"/>
-        </w:numPr>
-        <w:rPr>
-          <w:lang w:val="en-US"/>
-        </w:rPr>
-      </w:pPr>
-      <w:r>
-        <w:rPr>
-          <w:lang w:val="en-US"/>
-        </w:rPr>
-        <w:t>D+ = 1.5</w:t>
-      </w:r>
-    </w:p>
-    <w:p>
-      <w:pPr>
-        <w:pStyle w:val="ListParagraph"/>
-        <w:numPr>
-          <w:ilvl w:val="0"/>
-          <w:numId w:val="2"/>
-        </w:numPr>
-        <w:rPr>
-          <w:lang w:val="en-US"/>
-        </w:rPr>
-      </w:pPr>
-      <w:r>
-        <w:rPr>
-          <w:lang w:val="en-US"/>
-        </w:rPr>
-        <w:t>Mỗi chữ tiếp theo + 0.5, tối đa = 4</w:t>
-      </w:r>
-    </w:p>
-    <w:p>
-      <w:pPr>
-        <w:pStyle w:val="ListParagraph"/>
-        <w:numPr>
-          <w:ilvl w:val="0"/>
-          <w:numId w:val="2"/>
-        </w:numPr>
-        <w:rPr>
-          <w:lang w:val="en-US"/>
-        </w:rPr>
-      </w:pPr>
-      <w:r>
-        <w:rPr>
-          <w:lang w:val="en-US"/>
-        </w:rPr>
-        <w:t>Điểm trung bình 1 học kì</w:t>
-      </w:r>
-    </w:p>
-    <w:p>
-      <w:pPr>
-        <w:pStyle w:val="ListParagraph"/>
-        <w:numPr>
-          <w:ilvl w:val="0"/>
-          <w:numId w:val="2"/>
-        </w:numPr>
-        <w:rPr>
-          <w:lang w:val="en-US"/>
-        </w:rPr>
-      </w:pPr>
-      <w:r>
-        <w:rPr>
-          <w:lang w:val="en-US"/>
-        </w:rPr>
-        <w:t>Ví dụ bạn học vật lí 1 với 4 tín chỉ, giải tích 1 với 3 tín chỉ 1 học kì, đạt 8.3 điểm vật lí, 5.1 điểm giải tích, thì quy đổi chúng sang thang chữ rồi sang thang 4, được 3.5 và 1.5</w:t>
-      </w:r>
-      <w:r>
-        <w:rPr>
-          <w:lang w:val="en-US"/>
-        </w:rPr>
-        <w:t>, thì tính trung bình có trọng số là số tín chỉ tương ứng, = ((3.5 * 4) + (1.5 * 3)) / (4 + 3) = 2.6</w:t>
-      </w:r>
-    </w:p>
-    <w:p>
-      <w:pPr>
-        <w:pStyle w:val="ListParagraph"/>
-        <w:numPr>
-          <w:ilvl w:val="0"/>
-          <w:numId w:val="2"/>
-        </w:numPr>
-        <w:rPr>
-          <w:lang w:val="en-US"/>
-        </w:rPr>
-      </w:pPr>
-      <w:r>
-        <w:rPr>
-          <w:lang w:val="en-US"/>
-        </w:rPr>
-        <w:t>Dựa vào điểm trung bình để xếp loại học lực</w:t>
-      </w:r>
-    </w:p>
-    <w:p>
-      <w:pPr>
-        <w:pStyle w:val="ListParagraph"/>
-        <w:numPr>
-          <w:ilvl w:val="0"/>
-          <w:numId w:val="2"/>
-        </w:numPr>
-        <w:rPr>
-          <w:lang w:val="en-US"/>
-        </w:rPr>
-      </w:pPr>
-      <w:r>
-        <w:rPr>
-          <w:lang w:val="en-US"/>
-        </w:rPr>
-        <w:t>Kém = 1 trở xuống</w:t>
-      </w:r>
-    </w:p>
-    <w:p>
-      <w:pPr>
-        <w:pStyle w:val="ListParagraph"/>
-        <w:numPr>
-          <w:ilvl w:val="0"/>
-          <w:numId w:val="2"/>
-        </w:numPr>
-        <w:rPr>
-          <w:lang w:val="en-US"/>
-        </w:rPr>
-      </w:pPr>
-      <w:r>
-        <w:rPr>
-          <w:lang w:val="en-US"/>
-        </w:rPr>
-        <w:t>Yếu = 1 đến 2</w:t>
-      </w:r>
-    </w:p>
-    <w:p>
-      <w:pPr>
-        <w:pStyle w:val="ListParagraph"/>
-        <w:numPr>
-          <w:ilvl w:val="0"/>
-          <w:numId w:val="2"/>
-        </w:numPr>
-        <w:rPr>
-          <w:lang w:val="en-US"/>
-        </w:rPr>
-      </w:pPr>
-      <w:r>
-        <w:rPr>
-          <w:lang w:val="en-US"/>
-        </w:rPr>
-        <w:t>TB = 2 đến 2.5</w:t>
-      </w:r>
-    </w:p>
-    <w:p>
-      <w:pPr>
-        <w:pStyle w:val="ListParagraph"/>
-        <w:numPr>
-          <w:ilvl w:val="0"/>
-          <w:numId w:val="2"/>
-        </w:numPr>
-        <w:rPr>
-          <w:lang w:val="en-US"/>
-        </w:rPr>
-      </w:pPr>
-      <w:r>
-        <w:rPr>
-          <w:lang w:val="en-US"/>
-        </w:rPr>
-        <w:t>Khá = 2.5 đến 3.2</w:t>
-      </w:r>
-    </w:p>
-    <w:p>
-      <w:pPr>
-        <w:pStyle w:val="ListParagraph"/>
-        <w:numPr>
-          <w:ilvl w:val="0"/>
-          <w:numId w:val="2"/>
-        </w:numPr>
-        <w:rPr>
-          <w:lang w:val="en-US"/>
-        </w:rPr>
-      </w:pPr>
-      <w:r>
-        <w:rPr>
-          <w:lang w:val="en-US"/>
-        </w:rPr>
-        <w:t>Giỏi = 3.2 đến 3.6</w:t>
-      </w:r>
-    </w:p>
-    <w:p>
-      <w:pPr>
-        <w:pStyle w:val="ListParagraph"/>
-        <w:numPr>
-          <w:ilvl w:val="0"/>
-          <w:numId w:val="2"/>
-        </w:numPr>
-        <w:rPr>
-          <w:lang w:val="en-US"/>
-        </w:rPr>
-      </w:pPr>
-      <w:r>
-        <w:rPr>
-          <w:lang w:val="en-US"/>
-        </w:rPr>
-        <w:t>Xuất sắc = 3.6 đến 4</w:t>
-      </w:r>
-    </w:p>
-    <w:p>
-      <w:pPr>
-        <w:pStyle w:val="ListParagraph"/>
-        <w:numPr>
-          <w:ilvl w:val="0"/>
-          <w:numId w:val="2"/>
-        </w:numPr>
-        <w:rPr>
-          <w:lang w:val="en-US"/>
-        </w:rPr>
-      </w:pPr>
-      <w:r>
-        <w:rPr>
-          <w:lang w:val="en-US"/>
-        </w:rPr>
-        <w:t>Điểm trung bình tích lũy = điểm trung bình từ khi nhập học tới giờ, không phải trong 1 học kì</w:t>
-      </w:r>
-    </w:p>
-    <w:p>
-      <w:pPr>
-        <w:pStyle w:val="ListParagraph"/>
-        <w:numPr>
-          <w:ilvl w:val="0"/>
-          <w:numId w:val="7"/>
-        </w:numPr>
-        <w:rPr>
-          <w:lang w:val="en-US"/>
-        </w:rPr>
-      </w:pPr>
-      <w:r>
-        <w:rPr>
-          <w:lang w:val="en-US"/>
-        </w:rPr>
-        <w:t>Tiến Trình Học?</w:t>
-      </w:r>
-    </w:p>
-    <w:p>
-      <w:pPr>
-        <w:pStyle w:val="ListParagraph"/>
-        <w:numPr>
-          <w:ilvl w:val="0"/>
-          <w:numId w:val="2"/>
-        </w:numPr>
-        <w:rPr>
-          <w:lang w:val="en-US"/>
-        </w:rPr>
-      </w:pPr>
-      <w:r>
-        <w:rPr>
-          <w:lang w:val="en-US"/>
-        </w:rPr>
-        <w:t>CO1005</w:t>
-      </w:r>
-    </w:p>
-    <w:p>
-      <w:pPr>
-        <w:pStyle w:val="ListParagraph"/>
-        <w:numPr>
-          <w:ilvl w:val="0"/>
-          <w:numId w:val="7"/>
-        </w:numPr>
-        <w:rPr>
-          <w:lang w:val="en-US"/>
-        </w:rPr>
-      </w:pPr>
-      <w:r>
-        <w:rPr>
-          <w:lang w:val="en-US"/>
-        </w:rPr>
         <w:t>1 Học Kì?</w:t>
       </w:r>
     </w:p>
@@ -4647,7 +4702,6 @@
         </w:numPr>
       </w:pPr>
       <w:r>
-        <w:lastRenderedPageBreak/>
         <w:t>231 = năm 2023 học kì 1</w:t>
       </w:r>
     </w:p>

--- a/hcmut.docx
+++ b/hcmut.docx
@@ -2640,6 +2640,447 @@
         <w:t>Vật lí 1 (Lý Anh Tú)</w:t>
       </w:r>
     </w:p>
+    <w:tbl>
+      <w:tblPr>
+        <w:tblStyle w:val="TableGrid"/>
+        <w:tblW w:w="8305" w:type="dxa"/>
+        <w:tblInd w:w="1080" w:type="dxa"/>
+        <w:tblLook w:val="04A0" w:firstRow="1" w:lastRow="0" w:firstColumn="1" w:lastColumn="0" w:noHBand="0" w:noVBand="1"/>
+      </w:tblPr>
+      <w:tblGrid>
+        <w:gridCol w:w="791"/>
+        <w:gridCol w:w="1400"/>
+        <w:gridCol w:w="2271"/>
+        <w:gridCol w:w="2258"/>
+        <w:gridCol w:w="1585"/>
+      </w:tblGrid>
+      <w:tr>
+        <w:tc>
+          <w:tcPr>
+            <w:tcW w:w="791" w:type="dxa"/>
+            <w:vAlign w:val="center"/>
+          </w:tcPr>
+          <w:p>
+            <w:pPr>
+              <w:pStyle w:val="ListParagraph"/>
+              <w:ind w:left="0"/>
+              <w:jc w:val="center"/>
+              <w:rPr>
+                <w:rStyle w:val="Hyperlink"/>
+                <w:color w:val="auto"/>
+                <w:u w:val="none"/>
+                <w:lang w:val="en-US"/>
+              </w:rPr>
+            </w:pPr>
+            <w:r>
+              <w:rPr>
+                <w:rStyle w:val="Hyperlink"/>
+                <w:color w:val="auto"/>
+                <w:u w:val="none"/>
+                <w:lang w:val="en-US"/>
+              </w:rPr>
+              <w:t>Quiz</w:t>
+            </w:r>
+          </w:p>
+        </w:tc>
+        <w:tc>
+          <w:tcPr>
+            <w:tcW w:w="1400" w:type="dxa"/>
+            <w:vAlign w:val="center"/>
+          </w:tcPr>
+          <w:p>
+            <w:pPr>
+              <w:pStyle w:val="ListParagraph"/>
+              <w:ind w:left="0"/>
+              <w:jc w:val="center"/>
+              <w:rPr>
+                <w:rStyle w:val="Hyperlink"/>
+                <w:color w:val="auto"/>
+                <w:u w:val="none"/>
+                <w:lang w:val="en-US"/>
+              </w:rPr>
+            </w:pPr>
+            <w:r>
+              <w:rPr>
+                <w:rStyle w:val="Hyperlink"/>
+                <w:color w:val="auto"/>
+                <w:u w:val="none"/>
+                <w:lang w:val="en-US"/>
+              </w:rPr>
+              <w:t>Bài tập lớn</w:t>
+            </w:r>
+          </w:p>
+        </w:tc>
+        <w:tc>
+          <w:tcPr>
+            <w:tcW w:w="2271" w:type="dxa"/>
+            <w:vAlign w:val="center"/>
+          </w:tcPr>
+          <w:p>
+            <w:pPr>
+              <w:pStyle w:val="ListParagraph"/>
+              <w:ind w:left="0"/>
+              <w:jc w:val="center"/>
+              <w:rPr>
+                <w:rStyle w:val="Hyperlink"/>
+                <w:color w:val="auto"/>
+                <w:u w:val="none"/>
+                <w:lang w:val="en-US"/>
+              </w:rPr>
+            </w:pPr>
+            <w:r>
+              <w:rPr>
+                <w:rStyle w:val="Hyperlink"/>
+                <w:color w:val="auto"/>
+                <w:u w:val="none"/>
+                <w:lang w:val="en-US"/>
+              </w:rPr>
+              <w:t>Giữa kì trắc nghiệm</w:t>
+            </w:r>
+          </w:p>
+        </w:tc>
+        <w:tc>
+          <w:tcPr>
+            <w:tcW w:w="2258" w:type="dxa"/>
+            <w:vAlign w:val="center"/>
+          </w:tcPr>
+          <w:p>
+            <w:pPr>
+              <w:pStyle w:val="ListParagraph"/>
+              <w:ind w:left="0"/>
+              <w:jc w:val="center"/>
+              <w:rPr>
+                <w:rStyle w:val="Hyperlink"/>
+                <w:color w:val="auto"/>
+                <w:u w:val="none"/>
+                <w:lang w:val="en-US"/>
+              </w:rPr>
+            </w:pPr>
+            <w:r>
+              <w:rPr>
+                <w:rStyle w:val="Hyperlink"/>
+                <w:color w:val="auto"/>
+                <w:u w:val="none"/>
+                <w:lang w:val="en-US"/>
+              </w:rPr>
+              <w:t>Cuối kì trắc nghiệm</w:t>
+            </w:r>
+          </w:p>
+        </w:tc>
+        <w:tc>
+          <w:tcPr>
+            <w:tcW w:w="1585" w:type="dxa"/>
+            <w:vAlign w:val="center"/>
+          </w:tcPr>
+          <w:p>
+            <w:pPr>
+              <w:pStyle w:val="ListParagraph"/>
+              <w:ind w:left="0"/>
+              <w:jc w:val="center"/>
+              <w:rPr>
+                <w:rStyle w:val="Hyperlink"/>
+                <w:color w:val="auto"/>
+                <w:u w:val="none"/>
+                <w:lang w:val="en-US"/>
+              </w:rPr>
+            </w:pPr>
+            <w:r>
+              <w:rPr>
+                <w:rStyle w:val="Hyperlink"/>
+                <w:color w:val="auto"/>
+                <w:u w:val="none"/>
+                <w:lang w:val="en-US"/>
+              </w:rPr>
+              <w:t>Trung bình</w:t>
+            </w:r>
+          </w:p>
+        </w:tc>
+      </w:tr>
+      <w:tr>
+        <w:tc>
+          <w:tcPr>
+            <w:tcW w:w="791" w:type="dxa"/>
+            <w:vAlign w:val="center"/>
+          </w:tcPr>
+          <w:p>
+            <w:pPr>
+              <w:pStyle w:val="ListParagraph"/>
+              <w:ind w:left="0"/>
+              <w:jc w:val="center"/>
+              <w:rPr>
+                <w:rStyle w:val="Hyperlink"/>
+                <w:color w:val="auto"/>
+                <w:u w:val="none"/>
+                <w:lang w:val="en-US"/>
+              </w:rPr>
+            </w:pPr>
+            <w:r>
+              <w:rPr>
+                <w:rStyle w:val="Hyperlink"/>
+                <w:color w:val="auto"/>
+                <w:u w:val="none"/>
+                <w:lang w:val="en-US"/>
+              </w:rPr>
+              <w:t>9</w:t>
+            </w:r>
+          </w:p>
+        </w:tc>
+        <w:tc>
+          <w:tcPr>
+            <w:tcW w:w="1400" w:type="dxa"/>
+            <w:vAlign w:val="center"/>
+          </w:tcPr>
+          <w:p>
+            <w:pPr>
+              <w:pStyle w:val="ListParagraph"/>
+              <w:ind w:left="0"/>
+              <w:jc w:val="center"/>
+              <w:rPr>
+                <w:rStyle w:val="Hyperlink"/>
+                <w:color w:val="auto"/>
+                <w:u w:val="none"/>
+                <w:lang w:val="en-US"/>
+              </w:rPr>
+            </w:pPr>
+            <w:r>
+              <w:rPr>
+                <w:rStyle w:val="Hyperlink"/>
+                <w:color w:val="auto"/>
+                <w:u w:val="none"/>
+                <w:lang w:val="en-US"/>
+              </w:rPr>
+              <w:t>10</w:t>
+            </w:r>
+          </w:p>
+        </w:tc>
+        <w:tc>
+          <w:tcPr>
+            <w:tcW w:w="2271" w:type="dxa"/>
+            <w:vAlign w:val="center"/>
+          </w:tcPr>
+          <w:p>
+            <w:pPr>
+              <w:pStyle w:val="ListParagraph"/>
+              <w:ind w:left="0"/>
+              <w:jc w:val="center"/>
+              <w:rPr>
+                <w:rStyle w:val="Hyperlink"/>
+                <w:color w:val="auto"/>
+                <w:u w:val="none"/>
+                <w:lang w:val="en-US"/>
+              </w:rPr>
+            </w:pPr>
+            <w:r>
+              <w:rPr>
+                <w:rStyle w:val="Hyperlink"/>
+                <w:color w:val="auto"/>
+                <w:u w:val="none"/>
+                <w:lang w:val="en-US"/>
+              </w:rPr>
+              <w:t>10</w:t>
+            </w:r>
+          </w:p>
+        </w:tc>
+        <w:tc>
+          <w:tcPr>
+            <w:tcW w:w="2258" w:type="dxa"/>
+            <w:vAlign w:val="center"/>
+          </w:tcPr>
+          <w:p>
+            <w:pPr>
+              <w:pStyle w:val="ListParagraph"/>
+              <w:ind w:left="0"/>
+              <w:jc w:val="center"/>
+              <w:rPr>
+                <w:rStyle w:val="Hyperlink"/>
+                <w:color w:val="auto"/>
+                <w:u w:val="none"/>
+                <w:lang w:val="en-US"/>
+              </w:rPr>
+            </w:pPr>
+            <w:r>
+              <w:rPr>
+                <w:rStyle w:val="Hyperlink"/>
+                <w:color w:val="auto"/>
+                <w:u w:val="none"/>
+                <w:lang w:val="en-US"/>
+              </w:rPr>
+              <w:t>10</w:t>
+            </w:r>
+          </w:p>
+        </w:tc>
+        <w:tc>
+          <w:tcPr>
+            <w:tcW w:w="1585" w:type="dxa"/>
+            <w:vAlign w:val="center"/>
+          </w:tcPr>
+          <w:p>
+            <w:pPr>
+              <w:pStyle w:val="ListParagraph"/>
+              <w:ind w:left="0"/>
+              <w:jc w:val="center"/>
+              <w:rPr>
+                <w:rStyle w:val="Hyperlink"/>
+                <w:color w:val="auto"/>
+                <w:u w:val="none"/>
+                <w:lang w:val="en-US"/>
+              </w:rPr>
+            </w:pPr>
+            <w:r>
+              <w:rPr>
+                <w:rStyle w:val="Hyperlink"/>
+                <w:color w:val="auto"/>
+                <w:u w:val="none"/>
+                <w:lang w:val="en-US"/>
+              </w:rPr>
+              <w:t>9.9</w:t>
+            </w:r>
+          </w:p>
+        </w:tc>
+      </w:tr>
+      <w:tr>
+        <w:tc>
+          <w:tcPr>
+            <w:tcW w:w="791" w:type="dxa"/>
+            <w:vAlign w:val="center"/>
+          </w:tcPr>
+          <w:p>
+            <w:pPr>
+              <w:pStyle w:val="ListParagraph"/>
+              <w:ind w:left="0"/>
+              <w:jc w:val="center"/>
+              <w:rPr>
+                <w:rStyle w:val="Hyperlink"/>
+                <w:color w:val="auto"/>
+                <w:u w:val="none"/>
+                <w:lang w:val="en-US"/>
+              </w:rPr>
+            </w:pPr>
+            <w:r>
+              <w:rPr>
+                <w:rStyle w:val="Hyperlink"/>
+                <w:color w:val="auto"/>
+                <w:u w:val="none"/>
+                <w:lang w:val="en-US"/>
+              </w:rPr>
+              <w:t>10%</w:t>
+            </w:r>
+          </w:p>
+        </w:tc>
+        <w:tc>
+          <w:tcPr>
+            <w:tcW w:w="1400" w:type="dxa"/>
+            <w:vAlign w:val="center"/>
+          </w:tcPr>
+          <w:p>
+            <w:pPr>
+              <w:pStyle w:val="ListParagraph"/>
+              <w:ind w:left="0"/>
+              <w:jc w:val="center"/>
+              <w:rPr>
+                <w:rStyle w:val="Hyperlink"/>
+                <w:color w:val="auto"/>
+                <w:u w:val="none"/>
+                <w:lang w:val="en-US"/>
+              </w:rPr>
+            </w:pPr>
+            <w:r>
+              <w:rPr>
+                <w:rStyle w:val="Hyperlink"/>
+                <w:color w:val="auto"/>
+                <w:u w:val="none"/>
+                <w:lang w:val="en-US"/>
+              </w:rPr>
+              <w:t>10%</w:t>
+            </w:r>
+          </w:p>
+        </w:tc>
+        <w:tc>
+          <w:tcPr>
+            <w:tcW w:w="2271" w:type="dxa"/>
+            <w:vAlign w:val="center"/>
+          </w:tcPr>
+          <w:p>
+            <w:pPr>
+              <w:pStyle w:val="ListParagraph"/>
+              <w:ind w:left="0"/>
+              <w:jc w:val="center"/>
+              <w:rPr>
+                <w:rStyle w:val="Hyperlink"/>
+                <w:color w:val="auto"/>
+                <w:u w:val="none"/>
+                <w:lang w:val="en-US"/>
+              </w:rPr>
+            </w:pPr>
+            <w:r>
+              <w:rPr>
+                <w:rStyle w:val="Hyperlink"/>
+                <w:color w:val="auto"/>
+                <w:u w:val="none"/>
+                <w:lang w:val="en-US"/>
+              </w:rPr>
+              <w:t>30%</w:t>
+            </w:r>
+          </w:p>
+        </w:tc>
+        <w:tc>
+          <w:tcPr>
+            <w:tcW w:w="2258" w:type="dxa"/>
+            <w:vAlign w:val="center"/>
+          </w:tcPr>
+          <w:p>
+            <w:pPr>
+              <w:pStyle w:val="ListParagraph"/>
+              <w:ind w:left="0"/>
+              <w:jc w:val="center"/>
+              <w:rPr>
+                <w:rStyle w:val="Hyperlink"/>
+                <w:color w:val="auto"/>
+                <w:u w:val="none"/>
+                <w:lang w:val="en-US"/>
+              </w:rPr>
+            </w:pPr>
+            <w:r>
+              <w:rPr>
+                <w:rStyle w:val="Hyperlink"/>
+                <w:color w:val="auto"/>
+                <w:u w:val="none"/>
+                <w:lang w:val="en-US"/>
+              </w:rPr>
+              <w:t>50%</w:t>
+            </w:r>
+          </w:p>
+        </w:tc>
+        <w:tc>
+          <w:tcPr>
+            <w:tcW w:w="1585" w:type="dxa"/>
+            <w:vAlign w:val="center"/>
+          </w:tcPr>
+          <w:p>
+            <w:pPr>
+              <w:pStyle w:val="ListParagraph"/>
+              <w:ind w:left="0"/>
+              <w:jc w:val="center"/>
+              <w:rPr>
+                <w:rStyle w:val="Hyperlink"/>
+                <w:color w:val="auto"/>
+                <w:u w:val="none"/>
+                <w:lang w:val="en-US"/>
+              </w:rPr>
+            </w:pPr>
+            <w:r>
+              <w:rPr>
+                <w:rStyle w:val="Hyperlink"/>
+                <w:color w:val="auto"/>
+                <w:u w:val="none"/>
+                <w:lang w:val="en-US"/>
+              </w:rPr>
+              <w:t>4 tín</w:t>
+            </w:r>
+          </w:p>
+        </w:tc>
+      </w:tr>
+    </w:tbl>
     <w:p>
       <w:pPr>
         <w:pStyle w:val="ListParagraph"/>
@@ -2670,8 +3111,17 @@
           <w:u w:val="none"/>
           <w:lang w:val="en-US"/>
         </w:rPr>
-        <w:t>, 009945@tmp.hcmut.edu.vn</w:t>
-      </w:r>
+        <w:t xml:space="preserve">, </w:t>
+      </w:r>
+      <w:hyperlink r:id="rId21" w:history="1">
+        <w:r>
+          <w:rPr>
+            <w:rStyle w:val="Hyperlink"/>
+            <w:lang w:val="en-US"/>
+          </w:rPr>
+          <w:t>009945@tmp.hcmut.edu.vn</w:t>
+        </w:r>
+      </w:hyperlink>
       <w:r>
         <w:rPr>
           <w:rStyle w:val="Hyperlink"/>
@@ -2682,6 +3132,510 @@
         <w:t>)</w:t>
       </w:r>
     </w:p>
+    <w:tbl>
+      <w:tblPr>
+        <w:tblStyle w:val="TableGrid"/>
+        <w:tblW w:w="8305" w:type="dxa"/>
+        <w:tblInd w:w="1080" w:type="dxa"/>
+        <w:tblLook w:val="04A0" w:firstRow="1" w:lastRow="0" w:firstColumn="1" w:lastColumn="0" w:noHBand="0" w:noVBand="1"/>
+      </w:tblPr>
+      <w:tblGrid>
+        <w:gridCol w:w="791"/>
+        <w:gridCol w:w="1400"/>
+        <w:gridCol w:w="2271"/>
+        <w:gridCol w:w="2258"/>
+        <w:gridCol w:w="1585"/>
+      </w:tblGrid>
+      <w:tr>
+        <w:tc>
+          <w:tcPr>
+            <w:tcW w:w="791" w:type="dxa"/>
+            <w:vAlign w:val="center"/>
+          </w:tcPr>
+          <w:p>
+            <w:pPr>
+              <w:pStyle w:val="ListParagraph"/>
+              <w:ind w:left="0"/>
+              <w:jc w:val="center"/>
+              <w:rPr>
+                <w:rStyle w:val="Hyperlink"/>
+                <w:color w:val="auto"/>
+                <w:u w:val="none"/>
+                <w:lang w:val="en-US"/>
+              </w:rPr>
+            </w:pPr>
+            <w:r>
+              <w:rPr>
+                <w:rStyle w:val="Hyperlink"/>
+                <w:color w:val="auto"/>
+                <w:u w:val="none"/>
+                <w:lang w:val="en-US"/>
+              </w:rPr>
+              <w:t>Quiz</w:t>
+            </w:r>
+          </w:p>
+        </w:tc>
+        <w:tc>
+          <w:tcPr>
+            <w:tcW w:w="1400" w:type="dxa"/>
+            <w:vAlign w:val="center"/>
+          </w:tcPr>
+          <w:p>
+            <w:pPr>
+              <w:pStyle w:val="ListParagraph"/>
+              <w:ind w:left="0"/>
+              <w:jc w:val="center"/>
+              <w:rPr>
+                <w:rStyle w:val="Hyperlink"/>
+                <w:color w:val="auto"/>
+                <w:u w:val="none"/>
+                <w:lang w:val="en-US"/>
+              </w:rPr>
+            </w:pPr>
+            <w:r>
+              <w:rPr>
+                <w:rStyle w:val="Hyperlink"/>
+                <w:color w:val="auto"/>
+                <w:u w:val="none"/>
+                <w:lang w:val="en-US"/>
+              </w:rPr>
+              <w:t>Bài tập lớn</w:t>
+            </w:r>
+          </w:p>
+        </w:tc>
+        <w:tc>
+          <w:tcPr>
+            <w:tcW w:w="2271" w:type="dxa"/>
+            <w:vAlign w:val="center"/>
+          </w:tcPr>
+          <w:p>
+            <w:pPr>
+              <w:pStyle w:val="ListParagraph"/>
+              <w:ind w:left="0"/>
+              <w:jc w:val="center"/>
+              <w:rPr>
+                <w:rStyle w:val="Hyperlink"/>
+                <w:color w:val="auto"/>
+                <w:u w:val="none"/>
+                <w:lang w:val="en-US"/>
+              </w:rPr>
+            </w:pPr>
+            <w:r>
+              <w:rPr>
+                <w:rStyle w:val="Hyperlink"/>
+                <w:color w:val="auto"/>
+                <w:u w:val="none"/>
+                <w:lang w:val="en-US"/>
+              </w:rPr>
+              <w:t>Giữa kì trắc nghiệm</w:t>
+            </w:r>
+          </w:p>
+        </w:tc>
+        <w:tc>
+          <w:tcPr>
+            <w:tcW w:w="2258" w:type="dxa"/>
+            <w:vAlign w:val="center"/>
+          </w:tcPr>
+          <w:p>
+            <w:pPr>
+              <w:pStyle w:val="ListParagraph"/>
+              <w:ind w:left="0"/>
+              <w:jc w:val="center"/>
+              <w:rPr>
+                <w:rStyle w:val="Hyperlink"/>
+                <w:color w:val="auto"/>
+                <w:u w:val="none"/>
+                <w:lang w:val="en-US"/>
+              </w:rPr>
+            </w:pPr>
+            <w:r>
+              <w:rPr>
+                <w:rStyle w:val="Hyperlink"/>
+                <w:color w:val="auto"/>
+                <w:u w:val="none"/>
+                <w:lang w:val="en-US"/>
+              </w:rPr>
+              <w:t>C</w:t>
+            </w:r>
+            <w:r>
+              <w:rPr>
+                <w:rStyle w:val="Hyperlink"/>
+                <w:color w:val="auto"/>
+                <w:u w:val="none"/>
+                <w:lang w:val="en-US"/>
+              </w:rPr>
+              <w:t>uối kì</w:t>
+            </w:r>
+            <w:r>
+              <w:rPr>
+                <w:rStyle w:val="Hyperlink"/>
+                <w:color w:val="auto"/>
+                <w:u w:val="none"/>
+                <w:lang w:val="en-US"/>
+              </w:rPr>
+              <w:t xml:space="preserve"> trắc nghiệm và điền số</w:t>
+            </w:r>
+          </w:p>
+        </w:tc>
+        <w:tc>
+          <w:tcPr>
+            <w:tcW w:w="1585" w:type="dxa"/>
+            <w:vAlign w:val="center"/>
+          </w:tcPr>
+          <w:p>
+            <w:pPr>
+              <w:pStyle w:val="ListParagraph"/>
+              <w:ind w:left="0"/>
+              <w:jc w:val="center"/>
+              <w:rPr>
+                <w:rStyle w:val="Hyperlink"/>
+                <w:color w:val="auto"/>
+                <w:u w:val="none"/>
+                <w:lang w:val="en-US"/>
+              </w:rPr>
+            </w:pPr>
+            <w:r>
+              <w:rPr>
+                <w:rStyle w:val="Hyperlink"/>
+                <w:color w:val="auto"/>
+                <w:u w:val="none"/>
+                <w:lang w:val="en-US"/>
+              </w:rPr>
+              <w:t>Trung bình</w:t>
+            </w:r>
+          </w:p>
+        </w:tc>
+      </w:tr>
+      <w:tr>
+        <w:tc>
+          <w:tcPr>
+            <w:tcW w:w="791" w:type="dxa"/>
+            <w:vAlign w:val="center"/>
+          </w:tcPr>
+          <w:p>
+            <w:pPr>
+              <w:pStyle w:val="ListParagraph"/>
+              <w:ind w:left="0"/>
+              <w:jc w:val="center"/>
+              <w:rPr>
+                <w:rStyle w:val="Hyperlink"/>
+                <w:color w:val="auto"/>
+                <w:u w:val="none"/>
+                <w:lang w:val="en-US"/>
+              </w:rPr>
+            </w:pPr>
+            <w:r>
+              <w:rPr>
+                <w:rStyle w:val="Hyperlink"/>
+                <w:color w:val="auto"/>
+                <w:u w:val="none"/>
+                <w:lang w:val="en-US"/>
+              </w:rPr>
+              <w:t>9</w:t>
+            </w:r>
+            <w:r>
+              <w:rPr>
+                <w:rStyle w:val="Hyperlink"/>
+                <w:color w:val="auto"/>
+                <w:u w:val="none"/>
+                <w:lang w:val="en-US"/>
+              </w:rPr>
+              <w:t>.5</w:t>
+            </w:r>
+          </w:p>
+        </w:tc>
+        <w:tc>
+          <w:tcPr>
+            <w:tcW w:w="1400" w:type="dxa"/>
+            <w:vAlign w:val="center"/>
+          </w:tcPr>
+          <w:p>
+            <w:pPr>
+              <w:pStyle w:val="ListParagraph"/>
+              <w:ind w:left="0"/>
+              <w:jc w:val="center"/>
+              <w:rPr>
+                <w:rStyle w:val="Hyperlink"/>
+                <w:color w:val="auto"/>
+                <w:u w:val="none"/>
+                <w:lang w:val="en-US"/>
+              </w:rPr>
+            </w:pPr>
+            <w:r>
+              <w:rPr>
+                <w:rStyle w:val="Hyperlink"/>
+                <w:color w:val="auto"/>
+                <w:u w:val="none"/>
+                <w:lang w:val="en-US"/>
+              </w:rPr>
+              <w:t>10</w:t>
+            </w:r>
+          </w:p>
+        </w:tc>
+        <w:tc>
+          <w:tcPr>
+            <w:tcW w:w="2271" w:type="dxa"/>
+            <w:vAlign w:val="center"/>
+          </w:tcPr>
+          <w:p>
+            <w:pPr>
+              <w:pStyle w:val="ListParagraph"/>
+              <w:ind w:left="0"/>
+              <w:jc w:val="center"/>
+              <w:rPr>
+                <w:rStyle w:val="Hyperlink"/>
+                <w:color w:val="auto"/>
+                <w:u w:val="none"/>
+                <w:lang w:val="en-US"/>
+              </w:rPr>
+            </w:pPr>
+            <w:r>
+              <w:rPr>
+                <w:rStyle w:val="Hyperlink"/>
+                <w:color w:val="auto"/>
+                <w:u w:val="none"/>
+                <w:lang w:val="en-US"/>
+              </w:rPr>
+              <w:t>10</w:t>
+            </w:r>
+          </w:p>
+        </w:tc>
+        <w:tc>
+          <w:tcPr>
+            <w:tcW w:w="2258" w:type="dxa"/>
+            <w:vAlign w:val="center"/>
+          </w:tcPr>
+          <w:p>
+            <w:pPr>
+              <w:pStyle w:val="ListParagraph"/>
+              <w:ind w:left="0"/>
+              <w:jc w:val="center"/>
+              <w:rPr>
+                <w:rStyle w:val="Hyperlink"/>
+                <w:color w:val="auto"/>
+                <w:u w:val="none"/>
+                <w:lang w:val="en-US"/>
+              </w:rPr>
+            </w:pPr>
+            <w:r>
+              <w:rPr>
+                <w:rStyle w:val="Hyperlink"/>
+                <w:color w:val="auto"/>
+                <w:u w:val="none"/>
+                <w:lang w:val="en-US"/>
+              </w:rPr>
+              <w:t>10</w:t>
+            </w:r>
+          </w:p>
+        </w:tc>
+        <w:tc>
+          <w:tcPr>
+            <w:tcW w:w="1585" w:type="dxa"/>
+            <w:vAlign w:val="center"/>
+          </w:tcPr>
+          <w:p>
+            <w:pPr>
+              <w:pStyle w:val="ListParagraph"/>
+              <w:ind w:left="0"/>
+              <w:jc w:val="center"/>
+              <w:rPr>
+                <w:rStyle w:val="Hyperlink"/>
+                <w:color w:val="auto"/>
+                <w:u w:val="none"/>
+                <w:lang w:val="en-US"/>
+              </w:rPr>
+            </w:pPr>
+            <w:r>
+              <w:rPr>
+                <w:rStyle w:val="Hyperlink"/>
+                <w:color w:val="auto"/>
+                <w:u w:val="none"/>
+                <w:lang w:val="en-US"/>
+              </w:rPr>
+              <w:t>9.9</w:t>
+            </w:r>
+            <w:r>
+              <w:rPr>
+                <w:rStyle w:val="Hyperlink"/>
+                <w:color w:val="auto"/>
+                <w:u w:val="none"/>
+                <w:lang w:val="en-US"/>
+              </w:rPr>
+              <w:t>75</w:t>
+            </w:r>
+          </w:p>
+        </w:tc>
+      </w:tr>
+      <w:tr>
+        <w:tc>
+          <w:tcPr>
+            <w:tcW w:w="791" w:type="dxa"/>
+            <w:vAlign w:val="center"/>
+          </w:tcPr>
+          <w:p>
+            <w:pPr>
+              <w:pStyle w:val="ListParagraph"/>
+              <w:ind w:left="0"/>
+              <w:jc w:val="center"/>
+              <w:rPr>
+                <w:rStyle w:val="Hyperlink"/>
+                <w:color w:val="auto"/>
+                <w:u w:val="none"/>
+                <w:lang w:val="en-US"/>
+              </w:rPr>
+            </w:pPr>
+            <w:r>
+              <w:rPr>
+                <w:rStyle w:val="Hyperlink"/>
+                <w:color w:val="auto"/>
+                <w:u w:val="none"/>
+                <w:lang w:val="en-US"/>
+              </w:rPr>
+              <w:t>5</w:t>
+            </w:r>
+            <w:r>
+              <w:rPr>
+                <w:rStyle w:val="Hyperlink"/>
+                <w:color w:val="auto"/>
+                <w:u w:val="none"/>
+                <w:lang w:val="en-US"/>
+              </w:rPr>
+              <w:t>%</w:t>
+            </w:r>
+          </w:p>
+        </w:tc>
+        <w:tc>
+          <w:tcPr>
+            <w:tcW w:w="1400" w:type="dxa"/>
+            <w:vAlign w:val="center"/>
+          </w:tcPr>
+          <w:p>
+            <w:pPr>
+              <w:pStyle w:val="ListParagraph"/>
+              <w:ind w:left="0"/>
+              <w:jc w:val="center"/>
+              <w:rPr>
+                <w:rStyle w:val="Hyperlink"/>
+                <w:color w:val="auto"/>
+                <w:u w:val="none"/>
+                <w:lang w:val="en-US"/>
+              </w:rPr>
+            </w:pPr>
+            <w:r>
+              <w:rPr>
+                <w:rStyle w:val="Hyperlink"/>
+                <w:color w:val="auto"/>
+                <w:u w:val="none"/>
+                <w:lang w:val="en-US"/>
+              </w:rPr>
+              <w:t>2</w:t>
+            </w:r>
+            <w:r>
+              <w:rPr>
+                <w:rStyle w:val="Hyperlink"/>
+                <w:color w:val="auto"/>
+                <w:u w:val="none"/>
+                <w:lang w:val="en-US"/>
+              </w:rPr>
+              <w:t>0%</w:t>
+            </w:r>
+          </w:p>
+        </w:tc>
+        <w:tc>
+          <w:tcPr>
+            <w:tcW w:w="2271" w:type="dxa"/>
+            <w:vAlign w:val="center"/>
+          </w:tcPr>
+          <w:p>
+            <w:pPr>
+              <w:pStyle w:val="ListParagraph"/>
+              <w:ind w:left="0"/>
+              <w:jc w:val="center"/>
+              <w:rPr>
+                <w:rStyle w:val="Hyperlink"/>
+                <w:color w:val="auto"/>
+                <w:u w:val="none"/>
+                <w:lang w:val="en-US"/>
+              </w:rPr>
+            </w:pPr>
+            <w:r>
+              <w:rPr>
+                <w:rStyle w:val="Hyperlink"/>
+                <w:color w:val="auto"/>
+                <w:u w:val="none"/>
+                <w:lang w:val="en-US"/>
+              </w:rPr>
+              <w:t>25</w:t>
+            </w:r>
+            <w:r>
+              <w:rPr>
+                <w:rStyle w:val="Hyperlink"/>
+                <w:color w:val="auto"/>
+                <w:u w:val="none"/>
+                <w:lang w:val="en-US"/>
+              </w:rPr>
+              <w:t>%</w:t>
+            </w:r>
+          </w:p>
+        </w:tc>
+        <w:tc>
+          <w:tcPr>
+            <w:tcW w:w="2258" w:type="dxa"/>
+            <w:vAlign w:val="center"/>
+          </w:tcPr>
+          <w:p>
+            <w:pPr>
+              <w:pStyle w:val="ListParagraph"/>
+              <w:ind w:left="0"/>
+              <w:jc w:val="center"/>
+              <w:rPr>
+                <w:rStyle w:val="Hyperlink"/>
+                <w:color w:val="auto"/>
+                <w:u w:val="none"/>
+                <w:lang w:val="en-US"/>
+              </w:rPr>
+            </w:pPr>
+            <w:r>
+              <w:rPr>
+                <w:rStyle w:val="Hyperlink"/>
+                <w:color w:val="auto"/>
+                <w:u w:val="none"/>
+                <w:lang w:val="en-US"/>
+              </w:rPr>
+              <w:t>50%</w:t>
+            </w:r>
+          </w:p>
+        </w:tc>
+        <w:tc>
+          <w:tcPr>
+            <w:tcW w:w="1585" w:type="dxa"/>
+            <w:vAlign w:val="center"/>
+          </w:tcPr>
+          <w:p>
+            <w:pPr>
+              <w:pStyle w:val="ListParagraph"/>
+              <w:ind w:left="0"/>
+              <w:jc w:val="center"/>
+              <w:rPr>
+                <w:rStyle w:val="Hyperlink"/>
+                <w:color w:val="auto"/>
+                <w:u w:val="none"/>
+                <w:lang w:val="en-US"/>
+              </w:rPr>
+            </w:pPr>
+            <w:r>
+              <w:rPr>
+                <w:rStyle w:val="Hyperlink"/>
+                <w:color w:val="auto"/>
+                <w:u w:val="none"/>
+                <w:lang w:val="en-US"/>
+              </w:rPr>
+              <w:t>4 tín</w:t>
+            </w:r>
+          </w:p>
+        </w:tc>
+      </w:tr>
+    </w:tbl>
     <w:p>
       <w:pPr>
         <w:pStyle w:val="ListParagraph"/>
@@ -2729,7 +3683,7 @@
         </w:rPr>
         <w:t xml:space="preserve">Hệ thống số thí nghiệm (Phan Đình Thế Duy, </w:t>
       </w:r>
-      <w:hyperlink r:id="rId21" w:history="1">
+      <w:hyperlink r:id="rId22" w:history="1">
         <w:r>
           <w:rPr>
             <w:rStyle w:val="Hyperlink"/>
@@ -2748,6 +3702,474 @@
         <w:t>)</w:t>
       </w:r>
     </w:p>
+    <w:tbl>
+      <w:tblPr>
+        <w:tblStyle w:val="TableGrid"/>
+        <w:tblW w:w="8305" w:type="dxa"/>
+        <w:tblInd w:w="1080" w:type="dxa"/>
+        <w:tblLook w:val="04A0" w:firstRow="1" w:lastRow="0" w:firstColumn="1" w:lastColumn="0" w:noHBand="0" w:noVBand="1"/>
+      </w:tblPr>
+      <w:tblGrid>
+        <w:gridCol w:w="791"/>
+        <w:gridCol w:w="1400"/>
+        <w:gridCol w:w="2271"/>
+        <w:gridCol w:w="2258"/>
+        <w:gridCol w:w="1585"/>
+      </w:tblGrid>
+      <w:tr>
+        <w:tc>
+          <w:tcPr>
+            <w:tcW w:w="791" w:type="dxa"/>
+            <w:vAlign w:val="center"/>
+          </w:tcPr>
+          <w:p>
+            <w:pPr>
+              <w:pStyle w:val="ListParagraph"/>
+              <w:ind w:left="0"/>
+              <w:jc w:val="center"/>
+              <w:rPr>
+                <w:rStyle w:val="Hyperlink"/>
+                <w:color w:val="auto"/>
+                <w:u w:val="none"/>
+                <w:lang w:val="en-US"/>
+              </w:rPr>
+            </w:pPr>
+            <w:r>
+              <w:rPr>
+                <w:rStyle w:val="Hyperlink"/>
+                <w:color w:val="auto"/>
+                <w:u w:val="none"/>
+                <w:lang w:val="en-US"/>
+              </w:rPr>
+              <w:t>Quiz</w:t>
+            </w:r>
+          </w:p>
+        </w:tc>
+        <w:tc>
+          <w:tcPr>
+            <w:tcW w:w="1400" w:type="dxa"/>
+            <w:vAlign w:val="center"/>
+          </w:tcPr>
+          <w:p>
+            <w:pPr>
+              <w:pStyle w:val="ListParagraph"/>
+              <w:ind w:left="0"/>
+              <w:jc w:val="center"/>
+              <w:rPr>
+                <w:rStyle w:val="Hyperlink"/>
+                <w:color w:val="auto"/>
+                <w:u w:val="none"/>
+                <w:lang w:val="en-US"/>
+              </w:rPr>
+            </w:pPr>
+            <w:r>
+              <w:rPr>
+                <w:rStyle w:val="Hyperlink"/>
+                <w:color w:val="auto"/>
+                <w:u w:val="none"/>
+                <w:lang w:val="en-US"/>
+              </w:rPr>
+              <w:t>Thí nghiệm</w:t>
+            </w:r>
+          </w:p>
+        </w:tc>
+        <w:tc>
+          <w:tcPr>
+            <w:tcW w:w="2271" w:type="dxa"/>
+            <w:vAlign w:val="center"/>
+          </w:tcPr>
+          <w:p>
+            <w:pPr>
+              <w:pStyle w:val="ListParagraph"/>
+              <w:ind w:left="0"/>
+              <w:jc w:val="center"/>
+              <w:rPr>
+                <w:rStyle w:val="Hyperlink"/>
+                <w:color w:val="auto"/>
+                <w:u w:val="none"/>
+                <w:lang w:val="en-US"/>
+              </w:rPr>
+            </w:pPr>
+            <w:r>
+              <w:rPr>
+                <w:rStyle w:val="Hyperlink"/>
+                <w:color w:val="auto"/>
+                <w:u w:val="none"/>
+                <w:lang w:val="en-US"/>
+              </w:rPr>
+              <w:t>Giữa kì trắc nghiệm</w:t>
+            </w:r>
+          </w:p>
+        </w:tc>
+        <w:tc>
+          <w:tcPr>
+            <w:tcW w:w="2258" w:type="dxa"/>
+            <w:vAlign w:val="center"/>
+          </w:tcPr>
+          <w:p>
+            <w:pPr>
+              <w:pStyle w:val="ListParagraph"/>
+              <w:ind w:left="0"/>
+              <w:jc w:val="center"/>
+              <w:rPr>
+                <w:rStyle w:val="Hyperlink"/>
+                <w:color w:val="auto"/>
+                <w:u w:val="none"/>
+                <w:lang w:val="en-US"/>
+              </w:rPr>
+            </w:pPr>
+            <w:r>
+              <w:rPr>
+                <w:rStyle w:val="Hyperlink"/>
+                <w:color w:val="auto"/>
+                <w:u w:val="none"/>
+                <w:lang w:val="en-US"/>
+              </w:rPr>
+              <w:t>Cuối kì</w:t>
+            </w:r>
+          </w:p>
+        </w:tc>
+        <w:tc>
+          <w:tcPr>
+            <w:tcW w:w="1585" w:type="dxa"/>
+            <w:vAlign w:val="center"/>
+          </w:tcPr>
+          <w:p>
+            <w:pPr>
+              <w:pStyle w:val="ListParagraph"/>
+              <w:ind w:left="0"/>
+              <w:jc w:val="center"/>
+              <w:rPr>
+                <w:rStyle w:val="Hyperlink"/>
+                <w:color w:val="auto"/>
+                <w:u w:val="none"/>
+                <w:lang w:val="en-US"/>
+              </w:rPr>
+            </w:pPr>
+            <w:r>
+              <w:rPr>
+                <w:rStyle w:val="Hyperlink"/>
+                <w:color w:val="auto"/>
+                <w:u w:val="none"/>
+                <w:lang w:val="en-US"/>
+              </w:rPr>
+              <w:t>Trung bình</w:t>
+            </w:r>
+          </w:p>
+        </w:tc>
+      </w:tr>
+      <w:tr>
+        <w:tc>
+          <w:tcPr>
+            <w:tcW w:w="791" w:type="dxa"/>
+            <w:vAlign w:val="center"/>
+          </w:tcPr>
+          <w:p>
+            <w:pPr>
+              <w:pStyle w:val="ListParagraph"/>
+              <w:ind w:left="0"/>
+              <w:jc w:val="center"/>
+              <w:rPr>
+                <w:rStyle w:val="Hyperlink"/>
+                <w:color w:val="auto"/>
+                <w:u w:val="none"/>
+                <w:lang w:val="en-US"/>
+              </w:rPr>
+            </w:pPr>
+            <w:r>
+              <w:rPr>
+                <w:rStyle w:val="Hyperlink"/>
+                <w:color w:val="auto"/>
+                <w:u w:val="none"/>
+                <w:lang w:val="en-US"/>
+              </w:rPr>
+              <w:t>10</w:t>
+            </w:r>
+          </w:p>
+        </w:tc>
+        <w:tc>
+          <w:tcPr>
+            <w:tcW w:w="1400" w:type="dxa"/>
+            <w:vAlign w:val="center"/>
+          </w:tcPr>
+          <w:p>
+            <w:pPr>
+              <w:pStyle w:val="ListParagraph"/>
+              <w:ind w:left="0"/>
+              <w:jc w:val="center"/>
+              <w:rPr>
+                <w:rStyle w:val="Hyperlink"/>
+                <w:color w:val="auto"/>
+                <w:u w:val="none"/>
+                <w:lang w:val="en-US"/>
+              </w:rPr>
+            </w:pPr>
+            <w:r>
+              <w:rPr>
+                <w:rStyle w:val="Hyperlink"/>
+                <w:color w:val="auto"/>
+                <w:u w:val="none"/>
+                <w:lang w:val="en-US"/>
+              </w:rPr>
+              <w:t>10</w:t>
+            </w:r>
+          </w:p>
+        </w:tc>
+        <w:tc>
+          <w:tcPr>
+            <w:tcW w:w="2271" w:type="dxa"/>
+            <w:vAlign w:val="center"/>
+          </w:tcPr>
+          <w:p>
+            <w:pPr>
+              <w:pStyle w:val="ListParagraph"/>
+              <w:ind w:left="0"/>
+              <w:jc w:val="center"/>
+              <w:rPr>
+                <w:rStyle w:val="Hyperlink"/>
+                <w:color w:val="auto"/>
+                <w:u w:val="none"/>
+                <w:lang w:val="en-US"/>
+              </w:rPr>
+            </w:pPr>
+            <w:r>
+              <w:rPr>
+                <w:rStyle w:val="Hyperlink"/>
+                <w:color w:val="auto"/>
+                <w:u w:val="none"/>
+                <w:lang w:val="en-US"/>
+              </w:rPr>
+              <w:t>10</w:t>
+            </w:r>
+          </w:p>
+        </w:tc>
+        <w:tc>
+          <w:tcPr>
+            <w:tcW w:w="2258" w:type="dxa"/>
+            <w:vAlign w:val="center"/>
+          </w:tcPr>
+          <w:p>
+            <w:pPr>
+              <w:pStyle w:val="ListParagraph"/>
+              <w:ind w:left="0"/>
+              <w:jc w:val="center"/>
+              <w:rPr>
+                <w:rStyle w:val="Hyperlink"/>
+                <w:color w:val="auto"/>
+                <w:u w:val="none"/>
+                <w:lang w:val="en-US"/>
+              </w:rPr>
+            </w:pPr>
+            <w:r>
+              <w:rPr>
+                <w:rStyle w:val="Hyperlink"/>
+                <w:color w:val="auto"/>
+                <w:u w:val="none"/>
+                <w:lang w:val="en-US"/>
+              </w:rPr>
+              <w:t>10</w:t>
+            </w:r>
+          </w:p>
+        </w:tc>
+        <w:tc>
+          <w:tcPr>
+            <w:tcW w:w="1585" w:type="dxa"/>
+            <w:vAlign w:val="center"/>
+          </w:tcPr>
+          <w:p>
+            <w:pPr>
+              <w:pStyle w:val="ListParagraph"/>
+              <w:ind w:left="0"/>
+              <w:jc w:val="center"/>
+              <w:rPr>
+                <w:rStyle w:val="Hyperlink"/>
+                <w:color w:val="auto"/>
+                <w:u w:val="none"/>
+                <w:lang w:val="en-US"/>
+              </w:rPr>
+            </w:pPr>
+            <w:r>
+              <w:rPr>
+                <w:rStyle w:val="Hyperlink"/>
+                <w:color w:val="auto"/>
+                <w:u w:val="none"/>
+                <w:lang w:val="en-US"/>
+              </w:rPr>
+              <w:t>10</w:t>
+            </w:r>
+          </w:p>
+        </w:tc>
+      </w:tr>
+      <w:tr>
+        <w:tc>
+          <w:tcPr>
+            <w:tcW w:w="791" w:type="dxa"/>
+            <w:vAlign w:val="center"/>
+          </w:tcPr>
+          <w:p>
+            <w:pPr>
+              <w:pStyle w:val="ListParagraph"/>
+              <w:ind w:left="0"/>
+              <w:jc w:val="center"/>
+              <w:rPr>
+                <w:rStyle w:val="Hyperlink"/>
+                <w:color w:val="auto"/>
+                <w:u w:val="none"/>
+                <w:lang w:val="en-US"/>
+              </w:rPr>
+            </w:pPr>
+            <w:r>
+              <w:rPr>
+                <w:rStyle w:val="Hyperlink"/>
+                <w:color w:val="auto"/>
+                <w:u w:val="none"/>
+                <w:lang w:val="en-US"/>
+              </w:rPr>
+              <w:t>10</w:t>
+            </w:r>
+            <w:r>
+              <w:rPr>
+                <w:rStyle w:val="Hyperlink"/>
+                <w:color w:val="auto"/>
+                <w:u w:val="none"/>
+                <w:lang w:val="en-US"/>
+              </w:rPr>
+              <w:t>%</w:t>
+            </w:r>
+          </w:p>
+        </w:tc>
+        <w:tc>
+          <w:tcPr>
+            <w:tcW w:w="1400" w:type="dxa"/>
+            <w:vAlign w:val="center"/>
+          </w:tcPr>
+          <w:p>
+            <w:pPr>
+              <w:pStyle w:val="ListParagraph"/>
+              <w:ind w:left="0"/>
+              <w:jc w:val="center"/>
+              <w:rPr>
+                <w:rStyle w:val="Hyperlink"/>
+                <w:color w:val="auto"/>
+                <w:u w:val="none"/>
+                <w:lang w:val="en-US"/>
+              </w:rPr>
+            </w:pPr>
+            <w:r>
+              <w:rPr>
+                <w:rStyle w:val="Hyperlink"/>
+                <w:color w:val="auto"/>
+                <w:u w:val="none"/>
+                <w:lang w:val="en-US"/>
+              </w:rPr>
+              <w:t>20%</w:t>
+            </w:r>
+          </w:p>
+        </w:tc>
+        <w:tc>
+          <w:tcPr>
+            <w:tcW w:w="2271" w:type="dxa"/>
+            <w:vAlign w:val="center"/>
+          </w:tcPr>
+          <w:p>
+            <w:pPr>
+              <w:pStyle w:val="ListParagraph"/>
+              <w:ind w:left="0"/>
+              <w:jc w:val="center"/>
+              <w:rPr>
+                <w:rStyle w:val="Hyperlink"/>
+                <w:color w:val="auto"/>
+                <w:u w:val="none"/>
+                <w:lang w:val="en-US"/>
+              </w:rPr>
+            </w:pPr>
+            <w:r>
+              <w:rPr>
+                <w:rStyle w:val="Hyperlink"/>
+                <w:color w:val="auto"/>
+                <w:u w:val="none"/>
+                <w:lang w:val="en-US"/>
+              </w:rPr>
+              <w:t>2</w:t>
+            </w:r>
+            <w:r>
+              <w:rPr>
+                <w:rStyle w:val="Hyperlink"/>
+                <w:color w:val="auto"/>
+                <w:u w:val="none"/>
+                <w:lang w:val="en-US"/>
+              </w:rPr>
+              <w:t>0</w:t>
+            </w:r>
+            <w:r>
+              <w:rPr>
+                <w:rStyle w:val="Hyperlink"/>
+                <w:color w:val="auto"/>
+                <w:u w:val="none"/>
+                <w:lang w:val="en-US"/>
+              </w:rPr>
+              <w:t>%</w:t>
+            </w:r>
+          </w:p>
+        </w:tc>
+        <w:tc>
+          <w:tcPr>
+            <w:tcW w:w="2258" w:type="dxa"/>
+            <w:vAlign w:val="center"/>
+          </w:tcPr>
+          <w:p>
+            <w:pPr>
+              <w:pStyle w:val="ListParagraph"/>
+              <w:ind w:left="0"/>
+              <w:jc w:val="center"/>
+              <w:rPr>
+                <w:rStyle w:val="Hyperlink"/>
+                <w:color w:val="auto"/>
+                <w:u w:val="none"/>
+                <w:lang w:val="en-US"/>
+              </w:rPr>
+            </w:pPr>
+            <w:r>
+              <w:rPr>
+                <w:rStyle w:val="Hyperlink"/>
+                <w:color w:val="auto"/>
+                <w:u w:val="none"/>
+                <w:lang w:val="en-US"/>
+              </w:rPr>
+              <w:t>50%</w:t>
+            </w:r>
+          </w:p>
+        </w:tc>
+        <w:tc>
+          <w:tcPr>
+            <w:tcW w:w="1585" w:type="dxa"/>
+            <w:vAlign w:val="center"/>
+          </w:tcPr>
+          <w:p>
+            <w:pPr>
+              <w:pStyle w:val="ListParagraph"/>
+              <w:ind w:left="0"/>
+              <w:jc w:val="center"/>
+              <w:rPr>
+                <w:rStyle w:val="Hyperlink"/>
+                <w:color w:val="auto"/>
+                <w:u w:val="none"/>
+                <w:lang w:val="en-US"/>
+              </w:rPr>
+            </w:pPr>
+            <w:r>
+              <w:rPr>
+                <w:rStyle w:val="Hyperlink"/>
+                <w:color w:val="auto"/>
+                <w:u w:val="none"/>
+                <w:lang w:val="en-US"/>
+              </w:rPr>
+              <w:t>3 tín</w:t>
+            </w:r>
+          </w:p>
+        </w:tc>
+      </w:tr>
+    </w:tbl>
     <w:p>
       <w:pPr>
         <w:pStyle w:val="ListParagraph"/>
@@ -2780,7 +4202,7 @@
         </w:rPr>
         <w:t xml:space="preserve">, </w:t>
       </w:r>
-      <w:hyperlink r:id="rId22" w:history="1">
+      <w:hyperlink r:id="rId23" w:history="1">
         <w:r>
           <w:rPr>
             <w:rStyle w:val="Hyperlink"/>
@@ -2799,6 +4221,411 @@
         <w:t>)</w:t>
       </w:r>
     </w:p>
+    <w:tbl>
+      <w:tblPr>
+        <w:tblStyle w:val="TableGrid"/>
+        <w:tblW w:w="8305" w:type="dxa"/>
+        <w:tblInd w:w="1080" w:type="dxa"/>
+        <w:tblLook w:val="04A0" w:firstRow="1" w:lastRow="0" w:firstColumn="1" w:lastColumn="0" w:noHBand="0" w:noVBand="1"/>
+      </w:tblPr>
+      <w:tblGrid>
+        <w:gridCol w:w="791"/>
+        <w:gridCol w:w="1400"/>
+        <w:gridCol w:w="2271"/>
+        <w:gridCol w:w="2258"/>
+        <w:gridCol w:w="1585"/>
+      </w:tblGrid>
+      <w:tr>
+        <w:tc>
+          <w:tcPr>
+            <w:tcW w:w="791" w:type="dxa"/>
+            <w:vAlign w:val="center"/>
+          </w:tcPr>
+          <w:p>
+            <w:pPr>
+              <w:pStyle w:val="ListParagraph"/>
+              <w:ind w:left="0"/>
+              <w:jc w:val="center"/>
+              <w:rPr>
+                <w:rStyle w:val="Hyperlink"/>
+                <w:color w:val="auto"/>
+                <w:u w:val="none"/>
+                <w:lang w:val="en-US"/>
+              </w:rPr>
+            </w:pPr>
+            <w:r>
+              <w:rPr>
+                <w:rStyle w:val="Hyperlink"/>
+                <w:color w:val="auto"/>
+                <w:u w:val="none"/>
+                <w:lang w:val="en-US"/>
+              </w:rPr>
+              <w:t>Quiz</w:t>
+            </w:r>
+          </w:p>
+        </w:tc>
+        <w:tc>
+          <w:tcPr>
+            <w:tcW w:w="1400" w:type="dxa"/>
+            <w:vAlign w:val="center"/>
+          </w:tcPr>
+          <w:p>
+            <w:pPr>
+              <w:pStyle w:val="ListParagraph"/>
+              <w:ind w:left="0"/>
+              <w:jc w:val="center"/>
+              <w:rPr>
+                <w:rStyle w:val="Hyperlink"/>
+                <w:color w:val="auto"/>
+                <w:u w:val="none"/>
+                <w:lang w:val="en-US"/>
+              </w:rPr>
+            </w:pPr>
+            <w:r>
+              <w:rPr>
+                <w:rStyle w:val="Hyperlink"/>
+                <w:color w:val="auto"/>
+                <w:u w:val="none"/>
+                <w:lang w:val="en-US"/>
+              </w:rPr>
+              <w:t>Thí nghiệm</w:t>
+            </w:r>
+          </w:p>
+        </w:tc>
+        <w:tc>
+          <w:tcPr>
+            <w:tcW w:w="2271" w:type="dxa"/>
+            <w:vAlign w:val="center"/>
+          </w:tcPr>
+          <w:p>
+            <w:pPr>
+              <w:pStyle w:val="ListParagraph"/>
+              <w:ind w:left="0"/>
+              <w:jc w:val="center"/>
+              <w:rPr>
+                <w:rStyle w:val="Hyperlink"/>
+                <w:color w:val="auto"/>
+                <w:u w:val="none"/>
+                <w:lang w:val="en-US"/>
+              </w:rPr>
+            </w:pPr>
+            <w:r>
+              <w:rPr>
+                <w:rStyle w:val="Hyperlink"/>
+                <w:color w:val="auto"/>
+                <w:u w:val="none"/>
+                <w:lang w:val="en-US"/>
+              </w:rPr>
+              <w:t>Giữa kì trắc nghiệm</w:t>
+            </w:r>
+          </w:p>
+        </w:tc>
+        <w:tc>
+          <w:tcPr>
+            <w:tcW w:w="2258" w:type="dxa"/>
+            <w:vAlign w:val="center"/>
+          </w:tcPr>
+          <w:p>
+            <w:pPr>
+              <w:pStyle w:val="ListParagraph"/>
+              <w:ind w:left="0"/>
+              <w:jc w:val="center"/>
+              <w:rPr>
+                <w:rStyle w:val="Hyperlink"/>
+                <w:color w:val="auto"/>
+                <w:u w:val="none"/>
+                <w:lang w:val="en-US"/>
+              </w:rPr>
+            </w:pPr>
+            <w:r>
+              <w:rPr>
+                <w:rStyle w:val="Hyperlink"/>
+                <w:color w:val="auto"/>
+                <w:u w:val="none"/>
+                <w:lang w:val="en-US"/>
+              </w:rPr>
+              <w:t>Cuối kì</w:t>
+            </w:r>
+          </w:p>
+        </w:tc>
+        <w:tc>
+          <w:tcPr>
+            <w:tcW w:w="1585" w:type="dxa"/>
+            <w:vAlign w:val="center"/>
+          </w:tcPr>
+          <w:p>
+            <w:pPr>
+              <w:pStyle w:val="ListParagraph"/>
+              <w:ind w:left="0"/>
+              <w:jc w:val="center"/>
+              <w:rPr>
+                <w:rStyle w:val="Hyperlink"/>
+                <w:color w:val="auto"/>
+                <w:u w:val="none"/>
+                <w:lang w:val="en-US"/>
+              </w:rPr>
+            </w:pPr>
+            <w:r>
+              <w:rPr>
+                <w:rStyle w:val="Hyperlink"/>
+                <w:color w:val="auto"/>
+                <w:u w:val="none"/>
+                <w:lang w:val="en-US"/>
+              </w:rPr>
+              <w:t>Trung bình</w:t>
+            </w:r>
+          </w:p>
+        </w:tc>
+      </w:tr>
+      <w:tr>
+        <w:tc>
+          <w:tcPr>
+            <w:tcW w:w="791" w:type="dxa"/>
+            <w:vAlign w:val="center"/>
+          </w:tcPr>
+          <w:p>
+            <w:pPr>
+              <w:pStyle w:val="ListParagraph"/>
+              <w:ind w:left="0"/>
+              <w:jc w:val="center"/>
+              <w:rPr>
+                <w:rStyle w:val="Hyperlink"/>
+                <w:color w:val="auto"/>
+                <w:u w:val="none"/>
+                <w:lang w:val="en-US"/>
+              </w:rPr>
+            </w:pPr>
+            <w:r>
+              <w:rPr>
+                <w:rStyle w:val="Hyperlink"/>
+                <w:color w:val="auto"/>
+                <w:u w:val="none"/>
+                <w:lang w:val="en-US"/>
+              </w:rPr>
+              <w:t>10</w:t>
+            </w:r>
+          </w:p>
+        </w:tc>
+        <w:tc>
+          <w:tcPr>
+            <w:tcW w:w="1400" w:type="dxa"/>
+            <w:vAlign w:val="center"/>
+          </w:tcPr>
+          <w:p>
+            <w:pPr>
+              <w:pStyle w:val="ListParagraph"/>
+              <w:ind w:left="0"/>
+              <w:jc w:val="center"/>
+              <w:rPr>
+                <w:rStyle w:val="Hyperlink"/>
+                <w:color w:val="auto"/>
+                <w:u w:val="none"/>
+                <w:lang w:val="en-US"/>
+              </w:rPr>
+            </w:pPr>
+            <w:r>
+              <w:rPr>
+                <w:rStyle w:val="Hyperlink"/>
+                <w:color w:val="auto"/>
+                <w:u w:val="none"/>
+                <w:lang w:val="en-US"/>
+              </w:rPr>
+              <w:t>10</w:t>
+            </w:r>
+          </w:p>
+        </w:tc>
+        <w:tc>
+          <w:tcPr>
+            <w:tcW w:w="2271" w:type="dxa"/>
+            <w:vAlign w:val="center"/>
+          </w:tcPr>
+          <w:p>
+            <w:pPr>
+              <w:pStyle w:val="ListParagraph"/>
+              <w:ind w:left="0"/>
+              <w:jc w:val="center"/>
+              <w:rPr>
+                <w:rStyle w:val="Hyperlink"/>
+                <w:color w:val="auto"/>
+                <w:u w:val="none"/>
+                <w:lang w:val="en-US"/>
+              </w:rPr>
+            </w:pPr>
+            <w:r>
+              <w:rPr>
+                <w:rStyle w:val="Hyperlink"/>
+                <w:color w:val="auto"/>
+                <w:u w:val="none"/>
+                <w:lang w:val="en-US"/>
+              </w:rPr>
+              <w:t>10</w:t>
+            </w:r>
+          </w:p>
+        </w:tc>
+        <w:tc>
+          <w:tcPr>
+            <w:tcW w:w="2258" w:type="dxa"/>
+            <w:vAlign w:val="center"/>
+          </w:tcPr>
+          <w:p>
+            <w:pPr>
+              <w:pStyle w:val="ListParagraph"/>
+              <w:ind w:left="0"/>
+              <w:jc w:val="center"/>
+              <w:rPr>
+                <w:rStyle w:val="Hyperlink"/>
+                <w:color w:val="auto"/>
+                <w:u w:val="none"/>
+                <w:lang w:val="en-US"/>
+              </w:rPr>
+            </w:pPr>
+            <w:r>
+              <w:rPr>
+                <w:rStyle w:val="Hyperlink"/>
+                <w:color w:val="auto"/>
+                <w:u w:val="none"/>
+                <w:lang w:val="en-US"/>
+              </w:rPr>
+              <w:t>10</w:t>
+            </w:r>
+          </w:p>
+        </w:tc>
+        <w:tc>
+          <w:tcPr>
+            <w:tcW w:w="1585" w:type="dxa"/>
+            <w:vAlign w:val="center"/>
+          </w:tcPr>
+          <w:p>
+            <w:pPr>
+              <w:pStyle w:val="ListParagraph"/>
+              <w:ind w:left="0"/>
+              <w:jc w:val="center"/>
+              <w:rPr>
+                <w:rStyle w:val="Hyperlink"/>
+                <w:color w:val="auto"/>
+                <w:u w:val="none"/>
+                <w:lang w:val="en-US"/>
+              </w:rPr>
+            </w:pPr>
+            <w:r>
+              <w:rPr>
+                <w:rStyle w:val="Hyperlink"/>
+                <w:color w:val="auto"/>
+                <w:u w:val="none"/>
+                <w:lang w:val="en-US"/>
+              </w:rPr>
+              <w:t>10</w:t>
+            </w:r>
+          </w:p>
+        </w:tc>
+      </w:tr>
+      <w:tr>
+        <w:tc>
+          <w:tcPr>
+            <w:tcW w:w="791" w:type="dxa"/>
+            <w:vAlign w:val="center"/>
+          </w:tcPr>
+          <w:p>
+            <w:pPr>
+              <w:pStyle w:val="ListParagraph"/>
+              <w:ind w:left="0"/>
+              <w:jc w:val="center"/>
+              <w:rPr>
+                <w:rStyle w:val="Hyperlink"/>
+                <w:color w:val="auto"/>
+                <w:u w:val="none"/>
+                <w:lang w:val="en-US"/>
+              </w:rPr>
+            </w:pPr>
+          </w:p>
+        </w:tc>
+        <w:tc>
+          <w:tcPr>
+            <w:tcW w:w="1400" w:type="dxa"/>
+            <w:vAlign w:val="center"/>
+          </w:tcPr>
+          <w:p>
+            <w:pPr>
+              <w:pStyle w:val="ListParagraph"/>
+              <w:ind w:left="0"/>
+              <w:jc w:val="center"/>
+              <w:rPr>
+                <w:rStyle w:val="Hyperlink"/>
+                <w:color w:val="auto"/>
+                <w:u w:val="none"/>
+                <w:lang w:val="en-US"/>
+              </w:rPr>
+            </w:pPr>
+          </w:p>
+        </w:tc>
+        <w:tc>
+          <w:tcPr>
+            <w:tcW w:w="2271" w:type="dxa"/>
+            <w:vAlign w:val="center"/>
+          </w:tcPr>
+          <w:p>
+            <w:pPr>
+              <w:pStyle w:val="ListParagraph"/>
+              <w:ind w:left="0"/>
+              <w:jc w:val="center"/>
+              <w:rPr>
+                <w:rStyle w:val="Hyperlink"/>
+                <w:color w:val="auto"/>
+                <w:u w:val="none"/>
+                <w:lang w:val="en-US"/>
+              </w:rPr>
+            </w:pPr>
+          </w:p>
+        </w:tc>
+        <w:tc>
+          <w:tcPr>
+            <w:tcW w:w="2258" w:type="dxa"/>
+            <w:vAlign w:val="center"/>
+          </w:tcPr>
+          <w:p>
+            <w:pPr>
+              <w:pStyle w:val="ListParagraph"/>
+              <w:ind w:left="0"/>
+              <w:jc w:val="center"/>
+              <w:rPr>
+                <w:rStyle w:val="Hyperlink"/>
+                <w:color w:val="auto"/>
+                <w:u w:val="none"/>
+                <w:lang w:val="en-US"/>
+              </w:rPr>
+            </w:pPr>
+          </w:p>
+        </w:tc>
+        <w:tc>
+          <w:tcPr>
+            <w:tcW w:w="1585" w:type="dxa"/>
+            <w:vAlign w:val="center"/>
+          </w:tcPr>
+          <w:p>
+            <w:pPr>
+              <w:pStyle w:val="ListParagraph"/>
+              <w:ind w:left="0"/>
+              <w:jc w:val="center"/>
+              <w:rPr>
+                <w:rStyle w:val="Hyperlink"/>
+                <w:color w:val="auto"/>
+                <w:u w:val="none"/>
+                <w:lang w:val="en-US"/>
+              </w:rPr>
+            </w:pPr>
+            <w:r>
+              <w:rPr>
+                <w:rStyle w:val="Hyperlink"/>
+                <w:color w:val="auto"/>
+                <w:u w:val="none"/>
+                <w:lang w:val="en-US"/>
+              </w:rPr>
+              <w:t>3 tín</w:t>
+            </w:r>
+          </w:p>
+        </w:tc>
+      </w:tr>
+    </w:tbl>
     <w:p>
       <w:pPr>
         <w:pStyle w:val="ListParagraph"/>
@@ -2837,6 +4664,30 @@
         <w:pStyle w:val="ListParagraph"/>
         <w:numPr>
           <w:ilvl w:val="0"/>
+          <w:numId w:val="2"/>
+        </w:numPr>
+        <w:rPr>
+          <w:rStyle w:val="Hyperlink"/>
+          <w:color w:val="auto"/>
+          <w:u w:val="none"/>
+          <w:lang w:val="en-US"/>
+        </w:rPr>
+      </w:pPr>
+      <w:r>
+        <w:rPr>
+          <w:rStyle w:val="Hyperlink"/>
+          <w:color w:val="auto"/>
+          <w:u w:val="none"/>
+          <w:lang w:val="en-US"/>
+        </w:rPr>
+        <w:t>Điểm trung bình hiện tại = 9.964</w:t>
+      </w:r>
+    </w:p>
+    <w:p>
+      <w:pPr>
+        <w:pStyle w:val="ListParagraph"/>
+        <w:numPr>
+          <w:ilvl w:val="0"/>
           <w:numId w:val="4"/>
         </w:numPr>
         <w:rPr>
@@ -3522,6 +5373,7 @@
           <w:u w:val="none"/>
           <w:lang w:val="en-US"/>
         </w:rPr>
+        <w:lastRenderedPageBreak/>
         <w:t>1</w:t>
       </w:r>
       <w:r>
@@ -3686,9 +5538,6 @@
           <w:numId w:val="2"/>
         </w:numPr>
         <w:rPr>
-          <w:rStyle w:val="Hyperlink"/>
-          <w:color w:val="auto"/>
-          <w:u w:val="none"/>
           <w:lang w:val="en-US"/>
         </w:rPr>
       </w:pPr>
@@ -3704,6 +5553,87 @@
         <w:pStyle w:val="ListParagraph"/>
         <w:numPr>
           <w:ilvl w:val="0"/>
+          <w:numId w:val="2"/>
+        </w:numPr>
+        <w:rPr>
+          <w:lang w:val="en-US"/>
+        </w:rPr>
+      </w:pPr>
+      <w:r>
+        <w:rPr>
+          <w:lang w:val="en-US"/>
+        </w:rPr>
+        <w:t>1</w:t>
+      </w:r>
+      <w:r>
+        <w:rPr>
+          <w:lang w:val="en-US"/>
+        </w:rPr>
+        <w:t>4.5</w:t>
+      </w:r>
+      <w:r>
+        <w:rPr>
+          <w:lang w:val="en-US"/>
+        </w:rPr>
+        <w:t xml:space="preserve"> giờ, photo hệ thống số + giấy vay vốn</w:t>
+      </w:r>
+    </w:p>
+    <w:p>
+      <w:pPr>
+        <w:pStyle w:val="ListParagraph"/>
+        <w:numPr>
+          <w:ilvl w:val="0"/>
+          <w:numId w:val="2"/>
+        </w:numPr>
+        <w:rPr>
+          <w:lang w:val="en-US"/>
+        </w:rPr>
+      </w:pPr>
+      <w:r>
+        <w:rPr>
+          <w:lang w:val="en-US"/>
+        </w:rPr>
+        <w:t>15 giờ, lên nhà lấy sổ đoàn</w:t>
+      </w:r>
+      <w:r>
+        <w:rPr>
+          <w:lang w:val="en-US"/>
+        </w:rPr>
+        <w:t>, mang theo cả giấy vay vốn</w:t>
+      </w:r>
+      <w:r>
+        <w:rPr>
+          <w:lang w:val="en-US"/>
+        </w:rPr>
+        <w:t>, chai nước rót ké</w:t>
+      </w:r>
+    </w:p>
+    <w:p>
+      <w:pPr>
+        <w:pStyle w:val="ListParagraph"/>
+        <w:numPr>
+          <w:ilvl w:val="0"/>
+          <w:numId w:val="2"/>
+        </w:numPr>
+        <w:rPr>
+          <w:rStyle w:val="Hyperlink"/>
+          <w:color w:val="auto"/>
+          <w:u w:val="none"/>
+          <w:lang w:val="en-US"/>
+        </w:rPr>
+      </w:pPr>
+      <w:r>
+        <w:rPr>
+          <w:lang w:val="en-US"/>
+        </w:rPr>
+        <w:t>15.5 giờ, lên trường nộp sổ mang tiền 50 nghìn, tòa H6 tầng trệt</w:t>
+      </w:r>
+    </w:p>
+    <w:p>
+      <w:pPr>
+        <w:pStyle w:val="ListParagraph"/>
+        <w:numPr>
+          <w:ilvl w:val="0"/>
           <w:numId w:val="4"/>
         </w:numPr>
         <w:rPr>
@@ -3894,334 +5824,748 @@
         <w:rPr>
           <w:lang w:val="en-US"/>
         </w:rPr>
+        <w:t>27/10/2023?</w:t>
+      </w:r>
+    </w:p>
+    <w:p>
+      <w:pPr>
+        <w:pStyle w:val="ListParagraph"/>
+        <w:numPr>
+          <w:ilvl w:val="0"/>
+          <w:numId w:val="2"/>
+        </w:numPr>
+        <w:rPr>
+          <w:lang w:val="en-US"/>
+        </w:rPr>
+      </w:pPr>
+      <w:r>
+        <w:rPr>
+          <w:lang w:val="en-US"/>
+        </w:rPr>
+        <w:t>Không học vật lí 1 bài tập</w:t>
+      </w:r>
+    </w:p>
+    <w:p>
+      <w:pPr>
+        <w:pStyle w:val="ListParagraph"/>
+        <w:numPr>
+          <w:ilvl w:val="0"/>
+          <w:numId w:val="4"/>
+        </w:numPr>
+        <w:rPr>
+          <w:lang w:val="en-US"/>
+        </w:rPr>
+      </w:pPr>
+      <w:r>
+        <w:rPr>
+          <w:lang w:val="en-US"/>
+        </w:rPr>
+        <w:t>28/10/2023?</w:t>
+      </w:r>
+    </w:p>
+    <w:p>
+      <w:pPr>
+        <w:pStyle w:val="ListParagraph"/>
+        <w:numPr>
+          <w:ilvl w:val="0"/>
+          <w:numId w:val="2"/>
+        </w:numPr>
+        <w:rPr>
+          <w:lang w:val="en-US"/>
+        </w:rPr>
+      </w:pPr>
+      <w:r>
+        <w:rPr>
+          <w:lang w:val="en-US"/>
+        </w:rPr>
+        <w:t>7 đến 9 giờ, thi vật lí 1, tòa H1, phòng 101</w:t>
+      </w:r>
+    </w:p>
+    <w:p>
+      <w:pPr>
+        <w:pStyle w:val="ListParagraph"/>
+        <w:numPr>
+          <w:ilvl w:val="0"/>
+          <w:numId w:val="2"/>
+        </w:numPr>
+        <w:rPr>
+          <w:lang w:val="en-US"/>
+        </w:rPr>
+      </w:pPr>
+      <w:r>
+        <w:rPr>
+          <w:lang w:val="en-US"/>
+        </w:rPr>
+        <w:t>9 đến 11 giờ, thi giải tích 1, tòa H6, phòng 214</w:t>
+      </w:r>
+    </w:p>
+    <w:p>
+      <w:pPr>
+        <w:pStyle w:val="ListParagraph"/>
+        <w:numPr>
+          <w:ilvl w:val="0"/>
+          <w:numId w:val="4"/>
+        </w:numPr>
+        <w:rPr>
+          <w:lang w:val="en-US"/>
+        </w:rPr>
+      </w:pPr>
+      <w:r>
+        <w:rPr>
+          <w:lang w:val="en-US"/>
+        </w:rPr>
+        <w:t>29/10/2023?</w:t>
+      </w:r>
+    </w:p>
+    <w:p>
+      <w:pPr>
+        <w:pStyle w:val="ListParagraph"/>
+        <w:numPr>
+          <w:ilvl w:val="0"/>
+          <w:numId w:val="2"/>
+        </w:numPr>
+        <w:rPr>
+          <w:lang w:val="en-US"/>
+        </w:rPr>
+      </w:pPr>
+      <w:r>
+        <w:rPr>
+          <w:lang w:val="en-US"/>
+        </w:rPr>
+        <w:t>7 đến 9 giờ, thi hệ thống số, tòa H6, phòng 516</w:t>
+      </w:r>
+    </w:p>
+    <w:p>
+      <w:pPr>
+        <w:pStyle w:val="ListParagraph"/>
+        <w:numPr>
+          <w:ilvl w:val="0"/>
+          <w:numId w:val="2"/>
+        </w:numPr>
+        <w:rPr>
+          <w:lang w:val="en-US"/>
+        </w:rPr>
+      </w:pPr>
+      <w:r>
+        <w:rPr>
+          <w:lang w:val="en-US"/>
+        </w:rPr>
+        <w:t>9 đến 11 giờ, thi nhập môn điện toán, tòa H6, phòng 308</w:t>
+      </w:r>
+    </w:p>
+    <w:p>
+      <w:pPr>
+        <w:pStyle w:val="ListParagraph"/>
+        <w:numPr>
+          <w:ilvl w:val="0"/>
+          <w:numId w:val="4"/>
+        </w:numPr>
+        <w:rPr>
+          <w:lang w:val="en-US"/>
+        </w:rPr>
+      </w:pPr>
+      <w:r>
+        <w:rPr>
+          <w:lang w:val="en-US"/>
+        </w:rPr>
+        <w:t>30</w:t>
+      </w:r>
+      <w:r>
+        <w:rPr>
+          <w:lang w:val="en-US"/>
+        </w:rPr>
+        <w:t>/10/2023?</w:t>
+      </w:r>
+    </w:p>
+    <w:p>
+      <w:pPr>
+        <w:pStyle w:val="ListParagraph"/>
+        <w:numPr>
+          <w:ilvl w:val="0"/>
+          <w:numId w:val="2"/>
+        </w:numPr>
+        <w:rPr>
+          <w:lang w:val="en-US"/>
+        </w:rPr>
+      </w:pPr>
+      <w:r>
+        <w:rPr>
+          <w:lang w:val="en-US"/>
+        </w:rPr>
+        <w:t>Đóng tiền xe tháng</w:t>
+      </w:r>
+    </w:p>
+    <w:p>
+      <w:pPr>
+        <w:pStyle w:val="ListParagraph"/>
+        <w:numPr>
+          <w:ilvl w:val="0"/>
+          <w:numId w:val="2"/>
+        </w:numPr>
+        <w:rPr>
+          <w:lang w:val="en-US"/>
+        </w:rPr>
+      </w:pPr>
+      <w:r>
+        <w:rPr>
+          <w:lang w:val="en-US"/>
+        </w:rPr>
+        <w:t>Mua thẻ mạng</w:t>
+      </w:r>
+    </w:p>
+    <w:p>
+      <w:pPr>
+        <w:pStyle w:val="ListParagraph"/>
+        <w:numPr>
+          <w:ilvl w:val="0"/>
+          <w:numId w:val="4"/>
+        </w:numPr>
+        <w:rPr>
+          <w:lang w:val="en-US"/>
+        </w:rPr>
+      </w:pPr>
+      <w:r>
+        <w:rPr>
+          <w:lang w:val="en-US"/>
+        </w:rPr>
+        <w:t>17/11/2023?</w:t>
+      </w:r>
+    </w:p>
+    <w:p>
+      <w:pPr>
+        <w:pStyle w:val="ListParagraph"/>
+        <w:numPr>
+          <w:ilvl w:val="0"/>
+          <w:numId w:val="2"/>
+        </w:numPr>
+        <w:rPr>
+          <w:lang w:val="en-US"/>
+        </w:rPr>
+      </w:pPr>
+      <w:r>
+        <w:rPr>
+          <w:lang w:val="en-US"/>
+        </w:rPr>
+        <w:t>6 giờ, giải Quiz 3, nhập môn điện toán</w:t>
+      </w:r>
+    </w:p>
+    <w:p>
+      <w:pPr>
+        <w:pStyle w:val="ListParagraph"/>
+        <w:numPr>
+          <w:ilvl w:val="0"/>
+          <w:numId w:val="4"/>
+        </w:numPr>
+        <w:rPr>
+          <w:lang w:val="en-US"/>
+        </w:rPr>
+      </w:pPr>
+      <w:r>
+        <w:rPr>
+          <w:lang w:val="en-US"/>
+        </w:rPr>
+        <w:t>Giữa</w:t>
+      </w:r>
+      <w:r>
+        <w:rPr>
+          <w:lang w:val="en-US"/>
+        </w:rPr>
+        <w:t xml:space="preserve"> </w:t>
+      </w:r>
+      <w:r>
+        <w:rPr>
+          <w:lang w:val="en-US"/>
+        </w:rPr>
+        <w:t>Tháng 12/2023?</w:t>
+      </w:r>
+    </w:p>
+    <w:p>
+      <w:pPr>
+        <w:pStyle w:val="ListParagraph"/>
+        <w:numPr>
+          <w:ilvl w:val="0"/>
+          <w:numId w:val="2"/>
+        </w:numPr>
+        <w:rPr>
+          <w:lang w:val="en-US"/>
+        </w:rPr>
+      </w:pPr>
+      <w:r>
+        <w:rPr>
+          <w:lang w:val="en-US"/>
+        </w:rPr>
+        <w:t>Thi anh văn đầu vào</w:t>
+      </w:r>
+    </w:p>
+    <w:p>
+      <w:pPr>
+        <w:pStyle w:val="ListParagraph"/>
+        <w:numPr>
+          <w:ilvl w:val="0"/>
+          <w:numId w:val="4"/>
+        </w:numPr>
+        <w:rPr>
+          <w:lang w:val="en-US"/>
+        </w:rPr>
+      </w:pPr>
+      <w:r>
+        <w:rPr>
+          <w:lang w:val="en-US"/>
+        </w:rPr>
+        <w:t>Cuối Năm 1?</w:t>
+      </w:r>
+    </w:p>
+    <w:p>
+      <w:pPr>
+        <w:pStyle w:val="ListParagraph"/>
+        <w:numPr>
+          <w:ilvl w:val="0"/>
+          <w:numId w:val="2"/>
+        </w:numPr>
+        <w:rPr>
+          <w:lang w:val="en-US"/>
+        </w:rPr>
+      </w:pPr>
+      <w:r>
+        <w:rPr>
+          <w:lang w:val="en-US"/>
+        </w:rPr>
+        <w:t>Nộp MOS</w:t>
+      </w:r>
+    </w:p>
+    <w:p>
+      <w:pPr>
+        <w:rPr>
+          <w:lang w:val="en-US"/>
+        </w:rPr>
+      </w:pPr>
+    </w:p>
+    <w:p>
+      <w:pPr>
+        <w:rPr>
+          <w:lang w:val="en-US"/>
+        </w:rPr>
+      </w:pPr>
+      <w:r>
+        <w:rPr>
+          <w:lang w:val="en-US"/>
+        </w:rPr>
+        <w:t>Task – Nhiệm Vụ:</w:t>
+      </w:r>
+    </w:p>
+    <w:p>
+      <w:pPr>
+        <w:pStyle w:val="ListParagraph"/>
+        <w:numPr>
+          <w:ilvl w:val="0"/>
+          <w:numId w:val="7"/>
+        </w:numPr>
+        <w:rPr>
+          <w:lang w:val="en-US"/>
+        </w:rPr>
+      </w:pPr>
+      <w:r>
+        <w:rPr>
+          <w:lang w:val="en-US"/>
+        </w:rPr>
+        <w:t>Quy Đổi Điểm?</w:t>
+      </w:r>
+    </w:p>
+    <w:p>
+      <w:pPr>
+        <w:pStyle w:val="ListParagraph"/>
+        <w:numPr>
+          <w:ilvl w:val="0"/>
+          <w:numId w:val="2"/>
+        </w:numPr>
+        <w:rPr>
+          <w:lang w:val="en-US"/>
+        </w:rPr>
+      </w:pPr>
+      <w:r>
+        <w:rPr>
+          <w:lang w:val="en-US"/>
+        </w:rPr>
+        <w:t>Từ thang 10 sang chữ</w:t>
+      </w:r>
+    </w:p>
+    <w:p>
+      <w:pPr>
+        <w:pStyle w:val="ListParagraph"/>
+        <w:numPr>
+          <w:ilvl w:val="0"/>
+          <w:numId w:val="2"/>
+        </w:numPr>
+        <w:rPr>
+          <w:lang w:val="en-US"/>
+        </w:rPr>
+      </w:pPr>
+      <w:r>
+        <w:rPr>
+          <w:lang w:val="en-US"/>
+        </w:rPr>
+        <w:t>F = 4 trở xuống</w:t>
+      </w:r>
+    </w:p>
+    <w:p>
+      <w:pPr>
+        <w:pStyle w:val="ListParagraph"/>
+        <w:numPr>
+          <w:ilvl w:val="0"/>
+          <w:numId w:val="2"/>
+        </w:numPr>
+        <w:rPr>
+          <w:lang w:val="en-US"/>
+        </w:rPr>
+      </w:pPr>
+      <w:r>
+        <w:rPr>
+          <w:lang w:val="en-US"/>
+        </w:rPr>
+        <w:t>D = 4 đến 5</w:t>
+      </w:r>
+    </w:p>
+    <w:p>
+      <w:pPr>
+        <w:pStyle w:val="ListParagraph"/>
+        <w:numPr>
+          <w:ilvl w:val="0"/>
+          <w:numId w:val="2"/>
+        </w:numPr>
+        <w:rPr>
+          <w:lang w:val="en-US"/>
+        </w:rPr>
+      </w:pPr>
+      <w:r>
+        <w:rPr>
+          <w:lang w:val="en-US"/>
+        </w:rPr>
+        <w:t>D+ = 5 đến 5.5</w:t>
+      </w:r>
+    </w:p>
+    <w:p>
+      <w:pPr>
+        <w:pStyle w:val="ListParagraph"/>
+        <w:numPr>
+          <w:ilvl w:val="0"/>
+          <w:numId w:val="2"/>
+        </w:numPr>
+        <w:rPr>
+          <w:lang w:val="en-US"/>
+        </w:rPr>
+      </w:pPr>
+      <w:r>
+        <w:rPr>
+          <w:lang w:val="en-US"/>
+        </w:rPr>
+        <w:t>Mỗi chữ cái không có “+” thì tăng 1</w:t>
+      </w:r>
+    </w:p>
+    <w:p>
+      <w:pPr>
+        <w:pStyle w:val="ListParagraph"/>
+        <w:numPr>
+          <w:ilvl w:val="0"/>
+          <w:numId w:val="2"/>
+        </w:numPr>
+        <w:rPr>
+          <w:lang w:val="en-US"/>
+        </w:rPr>
+      </w:pPr>
+      <w:r>
+        <w:rPr>
+          <w:lang w:val="en-US"/>
+        </w:rPr>
+        <w:t xml:space="preserve">Mỗi chữ cái có “+” thì </w:t>
+      </w:r>
+      <w:r>
+        <w:rPr>
+          <w:lang w:val="en-US"/>
+        </w:rPr>
+        <w:t>tăng</w:t>
+      </w:r>
+      <w:r>
+        <w:rPr>
+          <w:lang w:val="en-US"/>
+        </w:rPr>
+        <w:t xml:space="preserve"> 0.5</w:t>
+      </w:r>
+    </w:p>
+    <w:p>
+      <w:pPr>
+        <w:pStyle w:val="ListParagraph"/>
+        <w:numPr>
+          <w:ilvl w:val="0"/>
+          <w:numId w:val="2"/>
+        </w:numPr>
+        <w:rPr>
+          <w:lang w:val="en-US"/>
+        </w:rPr>
+      </w:pPr>
+      <w:r>
+        <w:rPr>
+          <w:lang w:val="en-US"/>
+        </w:rPr>
+        <w:t>Từ chữ sang thang 4</w:t>
+      </w:r>
+    </w:p>
+    <w:p>
+      <w:pPr>
+        <w:pStyle w:val="ListParagraph"/>
+        <w:numPr>
+          <w:ilvl w:val="0"/>
+          <w:numId w:val="2"/>
+        </w:numPr>
+        <w:rPr>
+          <w:lang w:val="en-US"/>
+        </w:rPr>
+      </w:pPr>
+      <w:r>
+        <w:rPr>
+          <w:lang w:val="en-US"/>
+        </w:rPr>
+        <w:t>F = 0</w:t>
+      </w:r>
+    </w:p>
+    <w:p>
+      <w:pPr>
+        <w:pStyle w:val="ListParagraph"/>
+        <w:numPr>
+          <w:ilvl w:val="0"/>
+          <w:numId w:val="2"/>
+        </w:numPr>
+        <w:rPr>
+          <w:lang w:val="en-US"/>
+        </w:rPr>
+      </w:pPr>
+      <w:r>
+        <w:rPr>
+          <w:lang w:val="en-US"/>
+        </w:rPr>
+        <w:t>D = 1</w:t>
+      </w:r>
+    </w:p>
+    <w:p>
+      <w:pPr>
+        <w:pStyle w:val="ListParagraph"/>
+        <w:numPr>
+          <w:ilvl w:val="0"/>
+          <w:numId w:val="2"/>
+        </w:numPr>
+        <w:rPr>
+          <w:lang w:val="en-US"/>
+        </w:rPr>
+      </w:pPr>
+      <w:r>
+        <w:rPr>
+          <w:lang w:val="en-US"/>
+        </w:rPr>
+        <w:t>D+ = 1.5</w:t>
+      </w:r>
+    </w:p>
+    <w:p>
+      <w:pPr>
+        <w:pStyle w:val="ListParagraph"/>
+        <w:numPr>
+          <w:ilvl w:val="0"/>
+          <w:numId w:val="2"/>
+        </w:numPr>
+        <w:rPr>
+          <w:lang w:val="en-US"/>
+        </w:rPr>
+      </w:pPr>
+      <w:r>
+        <w:rPr>
+          <w:lang w:val="en-US"/>
+        </w:rPr>
         <w:lastRenderedPageBreak/>
-        <w:t>27/10/2023?</w:t>
-      </w:r>
-    </w:p>
-    <w:p>
-      <w:pPr>
-        <w:pStyle w:val="ListParagraph"/>
-        <w:numPr>
-          <w:ilvl w:val="0"/>
-          <w:numId w:val="2"/>
-        </w:numPr>
-        <w:rPr>
-          <w:lang w:val="en-US"/>
-        </w:rPr>
-      </w:pPr>
-      <w:r>
-        <w:rPr>
-          <w:lang w:val="en-US"/>
-        </w:rPr>
-        <w:t>Không học vật lí 1 bài tập</w:t>
-      </w:r>
-    </w:p>
-    <w:p>
-      <w:pPr>
-        <w:pStyle w:val="ListParagraph"/>
-        <w:numPr>
-          <w:ilvl w:val="0"/>
-          <w:numId w:val="4"/>
-        </w:numPr>
-        <w:rPr>
-          <w:lang w:val="en-US"/>
-        </w:rPr>
-      </w:pPr>
-      <w:r>
-        <w:rPr>
-          <w:lang w:val="en-US"/>
-        </w:rPr>
-        <w:t>28/10/2023?</w:t>
-      </w:r>
-    </w:p>
-    <w:p>
-      <w:pPr>
-        <w:pStyle w:val="ListParagraph"/>
-        <w:numPr>
-          <w:ilvl w:val="0"/>
-          <w:numId w:val="2"/>
-        </w:numPr>
-        <w:rPr>
-          <w:lang w:val="en-US"/>
-        </w:rPr>
-      </w:pPr>
-      <w:r>
-        <w:rPr>
-          <w:lang w:val="en-US"/>
-        </w:rPr>
-        <w:t>7 đến 9 giờ, thi vật lí 1, tòa H1, phòng 101</w:t>
-      </w:r>
-    </w:p>
-    <w:p>
-      <w:pPr>
-        <w:pStyle w:val="ListParagraph"/>
-        <w:numPr>
-          <w:ilvl w:val="0"/>
-          <w:numId w:val="2"/>
-        </w:numPr>
-        <w:rPr>
-          <w:lang w:val="en-US"/>
-        </w:rPr>
-      </w:pPr>
-      <w:r>
-        <w:rPr>
-          <w:lang w:val="en-US"/>
-        </w:rPr>
-        <w:t>9 đến 11 giờ, thi giải tích 1, tòa H6, phòng 214</w:t>
-      </w:r>
-    </w:p>
-    <w:p>
-      <w:pPr>
-        <w:pStyle w:val="ListParagraph"/>
-        <w:numPr>
-          <w:ilvl w:val="0"/>
-          <w:numId w:val="4"/>
-        </w:numPr>
-        <w:rPr>
-          <w:lang w:val="en-US"/>
-        </w:rPr>
-      </w:pPr>
-      <w:r>
-        <w:rPr>
-          <w:lang w:val="en-US"/>
-        </w:rPr>
-        <w:t>29/10/2023?</w:t>
-      </w:r>
-    </w:p>
-    <w:p>
-      <w:pPr>
-        <w:pStyle w:val="ListParagraph"/>
-        <w:numPr>
-          <w:ilvl w:val="0"/>
-          <w:numId w:val="2"/>
-        </w:numPr>
-        <w:rPr>
-          <w:lang w:val="en-US"/>
-        </w:rPr>
-      </w:pPr>
-      <w:r>
-        <w:rPr>
-          <w:lang w:val="en-US"/>
-        </w:rPr>
-        <w:t>7 đến 9 giờ, thi hệ thống số, tòa H6, phòng 516</w:t>
-      </w:r>
-    </w:p>
-    <w:p>
-      <w:pPr>
-        <w:pStyle w:val="ListParagraph"/>
-        <w:numPr>
-          <w:ilvl w:val="0"/>
-          <w:numId w:val="2"/>
-        </w:numPr>
-        <w:rPr>
-          <w:lang w:val="en-US"/>
-        </w:rPr>
-      </w:pPr>
-      <w:r>
-        <w:rPr>
-          <w:lang w:val="en-US"/>
-        </w:rPr>
-        <w:t>9 đến 11 giờ, thi nhập môn điện toán, tòa H6, phòng 308</w:t>
-      </w:r>
-    </w:p>
-    <w:p>
-      <w:pPr>
-        <w:pStyle w:val="ListParagraph"/>
-        <w:numPr>
-          <w:ilvl w:val="0"/>
-          <w:numId w:val="4"/>
-        </w:numPr>
-        <w:rPr>
-          <w:lang w:val="en-US"/>
-        </w:rPr>
-      </w:pPr>
-      <w:r>
-        <w:rPr>
-          <w:lang w:val="en-US"/>
-        </w:rPr>
-        <w:t>30</w:t>
-      </w:r>
-      <w:r>
-        <w:rPr>
-          <w:lang w:val="en-US"/>
-        </w:rPr>
-        <w:t>/10/2023?</w:t>
-      </w:r>
-    </w:p>
-    <w:p>
-      <w:pPr>
-        <w:pStyle w:val="ListParagraph"/>
-        <w:numPr>
-          <w:ilvl w:val="0"/>
-          <w:numId w:val="2"/>
-        </w:numPr>
-        <w:rPr>
-          <w:lang w:val="en-US"/>
-        </w:rPr>
-      </w:pPr>
-      <w:r>
-        <w:rPr>
-          <w:lang w:val="en-US"/>
-        </w:rPr>
-        <w:t>Đóng tiền xe tháng</w:t>
-      </w:r>
-    </w:p>
-    <w:p>
-      <w:pPr>
-        <w:pStyle w:val="ListParagraph"/>
-        <w:numPr>
-          <w:ilvl w:val="0"/>
-          <w:numId w:val="2"/>
-        </w:numPr>
-        <w:rPr>
-          <w:lang w:val="en-US"/>
-        </w:rPr>
-      </w:pPr>
-      <w:r>
-        <w:rPr>
-          <w:lang w:val="en-US"/>
-        </w:rPr>
-        <w:t>Mua thẻ mạng</w:t>
-      </w:r>
-    </w:p>
-    <w:p>
-      <w:pPr>
-        <w:pStyle w:val="ListParagraph"/>
-        <w:numPr>
-          <w:ilvl w:val="0"/>
-          <w:numId w:val="4"/>
-        </w:numPr>
-        <w:rPr>
-          <w:lang w:val="en-US"/>
-        </w:rPr>
-      </w:pPr>
-      <w:r>
-        <w:rPr>
-          <w:lang w:val="en-US"/>
-        </w:rPr>
-        <w:t>17/11/2023?</w:t>
-      </w:r>
-    </w:p>
-    <w:p>
-      <w:pPr>
-        <w:pStyle w:val="ListParagraph"/>
-        <w:numPr>
-          <w:ilvl w:val="0"/>
-          <w:numId w:val="2"/>
-        </w:numPr>
-        <w:rPr>
-          <w:lang w:val="en-US"/>
-        </w:rPr>
-      </w:pPr>
-      <w:r>
-        <w:rPr>
-          <w:lang w:val="en-US"/>
-        </w:rPr>
-        <w:t>6 giờ, giải Quiz 3, nhập môn điện toán</w:t>
-      </w:r>
-    </w:p>
-    <w:p>
-      <w:pPr>
-        <w:pStyle w:val="ListParagraph"/>
-        <w:numPr>
-          <w:ilvl w:val="0"/>
-          <w:numId w:val="4"/>
-        </w:numPr>
-        <w:rPr>
-          <w:lang w:val="en-US"/>
-        </w:rPr>
-      </w:pPr>
-      <w:r>
-        <w:rPr>
-          <w:lang w:val="en-US"/>
-        </w:rPr>
-        <w:t>Giữa</w:t>
-      </w:r>
-      <w:r>
-        <w:rPr>
-          <w:lang w:val="en-US"/>
-        </w:rPr>
-        <w:t xml:space="preserve"> </w:t>
-      </w:r>
-      <w:r>
-        <w:rPr>
-          <w:lang w:val="en-US"/>
-        </w:rPr>
-        <w:t>Tháng 12/2023?</w:t>
-      </w:r>
-    </w:p>
-    <w:p>
-      <w:pPr>
-        <w:pStyle w:val="ListParagraph"/>
-        <w:numPr>
-          <w:ilvl w:val="0"/>
-          <w:numId w:val="2"/>
-        </w:numPr>
-        <w:rPr>
-          <w:lang w:val="en-US"/>
-        </w:rPr>
-      </w:pPr>
-      <w:r>
-        <w:rPr>
-          <w:lang w:val="en-US"/>
-        </w:rPr>
-        <w:t>Thi anh văn đầu vào</w:t>
-      </w:r>
-    </w:p>
-    <w:p>
-      <w:pPr>
-        <w:pStyle w:val="ListParagraph"/>
-        <w:numPr>
-          <w:ilvl w:val="0"/>
-          <w:numId w:val="4"/>
-        </w:numPr>
-        <w:rPr>
-          <w:lang w:val="en-US"/>
-        </w:rPr>
-      </w:pPr>
-      <w:r>
-        <w:rPr>
-          <w:lang w:val="en-US"/>
-        </w:rPr>
-        <w:t>Cuối Năm 1?</w:t>
-      </w:r>
-    </w:p>
-    <w:p>
-      <w:pPr>
-        <w:pStyle w:val="ListParagraph"/>
-        <w:numPr>
-          <w:ilvl w:val="0"/>
-          <w:numId w:val="2"/>
-        </w:numPr>
-        <w:rPr>
-          <w:lang w:val="en-US"/>
-        </w:rPr>
-      </w:pPr>
-      <w:r>
-        <w:rPr>
-          <w:lang w:val="en-US"/>
-        </w:rPr>
-        <w:t>Nộp MOS</w:t>
-      </w:r>
-    </w:p>
-    <w:p>
-      <w:pPr>
-        <w:rPr>
-          <w:lang w:val="en-US"/>
-        </w:rPr>
-      </w:pPr>
-    </w:p>
-    <w:p>
-      <w:pPr>
-        <w:rPr>
-          <w:lang w:val="en-US"/>
-        </w:rPr>
-      </w:pPr>
-      <w:r>
-        <w:rPr>
-          <w:lang w:val="en-US"/>
-        </w:rPr>
-        <w:t>Task – Nhiệm Vụ:</w:t>
+        <w:t>Mỗi chữ tiếp theo + 0.5, tối đa = 4</w:t>
+      </w:r>
+    </w:p>
+    <w:p>
+      <w:pPr>
+        <w:pStyle w:val="ListParagraph"/>
+        <w:numPr>
+          <w:ilvl w:val="0"/>
+          <w:numId w:val="2"/>
+        </w:numPr>
+        <w:rPr>
+          <w:lang w:val="en-US"/>
+        </w:rPr>
+      </w:pPr>
+      <w:r>
+        <w:rPr>
+          <w:lang w:val="en-US"/>
+        </w:rPr>
+        <w:t>Điểm trung bình 1 học kì</w:t>
+      </w:r>
+    </w:p>
+    <w:p>
+      <w:pPr>
+        <w:pStyle w:val="ListParagraph"/>
+        <w:numPr>
+          <w:ilvl w:val="0"/>
+          <w:numId w:val="2"/>
+        </w:numPr>
+        <w:rPr>
+          <w:lang w:val="en-US"/>
+        </w:rPr>
+      </w:pPr>
+      <w:r>
+        <w:rPr>
+          <w:lang w:val="en-US"/>
+        </w:rPr>
+        <w:t>Ví dụ bạn học vật lí 1 với 4 tín chỉ, giải tích 1 với 3 tín chỉ 1 học kì, đạt 8.3 điểm vật lí, 5.1 điểm giải tích, thì quy đổi chúng sang thang chữ rồi sang thang 4, được 3.5 và 1.5</w:t>
+      </w:r>
+      <w:r>
+        <w:rPr>
+          <w:lang w:val="en-US"/>
+        </w:rPr>
+        <w:t>, thì tính trung bình có trọng số là số tín chỉ tương ứng, = ((3.5 * 4) + (1.5 * 3)) / (4 + 3) = 2.6</w:t>
+      </w:r>
+    </w:p>
+    <w:p>
+      <w:pPr>
+        <w:pStyle w:val="ListParagraph"/>
+        <w:numPr>
+          <w:ilvl w:val="0"/>
+          <w:numId w:val="2"/>
+        </w:numPr>
+        <w:rPr>
+          <w:lang w:val="en-US"/>
+        </w:rPr>
+      </w:pPr>
+      <w:r>
+        <w:rPr>
+          <w:lang w:val="en-US"/>
+        </w:rPr>
+        <w:t>Dựa vào điểm trung bình để xếp loại học lực</w:t>
+      </w:r>
+    </w:p>
+    <w:p>
+      <w:pPr>
+        <w:pStyle w:val="ListParagraph"/>
+        <w:numPr>
+          <w:ilvl w:val="0"/>
+          <w:numId w:val="2"/>
+        </w:numPr>
+        <w:rPr>
+          <w:lang w:val="en-US"/>
+        </w:rPr>
+      </w:pPr>
+      <w:r>
+        <w:rPr>
+          <w:lang w:val="en-US"/>
+        </w:rPr>
+        <w:t>Kém = 1 trở xuống</w:t>
+      </w:r>
+    </w:p>
+    <w:p>
+      <w:pPr>
+        <w:pStyle w:val="ListParagraph"/>
+        <w:numPr>
+          <w:ilvl w:val="0"/>
+          <w:numId w:val="2"/>
+        </w:numPr>
+        <w:rPr>
+          <w:lang w:val="en-US"/>
+        </w:rPr>
+      </w:pPr>
+      <w:r>
+        <w:rPr>
+          <w:lang w:val="en-US"/>
+        </w:rPr>
+        <w:t>Yếu = 1 đến 2</w:t>
+      </w:r>
+    </w:p>
+    <w:p>
+      <w:pPr>
+        <w:pStyle w:val="ListParagraph"/>
+        <w:numPr>
+          <w:ilvl w:val="0"/>
+          <w:numId w:val="2"/>
+        </w:numPr>
+        <w:rPr>
+          <w:lang w:val="en-US"/>
+        </w:rPr>
+      </w:pPr>
+      <w:r>
+        <w:rPr>
+          <w:lang w:val="en-US"/>
+        </w:rPr>
+        <w:t>TB = 2 đến 2.5</w:t>
+      </w:r>
+    </w:p>
+    <w:p>
+      <w:pPr>
+        <w:pStyle w:val="ListParagraph"/>
+        <w:numPr>
+          <w:ilvl w:val="0"/>
+          <w:numId w:val="2"/>
+        </w:numPr>
+        <w:rPr>
+          <w:lang w:val="en-US"/>
+        </w:rPr>
+      </w:pPr>
+      <w:r>
+        <w:rPr>
+          <w:lang w:val="en-US"/>
+        </w:rPr>
+        <w:t>Khá = 2.5 đến 3.2</w:t>
+      </w:r>
+    </w:p>
+    <w:p>
+      <w:pPr>
+        <w:pStyle w:val="ListParagraph"/>
+        <w:numPr>
+          <w:ilvl w:val="0"/>
+          <w:numId w:val="2"/>
+        </w:numPr>
+        <w:rPr>
+          <w:lang w:val="en-US"/>
+        </w:rPr>
+      </w:pPr>
+      <w:r>
+        <w:rPr>
+          <w:lang w:val="en-US"/>
+        </w:rPr>
+        <w:t>Giỏi = 3.2 đến 3.6</w:t>
+      </w:r>
+    </w:p>
+    <w:p>
+      <w:pPr>
+        <w:pStyle w:val="ListParagraph"/>
+        <w:numPr>
+          <w:ilvl w:val="0"/>
+          <w:numId w:val="2"/>
+        </w:numPr>
+        <w:rPr>
+          <w:lang w:val="en-US"/>
+        </w:rPr>
+      </w:pPr>
+      <w:r>
+        <w:rPr>
+          <w:lang w:val="en-US"/>
+        </w:rPr>
+        <w:t>Xuất sắc = 3.6 đến 4</w:t>
+      </w:r>
+    </w:p>
+    <w:p>
+      <w:pPr>
+        <w:pStyle w:val="ListParagraph"/>
+        <w:numPr>
+          <w:ilvl w:val="0"/>
+          <w:numId w:val="2"/>
+        </w:numPr>
+        <w:rPr>
+          <w:lang w:val="en-US"/>
+        </w:rPr>
+      </w:pPr>
+      <w:r>
+        <w:rPr>
+          <w:lang w:val="en-US"/>
+        </w:rPr>
+        <w:t>Điểm trung bình tích lũy = điểm trung bình từ khi nhập học tới giờ, không phải trong 1 học kì</w:t>
       </w:r>
     </w:p>
     <w:p>
@@ -4239,457 +6583,6 @@
         <w:rPr>
           <w:lang w:val="en-US"/>
         </w:rPr>
-        <w:t>Quy Đổi Điểm?</w:t>
-      </w:r>
-    </w:p>
-    <w:p>
-      <w:pPr>
-        <w:pStyle w:val="ListParagraph"/>
-        <w:numPr>
-          <w:ilvl w:val="0"/>
-          <w:numId w:val="2"/>
-        </w:numPr>
-        <w:rPr>
-          <w:lang w:val="en-US"/>
-        </w:rPr>
-      </w:pPr>
-      <w:r>
-        <w:rPr>
-          <w:lang w:val="en-US"/>
-        </w:rPr>
-        <w:t>Từ thang 10 sang chữ</w:t>
-      </w:r>
-    </w:p>
-    <w:p>
-      <w:pPr>
-        <w:pStyle w:val="ListParagraph"/>
-        <w:numPr>
-          <w:ilvl w:val="0"/>
-          <w:numId w:val="2"/>
-        </w:numPr>
-        <w:rPr>
-          <w:lang w:val="en-US"/>
-        </w:rPr>
-      </w:pPr>
-      <w:r>
-        <w:rPr>
-          <w:lang w:val="en-US"/>
-        </w:rPr>
-        <w:t>F = 4 trở xuống</w:t>
-      </w:r>
-    </w:p>
-    <w:p>
-      <w:pPr>
-        <w:pStyle w:val="ListParagraph"/>
-        <w:numPr>
-          <w:ilvl w:val="0"/>
-          <w:numId w:val="2"/>
-        </w:numPr>
-        <w:rPr>
-          <w:lang w:val="en-US"/>
-        </w:rPr>
-      </w:pPr>
-      <w:r>
-        <w:rPr>
-          <w:lang w:val="en-US"/>
-        </w:rPr>
-        <w:t>D = 4 đến 5</w:t>
-      </w:r>
-    </w:p>
-    <w:p>
-      <w:pPr>
-        <w:pStyle w:val="ListParagraph"/>
-        <w:numPr>
-          <w:ilvl w:val="0"/>
-          <w:numId w:val="2"/>
-        </w:numPr>
-        <w:rPr>
-          <w:lang w:val="en-US"/>
-        </w:rPr>
-      </w:pPr>
-      <w:r>
-        <w:rPr>
-          <w:lang w:val="en-US"/>
-        </w:rPr>
-        <w:t>D+ = 5 đến 5.5</w:t>
-      </w:r>
-    </w:p>
-    <w:p>
-      <w:pPr>
-        <w:pStyle w:val="ListParagraph"/>
-        <w:numPr>
-          <w:ilvl w:val="0"/>
-          <w:numId w:val="2"/>
-        </w:numPr>
-        <w:rPr>
-          <w:lang w:val="en-US"/>
-        </w:rPr>
-      </w:pPr>
-      <w:r>
-        <w:rPr>
-          <w:lang w:val="en-US"/>
-        </w:rPr>
-        <w:t>Mỗi chữ cái không có “+” thì tăng 1</w:t>
-      </w:r>
-    </w:p>
-    <w:p>
-      <w:pPr>
-        <w:pStyle w:val="ListParagraph"/>
-        <w:numPr>
-          <w:ilvl w:val="0"/>
-          <w:numId w:val="2"/>
-        </w:numPr>
-        <w:rPr>
-          <w:lang w:val="en-US"/>
-        </w:rPr>
-      </w:pPr>
-      <w:r>
-        <w:rPr>
-          <w:lang w:val="en-US"/>
-        </w:rPr>
-        <w:t xml:space="preserve">Mỗi chữ cái có “+” thì </w:t>
-      </w:r>
-      <w:r>
-        <w:rPr>
-          <w:lang w:val="en-US"/>
-        </w:rPr>
-        <w:t>tăng</w:t>
-      </w:r>
-      <w:r>
-        <w:rPr>
-          <w:lang w:val="en-US"/>
-        </w:rPr>
-        <w:t xml:space="preserve"> 0.5</w:t>
-      </w:r>
-    </w:p>
-    <w:p>
-      <w:pPr>
-        <w:pStyle w:val="ListParagraph"/>
-        <w:numPr>
-          <w:ilvl w:val="0"/>
-          <w:numId w:val="2"/>
-        </w:numPr>
-        <w:rPr>
-          <w:lang w:val="en-US"/>
-        </w:rPr>
-      </w:pPr>
-      <w:r>
-        <w:rPr>
-          <w:lang w:val="en-US"/>
-        </w:rPr>
-        <w:t>Từ chữ sang thang 4</w:t>
-      </w:r>
-    </w:p>
-    <w:p>
-      <w:pPr>
-        <w:pStyle w:val="ListParagraph"/>
-        <w:numPr>
-          <w:ilvl w:val="0"/>
-          <w:numId w:val="2"/>
-        </w:numPr>
-        <w:rPr>
-          <w:lang w:val="en-US"/>
-        </w:rPr>
-      </w:pPr>
-      <w:r>
-        <w:rPr>
-          <w:lang w:val="en-US"/>
-        </w:rPr>
-        <w:t>F = 0</w:t>
-      </w:r>
-    </w:p>
-    <w:p>
-      <w:pPr>
-        <w:pStyle w:val="ListParagraph"/>
-        <w:numPr>
-          <w:ilvl w:val="0"/>
-          <w:numId w:val="2"/>
-        </w:numPr>
-        <w:rPr>
-          <w:lang w:val="en-US"/>
-        </w:rPr>
-      </w:pPr>
-      <w:r>
-        <w:rPr>
-          <w:lang w:val="en-US"/>
-        </w:rPr>
-        <w:t>D = 1</w:t>
-      </w:r>
-    </w:p>
-    <w:p>
-      <w:pPr>
-        <w:pStyle w:val="ListParagraph"/>
-        <w:numPr>
-          <w:ilvl w:val="0"/>
-          <w:numId w:val="2"/>
-        </w:numPr>
-        <w:rPr>
-          <w:lang w:val="en-US"/>
-        </w:rPr>
-      </w:pPr>
-      <w:r>
-        <w:rPr>
-          <w:lang w:val="en-US"/>
-        </w:rPr>
-        <w:t>D+ = 1.5</w:t>
-      </w:r>
-    </w:p>
-    <w:p>
-      <w:pPr>
-        <w:pStyle w:val="ListParagraph"/>
-        <w:numPr>
-          <w:ilvl w:val="0"/>
-          <w:numId w:val="2"/>
-        </w:numPr>
-        <w:rPr>
-          <w:lang w:val="en-US"/>
-        </w:rPr>
-      </w:pPr>
-      <w:r>
-        <w:rPr>
-          <w:lang w:val="en-US"/>
-        </w:rPr>
-        <w:t>Mỗi chữ tiếp theo + 0.5, tối đa = 4</w:t>
-      </w:r>
-    </w:p>
-    <w:p>
-      <w:pPr>
-        <w:pStyle w:val="ListParagraph"/>
-        <w:numPr>
-          <w:ilvl w:val="0"/>
-          <w:numId w:val="2"/>
-        </w:numPr>
-        <w:rPr>
-          <w:lang w:val="en-US"/>
-        </w:rPr>
-      </w:pPr>
-      <w:r>
-        <w:rPr>
-          <w:lang w:val="en-US"/>
-        </w:rPr>
-        <w:t>Điểm trung bình 1 học kì</w:t>
-      </w:r>
-    </w:p>
-    <w:p>
-      <w:pPr>
-        <w:pStyle w:val="ListParagraph"/>
-        <w:numPr>
-          <w:ilvl w:val="0"/>
-          <w:numId w:val="2"/>
-        </w:numPr>
-        <w:rPr>
-          <w:lang w:val="en-US"/>
-        </w:rPr>
-      </w:pPr>
-      <w:r>
-        <w:rPr>
-          <w:lang w:val="en-US"/>
-        </w:rPr>
-        <w:t>Ví dụ bạn học vật lí 1 với 4 tín chỉ, giải tích 1 với 3 tín chỉ 1 học kì, đạt 8.3 điểm vật lí, 5.1 điểm giải tích, thì quy đổi chúng sang thang chữ rồi sang thang 4, được 3.5 và 1.5</w:t>
-      </w:r>
-      <w:r>
-        <w:rPr>
-          <w:lang w:val="en-US"/>
-        </w:rPr>
-        <w:t>, thì tính trung bình có trọng số là số tín chỉ tương ứng, = ((3.5 * 4) + (1.5 * 3)) / (4 + 3) = 2.6</w:t>
-      </w:r>
-    </w:p>
-    <w:p>
-      <w:pPr>
-        <w:pStyle w:val="ListParagraph"/>
-        <w:numPr>
-          <w:ilvl w:val="0"/>
-          <w:numId w:val="2"/>
-        </w:numPr>
-        <w:rPr>
-          <w:lang w:val="en-US"/>
-        </w:rPr>
-      </w:pPr>
-      <w:r>
-        <w:rPr>
-          <w:lang w:val="en-US"/>
-        </w:rPr>
-        <w:t>Dựa vào điểm trung bình để xếp loại học lực</w:t>
-      </w:r>
-    </w:p>
-    <w:p>
-      <w:pPr>
-        <w:pStyle w:val="ListParagraph"/>
-        <w:numPr>
-          <w:ilvl w:val="0"/>
-          <w:numId w:val="2"/>
-        </w:numPr>
-        <w:rPr>
-          <w:lang w:val="en-US"/>
-        </w:rPr>
-      </w:pPr>
-      <w:r>
-        <w:rPr>
-          <w:lang w:val="en-US"/>
-        </w:rPr>
-        <w:t>Kém = 1 trở xuống</w:t>
-      </w:r>
-    </w:p>
-    <w:p>
-      <w:pPr>
-        <w:pStyle w:val="ListParagraph"/>
-        <w:numPr>
-          <w:ilvl w:val="0"/>
-          <w:numId w:val="2"/>
-        </w:numPr>
-        <w:rPr>
-          <w:lang w:val="en-US"/>
-        </w:rPr>
-      </w:pPr>
-      <w:r>
-        <w:rPr>
-          <w:lang w:val="en-US"/>
-        </w:rPr>
-        <w:t>Yếu = 1 đến 2</w:t>
-      </w:r>
-    </w:p>
-    <w:p>
-      <w:pPr>
-        <w:pStyle w:val="ListParagraph"/>
-        <w:numPr>
-          <w:ilvl w:val="0"/>
-          <w:numId w:val="2"/>
-        </w:numPr>
-        <w:rPr>
-          <w:lang w:val="en-US"/>
-        </w:rPr>
-      </w:pPr>
-      <w:r>
-        <w:rPr>
-          <w:lang w:val="en-US"/>
-        </w:rPr>
-        <w:t>TB = 2 đến 2.5</w:t>
-      </w:r>
-    </w:p>
-    <w:p>
-      <w:pPr>
-        <w:pStyle w:val="ListParagraph"/>
-        <w:numPr>
-          <w:ilvl w:val="0"/>
-          <w:numId w:val="2"/>
-        </w:numPr>
-        <w:rPr>
-          <w:lang w:val="en-US"/>
-        </w:rPr>
-      </w:pPr>
-      <w:r>
-        <w:rPr>
-          <w:lang w:val="en-US"/>
-        </w:rPr>
-        <w:t>Khá = 2.5 đến 3.2</w:t>
-      </w:r>
-    </w:p>
-    <w:p>
-      <w:pPr>
-        <w:pStyle w:val="ListParagraph"/>
-        <w:numPr>
-          <w:ilvl w:val="0"/>
-          <w:numId w:val="2"/>
-        </w:numPr>
-        <w:rPr>
-          <w:lang w:val="en-US"/>
-        </w:rPr>
-      </w:pPr>
-      <w:r>
-        <w:rPr>
-          <w:lang w:val="en-US"/>
-        </w:rPr>
-        <w:t>Giỏi = 3.2 đến 3.6</w:t>
-      </w:r>
-    </w:p>
-    <w:p>
-      <w:pPr>
-        <w:pStyle w:val="ListParagraph"/>
-        <w:numPr>
-          <w:ilvl w:val="0"/>
-          <w:numId w:val="2"/>
-        </w:numPr>
-        <w:rPr>
-          <w:lang w:val="en-US"/>
-        </w:rPr>
-      </w:pPr>
-      <w:r>
-        <w:rPr>
-          <w:lang w:val="en-US"/>
-        </w:rPr>
-        <w:t>Xuất sắc = 3.6 đến 4</w:t>
-      </w:r>
-    </w:p>
-    <w:p>
-      <w:pPr>
-        <w:pStyle w:val="ListParagraph"/>
-        <w:numPr>
-          <w:ilvl w:val="0"/>
-          <w:numId w:val="2"/>
-        </w:numPr>
-        <w:rPr>
-          <w:lang w:val="en-US"/>
-        </w:rPr>
-      </w:pPr>
-      <w:r>
-        <w:rPr>
-          <w:lang w:val="en-US"/>
-        </w:rPr>
-        <w:t>Điểm trung bình tích lũy = điểm trung bình từ khi nhập học tới giờ, không phải trong 1 học kì</w:t>
-      </w:r>
-    </w:p>
-    <w:p>
-      <w:pPr>
-        <w:pStyle w:val="ListParagraph"/>
-        <w:numPr>
-          <w:ilvl w:val="0"/>
-          <w:numId w:val="7"/>
-        </w:numPr>
-        <w:rPr>
-          <w:lang w:val="en-US"/>
-        </w:rPr>
-      </w:pPr>
-      <w:r>
-        <w:rPr>
-          <w:lang w:val="en-US"/>
-        </w:rPr>
-        <w:t>Tiến Trình Học?</w:t>
-      </w:r>
-    </w:p>
-    <w:p>
-      <w:pPr>
-        <w:pStyle w:val="ListParagraph"/>
-        <w:numPr>
-          <w:ilvl w:val="0"/>
-          <w:numId w:val="2"/>
-        </w:numPr>
-        <w:rPr>
-          <w:lang w:val="en-US"/>
-        </w:rPr>
-      </w:pPr>
-      <w:r>
-        <w:rPr>
-          <w:lang w:val="en-US"/>
-        </w:rPr>
-        <w:lastRenderedPageBreak/>
-        <w:t>CO1005</w:t>
-      </w:r>
-    </w:p>
-    <w:p>
-      <w:pPr>
-        <w:pStyle w:val="ListParagraph"/>
-        <w:numPr>
-          <w:ilvl w:val="0"/>
-          <w:numId w:val="7"/>
-        </w:numPr>
-        <w:rPr>
-          <w:lang w:val="en-US"/>
-        </w:rPr>
-      </w:pPr>
-      <w:r>
-        <w:rPr>
-          <w:lang w:val="en-US"/>
-        </w:rPr>
         <w:t>1 Học Kì?</w:t>
       </w:r>
     </w:p>
@@ -4738,7 +6631,13 @@
         <w:rPr>
           <w:lang w:val="en-US"/>
         </w:rPr>
-        <w:t>Điểm trung bình 8.5</w:t>
+        <w:t xml:space="preserve">Điểm trung bình </w:t>
+      </w:r>
+      <w:r>
+        <w:rPr>
+          <w:lang w:val="en-US"/>
+        </w:rPr>
+        <w:t>9</w:t>
       </w:r>
     </w:p>
     <w:p>
@@ -6409,6 +8308,25 @@
       <w:shd w:val="clear" w:color="auto" w:fill="E1DFDD"/>
     </w:rPr>
   </w:style>
+  <w:style w:type="table" w:styleId="TableGrid">
+    <w:name w:val="Table Grid"/>
+    <w:basedOn w:val="TableNormal"/>
+    <w:uiPriority w:val="59"/>
+    <w:rsid w:val="00390659"/>
+    <w:pPr>
+      <w:spacing w:after="0" w:line="240" w:lineRule="auto"/>
+    </w:pPr>
+    <w:tblPr>
+      <w:tblBorders>
+        <w:top w:val="single" w:sz="4" w:space="0" w:color="auto"/>
+        <w:left w:val="single" w:sz="4" w:space="0" w:color="auto"/>
+        <w:bottom w:val="single" w:sz="4" w:space="0" w:color="auto"/>
+        <w:right w:val="single" w:sz="4" w:space="0" w:color="auto"/>
+        <w:insideH w:val="single" w:sz="4" w:space="0" w:color="auto"/>
+        <w:insideV w:val="single" w:sz="4" w:space="0" w:color="auto"/>
+      </w:tblBorders>
+    </w:tblPr>
+  </w:style>
 </w:styles>
 </file>
 

--- a/hcmut.docx
+++ b/hcmut.docx
@@ -2373,6 +2373,30 @@
           <w:u w:val="none"/>
           <w:lang w:val="en-US"/>
         </w:rPr>
+        <w:t>Dù đéo bấm nộp bài vẫn tính điểm</w:t>
+      </w:r>
+    </w:p>
+    <w:p>
+      <w:pPr>
+        <w:pStyle w:val="ListParagraph"/>
+        <w:numPr>
+          <w:ilvl w:val="0"/>
+          <w:numId w:val="2"/>
+        </w:numPr>
+        <w:rPr>
+          <w:rStyle w:val="Hyperlink"/>
+          <w:color w:val="auto"/>
+          <w:u w:val="none"/>
+          <w:lang w:val="en-US"/>
+        </w:rPr>
+      </w:pPr>
+      <w:r>
+        <w:rPr>
+          <w:rStyle w:val="Hyperlink"/>
+          <w:color w:val="auto"/>
+          <w:u w:val="none"/>
+          <w:lang w:val="en-US"/>
+        </w:rPr>
         <w:t>Quiz sẽ được thường xuyên gia hạn và tăng số lần làm bài</w:t>
       </w:r>
     </w:p>
@@ -2430,6 +2454,30 @@
           <w:u w:val="none"/>
           <w:lang w:val="en-US"/>
         </w:rPr>
+        <w:t>Xem trên nhóm công phá có đáp án chưa</w:t>
+      </w:r>
+    </w:p>
+    <w:p>
+      <w:pPr>
+        <w:pStyle w:val="ListParagraph"/>
+        <w:numPr>
+          <w:ilvl w:val="0"/>
+          <w:numId w:val="2"/>
+        </w:numPr>
+        <w:rPr>
+          <w:rStyle w:val="Hyperlink"/>
+          <w:color w:val="auto"/>
+          <w:u w:val="none"/>
+          <w:lang w:val="en-US"/>
+        </w:rPr>
+      </w:pPr>
+      <w:r>
+        <w:rPr>
+          <w:rStyle w:val="Hyperlink"/>
+          <w:color w:val="auto"/>
+          <w:u w:val="none"/>
+          <w:lang w:val="en-US"/>
+        </w:rPr>
         <w:t>Đề bảo chọn đáp án đúng, chọn cả 3 đều đúng</w:t>
       </w:r>
     </w:p>
@@ -2454,7 +2502,34 @@
           <w:u w:val="none"/>
           <w:lang w:val="en-US"/>
         </w:rPr>
-        <w:t>Đề bảo chọn đáp án sai, không chọn cả 3 đều sai</w:t>
+        <w:t>K</w:t>
+      </w:r>
+      <w:r>
+        <w:rPr>
+          <w:rStyle w:val="Hyperlink"/>
+          <w:color w:val="auto"/>
+          <w:u w:val="none"/>
+          <w:lang w:val="en-US"/>
+        </w:rPr>
+        <w:t xml:space="preserve">hông </w:t>
+      </w:r>
+      <w:r>
+        <w:rPr>
+          <w:rStyle w:val="Hyperlink"/>
+          <w:color w:val="auto"/>
+          <w:u w:val="none"/>
+          <w:lang w:val="en-US"/>
+        </w:rPr>
+        <w:t xml:space="preserve">bao giờ </w:t>
+      </w:r>
+      <w:r>
+        <w:rPr>
+          <w:rStyle w:val="Hyperlink"/>
+          <w:color w:val="auto"/>
+          <w:u w:val="none"/>
+          <w:lang w:val="en-US"/>
+        </w:rPr>
+        <w:t>chọn cả 3 đều sai</w:t>
       </w:r>
     </w:p>
     <w:p>
@@ -2555,6 +2630,7 @@
           <w:u w:val="none"/>
           <w:lang w:val="en-US"/>
         </w:rPr>
+        <w:lastRenderedPageBreak/>
         <w:t xml:space="preserve">Schedule – Lịch </w:t>
       </w:r>
       <w:r>
@@ -2588,7 +2664,6 @@
           <w:u w:val="none"/>
           <w:lang w:val="en-US"/>
         </w:rPr>
-        <w:lastRenderedPageBreak/>
         <w:t>Học Kì Này?</w:t>
       </w:r>
     </w:p>
@@ -3255,25 +3330,7 @@
                 <w:u w:val="none"/>
                 <w:lang w:val="en-US"/>
               </w:rPr>
-              <w:t>C</w:t>
-            </w:r>
-            <w:r>
-              <w:rPr>
-                <w:rStyle w:val="Hyperlink"/>
-                <w:color w:val="auto"/>
-                <w:u w:val="none"/>
-                <w:lang w:val="en-US"/>
-              </w:rPr>
-              <w:t>uối kì</w:t>
-            </w:r>
-            <w:r>
-              <w:rPr>
-                <w:rStyle w:val="Hyperlink"/>
-                <w:color w:val="auto"/>
-                <w:u w:val="none"/>
-                <w:lang w:val="en-US"/>
-              </w:rPr>
-              <w:t xml:space="preserve"> trắc nghiệm và điền số</w:t>
+              <w:t>Cuối kì trắc nghiệm và điền số</w:t>
             </w:r>
           </w:p>
         </w:tc>
@@ -3331,16 +3388,7 @@
                 <w:u w:val="none"/>
                 <w:lang w:val="en-US"/>
               </w:rPr>
-              <w:t>9</w:t>
-            </w:r>
-            <w:r>
-              <w:rPr>
-                <w:rStyle w:val="Hyperlink"/>
-                <w:color w:val="auto"/>
-                <w:u w:val="none"/>
-                <w:lang w:val="en-US"/>
-              </w:rPr>
-              <w:t>.5</w:t>
+              <w:t>9.5</w:t>
             </w:r>
           </w:p>
         </w:tc>
@@ -3452,16 +3500,7 @@
                 <w:u w:val="none"/>
                 <w:lang w:val="en-US"/>
               </w:rPr>
-              <w:t>9.9</w:t>
-            </w:r>
-            <w:r>
-              <w:rPr>
-                <w:rStyle w:val="Hyperlink"/>
-                <w:color w:val="auto"/>
-                <w:u w:val="none"/>
-                <w:lang w:val="en-US"/>
-              </w:rPr>
-              <w:t>75</w:t>
+              <w:t>9.975</w:t>
             </w:r>
           </w:p>
         </w:tc>
@@ -3491,16 +3530,7 @@
                 <w:u w:val="none"/>
                 <w:lang w:val="en-US"/>
               </w:rPr>
-              <w:t>5</w:t>
-            </w:r>
-            <w:r>
-              <w:rPr>
-                <w:rStyle w:val="Hyperlink"/>
-                <w:color w:val="auto"/>
-                <w:u w:val="none"/>
-                <w:lang w:val="en-US"/>
-              </w:rPr>
-              <w:t>%</w:t>
+              <w:t>5%</w:t>
             </w:r>
           </w:p>
         </w:tc>
@@ -3528,16 +3558,7 @@
                 <w:u w:val="none"/>
                 <w:lang w:val="en-US"/>
               </w:rPr>
-              <w:t>2</w:t>
-            </w:r>
-            <w:r>
-              <w:rPr>
-                <w:rStyle w:val="Hyperlink"/>
-                <w:color w:val="auto"/>
-                <w:u w:val="none"/>
-                <w:lang w:val="en-US"/>
-              </w:rPr>
-              <w:t>0%</w:t>
+              <w:t>20%</w:t>
             </w:r>
           </w:p>
         </w:tc>
@@ -3565,16 +3586,7 @@
                 <w:u w:val="none"/>
                 <w:lang w:val="en-US"/>
               </w:rPr>
-              <w:t>25</w:t>
-            </w:r>
-            <w:r>
-              <w:rPr>
-                <w:rStyle w:val="Hyperlink"/>
-                <w:color w:val="auto"/>
-                <w:u w:val="none"/>
-                <w:lang w:val="en-US"/>
-              </w:rPr>
-              <w:t>%</w:t>
+              <w:t>25%</w:t>
             </w:r>
           </w:p>
         </w:tc>
@@ -4857,8 +4869,963 @@
           <w:u w:val="none"/>
           <w:lang w:val="en-US"/>
         </w:rPr>
+        <w:t>3</w:t>
+      </w:r>
+    </w:p>
+    <w:p>
+      <w:pPr>
+        <w:pStyle w:val="ListParagraph"/>
+        <w:numPr>
+          <w:ilvl w:val="0"/>
+          <w:numId w:val="4"/>
+        </w:numPr>
+        <w:rPr>
+          <w:rStyle w:val="Hyperlink"/>
+          <w:color w:val="auto"/>
+          <w:u w:val="none"/>
+          <w:lang w:val="en-US"/>
+        </w:rPr>
+      </w:pPr>
+      <w:r>
+        <w:rPr>
+          <w:rStyle w:val="Hyperlink"/>
+          <w:color w:val="auto"/>
+          <w:u w:val="none"/>
+          <w:lang w:val="en-US"/>
+        </w:rPr>
+        <w:t>Lịch Bình Thường Hằng Ngày?</w:t>
+      </w:r>
+    </w:p>
+    <w:p>
+      <w:pPr>
+        <w:pStyle w:val="ListParagraph"/>
+        <w:numPr>
+          <w:ilvl w:val="0"/>
+          <w:numId w:val="2"/>
+        </w:numPr>
+        <w:rPr>
+          <w:rStyle w:val="Hyperlink"/>
+          <w:color w:val="auto"/>
+          <w:u w:val="none"/>
+          <w:lang w:val="en-US"/>
+        </w:rPr>
+      </w:pPr>
+      <w:r>
+        <w:rPr>
+          <w:rStyle w:val="Hyperlink"/>
+          <w:color w:val="auto"/>
+          <w:u w:val="none"/>
+          <w:lang w:val="en-US"/>
+        </w:rPr>
+        <w:t>5 đến 6 giờ, rửa mặt, đánh răng, xỉa răng, đái ỉa, hít đất, nghỉ 1 lát</w:t>
+      </w:r>
+    </w:p>
+    <w:p>
+      <w:pPr>
+        <w:pStyle w:val="ListParagraph"/>
+        <w:numPr>
+          <w:ilvl w:val="0"/>
+          <w:numId w:val="2"/>
+        </w:numPr>
+        <w:rPr>
+          <w:rStyle w:val="Hyperlink"/>
+          <w:color w:val="auto"/>
+          <w:u w:val="none"/>
+          <w:lang w:val="en-US"/>
+        </w:rPr>
+      </w:pPr>
+      <w:r>
+        <w:rPr>
+          <w:rStyle w:val="Hyperlink"/>
+          <w:color w:val="auto"/>
+          <w:u w:val="none"/>
+          <w:lang w:val="en-US"/>
+        </w:rPr>
+        <w:t>6 đến 6.5 giờ,</w:t>
+      </w:r>
+      <w:r>
+        <w:rPr>
+          <w:rStyle w:val="Hyperlink"/>
+          <w:color w:val="auto"/>
+          <w:u w:val="none"/>
+          <w:lang w:val="en-US"/>
+        </w:rPr>
+        <w:t xml:space="preserve"> Check Quiz,</w:t>
+      </w:r>
+      <w:r>
+        <w:rPr>
+          <w:rStyle w:val="Hyperlink"/>
+          <w:color w:val="auto"/>
+          <w:u w:val="none"/>
+          <w:lang w:val="en-US"/>
+        </w:rPr>
+        <w:t xml:space="preserve"> Check nhóm</w:t>
+      </w:r>
+    </w:p>
+    <w:p>
+      <w:pPr>
+        <w:pStyle w:val="ListParagraph"/>
+        <w:numPr>
+          <w:ilvl w:val="0"/>
+          <w:numId w:val="2"/>
+        </w:numPr>
+        <w:rPr>
+          <w:rStyle w:val="Hyperlink"/>
+          <w:color w:val="auto"/>
+          <w:u w:val="none"/>
+          <w:lang w:val="en-US"/>
+        </w:rPr>
+      </w:pPr>
+      <w:r>
+        <w:rPr>
+          <w:rStyle w:val="Hyperlink"/>
+          <w:color w:val="auto"/>
+          <w:u w:val="none"/>
+          <w:lang w:val="en-US"/>
+        </w:rPr>
+        <w:t>6.5 đến 7 giờ, đi ăn, về nhà, nghỉ 1 lát</w:t>
+      </w:r>
+    </w:p>
+    <w:p>
+      <w:pPr>
+        <w:pStyle w:val="ListParagraph"/>
+        <w:numPr>
+          <w:ilvl w:val="0"/>
+          <w:numId w:val="2"/>
+        </w:numPr>
+        <w:rPr>
+          <w:rStyle w:val="Hyperlink"/>
+          <w:color w:val="auto"/>
+          <w:u w:val="none"/>
+          <w:lang w:val="en-US"/>
+        </w:rPr>
+      </w:pPr>
+      <w:r>
+        <w:rPr>
+          <w:rStyle w:val="Hyperlink"/>
+          <w:color w:val="auto"/>
+          <w:u w:val="none"/>
+          <w:lang w:val="en-US"/>
+        </w:rPr>
+        <w:t>8 đến 9 giờ, học Tensorflow</w:t>
+      </w:r>
+    </w:p>
+    <w:p>
+      <w:pPr>
+        <w:pStyle w:val="ListParagraph"/>
+        <w:numPr>
+          <w:ilvl w:val="0"/>
+          <w:numId w:val="2"/>
+        </w:numPr>
+        <w:rPr>
+          <w:rStyle w:val="Hyperlink"/>
+          <w:color w:val="auto"/>
+          <w:u w:val="none"/>
+          <w:lang w:val="en-US"/>
+        </w:rPr>
+      </w:pPr>
+      <w:r>
+        <w:rPr>
+          <w:rStyle w:val="Hyperlink"/>
+          <w:color w:val="auto"/>
+          <w:u w:val="none"/>
+          <w:lang w:val="en-US"/>
+        </w:rPr>
+        <w:t>9 đến 10 giờ, học TOEIC</w:t>
+      </w:r>
+    </w:p>
+    <w:p>
+      <w:pPr>
+        <w:pStyle w:val="ListParagraph"/>
+        <w:numPr>
+          <w:ilvl w:val="0"/>
+          <w:numId w:val="2"/>
+        </w:numPr>
+        <w:rPr>
+          <w:rStyle w:val="Hyperlink"/>
+          <w:color w:val="auto"/>
+          <w:u w:val="none"/>
+          <w:lang w:val="en-US"/>
+        </w:rPr>
+      </w:pPr>
+      <w:r>
+        <w:rPr>
+          <w:rStyle w:val="Hyperlink"/>
+          <w:color w:val="auto"/>
+          <w:u w:val="none"/>
+          <w:lang w:val="en-US"/>
+        </w:rPr>
+        <w:t>10 đến 11 giờ, học MOS</w:t>
+      </w:r>
+    </w:p>
+    <w:p>
+      <w:pPr>
+        <w:pStyle w:val="ListParagraph"/>
+        <w:numPr>
+          <w:ilvl w:val="0"/>
+          <w:numId w:val="2"/>
+        </w:numPr>
+        <w:rPr>
+          <w:rStyle w:val="Hyperlink"/>
+          <w:color w:val="auto"/>
+          <w:u w:val="none"/>
+          <w:lang w:val="en-US"/>
+        </w:rPr>
+      </w:pPr>
+      <w:r>
+        <w:rPr>
+          <w:rStyle w:val="Hyperlink"/>
+          <w:color w:val="auto"/>
+          <w:u w:val="none"/>
+          <w:lang w:val="en-US"/>
+        </w:rPr>
+        <w:t>11 đến 12 giờ, ăn, nghỉ</w:t>
+      </w:r>
+    </w:p>
+    <w:p>
+      <w:pPr>
+        <w:pStyle w:val="ListParagraph"/>
+        <w:numPr>
+          <w:ilvl w:val="0"/>
+          <w:numId w:val="2"/>
+        </w:numPr>
+        <w:rPr>
+          <w:rStyle w:val="Hyperlink"/>
+          <w:color w:val="auto"/>
+          <w:u w:val="none"/>
+          <w:lang w:val="en-US"/>
+        </w:rPr>
+      </w:pPr>
+      <w:r>
+        <w:rPr>
+          <w:rStyle w:val="Hyperlink"/>
+          <w:color w:val="auto"/>
+          <w:u w:val="none"/>
+          <w:lang w:val="en-US"/>
+        </w:rPr>
+        <w:t>12 đến 13 giờ, học IELTS</w:t>
+      </w:r>
+    </w:p>
+    <w:p>
+      <w:pPr>
+        <w:pStyle w:val="ListParagraph"/>
+        <w:numPr>
+          <w:ilvl w:val="0"/>
+          <w:numId w:val="2"/>
+        </w:numPr>
+        <w:rPr>
+          <w:rStyle w:val="Hyperlink"/>
+          <w:color w:val="auto"/>
+          <w:u w:val="none"/>
+          <w:lang w:val="en-US"/>
+        </w:rPr>
+      </w:pPr>
+      <w:r>
+        <w:rPr>
+          <w:rStyle w:val="Hyperlink"/>
+          <w:color w:val="auto"/>
+          <w:u w:val="none"/>
+          <w:lang w:val="en-US"/>
+        </w:rPr>
+        <w:t>13 đến 14 giờ, học IC3</w:t>
+      </w:r>
+    </w:p>
+    <w:p>
+      <w:pPr>
+        <w:pStyle w:val="ListParagraph"/>
+        <w:numPr>
+          <w:ilvl w:val="0"/>
+          <w:numId w:val="2"/>
+        </w:numPr>
+        <w:rPr>
+          <w:rStyle w:val="Hyperlink"/>
+          <w:color w:val="auto"/>
+          <w:u w:val="none"/>
+          <w:lang w:val="en-US"/>
+        </w:rPr>
+      </w:pPr>
+      <w:r>
+        <w:rPr>
+          <w:rStyle w:val="Hyperlink"/>
+          <w:color w:val="auto"/>
+          <w:u w:val="none"/>
+          <w:lang w:val="en-US"/>
+        </w:rPr>
+        <w:t>14 đến 15 giờ, học vật lí</w:t>
+      </w:r>
+    </w:p>
+    <w:p>
+      <w:pPr>
+        <w:pStyle w:val="ListParagraph"/>
+        <w:numPr>
+          <w:ilvl w:val="0"/>
+          <w:numId w:val="2"/>
+        </w:numPr>
+        <w:rPr>
+          <w:rStyle w:val="Hyperlink"/>
+          <w:color w:val="auto"/>
+          <w:u w:val="none"/>
+          <w:lang w:val="en-US"/>
+        </w:rPr>
+      </w:pPr>
+      <w:r>
+        <w:rPr>
+          <w:rStyle w:val="Hyperlink"/>
+          <w:color w:val="auto"/>
+          <w:u w:val="none"/>
+          <w:lang w:val="en-US"/>
+        </w:rPr>
+        <w:t>15 đến 16 giờ, giải đề</w:t>
+      </w:r>
+    </w:p>
+    <w:p>
+      <w:pPr>
+        <w:pStyle w:val="ListParagraph"/>
+        <w:numPr>
+          <w:ilvl w:val="0"/>
+          <w:numId w:val="2"/>
+        </w:numPr>
+        <w:rPr>
+          <w:rStyle w:val="Hyperlink"/>
+          <w:color w:val="auto"/>
+          <w:u w:val="none"/>
+          <w:lang w:val="en-US"/>
+        </w:rPr>
+      </w:pPr>
+      <w:r>
+        <w:rPr>
+          <w:rStyle w:val="Hyperlink"/>
+          <w:color w:val="auto"/>
+          <w:u w:val="none"/>
+          <w:lang w:val="en-US"/>
+        </w:rPr>
+        <w:t>16 đến 17 giờ, học Hack + Web</w:t>
+      </w:r>
+    </w:p>
+    <w:p>
+      <w:pPr>
+        <w:pStyle w:val="ListParagraph"/>
+        <w:numPr>
+          <w:ilvl w:val="0"/>
+          <w:numId w:val="2"/>
+        </w:numPr>
+        <w:rPr>
+          <w:rStyle w:val="Hyperlink"/>
+          <w:color w:val="auto"/>
+          <w:u w:val="none"/>
+          <w:lang w:val="en-US"/>
+        </w:rPr>
+      </w:pPr>
+      <w:r>
+        <w:rPr>
+          <w:rStyle w:val="Hyperlink"/>
+          <w:color w:val="auto"/>
+          <w:u w:val="none"/>
+          <w:lang w:val="en-US"/>
+        </w:rPr>
+        <w:t>17 đến 18 giờ, tắm, giặt, phơi, nghỉ</w:t>
+      </w:r>
+    </w:p>
+    <w:p>
+      <w:pPr>
+        <w:pStyle w:val="ListParagraph"/>
+        <w:numPr>
+          <w:ilvl w:val="0"/>
+          <w:numId w:val="2"/>
+        </w:numPr>
+        <w:rPr>
+          <w:rStyle w:val="Hyperlink"/>
+          <w:color w:val="auto"/>
+          <w:u w:val="none"/>
+          <w:lang w:val="en-US"/>
+        </w:rPr>
+      </w:pPr>
+      <w:r>
+        <w:rPr>
+          <w:rStyle w:val="Hyperlink"/>
+          <w:color w:val="auto"/>
+          <w:u w:val="none"/>
+          <w:lang w:val="en-US"/>
+        </w:rPr>
+        <w:t>18 đến 19 giờ, ăn, nghỉ,</w:t>
+      </w:r>
+      <w:r>
+        <w:rPr>
+          <w:rStyle w:val="Hyperlink"/>
+          <w:color w:val="auto"/>
+          <w:u w:val="none"/>
+          <w:lang w:val="en-US"/>
+        </w:rPr>
+        <w:t xml:space="preserve"> Check Quiz,</w:t>
+      </w:r>
+      <w:r>
+        <w:rPr>
+          <w:rStyle w:val="Hyperlink"/>
+          <w:color w:val="auto"/>
+          <w:u w:val="none"/>
+          <w:lang w:val="en-US"/>
+        </w:rPr>
+        <w:t xml:space="preserve"> Check nhóm</w:t>
+      </w:r>
+    </w:p>
+    <w:p>
+      <w:pPr>
+        <w:pStyle w:val="ListParagraph"/>
+        <w:numPr>
+          <w:ilvl w:val="0"/>
+          <w:numId w:val="2"/>
+        </w:numPr>
+        <w:rPr>
+          <w:rStyle w:val="Hyperlink"/>
+          <w:color w:val="auto"/>
+          <w:u w:val="none"/>
+          <w:lang w:val="en-US"/>
+        </w:rPr>
+      </w:pPr>
+      <w:r>
+        <w:rPr>
+          <w:rStyle w:val="Hyperlink"/>
+          <w:color w:val="auto"/>
+          <w:u w:val="none"/>
+          <w:lang w:val="en-US"/>
+        </w:rPr>
+        <w:t>19 đến 20 giờ, học thuật toán</w:t>
+      </w:r>
+    </w:p>
+    <w:p>
+      <w:pPr>
+        <w:pStyle w:val="ListParagraph"/>
+        <w:numPr>
+          <w:ilvl w:val="0"/>
+          <w:numId w:val="2"/>
+        </w:numPr>
+        <w:rPr>
+          <w:rStyle w:val="Hyperlink"/>
+          <w:color w:val="auto"/>
+          <w:u w:val="none"/>
+          <w:lang w:val="en-US"/>
+        </w:rPr>
+      </w:pPr>
+      <w:r>
+        <w:rPr>
+          <w:rStyle w:val="Hyperlink"/>
+          <w:color w:val="auto"/>
+          <w:u w:val="none"/>
+          <w:lang w:val="en-US"/>
+        </w:rPr>
+        <w:t>20 giờ, ngủ</w:t>
+      </w:r>
+    </w:p>
+    <w:p>
+      <w:pPr>
+        <w:pStyle w:val="ListParagraph"/>
+        <w:numPr>
+          <w:ilvl w:val="0"/>
+          <w:numId w:val="4"/>
+        </w:numPr>
+        <w:rPr>
+          <w:rStyle w:val="Hyperlink"/>
+          <w:color w:val="auto"/>
+          <w:u w:val="none"/>
+          <w:lang w:val="en-US"/>
+        </w:rPr>
+      </w:pPr>
+      <w:r>
+        <w:rPr>
+          <w:rStyle w:val="Hyperlink"/>
+          <w:color w:val="auto"/>
+          <w:u w:val="none"/>
+          <w:lang w:val="en-US"/>
+        </w:rPr>
+        <w:lastRenderedPageBreak/>
+        <w:t>22/10/2023?</w:t>
+      </w:r>
+    </w:p>
+    <w:p>
+      <w:pPr>
+        <w:pStyle w:val="ListParagraph"/>
+        <w:numPr>
+          <w:ilvl w:val="0"/>
+          <w:numId w:val="2"/>
+        </w:numPr>
+        <w:rPr>
+          <w:rStyle w:val="Hyperlink"/>
+          <w:color w:val="auto"/>
+          <w:u w:val="none"/>
+          <w:lang w:val="en-US"/>
+        </w:rPr>
+      </w:pPr>
+      <w:r>
+        <w:rPr>
+          <w:rStyle w:val="Hyperlink"/>
+          <w:color w:val="auto"/>
+          <w:u w:val="none"/>
+          <w:lang w:val="en-US"/>
+        </w:rPr>
+        <w:t>6 đến 7 giờ, chạy Uprace ra nhà văn hóa sinh viên rồi về kí túc xá rồi tìm chỗ bơm xe</w:t>
+      </w:r>
+    </w:p>
+    <w:p>
+      <w:pPr>
+        <w:pStyle w:val="ListParagraph"/>
+        <w:numPr>
+          <w:ilvl w:val="0"/>
+          <w:numId w:val="2"/>
+        </w:numPr>
+        <w:rPr>
+          <w:rStyle w:val="Hyperlink"/>
+          <w:color w:val="auto"/>
+          <w:u w:val="none"/>
+          <w:lang w:val="en-US"/>
+        </w:rPr>
+      </w:pPr>
+      <w:r>
+        <w:rPr>
+          <w:rStyle w:val="Hyperlink"/>
+          <w:color w:val="auto"/>
+          <w:u w:val="none"/>
+          <w:lang w:val="en-US"/>
+        </w:rPr>
+        <w:t>7 giờ, đăng Uprace</w:t>
+      </w:r>
+    </w:p>
+    <w:p>
+      <w:pPr>
+        <w:pStyle w:val="ListParagraph"/>
+        <w:numPr>
+          <w:ilvl w:val="0"/>
+          <w:numId w:val="4"/>
+        </w:numPr>
+        <w:rPr>
+          <w:rStyle w:val="Hyperlink"/>
+          <w:color w:val="auto"/>
+          <w:u w:val="none"/>
+          <w:lang w:val="en-US"/>
+        </w:rPr>
+      </w:pPr>
+      <w:r>
+        <w:rPr>
+          <w:rStyle w:val="Hyperlink"/>
+          <w:color w:val="auto"/>
+          <w:u w:val="none"/>
+          <w:lang w:val="en-US"/>
+        </w:rPr>
+        <w:t>23/10/2023?</w:t>
+      </w:r>
+    </w:p>
+    <w:p>
+      <w:pPr>
+        <w:pStyle w:val="ListParagraph"/>
+        <w:numPr>
+          <w:ilvl w:val="0"/>
+          <w:numId w:val="2"/>
+        </w:numPr>
+        <w:rPr>
+          <w:rStyle w:val="Hyperlink"/>
+          <w:color w:val="auto"/>
+          <w:u w:val="none"/>
+          <w:lang w:val="en-US"/>
+        </w:rPr>
+      </w:pPr>
+      <w:r>
+        <w:rPr>
+          <w:rStyle w:val="Hyperlink"/>
+          <w:color w:val="auto"/>
+          <w:u w:val="none"/>
+          <w:lang w:val="en-US"/>
+        </w:rPr>
+        <w:t>6 giờ, chạy Uprace</w:t>
+      </w:r>
+      <w:r>
+        <w:rPr>
+          <w:rStyle w:val="Hyperlink"/>
+          <w:color w:val="auto"/>
+          <w:u w:val="none"/>
+          <w:lang w:val="en-US"/>
+        </w:rPr>
+        <w:t>, nhận USB</w:t>
+      </w:r>
+    </w:p>
+    <w:p>
+      <w:pPr>
+        <w:pStyle w:val="ListParagraph"/>
+        <w:numPr>
+          <w:ilvl w:val="0"/>
+          <w:numId w:val="2"/>
+        </w:numPr>
+        <w:rPr>
+          <w:rStyle w:val="Hyperlink"/>
+          <w:color w:val="auto"/>
+          <w:u w:val="none"/>
+          <w:lang w:val="en-US"/>
+        </w:rPr>
+      </w:pPr>
+      <w:r>
+        <w:rPr>
+          <w:rStyle w:val="Hyperlink"/>
+          <w:color w:val="auto"/>
+          <w:u w:val="none"/>
+          <w:lang w:val="en-US"/>
+        </w:rPr>
+        <w:t>12 giờ, hỏi giấy vay vốn</w:t>
+      </w:r>
+    </w:p>
+    <w:p>
+      <w:pPr>
+        <w:pStyle w:val="ListParagraph"/>
+        <w:numPr>
+          <w:ilvl w:val="0"/>
+          <w:numId w:val="2"/>
+        </w:numPr>
+        <w:rPr>
+          <w:rStyle w:val="Hyperlink"/>
+          <w:color w:val="auto"/>
+          <w:u w:val="none"/>
+          <w:lang w:val="en-US"/>
+        </w:rPr>
+      </w:pPr>
+      <w:r>
+        <w:rPr>
+          <w:rStyle w:val="Hyperlink"/>
+          <w:color w:val="auto"/>
+          <w:u w:val="none"/>
+          <w:lang w:val="en-US"/>
+        </w:rPr>
+        <w:t>13 đến 15.83 giờ, thể dục, nhà thi đấu sân 1</w:t>
+      </w:r>
+      <w:r>
+        <w:rPr>
+          <w:rStyle w:val="Hyperlink"/>
+          <w:color w:val="auto"/>
+          <w:u w:val="none"/>
+          <w:lang w:val="en-US"/>
+        </w:rPr>
+        <w:t>, mang 200 nghìn, đeo dày, đeo dớ, đeo áo khoác</w:t>
+      </w:r>
+    </w:p>
+    <w:p>
+      <w:pPr>
+        <w:pStyle w:val="ListParagraph"/>
+        <w:numPr>
+          <w:ilvl w:val="0"/>
+          <w:numId w:val="4"/>
+        </w:numPr>
+        <w:rPr>
+          <w:rStyle w:val="Hyperlink"/>
+          <w:color w:val="auto"/>
+          <w:u w:val="none"/>
+          <w:lang w:val="en-US"/>
+        </w:rPr>
+      </w:pPr>
+      <w:r>
+        <w:rPr>
+          <w:rStyle w:val="Hyperlink"/>
+          <w:color w:val="auto"/>
+          <w:u w:val="none"/>
+          <w:lang w:val="en-US"/>
+        </w:rPr>
+        <w:t>24</w:t>
+      </w:r>
+      <w:r>
+        <w:rPr>
+          <w:rStyle w:val="Hyperlink"/>
+          <w:color w:val="auto"/>
+          <w:u w:val="none"/>
+          <w:lang w:val="en-US"/>
+        </w:rPr>
+        <w:t>/10/2023?</w:t>
+      </w:r>
+    </w:p>
+    <w:p>
+      <w:pPr>
+        <w:pStyle w:val="ListParagraph"/>
+        <w:numPr>
+          <w:ilvl w:val="0"/>
+          <w:numId w:val="2"/>
+        </w:numPr>
+        <w:rPr>
+          <w:rStyle w:val="Hyperlink"/>
+          <w:color w:val="auto"/>
+          <w:u w:val="none"/>
+          <w:lang w:val="en-US"/>
+        </w:rPr>
+      </w:pPr>
+      <w:r>
+        <w:rPr>
+          <w:rStyle w:val="Hyperlink"/>
+          <w:color w:val="auto"/>
+          <w:u w:val="none"/>
+          <w:lang w:val="en-US"/>
+        </w:rPr>
+        <w:t>8 đến 10.83 giờ, vật lí 1, tòa H2, phòng 201</w:t>
+      </w:r>
+    </w:p>
+    <w:p>
+      <w:pPr>
+        <w:pStyle w:val="ListParagraph"/>
+        <w:numPr>
+          <w:ilvl w:val="0"/>
+          <w:numId w:val="2"/>
+        </w:numPr>
+        <w:rPr>
+          <w:rStyle w:val="Hyperlink"/>
+          <w:color w:val="auto"/>
+          <w:u w:val="none"/>
+          <w:lang w:val="en-US"/>
+        </w:rPr>
+      </w:pPr>
+      <w:r>
+        <w:rPr>
+          <w:rStyle w:val="Hyperlink"/>
+          <w:color w:val="auto"/>
+          <w:u w:val="none"/>
+          <w:lang w:val="en-US"/>
+        </w:rPr>
+        <w:t>12 đến 13.83 giờ, giải tích 1 bài tập, tòa H1, phòng 802</w:t>
+      </w:r>
+    </w:p>
+    <w:p>
+      <w:pPr>
+        <w:pStyle w:val="ListParagraph"/>
+        <w:numPr>
+          <w:ilvl w:val="0"/>
+          <w:numId w:val="2"/>
+        </w:numPr>
+        <w:rPr>
+          <w:rStyle w:val="Hyperlink"/>
+          <w:color w:val="auto"/>
+          <w:u w:val="none"/>
+          <w:lang w:val="en-US"/>
+        </w:rPr>
+      </w:pPr>
+      <w:r>
+        <w:rPr>
+          <w:rStyle w:val="Hyperlink"/>
+          <w:color w:val="auto"/>
+          <w:u w:val="none"/>
+          <w:lang w:val="en-US"/>
+        </w:rPr>
+        <w:t>15 đến 17.83 giờ, giải tích 1, giảng đường H6</w:t>
+      </w:r>
+    </w:p>
+    <w:p>
+      <w:pPr>
+        <w:pStyle w:val="ListParagraph"/>
+        <w:numPr>
+          <w:ilvl w:val="0"/>
+          <w:numId w:val="4"/>
+        </w:numPr>
+        <w:rPr>
+          <w:rStyle w:val="Hyperlink"/>
+          <w:color w:val="auto"/>
+          <w:u w:val="none"/>
+          <w:lang w:val="en-US"/>
+        </w:rPr>
+      </w:pPr>
+      <w:r>
+        <w:rPr>
+          <w:rStyle w:val="Hyperlink"/>
+          <w:color w:val="auto"/>
+          <w:u w:val="none"/>
+          <w:lang w:val="en-US"/>
+        </w:rPr>
+        <w:t>25/10/2023?</w:t>
+      </w:r>
+    </w:p>
+    <w:p>
+      <w:pPr>
+        <w:pStyle w:val="ListParagraph"/>
+        <w:numPr>
+          <w:ilvl w:val="0"/>
+          <w:numId w:val="2"/>
+        </w:numPr>
+        <w:rPr>
+          <w:rStyle w:val="Hyperlink"/>
+          <w:color w:val="auto"/>
+          <w:u w:val="none"/>
+          <w:lang w:val="en-US"/>
+        </w:rPr>
+      </w:pPr>
+      <w:r>
+        <w:rPr>
+          <w:rStyle w:val="Hyperlink"/>
+          <w:color w:val="auto"/>
+          <w:u w:val="none"/>
+          <w:lang w:val="en-US"/>
+        </w:rPr>
+        <w:t>8 giờ, nộp giấy vay vốn</w:t>
+      </w:r>
+    </w:p>
+    <w:p>
+      <w:pPr>
+        <w:pStyle w:val="ListParagraph"/>
+        <w:numPr>
+          <w:ilvl w:val="0"/>
+          <w:numId w:val="4"/>
+        </w:numPr>
+        <w:rPr>
+          <w:rStyle w:val="Hyperlink"/>
+          <w:color w:val="auto"/>
+          <w:u w:val="none"/>
+          <w:lang w:val="en-US"/>
+        </w:rPr>
+      </w:pPr>
+      <w:r>
+        <w:rPr>
+          <w:rStyle w:val="Hyperlink"/>
+          <w:color w:val="auto"/>
+          <w:u w:val="none"/>
+          <w:lang w:val="en-US"/>
+        </w:rPr>
+        <w:t>26</w:t>
+      </w:r>
+      <w:r>
+        <w:rPr>
+          <w:rStyle w:val="Hyperlink"/>
+          <w:color w:val="auto"/>
+          <w:u w:val="none"/>
+          <w:lang w:val="en-US"/>
+        </w:rPr>
+        <w:t>/10/2023?</w:t>
+      </w:r>
+    </w:p>
+    <w:p>
+      <w:pPr>
+        <w:pStyle w:val="ListParagraph"/>
+        <w:numPr>
+          <w:ilvl w:val="0"/>
+          <w:numId w:val="2"/>
+        </w:numPr>
+        <w:rPr>
+          <w:rStyle w:val="Hyperlink"/>
+          <w:color w:val="auto"/>
+          <w:u w:val="none"/>
+          <w:lang w:val="en-US"/>
+        </w:rPr>
+      </w:pPr>
+      <w:r>
+        <w:rPr>
+          <w:rStyle w:val="Hyperlink"/>
+          <w:color w:val="auto"/>
+          <w:u w:val="none"/>
+          <w:lang w:val="en-US"/>
+        </w:rPr>
+        <w:t>7 đến 8.83 giờ, hệ thống số, giảng đường H6</w:t>
+      </w:r>
+    </w:p>
+    <w:p>
+      <w:pPr>
+        <w:pStyle w:val="ListParagraph"/>
+        <w:numPr>
+          <w:ilvl w:val="0"/>
+          <w:numId w:val="4"/>
+        </w:numPr>
+        <w:rPr>
+          <w:rStyle w:val="Hyperlink"/>
+          <w:color w:val="auto"/>
+          <w:u w:val="none"/>
+          <w:lang w:val="en-US"/>
+        </w:rPr>
+      </w:pPr>
+      <w:r>
+        <w:rPr>
+          <w:rStyle w:val="Hyperlink"/>
+          <w:color w:val="auto"/>
+          <w:u w:val="none"/>
+          <w:lang w:val="en-US"/>
+        </w:rPr>
         <w:t>2</w:t>
       </w:r>
+      <w:r>
+        <w:rPr>
+          <w:rStyle w:val="Hyperlink"/>
+          <w:color w:val="auto"/>
+          <w:u w:val="none"/>
+          <w:lang w:val="en-US"/>
+        </w:rPr>
+        <w:t>7</w:t>
+      </w:r>
+      <w:r>
+        <w:rPr>
+          <w:rStyle w:val="Hyperlink"/>
+          <w:color w:val="auto"/>
+          <w:u w:val="none"/>
+          <w:lang w:val="en-US"/>
+        </w:rPr>
+        <w:t>/10/2023?</w:t>
+      </w:r>
+    </w:p>
+    <w:p>
+      <w:pPr>
+        <w:pStyle w:val="ListParagraph"/>
+        <w:numPr>
+          <w:ilvl w:val="0"/>
+          <w:numId w:val="2"/>
+        </w:numPr>
+        <w:rPr>
+          <w:rStyle w:val="Hyperlink"/>
+          <w:color w:val="auto"/>
+          <w:u w:val="none"/>
+          <w:lang w:val="en-US"/>
+        </w:rPr>
+      </w:pPr>
+      <w:r>
+        <w:rPr>
+          <w:rStyle w:val="Hyperlink"/>
+          <w:color w:val="auto"/>
+          <w:u w:val="none"/>
+          <w:lang w:val="en-US"/>
+        </w:rPr>
+        <w:t>7 đến 11.83 giờ, hệ thống số thí nghiệm, tòa H6, phòng 605</w:t>
+      </w:r>
+    </w:p>
+    <w:p>
+      <w:pPr>
+        <w:pStyle w:val="ListParagraph"/>
+        <w:numPr>
+          <w:ilvl w:val="0"/>
+          <w:numId w:val="2"/>
+        </w:numPr>
+        <w:rPr>
+          <w:rStyle w:val="Hyperlink"/>
+          <w:color w:val="auto"/>
+          <w:u w:val="none"/>
+          <w:lang w:val="en-US"/>
+        </w:rPr>
+      </w:pPr>
+      <w:r>
+        <w:rPr>
+          <w:rStyle w:val="Hyperlink"/>
+          <w:color w:val="auto"/>
+          <w:u w:val="none"/>
+          <w:lang w:val="en-US"/>
+        </w:rPr>
+        <w:t>14 đến 15.83 giờ, nhập môn điện toán, giảng đường H6</w:t>
+      </w:r>
+    </w:p>
+    <w:p>
+      <w:pPr>
+        <w:pStyle w:val="ListParagraph"/>
+        <w:numPr>
+          <w:ilvl w:val="0"/>
+          <w:numId w:val="2"/>
+        </w:numPr>
+        <w:rPr>
+          <w:rStyle w:val="Hyperlink"/>
+          <w:color w:val="auto"/>
+          <w:u w:val="none"/>
+          <w:lang w:val="en-US"/>
+        </w:rPr>
+      </w:pPr>
+      <w:r>
+        <w:rPr>
+          <w:rStyle w:val="Hyperlink"/>
+          <w:color w:val="auto"/>
+          <w:u w:val="none"/>
+          <w:lang w:val="en-US"/>
+        </w:rPr>
+        <w:t>18 đến 20.5, thể dục, nhà thi đấu sân 1</w:t>
+      </w:r>
     </w:p>
     <w:p>
       <w:pPr>
@@ -4868,440 +5835,50 @@
           <w:numId w:val="4"/>
         </w:numPr>
         <w:rPr>
-          <w:rStyle w:val="Hyperlink"/>
-          <w:color w:val="auto"/>
-          <w:u w:val="none"/>
-          <w:lang w:val="en-US"/>
-        </w:rPr>
-      </w:pPr>
-      <w:r>
-        <w:rPr>
-          <w:rStyle w:val="Hyperlink"/>
-          <w:color w:val="auto"/>
-          <w:u w:val="none"/>
-          <w:lang w:val="en-US"/>
-        </w:rPr>
-        <w:t>Lịch Bình Thường Hằng Ngày?</w:t>
-      </w:r>
-    </w:p>
-    <w:p>
-      <w:pPr>
-        <w:pStyle w:val="ListParagraph"/>
-        <w:numPr>
-          <w:ilvl w:val="0"/>
-          <w:numId w:val="2"/>
-        </w:numPr>
-        <w:rPr>
-          <w:rStyle w:val="Hyperlink"/>
-          <w:color w:val="auto"/>
-          <w:u w:val="none"/>
-          <w:lang w:val="en-US"/>
-        </w:rPr>
-      </w:pPr>
-      <w:r>
-        <w:rPr>
-          <w:rStyle w:val="Hyperlink"/>
-          <w:color w:val="auto"/>
-          <w:u w:val="none"/>
-          <w:lang w:val="en-US"/>
-        </w:rPr>
-        <w:t>5 đến 6 giờ, rửa mặt, đánh răng, xỉa răng, đái ỉa, hít đất, nghỉ 1 lát</w:t>
-      </w:r>
-    </w:p>
-    <w:p>
-      <w:pPr>
-        <w:pStyle w:val="ListParagraph"/>
-        <w:numPr>
-          <w:ilvl w:val="0"/>
-          <w:numId w:val="2"/>
-        </w:numPr>
-        <w:rPr>
-          <w:rStyle w:val="Hyperlink"/>
-          <w:color w:val="auto"/>
-          <w:u w:val="none"/>
-          <w:lang w:val="en-US"/>
-        </w:rPr>
-      </w:pPr>
-      <w:r>
-        <w:rPr>
-          <w:rStyle w:val="Hyperlink"/>
-          <w:color w:val="auto"/>
-          <w:u w:val="none"/>
-          <w:lang w:val="en-US"/>
-        </w:rPr>
-        <w:t>6 đến 6.5 giờ,</w:t>
-      </w:r>
-      <w:r>
-        <w:rPr>
-          <w:rStyle w:val="Hyperlink"/>
-          <w:color w:val="auto"/>
-          <w:u w:val="none"/>
-          <w:lang w:val="en-US"/>
-        </w:rPr>
-        <w:t xml:space="preserve"> Check Quiz,</w:t>
-      </w:r>
-      <w:r>
-        <w:rPr>
-          <w:rStyle w:val="Hyperlink"/>
-          <w:color w:val="auto"/>
-          <w:u w:val="none"/>
-          <w:lang w:val="en-US"/>
-        </w:rPr>
-        <w:t xml:space="preserve"> Check nhóm</w:t>
-      </w:r>
-    </w:p>
-    <w:p>
-      <w:pPr>
-        <w:pStyle w:val="ListParagraph"/>
-        <w:numPr>
-          <w:ilvl w:val="0"/>
-          <w:numId w:val="2"/>
-        </w:numPr>
-        <w:rPr>
-          <w:rStyle w:val="Hyperlink"/>
-          <w:color w:val="auto"/>
-          <w:u w:val="none"/>
-          <w:lang w:val="en-US"/>
-        </w:rPr>
-      </w:pPr>
-      <w:r>
-        <w:rPr>
-          <w:rStyle w:val="Hyperlink"/>
-          <w:color w:val="auto"/>
-          <w:u w:val="none"/>
-          <w:lang w:val="en-US"/>
-        </w:rPr>
-        <w:t>6.5 đến 7 giờ, đi ăn, về nhà, nghỉ 1 lát</w:t>
-      </w:r>
-    </w:p>
-    <w:p>
-      <w:pPr>
-        <w:pStyle w:val="ListParagraph"/>
-        <w:numPr>
-          <w:ilvl w:val="0"/>
-          <w:numId w:val="2"/>
-        </w:numPr>
-        <w:rPr>
-          <w:rStyle w:val="Hyperlink"/>
-          <w:color w:val="auto"/>
-          <w:u w:val="none"/>
-          <w:lang w:val="en-US"/>
-        </w:rPr>
-      </w:pPr>
-      <w:r>
-        <w:rPr>
-          <w:rStyle w:val="Hyperlink"/>
-          <w:color w:val="auto"/>
-          <w:u w:val="none"/>
-          <w:lang w:val="en-US"/>
-        </w:rPr>
-        <w:t>8 đến 9 giờ, học Tensorflow</w:t>
-      </w:r>
-    </w:p>
-    <w:p>
-      <w:pPr>
-        <w:pStyle w:val="ListParagraph"/>
-        <w:numPr>
-          <w:ilvl w:val="0"/>
-          <w:numId w:val="2"/>
-        </w:numPr>
-        <w:rPr>
-          <w:rStyle w:val="Hyperlink"/>
-          <w:color w:val="auto"/>
-          <w:u w:val="none"/>
-          <w:lang w:val="en-US"/>
-        </w:rPr>
-      </w:pPr>
-      <w:r>
-        <w:rPr>
-          <w:rStyle w:val="Hyperlink"/>
-          <w:color w:val="auto"/>
-          <w:u w:val="none"/>
-          <w:lang w:val="en-US"/>
-        </w:rPr>
-        <w:t>9 đến 10 giờ, học TOEIC</w:t>
-      </w:r>
-    </w:p>
-    <w:p>
-      <w:pPr>
-        <w:pStyle w:val="ListParagraph"/>
-        <w:numPr>
-          <w:ilvl w:val="0"/>
-          <w:numId w:val="2"/>
-        </w:numPr>
-        <w:rPr>
-          <w:rStyle w:val="Hyperlink"/>
-          <w:color w:val="auto"/>
-          <w:u w:val="none"/>
-          <w:lang w:val="en-US"/>
-        </w:rPr>
-      </w:pPr>
-      <w:r>
-        <w:rPr>
-          <w:rStyle w:val="Hyperlink"/>
-          <w:color w:val="auto"/>
-          <w:u w:val="none"/>
-          <w:lang w:val="en-US"/>
-        </w:rPr>
-        <w:t>10 đến 11 giờ, học MOS</w:t>
-      </w:r>
-    </w:p>
-    <w:p>
-      <w:pPr>
-        <w:pStyle w:val="ListParagraph"/>
-        <w:numPr>
-          <w:ilvl w:val="0"/>
-          <w:numId w:val="2"/>
-        </w:numPr>
-        <w:rPr>
-          <w:rStyle w:val="Hyperlink"/>
-          <w:color w:val="auto"/>
-          <w:u w:val="none"/>
-          <w:lang w:val="en-US"/>
-        </w:rPr>
-      </w:pPr>
-      <w:r>
-        <w:rPr>
-          <w:rStyle w:val="Hyperlink"/>
-          <w:color w:val="auto"/>
-          <w:u w:val="none"/>
-          <w:lang w:val="en-US"/>
-        </w:rPr>
-        <w:t>11 đến 12 giờ, ăn, nghỉ</w:t>
-      </w:r>
-    </w:p>
-    <w:p>
-      <w:pPr>
-        <w:pStyle w:val="ListParagraph"/>
-        <w:numPr>
-          <w:ilvl w:val="0"/>
-          <w:numId w:val="2"/>
-        </w:numPr>
-        <w:rPr>
-          <w:rStyle w:val="Hyperlink"/>
-          <w:color w:val="auto"/>
-          <w:u w:val="none"/>
-          <w:lang w:val="en-US"/>
-        </w:rPr>
-      </w:pPr>
-      <w:r>
-        <w:rPr>
-          <w:rStyle w:val="Hyperlink"/>
-          <w:color w:val="auto"/>
-          <w:u w:val="none"/>
-          <w:lang w:val="en-US"/>
-        </w:rPr>
-        <w:t>12 đến 13 giờ, học IELTS</w:t>
-      </w:r>
-    </w:p>
-    <w:p>
-      <w:pPr>
-        <w:pStyle w:val="ListParagraph"/>
-        <w:numPr>
-          <w:ilvl w:val="0"/>
-          <w:numId w:val="2"/>
-        </w:numPr>
-        <w:rPr>
-          <w:rStyle w:val="Hyperlink"/>
-          <w:color w:val="auto"/>
-          <w:u w:val="none"/>
-          <w:lang w:val="en-US"/>
-        </w:rPr>
-      </w:pPr>
-      <w:r>
-        <w:rPr>
-          <w:rStyle w:val="Hyperlink"/>
-          <w:color w:val="auto"/>
-          <w:u w:val="none"/>
-          <w:lang w:val="en-US"/>
-        </w:rPr>
-        <w:t>13 đến 14 giờ, học IC3</w:t>
-      </w:r>
-    </w:p>
-    <w:p>
-      <w:pPr>
-        <w:pStyle w:val="ListParagraph"/>
-        <w:numPr>
-          <w:ilvl w:val="0"/>
-          <w:numId w:val="2"/>
-        </w:numPr>
-        <w:rPr>
-          <w:rStyle w:val="Hyperlink"/>
-          <w:color w:val="auto"/>
-          <w:u w:val="none"/>
-          <w:lang w:val="en-US"/>
-        </w:rPr>
-      </w:pPr>
-      <w:r>
-        <w:rPr>
-          <w:rStyle w:val="Hyperlink"/>
-          <w:color w:val="auto"/>
-          <w:u w:val="none"/>
-          <w:lang w:val="en-US"/>
-        </w:rPr>
-        <w:t>14 đến 15 giờ, học vật lí</w:t>
-      </w:r>
-    </w:p>
-    <w:p>
-      <w:pPr>
-        <w:pStyle w:val="ListParagraph"/>
-        <w:numPr>
-          <w:ilvl w:val="0"/>
-          <w:numId w:val="2"/>
-        </w:numPr>
-        <w:rPr>
-          <w:rStyle w:val="Hyperlink"/>
-          <w:color w:val="auto"/>
-          <w:u w:val="none"/>
-          <w:lang w:val="en-US"/>
-        </w:rPr>
-      </w:pPr>
-      <w:r>
-        <w:rPr>
-          <w:rStyle w:val="Hyperlink"/>
-          <w:color w:val="auto"/>
-          <w:u w:val="none"/>
-          <w:lang w:val="en-US"/>
-        </w:rPr>
-        <w:t>15 đến 16 giờ, giải đề</w:t>
-      </w:r>
-    </w:p>
-    <w:p>
-      <w:pPr>
-        <w:pStyle w:val="ListParagraph"/>
-        <w:numPr>
-          <w:ilvl w:val="0"/>
-          <w:numId w:val="2"/>
-        </w:numPr>
-        <w:rPr>
-          <w:rStyle w:val="Hyperlink"/>
-          <w:color w:val="auto"/>
-          <w:u w:val="none"/>
-          <w:lang w:val="en-US"/>
-        </w:rPr>
-      </w:pPr>
-      <w:r>
-        <w:rPr>
-          <w:rStyle w:val="Hyperlink"/>
-          <w:color w:val="auto"/>
-          <w:u w:val="none"/>
-          <w:lang w:val="en-US"/>
-        </w:rPr>
-        <w:t>16 đến 17 giờ, học Hack + Web</w:t>
-      </w:r>
-    </w:p>
-    <w:p>
-      <w:pPr>
-        <w:pStyle w:val="ListParagraph"/>
-        <w:numPr>
-          <w:ilvl w:val="0"/>
-          <w:numId w:val="2"/>
-        </w:numPr>
-        <w:rPr>
-          <w:rStyle w:val="Hyperlink"/>
-          <w:color w:val="auto"/>
-          <w:u w:val="none"/>
-          <w:lang w:val="en-US"/>
-        </w:rPr>
-      </w:pPr>
-      <w:r>
-        <w:rPr>
-          <w:rStyle w:val="Hyperlink"/>
-          <w:color w:val="auto"/>
-          <w:u w:val="none"/>
-          <w:lang w:val="en-US"/>
-        </w:rPr>
-        <w:t>17 đến 18 giờ, tắm, giặt, phơi, nghỉ</w:t>
-      </w:r>
-    </w:p>
-    <w:p>
-      <w:pPr>
-        <w:pStyle w:val="ListParagraph"/>
-        <w:numPr>
-          <w:ilvl w:val="0"/>
-          <w:numId w:val="2"/>
-        </w:numPr>
-        <w:rPr>
-          <w:rStyle w:val="Hyperlink"/>
-          <w:color w:val="auto"/>
-          <w:u w:val="none"/>
-          <w:lang w:val="en-US"/>
-        </w:rPr>
-      </w:pPr>
-      <w:r>
-        <w:rPr>
-          <w:rStyle w:val="Hyperlink"/>
-          <w:color w:val="auto"/>
-          <w:u w:val="none"/>
-          <w:lang w:val="en-US"/>
-        </w:rPr>
-        <w:t>18 đến 19 giờ, ăn, nghỉ,</w:t>
-      </w:r>
-      <w:r>
-        <w:rPr>
-          <w:rStyle w:val="Hyperlink"/>
-          <w:color w:val="auto"/>
-          <w:u w:val="none"/>
-          <w:lang w:val="en-US"/>
-        </w:rPr>
-        <w:t xml:space="preserve"> Check Quiz,</w:t>
-      </w:r>
-      <w:r>
-        <w:rPr>
-          <w:rStyle w:val="Hyperlink"/>
-          <w:color w:val="auto"/>
-          <w:u w:val="none"/>
-          <w:lang w:val="en-US"/>
-        </w:rPr>
-        <w:t xml:space="preserve"> Check nhóm</w:t>
-      </w:r>
-    </w:p>
-    <w:p>
-      <w:pPr>
-        <w:pStyle w:val="ListParagraph"/>
-        <w:numPr>
-          <w:ilvl w:val="0"/>
-          <w:numId w:val="2"/>
-        </w:numPr>
-        <w:rPr>
-          <w:rStyle w:val="Hyperlink"/>
-          <w:color w:val="auto"/>
-          <w:u w:val="none"/>
-          <w:lang w:val="en-US"/>
-        </w:rPr>
-      </w:pPr>
-      <w:r>
-        <w:rPr>
-          <w:rStyle w:val="Hyperlink"/>
-          <w:color w:val="auto"/>
-          <w:u w:val="none"/>
-          <w:lang w:val="en-US"/>
-        </w:rPr>
-        <w:t>19 đến 20 giờ, học thuật toán</w:t>
-      </w:r>
-    </w:p>
-    <w:p>
-      <w:pPr>
-        <w:pStyle w:val="ListParagraph"/>
-        <w:numPr>
-          <w:ilvl w:val="0"/>
-          <w:numId w:val="2"/>
-        </w:numPr>
-        <w:rPr>
-          <w:rStyle w:val="Hyperlink"/>
-          <w:color w:val="auto"/>
-          <w:u w:val="none"/>
-          <w:lang w:val="en-US"/>
-        </w:rPr>
-      </w:pPr>
-      <w:r>
-        <w:rPr>
-          <w:rStyle w:val="Hyperlink"/>
-          <w:color w:val="auto"/>
-          <w:u w:val="none"/>
-          <w:lang w:val="en-US"/>
-        </w:rPr>
-        <w:t>20 giờ, ngủ</w:t>
+          <w:lang w:val="en-US"/>
+        </w:rPr>
+      </w:pPr>
+      <w:r>
+        <w:rPr>
+          <w:lang w:val="en-US"/>
+        </w:rPr>
+        <w:t>28/10/2023?</w:t>
+      </w:r>
+    </w:p>
+    <w:p>
+      <w:pPr>
+        <w:pStyle w:val="ListParagraph"/>
+        <w:numPr>
+          <w:ilvl w:val="0"/>
+          <w:numId w:val="2"/>
+        </w:numPr>
+        <w:rPr>
+          <w:lang w:val="en-US"/>
+        </w:rPr>
+      </w:pPr>
+      <w:r>
+        <w:rPr>
+          <w:lang w:val="en-US"/>
+        </w:rPr>
+        <w:t>7 đến 9 giờ, thi vật lí 1, tòa H1, phòng 101</w:t>
+      </w:r>
+    </w:p>
+    <w:p>
+      <w:pPr>
+        <w:pStyle w:val="ListParagraph"/>
+        <w:numPr>
+          <w:ilvl w:val="0"/>
+          <w:numId w:val="2"/>
+        </w:numPr>
+        <w:rPr>
+          <w:lang w:val="en-US"/>
+        </w:rPr>
+      </w:pPr>
+      <w:r>
+        <w:rPr>
+          <w:lang w:val="en-US"/>
+        </w:rPr>
+        <w:t>9 đến 11 giờ, thi giải tích 1, tòa H6, phòng 214</w:t>
       </w:r>
     </w:p>
     <w:p>
@@ -5312,44 +5889,68 @@
           <w:numId w:val="4"/>
         </w:numPr>
         <w:rPr>
-          <w:rStyle w:val="Hyperlink"/>
-          <w:color w:val="auto"/>
-          <w:u w:val="none"/>
-          <w:lang w:val="en-US"/>
-        </w:rPr>
-      </w:pPr>
-      <w:r>
-        <w:rPr>
-          <w:rStyle w:val="Hyperlink"/>
-          <w:color w:val="auto"/>
-          <w:u w:val="none"/>
-          <w:lang w:val="en-US"/>
-        </w:rPr>
-        <w:t>16/10/2023?</w:t>
-      </w:r>
-    </w:p>
-    <w:p>
-      <w:pPr>
-        <w:pStyle w:val="ListParagraph"/>
-        <w:numPr>
-          <w:ilvl w:val="0"/>
-          <w:numId w:val="2"/>
-        </w:numPr>
-        <w:rPr>
-          <w:rStyle w:val="Hyperlink"/>
-          <w:color w:val="auto"/>
-          <w:u w:val="none"/>
-          <w:lang w:val="en-US"/>
-        </w:rPr>
-      </w:pPr>
-      <w:r>
-        <w:rPr>
-          <w:rStyle w:val="Hyperlink"/>
-          <w:color w:val="auto"/>
-          <w:u w:val="none"/>
-          <w:lang w:val="en-US"/>
-        </w:rPr>
-        <w:t>13 đến 15.83 giờ, thể dục, nhà thi đấu sân 1</w:t>
+          <w:lang w:val="en-US"/>
+        </w:rPr>
+      </w:pPr>
+      <w:r>
+        <w:rPr>
+          <w:lang w:val="en-US"/>
+        </w:rPr>
+        <w:t>29/10/2023?</w:t>
+      </w:r>
+    </w:p>
+    <w:p>
+      <w:pPr>
+        <w:pStyle w:val="ListParagraph"/>
+        <w:numPr>
+          <w:ilvl w:val="0"/>
+          <w:numId w:val="2"/>
+        </w:numPr>
+        <w:rPr>
+          <w:lang w:val="en-US"/>
+        </w:rPr>
+      </w:pPr>
+      <w:r>
+        <w:rPr>
+          <w:lang w:val="en-US"/>
+        </w:rPr>
+        <w:t>7 đến 9 giờ, thi hệ thống số, tòa H6, phòng 516</w:t>
+      </w:r>
+    </w:p>
+    <w:p>
+      <w:pPr>
+        <w:pStyle w:val="ListParagraph"/>
+        <w:numPr>
+          <w:ilvl w:val="0"/>
+          <w:numId w:val="2"/>
+        </w:numPr>
+        <w:rPr>
+          <w:lang w:val="en-US"/>
+        </w:rPr>
+      </w:pPr>
+      <w:r>
+        <w:rPr>
+          <w:lang w:val="en-US"/>
+        </w:rPr>
+        <w:t>9 đến 11 giờ, thi nhập môn điện toán, tòa H6, phòng 308</w:t>
+      </w:r>
+    </w:p>
+    <w:p>
+      <w:pPr>
+        <w:pStyle w:val="ListParagraph"/>
+        <w:numPr>
+          <w:ilvl w:val="0"/>
+          <w:numId w:val="2"/>
+        </w:numPr>
+        <w:rPr>
+          <w:lang w:val="en-US"/>
+        </w:rPr>
+      </w:pPr>
+      <w:r>
+        <w:rPr>
+          <w:lang w:val="en-US"/>
+        </w:rPr>
+        <w:t>12 giờ, đăng Uprace</w:t>
       </w:r>
     </w:p>
     <w:p>
@@ -5360,952 +5961,352 @@
           <w:numId w:val="4"/>
         </w:numPr>
         <w:rPr>
-          <w:rStyle w:val="Hyperlink"/>
-          <w:color w:val="auto"/>
-          <w:u w:val="none"/>
-          <w:lang w:val="en-US"/>
-        </w:rPr>
-      </w:pPr>
-      <w:r>
-        <w:rPr>
-          <w:rStyle w:val="Hyperlink"/>
-          <w:color w:val="auto"/>
-          <w:u w:val="none"/>
+          <w:lang w:val="en-US"/>
+        </w:rPr>
+      </w:pPr>
+      <w:r>
+        <w:rPr>
+          <w:lang w:val="en-US"/>
+        </w:rPr>
+        <w:t>30</w:t>
+      </w:r>
+      <w:r>
+        <w:rPr>
+          <w:lang w:val="en-US"/>
+        </w:rPr>
+        <w:t>/10/2023?</w:t>
+      </w:r>
+    </w:p>
+    <w:p>
+      <w:pPr>
+        <w:pStyle w:val="ListParagraph"/>
+        <w:numPr>
+          <w:ilvl w:val="0"/>
+          <w:numId w:val="2"/>
+        </w:numPr>
+        <w:rPr>
+          <w:lang w:val="en-US"/>
+        </w:rPr>
+      </w:pPr>
+      <w:r>
+        <w:rPr>
+          <w:lang w:val="en-US"/>
+        </w:rPr>
+        <w:t>Đóng tiền xe tháng</w:t>
+      </w:r>
+    </w:p>
+    <w:p>
+      <w:pPr>
+        <w:pStyle w:val="ListParagraph"/>
+        <w:numPr>
+          <w:ilvl w:val="0"/>
+          <w:numId w:val="2"/>
+        </w:numPr>
+        <w:rPr>
+          <w:lang w:val="en-US"/>
+        </w:rPr>
+      </w:pPr>
+      <w:r>
+        <w:rPr>
+          <w:lang w:val="en-US"/>
+        </w:rPr>
+        <w:t>Mua thẻ mạng</w:t>
+      </w:r>
+    </w:p>
+    <w:p>
+      <w:pPr>
+        <w:pStyle w:val="ListParagraph"/>
+        <w:numPr>
+          <w:ilvl w:val="0"/>
+          <w:numId w:val="4"/>
+        </w:numPr>
+        <w:rPr>
+          <w:lang w:val="en-US"/>
+        </w:rPr>
+      </w:pPr>
+      <w:r>
+        <w:rPr>
+          <w:lang w:val="en-US"/>
+        </w:rPr>
+        <w:t>17/11/2023?</w:t>
+      </w:r>
+    </w:p>
+    <w:p>
+      <w:pPr>
+        <w:pStyle w:val="ListParagraph"/>
+        <w:numPr>
+          <w:ilvl w:val="0"/>
+          <w:numId w:val="2"/>
+        </w:numPr>
+        <w:rPr>
+          <w:lang w:val="en-US"/>
+        </w:rPr>
+      </w:pPr>
+      <w:r>
+        <w:rPr>
+          <w:lang w:val="en-US"/>
+        </w:rPr>
+        <w:t>6 giờ, giải Quiz 3, nhập môn điện toán</w:t>
+      </w:r>
+    </w:p>
+    <w:p>
+      <w:pPr>
+        <w:pStyle w:val="ListParagraph"/>
+        <w:numPr>
+          <w:ilvl w:val="0"/>
+          <w:numId w:val="4"/>
+        </w:numPr>
+        <w:rPr>
+          <w:lang w:val="en-US"/>
+        </w:rPr>
+      </w:pPr>
+      <w:r>
+        <w:rPr>
+          <w:lang w:val="en-US"/>
+        </w:rPr>
+        <w:t>Giữa</w:t>
+      </w:r>
+      <w:r>
+        <w:rPr>
+          <w:lang w:val="en-US"/>
+        </w:rPr>
+        <w:t xml:space="preserve"> </w:t>
+      </w:r>
+      <w:r>
+        <w:rPr>
+          <w:lang w:val="en-US"/>
+        </w:rPr>
+        <w:t>Tháng 12/2023?</w:t>
+      </w:r>
+    </w:p>
+    <w:p>
+      <w:pPr>
+        <w:pStyle w:val="ListParagraph"/>
+        <w:numPr>
+          <w:ilvl w:val="0"/>
+          <w:numId w:val="2"/>
+        </w:numPr>
+        <w:rPr>
+          <w:lang w:val="en-US"/>
+        </w:rPr>
+      </w:pPr>
+      <w:r>
+        <w:rPr>
+          <w:lang w:val="en-US"/>
+        </w:rPr>
+        <w:t>Thi anh văn đầu vào</w:t>
+      </w:r>
+    </w:p>
+    <w:p>
+      <w:pPr>
+        <w:pStyle w:val="ListParagraph"/>
+        <w:numPr>
+          <w:ilvl w:val="0"/>
+          <w:numId w:val="4"/>
+        </w:numPr>
+        <w:rPr>
+          <w:lang w:val="en-US"/>
+        </w:rPr>
+      </w:pPr>
+      <w:r>
+        <w:rPr>
+          <w:lang w:val="en-US"/>
+        </w:rPr>
+        <w:t>Cuối Năm 1?</w:t>
+      </w:r>
+    </w:p>
+    <w:p>
+      <w:pPr>
+        <w:pStyle w:val="ListParagraph"/>
+        <w:numPr>
+          <w:ilvl w:val="0"/>
+          <w:numId w:val="2"/>
+        </w:numPr>
+        <w:rPr>
+          <w:lang w:val="en-US"/>
+        </w:rPr>
+      </w:pPr>
+      <w:r>
+        <w:rPr>
+          <w:lang w:val="en-US"/>
+        </w:rPr>
+        <w:t>Nộp MOS</w:t>
+      </w:r>
+    </w:p>
+    <w:p>
+      <w:pPr>
+        <w:rPr>
+          <w:lang w:val="en-US"/>
+        </w:rPr>
+      </w:pPr>
+    </w:p>
+    <w:p>
+      <w:pPr>
+        <w:rPr>
+          <w:lang w:val="en-US"/>
+        </w:rPr>
+      </w:pPr>
+      <w:r>
+        <w:rPr>
+          <w:lang w:val="en-US"/>
+        </w:rPr>
+        <w:t>Task – Nhiệm Vụ:</w:t>
+      </w:r>
+    </w:p>
+    <w:p>
+      <w:pPr>
+        <w:pStyle w:val="ListParagraph"/>
+        <w:numPr>
+          <w:ilvl w:val="0"/>
+          <w:numId w:val="7"/>
+        </w:numPr>
+        <w:rPr>
+          <w:lang w:val="en-US"/>
+        </w:rPr>
+      </w:pPr>
+      <w:r>
+        <w:rPr>
+          <w:lang w:val="en-US"/>
+        </w:rPr>
+        <w:t>Quy Đổi Điểm?</w:t>
+      </w:r>
+    </w:p>
+    <w:p>
+      <w:pPr>
+        <w:pStyle w:val="ListParagraph"/>
+        <w:numPr>
+          <w:ilvl w:val="0"/>
+          <w:numId w:val="2"/>
+        </w:numPr>
+        <w:rPr>
+          <w:lang w:val="en-US"/>
+        </w:rPr>
+      </w:pPr>
+      <w:r>
+        <w:rPr>
+          <w:lang w:val="en-US"/>
+        </w:rPr>
+        <w:t>Từ thang 10 sang chữ</w:t>
+      </w:r>
+    </w:p>
+    <w:p>
+      <w:pPr>
+        <w:pStyle w:val="ListParagraph"/>
+        <w:numPr>
+          <w:ilvl w:val="0"/>
+          <w:numId w:val="2"/>
+        </w:numPr>
+        <w:rPr>
+          <w:lang w:val="en-US"/>
+        </w:rPr>
+      </w:pPr>
+      <w:r>
+        <w:rPr>
+          <w:lang w:val="en-US"/>
+        </w:rPr>
+        <w:t>F = 4 trở xuống</w:t>
+      </w:r>
+    </w:p>
+    <w:p>
+      <w:pPr>
+        <w:pStyle w:val="ListParagraph"/>
+        <w:numPr>
+          <w:ilvl w:val="0"/>
+          <w:numId w:val="2"/>
+        </w:numPr>
+        <w:rPr>
+          <w:lang w:val="en-US"/>
+        </w:rPr>
+      </w:pPr>
+      <w:r>
+        <w:rPr>
+          <w:lang w:val="en-US"/>
+        </w:rPr>
+        <w:t>D = 4 đến 5</w:t>
+      </w:r>
+    </w:p>
+    <w:p>
+      <w:pPr>
+        <w:pStyle w:val="ListParagraph"/>
+        <w:numPr>
+          <w:ilvl w:val="0"/>
+          <w:numId w:val="2"/>
+        </w:numPr>
+        <w:rPr>
+          <w:lang w:val="en-US"/>
+        </w:rPr>
+      </w:pPr>
+      <w:r>
+        <w:rPr>
+          <w:lang w:val="en-US"/>
+        </w:rPr>
+        <w:t>D+ = 5 đến 5.5</w:t>
+      </w:r>
+    </w:p>
+    <w:p>
+      <w:pPr>
+        <w:pStyle w:val="ListParagraph"/>
+        <w:numPr>
+          <w:ilvl w:val="0"/>
+          <w:numId w:val="2"/>
+        </w:numPr>
+        <w:rPr>
+          <w:lang w:val="en-US"/>
+        </w:rPr>
+      </w:pPr>
+      <w:r>
+        <w:rPr>
+          <w:lang w:val="en-US"/>
+        </w:rPr>
+        <w:t>Mỗi chữ cái không có “+” thì tăng 1</w:t>
+      </w:r>
+    </w:p>
+    <w:p>
+      <w:pPr>
+        <w:pStyle w:val="ListParagraph"/>
+        <w:numPr>
+          <w:ilvl w:val="0"/>
+          <w:numId w:val="2"/>
+        </w:numPr>
+        <w:rPr>
+          <w:lang w:val="en-US"/>
+        </w:rPr>
+      </w:pPr>
+      <w:r>
+        <w:rPr>
+          <w:lang w:val="en-US"/>
+        </w:rPr>
+        <w:t xml:space="preserve">Mỗi chữ cái có “+” thì </w:t>
+      </w:r>
+      <w:r>
+        <w:rPr>
+          <w:lang w:val="en-US"/>
+        </w:rPr>
+        <w:t>tăng</w:t>
+      </w:r>
+      <w:r>
+        <w:rPr>
+          <w:lang w:val="en-US"/>
+        </w:rPr>
+        <w:t xml:space="preserve"> 0.5</w:t>
+      </w:r>
+    </w:p>
+    <w:p>
+      <w:pPr>
+        <w:pStyle w:val="ListParagraph"/>
+        <w:numPr>
+          <w:ilvl w:val="0"/>
+          <w:numId w:val="2"/>
+        </w:numPr>
+        <w:rPr>
+          <w:lang w:val="en-US"/>
+        </w:rPr>
+      </w:pPr>
+      <w:r>
+        <w:rPr>
           <w:lang w:val="en-US"/>
         </w:rPr>
         <w:lastRenderedPageBreak/>
-        <w:t>1</w:t>
-      </w:r>
-      <w:r>
-        <w:rPr>
-          <w:rStyle w:val="Hyperlink"/>
-          <w:color w:val="auto"/>
-          <w:u w:val="none"/>
-          <w:lang w:val="en-US"/>
-        </w:rPr>
-        <w:t>7</w:t>
-      </w:r>
-      <w:r>
-        <w:rPr>
-          <w:rStyle w:val="Hyperlink"/>
-          <w:color w:val="auto"/>
-          <w:u w:val="none"/>
-          <w:lang w:val="en-US"/>
-        </w:rPr>
-        <w:t>/</w:t>
-      </w:r>
-      <w:r>
-        <w:rPr>
-          <w:rStyle w:val="Hyperlink"/>
-          <w:color w:val="auto"/>
-          <w:u w:val="none"/>
-          <w:lang w:val="en-US"/>
-        </w:rPr>
-        <w:t>10</w:t>
-      </w:r>
-      <w:r>
-        <w:rPr>
-          <w:rStyle w:val="Hyperlink"/>
-          <w:color w:val="auto"/>
-          <w:u w:val="none"/>
-          <w:lang w:val="en-US"/>
-        </w:rPr>
-        <w:t>/2023?</w:t>
-      </w:r>
-    </w:p>
-    <w:p>
-      <w:pPr>
-        <w:pStyle w:val="ListParagraph"/>
-        <w:numPr>
-          <w:ilvl w:val="0"/>
-          <w:numId w:val="2"/>
-        </w:numPr>
-        <w:rPr>
-          <w:rStyle w:val="Hyperlink"/>
-          <w:color w:val="auto"/>
-          <w:u w:val="none"/>
-          <w:lang w:val="en-US"/>
-        </w:rPr>
-      </w:pPr>
-      <w:r>
-        <w:rPr>
-          <w:rStyle w:val="Hyperlink"/>
-          <w:color w:val="auto"/>
-          <w:u w:val="none"/>
-          <w:lang w:val="en-US"/>
-        </w:rPr>
-        <w:t>8 đến 10.83 giờ, vật lí 1, tòa H2, phòng 201</w:t>
-      </w:r>
-    </w:p>
-    <w:p>
-      <w:pPr>
-        <w:pStyle w:val="ListParagraph"/>
-        <w:numPr>
-          <w:ilvl w:val="0"/>
-          <w:numId w:val="2"/>
-        </w:numPr>
-        <w:rPr>
-          <w:rStyle w:val="Hyperlink"/>
-          <w:color w:val="auto"/>
-          <w:u w:val="none"/>
-          <w:lang w:val="en-US"/>
-        </w:rPr>
-      </w:pPr>
-      <w:r>
-        <w:rPr>
-          <w:rStyle w:val="Hyperlink"/>
-          <w:color w:val="auto"/>
-          <w:u w:val="none"/>
-          <w:lang w:val="en-US"/>
-        </w:rPr>
-        <w:t>15 đến 17.83 giờ, giải tích 1, giảng đường H6</w:t>
-      </w:r>
-    </w:p>
-    <w:p>
-      <w:pPr>
-        <w:pStyle w:val="ListParagraph"/>
-        <w:numPr>
-          <w:ilvl w:val="0"/>
-          <w:numId w:val="4"/>
-        </w:numPr>
-        <w:rPr>
-          <w:rStyle w:val="Hyperlink"/>
-          <w:color w:val="auto"/>
-          <w:u w:val="none"/>
-          <w:lang w:val="en-US"/>
-        </w:rPr>
-      </w:pPr>
-      <w:r>
-        <w:rPr>
-          <w:rStyle w:val="Hyperlink"/>
-          <w:color w:val="auto"/>
-          <w:u w:val="none"/>
-          <w:lang w:val="en-US"/>
-        </w:rPr>
-        <w:t>18/10/2023?</w:t>
-      </w:r>
-    </w:p>
-    <w:p>
-      <w:pPr>
-        <w:pStyle w:val="ListParagraph"/>
-        <w:numPr>
-          <w:ilvl w:val="0"/>
-          <w:numId w:val="2"/>
-        </w:numPr>
-        <w:rPr>
-          <w:lang w:val="en-US"/>
-        </w:rPr>
-      </w:pPr>
-      <w:r>
-        <w:rPr>
-          <w:rStyle w:val="Hyperlink"/>
-          <w:color w:val="auto"/>
-          <w:u w:val="none"/>
-          <w:lang w:val="en-US"/>
-        </w:rPr>
-        <w:t>6 giờ</w:t>
-      </w:r>
-      <w:r>
-        <w:rPr>
-          <w:lang w:val="en-US"/>
-        </w:rPr>
-        <w:t>, giải Quiz 4, giải tích 1</w:t>
-      </w:r>
-    </w:p>
-    <w:p>
-      <w:pPr>
-        <w:pStyle w:val="ListParagraph"/>
-        <w:numPr>
-          <w:ilvl w:val="0"/>
-          <w:numId w:val="2"/>
-        </w:numPr>
-        <w:rPr>
-          <w:lang w:val="en-US"/>
-        </w:rPr>
-      </w:pPr>
-      <w:r>
-        <w:rPr>
-          <w:lang w:val="en-US"/>
-        </w:rPr>
-        <w:t>9 giờ, tập thể dục</w:t>
-      </w:r>
-    </w:p>
-    <w:p>
-      <w:pPr>
-        <w:pStyle w:val="ListParagraph"/>
-        <w:numPr>
-          <w:ilvl w:val="0"/>
-          <w:numId w:val="2"/>
-        </w:numPr>
-        <w:rPr>
-          <w:lang w:val="en-US"/>
-        </w:rPr>
-      </w:pPr>
-      <w:r>
-        <w:rPr>
-          <w:lang w:val="en-US"/>
-        </w:rPr>
-        <w:t>10 giờ, mua bút bi bút chì</w:t>
-      </w:r>
-    </w:p>
-    <w:p>
-      <w:pPr>
-        <w:pStyle w:val="ListParagraph"/>
-        <w:numPr>
-          <w:ilvl w:val="0"/>
-          <w:numId w:val="2"/>
-        </w:numPr>
-        <w:rPr>
-          <w:lang w:val="en-US"/>
-        </w:rPr>
-      </w:pPr>
-      <w:r>
-        <w:rPr>
-          <w:lang w:val="en-US"/>
-        </w:rPr>
-        <w:t>1</w:t>
-      </w:r>
-      <w:r>
-        <w:rPr>
-          <w:lang w:val="en-US"/>
-        </w:rPr>
-        <w:t>4.5</w:t>
-      </w:r>
-      <w:r>
-        <w:rPr>
-          <w:lang w:val="en-US"/>
-        </w:rPr>
-        <w:t xml:space="preserve"> giờ, photo hệ thống số + giấy vay vốn</w:t>
-      </w:r>
-    </w:p>
-    <w:p>
-      <w:pPr>
-        <w:pStyle w:val="ListParagraph"/>
-        <w:numPr>
-          <w:ilvl w:val="0"/>
-          <w:numId w:val="2"/>
-        </w:numPr>
-        <w:rPr>
-          <w:lang w:val="en-US"/>
-        </w:rPr>
-      </w:pPr>
-      <w:r>
-        <w:rPr>
-          <w:lang w:val="en-US"/>
-        </w:rPr>
-        <w:t>15 giờ, lên nhà lấy sổ đoàn</w:t>
-      </w:r>
-      <w:r>
-        <w:rPr>
-          <w:lang w:val="en-US"/>
-        </w:rPr>
-        <w:t>, mang theo cả giấy vay vốn</w:t>
-      </w:r>
-      <w:r>
-        <w:rPr>
-          <w:lang w:val="en-US"/>
-        </w:rPr>
-        <w:t>, chai nước rót ké</w:t>
-      </w:r>
-    </w:p>
-    <w:p>
-      <w:pPr>
-        <w:pStyle w:val="ListParagraph"/>
-        <w:numPr>
-          <w:ilvl w:val="0"/>
-          <w:numId w:val="2"/>
-        </w:numPr>
-        <w:rPr>
-          <w:rStyle w:val="Hyperlink"/>
-          <w:color w:val="auto"/>
-          <w:u w:val="none"/>
-          <w:lang w:val="en-US"/>
-        </w:rPr>
-      </w:pPr>
-      <w:r>
-        <w:rPr>
-          <w:lang w:val="en-US"/>
-        </w:rPr>
-        <w:t>15.5 giờ, lên trường nộp sổ mang tiền 50 nghìn, tòa H6 tầng trệt</w:t>
-      </w:r>
-    </w:p>
-    <w:p>
-      <w:pPr>
-        <w:pStyle w:val="ListParagraph"/>
-        <w:numPr>
-          <w:ilvl w:val="0"/>
-          <w:numId w:val="4"/>
-        </w:numPr>
-        <w:rPr>
-          <w:rStyle w:val="Hyperlink"/>
-          <w:color w:val="auto"/>
-          <w:u w:val="none"/>
-          <w:lang w:val="en-US"/>
-        </w:rPr>
-      </w:pPr>
-      <w:r>
-        <w:rPr>
-          <w:rStyle w:val="Hyperlink"/>
-          <w:color w:val="auto"/>
-          <w:u w:val="none"/>
-          <w:lang w:val="en-US"/>
-        </w:rPr>
-        <w:t>1</w:t>
-      </w:r>
-      <w:r>
-        <w:rPr>
-          <w:rStyle w:val="Hyperlink"/>
-          <w:color w:val="auto"/>
-          <w:u w:val="none"/>
-          <w:lang w:val="en-US"/>
-        </w:rPr>
-        <w:t>9</w:t>
-      </w:r>
-      <w:r>
-        <w:rPr>
-          <w:rStyle w:val="Hyperlink"/>
-          <w:color w:val="auto"/>
-          <w:u w:val="none"/>
-          <w:lang w:val="en-US"/>
-        </w:rPr>
-        <w:t>/10/2023?</w:t>
-      </w:r>
-    </w:p>
-    <w:p>
-      <w:pPr>
-        <w:pStyle w:val="ListParagraph"/>
-        <w:numPr>
-          <w:ilvl w:val="0"/>
-          <w:numId w:val="2"/>
-        </w:numPr>
-        <w:rPr>
-          <w:rStyle w:val="Hyperlink"/>
-          <w:color w:val="auto"/>
-          <w:u w:val="none"/>
-          <w:lang w:val="en-US"/>
-        </w:rPr>
-      </w:pPr>
-      <w:r>
-        <w:rPr>
-          <w:rStyle w:val="Hyperlink"/>
-          <w:color w:val="auto"/>
-          <w:u w:val="none"/>
-          <w:lang w:val="en-US"/>
-        </w:rPr>
-        <w:t>7 đến 8.83 giờ, hệ thống số, giảng đường H6</w:t>
-      </w:r>
-    </w:p>
-    <w:p>
-      <w:pPr>
-        <w:pStyle w:val="ListParagraph"/>
-        <w:numPr>
-          <w:ilvl w:val="0"/>
-          <w:numId w:val="4"/>
-        </w:numPr>
-        <w:rPr>
-          <w:rStyle w:val="Hyperlink"/>
-          <w:color w:val="auto"/>
-          <w:u w:val="none"/>
-          <w:lang w:val="en-US"/>
-        </w:rPr>
-      </w:pPr>
-      <w:r>
-        <w:rPr>
-          <w:rStyle w:val="Hyperlink"/>
-          <w:color w:val="auto"/>
-          <w:u w:val="none"/>
-          <w:lang w:val="en-US"/>
-        </w:rPr>
-        <w:t>20</w:t>
-      </w:r>
-      <w:r>
-        <w:rPr>
-          <w:rStyle w:val="Hyperlink"/>
-          <w:color w:val="auto"/>
-          <w:u w:val="none"/>
-          <w:lang w:val="en-US"/>
-        </w:rPr>
-        <w:t>/10/2023?</w:t>
-      </w:r>
-    </w:p>
-    <w:p>
-      <w:pPr>
-        <w:pStyle w:val="ListParagraph"/>
-        <w:numPr>
-          <w:ilvl w:val="0"/>
-          <w:numId w:val="2"/>
-        </w:numPr>
-        <w:rPr>
-          <w:rStyle w:val="Hyperlink"/>
-          <w:color w:val="auto"/>
-          <w:u w:val="none"/>
-          <w:lang w:val="en-US"/>
-        </w:rPr>
-      </w:pPr>
-      <w:r>
-        <w:rPr>
-          <w:rStyle w:val="Hyperlink"/>
-          <w:color w:val="auto"/>
-          <w:u w:val="none"/>
-          <w:lang w:val="en-US"/>
-        </w:rPr>
-        <w:t>14 đến 15.83 giờ, nhập môn điện toán, giảng đường H6</w:t>
-      </w:r>
-    </w:p>
-    <w:p>
-      <w:pPr>
-        <w:pStyle w:val="ListParagraph"/>
-        <w:numPr>
-          <w:ilvl w:val="0"/>
-          <w:numId w:val="2"/>
-        </w:numPr>
-        <w:rPr>
-          <w:rStyle w:val="Hyperlink"/>
-          <w:color w:val="auto"/>
-          <w:u w:val="none"/>
-          <w:lang w:val="en-US"/>
-        </w:rPr>
-      </w:pPr>
-      <w:r>
-        <w:rPr>
-          <w:rStyle w:val="Hyperlink"/>
-          <w:color w:val="auto"/>
-          <w:u w:val="none"/>
-          <w:lang w:val="en-US"/>
-        </w:rPr>
-        <w:t>17.5 giờ, mang 200 nghìn</w:t>
-      </w:r>
-      <w:r>
-        <w:rPr>
-          <w:rStyle w:val="Hyperlink"/>
-          <w:color w:val="auto"/>
-          <w:u w:val="none"/>
-          <w:lang w:val="en-US"/>
-        </w:rPr>
-        <w:t>, đeo giày</w:t>
-      </w:r>
-    </w:p>
-    <w:p>
-      <w:pPr>
-        <w:pStyle w:val="ListParagraph"/>
-        <w:numPr>
-          <w:ilvl w:val="0"/>
-          <w:numId w:val="2"/>
-        </w:numPr>
-        <w:rPr>
-          <w:rStyle w:val="Hyperlink"/>
-          <w:color w:val="auto"/>
-          <w:u w:val="none"/>
-          <w:lang w:val="en-US"/>
-        </w:rPr>
-      </w:pPr>
-      <w:r>
-        <w:rPr>
-          <w:rStyle w:val="Hyperlink"/>
-          <w:color w:val="auto"/>
-          <w:u w:val="none"/>
-          <w:lang w:val="en-US"/>
-        </w:rPr>
-        <w:t>18 đến 20.5, thể dục, nhà thi đấu sân 1</w:t>
-      </w:r>
-    </w:p>
-    <w:p>
-      <w:pPr>
-        <w:pStyle w:val="ListParagraph"/>
-        <w:numPr>
-          <w:ilvl w:val="0"/>
-          <w:numId w:val="4"/>
-        </w:numPr>
-        <w:rPr>
-          <w:lang w:val="en-US"/>
-        </w:rPr>
-      </w:pPr>
-      <w:r>
-        <w:rPr>
-          <w:lang w:val="en-US"/>
-        </w:rPr>
-        <w:t>27/10/2023?</w:t>
-      </w:r>
-    </w:p>
-    <w:p>
-      <w:pPr>
-        <w:pStyle w:val="ListParagraph"/>
-        <w:numPr>
-          <w:ilvl w:val="0"/>
-          <w:numId w:val="2"/>
-        </w:numPr>
-        <w:rPr>
-          <w:lang w:val="en-US"/>
-        </w:rPr>
-      </w:pPr>
-      <w:r>
-        <w:rPr>
-          <w:lang w:val="en-US"/>
-        </w:rPr>
-        <w:t>Không học vật lí 1 bài tập</w:t>
-      </w:r>
-    </w:p>
-    <w:p>
-      <w:pPr>
-        <w:pStyle w:val="ListParagraph"/>
-        <w:numPr>
-          <w:ilvl w:val="0"/>
-          <w:numId w:val="4"/>
-        </w:numPr>
-        <w:rPr>
-          <w:lang w:val="en-US"/>
-        </w:rPr>
-      </w:pPr>
-      <w:r>
-        <w:rPr>
-          <w:lang w:val="en-US"/>
-        </w:rPr>
-        <w:t>28/10/2023?</w:t>
-      </w:r>
-    </w:p>
-    <w:p>
-      <w:pPr>
-        <w:pStyle w:val="ListParagraph"/>
-        <w:numPr>
-          <w:ilvl w:val="0"/>
-          <w:numId w:val="2"/>
-        </w:numPr>
-        <w:rPr>
-          <w:lang w:val="en-US"/>
-        </w:rPr>
-      </w:pPr>
-      <w:r>
-        <w:rPr>
-          <w:lang w:val="en-US"/>
-        </w:rPr>
-        <w:t>7 đến 9 giờ, thi vật lí 1, tòa H1, phòng 101</w:t>
-      </w:r>
-    </w:p>
-    <w:p>
-      <w:pPr>
-        <w:pStyle w:val="ListParagraph"/>
-        <w:numPr>
-          <w:ilvl w:val="0"/>
-          <w:numId w:val="2"/>
-        </w:numPr>
-        <w:rPr>
-          <w:lang w:val="en-US"/>
-        </w:rPr>
-      </w:pPr>
-      <w:r>
-        <w:rPr>
-          <w:lang w:val="en-US"/>
-        </w:rPr>
-        <w:t>9 đến 11 giờ, thi giải tích 1, tòa H6, phòng 214</w:t>
-      </w:r>
-    </w:p>
-    <w:p>
-      <w:pPr>
-        <w:pStyle w:val="ListParagraph"/>
-        <w:numPr>
-          <w:ilvl w:val="0"/>
-          <w:numId w:val="4"/>
-        </w:numPr>
-        <w:rPr>
-          <w:lang w:val="en-US"/>
-        </w:rPr>
-      </w:pPr>
-      <w:r>
-        <w:rPr>
-          <w:lang w:val="en-US"/>
-        </w:rPr>
-        <w:t>29/10/2023?</w:t>
-      </w:r>
-    </w:p>
-    <w:p>
-      <w:pPr>
-        <w:pStyle w:val="ListParagraph"/>
-        <w:numPr>
-          <w:ilvl w:val="0"/>
-          <w:numId w:val="2"/>
-        </w:numPr>
-        <w:rPr>
-          <w:lang w:val="en-US"/>
-        </w:rPr>
-      </w:pPr>
-      <w:r>
-        <w:rPr>
-          <w:lang w:val="en-US"/>
-        </w:rPr>
-        <w:t>7 đến 9 giờ, thi hệ thống số, tòa H6, phòng 516</w:t>
-      </w:r>
-    </w:p>
-    <w:p>
-      <w:pPr>
-        <w:pStyle w:val="ListParagraph"/>
-        <w:numPr>
-          <w:ilvl w:val="0"/>
-          <w:numId w:val="2"/>
-        </w:numPr>
-        <w:rPr>
-          <w:lang w:val="en-US"/>
-        </w:rPr>
-      </w:pPr>
-      <w:r>
-        <w:rPr>
-          <w:lang w:val="en-US"/>
-        </w:rPr>
-        <w:t>9 đến 11 giờ, thi nhập môn điện toán, tòa H6, phòng 308</w:t>
-      </w:r>
-    </w:p>
-    <w:p>
-      <w:pPr>
-        <w:pStyle w:val="ListParagraph"/>
-        <w:numPr>
-          <w:ilvl w:val="0"/>
-          <w:numId w:val="4"/>
-        </w:numPr>
-        <w:rPr>
-          <w:lang w:val="en-US"/>
-        </w:rPr>
-      </w:pPr>
-      <w:r>
-        <w:rPr>
-          <w:lang w:val="en-US"/>
-        </w:rPr>
-        <w:t>30</w:t>
-      </w:r>
-      <w:r>
-        <w:rPr>
-          <w:lang w:val="en-US"/>
-        </w:rPr>
-        <w:t>/10/2023?</w:t>
-      </w:r>
-    </w:p>
-    <w:p>
-      <w:pPr>
-        <w:pStyle w:val="ListParagraph"/>
-        <w:numPr>
-          <w:ilvl w:val="0"/>
-          <w:numId w:val="2"/>
-        </w:numPr>
-        <w:rPr>
-          <w:lang w:val="en-US"/>
-        </w:rPr>
-      </w:pPr>
-      <w:r>
-        <w:rPr>
-          <w:lang w:val="en-US"/>
-        </w:rPr>
-        <w:t>Đóng tiền xe tháng</w:t>
-      </w:r>
-    </w:p>
-    <w:p>
-      <w:pPr>
-        <w:pStyle w:val="ListParagraph"/>
-        <w:numPr>
-          <w:ilvl w:val="0"/>
-          <w:numId w:val="2"/>
-        </w:numPr>
-        <w:rPr>
-          <w:lang w:val="en-US"/>
-        </w:rPr>
-      </w:pPr>
-      <w:r>
-        <w:rPr>
-          <w:lang w:val="en-US"/>
-        </w:rPr>
-        <w:t>Mua thẻ mạng</w:t>
-      </w:r>
-    </w:p>
-    <w:p>
-      <w:pPr>
-        <w:pStyle w:val="ListParagraph"/>
-        <w:numPr>
-          <w:ilvl w:val="0"/>
-          <w:numId w:val="4"/>
-        </w:numPr>
-        <w:rPr>
-          <w:lang w:val="en-US"/>
-        </w:rPr>
-      </w:pPr>
-      <w:r>
-        <w:rPr>
-          <w:lang w:val="en-US"/>
-        </w:rPr>
-        <w:t>17/11/2023?</w:t>
-      </w:r>
-    </w:p>
-    <w:p>
-      <w:pPr>
-        <w:pStyle w:val="ListParagraph"/>
-        <w:numPr>
-          <w:ilvl w:val="0"/>
-          <w:numId w:val="2"/>
-        </w:numPr>
-        <w:rPr>
-          <w:lang w:val="en-US"/>
-        </w:rPr>
-      </w:pPr>
-      <w:r>
-        <w:rPr>
-          <w:lang w:val="en-US"/>
-        </w:rPr>
-        <w:t>6 giờ, giải Quiz 3, nhập môn điện toán</w:t>
-      </w:r>
-    </w:p>
-    <w:p>
-      <w:pPr>
-        <w:pStyle w:val="ListParagraph"/>
-        <w:numPr>
-          <w:ilvl w:val="0"/>
-          <w:numId w:val="4"/>
-        </w:numPr>
-        <w:rPr>
-          <w:lang w:val="en-US"/>
-        </w:rPr>
-      </w:pPr>
-      <w:r>
-        <w:rPr>
-          <w:lang w:val="en-US"/>
-        </w:rPr>
-        <w:t>Giữa</w:t>
-      </w:r>
-      <w:r>
-        <w:rPr>
-          <w:lang w:val="en-US"/>
-        </w:rPr>
-        <w:t xml:space="preserve"> </w:t>
-      </w:r>
-      <w:r>
-        <w:rPr>
-          <w:lang w:val="en-US"/>
-        </w:rPr>
-        <w:t>Tháng 12/2023?</w:t>
-      </w:r>
-    </w:p>
-    <w:p>
-      <w:pPr>
-        <w:pStyle w:val="ListParagraph"/>
-        <w:numPr>
-          <w:ilvl w:val="0"/>
-          <w:numId w:val="2"/>
-        </w:numPr>
-        <w:rPr>
-          <w:lang w:val="en-US"/>
-        </w:rPr>
-      </w:pPr>
-      <w:r>
-        <w:rPr>
-          <w:lang w:val="en-US"/>
-        </w:rPr>
-        <w:t>Thi anh văn đầu vào</w:t>
-      </w:r>
-    </w:p>
-    <w:p>
-      <w:pPr>
-        <w:pStyle w:val="ListParagraph"/>
-        <w:numPr>
-          <w:ilvl w:val="0"/>
-          <w:numId w:val="4"/>
-        </w:numPr>
-        <w:rPr>
-          <w:lang w:val="en-US"/>
-        </w:rPr>
-      </w:pPr>
-      <w:r>
-        <w:rPr>
-          <w:lang w:val="en-US"/>
-        </w:rPr>
-        <w:t>Cuối Năm 1?</w:t>
-      </w:r>
-    </w:p>
-    <w:p>
-      <w:pPr>
-        <w:pStyle w:val="ListParagraph"/>
-        <w:numPr>
-          <w:ilvl w:val="0"/>
-          <w:numId w:val="2"/>
-        </w:numPr>
-        <w:rPr>
-          <w:lang w:val="en-US"/>
-        </w:rPr>
-      </w:pPr>
-      <w:r>
-        <w:rPr>
-          <w:lang w:val="en-US"/>
-        </w:rPr>
-        <w:t>Nộp MOS</w:t>
-      </w:r>
-    </w:p>
-    <w:p>
-      <w:pPr>
-        <w:rPr>
-          <w:lang w:val="en-US"/>
-        </w:rPr>
-      </w:pPr>
-    </w:p>
-    <w:p>
-      <w:pPr>
-        <w:rPr>
-          <w:lang w:val="en-US"/>
-        </w:rPr>
-      </w:pPr>
-      <w:r>
-        <w:rPr>
-          <w:lang w:val="en-US"/>
-        </w:rPr>
-        <w:t>Task – Nhiệm Vụ:</w:t>
-      </w:r>
-    </w:p>
-    <w:p>
-      <w:pPr>
-        <w:pStyle w:val="ListParagraph"/>
-        <w:numPr>
-          <w:ilvl w:val="0"/>
-          <w:numId w:val="7"/>
-        </w:numPr>
-        <w:rPr>
-          <w:lang w:val="en-US"/>
-        </w:rPr>
-      </w:pPr>
-      <w:r>
-        <w:rPr>
-          <w:lang w:val="en-US"/>
-        </w:rPr>
-        <w:t>Quy Đổi Điểm?</w:t>
-      </w:r>
-    </w:p>
-    <w:p>
-      <w:pPr>
-        <w:pStyle w:val="ListParagraph"/>
-        <w:numPr>
-          <w:ilvl w:val="0"/>
-          <w:numId w:val="2"/>
-        </w:numPr>
-        <w:rPr>
-          <w:lang w:val="en-US"/>
-        </w:rPr>
-      </w:pPr>
-      <w:r>
-        <w:rPr>
-          <w:lang w:val="en-US"/>
-        </w:rPr>
-        <w:t>Từ thang 10 sang chữ</w:t>
-      </w:r>
-    </w:p>
-    <w:p>
-      <w:pPr>
-        <w:pStyle w:val="ListParagraph"/>
-        <w:numPr>
-          <w:ilvl w:val="0"/>
-          <w:numId w:val="2"/>
-        </w:numPr>
-        <w:rPr>
-          <w:lang w:val="en-US"/>
-        </w:rPr>
-      </w:pPr>
-      <w:r>
-        <w:rPr>
-          <w:lang w:val="en-US"/>
-        </w:rPr>
-        <w:t>F = 4 trở xuống</w:t>
-      </w:r>
-    </w:p>
-    <w:p>
-      <w:pPr>
-        <w:pStyle w:val="ListParagraph"/>
-        <w:numPr>
-          <w:ilvl w:val="0"/>
-          <w:numId w:val="2"/>
-        </w:numPr>
-        <w:rPr>
-          <w:lang w:val="en-US"/>
-        </w:rPr>
-      </w:pPr>
-      <w:r>
-        <w:rPr>
-          <w:lang w:val="en-US"/>
-        </w:rPr>
-        <w:t>D = 4 đến 5</w:t>
-      </w:r>
-    </w:p>
-    <w:p>
-      <w:pPr>
-        <w:pStyle w:val="ListParagraph"/>
-        <w:numPr>
-          <w:ilvl w:val="0"/>
-          <w:numId w:val="2"/>
-        </w:numPr>
-        <w:rPr>
-          <w:lang w:val="en-US"/>
-        </w:rPr>
-      </w:pPr>
-      <w:r>
-        <w:rPr>
-          <w:lang w:val="en-US"/>
-        </w:rPr>
-        <w:t>D+ = 5 đến 5.5</w:t>
-      </w:r>
-    </w:p>
-    <w:p>
-      <w:pPr>
-        <w:pStyle w:val="ListParagraph"/>
-        <w:numPr>
-          <w:ilvl w:val="0"/>
-          <w:numId w:val="2"/>
-        </w:numPr>
-        <w:rPr>
-          <w:lang w:val="en-US"/>
-        </w:rPr>
-      </w:pPr>
-      <w:r>
-        <w:rPr>
-          <w:lang w:val="en-US"/>
-        </w:rPr>
-        <w:t>Mỗi chữ cái không có “+” thì tăng 1</w:t>
-      </w:r>
-    </w:p>
-    <w:p>
-      <w:pPr>
-        <w:pStyle w:val="ListParagraph"/>
-        <w:numPr>
-          <w:ilvl w:val="0"/>
-          <w:numId w:val="2"/>
-        </w:numPr>
-        <w:rPr>
-          <w:lang w:val="en-US"/>
-        </w:rPr>
-      </w:pPr>
-      <w:r>
-        <w:rPr>
-          <w:lang w:val="en-US"/>
-        </w:rPr>
-        <w:t xml:space="preserve">Mỗi chữ cái có “+” thì </w:t>
-      </w:r>
-      <w:r>
-        <w:rPr>
-          <w:lang w:val="en-US"/>
-        </w:rPr>
-        <w:t>tăng</w:t>
-      </w:r>
-      <w:r>
-        <w:rPr>
-          <w:lang w:val="en-US"/>
-        </w:rPr>
-        <w:t xml:space="preserve"> 0.5</w:t>
-      </w:r>
-    </w:p>
-    <w:p>
-      <w:pPr>
-        <w:pStyle w:val="ListParagraph"/>
-        <w:numPr>
-          <w:ilvl w:val="0"/>
-          <w:numId w:val="2"/>
-        </w:numPr>
-        <w:rPr>
-          <w:lang w:val="en-US"/>
-        </w:rPr>
-      </w:pPr>
-      <w:r>
-        <w:rPr>
-          <w:lang w:val="en-US"/>
-        </w:rPr>
         <w:t>Từ chữ sang thang 4</w:t>
       </w:r>
     </w:p>
@@ -6378,7 +6379,6 @@
         <w:rPr>
           <w:lang w:val="en-US"/>
         </w:rPr>
-        <w:lastRenderedPageBreak/>
         <w:t>Mỗi chữ tiếp theo + 0.5, tối đa = 4</w:t>
       </w:r>
     </w:p>

--- a/hcmut.docx
+++ b/hcmut.docx
@@ -677,12 +677,93 @@
         <w:pStyle w:val="ListParagraph"/>
         <w:numPr>
           <w:ilvl w:val="0"/>
-          <w:numId w:val="2"/>
-        </w:numPr>
-        <w:rPr>
-          <w:lang w:val="en-US"/>
-        </w:rPr>
-      </w:pPr>
+          <w:numId w:val="1"/>
+        </w:numPr>
+        <w:rPr>
+          <w:lang w:val="en-US"/>
+        </w:rPr>
+      </w:pPr>
+      <w:r>
+        <w:rPr>
+          <w:lang w:val="en-US"/>
+        </w:rPr>
+        <w:t>Đăng Ký In Giấy Chứng Nhận Sinh Viên Để Vay Tiền Ngân Hàng?</w:t>
+      </w:r>
+    </w:p>
+    <w:p>
+      <w:pPr>
+        <w:pStyle w:val="ListParagraph"/>
+        <w:numPr>
+          <w:ilvl w:val="0"/>
+          <w:numId w:val="2"/>
+        </w:numPr>
+        <w:rPr>
+          <w:lang w:val="en-US"/>
+        </w:rPr>
+      </w:pPr>
+      <w:r>
+        <w:rPr>
+          <w:lang w:val="en-US"/>
+        </w:rPr>
+        <w:t>Vào Link</w:t>
+      </w:r>
+    </w:p>
+    <w:p>
+      <w:pPr>
+        <w:pStyle w:val="ListParagraph"/>
+        <w:numPr>
+          <w:ilvl w:val="0"/>
+          <w:numId w:val="2"/>
+        </w:numPr>
+        <w:rPr>
+          <w:lang w:val="en-US"/>
+        </w:rPr>
+      </w:pPr>
+      <w:hyperlink r:id="rId17" w:history="1">
+        <w:r>
+          <w:rPr>
+            <w:rStyle w:val="Hyperlink"/>
+            <w:lang w:val="en-US"/>
+          </w:rPr>
+          <w:t>https://mybk.hcmut.edu.vn/app/</w:t>
+        </w:r>
+      </w:hyperlink>
+    </w:p>
+    <w:p>
+      <w:pPr>
+        <w:pStyle w:val="ListParagraph"/>
+        <w:numPr>
+          <w:ilvl w:val="0"/>
+          <w:numId w:val="2"/>
+        </w:numPr>
+        <w:rPr>
+          <w:lang w:val="en-US"/>
+        </w:rPr>
+      </w:pPr>
+      <w:r>
+        <w:rPr>
+          <w:lang w:val="en-US"/>
+        </w:rPr>
+        <w:t>Đăng nhập = Email trường cấp</w:t>
+      </w:r>
+    </w:p>
+    <w:p>
+      <w:pPr>
+        <w:pStyle w:val="ListParagraph"/>
+        <w:numPr>
+          <w:ilvl w:val="0"/>
+          <w:numId w:val="2"/>
+        </w:numPr>
+        <w:rPr>
+          <w:lang w:val="en-US"/>
+        </w:rPr>
+      </w:pPr>
+      <w:r>
+        <w:rPr>
+          <w:lang w:val="en-US"/>
+        </w:rPr>
+        <w:t>Vào Tab “Dịch vụ sinh viên” + chọn “Đăng ký chứng nhận sinh viên” + điền thông tin + Click “Đăng ký” + chờ duyệt vài ngày + lên phòng đào tạo + kéo cửa sang phải + đi vô nhìn sang phải có cái kệ + lục trong hộp khoa máy tính + lấy giấy của mình + gửi bưu điện về nhà</w:t>
+      </w:r>
     </w:p>
     <w:p>
       <w:pPr>
@@ -751,7 +832,7 @@
           <w:lang w:val="en-US"/>
         </w:rPr>
       </w:pPr>
-      <w:hyperlink r:id="rId17" w:history="1">
+      <w:hyperlink r:id="rId18" w:history="1">
         <w:r>
           <w:rPr>
             <w:rStyle w:val="Hyperlink"/>
@@ -782,7 +863,6 @@
           <w:u w:val="none"/>
           <w:lang w:val="en-US"/>
         </w:rPr>
-        <w:lastRenderedPageBreak/>
         <w:t>Quy Chế Học Vụ?</w:t>
       </w:r>
     </w:p>
@@ -800,7 +880,7 @@
           <w:lang w:val="en-US"/>
         </w:rPr>
       </w:pPr>
-      <w:hyperlink r:id="rId18" w:history="1">
+      <w:hyperlink r:id="rId19" w:history="1">
         <w:r>
           <w:rPr>
             <w:rStyle w:val="Hyperlink"/>
@@ -848,7 +928,7 @@
           <w:lang w:val="en-US"/>
         </w:rPr>
       </w:pPr>
-      <w:hyperlink r:id="rId19" w:history="1">
+      <w:hyperlink r:id="rId20" w:history="1">
         <w:r>
           <w:rPr>
             <w:rStyle w:val="Hyperlink"/>
@@ -896,7 +976,7 @@
           <w:lang w:val="en-US"/>
         </w:rPr>
       </w:pPr>
-      <w:hyperlink r:id="rId20" w:history="1">
+      <w:hyperlink r:id="rId21" w:history="1">
         <w:r>
           <w:rPr>
             <w:rStyle w:val="Hyperlink"/>
@@ -1584,6 +1664,7 @@
           <w:u w:val="none"/>
           <w:lang w:val="en-US"/>
         </w:rPr>
+        <w:lastRenderedPageBreak/>
         <w:t>CTCT = công tác chính trị</w:t>
       </w:r>
     </w:p>
@@ -1713,595 +1794,871 @@
           <w:u w:val="none"/>
           <w:lang w:val="en-US"/>
         </w:rPr>
+        <w:t>Cái tòa màu cam kế H2, ngay cạnh bãi đỗ xe</w:t>
+      </w:r>
+    </w:p>
+    <w:p>
+      <w:pPr>
+        <w:pStyle w:val="ListParagraph"/>
+        <w:numPr>
+          <w:ilvl w:val="0"/>
+          <w:numId w:val="2"/>
+        </w:numPr>
+        <w:rPr>
+          <w:rStyle w:val="Hyperlink"/>
+          <w:color w:val="auto"/>
+          <w:u w:val="none"/>
+          <w:lang w:val="en-US"/>
+        </w:rPr>
+      </w:pPr>
+      <w:r>
+        <w:rPr>
+          <w:rStyle w:val="Hyperlink"/>
+          <w:color w:val="auto"/>
+          <w:u w:val="none"/>
+          <w:lang w:val="en-US"/>
+        </w:rPr>
+        <w:t>12 đến 13 giờ đéo làm việc</w:t>
+      </w:r>
+    </w:p>
+    <w:p>
+      <w:pPr>
+        <w:pStyle w:val="ListParagraph"/>
+        <w:numPr>
+          <w:ilvl w:val="0"/>
+          <w:numId w:val="6"/>
+        </w:numPr>
+        <w:rPr>
+          <w:rStyle w:val="Hyperlink"/>
+          <w:color w:val="auto"/>
+          <w:u w:val="none"/>
+          <w:lang w:val="en-US"/>
+        </w:rPr>
+      </w:pPr>
+      <w:r>
+        <w:rPr>
+          <w:rStyle w:val="Hyperlink"/>
+          <w:color w:val="auto"/>
+          <w:u w:val="none"/>
+          <w:lang w:val="en-US"/>
+        </w:rPr>
+        <w:t>Phòng Công Tác Chính Trị Sinh Viên?</w:t>
+      </w:r>
+    </w:p>
+    <w:p>
+      <w:pPr>
+        <w:pStyle w:val="ListParagraph"/>
+        <w:numPr>
+          <w:ilvl w:val="0"/>
+          <w:numId w:val="2"/>
+        </w:numPr>
+        <w:rPr>
+          <w:rStyle w:val="Hyperlink"/>
+          <w:color w:val="auto"/>
+          <w:u w:val="none"/>
+          <w:lang w:val="en-US"/>
+        </w:rPr>
+      </w:pPr>
+      <w:r>
+        <w:rPr>
+          <w:rStyle w:val="Hyperlink"/>
+          <w:color w:val="auto"/>
+          <w:u w:val="none"/>
+          <w:lang w:val="en-US"/>
+        </w:rPr>
+        <w:t>Ngay bên phải phòng đạo tạo</w:t>
+      </w:r>
+    </w:p>
+    <w:p>
+      <w:pPr>
+        <w:pStyle w:val="ListParagraph"/>
+        <w:numPr>
+          <w:ilvl w:val="0"/>
+          <w:numId w:val="6"/>
+        </w:numPr>
+        <w:rPr>
+          <w:rStyle w:val="Hyperlink"/>
+          <w:color w:val="auto"/>
+          <w:u w:val="none"/>
+          <w:lang w:val="en-US"/>
+        </w:rPr>
+      </w:pPr>
+      <w:r>
+        <w:rPr>
+          <w:rStyle w:val="Hyperlink"/>
+          <w:color w:val="auto"/>
+          <w:u w:val="none"/>
+          <w:lang w:val="en-US"/>
+        </w:rPr>
+        <w:t>Giảng Đường H6?</w:t>
+      </w:r>
+    </w:p>
+    <w:p>
+      <w:pPr>
+        <w:pStyle w:val="ListParagraph"/>
+        <w:numPr>
+          <w:ilvl w:val="0"/>
+          <w:numId w:val="2"/>
+        </w:numPr>
+        <w:rPr>
+          <w:rStyle w:val="Hyperlink"/>
+          <w:color w:val="auto"/>
+          <w:u w:val="none"/>
+          <w:lang w:val="en-US"/>
+        </w:rPr>
+      </w:pPr>
+      <w:r>
+        <w:rPr>
+          <w:rStyle w:val="Hyperlink"/>
+          <w:color w:val="auto"/>
+          <w:u w:val="none"/>
+          <w:lang w:val="en-US"/>
+        </w:rPr>
+        <w:t>Lên tầng 6 tòa H6 = thang máy, rẽ trái lên bậc thang là tới</w:t>
+      </w:r>
+    </w:p>
+    <w:p>
+      <w:pPr>
+        <w:pStyle w:val="ListParagraph"/>
+        <w:numPr>
+          <w:ilvl w:val="0"/>
+          <w:numId w:val="6"/>
+        </w:numPr>
+        <w:rPr>
+          <w:rStyle w:val="Hyperlink"/>
+          <w:color w:val="auto"/>
+          <w:u w:val="none"/>
+          <w:lang w:val="en-US"/>
+        </w:rPr>
+      </w:pPr>
+      <w:r>
+        <w:rPr>
+          <w:rStyle w:val="Hyperlink"/>
+          <w:color w:val="auto"/>
+          <w:u w:val="none"/>
+          <w:lang w:val="en-US"/>
+        </w:rPr>
+        <w:t>Chỗ Để Xe?</w:t>
+      </w:r>
+    </w:p>
+    <w:p>
+      <w:pPr>
+        <w:pStyle w:val="ListParagraph"/>
+        <w:numPr>
+          <w:ilvl w:val="0"/>
+          <w:numId w:val="2"/>
+        </w:numPr>
+        <w:rPr>
+          <w:rStyle w:val="Hyperlink"/>
+          <w:color w:val="auto"/>
+          <w:u w:val="none"/>
+          <w:lang w:val="en-US"/>
+        </w:rPr>
+      </w:pPr>
+      <w:r>
+        <w:rPr>
+          <w:rStyle w:val="Hyperlink"/>
+          <w:color w:val="auto"/>
+          <w:u w:val="none"/>
+          <w:lang w:val="en-US"/>
+        </w:rPr>
+        <w:t>Sát mặt đường</w:t>
+      </w:r>
+    </w:p>
+    <w:p>
+      <w:pPr>
+        <w:pStyle w:val="ListParagraph"/>
+        <w:numPr>
+          <w:ilvl w:val="0"/>
+          <w:numId w:val="6"/>
+        </w:numPr>
+        <w:rPr>
+          <w:rStyle w:val="Hyperlink"/>
+          <w:color w:val="auto"/>
+          <w:u w:val="none"/>
+          <w:lang w:val="en-US"/>
+        </w:rPr>
+      </w:pPr>
+      <w:r>
+        <w:rPr>
+          <w:rStyle w:val="Hyperlink"/>
+          <w:color w:val="auto"/>
+          <w:u w:val="none"/>
+          <w:lang w:val="en-US"/>
+        </w:rPr>
+        <w:t>Thư Viện?</w:t>
+      </w:r>
+    </w:p>
+    <w:p>
+      <w:pPr>
+        <w:pStyle w:val="ListParagraph"/>
+        <w:numPr>
+          <w:ilvl w:val="0"/>
+          <w:numId w:val="2"/>
+        </w:numPr>
+        <w:rPr>
+          <w:rStyle w:val="Hyperlink"/>
+          <w:color w:val="auto"/>
+          <w:u w:val="none"/>
+          <w:lang w:val="en-US"/>
+        </w:rPr>
+      </w:pPr>
+      <w:r>
+        <w:rPr>
+          <w:rStyle w:val="Hyperlink"/>
+          <w:color w:val="auto"/>
+          <w:u w:val="none"/>
+          <w:lang w:val="en-US"/>
+        </w:rPr>
+        <w:t>Tòa H1</w:t>
+      </w:r>
+      <w:r>
+        <w:rPr>
+          <w:rStyle w:val="Hyperlink"/>
+          <w:color w:val="auto"/>
+          <w:u w:val="none"/>
+          <w:lang w:val="en-US"/>
+        </w:rPr>
+        <w:t>, gần phòng đào tạo, biển hiệu “Giáo trình bách khoa”</w:t>
+      </w:r>
+    </w:p>
+    <w:p>
+      <w:pPr>
+        <w:pStyle w:val="ListParagraph"/>
+        <w:numPr>
+          <w:ilvl w:val="0"/>
+          <w:numId w:val="6"/>
+        </w:numPr>
+        <w:rPr>
+          <w:rStyle w:val="Hyperlink"/>
+          <w:color w:val="auto"/>
+          <w:u w:val="none"/>
+          <w:lang w:val="en-US"/>
+        </w:rPr>
+      </w:pPr>
+      <w:r>
+        <w:rPr>
+          <w:rStyle w:val="Hyperlink"/>
+          <w:color w:val="auto"/>
+          <w:u w:val="none"/>
+          <w:lang w:val="en-US"/>
+        </w:rPr>
+        <w:t>Tên Tiếng Anh Của Trường?</w:t>
+      </w:r>
+    </w:p>
+    <w:p>
+      <w:pPr>
+        <w:pStyle w:val="ListParagraph"/>
+        <w:numPr>
+          <w:ilvl w:val="0"/>
+          <w:numId w:val="2"/>
+        </w:numPr>
+        <w:rPr>
+          <w:rStyle w:val="Hyperlink"/>
+          <w:color w:val="auto"/>
+          <w:u w:val="none"/>
+          <w:lang w:val="en-US"/>
+        </w:rPr>
+      </w:pPr>
+      <w:r>
+        <w:rPr>
+          <w:rStyle w:val="Hyperlink"/>
+          <w:color w:val="auto"/>
+          <w:u w:val="none"/>
+          <w:lang w:val="en-US"/>
+        </w:rPr>
+        <w:t xml:space="preserve">HCMUT = </w:t>
+      </w:r>
+      <w:r>
+        <w:rPr>
+          <w:rStyle w:val="Hyperlink"/>
+          <w:color w:val="auto"/>
+          <w:u w:val="none"/>
+          <w:lang w:val="en-US"/>
+        </w:rPr>
+        <w:t>Ho Chi Minh City University of Technology</w:t>
+      </w:r>
+    </w:p>
+    <w:p>
+      <w:pPr>
+        <w:pStyle w:val="ListParagraph"/>
+        <w:numPr>
+          <w:ilvl w:val="0"/>
+          <w:numId w:val="6"/>
+        </w:numPr>
+        <w:rPr>
+          <w:rStyle w:val="Hyperlink"/>
+          <w:color w:val="auto"/>
+          <w:u w:val="none"/>
+          <w:lang w:val="en-US"/>
+        </w:rPr>
+      </w:pPr>
+      <w:r>
+        <w:rPr>
+          <w:rStyle w:val="Hyperlink"/>
+          <w:color w:val="auto"/>
+          <w:u w:val="none"/>
+          <w:lang w:val="en-US"/>
+        </w:rPr>
+        <w:t>Chỗ Lấy Nước Miễn Phí?</w:t>
+      </w:r>
+    </w:p>
+    <w:p>
+      <w:pPr>
+        <w:pStyle w:val="ListParagraph"/>
+        <w:numPr>
+          <w:ilvl w:val="0"/>
+          <w:numId w:val="2"/>
+        </w:numPr>
+        <w:rPr>
+          <w:rStyle w:val="Hyperlink"/>
+          <w:color w:val="auto"/>
+          <w:u w:val="none"/>
+          <w:lang w:val="en-US"/>
+        </w:rPr>
+      </w:pPr>
+      <w:r>
+        <w:rPr>
+          <w:rStyle w:val="Hyperlink"/>
+          <w:color w:val="auto"/>
+          <w:u w:val="none"/>
+          <w:lang w:val="en-US"/>
+        </w:rPr>
+        <w:t>Vào tầng 6 tòa H6, từ chỗ cửa giảng đường đi thẳng gặp vật cản rẽ phải cho đến nhà vệ sinh + ấn cái tay cầm xuống để nước từ vòi chảy ra</w:t>
+      </w:r>
+    </w:p>
+    <w:p>
+      <w:pPr>
+        <w:pStyle w:val="ListParagraph"/>
+        <w:numPr>
+          <w:ilvl w:val="0"/>
+          <w:numId w:val="2"/>
+        </w:numPr>
+        <w:rPr>
+          <w:rStyle w:val="Hyperlink"/>
+          <w:color w:val="auto"/>
+          <w:u w:val="none"/>
+          <w:lang w:val="en-US"/>
+        </w:rPr>
+      </w:pPr>
+      <w:r>
+        <w:rPr>
+          <w:rStyle w:val="Hyperlink"/>
+          <w:color w:val="auto"/>
+          <w:u w:val="none"/>
+          <w:lang w:val="en-US"/>
+        </w:rPr>
+        <w:t>Nếu có thằng khác đang lấy nước thì chờ nó lấy xong, lấy nước vòi bên phải</w:t>
+      </w:r>
+    </w:p>
+    <w:p>
+      <w:pPr>
+        <w:rPr>
+          <w:rStyle w:val="Hyperlink"/>
+          <w:lang w:val="en-US"/>
+        </w:rPr>
+      </w:pPr>
+    </w:p>
+    <w:p>
+      <w:pPr>
+        <w:rPr>
+          <w:rStyle w:val="Hyperlink"/>
+          <w:color w:val="auto"/>
+          <w:u w:val="none"/>
+          <w:lang w:val="en-US"/>
+        </w:rPr>
+      </w:pPr>
+      <w:r>
+        <w:rPr>
+          <w:rStyle w:val="Hyperlink"/>
+          <w:color w:val="auto"/>
+          <w:u w:val="none"/>
+          <w:lang w:val="en-US"/>
+        </w:rPr>
+        <w:t>Group – Nhóm:</w:t>
+      </w:r>
+    </w:p>
+    <w:p>
+      <w:pPr>
+        <w:pStyle w:val="ListParagraph"/>
+        <w:numPr>
+          <w:ilvl w:val="0"/>
+          <w:numId w:val="3"/>
+        </w:numPr>
+        <w:rPr>
+          <w:rStyle w:val="Hyperlink"/>
+          <w:color w:val="auto"/>
+          <w:u w:val="none"/>
+          <w:lang w:val="en-US"/>
+        </w:rPr>
+      </w:pPr>
+      <w:r>
+        <w:rPr>
+          <w:rStyle w:val="Hyperlink"/>
+          <w:color w:val="auto"/>
+          <w:u w:val="none"/>
+          <w:lang w:val="en-US"/>
+        </w:rPr>
+        <w:t>Danh Sách Các CLB Cần Đăng Kí?</w:t>
+      </w:r>
+    </w:p>
+    <w:p>
+      <w:pPr>
+        <w:pStyle w:val="ListParagraph"/>
+        <w:numPr>
+          <w:ilvl w:val="0"/>
+          <w:numId w:val="2"/>
+        </w:numPr>
+        <w:rPr>
+          <w:rStyle w:val="Hyperlink"/>
+          <w:color w:val="auto"/>
+          <w:u w:val="none"/>
+          <w:lang w:val="en-US"/>
+        </w:rPr>
+      </w:pPr>
+      <w:r>
+        <w:rPr>
+          <w:rStyle w:val="Hyperlink"/>
+          <w:color w:val="auto"/>
+          <w:u w:val="none"/>
+          <w:lang w:val="en-US"/>
+        </w:rPr>
+        <w:t>Big Data Club</w:t>
+      </w:r>
+    </w:p>
+    <w:p>
+      <w:pPr>
+        <w:pStyle w:val="ListParagraph"/>
+        <w:numPr>
+          <w:ilvl w:val="0"/>
+          <w:numId w:val="2"/>
+        </w:numPr>
+        <w:rPr>
+          <w:rStyle w:val="Hyperlink"/>
+          <w:color w:val="auto"/>
+          <w:u w:val="none"/>
+          <w:lang w:val="en-US"/>
+        </w:rPr>
+      </w:pPr>
+      <w:r>
+        <w:rPr>
+          <w:rStyle w:val="Hyperlink"/>
+          <w:color w:val="auto"/>
+          <w:u w:val="none"/>
+          <w:lang w:val="en-US"/>
+        </w:rPr>
+        <w:t>CLB Robot</w:t>
+      </w:r>
+    </w:p>
+    <w:p>
+      <w:pPr>
+        <w:pStyle w:val="ListParagraph"/>
+        <w:numPr>
+          <w:ilvl w:val="0"/>
+          <w:numId w:val="2"/>
+        </w:numPr>
+        <w:rPr>
+          <w:rStyle w:val="Hyperlink"/>
+          <w:color w:val="auto"/>
+          <w:u w:val="none"/>
+          <w:lang w:val="en-US"/>
+        </w:rPr>
+      </w:pPr>
+      <w:r>
+        <w:rPr>
+          <w:rStyle w:val="Hyperlink"/>
+          <w:color w:val="auto"/>
+          <w:u w:val="none"/>
+          <w:lang w:val="en-US"/>
+        </w:rPr>
+        <w:t>CLB Trí Tuệ Nhân Tạo</w:t>
+      </w:r>
+      <w:r>
+        <w:rPr>
+          <w:rStyle w:val="Hyperlink"/>
+          <w:color w:val="auto"/>
+          <w:u w:val="none"/>
+          <w:lang w:val="en-US"/>
+        </w:rPr>
+        <w:t>, năm 2</w:t>
+      </w:r>
+    </w:p>
+    <w:p>
+      <w:pPr>
+        <w:pStyle w:val="ListParagraph"/>
+        <w:numPr>
+          <w:ilvl w:val="0"/>
+          <w:numId w:val="3"/>
+        </w:numPr>
+        <w:rPr>
+          <w:rStyle w:val="Hyperlink"/>
+          <w:color w:val="auto"/>
+          <w:u w:val="none"/>
+          <w:lang w:val="en-US"/>
+        </w:rPr>
+      </w:pPr>
+      <w:r>
+        <w:rPr>
+          <w:rStyle w:val="Hyperlink"/>
+          <w:color w:val="auto"/>
+          <w:u w:val="none"/>
+          <w:lang w:val="en-US"/>
+        </w:rPr>
+        <w:t>Cách Xem Các Trang Đang Theo Dõi Và Nhóm?</w:t>
+      </w:r>
+    </w:p>
+    <w:p>
+      <w:pPr>
+        <w:pStyle w:val="ListParagraph"/>
+        <w:numPr>
+          <w:ilvl w:val="0"/>
+          <w:numId w:val="2"/>
+        </w:numPr>
+        <w:rPr>
+          <w:rStyle w:val="Hyperlink"/>
+          <w:color w:val="auto"/>
+          <w:u w:val="none"/>
+          <w:lang w:val="en-US"/>
+        </w:rPr>
+      </w:pPr>
+      <w:r>
+        <w:rPr>
+          <w:rStyle w:val="Hyperlink"/>
+          <w:color w:val="auto"/>
+          <w:u w:val="none"/>
+          <w:lang w:val="en-US"/>
+        </w:rPr>
+        <w:t>Mở Facebook + Click Avatar của bạn + chọn “Chỉnh sửa chi tiết công khai’ + chọn “Chỉnh sửa thông tin giới thiệu” + cuộn xuống</w:t>
+      </w:r>
+    </w:p>
+    <w:p>
+      <w:pPr>
+        <w:pStyle w:val="ListParagraph"/>
+        <w:numPr>
+          <w:ilvl w:val="0"/>
+          <w:numId w:val="3"/>
+        </w:numPr>
+        <w:rPr>
+          <w:rStyle w:val="Hyperlink"/>
+          <w:color w:val="auto"/>
+          <w:u w:val="none"/>
+          <w:lang w:val="en-US"/>
+        </w:rPr>
+      </w:pPr>
+      <w:r>
+        <w:rPr>
+          <w:rStyle w:val="Hyperlink"/>
+          <w:color w:val="auto"/>
+          <w:u w:val="none"/>
+          <w:lang w:val="en-US"/>
+        </w:rPr>
+        <w:t>Cách Gửi Tin Nhắn Messenger Cho 1 Người Bạn Qua Facebook?</w:t>
+      </w:r>
+    </w:p>
+    <w:p>
+      <w:pPr>
+        <w:pStyle w:val="ListParagraph"/>
+        <w:numPr>
+          <w:ilvl w:val="0"/>
+          <w:numId w:val="2"/>
+        </w:numPr>
+        <w:rPr>
+          <w:rStyle w:val="Hyperlink"/>
+          <w:color w:val="auto"/>
+          <w:u w:val="none"/>
+          <w:lang w:val="en-US"/>
+        </w:rPr>
+      </w:pPr>
+      <w:r>
+        <w:rPr>
+          <w:rStyle w:val="Hyperlink"/>
+          <w:color w:val="auto"/>
+          <w:u w:val="none"/>
+          <w:lang w:val="en-US"/>
+        </w:rPr>
+        <w:t>Thanh trên cùng + vào Tab “Bạn bè” + vào mục “Tất cả bạn bè” + gõ tên vào ô “Tìm kiếm Bạn bè” + Click dấu 3 chấm bên phải Avatar của nó + Click “Nhắn tin cho …” + tiến hành nhắn tin</w:t>
+      </w:r>
+    </w:p>
+    <w:p>
+      <w:pPr>
+        <w:rPr>
+          <w:rStyle w:val="Hyperlink"/>
+          <w:color w:val="auto"/>
+          <w:u w:val="none"/>
+          <w:lang w:val="en-US"/>
+        </w:rPr>
+      </w:pPr>
+    </w:p>
+    <w:p>
+      <w:pPr>
+        <w:rPr>
+          <w:rStyle w:val="Hyperlink"/>
+          <w:color w:val="auto"/>
+          <w:u w:val="none"/>
+          <w:lang w:val="en-US"/>
+        </w:rPr>
+      </w:pPr>
+      <w:r>
+        <w:rPr>
+          <w:rStyle w:val="Hyperlink"/>
+          <w:color w:val="auto"/>
+          <w:u w:val="none"/>
+          <w:lang w:val="en-US"/>
+        </w:rPr>
+        <w:t>Quiz:</w:t>
+      </w:r>
+    </w:p>
+    <w:p>
+      <w:pPr>
+        <w:pStyle w:val="ListParagraph"/>
+        <w:numPr>
+          <w:ilvl w:val="0"/>
+          <w:numId w:val="10"/>
+        </w:numPr>
+        <w:rPr>
+          <w:rStyle w:val="Hyperlink"/>
+          <w:color w:val="auto"/>
+          <w:u w:val="none"/>
+          <w:lang w:val="en-US"/>
+        </w:rPr>
+      </w:pPr>
+      <w:r>
+        <w:rPr>
+          <w:rStyle w:val="Hyperlink"/>
+          <w:color w:val="auto"/>
+          <w:u w:val="none"/>
+          <w:lang w:val="en-US"/>
+        </w:rPr>
+        <w:t>Làm Gì Khi Quiz Không Load?</w:t>
+      </w:r>
+    </w:p>
+    <w:p>
+      <w:pPr>
+        <w:pStyle w:val="ListParagraph"/>
+        <w:numPr>
+          <w:ilvl w:val="0"/>
+          <w:numId w:val="2"/>
+        </w:numPr>
+        <w:rPr>
+          <w:rStyle w:val="Hyperlink"/>
+          <w:color w:val="auto"/>
+          <w:u w:val="none"/>
+          <w:lang w:val="en-US"/>
+        </w:rPr>
+      </w:pPr>
+      <w:r>
+        <w:rPr>
+          <w:rStyle w:val="Hyperlink"/>
+          <w:color w:val="auto"/>
+          <w:u w:val="none"/>
+          <w:lang w:val="en-US"/>
+        </w:rPr>
+        <w:t>Thoát ra vào lại</w:t>
+      </w:r>
+    </w:p>
+    <w:p>
+      <w:pPr>
+        <w:pStyle w:val="ListParagraph"/>
+        <w:numPr>
+          <w:ilvl w:val="0"/>
+          <w:numId w:val="2"/>
+        </w:numPr>
+        <w:rPr>
+          <w:rStyle w:val="Hyperlink"/>
+          <w:color w:val="auto"/>
+          <w:u w:val="none"/>
+          <w:lang w:val="en-US"/>
+        </w:rPr>
+      </w:pPr>
+      <w:r>
+        <w:rPr>
+          <w:rStyle w:val="Hyperlink"/>
+          <w:color w:val="auto"/>
+          <w:u w:val="none"/>
+          <w:lang w:val="en-US"/>
+        </w:rPr>
+        <w:t>Dù đéo bấm nộp bài vẫn tính điểm</w:t>
+      </w:r>
+    </w:p>
+    <w:p>
+      <w:pPr>
+        <w:pStyle w:val="ListParagraph"/>
+        <w:numPr>
+          <w:ilvl w:val="0"/>
+          <w:numId w:val="2"/>
+        </w:numPr>
+        <w:rPr>
+          <w:rStyle w:val="Hyperlink"/>
+          <w:color w:val="auto"/>
+          <w:u w:val="none"/>
+          <w:lang w:val="en-US"/>
+        </w:rPr>
+      </w:pPr>
+      <w:r>
+        <w:rPr>
+          <w:rStyle w:val="Hyperlink"/>
+          <w:color w:val="auto"/>
+          <w:u w:val="none"/>
+          <w:lang w:val="en-US"/>
+        </w:rPr>
+        <w:t>Quiz sẽ được thường xuyên gia hạn và tăng số lần làm bài</w:t>
+      </w:r>
+    </w:p>
+    <w:p>
+      <w:pPr>
+        <w:pStyle w:val="ListParagraph"/>
+        <w:numPr>
+          <w:ilvl w:val="0"/>
+          <w:numId w:val="10"/>
+        </w:numPr>
+        <w:rPr>
+          <w:rStyle w:val="Hyperlink"/>
+          <w:color w:val="auto"/>
+          <w:u w:val="none"/>
+          <w:lang w:val="en-US"/>
+        </w:rPr>
+      </w:pPr>
+      <w:r>
+        <w:rPr>
+          <w:rStyle w:val="Hyperlink"/>
+          <w:color w:val="auto"/>
+          <w:u w:val="none"/>
+          <w:lang w:val="en-US"/>
+        </w:rPr>
+        <w:t xml:space="preserve">Mẹo </w:t>
+      </w:r>
+      <w:r>
+        <w:rPr>
+          <w:rStyle w:val="Hyperlink"/>
+          <w:color w:val="auto"/>
+          <w:u w:val="none"/>
+          <w:lang w:val="en-US"/>
+        </w:rPr>
+        <w:t>Quanh Đáp Án?</w:t>
+      </w:r>
+    </w:p>
+    <w:p>
+      <w:pPr>
+        <w:pStyle w:val="ListParagraph"/>
+        <w:numPr>
+          <w:ilvl w:val="0"/>
+          <w:numId w:val="2"/>
+        </w:numPr>
+        <w:rPr>
+          <w:rStyle w:val="Hyperlink"/>
+          <w:color w:val="auto"/>
+          <w:u w:val="none"/>
+          <w:lang w:val="en-US"/>
+        </w:rPr>
+      </w:pPr>
+      <w:r>
+        <w:rPr>
+          <w:rStyle w:val="Hyperlink"/>
+          <w:color w:val="auto"/>
+          <w:u w:val="none"/>
+          <w:lang w:val="en-US"/>
+        </w:rPr>
+        <w:t>Xem trên nhóm công phá có đáp án chưa</w:t>
+      </w:r>
+    </w:p>
+    <w:p>
+      <w:pPr>
+        <w:pStyle w:val="ListParagraph"/>
+        <w:numPr>
+          <w:ilvl w:val="0"/>
+          <w:numId w:val="2"/>
+        </w:numPr>
+        <w:rPr>
+          <w:rStyle w:val="Hyperlink"/>
+          <w:color w:val="auto"/>
+          <w:u w:val="none"/>
+          <w:lang w:val="en-US"/>
+        </w:rPr>
+      </w:pPr>
+      <w:r>
+        <w:rPr>
+          <w:rStyle w:val="Hyperlink"/>
+          <w:color w:val="auto"/>
+          <w:u w:val="none"/>
+          <w:lang w:val="en-US"/>
+        </w:rPr>
         <w:lastRenderedPageBreak/>
-        <w:t>Cái tòa màu cam kế H2, ngay cạnh bãi đỗ xe</w:t>
-      </w:r>
-    </w:p>
-    <w:p>
-      <w:pPr>
-        <w:pStyle w:val="ListParagraph"/>
-        <w:numPr>
-          <w:ilvl w:val="0"/>
-          <w:numId w:val="6"/>
-        </w:numPr>
-        <w:rPr>
-          <w:rStyle w:val="Hyperlink"/>
-          <w:color w:val="auto"/>
-          <w:u w:val="none"/>
-          <w:lang w:val="en-US"/>
-        </w:rPr>
-      </w:pPr>
-      <w:r>
-        <w:rPr>
-          <w:rStyle w:val="Hyperlink"/>
-          <w:color w:val="auto"/>
-          <w:u w:val="none"/>
-          <w:lang w:val="en-US"/>
-        </w:rPr>
-        <w:t>Phòng Công Tác Chính Trị Sinh Viên?</w:t>
-      </w:r>
-    </w:p>
-    <w:p>
-      <w:pPr>
-        <w:pStyle w:val="ListParagraph"/>
-        <w:numPr>
-          <w:ilvl w:val="0"/>
-          <w:numId w:val="2"/>
-        </w:numPr>
-        <w:rPr>
-          <w:rStyle w:val="Hyperlink"/>
-          <w:color w:val="auto"/>
-          <w:u w:val="none"/>
-          <w:lang w:val="en-US"/>
-        </w:rPr>
-      </w:pPr>
-      <w:r>
-        <w:rPr>
-          <w:rStyle w:val="Hyperlink"/>
-          <w:color w:val="auto"/>
-          <w:u w:val="none"/>
-          <w:lang w:val="en-US"/>
-        </w:rPr>
-        <w:t>Ngay bên phải phòng đạo tạo</w:t>
-      </w:r>
-    </w:p>
-    <w:p>
-      <w:pPr>
-        <w:pStyle w:val="ListParagraph"/>
-        <w:numPr>
-          <w:ilvl w:val="0"/>
-          <w:numId w:val="6"/>
-        </w:numPr>
-        <w:rPr>
-          <w:rStyle w:val="Hyperlink"/>
-          <w:color w:val="auto"/>
-          <w:u w:val="none"/>
-          <w:lang w:val="en-US"/>
-        </w:rPr>
-      </w:pPr>
-      <w:r>
-        <w:rPr>
-          <w:rStyle w:val="Hyperlink"/>
-          <w:color w:val="auto"/>
-          <w:u w:val="none"/>
-          <w:lang w:val="en-US"/>
-        </w:rPr>
-        <w:t>Giảng Đường H6?</w:t>
-      </w:r>
-    </w:p>
-    <w:p>
-      <w:pPr>
-        <w:pStyle w:val="ListParagraph"/>
-        <w:numPr>
-          <w:ilvl w:val="0"/>
-          <w:numId w:val="2"/>
-        </w:numPr>
-        <w:rPr>
-          <w:rStyle w:val="Hyperlink"/>
-          <w:color w:val="auto"/>
-          <w:u w:val="none"/>
-          <w:lang w:val="en-US"/>
-        </w:rPr>
-      </w:pPr>
-      <w:r>
-        <w:rPr>
-          <w:rStyle w:val="Hyperlink"/>
-          <w:color w:val="auto"/>
-          <w:u w:val="none"/>
-          <w:lang w:val="en-US"/>
-        </w:rPr>
-        <w:t>Lên tầng 6 tòa H6 = thang máy, rẽ trái lên bậc thang là tới</w:t>
-      </w:r>
-    </w:p>
-    <w:p>
-      <w:pPr>
-        <w:pStyle w:val="ListParagraph"/>
-        <w:numPr>
-          <w:ilvl w:val="0"/>
-          <w:numId w:val="6"/>
-        </w:numPr>
-        <w:rPr>
-          <w:rStyle w:val="Hyperlink"/>
-          <w:color w:val="auto"/>
-          <w:u w:val="none"/>
-          <w:lang w:val="en-US"/>
-        </w:rPr>
-      </w:pPr>
-      <w:r>
-        <w:rPr>
-          <w:rStyle w:val="Hyperlink"/>
-          <w:color w:val="auto"/>
-          <w:u w:val="none"/>
-          <w:lang w:val="en-US"/>
-        </w:rPr>
-        <w:t>Chỗ Để Xe?</w:t>
-      </w:r>
-    </w:p>
-    <w:p>
-      <w:pPr>
-        <w:pStyle w:val="ListParagraph"/>
-        <w:numPr>
-          <w:ilvl w:val="0"/>
-          <w:numId w:val="2"/>
-        </w:numPr>
-        <w:rPr>
-          <w:rStyle w:val="Hyperlink"/>
-          <w:color w:val="auto"/>
-          <w:u w:val="none"/>
-          <w:lang w:val="en-US"/>
-        </w:rPr>
-      </w:pPr>
-      <w:r>
-        <w:rPr>
-          <w:rStyle w:val="Hyperlink"/>
-          <w:color w:val="auto"/>
-          <w:u w:val="none"/>
-          <w:lang w:val="en-US"/>
-        </w:rPr>
-        <w:t>Sát mặt đường</w:t>
-      </w:r>
-    </w:p>
-    <w:p>
-      <w:pPr>
-        <w:pStyle w:val="ListParagraph"/>
-        <w:numPr>
-          <w:ilvl w:val="0"/>
-          <w:numId w:val="6"/>
-        </w:numPr>
-        <w:rPr>
-          <w:rStyle w:val="Hyperlink"/>
-          <w:color w:val="auto"/>
-          <w:u w:val="none"/>
-          <w:lang w:val="en-US"/>
-        </w:rPr>
-      </w:pPr>
-      <w:r>
-        <w:rPr>
-          <w:rStyle w:val="Hyperlink"/>
-          <w:color w:val="auto"/>
-          <w:u w:val="none"/>
-          <w:lang w:val="en-US"/>
-        </w:rPr>
-        <w:t>Thư Viện?</w:t>
-      </w:r>
-    </w:p>
-    <w:p>
-      <w:pPr>
-        <w:pStyle w:val="ListParagraph"/>
-        <w:numPr>
-          <w:ilvl w:val="0"/>
-          <w:numId w:val="2"/>
-        </w:numPr>
-        <w:rPr>
-          <w:rStyle w:val="Hyperlink"/>
-          <w:color w:val="auto"/>
-          <w:u w:val="none"/>
-          <w:lang w:val="en-US"/>
-        </w:rPr>
-      </w:pPr>
-      <w:r>
-        <w:rPr>
-          <w:rStyle w:val="Hyperlink"/>
-          <w:color w:val="auto"/>
-          <w:u w:val="none"/>
-          <w:lang w:val="en-US"/>
-        </w:rPr>
-        <w:t>Tòa H1</w:t>
-      </w:r>
-      <w:r>
-        <w:rPr>
-          <w:rStyle w:val="Hyperlink"/>
-          <w:color w:val="auto"/>
-          <w:u w:val="none"/>
-          <w:lang w:val="en-US"/>
-        </w:rPr>
-        <w:t>, gần phòng đào tạo, biển hiệu “Giáo trình bách khoa”</w:t>
-      </w:r>
-    </w:p>
-    <w:p>
-      <w:pPr>
-        <w:pStyle w:val="ListParagraph"/>
-        <w:numPr>
-          <w:ilvl w:val="0"/>
-          <w:numId w:val="6"/>
-        </w:numPr>
-        <w:rPr>
-          <w:rStyle w:val="Hyperlink"/>
-          <w:color w:val="auto"/>
-          <w:u w:val="none"/>
-          <w:lang w:val="en-US"/>
-        </w:rPr>
-      </w:pPr>
-      <w:r>
-        <w:rPr>
-          <w:rStyle w:val="Hyperlink"/>
-          <w:color w:val="auto"/>
-          <w:u w:val="none"/>
-          <w:lang w:val="en-US"/>
-        </w:rPr>
-        <w:t>Tên Tiếng Anh Của Trường?</w:t>
-      </w:r>
-    </w:p>
-    <w:p>
-      <w:pPr>
-        <w:pStyle w:val="ListParagraph"/>
-        <w:numPr>
-          <w:ilvl w:val="0"/>
-          <w:numId w:val="2"/>
-        </w:numPr>
-        <w:rPr>
-          <w:rStyle w:val="Hyperlink"/>
-          <w:color w:val="auto"/>
-          <w:u w:val="none"/>
-          <w:lang w:val="en-US"/>
-        </w:rPr>
-      </w:pPr>
-      <w:r>
-        <w:rPr>
-          <w:rStyle w:val="Hyperlink"/>
-          <w:color w:val="auto"/>
-          <w:u w:val="none"/>
-          <w:lang w:val="en-US"/>
-        </w:rPr>
-        <w:t xml:space="preserve">HCMUT = </w:t>
-      </w:r>
-      <w:r>
-        <w:rPr>
-          <w:rStyle w:val="Hyperlink"/>
-          <w:color w:val="auto"/>
-          <w:u w:val="none"/>
-          <w:lang w:val="en-US"/>
-        </w:rPr>
-        <w:t>Ho Chi Minh City University of Technology</w:t>
-      </w:r>
-    </w:p>
-    <w:p>
-      <w:pPr>
-        <w:pStyle w:val="ListParagraph"/>
-        <w:numPr>
-          <w:ilvl w:val="0"/>
-          <w:numId w:val="6"/>
-        </w:numPr>
-        <w:rPr>
-          <w:rStyle w:val="Hyperlink"/>
-          <w:color w:val="auto"/>
-          <w:u w:val="none"/>
-          <w:lang w:val="en-US"/>
-        </w:rPr>
-      </w:pPr>
-      <w:r>
-        <w:rPr>
-          <w:rStyle w:val="Hyperlink"/>
-          <w:color w:val="auto"/>
-          <w:u w:val="none"/>
-          <w:lang w:val="en-US"/>
-        </w:rPr>
-        <w:t>Chỗ Lấy Nước Miễn Phí?</w:t>
-      </w:r>
-    </w:p>
-    <w:p>
-      <w:pPr>
-        <w:pStyle w:val="ListParagraph"/>
-        <w:numPr>
-          <w:ilvl w:val="0"/>
-          <w:numId w:val="2"/>
-        </w:numPr>
-        <w:rPr>
-          <w:rStyle w:val="Hyperlink"/>
-          <w:color w:val="auto"/>
-          <w:u w:val="none"/>
-          <w:lang w:val="en-US"/>
-        </w:rPr>
-      </w:pPr>
-      <w:r>
-        <w:rPr>
-          <w:rStyle w:val="Hyperlink"/>
-          <w:color w:val="auto"/>
-          <w:u w:val="none"/>
-          <w:lang w:val="en-US"/>
-        </w:rPr>
-        <w:t>Vào tầng 6 tòa H6, từ chỗ cửa giảng đường đi thẳng gặp vật cản rẽ phải cho đến nhà vệ sinh + ấn cái tay cầm xuống để nước từ vòi chảy ra</w:t>
-      </w:r>
-    </w:p>
-    <w:p>
-      <w:pPr>
-        <w:pStyle w:val="ListParagraph"/>
-        <w:numPr>
-          <w:ilvl w:val="0"/>
-          <w:numId w:val="2"/>
-        </w:numPr>
-        <w:rPr>
-          <w:rStyle w:val="Hyperlink"/>
-          <w:color w:val="auto"/>
-          <w:u w:val="none"/>
-          <w:lang w:val="en-US"/>
-        </w:rPr>
-      </w:pPr>
-      <w:r>
-        <w:rPr>
-          <w:rStyle w:val="Hyperlink"/>
-          <w:color w:val="auto"/>
-          <w:u w:val="none"/>
-          <w:lang w:val="en-US"/>
-        </w:rPr>
-        <w:t>Nếu có thằng khác đang lấy nước thì chờ nó lấy xong, lấy nước vòi bên phải</w:t>
-      </w:r>
-    </w:p>
-    <w:p>
-      <w:pPr>
-        <w:rPr>
-          <w:rStyle w:val="Hyperlink"/>
-          <w:lang w:val="en-US"/>
-        </w:rPr>
-      </w:pPr>
-    </w:p>
-    <w:p>
-      <w:pPr>
-        <w:rPr>
-          <w:rStyle w:val="Hyperlink"/>
-          <w:color w:val="auto"/>
-          <w:u w:val="none"/>
-          <w:lang w:val="en-US"/>
-        </w:rPr>
-      </w:pPr>
-      <w:r>
-        <w:rPr>
-          <w:rStyle w:val="Hyperlink"/>
-          <w:color w:val="auto"/>
-          <w:u w:val="none"/>
-          <w:lang w:val="en-US"/>
-        </w:rPr>
-        <w:t>Group – Nhóm:</w:t>
-      </w:r>
-    </w:p>
-    <w:p>
-      <w:pPr>
-        <w:pStyle w:val="ListParagraph"/>
-        <w:numPr>
-          <w:ilvl w:val="0"/>
-          <w:numId w:val="3"/>
-        </w:numPr>
-        <w:rPr>
-          <w:rStyle w:val="Hyperlink"/>
-          <w:color w:val="auto"/>
-          <w:u w:val="none"/>
-          <w:lang w:val="en-US"/>
-        </w:rPr>
-      </w:pPr>
-      <w:r>
-        <w:rPr>
-          <w:rStyle w:val="Hyperlink"/>
-          <w:color w:val="auto"/>
-          <w:u w:val="none"/>
-          <w:lang w:val="en-US"/>
-        </w:rPr>
-        <w:t>Danh Sách Các CLB Cần Đăng Kí?</w:t>
-      </w:r>
-    </w:p>
-    <w:p>
-      <w:pPr>
-        <w:pStyle w:val="ListParagraph"/>
-        <w:numPr>
-          <w:ilvl w:val="0"/>
-          <w:numId w:val="2"/>
-        </w:numPr>
-        <w:rPr>
-          <w:rStyle w:val="Hyperlink"/>
-          <w:color w:val="auto"/>
-          <w:u w:val="none"/>
-          <w:lang w:val="en-US"/>
-        </w:rPr>
-      </w:pPr>
-      <w:r>
-        <w:rPr>
-          <w:rStyle w:val="Hyperlink"/>
-          <w:color w:val="auto"/>
-          <w:u w:val="none"/>
-          <w:lang w:val="en-US"/>
-        </w:rPr>
-        <w:t>Big Data Club</w:t>
-      </w:r>
-    </w:p>
-    <w:p>
-      <w:pPr>
-        <w:pStyle w:val="ListParagraph"/>
-        <w:numPr>
-          <w:ilvl w:val="0"/>
-          <w:numId w:val="2"/>
-        </w:numPr>
-        <w:rPr>
-          <w:rStyle w:val="Hyperlink"/>
-          <w:color w:val="auto"/>
-          <w:u w:val="none"/>
-          <w:lang w:val="en-US"/>
-        </w:rPr>
-      </w:pPr>
-      <w:r>
-        <w:rPr>
-          <w:rStyle w:val="Hyperlink"/>
-          <w:color w:val="auto"/>
-          <w:u w:val="none"/>
-          <w:lang w:val="en-US"/>
-        </w:rPr>
-        <w:t>CLB Robot</w:t>
-      </w:r>
-    </w:p>
-    <w:p>
-      <w:pPr>
-        <w:pStyle w:val="ListParagraph"/>
-        <w:numPr>
-          <w:ilvl w:val="0"/>
-          <w:numId w:val="2"/>
-        </w:numPr>
-        <w:rPr>
-          <w:rStyle w:val="Hyperlink"/>
-          <w:color w:val="auto"/>
-          <w:u w:val="none"/>
-          <w:lang w:val="en-US"/>
-        </w:rPr>
-      </w:pPr>
-      <w:r>
-        <w:rPr>
-          <w:rStyle w:val="Hyperlink"/>
-          <w:color w:val="auto"/>
-          <w:u w:val="none"/>
-          <w:lang w:val="en-US"/>
-        </w:rPr>
-        <w:t>CLB Trí Tuệ Nhân Tạo</w:t>
-      </w:r>
-      <w:r>
-        <w:rPr>
-          <w:rStyle w:val="Hyperlink"/>
-          <w:color w:val="auto"/>
-          <w:u w:val="none"/>
-          <w:lang w:val="en-US"/>
-        </w:rPr>
-        <w:t>, năm 2</w:t>
-      </w:r>
-    </w:p>
-    <w:p>
-      <w:pPr>
-        <w:pStyle w:val="ListParagraph"/>
-        <w:numPr>
-          <w:ilvl w:val="0"/>
-          <w:numId w:val="3"/>
-        </w:numPr>
-        <w:rPr>
-          <w:rStyle w:val="Hyperlink"/>
-          <w:color w:val="auto"/>
-          <w:u w:val="none"/>
-          <w:lang w:val="en-US"/>
-        </w:rPr>
-      </w:pPr>
-      <w:r>
-        <w:rPr>
-          <w:rStyle w:val="Hyperlink"/>
-          <w:color w:val="auto"/>
-          <w:u w:val="none"/>
-          <w:lang w:val="en-US"/>
-        </w:rPr>
-        <w:t>Cách Xem Các Trang Đang Theo Dõi Và Nhóm?</w:t>
-      </w:r>
-    </w:p>
-    <w:p>
-      <w:pPr>
-        <w:pStyle w:val="ListParagraph"/>
-        <w:numPr>
-          <w:ilvl w:val="0"/>
-          <w:numId w:val="2"/>
-        </w:numPr>
-        <w:rPr>
-          <w:rStyle w:val="Hyperlink"/>
-          <w:color w:val="auto"/>
-          <w:u w:val="none"/>
-          <w:lang w:val="en-US"/>
-        </w:rPr>
-      </w:pPr>
-      <w:r>
-        <w:rPr>
-          <w:rStyle w:val="Hyperlink"/>
-          <w:color w:val="auto"/>
-          <w:u w:val="none"/>
-          <w:lang w:val="en-US"/>
-        </w:rPr>
-        <w:t>Mở Facebook + Click Avatar của bạn + chọn “Chỉnh sửa chi tiết công khai’ + chọn “Chỉnh sửa thông tin giới thiệu” + cuộn xuống</w:t>
-      </w:r>
-    </w:p>
-    <w:p>
-      <w:pPr>
-        <w:pStyle w:val="ListParagraph"/>
-        <w:numPr>
-          <w:ilvl w:val="0"/>
-          <w:numId w:val="3"/>
-        </w:numPr>
-        <w:rPr>
-          <w:rStyle w:val="Hyperlink"/>
-          <w:color w:val="auto"/>
-          <w:u w:val="none"/>
-          <w:lang w:val="en-US"/>
-        </w:rPr>
-      </w:pPr>
-      <w:r>
-        <w:rPr>
-          <w:rStyle w:val="Hyperlink"/>
-          <w:color w:val="auto"/>
-          <w:u w:val="none"/>
-          <w:lang w:val="en-US"/>
-        </w:rPr>
-        <w:t>Cách Gửi Tin Nhắn Messenger Cho 1 Người Bạn Qua Facebook?</w:t>
-      </w:r>
-    </w:p>
-    <w:p>
-      <w:pPr>
-        <w:pStyle w:val="ListParagraph"/>
-        <w:numPr>
-          <w:ilvl w:val="0"/>
-          <w:numId w:val="2"/>
-        </w:numPr>
-        <w:rPr>
-          <w:rStyle w:val="Hyperlink"/>
-          <w:color w:val="auto"/>
-          <w:u w:val="none"/>
-          <w:lang w:val="en-US"/>
-        </w:rPr>
-      </w:pPr>
-      <w:r>
-        <w:rPr>
-          <w:rStyle w:val="Hyperlink"/>
-          <w:color w:val="auto"/>
-          <w:u w:val="none"/>
-          <w:lang w:val="en-US"/>
-        </w:rPr>
-        <w:t>Thanh trên cùng + vào Tab “Bạn bè” + vào mục “Tất cả bạn bè” + gõ tên vào ô “Tìm kiếm Bạn bè” + Click dấu 3 chấm bên phải Avatar của nó + Click “Nhắn tin cho …” + tiến hành nhắn tin</w:t>
-      </w:r>
-    </w:p>
-    <w:p>
-      <w:pPr>
-        <w:rPr>
-          <w:rStyle w:val="Hyperlink"/>
-          <w:color w:val="auto"/>
-          <w:u w:val="none"/>
-          <w:lang w:val="en-US"/>
-        </w:rPr>
-      </w:pPr>
-    </w:p>
-    <w:p>
-      <w:pPr>
-        <w:rPr>
-          <w:rStyle w:val="Hyperlink"/>
-          <w:color w:val="auto"/>
-          <w:u w:val="none"/>
-          <w:lang w:val="en-US"/>
-        </w:rPr>
-      </w:pPr>
-      <w:r>
-        <w:rPr>
-          <w:rStyle w:val="Hyperlink"/>
-          <w:color w:val="auto"/>
-          <w:u w:val="none"/>
-          <w:lang w:val="en-US"/>
-        </w:rPr>
-        <w:t>Quiz:</w:t>
+        <w:t>Đề bảo chọn đáp án đúng, chọn cả 3 đều đúng</w:t>
+      </w:r>
+    </w:p>
+    <w:p>
+      <w:pPr>
+        <w:pStyle w:val="ListParagraph"/>
+        <w:numPr>
+          <w:ilvl w:val="0"/>
+          <w:numId w:val="2"/>
+        </w:numPr>
+        <w:rPr>
+          <w:rStyle w:val="Hyperlink"/>
+          <w:color w:val="auto"/>
+          <w:u w:val="none"/>
+          <w:lang w:val="en-US"/>
+        </w:rPr>
+      </w:pPr>
+      <w:r>
+        <w:rPr>
+          <w:rStyle w:val="Hyperlink"/>
+          <w:color w:val="auto"/>
+          <w:u w:val="none"/>
+          <w:lang w:val="en-US"/>
+        </w:rPr>
+        <w:t>K</w:t>
+      </w:r>
+      <w:r>
+        <w:rPr>
+          <w:rStyle w:val="Hyperlink"/>
+          <w:color w:val="auto"/>
+          <w:u w:val="none"/>
+          <w:lang w:val="en-US"/>
+        </w:rPr>
+        <w:t xml:space="preserve">hông </w:t>
+      </w:r>
+      <w:r>
+        <w:rPr>
+          <w:rStyle w:val="Hyperlink"/>
+          <w:color w:val="auto"/>
+          <w:u w:val="none"/>
+          <w:lang w:val="en-US"/>
+        </w:rPr>
+        <w:t xml:space="preserve">bao giờ </w:t>
+      </w:r>
+      <w:r>
+        <w:rPr>
+          <w:rStyle w:val="Hyperlink"/>
+          <w:color w:val="auto"/>
+          <w:u w:val="none"/>
+          <w:lang w:val="en-US"/>
+        </w:rPr>
+        <w:t>chọn cả 3 đều sai</w:t>
+      </w:r>
+    </w:p>
+    <w:p>
+      <w:pPr>
+        <w:pStyle w:val="ListParagraph"/>
+        <w:numPr>
+          <w:ilvl w:val="0"/>
+          <w:numId w:val="2"/>
+        </w:numPr>
+        <w:rPr>
+          <w:rStyle w:val="Hyperlink"/>
+          <w:color w:val="auto"/>
+          <w:u w:val="none"/>
+          <w:lang w:val="en-US"/>
+        </w:rPr>
+      </w:pPr>
+      <w:r>
+        <w:rPr>
+          <w:rStyle w:val="Hyperlink"/>
+          <w:color w:val="auto"/>
+          <w:u w:val="none"/>
+          <w:lang w:val="en-US"/>
+        </w:rPr>
+        <w:t>Không khoanh không thể xác định</w:t>
       </w:r>
     </w:p>
     <w:p>
@@ -2325,258 +2682,6 @@
           <w:u w:val="none"/>
           <w:lang w:val="en-US"/>
         </w:rPr>
-        <w:t>Làm Gì Khi Quiz Không Load?</w:t>
-      </w:r>
-    </w:p>
-    <w:p>
-      <w:pPr>
-        <w:pStyle w:val="ListParagraph"/>
-        <w:numPr>
-          <w:ilvl w:val="0"/>
-          <w:numId w:val="2"/>
-        </w:numPr>
-        <w:rPr>
-          <w:rStyle w:val="Hyperlink"/>
-          <w:color w:val="auto"/>
-          <w:u w:val="none"/>
-          <w:lang w:val="en-US"/>
-        </w:rPr>
-      </w:pPr>
-      <w:r>
-        <w:rPr>
-          <w:rStyle w:val="Hyperlink"/>
-          <w:color w:val="auto"/>
-          <w:u w:val="none"/>
-          <w:lang w:val="en-US"/>
-        </w:rPr>
-        <w:t>Thoát ra vào lại</w:t>
-      </w:r>
-    </w:p>
-    <w:p>
-      <w:pPr>
-        <w:pStyle w:val="ListParagraph"/>
-        <w:numPr>
-          <w:ilvl w:val="0"/>
-          <w:numId w:val="2"/>
-        </w:numPr>
-        <w:rPr>
-          <w:rStyle w:val="Hyperlink"/>
-          <w:color w:val="auto"/>
-          <w:u w:val="none"/>
-          <w:lang w:val="en-US"/>
-        </w:rPr>
-      </w:pPr>
-      <w:r>
-        <w:rPr>
-          <w:rStyle w:val="Hyperlink"/>
-          <w:color w:val="auto"/>
-          <w:u w:val="none"/>
-          <w:lang w:val="en-US"/>
-        </w:rPr>
-        <w:t>Dù đéo bấm nộp bài vẫn tính điểm</w:t>
-      </w:r>
-    </w:p>
-    <w:p>
-      <w:pPr>
-        <w:pStyle w:val="ListParagraph"/>
-        <w:numPr>
-          <w:ilvl w:val="0"/>
-          <w:numId w:val="2"/>
-        </w:numPr>
-        <w:rPr>
-          <w:rStyle w:val="Hyperlink"/>
-          <w:color w:val="auto"/>
-          <w:u w:val="none"/>
-          <w:lang w:val="en-US"/>
-        </w:rPr>
-      </w:pPr>
-      <w:r>
-        <w:rPr>
-          <w:rStyle w:val="Hyperlink"/>
-          <w:color w:val="auto"/>
-          <w:u w:val="none"/>
-          <w:lang w:val="en-US"/>
-        </w:rPr>
-        <w:t>Quiz sẽ được thường xuyên gia hạn và tăng số lần làm bài</w:t>
-      </w:r>
-    </w:p>
-    <w:p>
-      <w:pPr>
-        <w:pStyle w:val="ListParagraph"/>
-        <w:numPr>
-          <w:ilvl w:val="0"/>
-          <w:numId w:val="10"/>
-        </w:numPr>
-        <w:rPr>
-          <w:rStyle w:val="Hyperlink"/>
-          <w:color w:val="auto"/>
-          <w:u w:val="none"/>
-          <w:lang w:val="en-US"/>
-        </w:rPr>
-      </w:pPr>
-      <w:r>
-        <w:rPr>
-          <w:rStyle w:val="Hyperlink"/>
-          <w:color w:val="auto"/>
-          <w:u w:val="none"/>
-          <w:lang w:val="en-US"/>
-        </w:rPr>
-        <w:t xml:space="preserve">Mẹo </w:t>
-      </w:r>
-      <w:r>
-        <w:rPr>
-          <w:rStyle w:val="Hyperlink"/>
-          <w:color w:val="auto"/>
-          <w:u w:val="none"/>
-          <w:lang w:val="en-US"/>
-        </w:rPr>
-        <w:t>Quanh Đáp Án?</w:t>
-      </w:r>
-    </w:p>
-    <w:p>
-      <w:pPr>
-        <w:pStyle w:val="ListParagraph"/>
-        <w:numPr>
-          <w:ilvl w:val="0"/>
-          <w:numId w:val="2"/>
-        </w:numPr>
-        <w:rPr>
-          <w:rStyle w:val="Hyperlink"/>
-          <w:color w:val="auto"/>
-          <w:u w:val="none"/>
-          <w:lang w:val="en-US"/>
-        </w:rPr>
-      </w:pPr>
-      <w:r>
-        <w:rPr>
-          <w:rStyle w:val="Hyperlink"/>
-          <w:color w:val="auto"/>
-          <w:u w:val="none"/>
-          <w:lang w:val="en-US"/>
-        </w:rPr>
-        <w:t>Xem trên nhóm công phá có đáp án chưa</w:t>
-      </w:r>
-    </w:p>
-    <w:p>
-      <w:pPr>
-        <w:pStyle w:val="ListParagraph"/>
-        <w:numPr>
-          <w:ilvl w:val="0"/>
-          <w:numId w:val="2"/>
-        </w:numPr>
-        <w:rPr>
-          <w:rStyle w:val="Hyperlink"/>
-          <w:color w:val="auto"/>
-          <w:u w:val="none"/>
-          <w:lang w:val="en-US"/>
-        </w:rPr>
-      </w:pPr>
-      <w:r>
-        <w:rPr>
-          <w:rStyle w:val="Hyperlink"/>
-          <w:color w:val="auto"/>
-          <w:u w:val="none"/>
-          <w:lang w:val="en-US"/>
-        </w:rPr>
-        <w:t>Đề bảo chọn đáp án đúng, chọn cả 3 đều đúng</w:t>
-      </w:r>
-    </w:p>
-    <w:p>
-      <w:pPr>
-        <w:pStyle w:val="ListParagraph"/>
-        <w:numPr>
-          <w:ilvl w:val="0"/>
-          <w:numId w:val="2"/>
-        </w:numPr>
-        <w:rPr>
-          <w:rStyle w:val="Hyperlink"/>
-          <w:color w:val="auto"/>
-          <w:u w:val="none"/>
-          <w:lang w:val="en-US"/>
-        </w:rPr>
-      </w:pPr>
-      <w:r>
-        <w:rPr>
-          <w:rStyle w:val="Hyperlink"/>
-          <w:color w:val="auto"/>
-          <w:u w:val="none"/>
-          <w:lang w:val="en-US"/>
-        </w:rPr>
-        <w:t>K</w:t>
-      </w:r>
-      <w:r>
-        <w:rPr>
-          <w:rStyle w:val="Hyperlink"/>
-          <w:color w:val="auto"/>
-          <w:u w:val="none"/>
-          <w:lang w:val="en-US"/>
-        </w:rPr>
-        <w:t xml:space="preserve">hông </w:t>
-      </w:r>
-      <w:r>
-        <w:rPr>
-          <w:rStyle w:val="Hyperlink"/>
-          <w:color w:val="auto"/>
-          <w:u w:val="none"/>
-          <w:lang w:val="en-US"/>
-        </w:rPr>
-        <w:t xml:space="preserve">bao giờ </w:t>
-      </w:r>
-      <w:r>
-        <w:rPr>
-          <w:rStyle w:val="Hyperlink"/>
-          <w:color w:val="auto"/>
-          <w:u w:val="none"/>
-          <w:lang w:val="en-US"/>
-        </w:rPr>
-        <w:t>chọn cả 3 đều sai</w:t>
-      </w:r>
-    </w:p>
-    <w:p>
-      <w:pPr>
-        <w:pStyle w:val="ListParagraph"/>
-        <w:numPr>
-          <w:ilvl w:val="0"/>
-          <w:numId w:val="2"/>
-        </w:numPr>
-        <w:rPr>
-          <w:rStyle w:val="Hyperlink"/>
-          <w:color w:val="auto"/>
-          <w:u w:val="none"/>
-          <w:lang w:val="en-US"/>
-        </w:rPr>
-      </w:pPr>
-      <w:r>
-        <w:rPr>
-          <w:rStyle w:val="Hyperlink"/>
-          <w:color w:val="auto"/>
-          <w:u w:val="none"/>
-          <w:lang w:val="en-US"/>
-        </w:rPr>
-        <w:t>Không khoanh không thể xác định</w:t>
-      </w:r>
-    </w:p>
-    <w:p>
-      <w:pPr>
-        <w:pStyle w:val="ListParagraph"/>
-        <w:numPr>
-          <w:ilvl w:val="0"/>
-          <w:numId w:val="10"/>
-        </w:numPr>
-        <w:rPr>
-          <w:rStyle w:val="Hyperlink"/>
-          <w:color w:val="auto"/>
-          <w:u w:val="none"/>
-          <w:lang w:val="en-US"/>
-        </w:rPr>
-      </w:pPr>
-      <w:r>
-        <w:rPr>
-          <w:rStyle w:val="Hyperlink"/>
-          <w:color w:val="auto"/>
-          <w:u w:val="none"/>
-          <w:lang w:val="en-US"/>
-        </w:rPr>
         <w:t>Câu Chọn Nhiều Đáp Án?</w:t>
       </w:r>
     </w:p>
@@ -2630,7 +2735,6 @@
           <w:u w:val="none"/>
           <w:lang w:val="en-US"/>
         </w:rPr>
-        <w:lastRenderedPageBreak/>
         <w:t xml:space="preserve">Schedule – Lịch </w:t>
       </w:r>
       <w:r>
@@ -3188,7 +3292,7 @@
         </w:rPr>
         <w:t xml:space="preserve">, </w:t>
       </w:r>
-      <w:hyperlink r:id="rId21" w:history="1">
+      <w:hyperlink r:id="rId22" w:history="1">
         <w:r>
           <w:rPr>
             <w:rStyle w:val="Hyperlink"/>
@@ -3695,7 +3799,7 @@
         </w:rPr>
         <w:t xml:space="preserve">Hệ thống số thí nghiệm (Phan Đình Thế Duy, </w:t>
       </w:r>
-      <w:hyperlink r:id="rId22" w:history="1">
+      <w:hyperlink r:id="rId23" w:history="1">
         <w:r>
           <w:rPr>
             <w:rStyle w:val="Hyperlink"/>
@@ -4214,7 +4318,7 @@
         </w:rPr>
         <w:t xml:space="preserve">, </w:t>
       </w:r>
-      <w:hyperlink r:id="rId23" w:history="1">
+      <w:hyperlink r:id="rId24" w:history="1">
         <w:r>
           <w:rPr>
             <w:rStyle w:val="Hyperlink"/>
@@ -5127,6 +5231,7 @@
           <w:u w:val="none"/>
           <w:lang w:val="en-US"/>
         </w:rPr>
+        <w:lastRenderedPageBreak/>
         <w:t>13 đến 14 giờ, học IC3</w:t>
       </w:r>
     </w:p>
@@ -5337,819 +5442,819 @@
           <w:u w:val="none"/>
           <w:lang w:val="en-US"/>
         </w:rPr>
+        <w:t>22/10/2023?</w:t>
+      </w:r>
+    </w:p>
+    <w:p>
+      <w:pPr>
+        <w:pStyle w:val="ListParagraph"/>
+        <w:numPr>
+          <w:ilvl w:val="0"/>
+          <w:numId w:val="2"/>
+        </w:numPr>
+        <w:rPr>
+          <w:rStyle w:val="Hyperlink"/>
+          <w:color w:val="auto"/>
+          <w:u w:val="none"/>
+          <w:lang w:val="en-US"/>
+        </w:rPr>
+      </w:pPr>
+      <w:r>
+        <w:rPr>
+          <w:rStyle w:val="Hyperlink"/>
+          <w:color w:val="auto"/>
+          <w:u w:val="none"/>
+          <w:lang w:val="en-US"/>
+        </w:rPr>
+        <w:t>6 đến 7 giờ, chạy Uprace ra nhà văn hóa sinh viên rồi về kí túc xá rồi tìm chỗ bơm xe</w:t>
+      </w:r>
+    </w:p>
+    <w:p>
+      <w:pPr>
+        <w:pStyle w:val="ListParagraph"/>
+        <w:numPr>
+          <w:ilvl w:val="0"/>
+          <w:numId w:val="2"/>
+        </w:numPr>
+        <w:rPr>
+          <w:rStyle w:val="Hyperlink"/>
+          <w:color w:val="auto"/>
+          <w:u w:val="none"/>
+          <w:lang w:val="en-US"/>
+        </w:rPr>
+      </w:pPr>
+      <w:r>
+        <w:rPr>
+          <w:rStyle w:val="Hyperlink"/>
+          <w:color w:val="auto"/>
+          <w:u w:val="none"/>
+          <w:lang w:val="en-US"/>
+        </w:rPr>
+        <w:t>7 giờ, đăng Uprace</w:t>
+      </w:r>
+    </w:p>
+    <w:p>
+      <w:pPr>
+        <w:pStyle w:val="ListParagraph"/>
+        <w:numPr>
+          <w:ilvl w:val="0"/>
+          <w:numId w:val="4"/>
+        </w:numPr>
+        <w:rPr>
+          <w:rStyle w:val="Hyperlink"/>
+          <w:color w:val="auto"/>
+          <w:u w:val="none"/>
+          <w:lang w:val="en-US"/>
+        </w:rPr>
+      </w:pPr>
+      <w:r>
+        <w:rPr>
+          <w:rStyle w:val="Hyperlink"/>
+          <w:color w:val="auto"/>
+          <w:u w:val="none"/>
+          <w:lang w:val="en-US"/>
+        </w:rPr>
+        <w:t>23/10/2023?</w:t>
+      </w:r>
+    </w:p>
+    <w:p>
+      <w:pPr>
+        <w:pStyle w:val="ListParagraph"/>
+        <w:numPr>
+          <w:ilvl w:val="0"/>
+          <w:numId w:val="2"/>
+        </w:numPr>
+        <w:rPr>
+          <w:rStyle w:val="Hyperlink"/>
+          <w:color w:val="auto"/>
+          <w:u w:val="none"/>
+          <w:lang w:val="en-US"/>
+        </w:rPr>
+      </w:pPr>
+      <w:r>
+        <w:rPr>
+          <w:rStyle w:val="Hyperlink"/>
+          <w:color w:val="auto"/>
+          <w:u w:val="none"/>
+          <w:lang w:val="en-US"/>
+        </w:rPr>
+        <w:t>6 giờ, chạy Uprace</w:t>
+      </w:r>
+      <w:r>
+        <w:rPr>
+          <w:rStyle w:val="Hyperlink"/>
+          <w:color w:val="auto"/>
+          <w:u w:val="none"/>
+          <w:lang w:val="en-US"/>
+        </w:rPr>
+        <w:t>, nhận USB</w:t>
+      </w:r>
+    </w:p>
+    <w:p>
+      <w:pPr>
+        <w:pStyle w:val="ListParagraph"/>
+        <w:numPr>
+          <w:ilvl w:val="0"/>
+          <w:numId w:val="2"/>
+        </w:numPr>
+        <w:rPr>
+          <w:rStyle w:val="Hyperlink"/>
+          <w:color w:val="auto"/>
+          <w:u w:val="none"/>
+          <w:lang w:val="en-US"/>
+        </w:rPr>
+      </w:pPr>
+      <w:r>
+        <w:rPr>
+          <w:rStyle w:val="Hyperlink"/>
+          <w:color w:val="auto"/>
+          <w:u w:val="none"/>
+          <w:lang w:val="en-US"/>
+        </w:rPr>
+        <w:t>12 giờ, hỏi giấy vay vốn</w:t>
+      </w:r>
+    </w:p>
+    <w:p>
+      <w:pPr>
+        <w:pStyle w:val="ListParagraph"/>
+        <w:numPr>
+          <w:ilvl w:val="0"/>
+          <w:numId w:val="2"/>
+        </w:numPr>
+        <w:rPr>
+          <w:rStyle w:val="Hyperlink"/>
+          <w:color w:val="auto"/>
+          <w:u w:val="none"/>
+          <w:lang w:val="en-US"/>
+        </w:rPr>
+      </w:pPr>
+      <w:r>
+        <w:rPr>
+          <w:rStyle w:val="Hyperlink"/>
+          <w:color w:val="auto"/>
+          <w:u w:val="none"/>
+          <w:lang w:val="en-US"/>
+        </w:rPr>
+        <w:t>13 đến 15.83 giờ, thể dục, nhà thi đấu sân 1</w:t>
+      </w:r>
+      <w:r>
+        <w:rPr>
+          <w:rStyle w:val="Hyperlink"/>
+          <w:color w:val="auto"/>
+          <w:u w:val="none"/>
+          <w:lang w:val="en-US"/>
+        </w:rPr>
+        <w:t>, mang 200 nghìn, đeo dày, đeo dớ, đeo áo khoác</w:t>
+      </w:r>
+    </w:p>
+    <w:p>
+      <w:pPr>
+        <w:pStyle w:val="ListParagraph"/>
+        <w:numPr>
+          <w:ilvl w:val="0"/>
+          <w:numId w:val="4"/>
+        </w:numPr>
+        <w:rPr>
+          <w:rStyle w:val="Hyperlink"/>
+          <w:color w:val="auto"/>
+          <w:u w:val="none"/>
+          <w:lang w:val="en-US"/>
+        </w:rPr>
+      </w:pPr>
+      <w:r>
+        <w:rPr>
+          <w:rStyle w:val="Hyperlink"/>
+          <w:color w:val="auto"/>
+          <w:u w:val="none"/>
+          <w:lang w:val="en-US"/>
+        </w:rPr>
+        <w:t>24</w:t>
+      </w:r>
+      <w:r>
+        <w:rPr>
+          <w:rStyle w:val="Hyperlink"/>
+          <w:color w:val="auto"/>
+          <w:u w:val="none"/>
+          <w:lang w:val="en-US"/>
+        </w:rPr>
+        <w:t>/10/2023?</w:t>
+      </w:r>
+    </w:p>
+    <w:p>
+      <w:pPr>
+        <w:pStyle w:val="ListParagraph"/>
+        <w:numPr>
+          <w:ilvl w:val="0"/>
+          <w:numId w:val="2"/>
+        </w:numPr>
+        <w:rPr>
+          <w:rStyle w:val="Hyperlink"/>
+          <w:color w:val="auto"/>
+          <w:u w:val="none"/>
+          <w:lang w:val="en-US"/>
+        </w:rPr>
+      </w:pPr>
+      <w:r>
+        <w:rPr>
+          <w:rStyle w:val="Hyperlink"/>
+          <w:color w:val="auto"/>
+          <w:u w:val="none"/>
+          <w:lang w:val="en-US"/>
+        </w:rPr>
+        <w:t>8 đến 10.83 giờ, vật lí 1, tòa H2, phòng 201</w:t>
+      </w:r>
+    </w:p>
+    <w:p>
+      <w:pPr>
+        <w:pStyle w:val="ListParagraph"/>
+        <w:numPr>
+          <w:ilvl w:val="0"/>
+          <w:numId w:val="2"/>
+        </w:numPr>
+        <w:rPr>
+          <w:rStyle w:val="Hyperlink"/>
+          <w:color w:val="auto"/>
+          <w:u w:val="none"/>
+          <w:lang w:val="en-US"/>
+        </w:rPr>
+      </w:pPr>
+      <w:r>
+        <w:rPr>
+          <w:rStyle w:val="Hyperlink"/>
+          <w:color w:val="auto"/>
+          <w:u w:val="none"/>
+          <w:lang w:val="en-US"/>
+        </w:rPr>
+        <w:t>12 đến 13.83 giờ, giải tích 1 bài tập, tòa H1, phòng 802</w:t>
+      </w:r>
+    </w:p>
+    <w:p>
+      <w:pPr>
+        <w:pStyle w:val="ListParagraph"/>
+        <w:numPr>
+          <w:ilvl w:val="0"/>
+          <w:numId w:val="2"/>
+        </w:numPr>
+        <w:rPr>
+          <w:rStyle w:val="Hyperlink"/>
+          <w:color w:val="auto"/>
+          <w:u w:val="none"/>
+          <w:lang w:val="en-US"/>
+        </w:rPr>
+      </w:pPr>
+      <w:r>
+        <w:rPr>
+          <w:rStyle w:val="Hyperlink"/>
+          <w:color w:val="auto"/>
+          <w:u w:val="none"/>
+          <w:lang w:val="en-US"/>
+        </w:rPr>
+        <w:t>15 đến 17.83 giờ, giải tích 1, giảng đường H6</w:t>
+      </w:r>
+    </w:p>
+    <w:p>
+      <w:pPr>
+        <w:pStyle w:val="ListParagraph"/>
+        <w:numPr>
+          <w:ilvl w:val="0"/>
+          <w:numId w:val="4"/>
+        </w:numPr>
+        <w:rPr>
+          <w:rStyle w:val="Hyperlink"/>
+          <w:color w:val="auto"/>
+          <w:u w:val="none"/>
+          <w:lang w:val="en-US"/>
+        </w:rPr>
+      </w:pPr>
+      <w:r>
+        <w:rPr>
+          <w:rStyle w:val="Hyperlink"/>
+          <w:color w:val="auto"/>
+          <w:u w:val="none"/>
+          <w:lang w:val="en-US"/>
+        </w:rPr>
+        <w:t>25/10/2023?</w:t>
+      </w:r>
+    </w:p>
+    <w:p>
+      <w:pPr>
+        <w:pStyle w:val="ListParagraph"/>
+        <w:numPr>
+          <w:ilvl w:val="0"/>
+          <w:numId w:val="2"/>
+        </w:numPr>
+        <w:rPr>
+          <w:rStyle w:val="Hyperlink"/>
+          <w:color w:val="auto"/>
+          <w:u w:val="none"/>
+          <w:lang w:val="en-US"/>
+        </w:rPr>
+      </w:pPr>
+      <w:r>
+        <w:rPr>
+          <w:rStyle w:val="Hyperlink"/>
+          <w:color w:val="auto"/>
+          <w:u w:val="none"/>
+          <w:lang w:val="en-US"/>
+        </w:rPr>
+        <w:t>8 giờ, nộp giấy vay vốn</w:t>
+      </w:r>
+    </w:p>
+    <w:p>
+      <w:pPr>
+        <w:pStyle w:val="ListParagraph"/>
+        <w:numPr>
+          <w:ilvl w:val="0"/>
+          <w:numId w:val="4"/>
+        </w:numPr>
+        <w:rPr>
+          <w:rStyle w:val="Hyperlink"/>
+          <w:color w:val="auto"/>
+          <w:u w:val="none"/>
+          <w:lang w:val="en-US"/>
+        </w:rPr>
+      </w:pPr>
+      <w:r>
+        <w:rPr>
+          <w:rStyle w:val="Hyperlink"/>
+          <w:color w:val="auto"/>
+          <w:u w:val="none"/>
+          <w:lang w:val="en-US"/>
+        </w:rPr>
+        <w:t>26</w:t>
+      </w:r>
+      <w:r>
+        <w:rPr>
+          <w:rStyle w:val="Hyperlink"/>
+          <w:color w:val="auto"/>
+          <w:u w:val="none"/>
+          <w:lang w:val="en-US"/>
+        </w:rPr>
+        <w:t>/10/2023?</w:t>
+      </w:r>
+    </w:p>
+    <w:p>
+      <w:pPr>
+        <w:pStyle w:val="ListParagraph"/>
+        <w:numPr>
+          <w:ilvl w:val="0"/>
+          <w:numId w:val="2"/>
+        </w:numPr>
+        <w:rPr>
+          <w:rStyle w:val="Hyperlink"/>
+          <w:color w:val="auto"/>
+          <w:u w:val="none"/>
+          <w:lang w:val="en-US"/>
+        </w:rPr>
+      </w:pPr>
+      <w:r>
+        <w:rPr>
+          <w:rStyle w:val="Hyperlink"/>
+          <w:color w:val="auto"/>
+          <w:u w:val="none"/>
+          <w:lang w:val="en-US"/>
+        </w:rPr>
+        <w:t>7 đến 8.83 giờ, hệ thống số, giảng đường H6</w:t>
+      </w:r>
+    </w:p>
+    <w:p>
+      <w:pPr>
+        <w:pStyle w:val="ListParagraph"/>
+        <w:numPr>
+          <w:ilvl w:val="0"/>
+          <w:numId w:val="4"/>
+        </w:numPr>
+        <w:rPr>
+          <w:rStyle w:val="Hyperlink"/>
+          <w:color w:val="auto"/>
+          <w:u w:val="none"/>
+          <w:lang w:val="en-US"/>
+        </w:rPr>
+      </w:pPr>
+      <w:r>
+        <w:rPr>
+          <w:rStyle w:val="Hyperlink"/>
+          <w:color w:val="auto"/>
+          <w:u w:val="none"/>
+          <w:lang w:val="en-US"/>
+        </w:rPr>
+        <w:t>2</w:t>
+      </w:r>
+      <w:r>
+        <w:rPr>
+          <w:rStyle w:val="Hyperlink"/>
+          <w:color w:val="auto"/>
+          <w:u w:val="none"/>
+          <w:lang w:val="en-US"/>
+        </w:rPr>
+        <w:t>7</w:t>
+      </w:r>
+      <w:r>
+        <w:rPr>
+          <w:rStyle w:val="Hyperlink"/>
+          <w:color w:val="auto"/>
+          <w:u w:val="none"/>
+          <w:lang w:val="en-US"/>
+        </w:rPr>
+        <w:t>/10/2023?</w:t>
+      </w:r>
+    </w:p>
+    <w:p>
+      <w:pPr>
+        <w:pStyle w:val="ListParagraph"/>
+        <w:numPr>
+          <w:ilvl w:val="0"/>
+          <w:numId w:val="2"/>
+        </w:numPr>
+        <w:rPr>
+          <w:rStyle w:val="Hyperlink"/>
+          <w:color w:val="auto"/>
+          <w:u w:val="none"/>
+          <w:lang w:val="en-US"/>
+        </w:rPr>
+      </w:pPr>
+      <w:r>
+        <w:rPr>
+          <w:rStyle w:val="Hyperlink"/>
+          <w:color w:val="auto"/>
+          <w:u w:val="none"/>
+          <w:lang w:val="en-US"/>
+        </w:rPr>
+        <w:t>7 đến 11.83 giờ, hệ thống số thí nghiệm, tòa H6, phòng 605</w:t>
+      </w:r>
+    </w:p>
+    <w:p>
+      <w:pPr>
+        <w:pStyle w:val="ListParagraph"/>
+        <w:numPr>
+          <w:ilvl w:val="0"/>
+          <w:numId w:val="2"/>
+        </w:numPr>
+        <w:rPr>
+          <w:rStyle w:val="Hyperlink"/>
+          <w:color w:val="auto"/>
+          <w:u w:val="none"/>
+          <w:lang w:val="en-US"/>
+        </w:rPr>
+      </w:pPr>
+      <w:r>
+        <w:rPr>
+          <w:rStyle w:val="Hyperlink"/>
+          <w:color w:val="auto"/>
+          <w:u w:val="none"/>
+          <w:lang w:val="en-US"/>
+        </w:rPr>
+        <w:t>14 đến 15.83 giờ, nhập môn điện toán, giảng đường H6</w:t>
+      </w:r>
+    </w:p>
+    <w:p>
+      <w:pPr>
+        <w:pStyle w:val="ListParagraph"/>
+        <w:numPr>
+          <w:ilvl w:val="0"/>
+          <w:numId w:val="2"/>
+        </w:numPr>
+        <w:rPr>
+          <w:rStyle w:val="Hyperlink"/>
+          <w:color w:val="auto"/>
+          <w:u w:val="none"/>
+          <w:lang w:val="en-US"/>
+        </w:rPr>
+      </w:pPr>
+      <w:r>
+        <w:rPr>
+          <w:rStyle w:val="Hyperlink"/>
+          <w:color w:val="auto"/>
+          <w:u w:val="none"/>
+          <w:lang w:val="en-US"/>
+        </w:rPr>
+        <w:t>18 đến 20.5, thể dục, nhà thi đấu sân 1</w:t>
+      </w:r>
+    </w:p>
+    <w:p>
+      <w:pPr>
+        <w:pStyle w:val="ListParagraph"/>
+        <w:numPr>
+          <w:ilvl w:val="0"/>
+          <w:numId w:val="4"/>
+        </w:numPr>
+        <w:rPr>
+          <w:lang w:val="en-US"/>
+        </w:rPr>
+      </w:pPr>
+      <w:r>
+        <w:rPr>
+          <w:lang w:val="en-US"/>
+        </w:rPr>
+        <w:t>28/10/2023?</w:t>
+      </w:r>
+    </w:p>
+    <w:p>
+      <w:pPr>
+        <w:pStyle w:val="ListParagraph"/>
+        <w:numPr>
+          <w:ilvl w:val="0"/>
+          <w:numId w:val="2"/>
+        </w:numPr>
+        <w:rPr>
+          <w:lang w:val="en-US"/>
+        </w:rPr>
+      </w:pPr>
+      <w:r>
+        <w:rPr>
+          <w:lang w:val="en-US"/>
+        </w:rPr>
+        <w:t>7 đến 9 giờ, thi vật lí 1, tòa H1, phòng 101</w:t>
+      </w:r>
+    </w:p>
+    <w:p>
+      <w:pPr>
+        <w:pStyle w:val="ListParagraph"/>
+        <w:numPr>
+          <w:ilvl w:val="0"/>
+          <w:numId w:val="2"/>
+        </w:numPr>
+        <w:rPr>
+          <w:lang w:val="en-US"/>
+        </w:rPr>
+      </w:pPr>
+      <w:r>
+        <w:rPr>
+          <w:lang w:val="en-US"/>
+        </w:rPr>
+        <w:t>9 đến 11 giờ, thi giải tích 1, tòa H6, phòng 214</w:t>
+      </w:r>
+    </w:p>
+    <w:p>
+      <w:pPr>
+        <w:pStyle w:val="ListParagraph"/>
+        <w:numPr>
+          <w:ilvl w:val="0"/>
+          <w:numId w:val="4"/>
+        </w:numPr>
+        <w:rPr>
+          <w:lang w:val="en-US"/>
+        </w:rPr>
+      </w:pPr>
+      <w:r>
+        <w:rPr>
+          <w:lang w:val="en-US"/>
+        </w:rPr>
+        <w:t>29/10/2023?</w:t>
+      </w:r>
+    </w:p>
+    <w:p>
+      <w:pPr>
+        <w:pStyle w:val="ListParagraph"/>
+        <w:numPr>
+          <w:ilvl w:val="0"/>
+          <w:numId w:val="2"/>
+        </w:numPr>
+        <w:rPr>
+          <w:lang w:val="en-US"/>
+        </w:rPr>
+      </w:pPr>
+      <w:r>
+        <w:rPr>
+          <w:lang w:val="en-US"/>
+        </w:rPr>
+        <w:t>7 đến 9 giờ, thi hệ thống số, tòa H6, phòng 516</w:t>
+      </w:r>
+    </w:p>
+    <w:p>
+      <w:pPr>
+        <w:pStyle w:val="ListParagraph"/>
+        <w:numPr>
+          <w:ilvl w:val="0"/>
+          <w:numId w:val="2"/>
+        </w:numPr>
+        <w:rPr>
+          <w:lang w:val="en-US"/>
+        </w:rPr>
+      </w:pPr>
+      <w:r>
+        <w:rPr>
+          <w:lang w:val="en-US"/>
+        </w:rPr>
+        <w:t>9 đến 11 giờ, thi nhập môn điện toán, tòa H6, phòng 308</w:t>
+      </w:r>
+    </w:p>
+    <w:p>
+      <w:pPr>
+        <w:pStyle w:val="ListParagraph"/>
+        <w:numPr>
+          <w:ilvl w:val="0"/>
+          <w:numId w:val="2"/>
+        </w:numPr>
+        <w:rPr>
+          <w:lang w:val="en-US"/>
+        </w:rPr>
+      </w:pPr>
+      <w:r>
+        <w:rPr>
+          <w:lang w:val="en-US"/>
+        </w:rPr>
+        <w:t>12 giờ, đăng Uprace</w:t>
+      </w:r>
+    </w:p>
+    <w:p>
+      <w:pPr>
+        <w:pStyle w:val="ListParagraph"/>
+        <w:numPr>
+          <w:ilvl w:val="0"/>
+          <w:numId w:val="4"/>
+        </w:numPr>
+        <w:rPr>
+          <w:lang w:val="en-US"/>
+        </w:rPr>
+      </w:pPr>
+      <w:r>
+        <w:rPr>
+          <w:lang w:val="en-US"/>
+        </w:rPr>
+        <w:t>30</w:t>
+      </w:r>
+      <w:r>
+        <w:rPr>
+          <w:lang w:val="en-US"/>
+        </w:rPr>
+        <w:t>/10/2023?</w:t>
+      </w:r>
+    </w:p>
+    <w:p>
+      <w:pPr>
+        <w:pStyle w:val="ListParagraph"/>
+        <w:numPr>
+          <w:ilvl w:val="0"/>
+          <w:numId w:val="2"/>
+        </w:numPr>
+        <w:rPr>
+          <w:lang w:val="en-US"/>
+        </w:rPr>
+      </w:pPr>
+      <w:r>
+        <w:rPr>
+          <w:lang w:val="en-US"/>
+        </w:rPr>
+        <w:t>Đóng tiền xe tháng</w:t>
+      </w:r>
+    </w:p>
+    <w:p>
+      <w:pPr>
+        <w:pStyle w:val="ListParagraph"/>
+        <w:numPr>
+          <w:ilvl w:val="0"/>
+          <w:numId w:val="2"/>
+        </w:numPr>
+        <w:rPr>
+          <w:lang w:val="en-US"/>
+        </w:rPr>
+      </w:pPr>
+      <w:r>
+        <w:rPr>
+          <w:lang w:val="en-US"/>
+        </w:rPr>
+        <w:t>Mua thẻ mạng</w:t>
+      </w:r>
+    </w:p>
+    <w:p>
+      <w:pPr>
+        <w:pStyle w:val="ListParagraph"/>
+        <w:numPr>
+          <w:ilvl w:val="0"/>
+          <w:numId w:val="4"/>
+        </w:numPr>
+        <w:rPr>
+          <w:lang w:val="en-US"/>
+        </w:rPr>
+      </w:pPr>
+      <w:r>
+        <w:rPr>
+          <w:lang w:val="en-US"/>
+        </w:rPr>
+        <w:t>17/11/2023?</w:t>
+      </w:r>
+    </w:p>
+    <w:p>
+      <w:pPr>
+        <w:pStyle w:val="ListParagraph"/>
+        <w:numPr>
+          <w:ilvl w:val="0"/>
+          <w:numId w:val="2"/>
+        </w:numPr>
+        <w:rPr>
+          <w:lang w:val="en-US"/>
+        </w:rPr>
+      </w:pPr>
+      <w:r>
+        <w:rPr>
+          <w:lang w:val="en-US"/>
+        </w:rPr>
+        <w:t>6 giờ, giải Quiz 3, nhập môn điện toán</w:t>
+      </w:r>
+    </w:p>
+    <w:p>
+      <w:pPr>
+        <w:pStyle w:val="ListParagraph"/>
+        <w:numPr>
+          <w:ilvl w:val="0"/>
+          <w:numId w:val="4"/>
+        </w:numPr>
+        <w:rPr>
+          <w:lang w:val="en-US"/>
+        </w:rPr>
+      </w:pPr>
+      <w:r>
+        <w:rPr>
+          <w:lang w:val="en-US"/>
+        </w:rPr>
+        <w:t>Giữa</w:t>
+      </w:r>
+      <w:r>
+        <w:rPr>
+          <w:lang w:val="en-US"/>
+        </w:rPr>
+        <w:t xml:space="preserve"> </w:t>
+      </w:r>
+      <w:r>
+        <w:rPr>
+          <w:lang w:val="en-US"/>
+        </w:rPr>
+        <w:t>Tháng 12/2023?</w:t>
+      </w:r>
+    </w:p>
+    <w:p>
+      <w:pPr>
+        <w:pStyle w:val="ListParagraph"/>
+        <w:numPr>
+          <w:ilvl w:val="0"/>
+          <w:numId w:val="2"/>
+        </w:numPr>
+        <w:rPr>
+          <w:lang w:val="en-US"/>
+        </w:rPr>
+      </w:pPr>
+      <w:r>
+        <w:rPr>
+          <w:lang w:val="en-US"/>
+        </w:rPr>
+        <w:t>Thi anh văn đầu vào</w:t>
+      </w:r>
+    </w:p>
+    <w:p>
+      <w:pPr>
+        <w:pStyle w:val="ListParagraph"/>
+        <w:numPr>
+          <w:ilvl w:val="0"/>
+          <w:numId w:val="4"/>
+        </w:numPr>
+        <w:rPr>
+          <w:lang w:val="en-US"/>
+        </w:rPr>
+      </w:pPr>
+      <w:r>
+        <w:rPr>
+          <w:lang w:val="en-US"/>
+        </w:rPr>
+        <w:t>Cuối Năm 1?</w:t>
+      </w:r>
+    </w:p>
+    <w:p>
+      <w:pPr>
+        <w:pStyle w:val="ListParagraph"/>
+        <w:numPr>
+          <w:ilvl w:val="0"/>
+          <w:numId w:val="2"/>
+        </w:numPr>
+        <w:rPr>
+          <w:lang w:val="en-US"/>
+        </w:rPr>
+      </w:pPr>
+      <w:r>
+        <w:rPr>
+          <w:lang w:val="en-US"/>
+        </w:rPr>
+        <w:t>Nộp MOS</w:t>
+      </w:r>
+    </w:p>
+    <w:p>
+      <w:pPr>
+        <w:rPr>
+          <w:lang w:val="en-US"/>
+        </w:rPr>
+      </w:pPr>
+    </w:p>
+    <w:p>
+      <w:pPr>
+        <w:rPr>
+          <w:lang w:val="en-US"/>
+        </w:rPr>
+      </w:pPr>
+      <w:r>
+        <w:rPr>
+          <w:lang w:val="en-US"/>
+        </w:rPr>
         <w:lastRenderedPageBreak/>
-        <w:t>22/10/2023?</w:t>
-      </w:r>
-    </w:p>
-  